--- a/Documentation/alkalmazás dokumentáció.docx
+++ b/Documentation/alkalmazás dokumentáció.docx
@@ -446,9 +446,12 @@
       <w:bookmarkStart w:id="1" w:name="_Toc164351090"/>
       <w:r>
         <w:lastRenderedPageBreak/>
-        <w:t>Szoftver célját</w:t>
+        <w:t>Szoftver célj</w:t>
       </w:r>
       <w:bookmarkEnd w:id="1"/>
+      <w:r>
+        <w:t>a</w:t>
+      </w:r>
     </w:p>
     <w:p>
       <w:pPr>
@@ -456,12 +459,889 @@
         <w:jc w:val="left"/>
       </w:pPr>
       <w:r>
-        <w:t>A szoftverünk célja egy olyan letisztult, szabványoknak megfelelő, felhasználóbarát felületet biztosító alkalmazás a korosztályok számára, amellyel gyorsan és egyszerűen tudják vezetni az eseményeiket és megosztani a rokonokkal és vagy az ismerősökkel. Ismerősi körökben észleltük</w:t>
-      </w:r>
+        <w:t xml:space="preserve">A szoftverünk célja egy olyan letisztult, szabványoknak megfelelő, felhasználóbarát felületet biztosító alkalmazás a korosztályok számára, amellyel gyorsan és egyszerűen tudják vezetni az eseményeiket és megosztani a rokonokkal és vagy az ismerősökkel. Ismerősi körökben </w:t>
+      </w:r>
+      <w:proofErr w:type="gramStart"/>
+      <w:r>
+        <w:t>észleltük</w:t>
+      </w:r>
+      <w:proofErr w:type="gramEnd"/>
       <w:r>
         <w:t xml:space="preserve"> hogy nehezen megy összeilleszteni a programokat ugyanis nem tudják a másikét, mivel a naptárjukban ezt nem látják. Ezért a célunk, hogy a felhasználóink egyszerűen tudják egymással megosztani az eseményeiket és programjaikat.</w:t>
       </w:r>
-      <w:r>
+    </w:p>
+    <w:p>
+      <w:pPr>
+        <w:pStyle w:val="Cmsor1"/>
+      </w:pPr>
+      <w:r>
+        <w:t>Felhasználói felületek</w:t>
+      </w:r>
+    </w:p>
+    <w:p>
+      <w:r>
+        <w:t>A projektünket úgy terveztük, hogy reszponzív legyen, tehát mind mobilon, tableten, asztali számítógépen vagy laptopon egy letisztult felhasználói élményt nyújtson. Figyeltünk arra, hogy az oldal részei ne lógjanak egymásba és vagy ne takarják el egymást akkor sem, ha csökkentjük a képernyő méretét. Ügyeltünk arra is, hogy az elemek kisebb képernyőkön is jól láthatóak legyenek és a mobil kijelzőkön is felhasználóbarát legyen az oldal.</w:t>
+      </w:r>
+    </w:p>
+    <w:p>
+      <w:pPr>
+        <w:spacing w:after="160" w:line="259" w:lineRule="auto"/>
+        <w:jc w:val="left"/>
+      </w:pPr>
+      <w:r>
+        <w:br w:type="page"/>
+      </w:r>
+    </w:p>
+    <w:p>
+      <w:pPr>
+        <w:pStyle w:val="Cmsor1"/>
+      </w:pPr>
+      <w:r>
+        <w:lastRenderedPageBreak/>
+        <w:t>Készítési folyamat</w:t>
+      </w:r>
+    </w:p>
+    <w:p>
+      <w:pPr>
+        <w:rPr>
+          <w:b/>
+          <w:bCs/>
+        </w:rPr>
+      </w:pPr>
+      <w:r>
+        <w:rPr>
+          <w:b/>
+          <w:bCs/>
+        </w:rPr>
+        <w:t>Feladatok felosztása:</w:t>
+      </w:r>
+    </w:p>
+    <w:p>
+      <w:pPr>
+        <w:rPr>
+          <w:b/>
+          <w:bCs/>
+        </w:rPr>
+      </w:pPr>
+      <w:r>
+        <w:t xml:space="preserve">A szoftver elkészítése több lépésből álló hosszú folyamat, amely során problémák adódhatnak melyeket megkell oldania a csapattagoknak. A feladatokat az egyenlőmunkamegosztás érdekében felosztottuk magunk között. A projekt céljai és követelményei alapján határoztuk meg a feladatokat. A feladatok felosztása közben figyelembe vettük a feladatok bonyolultságát, nehézségét és időigényeségét. Ezek mellett figyeltünk arra is, hogy a feladatok a csapattagok </w:t>
+      </w:r>
+      <w:r>
+        <w:t>szakértelmének megfelelően legyenek kiosztva. A feladatok mellé kiosztottunk egy személyt ki felügyelte, ellenőrizte és tesztelte a társ munkáját.</w:t>
+      </w:r>
+    </w:p>
+    <w:tbl>
+      <w:tblPr>
+        <w:tblStyle w:val="Rcsostblzat"/>
+        <w:tblW w:w="0" w:type="auto"/>
+        <w:tblLook w:val="04A0" w:firstRow="1" w:lastRow="0" w:firstColumn="1" w:lastColumn="0" w:noHBand="0" w:noVBand="1"/>
+      </w:tblPr>
+      <w:tblGrid>
+        <w:gridCol w:w="2925"/>
+        <w:gridCol w:w="2925"/>
+        <w:gridCol w:w="2926"/>
+      </w:tblGrid>
+      <w:tr>
+        <w:tc>
+          <w:tcPr>
+            <w:tcW w:w="2925" w:type="dxa"/>
+          </w:tcPr>
+          <w:p>
+            <w:pPr>
+              <w:rPr>
+                <w:b/>
+                <w:bCs/>
+              </w:rPr>
+            </w:pPr>
+            <w:r>
+              <w:rPr>
+                <w:b/>
+                <w:bCs/>
+              </w:rPr>
+              <w:t>Feladat</w:t>
+            </w:r>
+          </w:p>
+        </w:tc>
+        <w:tc>
+          <w:tcPr>
+            <w:tcW w:w="2925" w:type="dxa"/>
+          </w:tcPr>
+          <w:p>
+            <w:pPr>
+              <w:rPr>
+                <w:b/>
+                <w:bCs/>
+              </w:rPr>
+            </w:pPr>
+            <w:r>
+              <w:rPr>
+                <w:b/>
+                <w:bCs/>
+              </w:rPr>
+              <w:t>Készítette</w:t>
+            </w:r>
+          </w:p>
+        </w:tc>
+        <w:tc>
+          <w:tcPr>
+            <w:tcW w:w="2926" w:type="dxa"/>
+          </w:tcPr>
+          <w:p>
+            <w:pPr>
+              <w:rPr>
+                <w:b/>
+                <w:bCs/>
+              </w:rPr>
+            </w:pPr>
+            <w:r>
+              <w:rPr>
+                <w:b/>
+                <w:bCs/>
+              </w:rPr>
+              <w:t>Felelős</w:t>
+            </w:r>
+          </w:p>
+        </w:tc>
+      </w:tr>
+      <w:tr>
+        <w:tc>
+          <w:tcPr>
+            <w:tcW w:w="2925" w:type="dxa"/>
+          </w:tcPr>
+          <w:p>
+            <w:r>
+              <w:t>Adatbázis – ER Modell</w:t>
+            </w:r>
+          </w:p>
+        </w:tc>
+        <w:tc>
+          <w:tcPr>
+            <w:tcW w:w="2925" w:type="dxa"/>
+          </w:tcPr>
+          <w:p>
+            <w:r>
+              <w:t>Fehér Ágoston</w:t>
+            </w:r>
+          </w:p>
+        </w:tc>
+        <w:tc>
+          <w:tcPr>
+            <w:tcW w:w="2926" w:type="dxa"/>
+          </w:tcPr>
+          <w:p>
+            <w:r>
+              <w:t>Fülöp László András</w:t>
+            </w:r>
+          </w:p>
+        </w:tc>
+      </w:tr>
+      <w:tr>
+        <w:tc>
+          <w:tcPr>
+            <w:tcW w:w="2925" w:type="dxa"/>
+          </w:tcPr>
+          <w:p>
+            <w:r>
+              <w:t>Adatbázis – Relációs modell</w:t>
+            </w:r>
+          </w:p>
+        </w:tc>
+        <w:tc>
+          <w:tcPr>
+            <w:tcW w:w="2925" w:type="dxa"/>
+          </w:tcPr>
+          <w:p>
+            <w:r>
+              <w:t>Fehér Ágoston</w:t>
+            </w:r>
+          </w:p>
+        </w:tc>
+        <w:tc>
+          <w:tcPr>
+            <w:tcW w:w="2926" w:type="dxa"/>
+          </w:tcPr>
+          <w:p>
+            <w:r>
+              <w:t>Fülöp László András</w:t>
+            </w:r>
+          </w:p>
+        </w:tc>
+      </w:tr>
+      <w:tr>
+        <w:tc>
+          <w:tcPr>
+            <w:tcW w:w="2925" w:type="dxa"/>
+          </w:tcPr>
+          <w:p>
+            <w:r>
+              <w:t>Adatbázis – Modellezés</w:t>
+            </w:r>
+          </w:p>
+        </w:tc>
+        <w:tc>
+          <w:tcPr>
+            <w:tcW w:w="2925" w:type="dxa"/>
+          </w:tcPr>
+          <w:p>
+            <w:r>
+              <w:t>Fülöp László András</w:t>
+            </w:r>
+          </w:p>
+        </w:tc>
+        <w:tc>
+          <w:tcPr>
+            <w:tcW w:w="2926" w:type="dxa"/>
+          </w:tcPr>
+          <w:p>
+            <w:r>
+              <w:t>Müller Bálint</w:t>
+            </w:r>
+          </w:p>
+        </w:tc>
+      </w:tr>
+      <w:tr>
+        <w:tc>
+          <w:tcPr>
+            <w:tcW w:w="2925" w:type="dxa"/>
+          </w:tcPr>
+          <w:p>
+            <w:r>
+              <w:t>Adatbázis – Mintaadatok</w:t>
+            </w:r>
+          </w:p>
+        </w:tc>
+        <w:tc>
+          <w:tcPr>
+            <w:tcW w:w="2925" w:type="dxa"/>
+          </w:tcPr>
+          <w:p>
+            <w:r>
+              <w:t>Fehér Ágoston</w:t>
+            </w:r>
+          </w:p>
+        </w:tc>
+        <w:tc>
+          <w:tcPr>
+            <w:tcW w:w="2926" w:type="dxa"/>
+          </w:tcPr>
+          <w:p>
+            <w:r>
+              <w:t>Fülöp László András</w:t>
+            </w:r>
+          </w:p>
+        </w:tc>
+      </w:tr>
+      <w:tr>
+        <w:tc>
+          <w:tcPr>
+            <w:tcW w:w="2925" w:type="dxa"/>
+          </w:tcPr>
+          <w:p>
+            <w:r>
+              <w:t>Backend – Végpontok</w:t>
+            </w:r>
+          </w:p>
+        </w:tc>
+        <w:tc>
+          <w:tcPr>
+            <w:tcW w:w="2925" w:type="dxa"/>
+          </w:tcPr>
+          <w:p>
+            <w:r>
+              <w:t>Fehér Ágoston</w:t>
+            </w:r>
+          </w:p>
+        </w:tc>
+        <w:tc>
+          <w:tcPr>
+            <w:tcW w:w="2926" w:type="dxa"/>
+          </w:tcPr>
+          <w:p>
+            <w:r>
+              <w:t>Fülöp László András</w:t>
+            </w:r>
+          </w:p>
+        </w:tc>
+      </w:tr>
+      <w:tr>
+        <w:tc>
+          <w:tcPr>
+            <w:tcW w:w="2925" w:type="dxa"/>
+          </w:tcPr>
+          <w:p>
+            <w:r>
+              <w:t>Backend – Modellek</w:t>
+            </w:r>
+          </w:p>
+        </w:tc>
+        <w:tc>
+          <w:tcPr>
+            <w:tcW w:w="2925" w:type="dxa"/>
+          </w:tcPr>
+          <w:p>
+            <w:r>
+              <w:t>Fehér Ágoston</w:t>
+            </w:r>
+          </w:p>
+        </w:tc>
+        <w:tc>
+          <w:tcPr>
+            <w:tcW w:w="2926" w:type="dxa"/>
+          </w:tcPr>
+          <w:p>
+            <w:r>
+              <w:t>Fülöp László András</w:t>
+            </w:r>
+          </w:p>
+        </w:tc>
+      </w:tr>
+      <w:tr>
+        <w:tc>
+          <w:tcPr>
+            <w:tcW w:w="2925" w:type="dxa"/>
+          </w:tcPr>
+          <w:p>
+            <w:r>
+              <w:t>Backend – Egység tesztelés</w:t>
+            </w:r>
+          </w:p>
+        </w:tc>
+        <w:tc>
+          <w:tcPr>
+            <w:tcW w:w="2925" w:type="dxa"/>
+          </w:tcPr>
+          <w:p>
+            <w:r>
+              <w:t>Fülöp László András</w:t>
+            </w:r>
+          </w:p>
+        </w:tc>
+        <w:tc>
+          <w:tcPr>
+            <w:tcW w:w="2926" w:type="dxa"/>
+          </w:tcPr>
+          <w:p>
+            <w:r>
+              <w:t>Müller Bálint</w:t>
+            </w:r>
+          </w:p>
+        </w:tc>
+      </w:tr>
+      <w:tr>
+        <w:tc>
+          <w:tcPr>
+            <w:tcW w:w="2925" w:type="dxa"/>
+          </w:tcPr>
+          <w:p>
+            <w:r>
+              <w:t>Frontend – Bejelentkező/Regiszt</w:t>
+            </w:r>
+            <w:r>
+              <w:t>r</w:t>
+            </w:r>
+            <w:r>
+              <w:t xml:space="preserve">áló </w:t>
+            </w:r>
+            <w:r>
+              <w:t>felület</w:t>
+            </w:r>
+          </w:p>
+        </w:tc>
+        <w:tc>
+          <w:tcPr>
+            <w:tcW w:w="2925" w:type="dxa"/>
+          </w:tcPr>
+          <w:p>
+            <w:r>
+              <w:t>Fülöp László András</w:t>
+            </w:r>
+          </w:p>
+        </w:tc>
+        <w:tc>
+          <w:tcPr>
+            <w:tcW w:w="2926" w:type="dxa"/>
+          </w:tcPr>
+          <w:p>
+            <w:r>
+              <w:t>Müller Bálint</w:t>
+            </w:r>
+          </w:p>
+        </w:tc>
+      </w:tr>
+      <w:tr>
+        <w:tc>
+          <w:tcPr>
+            <w:tcW w:w="2925" w:type="dxa"/>
+          </w:tcPr>
+          <w:p>
+            <w:r>
+              <w:t>Frontend – Főoldal</w:t>
+            </w:r>
+          </w:p>
+        </w:tc>
+        <w:tc>
+          <w:tcPr>
+            <w:tcW w:w="2925" w:type="dxa"/>
+          </w:tcPr>
+          <w:p>
+            <w:r>
+              <w:t>Fülöp László András</w:t>
+            </w:r>
+          </w:p>
+        </w:tc>
+        <w:tc>
+          <w:tcPr>
+            <w:tcW w:w="2926" w:type="dxa"/>
+          </w:tcPr>
+          <w:p>
+            <w:r>
+              <w:t>Fehér Ágoston</w:t>
+            </w:r>
+          </w:p>
+        </w:tc>
+      </w:tr>
+      <w:tr>
+        <w:tc>
+          <w:tcPr>
+            <w:tcW w:w="2925" w:type="dxa"/>
+          </w:tcPr>
+          <w:p>
+            <w:r>
+              <w:t>Frontend – Beállítások oldal</w:t>
+            </w:r>
+          </w:p>
+        </w:tc>
+        <w:tc>
+          <w:tcPr>
+            <w:tcW w:w="2925" w:type="dxa"/>
+          </w:tcPr>
+          <w:p>
+            <w:r>
+              <w:t>Fülöp László András</w:t>
+            </w:r>
+          </w:p>
+        </w:tc>
+        <w:tc>
+          <w:tcPr>
+            <w:tcW w:w="2926" w:type="dxa"/>
+          </w:tcPr>
+          <w:p>
+            <w:r>
+              <w:t>Fehér Ágoston</w:t>
+            </w:r>
+          </w:p>
+        </w:tc>
+      </w:tr>
+      <w:tr>
+        <w:tc>
+          <w:tcPr>
+            <w:tcW w:w="2925" w:type="dxa"/>
+          </w:tcPr>
+          <w:p>
+            <w:r>
+              <w:t>Frontend – Naptár oldal</w:t>
+            </w:r>
+          </w:p>
+        </w:tc>
+        <w:tc>
+          <w:tcPr>
+            <w:tcW w:w="2925" w:type="dxa"/>
+          </w:tcPr>
+          <w:p>
+            <w:r>
+              <w:t>Müller Bálint</w:t>
+            </w:r>
+          </w:p>
+        </w:tc>
+        <w:tc>
+          <w:tcPr>
+            <w:tcW w:w="2926" w:type="dxa"/>
+          </w:tcPr>
+          <w:p>
+            <w:r>
+              <w:t>Fülöp László András</w:t>
+            </w:r>
+          </w:p>
+        </w:tc>
+      </w:tr>
+      <w:tr>
+        <w:tc>
+          <w:tcPr>
+            <w:tcW w:w="2925" w:type="dxa"/>
+          </w:tcPr>
+          <w:p>
+            <w:r>
+              <w:t>Frontend – Esemény oldal</w:t>
+            </w:r>
+          </w:p>
+        </w:tc>
+        <w:tc>
+          <w:tcPr>
+            <w:tcW w:w="2925" w:type="dxa"/>
+          </w:tcPr>
+          <w:p>
+            <w:r>
+              <w:t>Müller Bálint</w:t>
+            </w:r>
+          </w:p>
+        </w:tc>
+        <w:tc>
+          <w:tcPr>
+            <w:tcW w:w="2926" w:type="dxa"/>
+          </w:tcPr>
+          <w:p>
+            <w:r>
+              <w:t>Fehér Ágoston</w:t>
+            </w:r>
+          </w:p>
+        </w:tc>
+      </w:tr>
+      <w:tr>
+        <w:tc>
+          <w:tcPr>
+            <w:tcW w:w="2925" w:type="dxa"/>
+          </w:tcPr>
+          <w:p>
+            <w:r>
+              <w:t>Frontend – Dizájn</w:t>
+            </w:r>
+          </w:p>
+        </w:tc>
+        <w:tc>
+          <w:tcPr>
+            <w:tcW w:w="2925" w:type="dxa"/>
+          </w:tcPr>
+          <w:p>
+            <w:r>
+              <w:t>Fülöp László András és Müller Bálint</w:t>
+            </w:r>
+          </w:p>
+        </w:tc>
+        <w:tc>
+          <w:tcPr>
+            <w:tcW w:w="2926" w:type="dxa"/>
+          </w:tcPr>
+          <w:p>
+            <w:r>
+              <w:t>Fehér Ágoston</w:t>
+            </w:r>
+          </w:p>
+        </w:tc>
+      </w:tr>
+      <w:tr>
+        <w:tc>
+          <w:tcPr>
+            <w:tcW w:w="2925" w:type="dxa"/>
+          </w:tcPr>
+          <w:p>
+            <w:r>
+              <w:t>Frontend – Manuális tesztelés</w:t>
+            </w:r>
+          </w:p>
+        </w:tc>
+        <w:tc>
+          <w:tcPr>
+            <w:tcW w:w="2925" w:type="dxa"/>
+          </w:tcPr>
+          <w:p>
+            <w:r>
+              <w:t>Müller Bálint</w:t>
+            </w:r>
+          </w:p>
+        </w:tc>
+        <w:tc>
+          <w:tcPr>
+            <w:tcW w:w="2926" w:type="dxa"/>
+          </w:tcPr>
+          <w:p>
+            <w:r>
+              <w:t>Fülöp László András</w:t>
+            </w:r>
+          </w:p>
+        </w:tc>
+      </w:tr>
+      <w:tr>
+        <w:tc>
+          <w:tcPr>
+            <w:tcW w:w="2925" w:type="dxa"/>
+          </w:tcPr>
+          <w:p>
+            <w:r>
+              <w:t>Koordinátor</w:t>
+            </w:r>
+          </w:p>
+        </w:tc>
+        <w:tc>
+          <w:tcPr>
+            <w:tcW w:w="2925" w:type="dxa"/>
+          </w:tcPr>
+          <w:p>
+            <w:r>
+              <w:t>Fehér Ágoston</w:t>
+            </w:r>
+          </w:p>
+        </w:tc>
+        <w:tc>
+          <w:tcPr>
+            <w:tcW w:w="2926" w:type="dxa"/>
+          </w:tcPr>
+          <w:p>
+            <w:r>
+              <w:t>Fülöp László András</w:t>
+            </w:r>
+          </w:p>
+        </w:tc>
+      </w:tr>
+    </w:tbl>
+    <w:p>
+      <w:pPr>
+        <w:rPr>
+          <w:b/>
+          <w:bCs/>
+          <w:color w:val="EE0000"/>
+        </w:rPr>
+      </w:pPr>
+      <w:r>
+        <w:rPr>
+          <w:b/>
+          <w:bCs/>
+          <w:color w:val="EE0000"/>
+        </w:rPr>
+        <w:t xml:space="preserve"> </w:t>
+      </w:r>
+      <w:r>
+        <w:rPr>
+          <w:b/>
+          <w:bCs/>
+          <w:color w:val="EE0000"/>
+        </w:rPr>
+        <w:t xml:space="preserve">(Majd egy leírás az adatbázisról kéne </w:t>
+      </w:r>
+    </w:p>
+    <w:p>
+      <w:pPr>
+        <w:rPr>
+          <w:b/>
+          <w:bCs/>
+          <w:color w:val="EE0000"/>
+        </w:rPr>
+      </w:pPr>
+      <w:r>
+        <w:rPr>
+          <w:b/>
+          <w:bCs/>
+          <w:color w:val="EE0000"/>
+        </w:rPr>
+        <w:t>Lépések:</w:t>
+      </w:r>
+    </w:p>
+    <w:p>
+      <w:pPr>
+        <w:rPr>
+          <w:b/>
+          <w:bCs/>
+          <w:color w:val="EE0000"/>
+        </w:rPr>
+      </w:pPr>
+      <w:r>
+        <w:rPr>
+          <w:b/>
+          <w:bCs/>
+          <w:color w:val="EE0000"/>
+        </w:rPr>
+        <w:t>ER-modell megtervezésének leírása</w:t>
+      </w:r>
+    </w:p>
+    <w:p>
+      <w:pPr>
+        <w:rPr>
+          <w:b/>
+          <w:bCs/>
+          <w:color w:val="EE0000"/>
+        </w:rPr>
+      </w:pPr>
+      <w:r>
+        <w:rPr>
+          <w:b/>
+          <w:bCs/>
+          <w:color w:val="EE0000"/>
+        </w:rPr>
+        <w:t>Egyedek</w:t>
+      </w:r>
+    </w:p>
+    <w:p>
+      <w:pPr>
+        <w:rPr>
+          <w:b/>
+          <w:bCs/>
+          <w:color w:val="EE0000"/>
+        </w:rPr>
+      </w:pPr>
+      <w:r>
+        <w:rPr>
+          <w:b/>
+          <w:bCs/>
+          <w:color w:val="EE0000"/>
+        </w:rPr>
+        <w:t>Egyedkapcsolatok</w:t>
+      </w:r>
+    </w:p>
+    <w:p>
+      <w:pPr>
+        <w:rPr>
+          <w:b/>
+          <w:bCs/>
+          <w:color w:val="EE0000"/>
+        </w:rPr>
+      </w:pPr>
+      <w:r>
+        <w:rPr>
+          <w:b/>
+          <w:bCs/>
+          <w:color w:val="EE0000"/>
+        </w:rPr>
+        <w:lastRenderedPageBreak/>
+        <w:t>ER-modell kép</w:t>
+      </w:r>
+    </w:p>
+    <w:p>
+      <w:pPr>
+        <w:spacing w:after="160" w:line="259" w:lineRule="auto"/>
+        <w:jc w:val="left"/>
+        <w:rPr>
+          <w:color w:val="EE0000"/>
+        </w:rPr>
+      </w:pPr>
+      <w:r>
+        <w:rPr>
+          <w:b/>
+          <w:bCs/>
+          <w:color w:val="EE0000"/>
+        </w:rPr>
+        <w:t xml:space="preserve">Relációs modell </w:t>
+      </w:r>
+      <w:proofErr w:type="gramStart"/>
+      <w:r>
+        <w:rPr>
+          <w:b/>
+          <w:bCs/>
+          <w:color w:val="EE0000"/>
+        </w:rPr>
+        <w:t>kép</w:t>
+      </w:r>
+      <w:r>
+        <w:rPr>
+          <w:color w:val="EE0000"/>
+        </w:rPr>
+        <w:t xml:space="preserve"> )</w:t>
+      </w:r>
+      <w:proofErr w:type="gramEnd"/>
+    </w:p>
+    <w:p>
+      <w:pPr>
+        <w:spacing w:after="160" w:line="259" w:lineRule="auto"/>
+        <w:jc w:val="left"/>
+        <w:rPr>
+          <w:b/>
+          <w:bCs/>
+        </w:rPr>
+      </w:pPr>
+      <w:r>
+        <w:rPr>
+          <w:b/>
+          <w:bCs/>
+        </w:rPr>
+        <w:t>Felhasználói felület megtervezése:</w:t>
+      </w:r>
+    </w:p>
+    <w:p>
+      <w:pPr>
+        <w:spacing w:after="160" w:line="259" w:lineRule="auto"/>
+        <w:jc w:val="left"/>
+        <w:rPr>
+          <w:i/>
+          <w:iCs/>
+        </w:rPr>
+      </w:pPr>
+      <w:r>
+        <w:rPr>
+          <w:i/>
+          <w:iCs/>
+        </w:rPr>
+        <w:t>Felhasználói felületek felosztása</w:t>
+      </w:r>
+      <w:r>
+        <w:rPr>
+          <w:i/>
+          <w:iCs/>
+        </w:rPr>
+        <w:t>:</w:t>
+      </w:r>
+    </w:p>
+    <w:p>
+      <w:pPr>
+        <w:spacing w:after="160" w:line="259" w:lineRule="auto"/>
+        <w:jc w:val="left"/>
+      </w:pPr>
+      <w:r>
+        <w:t>A felhasználói felület két részre van bontva. Az első rész, amivel egy új felhasználó találkozik, ahol tud regisztrálni vagy amennyiben már regisztrált és van felhasználói fiókja akkor be tud jelentkezni. A másik rész a bejelentkezés után látható, ahol tud tevékenykedni is a felhasználó.</w:t>
+      </w:r>
+    </w:p>
+    <w:p>
+      <w:pPr>
+        <w:spacing w:after="160" w:line="259" w:lineRule="auto"/>
+        <w:jc w:val="left"/>
+        <w:rPr>
+          <w:i/>
+          <w:iCs/>
+        </w:rPr>
+      </w:pPr>
+      <w:r>
+        <w:rPr>
+          <w:i/>
+          <w:iCs/>
+        </w:rPr>
+        <w:t>Felhasználói felület kinézete:</w:t>
+      </w:r>
+    </w:p>
+    <w:p>
+      <w:pPr>
+        <w:spacing w:after="160" w:line="259" w:lineRule="auto"/>
+        <w:jc w:val="left"/>
+      </w:pPr>
+      <w:r>
+        <w:t>A felhasználói felülettel törekedtünk a modernségre és az egyszerűségre. A mai weboldalak szabványai alapján terveztük meg és készítettük el az oldalt. Próbáltuk elérni, hogy egy új felhasználó számára is könnyű legyen az oldal használata és az oldal vizuális megjelenése is vonzó legyen a felhasználók számára.</w:t>
+      </w:r>
+    </w:p>
+    <w:p>
+      <w:pPr>
+        <w:spacing w:after="160" w:line="259" w:lineRule="auto"/>
+        <w:jc w:val="left"/>
+      </w:pPr>
+      <w:r>
+        <w:t xml:space="preserve">A legjobban észrevehető dolog egy weboldalon az elemek és a háttérszín, illetve a betűtípus. Az utóbbi években előtérbe kerültek a sötét témájú oldalak, a legtöbb ember ezeket preferálja, mivel a szemnek ezek nem annyira fárasztó és megterhelő, főleg egy kevésbé megvilágított helységben. Ezen okok miatt választottuk a sötét lila színt az oldal főszínének. Ezzel ellentétben gondoltunk azokra </w:t>
+      </w:r>
+      <w:proofErr w:type="gramStart"/>
+      <w:r>
+        <w:t>is</w:t>
+      </w:r>
+      <w:proofErr w:type="gramEnd"/>
+      <w:r>
+        <w:t xml:space="preserve"> akik a világos oldalakat preferálják emiatt a beállításoknál lehet választani a világos-sötét téma között, a világos témában világoslila a háttér.</w:t>
+      </w:r>
+    </w:p>
+    <w:p>
+      <w:pPr>
+        <w:rPr>
+          <w:b/>
+          <w:bCs/>
+        </w:rPr>
+      </w:pPr>
+      <w:r>
+        <w:rPr>
+          <w:b/>
+          <w:bCs/>
+        </w:rPr>
         <w:br w:type="page"/>
       </w:r>
     </w:p>
@@ -480,10 +1360,231 @@
       </w:r>
     </w:p>
     <w:p>
-      <w:r>
-        <w:t>sdfsdsdfsf</w:t>
-      </w:r>
-    </w:p>
+      <w:pPr>
+        <w:rPr>
+          <w:b/>
+          <w:bCs/>
+        </w:rPr>
+      </w:pPr>
+      <w:r>
+        <w:rPr>
+          <w:b/>
+          <w:bCs/>
+        </w:rPr>
+        <w:t>Frontend:</w:t>
+      </w:r>
+    </w:p>
+    <w:p>
+      <w:r>
+        <w:t xml:space="preserve">A frontend React.js keretrendszer (verziószám)-es verziója segítségével készült a </w:t>
+      </w:r>
+      <w:proofErr w:type="spellStart"/>
+      <w:r>
+        <w:t>Vite</w:t>
+      </w:r>
+      <w:proofErr w:type="spellEnd"/>
+      <w:r>
+        <w:t xml:space="preserve"> (verziószám)-</w:t>
+      </w:r>
+      <w:proofErr w:type="spellStart"/>
+      <w:r>
+        <w:t>as</w:t>
+      </w:r>
+      <w:proofErr w:type="spellEnd"/>
+      <w:r>
+        <w:t xml:space="preserve"> verzióján belül, a komponensekre bontott oldalrendezés és a beépített eszközök előnyeit kihasználva. Ennek köszönhetően könnyen átlátható, és egyben egyszerűen bővíthető új funkciókkal. Kifejezetten hasznos volt a fejléc és a lábléc létrehozásában, ugyanis nem kellett minden oldalon létrehozni, hanem csak a komponens szükséges kódjait helyeztük el. A szoftver elkészítésében a </w:t>
+      </w:r>
+      <w:proofErr w:type="spellStart"/>
+      <w:r>
+        <w:t>React</w:t>
+      </w:r>
+      <w:proofErr w:type="spellEnd"/>
+      <w:r>
+        <w:t xml:space="preserve"> saját modulkönyvtára is nagy szerepet játszott. Meghívott modulok:</w:t>
+      </w:r>
+    </w:p>
+    <w:p>
+      <w:pPr>
+        <w:pStyle w:val="Listaszerbekezds"/>
+        <w:numPr>
+          <w:ilvl w:val="0"/>
+          <w:numId w:val="3"/>
+        </w:numPr>
+      </w:pPr>
+      <w:proofErr w:type="spellStart"/>
+      <w:r>
+        <w:t>react-dom</w:t>
+      </w:r>
+      <w:proofErr w:type="spellEnd"/>
+      <w:r>
+        <w:t>:</w:t>
+      </w:r>
+    </w:p>
+    <w:p>
+      <w:pPr>
+        <w:ind w:left="720"/>
+      </w:pPr>
+      <w:r>
+        <w:t xml:space="preserve">A </w:t>
+      </w:r>
+      <w:proofErr w:type="spellStart"/>
+      <w:r>
+        <w:t>React</w:t>
+      </w:r>
+      <w:proofErr w:type="spellEnd"/>
+      <w:r>
+        <w:t xml:space="preserve"> </w:t>
+      </w:r>
+      <w:proofErr w:type="spellStart"/>
+      <w:r>
+        <w:t>hívatalos</w:t>
+      </w:r>
+      <w:proofErr w:type="spellEnd"/>
+      <w:r>
+        <w:t xml:space="preserve"> csomagja, a </w:t>
+      </w:r>
+      <w:proofErr w:type="spellStart"/>
+      <w:r>
+        <w:t>React</w:t>
+      </w:r>
+      <w:proofErr w:type="spellEnd"/>
+      <w:r>
+        <w:t xml:space="preserve"> komponensek DOM-</w:t>
+      </w:r>
+      <w:proofErr w:type="spellStart"/>
+      <w:r>
+        <w:t>ba</w:t>
+      </w:r>
+      <w:proofErr w:type="spellEnd"/>
+      <w:r>
+        <w:t xml:space="preserve"> való rendeléséért felel.</w:t>
+      </w:r>
+    </w:p>
+    <w:p>
+      <w:pPr>
+        <w:pStyle w:val="Listaszerbekezds"/>
+        <w:numPr>
+          <w:ilvl w:val="0"/>
+          <w:numId w:val="3"/>
+        </w:numPr>
+      </w:pPr>
+      <w:proofErr w:type="spellStart"/>
+      <w:r>
+        <w:t>react</w:t>
+      </w:r>
+      <w:proofErr w:type="spellEnd"/>
+      <w:r>
+        <w:t>-router-</w:t>
+      </w:r>
+      <w:proofErr w:type="spellStart"/>
+      <w:r>
+        <w:t>dom</w:t>
+      </w:r>
+      <w:proofErr w:type="spellEnd"/>
+      <w:r>
+        <w:t>:</w:t>
+      </w:r>
+    </w:p>
+    <w:p>
+      <w:pPr>
+        <w:ind w:left="720"/>
+      </w:pPr>
+      <w:r>
+        <w:t>Lehetővé teszi, hogy többoldalas alkalmazások készítését navigációval, útvonalkezeléssel és dinamikus URL-</w:t>
+      </w:r>
+      <w:proofErr w:type="spellStart"/>
+      <w:r>
+        <w:t>ekkel</w:t>
+      </w:r>
+      <w:proofErr w:type="spellEnd"/>
+    </w:p>
+    <w:p>
+      <w:r>
+        <w:t>A modern kinézetett CSS segítségével oldottuk meg.</w:t>
+      </w:r>
+    </w:p>
+    <w:p>
+      <w:pPr>
+        <w:rPr>
+          <w:b/>
+          <w:bCs/>
+        </w:rPr>
+      </w:pPr>
+      <w:r>
+        <w:rPr>
+          <w:b/>
+          <w:bCs/>
+        </w:rPr>
+        <w:t>Backend:</w:t>
+      </w:r>
+    </w:p>
+    <w:p>
+      <w:pPr>
+        <w:rPr>
+          <w:color w:val="EE0000"/>
+        </w:rPr>
+      </w:pPr>
+      <w:r>
+        <w:rPr>
+          <w:color w:val="EE0000"/>
+        </w:rPr>
+        <w:t>(majd ide ÁGO)</w:t>
+      </w:r>
+    </w:p>
+    <w:p>
+      <w:pPr>
+        <w:rPr>
+          <w:b/>
+          <w:bCs/>
+        </w:rPr>
+      </w:pPr>
+      <w:r>
+        <w:rPr>
+          <w:b/>
+          <w:bCs/>
+        </w:rPr>
+        <w:t>Adatbázis:</w:t>
+      </w:r>
+    </w:p>
+    <w:p>
+      <w:pPr>
+        <w:rPr>
+          <w:color w:val="EE0000"/>
+        </w:rPr>
+      </w:pPr>
+      <w:r>
+        <w:rPr>
+          <w:color w:val="EE0000"/>
+        </w:rPr>
+        <w:t xml:space="preserve">(majd ide is </w:t>
+      </w:r>
+      <w:r>
+        <w:rPr>
+          <mc:AlternateContent>
+            <mc:Choice Requires="w16se"/>
+            <mc:Fallback>
+              <w:rFonts w:ascii="Segoe UI Emoji" w:eastAsia="Segoe UI Emoji" w:hAnsi="Segoe UI Emoji" w:cs="Segoe UI Emoji"/>
+            </mc:Fallback>
+          </mc:AlternateContent>
+          <w:color w:val="EE0000"/>
+        </w:rPr>
+        <mc:AlternateContent>
+          <mc:Choice Requires="w16se">
+            <w16se:symEx w16se:font="Segoe UI Emoji" w16se:char="1F60A"/>
+          </mc:Choice>
+          <mc:Fallback>
+            <w:t>😊</w:t>
+          </mc:Fallback>
+        </mc:AlternateContent>
+      </w:r>
+      <w:r>
+        <w:rPr>
+          <w:color w:val="EE0000"/>
+        </w:rPr>
+        <w:t>)</w:t>
+      </w:r>
+    </w:p>
+    <w:p/>
     <w:p>
       <w:pPr>
         <w:spacing w:after="160" w:line="259" w:lineRule="auto"/>
@@ -493,13 +1594,13 @@
         <w:br w:type="page"/>
       </w:r>
     </w:p>
+    <w:p/>
     <w:p>
       <w:pPr>
         <w:pStyle w:val="Cmsor1"/>
       </w:pPr>
       <w:bookmarkStart w:id="3" w:name="_Toc164351092"/>
       <w:r>
-        <w:lastRenderedPageBreak/>
         <w:t>Működésének műszaki feltételei</w:t>
       </w:r>
       <w:bookmarkEnd w:id="3"/>
@@ -517,9 +1618,11 @@
           <w:numId w:val="1"/>
         </w:numPr>
       </w:pPr>
+      <w:proofErr w:type="spellStart"/>
       <w:r>
         <w:t>MySql</w:t>
       </w:r>
+      <w:proofErr w:type="spellEnd"/>
     </w:p>
     <w:p>
       <w:pPr>
@@ -530,7 +1633,15 @@
         </w:numPr>
       </w:pPr>
       <w:r>
-        <w:t>Visual Studio 2022</w:t>
+        <w:t xml:space="preserve">Visual </w:t>
+      </w:r>
+      <w:proofErr w:type="spellStart"/>
+      <w:r>
+        <w:t>Studio</w:t>
+      </w:r>
+      <w:proofErr w:type="spellEnd"/>
+      <w:r>
+        <w:t xml:space="preserve"> 2022</w:t>
       </w:r>
     </w:p>
     <w:p>
@@ -541,8 +1652,30 @@
           <w:numId w:val="1"/>
         </w:numPr>
       </w:pPr>
-      <w:r>
-        <w:t>NodeJs v(majd ideírni)</w:t>
+      <w:proofErr w:type="spellStart"/>
+      <w:r>
+        <w:t>NodeJs</w:t>
+      </w:r>
+      <w:proofErr w:type="spellEnd"/>
+      <w:r>
+        <w:t xml:space="preserve"> </w:t>
+      </w:r>
+      <w:proofErr w:type="gramStart"/>
+      <w:r>
+        <w:t>v</w:t>
+      </w:r>
+      <w:r>
+        <w:rPr>
+          <w:color w:val="EE0000"/>
+        </w:rPr>
+        <w:t>(</w:t>
+      </w:r>
+      <w:proofErr w:type="gramEnd"/>
+      <w:r>
+        <w:rPr>
+          <w:color w:val="EE0000"/>
+        </w:rPr>
+        <w:t>majd ideírni)</w:t>
       </w:r>
     </w:p>
     <w:p>
@@ -559,7 +1692,15 @@
         </w:numPr>
       </w:pPr>
       <w:r>
-        <w:t>Processzor: Intel Core i5</w:t>
+        <w:t xml:space="preserve">Processzor: Intel </w:t>
+      </w:r>
+      <w:proofErr w:type="spellStart"/>
+      <w:r>
+        <w:t>Core</w:t>
+      </w:r>
+      <w:proofErr w:type="spellEnd"/>
+      <w:r>
+        <w:t xml:space="preserve"> i5</w:t>
       </w:r>
     </w:p>
     <w:p>
@@ -610,37 +1751,331 @@
       </w:r>
     </w:p>
     <w:p>
-      <w:r>
-        <w:t>FrontEnd:</w:t>
-      </w:r>
-    </w:p>
-    <w:p>
-      <w:r>
-        <w:t xml:space="preserve">Az egyéni és csoportos naptárak is regisztrációhoz kötöttek, ahol a nevet kell megadni, felhasználónevet, emailt, és a jelszót kétszer. Ezután az email és a jelszó segítségével bekell jelentkezni. Miután ez megvan a főoldalt fogja látni ahol választhatja a naptárakat, a csoportokat és a beállításokat. Először célszerű a beállításokat választani, ott tudja beállítani, hogy a naptárat havi, heti vagy napi nézetben szeretné-e látni. Itt tudja még eldönteni, hogy világos vagy sötét módban </w:t>
-      </w:r>
-      <w:r>
-        <w:t>lássa az oldalakat. A naptáraknál van egy alapból létrehozva ami a kiválasztott kinézetben jelenít meg. Ha bármelyik nézetben rákattint egy általa választott napra akkor megjelenik egy új ablak ahol a hozzáadás(plusz) gombra kattintva megjelenik egy felugró ablak melyben betudja állítani az esemény nevét, kezdetét, végét, prioritását, és tud adni neki egy rövid leírást. Mindez után a mentés gombra kattintva az oldalon megjelenik ez az esemény egy sorként. A mégse gombnál egyszerűen mentés nélkül bezárja a felugró ablakot. A hozzáadott eseményeket tudja törölni. A balfelső sarokban van egy vissza nyíl ami vissza viszi a naptár nézetbe ahhoz a naphoz amihez hozzáadta az eseményt. A naptárban megjelenik egy pont annál a napnál ahol  esemény van(fontos: piros, közepes: kék, nem fontos: sárga). A kijelentkezéshez vissza kell mennie a főoldalra, ott a beállítások mellett van a kijelentkezés.</w:t>
+      <w:pPr>
+        <w:rPr>
+          <w:b/>
+          <w:bCs/>
+        </w:rPr>
+      </w:pPr>
+      <w:bookmarkStart w:id="5" w:name="_Toc164351094"/>
+      <w:r>
+        <w:rPr>
+          <w:b/>
+          <w:bCs/>
+        </w:rPr>
+        <w:t>Oldalak:</w:t>
+      </w:r>
+    </w:p>
+    <w:p>
+      <w:pPr>
+        <w:rPr>
+          <w:i/>
+          <w:iCs/>
+        </w:rPr>
+      </w:pPr>
+      <w:r>
+        <w:rPr>
+          <w:i/>
+          <w:iCs/>
+        </w:rPr>
+        <w:t>Főoldal:</w:t>
+      </w:r>
+    </w:p>
+    <w:p>
+      <w:r>
+        <w:t xml:space="preserve">Ez az első </w:t>
+      </w:r>
+      <w:proofErr w:type="gramStart"/>
+      <w:r>
+        <w:t>oldal</w:t>
+      </w:r>
+      <w:proofErr w:type="gramEnd"/>
+      <w:r>
+        <w:t xml:space="preserve"> amit egy új felhasználó lát. </w:t>
+      </w:r>
+      <w:proofErr w:type="gramStart"/>
+      <w:r>
+        <w:rPr>
+          <w:color w:val="EE0000"/>
+        </w:rPr>
+        <w:t>(</w:t>
+      </w:r>
+      <w:proofErr w:type="gramEnd"/>
+      <w:r>
+        <w:rPr>
+          <w:color w:val="EE0000"/>
+        </w:rPr>
+        <w:t xml:space="preserve">Laci </w:t>
+      </w:r>
+      <w:proofErr w:type="gramStart"/>
+      <w:r>
+        <w:rPr>
+          <w:color w:val="EE0000"/>
+        </w:rPr>
+        <w:t>ide</w:t>
+      </w:r>
+      <w:proofErr w:type="gramEnd"/>
+      <w:r>
+        <w:rPr>
+          <w:color w:val="EE0000"/>
+        </w:rPr>
+        <w:t xml:space="preserve"> hogy a főoldalon mi olvasható)</w:t>
+      </w:r>
+    </w:p>
+    <w:p>
+      <w:pPr>
+        <w:rPr>
+          <w:i/>
+          <w:iCs/>
+        </w:rPr>
+      </w:pPr>
+      <w:r>
+        <w:rPr>
+          <w:i/>
+          <w:iCs/>
+        </w:rPr>
+        <w:t>Bejelentkezés:</w:t>
+      </w:r>
+    </w:p>
+    <w:p>
+      <w:pPr>
+        <w:rPr>
+          <w:color w:val="EE0000"/>
+        </w:rPr>
+      </w:pPr>
+      <w:r>
+        <w:rPr>
+          <w:color w:val="EE0000"/>
+        </w:rPr>
+        <w:t>(</w:t>
+      </w:r>
+      <w:proofErr w:type="gramStart"/>
+      <w:r>
+        <w:rPr>
+          <w:color w:val="EE0000"/>
+        </w:rPr>
+        <w:t>Laci</w:t>
+      </w:r>
+      <w:proofErr w:type="gramEnd"/>
+      <w:r>
+        <w:rPr>
+          <w:color w:val="EE0000"/>
+        </w:rPr>
+        <w:t xml:space="preserve"> ha kérhetnélek)</w:t>
+      </w:r>
+    </w:p>
+    <w:p>
+      <w:pPr>
+        <w:rPr>
+          <w:i/>
+          <w:iCs/>
+        </w:rPr>
+      </w:pPr>
+      <w:r>
+        <w:rPr>
+          <w:i/>
+          <w:iCs/>
+        </w:rPr>
+        <w:t>Regisztráció:</w:t>
+      </w:r>
+    </w:p>
+    <w:p>
+      <w:pPr>
+        <w:rPr>
+          <w:color w:val="EE0000"/>
+        </w:rPr>
+      </w:pPr>
+      <w:r>
+        <w:rPr>
+          <w:color w:val="EE0000"/>
+        </w:rPr>
+        <w:t>(</w:t>
+      </w:r>
+      <w:proofErr w:type="gramStart"/>
+      <w:r>
+        <w:rPr>
+          <w:color w:val="EE0000"/>
+        </w:rPr>
+        <w:t>Laci</w:t>
+      </w:r>
+      <w:proofErr w:type="gramEnd"/>
+      <w:r>
+        <w:rPr>
+          <w:color w:val="EE0000"/>
+        </w:rPr>
+        <w:t xml:space="preserve"> ha kérhetnélek)</w:t>
+      </w:r>
+    </w:p>
+    <w:p>
+      <w:pPr>
+        <w:rPr>
+          <w:i/>
+          <w:iCs/>
+        </w:rPr>
+      </w:pPr>
+      <w:r>
+        <w:rPr>
+          <w:i/>
+          <w:iCs/>
+        </w:rPr>
+        <w:t>Group:</w:t>
+      </w:r>
+    </w:p>
+    <w:p>
+      <w:pPr>
+        <w:rPr>
+          <w:i/>
+          <w:iCs/>
+          <w:color w:val="EE0000"/>
+        </w:rPr>
+      </w:pPr>
+      <w:r>
+        <w:rPr>
+          <w:color w:val="EE0000"/>
+        </w:rPr>
+        <w:t>(</w:t>
+      </w:r>
+      <w:proofErr w:type="spellStart"/>
+      <w:proofErr w:type="gramStart"/>
+      <w:r>
+        <w:rPr>
+          <w:color w:val="EE0000"/>
+        </w:rPr>
+        <w:t>Ágo</w:t>
+      </w:r>
+      <w:proofErr w:type="spellEnd"/>
+      <w:proofErr w:type="gramEnd"/>
+      <w:r>
+        <w:rPr>
+          <w:color w:val="EE0000"/>
+        </w:rPr>
+        <w:t xml:space="preserve"> ha kérhetnélek)</w:t>
+      </w:r>
+    </w:p>
+    <w:p>
+      <w:pPr>
+        <w:rPr>
+          <w:i/>
+          <w:iCs/>
+        </w:rPr>
+      </w:pPr>
+      <w:r>
+        <w:rPr>
+          <w:i/>
+          <w:iCs/>
+        </w:rPr>
+        <w:t>Schedule:</w:t>
+      </w:r>
+    </w:p>
+    <w:p>
+      <w:r>
+        <w:t xml:space="preserve">Miután a felhasználó a </w:t>
+      </w:r>
+      <w:proofErr w:type="spellStart"/>
+      <w:r>
+        <w:t>Settings</w:t>
+      </w:r>
+      <w:proofErr w:type="spellEnd"/>
+      <w:r>
+        <w:t xml:space="preserve">-en belül </w:t>
+      </w:r>
+      <w:proofErr w:type="gramStart"/>
+      <w:r>
+        <w:t>eldöntötte</w:t>
+      </w:r>
+      <w:proofErr w:type="gramEnd"/>
+      <w:r>
+        <w:t xml:space="preserve"> hogy melyik nézetet szeretné látni akkor ezen a menü pont alatt megtudja nézni a naptárjait, melyekben t</w:t>
+      </w:r>
+      <w:r>
+        <w:t>ud az általa kiválasztott naphoz egy új eseményt felvenni. Itt láthatja a már meglévő eseményeit is.</w:t>
+      </w:r>
+    </w:p>
+    <w:p>
+      <w:pPr>
+        <w:rPr>
+          <w:i/>
+          <w:iCs/>
+        </w:rPr>
+      </w:pPr>
+      <w:proofErr w:type="spellStart"/>
+      <w:r>
+        <w:rPr>
+          <w:i/>
+          <w:iCs/>
+        </w:rPr>
+        <w:t>Settings</w:t>
+      </w:r>
+      <w:proofErr w:type="spellEnd"/>
+      <w:r>
+        <w:rPr>
+          <w:i/>
+          <w:iCs/>
+        </w:rPr>
+        <w:t>:</w:t>
+      </w:r>
+    </w:p>
+    <w:p>
+      <w:pPr>
+        <w:rPr>
+          <w:color w:val="EE0000"/>
+        </w:rPr>
+      </w:pPr>
+      <w:r>
+        <w:rPr>
+          <w:color w:val="EE0000"/>
+        </w:rPr>
+        <w:t>(</w:t>
+      </w:r>
+      <w:proofErr w:type="gramStart"/>
+      <w:r>
+        <w:rPr>
+          <w:color w:val="EE0000"/>
+        </w:rPr>
+        <w:t>Bármelyiketek</w:t>
+      </w:r>
+      <w:proofErr w:type="gramEnd"/>
+      <w:r>
+        <w:rPr>
+          <w:color w:val="EE0000"/>
+        </w:rPr>
+        <w:t xml:space="preserve"> ha kérhetnélek</w:t>
+      </w:r>
+      <w:r>
+        <w:rPr>
+          <w:color w:val="EE0000"/>
+        </w:rPr>
+        <w:t xml:space="preserve"> titeket</w:t>
+      </w:r>
+      <w:r>
+        <w:rPr>
+          <w:color w:val="EE0000"/>
+        </w:rPr>
+        <w:t>)</w:t>
       </w:r>
     </w:p>
     <w:p>
       <w:pPr>
         <w:pStyle w:val="Cmsor2"/>
       </w:pPr>
-      <w:bookmarkStart w:id="5" w:name="_Toc164351094"/>
       <w:r>
         <w:t>Monitorképek</w:t>
       </w:r>
       <w:bookmarkEnd w:id="5"/>
     </w:p>
     <w:p>
+      <w:proofErr w:type="spellStart"/>
       <w:r>
         <w:t>askldjaskldjaskldjaskljdlkasdjlas</w:t>
       </w:r>
-    </w:p>
-    <w:p>
+      <w:proofErr w:type="spellEnd"/>
+    </w:p>
+    <w:p>
+      <w:proofErr w:type="spellStart"/>
       <w:r>
         <w:t>alksjdlkasjdlas</w:t>
       </w:r>
+      <w:proofErr w:type="spellEnd"/>
     </w:p>
     <w:p>
       <w:pPr>
@@ -664,8 +2099,44 @@
       </w:r>
     </w:p>
     <w:p>
-      <w:r>
-        <w:t>(ide majd egy user és egy admin is kell)</w:t>
+      <w:pPr>
+        <w:rPr>
+          <w:color w:val="EE0000"/>
+        </w:rPr>
+      </w:pPr>
+      <w:r>
+        <w:rPr>
+          <w:color w:val="EE0000"/>
+        </w:rPr>
+        <w:t xml:space="preserve">(ide majd egy </w:t>
+      </w:r>
+      <w:proofErr w:type="spellStart"/>
+      <w:r>
+        <w:rPr>
+          <w:color w:val="EE0000"/>
+        </w:rPr>
+        <w:t>user</w:t>
+      </w:r>
+      <w:proofErr w:type="spellEnd"/>
+      <w:r>
+        <w:rPr>
+          <w:color w:val="EE0000"/>
+        </w:rPr>
+        <w:t xml:space="preserve"> és egy </w:t>
+      </w:r>
+      <w:proofErr w:type="spellStart"/>
+      <w:r>
+        <w:rPr>
+          <w:color w:val="EE0000"/>
+        </w:rPr>
+        <w:t>admin</w:t>
+      </w:r>
+      <w:proofErr w:type="spellEnd"/>
+      <w:r>
+        <w:rPr>
+          <w:color w:val="EE0000"/>
+        </w:rPr>
+        <w:t xml:space="preserve"> is kell)</w:t>
       </w:r>
     </w:p>
     <w:p>
@@ -690,7 +2161,23 @@
     </w:p>
     <w:p>
       <w:r>
-        <w:t>Az eseményeket a felhasználó aki létrehozta tudja szerkeszteni a későbbiekben. A jelenlegi nézet mellé egy éves nézetet is létre hozunk a jövőben, melyben hónapos lebontásban látni lehet majd hogy hol van esemény és amelyik hónapban van ott arra a hónapra kattintva át fogja a felhasználót vezetni arra a hónapra.</w:t>
+        <w:t xml:space="preserve">Az eseményeket a </w:t>
+      </w:r>
+      <w:proofErr w:type="gramStart"/>
+      <w:r>
+        <w:t>felhasználó</w:t>
+      </w:r>
+      <w:proofErr w:type="gramEnd"/>
+      <w:r>
+        <w:t xml:space="preserve"> aki létrehozta tudja szerkeszteni a későbbiekben. A jelenlegi nézet mellé egy éves nézetet is létre hozunk a jövőben, melyben hónapos lebontásban látni lehet </w:t>
+      </w:r>
+      <w:proofErr w:type="gramStart"/>
+      <w:r>
+        <w:t>majd</w:t>
+      </w:r>
+      <w:proofErr w:type="gramEnd"/>
+      <w:r>
+        <w:t xml:space="preserve"> hogy hol van esemény és amelyik hónapban van ott arra a hónapra kattintva át fogja a felhasználót vezetni arra a hónapra.</w:t>
       </w:r>
     </w:p>
     <w:p>
@@ -817,12 +2304,6 @@
             <w:tabs>
               <w:tab w:val="right" w:leader="dot" w:pos="8776"/>
             </w:tabs>
-            <w:rPr>
-              <w:rFonts w:asciiTheme="minorHAnsi" w:eastAsiaTheme="minorEastAsia" w:hAnsiTheme="minorHAnsi"/>
-              <w:noProof/>
-              <w:sz w:val="22"/>
-              <w:lang w:eastAsia="hu-HU"/>
-            </w:rPr>
           </w:pPr>
           <w:hyperlink w:anchor="_Toc164351090" w:history="1">
             <w:r>
@@ -881,6 +2362,7 @@
               <w:fldChar w:fldCharType="end"/>
             </w:r>
           </w:hyperlink>
+          <w:hyperlink w:anchor="_Toc164351090" w:history="1"/>
         </w:p>
         <w:p>
           <w:pPr>
@@ -1185,7 +2667,21 @@
                 <w:rStyle w:val="Hiperhivatkozs"/>
                 <w:noProof/>
               </w:rPr>
-              <w:t>Bejelntkezés</w:t>
+              <w:t>Bejel</w:t>
+            </w:r>
+            <w:r>
+              <w:rPr>
+                <w:rStyle w:val="Hiperhivatkozs"/>
+                <w:noProof/>
+              </w:rPr>
+              <w:t>e</w:t>
+            </w:r>
+            <w:r>
+              <w:rPr>
+                <w:rStyle w:val="Hiperhivatkozs"/>
+                <w:noProof/>
+              </w:rPr>
+              <w:t>ntkezés</w:t>
             </w:r>
             <w:r>
               <w:rPr>
@@ -1585,6 +3081,119 @@
     </w:lvl>
   </w:abstractNum>
   <w:abstractNum w:abstractNumId="1" w15:restartNumberingAfterBreak="0">
+    <w:nsid w:val="28AD38BD"/>
+    <w:multiLevelType w:val="hybridMultilevel"/>
+    <w:tmpl w:val="BB68FE2E"/>
+    <w:lvl w:ilvl="0" w:tplc="040E0001">
+      <w:start w:val="1"/>
+      <w:numFmt w:val="bullet"/>
+      <w:lvlText w:val=""/>
+      <w:lvlJc w:val="left"/>
+      <w:pPr>
+        <w:ind w:left="720" w:hanging="360"/>
+      </w:pPr>
+      <w:rPr>
+        <w:rFonts w:ascii="Symbol" w:hAnsi="Symbol" w:hint="default"/>
+      </w:rPr>
+    </w:lvl>
+    <w:lvl w:ilvl="1" w:tplc="040E0003">
+      <w:start w:val="1"/>
+      <w:numFmt w:val="bullet"/>
+      <w:lvlText w:val="o"/>
+      <w:lvlJc w:val="left"/>
+      <w:pPr>
+        <w:ind w:left="1440" w:hanging="360"/>
+      </w:pPr>
+      <w:rPr>
+        <w:rFonts w:ascii="Courier New" w:hAnsi="Courier New" w:cs="Courier New" w:hint="default"/>
+      </w:rPr>
+    </w:lvl>
+    <w:lvl w:ilvl="2" w:tplc="040E0005" w:tentative="1">
+      <w:start w:val="1"/>
+      <w:numFmt w:val="bullet"/>
+      <w:lvlText w:val=""/>
+      <w:lvlJc w:val="left"/>
+      <w:pPr>
+        <w:ind w:left="2160" w:hanging="360"/>
+      </w:pPr>
+      <w:rPr>
+        <w:rFonts w:ascii="Wingdings" w:hAnsi="Wingdings" w:hint="default"/>
+      </w:rPr>
+    </w:lvl>
+    <w:lvl w:ilvl="3" w:tplc="040E0001" w:tentative="1">
+      <w:start w:val="1"/>
+      <w:numFmt w:val="bullet"/>
+      <w:lvlText w:val=""/>
+      <w:lvlJc w:val="left"/>
+      <w:pPr>
+        <w:ind w:left="2880" w:hanging="360"/>
+      </w:pPr>
+      <w:rPr>
+        <w:rFonts w:ascii="Symbol" w:hAnsi="Symbol" w:hint="default"/>
+      </w:rPr>
+    </w:lvl>
+    <w:lvl w:ilvl="4" w:tplc="040E0003" w:tentative="1">
+      <w:start w:val="1"/>
+      <w:numFmt w:val="bullet"/>
+      <w:lvlText w:val="o"/>
+      <w:lvlJc w:val="left"/>
+      <w:pPr>
+        <w:ind w:left="3600" w:hanging="360"/>
+      </w:pPr>
+      <w:rPr>
+        <w:rFonts w:ascii="Courier New" w:hAnsi="Courier New" w:cs="Courier New" w:hint="default"/>
+      </w:rPr>
+    </w:lvl>
+    <w:lvl w:ilvl="5" w:tplc="040E0005" w:tentative="1">
+      <w:start w:val="1"/>
+      <w:numFmt w:val="bullet"/>
+      <w:lvlText w:val=""/>
+      <w:lvlJc w:val="left"/>
+      <w:pPr>
+        <w:ind w:left="4320" w:hanging="360"/>
+      </w:pPr>
+      <w:rPr>
+        <w:rFonts w:ascii="Wingdings" w:hAnsi="Wingdings" w:hint="default"/>
+      </w:rPr>
+    </w:lvl>
+    <w:lvl w:ilvl="6" w:tplc="040E0001" w:tentative="1">
+      <w:start w:val="1"/>
+      <w:numFmt w:val="bullet"/>
+      <w:lvlText w:val=""/>
+      <w:lvlJc w:val="left"/>
+      <w:pPr>
+        <w:ind w:left="5040" w:hanging="360"/>
+      </w:pPr>
+      <w:rPr>
+        <w:rFonts w:ascii="Symbol" w:hAnsi="Symbol" w:hint="default"/>
+      </w:rPr>
+    </w:lvl>
+    <w:lvl w:ilvl="7" w:tplc="040E0003" w:tentative="1">
+      <w:start w:val="1"/>
+      <w:numFmt w:val="bullet"/>
+      <w:lvlText w:val="o"/>
+      <w:lvlJc w:val="left"/>
+      <w:pPr>
+        <w:ind w:left="5760" w:hanging="360"/>
+      </w:pPr>
+      <w:rPr>
+        <w:rFonts w:ascii="Courier New" w:hAnsi="Courier New" w:cs="Courier New" w:hint="default"/>
+      </w:rPr>
+    </w:lvl>
+    <w:lvl w:ilvl="8" w:tplc="040E0005" w:tentative="1">
+      <w:start w:val="1"/>
+      <w:numFmt w:val="bullet"/>
+      <w:lvlText w:val=""/>
+      <w:lvlJc w:val="left"/>
+      <w:pPr>
+        <w:ind w:left="6480" w:hanging="360"/>
+      </w:pPr>
+      <w:rPr>
+        <w:rFonts w:ascii="Wingdings" w:hAnsi="Wingdings" w:hint="default"/>
+      </w:rPr>
+    </w:lvl>
+  </w:abstractNum>
+  <w:abstractNum w:abstractNumId="2" w15:restartNumberingAfterBreak="0">
     <w:nsid w:val="3E78501F"/>
     <w:multiLevelType w:val="hybridMultilevel"/>
     <w:tmpl w:val="1488E258"/>
@@ -1698,10 +3307,13 @@
     </w:lvl>
   </w:abstractNum>
   <w:num w:numId="1" w16cid:durableId="148599740">
-    <w:abstractNumId w:val="1"/>
+    <w:abstractNumId w:val="2"/>
   </w:num>
   <w:num w:numId="2" w16cid:durableId="1385367241">
     <w:abstractNumId w:val="0"/>
+  </w:num>
+  <w:num w:numId="3" w16cid:durableId="1877087093">
+    <w:abstractNumId w:val="1"/>
   </w:num>
 </w:numbering>
 </file>
@@ -2479,6 +4091,25 @@
       <w:contextualSpacing/>
     </w:pPr>
   </w:style>
+  <w:style w:type="table" w:styleId="Rcsostblzat">
+    <w:name w:val="Table Grid"/>
+    <w:basedOn w:val="Normltblzat"/>
+    <w:uiPriority w:val="39"/>
+    <w:rsid w:val="00BC55EA"/>
+    <w:pPr>
+      <w:spacing w:after="0" w:line="240" w:lineRule="auto"/>
+    </w:pPr>
+    <w:tblPr>
+      <w:tblBorders>
+        <w:top w:val="single" w:sz="4" w:space="0" w:color="auto"/>
+        <w:left w:val="single" w:sz="4" w:space="0" w:color="auto"/>
+        <w:bottom w:val="single" w:sz="4" w:space="0" w:color="auto"/>
+        <w:right w:val="single" w:sz="4" w:space="0" w:color="auto"/>
+        <w:insideH w:val="single" w:sz="4" w:space="0" w:color="auto"/>
+        <w:insideV w:val="single" w:sz="4" w:space="0" w:color="auto"/>
+      </w:tblBorders>
+    </w:tblPr>
+  </w:style>
 </w:styles>
 </file>
 

--- a/Documentation/alkalmazás dokumentáció.docx
+++ b/Documentation/alkalmazás dokumentáció.docx
@@ -1107,15 +1107,7 @@
           <w:bCs/>
           <w:color w:val="EE0000"/>
         </w:rPr>
-        <w:t xml:space="preserve"> </w:t>
-      </w:r>
-      <w:r>
-        <w:rPr>
-          <w:b/>
-          <w:bCs/>
-          <w:color w:val="EE0000"/>
-        </w:rPr>
-        <w:t xml:space="preserve">(Majd egy leírás az adatbázisról kéne </w:t>
+        <w:t xml:space="preserve"> (Majd egy leírás az adatbázisról kéne </w:t>
       </w:r>
     </w:p>
     <w:p>
@@ -1793,19 +1785,11 @@
       <w:r>
         <w:t xml:space="preserve"> amit egy új felhasználó lát. </w:t>
       </w:r>
-      <w:proofErr w:type="gramStart"/>
-      <w:r>
-        <w:rPr>
-          <w:color w:val="EE0000"/>
-        </w:rPr>
-        <w:t>(</w:t>
-      </w:r>
-      <w:proofErr w:type="gramEnd"/>
-      <w:r>
-        <w:rPr>
-          <w:color w:val="EE0000"/>
-        </w:rPr>
-        <w:t xml:space="preserve">Laci </w:t>
+      <w:r>
+        <w:rPr>
+          <w:color w:val="EE0000"/>
+        </w:rPr>
+        <w:t xml:space="preserve">(Laci </w:t>
       </w:r>
       <w:proofErr w:type="gramStart"/>
       <w:r>
@@ -2039,19 +2023,7 @@
         <w:rPr>
           <w:color w:val="EE0000"/>
         </w:rPr>
-        <w:t xml:space="preserve"> ha kérhetnélek</w:t>
-      </w:r>
-      <w:r>
-        <w:rPr>
-          <w:color w:val="EE0000"/>
-        </w:rPr>
-        <w:t xml:space="preserve"> titeket</w:t>
-      </w:r>
-      <w:r>
-        <w:rPr>
-          <w:color w:val="EE0000"/>
-        </w:rPr>
-        <w:t>)</w:t>
+        <w:t xml:space="preserve"> ha kérhetnélek titeket)</w:t>
       </w:r>
     </w:p>
     <w:p>
@@ -2311,7 +2283,21 @@
                 <w:rStyle w:val="Hiperhivatkozs"/>
                 <w:noProof/>
               </w:rPr>
-              <w:t>Szoftver célját</w:t>
+              <w:t>Szoftver c</w:t>
+            </w:r>
+            <w:r>
+              <w:rPr>
+                <w:rStyle w:val="Hiperhivatkozs"/>
+                <w:noProof/>
+              </w:rPr>
+              <w:t>é</w:t>
+            </w:r>
+            <w:r>
+              <w:rPr>
+                <w:rStyle w:val="Hiperhivatkozs"/>
+                <w:noProof/>
+              </w:rPr>
+              <w:t>lját</w:t>
             </w:r>
             <w:r>
               <w:rPr>
@@ -2383,7 +2369,21 @@
                 <w:rStyle w:val="Hiperhivatkozs"/>
                 <w:noProof/>
               </w:rPr>
-              <w:t>Komponenseinek technikai leírását,</w:t>
+              <w:t>Komponenseinek t</w:t>
+            </w:r>
+            <w:r>
+              <w:rPr>
+                <w:rStyle w:val="Hiperhivatkozs"/>
+                <w:noProof/>
+              </w:rPr>
+              <w:t>e</w:t>
+            </w:r>
+            <w:r>
+              <w:rPr>
+                <w:rStyle w:val="Hiperhivatkozs"/>
+                <w:noProof/>
+              </w:rPr>
+              <w:t>chnikai leírását,</w:t>
             </w:r>
             <w:r>
               <w:rPr>
@@ -2397,41 +2397,7 @@
                 <w:noProof/>
                 <w:webHidden/>
               </w:rPr>
-              <w:fldChar w:fldCharType="begin"/>
-            </w:r>
-            <w:r>
-              <w:rPr>
-                <w:noProof/>
-                <w:webHidden/>
-              </w:rPr>
-              <w:instrText xml:space="preserve"> PAGEREF _Toc164351091 \h </w:instrText>
-            </w:r>
-            <w:r>
-              <w:rPr>
-                <w:noProof/>
-                <w:webHidden/>
-              </w:rPr>
-            </w:r>
-            <w:r>
-              <w:rPr>
-                <w:noProof/>
-                <w:webHidden/>
-              </w:rPr>
-              <w:fldChar w:fldCharType="separate"/>
-            </w:r>
-            <w:r>
-              <w:rPr>
-                <w:noProof/>
-                <w:webHidden/>
-              </w:rPr>
-              <w:t>3</w:t>
-            </w:r>
-            <w:r>
-              <w:rPr>
-                <w:noProof/>
-                <w:webHidden/>
-              </w:rPr>
-              <w:fldChar w:fldCharType="end"/>
+              <w:t>5</w:t>
             </w:r>
           </w:hyperlink>
         </w:p>
@@ -2468,41 +2434,7 @@
                 <w:noProof/>
                 <w:webHidden/>
               </w:rPr>
-              <w:fldChar w:fldCharType="begin"/>
-            </w:r>
-            <w:r>
-              <w:rPr>
-                <w:noProof/>
-                <w:webHidden/>
-              </w:rPr>
-              <w:instrText xml:space="preserve"> PAGEREF _Toc164351092 \h </w:instrText>
-            </w:r>
-            <w:r>
-              <w:rPr>
-                <w:noProof/>
-                <w:webHidden/>
-              </w:rPr>
-            </w:r>
-            <w:r>
-              <w:rPr>
-                <w:noProof/>
-                <w:webHidden/>
-              </w:rPr>
-              <w:fldChar w:fldCharType="separate"/>
-            </w:r>
-            <w:r>
-              <w:rPr>
-                <w:noProof/>
-                <w:webHidden/>
-              </w:rPr>
-              <w:t>4</w:t>
-            </w:r>
-            <w:r>
-              <w:rPr>
-                <w:noProof/>
-                <w:webHidden/>
-              </w:rPr>
-              <w:fldChar w:fldCharType="end"/>
+              <w:t>6</w:t>
             </w:r>
           </w:hyperlink>
         </w:p>
@@ -2539,41 +2471,7 @@
                 <w:noProof/>
                 <w:webHidden/>
               </w:rPr>
-              <w:fldChar w:fldCharType="begin"/>
-            </w:r>
-            <w:r>
-              <w:rPr>
-                <w:noProof/>
-                <w:webHidden/>
-              </w:rPr>
-              <w:instrText xml:space="preserve"> PAGEREF _Toc164351093 \h </w:instrText>
-            </w:r>
-            <w:r>
-              <w:rPr>
-                <w:noProof/>
-                <w:webHidden/>
-              </w:rPr>
-            </w:r>
-            <w:r>
-              <w:rPr>
-                <w:noProof/>
-                <w:webHidden/>
-              </w:rPr>
-              <w:fldChar w:fldCharType="separate"/>
-            </w:r>
-            <w:r>
-              <w:rPr>
-                <w:noProof/>
-                <w:webHidden/>
-              </w:rPr>
-              <w:t>5</w:t>
-            </w:r>
-            <w:r>
-              <w:rPr>
-                <w:noProof/>
-                <w:webHidden/>
-              </w:rPr>
-              <w:fldChar w:fldCharType="end"/>
+              <w:t>7</w:t>
             </w:r>
           </w:hyperlink>
         </w:p>
@@ -2610,41 +2508,7 @@
                 <w:noProof/>
                 <w:webHidden/>
               </w:rPr>
-              <w:fldChar w:fldCharType="begin"/>
-            </w:r>
-            <w:r>
-              <w:rPr>
-                <w:noProof/>
-                <w:webHidden/>
-              </w:rPr>
-              <w:instrText xml:space="preserve"> PAGEREF _Toc164351094 \h </w:instrText>
-            </w:r>
-            <w:r>
-              <w:rPr>
-                <w:noProof/>
-                <w:webHidden/>
-              </w:rPr>
-            </w:r>
-            <w:r>
-              <w:rPr>
-                <w:noProof/>
-                <w:webHidden/>
-              </w:rPr>
-              <w:fldChar w:fldCharType="separate"/>
-            </w:r>
-            <w:r>
-              <w:rPr>
-                <w:noProof/>
-                <w:webHidden/>
-              </w:rPr>
-              <w:t>5</w:t>
-            </w:r>
-            <w:r>
-              <w:rPr>
-                <w:noProof/>
-                <w:webHidden/>
-              </w:rPr>
-              <w:fldChar w:fldCharType="end"/>
+              <w:t>7</w:t>
             </w:r>
           </w:hyperlink>
         </w:p>
@@ -2695,41 +2559,7 @@
                 <w:noProof/>
                 <w:webHidden/>
               </w:rPr>
-              <w:fldChar w:fldCharType="begin"/>
-            </w:r>
-            <w:r>
-              <w:rPr>
-                <w:noProof/>
-                <w:webHidden/>
-              </w:rPr>
-              <w:instrText xml:space="preserve"> PAGEREF _Toc164351095 \h </w:instrText>
-            </w:r>
-            <w:r>
-              <w:rPr>
-                <w:noProof/>
-                <w:webHidden/>
-              </w:rPr>
-            </w:r>
-            <w:r>
-              <w:rPr>
-                <w:noProof/>
-                <w:webHidden/>
-              </w:rPr>
-              <w:fldChar w:fldCharType="separate"/>
-            </w:r>
-            <w:r>
-              <w:rPr>
-                <w:noProof/>
-                <w:webHidden/>
-              </w:rPr>
-              <w:t>5</w:t>
-            </w:r>
-            <w:r>
-              <w:rPr>
-                <w:noProof/>
-                <w:webHidden/>
-              </w:rPr>
-              <w:fldChar w:fldCharType="end"/>
+              <w:t>7</w:t>
             </w:r>
           </w:hyperlink>
         </w:p>
@@ -2766,41 +2596,7 @@
                 <w:noProof/>
                 <w:webHidden/>
               </w:rPr>
-              <w:fldChar w:fldCharType="begin"/>
-            </w:r>
-            <w:r>
-              <w:rPr>
-                <w:noProof/>
-                <w:webHidden/>
-              </w:rPr>
-              <w:instrText xml:space="preserve"> PAGEREF _Toc164351096 \h </w:instrText>
-            </w:r>
-            <w:r>
-              <w:rPr>
-                <w:noProof/>
-                <w:webHidden/>
-              </w:rPr>
-            </w:r>
-            <w:r>
-              <w:rPr>
-                <w:noProof/>
-                <w:webHidden/>
-              </w:rPr>
-              <w:fldChar w:fldCharType="separate"/>
-            </w:r>
-            <w:r>
-              <w:rPr>
-                <w:noProof/>
-                <w:webHidden/>
-              </w:rPr>
-              <w:t>6</w:t>
-            </w:r>
-            <w:r>
-              <w:rPr>
-                <w:noProof/>
-                <w:webHidden/>
-              </w:rPr>
-              <w:fldChar w:fldCharType="end"/>
+              <w:t>8</w:t>
             </w:r>
           </w:hyperlink>
         </w:p>

--- a/Documentation/alkalmazás dokumentáció.docx
+++ b/Documentation/alkalmazás dokumentáció.docx
@@ -855,6 +855,13 @@
             <w:r>
               <w:t>Fülöp László András</w:t>
             </w:r>
+            <w:r>
+              <w:t xml:space="preserve"> és</w:t>
+            </w:r>
+            <w:r>
+              <w:br/>
+              <w:t>Fehér Ágoston</w:t>
+            </w:r>
           </w:p>
         </w:tc>
         <w:tc>
@@ -951,6 +958,13 @@
             <w:r>
               <w:t>Müller Bálint</w:t>
             </w:r>
+            <w:r>
+              <w:t xml:space="preserve"> és</w:t>
+            </w:r>
+            <w:r>
+              <w:br/>
+              <w:t>Fehér Ágoston</w:t>
+            </w:r>
           </w:p>
         </w:tc>
         <w:tc>
@@ -1175,6 +1189,7 @@
           <w:bCs/>
           <w:color w:val="EE0000"/>
         </w:rPr>
+        <w:lastRenderedPageBreak/>
         <w:t>Egyedkapcsolatok</w:t>
       </w:r>
     </w:p>
@@ -1192,7 +1207,6 @@
           <w:bCs/>
           <w:color w:val="EE0000"/>
         </w:rPr>
-        <w:lastRenderedPageBreak/>
         <w:t>ER-modell kép</w:t>
       </w:r>
     </w:p>
@@ -2283,21 +2297,7 @@
                 <w:rStyle w:val="Hiperhivatkozs"/>
                 <w:noProof/>
               </w:rPr>
-              <w:t>Szoftver c</w:t>
-            </w:r>
-            <w:r>
-              <w:rPr>
-                <w:rStyle w:val="Hiperhivatkozs"/>
-                <w:noProof/>
-              </w:rPr>
-              <w:t>é</w:t>
-            </w:r>
-            <w:r>
-              <w:rPr>
-                <w:rStyle w:val="Hiperhivatkozs"/>
-                <w:noProof/>
-              </w:rPr>
-              <w:t>lját</w:t>
+              <w:t>Szoftver célját</w:t>
             </w:r>
             <w:r>
               <w:rPr>
@@ -2369,21 +2369,7 @@
                 <w:rStyle w:val="Hiperhivatkozs"/>
                 <w:noProof/>
               </w:rPr>
-              <w:t>Komponenseinek t</w:t>
-            </w:r>
-            <w:r>
-              <w:rPr>
-                <w:rStyle w:val="Hiperhivatkozs"/>
-                <w:noProof/>
-              </w:rPr>
-              <w:t>e</w:t>
-            </w:r>
-            <w:r>
-              <w:rPr>
-                <w:rStyle w:val="Hiperhivatkozs"/>
-                <w:noProof/>
-              </w:rPr>
-              <w:t>chnikai leírását,</w:t>
+              <w:t>Komponenseinek technikai leírását,</w:t>
             </w:r>
             <w:r>
               <w:rPr>

--- a/Documentation/alkalmazás dokumentáció.docx
+++ b/Documentation/alkalmazás dokumentáció.docx
@@ -8,7 +8,6 @@
           <w:tab w:val="left" w:pos="5247"/>
         </w:tabs>
         <w:spacing w:after="240" w:line="240" w:lineRule="auto"/>
-        <w:jc w:val="center"/>
         <w:rPr>
           <w:rFonts w:cs="Times New Roman"/>
           <w:caps/>
@@ -60,7 +59,6 @@
     <w:p>
       <w:pPr>
         <w:spacing w:after="240" w:line="240" w:lineRule="auto"/>
-        <w:jc w:val="center"/>
         <w:rPr>
           <w:rFonts w:cs="Times New Roman"/>
           <w:caps/>
@@ -171,7 +169,6 @@
     <w:p>
       <w:pPr>
         <w:spacing w:before="240" w:after="2000"/>
-        <w:jc w:val="center"/>
         <w:rPr>
           <w:rFonts w:cs="Times New Roman"/>
           <w:sz w:val="28"/>
@@ -233,7 +230,6 @@
     <w:p>
       <w:pPr>
         <w:spacing w:after="40"/>
-        <w:jc w:val="center"/>
         <w:rPr>
           <w:rFonts w:cs="Times New Roman"/>
           <w:b/>
@@ -254,7 +250,6 @@
     <w:p>
       <w:pPr>
         <w:spacing w:after="3600"/>
-        <w:jc w:val="center"/>
         <w:rPr>
           <w:rFonts w:cs="Times New Roman"/>
           <w:sz w:val="28"/>
@@ -265,7 +260,6 @@
     <w:p>
       <w:pPr>
         <w:ind w:right="1982"/>
-        <w:jc w:val="right"/>
         <w:rPr>
           <w:rFonts w:cs="Times New Roman"/>
           <w:szCs w:val="24"/>
@@ -295,7 +289,6 @@
     </w:p>
     <w:p>
       <w:pPr>
-        <w:jc w:val="right"/>
         <w:rPr>
           <w:rFonts w:cs="Times New Roman"/>
           <w:caps/>
@@ -315,7 +308,6 @@
     </w:p>
     <w:p>
       <w:pPr>
-        <w:jc w:val="right"/>
         <w:rPr>
           <w:rFonts w:cs="Times New Roman"/>
           <w:caps/>
@@ -335,7 +327,6 @@
     </w:p>
     <w:p>
       <w:pPr>
-        <w:jc w:val="right"/>
         <w:rPr>
           <w:rFonts w:cs="Times New Roman"/>
           <w:caps/>
@@ -356,7 +347,6 @@
     <w:p>
       <w:pPr>
         <w:spacing w:after="200"/>
-        <w:jc w:val="center"/>
         <w:rPr>
           <w:rFonts w:cs="Times New Roman"/>
           <w:b/>
@@ -378,7 +368,6 @@
     </w:p>
     <w:p>
       <w:pPr>
-        <w:jc w:val="center"/>
         <w:rPr>
           <w:rFonts w:cs="Times New Roman"/>
           <w:b/>
@@ -417,6 +406,8 @@
     <w:p>
       <w:pPr>
         <w:pStyle w:val="Cmsor1"/>
+        <w:spacing w:line="276" w:lineRule="auto"/>
+        <w:jc w:val="both"/>
       </w:pPr>
       <w:bookmarkStart w:id="0" w:name="_Toc164351089"/>
       <w:r>
@@ -426,14 +417,16 @@
       <w:bookmarkEnd w:id="0"/>
     </w:p>
     <w:p>
+      <w:pPr>
+        <w:spacing w:line="276" w:lineRule="auto"/>
+      </w:pPr>
       <w:r>
         <w:t>Ez a dokumentáció a Szoftverfejlesztő és -tesztelő képzés keretein belül készített vizsgamunkánkat mutatja be. Egy naptár kezelő szoftvert hoztunk létre, amely minden korosztály számára egyszerűbbé és hatékonyabbá teszi az eseményeik számontartását és egymás közötti megosztását. Ebben a dokumentációban megpróbáljuk minél alaposabban ismertetni a fejlesztési folyamatot, az alkalmazás működését és a fejlesztéshez használt eszközöket. Emellett részletes leírásokkal bemutatjuk a program funkcióit és segítséget nyújtunk az oldal használatában.</w:t>
       </w:r>
     </w:p>
     <w:p>
       <w:pPr>
-        <w:spacing w:after="160" w:line="259" w:lineRule="auto"/>
-        <w:jc w:val="left"/>
+        <w:spacing w:after="160" w:line="276" w:lineRule="auto"/>
       </w:pPr>
       <w:r>
         <w:br w:type="page"/>
@@ -442,6 +435,8 @@
     <w:p>
       <w:pPr>
         <w:pStyle w:val="Cmsor1"/>
+        <w:spacing w:line="276" w:lineRule="auto"/>
+        <w:jc w:val="both"/>
       </w:pPr>
       <w:bookmarkStart w:id="1" w:name="_Toc164351090"/>
       <w:r>
@@ -455,17 +450,23 @@
     </w:p>
     <w:p>
       <w:pPr>
-        <w:spacing w:after="160" w:line="259" w:lineRule="auto"/>
-        <w:jc w:val="left"/>
-      </w:pPr>
-      <w:r>
-        <w:t xml:space="preserve">A szoftverünk célja egy olyan letisztult, szabványoknak megfelelő, felhasználóbarát felületet biztosító alkalmazás a korosztályok számára, amellyel gyorsan és egyszerűen tudják vezetni az eseményeiket és megosztani a rokonokkal és vagy az ismerősökkel. Ismerősi körökben </w:t>
-      </w:r>
-      <w:proofErr w:type="gramStart"/>
-      <w:r>
-        <w:t>észleltük</w:t>
-      </w:r>
-      <w:proofErr w:type="gramEnd"/>
+        <w:spacing w:after="160" w:line="276" w:lineRule="auto"/>
+      </w:pPr>
+      <w:r>
+        <w:t>A szoftverünk célja egy olyan letisztult, szabványoknak megfelelő, felhasználóbarát felületet biztosító alkalmazás, amellyel gyorsan és egyszerűen tudják vezetni az eseményeiket és megosztani a rokonokkal</w:t>
+      </w:r>
+      <w:r>
+        <w:t>,</w:t>
+      </w:r>
+      <w:r>
+        <w:t xml:space="preserve"> és</w:t>
+      </w:r>
+      <w:r>
+        <w:t>/</w:t>
+      </w:r>
+      <w:r>
+        <w:t>vagy az ismerősökkel. Ismerősi körökben észleltük</w:t>
+      </w:r>
       <w:r>
         <w:t xml:space="preserve"> hogy nehezen megy összeilleszteni a programokat ugyanis nem tudják a másikét, mivel a naptárjukban ezt nem látják. Ezért a célunk, hogy a felhasználóink egyszerűen tudják egymással megosztani az eseményeiket és programjaikat.</w:t>
       </w:r>
@@ -473,20 +474,30 @@
     <w:p>
       <w:pPr>
         <w:pStyle w:val="Cmsor1"/>
+        <w:spacing w:line="276" w:lineRule="auto"/>
+        <w:jc w:val="both"/>
       </w:pPr>
       <w:r>
         <w:t>Felhasználói felületek</w:t>
       </w:r>
     </w:p>
     <w:p>
-      <w:r>
-        <w:t>A projektünket úgy terveztük, hogy reszponzív legyen, tehát mind mobilon, tableten, asztali számítógépen vagy laptopon egy letisztult felhasználói élményt nyújtson. Figyeltünk arra, hogy az oldal részei ne lógjanak egymásba és vagy ne takarják el egymást akkor sem, ha csökkentjük a képernyő méretét. Ügyeltünk arra is, hogy az elemek kisebb képernyőkön is jól láthatóak legyenek és a mobil kijelzőkön is felhasználóbarát legyen az oldal.</w:t>
-      </w:r>
-    </w:p>
-    <w:p>
-      <w:pPr>
-        <w:spacing w:after="160" w:line="259" w:lineRule="auto"/>
-        <w:jc w:val="left"/>
+      <w:pPr>
+        <w:spacing w:line="276" w:lineRule="auto"/>
+      </w:pPr>
+      <w:r>
+        <w:t>A projektünket úgy terveztük, hogy reszponzív legyen, tehát mind mobilon, tableten, asztali számítógépen vagy laptopon egy letisztult felhasználói élményt nyújtson. Figyeltünk arra, hogy az oldal részei ne lógjanak egymásba</w:t>
+      </w:r>
+      <w:r>
+        <w:t>,</w:t>
+      </w:r>
+      <w:r>
+        <w:t xml:space="preserve"> és ne takarják el egymást akkor sem, ha csökkentjük a képernyő méretét. Ügyeltünk arra is, hogy az elemek kisebb képernyőkön is jól láthatóak legyenek és a mobil kijelzőkön is felhasználóbarát legyen az oldal.</w:t>
+      </w:r>
+    </w:p>
+    <w:p>
+      <w:pPr>
+        <w:spacing w:after="160" w:line="276" w:lineRule="auto"/>
       </w:pPr>
       <w:r>
         <w:br w:type="page"/>
@@ -495,6 +506,8 @@
     <w:p>
       <w:pPr>
         <w:pStyle w:val="Cmsor1"/>
+        <w:spacing w:line="276" w:lineRule="auto"/>
+        <w:jc w:val="both"/>
       </w:pPr>
       <w:r>
         <w:lastRenderedPageBreak/>
@@ -503,6 +516,7 @@
     </w:p>
     <w:p>
       <w:pPr>
+        <w:spacing w:line="276" w:lineRule="auto"/>
         <w:rPr>
           <w:b/>
           <w:bCs/>
@@ -518,13 +532,20 @@
     </w:p>
     <w:p>
       <w:pPr>
+        <w:spacing w:line="276" w:lineRule="auto"/>
         <w:rPr>
           <w:b/>
           <w:bCs/>
         </w:rPr>
       </w:pPr>
       <w:r>
-        <w:t xml:space="preserve">A szoftver elkészítése több lépésből álló hosszú folyamat, amely során problémák adódhatnak melyeket megkell oldania a csapattagoknak. A feladatokat az egyenlőmunkamegosztás érdekében felosztottuk magunk között. A projekt céljai és követelményei alapján határoztuk meg a feladatokat. A feladatok felosztása közben figyelembe vettük a feladatok bonyolultságát, nehézségét és időigényeségét. Ezek mellett figyeltünk arra is, hogy a feladatok a csapattagok </w:t>
+        <w:t>A szoftver elkészítése több lépésből álló hosszú folyamat, amely során problémák adódhatnak melyeket megkell oldania a csapattagoknak. A feladatokat az egyenlő</w:t>
+      </w:r>
+      <w:r>
+        <w:t xml:space="preserve"> </w:t>
+      </w:r>
+      <w:r>
+        <w:t xml:space="preserve">munkamegosztás érdekében felosztottuk magunk között. A projekt céljai és követelményei alapján határoztuk meg a feladatokat. A feladatok felosztása közben figyelembe vettük a feladatok bonyolultságát, nehézségét és időigényeségét. Ezek mellett figyeltünk arra is, hogy a feladatok a csapattagok </w:t>
       </w:r>
       <w:r>
         <w:t>szakértelmének megfelelően legyenek kiosztva. A feladatok mellé kiosztottunk egy személyt ki felügyelte, ellenőrizte és tesztelte a társ munkáját.</w:t>
@@ -548,6 +569,7 @@
           </w:tcPr>
           <w:p>
             <w:pPr>
+              <w:spacing w:line="276" w:lineRule="auto"/>
               <w:rPr>
                 <w:b/>
                 <w:bCs/>
@@ -568,6 +590,7 @@
           </w:tcPr>
           <w:p>
             <w:pPr>
+              <w:spacing w:line="276" w:lineRule="auto"/>
               <w:rPr>
                 <w:b/>
                 <w:bCs/>
@@ -588,6 +611,7 @@
           </w:tcPr>
           <w:p>
             <w:pPr>
+              <w:spacing w:line="276" w:lineRule="auto"/>
               <w:rPr>
                 <w:b/>
                 <w:bCs/>
@@ -609,6 +633,9 @@
             <w:tcW w:w="2925" w:type="dxa"/>
           </w:tcPr>
           <w:p>
+            <w:pPr>
+              <w:spacing w:line="276" w:lineRule="auto"/>
+            </w:pPr>
             <w:r>
               <w:t>Adatbázis – ER Modell</w:t>
             </w:r>
@@ -619,6 +646,9 @@
             <w:tcW w:w="2925" w:type="dxa"/>
           </w:tcPr>
           <w:p>
+            <w:pPr>
+              <w:spacing w:line="276" w:lineRule="auto"/>
+            </w:pPr>
             <w:r>
               <w:t>Fehér Ágoston</w:t>
             </w:r>
@@ -629,6 +659,9 @@
             <w:tcW w:w="2926" w:type="dxa"/>
           </w:tcPr>
           <w:p>
+            <w:pPr>
+              <w:spacing w:line="276" w:lineRule="auto"/>
+            </w:pPr>
             <w:r>
               <w:t>Fülöp László András</w:t>
             </w:r>
@@ -641,6 +674,9 @@
             <w:tcW w:w="2925" w:type="dxa"/>
           </w:tcPr>
           <w:p>
+            <w:pPr>
+              <w:spacing w:line="276" w:lineRule="auto"/>
+            </w:pPr>
             <w:r>
               <w:t>Adatbázis – Relációs modell</w:t>
             </w:r>
@@ -651,6 +687,9 @@
             <w:tcW w:w="2925" w:type="dxa"/>
           </w:tcPr>
           <w:p>
+            <w:pPr>
+              <w:spacing w:line="276" w:lineRule="auto"/>
+            </w:pPr>
             <w:r>
               <w:t>Fehér Ágoston</w:t>
             </w:r>
@@ -661,6 +700,9 @@
             <w:tcW w:w="2926" w:type="dxa"/>
           </w:tcPr>
           <w:p>
+            <w:pPr>
+              <w:spacing w:line="276" w:lineRule="auto"/>
+            </w:pPr>
             <w:r>
               <w:t>Fülöp László András</w:t>
             </w:r>
@@ -673,6 +715,9 @@
             <w:tcW w:w="2925" w:type="dxa"/>
           </w:tcPr>
           <w:p>
+            <w:pPr>
+              <w:spacing w:line="276" w:lineRule="auto"/>
+            </w:pPr>
             <w:r>
               <w:t>Adatbázis – Modellezés</w:t>
             </w:r>
@@ -683,6 +728,9 @@
             <w:tcW w:w="2925" w:type="dxa"/>
           </w:tcPr>
           <w:p>
+            <w:pPr>
+              <w:spacing w:line="276" w:lineRule="auto"/>
+            </w:pPr>
             <w:r>
               <w:t>Fülöp László András</w:t>
             </w:r>
@@ -693,6 +741,9 @@
             <w:tcW w:w="2926" w:type="dxa"/>
           </w:tcPr>
           <w:p>
+            <w:pPr>
+              <w:spacing w:line="276" w:lineRule="auto"/>
+            </w:pPr>
             <w:r>
               <w:t>Müller Bálint</w:t>
             </w:r>
@@ -705,6 +756,9 @@
             <w:tcW w:w="2925" w:type="dxa"/>
           </w:tcPr>
           <w:p>
+            <w:pPr>
+              <w:spacing w:line="276" w:lineRule="auto"/>
+            </w:pPr>
             <w:r>
               <w:t>Adatbázis – Mintaadatok</w:t>
             </w:r>
@@ -715,6 +769,9 @@
             <w:tcW w:w="2925" w:type="dxa"/>
           </w:tcPr>
           <w:p>
+            <w:pPr>
+              <w:spacing w:line="276" w:lineRule="auto"/>
+            </w:pPr>
             <w:r>
               <w:t>Fehér Ágoston</w:t>
             </w:r>
@@ -725,6 +782,9 @@
             <w:tcW w:w="2926" w:type="dxa"/>
           </w:tcPr>
           <w:p>
+            <w:pPr>
+              <w:spacing w:line="276" w:lineRule="auto"/>
+            </w:pPr>
             <w:r>
               <w:t>Fülöp László András</w:t>
             </w:r>
@@ -737,6 +797,9 @@
             <w:tcW w:w="2925" w:type="dxa"/>
           </w:tcPr>
           <w:p>
+            <w:pPr>
+              <w:spacing w:line="276" w:lineRule="auto"/>
+            </w:pPr>
             <w:r>
               <w:t>Backend – Végpontok</w:t>
             </w:r>
@@ -747,6 +810,9 @@
             <w:tcW w:w="2925" w:type="dxa"/>
           </w:tcPr>
           <w:p>
+            <w:pPr>
+              <w:spacing w:line="276" w:lineRule="auto"/>
+            </w:pPr>
             <w:r>
               <w:t>Fehér Ágoston</w:t>
             </w:r>
@@ -757,6 +823,9 @@
             <w:tcW w:w="2926" w:type="dxa"/>
           </w:tcPr>
           <w:p>
+            <w:pPr>
+              <w:spacing w:line="276" w:lineRule="auto"/>
+            </w:pPr>
             <w:r>
               <w:t>Fülöp László András</w:t>
             </w:r>
@@ -769,6 +838,9 @@
             <w:tcW w:w="2925" w:type="dxa"/>
           </w:tcPr>
           <w:p>
+            <w:pPr>
+              <w:spacing w:line="276" w:lineRule="auto"/>
+            </w:pPr>
             <w:r>
               <w:t>Backend – Modellek</w:t>
             </w:r>
@@ -779,6 +851,9 @@
             <w:tcW w:w="2925" w:type="dxa"/>
           </w:tcPr>
           <w:p>
+            <w:pPr>
+              <w:spacing w:line="276" w:lineRule="auto"/>
+            </w:pPr>
             <w:r>
               <w:t>Fehér Ágoston</w:t>
             </w:r>
@@ -789,6 +864,9 @@
             <w:tcW w:w="2926" w:type="dxa"/>
           </w:tcPr>
           <w:p>
+            <w:pPr>
+              <w:spacing w:line="276" w:lineRule="auto"/>
+            </w:pPr>
             <w:r>
               <w:t>Fülöp László András</w:t>
             </w:r>
@@ -801,6 +879,9 @@
             <w:tcW w:w="2925" w:type="dxa"/>
           </w:tcPr>
           <w:p>
+            <w:pPr>
+              <w:spacing w:line="276" w:lineRule="auto"/>
+            </w:pPr>
             <w:r>
               <w:t>Backend – Egység tesztelés</w:t>
             </w:r>
@@ -811,6 +892,9 @@
             <w:tcW w:w="2925" w:type="dxa"/>
           </w:tcPr>
           <w:p>
+            <w:pPr>
+              <w:spacing w:line="276" w:lineRule="auto"/>
+            </w:pPr>
             <w:r>
               <w:t>Fülöp László András</w:t>
             </w:r>
@@ -821,6 +905,9 @@
             <w:tcW w:w="2926" w:type="dxa"/>
           </w:tcPr>
           <w:p>
+            <w:pPr>
+              <w:spacing w:line="276" w:lineRule="auto"/>
+            </w:pPr>
             <w:r>
               <w:t>Müller Bálint</w:t>
             </w:r>
@@ -833,6 +920,9 @@
             <w:tcW w:w="2925" w:type="dxa"/>
           </w:tcPr>
           <w:p>
+            <w:pPr>
+              <w:spacing w:line="276" w:lineRule="auto"/>
+            </w:pPr>
             <w:r>
               <w:t>Frontend – Bejelentkező/Regiszt</w:t>
             </w:r>
@@ -852,6 +942,9 @@
             <w:tcW w:w="2925" w:type="dxa"/>
           </w:tcPr>
           <w:p>
+            <w:pPr>
+              <w:spacing w:line="276" w:lineRule="auto"/>
+            </w:pPr>
             <w:r>
               <w:t>Fülöp László András</w:t>
             </w:r>
@@ -869,6 +962,9 @@
             <w:tcW w:w="2926" w:type="dxa"/>
           </w:tcPr>
           <w:p>
+            <w:pPr>
+              <w:spacing w:line="276" w:lineRule="auto"/>
+            </w:pPr>
             <w:r>
               <w:t>Müller Bálint</w:t>
             </w:r>
@@ -881,6 +977,9 @@
             <w:tcW w:w="2925" w:type="dxa"/>
           </w:tcPr>
           <w:p>
+            <w:pPr>
+              <w:spacing w:line="276" w:lineRule="auto"/>
+            </w:pPr>
             <w:r>
               <w:t>Frontend – Főoldal</w:t>
             </w:r>
@@ -891,6 +990,9 @@
             <w:tcW w:w="2925" w:type="dxa"/>
           </w:tcPr>
           <w:p>
+            <w:pPr>
+              <w:spacing w:line="276" w:lineRule="auto"/>
+            </w:pPr>
             <w:r>
               <w:t>Fülöp László András</w:t>
             </w:r>
@@ -901,6 +1003,9 @@
             <w:tcW w:w="2926" w:type="dxa"/>
           </w:tcPr>
           <w:p>
+            <w:pPr>
+              <w:spacing w:line="276" w:lineRule="auto"/>
+            </w:pPr>
             <w:r>
               <w:t>Fehér Ágoston</w:t>
             </w:r>
@@ -913,6 +1018,9 @@
             <w:tcW w:w="2925" w:type="dxa"/>
           </w:tcPr>
           <w:p>
+            <w:pPr>
+              <w:spacing w:line="276" w:lineRule="auto"/>
+            </w:pPr>
             <w:r>
               <w:t>Frontend – Beállítások oldal</w:t>
             </w:r>
@@ -923,6 +1031,9 @@
             <w:tcW w:w="2925" w:type="dxa"/>
           </w:tcPr>
           <w:p>
+            <w:pPr>
+              <w:spacing w:line="276" w:lineRule="auto"/>
+            </w:pPr>
             <w:r>
               <w:t>Fülöp László András</w:t>
             </w:r>
@@ -933,6 +1044,9 @@
             <w:tcW w:w="2926" w:type="dxa"/>
           </w:tcPr>
           <w:p>
+            <w:pPr>
+              <w:spacing w:line="276" w:lineRule="auto"/>
+            </w:pPr>
             <w:r>
               <w:t>Fehér Ágoston</w:t>
             </w:r>
@@ -945,6 +1059,9 @@
             <w:tcW w:w="2925" w:type="dxa"/>
           </w:tcPr>
           <w:p>
+            <w:pPr>
+              <w:spacing w:line="276" w:lineRule="auto"/>
+            </w:pPr>
             <w:r>
               <w:t>Frontend – Naptár oldal</w:t>
             </w:r>
@@ -955,6 +1072,9 @@
             <w:tcW w:w="2925" w:type="dxa"/>
           </w:tcPr>
           <w:p>
+            <w:pPr>
+              <w:spacing w:line="276" w:lineRule="auto"/>
+            </w:pPr>
             <w:r>
               <w:t>Müller Bálint</w:t>
             </w:r>
@@ -972,6 +1092,9 @@
             <w:tcW w:w="2926" w:type="dxa"/>
           </w:tcPr>
           <w:p>
+            <w:pPr>
+              <w:spacing w:line="276" w:lineRule="auto"/>
+            </w:pPr>
             <w:r>
               <w:t>Fülöp László András</w:t>
             </w:r>
@@ -984,6 +1107,9 @@
             <w:tcW w:w="2925" w:type="dxa"/>
           </w:tcPr>
           <w:p>
+            <w:pPr>
+              <w:spacing w:line="276" w:lineRule="auto"/>
+            </w:pPr>
             <w:r>
               <w:t>Frontend – Esemény oldal</w:t>
             </w:r>
@@ -994,6 +1120,9 @@
             <w:tcW w:w="2925" w:type="dxa"/>
           </w:tcPr>
           <w:p>
+            <w:pPr>
+              <w:spacing w:line="276" w:lineRule="auto"/>
+            </w:pPr>
             <w:r>
               <w:t>Müller Bálint</w:t>
             </w:r>
@@ -1004,6 +1133,9 @@
             <w:tcW w:w="2926" w:type="dxa"/>
           </w:tcPr>
           <w:p>
+            <w:pPr>
+              <w:spacing w:line="276" w:lineRule="auto"/>
+            </w:pPr>
             <w:r>
               <w:t>Fehér Ágoston</w:t>
             </w:r>
@@ -1016,6 +1148,9 @@
             <w:tcW w:w="2925" w:type="dxa"/>
           </w:tcPr>
           <w:p>
+            <w:pPr>
+              <w:spacing w:line="276" w:lineRule="auto"/>
+            </w:pPr>
             <w:r>
               <w:t>Frontend – Dizájn</w:t>
             </w:r>
@@ -1026,6 +1161,9 @@
             <w:tcW w:w="2925" w:type="dxa"/>
           </w:tcPr>
           <w:p>
+            <w:pPr>
+              <w:spacing w:line="276" w:lineRule="auto"/>
+            </w:pPr>
             <w:r>
               <w:t>Fülöp László András és Müller Bálint</w:t>
             </w:r>
@@ -1036,6 +1174,9 @@
             <w:tcW w:w="2926" w:type="dxa"/>
           </w:tcPr>
           <w:p>
+            <w:pPr>
+              <w:spacing w:line="276" w:lineRule="auto"/>
+            </w:pPr>
             <w:r>
               <w:t>Fehér Ágoston</w:t>
             </w:r>
@@ -1048,6 +1189,9 @@
             <w:tcW w:w="2925" w:type="dxa"/>
           </w:tcPr>
           <w:p>
+            <w:pPr>
+              <w:spacing w:line="276" w:lineRule="auto"/>
+            </w:pPr>
             <w:r>
               <w:t>Frontend – Manuális tesztelés</w:t>
             </w:r>
@@ -1058,6 +1202,9 @@
             <w:tcW w:w="2925" w:type="dxa"/>
           </w:tcPr>
           <w:p>
+            <w:pPr>
+              <w:spacing w:line="276" w:lineRule="auto"/>
+            </w:pPr>
             <w:r>
               <w:t>Müller Bálint</w:t>
             </w:r>
@@ -1068,6 +1215,9 @@
             <w:tcW w:w="2926" w:type="dxa"/>
           </w:tcPr>
           <w:p>
+            <w:pPr>
+              <w:spacing w:line="276" w:lineRule="auto"/>
+            </w:pPr>
             <w:r>
               <w:t>Fülöp László András</w:t>
             </w:r>
@@ -1080,6 +1230,9 @@
             <w:tcW w:w="2925" w:type="dxa"/>
           </w:tcPr>
           <w:p>
+            <w:pPr>
+              <w:spacing w:line="276" w:lineRule="auto"/>
+            </w:pPr>
             <w:r>
               <w:t>Koordinátor</w:t>
             </w:r>
@@ -1090,6 +1243,9 @@
             <w:tcW w:w="2925" w:type="dxa"/>
           </w:tcPr>
           <w:p>
+            <w:pPr>
+              <w:spacing w:line="276" w:lineRule="auto"/>
+            </w:pPr>
             <w:r>
               <w:t>Fehér Ágoston</w:t>
             </w:r>
@@ -1100,6 +1256,9 @@
             <w:tcW w:w="2926" w:type="dxa"/>
           </w:tcPr>
           <w:p>
+            <w:pPr>
+              <w:spacing w:line="276" w:lineRule="auto"/>
+            </w:pPr>
             <w:r>
               <w:t>Fülöp László András</w:t>
             </w:r>
@@ -1112,277 +1271,623 @@
         <w:rPr>
           <w:b/>
           <w:bCs/>
-          <w:color w:val="EE0000"/>
-        </w:rPr>
-      </w:pPr>
-      <w:r>
+          <w:noProof/>
+          <w:szCs w:val="36"/>
+        </w:rPr>
+      </w:pPr>
+    </w:p>
+    <w:p>
+      <w:pPr>
+        <w:spacing w:after="160" w:line="259" w:lineRule="auto"/>
+        <w:jc w:val="left"/>
         <w:rPr>
           <w:b/>
           <w:bCs/>
-          <w:color w:val="EE0000"/>
-        </w:rPr>
-        <w:t xml:space="preserve"> (Majd egy leírás az adatbázisról kéne </w:t>
-      </w:r>
-    </w:p>
-    <w:p>
-      <w:pPr>
+          <w:noProof/>
+          <w:szCs w:val="36"/>
+        </w:rPr>
+      </w:pPr>
+      <w:r>
         <w:rPr>
           <w:b/>
           <w:bCs/>
-          <w:color w:val="EE0000"/>
-        </w:rPr>
-      </w:pPr>
-      <w:r>
+          <w:noProof/>
+          <w:szCs w:val="36"/>
+        </w:rPr>
+        <w:br w:type="page"/>
+      </w:r>
+    </w:p>
+    <w:p>
+      <w:pPr>
         <w:rPr>
           <w:b/>
           <w:bCs/>
-          <w:color w:val="EE0000"/>
-        </w:rPr>
-        <w:t>Lépések:</w:t>
-      </w:r>
-    </w:p>
-    <w:p>
-      <w:pPr>
+          <w:noProof/>
+          <w:sz w:val="40"/>
+          <w:szCs w:val="36"/>
+        </w:rPr>
+      </w:pPr>
+      <w:r>
         <w:rPr>
           <w:b/>
           <w:bCs/>
-          <w:color w:val="EE0000"/>
-        </w:rPr>
-      </w:pPr>
+          <w:noProof/>
+          <w:sz w:val="40"/>
+          <w:szCs w:val="36"/>
+        </w:rPr>
+        <w:lastRenderedPageBreak/>
+        <w:t>Adatbázis</w:t>
+      </w:r>
       <w:r>
         <w:rPr>
           <w:b/>
           <w:bCs/>
-          <w:color w:val="EE0000"/>
-        </w:rPr>
-        <w:t>ER-modell megtervezésének leírása</w:t>
-      </w:r>
-    </w:p>
-    <w:p>
-      <w:pPr>
+          <w:noProof/>
+          <w:sz w:val="40"/>
+          <w:szCs w:val="36"/>
+        </w:rPr>
+        <w:tab/>
+      </w:r>
+      <w:r>
         <w:rPr>
           <w:b/>
           <w:bCs/>
+          <w:noProof/>
           <w:color w:val="EE0000"/>
-        </w:rPr>
-      </w:pPr>
-      <w:r>
+          <w:sz w:val="40"/>
+          <w:szCs w:val="36"/>
+        </w:rPr>
+        <w:t>(FRISSÍTENI KELL KÉPET IS)</w:t>
+      </w:r>
+    </w:p>
+    <w:p>
+      <w:pPr>
+        <w:rPr>
+          <w:noProof/>
+        </w:rPr>
+      </w:pPr>
+      <w:r>
+        <w:rPr>
+          <w:noProof/>
+        </w:rPr>
+        <w:drawing>
+          <wp:anchor distT="0" distB="0" distL="114300" distR="114300" simplePos="0" relativeHeight="251659264" behindDoc="1" locked="0" layoutInCell="1" allowOverlap="1" wp14:anchorId="0806E92D" wp14:editId="0C2C24FD">
+            <wp:simplePos x="0" y="0"/>
+            <wp:positionH relativeFrom="margin">
+              <wp:posOffset>0</wp:posOffset>
+            </wp:positionH>
+            <wp:positionV relativeFrom="paragraph">
+              <wp:posOffset>262255</wp:posOffset>
+            </wp:positionV>
+            <wp:extent cx="5756910" cy="3585210"/>
+            <wp:effectExtent l="0" t="0" r="0" b="0"/>
+            <wp:wrapTight wrapText="bothSides">
+              <wp:wrapPolygon edited="0">
+                <wp:start x="0" y="0"/>
+                <wp:lineTo x="0" y="21462"/>
+                <wp:lineTo x="21514" y="21462"/>
+                <wp:lineTo x="21514" y="0"/>
+                <wp:lineTo x="0" y="0"/>
+              </wp:wrapPolygon>
+            </wp:wrapTight>
+            <wp:docPr id="820363025" name="Kép 1"/>
+            <wp:cNvGraphicFramePr>
+              <a:graphicFrameLocks xmlns:a="http://schemas.openxmlformats.org/drawingml/2006/main" noChangeAspect="1"/>
+            </wp:cNvGraphicFramePr>
+            <a:graphic xmlns:a="http://schemas.openxmlformats.org/drawingml/2006/main">
+              <a:graphicData uri="http://schemas.openxmlformats.org/drawingml/2006/picture">
+                <pic:pic xmlns:pic="http://schemas.openxmlformats.org/drawingml/2006/picture">
+                  <pic:nvPicPr>
+                    <pic:cNvPr id="820363025" name="Kép 820363025"/>
+                    <pic:cNvPicPr/>
+                  </pic:nvPicPr>
+                  <pic:blipFill>
+                    <a:blip r:embed="rId10" cstate="print">
+                      <a:extLst>
+                        <a:ext uri="{28A0092B-C50C-407E-A947-70E740481C1C}">
+                          <a14:useLocalDpi xmlns:a14="http://schemas.microsoft.com/office/drawing/2010/main" val="0"/>
+                        </a:ext>
+                      </a:extLst>
+                    </a:blip>
+                    <a:stretch>
+                      <a:fillRect/>
+                    </a:stretch>
+                  </pic:blipFill>
+                  <pic:spPr>
+                    <a:xfrm>
+                      <a:off x="0" y="0"/>
+                      <a:ext cx="5756910" cy="3585210"/>
+                    </a:xfrm>
+                    <a:prstGeom prst="rect">
+                      <a:avLst/>
+                    </a:prstGeom>
+                  </pic:spPr>
+                </pic:pic>
+              </a:graphicData>
+            </a:graphic>
+            <wp14:sizeRelH relativeFrom="margin">
+              <wp14:pctWidth>0</wp14:pctWidth>
+            </wp14:sizeRelH>
+            <wp14:sizeRelV relativeFrom="margin">
+              <wp14:pctHeight>0</wp14:pctHeight>
+            </wp14:sizeRelV>
+          </wp:anchor>
+        </w:drawing>
+      </w:r>
+    </w:p>
+    <w:p>
+      <w:proofErr w:type="spellStart"/>
+      <w:r>
+        <w:t>User</w:t>
+      </w:r>
+      <w:proofErr w:type="spellEnd"/>
+      <w:r>
+        <w:t xml:space="preserve"> tábla:</w:t>
+      </w:r>
+    </w:p>
+    <w:p>
+      <w:pPr>
+        <w:pStyle w:val="Listaszerbekezds"/>
+        <w:numPr>
+          <w:ilvl w:val="0"/>
+          <w:numId w:val="4"/>
+        </w:numPr>
+        <w:spacing w:after="160" w:line="278" w:lineRule="auto"/>
+        <w:jc w:val="left"/>
+      </w:pPr>
+      <w:proofErr w:type="spellStart"/>
+      <w:r>
+        <w:t>User_Id</w:t>
+      </w:r>
+      <w:proofErr w:type="spellEnd"/>
+      <w:r>
+        <w:t xml:space="preserve"> – Felhasználó azonosító</w:t>
+      </w:r>
+    </w:p>
+    <w:p>
+      <w:pPr>
+        <w:pStyle w:val="Listaszerbekezds"/>
+        <w:numPr>
+          <w:ilvl w:val="0"/>
+          <w:numId w:val="4"/>
+        </w:numPr>
+        <w:spacing w:after="160" w:line="278" w:lineRule="auto"/>
+        <w:jc w:val="left"/>
+      </w:pPr>
+      <w:proofErr w:type="spellStart"/>
+      <w:r>
+        <w:t>UserName</w:t>
+      </w:r>
+      <w:proofErr w:type="spellEnd"/>
+      <w:r>
+        <w:t xml:space="preserve"> – Felhasználó név</w:t>
+      </w:r>
+    </w:p>
+    <w:p>
+      <w:pPr>
+        <w:pStyle w:val="Listaszerbekezds"/>
+        <w:numPr>
+          <w:ilvl w:val="0"/>
+          <w:numId w:val="4"/>
+        </w:numPr>
+        <w:spacing w:after="160" w:line="278" w:lineRule="auto"/>
+        <w:jc w:val="left"/>
+      </w:pPr>
+      <w:proofErr w:type="spellStart"/>
+      <w:r>
+        <w:t>Password</w:t>
+      </w:r>
+      <w:proofErr w:type="spellEnd"/>
+      <w:r>
+        <w:t xml:space="preserve"> – Jelszó</w:t>
+      </w:r>
+    </w:p>
+    <w:p>
+      <w:pPr>
+        <w:pStyle w:val="Listaszerbekezds"/>
+        <w:numPr>
+          <w:ilvl w:val="0"/>
+          <w:numId w:val="4"/>
+        </w:numPr>
+        <w:spacing w:after="160" w:line="278" w:lineRule="auto"/>
+        <w:jc w:val="left"/>
+      </w:pPr>
+      <w:r>
+        <w:t>Email- Email cím</w:t>
+      </w:r>
+    </w:p>
+    <w:p>
+      <w:pPr>
+        <w:pStyle w:val="Listaszerbekezds"/>
+        <w:numPr>
+          <w:ilvl w:val="0"/>
+          <w:numId w:val="4"/>
+        </w:numPr>
+        <w:spacing w:after="160" w:line="278" w:lineRule="auto"/>
+        <w:jc w:val="left"/>
+      </w:pPr>
+      <w:proofErr w:type="spellStart"/>
+      <w:r>
+        <w:t>Display_Name</w:t>
+      </w:r>
+      <w:proofErr w:type="spellEnd"/>
+      <w:r>
+        <w:t xml:space="preserve"> – Felhasználói felületen látszódó név</w:t>
+      </w:r>
+    </w:p>
+    <w:p/>
+    <w:p>
+      <w:proofErr w:type="spellStart"/>
+      <w:r>
+        <w:t>Groups</w:t>
+      </w:r>
+      <w:proofErr w:type="spellEnd"/>
+      <w:r>
+        <w:t xml:space="preserve"> tábla:</w:t>
+      </w:r>
+    </w:p>
+    <w:p>
+      <w:pPr>
+        <w:pStyle w:val="Listaszerbekezds"/>
+        <w:numPr>
+          <w:ilvl w:val="0"/>
+          <w:numId w:val="5"/>
+        </w:numPr>
+        <w:spacing w:after="160" w:line="278" w:lineRule="auto"/>
+        <w:jc w:val="left"/>
+      </w:pPr>
+      <w:proofErr w:type="spellStart"/>
+      <w:r>
+        <w:t>Group_Name</w:t>
+      </w:r>
+      <w:proofErr w:type="spellEnd"/>
+      <w:r>
+        <w:t xml:space="preserve"> – Csoport név</w:t>
+      </w:r>
+    </w:p>
+    <w:p>
+      <w:pPr>
+        <w:pStyle w:val="Listaszerbekezds"/>
+        <w:numPr>
+          <w:ilvl w:val="0"/>
+          <w:numId w:val="5"/>
+        </w:numPr>
+        <w:spacing w:after="160" w:line="278" w:lineRule="auto"/>
+        <w:jc w:val="left"/>
+      </w:pPr>
+      <w:proofErr w:type="spellStart"/>
+      <w:r>
+        <w:t>Group_Id</w:t>
+      </w:r>
+      <w:proofErr w:type="spellEnd"/>
+      <w:r>
+        <w:t xml:space="preserve"> – Csoport azonosító</w:t>
+      </w:r>
+    </w:p>
+    <w:p/>
+    <w:p>
+      <w:proofErr w:type="spellStart"/>
+      <w:r>
+        <w:t>Schedules</w:t>
+      </w:r>
+      <w:proofErr w:type="spellEnd"/>
+      <w:r>
+        <w:t xml:space="preserve"> tábla:</w:t>
+      </w:r>
+    </w:p>
+    <w:p>
+      <w:pPr>
+        <w:pStyle w:val="Listaszerbekezds"/>
+        <w:numPr>
+          <w:ilvl w:val="0"/>
+          <w:numId w:val="6"/>
+        </w:numPr>
+        <w:spacing w:after="160" w:line="278" w:lineRule="auto"/>
+        <w:jc w:val="left"/>
+      </w:pPr>
+      <w:proofErr w:type="spellStart"/>
+      <w:r>
+        <w:t>Schedule_Id</w:t>
+      </w:r>
+      <w:proofErr w:type="spellEnd"/>
+      <w:r>
+        <w:t xml:space="preserve"> – Ütemterv azonosító</w:t>
+      </w:r>
+    </w:p>
+    <w:p>
+      <w:pPr>
+        <w:pStyle w:val="Listaszerbekezds"/>
+        <w:numPr>
+          <w:ilvl w:val="0"/>
+          <w:numId w:val="6"/>
+        </w:numPr>
+        <w:spacing w:after="160" w:line="278" w:lineRule="auto"/>
+        <w:jc w:val="left"/>
+      </w:pPr>
+      <w:proofErr w:type="spellStart"/>
+      <w:r>
+        <w:t>Template_Id</w:t>
+      </w:r>
+      <w:proofErr w:type="spellEnd"/>
+      <w:r>
+        <w:t xml:space="preserve"> – Sablon azonosító</w:t>
+      </w:r>
+    </w:p>
+    <w:p>
+      <w:pPr>
+        <w:pStyle w:val="Listaszerbekezds"/>
+        <w:numPr>
+          <w:ilvl w:val="0"/>
+          <w:numId w:val="6"/>
+        </w:numPr>
+        <w:spacing w:after="160" w:line="278" w:lineRule="auto"/>
+        <w:jc w:val="left"/>
+      </w:pPr>
+      <w:proofErr w:type="spellStart"/>
+      <w:r>
+        <w:t>Schedule_Info</w:t>
+      </w:r>
+      <w:proofErr w:type="spellEnd"/>
+      <w:r>
+        <w:t xml:space="preserve"> – Ütemterv infó</w:t>
+      </w:r>
+    </w:p>
+    <w:p/>
+    <w:p>
+      <w:proofErr w:type="spellStart"/>
+      <w:r>
+        <w:t>Templates</w:t>
+      </w:r>
+      <w:proofErr w:type="spellEnd"/>
+      <w:r>
+        <w:t xml:space="preserve"> tábla:</w:t>
+      </w:r>
+    </w:p>
+    <w:p>
+      <w:pPr>
+        <w:pStyle w:val="Listaszerbekezds"/>
+        <w:numPr>
+          <w:ilvl w:val="0"/>
+          <w:numId w:val="7"/>
+        </w:numPr>
+        <w:spacing w:after="160" w:line="278" w:lineRule="auto"/>
+        <w:jc w:val="left"/>
+      </w:pPr>
+      <w:proofErr w:type="spellStart"/>
+      <w:r>
+        <w:t>Templates_Info</w:t>
+      </w:r>
+      <w:proofErr w:type="spellEnd"/>
+      <w:r>
+        <w:t xml:space="preserve"> – Sablon infó</w:t>
+      </w:r>
+    </w:p>
+    <w:p>
+      <w:pPr>
+        <w:pStyle w:val="Listaszerbekezds"/>
+        <w:numPr>
+          <w:ilvl w:val="0"/>
+          <w:numId w:val="7"/>
+        </w:numPr>
+        <w:spacing w:after="160" w:line="278" w:lineRule="auto"/>
+        <w:jc w:val="left"/>
+      </w:pPr>
+      <w:proofErr w:type="spellStart"/>
+      <w:r>
+        <w:lastRenderedPageBreak/>
+        <w:t>Template_Id</w:t>
+      </w:r>
+      <w:proofErr w:type="spellEnd"/>
+      <w:r>
+        <w:t xml:space="preserve"> – Sablon azonosító</w:t>
+      </w:r>
+    </w:p>
+    <w:p/>
+    <w:p>
+      <w:proofErr w:type="spellStart"/>
+      <w:r>
+        <w:t>Settings</w:t>
+      </w:r>
+      <w:proofErr w:type="spellEnd"/>
+      <w:r>
+        <w:t xml:space="preserve"> tábla:</w:t>
+      </w:r>
+    </w:p>
+    <w:p>
+      <w:pPr>
+        <w:pStyle w:val="Listaszerbekezds"/>
+        <w:numPr>
+          <w:ilvl w:val="0"/>
+          <w:numId w:val="8"/>
+        </w:numPr>
+        <w:spacing w:after="160" w:line="278" w:lineRule="auto"/>
+        <w:jc w:val="left"/>
+      </w:pPr>
+      <w:proofErr w:type="spellStart"/>
+      <w:r>
+        <w:t>User_Id</w:t>
+      </w:r>
+      <w:proofErr w:type="spellEnd"/>
+      <w:r>
+        <w:t xml:space="preserve"> – Felhasználó azonosító</w:t>
+      </w:r>
+    </w:p>
+    <w:p>
+      <w:pPr>
+        <w:pStyle w:val="Listaszerbekezds"/>
+        <w:numPr>
+          <w:ilvl w:val="0"/>
+          <w:numId w:val="8"/>
+        </w:numPr>
+        <w:spacing w:after="160" w:line="278" w:lineRule="auto"/>
+        <w:jc w:val="left"/>
+      </w:pPr>
+      <w:proofErr w:type="spellStart"/>
+      <w:r>
+        <w:t>Settings</w:t>
+      </w:r>
+      <w:proofErr w:type="spellEnd"/>
+      <w:r>
+        <w:t xml:space="preserve"> </w:t>
+      </w:r>
+      <w:r>
+        <w:t>–</w:t>
+      </w:r>
+      <w:r>
+        <w:t xml:space="preserve"> beállítások</w:t>
+      </w:r>
+    </w:p>
+    <w:p>
+      <w:pPr>
+        <w:spacing w:after="160" w:line="278" w:lineRule="auto"/>
+        <w:jc w:val="left"/>
+      </w:pPr>
+    </w:p>
+    <w:p>
+      <w:pPr>
+        <w:spacing w:after="160" w:line="276" w:lineRule="auto"/>
         <w:rPr>
           <w:b/>
           <w:bCs/>
-          <w:color w:val="EE0000"/>
-        </w:rPr>
-        <w:t>Egyedek</w:t>
-      </w:r>
-    </w:p>
-    <w:p>
-      <w:pPr>
+        </w:rPr>
+      </w:pPr>
+      <w:r>
         <w:rPr>
           <w:b/>
           <w:bCs/>
-          <w:color w:val="EE0000"/>
-        </w:rPr>
-      </w:pPr>
-      <w:r>
+        </w:rPr>
+        <w:t>Felhasználói felület megtervezése:</w:t>
+      </w:r>
+    </w:p>
+    <w:p>
+      <w:pPr>
+        <w:spacing w:after="160" w:line="276" w:lineRule="auto"/>
+        <w:rPr>
+          <w:i/>
+          <w:iCs/>
+        </w:rPr>
+      </w:pPr>
+      <w:r>
+        <w:rPr>
+          <w:i/>
+          <w:iCs/>
+        </w:rPr>
+        <w:t>Felhasználói felületek felosztása</w:t>
+      </w:r>
+      <w:r>
+        <w:rPr>
+          <w:i/>
+          <w:iCs/>
+        </w:rPr>
+        <w:t>:</w:t>
+      </w:r>
+    </w:p>
+    <w:p>
+      <w:pPr>
+        <w:spacing w:after="160" w:line="276" w:lineRule="auto"/>
+      </w:pPr>
+      <w:r>
+        <w:t>A felhasználói felület két részre van bontva. Az első rész, amivel egy új felhasználó találkozik, ahol tud regisztrálni vagy amennyiben már regisztrált és van felhasználói fiókja akkor be tud jelentkezni. A másik rész a bejelentkezés után látható, ahol tud tevékenykedni is a felhasználó.</w:t>
+      </w:r>
+    </w:p>
+    <w:p>
+      <w:pPr>
+        <w:spacing w:after="160" w:line="276" w:lineRule="auto"/>
+        <w:rPr>
+          <w:i/>
+          <w:iCs/>
+        </w:rPr>
+      </w:pPr>
+      <w:r>
+        <w:rPr>
+          <w:i/>
+          <w:iCs/>
+        </w:rPr>
+        <w:t>Felhasználói felület kinézete:</w:t>
+      </w:r>
+    </w:p>
+    <w:p>
+      <w:pPr>
+        <w:spacing w:after="160" w:line="276" w:lineRule="auto"/>
+      </w:pPr>
+      <w:r>
+        <w:t>A felhasználói felülettel törekedtünk a modernségre és az egyszerűségre. A mai weboldalak szabványai alapján terveztük meg és készítettük el az oldalt. Próbáltuk elérni, hogy egy új felhasználó számára is könnyű legyen az oldal használata és az oldal vizuális megjelenése is vonzó legyen a felhasználók számára.</w:t>
+      </w:r>
+    </w:p>
+    <w:p>
+      <w:pPr>
+        <w:spacing w:after="160" w:line="276" w:lineRule="auto"/>
+      </w:pPr>
+      <w:r>
+        <w:t>A legjobban észrevehető dolog egy weboldalon az elemek és a háttérszín, illetve a betűtípus. Az utóbbi években előtérbe kerültek a sötét témájú oldalak, a legtöbb ember ezeket preferálja, mivel a szemnek ez nem annyira fárasztó és megterhelő, főleg egy kevésbé megvilágított helységben. Ezen okok miatt választottuk a sötét lila színt az oldal főszínének. Ezzel ellentétben gondoltunk azokra is akik a világos oldalakat preferálják emiatt a beállításoknál lehet választani a világos-sötét téma között, a világos témában világoslila a háttér.</w:t>
+      </w:r>
+    </w:p>
+    <w:p>
+      <w:pPr>
+        <w:spacing w:line="276" w:lineRule="auto"/>
         <w:rPr>
           <w:b/>
           <w:bCs/>
-          <w:color w:val="EE0000"/>
-        </w:rPr>
-        <w:lastRenderedPageBreak/>
-        <w:t>Egyedkapcsolatok</w:t>
-      </w:r>
-    </w:p>
-    <w:p>
-      <w:pPr>
+        </w:rPr>
+      </w:pPr>
+      <w:r>
         <w:rPr>
           <w:b/>
           <w:bCs/>
-          <w:color w:val="EE0000"/>
-        </w:rPr>
-      </w:pPr>
-      <w:r>
+        </w:rPr>
+        <w:br w:type="page"/>
+      </w:r>
+    </w:p>
+    <w:p>
+      <w:pPr>
+        <w:pStyle w:val="Cmsor1"/>
+        <w:spacing w:line="276" w:lineRule="auto"/>
+        <w:jc w:val="both"/>
+      </w:pPr>
+      <w:bookmarkStart w:id="2" w:name="_Toc164351091"/>
+      <w:r>
+        <w:lastRenderedPageBreak/>
+        <w:t>Komponenseinek technikai leírás</w:t>
+      </w:r>
+      <w:bookmarkEnd w:id="2"/>
+      <w:r>
+        <w:t>a</w:t>
+      </w:r>
+    </w:p>
+    <w:p>
+      <w:pPr>
+        <w:spacing w:line="276" w:lineRule="auto"/>
         <w:rPr>
           <w:b/>
           <w:bCs/>
-          <w:color w:val="EE0000"/>
-        </w:rPr>
-        <w:t>ER-modell kép</w:t>
-      </w:r>
-    </w:p>
-    <w:p>
-      <w:pPr>
-        <w:spacing w:after="160" w:line="259" w:lineRule="auto"/>
-        <w:jc w:val="left"/>
-        <w:rPr>
-          <w:color w:val="EE0000"/>
         </w:rPr>
       </w:pPr>
       <w:r>
         <w:rPr>
           <w:b/>
           <w:bCs/>
-          <w:color w:val="EE0000"/>
-        </w:rPr>
-        <w:t xml:space="preserve">Relációs modell </w:t>
-      </w:r>
-      <w:proofErr w:type="gramStart"/>
-      <w:r>
-        <w:rPr>
-          <w:b/>
-          <w:bCs/>
-          <w:color w:val="EE0000"/>
-        </w:rPr>
-        <w:t>kép</w:t>
-      </w:r>
-      <w:r>
-        <w:rPr>
-          <w:color w:val="EE0000"/>
-        </w:rPr>
-        <w:t xml:space="preserve"> )</w:t>
-      </w:r>
-      <w:proofErr w:type="gramEnd"/>
-    </w:p>
-    <w:p>
-      <w:pPr>
-        <w:spacing w:after="160" w:line="259" w:lineRule="auto"/>
-        <w:jc w:val="left"/>
-        <w:rPr>
-          <w:b/>
-          <w:bCs/>
-        </w:rPr>
-      </w:pPr>
-      <w:r>
-        <w:rPr>
-          <w:b/>
-          <w:bCs/>
-        </w:rPr>
-        <w:t>Felhasználói felület megtervezése:</w:t>
-      </w:r>
-    </w:p>
-    <w:p>
-      <w:pPr>
-        <w:spacing w:after="160" w:line="259" w:lineRule="auto"/>
-        <w:jc w:val="left"/>
-        <w:rPr>
-          <w:i/>
-          <w:iCs/>
-        </w:rPr>
-      </w:pPr>
-      <w:r>
-        <w:rPr>
-          <w:i/>
-          <w:iCs/>
-        </w:rPr>
-        <w:t>Felhasználói felületek felosztása</w:t>
-      </w:r>
-      <w:r>
-        <w:rPr>
-          <w:i/>
-          <w:iCs/>
-        </w:rPr>
-        <w:t>:</w:t>
-      </w:r>
-    </w:p>
-    <w:p>
-      <w:pPr>
-        <w:spacing w:after="160" w:line="259" w:lineRule="auto"/>
-        <w:jc w:val="left"/>
-      </w:pPr>
-      <w:r>
-        <w:t>A felhasználói felület két részre van bontva. Az első rész, amivel egy új felhasználó találkozik, ahol tud regisztrálni vagy amennyiben már regisztrált és van felhasználói fiókja akkor be tud jelentkezni. A másik rész a bejelentkezés után látható, ahol tud tevékenykedni is a felhasználó.</w:t>
-      </w:r>
-    </w:p>
-    <w:p>
-      <w:pPr>
-        <w:spacing w:after="160" w:line="259" w:lineRule="auto"/>
-        <w:jc w:val="left"/>
-        <w:rPr>
-          <w:i/>
-          <w:iCs/>
-        </w:rPr>
-      </w:pPr>
-      <w:r>
-        <w:rPr>
-          <w:i/>
-          <w:iCs/>
-        </w:rPr>
-        <w:t>Felhasználói felület kinézete:</w:t>
-      </w:r>
-    </w:p>
-    <w:p>
-      <w:pPr>
-        <w:spacing w:after="160" w:line="259" w:lineRule="auto"/>
-        <w:jc w:val="left"/>
-      </w:pPr>
-      <w:r>
-        <w:t>A felhasználói felülettel törekedtünk a modernségre és az egyszerűségre. A mai weboldalak szabványai alapján terveztük meg és készítettük el az oldalt. Próbáltuk elérni, hogy egy új felhasználó számára is könnyű legyen az oldal használata és az oldal vizuális megjelenése is vonzó legyen a felhasználók számára.</w:t>
-      </w:r>
-    </w:p>
-    <w:p>
-      <w:pPr>
-        <w:spacing w:after="160" w:line="259" w:lineRule="auto"/>
-        <w:jc w:val="left"/>
-      </w:pPr>
-      <w:r>
-        <w:t xml:space="preserve">A legjobban észrevehető dolog egy weboldalon az elemek és a háttérszín, illetve a betűtípus. Az utóbbi években előtérbe kerültek a sötét témájú oldalak, a legtöbb ember ezeket preferálja, mivel a szemnek ezek nem annyira fárasztó és megterhelő, főleg egy kevésbé megvilágított helységben. Ezen okok miatt választottuk a sötét lila színt az oldal főszínének. Ezzel ellentétben gondoltunk azokra </w:t>
-      </w:r>
-      <w:proofErr w:type="gramStart"/>
-      <w:r>
-        <w:t>is</w:t>
-      </w:r>
-      <w:proofErr w:type="gramEnd"/>
-      <w:r>
-        <w:t xml:space="preserve"> akik a világos oldalakat preferálják emiatt a beállításoknál lehet választani a világos-sötét téma között, a világos témában világoslila a háttér.</w:t>
-      </w:r>
-    </w:p>
-    <w:p>
-      <w:pPr>
-        <w:rPr>
-          <w:b/>
-          <w:bCs/>
-        </w:rPr>
-      </w:pPr>
-      <w:r>
-        <w:rPr>
-          <w:b/>
-          <w:bCs/>
-        </w:rPr>
-        <w:br w:type="page"/>
-      </w:r>
-    </w:p>
-    <w:p>
-      <w:pPr>
-        <w:pStyle w:val="Cmsor1"/>
-      </w:pPr>
-      <w:bookmarkStart w:id="2" w:name="_Toc164351091"/>
-      <w:r>
-        <w:lastRenderedPageBreak/>
-        <w:t>Komponenseinek technikai leírás</w:t>
-      </w:r>
-      <w:bookmarkEnd w:id="2"/>
+        </w:rPr>
+        <w:t>Frontend:</w:t>
+      </w:r>
+    </w:p>
+    <w:p>
+      <w:pPr>
+        <w:spacing w:line="276" w:lineRule="auto"/>
+      </w:pPr>
+      <w:r>
+        <w:t xml:space="preserve">A frontend React.js keretrendszer </w:t>
+      </w:r>
+      <w:r>
+        <w:t>19.2.3</w:t>
+      </w:r>
+      <w:r>
+        <w:t>-</w:t>
+      </w:r>
       <w:r>
         <w:t>a</w:t>
       </w:r>
-    </w:p>
-    <w:p>
-      <w:pPr>
-        <w:rPr>
-          <w:b/>
-          <w:bCs/>
-        </w:rPr>
-      </w:pPr>
-      <w:r>
-        <w:rPr>
-          <w:b/>
-          <w:bCs/>
-        </w:rPr>
-        <w:t>Frontend:</w:t>
-      </w:r>
-    </w:p>
-    <w:p>
-      <w:r>
-        <w:t xml:space="preserve">A frontend React.js keretrendszer (verziószám)-es verziója segítségével készült a </w:t>
+      <w:r>
+        <w:t xml:space="preserve">s verziója segítségével készült a </w:t>
       </w:r>
       <w:proofErr w:type="spellStart"/>
       <w:r>
@@ -1390,15 +1895,19 @@
       </w:r>
       <w:proofErr w:type="spellEnd"/>
       <w:r>
-        <w:t xml:space="preserve"> (verziószám)-</w:t>
-      </w:r>
-      <w:proofErr w:type="spellStart"/>
-      <w:r>
-        <w:t>as</w:t>
-      </w:r>
-      <w:proofErr w:type="spellEnd"/>
-      <w:r>
-        <w:t xml:space="preserve"> verzióján belül, a komponensekre bontott oldalrendezés és a beépített eszközök előnyeit kihasználva. Ennek köszönhetően könnyen átlátható, és egyben egyszerűen bővíthető új funkciókkal. Kifejezetten hasznos volt a fejléc és a lábléc létrehozásában, ugyanis nem kellett minden oldalon létrehozni, hanem csak a komponens szükséges kódjait helyeztük el. A szoftver elkészítésében a </w:t>
+        <w:t xml:space="preserve"> </w:t>
+      </w:r>
+      <w:r>
+        <w:t>7.3.1</w:t>
+      </w:r>
+      <w:r>
+        <w:t>-</w:t>
+      </w:r>
+      <w:r>
+        <w:t>e</w:t>
+      </w:r>
+      <w:r>
+        <w:t xml:space="preserve">s verzióján belül, a komponensekre bontott oldalrendezés és a beépített eszközök előnyeit kihasználva. Ennek köszönhetően könnyen átlátható, és egyben egyszerűen bővíthető új funkciókkal. Kifejezetten hasznos volt a fejléc és a lábléc létrehozásában, ugyanis nem kellett minden oldalon létrehozni, hanem csak a komponens szükséges kódjait helyeztük el. A szoftver elkészítésében a </w:t>
       </w:r>
       <w:proofErr w:type="spellStart"/>
       <w:r>
@@ -1416,6 +1925,7 @@
           <w:ilvl w:val="0"/>
           <w:numId w:val="3"/>
         </w:numPr>
+        <w:spacing w:line="276" w:lineRule="auto"/>
       </w:pPr>
       <w:proofErr w:type="spellStart"/>
       <w:r>
@@ -1428,6 +1938,7 @@
     </w:p>
     <w:p>
       <w:pPr>
+        <w:spacing w:line="276" w:lineRule="auto"/>
         <w:ind w:left="720"/>
       </w:pPr>
       <w:r>
@@ -1473,6 +1984,7 @@
           <w:ilvl w:val="0"/>
           <w:numId w:val="3"/>
         </w:numPr>
+        <w:spacing w:line="276" w:lineRule="auto"/>
       </w:pPr>
       <w:proofErr w:type="spellStart"/>
       <w:r>
@@ -1493,6 +2005,7 @@
     </w:p>
     <w:p>
       <w:pPr>
+        <w:spacing w:line="276" w:lineRule="auto"/>
         <w:ind w:left="720"/>
       </w:pPr>
       <w:r>
@@ -1505,12 +2018,16 @@
       <w:proofErr w:type="spellEnd"/>
     </w:p>
     <w:p>
+      <w:pPr>
+        <w:spacing w:line="276" w:lineRule="auto"/>
+      </w:pPr>
       <w:r>
         <w:t>A modern kinézetett CSS segítségével oldottuk meg.</w:t>
       </w:r>
     </w:p>
     <w:p>
       <w:pPr>
+        <w:spacing w:line="276" w:lineRule="auto"/>
         <w:rPr>
           <w:b/>
           <w:bCs/>
@@ -1521,24 +2038,192 @@
           <w:b/>
           <w:bCs/>
         </w:rPr>
-        <w:t>Backend:</w:t>
-      </w:r>
-    </w:p>
-    <w:p>
-      <w:pPr>
-        <w:rPr>
-          <w:color w:val="EE0000"/>
-        </w:rPr>
-      </w:pPr>
-      <w:r>
-        <w:rPr>
-          <w:color w:val="EE0000"/>
-        </w:rPr>
-        <w:t>(majd ide ÁGO)</w:t>
-      </w:r>
-    </w:p>
-    <w:p>
-      <w:pPr>
+        <w:t>Frontend komponensek és feladataik:</w:t>
+      </w:r>
+    </w:p>
+    <w:p>
+      <w:pPr>
+        <w:spacing w:line="276" w:lineRule="auto"/>
+      </w:pPr>
+      <w:proofErr w:type="spellStart"/>
+      <w:r>
+        <w:t>About.jsx</w:t>
+      </w:r>
+      <w:proofErr w:type="spellEnd"/>
+    </w:p>
+    <w:p>
+      <w:pPr>
+        <w:spacing w:line="276" w:lineRule="auto"/>
+      </w:pPr>
+      <w:proofErr w:type="spellStart"/>
+      <w:r>
+        <w:t>EventView.jsx</w:t>
+      </w:r>
+      <w:proofErr w:type="spellEnd"/>
+    </w:p>
+    <w:p>
+      <w:pPr>
+        <w:spacing w:line="276" w:lineRule="auto"/>
+      </w:pPr>
+      <w:proofErr w:type="spellStart"/>
+      <w:r>
+        <w:t>FrontPage.jsx</w:t>
+      </w:r>
+      <w:proofErr w:type="spellEnd"/>
+    </w:p>
+    <w:p>
+      <w:pPr>
+        <w:spacing w:line="276" w:lineRule="auto"/>
+      </w:pPr>
+      <w:proofErr w:type="spellStart"/>
+      <w:r>
+        <w:t>Calendar.jsx</w:t>
+      </w:r>
+      <w:proofErr w:type="spellEnd"/>
+    </w:p>
+    <w:p>
+      <w:pPr>
+        <w:spacing w:line="276" w:lineRule="auto"/>
+      </w:pPr>
+      <w:proofErr w:type="spellStart"/>
+      <w:r>
+        <w:t>GroupSelector.jsx</w:t>
+      </w:r>
+      <w:proofErr w:type="spellEnd"/>
+    </w:p>
+    <w:p>
+      <w:pPr>
+        <w:spacing w:line="276" w:lineRule="auto"/>
+      </w:pPr>
+      <w:proofErr w:type="spellStart"/>
+      <w:r>
+        <w:t>CalendarDayView.jsx</w:t>
+      </w:r>
+      <w:proofErr w:type="spellEnd"/>
+    </w:p>
+    <w:p>
+      <w:pPr>
+        <w:spacing w:line="276" w:lineRule="auto"/>
+      </w:pPr>
+      <w:proofErr w:type="spellStart"/>
+      <w:r>
+        <w:t>CalendarView.jsx</w:t>
+      </w:r>
+      <w:proofErr w:type="spellEnd"/>
+    </w:p>
+    <w:p>
+      <w:pPr>
+        <w:spacing w:line="276" w:lineRule="auto"/>
+      </w:pPr>
+      <w:proofErr w:type="spellStart"/>
+      <w:r>
+        <w:t>LoginModule.jsx</w:t>
+      </w:r>
+      <w:proofErr w:type="spellEnd"/>
+    </w:p>
+    <w:p>
+      <w:pPr>
+        <w:spacing w:line="276" w:lineRule="auto"/>
+      </w:pPr>
+      <w:proofErr w:type="spellStart"/>
+      <w:r>
+        <w:t>CalendarWeekView.jsx</w:t>
+      </w:r>
+      <w:proofErr w:type="spellEnd"/>
+    </w:p>
+    <w:p>
+      <w:pPr>
+        <w:spacing w:line="276" w:lineRule="auto"/>
+      </w:pPr>
+      <w:proofErr w:type="spellStart"/>
+      <w:r>
+        <w:t>ClickAnimation.jsx</w:t>
+      </w:r>
+      <w:proofErr w:type="spellEnd"/>
+    </w:p>
+    <w:p>
+      <w:pPr>
+        <w:spacing w:line="276" w:lineRule="auto"/>
+      </w:pPr>
+      <w:proofErr w:type="spellStart"/>
+      <w:r>
+        <w:t>NavModule.jsx</w:t>
+      </w:r>
+      <w:proofErr w:type="spellEnd"/>
+    </w:p>
+    <w:p>
+      <w:pPr>
+        <w:spacing w:line="276" w:lineRule="auto"/>
+      </w:pPr>
+      <w:proofErr w:type="spellStart"/>
+      <w:r>
+        <w:t>ColorsAndFonts.jsx</w:t>
+      </w:r>
+      <w:proofErr w:type="spellEnd"/>
+    </w:p>
+    <w:p>
+      <w:pPr>
+        <w:spacing w:line="276" w:lineRule="auto"/>
+      </w:pPr>
+      <w:proofErr w:type="spellStart"/>
+      <w:r>
+        <w:t>NotificationComponent.jsx</w:t>
+      </w:r>
+      <w:proofErr w:type="spellEnd"/>
+    </w:p>
+    <w:p>
+      <w:pPr>
+        <w:spacing w:line="276" w:lineRule="auto"/>
+      </w:pPr>
+      <w:proofErr w:type="spellStart"/>
+      <w:r>
+        <w:t>ContactUs.jsx</w:t>
+      </w:r>
+      <w:proofErr w:type="spellEnd"/>
+    </w:p>
+    <w:p>
+      <w:pPr>
+        <w:spacing w:line="276" w:lineRule="auto"/>
+      </w:pPr>
+      <w:proofErr w:type="spellStart"/>
+      <w:r>
+        <w:t>ProfileDescriptionModule.jsx</w:t>
+      </w:r>
+      <w:proofErr w:type="spellEnd"/>
+    </w:p>
+    <w:p>
+      <w:pPr>
+        <w:spacing w:line="276" w:lineRule="auto"/>
+      </w:pPr>
+      <w:proofErr w:type="spellStart"/>
+      <w:r>
+        <w:t>ProfileModule.jsx</w:t>
+      </w:r>
+      <w:proofErr w:type="spellEnd"/>
+    </w:p>
+    <w:p>
+      <w:pPr>
+        <w:spacing w:line="276" w:lineRule="auto"/>
+      </w:pPr>
+      <w:proofErr w:type="spellStart"/>
+      <w:r>
+        <w:t>EventAdd.jsx</w:t>
+      </w:r>
+      <w:proofErr w:type="spellEnd"/>
+    </w:p>
+    <w:p>
+      <w:pPr>
+        <w:spacing w:line="276" w:lineRule="auto"/>
+      </w:pPr>
+      <w:proofErr w:type="spellStart"/>
+      <w:r>
+        <w:t>SettingsModule.jsx</w:t>
+      </w:r>
+      <w:proofErr w:type="spellEnd"/>
+    </w:p>
+    <w:p>
+      <w:pPr>
+        <w:spacing w:line="276" w:lineRule="auto"/>
         <w:rPr>
           <w:b/>
           <w:bCs/>
@@ -1549,45 +2234,63 @@
           <w:b/>
           <w:bCs/>
         </w:rPr>
-        <w:t>Adatbázis:</w:t>
-      </w:r>
-    </w:p>
-    <w:p>
-      <w:pPr>
-        <w:rPr>
-          <w:color w:val="EE0000"/>
-        </w:rPr>
-      </w:pPr>
-      <w:r>
-        <w:rPr>
-          <w:color w:val="EE0000"/>
-        </w:rPr>
-        <w:t xml:space="preserve">(majd ide is </w:t>
-      </w:r>
-      <w:r>
-        <w:rPr>
-          <mc:AlternateContent>
-            <mc:Choice Requires="w16se"/>
-            <mc:Fallback>
-              <w:rFonts w:ascii="Segoe UI Emoji" w:eastAsia="Segoe UI Emoji" w:hAnsi="Segoe UI Emoji" w:cs="Segoe UI Emoji"/>
-            </mc:Fallback>
-          </mc:AlternateContent>
-          <w:color w:val="EE0000"/>
-        </w:rPr>
-        <mc:AlternateContent>
-          <mc:Choice Requires="w16se">
-            <w16se:symEx w16se:font="Segoe UI Emoji" w16se:char="1F60A"/>
-          </mc:Choice>
-          <mc:Fallback>
-            <w:t>😊</w:t>
-          </mc:Fallback>
-        </mc:AlternateContent>
-      </w:r>
-      <w:r>
-        <w:rPr>
-          <w:color w:val="EE0000"/>
-        </w:rPr>
-        <w:t>)</w:t>
+        <w:t xml:space="preserve">A komponenseket segítő </w:t>
+      </w:r>
+      <w:proofErr w:type="spellStart"/>
+      <w:r>
+        <w:rPr>
+          <w:b/>
+          <w:bCs/>
+        </w:rPr>
+        <w:t>szkript</w:t>
+      </w:r>
+      <w:proofErr w:type="spellEnd"/>
+      <w:r>
+        <w:rPr>
+          <w:b/>
+          <w:bCs/>
+        </w:rPr>
+        <w:t xml:space="preserve"> fájlok:</w:t>
+      </w:r>
+    </w:p>
+    <w:p>
+      <w:pPr>
+        <w:spacing w:line="276" w:lineRule="auto"/>
+      </w:pPr>
+      <w:r>
+        <w:t>call-api.js</w:t>
+      </w:r>
+    </w:p>
+    <w:p>
+      <w:pPr>
+        <w:spacing w:line="276" w:lineRule="auto"/>
+      </w:pPr>
+      <w:r>
+        <w:t>UserClass.js</w:t>
+      </w:r>
+    </w:p>
+    <w:p>
+      <w:pPr>
+        <w:spacing w:line="276" w:lineRule="auto"/>
+      </w:pPr>
+      <w:r>
+        <w:t>UserDataClass.js</w:t>
+      </w:r>
+    </w:p>
+    <w:p>
+      <w:pPr>
+        <w:spacing w:line="276" w:lineRule="auto"/>
+        <w:rPr>
+          <w:b/>
+          <w:bCs/>
+        </w:rPr>
+      </w:pPr>
+      <w:r>
+        <w:rPr>
+          <w:b/>
+          <w:bCs/>
+        </w:rPr>
+        <w:t>Backend:</w:t>
       </w:r>
     </w:p>
     <w:p/>
@@ -1595,15 +2298,224 @@
       <w:pPr>
         <w:spacing w:after="160" w:line="259" w:lineRule="auto"/>
         <w:jc w:val="left"/>
-      </w:pPr>
-      <w:r>
+        <w:rPr>
+          <w:b/>
+          <w:bCs/>
+          <w:color w:val="000000" w:themeColor="text1"/>
+        </w:rPr>
+      </w:pPr>
+      <w:r>
+        <w:rPr>
+          <w:b/>
+          <w:bCs/>
+          <w:color w:val="000000" w:themeColor="text1"/>
+        </w:rPr>
         <w:br w:type="page"/>
       </w:r>
     </w:p>
-    <w:p/>
+    <w:p>
+      <w:pPr>
+        <w:spacing w:line="276" w:lineRule="auto"/>
+        <w:rPr>
+          <w:b/>
+          <w:bCs/>
+          <w:color w:val="000000" w:themeColor="text1"/>
+        </w:rPr>
+      </w:pPr>
+      <w:r>
+        <w:rPr>
+          <w:b/>
+          <w:bCs/>
+          <w:color w:val="000000" w:themeColor="text1"/>
+        </w:rPr>
+        <w:t xml:space="preserve">Végpontok és rövid </w:t>
+      </w:r>
+      <w:proofErr w:type="spellStart"/>
+      <w:r>
+        <w:rPr>
+          <w:b/>
+          <w:bCs/>
+          <w:color w:val="000000" w:themeColor="text1"/>
+        </w:rPr>
+        <w:t>leírásaiki</w:t>
+      </w:r>
+      <w:proofErr w:type="spellEnd"/>
+      <w:r>
+        <w:rPr>
+          <w:b/>
+          <w:bCs/>
+          <w:color w:val="000000" w:themeColor="text1"/>
+        </w:rPr>
+        <w:t>:</w:t>
+      </w:r>
+    </w:p>
+    <w:p>
+      <w:pPr>
+        <w:spacing w:line="276" w:lineRule="auto"/>
+        <w:rPr>
+          <w:color w:val="000000" w:themeColor="text1"/>
+        </w:rPr>
+      </w:pPr>
+      <w:proofErr w:type="spellStart"/>
+      <w:r>
+        <w:rPr>
+          <w:color w:val="000000" w:themeColor="text1"/>
+        </w:rPr>
+        <w:t>AdvancedInfoController</w:t>
+      </w:r>
+      <w:proofErr w:type="spellEnd"/>
+    </w:p>
+    <w:p>
+      <w:pPr>
+        <w:spacing w:line="276" w:lineRule="auto"/>
+        <w:rPr>
+          <w:color w:val="000000" w:themeColor="text1"/>
+        </w:rPr>
+      </w:pPr>
+      <w:proofErr w:type="spellStart"/>
+      <w:r>
+        <w:rPr>
+          <w:color w:val="000000" w:themeColor="text1"/>
+        </w:rPr>
+        <w:t>LoginController</w:t>
+      </w:r>
+      <w:proofErr w:type="spellEnd"/>
+    </w:p>
+    <w:p>
+      <w:pPr>
+        <w:spacing w:line="276" w:lineRule="auto"/>
+        <w:rPr>
+          <w:color w:val="000000" w:themeColor="text1"/>
+        </w:rPr>
+      </w:pPr>
+      <w:proofErr w:type="spellStart"/>
+      <w:r>
+        <w:rPr>
+          <w:color w:val="000000" w:themeColor="text1"/>
+        </w:rPr>
+        <w:t>UsersController</w:t>
+      </w:r>
+      <w:proofErr w:type="spellEnd"/>
+    </w:p>
+    <w:p>
+      <w:pPr>
+        <w:spacing w:line="276" w:lineRule="auto"/>
+        <w:rPr>
+          <w:b/>
+          <w:bCs/>
+          <w:color w:val="000000" w:themeColor="text1"/>
+        </w:rPr>
+      </w:pPr>
+      <w:r>
+        <w:rPr>
+          <w:b/>
+          <w:bCs/>
+          <w:color w:val="000000" w:themeColor="text1"/>
+        </w:rPr>
+        <w:t>Segédosztályok:</w:t>
+      </w:r>
+    </w:p>
+    <w:p>
+      <w:pPr>
+        <w:spacing w:line="276" w:lineRule="auto"/>
+        <w:rPr>
+          <w:color w:val="000000" w:themeColor="text1"/>
+        </w:rPr>
+      </w:pPr>
+      <w:proofErr w:type="spellStart"/>
+      <w:r>
+        <w:rPr>
+          <w:color w:val="000000" w:themeColor="text1"/>
+        </w:rPr>
+        <w:t>TokenManager</w:t>
+      </w:r>
+      <w:proofErr w:type="spellEnd"/>
+    </w:p>
+    <w:p>
+      <w:pPr>
+        <w:spacing w:line="276" w:lineRule="auto"/>
+        <w:rPr>
+          <w:color w:val="000000" w:themeColor="text1"/>
+        </w:rPr>
+      </w:pPr>
+      <w:proofErr w:type="spellStart"/>
+      <w:r>
+        <w:rPr>
+          <w:color w:val="000000" w:themeColor="text1"/>
+        </w:rPr>
+        <w:t>PasswordHandler</w:t>
+      </w:r>
+      <w:proofErr w:type="spellEnd"/>
+    </w:p>
+    <w:p>
+      <w:pPr>
+        <w:spacing w:line="276" w:lineRule="auto"/>
+        <w:rPr>
+          <w:color w:val="000000" w:themeColor="text1"/>
+        </w:rPr>
+      </w:pPr>
+    </w:p>
+    <w:p>
+      <w:pPr>
+        <w:spacing w:line="276" w:lineRule="auto"/>
+        <w:rPr>
+          <w:color w:val="000000" w:themeColor="text1"/>
+        </w:rPr>
+      </w:pPr>
+    </w:p>
+    <w:p>
+      <w:pPr>
+        <w:spacing w:line="276" w:lineRule="auto"/>
+        <w:rPr>
+          <w:b/>
+          <w:bCs/>
+        </w:rPr>
+      </w:pPr>
+      <w:r>
+        <w:rPr>
+          <w:b/>
+          <w:bCs/>
+        </w:rPr>
+        <w:t>Adatbázis:</w:t>
+      </w:r>
+    </w:p>
+    <w:p>
+      <w:pPr>
+        <w:spacing w:line="276" w:lineRule="auto"/>
+        <w:rPr>
+          <w:color w:val="EE0000"/>
+        </w:rPr>
+      </w:pPr>
+      <w:r>
+        <w:rPr>
+          <w:color w:val="EE0000"/>
+        </w:rPr>
+        <w:t>Ez mi a ráknak?</w:t>
+      </w:r>
+    </w:p>
+    <w:p>
+      <w:pPr>
+        <w:spacing w:line="276" w:lineRule="auto"/>
+      </w:pPr>
+    </w:p>
+    <w:p>
+      <w:pPr>
+        <w:spacing w:after="160" w:line="276" w:lineRule="auto"/>
+      </w:pPr>
+      <w:r>
+        <w:br w:type="page"/>
+      </w:r>
+    </w:p>
+    <w:p>
+      <w:pPr>
+        <w:spacing w:line="276" w:lineRule="auto"/>
+      </w:pPr>
+    </w:p>
     <w:p>
       <w:pPr>
         <w:pStyle w:val="Cmsor1"/>
+        <w:spacing w:line="276" w:lineRule="auto"/>
+        <w:jc w:val="both"/>
       </w:pPr>
       <w:bookmarkStart w:id="3" w:name="_Toc164351092"/>
       <w:r>
@@ -1612,6 +2524,9 @@
       <w:bookmarkEnd w:id="3"/>
     </w:p>
     <w:p>
+      <w:pPr>
+        <w:spacing w:line="276" w:lineRule="auto"/>
+      </w:pPr>
       <w:r>
         <w:t>A program futtatásához az alábbi alkalmazások kellenek:</w:t>
       </w:r>
@@ -1623,12 +2538,19 @@
           <w:ilvl w:val="0"/>
           <w:numId w:val="1"/>
         </w:numPr>
-      </w:pPr>
-      <w:proofErr w:type="spellStart"/>
-      <w:r>
-        <w:t>MySql</w:t>
-      </w:r>
-      <w:proofErr w:type="spellEnd"/>
+        <w:spacing w:line="276" w:lineRule="auto"/>
+      </w:pPr>
+      <w:r>
+        <w:t xml:space="preserve">XAMPP </w:t>
+      </w:r>
+      <w:proofErr w:type="spellStart"/>
+      <w:r>
+        <w:t>Control</w:t>
+      </w:r>
+      <w:proofErr w:type="spellEnd"/>
+      <w:r>
+        <w:t xml:space="preserve"> Panel</w:t>
+      </w:r>
     </w:p>
     <w:p>
       <w:pPr>
@@ -1637,6 +2559,7 @@
           <w:ilvl w:val="0"/>
           <w:numId w:val="1"/>
         </w:numPr>
+        <w:spacing w:line="276" w:lineRule="auto"/>
       </w:pPr>
       <w:r>
         <w:t xml:space="preserve">Visual </w:t>
@@ -1657,6 +2580,7 @@
           <w:ilvl w:val="0"/>
           <w:numId w:val="1"/>
         </w:numPr>
+        <w:spacing w:line="276" w:lineRule="auto"/>
       </w:pPr>
       <w:proofErr w:type="spellStart"/>
       <w:r>
@@ -1664,27 +2588,16 @@
       </w:r>
       <w:proofErr w:type="spellEnd"/>
       <w:r>
-        <w:t xml:space="preserve"> </w:t>
-      </w:r>
-      <w:proofErr w:type="gramStart"/>
-      <w:r>
-        <w:t>v</w:t>
-      </w:r>
-      <w:r>
-        <w:rPr>
-          <w:color w:val="EE0000"/>
-        </w:rPr>
-        <w:t>(</w:t>
-      </w:r>
-      <w:proofErr w:type="gramEnd"/>
-      <w:r>
-        <w:rPr>
-          <w:color w:val="EE0000"/>
-        </w:rPr>
-        <w:t>majd ideírni)</w:t>
-      </w:r>
-    </w:p>
-    <w:p>
+        <w:t xml:space="preserve"> v</w:t>
+      </w:r>
+      <w:r>
+        <w:t>2.0.27</w:t>
+      </w:r>
+    </w:p>
+    <w:p>
+      <w:pPr>
+        <w:spacing w:line="276" w:lineRule="auto"/>
+      </w:pPr>
       <w:r>
         <w:t>Műszaki és rendszerkövetelmények(minimum):</w:t>
       </w:r>
@@ -1696,6 +2609,7 @@
           <w:ilvl w:val="0"/>
           <w:numId w:val="2"/>
         </w:numPr>
+        <w:spacing w:line="276" w:lineRule="auto"/>
       </w:pPr>
       <w:r>
         <w:t xml:space="preserve">Processzor: Intel </w:t>
@@ -1706,7 +2620,10 @@
       </w:r>
       <w:proofErr w:type="spellEnd"/>
       <w:r>
-        <w:t xml:space="preserve"> i5</w:t>
+        <w:t xml:space="preserve"> i</w:t>
+      </w:r>
+      <w:r>
+        <w:t>5</w:t>
       </w:r>
     </w:p>
     <w:p>
@@ -1716,6 +2633,7 @@
           <w:ilvl w:val="0"/>
           <w:numId w:val="2"/>
         </w:numPr>
+        <w:spacing w:line="276" w:lineRule="auto"/>
       </w:pPr>
       <w:r>
         <w:t>Videókártya: integrált</w:t>
@@ -1728,6 +2646,7 @@
           <w:ilvl w:val="0"/>
           <w:numId w:val="2"/>
         </w:numPr>
+        <w:spacing w:line="276" w:lineRule="auto"/>
       </w:pPr>
       <w:r>
         <w:t>Memória: 4GB</w:t>
@@ -1735,17 +2654,22 @@
     </w:p>
     <w:p>
       <w:pPr>
-        <w:spacing w:after="160" w:line="259" w:lineRule="auto"/>
-        <w:jc w:val="left"/>
+        <w:spacing w:after="160" w:line="276" w:lineRule="auto"/>
       </w:pPr>
       <w:r>
         <w:br w:type="page"/>
       </w:r>
     </w:p>
-    <w:p/>
+    <w:p>
+      <w:pPr>
+        <w:spacing w:line="276" w:lineRule="auto"/>
+      </w:pPr>
+    </w:p>
     <w:p>
       <w:pPr>
         <w:pStyle w:val="Cmsor1"/>
+        <w:spacing w:line="276" w:lineRule="auto"/>
+        <w:jc w:val="both"/>
       </w:pPr>
       <w:bookmarkStart w:id="4" w:name="_Toc164351093"/>
       <w:r>
@@ -1758,6 +2682,7 @@
     </w:p>
     <w:p>
       <w:pPr>
+        <w:spacing w:line="276" w:lineRule="auto"/>
         <w:rPr>
           <w:b/>
           <w:bCs/>
@@ -1774,6 +2699,7 @@
     </w:p>
     <w:p>
       <w:pPr>
+        <w:spacing w:line="276" w:lineRule="auto"/>
         <w:rPr>
           <w:i/>
           <w:iCs/>
@@ -1788,40 +2714,22 @@
       </w:r>
     </w:p>
     <w:p>
-      <w:r>
-        <w:t xml:space="preserve">Ez az első </w:t>
-      </w:r>
-      <w:proofErr w:type="gramStart"/>
-      <w:r>
-        <w:t>oldal</w:t>
-      </w:r>
-      <w:proofErr w:type="gramEnd"/>
-      <w:r>
-        <w:t xml:space="preserve"> amit egy új felhasználó lát. </w:t>
+      <w:pPr>
+        <w:spacing w:line="276" w:lineRule="auto"/>
+      </w:pPr>
+      <w:r>
+        <w:t xml:space="preserve">Ez az első oldal amit egy új felhasználó lát. </w:t>
       </w:r>
       <w:r>
         <w:rPr>
           <w:color w:val="EE0000"/>
         </w:rPr>
-        <w:t xml:space="preserve">(Laci </w:t>
-      </w:r>
-      <w:proofErr w:type="gramStart"/>
-      <w:r>
-        <w:rPr>
-          <w:color w:val="EE0000"/>
-        </w:rPr>
-        <w:t>ide</w:t>
-      </w:r>
-      <w:proofErr w:type="gramEnd"/>
-      <w:r>
-        <w:rPr>
-          <w:color w:val="EE0000"/>
-        </w:rPr>
-        <w:t xml:space="preserve"> hogy a főoldalon mi olvasható)</w:t>
-      </w:r>
-    </w:p>
-    <w:p>
-      <w:pPr>
+        <w:t>(Laci ide hogy a főoldalon mi olvasható)</w:t>
+      </w:r>
+    </w:p>
+    <w:p>
+      <w:pPr>
+        <w:spacing w:line="276" w:lineRule="auto"/>
         <w:rPr>
           <w:i/>
           <w:iCs/>
@@ -1837,6 +2745,7 @@
     </w:p>
     <w:p>
       <w:pPr>
+        <w:spacing w:line="276" w:lineRule="auto"/>
         <w:rPr>
           <w:color w:val="EE0000"/>
         </w:rPr>
@@ -1845,25 +2754,12 @@
         <w:rPr>
           <w:color w:val="EE0000"/>
         </w:rPr>
-        <w:t>(</w:t>
-      </w:r>
-      <w:proofErr w:type="gramStart"/>
-      <w:r>
-        <w:rPr>
-          <w:color w:val="EE0000"/>
-        </w:rPr>
-        <w:t>Laci</w:t>
-      </w:r>
-      <w:proofErr w:type="gramEnd"/>
-      <w:r>
-        <w:rPr>
-          <w:color w:val="EE0000"/>
-        </w:rPr>
-        <w:t xml:space="preserve"> ha kérhetnélek)</w:t>
-      </w:r>
-    </w:p>
-    <w:p>
-      <w:pPr>
+        <w:t>(Laci ha kérhetnélek)</w:t>
+      </w:r>
+    </w:p>
+    <w:p>
+      <w:pPr>
+        <w:spacing w:line="276" w:lineRule="auto"/>
         <w:rPr>
           <w:i/>
           <w:iCs/>
@@ -1879,6 +2775,7 @@
     </w:p>
     <w:p>
       <w:pPr>
+        <w:spacing w:line="276" w:lineRule="auto"/>
         <w:rPr>
           <w:color w:val="EE0000"/>
         </w:rPr>
@@ -1887,25 +2784,12 @@
         <w:rPr>
           <w:color w:val="EE0000"/>
         </w:rPr>
-        <w:t>(</w:t>
-      </w:r>
-      <w:proofErr w:type="gramStart"/>
-      <w:r>
-        <w:rPr>
-          <w:color w:val="EE0000"/>
-        </w:rPr>
-        <w:t>Laci</w:t>
-      </w:r>
-      <w:proofErr w:type="gramEnd"/>
-      <w:r>
-        <w:rPr>
-          <w:color w:val="EE0000"/>
-        </w:rPr>
-        <w:t xml:space="preserve"> ha kérhetnélek)</w:t>
-      </w:r>
-    </w:p>
-    <w:p>
-      <w:pPr>
+        <w:t>(Laci ha kérhetnélek)</w:t>
+      </w:r>
+    </w:p>
+    <w:p>
+      <w:pPr>
+        <w:spacing w:line="276" w:lineRule="auto"/>
         <w:rPr>
           <w:i/>
           <w:iCs/>
@@ -1921,6 +2805,7 @@
     </w:p>
     <w:p>
       <w:pPr>
+        <w:spacing w:line="276" w:lineRule="auto"/>
         <w:rPr>
           <w:i/>
           <w:iCs/>
@@ -1934,7 +2819,6 @@
         <w:t>(</w:t>
       </w:r>
       <w:proofErr w:type="spellStart"/>
-      <w:proofErr w:type="gramStart"/>
       <w:r>
         <w:rPr>
           <w:color w:val="EE0000"/>
@@ -1942,7 +2826,6 @@
         <w:t>Ágo</w:t>
       </w:r>
       <w:proofErr w:type="spellEnd"/>
-      <w:proofErr w:type="gramEnd"/>
       <w:r>
         <w:rPr>
           <w:color w:val="EE0000"/>
@@ -1952,6 +2835,7 @@
     </w:p>
     <w:p>
       <w:pPr>
+        <w:spacing w:line="276" w:lineRule="auto"/>
         <w:rPr>
           <w:i/>
           <w:iCs/>
@@ -1966,6 +2850,9 @@
       </w:r>
     </w:p>
     <w:p>
+      <w:pPr>
+        <w:spacing w:line="276" w:lineRule="auto"/>
+      </w:pPr>
       <w:r>
         <w:t xml:space="preserve">Miután a felhasználó a </w:t>
       </w:r>
@@ -1975,15 +2862,7 @@
       </w:r>
       <w:proofErr w:type="spellEnd"/>
       <w:r>
-        <w:t xml:space="preserve">-en belül </w:t>
-      </w:r>
-      <w:proofErr w:type="gramStart"/>
-      <w:r>
-        <w:t>eldöntötte</w:t>
-      </w:r>
-      <w:proofErr w:type="gramEnd"/>
-      <w:r>
-        <w:t xml:space="preserve"> hogy melyik nézetet szeretné látni akkor ezen a menü pont alatt megtudja nézni a naptárjait, melyekben t</w:t>
+        <w:t>-en belül eldöntötte hogy melyik nézetet szeretné látni akkor ezen menüpont alatt megtudja nézni a naptárjait, melyekben t</w:t>
       </w:r>
       <w:r>
         <w:t>ud az általa kiválasztott naphoz egy új eseményt felvenni. Itt láthatja a már meglévő eseményeit is.</w:t>
@@ -1991,6 +2870,7 @@
     </w:p>
     <w:p>
       <w:pPr>
+        <w:spacing w:line="276" w:lineRule="auto"/>
         <w:rPr>
           <w:i/>
           <w:iCs/>
@@ -2015,6 +2895,7 @@
     </w:p>
     <w:p>
       <w:pPr>
+        <w:spacing w:line="276" w:lineRule="auto"/>
         <w:rPr>
           <w:color w:val="EE0000"/>
         </w:rPr>
@@ -2023,26 +2904,63 @@
         <w:rPr>
           <w:color w:val="EE0000"/>
         </w:rPr>
+        <w:t>(Bármelyiketek ha kérhetnélek titeket)</w:t>
+      </w:r>
+    </w:p>
+    <w:p>
+      <w:pPr>
+        <w:rPr>
+          <w:i/>
+          <w:iCs/>
+        </w:rPr>
+      </w:pPr>
+      <w:proofErr w:type="spellStart"/>
+      <w:r>
+        <w:rPr>
+          <w:i/>
+          <w:iCs/>
+        </w:rPr>
+        <w:t>Notifications</w:t>
+      </w:r>
+      <w:proofErr w:type="spellEnd"/>
+      <w:r>
+        <w:rPr>
+          <w:i/>
+          <w:iCs/>
+        </w:rPr>
+        <w:t>:</w:t>
+      </w:r>
+    </w:p>
+    <w:p>
+      <w:pPr>
+        <w:rPr>
+          <w:color w:val="EE0000"/>
+        </w:rPr>
+      </w:pPr>
+      <w:r>
+        <w:rPr>
+          <w:color w:val="EE0000"/>
+        </w:rPr>
         <w:t>(</w:t>
       </w:r>
-      <w:proofErr w:type="gramStart"/>
       <w:r>
         <w:rPr>
           <w:color w:val="EE0000"/>
         </w:rPr>
-        <w:t>Bármelyiketek</w:t>
-      </w:r>
-      <w:proofErr w:type="gramEnd"/>
+        <w:t>IDK LATER</w:t>
+      </w:r>
       <w:r>
         <w:rPr>
           <w:color w:val="EE0000"/>
         </w:rPr>
-        <w:t xml:space="preserve"> ha kérhetnélek titeket)</w:t>
+        <w:t>)</w:t>
       </w:r>
     </w:p>
     <w:p>
       <w:pPr>
         <w:pStyle w:val="Cmsor2"/>
+        <w:spacing w:line="276" w:lineRule="auto"/>
+        <w:jc w:val="both"/>
       </w:pPr>
       <w:r>
         <w:t>Monitorképek</w:t>
@@ -2050,6 +2968,9 @@
       <w:bookmarkEnd w:id="5"/>
     </w:p>
     <w:p>
+      <w:pPr>
+        <w:spacing w:line="276" w:lineRule="auto"/>
+      </w:pPr>
       <w:proofErr w:type="spellStart"/>
       <w:r>
         <w:t>askldjaskldjaskldjaskljdlkasdjlas</w:t>
@@ -2057,6 +2978,9 @@
       <w:proofErr w:type="spellEnd"/>
     </w:p>
     <w:p>
+      <w:pPr>
+        <w:spacing w:line="276" w:lineRule="auto"/>
+      </w:pPr>
       <w:proofErr w:type="spellStart"/>
       <w:r>
         <w:t>alksjdlkasjdlas</w:t>
@@ -2065,7 +2989,51 @@
     </w:p>
     <w:p>
       <w:pPr>
+        <w:spacing w:line="276" w:lineRule="auto"/>
+      </w:pPr>
+      <w:r>
+        <w:drawing>
+          <wp:inline distT="0" distB="0" distL="0" distR="0" wp14:anchorId="790163BC" wp14:editId="455C25AC">
+            <wp:extent cx="1950889" cy="1093565"/>
+            <wp:effectExtent l="0" t="0" r="0" b="0"/>
+            <wp:docPr id="1726359724" name="Kép 1"/>
+            <wp:cNvGraphicFramePr>
+              <a:graphicFrameLocks xmlns:a="http://schemas.openxmlformats.org/drawingml/2006/main" noChangeAspect="1"/>
+            </wp:cNvGraphicFramePr>
+            <a:graphic xmlns:a="http://schemas.openxmlformats.org/drawingml/2006/main">
+              <a:graphicData uri="http://schemas.openxmlformats.org/drawingml/2006/picture">
+                <pic:pic xmlns:pic="http://schemas.openxmlformats.org/drawingml/2006/picture">
+                  <pic:nvPicPr>
+                    <pic:cNvPr id="1726359724" name=""/>
+                    <pic:cNvPicPr/>
+                  </pic:nvPicPr>
+                  <pic:blipFill>
+                    <a:blip r:embed="rId11"/>
+                    <a:stretch>
+                      <a:fillRect/>
+                    </a:stretch>
+                  </pic:blipFill>
+                  <pic:spPr>
+                    <a:xfrm>
+                      <a:off x="0" y="0"/>
+                      <a:ext cx="1950889" cy="1093565"/>
+                    </a:xfrm>
+                    <a:prstGeom prst="rect">
+                      <a:avLst/>
+                    </a:prstGeom>
+                  </pic:spPr>
+                </pic:pic>
+              </a:graphicData>
+            </a:graphic>
+          </wp:inline>
+        </w:drawing>
+      </w:r>
+    </w:p>
+    <w:p>
+      <w:pPr>
         <w:pStyle w:val="Cmsor2"/>
+        <w:spacing w:line="276" w:lineRule="auto"/>
+        <w:jc w:val="both"/>
       </w:pPr>
       <w:bookmarkStart w:id="6" w:name="_Toc164351095"/>
       <w:r>
@@ -2080,12 +3048,22 @@
       <w:bookmarkEnd w:id="6"/>
     </w:p>
     <w:p>
-      <w:r>
-        <w:t>Egy előre elkészített felhasználó elkészített adatai:</w:t>
-      </w:r>
-    </w:p>
-    <w:p>
-      <w:pPr>
+      <w:pPr>
+        <w:spacing w:line="276" w:lineRule="auto"/>
+      </w:pPr>
+      <w:r>
+        <w:t xml:space="preserve">Egy előre elkészített felhasználó </w:t>
+      </w:r>
+      <w:r>
+        <w:t xml:space="preserve">és a hozzátartozó </w:t>
+      </w:r>
+      <w:r>
+        <w:t>adatai:</w:t>
+      </w:r>
+    </w:p>
+    <w:p>
+      <w:pPr>
+        <w:spacing w:line="276" w:lineRule="auto"/>
         <w:rPr>
           <w:color w:val="EE0000"/>
         </w:rPr>
@@ -2127,8 +3105,7 @@
     </w:p>
     <w:p>
       <w:pPr>
-        <w:spacing w:after="160" w:line="259" w:lineRule="auto"/>
-        <w:jc w:val="left"/>
+        <w:spacing w:after="160" w:line="276" w:lineRule="auto"/>
       </w:pPr>
       <w:r>
         <w:br w:type="page"/>
@@ -2137,6 +3114,8 @@
     <w:p>
       <w:pPr>
         <w:pStyle w:val="Cmsor1"/>
+        <w:spacing w:line="276" w:lineRule="auto"/>
+        <w:jc w:val="both"/>
       </w:pPr>
       <w:bookmarkStart w:id="7" w:name="_Toc164351096"/>
       <w:r>
@@ -2146,30 +3125,51 @@
       <w:bookmarkEnd w:id="7"/>
     </w:p>
     <w:p>
-      <w:r>
-        <w:t xml:space="preserve">Az eseményeket a </w:t>
-      </w:r>
-      <w:proofErr w:type="gramStart"/>
-      <w:r>
-        <w:t>felhasználó</w:t>
-      </w:r>
-      <w:proofErr w:type="gramEnd"/>
-      <w:r>
-        <w:t xml:space="preserve"> aki létrehozta tudja szerkeszteni a későbbiekben. A jelenlegi nézet mellé egy éves nézetet is létre hozunk a jövőben, melyben hónapos lebontásban látni lehet </w:t>
-      </w:r>
-      <w:proofErr w:type="gramStart"/>
-      <w:r>
-        <w:t>majd</w:t>
-      </w:r>
-      <w:proofErr w:type="gramEnd"/>
-      <w:r>
-        <w:t xml:space="preserve"> hogy hol van esemény és amelyik hónapban van ott arra a hónapra kattintva át fogja a felhasználót vezetni arra a hónapra.</w:t>
-      </w:r>
-    </w:p>
-    <w:p>
-      <w:pPr>
-        <w:spacing w:after="160" w:line="259" w:lineRule="auto"/>
-        <w:jc w:val="left"/>
+      <w:pPr>
+        <w:spacing w:line="276" w:lineRule="auto"/>
+      </w:pPr>
+      <w:r>
+        <w:t>A jelenlegi nézet mellé egy éves nézetet is létre hozunk a jövőben</w:t>
+      </w:r>
+      <w:r>
+        <w:t>.</w:t>
+      </w:r>
+      <w:r>
+        <w:t xml:space="preserve"> </w:t>
+      </w:r>
+      <w:r>
+        <w:t xml:space="preserve">Ebben a nézetben </w:t>
+      </w:r>
+      <w:r>
+        <w:t>hónapos lebontásban látni lehet majd</w:t>
+      </w:r>
+      <w:r>
+        <w:t>,</w:t>
+      </w:r>
+      <w:r>
+        <w:t xml:space="preserve"> hogy </w:t>
+      </w:r>
+      <w:r>
+        <w:t>melyik hónapokban</w:t>
+      </w:r>
+      <w:r>
+        <w:t xml:space="preserve"> van esemény</w:t>
+      </w:r>
+      <w:r>
+        <w:t xml:space="preserve">. A hónapokra kattintva megnyitható, azok részletező nézete, melyeken a szokásos már elérhető funkciókkal tudjuk majd a beosztásokat </w:t>
+      </w:r>
+      <w:proofErr w:type="spellStart"/>
+      <w:r>
+        <w:t>szerkezteni</w:t>
+      </w:r>
+      <w:proofErr w:type="spellEnd"/>
+      <w:r>
+        <w:t>.</w:t>
+      </w:r>
+    </w:p>
+    <w:p>
+      <w:pPr>
+        <w:spacing w:after="160" w:line="276" w:lineRule="auto"/>
       </w:pPr>
       <w:r>
         <w:br w:type="page"/>
@@ -2199,6 +3199,8 @@
         <w:p>
           <w:pPr>
             <w:pStyle w:val="Tartalomjegyzkcmsora"/>
+            <w:spacing w:line="276" w:lineRule="auto"/>
+            <w:jc w:val="both"/>
           </w:pPr>
           <w:r>
             <w:t>Tartalom</w:t>
@@ -2210,6 +3212,7 @@
             <w:tabs>
               <w:tab w:val="right" w:leader="dot" w:pos="8776"/>
             </w:tabs>
+            <w:spacing w:line="276" w:lineRule="auto"/>
             <w:rPr>
               <w:rFonts w:asciiTheme="minorHAnsi" w:eastAsiaTheme="minorEastAsia" w:hAnsiTheme="minorHAnsi"/>
               <w:noProof/>
@@ -2290,6 +3293,7 @@
             <w:tabs>
               <w:tab w:val="right" w:leader="dot" w:pos="8776"/>
             </w:tabs>
+            <w:spacing w:line="276" w:lineRule="auto"/>
           </w:pPr>
           <w:hyperlink w:anchor="_Toc164351090" w:history="1">
             <w:r>
@@ -2356,6 +3360,7 @@
             <w:tabs>
               <w:tab w:val="right" w:leader="dot" w:pos="8776"/>
             </w:tabs>
+            <w:spacing w:line="276" w:lineRule="auto"/>
             <w:rPr>
               <w:rFonts w:asciiTheme="minorHAnsi" w:eastAsiaTheme="minorEastAsia" w:hAnsiTheme="minorHAnsi"/>
               <w:noProof/>
@@ -2393,6 +3398,7 @@
             <w:tabs>
               <w:tab w:val="right" w:leader="dot" w:pos="8776"/>
             </w:tabs>
+            <w:spacing w:line="276" w:lineRule="auto"/>
             <w:rPr>
               <w:rFonts w:asciiTheme="minorHAnsi" w:eastAsiaTheme="minorEastAsia" w:hAnsiTheme="minorHAnsi"/>
               <w:noProof/>
@@ -2430,6 +3436,7 @@
             <w:tabs>
               <w:tab w:val="right" w:leader="dot" w:pos="8776"/>
             </w:tabs>
+            <w:spacing w:line="276" w:lineRule="auto"/>
             <w:rPr>
               <w:rFonts w:asciiTheme="minorHAnsi" w:eastAsiaTheme="minorEastAsia" w:hAnsiTheme="minorHAnsi"/>
               <w:noProof/>
@@ -2467,6 +3474,7 @@
             <w:tabs>
               <w:tab w:val="right" w:leader="dot" w:pos="8776"/>
             </w:tabs>
+            <w:spacing w:line="276" w:lineRule="auto"/>
             <w:rPr>
               <w:rFonts w:asciiTheme="minorHAnsi" w:eastAsiaTheme="minorEastAsia" w:hAnsiTheme="minorHAnsi"/>
               <w:noProof/>
@@ -2504,6 +3512,7 @@
             <w:tabs>
               <w:tab w:val="right" w:leader="dot" w:pos="8776"/>
             </w:tabs>
+            <w:spacing w:line="276" w:lineRule="auto"/>
             <w:rPr>
               <w:rFonts w:asciiTheme="minorHAnsi" w:eastAsiaTheme="minorEastAsia" w:hAnsiTheme="minorHAnsi"/>
               <w:noProof/>
@@ -2555,6 +3564,7 @@
             <w:tabs>
               <w:tab w:val="right" w:leader="dot" w:pos="8776"/>
             </w:tabs>
+            <w:spacing w:line="276" w:lineRule="auto"/>
             <w:rPr>
               <w:rFonts w:asciiTheme="minorHAnsi" w:eastAsiaTheme="minorEastAsia" w:hAnsiTheme="minorHAnsi"/>
               <w:noProof/>
@@ -2587,6 +3597,9 @@
           </w:hyperlink>
         </w:p>
         <w:p>
+          <w:pPr>
+            <w:spacing w:line="276" w:lineRule="auto"/>
+          </w:pPr>
           <w:r>
             <w:rPr>
               <w:b/>
@@ -2598,7 +3611,7 @@
       </w:sdtContent>
     </w:sdt>
     <w:sectPr>
-      <w:footerReference w:type="first" r:id="rId10"/>
+      <w:footerReference w:type="first" r:id="rId12"/>
       <w:pgSz w:w="11906" w:h="16838"/>
       <w:pgMar w:top="1418" w:right="1418" w:bottom="1418" w:left="1418" w:header="709" w:footer="709" w:gutter="284"/>
       <w:pgNumType w:start="1"/>
@@ -2645,6 +3658,7 @@
         <w:docPartUnique/>
       </w:docPartObj>
     </w:sdtPr>
+    <w:sdtEndPr/>
     <w:sdtContent>
       <w:p>
         <w:pPr>
@@ -2690,6 +3704,7 @@
         <w:docPartUnique/>
       </w:docPartObj>
     </w:sdtPr>
+    <w:sdtEndPr/>
     <w:sdtContent>
       <w:p>
         <w:pPr>
@@ -2863,6 +3878,119 @@
     </w:lvl>
   </w:abstractNum>
   <w:abstractNum w:abstractNumId="1" w15:restartNumberingAfterBreak="0">
+    <w:nsid w:val="23290569"/>
+    <w:multiLevelType w:val="hybridMultilevel"/>
+    <w:tmpl w:val="7A8CD3CC"/>
+    <w:lvl w:ilvl="0" w:tplc="040E0001">
+      <w:start w:val="1"/>
+      <w:numFmt w:val="bullet"/>
+      <w:lvlText w:val=""/>
+      <w:lvlJc w:val="left"/>
+      <w:pPr>
+        <w:ind w:left="720" w:hanging="360"/>
+      </w:pPr>
+      <w:rPr>
+        <w:rFonts w:ascii="Symbol" w:hAnsi="Symbol" w:hint="default"/>
+      </w:rPr>
+    </w:lvl>
+    <w:lvl w:ilvl="1" w:tplc="040E0003" w:tentative="1">
+      <w:start w:val="1"/>
+      <w:numFmt w:val="bullet"/>
+      <w:lvlText w:val="o"/>
+      <w:lvlJc w:val="left"/>
+      <w:pPr>
+        <w:ind w:left="1440" w:hanging="360"/>
+      </w:pPr>
+      <w:rPr>
+        <w:rFonts w:ascii="Courier New" w:hAnsi="Courier New" w:cs="Courier New" w:hint="default"/>
+      </w:rPr>
+    </w:lvl>
+    <w:lvl w:ilvl="2" w:tplc="040E0005" w:tentative="1">
+      <w:start w:val="1"/>
+      <w:numFmt w:val="bullet"/>
+      <w:lvlText w:val=""/>
+      <w:lvlJc w:val="left"/>
+      <w:pPr>
+        <w:ind w:left="2160" w:hanging="360"/>
+      </w:pPr>
+      <w:rPr>
+        <w:rFonts w:ascii="Wingdings" w:hAnsi="Wingdings" w:hint="default"/>
+      </w:rPr>
+    </w:lvl>
+    <w:lvl w:ilvl="3" w:tplc="040E0001" w:tentative="1">
+      <w:start w:val="1"/>
+      <w:numFmt w:val="bullet"/>
+      <w:lvlText w:val=""/>
+      <w:lvlJc w:val="left"/>
+      <w:pPr>
+        <w:ind w:left="2880" w:hanging="360"/>
+      </w:pPr>
+      <w:rPr>
+        <w:rFonts w:ascii="Symbol" w:hAnsi="Symbol" w:hint="default"/>
+      </w:rPr>
+    </w:lvl>
+    <w:lvl w:ilvl="4" w:tplc="040E0003" w:tentative="1">
+      <w:start w:val="1"/>
+      <w:numFmt w:val="bullet"/>
+      <w:lvlText w:val="o"/>
+      <w:lvlJc w:val="left"/>
+      <w:pPr>
+        <w:ind w:left="3600" w:hanging="360"/>
+      </w:pPr>
+      <w:rPr>
+        <w:rFonts w:ascii="Courier New" w:hAnsi="Courier New" w:cs="Courier New" w:hint="default"/>
+      </w:rPr>
+    </w:lvl>
+    <w:lvl w:ilvl="5" w:tplc="040E0005" w:tentative="1">
+      <w:start w:val="1"/>
+      <w:numFmt w:val="bullet"/>
+      <w:lvlText w:val=""/>
+      <w:lvlJc w:val="left"/>
+      <w:pPr>
+        <w:ind w:left="4320" w:hanging="360"/>
+      </w:pPr>
+      <w:rPr>
+        <w:rFonts w:ascii="Wingdings" w:hAnsi="Wingdings" w:hint="default"/>
+      </w:rPr>
+    </w:lvl>
+    <w:lvl w:ilvl="6" w:tplc="040E0001" w:tentative="1">
+      <w:start w:val="1"/>
+      <w:numFmt w:val="bullet"/>
+      <w:lvlText w:val=""/>
+      <w:lvlJc w:val="left"/>
+      <w:pPr>
+        <w:ind w:left="5040" w:hanging="360"/>
+      </w:pPr>
+      <w:rPr>
+        <w:rFonts w:ascii="Symbol" w:hAnsi="Symbol" w:hint="default"/>
+      </w:rPr>
+    </w:lvl>
+    <w:lvl w:ilvl="7" w:tplc="040E0003" w:tentative="1">
+      <w:start w:val="1"/>
+      <w:numFmt w:val="bullet"/>
+      <w:lvlText w:val="o"/>
+      <w:lvlJc w:val="left"/>
+      <w:pPr>
+        <w:ind w:left="5760" w:hanging="360"/>
+      </w:pPr>
+      <w:rPr>
+        <w:rFonts w:ascii="Courier New" w:hAnsi="Courier New" w:cs="Courier New" w:hint="default"/>
+      </w:rPr>
+    </w:lvl>
+    <w:lvl w:ilvl="8" w:tplc="040E0005" w:tentative="1">
+      <w:start w:val="1"/>
+      <w:numFmt w:val="bullet"/>
+      <w:lvlText w:val=""/>
+      <w:lvlJc w:val="left"/>
+      <w:pPr>
+        <w:ind w:left="6480" w:hanging="360"/>
+      </w:pPr>
+      <w:rPr>
+        <w:rFonts w:ascii="Wingdings" w:hAnsi="Wingdings" w:hint="default"/>
+      </w:rPr>
+    </w:lvl>
+  </w:abstractNum>
+  <w:abstractNum w:abstractNumId="2" w15:restartNumberingAfterBreak="0">
     <w:nsid w:val="28AD38BD"/>
     <w:multiLevelType w:val="hybridMultilevel"/>
     <w:tmpl w:val="BB68FE2E"/>
@@ -2975,7 +4103,7 @@
       </w:rPr>
     </w:lvl>
   </w:abstractNum>
-  <w:abstractNum w:abstractNumId="2" w15:restartNumberingAfterBreak="0">
+  <w:abstractNum w:abstractNumId="3" w15:restartNumberingAfterBreak="0">
     <w:nsid w:val="3E78501F"/>
     <w:multiLevelType w:val="hybridMultilevel"/>
     <w:tmpl w:val="1488E258"/>
@@ -3088,14 +4216,481 @@
       </w:rPr>
     </w:lvl>
   </w:abstractNum>
+  <w:abstractNum w:abstractNumId="4" w15:restartNumberingAfterBreak="0">
+    <w:nsid w:val="41372B32"/>
+    <w:multiLevelType w:val="hybridMultilevel"/>
+    <w:tmpl w:val="8F8C6670"/>
+    <w:lvl w:ilvl="0" w:tplc="040E0001">
+      <w:start w:val="1"/>
+      <w:numFmt w:val="bullet"/>
+      <w:lvlText w:val=""/>
+      <w:lvlJc w:val="left"/>
+      <w:pPr>
+        <w:ind w:left="720" w:hanging="360"/>
+      </w:pPr>
+      <w:rPr>
+        <w:rFonts w:ascii="Symbol" w:hAnsi="Symbol" w:hint="default"/>
+      </w:rPr>
+    </w:lvl>
+    <w:lvl w:ilvl="1" w:tplc="040E0003" w:tentative="1">
+      <w:start w:val="1"/>
+      <w:numFmt w:val="bullet"/>
+      <w:lvlText w:val="o"/>
+      <w:lvlJc w:val="left"/>
+      <w:pPr>
+        <w:ind w:left="1440" w:hanging="360"/>
+      </w:pPr>
+      <w:rPr>
+        <w:rFonts w:ascii="Courier New" w:hAnsi="Courier New" w:cs="Courier New" w:hint="default"/>
+      </w:rPr>
+    </w:lvl>
+    <w:lvl w:ilvl="2" w:tplc="040E0005" w:tentative="1">
+      <w:start w:val="1"/>
+      <w:numFmt w:val="bullet"/>
+      <w:lvlText w:val=""/>
+      <w:lvlJc w:val="left"/>
+      <w:pPr>
+        <w:ind w:left="2160" w:hanging="360"/>
+      </w:pPr>
+      <w:rPr>
+        <w:rFonts w:ascii="Wingdings" w:hAnsi="Wingdings" w:hint="default"/>
+      </w:rPr>
+    </w:lvl>
+    <w:lvl w:ilvl="3" w:tplc="040E0001" w:tentative="1">
+      <w:start w:val="1"/>
+      <w:numFmt w:val="bullet"/>
+      <w:lvlText w:val=""/>
+      <w:lvlJc w:val="left"/>
+      <w:pPr>
+        <w:ind w:left="2880" w:hanging="360"/>
+      </w:pPr>
+      <w:rPr>
+        <w:rFonts w:ascii="Symbol" w:hAnsi="Symbol" w:hint="default"/>
+      </w:rPr>
+    </w:lvl>
+    <w:lvl w:ilvl="4" w:tplc="040E0003" w:tentative="1">
+      <w:start w:val="1"/>
+      <w:numFmt w:val="bullet"/>
+      <w:lvlText w:val="o"/>
+      <w:lvlJc w:val="left"/>
+      <w:pPr>
+        <w:ind w:left="3600" w:hanging="360"/>
+      </w:pPr>
+      <w:rPr>
+        <w:rFonts w:ascii="Courier New" w:hAnsi="Courier New" w:cs="Courier New" w:hint="default"/>
+      </w:rPr>
+    </w:lvl>
+    <w:lvl w:ilvl="5" w:tplc="040E0005" w:tentative="1">
+      <w:start w:val="1"/>
+      <w:numFmt w:val="bullet"/>
+      <w:lvlText w:val=""/>
+      <w:lvlJc w:val="left"/>
+      <w:pPr>
+        <w:ind w:left="4320" w:hanging="360"/>
+      </w:pPr>
+      <w:rPr>
+        <w:rFonts w:ascii="Wingdings" w:hAnsi="Wingdings" w:hint="default"/>
+      </w:rPr>
+    </w:lvl>
+    <w:lvl w:ilvl="6" w:tplc="040E0001" w:tentative="1">
+      <w:start w:val="1"/>
+      <w:numFmt w:val="bullet"/>
+      <w:lvlText w:val=""/>
+      <w:lvlJc w:val="left"/>
+      <w:pPr>
+        <w:ind w:left="5040" w:hanging="360"/>
+      </w:pPr>
+      <w:rPr>
+        <w:rFonts w:ascii="Symbol" w:hAnsi="Symbol" w:hint="default"/>
+      </w:rPr>
+    </w:lvl>
+    <w:lvl w:ilvl="7" w:tplc="040E0003" w:tentative="1">
+      <w:start w:val="1"/>
+      <w:numFmt w:val="bullet"/>
+      <w:lvlText w:val="o"/>
+      <w:lvlJc w:val="left"/>
+      <w:pPr>
+        <w:ind w:left="5760" w:hanging="360"/>
+      </w:pPr>
+      <w:rPr>
+        <w:rFonts w:ascii="Courier New" w:hAnsi="Courier New" w:cs="Courier New" w:hint="default"/>
+      </w:rPr>
+    </w:lvl>
+    <w:lvl w:ilvl="8" w:tplc="040E0005" w:tentative="1">
+      <w:start w:val="1"/>
+      <w:numFmt w:val="bullet"/>
+      <w:lvlText w:val=""/>
+      <w:lvlJc w:val="left"/>
+      <w:pPr>
+        <w:ind w:left="6480" w:hanging="360"/>
+      </w:pPr>
+      <w:rPr>
+        <w:rFonts w:ascii="Wingdings" w:hAnsi="Wingdings" w:hint="default"/>
+      </w:rPr>
+    </w:lvl>
+  </w:abstractNum>
+  <w:abstractNum w:abstractNumId="5" w15:restartNumberingAfterBreak="0">
+    <w:nsid w:val="57511799"/>
+    <w:multiLevelType w:val="hybridMultilevel"/>
+    <w:tmpl w:val="F364E244"/>
+    <w:lvl w:ilvl="0" w:tplc="040E0001">
+      <w:start w:val="1"/>
+      <w:numFmt w:val="bullet"/>
+      <w:lvlText w:val=""/>
+      <w:lvlJc w:val="left"/>
+      <w:pPr>
+        <w:ind w:left="720" w:hanging="360"/>
+      </w:pPr>
+      <w:rPr>
+        <w:rFonts w:ascii="Symbol" w:hAnsi="Symbol" w:hint="default"/>
+      </w:rPr>
+    </w:lvl>
+    <w:lvl w:ilvl="1" w:tplc="040E0003" w:tentative="1">
+      <w:start w:val="1"/>
+      <w:numFmt w:val="bullet"/>
+      <w:lvlText w:val="o"/>
+      <w:lvlJc w:val="left"/>
+      <w:pPr>
+        <w:ind w:left="1440" w:hanging="360"/>
+      </w:pPr>
+      <w:rPr>
+        <w:rFonts w:ascii="Courier New" w:hAnsi="Courier New" w:cs="Courier New" w:hint="default"/>
+      </w:rPr>
+    </w:lvl>
+    <w:lvl w:ilvl="2" w:tplc="040E0005" w:tentative="1">
+      <w:start w:val="1"/>
+      <w:numFmt w:val="bullet"/>
+      <w:lvlText w:val=""/>
+      <w:lvlJc w:val="left"/>
+      <w:pPr>
+        <w:ind w:left="2160" w:hanging="360"/>
+      </w:pPr>
+      <w:rPr>
+        <w:rFonts w:ascii="Wingdings" w:hAnsi="Wingdings" w:hint="default"/>
+      </w:rPr>
+    </w:lvl>
+    <w:lvl w:ilvl="3" w:tplc="040E0001" w:tentative="1">
+      <w:start w:val="1"/>
+      <w:numFmt w:val="bullet"/>
+      <w:lvlText w:val=""/>
+      <w:lvlJc w:val="left"/>
+      <w:pPr>
+        <w:ind w:left="2880" w:hanging="360"/>
+      </w:pPr>
+      <w:rPr>
+        <w:rFonts w:ascii="Symbol" w:hAnsi="Symbol" w:hint="default"/>
+      </w:rPr>
+    </w:lvl>
+    <w:lvl w:ilvl="4" w:tplc="040E0003" w:tentative="1">
+      <w:start w:val="1"/>
+      <w:numFmt w:val="bullet"/>
+      <w:lvlText w:val="o"/>
+      <w:lvlJc w:val="left"/>
+      <w:pPr>
+        <w:ind w:left="3600" w:hanging="360"/>
+      </w:pPr>
+      <w:rPr>
+        <w:rFonts w:ascii="Courier New" w:hAnsi="Courier New" w:cs="Courier New" w:hint="default"/>
+      </w:rPr>
+    </w:lvl>
+    <w:lvl w:ilvl="5" w:tplc="040E0005" w:tentative="1">
+      <w:start w:val="1"/>
+      <w:numFmt w:val="bullet"/>
+      <w:lvlText w:val=""/>
+      <w:lvlJc w:val="left"/>
+      <w:pPr>
+        <w:ind w:left="4320" w:hanging="360"/>
+      </w:pPr>
+      <w:rPr>
+        <w:rFonts w:ascii="Wingdings" w:hAnsi="Wingdings" w:hint="default"/>
+      </w:rPr>
+    </w:lvl>
+    <w:lvl w:ilvl="6" w:tplc="040E0001" w:tentative="1">
+      <w:start w:val="1"/>
+      <w:numFmt w:val="bullet"/>
+      <w:lvlText w:val=""/>
+      <w:lvlJc w:val="left"/>
+      <w:pPr>
+        <w:ind w:left="5040" w:hanging="360"/>
+      </w:pPr>
+      <w:rPr>
+        <w:rFonts w:ascii="Symbol" w:hAnsi="Symbol" w:hint="default"/>
+      </w:rPr>
+    </w:lvl>
+    <w:lvl w:ilvl="7" w:tplc="040E0003" w:tentative="1">
+      <w:start w:val="1"/>
+      <w:numFmt w:val="bullet"/>
+      <w:lvlText w:val="o"/>
+      <w:lvlJc w:val="left"/>
+      <w:pPr>
+        <w:ind w:left="5760" w:hanging="360"/>
+      </w:pPr>
+      <w:rPr>
+        <w:rFonts w:ascii="Courier New" w:hAnsi="Courier New" w:cs="Courier New" w:hint="default"/>
+      </w:rPr>
+    </w:lvl>
+    <w:lvl w:ilvl="8" w:tplc="040E0005" w:tentative="1">
+      <w:start w:val="1"/>
+      <w:numFmt w:val="bullet"/>
+      <w:lvlText w:val=""/>
+      <w:lvlJc w:val="left"/>
+      <w:pPr>
+        <w:ind w:left="6480" w:hanging="360"/>
+      </w:pPr>
+      <w:rPr>
+        <w:rFonts w:ascii="Wingdings" w:hAnsi="Wingdings" w:hint="default"/>
+      </w:rPr>
+    </w:lvl>
+  </w:abstractNum>
+  <w:abstractNum w:abstractNumId="6" w15:restartNumberingAfterBreak="0">
+    <w:nsid w:val="5FA90FFC"/>
+    <w:multiLevelType w:val="hybridMultilevel"/>
+    <w:tmpl w:val="B9102A40"/>
+    <w:lvl w:ilvl="0" w:tplc="040E0001">
+      <w:start w:val="1"/>
+      <w:numFmt w:val="bullet"/>
+      <w:lvlText w:val=""/>
+      <w:lvlJc w:val="left"/>
+      <w:pPr>
+        <w:ind w:left="720" w:hanging="360"/>
+      </w:pPr>
+      <w:rPr>
+        <w:rFonts w:ascii="Symbol" w:hAnsi="Symbol" w:hint="default"/>
+      </w:rPr>
+    </w:lvl>
+    <w:lvl w:ilvl="1" w:tplc="040E0003" w:tentative="1">
+      <w:start w:val="1"/>
+      <w:numFmt w:val="bullet"/>
+      <w:lvlText w:val="o"/>
+      <w:lvlJc w:val="left"/>
+      <w:pPr>
+        <w:ind w:left="1440" w:hanging="360"/>
+      </w:pPr>
+      <w:rPr>
+        <w:rFonts w:ascii="Courier New" w:hAnsi="Courier New" w:cs="Courier New" w:hint="default"/>
+      </w:rPr>
+    </w:lvl>
+    <w:lvl w:ilvl="2" w:tplc="040E0005" w:tentative="1">
+      <w:start w:val="1"/>
+      <w:numFmt w:val="bullet"/>
+      <w:lvlText w:val=""/>
+      <w:lvlJc w:val="left"/>
+      <w:pPr>
+        <w:ind w:left="2160" w:hanging="360"/>
+      </w:pPr>
+      <w:rPr>
+        <w:rFonts w:ascii="Wingdings" w:hAnsi="Wingdings" w:hint="default"/>
+      </w:rPr>
+    </w:lvl>
+    <w:lvl w:ilvl="3" w:tplc="040E0001" w:tentative="1">
+      <w:start w:val="1"/>
+      <w:numFmt w:val="bullet"/>
+      <w:lvlText w:val=""/>
+      <w:lvlJc w:val="left"/>
+      <w:pPr>
+        <w:ind w:left="2880" w:hanging="360"/>
+      </w:pPr>
+      <w:rPr>
+        <w:rFonts w:ascii="Symbol" w:hAnsi="Symbol" w:hint="default"/>
+      </w:rPr>
+    </w:lvl>
+    <w:lvl w:ilvl="4" w:tplc="040E0003" w:tentative="1">
+      <w:start w:val="1"/>
+      <w:numFmt w:val="bullet"/>
+      <w:lvlText w:val="o"/>
+      <w:lvlJc w:val="left"/>
+      <w:pPr>
+        <w:ind w:left="3600" w:hanging="360"/>
+      </w:pPr>
+      <w:rPr>
+        <w:rFonts w:ascii="Courier New" w:hAnsi="Courier New" w:cs="Courier New" w:hint="default"/>
+      </w:rPr>
+    </w:lvl>
+    <w:lvl w:ilvl="5" w:tplc="040E0005" w:tentative="1">
+      <w:start w:val="1"/>
+      <w:numFmt w:val="bullet"/>
+      <w:lvlText w:val=""/>
+      <w:lvlJc w:val="left"/>
+      <w:pPr>
+        <w:ind w:left="4320" w:hanging="360"/>
+      </w:pPr>
+      <w:rPr>
+        <w:rFonts w:ascii="Wingdings" w:hAnsi="Wingdings" w:hint="default"/>
+      </w:rPr>
+    </w:lvl>
+    <w:lvl w:ilvl="6" w:tplc="040E0001" w:tentative="1">
+      <w:start w:val="1"/>
+      <w:numFmt w:val="bullet"/>
+      <w:lvlText w:val=""/>
+      <w:lvlJc w:val="left"/>
+      <w:pPr>
+        <w:ind w:left="5040" w:hanging="360"/>
+      </w:pPr>
+      <w:rPr>
+        <w:rFonts w:ascii="Symbol" w:hAnsi="Symbol" w:hint="default"/>
+      </w:rPr>
+    </w:lvl>
+    <w:lvl w:ilvl="7" w:tplc="040E0003" w:tentative="1">
+      <w:start w:val="1"/>
+      <w:numFmt w:val="bullet"/>
+      <w:lvlText w:val="o"/>
+      <w:lvlJc w:val="left"/>
+      <w:pPr>
+        <w:ind w:left="5760" w:hanging="360"/>
+      </w:pPr>
+      <w:rPr>
+        <w:rFonts w:ascii="Courier New" w:hAnsi="Courier New" w:cs="Courier New" w:hint="default"/>
+      </w:rPr>
+    </w:lvl>
+    <w:lvl w:ilvl="8" w:tplc="040E0005" w:tentative="1">
+      <w:start w:val="1"/>
+      <w:numFmt w:val="bullet"/>
+      <w:lvlText w:val=""/>
+      <w:lvlJc w:val="left"/>
+      <w:pPr>
+        <w:ind w:left="6480" w:hanging="360"/>
+      </w:pPr>
+      <w:rPr>
+        <w:rFonts w:ascii="Wingdings" w:hAnsi="Wingdings" w:hint="default"/>
+      </w:rPr>
+    </w:lvl>
+  </w:abstractNum>
+  <w:abstractNum w:abstractNumId="7" w15:restartNumberingAfterBreak="0">
+    <w:nsid w:val="62AA6DF1"/>
+    <w:multiLevelType w:val="hybridMultilevel"/>
+    <w:tmpl w:val="600E8C0E"/>
+    <w:lvl w:ilvl="0" w:tplc="040E0001">
+      <w:start w:val="1"/>
+      <w:numFmt w:val="bullet"/>
+      <w:lvlText w:val=""/>
+      <w:lvlJc w:val="left"/>
+      <w:pPr>
+        <w:ind w:left="720" w:hanging="360"/>
+      </w:pPr>
+      <w:rPr>
+        <w:rFonts w:ascii="Symbol" w:hAnsi="Symbol" w:hint="default"/>
+      </w:rPr>
+    </w:lvl>
+    <w:lvl w:ilvl="1" w:tplc="040E0003" w:tentative="1">
+      <w:start w:val="1"/>
+      <w:numFmt w:val="bullet"/>
+      <w:lvlText w:val="o"/>
+      <w:lvlJc w:val="left"/>
+      <w:pPr>
+        <w:ind w:left="1440" w:hanging="360"/>
+      </w:pPr>
+      <w:rPr>
+        <w:rFonts w:ascii="Courier New" w:hAnsi="Courier New" w:cs="Courier New" w:hint="default"/>
+      </w:rPr>
+    </w:lvl>
+    <w:lvl w:ilvl="2" w:tplc="040E0005" w:tentative="1">
+      <w:start w:val="1"/>
+      <w:numFmt w:val="bullet"/>
+      <w:lvlText w:val=""/>
+      <w:lvlJc w:val="left"/>
+      <w:pPr>
+        <w:ind w:left="2160" w:hanging="360"/>
+      </w:pPr>
+      <w:rPr>
+        <w:rFonts w:ascii="Wingdings" w:hAnsi="Wingdings" w:hint="default"/>
+      </w:rPr>
+    </w:lvl>
+    <w:lvl w:ilvl="3" w:tplc="040E0001" w:tentative="1">
+      <w:start w:val="1"/>
+      <w:numFmt w:val="bullet"/>
+      <w:lvlText w:val=""/>
+      <w:lvlJc w:val="left"/>
+      <w:pPr>
+        <w:ind w:left="2880" w:hanging="360"/>
+      </w:pPr>
+      <w:rPr>
+        <w:rFonts w:ascii="Symbol" w:hAnsi="Symbol" w:hint="default"/>
+      </w:rPr>
+    </w:lvl>
+    <w:lvl w:ilvl="4" w:tplc="040E0003" w:tentative="1">
+      <w:start w:val="1"/>
+      <w:numFmt w:val="bullet"/>
+      <w:lvlText w:val="o"/>
+      <w:lvlJc w:val="left"/>
+      <w:pPr>
+        <w:ind w:left="3600" w:hanging="360"/>
+      </w:pPr>
+      <w:rPr>
+        <w:rFonts w:ascii="Courier New" w:hAnsi="Courier New" w:cs="Courier New" w:hint="default"/>
+      </w:rPr>
+    </w:lvl>
+    <w:lvl w:ilvl="5" w:tplc="040E0005" w:tentative="1">
+      <w:start w:val="1"/>
+      <w:numFmt w:val="bullet"/>
+      <w:lvlText w:val=""/>
+      <w:lvlJc w:val="left"/>
+      <w:pPr>
+        <w:ind w:left="4320" w:hanging="360"/>
+      </w:pPr>
+      <w:rPr>
+        <w:rFonts w:ascii="Wingdings" w:hAnsi="Wingdings" w:hint="default"/>
+      </w:rPr>
+    </w:lvl>
+    <w:lvl w:ilvl="6" w:tplc="040E0001" w:tentative="1">
+      <w:start w:val="1"/>
+      <w:numFmt w:val="bullet"/>
+      <w:lvlText w:val=""/>
+      <w:lvlJc w:val="left"/>
+      <w:pPr>
+        <w:ind w:left="5040" w:hanging="360"/>
+      </w:pPr>
+      <w:rPr>
+        <w:rFonts w:ascii="Symbol" w:hAnsi="Symbol" w:hint="default"/>
+      </w:rPr>
+    </w:lvl>
+    <w:lvl w:ilvl="7" w:tplc="040E0003" w:tentative="1">
+      <w:start w:val="1"/>
+      <w:numFmt w:val="bullet"/>
+      <w:lvlText w:val="o"/>
+      <w:lvlJc w:val="left"/>
+      <w:pPr>
+        <w:ind w:left="5760" w:hanging="360"/>
+      </w:pPr>
+      <w:rPr>
+        <w:rFonts w:ascii="Courier New" w:hAnsi="Courier New" w:cs="Courier New" w:hint="default"/>
+      </w:rPr>
+    </w:lvl>
+    <w:lvl w:ilvl="8" w:tplc="040E0005" w:tentative="1">
+      <w:start w:val="1"/>
+      <w:numFmt w:val="bullet"/>
+      <w:lvlText w:val=""/>
+      <w:lvlJc w:val="left"/>
+      <w:pPr>
+        <w:ind w:left="6480" w:hanging="360"/>
+      </w:pPr>
+      <w:rPr>
+        <w:rFonts w:ascii="Wingdings" w:hAnsi="Wingdings" w:hint="default"/>
+      </w:rPr>
+    </w:lvl>
+  </w:abstractNum>
   <w:num w:numId="1" w16cid:durableId="148599740">
-    <w:abstractNumId w:val="2"/>
+    <w:abstractNumId w:val="3"/>
   </w:num>
   <w:num w:numId="2" w16cid:durableId="1385367241">
     <w:abstractNumId w:val="0"/>
   </w:num>
   <w:num w:numId="3" w16cid:durableId="1877087093">
+    <w:abstractNumId w:val="2"/>
+  </w:num>
+  <w:num w:numId="4" w16cid:durableId="201018358">
+    <w:abstractNumId w:val="6"/>
+  </w:num>
+  <w:num w:numId="5" w16cid:durableId="1903522784">
     <w:abstractNumId w:val="1"/>
+  </w:num>
+  <w:num w:numId="6" w16cid:durableId="958074982">
+    <w:abstractNumId w:val="4"/>
+  </w:num>
+  <w:num w:numId="7" w16cid:durableId="1769504221">
+    <w:abstractNumId w:val="7"/>
+  </w:num>
+  <w:num w:numId="8" w16cid:durableId="1279676459">
+    <w:abstractNumId w:val="5"/>
   </w:num>
 </w:numbering>
 </file>
@@ -3579,7 +5174,6 @@
   <w:style w:type="character" w:default="1" w:styleId="Bekezdsalapbettpusa">
     <w:name w:val="Default Paragraph Font"/>
     <w:uiPriority w:val="1"/>
-    <w:semiHidden/>
     <w:unhideWhenUsed/>
   </w:style>
   <w:style w:type="table" w:default="1" w:styleId="Normltblzat">

--- a/Documentation/alkalmazás dokumentáció.docx
+++ b/Documentation/alkalmazás dokumentáció.docx
@@ -8,6 +8,7 @@
           <w:tab w:val="left" w:pos="5247"/>
         </w:tabs>
         <w:spacing w:after="240" w:line="240" w:lineRule="auto"/>
+        <w:jc w:val="center"/>
         <w:rPr>
           <w:rFonts w:cs="Times New Roman"/>
           <w:caps/>
@@ -59,6 +60,7 @@
     <w:p>
       <w:pPr>
         <w:spacing w:after="240" w:line="240" w:lineRule="auto"/>
+        <w:jc w:val="center"/>
         <w:rPr>
           <w:rFonts w:cs="Times New Roman"/>
           <w:caps/>
@@ -169,6 +171,7 @@
     <w:p>
       <w:pPr>
         <w:spacing w:before="240" w:after="2000"/>
+        <w:jc w:val="center"/>
         <w:rPr>
           <w:rFonts w:cs="Times New Roman"/>
           <w:sz w:val="28"/>
@@ -230,6 +233,7 @@
     <w:p>
       <w:pPr>
         <w:spacing w:after="40"/>
+        <w:jc w:val="center"/>
         <w:rPr>
           <w:rFonts w:cs="Times New Roman"/>
           <w:b/>
@@ -250,6 +254,7 @@
     <w:p>
       <w:pPr>
         <w:spacing w:after="3600"/>
+        <w:jc w:val="center"/>
         <w:rPr>
           <w:rFonts w:cs="Times New Roman"/>
           <w:sz w:val="28"/>
@@ -260,6 +265,7 @@
     <w:p>
       <w:pPr>
         <w:ind w:right="1982"/>
+        <w:jc w:val="right"/>
         <w:rPr>
           <w:rFonts w:cs="Times New Roman"/>
           <w:szCs w:val="24"/>
@@ -289,6 +295,7 @@
     </w:p>
     <w:p>
       <w:pPr>
+        <w:jc w:val="right"/>
         <w:rPr>
           <w:rFonts w:cs="Times New Roman"/>
           <w:caps/>
@@ -308,6 +315,7 @@
     </w:p>
     <w:p>
       <w:pPr>
+        <w:jc w:val="right"/>
         <w:rPr>
           <w:rFonts w:cs="Times New Roman"/>
           <w:caps/>
@@ -327,6 +335,7 @@
     </w:p>
     <w:p>
       <w:pPr>
+        <w:jc w:val="right"/>
         <w:rPr>
           <w:rFonts w:cs="Times New Roman"/>
           <w:caps/>
@@ -347,6 +356,7 @@
     <w:p>
       <w:pPr>
         <w:spacing w:after="200"/>
+        <w:jc w:val="right"/>
         <w:rPr>
           <w:rFonts w:cs="Times New Roman"/>
           <w:b/>
@@ -368,6 +378,7 @@
     </w:p>
     <w:p>
       <w:pPr>
+        <w:jc w:val="right"/>
         <w:rPr>
           <w:rFonts w:cs="Times New Roman"/>
           <w:b/>
@@ -409,7 +420,7 @@
         <w:spacing w:line="276" w:lineRule="auto"/>
         <w:jc w:val="both"/>
       </w:pPr>
-      <w:bookmarkStart w:id="0" w:name="_Toc164351089"/>
+      <w:bookmarkStart w:id="0" w:name="_Toc227232966"/>
       <w:r>
         <w:lastRenderedPageBreak/>
         <w:t>Bevezetés</w:t>
@@ -438,15 +449,15 @@
         <w:spacing w:line="276" w:lineRule="auto"/>
         <w:jc w:val="both"/>
       </w:pPr>
-      <w:bookmarkStart w:id="1" w:name="_Toc164351090"/>
+      <w:bookmarkStart w:id="1" w:name="_Toc227232967"/>
       <w:r>
         <w:lastRenderedPageBreak/>
         <w:t>Szoftver célj</w:t>
       </w:r>
+      <w:r>
+        <w:t>a</w:t>
+      </w:r>
       <w:bookmarkEnd w:id="1"/>
-      <w:r>
-        <w:t>a</w:t>
-      </w:r>
     </w:p>
     <w:p>
       <w:pPr>
@@ -465,8 +476,13 @@
         <w:t>/</w:t>
       </w:r>
       <w:r>
-        <w:t>vagy az ismerősökkel. Ismerősi körökben észleltük</w:t>
-      </w:r>
+        <w:t xml:space="preserve">vagy az ismerősökkel. Ismerősi körökben </w:t>
+      </w:r>
+      <w:proofErr w:type="gramStart"/>
+      <w:r>
+        <w:t>észleltük</w:t>
+      </w:r>
+      <w:proofErr w:type="gramEnd"/>
       <w:r>
         <w:t xml:space="preserve"> hogy nehezen megy összeilleszteni a programokat ugyanis nem tudják a másikét, mivel a naptárjukban ezt nem látják. Ezért a célunk, hogy a felhasználóink egyszerűen tudják egymással megosztani az eseményeiket és programjaikat.</w:t>
       </w:r>
@@ -477,9 +493,11 @@
         <w:spacing w:line="276" w:lineRule="auto"/>
         <w:jc w:val="both"/>
       </w:pPr>
+      <w:bookmarkStart w:id="2" w:name="_Toc227232968"/>
       <w:r>
         <w:t>Felhasználói felületek</w:t>
       </w:r>
+      <w:bookmarkEnd w:id="2"/>
     </w:p>
     <w:p>
       <w:pPr>
@@ -509,10 +527,12 @@
         <w:spacing w:line="276" w:lineRule="auto"/>
         <w:jc w:val="both"/>
       </w:pPr>
+      <w:bookmarkStart w:id="3" w:name="_Toc227232969"/>
       <w:r>
         <w:lastRenderedPageBreak/>
         <w:t>Készítési folyamat</w:t>
       </w:r>
+      <w:bookmarkEnd w:id="3"/>
     </w:p>
     <w:p>
       <w:pPr>
@@ -1416,6 +1436,20 @@
       </w:r>
     </w:p>
     <w:p>
+      <w:pPr>
+        <w:pStyle w:val="Cmsor2"/>
+      </w:pPr>
+      <w:bookmarkStart w:id="4" w:name="_Toc227232970"/>
+      <w:r>
+        <w:t>Adatbázis táblái, és rövid összefoglalásuk:</w:t>
+      </w:r>
+      <w:bookmarkEnd w:id="4"/>
+    </w:p>
+    <w:p>
+      <w:pPr>
+        <w:pStyle w:val="Cmsor3"/>
+      </w:pPr>
+      <w:bookmarkStart w:id="5" w:name="_Toc227232971"/>
       <w:proofErr w:type="spellStart"/>
       <w:r>
         <w:t>User</w:t>
@@ -1424,6 +1458,7 @@
       <w:r>
         <w:t xml:space="preserve"> tábla:</w:t>
       </w:r>
+      <w:bookmarkEnd w:id="5"/>
     </w:p>
     <w:p>
       <w:pPr>
@@ -1515,8 +1550,32 @@
         <w:t xml:space="preserve"> – Felhasználói felületen látszódó név</w:t>
       </w:r>
     </w:p>
+    <w:p>
+      <w:pPr>
+        <w:spacing w:after="160" w:line="278" w:lineRule="auto"/>
+        <w:ind w:left="360"/>
+        <w:jc w:val="left"/>
+        <w:rPr>
+          <w:b/>
+          <w:bCs/>
+          <w:color w:val="EE0000"/>
+        </w:rPr>
+      </w:pPr>
+      <w:r>
+        <w:rPr>
+          <w:b/>
+          <w:bCs/>
+          <w:color w:val="EE0000"/>
+        </w:rPr>
+        <w:t>(Rövid leírás)</w:t>
+      </w:r>
+    </w:p>
     <w:p/>
     <w:p>
+      <w:pPr>
+        <w:pStyle w:val="Cmsor3"/>
+      </w:pPr>
+      <w:bookmarkStart w:id="6" w:name="_Toc227232972"/>
       <w:proofErr w:type="spellStart"/>
       <w:r>
         <w:t>Groups</w:t>
@@ -1525,6 +1584,7 @@
       <w:r>
         <w:t xml:space="preserve"> tábla:</w:t>
       </w:r>
+      <w:bookmarkEnd w:id="6"/>
     </w:p>
     <w:p>
       <w:pPr>
@@ -1564,8 +1624,42 @@
         <w:t xml:space="preserve"> – Csoport azonosító</w:t>
       </w:r>
     </w:p>
-    <w:p/>
-    <w:p>
+    <w:p>
+      <w:pPr>
+        <w:spacing w:after="160" w:line="278" w:lineRule="auto"/>
+        <w:ind w:left="360"/>
+        <w:jc w:val="left"/>
+        <w:rPr>
+          <w:b/>
+          <w:bCs/>
+          <w:color w:val="EE0000"/>
+        </w:rPr>
+      </w:pPr>
+      <w:r>
+        <w:rPr>
+          <w:b/>
+          <w:bCs/>
+          <w:color w:val="EE0000"/>
+        </w:rPr>
+        <w:t>(Rövid leírás)</w:t>
+      </w:r>
+    </w:p>
+    <w:p>
+      <w:pPr>
+        <w:spacing w:after="160" w:line="278" w:lineRule="auto"/>
+        <w:jc w:val="left"/>
+        <w:rPr>
+          <w:b/>
+          <w:bCs/>
+          <w:color w:val="EE0000"/>
+        </w:rPr>
+      </w:pPr>
+    </w:p>
+    <w:p>
+      <w:pPr>
+        <w:pStyle w:val="Cmsor3"/>
+      </w:pPr>
+      <w:bookmarkStart w:id="7" w:name="_Toc227232973"/>
       <w:proofErr w:type="spellStart"/>
       <w:r>
         <w:t>Schedules</w:t>
@@ -1574,6 +1668,7 @@
       <w:r>
         <w:t xml:space="preserve"> tábla:</w:t>
       </w:r>
+      <w:bookmarkEnd w:id="7"/>
     </w:p>
     <w:p>
       <w:pPr>
@@ -1632,8 +1727,33 @@
         <w:t xml:space="preserve"> – Ütemterv infó</w:t>
       </w:r>
     </w:p>
+    <w:p>
+      <w:pPr>
+        <w:spacing w:after="160" w:line="278" w:lineRule="auto"/>
+        <w:ind w:left="360"/>
+        <w:jc w:val="left"/>
+        <w:rPr>
+          <w:b/>
+          <w:bCs/>
+          <w:color w:val="EE0000"/>
+        </w:rPr>
+      </w:pPr>
+      <w:r>
+        <w:rPr>
+          <w:b/>
+          <w:bCs/>
+          <w:color w:val="EE0000"/>
+        </w:rPr>
+        <w:lastRenderedPageBreak/>
+        <w:t>(Rövid leírás)</w:t>
+      </w:r>
+    </w:p>
     <w:p/>
     <w:p>
+      <w:pPr>
+        <w:pStyle w:val="Cmsor3"/>
+      </w:pPr>
+      <w:bookmarkStart w:id="8" w:name="_Toc227232974"/>
       <w:proofErr w:type="spellStart"/>
       <w:r>
         <w:t>Templates</w:t>
@@ -1642,6 +1762,7 @@
       <w:r>
         <w:t xml:space="preserve"> tábla:</w:t>
       </w:r>
+      <w:bookmarkEnd w:id="8"/>
     </w:p>
     <w:p>
       <w:pPr>
@@ -1674,7 +1795,6 @@
       </w:pPr>
       <w:proofErr w:type="spellStart"/>
       <w:r>
-        <w:lastRenderedPageBreak/>
         <w:t>Template_Id</w:t>
       </w:r>
       <w:proofErr w:type="spellEnd"/>
@@ -1682,8 +1802,32 @@
         <w:t xml:space="preserve"> – Sablon azonosító</w:t>
       </w:r>
     </w:p>
+    <w:p>
+      <w:pPr>
+        <w:spacing w:after="160" w:line="278" w:lineRule="auto"/>
+        <w:ind w:left="360"/>
+        <w:jc w:val="left"/>
+        <w:rPr>
+          <w:b/>
+          <w:bCs/>
+          <w:color w:val="EE0000"/>
+        </w:rPr>
+      </w:pPr>
+      <w:r>
+        <w:rPr>
+          <w:b/>
+          <w:bCs/>
+          <w:color w:val="EE0000"/>
+        </w:rPr>
+        <w:t>(Rövid leírás)</w:t>
+      </w:r>
+    </w:p>
     <w:p/>
     <w:p>
+      <w:pPr>
+        <w:pStyle w:val="Cmsor3"/>
+      </w:pPr>
+      <w:bookmarkStart w:id="9" w:name="_Toc227232975"/>
       <w:proofErr w:type="spellStart"/>
       <w:r>
         <w:t>Settings</w:t>
@@ -1692,6 +1836,7 @@
       <w:r>
         <w:t xml:space="preserve"> tábla:</w:t>
       </w:r>
+      <w:bookmarkEnd w:id="9"/>
     </w:p>
     <w:p>
       <w:pPr>
@@ -1740,7 +1885,27 @@
     <w:p>
       <w:pPr>
         <w:spacing w:after="160" w:line="278" w:lineRule="auto"/>
+        <w:ind w:left="360"/>
         <w:jc w:val="left"/>
+        <w:rPr>
+          <w:b/>
+          <w:bCs/>
+          <w:color w:val="EE0000"/>
+        </w:rPr>
+      </w:pPr>
+      <w:r>
+        <w:rPr>
+          <w:b/>
+          <w:bCs/>
+          <w:color w:val="EE0000"/>
+        </w:rPr>
+        <w:t>(Rövid leírás)</w:t>
+      </w:r>
+    </w:p>
+    <w:p>
+      <w:pPr>
+        <w:spacing w:after="160" w:line="278" w:lineRule="auto"/>
+        <w:jc w:val="left"/>
       </w:pPr>
     </w:p>
     <w:p>
@@ -1749,12 +1914,16 @@
         <w:rPr>
           <w:b/>
           <w:bCs/>
-        </w:rPr>
-      </w:pPr>
-      <w:r>
-        <w:rPr>
-          <w:b/>
-          <w:bCs/>
+          <w:sz w:val="32"/>
+          <w:szCs w:val="28"/>
+        </w:rPr>
+      </w:pPr>
+      <w:r>
+        <w:rPr>
+          <w:b/>
+          <w:bCs/>
+          <w:sz w:val="32"/>
+          <w:szCs w:val="28"/>
         </w:rPr>
         <w:t>Felhasználói felület megtervezése:</w:t>
       </w:r>
@@ -1819,7 +1988,15 @@
         <w:spacing w:after="160" w:line="276" w:lineRule="auto"/>
       </w:pPr>
       <w:r>
-        <w:t>A legjobban észrevehető dolog egy weboldalon az elemek és a háttérszín, illetve a betűtípus. Az utóbbi években előtérbe kerültek a sötét témájú oldalak, a legtöbb ember ezeket preferálja, mivel a szemnek ez nem annyira fárasztó és megterhelő, főleg egy kevésbé megvilágított helységben. Ezen okok miatt választottuk a sötét lila színt az oldal főszínének. Ezzel ellentétben gondoltunk azokra is akik a világos oldalakat preferálják emiatt a beállításoknál lehet választani a világos-sötét téma között, a világos témában világoslila a háttér.</w:t>
+        <w:t xml:space="preserve">A legjobban észrevehető dolog egy weboldalon az elemek és a háttérszín, illetve a betűtípus. Az utóbbi években előtérbe kerültek a sötét témájú oldalak, a legtöbb ember ezeket preferálja, mivel a szemnek ez nem annyira fárasztó és megterhelő, főleg egy kevésbé megvilágított helységben. Ezen okok miatt választottuk a sötét lila színt az oldal főszínének. Ezzel ellentétben gondoltunk azokra </w:t>
+      </w:r>
+      <w:proofErr w:type="gramStart"/>
+      <w:r>
+        <w:t>is</w:t>
+      </w:r>
+      <w:proofErr w:type="gramEnd"/>
+      <w:r>
+        <w:t xml:space="preserve"> akik a világos oldalakat preferálják emiatt a beállításoknál lehet választani a világos-sötét téma között, a világos témában világoslila a háttér.</w:t>
       </w:r>
     </w:p>
     <w:p>
@@ -1844,31 +2021,25 @@
         <w:spacing w:line="276" w:lineRule="auto"/>
         <w:jc w:val="both"/>
       </w:pPr>
-      <w:bookmarkStart w:id="2" w:name="_Toc164351091"/>
+      <w:bookmarkStart w:id="10" w:name="_Toc227232976"/>
       <w:r>
         <w:lastRenderedPageBreak/>
         <w:t>Komponenseinek technikai leírás</w:t>
       </w:r>
-      <w:bookmarkEnd w:id="2"/>
       <w:r>
         <w:t>a</w:t>
       </w:r>
-    </w:p>
-    <w:p>
-      <w:pPr>
-        <w:spacing w:line="276" w:lineRule="auto"/>
-        <w:rPr>
-          <w:b/>
-          <w:bCs/>
-        </w:rPr>
-      </w:pPr>
-      <w:r>
-        <w:rPr>
-          <w:b/>
-          <w:bCs/>
-        </w:rPr>
+      <w:bookmarkEnd w:id="10"/>
+    </w:p>
+    <w:p>
+      <w:pPr>
+        <w:pStyle w:val="Cmsor2"/>
+      </w:pPr>
+      <w:bookmarkStart w:id="11" w:name="_Toc227232977"/>
+      <w:r>
         <w:t>Frontend:</w:t>
       </w:r>
+      <w:bookmarkEnd w:id="11"/>
     </w:p>
     <w:p>
       <w:pPr>
@@ -2027,488 +2198,1079 @@
     </w:p>
     <w:p>
       <w:pPr>
+        <w:pStyle w:val="Cmsor3"/>
+      </w:pPr>
+      <w:bookmarkStart w:id="12" w:name="_Toc227232978"/>
+      <w:r>
+        <w:t>Frontend komponensek és feladataik:</w:t>
+      </w:r>
+      <w:bookmarkEnd w:id="12"/>
+    </w:p>
+    <w:p>
+      <w:pPr>
         <w:spacing w:line="276" w:lineRule="auto"/>
         <w:rPr>
-          <w:b/>
-          <w:bCs/>
-        </w:rPr>
-      </w:pPr>
-      <w:r>
-        <w:rPr>
-          <w:b/>
-          <w:bCs/>
-        </w:rPr>
-        <w:t>Frontend komponensek és feladataik:</w:t>
+          <w:i/>
+          <w:iCs/>
+        </w:rPr>
+      </w:pPr>
+      <w:proofErr w:type="spellStart"/>
+      <w:r>
+        <w:rPr>
+          <w:i/>
+          <w:iCs/>
+        </w:rPr>
+        <w:t>About.jsx</w:t>
+      </w:r>
+      <w:proofErr w:type="spellEnd"/>
+    </w:p>
+    <w:p>
+      <w:pPr>
+        <w:spacing w:after="160" w:line="278" w:lineRule="auto"/>
+        <w:jc w:val="left"/>
+        <w:rPr>
+          <w:b/>
+          <w:bCs/>
+          <w:color w:val="EE0000"/>
+        </w:rPr>
+      </w:pPr>
+      <w:r>
+        <w:rPr>
+          <w:b/>
+          <w:bCs/>
+          <w:color w:val="EE0000"/>
+        </w:rPr>
+        <w:t>(Rövid leírás)</w:t>
       </w:r>
     </w:p>
     <w:p>
       <w:pPr>
         <w:spacing w:line="276" w:lineRule="auto"/>
+        <w:rPr>
+          <w:i/>
+          <w:iCs/>
+        </w:rPr>
       </w:pPr>
       <w:proofErr w:type="spellStart"/>
       <w:r>
-        <w:t>About.jsx</w:t>
+        <w:rPr>
+          <w:i/>
+          <w:iCs/>
+        </w:rPr>
+        <w:t>EventView.jsx</w:t>
       </w:r>
       <w:proofErr w:type="spellEnd"/>
     </w:p>
     <w:p>
       <w:pPr>
+        <w:spacing w:after="160" w:line="278" w:lineRule="auto"/>
+        <w:jc w:val="left"/>
+        <w:rPr>
+          <w:b/>
+          <w:bCs/>
+          <w:color w:val="EE0000"/>
+        </w:rPr>
+      </w:pPr>
+      <w:r>
+        <w:rPr>
+          <w:b/>
+          <w:bCs/>
+          <w:color w:val="EE0000"/>
+        </w:rPr>
+        <w:t>(Rövid leírás)</w:t>
+      </w:r>
+    </w:p>
+    <w:p>
+      <w:pPr>
         <w:spacing w:line="276" w:lineRule="auto"/>
+        <w:rPr>
+          <w:i/>
+          <w:iCs/>
+        </w:rPr>
       </w:pPr>
       <w:proofErr w:type="spellStart"/>
       <w:r>
-        <w:t>EventView.jsx</w:t>
+        <w:rPr>
+          <w:i/>
+          <w:iCs/>
+        </w:rPr>
+        <w:t>FrontPage.jsx</w:t>
       </w:r>
       <w:proofErr w:type="spellEnd"/>
     </w:p>
     <w:p>
       <w:pPr>
+        <w:spacing w:after="160" w:line="278" w:lineRule="auto"/>
+        <w:jc w:val="left"/>
+        <w:rPr>
+          <w:b/>
+          <w:bCs/>
+          <w:color w:val="EE0000"/>
+        </w:rPr>
+      </w:pPr>
+      <w:r>
+        <w:rPr>
+          <w:b/>
+          <w:bCs/>
+          <w:color w:val="EE0000"/>
+        </w:rPr>
+        <w:t>(Rövid leírás)</w:t>
+      </w:r>
+    </w:p>
+    <w:p>
+      <w:pPr>
         <w:spacing w:line="276" w:lineRule="auto"/>
+        <w:rPr>
+          <w:i/>
+          <w:iCs/>
+        </w:rPr>
       </w:pPr>
       <w:proofErr w:type="spellStart"/>
       <w:r>
-        <w:t>FrontPage.jsx</w:t>
+        <w:rPr>
+          <w:i/>
+          <w:iCs/>
+        </w:rPr>
+        <w:t>Calendar.jsx</w:t>
       </w:r>
       <w:proofErr w:type="spellEnd"/>
     </w:p>
     <w:p>
       <w:pPr>
+        <w:spacing w:after="160" w:line="278" w:lineRule="auto"/>
+        <w:jc w:val="left"/>
+        <w:rPr>
+          <w:b/>
+          <w:bCs/>
+          <w:color w:val="EE0000"/>
+        </w:rPr>
+      </w:pPr>
+      <w:r>
+        <w:rPr>
+          <w:b/>
+          <w:bCs/>
+          <w:color w:val="EE0000"/>
+        </w:rPr>
+        <w:t>(Rövid leírás)</w:t>
+      </w:r>
+    </w:p>
+    <w:p>
+      <w:pPr>
         <w:spacing w:line="276" w:lineRule="auto"/>
+        <w:rPr>
+          <w:i/>
+          <w:iCs/>
+        </w:rPr>
       </w:pPr>
       <w:proofErr w:type="spellStart"/>
       <w:r>
-        <w:t>Calendar.jsx</w:t>
+        <w:rPr>
+          <w:i/>
+          <w:iCs/>
+        </w:rPr>
+        <w:t>GroupSelector.jsx</w:t>
       </w:r>
       <w:proofErr w:type="spellEnd"/>
     </w:p>
     <w:p>
       <w:pPr>
+        <w:spacing w:after="160" w:line="278" w:lineRule="auto"/>
+        <w:jc w:val="left"/>
+        <w:rPr>
+          <w:b/>
+          <w:bCs/>
+          <w:color w:val="EE0000"/>
+        </w:rPr>
+      </w:pPr>
+      <w:r>
+        <w:rPr>
+          <w:b/>
+          <w:bCs/>
+          <w:color w:val="EE0000"/>
+        </w:rPr>
+        <w:t>(Rövid leírás)</w:t>
+      </w:r>
+    </w:p>
+    <w:p>
+      <w:pPr>
         <w:spacing w:line="276" w:lineRule="auto"/>
+        <w:rPr>
+          <w:i/>
+          <w:iCs/>
+        </w:rPr>
       </w:pPr>
       <w:proofErr w:type="spellStart"/>
       <w:r>
-        <w:t>GroupSelector.jsx</w:t>
+        <w:rPr>
+          <w:i/>
+          <w:iCs/>
+        </w:rPr>
+        <w:t>CalendarDayView.jsx</w:t>
       </w:r>
       <w:proofErr w:type="spellEnd"/>
     </w:p>
     <w:p>
       <w:pPr>
+        <w:spacing w:after="160" w:line="278" w:lineRule="auto"/>
+        <w:jc w:val="left"/>
+        <w:rPr>
+          <w:b/>
+          <w:bCs/>
+          <w:color w:val="EE0000"/>
+        </w:rPr>
+      </w:pPr>
+      <w:r>
+        <w:rPr>
+          <w:b/>
+          <w:bCs/>
+          <w:color w:val="EE0000"/>
+        </w:rPr>
+        <w:t>(Rövid leírás)</w:t>
+      </w:r>
+    </w:p>
+    <w:p>
+      <w:pPr>
         <w:spacing w:line="276" w:lineRule="auto"/>
+        <w:rPr>
+          <w:i/>
+          <w:iCs/>
+        </w:rPr>
       </w:pPr>
       <w:proofErr w:type="spellStart"/>
       <w:r>
-        <w:t>CalendarDayView.jsx</w:t>
+        <w:rPr>
+          <w:i/>
+          <w:iCs/>
+        </w:rPr>
+        <w:t>CalendarView.jsx</w:t>
       </w:r>
       <w:proofErr w:type="spellEnd"/>
     </w:p>
     <w:p>
       <w:pPr>
+        <w:spacing w:after="160" w:line="278" w:lineRule="auto"/>
+        <w:jc w:val="left"/>
+        <w:rPr>
+          <w:b/>
+          <w:bCs/>
+          <w:color w:val="EE0000"/>
+        </w:rPr>
+      </w:pPr>
+      <w:r>
+        <w:rPr>
+          <w:b/>
+          <w:bCs/>
+          <w:color w:val="EE0000"/>
+        </w:rPr>
+        <w:t>(Rövid leírás)</w:t>
+      </w:r>
+    </w:p>
+    <w:p>
+      <w:pPr>
         <w:spacing w:line="276" w:lineRule="auto"/>
+        <w:rPr>
+          <w:i/>
+          <w:iCs/>
+        </w:rPr>
       </w:pPr>
       <w:proofErr w:type="spellStart"/>
       <w:r>
-        <w:t>CalendarView.jsx</w:t>
+        <w:rPr>
+          <w:i/>
+          <w:iCs/>
+        </w:rPr>
+        <w:t>LoginModule.jsx</w:t>
       </w:r>
       <w:proofErr w:type="spellEnd"/>
     </w:p>
     <w:p>
       <w:pPr>
+        <w:spacing w:after="160" w:line="278" w:lineRule="auto"/>
+        <w:jc w:val="left"/>
+        <w:rPr>
+          <w:b/>
+          <w:bCs/>
+          <w:color w:val="EE0000"/>
+        </w:rPr>
+      </w:pPr>
+      <w:r>
+        <w:rPr>
+          <w:b/>
+          <w:bCs/>
+          <w:color w:val="EE0000"/>
+        </w:rPr>
+        <w:t>(Rövid leírás)</w:t>
+      </w:r>
+    </w:p>
+    <w:p>
+      <w:pPr>
         <w:spacing w:line="276" w:lineRule="auto"/>
+        <w:rPr>
+          <w:i/>
+          <w:iCs/>
+        </w:rPr>
       </w:pPr>
       <w:proofErr w:type="spellStart"/>
       <w:r>
-        <w:t>LoginModule.jsx</w:t>
+        <w:rPr>
+          <w:i/>
+          <w:iCs/>
+        </w:rPr>
+        <w:t>CalendarWeekView.jsx</w:t>
       </w:r>
       <w:proofErr w:type="spellEnd"/>
     </w:p>
     <w:p>
       <w:pPr>
+        <w:spacing w:after="160" w:line="278" w:lineRule="auto"/>
+        <w:jc w:val="left"/>
+        <w:rPr>
+          <w:b/>
+          <w:bCs/>
+          <w:color w:val="EE0000"/>
+        </w:rPr>
+      </w:pPr>
+      <w:r>
+        <w:rPr>
+          <w:b/>
+          <w:bCs/>
+          <w:color w:val="EE0000"/>
+        </w:rPr>
+        <w:t>(Rövid leírás)</w:t>
+      </w:r>
+    </w:p>
+    <w:p>
+      <w:pPr>
         <w:spacing w:line="276" w:lineRule="auto"/>
+        <w:rPr>
+          <w:i/>
+          <w:iCs/>
+        </w:rPr>
       </w:pPr>
       <w:proofErr w:type="spellStart"/>
       <w:r>
-        <w:t>CalendarWeekView.jsx</w:t>
+        <w:rPr>
+          <w:i/>
+          <w:iCs/>
+        </w:rPr>
+        <w:t>ClickAnimation.jsx</w:t>
       </w:r>
       <w:proofErr w:type="spellEnd"/>
     </w:p>
     <w:p>
       <w:pPr>
+        <w:spacing w:after="160" w:line="278" w:lineRule="auto"/>
+        <w:jc w:val="left"/>
+        <w:rPr>
+          <w:b/>
+          <w:bCs/>
+          <w:color w:val="EE0000"/>
+        </w:rPr>
+      </w:pPr>
+      <w:r>
+        <w:rPr>
+          <w:b/>
+          <w:bCs/>
+          <w:color w:val="EE0000"/>
+        </w:rPr>
+        <w:t>(Rövid leírás)</w:t>
+      </w:r>
+    </w:p>
+    <w:p>
+      <w:pPr>
         <w:spacing w:line="276" w:lineRule="auto"/>
+        <w:rPr>
+          <w:i/>
+          <w:iCs/>
+        </w:rPr>
       </w:pPr>
       <w:proofErr w:type="spellStart"/>
       <w:r>
-        <w:t>ClickAnimation.jsx</w:t>
+        <w:rPr>
+          <w:i/>
+          <w:iCs/>
+        </w:rPr>
+        <w:t>NavModule.jsx</w:t>
       </w:r>
       <w:proofErr w:type="spellEnd"/>
     </w:p>
     <w:p>
       <w:pPr>
+        <w:spacing w:after="160" w:line="278" w:lineRule="auto"/>
+        <w:jc w:val="left"/>
+        <w:rPr>
+          <w:b/>
+          <w:bCs/>
+          <w:color w:val="EE0000"/>
+        </w:rPr>
+      </w:pPr>
+      <w:r>
+        <w:rPr>
+          <w:b/>
+          <w:bCs/>
+          <w:color w:val="EE0000"/>
+        </w:rPr>
+        <w:t>(Rövid leírás)</w:t>
+      </w:r>
+    </w:p>
+    <w:p>
+      <w:pPr>
         <w:spacing w:line="276" w:lineRule="auto"/>
+        <w:rPr>
+          <w:i/>
+          <w:iCs/>
+        </w:rPr>
       </w:pPr>
       <w:proofErr w:type="spellStart"/>
       <w:r>
-        <w:t>NavModule.jsx</w:t>
+        <w:rPr>
+          <w:i/>
+          <w:iCs/>
+        </w:rPr>
+        <w:lastRenderedPageBreak/>
+        <w:t>ColorsAndFonts.jsx</w:t>
       </w:r>
       <w:proofErr w:type="spellEnd"/>
     </w:p>
     <w:p>
       <w:pPr>
+        <w:spacing w:after="160" w:line="278" w:lineRule="auto"/>
+        <w:jc w:val="left"/>
+        <w:rPr>
+          <w:b/>
+          <w:bCs/>
+          <w:color w:val="EE0000"/>
+        </w:rPr>
+      </w:pPr>
+      <w:r>
+        <w:rPr>
+          <w:b/>
+          <w:bCs/>
+          <w:color w:val="EE0000"/>
+        </w:rPr>
+        <w:t>(Rövid leírás)</w:t>
+      </w:r>
+    </w:p>
+    <w:p>
+      <w:pPr>
         <w:spacing w:line="276" w:lineRule="auto"/>
+        <w:rPr>
+          <w:i/>
+          <w:iCs/>
+        </w:rPr>
       </w:pPr>
       <w:proofErr w:type="spellStart"/>
       <w:r>
-        <w:t>ColorsAndFonts.jsx</w:t>
+        <w:rPr>
+          <w:i/>
+          <w:iCs/>
+        </w:rPr>
+        <w:t>NotificationComponent.jsx</w:t>
       </w:r>
       <w:proofErr w:type="spellEnd"/>
     </w:p>
     <w:p>
       <w:pPr>
+        <w:spacing w:after="160" w:line="278" w:lineRule="auto"/>
+        <w:jc w:val="left"/>
+        <w:rPr>
+          <w:b/>
+          <w:bCs/>
+          <w:color w:val="EE0000"/>
+        </w:rPr>
+      </w:pPr>
+      <w:r>
+        <w:rPr>
+          <w:b/>
+          <w:bCs/>
+          <w:color w:val="EE0000"/>
+        </w:rPr>
+        <w:t>(Rövid leírás)</w:t>
+      </w:r>
+    </w:p>
+    <w:p>
+      <w:pPr>
         <w:spacing w:line="276" w:lineRule="auto"/>
+        <w:rPr>
+          <w:i/>
+          <w:iCs/>
+        </w:rPr>
       </w:pPr>
       <w:proofErr w:type="spellStart"/>
       <w:r>
-        <w:t>NotificationComponent.jsx</w:t>
+        <w:rPr>
+          <w:i/>
+          <w:iCs/>
+        </w:rPr>
+        <w:t>ContactUs.jsx</w:t>
       </w:r>
       <w:proofErr w:type="spellEnd"/>
     </w:p>
     <w:p>
       <w:pPr>
+        <w:spacing w:after="160" w:line="278" w:lineRule="auto"/>
+        <w:jc w:val="left"/>
+        <w:rPr>
+          <w:b/>
+          <w:bCs/>
+          <w:color w:val="EE0000"/>
+        </w:rPr>
+      </w:pPr>
+      <w:r>
+        <w:rPr>
+          <w:b/>
+          <w:bCs/>
+          <w:color w:val="EE0000"/>
+        </w:rPr>
+        <w:t>(Rövid leírás)</w:t>
+      </w:r>
+    </w:p>
+    <w:p>
+      <w:pPr>
         <w:spacing w:line="276" w:lineRule="auto"/>
+        <w:rPr>
+          <w:i/>
+          <w:iCs/>
+        </w:rPr>
       </w:pPr>
       <w:proofErr w:type="spellStart"/>
       <w:r>
-        <w:t>ContactUs.jsx</w:t>
+        <w:rPr>
+          <w:i/>
+          <w:iCs/>
+        </w:rPr>
+        <w:t>ProfileDescriptionModule.jsx</w:t>
       </w:r>
       <w:proofErr w:type="spellEnd"/>
     </w:p>
     <w:p>
       <w:pPr>
+        <w:spacing w:after="160" w:line="278" w:lineRule="auto"/>
+        <w:jc w:val="left"/>
+        <w:rPr>
+          <w:b/>
+          <w:bCs/>
+          <w:color w:val="EE0000"/>
+        </w:rPr>
+      </w:pPr>
+      <w:r>
+        <w:rPr>
+          <w:b/>
+          <w:bCs/>
+          <w:color w:val="EE0000"/>
+        </w:rPr>
+        <w:t>(Rövid leírás)</w:t>
+      </w:r>
+    </w:p>
+    <w:p>
+      <w:pPr>
         <w:spacing w:line="276" w:lineRule="auto"/>
+        <w:rPr>
+          <w:i/>
+          <w:iCs/>
+        </w:rPr>
       </w:pPr>
       <w:proofErr w:type="spellStart"/>
       <w:r>
-        <w:t>ProfileDescriptionModule.jsx</w:t>
+        <w:rPr>
+          <w:i/>
+          <w:iCs/>
+        </w:rPr>
+        <w:t>ProfileModule.jsx</w:t>
       </w:r>
       <w:proofErr w:type="spellEnd"/>
     </w:p>
     <w:p>
       <w:pPr>
+        <w:spacing w:after="160" w:line="278" w:lineRule="auto"/>
+        <w:jc w:val="left"/>
+        <w:rPr>
+          <w:b/>
+          <w:bCs/>
+          <w:color w:val="EE0000"/>
+        </w:rPr>
+      </w:pPr>
+      <w:r>
+        <w:rPr>
+          <w:b/>
+          <w:bCs/>
+          <w:color w:val="EE0000"/>
+        </w:rPr>
+        <w:t>(Rövid leírás)</w:t>
+      </w:r>
+    </w:p>
+    <w:p>
+      <w:pPr>
         <w:spacing w:line="276" w:lineRule="auto"/>
+        <w:rPr>
+          <w:i/>
+          <w:iCs/>
+        </w:rPr>
       </w:pPr>
       <w:proofErr w:type="spellStart"/>
       <w:r>
-        <w:t>ProfileModule.jsx</w:t>
+        <w:rPr>
+          <w:i/>
+          <w:iCs/>
+        </w:rPr>
+        <w:t>EventAdd.jsx</w:t>
       </w:r>
       <w:proofErr w:type="spellEnd"/>
     </w:p>
     <w:p>
       <w:pPr>
+        <w:spacing w:after="160" w:line="278" w:lineRule="auto"/>
+        <w:jc w:val="left"/>
+        <w:rPr>
+          <w:b/>
+          <w:bCs/>
+          <w:color w:val="EE0000"/>
+        </w:rPr>
+      </w:pPr>
+      <w:r>
+        <w:rPr>
+          <w:b/>
+          <w:bCs/>
+          <w:color w:val="EE0000"/>
+        </w:rPr>
+        <w:t>(Rövid leírás)</w:t>
+      </w:r>
+    </w:p>
+    <w:p>
+      <w:pPr>
         <w:spacing w:line="276" w:lineRule="auto"/>
+        <w:rPr>
+          <w:i/>
+          <w:iCs/>
+        </w:rPr>
       </w:pPr>
       <w:proofErr w:type="spellStart"/>
       <w:r>
-        <w:t>EventAdd.jsx</w:t>
+        <w:rPr>
+          <w:i/>
+          <w:iCs/>
+        </w:rPr>
+        <w:t>SettingsModule.jsx</w:t>
       </w:r>
       <w:proofErr w:type="spellEnd"/>
     </w:p>
     <w:p>
       <w:pPr>
+        <w:spacing w:after="160" w:line="278" w:lineRule="auto"/>
+        <w:jc w:val="left"/>
+        <w:rPr>
+          <w:b/>
+          <w:bCs/>
+          <w:color w:val="EE0000"/>
+        </w:rPr>
+      </w:pPr>
+      <w:r>
+        <w:rPr>
+          <w:b/>
+          <w:bCs/>
+          <w:color w:val="EE0000"/>
+        </w:rPr>
+        <w:t>(Rövid leírás)</w:t>
+      </w:r>
+    </w:p>
+    <w:p>
+      <w:pPr>
+        <w:pStyle w:val="Cmsor3"/>
+      </w:pPr>
+      <w:bookmarkStart w:id="13" w:name="_Toc227232979"/>
+      <w:r>
+        <w:t xml:space="preserve">A komponenseket segítő </w:t>
+      </w:r>
+      <w:proofErr w:type="spellStart"/>
+      <w:r>
+        <w:t>szkript</w:t>
+      </w:r>
+      <w:proofErr w:type="spellEnd"/>
+      <w:r>
+        <w:t xml:space="preserve"> fájlok:</w:t>
+      </w:r>
+      <w:bookmarkEnd w:id="13"/>
+    </w:p>
+    <w:p>
+      <w:pPr>
         <w:spacing w:line="276" w:lineRule="auto"/>
-      </w:pPr>
+        <w:rPr>
+          <w:i/>
+          <w:iCs/>
+        </w:rPr>
+      </w:pPr>
+      <w:r>
+        <w:rPr>
+          <w:i/>
+          <w:iCs/>
+        </w:rPr>
+        <w:t>call-api.js</w:t>
+      </w:r>
+    </w:p>
+    <w:p>
+      <w:pPr>
+        <w:spacing w:after="160" w:line="278" w:lineRule="auto"/>
+        <w:jc w:val="left"/>
+        <w:rPr>
+          <w:b/>
+          <w:bCs/>
+          <w:color w:val="EE0000"/>
+        </w:rPr>
+      </w:pPr>
+      <w:r>
+        <w:rPr>
+          <w:b/>
+          <w:bCs/>
+          <w:color w:val="EE0000"/>
+        </w:rPr>
+        <w:t>(Rövid leírás)</w:t>
+      </w:r>
+    </w:p>
+    <w:p>
+      <w:pPr>
+        <w:spacing w:line="276" w:lineRule="auto"/>
+        <w:rPr>
+          <w:i/>
+          <w:iCs/>
+        </w:rPr>
+      </w:pPr>
+      <w:r>
+        <w:rPr>
+          <w:i/>
+          <w:iCs/>
+        </w:rPr>
+        <w:t>UserClass.js</w:t>
+      </w:r>
+    </w:p>
+    <w:p>
+      <w:pPr>
+        <w:spacing w:after="160" w:line="278" w:lineRule="auto"/>
+        <w:jc w:val="left"/>
+        <w:rPr>
+          <w:b/>
+          <w:bCs/>
+          <w:color w:val="EE0000"/>
+        </w:rPr>
+      </w:pPr>
+      <w:r>
+        <w:rPr>
+          <w:b/>
+          <w:bCs/>
+          <w:color w:val="EE0000"/>
+        </w:rPr>
+        <w:t>(Rövid leírás)</w:t>
+      </w:r>
+    </w:p>
+    <w:p>
+      <w:pPr>
+        <w:spacing w:line="276" w:lineRule="auto"/>
+        <w:rPr>
+          <w:i/>
+          <w:iCs/>
+        </w:rPr>
+      </w:pPr>
+      <w:r>
+        <w:rPr>
+          <w:i/>
+          <w:iCs/>
+        </w:rPr>
+        <w:t>UserDataClass.</w:t>
+      </w:r>
+      <w:r>
+        <w:rPr>
+          <w:i/>
+          <w:iCs/>
+        </w:rPr>
+        <w:t>j</w:t>
+      </w:r>
+      <w:r>
+        <w:rPr>
+          <w:i/>
+          <w:iCs/>
+        </w:rPr>
+        <w:t>s</w:t>
+      </w:r>
+    </w:p>
+    <w:p>
+      <w:pPr>
+        <w:spacing w:after="160" w:line="278" w:lineRule="auto"/>
+        <w:jc w:val="left"/>
+        <w:rPr>
+          <w:b/>
+          <w:bCs/>
+          <w:color w:val="EE0000"/>
+        </w:rPr>
+      </w:pPr>
+      <w:r>
+        <w:rPr>
+          <w:b/>
+          <w:bCs/>
+          <w:color w:val="EE0000"/>
+        </w:rPr>
+        <w:t>(Rövid leírás)</w:t>
+      </w:r>
+    </w:p>
+    <w:p>
+      <w:pPr>
+        <w:pStyle w:val="Cmsor2"/>
+      </w:pPr>
+      <w:bookmarkStart w:id="14" w:name="_Toc227232980"/>
+      <w:r>
+        <w:t>Backend:</w:t>
+      </w:r>
+      <w:bookmarkEnd w:id="14"/>
+    </w:p>
+    <w:p>
+      <w:pPr>
+        <w:spacing w:after="160" w:line="278" w:lineRule="auto"/>
+        <w:jc w:val="left"/>
+        <w:rPr>
+          <w:b/>
+          <w:bCs/>
+          <w:color w:val="EE0000"/>
+        </w:rPr>
+      </w:pPr>
+      <w:r>
+        <w:rPr>
+          <w:b/>
+          <w:bCs/>
+          <w:color w:val="EE0000"/>
+        </w:rPr>
+        <w:t>(Rövid leírás)</w:t>
+      </w:r>
+    </w:p>
+    <w:p>
+      <w:pPr>
+        <w:pStyle w:val="Cmsor3"/>
+      </w:pPr>
+      <w:bookmarkStart w:id="15" w:name="_Toc227232981"/>
+      <w:r>
+        <w:t xml:space="preserve">Végpontok és rövid </w:t>
+      </w:r>
       <w:proofErr w:type="spellStart"/>
       <w:r>
-        <w:t>SettingsModule.jsx</w:t>
+        <w:t>leírásaiki</w:t>
       </w:r>
       <w:proofErr w:type="spellEnd"/>
+      <w:r>
+        <w:t>:</w:t>
+      </w:r>
+      <w:bookmarkEnd w:id="15"/>
     </w:p>
     <w:p>
       <w:pPr>
         <w:spacing w:line="276" w:lineRule="auto"/>
         <w:rPr>
-          <w:b/>
-          <w:bCs/>
-        </w:rPr>
-      </w:pPr>
-      <w:r>
-        <w:rPr>
-          <w:b/>
-          <w:bCs/>
-        </w:rPr>
-        <w:t xml:space="preserve">A komponenseket segítő </w:t>
-      </w:r>
+          <w:i/>
+          <w:iCs/>
+          <w:color w:val="000000" w:themeColor="text1"/>
+        </w:rPr>
+      </w:pPr>
       <w:proofErr w:type="spellStart"/>
       <w:r>
         <w:rPr>
-          <w:b/>
-          <w:bCs/>
-        </w:rPr>
-        <w:t>szkript</w:t>
+          <w:i/>
+          <w:iCs/>
+          <w:color w:val="000000" w:themeColor="text1"/>
+        </w:rPr>
+        <w:t>AdvancedInfoController</w:t>
       </w:r>
       <w:proofErr w:type="spellEnd"/>
-      <w:r>
-        <w:rPr>
-          <w:b/>
-          <w:bCs/>
-        </w:rPr>
-        <w:t xml:space="preserve"> fájlok:</w:t>
+    </w:p>
+    <w:p>
+      <w:pPr>
+        <w:spacing w:after="160" w:line="278" w:lineRule="auto"/>
+        <w:jc w:val="left"/>
+        <w:rPr>
+          <w:b/>
+          <w:bCs/>
+          <w:color w:val="EE0000"/>
+        </w:rPr>
+      </w:pPr>
+      <w:r>
+        <w:rPr>
+          <w:b/>
+          <w:bCs/>
+          <w:color w:val="EE0000"/>
+        </w:rPr>
+        <w:t>(Rövid leírás)</w:t>
       </w:r>
     </w:p>
     <w:p>
       <w:pPr>
         <w:spacing w:line="276" w:lineRule="auto"/>
-      </w:pPr>
-      <w:r>
-        <w:t>call-api.js</w:t>
+        <w:rPr>
+          <w:i/>
+          <w:iCs/>
+          <w:color w:val="000000" w:themeColor="text1"/>
+        </w:rPr>
+      </w:pPr>
+      <w:proofErr w:type="spellStart"/>
+      <w:r>
+        <w:rPr>
+          <w:i/>
+          <w:iCs/>
+          <w:color w:val="000000" w:themeColor="text1"/>
+        </w:rPr>
+        <w:t>LoginController</w:t>
+      </w:r>
+      <w:proofErr w:type="spellEnd"/>
+    </w:p>
+    <w:p>
+      <w:pPr>
+        <w:spacing w:after="160" w:line="278" w:lineRule="auto"/>
+        <w:jc w:val="left"/>
+        <w:rPr>
+          <w:b/>
+          <w:bCs/>
+          <w:color w:val="EE0000"/>
+        </w:rPr>
+      </w:pPr>
+      <w:r>
+        <w:rPr>
+          <w:b/>
+          <w:bCs/>
+          <w:color w:val="EE0000"/>
+        </w:rPr>
+        <w:t>(Rövid leírás)</w:t>
       </w:r>
     </w:p>
     <w:p>
       <w:pPr>
         <w:spacing w:line="276" w:lineRule="auto"/>
-      </w:pPr>
-      <w:r>
-        <w:t>UserClass.js</w:t>
-      </w:r>
+        <w:rPr>
+          <w:i/>
+          <w:iCs/>
+          <w:color w:val="000000" w:themeColor="text1"/>
+        </w:rPr>
+      </w:pPr>
+      <w:proofErr w:type="spellStart"/>
+      <w:r>
+        <w:rPr>
+          <w:i/>
+          <w:iCs/>
+          <w:color w:val="000000" w:themeColor="text1"/>
+        </w:rPr>
+        <w:t>UsersController</w:t>
+      </w:r>
+      <w:proofErr w:type="spellEnd"/>
+    </w:p>
+    <w:p>
+      <w:pPr>
+        <w:spacing w:after="160" w:line="278" w:lineRule="auto"/>
+        <w:jc w:val="left"/>
+        <w:rPr>
+          <w:b/>
+          <w:bCs/>
+          <w:color w:val="EE0000"/>
+        </w:rPr>
+      </w:pPr>
+      <w:r>
+        <w:rPr>
+          <w:b/>
+          <w:bCs/>
+          <w:color w:val="EE0000"/>
+        </w:rPr>
+        <w:t>(Rövid leírás)</w:t>
+      </w:r>
+    </w:p>
+    <w:p>
+      <w:pPr>
+        <w:pStyle w:val="Cmsor3"/>
+      </w:pPr>
+      <w:bookmarkStart w:id="16" w:name="_Toc227232982"/>
+      <w:r>
+        <w:t>Segédosztályok:</w:t>
+      </w:r>
+      <w:bookmarkEnd w:id="16"/>
     </w:p>
     <w:p>
       <w:pPr>
         <w:spacing w:line="276" w:lineRule="auto"/>
-      </w:pPr>
-      <w:r>
-        <w:t>UserDataClass.js</w:t>
+        <w:rPr>
+          <w:i/>
+          <w:iCs/>
+          <w:color w:val="000000" w:themeColor="text1"/>
+        </w:rPr>
+      </w:pPr>
+      <w:proofErr w:type="spellStart"/>
+      <w:r>
+        <w:rPr>
+          <w:i/>
+          <w:iCs/>
+          <w:color w:val="000000" w:themeColor="text1"/>
+        </w:rPr>
+        <w:t>TokenManager</w:t>
+      </w:r>
+      <w:proofErr w:type="spellEnd"/>
+    </w:p>
+    <w:p>
+      <w:pPr>
+        <w:spacing w:after="160" w:line="278" w:lineRule="auto"/>
+        <w:jc w:val="left"/>
+        <w:rPr>
+          <w:b/>
+          <w:bCs/>
+          <w:color w:val="EE0000"/>
+        </w:rPr>
+      </w:pPr>
+      <w:r>
+        <w:rPr>
+          <w:b/>
+          <w:bCs/>
+          <w:color w:val="EE0000"/>
+        </w:rPr>
+        <w:t>(Rövid leírás)</w:t>
       </w:r>
     </w:p>
     <w:p>
       <w:pPr>
         <w:spacing w:line="276" w:lineRule="auto"/>
         <w:rPr>
-          <w:b/>
-          <w:bCs/>
-        </w:rPr>
-      </w:pPr>
-      <w:r>
-        <w:rPr>
-          <w:b/>
-          <w:bCs/>
-        </w:rPr>
-        <w:t>Backend:</w:t>
-      </w:r>
-    </w:p>
-    <w:p/>
-    <w:p>
-      <w:pPr>
-        <w:spacing w:after="160" w:line="259" w:lineRule="auto"/>
+          <w:i/>
+          <w:iCs/>
+          <w:color w:val="000000" w:themeColor="text1"/>
+        </w:rPr>
+      </w:pPr>
+      <w:proofErr w:type="spellStart"/>
+      <w:r>
+        <w:rPr>
+          <w:i/>
+          <w:iCs/>
+          <w:color w:val="000000" w:themeColor="text1"/>
+        </w:rPr>
+        <w:t>PasswordHandler</w:t>
+      </w:r>
+      <w:proofErr w:type="spellEnd"/>
+    </w:p>
+    <w:p>
+      <w:pPr>
+        <w:spacing w:after="160" w:line="278" w:lineRule="auto"/>
         <w:jc w:val="left"/>
         <w:rPr>
           <w:b/>
           <w:bCs/>
-          <w:color w:val="000000" w:themeColor="text1"/>
-        </w:rPr>
-      </w:pPr>
-      <w:r>
-        <w:rPr>
-          <w:b/>
-          <w:bCs/>
-          <w:color w:val="000000" w:themeColor="text1"/>
-        </w:rPr>
-        <w:br w:type="page"/>
-      </w:r>
-    </w:p>
-    <w:p>
-      <w:pPr>
-        <w:spacing w:line="276" w:lineRule="auto"/>
-        <w:rPr>
-          <w:b/>
-          <w:bCs/>
-          <w:color w:val="000000" w:themeColor="text1"/>
-        </w:rPr>
-      </w:pPr>
-      <w:r>
-        <w:rPr>
-          <w:b/>
-          <w:bCs/>
-          <w:color w:val="000000" w:themeColor="text1"/>
-        </w:rPr>
-        <w:t xml:space="preserve">Végpontok és rövid </w:t>
-      </w:r>
-      <w:proofErr w:type="spellStart"/>
-      <w:r>
-        <w:rPr>
-          <w:b/>
-          <w:bCs/>
-          <w:color w:val="000000" w:themeColor="text1"/>
-        </w:rPr>
-        <w:t>leírásaiki</w:t>
-      </w:r>
-      <w:proofErr w:type="spellEnd"/>
-      <w:r>
-        <w:rPr>
-          <w:b/>
-          <w:bCs/>
-          <w:color w:val="000000" w:themeColor="text1"/>
-        </w:rPr>
-        <w:t>:</w:t>
-      </w:r>
-    </w:p>
-    <w:p>
-      <w:pPr>
-        <w:spacing w:line="276" w:lineRule="auto"/>
-        <w:rPr>
-          <w:color w:val="000000" w:themeColor="text1"/>
-        </w:rPr>
-      </w:pPr>
-      <w:proofErr w:type="spellStart"/>
-      <w:r>
-        <w:rPr>
-          <w:color w:val="000000" w:themeColor="text1"/>
-        </w:rPr>
-        <w:t>AdvancedInfoController</w:t>
-      </w:r>
-      <w:proofErr w:type="spellEnd"/>
-    </w:p>
-    <w:p>
-      <w:pPr>
-        <w:spacing w:line="276" w:lineRule="auto"/>
-        <w:rPr>
-          <w:color w:val="000000" w:themeColor="text1"/>
-        </w:rPr>
-      </w:pPr>
-      <w:proofErr w:type="spellStart"/>
-      <w:r>
-        <w:rPr>
-          <w:color w:val="000000" w:themeColor="text1"/>
-        </w:rPr>
-        <w:t>LoginController</w:t>
-      </w:r>
-      <w:proofErr w:type="spellEnd"/>
-    </w:p>
-    <w:p>
-      <w:pPr>
-        <w:spacing w:line="276" w:lineRule="auto"/>
-        <w:rPr>
-          <w:color w:val="000000" w:themeColor="text1"/>
-        </w:rPr>
-      </w:pPr>
-      <w:proofErr w:type="spellStart"/>
-      <w:r>
-        <w:rPr>
-          <w:color w:val="000000" w:themeColor="text1"/>
-        </w:rPr>
-        <w:t>UsersController</w:t>
-      </w:r>
-      <w:proofErr w:type="spellEnd"/>
-    </w:p>
-    <w:p>
-      <w:pPr>
-        <w:spacing w:line="276" w:lineRule="auto"/>
-        <w:rPr>
-          <w:b/>
-          <w:bCs/>
-          <w:color w:val="000000" w:themeColor="text1"/>
-        </w:rPr>
-      </w:pPr>
-      <w:r>
-        <w:rPr>
-          <w:b/>
-          <w:bCs/>
-          <w:color w:val="000000" w:themeColor="text1"/>
-        </w:rPr>
-        <w:t>Segédosztályok:</w:t>
-      </w:r>
-    </w:p>
-    <w:p>
-      <w:pPr>
-        <w:spacing w:line="276" w:lineRule="auto"/>
-        <w:rPr>
-          <w:color w:val="000000" w:themeColor="text1"/>
-        </w:rPr>
-      </w:pPr>
-      <w:proofErr w:type="spellStart"/>
-      <w:r>
-        <w:rPr>
-          <w:color w:val="000000" w:themeColor="text1"/>
-        </w:rPr>
-        <w:t>TokenManager</w:t>
-      </w:r>
-      <w:proofErr w:type="spellEnd"/>
-    </w:p>
-    <w:p>
-      <w:pPr>
-        <w:spacing w:line="276" w:lineRule="auto"/>
-        <w:rPr>
-          <w:color w:val="000000" w:themeColor="text1"/>
-        </w:rPr>
-      </w:pPr>
-      <w:proofErr w:type="spellStart"/>
-      <w:r>
-        <w:rPr>
-          <w:color w:val="000000" w:themeColor="text1"/>
-        </w:rPr>
-        <w:t>PasswordHandler</w:t>
-      </w:r>
-      <w:proofErr w:type="spellEnd"/>
-    </w:p>
-    <w:p>
-      <w:pPr>
-        <w:spacing w:line="276" w:lineRule="auto"/>
-        <w:rPr>
-          <w:color w:val="000000" w:themeColor="text1"/>
-        </w:rPr>
-      </w:pPr>
-    </w:p>
-    <w:p>
-      <w:pPr>
-        <w:spacing w:line="276" w:lineRule="auto"/>
-        <w:rPr>
-          <w:color w:val="000000" w:themeColor="text1"/>
-        </w:rPr>
-      </w:pPr>
-    </w:p>
-    <w:p>
-      <w:pPr>
-        <w:spacing w:line="276" w:lineRule="auto"/>
-        <w:rPr>
-          <w:b/>
-          <w:bCs/>
-        </w:rPr>
-      </w:pPr>
-      <w:r>
-        <w:rPr>
-          <w:b/>
-          <w:bCs/>
-        </w:rPr>
-        <w:t>Adatbázis:</w:t>
-      </w:r>
-    </w:p>
-    <w:p>
-      <w:pPr>
-        <w:spacing w:line="276" w:lineRule="auto"/>
-        <w:rPr>
-          <w:color w:val="EE0000"/>
-        </w:rPr>
-      </w:pPr>
-      <w:r>
-        <w:rPr>
-          <w:color w:val="EE0000"/>
-        </w:rPr>
-        <w:t>Ez mi a ráknak?</w:t>
-      </w:r>
-    </w:p>
-    <w:p>
-      <w:pPr>
-        <w:spacing w:line="276" w:lineRule="auto"/>
-      </w:pPr>
-    </w:p>
-    <w:p>
-      <w:pPr>
-        <w:spacing w:after="160" w:line="276" w:lineRule="auto"/>
-      </w:pPr>
-      <w:r>
-        <w:br w:type="page"/>
-      </w:r>
-    </w:p>
-    <w:p>
-      <w:pPr>
-        <w:spacing w:line="276" w:lineRule="auto"/>
+          <w:color w:val="EE0000"/>
+        </w:rPr>
+      </w:pPr>
+      <w:r>
+        <w:rPr>
+          <w:b/>
+          <w:bCs/>
+          <w:color w:val="EE0000"/>
+        </w:rPr>
+        <w:t>(Rövid leírás)</w:t>
+      </w:r>
+    </w:p>
+    <w:p>
+      <w:pPr>
+        <w:spacing w:after="160" w:line="278" w:lineRule="auto"/>
+        <w:jc w:val="left"/>
+        <w:rPr>
+          <w:b/>
+          <w:bCs/>
+          <w:color w:val="EE0000"/>
+        </w:rPr>
       </w:pPr>
     </w:p>
     <w:p>
@@ -2517,11 +3279,14 @@
         <w:spacing w:line="276" w:lineRule="auto"/>
         <w:jc w:val="both"/>
       </w:pPr>
-      <w:bookmarkStart w:id="3" w:name="_Toc164351092"/>
-      <w:r>
-        <w:t>Működésének műszaki feltételei</w:t>
-      </w:r>
-      <w:bookmarkEnd w:id="3"/>
+      <w:bookmarkStart w:id="17" w:name="_Toc227232983"/>
+      <w:r>
+        <w:t xml:space="preserve">Működésének </w:t>
+      </w:r>
+      <w:r>
+        <w:t>műszaki feltételei</w:t>
+      </w:r>
+      <w:bookmarkEnd w:id="17"/>
     </w:p>
     <w:p>
       <w:pPr>
@@ -2671,14 +3436,14 @@
         <w:spacing w:line="276" w:lineRule="auto"/>
         <w:jc w:val="both"/>
       </w:pPr>
-      <w:bookmarkStart w:id="4" w:name="_Toc164351093"/>
+      <w:bookmarkStart w:id="18" w:name="_Toc227232984"/>
       <w:r>
         <w:t>Használatának rövid bemutatás</w:t>
       </w:r>
-      <w:bookmarkEnd w:id="4"/>
       <w:r>
         <w:t>a</w:t>
       </w:r>
+      <w:bookmarkEnd w:id="18"/>
     </w:p>
     <w:p>
       <w:pPr>
@@ -2688,11 +3453,12 @@
           <w:bCs/>
         </w:rPr>
       </w:pPr>
-      <w:bookmarkStart w:id="5" w:name="_Toc164351094"/>
-      <w:r>
-        <w:rPr>
-          <w:b/>
-          <w:bCs/>
+      <w:r>
+        <w:rPr>
+          <w:b/>
+          <w:bCs/>
+          <w:sz w:val="28"/>
+          <w:szCs w:val="24"/>
         </w:rPr>
         <w:t>Oldalak:</w:t>
       </w:r>
@@ -2718,13 +3484,35 @@
         <w:spacing w:line="276" w:lineRule="auto"/>
       </w:pPr>
       <w:r>
-        <w:t xml:space="preserve">Ez az első oldal amit egy új felhasználó lát. </w:t>
-      </w:r>
-      <w:r>
-        <w:rPr>
-          <w:color w:val="EE0000"/>
-        </w:rPr>
-        <w:t>(Laci ide hogy a főoldalon mi olvasható)</w:t>
+        <w:t xml:space="preserve">Ez az első </w:t>
+      </w:r>
+      <w:proofErr w:type="gramStart"/>
+      <w:r>
+        <w:t>oldal</w:t>
+      </w:r>
+      <w:proofErr w:type="gramEnd"/>
+      <w:r>
+        <w:t xml:space="preserve"> amit egy új felhasználó lát. </w:t>
+      </w:r>
+      <w:r>
+        <w:rPr>
+          <w:color w:val="EE0000"/>
+        </w:rPr>
+        <w:t xml:space="preserve">(Laci </w:t>
+      </w:r>
+      <w:proofErr w:type="gramStart"/>
+      <w:r>
+        <w:rPr>
+          <w:color w:val="EE0000"/>
+        </w:rPr>
+        <w:t>ide</w:t>
+      </w:r>
+      <w:proofErr w:type="gramEnd"/>
+      <w:r>
+        <w:rPr>
+          <w:color w:val="EE0000"/>
+        </w:rPr>
+        <w:t xml:space="preserve"> hogy a főoldalon mi olvasható)</w:t>
       </w:r>
     </w:p>
     <w:p>
@@ -2754,7 +3542,21 @@
         <w:rPr>
           <w:color w:val="EE0000"/>
         </w:rPr>
-        <w:t>(Laci ha kérhetnélek)</w:t>
+        <w:t>(</w:t>
+      </w:r>
+      <w:proofErr w:type="gramStart"/>
+      <w:r>
+        <w:rPr>
+          <w:color w:val="EE0000"/>
+        </w:rPr>
+        <w:t>Laci</w:t>
+      </w:r>
+      <w:proofErr w:type="gramEnd"/>
+      <w:r>
+        <w:rPr>
+          <w:color w:val="EE0000"/>
+        </w:rPr>
+        <w:t xml:space="preserve"> ha kérhetnélek)</w:t>
       </w:r>
     </w:p>
     <w:p>
@@ -2784,7 +3586,21 @@
         <w:rPr>
           <w:color w:val="EE0000"/>
         </w:rPr>
-        <w:t>(Laci ha kérhetnélek)</w:t>
+        <w:t>(</w:t>
+      </w:r>
+      <w:proofErr w:type="gramStart"/>
+      <w:r>
+        <w:rPr>
+          <w:color w:val="EE0000"/>
+        </w:rPr>
+        <w:t>Laci</w:t>
+      </w:r>
+      <w:proofErr w:type="gramEnd"/>
+      <w:r>
+        <w:rPr>
+          <w:color w:val="EE0000"/>
+        </w:rPr>
+        <w:t xml:space="preserve"> ha kérhetnélek)</w:t>
       </w:r>
     </w:p>
     <w:p>
@@ -2819,6 +3635,7 @@
         <w:t>(</w:t>
       </w:r>
       <w:proofErr w:type="spellStart"/>
+      <w:proofErr w:type="gramStart"/>
       <w:r>
         <w:rPr>
           <w:color w:val="EE0000"/>
@@ -2826,6 +3643,7 @@
         <w:t>Ágo</w:t>
       </w:r>
       <w:proofErr w:type="spellEnd"/>
+      <w:proofErr w:type="gramEnd"/>
       <w:r>
         <w:rPr>
           <w:color w:val="EE0000"/>
@@ -2862,7 +3680,15 @@
       </w:r>
       <w:proofErr w:type="spellEnd"/>
       <w:r>
-        <w:t>-en belül eldöntötte hogy melyik nézetet szeretné látni akkor ezen menüpont alatt megtudja nézni a naptárjait, melyekben t</w:t>
+        <w:t xml:space="preserve">-en belül </w:t>
+      </w:r>
+      <w:proofErr w:type="gramStart"/>
+      <w:r>
+        <w:t>eldöntötte</w:t>
+      </w:r>
+      <w:proofErr w:type="gramEnd"/>
+      <w:r>
+        <w:t xml:space="preserve"> hogy melyik nézetet szeretné látni akkor ezen menüpont alatt megtudja nézni a naptárjait, melyekben t</w:t>
       </w:r>
       <w:r>
         <w:t>ud az általa kiválasztott naphoz egy új eseményt felvenni. Itt láthatja a már meglévő eseményeit is.</w:t>
@@ -2904,7 +3730,21 @@
         <w:rPr>
           <w:color w:val="EE0000"/>
         </w:rPr>
-        <w:t>(Bármelyiketek ha kérhetnélek titeket)</w:t>
+        <w:t>(</w:t>
+      </w:r>
+      <w:proofErr w:type="gramStart"/>
+      <w:r>
+        <w:rPr>
+          <w:color w:val="EE0000"/>
+        </w:rPr>
+        <w:t>Bármelyiketek</w:t>
+      </w:r>
+      <w:proofErr w:type="gramEnd"/>
+      <w:r>
+        <w:rPr>
+          <w:color w:val="EE0000"/>
+        </w:rPr>
+        <w:t xml:space="preserve"> ha kérhetnélek titeket)</w:t>
       </w:r>
     </w:p>
     <w:p>
@@ -2961,11 +3801,20 @@
         <w:pStyle w:val="Cmsor2"/>
         <w:spacing w:line="276" w:lineRule="auto"/>
         <w:jc w:val="both"/>
-      </w:pPr>
-      <w:r>
+        <w:rPr>
+          <w:sz w:val="32"/>
+          <w:szCs w:val="28"/>
+        </w:rPr>
+      </w:pPr>
+      <w:bookmarkStart w:id="19" w:name="_Toc227232985"/>
+      <w:r>
+        <w:rPr>
+          <w:sz w:val="32"/>
+          <w:szCs w:val="28"/>
+        </w:rPr>
         <w:t>Monitorképek</w:t>
       </w:r>
-      <w:bookmarkEnd w:id="5"/>
+      <w:bookmarkEnd w:id="19"/>
     </w:p>
     <w:p>
       <w:pPr>
@@ -2992,6 +3841,9 @@
         <w:spacing w:line="276" w:lineRule="auto"/>
       </w:pPr>
       <w:r>
+        <w:rPr>
+          <w:noProof/>
+        </w:rPr>
         <w:drawing>
           <wp:inline distT="0" distB="0" distL="0" distR="0" wp14:anchorId="790163BC" wp14:editId="455C25AC">
             <wp:extent cx="1950889" cy="1093565"/>
@@ -3034,18 +3886,34 @@
         <w:pStyle w:val="Cmsor2"/>
         <w:spacing w:line="276" w:lineRule="auto"/>
         <w:jc w:val="both"/>
-      </w:pPr>
-      <w:bookmarkStart w:id="6" w:name="_Toc164351095"/>
-      <w:r>
+        <w:rPr>
+          <w:sz w:val="32"/>
+          <w:szCs w:val="28"/>
+        </w:rPr>
+      </w:pPr>
+      <w:bookmarkStart w:id="20" w:name="_Toc227232986"/>
+      <w:r>
+        <w:rPr>
+          <w:sz w:val="32"/>
+          <w:szCs w:val="28"/>
+        </w:rPr>
         <w:t>Bejel</w:t>
       </w:r>
       <w:r>
+        <w:rPr>
+          <w:sz w:val="32"/>
+          <w:szCs w:val="28"/>
+        </w:rPr>
         <w:t>e</w:t>
       </w:r>
       <w:r>
+        <w:rPr>
+          <w:sz w:val="32"/>
+          <w:szCs w:val="28"/>
+        </w:rPr>
         <w:t>ntkezés</w:t>
       </w:r>
-      <w:bookmarkEnd w:id="6"/>
+      <w:bookmarkEnd w:id="20"/>
     </w:p>
     <w:p>
       <w:pPr>
@@ -3117,12 +3985,12 @@
         <w:spacing w:line="276" w:lineRule="auto"/>
         <w:jc w:val="both"/>
       </w:pPr>
-      <w:bookmarkStart w:id="7" w:name="_Toc164351096"/>
+      <w:bookmarkStart w:id="21" w:name="_Toc227232987"/>
       <w:r>
         <w:lastRenderedPageBreak/>
         <w:t>Továbbfejlesztési lehetőségek</w:t>
       </w:r>
-      <w:bookmarkEnd w:id="7"/>
+      <w:bookmarkEnd w:id="21"/>
     </w:p>
     <w:p>
       <w:pPr>
@@ -3212,12 +4080,13 @@
             <w:tabs>
               <w:tab w:val="right" w:leader="dot" w:pos="8776"/>
             </w:tabs>
-            <w:spacing w:line="276" w:lineRule="auto"/>
             <w:rPr>
               <w:rFonts w:asciiTheme="minorHAnsi" w:eastAsiaTheme="minorEastAsia" w:hAnsiTheme="minorHAnsi"/>
               <w:noProof/>
-              <w:sz w:val="22"/>
+              <w:kern w:val="2"/>
+              <w:szCs w:val="24"/>
               <w:lang w:eastAsia="hu-HU"/>
+              <w14:ligatures w14:val="standardContextual"/>
             </w:rPr>
           </w:pPr>
           <w:r>
@@ -3229,7 +4098,7 @@
           <w:r>
             <w:fldChar w:fldCharType="separate"/>
           </w:r>
-          <w:hyperlink w:anchor="_Toc164351089" w:history="1">
+          <w:hyperlink w:anchor="_Toc227232966" w:history="1">
             <w:r>
               <w:rPr>
                 <w:rStyle w:val="Hiperhivatkozs"/>
@@ -3256,7 +4125,7 @@
                 <w:noProof/>
                 <w:webHidden/>
               </w:rPr>
-              <w:instrText xml:space="preserve"> PAGEREF _Toc164351089 \h </w:instrText>
+              <w:instrText xml:space="preserve"> PAGEREF _Toc227232966 \h </w:instrText>
             </w:r>
             <w:r>
               <w:rPr>
@@ -3293,88 +4162,22 @@
             <w:tabs>
               <w:tab w:val="right" w:leader="dot" w:pos="8776"/>
             </w:tabs>
-            <w:spacing w:line="276" w:lineRule="auto"/>
-          </w:pPr>
-          <w:hyperlink w:anchor="_Toc164351090" w:history="1">
-            <w:r>
-              <w:rPr>
-                <w:rStyle w:val="Hiperhivatkozs"/>
-                <w:noProof/>
-              </w:rPr>
-              <w:t>Szoftver célját</w:t>
-            </w:r>
-            <w:r>
-              <w:rPr>
-                <w:noProof/>
-                <w:webHidden/>
-              </w:rPr>
-              <w:tab/>
-            </w:r>
-            <w:r>
-              <w:rPr>
-                <w:noProof/>
-                <w:webHidden/>
-              </w:rPr>
-              <w:fldChar w:fldCharType="begin"/>
-            </w:r>
-            <w:r>
-              <w:rPr>
-                <w:noProof/>
-                <w:webHidden/>
-              </w:rPr>
-              <w:instrText xml:space="preserve"> PAGEREF _Toc164351090 \h </w:instrText>
-            </w:r>
-            <w:r>
-              <w:rPr>
-                <w:noProof/>
-                <w:webHidden/>
-              </w:rPr>
-            </w:r>
-            <w:r>
-              <w:rPr>
-                <w:noProof/>
-                <w:webHidden/>
-              </w:rPr>
-              <w:fldChar w:fldCharType="separate"/>
-            </w:r>
-            <w:r>
-              <w:rPr>
-                <w:noProof/>
-                <w:webHidden/>
-              </w:rPr>
-              <w:t>2</w:t>
-            </w:r>
-            <w:r>
-              <w:rPr>
-                <w:noProof/>
-                <w:webHidden/>
-              </w:rPr>
-              <w:fldChar w:fldCharType="end"/>
-            </w:r>
-          </w:hyperlink>
-          <w:hyperlink w:anchor="_Toc164351090" w:history="1"/>
-        </w:p>
-        <w:p>
-          <w:pPr>
-            <w:pStyle w:val="TJ1"/>
-            <w:tabs>
-              <w:tab w:val="right" w:leader="dot" w:pos="8776"/>
-            </w:tabs>
-            <w:spacing w:line="276" w:lineRule="auto"/>
             <w:rPr>
               <w:rFonts w:asciiTheme="minorHAnsi" w:eastAsiaTheme="minorEastAsia" w:hAnsiTheme="minorHAnsi"/>
               <w:noProof/>
-              <w:sz w:val="22"/>
+              <w:kern w:val="2"/>
+              <w:szCs w:val="24"/>
               <w:lang w:eastAsia="hu-HU"/>
+              <w14:ligatures w14:val="standardContextual"/>
             </w:rPr>
           </w:pPr>
-          <w:hyperlink w:anchor="_Toc164351091" w:history="1">
+          <w:hyperlink w:anchor="_Toc227232967" w:history="1">
             <w:r>
               <w:rPr>
                 <w:rStyle w:val="Hiperhivatkozs"/>
                 <w:noProof/>
               </w:rPr>
-              <w:t>Komponenseinek technikai leírását,</w:t>
+              <w:t>Szoftver célja</w:t>
             </w:r>
             <w:r>
               <w:rPr>
@@ -3388,7 +4191,41 @@
                 <w:noProof/>
                 <w:webHidden/>
               </w:rPr>
-              <w:t>5</w:t>
+              <w:fldChar w:fldCharType="begin"/>
+            </w:r>
+            <w:r>
+              <w:rPr>
+                <w:noProof/>
+                <w:webHidden/>
+              </w:rPr>
+              <w:instrText xml:space="preserve"> PAGEREF _Toc227232967 \h </w:instrText>
+            </w:r>
+            <w:r>
+              <w:rPr>
+                <w:noProof/>
+                <w:webHidden/>
+              </w:rPr>
+            </w:r>
+            <w:r>
+              <w:rPr>
+                <w:noProof/>
+                <w:webHidden/>
+              </w:rPr>
+              <w:fldChar w:fldCharType="separate"/>
+            </w:r>
+            <w:r>
+              <w:rPr>
+                <w:noProof/>
+                <w:webHidden/>
+              </w:rPr>
+              <w:t>2</w:t>
+            </w:r>
+            <w:r>
+              <w:rPr>
+                <w:noProof/>
+                <w:webHidden/>
+              </w:rPr>
+              <w:fldChar w:fldCharType="end"/>
             </w:r>
           </w:hyperlink>
         </w:p>
@@ -3398,21 +4235,22 @@
             <w:tabs>
               <w:tab w:val="right" w:leader="dot" w:pos="8776"/>
             </w:tabs>
-            <w:spacing w:line="276" w:lineRule="auto"/>
             <w:rPr>
               <w:rFonts w:asciiTheme="minorHAnsi" w:eastAsiaTheme="minorEastAsia" w:hAnsiTheme="minorHAnsi"/>
               <w:noProof/>
-              <w:sz w:val="22"/>
+              <w:kern w:val="2"/>
+              <w:szCs w:val="24"/>
               <w:lang w:eastAsia="hu-HU"/>
+              <w14:ligatures w14:val="standardContextual"/>
             </w:rPr>
           </w:pPr>
-          <w:hyperlink w:anchor="_Toc164351092" w:history="1">
+          <w:hyperlink w:anchor="_Toc227232968" w:history="1">
             <w:r>
               <w:rPr>
                 <w:rStyle w:val="Hiperhivatkozs"/>
                 <w:noProof/>
               </w:rPr>
-              <w:t>Működésének műszaki feltételeit</w:t>
+              <w:t>Felhasználói felületek</w:t>
             </w:r>
             <w:r>
               <w:rPr>
@@ -3426,7 +4264,41 @@
                 <w:noProof/>
                 <w:webHidden/>
               </w:rPr>
-              <w:t>6</w:t>
+              <w:fldChar w:fldCharType="begin"/>
+            </w:r>
+            <w:r>
+              <w:rPr>
+                <w:noProof/>
+                <w:webHidden/>
+              </w:rPr>
+              <w:instrText xml:space="preserve"> PAGEREF _Toc227232968 \h </w:instrText>
+            </w:r>
+            <w:r>
+              <w:rPr>
+                <w:noProof/>
+                <w:webHidden/>
+              </w:rPr>
+            </w:r>
+            <w:r>
+              <w:rPr>
+                <w:noProof/>
+                <w:webHidden/>
+              </w:rPr>
+              <w:fldChar w:fldCharType="separate"/>
+            </w:r>
+            <w:r>
+              <w:rPr>
+                <w:noProof/>
+                <w:webHidden/>
+              </w:rPr>
+              <w:t>2</w:t>
+            </w:r>
+            <w:r>
+              <w:rPr>
+                <w:noProof/>
+                <w:webHidden/>
+              </w:rPr>
+              <w:fldChar w:fldCharType="end"/>
             </w:r>
           </w:hyperlink>
         </w:p>
@@ -3436,21 +4308,22 @@
             <w:tabs>
               <w:tab w:val="right" w:leader="dot" w:pos="8776"/>
             </w:tabs>
-            <w:spacing w:line="276" w:lineRule="auto"/>
             <w:rPr>
               <w:rFonts w:asciiTheme="minorHAnsi" w:eastAsiaTheme="minorEastAsia" w:hAnsiTheme="minorHAnsi"/>
               <w:noProof/>
-              <w:sz w:val="22"/>
+              <w:kern w:val="2"/>
+              <w:szCs w:val="24"/>
               <w:lang w:eastAsia="hu-HU"/>
+              <w14:ligatures w14:val="standardContextual"/>
             </w:rPr>
           </w:pPr>
-          <w:hyperlink w:anchor="_Toc164351093" w:history="1">
+          <w:hyperlink w:anchor="_Toc227232969" w:history="1">
             <w:r>
               <w:rPr>
                 <w:rStyle w:val="Hiperhivatkozs"/>
                 <w:noProof/>
               </w:rPr>
-              <w:t>Használatának rövid bemutatásá</w:t>
+              <w:t>Készítési folyamat</w:t>
             </w:r>
             <w:r>
               <w:rPr>
@@ -3464,7 +4337,41 @@
                 <w:noProof/>
                 <w:webHidden/>
               </w:rPr>
-              <w:t>7</w:t>
+              <w:fldChar w:fldCharType="begin"/>
+            </w:r>
+            <w:r>
+              <w:rPr>
+                <w:noProof/>
+                <w:webHidden/>
+              </w:rPr>
+              <w:instrText xml:space="preserve"> PAGEREF _Toc227232969 \h </w:instrText>
+            </w:r>
+            <w:r>
+              <w:rPr>
+                <w:noProof/>
+                <w:webHidden/>
+              </w:rPr>
+            </w:r>
+            <w:r>
+              <w:rPr>
+                <w:noProof/>
+                <w:webHidden/>
+              </w:rPr>
+              <w:fldChar w:fldCharType="separate"/>
+            </w:r>
+            <w:r>
+              <w:rPr>
+                <w:noProof/>
+                <w:webHidden/>
+              </w:rPr>
+              <w:t>3</w:t>
+            </w:r>
+            <w:r>
+              <w:rPr>
+                <w:noProof/>
+                <w:webHidden/>
+              </w:rPr>
+              <w:fldChar w:fldCharType="end"/>
             </w:r>
           </w:hyperlink>
         </w:p>
@@ -3474,21 +4381,22 @@
             <w:tabs>
               <w:tab w:val="right" w:leader="dot" w:pos="8776"/>
             </w:tabs>
-            <w:spacing w:line="276" w:lineRule="auto"/>
             <w:rPr>
               <w:rFonts w:asciiTheme="minorHAnsi" w:eastAsiaTheme="minorEastAsia" w:hAnsiTheme="minorHAnsi"/>
               <w:noProof/>
-              <w:sz w:val="22"/>
+              <w:kern w:val="2"/>
+              <w:szCs w:val="24"/>
               <w:lang w:eastAsia="hu-HU"/>
+              <w14:ligatures w14:val="standardContextual"/>
             </w:rPr>
           </w:pPr>
-          <w:hyperlink w:anchor="_Toc164351094" w:history="1">
+          <w:hyperlink w:anchor="_Toc227232970" w:history="1">
             <w:r>
               <w:rPr>
                 <w:rStyle w:val="Hiperhivatkozs"/>
                 <w:noProof/>
               </w:rPr>
-              <w:t>Monitorképek</w:t>
+              <w:t>Adatbázis táblái, és rövid összefoglalásuk:</w:t>
             </w:r>
             <w:r>
               <w:rPr>
@@ -3502,7 +4410,479 @@
                 <w:noProof/>
                 <w:webHidden/>
               </w:rPr>
-              <w:t>7</w:t>
+              <w:fldChar w:fldCharType="begin"/>
+            </w:r>
+            <w:r>
+              <w:rPr>
+                <w:noProof/>
+                <w:webHidden/>
+              </w:rPr>
+              <w:instrText xml:space="preserve"> PAGEREF _Toc227232970 \h </w:instrText>
+            </w:r>
+            <w:r>
+              <w:rPr>
+                <w:noProof/>
+                <w:webHidden/>
+              </w:rPr>
+            </w:r>
+            <w:r>
+              <w:rPr>
+                <w:noProof/>
+                <w:webHidden/>
+              </w:rPr>
+              <w:fldChar w:fldCharType="separate"/>
+            </w:r>
+            <w:r>
+              <w:rPr>
+                <w:noProof/>
+                <w:webHidden/>
+              </w:rPr>
+              <w:t>4</w:t>
+            </w:r>
+            <w:r>
+              <w:rPr>
+                <w:noProof/>
+                <w:webHidden/>
+              </w:rPr>
+              <w:fldChar w:fldCharType="end"/>
+            </w:r>
+          </w:hyperlink>
+        </w:p>
+        <w:p>
+          <w:pPr>
+            <w:pStyle w:val="TJ3"/>
+            <w:tabs>
+              <w:tab w:val="right" w:leader="dot" w:pos="8776"/>
+            </w:tabs>
+            <w:rPr>
+              <w:rFonts w:asciiTheme="minorHAnsi" w:eastAsiaTheme="minorEastAsia" w:hAnsiTheme="minorHAnsi"/>
+              <w:noProof/>
+              <w:kern w:val="2"/>
+              <w:szCs w:val="24"/>
+              <w:lang w:eastAsia="hu-HU"/>
+              <w14:ligatures w14:val="standardContextual"/>
+            </w:rPr>
+          </w:pPr>
+          <w:hyperlink w:anchor="_Toc227232971" w:history="1">
+            <w:r>
+              <w:rPr>
+                <w:rStyle w:val="Hiperhivatkozs"/>
+                <w:noProof/>
+              </w:rPr>
+              <w:t>User tábla:</w:t>
+            </w:r>
+            <w:r>
+              <w:rPr>
+                <w:noProof/>
+                <w:webHidden/>
+              </w:rPr>
+              <w:tab/>
+            </w:r>
+            <w:r>
+              <w:rPr>
+                <w:noProof/>
+                <w:webHidden/>
+              </w:rPr>
+              <w:fldChar w:fldCharType="begin"/>
+            </w:r>
+            <w:r>
+              <w:rPr>
+                <w:noProof/>
+                <w:webHidden/>
+              </w:rPr>
+              <w:instrText xml:space="preserve"> PAGEREF _Toc227232971 \h </w:instrText>
+            </w:r>
+            <w:r>
+              <w:rPr>
+                <w:noProof/>
+                <w:webHidden/>
+              </w:rPr>
+            </w:r>
+            <w:r>
+              <w:rPr>
+                <w:noProof/>
+                <w:webHidden/>
+              </w:rPr>
+              <w:fldChar w:fldCharType="separate"/>
+            </w:r>
+            <w:r>
+              <w:rPr>
+                <w:noProof/>
+                <w:webHidden/>
+              </w:rPr>
+              <w:t>4</w:t>
+            </w:r>
+            <w:r>
+              <w:rPr>
+                <w:noProof/>
+                <w:webHidden/>
+              </w:rPr>
+              <w:fldChar w:fldCharType="end"/>
+            </w:r>
+          </w:hyperlink>
+        </w:p>
+        <w:p>
+          <w:pPr>
+            <w:pStyle w:val="TJ3"/>
+            <w:tabs>
+              <w:tab w:val="right" w:leader="dot" w:pos="8776"/>
+            </w:tabs>
+            <w:rPr>
+              <w:rFonts w:asciiTheme="minorHAnsi" w:eastAsiaTheme="minorEastAsia" w:hAnsiTheme="minorHAnsi"/>
+              <w:noProof/>
+              <w:kern w:val="2"/>
+              <w:szCs w:val="24"/>
+              <w:lang w:eastAsia="hu-HU"/>
+              <w14:ligatures w14:val="standardContextual"/>
+            </w:rPr>
+          </w:pPr>
+          <w:hyperlink w:anchor="_Toc227232972" w:history="1">
+            <w:r>
+              <w:rPr>
+                <w:rStyle w:val="Hiperhivatkozs"/>
+                <w:noProof/>
+              </w:rPr>
+              <w:t>Groups tábla:</w:t>
+            </w:r>
+            <w:r>
+              <w:rPr>
+                <w:noProof/>
+                <w:webHidden/>
+              </w:rPr>
+              <w:tab/>
+            </w:r>
+            <w:r>
+              <w:rPr>
+                <w:noProof/>
+                <w:webHidden/>
+              </w:rPr>
+              <w:fldChar w:fldCharType="begin"/>
+            </w:r>
+            <w:r>
+              <w:rPr>
+                <w:noProof/>
+                <w:webHidden/>
+              </w:rPr>
+              <w:instrText xml:space="preserve"> PAGEREF _Toc227232972 \h </w:instrText>
+            </w:r>
+            <w:r>
+              <w:rPr>
+                <w:noProof/>
+                <w:webHidden/>
+              </w:rPr>
+            </w:r>
+            <w:r>
+              <w:rPr>
+                <w:noProof/>
+                <w:webHidden/>
+              </w:rPr>
+              <w:fldChar w:fldCharType="separate"/>
+            </w:r>
+            <w:r>
+              <w:rPr>
+                <w:noProof/>
+                <w:webHidden/>
+              </w:rPr>
+              <w:t>4</w:t>
+            </w:r>
+            <w:r>
+              <w:rPr>
+                <w:noProof/>
+                <w:webHidden/>
+              </w:rPr>
+              <w:fldChar w:fldCharType="end"/>
+            </w:r>
+          </w:hyperlink>
+        </w:p>
+        <w:p>
+          <w:pPr>
+            <w:pStyle w:val="TJ3"/>
+            <w:tabs>
+              <w:tab w:val="right" w:leader="dot" w:pos="8776"/>
+            </w:tabs>
+            <w:rPr>
+              <w:rFonts w:asciiTheme="minorHAnsi" w:eastAsiaTheme="minorEastAsia" w:hAnsiTheme="minorHAnsi"/>
+              <w:noProof/>
+              <w:kern w:val="2"/>
+              <w:szCs w:val="24"/>
+              <w:lang w:eastAsia="hu-HU"/>
+              <w14:ligatures w14:val="standardContextual"/>
+            </w:rPr>
+          </w:pPr>
+          <w:hyperlink w:anchor="_Toc227232973" w:history="1">
+            <w:r>
+              <w:rPr>
+                <w:rStyle w:val="Hiperhivatkozs"/>
+                <w:noProof/>
+              </w:rPr>
+              <w:t>Schedules tábla:</w:t>
+            </w:r>
+            <w:r>
+              <w:rPr>
+                <w:noProof/>
+                <w:webHidden/>
+              </w:rPr>
+              <w:tab/>
+            </w:r>
+            <w:r>
+              <w:rPr>
+                <w:noProof/>
+                <w:webHidden/>
+              </w:rPr>
+              <w:fldChar w:fldCharType="begin"/>
+            </w:r>
+            <w:r>
+              <w:rPr>
+                <w:noProof/>
+                <w:webHidden/>
+              </w:rPr>
+              <w:instrText xml:space="preserve"> PAGEREF _Toc227232973 \h </w:instrText>
+            </w:r>
+            <w:r>
+              <w:rPr>
+                <w:noProof/>
+                <w:webHidden/>
+              </w:rPr>
+            </w:r>
+            <w:r>
+              <w:rPr>
+                <w:noProof/>
+                <w:webHidden/>
+              </w:rPr>
+              <w:fldChar w:fldCharType="separate"/>
+            </w:r>
+            <w:r>
+              <w:rPr>
+                <w:noProof/>
+                <w:webHidden/>
+              </w:rPr>
+              <w:t>4</w:t>
+            </w:r>
+            <w:r>
+              <w:rPr>
+                <w:noProof/>
+                <w:webHidden/>
+              </w:rPr>
+              <w:fldChar w:fldCharType="end"/>
+            </w:r>
+          </w:hyperlink>
+        </w:p>
+        <w:p>
+          <w:pPr>
+            <w:pStyle w:val="TJ3"/>
+            <w:tabs>
+              <w:tab w:val="right" w:leader="dot" w:pos="8776"/>
+            </w:tabs>
+            <w:rPr>
+              <w:rFonts w:asciiTheme="minorHAnsi" w:eastAsiaTheme="minorEastAsia" w:hAnsiTheme="minorHAnsi"/>
+              <w:noProof/>
+              <w:kern w:val="2"/>
+              <w:szCs w:val="24"/>
+              <w:lang w:eastAsia="hu-HU"/>
+              <w14:ligatures w14:val="standardContextual"/>
+            </w:rPr>
+          </w:pPr>
+          <w:hyperlink w:anchor="_Toc227232974" w:history="1">
+            <w:r>
+              <w:rPr>
+                <w:rStyle w:val="Hiperhivatkozs"/>
+                <w:noProof/>
+              </w:rPr>
+              <w:t>Templates tábla:</w:t>
+            </w:r>
+            <w:r>
+              <w:rPr>
+                <w:noProof/>
+                <w:webHidden/>
+              </w:rPr>
+              <w:tab/>
+            </w:r>
+            <w:r>
+              <w:rPr>
+                <w:noProof/>
+                <w:webHidden/>
+              </w:rPr>
+              <w:fldChar w:fldCharType="begin"/>
+            </w:r>
+            <w:r>
+              <w:rPr>
+                <w:noProof/>
+                <w:webHidden/>
+              </w:rPr>
+              <w:instrText xml:space="preserve"> PAGEREF _Toc227232974 \h </w:instrText>
+            </w:r>
+            <w:r>
+              <w:rPr>
+                <w:noProof/>
+                <w:webHidden/>
+              </w:rPr>
+            </w:r>
+            <w:r>
+              <w:rPr>
+                <w:noProof/>
+                <w:webHidden/>
+              </w:rPr>
+              <w:fldChar w:fldCharType="separate"/>
+            </w:r>
+            <w:r>
+              <w:rPr>
+                <w:noProof/>
+                <w:webHidden/>
+              </w:rPr>
+              <w:t>5</w:t>
+            </w:r>
+            <w:r>
+              <w:rPr>
+                <w:noProof/>
+                <w:webHidden/>
+              </w:rPr>
+              <w:fldChar w:fldCharType="end"/>
+            </w:r>
+          </w:hyperlink>
+        </w:p>
+        <w:p>
+          <w:pPr>
+            <w:pStyle w:val="TJ3"/>
+            <w:tabs>
+              <w:tab w:val="right" w:leader="dot" w:pos="8776"/>
+            </w:tabs>
+            <w:rPr>
+              <w:rFonts w:asciiTheme="minorHAnsi" w:eastAsiaTheme="minorEastAsia" w:hAnsiTheme="minorHAnsi"/>
+              <w:noProof/>
+              <w:kern w:val="2"/>
+              <w:szCs w:val="24"/>
+              <w:lang w:eastAsia="hu-HU"/>
+              <w14:ligatures w14:val="standardContextual"/>
+            </w:rPr>
+          </w:pPr>
+          <w:hyperlink w:anchor="_Toc227232975" w:history="1">
+            <w:r>
+              <w:rPr>
+                <w:rStyle w:val="Hiperhivatkozs"/>
+                <w:noProof/>
+              </w:rPr>
+              <w:t>Settings tábla:</w:t>
+            </w:r>
+            <w:r>
+              <w:rPr>
+                <w:noProof/>
+                <w:webHidden/>
+              </w:rPr>
+              <w:tab/>
+            </w:r>
+            <w:r>
+              <w:rPr>
+                <w:noProof/>
+                <w:webHidden/>
+              </w:rPr>
+              <w:fldChar w:fldCharType="begin"/>
+            </w:r>
+            <w:r>
+              <w:rPr>
+                <w:noProof/>
+                <w:webHidden/>
+              </w:rPr>
+              <w:instrText xml:space="preserve"> PAGEREF _Toc227232975 \h </w:instrText>
+            </w:r>
+            <w:r>
+              <w:rPr>
+                <w:noProof/>
+                <w:webHidden/>
+              </w:rPr>
+            </w:r>
+            <w:r>
+              <w:rPr>
+                <w:noProof/>
+                <w:webHidden/>
+              </w:rPr>
+              <w:fldChar w:fldCharType="separate"/>
+            </w:r>
+            <w:r>
+              <w:rPr>
+                <w:noProof/>
+                <w:webHidden/>
+              </w:rPr>
+              <w:t>5</w:t>
+            </w:r>
+            <w:r>
+              <w:rPr>
+                <w:noProof/>
+                <w:webHidden/>
+              </w:rPr>
+              <w:fldChar w:fldCharType="end"/>
+            </w:r>
+          </w:hyperlink>
+        </w:p>
+        <w:p>
+          <w:pPr>
+            <w:pStyle w:val="TJ1"/>
+            <w:tabs>
+              <w:tab w:val="right" w:leader="dot" w:pos="8776"/>
+            </w:tabs>
+            <w:rPr>
+              <w:rFonts w:asciiTheme="minorHAnsi" w:eastAsiaTheme="minorEastAsia" w:hAnsiTheme="minorHAnsi"/>
+              <w:noProof/>
+              <w:kern w:val="2"/>
+              <w:szCs w:val="24"/>
+              <w:lang w:eastAsia="hu-HU"/>
+              <w14:ligatures w14:val="standardContextual"/>
+            </w:rPr>
+          </w:pPr>
+          <w:hyperlink w:anchor="_Toc227232976" w:history="1">
+            <w:r>
+              <w:rPr>
+                <w:rStyle w:val="Hiperhivatkozs"/>
+                <w:noProof/>
+              </w:rPr>
+              <w:t>Komponenseinek technikai leírása</w:t>
+            </w:r>
+            <w:r>
+              <w:rPr>
+                <w:noProof/>
+                <w:webHidden/>
+              </w:rPr>
+              <w:tab/>
+            </w:r>
+            <w:r>
+              <w:rPr>
+                <w:noProof/>
+                <w:webHidden/>
+              </w:rPr>
+              <w:fldChar w:fldCharType="begin"/>
+            </w:r>
+            <w:r>
+              <w:rPr>
+                <w:noProof/>
+                <w:webHidden/>
+              </w:rPr>
+              <w:instrText xml:space="preserve"> PAGEREF _Toc227232976 \h </w:instrText>
+            </w:r>
+            <w:r>
+              <w:rPr>
+                <w:noProof/>
+                <w:webHidden/>
+              </w:rPr>
+            </w:r>
+            <w:r>
+              <w:rPr>
+                <w:noProof/>
+                <w:webHidden/>
+              </w:rPr>
+              <w:fldChar w:fldCharType="separate"/>
+            </w:r>
+            <w:r>
+              <w:rPr>
+                <w:noProof/>
+                <w:webHidden/>
+              </w:rPr>
+              <w:t>6</w:t>
+            </w:r>
+            <w:r>
+              <w:rPr>
+                <w:noProof/>
+                <w:webHidden/>
+              </w:rPr>
+              <w:fldChar w:fldCharType="end"/>
             </w:r>
           </w:hyperlink>
         </w:p>
@@ -3512,35 +4892,168 @@
             <w:tabs>
               <w:tab w:val="right" w:leader="dot" w:pos="8776"/>
             </w:tabs>
-            <w:spacing w:line="276" w:lineRule="auto"/>
             <w:rPr>
               <w:rFonts w:asciiTheme="minorHAnsi" w:eastAsiaTheme="minorEastAsia" w:hAnsiTheme="minorHAnsi"/>
               <w:noProof/>
-              <w:sz w:val="22"/>
+              <w:kern w:val="2"/>
+              <w:szCs w:val="24"/>
               <w:lang w:eastAsia="hu-HU"/>
+              <w14:ligatures w14:val="standardContextual"/>
             </w:rPr>
           </w:pPr>
-          <w:hyperlink w:anchor="_Toc164351095" w:history="1">
+          <w:hyperlink w:anchor="_Toc227232977" w:history="1">
             <w:r>
               <w:rPr>
                 <w:rStyle w:val="Hiperhivatkozs"/>
                 <w:noProof/>
               </w:rPr>
-              <w:t>Bejel</w:t>
-            </w:r>
+              <w:t>Frontend:</w:t>
+            </w:r>
+            <w:r>
+              <w:rPr>
+                <w:noProof/>
+                <w:webHidden/>
+              </w:rPr>
+              <w:tab/>
+            </w:r>
+            <w:r>
+              <w:rPr>
+                <w:noProof/>
+                <w:webHidden/>
+              </w:rPr>
+              <w:fldChar w:fldCharType="begin"/>
+            </w:r>
+            <w:r>
+              <w:rPr>
+                <w:noProof/>
+                <w:webHidden/>
+              </w:rPr>
+              <w:instrText xml:space="preserve"> PAGEREF _Toc227232977 \h </w:instrText>
+            </w:r>
+            <w:r>
+              <w:rPr>
+                <w:noProof/>
+                <w:webHidden/>
+              </w:rPr>
+            </w:r>
+            <w:r>
+              <w:rPr>
+                <w:noProof/>
+                <w:webHidden/>
+              </w:rPr>
+              <w:fldChar w:fldCharType="separate"/>
+            </w:r>
+            <w:r>
+              <w:rPr>
+                <w:noProof/>
+                <w:webHidden/>
+              </w:rPr>
+              <w:t>6</w:t>
+            </w:r>
+            <w:r>
+              <w:rPr>
+                <w:noProof/>
+                <w:webHidden/>
+              </w:rPr>
+              <w:fldChar w:fldCharType="end"/>
+            </w:r>
+          </w:hyperlink>
+        </w:p>
+        <w:p>
+          <w:pPr>
+            <w:pStyle w:val="TJ3"/>
+            <w:tabs>
+              <w:tab w:val="right" w:leader="dot" w:pos="8776"/>
+            </w:tabs>
+            <w:rPr>
+              <w:rFonts w:asciiTheme="minorHAnsi" w:eastAsiaTheme="minorEastAsia" w:hAnsiTheme="minorHAnsi"/>
+              <w:noProof/>
+              <w:kern w:val="2"/>
+              <w:szCs w:val="24"/>
+              <w:lang w:eastAsia="hu-HU"/>
+              <w14:ligatures w14:val="standardContextual"/>
+            </w:rPr>
+          </w:pPr>
+          <w:hyperlink w:anchor="_Toc227232978" w:history="1">
             <w:r>
               <w:rPr>
                 <w:rStyle w:val="Hiperhivatkozs"/>
                 <w:noProof/>
               </w:rPr>
-              <w:t>e</w:t>
-            </w:r>
+              <w:t>Frontend komponensek és feladataik:</w:t>
+            </w:r>
+            <w:r>
+              <w:rPr>
+                <w:noProof/>
+                <w:webHidden/>
+              </w:rPr>
+              <w:tab/>
+            </w:r>
+            <w:r>
+              <w:rPr>
+                <w:noProof/>
+                <w:webHidden/>
+              </w:rPr>
+              <w:fldChar w:fldCharType="begin"/>
+            </w:r>
+            <w:r>
+              <w:rPr>
+                <w:noProof/>
+                <w:webHidden/>
+              </w:rPr>
+              <w:instrText xml:space="preserve"> PAGEREF _Toc227232978 \h </w:instrText>
+            </w:r>
+            <w:r>
+              <w:rPr>
+                <w:noProof/>
+                <w:webHidden/>
+              </w:rPr>
+            </w:r>
+            <w:r>
+              <w:rPr>
+                <w:noProof/>
+                <w:webHidden/>
+              </w:rPr>
+              <w:fldChar w:fldCharType="separate"/>
+            </w:r>
+            <w:r>
+              <w:rPr>
+                <w:noProof/>
+                <w:webHidden/>
+              </w:rPr>
+              <w:t>6</w:t>
+            </w:r>
+            <w:r>
+              <w:rPr>
+                <w:noProof/>
+                <w:webHidden/>
+              </w:rPr>
+              <w:fldChar w:fldCharType="end"/>
+            </w:r>
+          </w:hyperlink>
+        </w:p>
+        <w:p>
+          <w:pPr>
+            <w:pStyle w:val="TJ3"/>
+            <w:tabs>
+              <w:tab w:val="right" w:leader="dot" w:pos="8776"/>
+            </w:tabs>
+            <w:rPr>
+              <w:rFonts w:asciiTheme="minorHAnsi" w:eastAsiaTheme="minorEastAsia" w:hAnsiTheme="minorHAnsi"/>
+              <w:noProof/>
+              <w:kern w:val="2"/>
+              <w:szCs w:val="24"/>
+              <w:lang w:eastAsia="hu-HU"/>
+              <w14:ligatures w14:val="standardContextual"/>
+            </w:rPr>
+          </w:pPr>
+          <w:hyperlink w:anchor="_Toc227232979" w:history="1">
             <w:r>
               <w:rPr>
                 <w:rStyle w:val="Hiperhivatkozs"/>
                 <w:noProof/>
               </w:rPr>
-              <w:t>ntkezés</w:t>
+              <w:t>A komponenseket segítő szkript fájlok:</w:t>
             </w:r>
             <w:r>
               <w:rPr>
@@ -3554,7 +5067,260 @@
                 <w:noProof/>
                 <w:webHidden/>
               </w:rPr>
+              <w:fldChar w:fldCharType="begin"/>
+            </w:r>
+            <w:r>
+              <w:rPr>
+                <w:noProof/>
+                <w:webHidden/>
+              </w:rPr>
+              <w:instrText xml:space="preserve"> PAGEREF _Toc227232979 \h </w:instrText>
+            </w:r>
+            <w:r>
+              <w:rPr>
+                <w:noProof/>
+                <w:webHidden/>
+              </w:rPr>
+            </w:r>
+            <w:r>
+              <w:rPr>
+                <w:noProof/>
+                <w:webHidden/>
+              </w:rPr>
+              <w:fldChar w:fldCharType="separate"/>
+            </w:r>
+            <w:r>
+              <w:rPr>
+                <w:noProof/>
+                <w:webHidden/>
+              </w:rPr>
               <w:t>7</w:t>
+            </w:r>
+            <w:r>
+              <w:rPr>
+                <w:noProof/>
+                <w:webHidden/>
+              </w:rPr>
+              <w:fldChar w:fldCharType="end"/>
+            </w:r>
+          </w:hyperlink>
+        </w:p>
+        <w:p>
+          <w:pPr>
+            <w:pStyle w:val="TJ2"/>
+            <w:tabs>
+              <w:tab w:val="right" w:leader="dot" w:pos="8776"/>
+            </w:tabs>
+            <w:rPr>
+              <w:rFonts w:asciiTheme="minorHAnsi" w:eastAsiaTheme="minorEastAsia" w:hAnsiTheme="minorHAnsi"/>
+              <w:noProof/>
+              <w:kern w:val="2"/>
+              <w:szCs w:val="24"/>
+              <w:lang w:eastAsia="hu-HU"/>
+              <w14:ligatures w14:val="standardContextual"/>
+            </w:rPr>
+          </w:pPr>
+          <w:hyperlink w:anchor="_Toc227232980" w:history="1">
+            <w:r>
+              <w:rPr>
+                <w:rStyle w:val="Hiperhivatkozs"/>
+                <w:noProof/>
+              </w:rPr>
+              <w:t>Backend:</w:t>
+            </w:r>
+            <w:r>
+              <w:rPr>
+                <w:noProof/>
+                <w:webHidden/>
+              </w:rPr>
+              <w:tab/>
+            </w:r>
+            <w:r>
+              <w:rPr>
+                <w:noProof/>
+                <w:webHidden/>
+              </w:rPr>
+              <w:fldChar w:fldCharType="begin"/>
+            </w:r>
+            <w:r>
+              <w:rPr>
+                <w:noProof/>
+                <w:webHidden/>
+              </w:rPr>
+              <w:instrText xml:space="preserve"> PAGEREF _Toc227232980 \h </w:instrText>
+            </w:r>
+            <w:r>
+              <w:rPr>
+                <w:noProof/>
+                <w:webHidden/>
+              </w:rPr>
+            </w:r>
+            <w:r>
+              <w:rPr>
+                <w:noProof/>
+                <w:webHidden/>
+              </w:rPr>
+              <w:fldChar w:fldCharType="separate"/>
+            </w:r>
+            <w:r>
+              <w:rPr>
+                <w:noProof/>
+                <w:webHidden/>
+              </w:rPr>
+              <w:t>7</w:t>
+            </w:r>
+            <w:r>
+              <w:rPr>
+                <w:noProof/>
+                <w:webHidden/>
+              </w:rPr>
+              <w:fldChar w:fldCharType="end"/>
+            </w:r>
+          </w:hyperlink>
+        </w:p>
+        <w:p>
+          <w:pPr>
+            <w:pStyle w:val="TJ3"/>
+            <w:tabs>
+              <w:tab w:val="right" w:leader="dot" w:pos="8776"/>
+            </w:tabs>
+            <w:rPr>
+              <w:rFonts w:asciiTheme="minorHAnsi" w:eastAsiaTheme="minorEastAsia" w:hAnsiTheme="minorHAnsi"/>
+              <w:noProof/>
+              <w:kern w:val="2"/>
+              <w:szCs w:val="24"/>
+              <w:lang w:eastAsia="hu-HU"/>
+              <w14:ligatures w14:val="standardContextual"/>
+            </w:rPr>
+          </w:pPr>
+          <w:hyperlink w:anchor="_Toc227232981" w:history="1">
+            <w:r>
+              <w:rPr>
+                <w:rStyle w:val="Hiperhivatkozs"/>
+                <w:noProof/>
+              </w:rPr>
+              <w:t>Végpontok és rövid leírásaiki:</w:t>
+            </w:r>
+            <w:r>
+              <w:rPr>
+                <w:noProof/>
+                <w:webHidden/>
+              </w:rPr>
+              <w:tab/>
+            </w:r>
+            <w:r>
+              <w:rPr>
+                <w:noProof/>
+                <w:webHidden/>
+              </w:rPr>
+              <w:fldChar w:fldCharType="begin"/>
+            </w:r>
+            <w:r>
+              <w:rPr>
+                <w:noProof/>
+                <w:webHidden/>
+              </w:rPr>
+              <w:instrText xml:space="preserve"> PAGEREF _Toc227232981 \h </w:instrText>
+            </w:r>
+            <w:r>
+              <w:rPr>
+                <w:noProof/>
+                <w:webHidden/>
+              </w:rPr>
+            </w:r>
+            <w:r>
+              <w:rPr>
+                <w:noProof/>
+                <w:webHidden/>
+              </w:rPr>
+              <w:fldChar w:fldCharType="separate"/>
+            </w:r>
+            <w:r>
+              <w:rPr>
+                <w:noProof/>
+                <w:webHidden/>
+              </w:rPr>
+              <w:t>7</w:t>
+            </w:r>
+            <w:r>
+              <w:rPr>
+                <w:noProof/>
+                <w:webHidden/>
+              </w:rPr>
+              <w:fldChar w:fldCharType="end"/>
+            </w:r>
+          </w:hyperlink>
+        </w:p>
+        <w:p>
+          <w:pPr>
+            <w:pStyle w:val="TJ3"/>
+            <w:tabs>
+              <w:tab w:val="right" w:leader="dot" w:pos="8776"/>
+            </w:tabs>
+            <w:rPr>
+              <w:rFonts w:asciiTheme="minorHAnsi" w:eastAsiaTheme="minorEastAsia" w:hAnsiTheme="minorHAnsi"/>
+              <w:noProof/>
+              <w:kern w:val="2"/>
+              <w:szCs w:val="24"/>
+              <w:lang w:eastAsia="hu-HU"/>
+              <w14:ligatures w14:val="standardContextual"/>
+            </w:rPr>
+          </w:pPr>
+          <w:hyperlink w:anchor="_Toc227232982" w:history="1">
+            <w:r>
+              <w:rPr>
+                <w:rStyle w:val="Hiperhivatkozs"/>
+                <w:noProof/>
+              </w:rPr>
+              <w:t>Segédosztályok:</w:t>
+            </w:r>
+            <w:r>
+              <w:rPr>
+                <w:noProof/>
+                <w:webHidden/>
+              </w:rPr>
+              <w:tab/>
+            </w:r>
+            <w:r>
+              <w:rPr>
+                <w:noProof/>
+                <w:webHidden/>
+              </w:rPr>
+              <w:fldChar w:fldCharType="begin"/>
+            </w:r>
+            <w:r>
+              <w:rPr>
+                <w:noProof/>
+                <w:webHidden/>
+              </w:rPr>
+              <w:instrText xml:space="preserve"> PAGEREF _Toc227232982 \h </w:instrText>
+            </w:r>
+            <w:r>
+              <w:rPr>
+                <w:noProof/>
+                <w:webHidden/>
+              </w:rPr>
+            </w:r>
+            <w:r>
+              <w:rPr>
+                <w:noProof/>
+                <w:webHidden/>
+              </w:rPr>
+              <w:fldChar w:fldCharType="separate"/>
+            </w:r>
+            <w:r>
+              <w:rPr>
+                <w:noProof/>
+                <w:webHidden/>
+              </w:rPr>
+              <w:t>7</w:t>
+            </w:r>
+            <w:r>
+              <w:rPr>
+                <w:noProof/>
+                <w:webHidden/>
+              </w:rPr>
+              <w:fldChar w:fldCharType="end"/>
             </w:r>
           </w:hyperlink>
         </w:p>
@@ -3564,20 +5330,313 @@
             <w:tabs>
               <w:tab w:val="right" w:leader="dot" w:pos="8776"/>
             </w:tabs>
-            <w:spacing w:line="276" w:lineRule="auto"/>
             <w:rPr>
               <w:rFonts w:asciiTheme="minorHAnsi" w:eastAsiaTheme="minorEastAsia" w:hAnsiTheme="minorHAnsi"/>
               <w:noProof/>
-              <w:sz w:val="22"/>
+              <w:kern w:val="2"/>
+              <w:szCs w:val="24"/>
               <w:lang w:eastAsia="hu-HU"/>
+              <w14:ligatures w14:val="standardContextual"/>
             </w:rPr>
           </w:pPr>
-          <w:hyperlink w:anchor="_Toc164351096" w:history="1">
+          <w:hyperlink w:anchor="_Toc227232983" w:history="1">
             <w:r>
               <w:rPr>
                 <w:rStyle w:val="Hiperhivatkozs"/>
                 <w:noProof/>
               </w:rPr>
+              <w:t>Működésének műszaki feltételei</w:t>
+            </w:r>
+            <w:r>
+              <w:rPr>
+                <w:noProof/>
+                <w:webHidden/>
+              </w:rPr>
+              <w:tab/>
+            </w:r>
+            <w:r>
+              <w:rPr>
+                <w:noProof/>
+                <w:webHidden/>
+              </w:rPr>
+              <w:fldChar w:fldCharType="begin"/>
+            </w:r>
+            <w:r>
+              <w:rPr>
+                <w:noProof/>
+                <w:webHidden/>
+              </w:rPr>
+              <w:instrText xml:space="preserve"> PAGEREF _Toc227232983 \h </w:instrText>
+            </w:r>
+            <w:r>
+              <w:rPr>
+                <w:noProof/>
+                <w:webHidden/>
+              </w:rPr>
+            </w:r>
+            <w:r>
+              <w:rPr>
+                <w:noProof/>
+                <w:webHidden/>
+              </w:rPr>
+              <w:fldChar w:fldCharType="separate"/>
+            </w:r>
+            <w:r>
+              <w:rPr>
+                <w:noProof/>
+                <w:webHidden/>
+              </w:rPr>
+              <w:t>8</w:t>
+            </w:r>
+            <w:r>
+              <w:rPr>
+                <w:noProof/>
+                <w:webHidden/>
+              </w:rPr>
+              <w:fldChar w:fldCharType="end"/>
+            </w:r>
+          </w:hyperlink>
+        </w:p>
+        <w:p>
+          <w:pPr>
+            <w:pStyle w:val="TJ1"/>
+            <w:tabs>
+              <w:tab w:val="right" w:leader="dot" w:pos="8776"/>
+            </w:tabs>
+            <w:rPr>
+              <w:rFonts w:asciiTheme="minorHAnsi" w:eastAsiaTheme="minorEastAsia" w:hAnsiTheme="minorHAnsi"/>
+              <w:noProof/>
+              <w:kern w:val="2"/>
+              <w:szCs w:val="24"/>
+              <w:lang w:eastAsia="hu-HU"/>
+              <w14:ligatures w14:val="standardContextual"/>
+            </w:rPr>
+          </w:pPr>
+          <w:hyperlink w:anchor="_Toc227232984" w:history="1">
+            <w:r>
+              <w:rPr>
+                <w:rStyle w:val="Hiperhivatkozs"/>
+                <w:noProof/>
+              </w:rPr>
+              <w:t>Használatának rövid bemutatása</w:t>
+            </w:r>
+            <w:r>
+              <w:rPr>
+                <w:noProof/>
+                <w:webHidden/>
+              </w:rPr>
+              <w:tab/>
+            </w:r>
+            <w:r>
+              <w:rPr>
+                <w:noProof/>
+                <w:webHidden/>
+              </w:rPr>
+              <w:fldChar w:fldCharType="begin"/>
+            </w:r>
+            <w:r>
+              <w:rPr>
+                <w:noProof/>
+                <w:webHidden/>
+              </w:rPr>
+              <w:instrText xml:space="preserve"> PAGEREF _Toc227232984 \h </w:instrText>
+            </w:r>
+            <w:r>
+              <w:rPr>
+                <w:noProof/>
+                <w:webHidden/>
+              </w:rPr>
+            </w:r>
+            <w:r>
+              <w:rPr>
+                <w:noProof/>
+                <w:webHidden/>
+              </w:rPr>
+              <w:fldChar w:fldCharType="separate"/>
+            </w:r>
+            <w:r>
+              <w:rPr>
+                <w:noProof/>
+                <w:webHidden/>
+              </w:rPr>
+              <w:t>9</w:t>
+            </w:r>
+            <w:r>
+              <w:rPr>
+                <w:noProof/>
+                <w:webHidden/>
+              </w:rPr>
+              <w:fldChar w:fldCharType="end"/>
+            </w:r>
+          </w:hyperlink>
+        </w:p>
+        <w:p>
+          <w:pPr>
+            <w:pStyle w:val="TJ2"/>
+            <w:tabs>
+              <w:tab w:val="right" w:leader="dot" w:pos="8776"/>
+            </w:tabs>
+            <w:rPr>
+              <w:rFonts w:asciiTheme="minorHAnsi" w:eastAsiaTheme="minorEastAsia" w:hAnsiTheme="minorHAnsi"/>
+              <w:noProof/>
+              <w:kern w:val="2"/>
+              <w:szCs w:val="24"/>
+              <w:lang w:eastAsia="hu-HU"/>
+              <w14:ligatures w14:val="standardContextual"/>
+            </w:rPr>
+          </w:pPr>
+          <w:hyperlink w:anchor="_Toc227232985" w:history="1">
+            <w:r>
+              <w:rPr>
+                <w:rStyle w:val="Hiperhivatkozs"/>
+                <w:noProof/>
+              </w:rPr>
+              <w:t>Monitorképek</w:t>
+            </w:r>
+            <w:r>
+              <w:rPr>
+                <w:noProof/>
+                <w:webHidden/>
+              </w:rPr>
+              <w:tab/>
+            </w:r>
+            <w:r>
+              <w:rPr>
+                <w:noProof/>
+                <w:webHidden/>
+              </w:rPr>
+              <w:fldChar w:fldCharType="begin"/>
+            </w:r>
+            <w:r>
+              <w:rPr>
+                <w:noProof/>
+                <w:webHidden/>
+              </w:rPr>
+              <w:instrText xml:space="preserve"> PAGEREF _Toc227232985 \h </w:instrText>
+            </w:r>
+            <w:r>
+              <w:rPr>
+                <w:noProof/>
+                <w:webHidden/>
+              </w:rPr>
+            </w:r>
+            <w:r>
+              <w:rPr>
+                <w:noProof/>
+                <w:webHidden/>
+              </w:rPr>
+              <w:fldChar w:fldCharType="separate"/>
+            </w:r>
+            <w:r>
+              <w:rPr>
+                <w:noProof/>
+                <w:webHidden/>
+              </w:rPr>
+              <w:t>9</w:t>
+            </w:r>
+            <w:r>
+              <w:rPr>
+                <w:noProof/>
+                <w:webHidden/>
+              </w:rPr>
+              <w:fldChar w:fldCharType="end"/>
+            </w:r>
+          </w:hyperlink>
+        </w:p>
+        <w:p>
+          <w:pPr>
+            <w:pStyle w:val="TJ2"/>
+            <w:tabs>
+              <w:tab w:val="right" w:leader="dot" w:pos="8776"/>
+            </w:tabs>
+            <w:rPr>
+              <w:rFonts w:asciiTheme="minorHAnsi" w:eastAsiaTheme="minorEastAsia" w:hAnsiTheme="minorHAnsi"/>
+              <w:noProof/>
+              <w:kern w:val="2"/>
+              <w:szCs w:val="24"/>
+              <w:lang w:eastAsia="hu-HU"/>
+              <w14:ligatures w14:val="standardContextual"/>
+            </w:rPr>
+          </w:pPr>
+          <w:hyperlink w:anchor="_Toc227232986" w:history="1">
+            <w:r>
+              <w:rPr>
+                <w:rStyle w:val="Hiperhivatkozs"/>
+                <w:noProof/>
+              </w:rPr>
+              <w:t>Bejelentkezés</w:t>
+            </w:r>
+            <w:r>
+              <w:rPr>
+                <w:noProof/>
+                <w:webHidden/>
+              </w:rPr>
+              <w:tab/>
+            </w:r>
+            <w:r>
+              <w:rPr>
+                <w:noProof/>
+                <w:webHidden/>
+              </w:rPr>
+              <w:fldChar w:fldCharType="begin"/>
+            </w:r>
+            <w:r>
+              <w:rPr>
+                <w:noProof/>
+                <w:webHidden/>
+              </w:rPr>
+              <w:instrText xml:space="preserve"> PAGEREF _Toc227232986 \h </w:instrText>
+            </w:r>
+            <w:r>
+              <w:rPr>
+                <w:noProof/>
+                <w:webHidden/>
+              </w:rPr>
+            </w:r>
+            <w:r>
+              <w:rPr>
+                <w:noProof/>
+                <w:webHidden/>
+              </w:rPr>
+              <w:fldChar w:fldCharType="separate"/>
+            </w:r>
+            <w:r>
+              <w:rPr>
+                <w:noProof/>
+                <w:webHidden/>
+              </w:rPr>
+              <w:t>9</w:t>
+            </w:r>
+            <w:r>
+              <w:rPr>
+                <w:noProof/>
+                <w:webHidden/>
+              </w:rPr>
+              <w:fldChar w:fldCharType="end"/>
+            </w:r>
+          </w:hyperlink>
+        </w:p>
+        <w:p>
+          <w:pPr>
+            <w:pStyle w:val="TJ1"/>
+            <w:tabs>
+              <w:tab w:val="right" w:leader="dot" w:pos="8776"/>
+            </w:tabs>
+            <w:rPr>
+              <w:rFonts w:asciiTheme="minorHAnsi" w:eastAsiaTheme="minorEastAsia" w:hAnsiTheme="minorHAnsi"/>
+              <w:noProof/>
+              <w:kern w:val="2"/>
+              <w:szCs w:val="24"/>
+              <w:lang w:eastAsia="hu-HU"/>
+              <w14:ligatures w14:val="standardContextual"/>
+            </w:rPr>
+          </w:pPr>
+          <w:hyperlink w:anchor="_Toc227232987" w:history="1">
+            <w:r>
+              <w:rPr>
+                <w:rStyle w:val="Hiperhivatkozs"/>
+                <w:noProof/>
+              </w:rPr>
               <w:t>Továbbfejlesztési lehetőségek</w:t>
             </w:r>
             <w:r>
@@ -3592,7 +5651,41 @@
                 <w:noProof/>
                 <w:webHidden/>
               </w:rPr>
-              <w:t>8</w:t>
+              <w:fldChar w:fldCharType="begin"/>
+            </w:r>
+            <w:r>
+              <w:rPr>
+                <w:noProof/>
+                <w:webHidden/>
+              </w:rPr>
+              <w:instrText xml:space="preserve"> PAGEREF _Toc227232987 \h </w:instrText>
+            </w:r>
+            <w:r>
+              <w:rPr>
+                <w:noProof/>
+                <w:webHidden/>
+              </w:rPr>
+            </w:r>
+            <w:r>
+              <w:rPr>
+                <w:noProof/>
+                <w:webHidden/>
+              </w:rPr>
+              <w:fldChar w:fldCharType="separate"/>
+            </w:r>
+            <w:r>
+              <w:rPr>
+                <w:noProof/>
+                <w:webHidden/>
+              </w:rPr>
+              <w:t>10</w:t>
+            </w:r>
+            <w:r>
+              <w:rPr>
+                <w:noProof/>
+                <w:webHidden/>
+              </w:rPr>
+              <w:fldChar w:fldCharType="end"/>
             </w:r>
           </w:hyperlink>
         </w:p>
@@ -3658,7 +5751,6 @@
         <w:docPartUnique/>
       </w:docPartObj>
     </w:sdtPr>
-    <w:sdtEndPr/>
     <w:sdtContent>
       <w:p>
         <w:pPr>
@@ -3704,7 +5796,6 @@
         <w:docPartUnique/>
       </w:docPartObj>
     </w:sdtPr>
-    <w:sdtEndPr/>
     <w:sdtContent>
       <w:p>
         <w:pPr>
@@ -5093,7 +7184,7 @@
   <w:style w:type="paragraph" w:default="1" w:styleId="Norml">
     <w:name w:val="Normal"/>
     <w:qFormat/>
-    <w:rsid w:val="00444D39"/>
+    <w:rsid w:val="00BD160A"/>
     <w:pPr>
       <w:spacing w:after="0" w:line="360" w:lineRule="auto"/>
       <w:jc w:val="both"/>
@@ -5174,6 +7265,7 @@
   <w:style w:type="character" w:default="1" w:styleId="Bekezdsalapbettpusa">
     <w:name w:val="Default Paragraph Font"/>
     <w:uiPriority w:val="1"/>
+    <w:semiHidden/>
     <w:unhideWhenUsed/>
   </w:style>
   <w:style w:type="table" w:default="1" w:styleId="Normltblzat">

--- a/Documentation/alkalmazás dokumentáció.docx
+++ b/Documentation/alkalmazás dokumentáció.docx
@@ -7,18 +7,20 @@
         <w:tabs>
           <w:tab w:val="left" w:pos="5247"/>
         </w:tabs>
-        <w:spacing w:after="240" w:line="240" w:lineRule="auto"/>
+        <w:spacing w:after="240"/>
         <w:jc w:val="center"/>
         <w:rPr>
           <w:rFonts w:cs="Times New Roman"/>
           <w:caps/>
           <w:sz w:val="32"/>
           <w:szCs w:val="24"/>
+          <w:highlight w:val="yellow"/>
         </w:rPr>
       </w:pPr>
       <w:r>
         <w:rPr>
           <w:noProof/>
+          <w:highlight w:val="yellow"/>
         </w:rPr>
         <w:drawing>
           <wp:inline distT="0" distB="0" distL="0" distR="0" wp14:anchorId="31964421" wp14:editId="2963AE6B">
@@ -59,13 +61,14 @@
     </w:p>
     <w:p>
       <w:pPr>
-        <w:spacing w:after="240" w:line="240" w:lineRule="auto"/>
+        <w:spacing w:after="240"/>
         <w:jc w:val="center"/>
         <w:rPr>
           <w:rFonts w:cs="Times New Roman"/>
           <w:caps/>
           <w:sz w:val="32"/>
           <w:szCs w:val="24"/>
+          <w:highlight w:val="yellow"/>
         </w:rPr>
       </w:pPr>
       <w:r>
@@ -74,8 +77,9 @@
           <w:caps/>
           <w:sz w:val="32"/>
           <w:szCs w:val="24"/>
-        </w:rPr>
-        <w:t>V</w:t>
+          <w:highlight w:val="yellow"/>
+        </w:rPr>
+        <w:t xml:space="preserve">Vas </w:t>
       </w:r>
       <w:r>
         <w:rPr>
@@ -83,8 +87,9 @@
           <w:caps/>
           <w:sz w:val="32"/>
           <w:szCs w:val="24"/>
-        </w:rPr>
-        <w:t xml:space="preserve">as </w:t>
+          <w:highlight w:val="yellow"/>
+        </w:rPr>
+        <w:t>VÁR</w:t>
       </w:r>
       <w:r>
         <w:rPr>
@@ -92,8 +97,9 @@
           <w:caps/>
           <w:sz w:val="32"/>
           <w:szCs w:val="24"/>
-        </w:rPr>
-        <w:t>VÁR</w:t>
+          <w:highlight w:val="yellow"/>
+        </w:rPr>
+        <w:t>Megyei Szakképzési Centrum</w:t>
       </w:r>
       <w:r>
         <w:rPr>
@@ -101,8 +107,9 @@
           <w:caps/>
           <w:sz w:val="32"/>
           <w:szCs w:val="24"/>
-        </w:rPr>
-        <w:t>Megyei Szakképzési Centrum</w:t>
+          <w:highlight w:val="yellow"/>
+        </w:rPr>
+        <w:br/>
       </w:r>
       <w:r>
         <w:rPr>
@@ -110,8 +117,9 @@
           <w:caps/>
           <w:sz w:val="32"/>
           <w:szCs w:val="24"/>
-        </w:rPr>
-        <w:br/>
+          <w:highlight w:val="yellow"/>
+        </w:rPr>
+        <w:t xml:space="preserve">Horváth Boldizsár </w:t>
       </w:r>
       <w:r>
         <w:rPr>
@@ -119,8 +127,9 @@
           <w:caps/>
           <w:sz w:val="32"/>
           <w:szCs w:val="24"/>
-        </w:rPr>
-        <w:t xml:space="preserve">Horváth Boldizsár </w:t>
+          <w:highlight w:val="yellow"/>
+        </w:rPr>
+        <w:br/>
       </w:r>
       <w:r>
         <w:rPr>
@@ -128,8 +137,9 @@
           <w:caps/>
           <w:sz w:val="32"/>
           <w:szCs w:val="24"/>
-        </w:rPr>
-        <w:br/>
+          <w:highlight w:val="yellow"/>
+        </w:rPr>
+        <w:t xml:space="preserve">Közgazdasági és </w:t>
       </w:r>
       <w:r>
         <w:rPr>
@@ -137,8 +147,9 @@
           <w:caps/>
           <w:sz w:val="32"/>
           <w:szCs w:val="24"/>
-        </w:rPr>
-        <w:t xml:space="preserve">Közgazdasági és </w:t>
+          <w:highlight w:val="yellow"/>
+        </w:rPr>
+        <w:t>Informatikai</w:t>
       </w:r>
       <w:r>
         <w:rPr>
@@ -146,8 +157,9 @@
           <w:caps/>
           <w:sz w:val="32"/>
           <w:szCs w:val="24"/>
-        </w:rPr>
-        <w:t>Informatikai</w:t>
+          <w:highlight w:val="yellow"/>
+        </w:rPr>
+        <w:br/>
       </w:r>
       <w:r>
         <w:rPr>
@@ -155,15 +167,7 @@
           <w:caps/>
           <w:sz w:val="32"/>
           <w:szCs w:val="24"/>
-        </w:rPr>
-        <w:br/>
-      </w:r>
-      <w:r>
-        <w:rPr>
-          <w:rFonts w:cs="Times New Roman"/>
-          <w:caps/>
-          <w:sz w:val="32"/>
-          <w:szCs w:val="24"/>
+          <w:highlight w:val="yellow"/>
         </w:rPr>
         <w:t>TECHNIKUM</w:t>
       </w:r>
@@ -176,6 +180,7 @@
           <w:rFonts w:cs="Times New Roman"/>
           <w:sz w:val="28"/>
           <w:szCs w:val="24"/>
+          <w:highlight w:val="yellow"/>
         </w:rPr>
       </w:pPr>
       <w:r>
@@ -183,6 +188,7 @@
           <w:rFonts w:cs="Times New Roman"/>
           <w:sz w:val="28"/>
           <w:szCs w:val="24"/>
+          <w:highlight w:val="yellow"/>
         </w:rPr>
         <w:t xml:space="preserve">A </w:t>
       </w:r>
@@ -191,41 +197,40 @@
           <w:rFonts w:cs="Times New Roman"/>
           <w:sz w:val="28"/>
           <w:szCs w:val="24"/>
-        </w:rPr>
-        <w:t>5 0613 12 03</w:t>
+          <w:highlight w:val="yellow"/>
+        </w:rPr>
+        <w:t xml:space="preserve">5 0613 12 03 </w:t>
       </w:r>
       <w:r>
         <w:rPr>
           <w:rFonts w:cs="Times New Roman"/>
           <w:sz w:val="28"/>
           <w:szCs w:val="24"/>
-        </w:rPr>
-        <w:t xml:space="preserve"> </w:t>
+          <w:highlight w:val="yellow"/>
+        </w:rPr>
+        <w:t xml:space="preserve">számú </w:t>
       </w:r>
       <w:r>
         <w:rPr>
           <w:rFonts w:cs="Times New Roman"/>
           <w:sz w:val="28"/>
           <w:szCs w:val="24"/>
-        </w:rPr>
-        <w:t xml:space="preserve">számú </w:t>
+          <w:highlight w:val="yellow"/>
+        </w:rPr>
+        <w:t>Szoftverfejlesztő és –tesztelő</w:t>
+      </w:r>
+      <w:r>
+        <w:rPr>
+          <w:highlight w:val="yellow"/>
+        </w:rPr>
+        <w:t xml:space="preserve"> </w:t>
       </w:r>
       <w:r>
         <w:rPr>
           <w:rFonts w:cs="Times New Roman"/>
           <w:sz w:val="28"/>
           <w:szCs w:val="24"/>
-        </w:rPr>
-        <w:t>Szoftverfejlesztő és –tesztelő</w:t>
-      </w:r>
-      <w:r>
-        <w:t xml:space="preserve"> </w:t>
-      </w:r>
-      <w:r>
-        <w:rPr>
-          <w:rFonts w:cs="Times New Roman"/>
-          <w:sz w:val="28"/>
-          <w:szCs w:val="24"/>
+          <w:highlight w:val="yellow"/>
         </w:rPr>
         <w:t>vizsgaremek</w:t>
       </w:r>
@@ -239,6 +244,7 @@
           <w:b/>
           <w:sz w:val="40"/>
           <w:szCs w:val="40"/>
+          <w:highlight w:val="yellow"/>
         </w:rPr>
       </w:pPr>
       <w:r>
@@ -247,18 +253,19 @@
           <w:b/>
           <w:sz w:val="40"/>
           <w:szCs w:val="40"/>
+          <w:highlight w:val="yellow"/>
         </w:rPr>
         <w:t>A szoftveralkalmazás dokumentációja</w:t>
       </w:r>
     </w:p>
     <w:p>
       <w:pPr>
-        <w:spacing w:after="3600"/>
-        <w:jc w:val="center"/>
+        <w:spacing w:after="3360"/>
         <w:rPr>
           <w:rFonts w:cs="Times New Roman"/>
           <w:sz w:val="28"/>
           <w:szCs w:val="28"/>
+          <w:highlight w:val="yellow"/>
         </w:rPr>
       </w:pPr>
     </w:p>
@@ -269,12 +276,14 @@
         <w:rPr>
           <w:rFonts w:cs="Times New Roman"/>
           <w:szCs w:val="24"/>
+          <w:highlight w:val="yellow"/>
         </w:rPr>
       </w:pPr>
       <w:r>
         <w:rPr>
           <w:rFonts w:cs="Times New Roman"/>
           <w:szCs w:val="24"/>
+          <w:highlight w:val="yellow"/>
         </w:rPr>
         <w:t>Készített</w:t>
       </w:r>
@@ -282,6 +291,7 @@
         <w:rPr>
           <w:rFonts w:cs="Times New Roman"/>
           <w:szCs w:val="24"/>
+          <w:highlight w:val="yellow"/>
         </w:rPr>
         <w:t>ék</w:t>
       </w:r>
@@ -289,6 +299,7 @@
         <w:rPr>
           <w:rFonts w:cs="Times New Roman"/>
           <w:szCs w:val="24"/>
+          <w:highlight w:val="yellow"/>
         </w:rPr>
         <w:t>:</w:t>
       </w:r>
@@ -301,6 +312,7 @@
           <w:caps/>
           <w:sz w:val="28"/>
           <w:szCs w:val="24"/>
+          <w:highlight w:val="yellow"/>
         </w:rPr>
       </w:pPr>
       <w:r>
@@ -309,6 +321,7 @@
           <w:caps/>
           <w:sz w:val="28"/>
           <w:szCs w:val="24"/>
+          <w:highlight w:val="yellow"/>
         </w:rPr>
         <w:t>Fehér Ágoston</w:t>
       </w:r>
@@ -321,6 +334,7 @@
           <w:caps/>
           <w:sz w:val="28"/>
           <w:szCs w:val="24"/>
+          <w:highlight w:val="yellow"/>
         </w:rPr>
       </w:pPr>
       <w:r>
@@ -329,6 +343,7 @@
           <w:caps/>
           <w:sz w:val="28"/>
           <w:szCs w:val="24"/>
+          <w:highlight w:val="yellow"/>
         </w:rPr>
         <w:t>Fülöp László András</w:t>
       </w:r>
@@ -341,6 +356,7 @@
           <w:caps/>
           <w:sz w:val="28"/>
           <w:szCs w:val="24"/>
+          <w:highlight w:val="yellow"/>
         </w:rPr>
       </w:pPr>
       <w:r>
@@ -349,6 +365,7 @@
           <w:caps/>
           <w:sz w:val="28"/>
           <w:szCs w:val="24"/>
+          <w:highlight w:val="yellow"/>
         </w:rPr>
         <w:t>müller bálint</w:t>
       </w:r>
@@ -363,6 +380,7 @@
           <w:caps/>
           <w:sz w:val="28"/>
           <w:szCs w:val="24"/>
+          <w:highlight w:val="yellow"/>
         </w:rPr>
       </w:pPr>
       <w:r>
@@ -372,6 +390,7 @@
           <w:caps/>
           <w:sz w:val="28"/>
           <w:szCs w:val="24"/>
+          <w:highlight w:val="yellow"/>
         </w:rPr>
         <w:t>Szombathely</w:t>
       </w:r>
@@ -384,6 +403,7 @@
           <w:b/>
           <w:sz w:val="28"/>
           <w:szCs w:val="24"/>
+          <w:highlight w:val="yellow"/>
         </w:rPr>
         <w:sectPr>
           <w:footerReference w:type="default" r:id="rId9"/>
@@ -401,6 +421,7 @@
           <w:b/>
           <w:sz w:val="28"/>
           <w:szCs w:val="24"/>
+          <w:highlight w:val="yellow"/>
         </w:rPr>
         <w:t>202</w:t>
       </w:r>
@@ -410,6 +431,7 @@
           <w:b/>
           <w:sz w:val="28"/>
           <w:szCs w:val="24"/>
+          <w:highlight w:val="yellow"/>
         </w:rPr>
         <w:t>6</w:t>
       </w:r>
@@ -417,11 +439,17 @@
     <w:p>
       <w:pPr>
         <w:pStyle w:val="Cmsor1"/>
-        <w:spacing w:line="276" w:lineRule="auto"/>
+        <w:spacing w:line="360" w:lineRule="auto"/>
         <w:jc w:val="both"/>
-      </w:pPr>
-      <w:bookmarkStart w:id="0" w:name="_Toc227232966"/>
-      <w:r>
+        <w:rPr>
+          <w:highlight w:val="yellow"/>
+        </w:rPr>
+      </w:pPr>
+      <w:bookmarkStart w:id="0" w:name="_Toc227662588"/>
+      <w:r>
+        <w:rPr>
+          <w:highlight w:val="yellow"/>
+        </w:rPr>
         <w:lastRenderedPageBreak/>
         <w:t>Bevezetés</w:t>
       </w:r>
@@ -429,106 +457,195 @@
     </w:p>
     <w:p>
       <w:pPr>
-        <w:spacing w:line="276" w:lineRule="auto"/>
-      </w:pPr>
-      <w:r>
-        <w:t>Ez a dokumentáció a Szoftverfejlesztő és -tesztelő képzés keretein belül készített vizsgamunkánkat mutatja be. Egy naptár kezelő szoftvert hoztunk létre, amely minden korosztály számára egyszerűbbé és hatékonyabbá teszi az eseményeik számontartását és egymás közötti megosztását. Ebben a dokumentációban megpróbáljuk minél alaposabban ismertetni a fejlesztési folyamatot, az alkalmazás működését és a fejlesztéshez használt eszközöket. Emellett részletes leírásokkal bemutatjuk a program funkcióit és segítséget nyújtunk az oldal használatában.</w:t>
-      </w:r>
-    </w:p>
-    <w:p>
-      <w:pPr>
-        <w:spacing w:after="160" w:line="276" w:lineRule="auto"/>
-      </w:pPr>
-      <w:r>
+        <w:rPr>
+          <w:highlight w:val="yellow"/>
+        </w:rPr>
+      </w:pPr>
+      <w:r>
+        <w:rPr>
+          <w:highlight w:val="yellow"/>
+        </w:rPr>
+        <w:t xml:space="preserve">Ez a </w:t>
+      </w:r>
+      <w:r>
+        <w:rPr>
+          <w:highlight w:val="yellow"/>
+        </w:rPr>
+        <w:t xml:space="preserve">dokumentáció a Szoftverfejlesztő </w:t>
+      </w:r>
+      <w:r>
+        <w:rPr>
+          <w:highlight w:val="yellow"/>
+        </w:rPr>
+        <w:t xml:space="preserve">és -tesztelő képzés keretein belül készített vizsgamunkánkat mutatja be. Egy naptár kezelő szoftvert hoztunk létre, amely minden korosztály számára egyszerűbbé és hatékonyabbá teszi az eseményeik számontartását és egymás közötti megosztását. Ebben a dokumentációban megpróbáljuk </w:t>
+      </w:r>
+      <w:r>
+        <w:rPr>
+          <w:highlight w:val="yellow"/>
+        </w:rPr>
+        <w:t>a lehető leg</w:t>
+      </w:r>
+      <w:r>
+        <w:rPr>
+          <w:highlight w:val="yellow"/>
+        </w:rPr>
+        <w:t>alaposabban ismertetni a fejlesztési folyamatot, az alkalmazás működését és a fejlesztéshez használt eszközöket. Emellett részletes leírásokkal bemutatjuk a program funkcióit és segítséget nyújtunk az oldal használatában.</w:t>
+      </w:r>
+    </w:p>
+    <w:p>
+      <w:pPr>
+        <w:spacing w:after="160"/>
+        <w:rPr>
+          <w:highlight w:val="yellow"/>
+        </w:rPr>
+      </w:pPr>
+      <w:r>
+        <w:rPr>
+          <w:highlight w:val="yellow"/>
+        </w:rPr>
         <w:br w:type="page"/>
       </w:r>
     </w:p>
     <w:p>
       <w:pPr>
         <w:pStyle w:val="Cmsor1"/>
-        <w:spacing w:line="276" w:lineRule="auto"/>
+        <w:spacing w:line="360" w:lineRule="auto"/>
         <w:jc w:val="both"/>
-      </w:pPr>
-      <w:bookmarkStart w:id="1" w:name="_Toc227232967"/>
-      <w:r>
+        <w:rPr>
+          <w:highlight w:val="yellow"/>
+        </w:rPr>
+      </w:pPr>
+      <w:bookmarkStart w:id="1" w:name="_Toc227662589"/>
+      <w:r>
+        <w:rPr>
+          <w:highlight w:val="yellow"/>
+        </w:rPr>
         <w:lastRenderedPageBreak/>
         <w:t>Szoftver célj</w:t>
       </w:r>
       <w:r>
+        <w:rPr>
+          <w:highlight w:val="yellow"/>
+        </w:rPr>
         <w:t>a</w:t>
       </w:r>
       <w:bookmarkEnd w:id="1"/>
     </w:p>
     <w:p>
       <w:pPr>
-        <w:spacing w:after="160" w:line="276" w:lineRule="auto"/>
-      </w:pPr>
-      <w:r>
+        <w:spacing w:after="160"/>
+        <w:rPr>
+          <w:highlight w:val="yellow"/>
+        </w:rPr>
+      </w:pPr>
+      <w:r>
+        <w:rPr>
+          <w:highlight w:val="yellow"/>
+        </w:rPr>
         <w:t>A szoftverünk célja egy olyan letisztult, szabványoknak megfelelő, felhasználóbarát felületet biztosító alkalmazás, amellyel gyorsan és egyszerűen tudják vezetni az eseményeiket és megosztani a rokonokkal</w:t>
       </w:r>
       <w:r>
+        <w:rPr>
+          <w:highlight w:val="yellow"/>
+        </w:rPr>
         <w:t>,</w:t>
       </w:r>
       <w:r>
+        <w:rPr>
+          <w:highlight w:val="yellow"/>
+        </w:rPr>
         <w:t xml:space="preserve"> és</w:t>
       </w:r>
       <w:r>
+        <w:rPr>
+          <w:highlight w:val="yellow"/>
+        </w:rPr>
         <w:t>/</w:t>
       </w:r>
       <w:r>
-        <w:t xml:space="preserve">vagy az ismerősökkel. Ismerősi körökben </w:t>
-      </w:r>
-      <w:proofErr w:type="gramStart"/>
-      <w:r>
-        <w:t>észleltük</w:t>
-      </w:r>
-      <w:proofErr w:type="gramEnd"/>
-      <w:r>
+        <w:rPr>
+          <w:highlight w:val="yellow"/>
+        </w:rPr>
+        <w:t>vagy az ismerősökkel. Ismerősi körökben észleltük</w:t>
+      </w:r>
+      <w:r>
+        <w:rPr>
+          <w:highlight w:val="yellow"/>
+        </w:rPr>
         <w:t xml:space="preserve"> hogy nehezen megy összeilleszteni a programokat ugyanis nem tudják a másikét, mivel a naptárjukban ezt nem látják. Ezért a célunk, hogy a felhasználóink egyszerűen tudják egymással megosztani az eseményeiket és programjaikat.</w:t>
       </w:r>
     </w:p>
     <w:p>
       <w:pPr>
         <w:pStyle w:val="Cmsor1"/>
-        <w:spacing w:line="276" w:lineRule="auto"/>
+        <w:spacing w:line="360" w:lineRule="auto"/>
         <w:jc w:val="both"/>
-      </w:pPr>
-      <w:bookmarkStart w:id="2" w:name="_Toc227232968"/>
-      <w:r>
+        <w:rPr>
+          <w:highlight w:val="yellow"/>
+        </w:rPr>
+      </w:pPr>
+      <w:bookmarkStart w:id="2" w:name="_Toc227662590"/>
+      <w:r>
+        <w:rPr>
+          <w:highlight w:val="yellow"/>
+        </w:rPr>
         <w:t>Felhasználói felületek</w:t>
       </w:r>
       <w:bookmarkEnd w:id="2"/>
     </w:p>
     <w:p>
       <w:pPr>
-        <w:spacing w:line="276" w:lineRule="auto"/>
-      </w:pPr>
-      <w:r>
+        <w:rPr>
+          <w:highlight w:val="yellow"/>
+        </w:rPr>
+      </w:pPr>
+      <w:r>
+        <w:rPr>
+          <w:highlight w:val="yellow"/>
+        </w:rPr>
         <w:t>A projektünket úgy terveztük, hogy reszponzív legyen, tehát mind mobilon, tableten, asztali számítógépen vagy laptopon egy letisztult felhasználói élményt nyújtson. Figyeltünk arra, hogy az oldal részei ne lógjanak egymásba</w:t>
       </w:r>
       <w:r>
+        <w:rPr>
+          <w:highlight w:val="yellow"/>
+        </w:rPr>
         <w:t>,</w:t>
       </w:r>
       <w:r>
+        <w:rPr>
+          <w:highlight w:val="yellow"/>
+        </w:rPr>
         <w:t xml:space="preserve"> és ne takarják el egymást akkor sem, ha csökkentjük a képernyő méretét. Ügyeltünk arra is, hogy az elemek kisebb képernyőkön is jól láthatóak legyenek és a mobil kijelzőkön is felhasználóbarát legyen az oldal.</w:t>
       </w:r>
     </w:p>
     <w:p>
       <w:pPr>
-        <w:spacing w:after="160" w:line="276" w:lineRule="auto"/>
-      </w:pPr>
-      <w:r>
+        <w:spacing w:after="160"/>
+        <w:rPr>
+          <w:highlight w:val="yellow"/>
+        </w:rPr>
+      </w:pPr>
+      <w:r>
+        <w:rPr>
+          <w:highlight w:val="yellow"/>
+        </w:rPr>
         <w:br w:type="page"/>
       </w:r>
     </w:p>
     <w:p>
       <w:pPr>
         <w:pStyle w:val="Cmsor1"/>
-        <w:spacing w:line="276" w:lineRule="auto"/>
+        <w:spacing w:line="360" w:lineRule="auto"/>
         <w:jc w:val="both"/>
-      </w:pPr>
-      <w:bookmarkStart w:id="3" w:name="_Toc227232969"/>
-      <w:r>
+        <w:rPr>
+          <w:highlight w:val="yellow"/>
+        </w:rPr>
+      </w:pPr>
+      <w:bookmarkStart w:id="3" w:name="_Toc227662591"/>
+      <w:r>
+        <w:rPr>
+          <w:highlight w:val="yellow"/>
+        </w:rPr>
         <w:lastRenderedPageBreak/>
         <w:t>Készítési folyamat</w:t>
       </w:r>
@@ -536,38 +653,51 @@
     </w:p>
     <w:p>
       <w:pPr>
-        <w:spacing w:line="276" w:lineRule="auto"/>
         <w:rPr>
           <w:b/>
           <w:bCs/>
+          <w:highlight w:val="yellow"/>
         </w:rPr>
       </w:pPr>
       <w:r>
         <w:rPr>
           <w:b/>
           <w:bCs/>
+          <w:highlight w:val="yellow"/>
         </w:rPr>
         <w:t>Feladatok felosztása:</w:t>
       </w:r>
     </w:p>
     <w:p>
       <w:pPr>
-        <w:spacing w:line="276" w:lineRule="auto"/>
         <w:rPr>
           <w:b/>
           <w:bCs/>
-        </w:rPr>
-      </w:pPr>
-      <w:r>
+          <w:highlight w:val="yellow"/>
+        </w:rPr>
+      </w:pPr>
+      <w:r>
+        <w:rPr>
+          <w:highlight w:val="yellow"/>
+        </w:rPr>
         <w:t>A szoftver elkészítése több lépésből álló hosszú folyamat, amely során problémák adódhatnak melyeket megkell oldania a csapattagoknak. A feladatokat az egyenlő</w:t>
       </w:r>
       <w:r>
+        <w:rPr>
+          <w:highlight w:val="yellow"/>
+        </w:rPr>
         <w:t xml:space="preserve"> </w:t>
       </w:r>
       <w:r>
+        <w:rPr>
+          <w:highlight w:val="yellow"/>
+        </w:rPr>
         <w:t xml:space="preserve">munkamegosztás érdekében felosztottuk magunk között. A projekt céljai és követelményei alapján határoztuk meg a feladatokat. A feladatok felosztása közben figyelembe vettük a feladatok bonyolultságát, nehézségét és időigényeségét. Ezek mellett figyeltünk arra is, hogy a feladatok a csapattagok </w:t>
       </w:r>
       <w:r>
+        <w:rPr>
+          <w:highlight w:val="yellow"/>
+        </w:rPr>
         <w:t>szakértelmének megfelelően legyenek kiosztva. A feladatok mellé kiosztottunk egy személyt ki felügyelte, ellenőrizte és tesztelte a társ munkáját.</w:t>
       </w:r>
     </w:p>
@@ -589,16 +719,17 @@
           </w:tcPr>
           <w:p>
             <w:pPr>
-              <w:spacing w:line="276" w:lineRule="auto"/>
               <w:rPr>
                 <w:b/>
                 <w:bCs/>
+                <w:highlight w:val="darkRed"/>
               </w:rPr>
             </w:pPr>
             <w:r>
               <w:rPr>
                 <w:b/>
                 <w:bCs/>
+                <w:highlight w:val="darkRed"/>
               </w:rPr>
               <w:t>Feladat</w:t>
             </w:r>
@@ -610,16 +741,17 @@
           </w:tcPr>
           <w:p>
             <w:pPr>
-              <w:spacing w:line="276" w:lineRule="auto"/>
               <w:rPr>
                 <w:b/>
                 <w:bCs/>
+                <w:highlight w:val="darkRed"/>
               </w:rPr>
             </w:pPr>
             <w:r>
               <w:rPr>
                 <w:b/>
                 <w:bCs/>
+                <w:highlight w:val="darkRed"/>
               </w:rPr>
               <w:t>Készítette</w:t>
             </w:r>
@@ -631,16 +763,17 @@
           </w:tcPr>
           <w:p>
             <w:pPr>
-              <w:spacing w:line="276" w:lineRule="auto"/>
               <w:rPr>
                 <w:b/>
                 <w:bCs/>
+                <w:highlight w:val="darkRed"/>
               </w:rPr>
             </w:pPr>
             <w:r>
               <w:rPr>
                 <w:b/>
                 <w:bCs/>
+                <w:highlight w:val="darkRed"/>
               </w:rPr>
               <w:t>Felelős</w:t>
             </w:r>
@@ -654,9 +787,14 @@
           </w:tcPr>
           <w:p>
             <w:pPr>
-              <w:spacing w:line="276" w:lineRule="auto"/>
+              <w:rPr>
+                <w:highlight w:val="darkRed"/>
+              </w:rPr>
             </w:pPr>
             <w:r>
+              <w:rPr>
+                <w:highlight w:val="darkRed"/>
+              </w:rPr>
               <w:t>Adatbázis – ER Modell</w:t>
             </w:r>
           </w:p>
@@ -667,9 +805,14 @@
           </w:tcPr>
           <w:p>
             <w:pPr>
-              <w:spacing w:line="276" w:lineRule="auto"/>
+              <w:rPr>
+                <w:highlight w:val="darkRed"/>
+              </w:rPr>
             </w:pPr>
             <w:r>
+              <w:rPr>
+                <w:highlight w:val="darkRed"/>
+              </w:rPr>
               <w:t>Fehér Ágoston</w:t>
             </w:r>
           </w:p>
@@ -680,9 +823,14 @@
           </w:tcPr>
           <w:p>
             <w:pPr>
-              <w:spacing w:line="276" w:lineRule="auto"/>
+              <w:rPr>
+                <w:highlight w:val="darkRed"/>
+              </w:rPr>
             </w:pPr>
             <w:r>
+              <w:rPr>
+                <w:highlight w:val="darkRed"/>
+              </w:rPr>
               <w:t>Fülöp László András</w:t>
             </w:r>
           </w:p>
@@ -695,9 +843,14 @@
           </w:tcPr>
           <w:p>
             <w:pPr>
-              <w:spacing w:line="276" w:lineRule="auto"/>
+              <w:rPr>
+                <w:highlight w:val="darkRed"/>
+              </w:rPr>
             </w:pPr>
             <w:r>
+              <w:rPr>
+                <w:highlight w:val="darkRed"/>
+              </w:rPr>
               <w:t>Adatbázis – Relációs modell</w:t>
             </w:r>
           </w:p>
@@ -708,9 +861,14 @@
           </w:tcPr>
           <w:p>
             <w:pPr>
-              <w:spacing w:line="276" w:lineRule="auto"/>
+              <w:rPr>
+                <w:highlight w:val="darkRed"/>
+              </w:rPr>
             </w:pPr>
             <w:r>
+              <w:rPr>
+                <w:highlight w:val="darkRed"/>
+              </w:rPr>
               <w:t>Fehér Ágoston</w:t>
             </w:r>
           </w:p>
@@ -721,9 +879,14 @@
           </w:tcPr>
           <w:p>
             <w:pPr>
-              <w:spacing w:line="276" w:lineRule="auto"/>
+              <w:rPr>
+                <w:highlight w:val="darkRed"/>
+              </w:rPr>
             </w:pPr>
             <w:r>
+              <w:rPr>
+                <w:highlight w:val="darkRed"/>
+              </w:rPr>
               <w:t>Fülöp László András</w:t>
             </w:r>
           </w:p>
@@ -736,9 +899,14 @@
           </w:tcPr>
           <w:p>
             <w:pPr>
-              <w:spacing w:line="276" w:lineRule="auto"/>
+              <w:rPr>
+                <w:highlight w:val="darkRed"/>
+              </w:rPr>
             </w:pPr>
             <w:r>
+              <w:rPr>
+                <w:highlight w:val="darkRed"/>
+              </w:rPr>
               <w:t>Adatbázis – Modellezés</w:t>
             </w:r>
           </w:p>
@@ -749,9 +917,14 @@
           </w:tcPr>
           <w:p>
             <w:pPr>
-              <w:spacing w:line="276" w:lineRule="auto"/>
+              <w:rPr>
+                <w:highlight w:val="darkRed"/>
+              </w:rPr>
             </w:pPr>
             <w:r>
+              <w:rPr>
+                <w:highlight w:val="darkRed"/>
+              </w:rPr>
               <w:t>Fülöp László András</w:t>
             </w:r>
           </w:p>
@@ -762,9 +935,14 @@
           </w:tcPr>
           <w:p>
             <w:pPr>
-              <w:spacing w:line="276" w:lineRule="auto"/>
+              <w:rPr>
+                <w:highlight w:val="darkRed"/>
+              </w:rPr>
             </w:pPr>
             <w:r>
+              <w:rPr>
+                <w:highlight w:val="darkRed"/>
+              </w:rPr>
               <w:t>Müller Bálint</w:t>
             </w:r>
           </w:p>
@@ -777,9 +955,14 @@
           </w:tcPr>
           <w:p>
             <w:pPr>
-              <w:spacing w:line="276" w:lineRule="auto"/>
+              <w:rPr>
+                <w:highlight w:val="darkRed"/>
+              </w:rPr>
             </w:pPr>
             <w:r>
+              <w:rPr>
+                <w:highlight w:val="darkRed"/>
+              </w:rPr>
               <w:t>Adatbázis – Mintaadatok</w:t>
             </w:r>
           </w:p>
@@ -790,9 +973,14 @@
           </w:tcPr>
           <w:p>
             <w:pPr>
-              <w:spacing w:line="276" w:lineRule="auto"/>
+              <w:rPr>
+                <w:highlight w:val="darkRed"/>
+              </w:rPr>
             </w:pPr>
             <w:r>
+              <w:rPr>
+                <w:highlight w:val="darkRed"/>
+              </w:rPr>
               <w:t>Fehér Ágoston</w:t>
             </w:r>
           </w:p>
@@ -803,9 +991,14 @@
           </w:tcPr>
           <w:p>
             <w:pPr>
-              <w:spacing w:line="276" w:lineRule="auto"/>
+              <w:rPr>
+                <w:highlight w:val="darkRed"/>
+              </w:rPr>
             </w:pPr>
             <w:r>
+              <w:rPr>
+                <w:highlight w:val="darkRed"/>
+              </w:rPr>
               <w:t>Fülöp László András</w:t>
             </w:r>
           </w:p>
@@ -818,9 +1011,14 @@
           </w:tcPr>
           <w:p>
             <w:pPr>
-              <w:spacing w:line="276" w:lineRule="auto"/>
+              <w:rPr>
+                <w:highlight w:val="darkRed"/>
+              </w:rPr>
             </w:pPr>
             <w:r>
+              <w:rPr>
+                <w:highlight w:val="darkRed"/>
+              </w:rPr>
               <w:t>Backend – Végpontok</w:t>
             </w:r>
           </w:p>
@@ -831,9 +1029,14 @@
           </w:tcPr>
           <w:p>
             <w:pPr>
-              <w:spacing w:line="276" w:lineRule="auto"/>
+              <w:rPr>
+                <w:highlight w:val="darkRed"/>
+              </w:rPr>
             </w:pPr>
             <w:r>
+              <w:rPr>
+                <w:highlight w:val="darkRed"/>
+              </w:rPr>
               <w:t>Fehér Ágoston</w:t>
             </w:r>
           </w:p>
@@ -844,9 +1047,14 @@
           </w:tcPr>
           <w:p>
             <w:pPr>
-              <w:spacing w:line="276" w:lineRule="auto"/>
+              <w:rPr>
+                <w:highlight w:val="darkRed"/>
+              </w:rPr>
             </w:pPr>
             <w:r>
+              <w:rPr>
+                <w:highlight w:val="darkRed"/>
+              </w:rPr>
               <w:t>Fülöp László András</w:t>
             </w:r>
           </w:p>
@@ -859,9 +1067,14 @@
           </w:tcPr>
           <w:p>
             <w:pPr>
-              <w:spacing w:line="276" w:lineRule="auto"/>
+              <w:rPr>
+                <w:highlight w:val="darkRed"/>
+              </w:rPr>
             </w:pPr>
             <w:r>
+              <w:rPr>
+                <w:highlight w:val="darkRed"/>
+              </w:rPr>
               <w:t>Backend – Modellek</w:t>
             </w:r>
           </w:p>
@@ -872,9 +1085,14 @@
           </w:tcPr>
           <w:p>
             <w:pPr>
-              <w:spacing w:line="276" w:lineRule="auto"/>
+              <w:rPr>
+                <w:highlight w:val="darkRed"/>
+              </w:rPr>
             </w:pPr>
             <w:r>
+              <w:rPr>
+                <w:highlight w:val="darkRed"/>
+              </w:rPr>
               <w:t>Fehér Ágoston</w:t>
             </w:r>
           </w:p>
@@ -885,9 +1103,14 @@
           </w:tcPr>
           <w:p>
             <w:pPr>
-              <w:spacing w:line="276" w:lineRule="auto"/>
+              <w:rPr>
+                <w:highlight w:val="darkRed"/>
+              </w:rPr>
             </w:pPr>
             <w:r>
+              <w:rPr>
+                <w:highlight w:val="darkRed"/>
+              </w:rPr>
               <w:t>Fülöp László András</w:t>
             </w:r>
           </w:p>
@@ -900,9 +1123,14 @@
           </w:tcPr>
           <w:p>
             <w:pPr>
-              <w:spacing w:line="276" w:lineRule="auto"/>
+              <w:rPr>
+                <w:highlight w:val="darkRed"/>
+              </w:rPr>
             </w:pPr>
             <w:r>
+              <w:rPr>
+                <w:highlight w:val="darkRed"/>
+              </w:rPr>
               <w:t>Backend – Egység tesztelés</w:t>
             </w:r>
           </w:p>
@@ -913,9 +1141,14 @@
           </w:tcPr>
           <w:p>
             <w:pPr>
-              <w:spacing w:line="276" w:lineRule="auto"/>
+              <w:rPr>
+                <w:highlight w:val="darkRed"/>
+              </w:rPr>
             </w:pPr>
             <w:r>
+              <w:rPr>
+                <w:highlight w:val="darkRed"/>
+              </w:rPr>
               <w:t>Fülöp László András</w:t>
             </w:r>
           </w:p>
@@ -926,9 +1159,14 @@
           </w:tcPr>
           <w:p>
             <w:pPr>
-              <w:spacing w:line="276" w:lineRule="auto"/>
+              <w:rPr>
+                <w:highlight w:val="darkRed"/>
+              </w:rPr>
             </w:pPr>
             <w:r>
+              <w:rPr>
+                <w:highlight w:val="darkRed"/>
+              </w:rPr>
               <w:t>Müller Bálint</w:t>
             </w:r>
           </w:p>
@@ -941,18 +1179,32 @@
           </w:tcPr>
           <w:p>
             <w:pPr>
-              <w:spacing w:line="276" w:lineRule="auto"/>
+              <w:rPr>
+                <w:highlight w:val="darkRed"/>
+              </w:rPr>
             </w:pPr>
             <w:r>
+              <w:rPr>
+                <w:highlight w:val="darkRed"/>
+              </w:rPr>
               <w:t>Frontend – Bejelentkező/Regiszt</w:t>
             </w:r>
             <w:r>
+              <w:rPr>
+                <w:highlight w:val="darkRed"/>
+              </w:rPr>
               <w:t>r</w:t>
             </w:r>
             <w:r>
+              <w:rPr>
+                <w:highlight w:val="darkRed"/>
+              </w:rPr>
               <w:t xml:space="preserve">áló </w:t>
             </w:r>
             <w:r>
+              <w:rPr>
+                <w:highlight w:val="darkRed"/>
+              </w:rPr>
               <w:t>felület</w:t>
             </w:r>
           </w:p>
@@ -963,15 +1215,26 @@
           </w:tcPr>
           <w:p>
             <w:pPr>
-              <w:spacing w:line="276" w:lineRule="auto"/>
+              <w:rPr>
+                <w:highlight w:val="darkRed"/>
+              </w:rPr>
             </w:pPr>
             <w:r>
+              <w:rPr>
+                <w:highlight w:val="darkRed"/>
+              </w:rPr>
               <w:t>Fülöp László András</w:t>
             </w:r>
             <w:r>
+              <w:rPr>
+                <w:highlight w:val="darkRed"/>
+              </w:rPr>
               <w:t xml:space="preserve"> és</w:t>
             </w:r>
             <w:r>
+              <w:rPr>
+                <w:highlight w:val="darkRed"/>
+              </w:rPr>
               <w:br/>
               <w:t>Fehér Ágoston</w:t>
             </w:r>
@@ -983,9 +1246,14 @@
           </w:tcPr>
           <w:p>
             <w:pPr>
-              <w:spacing w:line="276" w:lineRule="auto"/>
+              <w:rPr>
+                <w:highlight w:val="darkRed"/>
+              </w:rPr>
             </w:pPr>
             <w:r>
+              <w:rPr>
+                <w:highlight w:val="darkRed"/>
+              </w:rPr>
               <w:t>Müller Bálint</w:t>
             </w:r>
           </w:p>
@@ -998,9 +1266,14 @@
           </w:tcPr>
           <w:p>
             <w:pPr>
-              <w:spacing w:line="276" w:lineRule="auto"/>
+              <w:rPr>
+                <w:highlight w:val="darkRed"/>
+              </w:rPr>
             </w:pPr>
             <w:r>
+              <w:rPr>
+                <w:highlight w:val="darkRed"/>
+              </w:rPr>
               <w:t>Frontend – Főoldal</w:t>
             </w:r>
           </w:p>
@@ -1011,9 +1284,14 @@
           </w:tcPr>
           <w:p>
             <w:pPr>
-              <w:spacing w:line="276" w:lineRule="auto"/>
+              <w:rPr>
+                <w:highlight w:val="darkRed"/>
+              </w:rPr>
             </w:pPr>
             <w:r>
+              <w:rPr>
+                <w:highlight w:val="darkRed"/>
+              </w:rPr>
               <w:t>Fülöp László András</w:t>
             </w:r>
           </w:p>
@@ -1024,9 +1302,14 @@
           </w:tcPr>
           <w:p>
             <w:pPr>
-              <w:spacing w:line="276" w:lineRule="auto"/>
+              <w:rPr>
+                <w:highlight w:val="darkRed"/>
+              </w:rPr>
             </w:pPr>
             <w:r>
+              <w:rPr>
+                <w:highlight w:val="darkRed"/>
+              </w:rPr>
               <w:t>Fehér Ágoston</w:t>
             </w:r>
           </w:p>
@@ -1039,9 +1322,14 @@
           </w:tcPr>
           <w:p>
             <w:pPr>
-              <w:spacing w:line="276" w:lineRule="auto"/>
+              <w:rPr>
+                <w:highlight w:val="darkRed"/>
+              </w:rPr>
             </w:pPr>
             <w:r>
+              <w:rPr>
+                <w:highlight w:val="darkRed"/>
+              </w:rPr>
               <w:t>Frontend – Beállítások oldal</w:t>
             </w:r>
           </w:p>
@@ -1052,9 +1340,14 @@
           </w:tcPr>
           <w:p>
             <w:pPr>
-              <w:spacing w:line="276" w:lineRule="auto"/>
+              <w:rPr>
+                <w:highlight w:val="darkRed"/>
+              </w:rPr>
             </w:pPr>
             <w:r>
+              <w:rPr>
+                <w:highlight w:val="darkRed"/>
+              </w:rPr>
               <w:t>Fülöp László András</w:t>
             </w:r>
           </w:p>
@@ -1065,9 +1358,14 @@
           </w:tcPr>
           <w:p>
             <w:pPr>
-              <w:spacing w:line="276" w:lineRule="auto"/>
+              <w:rPr>
+                <w:highlight w:val="darkRed"/>
+              </w:rPr>
             </w:pPr>
             <w:r>
+              <w:rPr>
+                <w:highlight w:val="darkRed"/>
+              </w:rPr>
               <w:t>Fehér Ágoston</w:t>
             </w:r>
           </w:p>
@@ -1080,9 +1378,14 @@
           </w:tcPr>
           <w:p>
             <w:pPr>
-              <w:spacing w:line="276" w:lineRule="auto"/>
+              <w:rPr>
+                <w:highlight w:val="darkRed"/>
+              </w:rPr>
             </w:pPr>
             <w:r>
+              <w:rPr>
+                <w:highlight w:val="darkRed"/>
+              </w:rPr>
               <w:t>Frontend – Naptár oldal</w:t>
             </w:r>
           </w:p>
@@ -1093,15 +1396,26 @@
           </w:tcPr>
           <w:p>
             <w:pPr>
-              <w:spacing w:line="276" w:lineRule="auto"/>
+              <w:rPr>
+                <w:highlight w:val="darkRed"/>
+              </w:rPr>
             </w:pPr>
             <w:r>
+              <w:rPr>
+                <w:highlight w:val="darkRed"/>
+              </w:rPr>
               <w:t>Müller Bálint</w:t>
             </w:r>
             <w:r>
+              <w:rPr>
+                <w:highlight w:val="darkRed"/>
+              </w:rPr>
               <w:t xml:space="preserve"> és</w:t>
             </w:r>
             <w:r>
+              <w:rPr>
+                <w:highlight w:val="darkRed"/>
+              </w:rPr>
               <w:br/>
               <w:t>Fehér Ágoston</w:t>
             </w:r>
@@ -1113,9 +1427,14 @@
           </w:tcPr>
           <w:p>
             <w:pPr>
-              <w:spacing w:line="276" w:lineRule="auto"/>
+              <w:rPr>
+                <w:highlight w:val="darkRed"/>
+              </w:rPr>
             </w:pPr>
             <w:r>
+              <w:rPr>
+                <w:highlight w:val="darkRed"/>
+              </w:rPr>
               <w:t>Fülöp László András</w:t>
             </w:r>
           </w:p>
@@ -1128,9 +1447,14 @@
           </w:tcPr>
           <w:p>
             <w:pPr>
-              <w:spacing w:line="276" w:lineRule="auto"/>
+              <w:rPr>
+                <w:highlight w:val="darkRed"/>
+              </w:rPr>
             </w:pPr>
             <w:r>
+              <w:rPr>
+                <w:highlight w:val="darkRed"/>
+              </w:rPr>
               <w:t>Frontend – Esemény oldal</w:t>
             </w:r>
           </w:p>
@@ -1141,9 +1465,14 @@
           </w:tcPr>
           <w:p>
             <w:pPr>
-              <w:spacing w:line="276" w:lineRule="auto"/>
+              <w:rPr>
+                <w:highlight w:val="darkRed"/>
+              </w:rPr>
             </w:pPr>
             <w:r>
+              <w:rPr>
+                <w:highlight w:val="darkRed"/>
+              </w:rPr>
               <w:t>Müller Bálint</w:t>
             </w:r>
           </w:p>
@@ -1154,9 +1483,14 @@
           </w:tcPr>
           <w:p>
             <w:pPr>
-              <w:spacing w:line="276" w:lineRule="auto"/>
+              <w:rPr>
+                <w:highlight w:val="darkRed"/>
+              </w:rPr>
             </w:pPr>
             <w:r>
+              <w:rPr>
+                <w:highlight w:val="darkRed"/>
+              </w:rPr>
               <w:t>Fehér Ágoston</w:t>
             </w:r>
           </w:p>
@@ -1169,9 +1503,14 @@
           </w:tcPr>
           <w:p>
             <w:pPr>
-              <w:spacing w:line="276" w:lineRule="auto"/>
+              <w:rPr>
+                <w:highlight w:val="darkRed"/>
+              </w:rPr>
             </w:pPr>
             <w:r>
+              <w:rPr>
+                <w:highlight w:val="darkRed"/>
+              </w:rPr>
               <w:t>Frontend – Dizájn</w:t>
             </w:r>
           </w:p>
@@ -1182,9 +1521,14 @@
           </w:tcPr>
           <w:p>
             <w:pPr>
-              <w:spacing w:line="276" w:lineRule="auto"/>
+              <w:rPr>
+                <w:highlight w:val="darkRed"/>
+              </w:rPr>
             </w:pPr>
             <w:r>
+              <w:rPr>
+                <w:highlight w:val="darkRed"/>
+              </w:rPr>
               <w:t>Fülöp László András és Müller Bálint</w:t>
             </w:r>
           </w:p>
@@ -1195,9 +1539,14 @@
           </w:tcPr>
           <w:p>
             <w:pPr>
-              <w:spacing w:line="276" w:lineRule="auto"/>
+              <w:rPr>
+                <w:highlight w:val="darkRed"/>
+              </w:rPr>
             </w:pPr>
             <w:r>
+              <w:rPr>
+                <w:highlight w:val="darkRed"/>
+              </w:rPr>
               <w:t>Fehér Ágoston</w:t>
             </w:r>
           </w:p>
@@ -1210,9 +1559,14 @@
           </w:tcPr>
           <w:p>
             <w:pPr>
-              <w:spacing w:line="276" w:lineRule="auto"/>
+              <w:rPr>
+                <w:highlight w:val="darkRed"/>
+              </w:rPr>
             </w:pPr>
             <w:r>
+              <w:rPr>
+                <w:highlight w:val="darkRed"/>
+              </w:rPr>
               <w:t>Frontend – Manuális tesztelés</w:t>
             </w:r>
           </w:p>
@@ -1223,9 +1577,14 @@
           </w:tcPr>
           <w:p>
             <w:pPr>
-              <w:spacing w:line="276" w:lineRule="auto"/>
+              <w:rPr>
+                <w:highlight w:val="darkRed"/>
+              </w:rPr>
             </w:pPr>
             <w:r>
+              <w:rPr>
+                <w:highlight w:val="darkRed"/>
+              </w:rPr>
               <w:t>Müller Bálint</w:t>
             </w:r>
           </w:p>
@@ -1236,9 +1595,14 @@
           </w:tcPr>
           <w:p>
             <w:pPr>
-              <w:spacing w:line="276" w:lineRule="auto"/>
+              <w:rPr>
+                <w:highlight w:val="darkRed"/>
+              </w:rPr>
             </w:pPr>
             <w:r>
+              <w:rPr>
+                <w:highlight w:val="darkRed"/>
+              </w:rPr>
               <w:t>Fülöp László András</w:t>
             </w:r>
           </w:p>
@@ -1251,9 +1615,14 @@
           </w:tcPr>
           <w:p>
             <w:pPr>
-              <w:spacing w:line="276" w:lineRule="auto"/>
+              <w:rPr>
+                <w:highlight w:val="darkRed"/>
+              </w:rPr>
             </w:pPr>
             <w:r>
+              <w:rPr>
+                <w:highlight w:val="darkRed"/>
+              </w:rPr>
               <w:t>Koordinátor</w:t>
             </w:r>
           </w:p>
@@ -1264,9 +1633,14 @@
           </w:tcPr>
           <w:p>
             <w:pPr>
-              <w:spacing w:line="276" w:lineRule="auto"/>
+              <w:rPr>
+                <w:highlight w:val="darkRed"/>
+              </w:rPr>
             </w:pPr>
             <w:r>
+              <w:rPr>
+                <w:highlight w:val="darkRed"/>
+              </w:rPr>
               <w:t>Fehér Ágoston</w:t>
             </w:r>
           </w:p>
@@ -1277,9 +1651,14 @@
           </w:tcPr>
           <w:p>
             <w:pPr>
-              <w:spacing w:line="276" w:lineRule="auto"/>
+              <w:rPr>
+                <w:highlight w:val="darkRed"/>
+              </w:rPr>
             </w:pPr>
             <w:r>
+              <w:rPr>
+                <w:highlight w:val="darkRed"/>
+              </w:rPr>
               <w:t>Fülöp László András</w:t>
             </w:r>
           </w:p>
@@ -1293,18 +1672,20 @@
           <w:bCs/>
           <w:noProof/>
           <w:szCs w:val="36"/>
-        </w:rPr>
-      </w:pPr>
-    </w:p>
-    <w:p>
-      <w:pPr>
-        <w:spacing w:after="160" w:line="259" w:lineRule="auto"/>
+          <w:highlight w:val="yellow"/>
+        </w:rPr>
+      </w:pPr>
+    </w:p>
+    <w:p>
+      <w:pPr>
+        <w:spacing w:after="160"/>
         <w:jc w:val="left"/>
         <w:rPr>
           <w:b/>
           <w:bCs/>
           <w:noProof/>
           <w:szCs w:val="36"/>
+          <w:highlight w:val="yellow"/>
         </w:rPr>
       </w:pPr>
       <w:r>
@@ -1313,6 +1694,7 @@
           <w:bCs/>
           <w:noProof/>
           <w:szCs w:val="36"/>
+          <w:highlight w:val="yellow"/>
         </w:rPr>
         <w:br w:type="page"/>
       </w:r>
@@ -1325,6 +1707,7 @@
           <w:noProof/>
           <w:sz w:val="40"/>
           <w:szCs w:val="36"/>
+          <w:highlight w:val="darkRed"/>
         </w:rPr>
       </w:pPr>
       <w:r>
@@ -1334,6 +1717,7 @@
           <w:noProof/>
           <w:sz w:val="40"/>
           <w:szCs w:val="36"/>
+          <w:highlight w:val="darkRed"/>
         </w:rPr>
         <w:lastRenderedPageBreak/>
         <w:t>Adatbázis</w:t>
@@ -1345,6 +1729,7 @@
           <w:noProof/>
           <w:sz w:val="40"/>
           <w:szCs w:val="36"/>
+          <w:highlight w:val="darkRed"/>
         </w:rPr>
         <w:tab/>
       </w:r>
@@ -1356,6 +1741,7 @@
           <w:color w:val="EE0000"/>
           <w:sz w:val="40"/>
           <w:szCs w:val="36"/>
+          <w:highlight w:val="darkRed"/>
         </w:rPr>
         <w:t>(FRISSÍTENI KELL KÉPET IS)</w:t>
       </w:r>
@@ -1364,11 +1750,13 @@
       <w:pPr>
         <w:rPr>
           <w:noProof/>
+          <w:highlight w:val="darkRed"/>
         </w:rPr>
       </w:pPr>
       <w:r>
         <w:rPr>
           <w:noProof/>
+          <w:highlight w:val="darkRed"/>
         </w:rPr>
         <w:drawing>
           <wp:anchor distT="0" distB="0" distL="114300" distR="114300" simplePos="0" relativeHeight="251659264" behindDoc="1" locked="0" layoutInCell="1" allowOverlap="1" wp14:anchorId="0806E92D" wp14:editId="0C2C24FD">
@@ -1438,9 +1826,16 @@
     <w:p>
       <w:pPr>
         <w:pStyle w:val="Cmsor2"/>
-      </w:pPr>
-      <w:bookmarkStart w:id="4" w:name="_Toc227232970"/>
-      <w:r>
+        <w:spacing w:line="360" w:lineRule="auto"/>
+        <w:rPr>
+          <w:highlight w:val="yellow"/>
+        </w:rPr>
+      </w:pPr>
+      <w:bookmarkStart w:id="4" w:name="_Toc227662592"/>
+      <w:r>
+        <w:rPr>
+          <w:highlight w:val="yellow"/>
+        </w:rPr>
         <w:t>Adatbázis táblái, és rövid összefoglalásuk:</w:t>
       </w:r>
       <w:bookmarkEnd w:id="4"/>
@@ -1448,35 +1843,44 @@
     <w:p>
       <w:pPr>
         <w:pStyle w:val="Cmsor3"/>
-      </w:pPr>
-      <w:bookmarkStart w:id="5" w:name="_Toc227232971"/>
-      <w:proofErr w:type="spellStart"/>
-      <w:r>
-        <w:t>User</w:t>
-      </w:r>
-      <w:proofErr w:type="spellEnd"/>
-      <w:r>
-        <w:t xml:space="preserve"> tábla:</w:t>
-      </w:r>
-      <w:bookmarkEnd w:id="5"/>
+        <w:spacing w:line="360" w:lineRule="auto"/>
+        <w:rPr>
+          <w:highlight w:val="yellow"/>
+        </w:rPr>
+      </w:pPr>
+      <w:r>
+        <w:rPr>
+          <w:highlight w:val="yellow"/>
+        </w:rPr>
+        <w:t>„blocks” tábla:</w:t>
+      </w:r>
     </w:p>
     <w:p>
       <w:pPr>
         <w:pStyle w:val="Listaszerbekezds"/>
         <w:numPr>
           <w:ilvl w:val="0"/>
-          <w:numId w:val="4"/>
+          <w:numId w:val="14"/>
         </w:numPr>
-        <w:spacing w:after="160" w:line="278" w:lineRule="auto"/>
-        <w:jc w:val="left"/>
-      </w:pPr>
-      <w:proofErr w:type="spellStart"/>
-      <w:r>
-        <w:t>User_Id</w:t>
-      </w:r>
-      <w:proofErr w:type="spellEnd"/>
-      <w:r>
-        <w:t xml:space="preserve"> – Felhasználó azonosító</w:t>
+        <w:tabs>
+          <w:tab w:val="left" w:pos="2977"/>
+        </w:tabs>
+        <w:rPr>
+          <w:highlight w:val="yellow"/>
+        </w:rPr>
+      </w:pPr>
+      <w:r>
+        <w:rPr>
+          <w:highlight w:val="yellow"/>
+        </w:rPr>
+        <w:t>block_Id</w:t>
+      </w:r>
+      <w:r>
+        <w:rPr>
+          <w:highlight w:val="yellow"/>
+        </w:rPr>
+        <w:tab/>
+        <w:t>Blokk azonosítója</w:t>
       </w:r>
     </w:p>
     <w:p>
@@ -1484,18 +1888,27 @@
         <w:pStyle w:val="Listaszerbekezds"/>
         <w:numPr>
           <w:ilvl w:val="0"/>
-          <w:numId w:val="4"/>
+          <w:numId w:val="14"/>
         </w:numPr>
-        <w:spacing w:after="160" w:line="278" w:lineRule="auto"/>
-        <w:jc w:val="left"/>
-      </w:pPr>
-      <w:proofErr w:type="spellStart"/>
-      <w:r>
-        <w:t>UserName</w:t>
-      </w:r>
-      <w:proofErr w:type="spellEnd"/>
-      <w:r>
-        <w:t xml:space="preserve"> – Felhasználó név</w:t>
+        <w:tabs>
+          <w:tab w:val="left" w:pos="2977"/>
+        </w:tabs>
+        <w:rPr>
+          <w:highlight w:val="yellow"/>
+        </w:rPr>
+      </w:pPr>
+      <w:r>
+        <w:rPr>
+          <w:highlight w:val="yellow"/>
+        </w:rPr>
+        <w:t>date</w:t>
+      </w:r>
+      <w:r>
+        <w:rPr>
+          <w:highlight w:val="yellow"/>
+        </w:rPr>
+        <w:tab/>
+        <w:t>A blokk dátuma (éééé-hh-nn)</w:t>
       </w:r>
     </w:p>
     <w:p>
@@ -1503,18 +1916,27 @@
         <w:pStyle w:val="Listaszerbekezds"/>
         <w:numPr>
           <w:ilvl w:val="0"/>
-          <w:numId w:val="4"/>
+          <w:numId w:val="14"/>
         </w:numPr>
-        <w:spacing w:after="160" w:line="278" w:lineRule="auto"/>
-        <w:jc w:val="left"/>
-      </w:pPr>
-      <w:proofErr w:type="spellStart"/>
-      <w:r>
-        <w:t>Password</w:t>
-      </w:r>
-      <w:proofErr w:type="spellEnd"/>
-      <w:r>
-        <w:t xml:space="preserve"> – Jelszó</w:t>
+        <w:tabs>
+          <w:tab w:val="left" w:pos="2977"/>
+        </w:tabs>
+        <w:rPr>
+          <w:highlight w:val="yellow"/>
+        </w:rPr>
+      </w:pPr>
+      <w:r>
+        <w:rPr>
+          <w:highlight w:val="yellow"/>
+        </w:rPr>
+        <w:t>description</w:t>
+      </w:r>
+      <w:r>
+        <w:rPr>
+          <w:highlight w:val="yellow"/>
+        </w:rPr>
+        <w:tab/>
+        <w:t>Az adott blokk leírása</w:t>
       </w:r>
     </w:p>
     <w:p>
@@ -1522,13 +1944,27 @@
         <w:pStyle w:val="Listaszerbekezds"/>
         <w:numPr>
           <w:ilvl w:val="0"/>
-          <w:numId w:val="4"/>
+          <w:numId w:val="14"/>
         </w:numPr>
-        <w:spacing w:after="160" w:line="278" w:lineRule="auto"/>
-        <w:jc w:val="left"/>
-      </w:pPr>
-      <w:r>
-        <w:t>Email- Email cím</w:t>
+        <w:tabs>
+          <w:tab w:val="left" w:pos="2977"/>
+        </w:tabs>
+        <w:rPr>
+          <w:highlight w:val="yellow"/>
+        </w:rPr>
+      </w:pPr>
+      <w:r>
+        <w:rPr>
+          <w:highlight w:val="yellow"/>
+        </w:rPr>
+        <w:t>priority</w:t>
+      </w:r>
+      <w:r>
+        <w:rPr>
+          <w:highlight w:val="yellow"/>
+        </w:rPr>
+        <w:tab/>
+        <w:t>Az adott blokk prioritása</w:t>
       </w:r>
     </w:p>
     <w:p>
@@ -1536,73 +1972,55 @@
         <w:pStyle w:val="Listaszerbekezds"/>
         <w:numPr>
           <w:ilvl w:val="0"/>
-          <w:numId w:val="4"/>
+          <w:numId w:val="14"/>
         </w:numPr>
-        <w:spacing w:after="160" w:line="278" w:lineRule="auto"/>
-        <w:jc w:val="left"/>
-      </w:pPr>
-      <w:proofErr w:type="spellStart"/>
-      <w:r>
-        <w:t>Display_Name</w:t>
-      </w:r>
-      <w:proofErr w:type="spellEnd"/>
-      <w:r>
-        <w:t xml:space="preserve"> – Felhasználói felületen látszódó név</w:t>
-      </w:r>
-    </w:p>
-    <w:p>
-      <w:pPr>
-        <w:spacing w:after="160" w:line="278" w:lineRule="auto"/>
-        <w:ind w:left="360"/>
-        <w:jc w:val="left"/>
-        <w:rPr>
-          <w:b/>
-          <w:bCs/>
-          <w:color w:val="EE0000"/>
-        </w:rPr>
-      </w:pPr>
-      <w:r>
-        <w:rPr>
-          <w:b/>
-          <w:bCs/>
-          <w:color w:val="EE0000"/>
-        </w:rPr>
-        <w:t>(Rövid leírás)</w:t>
-      </w:r>
-    </w:p>
-    <w:p/>
-    <w:p>
-      <w:pPr>
-        <w:pStyle w:val="Cmsor3"/>
-      </w:pPr>
-      <w:bookmarkStart w:id="6" w:name="_Toc227232972"/>
-      <w:proofErr w:type="spellStart"/>
-      <w:r>
-        <w:t>Groups</w:t>
-      </w:r>
-      <w:proofErr w:type="spellEnd"/>
-      <w:r>
-        <w:t xml:space="preserve"> tábla:</w:t>
-      </w:r>
-      <w:bookmarkEnd w:id="6"/>
+        <w:tabs>
+          <w:tab w:val="left" w:pos="2977"/>
+        </w:tabs>
+        <w:rPr>
+          <w:highlight w:val="yellow"/>
+        </w:rPr>
+      </w:pPr>
+      <w:r>
+        <w:rPr>
+          <w:highlight w:val="yellow"/>
+        </w:rPr>
+        <w:t>timeEnd</w:t>
+      </w:r>
+      <w:r>
+        <w:rPr>
+          <w:highlight w:val="yellow"/>
+        </w:rPr>
+        <w:tab/>
+        <w:t>Mikor ér véget a blokk (percben)</w:t>
+      </w:r>
     </w:p>
     <w:p>
       <w:pPr>
         <w:pStyle w:val="Listaszerbekezds"/>
         <w:numPr>
           <w:ilvl w:val="0"/>
-          <w:numId w:val="5"/>
+          <w:numId w:val="14"/>
         </w:numPr>
-        <w:spacing w:after="160" w:line="278" w:lineRule="auto"/>
-        <w:jc w:val="left"/>
-      </w:pPr>
-      <w:proofErr w:type="spellStart"/>
-      <w:r>
-        <w:t>Group_Name</w:t>
-      </w:r>
-      <w:proofErr w:type="spellEnd"/>
-      <w:r>
-        <w:t xml:space="preserve"> – Csoport név</w:t>
+        <w:tabs>
+          <w:tab w:val="left" w:pos="2977"/>
+        </w:tabs>
+        <w:rPr>
+          <w:highlight w:val="yellow"/>
+        </w:rPr>
+      </w:pPr>
+      <w:r>
+        <w:rPr>
+          <w:highlight w:val="yellow"/>
+        </w:rPr>
+        <w:t>timeStart</w:t>
+      </w:r>
+      <w:r>
+        <w:rPr>
+          <w:highlight w:val="yellow"/>
+        </w:rPr>
+        <w:tab/>
+        <w:t>Mikor kezdődik a blokk (percben)</w:t>
       </w:r>
     </w:p>
     <w:p>
@@ -1610,83 +2028,89 @@
         <w:pStyle w:val="Listaszerbekezds"/>
         <w:numPr>
           <w:ilvl w:val="0"/>
-          <w:numId w:val="5"/>
+          <w:numId w:val="14"/>
         </w:numPr>
-        <w:spacing w:after="160" w:line="278" w:lineRule="auto"/>
-        <w:jc w:val="left"/>
-      </w:pPr>
-      <w:proofErr w:type="spellStart"/>
-      <w:r>
-        <w:t>Group_Id</w:t>
-      </w:r>
-      <w:proofErr w:type="spellEnd"/>
-      <w:r>
-        <w:t xml:space="preserve"> – Csoport azonosító</w:t>
-      </w:r>
-    </w:p>
-    <w:p>
-      <w:pPr>
-        <w:spacing w:after="160" w:line="278" w:lineRule="auto"/>
-        <w:ind w:left="360"/>
-        <w:jc w:val="left"/>
-        <w:rPr>
-          <w:b/>
-          <w:bCs/>
-          <w:color w:val="EE0000"/>
-        </w:rPr>
-      </w:pPr>
-      <w:r>
-        <w:rPr>
-          <w:b/>
-          <w:bCs/>
-          <w:color w:val="EE0000"/>
-        </w:rPr>
-        <w:t>(Rövid leírás)</w:t>
-      </w:r>
-    </w:p>
-    <w:p>
-      <w:pPr>
-        <w:spacing w:after="160" w:line="278" w:lineRule="auto"/>
-        <w:jc w:val="left"/>
-        <w:rPr>
-          <w:b/>
-          <w:bCs/>
-          <w:color w:val="EE0000"/>
-        </w:rPr>
-      </w:pPr>
+        <w:tabs>
+          <w:tab w:val="left" w:pos="2977"/>
+        </w:tabs>
+        <w:rPr>
+          <w:highlight w:val="yellow"/>
+        </w:rPr>
+      </w:pPr>
+      <w:r>
+        <w:rPr>
+          <w:highlight w:val="yellow"/>
+        </w:rPr>
+        <w:t>title</w:t>
+      </w:r>
+      <w:r>
+        <w:rPr>
+          <w:highlight w:val="yellow"/>
+        </w:rPr>
+        <w:tab/>
+        <w:t>A blokk címe</w:t>
+      </w:r>
+    </w:p>
+    <w:p>
+      <w:pPr>
+        <w:tabs>
+          <w:tab w:val="left" w:pos="2977"/>
+        </w:tabs>
+        <w:rPr>
+          <w:highlight w:val="yellow"/>
+        </w:rPr>
+      </w:pPr>
+      <w:r>
+        <w:rPr>
+          <w:highlight w:val="yellow"/>
+        </w:rPr>
+        <w:t>Ez a táblázat tartalmazza az esemény blokkokkal kapcsolatos információkat.</w:t>
+      </w:r>
     </w:p>
     <w:p>
       <w:pPr>
         <w:pStyle w:val="Cmsor3"/>
-      </w:pPr>
-      <w:bookmarkStart w:id="7" w:name="_Toc227232973"/>
-      <w:proofErr w:type="spellStart"/>
-      <w:r>
-        <w:t>Schedules</w:t>
-      </w:r>
-      <w:proofErr w:type="spellEnd"/>
-      <w:r>
-        <w:t xml:space="preserve"> tábla:</w:t>
-      </w:r>
-      <w:bookmarkEnd w:id="7"/>
+        <w:tabs>
+          <w:tab w:val="left" w:pos="2977"/>
+        </w:tabs>
+        <w:spacing w:line="360" w:lineRule="auto"/>
+        <w:rPr>
+          <w:highlight w:val="yellow"/>
+        </w:rPr>
+      </w:pPr>
+      <w:r>
+        <w:rPr>
+          <w:highlight w:val="yellow"/>
+        </w:rPr>
+        <w:t>„groups” tábla:</w:t>
+      </w:r>
     </w:p>
     <w:p>
       <w:pPr>
         <w:pStyle w:val="Listaszerbekezds"/>
         <w:numPr>
           <w:ilvl w:val="0"/>
-          <w:numId w:val="6"/>
+          <w:numId w:val="14"/>
         </w:numPr>
-        <w:spacing w:after="160" w:line="278" w:lineRule="auto"/>
-        <w:jc w:val="left"/>
-      </w:pPr>
-      <w:proofErr w:type="spellStart"/>
-      <w:r>
-        <w:t>Schedule_Id</w:t>
-      </w:r>
-      <w:proofErr w:type="spellEnd"/>
-      <w:r>
-        <w:t xml:space="preserve"> – Ütemterv azonosító</w:t>
+        <w:tabs>
+          <w:tab w:val="left" w:pos="2977"/>
+        </w:tabs>
+        <w:rPr>
+          <w:highlight w:val="yellow"/>
+        </w:rPr>
+      </w:pPr>
+      <w:r>
+        <w:rPr>
+          <w:highlight w:val="yellow"/>
+        </w:rPr>
+        <w:t>group_Id</w:t>
+      </w:r>
+      <w:r>
+        <w:rPr>
+          <w:highlight w:val="yellow"/>
+        </w:rPr>
+        <w:tab/>
+        <w:t>A csoport azonosítója</w:t>
       </w:r>
     </w:p>
     <w:p>
@@ -1694,18 +2118,86 @@
         <w:pStyle w:val="Listaszerbekezds"/>
         <w:numPr>
           <w:ilvl w:val="0"/>
-          <w:numId w:val="6"/>
+          <w:numId w:val="14"/>
         </w:numPr>
-        <w:spacing w:after="160" w:line="278" w:lineRule="auto"/>
-        <w:jc w:val="left"/>
-      </w:pPr>
-      <w:proofErr w:type="spellStart"/>
-      <w:r>
-        <w:t>Template_Id</w:t>
-      </w:r>
-      <w:proofErr w:type="spellEnd"/>
-      <w:r>
-        <w:t xml:space="preserve"> – Sablon azonosító</w:t>
+        <w:tabs>
+          <w:tab w:val="left" w:pos="2977"/>
+        </w:tabs>
+        <w:rPr>
+          <w:highlight w:val="yellow"/>
+        </w:rPr>
+      </w:pPr>
+      <w:r>
+        <w:rPr>
+          <w:highlight w:val="yellow"/>
+        </w:rPr>
+        <w:t>group_name</w:t>
+      </w:r>
+      <w:r>
+        <w:rPr>
+          <w:highlight w:val="yellow"/>
+        </w:rPr>
+        <w:tab/>
+        <w:t>A csoport neve</w:t>
+      </w:r>
+    </w:p>
+    <w:p>
+      <w:pPr>
+        <w:tabs>
+          <w:tab w:val="left" w:pos="2977"/>
+        </w:tabs>
+        <w:rPr>
+          <w:highlight w:val="yellow"/>
+        </w:rPr>
+      </w:pPr>
+      <w:r>
+        <w:rPr>
+          <w:highlight w:val="yellow"/>
+        </w:rPr>
+        <w:t>Ez a tábla tartalmazza a</w:t>
+      </w:r>
+      <w:r>
+        <w:rPr>
+          <w:highlight w:val="yellow"/>
+        </w:rPr>
+        <w:t xml:space="preserve"> csoportokat</w:t>
+      </w:r>
+      <w:r>
+        <w:rPr>
+          <w:highlight w:val="yellow"/>
+        </w:rPr>
+        <w:t xml:space="preserve"> </w:t>
+      </w:r>
+      <w:r>
+        <w:rPr>
+          <w:highlight w:val="yellow"/>
+        </w:rPr>
+        <w:t>és azokkal</w:t>
+      </w:r>
+      <w:r>
+        <w:rPr>
+          <w:highlight w:val="yellow"/>
+        </w:rPr>
+        <w:t xml:space="preserve"> kapcsolatos információkat</w:t>
+      </w:r>
+    </w:p>
+    <w:p>
+      <w:pPr>
+        <w:pStyle w:val="Cmsor3"/>
+        <w:tabs>
+          <w:tab w:val="left" w:pos="2977"/>
+        </w:tabs>
+        <w:spacing w:line="360" w:lineRule="auto"/>
+        <w:rPr>
+          <w:highlight w:val="yellow"/>
+        </w:rPr>
+      </w:pPr>
+      <w:r>
+        <w:rPr>
+          <w:highlight w:val="yellow"/>
+        </w:rPr>
+        <w:lastRenderedPageBreak/>
+        <w:t>„gorupscheduleconn” tábla:</w:t>
       </w:r>
     </w:p>
     <w:p>
@@ -1713,74 +2205,89 @@
         <w:pStyle w:val="Listaszerbekezds"/>
         <w:numPr>
           <w:ilvl w:val="0"/>
-          <w:numId w:val="6"/>
+          <w:numId w:val="14"/>
         </w:numPr>
-        <w:spacing w:after="160" w:line="278" w:lineRule="auto"/>
-        <w:jc w:val="left"/>
-      </w:pPr>
-      <w:proofErr w:type="spellStart"/>
-      <w:r>
-        <w:t>Schedule_Info</w:t>
-      </w:r>
-      <w:proofErr w:type="spellEnd"/>
-      <w:r>
-        <w:t xml:space="preserve"> – Ütemterv infó</w:t>
-      </w:r>
-    </w:p>
-    <w:p>
-      <w:pPr>
-        <w:spacing w:after="160" w:line="278" w:lineRule="auto"/>
-        <w:ind w:left="360"/>
-        <w:jc w:val="left"/>
-        <w:rPr>
-          <w:b/>
-          <w:bCs/>
-          <w:color w:val="EE0000"/>
-        </w:rPr>
-      </w:pPr>
-      <w:r>
-        <w:rPr>
-          <w:b/>
-          <w:bCs/>
-          <w:color w:val="EE0000"/>
-        </w:rPr>
-        <w:lastRenderedPageBreak/>
-        <w:t>(Rövid leírás)</w:t>
-      </w:r>
-    </w:p>
-    <w:p/>
-    <w:p>
-      <w:pPr>
-        <w:pStyle w:val="Cmsor3"/>
-      </w:pPr>
-      <w:bookmarkStart w:id="8" w:name="_Toc227232974"/>
-      <w:proofErr w:type="spellStart"/>
-      <w:r>
-        <w:t>Templates</w:t>
-      </w:r>
-      <w:proofErr w:type="spellEnd"/>
-      <w:r>
-        <w:t xml:space="preserve"> tábla:</w:t>
-      </w:r>
-      <w:bookmarkEnd w:id="8"/>
+        <w:tabs>
+          <w:tab w:val="left" w:pos="2977"/>
+        </w:tabs>
+        <w:rPr>
+          <w:highlight w:val="yellow"/>
+        </w:rPr>
+      </w:pPr>
+      <w:r>
+        <w:rPr>
+          <w:highlight w:val="yellow"/>
+        </w:rPr>
+        <w:t>group_Id</w:t>
+      </w:r>
+      <w:r>
+        <w:rPr>
+          <w:highlight w:val="yellow"/>
+        </w:rPr>
+        <w:tab/>
+        <w:t>A csoport azonosíja</w:t>
+      </w:r>
     </w:p>
     <w:p>
       <w:pPr>
         <w:pStyle w:val="Listaszerbekezds"/>
         <w:numPr>
           <w:ilvl w:val="0"/>
-          <w:numId w:val="7"/>
+          <w:numId w:val="14"/>
         </w:numPr>
-        <w:spacing w:after="160" w:line="278" w:lineRule="auto"/>
-        <w:jc w:val="left"/>
-      </w:pPr>
-      <w:proofErr w:type="spellStart"/>
-      <w:r>
-        <w:t>Templates_Info</w:t>
-      </w:r>
-      <w:proofErr w:type="spellEnd"/>
-      <w:r>
-        <w:t xml:space="preserve"> – Sablon infó</w:t>
+        <w:tabs>
+          <w:tab w:val="left" w:pos="2977"/>
+        </w:tabs>
+        <w:rPr>
+          <w:highlight w:val="yellow"/>
+        </w:rPr>
+      </w:pPr>
+      <w:r>
+        <w:rPr>
+          <w:highlight w:val="yellow"/>
+        </w:rPr>
+        <w:t>schedule_Id</w:t>
+      </w:r>
+      <w:r>
+        <w:rPr>
+          <w:highlight w:val="yellow"/>
+        </w:rPr>
+        <w:tab/>
+        <w:t>A schedule azonosítója</w:t>
+      </w:r>
+    </w:p>
+    <w:p>
+      <w:pPr>
+        <w:tabs>
+          <w:tab w:val="left" w:pos="2977"/>
+        </w:tabs>
+        <w:rPr>
+          <w:highlight w:val="yellow"/>
+        </w:rPr>
+      </w:pPr>
+      <w:r>
+        <w:rPr>
+          <w:highlight w:val="yellow"/>
+        </w:rPr>
+        <w:t>Ez a tábla tartalmazza a csoportok és naptárak közötti egy-több kapcsolatokat</w:t>
+      </w:r>
+    </w:p>
+    <w:p>
+      <w:pPr>
+        <w:pStyle w:val="Cmsor3"/>
+        <w:tabs>
+          <w:tab w:val="left" w:pos="2977"/>
+        </w:tabs>
+        <w:spacing w:line="360" w:lineRule="auto"/>
+        <w:rPr>
+          <w:highlight w:val="yellow"/>
+        </w:rPr>
+      </w:pPr>
+      <w:r>
+        <w:rPr>
+          <w:highlight w:val="yellow"/>
+        </w:rPr>
+        <w:t>„groupuserconn” tábla:</w:t>
       </w:r>
     </w:p>
     <w:p>
@@ -1788,73 +2295,55 @@
         <w:pStyle w:val="Listaszerbekezds"/>
         <w:numPr>
           <w:ilvl w:val="0"/>
-          <w:numId w:val="7"/>
+          <w:numId w:val="14"/>
         </w:numPr>
-        <w:spacing w:after="160" w:line="278" w:lineRule="auto"/>
-        <w:jc w:val="left"/>
-      </w:pPr>
-      <w:proofErr w:type="spellStart"/>
-      <w:r>
-        <w:t>Template_Id</w:t>
-      </w:r>
-      <w:proofErr w:type="spellEnd"/>
-      <w:r>
-        <w:t xml:space="preserve"> – Sablon azonosító</w:t>
-      </w:r>
-    </w:p>
-    <w:p>
-      <w:pPr>
-        <w:spacing w:after="160" w:line="278" w:lineRule="auto"/>
-        <w:ind w:left="360"/>
-        <w:jc w:val="left"/>
-        <w:rPr>
-          <w:b/>
-          <w:bCs/>
-          <w:color w:val="EE0000"/>
-        </w:rPr>
-      </w:pPr>
-      <w:r>
-        <w:rPr>
-          <w:b/>
-          <w:bCs/>
-          <w:color w:val="EE0000"/>
-        </w:rPr>
-        <w:t>(Rövid leírás)</w:t>
-      </w:r>
-    </w:p>
-    <w:p/>
-    <w:p>
-      <w:pPr>
-        <w:pStyle w:val="Cmsor3"/>
-      </w:pPr>
-      <w:bookmarkStart w:id="9" w:name="_Toc227232975"/>
-      <w:proofErr w:type="spellStart"/>
-      <w:r>
-        <w:t>Settings</w:t>
-      </w:r>
-      <w:proofErr w:type="spellEnd"/>
-      <w:r>
-        <w:t xml:space="preserve"> tábla:</w:t>
-      </w:r>
-      <w:bookmarkEnd w:id="9"/>
+        <w:tabs>
+          <w:tab w:val="left" w:pos="2977"/>
+        </w:tabs>
+        <w:rPr>
+          <w:highlight w:val="yellow"/>
+        </w:rPr>
+      </w:pPr>
+      <w:r>
+        <w:rPr>
+          <w:highlight w:val="yellow"/>
+        </w:rPr>
+        <w:t>group_Id</w:t>
+      </w:r>
+      <w:r>
+        <w:rPr>
+          <w:highlight w:val="yellow"/>
+        </w:rPr>
+        <w:tab/>
+        <w:t>A csoport azonosítója</w:t>
+      </w:r>
     </w:p>
     <w:p>
       <w:pPr>
         <w:pStyle w:val="Listaszerbekezds"/>
         <w:numPr>
           <w:ilvl w:val="0"/>
-          <w:numId w:val="8"/>
+          <w:numId w:val="14"/>
         </w:numPr>
-        <w:spacing w:after="160" w:line="278" w:lineRule="auto"/>
-        <w:jc w:val="left"/>
-      </w:pPr>
-      <w:proofErr w:type="spellStart"/>
-      <w:r>
-        <w:t>User_Id</w:t>
-      </w:r>
-      <w:proofErr w:type="spellEnd"/>
-      <w:r>
-        <w:t xml:space="preserve"> – Felhasználó azonosító</w:t>
+        <w:tabs>
+          <w:tab w:val="left" w:pos="2977"/>
+        </w:tabs>
+        <w:rPr>
+          <w:highlight w:val="yellow"/>
+        </w:rPr>
+      </w:pPr>
+      <w:r>
+        <w:rPr>
+          <w:highlight w:val="yellow"/>
+        </w:rPr>
+        <w:t>permission</w:t>
+      </w:r>
+      <w:r>
+        <w:rPr>
+          <w:highlight w:val="yellow"/>
+        </w:rPr>
+        <w:tab/>
+        <w:t>A felhasználó jogosultsága a csoportban</w:t>
       </w:r>
     </w:p>
     <w:p>
@@ -1862,60 +2351,947 @@
         <w:pStyle w:val="Listaszerbekezds"/>
         <w:numPr>
           <w:ilvl w:val="0"/>
-          <w:numId w:val="8"/>
+          <w:numId w:val="14"/>
         </w:numPr>
-        <w:spacing w:after="160" w:line="278" w:lineRule="auto"/>
-        <w:jc w:val="left"/>
-      </w:pPr>
-      <w:proofErr w:type="spellStart"/>
-      <w:r>
-        <w:t>Settings</w:t>
-      </w:r>
-      <w:proofErr w:type="spellEnd"/>
-      <w:r>
-        <w:t xml:space="preserve"> </w:t>
-      </w:r>
-      <w:r>
-        <w:t>–</w:t>
-      </w:r>
-      <w:r>
-        <w:t xml:space="preserve"> beállítások</w:t>
-      </w:r>
-    </w:p>
-    <w:p>
-      <w:pPr>
-        <w:spacing w:after="160" w:line="278" w:lineRule="auto"/>
-        <w:ind w:left="360"/>
-        <w:jc w:val="left"/>
-        <w:rPr>
-          <w:b/>
-          <w:bCs/>
-          <w:color w:val="EE0000"/>
-        </w:rPr>
-      </w:pPr>
-      <w:r>
-        <w:rPr>
-          <w:b/>
-          <w:bCs/>
-          <w:color w:val="EE0000"/>
-        </w:rPr>
-        <w:t>(Rövid leírás)</w:t>
-      </w:r>
-    </w:p>
-    <w:p>
-      <w:pPr>
-        <w:spacing w:after="160" w:line="278" w:lineRule="auto"/>
-        <w:jc w:val="left"/>
-      </w:pPr>
-    </w:p>
-    <w:p>
-      <w:pPr>
-        <w:spacing w:after="160" w:line="276" w:lineRule="auto"/>
+        <w:tabs>
+          <w:tab w:val="left" w:pos="2977"/>
+        </w:tabs>
+        <w:rPr>
+          <w:highlight w:val="yellow"/>
+        </w:rPr>
+      </w:pPr>
+      <w:r>
+        <w:rPr>
+          <w:highlight w:val="yellow"/>
+        </w:rPr>
+        <w:t>user_Id</w:t>
+      </w:r>
+      <w:r>
+        <w:rPr>
+          <w:highlight w:val="yellow"/>
+        </w:rPr>
+        <w:tab/>
+        <w:t>A felhasználó azonosítója</w:t>
+      </w:r>
+    </w:p>
+    <w:p>
+      <w:pPr>
+        <w:tabs>
+          <w:tab w:val="left" w:pos="2977"/>
+        </w:tabs>
+        <w:rPr>
+          <w:highlight w:val="yellow"/>
+        </w:rPr>
+      </w:pPr>
+      <w:r>
+        <w:rPr>
+          <w:highlight w:val="yellow"/>
+        </w:rPr>
+        <w:t>Ez a tábla tartalmazza, a felhasználók és csoportok közötti több-több kapcsolatot, és a csoporthoz kapcsolódó felhasználók jogosultságait</w:t>
+      </w:r>
+    </w:p>
+    <w:p>
+      <w:pPr>
+        <w:pStyle w:val="Cmsor3"/>
+        <w:tabs>
+          <w:tab w:val="left" w:pos="2977"/>
+        </w:tabs>
+        <w:spacing w:line="360" w:lineRule="auto"/>
+        <w:rPr>
+          <w:highlight w:val="yellow"/>
+        </w:rPr>
+      </w:pPr>
+      <w:r>
+        <w:rPr>
+          <w:highlight w:val="yellow"/>
+        </w:rPr>
+        <w:t>„isignored” tábla:</w:t>
+      </w:r>
+    </w:p>
+    <w:p>
+      <w:pPr>
+        <w:pStyle w:val="Listaszerbekezds"/>
+        <w:numPr>
+          <w:ilvl w:val="0"/>
+          <w:numId w:val="14"/>
+        </w:numPr>
+        <w:tabs>
+          <w:tab w:val="left" w:pos="2977"/>
+        </w:tabs>
+        <w:rPr>
+          <w:highlight w:val="yellow"/>
+        </w:rPr>
+      </w:pPr>
+      <w:r>
+        <w:rPr>
+          <w:highlight w:val="yellow"/>
+        </w:rPr>
+        <w:t>block_id</w:t>
+      </w:r>
+      <w:r>
+        <w:rPr>
+          <w:highlight w:val="yellow"/>
+        </w:rPr>
+        <w:tab/>
+        <w:t>A blokk azonosítója</w:t>
+      </w:r>
+    </w:p>
+    <w:p>
+      <w:pPr>
+        <w:pStyle w:val="Listaszerbekezds"/>
+        <w:numPr>
+          <w:ilvl w:val="0"/>
+          <w:numId w:val="14"/>
+        </w:numPr>
+        <w:tabs>
+          <w:tab w:val="left" w:pos="2977"/>
+        </w:tabs>
+        <w:rPr>
+          <w:highlight w:val="yellow"/>
+        </w:rPr>
+      </w:pPr>
+      <w:r>
+        <w:rPr>
+          <w:highlight w:val="yellow"/>
+        </w:rPr>
+        <w:t>user_id</w:t>
+      </w:r>
+      <w:r>
+        <w:rPr>
+          <w:highlight w:val="yellow"/>
+        </w:rPr>
+        <w:tab/>
+        <w:t>A felhasználó azonosítója</w:t>
+      </w:r>
+    </w:p>
+    <w:p>
+      <w:pPr>
+        <w:tabs>
+          <w:tab w:val="left" w:pos="2977"/>
+        </w:tabs>
+        <w:rPr>
+          <w:highlight w:val="yellow"/>
+        </w:rPr>
+      </w:pPr>
+      <w:r>
+        <w:rPr>
+          <w:highlight w:val="yellow"/>
+        </w:rPr>
+        <w:t>Ez a tábla tartalmazza, hogy mely felhasználók, mely blokkokat ignorálják, hogy ne kapjanak értesítést róla</w:t>
+      </w:r>
+    </w:p>
+    <w:p>
+      <w:pPr>
+        <w:pStyle w:val="Cmsor3"/>
+        <w:tabs>
+          <w:tab w:val="left" w:pos="2977"/>
+        </w:tabs>
+        <w:spacing w:line="360" w:lineRule="auto"/>
+        <w:rPr>
+          <w:highlight w:val="yellow"/>
+        </w:rPr>
+      </w:pPr>
+      <w:r>
+        <w:rPr>
+          <w:highlight w:val="yellow"/>
+        </w:rPr>
+        <w:t>„schedules” tábla:</w:t>
+      </w:r>
+    </w:p>
+    <w:p>
+      <w:pPr>
+        <w:pStyle w:val="Listaszerbekezds"/>
+        <w:numPr>
+          <w:ilvl w:val="0"/>
+          <w:numId w:val="14"/>
+        </w:numPr>
+        <w:tabs>
+          <w:tab w:val="left" w:pos="2977"/>
+        </w:tabs>
+        <w:rPr>
+          <w:highlight w:val="yellow"/>
+        </w:rPr>
+      </w:pPr>
+      <w:r>
+        <w:rPr>
+          <w:highlight w:val="yellow"/>
+        </w:rPr>
+        <w:t>schedule_id</w:t>
+      </w:r>
+      <w:r>
+        <w:rPr>
+          <w:highlight w:val="yellow"/>
+        </w:rPr>
+        <w:tab/>
+        <w:t>A schedule azonosítója</w:t>
+      </w:r>
+    </w:p>
+    <w:p>
+      <w:pPr>
+        <w:pStyle w:val="Listaszerbekezds"/>
+        <w:numPr>
+          <w:ilvl w:val="0"/>
+          <w:numId w:val="14"/>
+        </w:numPr>
+        <w:tabs>
+          <w:tab w:val="left" w:pos="2977"/>
+        </w:tabs>
+        <w:rPr>
+          <w:highlight w:val="yellow"/>
+        </w:rPr>
+      </w:pPr>
+      <w:r>
+        <w:rPr>
+          <w:highlight w:val="yellow"/>
+        </w:rPr>
+        <w:t>schedule_info</w:t>
+      </w:r>
+      <w:r>
+        <w:rPr>
+          <w:highlight w:val="yellow"/>
+        </w:rPr>
+        <w:tab/>
+        <w:t>A schedule információi</w:t>
+      </w:r>
+    </w:p>
+    <w:p>
+      <w:pPr>
+        <w:pStyle w:val="Listaszerbekezds"/>
+        <w:numPr>
+          <w:ilvl w:val="0"/>
+          <w:numId w:val="14"/>
+        </w:numPr>
+        <w:tabs>
+          <w:tab w:val="left" w:pos="2977"/>
+        </w:tabs>
+        <w:rPr>
+          <w:highlight w:val="yellow"/>
+        </w:rPr>
+      </w:pPr>
+      <w:r>
+        <w:rPr>
+          <w:highlight w:val="yellow"/>
+        </w:rPr>
+        <w:t>template_id</w:t>
+      </w:r>
+      <w:r>
+        <w:rPr>
+          <w:highlight w:val="yellow"/>
+        </w:rPr>
+        <w:tab/>
+        <w:t>A sablon azonosítója</w:t>
+      </w:r>
+    </w:p>
+    <w:p>
+      <w:pPr>
+        <w:tabs>
+          <w:tab w:val="left" w:pos="2977"/>
+        </w:tabs>
+        <w:rPr>
+          <w:highlight w:val="yellow"/>
+        </w:rPr>
+      </w:pPr>
+      <w:r>
+        <w:rPr>
+          <w:highlight w:val="yellow"/>
+        </w:rPr>
+        <w:t>Ez a tábla tartalmazza a naptárakat és információit</w:t>
+      </w:r>
+    </w:p>
+    <w:p>
+      <w:pPr>
+        <w:pStyle w:val="Cmsor3"/>
+        <w:tabs>
+          <w:tab w:val="left" w:pos="2977"/>
+        </w:tabs>
+        <w:spacing w:line="360" w:lineRule="auto"/>
+        <w:rPr>
+          <w:highlight w:val="yellow"/>
+        </w:rPr>
+      </w:pPr>
+      <w:r>
+        <w:rPr>
+          <w:highlight w:val="yellow"/>
+        </w:rPr>
+        <w:t>„scheduleusersconn” tábla:</w:t>
+      </w:r>
+    </w:p>
+    <w:p>
+      <w:pPr>
+        <w:pStyle w:val="Listaszerbekezds"/>
+        <w:numPr>
+          <w:ilvl w:val="0"/>
+          <w:numId w:val="14"/>
+        </w:numPr>
+        <w:tabs>
+          <w:tab w:val="left" w:pos="2977"/>
+        </w:tabs>
+        <w:rPr>
+          <w:highlight w:val="yellow"/>
+        </w:rPr>
+      </w:pPr>
+      <w:r>
+        <w:rPr>
+          <w:highlight w:val="yellow"/>
+        </w:rPr>
+        <w:t>schedule_id</w:t>
+      </w:r>
+      <w:r>
+        <w:rPr>
+          <w:highlight w:val="yellow"/>
+        </w:rPr>
+        <w:tab/>
+        <w:t>A schedule azonosítója</w:t>
+      </w:r>
+    </w:p>
+    <w:p>
+      <w:pPr>
+        <w:pStyle w:val="Listaszerbekezds"/>
+        <w:numPr>
+          <w:ilvl w:val="0"/>
+          <w:numId w:val="14"/>
+        </w:numPr>
+        <w:tabs>
+          <w:tab w:val="left" w:pos="2977"/>
+        </w:tabs>
+        <w:rPr>
+          <w:highlight w:val="yellow"/>
+        </w:rPr>
+      </w:pPr>
+      <w:r>
+        <w:rPr>
+          <w:highlight w:val="yellow"/>
+        </w:rPr>
+        <w:t>user_id</w:t>
+      </w:r>
+      <w:r>
+        <w:rPr>
+          <w:highlight w:val="yellow"/>
+        </w:rPr>
+        <w:tab/>
+        <w:t>A felhasználó azonosítója</w:t>
+      </w:r>
+    </w:p>
+    <w:p>
+      <w:pPr>
+        <w:tabs>
+          <w:tab w:val="left" w:pos="2977"/>
+        </w:tabs>
+        <w:rPr>
+          <w:highlight w:val="yellow"/>
+        </w:rPr>
+      </w:pPr>
+      <w:r>
+        <w:rPr>
+          <w:highlight w:val="yellow"/>
+        </w:rPr>
+        <w:t>Ez a tábla tartalmazza a felhasználók, és személyes naptárjaik közötti egy-több kapcsolatot</w:t>
+      </w:r>
+    </w:p>
+    <w:p>
+      <w:pPr>
+        <w:pStyle w:val="Cmsor3"/>
+        <w:tabs>
+          <w:tab w:val="left" w:pos="2977"/>
+        </w:tabs>
+        <w:spacing w:line="360" w:lineRule="auto"/>
+        <w:rPr>
+          <w:highlight w:val="yellow"/>
+        </w:rPr>
+      </w:pPr>
+      <w:r>
+        <w:rPr>
+          <w:highlight w:val="yellow"/>
+        </w:rPr>
+        <w:t>„templates” tábla:</w:t>
+      </w:r>
+    </w:p>
+    <w:p>
+      <w:pPr>
+        <w:pStyle w:val="Listaszerbekezds"/>
+        <w:numPr>
+          <w:ilvl w:val="0"/>
+          <w:numId w:val="14"/>
+        </w:numPr>
+        <w:tabs>
+          <w:tab w:val="left" w:pos="2977"/>
+        </w:tabs>
+        <w:rPr>
+          <w:highlight w:val="yellow"/>
+        </w:rPr>
+      </w:pPr>
+      <w:r>
+        <w:rPr>
+          <w:highlight w:val="yellow"/>
+        </w:rPr>
+        <w:t>template_id</w:t>
+      </w:r>
+      <w:r>
+        <w:rPr>
+          <w:highlight w:val="yellow"/>
+        </w:rPr>
+        <w:tab/>
+        <w:t>A sablon azonosítója</w:t>
+      </w:r>
+    </w:p>
+    <w:p>
+      <w:pPr>
+        <w:pStyle w:val="Listaszerbekezds"/>
+        <w:numPr>
+          <w:ilvl w:val="0"/>
+          <w:numId w:val="14"/>
+        </w:numPr>
+        <w:tabs>
+          <w:tab w:val="left" w:pos="2977"/>
+        </w:tabs>
+        <w:rPr>
+          <w:highlight w:val="yellow"/>
+        </w:rPr>
+      </w:pPr>
+      <w:r>
+        <w:rPr>
+          <w:highlight w:val="yellow"/>
+        </w:rPr>
+        <w:t>template_info</w:t>
+      </w:r>
+      <w:r>
+        <w:rPr>
+          <w:highlight w:val="yellow"/>
+        </w:rPr>
+        <w:tab/>
+        <w:t>A sablon információi</w:t>
+      </w:r>
+    </w:p>
+    <w:p>
+      <w:pPr>
+        <w:tabs>
+          <w:tab w:val="left" w:pos="2977"/>
+        </w:tabs>
+        <w:rPr>
+          <w:highlight w:val="yellow"/>
+        </w:rPr>
+      </w:pPr>
+      <w:r>
+        <w:rPr>
+          <w:highlight w:val="yellow"/>
+        </w:rPr>
+        <w:t xml:space="preserve">Ez a tábla tartalmazza </w:t>
+      </w:r>
+      <w:r>
+        <w:rPr>
+          <w:highlight w:val="yellow"/>
+        </w:rPr>
+        <w:t>a sablonokat és információit</w:t>
+      </w:r>
+    </w:p>
+    <w:p>
+      <w:pPr>
+        <w:pStyle w:val="Cmsor3"/>
+        <w:tabs>
+          <w:tab w:val="left" w:pos="2977"/>
+        </w:tabs>
+        <w:spacing w:line="360" w:lineRule="auto"/>
+        <w:rPr>
+          <w:highlight w:val="yellow"/>
+        </w:rPr>
+      </w:pPr>
+      <w:r>
+        <w:rPr>
+          <w:highlight w:val="yellow"/>
+        </w:rPr>
+        <w:t>„temlatesblocksconn” tábla:</w:t>
+      </w:r>
+    </w:p>
+    <w:p>
+      <w:pPr>
+        <w:pStyle w:val="Listaszerbekezds"/>
+        <w:numPr>
+          <w:ilvl w:val="0"/>
+          <w:numId w:val="14"/>
+        </w:numPr>
+        <w:tabs>
+          <w:tab w:val="left" w:pos="2977"/>
+        </w:tabs>
+        <w:rPr>
+          <w:highlight w:val="yellow"/>
+        </w:rPr>
+      </w:pPr>
+      <w:r>
+        <w:rPr>
+          <w:highlight w:val="yellow"/>
+        </w:rPr>
+        <w:t>block_id</w:t>
+      </w:r>
+      <w:r>
+        <w:rPr>
+          <w:highlight w:val="yellow"/>
+        </w:rPr>
+        <w:tab/>
+      </w:r>
+      <w:r>
+        <w:rPr>
+          <w:highlight w:val="yellow"/>
+        </w:rPr>
+        <w:t>A blokk azonosítója</w:t>
+      </w:r>
+    </w:p>
+    <w:p>
+      <w:pPr>
+        <w:pStyle w:val="Listaszerbekezds"/>
+        <w:numPr>
+          <w:ilvl w:val="0"/>
+          <w:numId w:val="14"/>
+        </w:numPr>
+        <w:tabs>
+          <w:tab w:val="left" w:pos="2977"/>
+        </w:tabs>
+        <w:rPr>
+          <w:highlight w:val="yellow"/>
+        </w:rPr>
+      </w:pPr>
+      <w:r>
+        <w:rPr>
+          <w:highlight w:val="yellow"/>
+        </w:rPr>
+        <w:t>template_id</w:t>
+      </w:r>
+      <w:r>
+        <w:rPr>
+          <w:highlight w:val="yellow"/>
+        </w:rPr>
+        <w:tab/>
+      </w:r>
+      <w:r>
+        <w:rPr>
+          <w:highlight w:val="yellow"/>
+        </w:rPr>
+        <w:t>A sablon azonosítója</w:t>
+      </w:r>
+    </w:p>
+    <w:p>
+      <w:pPr>
+        <w:tabs>
+          <w:tab w:val="left" w:pos="2977"/>
+        </w:tabs>
+        <w:rPr>
+          <w:highlight w:val="yellow"/>
+        </w:rPr>
+      </w:pPr>
+      <w:r>
+        <w:rPr>
+          <w:highlight w:val="yellow"/>
+        </w:rPr>
+        <w:t>Ez a tábla tartalmazza a sablonok, és blokkok közötti egy-több kapcsolatot</w:t>
+      </w:r>
+    </w:p>
+    <w:p>
+      <w:pPr>
+        <w:pStyle w:val="Cmsor3"/>
+        <w:tabs>
+          <w:tab w:val="left" w:pos="2977"/>
+        </w:tabs>
+        <w:spacing w:line="360" w:lineRule="auto"/>
+        <w:rPr>
+          <w:highlight w:val="yellow"/>
+        </w:rPr>
+      </w:pPr>
+      <w:r>
+        <w:rPr>
+          <w:highlight w:val="yellow"/>
+        </w:rPr>
+        <w:lastRenderedPageBreak/>
+        <w:t>„users” tábla:</w:t>
+      </w:r>
+    </w:p>
+    <w:p>
+      <w:pPr>
+        <w:pStyle w:val="Listaszerbekezds"/>
+        <w:numPr>
+          <w:ilvl w:val="0"/>
+          <w:numId w:val="14"/>
+        </w:numPr>
+        <w:tabs>
+          <w:tab w:val="left" w:pos="2977"/>
+        </w:tabs>
+        <w:rPr>
+          <w:highlight w:val="yellow"/>
+        </w:rPr>
+      </w:pPr>
+      <w:r>
+        <w:rPr>
+          <w:highlight w:val="yellow"/>
+        </w:rPr>
+        <w:t>Description</w:t>
+      </w:r>
+      <w:r>
+        <w:rPr>
+          <w:highlight w:val="yellow"/>
+        </w:rPr>
+        <w:tab/>
+      </w:r>
+      <w:r>
+        <w:rPr>
+          <w:highlight w:val="yellow"/>
+        </w:rPr>
+        <w:t>A felhasználó leírása</w:t>
+      </w:r>
+    </w:p>
+    <w:p>
+      <w:pPr>
+        <w:pStyle w:val="Listaszerbekezds"/>
+        <w:numPr>
+          <w:ilvl w:val="0"/>
+          <w:numId w:val="14"/>
+        </w:numPr>
+        <w:tabs>
+          <w:tab w:val="left" w:pos="2977"/>
+        </w:tabs>
+        <w:rPr>
+          <w:highlight w:val="yellow"/>
+        </w:rPr>
+      </w:pPr>
+      <w:r>
+        <w:rPr>
+          <w:highlight w:val="yellow"/>
+        </w:rPr>
+        <w:t>display_name</w:t>
+      </w:r>
+      <w:r>
+        <w:rPr>
+          <w:highlight w:val="yellow"/>
+        </w:rPr>
+        <w:tab/>
+      </w:r>
+      <w:r>
+        <w:rPr>
+          <w:highlight w:val="yellow"/>
+        </w:rPr>
+        <w:t>A felhasználó megjelenített neve</w:t>
+      </w:r>
+    </w:p>
+    <w:p>
+      <w:pPr>
+        <w:pStyle w:val="Listaszerbekezds"/>
+        <w:numPr>
+          <w:ilvl w:val="0"/>
+          <w:numId w:val="14"/>
+        </w:numPr>
+        <w:tabs>
+          <w:tab w:val="left" w:pos="2977"/>
+        </w:tabs>
+        <w:rPr>
+          <w:highlight w:val="yellow"/>
+        </w:rPr>
+      </w:pPr>
+      <w:r>
+        <w:rPr>
+          <w:highlight w:val="yellow"/>
+        </w:rPr>
+        <w:t>email</w:t>
+      </w:r>
+      <w:r>
+        <w:rPr>
+          <w:highlight w:val="yellow"/>
+        </w:rPr>
+        <w:tab/>
+      </w:r>
+      <w:r>
+        <w:rPr>
+          <w:highlight w:val="yellow"/>
+        </w:rPr>
+        <w:t>A felhasználó e-mail címe</w:t>
+      </w:r>
+    </w:p>
+    <w:p>
+      <w:pPr>
+        <w:pStyle w:val="Listaszerbekezds"/>
+        <w:numPr>
+          <w:ilvl w:val="0"/>
+          <w:numId w:val="14"/>
+        </w:numPr>
+        <w:tabs>
+          <w:tab w:val="left" w:pos="2977"/>
+        </w:tabs>
+        <w:rPr>
+          <w:highlight w:val="yellow"/>
+        </w:rPr>
+      </w:pPr>
+      <w:r>
+        <w:rPr>
+          <w:highlight w:val="yellow"/>
+        </w:rPr>
+        <w:t>PASSWORD</w:t>
+      </w:r>
+      <w:r>
+        <w:rPr>
+          <w:highlight w:val="yellow"/>
+        </w:rPr>
+        <w:tab/>
+      </w:r>
+      <w:r>
+        <w:rPr>
+          <w:highlight w:val="yellow"/>
+        </w:rPr>
+        <w:t>A felhasználó jelszava, titkosítva</w:t>
+      </w:r>
+    </w:p>
+    <w:p>
+      <w:pPr>
+        <w:pStyle w:val="Listaszerbekezds"/>
+        <w:numPr>
+          <w:ilvl w:val="0"/>
+          <w:numId w:val="14"/>
+        </w:numPr>
+        <w:tabs>
+          <w:tab w:val="left" w:pos="2977"/>
+        </w:tabs>
+        <w:rPr>
+          <w:highlight w:val="yellow"/>
+        </w:rPr>
+      </w:pPr>
+      <w:r>
+        <w:rPr>
+          <w:highlight w:val="yellow"/>
+        </w:rPr>
+        <w:t>Role</w:t>
+      </w:r>
+      <w:r>
+        <w:rPr>
+          <w:highlight w:val="yellow"/>
+        </w:rPr>
+        <w:tab/>
+      </w:r>
+      <w:r>
+        <w:rPr>
+          <w:highlight w:val="yellow"/>
+        </w:rPr>
+        <w:t>A felhasználó jogosultsága</w:t>
+      </w:r>
+    </w:p>
+    <w:p>
+      <w:pPr>
+        <w:pStyle w:val="Listaszerbekezds"/>
+        <w:numPr>
+          <w:ilvl w:val="0"/>
+          <w:numId w:val="14"/>
+        </w:numPr>
+        <w:tabs>
+          <w:tab w:val="left" w:pos="2977"/>
+        </w:tabs>
+        <w:rPr>
+          <w:highlight w:val="yellow"/>
+        </w:rPr>
+      </w:pPr>
+      <w:r>
+        <w:rPr>
+          <w:highlight w:val="yellow"/>
+        </w:rPr>
+        <w:t>Token</w:t>
+      </w:r>
+      <w:r>
+        <w:rPr>
+          <w:highlight w:val="yellow"/>
+        </w:rPr>
+        <w:tab/>
+      </w:r>
+      <w:r>
+        <w:rPr>
+          <w:highlight w:val="yellow"/>
+        </w:rPr>
+        <w:t>A felhasználó token-je</w:t>
+      </w:r>
+    </w:p>
+    <w:p>
+      <w:pPr>
+        <w:pStyle w:val="Listaszerbekezds"/>
+        <w:numPr>
+          <w:ilvl w:val="0"/>
+          <w:numId w:val="14"/>
+        </w:numPr>
+        <w:tabs>
+          <w:tab w:val="left" w:pos="2977"/>
+        </w:tabs>
+        <w:rPr>
+          <w:highlight w:val="yellow"/>
+        </w:rPr>
+      </w:pPr>
+      <w:r>
+        <w:rPr>
+          <w:highlight w:val="yellow"/>
+        </w:rPr>
+        <w:t>username</w:t>
+      </w:r>
+      <w:r>
+        <w:rPr>
+          <w:highlight w:val="yellow"/>
+        </w:rPr>
+        <w:tab/>
+      </w:r>
+      <w:r>
+        <w:rPr>
+          <w:highlight w:val="yellow"/>
+        </w:rPr>
+        <w:t>A felhasználó felhasználóneve</w:t>
+      </w:r>
+    </w:p>
+    <w:p>
+      <w:pPr>
+        <w:pStyle w:val="Listaszerbekezds"/>
+        <w:numPr>
+          <w:ilvl w:val="0"/>
+          <w:numId w:val="14"/>
+        </w:numPr>
+        <w:tabs>
+          <w:tab w:val="left" w:pos="2977"/>
+        </w:tabs>
+        <w:rPr>
+          <w:highlight w:val="yellow"/>
+        </w:rPr>
+      </w:pPr>
+      <w:r>
+        <w:rPr>
+          <w:highlight w:val="yellow"/>
+        </w:rPr>
+        <w:t>user_id</w:t>
+      </w:r>
+      <w:r>
+        <w:rPr>
+          <w:highlight w:val="yellow"/>
+        </w:rPr>
+        <w:tab/>
+      </w:r>
+      <w:r>
+        <w:rPr>
+          <w:highlight w:val="yellow"/>
+        </w:rPr>
+        <w:t>A felhasználó azonosítója</w:t>
+      </w:r>
+    </w:p>
+    <w:p>
+      <w:pPr>
+        <w:tabs>
+          <w:tab w:val="left" w:pos="2977"/>
+        </w:tabs>
+        <w:rPr>
+          <w:highlight w:val="yellow"/>
+        </w:rPr>
+      </w:pPr>
+      <w:r>
+        <w:rPr>
+          <w:highlight w:val="yellow"/>
+        </w:rPr>
+        <w:t>Ez a tábla tartalmazza a felhasználókat, és azokkal kapcsolatos információkat</w:t>
+      </w:r>
+    </w:p>
+    <w:p>
+      <w:pPr>
+        <w:pStyle w:val="Cmsor3"/>
+        <w:tabs>
+          <w:tab w:val="left" w:pos="2977"/>
+        </w:tabs>
+        <w:spacing w:line="360" w:lineRule="auto"/>
+        <w:rPr>
+          <w:highlight w:val="yellow"/>
+        </w:rPr>
+      </w:pPr>
+      <w:r>
+        <w:rPr>
+          <w:highlight w:val="yellow"/>
+        </w:rPr>
+        <w:t>„usersettings” tábla:</w:t>
+      </w:r>
+    </w:p>
+    <w:p>
+      <w:pPr>
+        <w:pStyle w:val="Listaszerbekezds"/>
+        <w:numPr>
+          <w:ilvl w:val="0"/>
+          <w:numId w:val="14"/>
+        </w:numPr>
+        <w:tabs>
+          <w:tab w:val="left" w:pos="2977"/>
+        </w:tabs>
+        <w:rPr>
+          <w:highlight w:val="yellow"/>
+        </w:rPr>
+      </w:pPr>
+      <w:r>
+        <w:rPr>
+          <w:highlight w:val="yellow"/>
+        </w:rPr>
+        <w:t>settings</w:t>
+      </w:r>
+      <w:r>
+        <w:rPr>
+          <w:highlight w:val="yellow"/>
+        </w:rPr>
+        <w:tab/>
+      </w:r>
+      <w:r>
+        <w:rPr>
+          <w:highlight w:val="yellow"/>
+        </w:rPr>
+        <w:t>A beállításokkal kapcsolatos információk</w:t>
+      </w:r>
+    </w:p>
+    <w:p>
+      <w:pPr>
+        <w:pStyle w:val="Listaszerbekezds"/>
+        <w:numPr>
+          <w:ilvl w:val="0"/>
+          <w:numId w:val="14"/>
+        </w:numPr>
+        <w:tabs>
+          <w:tab w:val="left" w:pos="2977"/>
+        </w:tabs>
+        <w:rPr>
+          <w:highlight w:val="yellow"/>
+        </w:rPr>
+      </w:pPr>
+      <w:r>
+        <w:rPr>
+          <w:highlight w:val="yellow"/>
+        </w:rPr>
+        <w:t>user_id</w:t>
+      </w:r>
+      <w:r>
+        <w:rPr>
+          <w:highlight w:val="yellow"/>
+        </w:rPr>
+        <w:tab/>
+      </w:r>
+      <w:r>
+        <w:rPr>
+          <w:highlight w:val="yellow"/>
+        </w:rPr>
+        <w:t>A felhasználó azonosítója</w:t>
+      </w:r>
+    </w:p>
+    <w:p>
+      <w:pPr>
+        <w:tabs>
+          <w:tab w:val="left" w:pos="2977"/>
+        </w:tabs>
+        <w:rPr>
+          <w:highlight w:val="yellow"/>
+        </w:rPr>
+      </w:pPr>
+      <w:r>
+        <w:rPr>
+          <w:highlight w:val="yellow"/>
+        </w:rPr>
+        <w:t>Ez a tábla tartalmazza a felhasználó beállításainak információit</w:t>
+      </w:r>
+    </w:p>
+    <w:p>
+      <w:pPr>
+        <w:spacing w:after="160"/>
         <w:rPr>
           <w:b/>
           <w:bCs/>
           <w:sz w:val="32"/>
           <w:szCs w:val="28"/>
+          <w:highlight w:val="yellow"/>
         </w:rPr>
       </w:pPr>
       <w:r>
@@ -1924,169 +3300,208 @@
           <w:bCs/>
           <w:sz w:val="32"/>
           <w:szCs w:val="28"/>
+          <w:highlight w:val="yellow"/>
         </w:rPr>
         <w:t>Felhasználói felület megtervezése:</w:t>
       </w:r>
     </w:p>
     <w:p>
       <w:pPr>
-        <w:spacing w:after="160" w:line="276" w:lineRule="auto"/>
+        <w:spacing w:after="160"/>
         <w:rPr>
           <w:i/>
           <w:iCs/>
+          <w:highlight w:val="yellow"/>
         </w:rPr>
       </w:pPr>
       <w:r>
         <w:rPr>
           <w:i/>
           <w:iCs/>
-        </w:rPr>
-        <w:t>Felhasználói felületek felosztása</w:t>
-      </w:r>
-      <w:r>
+          <w:highlight w:val="yellow"/>
+        </w:rPr>
+        <w:t>Felhasználói felületek felosztása:</w:t>
+      </w:r>
+    </w:p>
+    <w:p>
+      <w:pPr>
+        <w:spacing w:after="160"/>
+        <w:rPr>
+          <w:highlight w:val="yellow"/>
+        </w:rPr>
+      </w:pPr>
+      <w:r>
+        <w:rPr>
+          <w:highlight w:val="yellow"/>
+        </w:rPr>
+        <w:t>A felhasználói felület két részre van bontva. Az első rész, amivel egy új felhasználó találkozik, ahol tud regisztrálni vagy amennyiben már regisztrált és van felhasználói fiókja akkor be tud jelentkezni. A másik rész a bejelentkezés után látható, ahol tud tevékenykedni is a felhasználó.</w:t>
+      </w:r>
+    </w:p>
+    <w:p>
+      <w:pPr>
+        <w:spacing w:after="160"/>
         <w:rPr>
           <w:i/>
           <w:iCs/>
-        </w:rPr>
-        <w:t>:</w:t>
-      </w:r>
-    </w:p>
-    <w:p>
-      <w:pPr>
-        <w:spacing w:after="160" w:line="276" w:lineRule="auto"/>
-      </w:pPr>
-      <w:r>
-        <w:t>A felhasználói felület két részre van bontva. Az első rész, amivel egy új felhasználó találkozik, ahol tud regisztrálni vagy amennyiben már regisztrált és van felhasználói fiókja akkor be tud jelentkezni. A másik rész a bejelentkezés után látható, ahol tud tevékenykedni is a felhasználó.</w:t>
-      </w:r>
-    </w:p>
-    <w:p>
-      <w:pPr>
-        <w:spacing w:after="160" w:line="276" w:lineRule="auto"/>
+          <w:highlight w:val="yellow"/>
+        </w:rPr>
+      </w:pPr>
+      <w:r>
         <w:rPr>
           <w:i/>
           <w:iCs/>
-        </w:rPr>
-      </w:pPr>
-      <w:r>
-        <w:rPr>
-          <w:i/>
-          <w:iCs/>
+          <w:highlight w:val="yellow"/>
         </w:rPr>
         <w:t>Felhasználói felület kinézete:</w:t>
       </w:r>
     </w:p>
     <w:p>
       <w:pPr>
-        <w:spacing w:after="160" w:line="276" w:lineRule="auto"/>
-      </w:pPr>
-      <w:r>
+        <w:spacing w:after="160"/>
+        <w:rPr>
+          <w:highlight w:val="yellow"/>
+        </w:rPr>
+      </w:pPr>
+      <w:r>
+        <w:rPr>
+          <w:highlight w:val="yellow"/>
+        </w:rPr>
         <w:t>A felhasználói felülettel törekedtünk a modernségre és az egyszerűségre. A mai weboldalak szabványai alapján terveztük meg és készítettük el az oldalt. Próbáltuk elérni, hogy egy új felhasználó számára is könnyű legyen az oldal használata és az oldal vizuális megjelenése is vonzó legyen a felhasználók számára.</w:t>
       </w:r>
     </w:p>
     <w:p>
       <w:pPr>
-        <w:spacing w:after="160" w:line="276" w:lineRule="auto"/>
-      </w:pPr>
-      <w:r>
-        <w:t xml:space="preserve">A legjobban észrevehető dolog egy weboldalon az elemek és a háttérszín, illetve a betűtípus. Az utóbbi években előtérbe kerültek a sötét témájú oldalak, a legtöbb ember ezeket preferálja, mivel a szemnek ez nem annyira fárasztó és megterhelő, főleg egy kevésbé megvilágított helységben. Ezen okok miatt választottuk a sötét lila színt az oldal főszínének. Ezzel ellentétben gondoltunk azokra </w:t>
-      </w:r>
-      <w:proofErr w:type="gramStart"/>
-      <w:r>
-        <w:t>is</w:t>
-      </w:r>
-      <w:proofErr w:type="gramEnd"/>
-      <w:r>
-        <w:t xml:space="preserve"> akik a világos oldalakat preferálják emiatt a beállításoknál lehet választani a világos-sötét téma között, a világos témában világoslila a háttér.</w:t>
-      </w:r>
-    </w:p>
-    <w:p>
-      <w:pPr>
-        <w:spacing w:line="276" w:lineRule="auto"/>
+        <w:spacing w:after="160"/>
+        <w:rPr>
+          <w:highlight w:val="yellow"/>
+        </w:rPr>
+      </w:pPr>
+      <w:r>
+        <w:rPr>
+          <w:highlight w:val="yellow"/>
+        </w:rPr>
+        <w:t>A legjobban észrevehető dolog egy weboldalon az elemek és a háttérszín, illetve a betűtípus. Az utóbbi években előtérbe kerültek a sötét témájú oldalak, a legtöbb ember ezeket preferálja, mivel a szemnek ez nem annyira fárasztó és megterhelő, főleg egy kevésbé megvilágított helységben. Ezen okok miatt választottuk a sötét lila színt az oldal főszínének. Ezzel ellentétben gondoltunk azokra is akik a világos oldalakat preferálják emiatt a beállításoknál lehet választani a világos-sötét téma között, a világos témában világoslila a háttér.</w:t>
+      </w:r>
+    </w:p>
+    <w:p>
+      <w:pPr>
         <w:rPr>
           <w:b/>
           <w:bCs/>
+          <w:highlight w:val="yellow"/>
         </w:rPr>
       </w:pPr>
       <w:r>
         <w:rPr>
           <w:b/>
           <w:bCs/>
-        </w:rPr>
+          <w:highlight w:val="yellow"/>
+        </w:rPr>
+        <w:lastRenderedPageBreak/>
         <w:br w:type="page"/>
       </w:r>
     </w:p>
     <w:p>
       <w:pPr>
         <w:pStyle w:val="Cmsor1"/>
-        <w:spacing w:line="276" w:lineRule="auto"/>
+        <w:spacing w:line="360" w:lineRule="auto"/>
         <w:jc w:val="both"/>
-      </w:pPr>
-      <w:bookmarkStart w:id="10" w:name="_Toc227232976"/>
-      <w:r>
+        <w:rPr>
+          <w:highlight w:val="yellow"/>
+        </w:rPr>
+      </w:pPr>
+      <w:bookmarkStart w:id="5" w:name="_Toc227662598"/>
+      <w:r>
+        <w:rPr>
+          <w:highlight w:val="yellow"/>
+        </w:rPr>
         <w:lastRenderedPageBreak/>
         <w:t>Komponenseinek technikai leírás</w:t>
       </w:r>
       <w:r>
+        <w:rPr>
+          <w:highlight w:val="yellow"/>
+        </w:rPr>
         <w:t>a</w:t>
       </w:r>
-      <w:bookmarkEnd w:id="10"/>
+      <w:bookmarkEnd w:id="5"/>
     </w:p>
     <w:p>
       <w:pPr>
         <w:pStyle w:val="Cmsor2"/>
-      </w:pPr>
-      <w:bookmarkStart w:id="11" w:name="_Toc227232977"/>
-      <w:r>
+        <w:spacing w:line="360" w:lineRule="auto"/>
+        <w:rPr>
+          <w:highlight w:val="yellow"/>
+        </w:rPr>
+      </w:pPr>
+      <w:bookmarkStart w:id="6" w:name="_Toc227662599"/>
+      <w:r>
+        <w:rPr>
+          <w:highlight w:val="yellow"/>
+        </w:rPr>
         <w:t>Frontend:</w:t>
       </w:r>
-      <w:bookmarkEnd w:id="11"/>
-    </w:p>
-    <w:p>
-      <w:pPr>
-        <w:spacing w:line="276" w:lineRule="auto"/>
-      </w:pPr>
-      <w:r>
+      <w:bookmarkEnd w:id="6"/>
+    </w:p>
+    <w:p>
+      <w:pPr>
+        <w:rPr>
+          <w:highlight w:val="yellow"/>
+        </w:rPr>
+      </w:pPr>
+      <w:r>
+        <w:rPr>
+          <w:highlight w:val="yellow"/>
+        </w:rPr>
         <w:t xml:space="preserve">A frontend React.js keretrendszer </w:t>
       </w:r>
       <w:r>
+        <w:rPr>
+          <w:highlight w:val="yellow"/>
+        </w:rPr>
         <w:t>19.2.3</w:t>
       </w:r>
       <w:r>
+        <w:rPr>
+          <w:highlight w:val="yellow"/>
+        </w:rPr>
         <w:t>-</w:t>
       </w:r>
       <w:r>
+        <w:rPr>
+          <w:highlight w:val="yellow"/>
+        </w:rPr>
         <w:t>a</w:t>
       </w:r>
       <w:r>
-        <w:t xml:space="preserve">s verziója segítségével készült a </w:t>
-      </w:r>
-      <w:proofErr w:type="spellStart"/>
-      <w:r>
-        <w:t>Vite</w:t>
-      </w:r>
-      <w:proofErr w:type="spellEnd"/>
-      <w:r>
-        <w:t xml:space="preserve"> </w:t>
-      </w:r>
-      <w:r>
+        <w:rPr>
+          <w:highlight w:val="yellow"/>
+        </w:rPr>
+        <w:t xml:space="preserve">s verziója segítségével készült a Vite </w:t>
+      </w:r>
+      <w:r>
+        <w:rPr>
+          <w:highlight w:val="yellow"/>
+        </w:rPr>
         <w:t>7.3.1</w:t>
       </w:r>
       <w:r>
+        <w:rPr>
+          <w:highlight w:val="yellow"/>
+        </w:rPr>
         <w:t>-</w:t>
       </w:r>
       <w:r>
+        <w:rPr>
+          <w:highlight w:val="yellow"/>
+        </w:rPr>
         <w:t>e</w:t>
       </w:r>
       <w:r>
-        <w:t xml:space="preserve">s verzióján belül, a komponensekre bontott oldalrendezés és a beépített eszközök előnyeit kihasználva. Ennek köszönhetően könnyen átlátható, és egyben egyszerűen bővíthető új funkciókkal. Kifejezetten hasznos volt a fejléc és a lábléc létrehozásában, ugyanis nem kellett minden oldalon létrehozni, hanem csak a komponens szükséges kódjait helyeztük el. A szoftver elkészítésében a </w:t>
-      </w:r>
-      <w:proofErr w:type="spellStart"/>
-      <w:r>
-        <w:t>React</w:t>
-      </w:r>
-      <w:proofErr w:type="spellEnd"/>
-      <w:r>
-        <w:t xml:space="preserve"> saját modulkönyvtára is nagy szerepet játszott. Meghívott modulok:</w:t>
+        <w:rPr>
+          <w:highlight w:val="yellow"/>
+        </w:rPr>
+        <w:t>s verzióján belül, a komponensekre bontott oldalrendezés és a beépített eszközök előnyeit kihasználva. Ennek köszönhetően könnyen átlátható, és egyben egyszerűen bővíthető új funkciókkal. Kifejezetten hasznos volt a fejléc és a lábléc létrehozásában, ugyanis nem kellett minden oldalon létrehozni, hanem csak a komponens szükséges kódjait helyeztük el. A szoftver elkészítésében a React saját modulkönyvtára is nagy szerepet játszott. Meghívott modulok:</w:t>
       </w:r>
     </w:p>
     <w:p>
@@ -2096,56 +3511,29 @@
           <w:ilvl w:val="0"/>
           <w:numId w:val="3"/>
         </w:numPr>
-        <w:spacing w:line="276" w:lineRule="auto"/>
-      </w:pPr>
-      <w:proofErr w:type="spellStart"/>
-      <w:r>
-        <w:t>react-dom</w:t>
-      </w:r>
-      <w:proofErr w:type="spellEnd"/>
-      <w:r>
-        <w:t>:</w:t>
-      </w:r>
-    </w:p>
-    <w:p>
-      <w:pPr>
-        <w:spacing w:line="276" w:lineRule="auto"/>
+        <w:rPr>
+          <w:highlight w:val="yellow"/>
+        </w:rPr>
+      </w:pPr>
+      <w:r>
+        <w:rPr>
+          <w:highlight w:val="yellow"/>
+        </w:rPr>
+        <w:t>react-dom:</w:t>
+      </w:r>
+    </w:p>
+    <w:p>
+      <w:pPr>
         <w:ind w:left="720"/>
-      </w:pPr>
-      <w:r>
-        <w:t xml:space="preserve">A </w:t>
-      </w:r>
-      <w:proofErr w:type="spellStart"/>
-      <w:r>
-        <w:t>React</w:t>
-      </w:r>
-      <w:proofErr w:type="spellEnd"/>
-      <w:r>
-        <w:t xml:space="preserve"> </w:t>
-      </w:r>
-      <w:proofErr w:type="spellStart"/>
-      <w:r>
-        <w:t>hívatalos</w:t>
-      </w:r>
-      <w:proofErr w:type="spellEnd"/>
-      <w:r>
-        <w:t xml:space="preserve"> csomagja, a </w:t>
-      </w:r>
-      <w:proofErr w:type="spellStart"/>
-      <w:r>
-        <w:t>React</w:t>
-      </w:r>
-      <w:proofErr w:type="spellEnd"/>
-      <w:r>
-        <w:t xml:space="preserve"> komponensek DOM-</w:t>
-      </w:r>
-      <w:proofErr w:type="spellStart"/>
-      <w:r>
-        <w:t>ba</w:t>
-      </w:r>
-      <w:proofErr w:type="spellEnd"/>
-      <w:r>
-        <w:t xml:space="preserve"> való rendeléséért felel.</w:t>
+        <w:rPr>
+          <w:highlight w:val="yellow"/>
+        </w:rPr>
+      </w:pPr>
+      <w:r>
+        <w:rPr>
+          <w:highlight w:val="yellow"/>
+        </w:rPr>
+        <w:t>A React hívatalos csomagja, a React komponensek DOM-ba való rendeléséért felel.</w:t>
       </w:r>
     </w:p>
     <w:p>
@@ -2155,83 +3543,87 @@
           <w:ilvl w:val="0"/>
           <w:numId w:val="3"/>
         </w:numPr>
-        <w:spacing w:line="276" w:lineRule="auto"/>
-      </w:pPr>
-      <w:proofErr w:type="spellStart"/>
-      <w:r>
-        <w:t>react</w:t>
-      </w:r>
-      <w:proofErr w:type="spellEnd"/>
-      <w:r>
-        <w:t>-router-</w:t>
-      </w:r>
-      <w:proofErr w:type="spellStart"/>
-      <w:r>
-        <w:t>dom</w:t>
-      </w:r>
-      <w:proofErr w:type="spellEnd"/>
-      <w:r>
-        <w:t>:</w:t>
-      </w:r>
-    </w:p>
-    <w:p>
-      <w:pPr>
-        <w:spacing w:line="276" w:lineRule="auto"/>
+        <w:rPr>
+          <w:highlight w:val="yellow"/>
+        </w:rPr>
+      </w:pPr>
+      <w:r>
+        <w:rPr>
+          <w:highlight w:val="yellow"/>
+        </w:rPr>
+        <w:t>react-router-dom:</w:t>
+      </w:r>
+    </w:p>
+    <w:p>
+      <w:pPr>
         <w:ind w:left="720"/>
-      </w:pPr>
-      <w:r>
-        <w:t>Lehetővé teszi, hogy többoldalas alkalmazások készítését navigációval, útvonalkezeléssel és dinamikus URL-</w:t>
-      </w:r>
-      <w:proofErr w:type="spellStart"/>
-      <w:r>
-        <w:t>ekkel</w:t>
-      </w:r>
-      <w:proofErr w:type="spellEnd"/>
-    </w:p>
-    <w:p>
-      <w:pPr>
-        <w:spacing w:line="276" w:lineRule="auto"/>
-      </w:pPr>
-      <w:r>
+        <w:rPr>
+          <w:highlight w:val="yellow"/>
+        </w:rPr>
+      </w:pPr>
+      <w:r>
+        <w:rPr>
+          <w:highlight w:val="yellow"/>
+        </w:rPr>
+        <w:t>Lehetővé teszi, hogy többoldalas alkalmazások készítését navigációval, útvonalkezeléssel és dinamikus URL-ekkel</w:t>
+      </w:r>
+    </w:p>
+    <w:p>
+      <w:pPr>
+        <w:rPr>
+          <w:highlight w:val="yellow"/>
+        </w:rPr>
+      </w:pPr>
+      <w:r>
+        <w:rPr>
+          <w:highlight w:val="yellow"/>
+        </w:rPr>
         <w:t>A modern kinézetett CSS segítségével oldottuk meg.</w:t>
       </w:r>
     </w:p>
     <w:p>
       <w:pPr>
         <w:pStyle w:val="Cmsor3"/>
-      </w:pPr>
-      <w:bookmarkStart w:id="12" w:name="_Toc227232978"/>
-      <w:r>
+        <w:spacing w:line="360" w:lineRule="auto"/>
+        <w:rPr>
+          <w:highlight w:val="yellow"/>
+        </w:rPr>
+      </w:pPr>
+      <w:bookmarkStart w:id="7" w:name="_Toc227662600"/>
+      <w:r>
+        <w:rPr>
+          <w:highlight w:val="yellow"/>
+        </w:rPr>
         <w:t>Frontend komponensek és feladataik:</w:t>
       </w:r>
-      <w:bookmarkEnd w:id="12"/>
-    </w:p>
-    <w:p>
-      <w:pPr>
-        <w:spacing w:line="276" w:lineRule="auto"/>
+      <w:bookmarkEnd w:id="7"/>
+    </w:p>
+    <w:p>
+      <w:pPr>
         <w:rPr>
           <w:i/>
           <w:iCs/>
-        </w:rPr>
-      </w:pPr>
-      <w:proofErr w:type="spellStart"/>
+          <w:highlight w:val="yellow"/>
+        </w:rPr>
+      </w:pPr>
       <w:r>
         <w:rPr>
           <w:i/>
           <w:iCs/>
+          <w:highlight w:val="yellow"/>
         </w:rPr>
         <w:t>About.jsx</w:t>
       </w:r>
-      <w:proofErr w:type="spellEnd"/>
-    </w:p>
-    <w:p>
-      <w:pPr>
-        <w:spacing w:after="160" w:line="278" w:lineRule="auto"/>
+    </w:p>
+    <w:p>
+      <w:pPr>
+        <w:spacing w:after="160"/>
         <w:jc w:val="left"/>
         <w:rPr>
           <w:b/>
           <w:bCs/>
           <w:color w:val="EE0000"/>
+          <w:highlight w:val="yellow"/>
         </w:rPr>
       </w:pPr>
       <w:r>
@@ -2239,36 +3631,37 @@
           <w:b/>
           <w:bCs/>
           <w:color w:val="EE0000"/>
+          <w:highlight w:val="yellow"/>
         </w:rPr>
         <w:t>(Rövid leírás)</w:t>
       </w:r>
     </w:p>
     <w:p>
       <w:pPr>
-        <w:spacing w:line="276" w:lineRule="auto"/>
         <w:rPr>
           <w:i/>
           <w:iCs/>
-        </w:rPr>
-      </w:pPr>
-      <w:proofErr w:type="spellStart"/>
+          <w:highlight w:val="yellow"/>
+        </w:rPr>
+      </w:pPr>
       <w:r>
         <w:rPr>
           <w:i/>
           <w:iCs/>
+          <w:highlight w:val="yellow"/>
         </w:rPr>
         <w:t>EventView.jsx</w:t>
       </w:r>
-      <w:proofErr w:type="spellEnd"/>
-    </w:p>
-    <w:p>
-      <w:pPr>
-        <w:spacing w:after="160" w:line="278" w:lineRule="auto"/>
+    </w:p>
+    <w:p>
+      <w:pPr>
+        <w:spacing w:after="160"/>
         <w:jc w:val="left"/>
         <w:rPr>
           <w:b/>
           <w:bCs/>
           <w:color w:val="EE0000"/>
+          <w:highlight w:val="yellow"/>
         </w:rPr>
       </w:pPr>
       <w:r>
@@ -2276,36 +3669,37 @@
           <w:b/>
           <w:bCs/>
           <w:color w:val="EE0000"/>
+          <w:highlight w:val="yellow"/>
         </w:rPr>
         <w:t>(Rövid leírás)</w:t>
       </w:r>
     </w:p>
     <w:p>
       <w:pPr>
-        <w:spacing w:line="276" w:lineRule="auto"/>
         <w:rPr>
           <w:i/>
           <w:iCs/>
-        </w:rPr>
-      </w:pPr>
-      <w:proofErr w:type="spellStart"/>
+          <w:highlight w:val="yellow"/>
+        </w:rPr>
+      </w:pPr>
       <w:r>
         <w:rPr>
           <w:i/>
           <w:iCs/>
+          <w:highlight w:val="yellow"/>
         </w:rPr>
         <w:t>FrontPage.jsx</w:t>
       </w:r>
-      <w:proofErr w:type="spellEnd"/>
-    </w:p>
-    <w:p>
-      <w:pPr>
-        <w:spacing w:after="160" w:line="278" w:lineRule="auto"/>
+    </w:p>
+    <w:p>
+      <w:pPr>
+        <w:spacing w:after="160"/>
         <w:jc w:val="left"/>
         <w:rPr>
           <w:b/>
           <w:bCs/>
           <w:color w:val="EE0000"/>
+          <w:highlight w:val="yellow"/>
         </w:rPr>
       </w:pPr>
       <w:r>
@@ -2313,36 +3707,37 @@
           <w:b/>
           <w:bCs/>
           <w:color w:val="EE0000"/>
+          <w:highlight w:val="yellow"/>
         </w:rPr>
         <w:t>(Rövid leírás)</w:t>
       </w:r>
     </w:p>
     <w:p>
       <w:pPr>
-        <w:spacing w:line="276" w:lineRule="auto"/>
         <w:rPr>
           <w:i/>
           <w:iCs/>
-        </w:rPr>
-      </w:pPr>
-      <w:proofErr w:type="spellStart"/>
+          <w:highlight w:val="yellow"/>
+        </w:rPr>
+      </w:pPr>
       <w:r>
         <w:rPr>
           <w:i/>
           <w:iCs/>
+          <w:highlight w:val="yellow"/>
         </w:rPr>
         <w:t>Calendar.jsx</w:t>
       </w:r>
-      <w:proofErr w:type="spellEnd"/>
-    </w:p>
-    <w:p>
-      <w:pPr>
-        <w:spacing w:after="160" w:line="278" w:lineRule="auto"/>
+    </w:p>
+    <w:p>
+      <w:pPr>
+        <w:spacing w:after="160"/>
         <w:jc w:val="left"/>
         <w:rPr>
           <w:b/>
           <w:bCs/>
           <w:color w:val="EE0000"/>
+          <w:highlight w:val="yellow"/>
         </w:rPr>
       </w:pPr>
       <w:r>
@@ -2350,36 +3745,37 @@
           <w:b/>
           <w:bCs/>
           <w:color w:val="EE0000"/>
+          <w:highlight w:val="yellow"/>
         </w:rPr>
         <w:t>(Rövid leírás)</w:t>
       </w:r>
     </w:p>
     <w:p>
       <w:pPr>
-        <w:spacing w:line="276" w:lineRule="auto"/>
         <w:rPr>
           <w:i/>
           <w:iCs/>
-        </w:rPr>
-      </w:pPr>
-      <w:proofErr w:type="spellStart"/>
+          <w:highlight w:val="yellow"/>
+        </w:rPr>
+      </w:pPr>
       <w:r>
         <w:rPr>
           <w:i/>
           <w:iCs/>
+          <w:highlight w:val="yellow"/>
         </w:rPr>
         <w:t>GroupSelector.jsx</w:t>
       </w:r>
-      <w:proofErr w:type="spellEnd"/>
-    </w:p>
-    <w:p>
-      <w:pPr>
-        <w:spacing w:after="160" w:line="278" w:lineRule="auto"/>
+    </w:p>
+    <w:p>
+      <w:pPr>
+        <w:spacing w:after="160"/>
         <w:jc w:val="left"/>
         <w:rPr>
           <w:b/>
           <w:bCs/>
           <w:color w:val="EE0000"/>
+          <w:highlight w:val="yellow"/>
         </w:rPr>
       </w:pPr>
       <w:r>
@@ -2387,36 +3783,37 @@
           <w:b/>
           <w:bCs/>
           <w:color w:val="EE0000"/>
+          <w:highlight w:val="yellow"/>
         </w:rPr>
         <w:t>(Rövid leírás)</w:t>
       </w:r>
     </w:p>
     <w:p>
       <w:pPr>
-        <w:spacing w:line="276" w:lineRule="auto"/>
         <w:rPr>
           <w:i/>
           <w:iCs/>
-        </w:rPr>
-      </w:pPr>
-      <w:proofErr w:type="spellStart"/>
+          <w:highlight w:val="yellow"/>
+        </w:rPr>
+      </w:pPr>
       <w:r>
         <w:rPr>
           <w:i/>
           <w:iCs/>
+          <w:highlight w:val="yellow"/>
         </w:rPr>
         <w:t>CalendarDayView.jsx</w:t>
       </w:r>
-      <w:proofErr w:type="spellEnd"/>
-    </w:p>
-    <w:p>
-      <w:pPr>
-        <w:spacing w:after="160" w:line="278" w:lineRule="auto"/>
+    </w:p>
+    <w:p>
+      <w:pPr>
+        <w:spacing w:after="160"/>
         <w:jc w:val="left"/>
         <w:rPr>
           <w:b/>
           <w:bCs/>
           <w:color w:val="EE0000"/>
+          <w:highlight w:val="yellow"/>
         </w:rPr>
       </w:pPr>
       <w:r>
@@ -2424,36 +3821,37 @@
           <w:b/>
           <w:bCs/>
           <w:color w:val="EE0000"/>
+          <w:highlight w:val="yellow"/>
         </w:rPr>
         <w:t>(Rövid leírás)</w:t>
       </w:r>
     </w:p>
     <w:p>
       <w:pPr>
-        <w:spacing w:line="276" w:lineRule="auto"/>
         <w:rPr>
           <w:i/>
           <w:iCs/>
-        </w:rPr>
-      </w:pPr>
-      <w:proofErr w:type="spellStart"/>
+          <w:highlight w:val="yellow"/>
+        </w:rPr>
+      </w:pPr>
       <w:r>
         <w:rPr>
           <w:i/>
           <w:iCs/>
+          <w:highlight w:val="yellow"/>
         </w:rPr>
         <w:t>CalendarView.jsx</w:t>
       </w:r>
-      <w:proofErr w:type="spellEnd"/>
-    </w:p>
-    <w:p>
-      <w:pPr>
-        <w:spacing w:after="160" w:line="278" w:lineRule="auto"/>
+    </w:p>
+    <w:p>
+      <w:pPr>
+        <w:spacing w:after="160"/>
         <w:jc w:val="left"/>
         <w:rPr>
           <w:b/>
           <w:bCs/>
           <w:color w:val="EE0000"/>
+          <w:highlight w:val="yellow"/>
         </w:rPr>
       </w:pPr>
       <w:r>
@@ -2461,36 +3859,38 @@
           <w:b/>
           <w:bCs/>
           <w:color w:val="EE0000"/>
+          <w:highlight w:val="yellow"/>
         </w:rPr>
         <w:t>(Rövid leírás)</w:t>
       </w:r>
     </w:p>
     <w:p>
       <w:pPr>
-        <w:spacing w:line="276" w:lineRule="auto"/>
         <w:rPr>
           <w:i/>
           <w:iCs/>
-        </w:rPr>
-      </w:pPr>
-      <w:proofErr w:type="spellStart"/>
+          <w:highlight w:val="yellow"/>
+        </w:rPr>
+      </w:pPr>
       <w:r>
         <w:rPr>
           <w:i/>
           <w:iCs/>
-        </w:rPr>
+          <w:highlight w:val="yellow"/>
+        </w:rPr>
+        <w:lastRenderedPageBreak/>
         <w:t>LoginModule.jsx</w:t>
       </w:r>
-      <w:proofErr w:type="spellEnd"/>
-    </w:p>
-    <w:p>
-      <w:pPr>
-        <w:spacing w:after="160" w:line="278" w:lineRule="auto"/>
+    </w:p>
+    <w:p>
+      <w:pPr>
+        <w:spacing w:after="160"/>
         <w:jc w:val="left"/>
         <w:rPr>
           <w:b/>
           <w:bCs/>
           <w:color w:val="EE0000"/>
+          <w:highlight w:val="yellow"/>
         </w:rPr>
       </w:pPr>
       <w:r>
@@ -2498,36 +3898,37 @@
           <w:b/>
           <w:bCs/>
           <w:color w:val="EE0000"/>
+          <w:highlight w:val="yellow"/>
         </w:rPr>
         <w:t>(Rövid leírás)</w:t>
       </w:r>
     </w:p>
     <w:p>
       <w:pPr>
-        <w:spacing w:line="276" w:lineRule="auto"/>
         <w:rPr>
           <w:i/>
           <w:iCs/>
-        </w:rPr>
-      </w:pPr>
-      <w:proofErr w:type="spellStart"/>
+          <w:highlight w:val="yellow"/>
+        </w:rPr>
+      </w:pPr>
       <w:r>
         <w:rPr>
           <w:i/>
           <w:iCs/>
+          <w:highlight w:val="yellow"/>
         </w:rPr>
         <w:t>CalendarWeekView.jsx</w:t>
       </w:r>
-      <w:proofErr w:type="spellEnd"/>
-    </w:p>
-    <w:p>
-      <w:pPr>
-        <w:spacing w:after="160" w:line="278" w:lineRule="auto"/>
+    </w:p>
+    <w:p>
+      <w:pPr>
+        <w:spacing w:after="160"/>
         <w:jc w:val="left"/>
         <w:rPr>
           <w:b/>
           <w:bCs/>
           <w:color w:val="EE0000"/>
+          <w:highlight w:val="yellow"/>
         </w:rPr>
       </w:pPr>
       <w:r>
@@ -2535,36 +3936,37 @@
           <w:b/>
           <w:bCs/>
           <w:color w:val="EE0000"/>
+          <w:highlight w:val="yellow"/>
         </w:rPr>
         <w:t>(Rövid leírás)</w:t>
       </w:r>
     </w:p>
     <w:p>
       <w:pPr>
-        <w:spacing w:line="276" w:lineRule="auto"/>
         <w:rPr>
           <w:i/>
           <w:iCs/>
-        </w:rPr>
-      </w:pPr>
-      <w:proofErr w:type="spellStart"/>
+          <w:highlight w:val="yellow"/>
+        </w:rPr>
+      </w:pPr>
       <w:r>
         <w:rPr>
           <w:i/>
           <w:iCs/>
+          <w:highlight w:val="yellow"/>
         </w:rPr>
         <w:t>ClickAnimation.jsx</w:t>
       </w:r>
-      <w:proofErr w:type="spellEnd"/>
-    </w:p>
-    <w:p>
-      <w:pPr>
-        <w:spacing w:after="160" w:line="278" w:lineRule="auto"/>
+    </w:p>
+    <w:p>
+      <w:pPr>
+        <w:spacing w:after="160"/>
         <w:jc w:val="left"/>
         <w:rPr>
           <w:b/>
           <w:bCs/>
           <w:color w:val="EE0000"/>
+          <w:highlight w:val="yellow"/>
         </w:rPr>
       </w:pPr>
       <w:r>
@@ -2572,36 +3974,37 @@
           <w:b/>
           <w:bCs/>
           <w:color w:val="EE0000"/>
+          <w:highlight w:val="yellow"/>
         </w:rPr>
         <w:t>(Rövid leírás)</w:t>
       </w:r>
     </w:p>
     <w:p>
       <w:pPr>
-        <w:spacing w:line="276" w:lineRule="auto"/>
         <w:rPr>
           <w:i/>
           <w:iCs/>
-        </w:rPr>
-      </w:pPr>
-      <w:proofErr w:type="spellStart"/>
+          <w:highlight w:val="yellow"/>
+        </w:rPr>
+      </w:pPr>
       <w:r>
         <w:rPr>
           <w:i/>
           <w:iCs/>
+          <w:highlight w:val="yellow"/>
         </w:rPr>
         <w:t>NavModule.jsx</w:t>
       </w:r>
-      <w:proofErr w:type="spellEnd"/>
-    </w:p>
-    <w:p>
-      <w:pPr>
-        <w:spacing w:after="160" w:line="278" w:lineRule="auto"/>
+    </w:p>
+    <w:p>
+      <w:pPr>
+        <w:spacing w:after="160"/>
         <w:jc w:val="left"/>
         <w:rPr>
           <w:b/>
           <w:bCs/>
           <w:color w:val="EE0000"/>
+          <w:highlight w:val="yellow"/>
         </w:rPr>
       </w:pPr>
       <w:r>
@@ -2609,37 +4012,37 @@
           <w:b/>
           <w:bCs/>
           <w:color w:val="EE0000"/>
+          <w:highlight w:val="yellow"/>
         </w:rPr>
         <w:t>(Rövid leírás)</w:t>
       </w:r>
     </w:p>
     <w:p>
       <w:pPr>
-        <w:spacing w:line="276" w:lineRule="auto"/>
         <w:rPr>
           <w:i/>
           <w:iCs/>
-        </w:rPr>
-      </w:pPr>
-      <w:proofErr w:type="spellStart"/>
+          <w:highlight w:val="yellow"/>
+        </w:rPr>
+      </w:pPr>
       <w:r>
         <w:rPr>
           <w:i/>
           <w:iCs/>
-        </w:rPr>
-        <w:lastRenderedPageBreak/>
+          <w:highlight w:val="yellow"/>
+        </w:rPr>
         <w:t>ColorsAndFonts.jsx</w:t>
       </w:r>
-      <w:proofErr w:type="spellEnd"/>
-    </w:p>
-    <w:p>
-      <w:pPr>
-        <w:spacing w:after="160" w:line="278" w:lineRule="auto"/>
+    </w:p>
+    <w:p>
+      <w:pPr>
+        <w:spacing w:after="160"/>
         <w:jc w:val="left"/>
         <w:rPr>
           <w:b/>
           <w:bCs/>
           <w:color w:val="EE0000"/>
+          <w:highlight w:val="yellow"/>
         </w:rPr>
       </w:pPr>
       <w:r>
@@ -2647,36 +4050,37 @@
           <w:b/>
           <w:bCs/>
           <w:color w:val="EE0000"/>
+          <w:highlight w:val="yellow"/>
         </w:rPr>
         <w:t>(Rövid leírás)</w:t>
       </w:r>
     </w:p>
     <w:p>
       <w:pPr>
-        <w:spacing w:line="276" w:lineRule="auto"/>
         <w:rPr>
           <w:i/>
           <w:iCs/>
-        </w:rPr>
-      </w:pPr>
-      <w:proofErr w:type="spellStart"/>
+          <w:highlight w:val="yellow"/>
+        </w:rPr>
+      </w:pPr>
       <w:r>
         <w:rPr>
           <w:i/>
           <w:iCs/>
+          <w:highlight w:val="yellow"/>
         </w:rPr>
         <w:t>NotificationComponent.jsx</w:t>
       </w:r>
-      <w:proofErr w:type="spellEnd"/>
-    </w:p>
-    <w:p>
-      <w:pPr>
-        <w:spacing w:after="160" w:line="278" w:lineRule="auto"/>
+    </w:p>
+    <w:p>
+      <w:pPr>
+        <w:spacing w:after="160"/>
         <w:jc w:val="left"/>
         <w:rPr>
           <w:b/>
           <w:bCs/>
           <w:color w:val="EE0000"/>
+          <w:highlight w:val="yellow"/>
         </w:rPr>
       </w:pPr>
       <w:r>
@@ -2684,36 +4088,37 @@
           <w:b/>
           <w:bCs/>
           <w:color w:val="EE0000"/>
+          <w:highlight w:val="yellow"/>
         </w:rPr>
         <w:t>(Rövid leírás)</w:t>
       </w:r>
     </w:p>
     <w:p>
       <w:pPr>
-        <w:spacing w:line="276" w:lineRule="auto"/>
         <w:rPr>
           <w:i/>
           <w:iCs/>
-        </w:rPr>
-      </w:pPr>
-      <w:proofErr w:type="spellStart"/>
+          <w:highlight w:val="yellow"/>
+        </w:rPr>
+      </w:pPr>
       <w:r>
         <w:rPr>
           <w:i/>
           <w:iCs/>
+          <w:highlight w:val="yellow"/>
         </w:rPr>
         <w:t>ContactUs.jsx</w:t>
       </w:r>
-      <w:proofErr w:type="spellEnd"/>
-    </w:p>
-    <w:p>
-      <w:pPr>
-        <w:spacing w:after="160" w:line="278" w:lineRule="auto"/>
+    </w:p>
+    <w:p>
+      <w:pPr>
+        <w:spacing w:after="160"/>
         <w:jc w:val="left"/>
         <w:rPr>
           <w:b/>
           <w:bCs/>
           <w:color w:val="EE0000"/>
+          <w:highlight w:val="yellow"/>
         </w:rPr>
       </w:pPr>
       <w:r>
@@ -2721,36 +4126,37 @@
           <w:b/>
           <w:bCs/>
           <w:color w:val="EE0000"/>
+          <w:highlight w:val="yellow"/>
         </w:rPr>
         <w:t>(Rövid leírás)</w:t>
       </w:r>
     </w:p>
     <w:p>
       <w:pPr>
-        <w:spacing w:line="276" w:lineRule="auto"/>
         <w:rPr>
           <w:i/>
           <w:iCs/>
-        </w:rPr>
-      </w:pPr>
-      <w:proofErr w:type="spellStart"/>
+          <w:highlight w:val="yellow"/>
+        </w:rPr>
+      </w:pPr>
       <w:r>
         <w:rPr>
           <w:i/>
           <w:iCs/>
+          <w:highlight w:val="yellow"/>
         </w:rPr>
         <w:t>ProfileDescriptionModule.jsx</w:t>
       </w:r>
-      <w:proofErr w:type="spellEnd"/>
-    </w:p>
-    <w:p>
-      <w:pPr>
-        <w:spacing w:after="160" w:line="278" w:lineRule="auto"/>
+    </w:p>
+    <w:p>
+      <w:pPr>
+        <w:spacing w:after="160"/>
         <w:jc w:val="left"/>
         <w:rPr>
           <w:b/>
           <w:bCs/>
           <w:color w:val="EE0000"/>
+          <w:highlight w:val="yellow"/>
         </w:rPr>
       </w:pPr>
       <w:r>
@@ -2758,36 +4164,37 @@
           <w:b/>
           <w:bCs/>
           <w:color w:val="EE0000"/>
+          <w:highlight w:val="yellow"/>
         </w:rPr>
         <w:t>(Rövid leírás)</w:t>
       </w:r>
     </w:p>
     <w:p>
       <w:pPr>
-        <w:spacing w:line="276" w:lineRule="auto"/>
         <w:rPr>
           <w:i/>
           <w:iCs/>
-        </w:rPr>
-      </w:pPr>
-      <w:proofErr w:type="spellStart"/>
+          <w:highlight w:val="yellow"/>
+        </w:rPr>
+      </w:pPr>
       <w:r>
         <w:rPr>
           <w:i/>
           <w:iCs/>
+          <w:highlight w:val="yellow"/>
         </w:rPr>
         <w:t>ProfileModule.jsx</w:t>
       </w:r>
-      <w:proofErr w:type="spellEnd"/>
-    </w:p>
-    <w:p>
-      <w:pPr>
-        <w:spacing w:after="160" w:line="278" w:lineRule="auto"/>
+    </w:p>
+    <w:p>
+      <w:pPr>
+        <w:spacing w:after="160"/>
         <w:jc w:val="left"/>
         <w:rPr>
           <w:b/>
           <w:bCs/>
           <w:color w:val="EE0000"/>
+          <w:highlight w:val="yellow"/>
         </w:rPr>
       </w:pPr>
       <w:r>
@@ -2795,36 +4202,37 @@
           <w:b/>
           <w:bCs/>
           <w:color w:val="EE0000"/>
+          <w:highlight w:val="yellow"/>
         </w:rPr>
         <w:t>(Rövid leírás)</w:t>
       </w:r>
     </w:p>
     <w:p>
       <w:pPr>
-        <w:spacing w:line="276" w:lineRule="auto"/>
         <w:rPr>
           <w:i/>
           <w:iCs/>
-        </w:rPr>
-      </w:pPr>
-      <w:proofErr w:type="spellStart"/>
+          <w:highlight w:val="yellow"/>
+        </w:rPr>
+      </w:pPr>
       <w:r>
         <w:rPr>
           <w:i/>
           <w:iCs/>
+          <w:highlight w:val="yellow"/>
         </w:rPr>
         <w:t>EventAdd.jsx</w:t>
       </w:r>
-      <w:proofErr w:type="spellEnd"/>
-    </w:p>
-    <w:p>
-      <w:pPr>
-        <w:spacing w:after="160" w:line="278" w:lineRule="auto"/>
+    </w:p>
+    <w:p>
+      <w:pPr>
+        <w:spacing w:after="160"/>
         <w:jc w:val="left"/>
         <w:rPr>
           <w:b/>
           <w:bCs/>
           <w:color w:val="EE0000"/>
+          <w:highlight w:val="yellow"/>
         </w:rPr>
       </w:pPr>
       <w:r>
@@ -2832,36 +4240,37 @@
           <w:b/>
           <w:bCs/>
           <w:color w:val="EE0000"/>
+          <w:highlight w:val="yellow"/>
         </w:rPr>
         <w:t>(Rövid leírás)</w:t>
       </w:r>
     </w:p>
     <w:p>
       <w:pPr>
-        <w:spacing w:line="276" w:lineRule="auto"/>
         <w:rPr>
           <w:i/>
           <w:iCs/>
-        </w:rPr>
-      </w:pPr>
-      <w:proofErr w:type="spellStart"/>
+          <w:highlight w:val="yellow"/>
+        </w:rPr>
+      </w:pPr>
       <w:r>
         <w:rPr>
           <w:i/>
           <w:iCs/>
+          <w:highlight w:val="yellow"/>
         </w:rPr>
         <w:t>SettingsModule.jsx</w:t>
       </w:r>
-      <w:proofErr w:type="spellEnd"/>
-    </w:p>
-    <w:p>
-      <w:pPr>
-        <w:spacing w:after="160" w:line="278" w:lineRule="auto"/>
+    </w:p>
+    <w:p>
+      <w:pPr>
+        <w:spacing w:after="160"/>
         <w:jc w:val="left"/>
         <w:rPr>
           <w:b/>
           <w:bCs/>
           <w:color w:val="EE0000"/>
+          <w:highlight w:val="yellow"/>
         </w:rPr>
       </w:pPr>
       <w:r>
@@ -2869,6 +4278,7 @@
           <w:b/>
           <w:bCs/>
           <w:color w:val="EE0000"/>
+          <w:highlight w:val="yellow"/>
         </w:rPr>
         <w:t>(Rövid leírás)</w:t>
       </w:r>
@@ -2876,45 +4286,46 @@
     <w:p>
       <w:pPr>
         <w:pStyle w:val="Cmsor3"/>
-      </w:pPr>
-      <w:bookmarkStart w:id="13" w:name="_Toc227232979"/>
-      <w:r>
-        <w:t xml:space="preserve">A komponenseket segítő </w:t>
-      </w:r>
-      <w:proofErr w:type="spellStart"/>
-      <w:r>
-        <w:t>szkript</w:t>
-      </w:r>
-      <w:proofErr w:type="spellEnd"/>
-      <w:r>
-        <w:t xml:space="preserve"> fájlok:</w:t>
-      </w:r>
-      <w:bookmarkEnd w:id="13"/>
-    </w:p>
-    <w:p>
-      <w:pPr>
-        <w:spacing w:line="276" w:lineRule="auto"/>
+        <w:spacing w:line="360" w:lineRule="auto"/>
+        <w:rPr>
+          <w:highlight w:val="yellow"/>
+        </w:rPr>
+      </w:pPr>
+      <w:bookmarkStart w:id="8" w:name="_Toc227662601"/>
+      <w:r>
+        <w:rPr>
+          <w:highlight w:val="yellow"/>
+        </w:rPr>
+        <w:t>A komponenseket segítő szkript fájlok:</w:t>
+      </w:r>
+      <w:bookmarkEnd w:id="8"/>
+    </w:p>
+    <w:p>
+      <w:pPr>
         <w:rPr>
           <w:i/>
           <w:iCs/>
+          <w:highlight w:val="yellow"/>
         </w:rPr>
       </w:pPr>
       <w:r>
         <w:rPr>
           <w:i/>
           <w:iCs/>
+          <w:highlight w:val="yellow"/>
         </w:rPr>
         <w:t>call-api.js</w:t>
       </w:r>
     </w:p>
     <w:p>
       <w:pPr>
-        <w:spacing w:after="160" w:line="278" w:lineRule="auto"/>
+        <w:spacing w:after="160"/>
         <w:jc w:val="left"/>
         <w:rPr>
           <w:b/>
           <w:bCs/>
           <w:color w:val="EE0000"/>
+          <w:highlight w:val="yellow"/>
         </w:rPr>
       </w:pPr>
       <w:r>
@@ -2922,34 +4333,37 @@
           <w:b/>
           <w:bCs/>
           <w:color w:val="EE0000"/>
+          <w:highlight w:val="yellow"/>
         </w:rPr>
         <w:t>(Rövid leírás)</w:t>
       </w:r>
     </w:p>
     <w:p>
       <w:pPr>
-        <w:spacing w:line="276" w:lineRule="auto"/>
         <w:rPr>
           <w:i/>
           <w:iCs/>
+          <w:highlight w:val="yellow"/>
         </w:rPr>
       </w:pPr>
       <w:r>
         <w:rPr>
           <w:i/>
           <w:iCs/>
+          <w:highlight w:val="yellow"/>
         </w:rPr>
         <w:t>UserClass.js</w:t>
       </w:r>
     </w:p>
     <w:p>
       <w:pPr>
-        <w:spacing w:after="160" w:line="278" w:lineRule="auto"/>
+        <w:spacing w:after="160"/>
         <w:jc w:val="left"/>
         <w:rPr>
           <w:b/>
           <w:bCs/>
           <w:color w:val="EE0000"/>
+          <w:highlight w:val="yellow"/>
         </w:rPr>
       </w:pPr>
       <w:r>
@@ -2957,22 +4371,24 @@
           <w:b/>
           <w:bCs/>
           <w:color w:val="EE0000"/>
+          <w:highlight w:val="yellow"/>
         </w:rPr>
         <w:t>(Rövid leírás)</w:t>
       </w:r>
     </w:p>
     <w:p>
       <w:pPr>
-        <w:spacing w:line="276" w:lineRule="auto"/>
         <w:rPr>
           <w:i/>
           <w:iCs/>
+          <w:highlight w:val="yellow"/>
         </w:rPr>
       </w:pPr>
       <w:r>
         <w:rPr>
           <w:i/>
           <w:iCs/>
+          <w:highlight w:val="yellow"/>
         </w:rPr>
         <w:t>UserDataClass.</w:t>
       </w:r>
@@ -2980,6 +4396,7 @@
         <w:rPr>
           <w:i/>
           <w:iCs/>
+          <w:highlight w:val="yellow"/>
         </w:rPr>
         <w:t>j</w:t>
       </w:r>
@@ -2987,18 +4404,20 @@
         <w:rPr>
           <w:i/>
           <w:iCs/>
+          <w:highlight w:val="yellow"/>
         </w:rPr>
         <w:t>s</w:t>
       </w:r>
     </w:p>
     <w:p>
       <w:pPr>
-        <w:spacing w:after="160" w:line="278" w:lineRule="auto"/>
+        <w:spacing w:after="160"/>
         <w:jc w:val="left"/>
         <w:rPr>
           <w:b/>
           <w:bCs/>
           <w:color w:val="EE0000"/>
+          <w:highlight w:val="yellow"/>
         </w:rPr>
       </w:pPr>
       <w:r>
@@ -3006,6 +4425,7 @@
           <w:b/>
           <w:bCs/>
           <w:color w:val="EE0000"/>
+          <w:highlight w:val="yellow"/>
         </w:rPr>
         <w:t>(Rövid leírás)</w:t>
       </w:r>
@@ -3013,21 +4433,30 @@
     <w:p>
       <w:pPr>
         <w:pStyle w:val="Cmsor2"/>
-      </w:pPr>
-      <w:bookmarkStart w:id="14" w:name="_Toc227232980"/>
-      <w:r>
+        <w:spacing w:line="360" w:lineRule="auto"/>
+        <w:rPr>
+          <w:highlight w:val="yellow"/>
+        </w:rPr>
+      </w:pPr>
+      <w:bookmarkStart w:id="9" w:name="_Toc227662602"/>
+      <w:r>
+        <w:rPr>
+          <w:highlight w:val="yellow"/>
+        </w:rPr>
+        <w:lastRenderedPageBreak/>
         <w:t>Backend:</w:t>
       </w:r>
-      <w:bookmarkEnd w:id="14"/>
-    </w:p>
-    <w:p>
-      <w:pPr>
-        <w:spacing w:after="160" w:line="278" w:lineRule="auto"/>
+      <w:bookmarkEnd w:id="9"/>
+    </w:p>
+    <w:p>
+      <w:pPr>
+        <w:spacing w:after="160"/>
         <w:jc w:val="left"/>
         <w:rPr>
           <w:b/>
           <w:bCs/>
           <w:color w:val="EE0000"/>
+          <w:highlight w:val="yellow"/>
         </w:rPr>
       </w:pPr>
       <w:r>
@@ -3035,6 +4464,7 @@
           <w:b/>
           <w:bCs/>
           <w:color w:val="EE0000"/>
+          <w:highlight w:val="yellow"/>
         </w:rPr>
         <w:t>(Rövid leírás)</w:t>
       </w:r>
@@ -3042,49 +4472,48 @@
     <w:p>
       <w:pPr>
         <w:pStyle w:val="Cmsor3"/>
-      </w:pPr>
-      <w:bookmarkStart w:id="15" w:name="_Toc227232981"/>
-      <w:r>
-        <w:t xml:space="preserve">Végpontok és rövid </w:t>
-      </w:r>
-      <w:proofErr w:type="spellStart"/>
-      <w:r>
-        <w:t>leírásaiki</w:t>
-      </w:r>
-      <w:proofErr w:type="spellEnd"/>
-      <w:r>
-        <w:t>:</w:t>
-      </w:r>
-      <w:bookmarkEnd w:id="15"/>
-    </w:p>
-    <w:p>
-      <w:pPr>
-        <w:spacing w:line="276" w:lineRule="auto"/>
+        <w:spacing w:line="360" w:lineRule="auto"/>
+        <w:rPr>
+          <w:highlight w:val="yellow"/>
+        </w:rPr>
+      </w:pPr>
+      <w:bookmarkStart w:id="10" w:name="_Toc227662603"/>
+      <w:r>
+        <w:rPr>
+          <w:highlight w:val="yellow"/>
+        </w:rPr>
+        <w:t>Végpontok és rövid leírásaiki:</w:t>
+      </w:r>
+      <w:bookmarkEnd w:id="10"/>
+    </w:p>
+    <w:p>
+      <w:pPr>
         <w:rPr>
           <w:i/>
           <w:iCs/>
           <w:color w:val="000000" w:themeColor="text1"/>
-        </w:rPr>
-      </w:pPr>
-      <w:proofErr w:type="spellStart"/>
+          <w:highlight w:val="yellow"/>
+        </w:rPr>
+      </w:pPr>
       <w:r>
         <w:rPr>
           <w:i/>
           <w:iCs/>
           <w:color w:val="000000" w:themeColor="text1"/>
+          <w:highlight w:val="yellow"/>
         </w:rPr>
         <w:t>AdvancedInfoController</w:t>
       </w:r>
-      <w:proofErr w:type="spellEnd"/>
-    </w:p>
-    <w:p>
-      <w:pPr>
-        <w:spacing w:after="160" w:line="278" w:lineRule="auto"/>
+    </w:p>
+    <w:p>
+      <w:pPr>
+        <w:spacing w:after="160"/>
         <w:jc w:val="left"/>
         <w:rPr>
           <w:b/>
           <w:bCs/>
           <w:color w:val="EE0000"/>
+          <w:highlight w:val="yellow"/>
         </w:rPr>
       </w:pPr>
       <w:r>
@@ -3092,38 +4521,39 @@
           <w:b/>
           <w:bCs/>
           <w:color w:val="EE0000"/>
+          <w:highlight w:val="yellow"/>
         </w:rPr>
         <w:t>(Rövid leírás)</w:t>
       </w:r>
     </w:p>
     <w:p>
       <w:pPr>
-        <w:spacing w:line="276" w:lineRule="auto"/>
         <w:rPr>
           <w:i/>
           <w:iCs/>
           <w:color w:val="000000" w:themeColor="text1"/>
-        </w:rPr>
-      </w:pPr>
-      <w:proofErr w:type="spellStart"/>
+          <w:highlight w:val="yellow"/>
+        </w:rPr>
+      </w:pPr>
       <w:r>
         <w:rPr>
           <w:i/>
           <w:iCs/>
           <w:color w:val="000000" w:themeColor="text1"/>
+          <w:highlight w:val="yellow"/>
         </w:rPr>
         <w:t>LoginController</w:t>
       </w:r>
-      <w:proofErr w:type="spellEnd"/>
-    </w:p>
-    <w:p>
-      <w:pPr>
-        <w:spacing w:after="160" w:line="278" w:lineRule="auto"/>
+    </w:p>
+    <w:p>
+      <w:pPr>
+        <w:spacing w:after="160"/>
         <w:jc w:val="left"/>
         <w:rPr>
           <w:b/>
           <w:bCs/>
           <w:color w:val="EE0000"/>
+          <w:highlight w:val="yellow"/>
         </w:rPr>
       </w:pPr>
       <w:r>
@@ -3131,38 +4561,39 @@
           <w:b/>
           <w:bCs/>
           <w:color w:val="EE0000"/>
+          <w:highlight w:val="yellow"/>
         </w:rPr>
         <w:t>(Rövid leírás)</w:t>
       </w:r>
     </w:p>
     <w:p>
       <w:pPr>
-        <w:spacing w:line="276" w:lineRule="auto"/>
         <w:rPr>
           <w:i/>
           <w:iCs/>
           <w:color w:val="000000" w:themeColor="text1"/>
-        </w:rPr>
-      </w:pPr>
-      <w:proofErr w:type="spellStart"/>
+          <w:highlight w:val="yellow"/>
+        </w:rPr>
+      </w:pPr>
       <w:r>
         <w:rPr>
           <w:i/>
           <w:iCs/>
           <w:color w:val="000000" w:themeColor="text1"/>
+          <w:highlight w:val="yellow"/>
         </w:rPr>
         <w:t>UsersController</w:t>
       </w:r>
-      <w:proofErr w:type="spellEnd"/>
-    </w:p>
-    <w:p>
-      <w:pPr>
-        <w:spacing w:after="160" w:line="278" w:lineRule="auto"/>
+    </w:p>
+    <w:p>
+      <w:pPr>
+        <w:spacing w:after="160"/>
         <w:jc w:val="left"/>
         <w:rPr>
           <w:b/>
           <w:bCs/>
           <w:color w:val="EE0000"/>
+          <w:highlight w:val="yellow"/>
         </w:rPr>
       </w:pPr>
       <w:r>
@@ -3170,6 +4601,7 @@
           <w:b/>
           <w:bCs/>
           <w:color w:val="EE0000"/>
+          <w:highlight w:val="yellow"/>
         </w:rPr>
         <w:t>(Rövid leírás)</w:t>
       </w:r>
@@ -3177,41 +4609,48 @@
     <w:p>
       <w:pPr>
         <w:pStyle w:val="Cmsor3"/>
-      </w:pPr>
-      <w:bookmarkStart w:id="16" w:name="_Toc227232982"/>
-      <w:r>
+        <w:spacing w:line="360" w:lineRule="auto"/>
+        <w:rPr>
+          <w:highlight w:val="yellow"/>
+        </w:rPr>
+      </w:pPr>
+      <w:bookmarkStart w:id="11" w:name="_Toc227662604"/>
+      <w:r>
+        <w:rPr>
+          <w:highlight w:val="yellow"/>
+        </w:rPr>
         <w:t>Segédosztályok:</w:t>
       </w:r>
-      <w:bookmarkEnd w:id="16"/>
-    </w:p>
-    <w:p>
-      <w:pPr>
-        <w:spacing w:line="276" w:lineRule="auto"/>
+      <w:bookmarkEnd w:id="11"/>
+    </w:p>
+    <w:p>
+      <w:pPr>
         <w:rPr>
           <w:i/>
           <w:iCs/>
           <w:color w:val="000000" w:themeColor="text1"/>
-        </w:rPr>
-      </w:pPr>
-      <w:proofErr w:type="spellStart"/>
+          <w:highlight w:val="yellow"/>
+        </w:rPr>
+      </w:pPr>
       <w:r>
         <w:rPr>
           <w:i/>
           <w:iCs/>
           <w:color w:val="000000" w:themeColor="text1"/>
+          <w:highlight w:val="yellow"/>
         </w:rPr>
         <w:t>TokenManager</w:t>
       </w:r>
-      <w:proofErr w:type="spellEnd"/>
-    </w:p>
-    <w:p>
-      <w:pPr>
-        <w:spacing w:after="160" w:line="278" w:lineRule="auto"/>
+    </w:p>
+    <w:p>
+      <w:pPr>
+        <w:spacing w:after="160"/>
         <w:jc w:val="left"/>
         <w:rPr>
           <w:b/>
           <w:bCs/>
           <w:color w:val="EE0000"/>
+          <w:highlight w:val="yellow"/>
         </w:rPr>
       </w:pPr>
       <w:r>
@@ -3219,38 +4658,39 @@
           <w:b/>
           <w:bCs/>
           <w:color w:val="EE0000"/>
+          <w:highlight w:val="yellow"/>
         </w:rPr>
         <w:t>(Rövid leírás)</w:t>
       </w:r>
     </w:p>
     <w:p>
       <w:pPr>
-        <w:spacing w:line="276" w:lineRule="auto"/>
         <w:rPr>
           <w:i/>
           <w:iCs/>
           <w:color w:val="000000" w:themeColor="text1"/>
-        </w:rPr>
-      </w:pPr>
-      <w:proofErr w:type="spellStart"/>
+          <w:highlight w:val="yellow"/>
+        </w:rPr>
+      </w:pPr>
       <w:r>
         <w:rPr>
           <w:i/>
           <w:iCs/>
           <w:color w:val="000000" w:themeColor="text1"/>
+          <w:highlight w:val="yellow"/>
         </w:rPr>
         <w:t>PasswordHandler</w:t>
       </w:r>
-      <w:proofErr w:type="spellEnd"/>
-    </w:p>
-    <w:p>
-      <w:pPr>
-        <w:spacing w:after="160" w:line="278" w:lineRule="auto"/>
+    </w:p>
+    <w:p>
+      <w:pPr>
+        <w:spacing w:after="160"/>
         <w:jc w:val="left"/>
         <w:rPr>
           <w:b/>
           <w:bCs/>
           <w:color w:val="EE0000"/>
+          <w:highlight w:val="yellow"/>
         </w:rPr>
       </w:pPr>
       <w:r>
@@ -3258,41 +4698,46 @@
           <w:b/>
           <w:bCs/>
           <w:color w:val="EE0000"/>
+          <w:highlight w:val="yellow"/>
         </w:rPr>
         <w:t>(Rövid leírás)</w:t>
       </w:r>
     </w:p>
     <w:p>
       <w:pPr>
-        <w:spacing w:after="160" w:line="278" w:lineRule="auto"/>
-        <w:jc w:val="left"/>
-        <w:rPr>
-          <w:b/>
-          <w:bCs/>
-          <w:color w:val="EE0000"/>
+        <w:rPr>
+          <w:highlight w:val="yellow"/>
         </w:rPr>
       </w:pPr>
     </w:p>
     <w:p>
       <w:pPr>
         <w:pStyle w:val="Cmsor1"/>
-        <w:spacing w:line="276" w:lineRule="auto"/>
+        <w:spacing w:line="360" w:lineRule="auto"/>
         <w:jc w:val="both"/>
-      </w:pPr>
-      <w:bookmarkStart w:id="17" w:name="_Toc227232983"/>
-      <w:r>
-        <w:t xml:space="preserve">Működésének </w:t>
-      </w:r>
-      <w:r>
-        <w:t>műszaki feltételei</w:t>
-      </w:r>
-      <w:bookmarkEnd w:id="17"/>
-    </w:p>
-    <w:p>
-      <w:pPr>
-        <w:spacing w:line="276" w:lineRule="auto"/>
-      </w:pPr>
-      <w:r>
+        <w:rPr>
+          <w:highlight w:val="yellow"/>
+        </w:rPr>
+      </w:pPr>
+      <w:bookmarkStart w:id="12" w:name="_Toc227662605"/>
+      <w:r>
+        <w:rPr>
+          <w:highlight w:val="yellow"/>
+        </w:rPr>
+        <w:t>Működésének műszaki feltételei</w:t>
+      </w:r>
+      <w:bookmarkEnd w:id="12"/>
+    </w:p>
+    <w:p>
+      <w:pPr>
+        <w:rPr>
+          <w:highlight w:val="yellow"/>
+        </w:rPr>
+      </w:pPr>
+      <w:r>
+        <w:rPr>
+          <w:highlight w:val="yellow"/>
+        </w:rPr>
         <w:t>A program futtatásához az alábbi alkalmazások kellenek:</w:t>
       </w:r>
     </w:p>
@@ -3303,18 +4748,15 @@
           <w:ilvl w:val="0"/>
           <w:numId w:val="1"/>
         </w:numPr>
-        <w:spacing w:line="276" w:lineRule="auto"/>
-      </w:pPr>
-      <w:r>
-        <w:t xml:space="preserve">XAMPP </w:t>
-      </w:r>
-      <w:proofErr w:type="spellStart"/>
-      <w:r>
-        <w:t>Control</w:t>
-      </w:r>
-      <w:proofErr w:type="spellEnd"/>
-      <w:r>
-        <w:t xml:space="preserve"> Panel</w:t>
+        <w:rPr>
+          <w:highlight w:val="yellow"/>
+        </w:rPr>
+      </w:pPr>
+      <w:r>
+        <w:rPr>
+          <w:highlight w:val="yellow"/>
+        </w:rPr>
+        <w:t>XAMPP Control Panel</w:t>
       </w:r>
     </w:p>
     <w:p>
@@ -3324,18 +4766,15 @@
           <w:ilvl w:val="0"/>
           <w:numId w:val="1"/>
         </w:numPr>
-        <w:spacing w:line="276" w:lineRule="auto"/>
-      </w:pPr>
-      <w:r>
-        <w:t xml:space="preserve">Visual </w:t>
-      </w:r>
-      <w:proofErr w:type="spellStart"/>
-      <w:r>
-        <w:t>Studio</w:t>
-      </w:r>
-      <w:proofErr w:type="spellEnd"/>
-      <w:r>
-        <w:t xml:space="preserve"> 2022</w:t>
+        <w:rPr>
+          <w:highlight w:val="yellow"/>
+        </w:rPr>
+      </w:pPr>
+      <w:r>
+        <w:rPr>
+          <w:highlight w:val="yellow"/>
+        </w:rPr>
+        <w:t>Visual Studio 2022</w:t>
       </w:r>
     </w:p>
     <w:p>
@@ -3345,25 +4784,33 @@
           <w:ilvl w:val="0"/>
           <w:numId w:val="1"/>
         </w:numPr>
-        <w:spacing w:line="276" w:lineRule="auto"/>
-      </w:pPr>
-      <w:proofErr w:type="spellStart"/>
-      <w:r>
-        <w:t>NodeJs</w:t>
-      </w:r>
-      <w:proofErr w:type="spellEnd"/>
-      <w:r>
-        <w:t xml:space="preserve"> v</w:t>
-      </w:r>
-      <w:r>
+        <w:rPr>
+          <w:highlight w:val="yellow"/>
+        </w:rPr>
+      </w:pPr>
+      <w:r>
+        <w:rPr>
+          <w:highlight w:val="yellow"/>
+        </w:rPr>
+        <w:t>NodeJs v</w:t>
+      </w:r>
+      <w:r>
+        <w:rPr>
+          <w:highlight w:val="yellow"/>
+        </w:rPr>
         <w:t>2.0.27</w:t>
       </w:r>
     </w:p>
     <w:p>
       <w:pPr>
-        <w:spacing w:line="276" w:lineRule="auto"/>
-      </w:pPr>
-      <w:r>
+        <w:rPr>
+          <w:highlight w:val="yellow"/>
+        </w:rPr>
+      </w:pPr>
+      <w:r>
+        <w:rPr>
+          <w:highlight w:val="yellow"/>
+        </w:rPr>
         <w:t>Műszaki és rendszerkövetelmények(minimum):</w:t>
       </w:r>
     </w:p>
@@ -3374,20 +4821,20 @@
           <w:ilvl w:val="0"/>
           <w:numId w:val="2"/>
         </w:numPr>
-        <w:spacing w:line="276" w:lineRule="auto"/>
-      </w:pPr>
-      <w:r>
-        <w:t xml:space="preserve">Processzor: Intel </w:t>
-      </w:r>
-      <w:proofErr w:type="spellStart"/>
-      <w:r>
-        <w:t>Core</w:t>
-      </w:r>
-      <w:proofErr w:type="spellEnd"/>
-      <w:r>
-        <w:t xml:space="preserve"> i</w:t>
-      </w:r>
-      <w:r>
+        <w:rPr>
+          <w:highlight w:val="yellow"/>
+        </w:rPr>
+      </w:pPr>
+      <w:r>
+        <w:rPr>
+          <w:highlight w:val="yellow"/>
+        </w:rPr>
+        <w:t>Processzor: Intel Core i</w:t>
+      </w:r>
+      <w:r>
+        <w:rPr>
+          <w:highlight w:val="yellow"/>
+        </w:rPr>
         <w:t>5</w:t>
       </w:r>
     </w:p>
@@ -3398,9 +4845,14 @@
           <w:ilvl w:val="0"/>
           <w:numId w:val="2"/>
         </w:numPr>
-        <w:spacing w:line="276" w:lineRule="auto"/>
-      </w:pPr>
-      <w:r>
+        <w:rPr>
+          <w:highlight w:val="yellow"/>
+        </w:rPr>
+      </w:pPr>
+      <w:r>
+        <w:rPr>
+          <w:highlight w:val="yellow"/>
+        </w:rPr>
         <w:t>Videókártya: integrált</w:t>
       </w:r>
     </w:p>
@@ -3411,46 +4863,68 @@
           <w:ilvl w:val="0"/>
           <w:numId w:val="2"/>
         </w:numPr>
-        <w:spacing w:line="276" w:lineRule="auto"/>
-      </w:pPr>
-      <w:r>
+        <w:rPr>
+          <w:highlight w:val="yellow"/>
+        </w:rPr>
+      </w:pPr>
+      <w:r>
+        <w:rPr>
+          <w:highlight w:val="yellow"/>
+        </w:rPr>
         <w:t>Memória: 4GB</w:t>
       </w:r>
     </w:p>
     <w:p>
       <w:pPr>
-        <w:spacing w:after="160" w:line="276" w:lineRule="auto"/>
-      </w:pPr>
-      <w:r>
+        <w:spacing w:after="160"/>
+        <w:rPr>
+          <w:highlight w:val="yellow"/>
+        </w:rPr>
+      </w:pPr>
+      <w:r>
+        <w:rPr>
+          <w:highlight w:val="yellow"/>
+        </w:rPr>
         <w:br w:type="page"/>
       </w:r>
     </w:p>
     <w:p>
       <w:pPr>
-        <w:spacing w:line="276" w:lineRule="auto"/>
+        <w:rPr>
+          <w:highlight w:val="yellow"/>
+        </w:rPr>
       </w:pPr>
     </w:p>
     <w:p>
       <w:pPr>
         <w:pStyle w:val="Cmsor1"/>
-        <w:spacing w:line="276" w:lineRule="auto"/>
+        <w:spacing w:line="360" w:lineRule="auto"/>
         <w:jc w:val="both"/>
-      </w:pPr>
-      <w:bookmarkStart w:id="18" w:name="_Toc227232984"/>
-      <w:r>
+        <w:rPr>
+          <w:highlight w:val="yellow"/>
+        </w:rPr>
+      </w:pPr>
+      <w:bookmarkStart w:id="13" w:name="_Toc227662606"/>
+      <w:r>
+        <w:rPr>
+          <w:highlight w:val="yellow"/>
+        </w:rPr>
         <w:t>Használatának rövid bemutatás</w:t>
       </w:r>
       <w:r>
+        <w:rPr>
+          <w:highlight w:val="yellow"/>
+        </w:rPr>
         <w:t>a</w:t>
       </w:r>
-      <w:bookmarkEnd w:id="18"/>
-    </w:p>
-    <w:p>
-      <w:pPr>
-        <w:spacing w:line="276" w:lineRule="auto"/>
+      <w:bookmarkEnd w:id="13"/>
+    </w:p>
+    <w:p>
+      <w:pPr>
         <w:rPr>
           <w:b/>
           <w:bCs/>
+          <w:highlight w:val="yellow"/>
         </w:rPr>
       </w:pPr>
       <w:r>
@@ -3459,390 +4933,711 @@
           <w:bCs/>
           <w:sz w:val="28"/>
           <w:szCs w:val="24"/>
+          <w:highlight w:val="yellow"/>
         </w:rPr>
         <w:t>Oldalak:</w:t>
       </w:r>
     </w:p>
     <w:p>
       <w:pPr>
-        <w:spacing w:line="276" w:lineRule="auto"/>
         <w:rPr>
           <w:i/>
           <w:iCs/>
+          <w:highlight w:val="yellow"/>
         </w:rPr>
       </w:pPr>
       <w:r>
         <w:rPr>
           <w:i/>
           <w:iCs/>
+          <w:highlight w:val="yellow"/>
         </w:rPr>
         <w:t>Főoldal:</w:t>
       </w:r>
     </w:p>
     <w:p>
       <w:pPr>
-        <w:spacing w:line="276" w:lineRule="auto"/>
-      </w:pPr>
-      <w:r>
-        <w:t xml:space="preserve">Ez az első </w:t>
-      </w:r>
-      <w:proofErr w:type="gramStart"/>
-      <w:r>
-        <w:t>oldal</w:t>
-      </w:r>
-      <w:proofErr w:type="gramEnd"/>
-      <w:r>
-        <w:t xml:space="preserve"> amit egy új felhasználó lát. </w:t>
-      </w:r>
-      <w:r>
-        <w:rPr>
-          <w:color w:val="EE0000"/>
-        </w:rPr>
-        <w:t xml:space="preserve">(Laci </w:t>
-      </w:r>
-      <w:proofErr w:type="gramStart"/>
-      <w:r>
-        <w:rPr>
-          <w:color w:val="EE0000"/>
-        </w:rPr>
-        <w:t>ide</w:t>
-      </w:r>
-      <w:proofErr w:type="gramEnd"/>
-      <w:r>
-        <w:rPr>
-          <w:color w:val="EE0000"/>
-        </w:rPr>
-        <w:t xml:space="preserve"> hogy a főoldalon mi olvasható)</w:t>
-      </w:r>
-    </w:p>
-    <w:p>
-      <w:pPr>
-        <w:spacing w:line="276" w:lineRule="auto"/>
+        <w:rPr>
+          <w:highlight w:val="yellow"/>
+        </w:rPr>
+      </w:pPr>
+      <w:r>
+        <w:rPr>
+          <w:highlight w:val="yellow"/>
+        </w:rPr>
+        <w:t>Ez az első oldal</w:t>
+      </w:r>
+      <w:r>
+        <w:rPr>
+          <w:highlight w:val="yellow"/>
+        </w:rPr>
+        <w:t>,</w:t>
+      </w:r>
+      <w:r>
+        <w:rPr>
+          <w:highlight w:val="yellow"/>
+        </w:rPr>
+        <w:t xml:space="preserve"> amit egy új felhasználó lát</w:t>
+      </w:r>
+      <w:r>
+        <w:rPr>
+          <w:highlight w:val="yellow"/>
+        </w:rPr>
+        <w:t>. Itt a szoftver szlogenje, és logója látható, valamint a karusszel, mely a szoftver egyes funkcióiról tartalmaz képeket. Ezeken felül, a további részeken olvashatunk kicsit többet magáról a szoftver által nyújtott funkciókról, és rólunk. Az oldal legalján, a láblécen, olvasható, a GYIK és a felhaszálói feltételek.</w:t>
+      </w:r>
+    </w:p>
+    <w:p>
+      <w:pPr>
+        <w:pStyle w:val="Listaszerbekezds"/>
+        <w:numPr>
+          <w:ilvl w:val="0"/>
+          <w:numId w:val="13"/>
+        </w:numPr>
+        <w:rPr>
+          <w:highlight w:val="yellow"/>
+        </w:rPr>
+      </w:pPr>
+      <w:r>
+        <w:rPr>
+          <w:highlight w:val="yellow"/>
+        </w:rPr>
+        <w:t>About Us</w:t>
+      </w:r>
+      <w:r>
+        <w:rPr>
+          <w:highlight w:val="yellow"/>
+        </w:rPr>
+        <w:t>: Egy hosszabb, részletesebb leírás, mint ami a főoldalon található</w:t>
+      </w:r>
+    </w:p>
+    <w:p>
+      <w:pPr>
+        <w:pStyle w:val="Listaszerbekezds"/>
+        <w:numPr>
+          <w:ilvl w:val="0"/>
+          <w:numId w:val="13"/>
+        </w:numPr>
+        <w:rPr>
+          <w:highlight w:val="yellow"/>
+        </w:rPr>
+      </w:pPr>
+      <w:r>
+        <w:rPr>
+          <w:highlight w:val="yellow"/>
+        </w:rPr>
+        <w:t>Contact Us:</w:t>
+      </w:r>
+      <w:r>
+        <w:rPr>
+          <w:highlight w:val="yellow"/>
+        </w:rPr>
+        <w:t xml:space="preserve"> Fontosabb információk az elérhetőségeinkkel kapcsolatban</w:t>
+      </w:r>
+    </w:p>
+    <w:p>
+      <w:pPr>
+        <w:rPr>
+          <w:highlight w:val="yellow"/>
+        </w:rPr>
+      </w:pPr>
+    </w:p>
+    <w:p>
+      <w:pPr>
         <w:rPr>
           <w:i/>
           <w:iCs/>
+          <w:highlight w:val="yellow"/>
         </w:rPr>
       </w:pPr>
       <w:r>
         <w:rPr>
           <w:i/>
           <w:iCs/>
-        </w:rPr>
-        <w:t>Bejelentkezés:</w:t>
-      </w:r>
-    </w:p>
-    <w:p>
-      <w:pPr>
-        <w:spacing w:line="276" w:lineRule="auto"/>
-        <w:rPr>
-          <w:color w:val="EE0000"/>
-        </w:rPr>
-      </w:pPr>
-      <w:r>
-        <w:rPr>
-          <w:color w:val="EE0000"/>
-        </w:rPr>
-        <w:t>(</w:t>
-      </w:r>
-      <w:proofErr w:type="gramStart"/>
-      <w:r>
-        <w:rPr>
-          <w:color w:val="EE0000"/>
-        </w:rPr>
-        <w:t>Laci</w:t>
-      </w:r>
-      <w:proofErr w:type="gramEnd"/>
-      <w:r>
-        <w:rPr>
-          <w:color w:val="EE0000"/>
-        </w:rPr>
-        <w:t xml:space="preserve"> ha kérhetnélek)</w:t>
-      </w:r>
-    </w:p>
-    <w:p>
-      <w:pPr>
-        <w:spacing w:line="276" w:lineRule="auto"/>
+          <w:highlight w:val="yellow"/>
+        </w:rPr>
+        <w:t>Bejelentkezés</w:t>
+      </w:r>
+      <w:r>
         <w:rPr>
           <w:i/>
           <w:iCs/>
-        </w:rPr>
-      </w:pPr>
+          <w:highlight w:val="yellow"/>
+        </w:rPr>
+        <w:t>/</w:t>
+      </w:r>
       <w:r>
         <w:rPr>
           <w:i/>
           <w:iCs/>
-        </w:rPr>
-        <w:t>Regisztráció:</w:t>
-      </w:r>
-    </w:p>
-    <w:p>
-      <w:pPr>
-        <w:spacing w:line="276" w:lineRule="auto"/>
-        <w:rPr>
-          <w:color w:val="EE0000"/>
-        </w:rPr>
-      </w:pPr>
-      <w:r>
-        <w:rPr>
-          <w:color w:val="EE0000"/>
-        </w:rPr>
-        <w:t>(</w:t>
-      </w:r>
-      <w:proofErr w:type="gramStart"/>
-      <w:r>
-        <w:rPr>
-          <w:color w:val="EE0000"/>
-        </w:rPr>
-        <w:t>Laci</w:t>
-      </w:r>
-      <w:proofErr w:type="gramEnd"/>
-      <w:r>
-        <w:rPr>
-          <w:color w:val="EE0000"/>
-        </w:rPr>
-        <w:t xml:space="preserve"> ha kérhetnélek)</w:t>
-      </w:r>
-    </w:p>
-    <w:p>
-      <w:pPr>
-        <w:spacing w:line="276" w:lineRule="auto"/>
+          <w:highlight w:val="yellow"/>
+        </w:rPr>
+        <w:t>Regisztráció</w:t>
+      </w:r>
+      <w:r>
         <w:rPr>
           <w:i/>
           <w:iCs/>
-        </w:rPr>
-      </w:pPr>
-      <w:r>
+          <w:highlight w:val="yellow"/>
+        </w:rPr>
+        <w:t>:</w:t>
+      </w:r>
+    </w:p>
+    <w:p>
+      <w:pPr>
+        <w:rPr>
+          <w:highlight w:val="yellow"/>
+        </w:rPr>
+      </w:pPr>
+      <w:r>
+        <w:rPr>
+          <w:highlight w:val="yellow"/>
+        </w:rPr>
+        <w:t xml:space="preserve">A „Get Started”, vagy a navigációs menün belül, az alap felhasználó nélküli ikonra kattintva átléptet minket a weboldal, a bejelentkezési fülre. Itt ha már rendelkezünk felhasználói fiókkal, akkor a „Login” alatt regisztráció helyett, beléphetünk abba. Amennyiben nincs fiókunk, a regisztráció alatti űrlap kitöltésével, létrehozhatunk egy alap felhasználói fiókot, mellyel hozzáférünk a szoftver által nyújtott funkciókhoz. A későbbiekben </w:t>
+      </w:r>
+      <w:r>
+        <w:rPr>
+          <w:highlight w:val="yellow"/>
+        </w:rPr>
+        <w:t>az alapbeállítások részén, a Settings-en belül tudunk változtatni.</w:t>
+      </w:r>
+      <w:r>
+        <w:rPr>
+          <w:highlight w:val="yellow"/>
+        </w:rPr>
+        <w:t xml:space="preserve"> </w:t>
+      </w:r>
+    </w:p>
+    <w:p>
+      <w:pPr>
+        <w:rPr>
+          <w:highlight w:val="yellow"/>
+        </w:rPr>
+      </w:pPr>
+    </w:p>
+    <w:p>
+      <w:pPr>
         <w:rPr>
           <w:i/>
           <w:iCs/>
-        </w:rPr>
-        <w:t>Group:</w:t>
-      </w:r>
-    </w:p>
-    <w:p>
-      <w:pPr>
-        <w:spacing w:line="276" w:lineRule="auto"/>
+          <w:highlight w:val="yellow"/>
+        </w:rPr>
+      </w:pPr>
+      <w:r>
         <w:rPr>
           <w:i/>
           <w:iCs/>
-          <w:color w:val="EE0000"/>
-        </w:rPr>
-      </w:pPr>
-      <w:r>
-        <w:rPr>
-          <w:color w:val="EE0000"/>
-        </w:rPr>
-        <w:t>(</w:t>
-      </w:r>
-      <w:proofErr w:type="spellStart"/>
-      <w:proofErr w:type="gramStart"/>
-      <w:r>
-        <w:rPr>
-          <w:color w:val="EE0000"/>
-        </w:rPr>
-        <w:t>Ágo</w:t>
-      </w:r>
-      <w:proofErr w:type="spellEnd"/>
-      <w:proofErr w:type="gramEnd"/>
-      <w:r>
-        <w:rPr>
-          <w:color w:val="EE0000"/>
-        </w:rPr>
-        <w:t xml:space="preserve"> ha kérhetnélek)</w:t>
-      </w:r>
-    </w:p>
-    <w:p>
-      <w:pPr>
-        <w:spacing w:line="276" w:lineRule="auto"/>
+          <w:highlight w:val="yellow"/>
+        </w:rPr>
+        <w:t>Group:</w:t>
+      </w:r>
+    </w:p>
+    <w:p>
+      <w:pPr>
+        <w:rPr>
+          <w:highlight w:val="yellow"/>
+        </w:rPr>
+      </w:pPr>
+      <w:r>
+        <w:rPr>
+          <w:highlight w:val="yellow"/>
+        </w:rPr>
+        <w:t>Ez a modul felelős a felhasználó, aktív csoportjaival kapcsolatos dolgok megjelenítéséért. Ezen menüpontra lépve a felhasználó a felső sorban általános adatokat tekinthet meg, mint például, hogy hány aktív csoportja van. Ez alatt egy kártyaszerű elrendezésbe tekintheti meg csoportjait. A kártyákon leh</w:t>
+      </w:r>
+      <w:r>
+        <w:rPr>
+          <w:highlight w:val="yellow"/>
+        </w:rPr>
+        <w:t>etőségünk van, az adott csoport adatain, és a felhasználók jogosultságain módosításokat végezni, ezek mellett, ha megfelelő jogosultsággal rendelkezünk, még meghívót is küldhetünk más felhasználóknak. A kártyára kattintva megjelenik a Schedules komponens, csak a saját naptáraink helyett, a csoporhoz tartozókat látjuk. Az itt lévő funkciók működése azonos, a saját naptárainkat tartozó nézetéhet, de módosításokat csak akkor tudunk végezni, ha a csoportban megfelelő jogosultsággal rendelkezünk.</w:t>
+      </w:r>
+    </w:p>
+    <w:p>
+      <w:pPr>
+        <w:rPr>
+          <w:highlight w:val="yellow"/>
+        </w:rPr>
+      </w:pPr>
+    </w:p>
+    <w:p>
+      <w:pPr>
         <w:rPr>
           <w:i/>
           <w:iCs/>
+          <w:highlight w:val="yellow"/>
         </w:rPr>
       </w:pPr>
       <w:r>
         <w:rPr>
           <w:i/>
           <w:iCs/>
+          <w:highlight w:val="yellow"/>
+        </w:rPr>
+        <w:t>Profile Modlue:</w:t>
+      </w:r>
+    </w:p>
+    <w:p>
+      <w:pPr>
+        <w:rPr>
+          <w:highlight w:val="yellow"/>
+        </w:rPr>
+      </w:pPr>
+      <w:r>
+        <w:rPr>
+          <w:highlight w:val="yellow"/>
+        </w:rPr>
+        <w:lastRenderedPageBreak/>
+        <w:t>A belépé</w:t>
+      </w:r>
+      <w:r>
+        <w:rPr>
+          <w:highlight w:val="yellow"/>
+        </w:rPr>
+        <w:t>s</w:t>
+      </w:r>
+      <w:r>
+        <w:rPr>
+          <w:highlight w:val="yellow"/>
+        </w:rPr>
+        <w:t>t követően, ez az oldal vár minket.</w:t>
+      </w:r>
+      <w:r>
+        <w:rPr>
+          <w:highlight w:val="yellow"/>
+        </w:rPr>
+        <w:t xml:space="preserve"> Ez a bejelentkezett felhasználók főoldala. Itt tud a felhasználó átlépni a különböző funkciókat biztosító aloldalakra. Elérhető menüpontok közé tartozik:</w:t>
+      </w:r>
+    </w:p>
+    <w:p>
+      <w:pPr>
+        <w:pStyle w:val="Listaszerbekezds"/>
+        <w:numPr>
+          <w:ilvl w:val="0"/>
+          <w:numId w:val="11"/>
+        </w:numPr>
+        <w:rPr>
+          <w:highlight w:val="yellow"/>
+        </w:rPr>
+      </w:pPr>
+      <w:r>
+        <w:rPr>
+          <w:highlight w:val="yellow"/>
         </w:rPr>
         <w:t>Schedule:</w:t>
       </w:r>
-    </w:p>
-    <w:p>
-      <w:pPr>
-        <w:spacing w:line="276" w:lineRule="auto"/>
-      </w:pPr>
-      <w:r>
-        <w:t xml:space="preserve">Miután a felhasználó a </w:t>
-      </w:r>
-      <w:proofErr w:type="spellStart"/>
-      <w:r>
-        <w:t>Settings</w:t>
-      </w:r>
-      <w:proofErr w:type="spellEnd"/>
-      <w:r>
-        <w:t xml:space="preserve">-en belül </w:t>
-      </w:r>
-      <w:proofErr w:type="gramStart"/>
-      <w:r>
-        <w:t>eldöntötte</w:t>
-      </w:r>
-      <w:proofErr w:type="gramEnd"/>
-      <w:r>
-        <w:t xml:space="preserve"> hogy melyik nézetet szeretné látni akkor ezen menüpont alatt megtudja nézni a naptárjait, melyekben t</w:t>
-      </w:r>
-      <w:r>
-        <w:t>ud az általa kiválasztott naphoz egy új eseményt felvenni. Itt láthatja a már meglévő eseményeit is.</w:t>
-      </w:r>
-    </w:p>
-    <w:p>
-      <w:pPr>
-        <w:spacing w:line="276" w:lineRule="auto"/>
+      <w:r>
+        <w:rPr>
+          <w:highlight w:val="yellow"/>
+        </w:rPr>
+        <w:tab/>
+        <w:t>A</w:t>
+      </w:r>
+      <w:r>
+        <w:rPr>
+          <w:highlight w:val="yellow"/>
+        </w:rPr>
+        <w:t xml:space="preserve"> személyes naptárakat megjelenítő oldal</w:t>
+      </w:r>
+    </w:p>
+    <w:p>
+      <w:pPr>
+        <w:pStyle w:val="Listaszerbekezds"/>
+        <w:numPr>
+          <w:ilvl w:val="0"/>
+          <w:numId w:val="11"/>
+        </w:numPr>
+        <w:rPr>
+          <w:highlight w:val="yellow"/>
+        </w:rPr>
+      </w:pPr>
+      <w:r>
+        <w:rPr>
+          <w:highlight w:val="yellow"/>
+        </w:rPr>
+        <w:t>Groups:</w:t>
+      </w:r>
+      <w:r>
+        <w:rPr>
+          <w:highlight w:val="yellow"/>
+        </w:rPr>
+        <w:tab/>
+        <w:t>A csoportjainkkal kapcsolatos információkat megjelenítő oldal</w:t>
+      </w:r>
+    </w:p>
+    <w:p>
+      <w:pPr>
+        <w:pStyle w:val="Listaszerbekezds"/>
+        <w:numPr>
+          <w:ilvl w:val="0"/>
+          <w:numId w:val="11"/>
+        </w:numPr>
+        <w:rPr>
+          <w:highlight w:val="yellow"/>
+        </w:rPr>
+      </w:pPr>
+      <w:r>
+        <w:rPr>
+          <w:highlight w:val="yellow"/>
+        </w:rPr>
+        <w:t>Settings:</w:t>
+      </w:r>
+      <w:r>
+        <w:rPr>
+          <w:highlight w:val="yellow"/>
+        </w:rPr>
+        <w:tab/>
+        <w:t>A beállításokat megjelenítő oldal</w:t>
+      </w:r>
+    </w:p>
+    <w:p>
+      <w:pPr>
+        <w:pStyle w:val="Listaszerbekezds"/>
+        <w:numPr>
+          <w:ilvl w:val="0"/>
+          <w:numId w:val="11"/>
+        </w:numPr>
+        <w:rPr>
+          <w:highlight w:val="yellow"/>
+        </w:rPr>
+      </w:pPr>
+      <w:r>
+        <w:rPr>
+          <w:highlight w:val="yellow"/>
+        </w:rPr>
+        <w:t>Notifications:</w:t>
+      </w:r>
+      <w:r>
+        <w:rPr>
+          <w:highlight w:val="yellow"/>
+        </w:rPr>
+        <w:tab/>
+        <w:t>Az értesítéseinket megjelenítő oldal</w:t>
+      </w:r>
+    </w:p>
+    <w:p>
+      <w:pPr>
+        <w:pStyle w:val="Listaszerbekezds"/>
+        <w:numPr>
+          <w:ilvl w:val="0"/>
+          <w:numId w:val="11"/>
+        </w:numPr>
+        <w:rPr>
+          <w:highlight w:val="yellow"/>
+        </w:rPr>
+      </w:pPr>
+      <w:r>
+        <w:rPr>
+          <w:highlight w:val="yellow"/>
+        </w:rPr>
+        <w:t>Logout:</w:t>
+      </w:r>
+      <w:r>
+        <w:rPr>
+          <w:highlight w:val="yellow"/>
+        </w:rPr>
+        <w:tab/>
+        <w:t>A felhasználó kijelentkeztetéséért felelős menüpont</w:t>
+      </w:r>
+    </w:p>
+    <w:p>
+      <w:pPr>
+        <w:rPr>
+          <w:highlight w:val="yellow"/>
+        </w:rPr>
+      </w:pPr>
+      <w:r>
+        <w:rPr>
+          <w:highlight w:val="yellow"/>
+        </w:rPr>
+        <w:t>Ezek mellett, a profilképre kattintva, megnyitható egy a profilunkat részletező oldal</w:t>
+      </w:r>
+    </w:p>
+    <w:p>
+      <w:pPr>
+        <w:rPr>
+          <w:highlight w:val="yellow"/>
+        </w:rPr>
+      </w:pPr>
+    </w:p>
+    <w:p>
+      <w:pPr>
         <w:rPr>
           <w:i/>
           <w:iCs/>
-        </w:rPr>
-      </w:pPr>
-      <w:proofErr w:type="spellStart"/>
+          <w:highlight w:val="yellow"/>
+        </w:rPr>
+      </w:pPr>
       <w:r>
         <w:rPr>
           <w:i/>
           <w:iCs/>
-        </w:rPr>
-        <w:t>Settings</w:t>
-      </w:r>
-      <w:proofErr w:type="spellEnd"/>
-      <w:r>
+          <w:highlight w:val="yellow"/>
+        </w:rPr>
+        <w:t>Schedule:</w:t>
+      </w:r>
+    </w:p>
+    <w:p>
+      <w:pPr>
+        <w:rPr>
+          <w:highlight w:val="yellow"/>
+        </w:rPr>
+      </w:pPr>
+      <w:r>
+        <w:rPr>
+          <w:highlight w:val="yellow"/>
+        </w:rPr>
+        <w:t>Miután a felhasználó a Settings-en belül eldöntötte hogy melyik nézetet szeretné látni akkor ezen menüpont alatt megtudja nézni a naptárjait, melyekben t</w:t>
+      </w:r>
+      <w:r>
+        <w:rPr>
+          <w:highlight w:val="yellow"/>
+        </w:rPr>
+        <w:t>ud az általa kiválasztott naphoz egy új eseményt felvenni. Itt láthatja a már meglévő eseményeit is</w:t>
+      </w:r>
+      <w:r>
+        <w:rPr>
+          <w:highlight w:val="yellow"/>
+        </w:rPr>
+        <w:t>, amelyeket szabadon szerkeszthet, és törölhet</w:t>
+      </w:r>
+      <w:r>
+        <w:rPr>
+          <w:highlight w:val="yellow"/>
+        </w:rPr>
+        <w:t>.</w:t>
+      </w:r>
+      <w:r>
+        <w:rPr>
+          <w:highlight w:val="yellow"/>
+        </w:rPr>
+        <w:t xml:space="preserve"> Ezek mellett, magát a </w:t>
+      </w:r>
+      <w:r>
+        <w:rPr>
+          <w:highlight w:val="yellow"/>
+        </w:rPr>
+        <w:t xml:space="preserve">naptárait </w:t>
+      </w:r>
+      <w:r>
+        <w:rPr>
+          <w:highlight w:val="yellow"/>
+        </w:rPr>
+        <w:t>is tudja módosítani/törölni vagy akár újakat létrehozni is.</w:t>
+      </w:r>
+      <w:r>
+        <w:rPr>
+          <w:highlight w:val="yellow"/>
+        </w:rPr>
+        <w:t xml:space="preserve"> Nézettől függően percenkénti, vagy napi lebontásban jeleníti meg a blokkokat. A heti/napi nézetben a blokkok pontos kezdési, és befejezési idejét látjuk, oszloposan, míg a havi nézetben, az adott napokat, és az azon napokon történő eseményeket látjuk. A havi nézetben amennyiben egy napon több mint 3 esemény van, akkor az első hármat jeleníti meg, és jelzi azt is, hogy vannak olyan események, amelyeket csak az adott napra kattintva tud megjeleníteni.</w:t>
+      </w:r>
+    </w:p>
+    <w:p>
+      <w:pPr>
+        <w:rPr>
+          <w:highlight w:val="yellow"/>
+        </w:rPr>
+      </w:pPr>
+    </w:p>
+    <w:p>
+      <w:pPr>
         <w:rPr>
           <w:i/>
           <w:iCs/>
-        </w:rPr>
-        <w:t>:</w:t>
-      </w:r>
-    </w:p>
-    <w:p>
-      <w:pPr>
-        <w:spacing w:line="276" w:lineRule="auto"/>
-        <w:rPr>
-          <w:color w:val="EE0000"/>
-        </w:rPr>
-      </w:pPr>
-      <w:r>
-        <w:rPr>
-          <w:color w:val="EE0000"/>
-        </w:rPr>
-        <w:t>(</w:t>
-      </w:r>
-      <w:proofErr w:type="gramStart"/>
-      <w:r>
-        <w:rPr>
-          <w:color w:val="EE0000"/>
-        </w:rPr>
-        <w:t>Bármelyiketek</w:t>
-      </w:r>
-      <w:proofErr w:type="gramEnd"/>
-      <w:r>
-        <w:rPr>
-          <w:color w:val="EE0000"/>
-        </w:rPr>
-        <w:t xml:space="preserve"> ha kérhetnélek titeket)</w:t>
-      </w:r>
-    </w:p>
-    <w:p>
-      <w:pPr>
+          <w:highlight w:val="yellow"/>
+        </w:rPr>
+      </w:pPr>
+      <w:r>
         <w:rPr>
           <w:i/>
           <w:iCs/>
-        </w:rPr>
-      </w:pPr>
-      <w:proofErr w:type="spellStart"/>
-      <w:r>
+          <w:highlight w:val="yellow"/>
+        </w:rPr>
+        <w:t>Settings:</w:t>
+      </w:r>
+    </w:p>
+    <w:p>
+      <w:pPr>
+        <w:rPr>
+          <w:highlight w:val="yellow"/>
+        </w:rPr>
+      </w:pPr>
+      <w:r>
+        <w:rPr>
+          <w:highlight w:val="yellow"/>
+        </w:rPr>
+        <w:t>A Settings menüpont alatt a felhasználó, a különböző felhasználói, és kinézeti beállításaihoz tud hozzáférni</w:t>
+      </w:r>
+      <w:r>
+        <w:rPr>
+          <w:highlight w:val="yellow"/>
+        </w:rPr>
+        <w:t>, melyeket beállíthat</w:t>
+      </w:r>
+      <w:r>
+        <w:rPr>
+          <w:highlight w:val="yellow"/>
+        </w:rPr>
+        <w:t>.</w:t>
+      </w:r>
+      <w:r>
+        <w:rPr>
+          <w:highlight w:val="yellow"/>
+        </w:rPr>
+        <w:t xml:space="preserve"> A beállítást követően, ha elmenti változtatásait, akkor ezt hozzáköti a felhasználójához, lehetővé téve ezzel, hogy ha új eszközön jelentkezik be, a beállításai ott is megmaradjanak.</w:t>
+      </w:r>
+      <w:r>
+        <w:rPr>
+          <w:highlight w:val="yellow"/>
+        </w:rPr>
+        <w:t xml:space="preserve"> A felhasználóval kapcsolatban történő beállítások közé tartozik a felhasználónév, a megjelenített név, és a jelszóváltoztatás. Ezek mellett különböző stílusbeállítások is módosíthatóak. Beállítható az oldal témája (dark/light), a navigációs menü megjelenítésének módja és a legfontosabb, </w:t>
+      </w:r>
+      <w:r>
+        <w:rPr>
+          <w:highlight w:val="yellow"/>
+        </w:rPr>
+        <w:t>a naptárak elrendezése is. Az utóbbi beállítás lehetőséget ad napi/heti/havi kinézet beállítására. Az utolsó funkció, melyet tartalmaz az oldal, a felhasználói fiók, és hozzá tartozó minden adat törlése.</w:t>
+      </w:r>
+    </w:p>
+    <w:p>
+      <w:pPr>
+        <w:rPr>
+          <w:highlight w:val="yellow"/>
+        </w:rPr>
+      </w:pPr>
+    </w:p>
+    <w:p>
+      <w:pPr>
         <w:rPr>
           <w:i/>
           <w:iCs/>
-        </w:rPr>
-        <w:t>Notifications</w:t>
-      </w:r>
-      <w:proofErr w:type="spellEnd"/>
+          <w:highlight w:val="yellow"/>
+        </w:rPr>
+      </w:pPr>
       <w:r>
         <w:rPr>
           <w:i/>
           <w:iCs/>
-        </w:rPr>
-        <w:t>:</w:t>
-      </w:r>
-    </w:p>
-    <w:p>
-      <w:pPr>
-        <w:rPr>
-          <w:color w:val="EE0000"/>
-        </w:rPr>
-      </w:pPr>
-      <w:r>
-        <w:rPr>
-          <w:color w:val="EE0000"/>
-        </w:rPr>
-        <w:t>(</w:t>
-      </w:r>
-      <w:r>
-        <w:rPr>
-          <w:color w:val="EE0000"/>
-        </w:rPr>
-        <w:t>IDK LATER</w:t>
-      </w:r>
-      <w:r>
-        <w:rPr>
-          <w:color w:val="EE0000"/>
-        </w:rPr>
-        <w:t>)</w:t>
+          <w:highlight w:val="yellow"/>
+        </w:rPr>
+        <w:lastRenderedPageBreak/>
+        <w:t>Notifications:</w:t>
+      </w:r>
+    </w:p>
+    <w:p>
+      <w:pPr>
+        <w:rPr>
+          <w:highlight w:val="yellow"/>
+        </w:rPr>
+      </w:pPr>
+      <w:r>
+        <w:rPr>
+          <w:highlight w:val="yellow"/>
+        </w:rPr>
+        <w:t xml:space="preserve">A Notification menüpont alatt, a felhasználó hozzáfér, a különböző értesítései, és azok beállításaihoz. Az értesítéseknek két fő fajtája van. Az első a meghívásokkal kapcsolatos értesítések. Ha a felhasználónk számára érkezett egy meghívó egy csoporthoz, akkor azt itt tudjuk megtekinteni, és eldönteni, hogy visszautasítjuk, vagy elfogadjuk. A másik fő fajtája az értesítéseknek, az ütköző események. Itt kilistázva láthatjuk, dátum alapján csoportokban, ha az adott napon, valamely eseményünk ütközik. Ez lehetővé teszi, a korai értesülést az </w:t>
+      </w:r>
+      <w:r>
+        <w:rPr>
+          <w:highlight w:val="yellow"/>
+        </w:rPr>
+        <w:t>egymást fedő időpontokkal kapcsolatban, azonban, ha nem kívánjuk ezt, folyamatos értesítés formájában látni, bekacsolhatjuk, egy-egy adott blokk ignorálását, az ütközéseket illetően.</w:t>
+      </w:r>
+    </w:p>
+    <w:p>
+      <w:pPr>
+        <w:rPr>
+          <w:highlight w:val="yellow"/>
+        </w:rPr>
+      </w:pPr>
+    </w:p>
+    <w:p>
+      <w:pPr>
+        <w:rPr>
+          <w:i/>
+          <w:iCs/>
+          <w:highlight w:val="yellow"/>
+        </w:rPr>
+      </w:pPr>
+      <w:r>
+        <w:rPr>
+          <w:i/>
+          <w:iCs/>
+          <w:highlight w:val="yellow"/>
+        </w:rPr>
+        <w:t xml:space="preserve">Profile </w:t>
+      </w:r>
+      <w:r>
+        <w:rPr>
+          <w:i/>
+          <w:iCs/>
+          <w:highlight w:val="yellow"/>
+        </w:rPr>
+        <w:t xml:space="preserve">Description </w:t>
+      </w:r>
+      <w:r>
+        <w:rPr>
+          <w:i/>
+          <w:iCs/>
+          <w:highlight w:val="yellow"/>
+        </w:rPr>
+        <w:t>Modlue:</w:t>
+      </w:r>
+    </w:p>
+    <w:p>
+      <w:pPr>
+        <w:rPr>
+          <w:highlight w:val="yellow"/>
+        </w:rPr>
+      </w:pPr>
+      <w:r>
+        <w:rPr>
+          <w:highlight w:val="yellow"/>
+        </w:rPr>
+        <w:t>Ez a modul felelős a profil, részleteinek és adatinak megjelenítésére, amelyet csak az adott felhasználó lát.</w:t>
       </w:r>
     </w:p>
     <w:p>
       <w:pPr>
         <w:pStyle w:val="Cmsor2"/>
-        <w:spacing w:line="276" w:lineRule="auto"/>
+        <w:spacing w:line="360" w:lineRule="auto"/>
         <w:jc w:val="both"/>
         <w:rPr>
           <w:sz w:val="32"/>
           <w:szCs w:val="28"/>
-        </w:rPr>
-      </w:pPr>
-      <w:bookmarkStart w:id="19" w:name="_Toc227232985"/>
+          <w:highlight w:val="yellow"/>
+        </w:rPr>
+      </w:pPr>
+      <w:bookmarkStart w:id="14" w:name="_Toc227662607"/>
       <w:r>
         <w:rPr>
           <w:sz w:val="32"/>
           <w:szCs w:val="28"/>
+          <w:highlight w:val="yellow"/>
         </w:rPr>
         <w:t>Monitorképek</w:t>
       </w:r>
-      <w:bookmarkEnd w:id="19"/>
-    </w:p>
-    <w:p>
-      <w:pPr>
-        <w:spacing w:line="276" w:lineRule="auto"/>
-      </w:pPr>
-      <w:proofErr w:type="spellStart"/>
-      <w:r>
-        <w:t>askldjaskldjaskldjaskljdlkasdjlas</w:t>
-      </w:r>
-      <w:proofErr w:type="spellEnd"/>
-    </w:p>
-    <w:p>
-      <w:pPr>
-        <w:spacing w:line="276" w:lineRule="auto"/>
-      </w:pPr>
-      <w:proofErr w:type="spellStart"/>
-      <w:r>
-        <w:t>alksjdlkasjdlas</w:t>
-      </w:r>
-      <w:proofErr w:type="spellEnd"/>
-    </w:p>
-    <w:p>
-      <w:pPr>
-        <w:spacing w:line="276" w:lineRule="auto"/>
+      <w:bookmarkEnd w:id="14"/>
+    </w:p>
+    <w:p>
+      <w:pPr>
+        <w:rPr>
+          <w:highlight w:val="yellow"/>
+        </w:rPr>
+      </w:pPr>
+      <w:r>
+        <w:rPr>
+          <w:highlight w:val="yellow"/>
+        </w:rPr>
+        <w:t>askldjaskldj</w:t>
+      </w:r>
+    </w:p>
+    <w:p>
+      <w:pPr>
+        <w:rPr>
+          <w:highlight w:val="yellow"/>
+        </w:rPr>
       </w:pPr>
       <w:r>
         <w:rPr>
           <w:noProof/>
+          <w:highlight w:val="yellow"/>
         </w:rPr>
         <w:drawing>
           <wp:inline distT="0" distB="0" distL="0" distR="0" wp14:anchorId="790163BC" wp14:editId="455C25AC">
@@ -3884,18 +5679,20 @@
     <w:p>
       <w:pPr>
         <w:pStyle w:val="Cmsor2"/>
-        <w:spacing w:line="276" w:lineRule="auto"/>
+        <w:spacing w:line="360" w:lineRule="auto"/>
         <w:jc w:val="both"/>
         <w:rPr>
           <w:sz w:val="32"/>
           <w:szCs w:val="28"/>
-        </w:rPr>
-      </w:pPr>
-      <w:bookmarkStart w:id="20" w:name="_Toc227232986"/>
+          <w:highlight w:val="yellow"/>
+        </w:rPr>
+      </w:pPr>
+      <w:bookmarkStart w:id="15" w:name="_Toc227662608"/>
       <w:r>
         <w:rPr>
           <w:sz w:val="32"/>
           <w:szCs w:val="28"/>
+          <w:highlight w:val="yellow"/>
         </w:rPr>
         <w:t>Bejel</w:t>
       </w:r>
@@ -3903,6 +5700,7 @@
         <w:rPr>
           <w:sz w:val="32"/>
           <w:szCs w:val="28"/>
+          <w:highlight w:val="yellow"/>
         </w:rPr>
         <w:t>e</w:t>
       </w:r>
@@ -3910,136 +5708,268 @@
         <w:rPr>
           <w:sz w:val="32"/>
           <w:szCs w:val="28"/>
+          <w:highlight w:val="yellow"/>
         </w:rPr>
         <w:t>ntkezés</w:t>
       </w:r>
-      <w:bookmarkEnd w:id="20"/>
-    </w:p>
-    <w:p>
-      <w:pPr>
-        <w:spacing w:line="276" w:lineRule="auto"/>
-      </w:pPr>
-      <w:r>
+      <w:bookmarkEnd w:id="15"/>
+    </w:p>
+    <w:p>
+      <w:pPr>
+        <w:rPr>
+          <w:highlight w:val="yellow"/>
+        </w:rPr>
+      </w:pPr>
+      <w:r>
+        <w:rPr>
+          <w:highlight w:val="yellow"/>
+        </w:rPr>
         <w:t xml:space="preserve">Egy előre elkészített felhasználó </w:t>
       </w:r>
       <w:r>
+        <w:rPr>
+          <w:highlight w:val="yellow"/>
+        </w:rPr>
         <w:t xml:space="preserve">és a hozzátartozó </w:t>
       </w:r>
       <w:r>
+        <w:rPr>
+          <w:highlight w:val="yellow"/>
+        </w:rPr>
         <w:t>adatai:</w:t>
       </w:r>
     </w:p>
     <w:p>
       <w:pPr>
-        <w:spacing w:line="276" w:lineRule="auto"/>
         <w:rPr>
           <w:color w:val="EE0000"/>
+          <w:highlight w:val="yellow"/>
         </w:rPr>
       </w:pPr>
       <w:r>
         <w:rPr>
           <w:color w:val="EE0000"/>
-        </w:rPr>
-        <w:t xml:space="preserve">(ide majd egy </w:t>
-      </w:r>
-      <w:proofErr w:type="spellStart"/>
+          <w:highlight w:val="yellow"/>
+        </w:rPr>
+        <w:t>(ide majd egy use</w:t>
+      </w:r>
       <w:r>
         <w:rPr>
           <w:color w:val="EE0000"/>
-        </w:rPr>
-        <w:t>user</w:t>
-      </w:r>
-      <w:proofErr w:type="spellEnd"/>
+          <w:highlight w:val="yellow"/>
+        </w:rPr>
+        <w:t>r</w:t>
+      </w:r>
       <w:r>
         <w:rPr>
           <w:color w:val="EE0000"/>
-        </w:rPr>
-        <w:t xml:space="preserve"> és egy </w:t>
-      </w:r>
-      <w:proofErr w:type="spellStart"/>
-      <w:r>
-        <w:rPr>
-          <w:color w:val="EE0000"/>
-        </w:rPr>
-        <w:t>admin</w:t>
-      </w:r>
-      <w:proofErr w:type="spellEnd"/>
-      <w:r>
-        <w:rPr>
-          <w:color w:val="EE0000"/>
-        </w:rPr>
-        <w:t xml:space="preserve"> is kell)</w:t>
-      </w:r>
-    </w:p>
-    <w:p>
-      <w:pPr>
-        <w:spacing w:after="160" w:line="276" w:lineRule="auto"/>
-      </w:pPr>
-      <w:r>
+          <w:highlight w:val="yellow"/>
+        </w:rPr>
+        <w:t xml:space="preserve"> kell)</w:t>
+      </w:r>
+    </w:p>
+    <w:p>
+      <w:pPr>
+        <w:pStyle w:val="Cmsor1"/>
+        <w:spacing w:line="360" w:lineRule="auto"/>
+        <w:rPr>
+          <w:highlight w:val="yellow"/>
+        </w:rPr>
+      </w:pPr>
+      <w:bookmarkStart w:id="16" w:name="_Toc227662609"/>
+      <w:r>
+        <w:rPr>
+          <w:highlight w:val="yellow"/>
+        </w:rPr>
+        <w:t>Teszteléssel kapcsolatos információk:</w:t>
+      </w:r>
+      <w:bookmarkEnd w:id="16"/>
+    </w:p>
+    <w:p>
+      <w:pPr>
+        <w:spacing w:after="160"/>
+        <w:rPr>
+          <w:highlight w:val="yellow"/>
+        </w:rPr>
+      </w:pPr>
+      <w:r>
+        <w:rPr>
+          <w:highlight w:val="yellow"/>
+        </w:rPr>
         <w:br w:type="page"/>
       </w:r>
     </w:p>
     <w:p>
       <w:pPr>
         <w:pStyle w:val="Cmsor1"/>
-        <w:spacing w:line="276" w:lineRule="auto"/>
+        <w:spacing w:line="360" w:lineRule="auto"/>
         <w:jc w:val="both"/>
-      </w:pPr>
-      <w:bookmarkStart w:id="21" w:name="_Toc227232987"/>
-      <w:r>
+        <w:rPr>
+          <w:highlight w:val="yellow"/>
+        </w:rPr>
+      </w:pPr>
+      <w:bookmarkStart w:id="17" w:name="_Toc227662610"/>
+      <w:r>
+        <w:rPr>
+          <w:highlight w:val="yellow"/>
+        </w:rPr>
         <w:lastRenderedPageBreak/>
         <w:t>Továbbfejlesztési lehetőségek</w:t>
       </w:r>
-      <w:bookmarkEnd w:id="21"/>
-    </w:p>
-    <w:p>
-      <w:pPr>
-        <w:spacing w:line="276" w:lineRule="auto"/>
-      </w:pPr>
-      <w:r>
+      <w:bookmarkEnd w:id="17"/>
+    </w:p>
+    <w:p>
+      <w:pPr>
+        <w:pStyle w:val="Cmsor2"/>
+        <w:spacing w:line="360" w:lineRule="auto"/>
+        <w:rPr>
+          <w:highlight w:val="yellow"/>
+        </w:rPr>
+      </w:pPr>
+      <w:bookmarkStart w:id="18" w:name="_Toc227662611"/>
+      <w:r>
+        <w:rPr>
+          <w:highlight w:val="yellow"/>
+        </w:rPr>
+        <w:t>Year View:</w:t>
+      </w:r>
+      <w:bookmarkEnd w:id="18"/>
+    </w:p>
+    <w:p>
+      <w:pPr>
+        <w:rPr>
+          <w:highlight w:val="yellow"/>
+        </w:rPr>
+      </w:pPr>
+      <w:r>
+        <w:rPr>
+          <w:highlight w:val="yellow"/>
+        </w:rPr>
         <w:t>A jelenlegi nézet mellé egy éves nézetet is létre hozunk a jövőben</w:t>
       </w:r>
       <w:r>
+        <w:rPr>
+          <w:highlight w:val="yellow"/>
+        </w:rPr>
         <w:t>.</w:t>
       </w:r>
       <w:r>
+        <w:rPr>
+          <w:highlight w:val="yellow"/>
+        </w:rPr>
         <w:t xml:space="preserve"> </w:t>
       </w:r>
       <w:r>
+        <w:rPr>
+          <w:highlight w:val="yellow"/>
+        </w:rPr>
         <w:t xml:space="preserve">Ebben a nézetben </w:t>
       </w:r>
       <w:r>
+        <w:rPr>
+          <w:highlight w:val="yellow"/>
+        </w:rPr>
         <w:t>hónapos lebontásban látni lehet majd</w:t>
       </w:r>
       <w:r>
+        <w:rPr>
+          <w:highlight w:val="yellow"/>
+        </w:rPr>
         <w:t>,</w:t>
       </w:r>
       <w:r>
+        <w:rPr>
+          <w:highlight w:val="yellow"/>
+        </w:rPr>
         <w:t xml:space="preserve"> hogy </w:t>
       </w:r>
       <w:r>
+        <w:rPr>
+          <w:highlight w:val="yellow"/>
+        </w:rPr>
         <w:t>melyik hónapokban</w:t>
       </w:r>
       <w:r>
+        <w:rPr>
+          <w:highlight w:val="yellow"/>
+        </w:rPr>
         <w:t xml:space="preserve"> van esemény</w:t>
       </w:r>
       <w:r>
-        <w:t xml:space="preserve">. A hónapokra kattintva megnyitható, azok részletező nézete, melyeken a szokásos már elérhető funkciókkal tudjuk majd a beosztásokat </w:t>
-      </w:r>
-      <w:proofErr w:type="spellStart"/>
-      <w:r>
-        <w:t>szerkezteni</w:t>
-      </w:r>
-      <w:proofErr w:type="spellEnd"/>
-      <w:r>
-        <w:t>.</w:t>
-      </w:r>
-    </w:p>
-    <w:p>
-      <w:pPr>
-        <w:spacing w:after="160" w:line="276" w:lineRule="auto"/>
-      </w:pPr>
-      <w:r>
+        <w:rPr>
+          <w:highlight w:val="yellow"/>
+        </w:rPr>
+        <w:t>. A hónapokra kattintva megnyitható, azok részletező nézete, melyeken a szokásos már elérhető funkciókkal tudjuk majd a beosztásokat szerkezteni.</w:t>
+      </w:r>
+    </w:p>
+    <w:p>
+      <w:pPr>
+        <w:pStyle w:val="Cmsor2"/>
+        <w:spacing w:line="360" w:lineRule="auto"/>
+        <w:rPr>
+          <w:highlight w:val="yellow"/>
+        </w:rPr>
+      </w:pPr>
+      <w:bookmarkStart w:id="19" w:name="_Toc227662612"/>
+      <w:r>
+        <w:rPr>
+          <w:highlight w:val="yellow"/>
+        </w:rPr>
+        <w:t>User Browsing:</w:t>
+      </w:r>
+      <w:bookmarkEnd w:id="19"/>
+    </w:p>
+    <w:p>
+      <w:pPr>
+        <w:rPr>
+          <w:highlight w:val="yellow"/>
+        </w:rPr>
+      </w:pPr>
+      <w:r>
+        <w:rPr>
+          <w:highlight w:val="yellow"/>
+        </w:rPr>
+        <w:t>A csoportoknál történő meghívásokhoz, a későbbiekben hozzá lehet adni, egy adott felhasználó profiljának megnyitását, amely a részletező nézetet jelenítené meg, amely az adott felhasználóhoz tartozna</w:t>
+      </w:r>
+    </w:p>
+    <w:p>
+      <w:pPr>
+        <w:pStyle w:val="Cmsor2"/>
+        <w:rPr>
+          <w:highlight w:val="yellow"/>
+        </w:rPr>
+      </w:pPr>
+      <w:r>
+        <w:rPr>
+          <w:highlight w:val="yellow"/>
+        </w:rPr>
+        <w:t>Admin felület:</w:t>
+      </w:r>
+    </w:p>
+    <w:p>
+      <w:pPr>
+        <w:rPr>
+          <w:highlight w:val="yellow"/>
+        </w:rPr>
+      </w:pPr>
+      <w:r>
+        <w:rPr>
+          <w:highlight w:val="yellow"/>
+        </w:rPr>
+        <w:t>Egy külön aloldal, amelyen a BrckETT Admin felhasználói, hozzáférnek, és kezelni tudják a szoftver adatait</w:t>
+      </w:r>
+    </w:p>
+    <w:p>
+      <w:pPr>
+        <w:spacing w:after="160"/>
+        <w:rPr>
+          <w:highlight w:val="yellow"/>
+        </w:rPr>
+      </w:pPr>
+      <w:r>
+        <w:rPr>
+          <w:highlight w:val="yellow"/>
+        </w:rPr>
         <w:br w:type="page"/>
       </w:r>
     </w:p>
@@ -4050,6 +5980,7 @@
           <w:b w:val="0"/>
           <w:sz w:val="24"/>
           <w:szCs w:val="22"/>
+          <w:highlight w:val="yellow"/>
           <w:lang w:eastAsia="en-US"/>
         </w:rPr>
         <w:id w:val="139165017"/>
@@ -4067,10 +5998,16 @@
         <w:p>
           <w:pPr>
             <w:pStyle w:val="Tartalomjegyzkcmsora"/>
-            <w:spacing w:line="276" w:lineRule="auto"/>
+            <w:spacing w:line="360" w:lineRule="auto"/>
             <w:jc w:val="both"/>
+            <w:rPr>
+              <w:highlight w:val="yellow"/>
+            </w:rPr>
           </w:pPr>
           <w:r>
+            <w:rPr>
+              <w:highlight w:val="yellow"/>
+            </w:rPr>
             <w:t>Tartalom</w:t>
           </w:r>
         </w:p>
@@ -4090,19 +6027,29 @@
             </w:rPr>
           </w:pPr>
           <w:r>
+            <w:rPr>
+              <w:highlight w:val="yellow"/>
+            </w:rPr>
             <w:fldChar w:fldCharType="begin"/>
           </w:r>
           <w:r>
+            <w:rPr>
+              <w:highlight w:val="yellow"/>
+            </w:rPr>
             <w:instrText xml:space="preserve"> TOC \o "1-3" \h \z \u </w:instrText>
           </w:r>
           <w:r>
+            <w:rPr>
+              <w:highlight w:val="yellow"/>
+            </w:rPr>
             <w:fldChar w:fldCharType="separate"/>
           </w:r>
-          <w:hyperlink w:anchor="_Toc227232966" w:history="1">
+          <w:hyperlink w:anchor="_Toc227662588" w:history="1">
             <w:r>
               <w:rPr>
                 <w:rStyle w:val="Hiperhivatkozs"/>
                 <w:noProof/>
+                <w:highlight w:val="yellow"/>
               </w:rPr>
               <w:t>Bevezetés</w:t>
             </w:r>
@@ -4125,7 +6072,7 @@
                 <w:noProof/>
                 <w:webHidden/>
               </w:rPr>
-              <w:instrText xml:space="preserve"> PAGEREF _Toc227232966 \h </w:instrText>
+              <w:instrText xml:space="preserve"> PAGEREF _Toc227662588 \h </w:instrText>
             </w:r>
             <w:r>
               <w:rPr>
@@ -4171,11 +6118,12 @@
               <w14:ligatures w14:val="standardContextual"/>
             </w:rPr>
           </w:pPr>
-          <w:hyperlink w:anchor="_Toc227232967" w:history="1">
+          <w:hyperlink w:anchor="_Toc227662589" w:history="1">
             <w:r>
               <w:rPr>
                 <w:rStyle w:val="Hiperhivatkozs"/>
                 <w:noProof/>
+                <w:highlight w:val="yellow"/>
               </w:rPr>
               <w:t>Szoftver célja</w:t>
             </w:r>
@@ -4198,7 +6146,7 @@
                 <w:noProof/>
                 <w:webHidden/>
               </w:rPr>
-              <w:instrText xml:space="preserve"> PAGEREF _Toc227232967 \h </w:instrText>
+              <w:instrText xml:space="preserve"> PAGEREF _Toc227662589 \h </w:instrText>
             </w:r>
             <w:r>
               <w:rPr>
@@ -4244,11 +6192,12 @@
               <w14:ligatures w14:val="standardContextual"/>
             </w:rPr>
           </w:pPr>
-          <w:hyperlink w:anchor="_Toc227232968" w:history="1">
+          <w:hyperlink w:anchor="_Toc227662590" w:history="1">
             <w:r>
               <w:rPr>
                 <w:rStyle w:val="Hiperhivatkozs"/>
                 <w:noProof/>
+                <w:highlight w:val="yellow"/>
               </w:rPr>
               <w:t>Felhasználói felületek</w:t>
             </w:r>
@@ -4271,7 +6220,7 @@
                 <w:noProof/>
                 <w:webHidden/>
               </w:rPr>
-              <w:instrText xml:space="preserve"> PAGEREF _Toc227232968 \h </w:instrText>
+              <w:instrText xml:space="preserve"> PAGEREF _Toc227662590 \h </w:instrText>
             </w:r>
             <w:r>
               <w:rPr>
@@ -4317,11 +6266,12 @@
               <w14:ligatures w14:val="standardContextual"/>
             </w:rPr>
           </w:pPr>
-          <w:hyperlink w:anchor="_Toc227232969" w:history="1">
+          <w:hyperlink w:anchor="_Toc227662591" w:history="1">
             <w:r>
               <w:rPr>
                 <w:rStyle w:val="Hiperhivatkozs"/>
                 <w:noProof/>
+                <w:highlight w:val="yellow"/>
               </w:rPr>
               <w:t>Készítési folyamat</w:t>
             </w:r>
@@ -4344,7 +6294,7 @@
                 <w:noProof/>
                 <w:webHidden/>
               </w:rPr>
-              <w:instrText xml:space="preserve"> PAGEREF _Toc227232969 \h </w:instrText>
+              <w:instrText xml:space="preserve"> PAGEREF _Toc227662591 \h </w:instrText>
             </w:r>
             <w:r>
               <w:rPr>
@@ -4390,11 +6340,12 @@
               <w14:ligatures w14:val="standardContextual"/>
             </w:rPr>
           </w:pPr>
-          <w:hyperlink w:anchor="_Toc227232970" w:history="1">
+          <w:hyperlink w:anchor="_Toc227662592" w:history="1">
             <w:r>
               <w:rPr>
                 <w:rStyle w:val="Hiperhivatkozs"/>
                 <w:noProof/>
+                <w:highlight w:val="darkRed"/>
               </w:rPr>
               <w:t>Adatbázis táblái, és rövid összefoglalásuk:</w:t>
             </w:r>
@@ -4417,7 +6368,7 @@
                 <w:noProof/>
                 <w:webHidden/>
               </w:rPr>
-              <w:instrText xml:space="preserve"> PAGEREF _Toc227232970 \h </w:instrText>
+              <w:instrText xml:space="preserve"> PAGEREF _Toc227662592 \h </w:instrText>
             </w:r>
             <w:r>
               <w:rPr>
@@ -4463,11 +6414,12 @@
               <w14:ligatures w14:val="standardContextual"/>
             </w:rPr>
           </w:pPr>
-          <w:hyperlink w:anchor="_Toc227232971" w:history="1">
+          <w:hyperlink w:anchor="_Toc227662593" w:history="1">
             <w:r>
               <w:rPr>
                 <w:rStyle w:val="Hiperhivatkozs"/>
                 <w:noProof/>
+                <w:highlight w:val="darkRed"/>
               </w:rPr>
               <w:t>User tábla:</w:t>
             </w:r>
@@ -4490,7 +6442,7 @@
                 <w:noProof/>
                 <w:webHidden/>
               </w:rPr>
-              <w:instrText xml:space="preserve"> PAGEREF _Toc227232971 \h </w:instrText>
+              <w:instrText xml:space="preserve"> PAGEREF _Toc227662593 \h </w:instrText>
             </w:r>
             <w:r>
               <w:rPr>
@@ -4536,11 +6488,12 @@
               <w14:ligatures w14:val="standardContextual"/>
             </w:rPr>
           </w:pPr>
-          <w:hyperlink w:anchor="_Toc227232972" w:history="1">
+          <w:hyperlink w:anchor="_Toc227662594" w:history="1">
             <w:r>
               <w:rPr>
                 <w:rStyle w:val="Hiperhivatkozs"/>
                 <w:noProof/>
+                <w:highlight w:val="darkRed"/>
               </w:rPr>
               <w:t>Groups tábla:</w:t>
             </w:r>
@@ -4563,7 +6516,7 @@
                 <w:noProof/>
                 <w:webHidden/>
               </w:rPr>
-              <w:instrText xml:space="preserve"> PAGEREF _Toc227232972 \h </w:instrText>
+              <w:instrText xml:space="preserve"> PAGEREF _Toc227662594 \h </w:instrText>
             </w:r>
             <w:r>
               <w:rPr>
@@ -4609,11 +6562,12 @@
               <w14:ligatures w14:val="standardContextual"/>
             </w:rPr>
           </w:pPr>
-          <w:hyperlink w:anchor="_Toc227232973" w:history="1">
+          <w:hyperlink w:anchor="_Toc227662595" w:history="1">
             <w:r>
               <w:rPr>
                 <w:rStyle w:val="Hiperhivatkozs"/>
                 <w:noProof/>
+                <w:highlight w:val="darkRed"/>
               </w:rPr>
               <w:t>Schedules tábla:</w:t>
             </w:r>
@@ -4636,7 +6590,7 @@
                 <w:noProof/>
                 <w:webHidden/>
               </w:rPr>
-              <w:instrText xml:space="preserve"> PAGEREF _Toc227232973 \h </w:instrText>
+              <w:instrText xml:space="preserve"> PAGEREF _Toc227662595 \h </w:instrText>
             </w:r>
             <w:r>
               <w:rPr>
@@ -4656,7 +6610,7 @@
                 <w:noProof/>
                 <w:webHidden/>
               </w:rPr>
-              <w:t>4</w:t>
+              <w:t>5</w:t>
             </w:r>
             <w:r>
               <w:rPr>
@@ -4682,11 +6636,12 @@
               <w14:ligatures w14:val="standardContextual"/>
             </w:rPr>
           </w:pPr>
-          <w:hyperlink w:anchor="_Toc227232974" w:history="1">
+          <w:hyperlink w:anchor="_Toc227662596" w:history="1">
             <w:r>
               <w:rPr>
                 <w:rStyle w:val="Hiperhivatkozs"/>
                 <w:noProof/>
+                <w:highlight w:val="darkRed"/>
               </w:rPr>
               <w:t>Templates tábla:</w:t>
             </w:r>
@@ -4709,7 +6664,7 @@
                 <w:noProof/>
                 <w:webHidden/>
               </w:rPr>
-              <w:instrText xml:space="preserve"> PAGEREF _Toc227232974 \h </w:instrText>
+              <w:instrText xml:space="preserve"> PAGEREF _Toc227662596 \h </w:instrText>
             </w:r>
             <w:r>
               <w:rPr>
@@ -4755,11 +6710,12 @@
               <w14:ligatures w14:val="standardContextual"/>
             </w:rPr>
           </w:pPr>
-          <w:hyperlink w:anchor="_Toc227232975" w:history="1">
+          <w:hyperlink w:anchor="_Toc227662597" w:history="1">
             <w:r>
               <w:rPr>
                 <w:rStyle w:val="Hiperhivatkozs"/>
                 <w:noProof/>
+                <w:highlight w:val="darkRed"/>
               </w:rPr>
               <w:t>Settings tábla:</w:t>
             </w:r>
@@ -4782,7 +6738,7 @@
                 <w:noProof/>
                 <w:webHidden/>
               </w:rPr>
-              <w:instrText xml:space="preserve"> PAGEREF _Toc227232975 \h </w:instrText>
+              <w:instrText xml:space="preserve"> PAGEREF _Toc227662597 \h </w:instrText>
             </w:r>
             <w:r>
               <w:rPr>
@@ -4828,11 +6784,12 @@
               <w14:ligatures w14:val="standardContextual"/>
             </w:rPr>
           </w:pPr>
-          <w:hyperlink w:anchor="_Toc227232976" w:history="1">
+          <w:hyperlink w:anchor="_Toc227662598" w:history="1">
             <w:r>
               <w:rPr>
                 <w:rStyle w:val="Hiperhivatkozs"/>
                 <w:noProof/>
+                <w:highlight w:val="yellow"/>
               </w:rPr>
               <w:t>Komponenseinek technikai leírása</w:t>
             </w:r>
@@ -4855,7 +6812,7 @@
                 <w:noProof/>
                 <w:webHidden/>
               </w:rPr>
-              <w:instrText xml:space="preserve"> PAGEREF _Toc227232976 \h </w:instrText>
+              <w:instrText xml:space="preserve"> PAGEREF _Toc227662598 \h </w:instrText>
             </w:r>
             <w:r>
               <w:rPr>
@@ -4875,7 +6832,7 @@
                 <w:noProof/>
                 <w:webHidden/>
               </w:rPr>
-              <w:t>6</w:t>
+              <w:t>7</w:t>
             </w:r>
             <w:r>
               <w:rPr>
@@ -4901,11 +6858,12 @@
               <w14:ligatures w14:val="standardContextual"/>
             </w:rPr>
           </w:pPr>
-          <w:hyperlink w:anchor="_Toc227232977" w:history="1">
+          <w:hyperlink w:anchor="_Toc227662599" w:history="1">
             <w:r>
               <w:rPr>
                 <w:rStyle w:val="Hiperhivatkozs"/>
                 <w:noProof/>
+                <w:highlight w:val="yellow"/>
               </w:rPr>
               <w:t>Frontend:</w:t>
             </w:r>
@@ -4928,7 +6886,7 @@
                 <w:noProof/>
                 <w:webHidden/>
               </w:rPr>
-              <w:instrText xml:space="preserve"> PAGEREF _Toc227232977 \h </w:instrText>
+              <w:instrText xml:space="preserve"> PAGEREF _Toc227662599 \h </w:instrText>
             </w:r>
             <w:r>
               <w:rPr>
@@ -4948,7 +6906,7 @@
                 <w:noProof/>
                 <w:webHidden/>
               </w:rPr>
-              <w:t>6</w:t>
+              <w:t>7</w:t>
             </w:r>
             <w:r>
               <w:rPr>
@@ -4974,11 +6932,12 @@
               <w14:ligatures w14:val="standardContextual"/>
             </w:rPr>
           </w:pPr>
-          <w:hyperlink w:anchor="_Toc227232978" w:history="1">
+          <w:hyperlink w:anchor="_Toc227662600" w:history="1">
             <w:r>
               <w:rPr>
                 <w:rStyle w:val="Hiperhivatkozs"/>
                 <w:noProof/>
+                <w:highlight w:val="yellow"/>
               </w:rPr>
               <w:t>Frontend komponensek és feladataik:</w:t>
             </w:r>
@@ -5001,7 +6960,7 @@
                 <w:noProof/>
                 <w:webHidden/>
               </w:rPr>
-              <w:instrText xml:space="preserve"> PAGEREF _Toc227232978 \h </w:instrText>
+              <w:instrText xml:space="preserve"> PAGEREF _Toc227662600 \h </w:instrText>
             </w:r>
             <w:r>
               <w:rPr>
@@ -5021,7 +6980,7 @@
                 <w:noProof/>
                 <w:webHidden/>
               </w:rPr>
-              <w:t>6</w:t>
+              <w:t>7</w:t>
             </w:r>
             <w:r>
               <w:rPr>
@@ -5047,11 +7006,12 @@
               <w14:ligatures w14:val="standardContextual"/>
             </w:rPr>
           </w:pPr>
-          <w:hyperlink w:anchor="_Toc227232979" w:history="1">
+          <w:hyperlink w:anchor="_Toc227662601" w:history="1">
             <w:r>
               <w:rPr>
                 <w:rStyle w:val="Hiperhivatkozs"/>
                 <w:noProof/>
+                <w:highlight w:val="yellow"/>
               </w:rPr>
               <w:t>A komponenseket segítő szkript fájlok:</w:t>
             </w:r>
@@ -5074,7 +7034,7 @@
                 <w:noProof/>
                 <w:webHidden/>
               </w:rPr>
-              <w:instrText xml:space="preserve"> PAGEREF _Toc227232979 \h </w:instrText>
+              <w:instrText xml:space="preserve"> PAGEREF _Toc227662601 \h </w:instrText>
             </w:r>
             <w:r>
               <w:rPr>
@@ -5094,7 +7054,7 @@
                 <w:noProof/>
                 <w:webHidden/>
               </w:rPr>
-              <w:t>7</w:t>
+              <w:t>8</w:t>
             </w:r>
             <w:r>
               <w:rPr>
@@ -5120,11 +7080,12 @@
               <w14:ligatures w14:val="standardContextual"/>
             </w:rPr>
           </w:pPr>
-          <w:hyperlink w:anchor="_Toc227232980" w:history="1">
+          <w:hyperlink w:anchor="_Toc227662602" w:history="1">
             <w:r>
               <w:rPr>
                 <w:rStyle w:val="Hiperhivatkozs"/>
                 <w:noProof/>
+                <w:highlight w:val="yellow"/>
               </w:rPr>
               <w:t>Backend:</w:t>
             </w:r>
@@ -5147,7 +7108,7 @@
                 <w:noProof/>
                 <w:webHidden/>
               </w:rPr>
-              <w:instrText xml:space="preserve"> PAGEREF _Toc227232980 \h </w:instrText>
+              <w:instrText xml:space="preserve"> PAGEREF _Toc227662602 \h </w:instrText>
             </w:r>
             <w:r>
               <w:rPr>
@@ -5167,7 +7128,7 @@
                 <w:noProof/>
                 <w:webHidden/>
               </w:rPr>
-              <w:t>7</w:t>
+              <w:t>9</w:t>
             </w:r>
             <w:r>
               <w:rPr>
@@ -5193,11 +7154,12 @@
               <w14:ligatures w14:val="standardContextual"/>
             </w:rPr>
           </w:pPr>
-          <w:hyperlink w:anchor="_Toc227232981" w:history="1">
+          <w:hyperlink w:anchor="_Toc227662603" w:history="1">
             <w:r>
               <w:rPr>
                 <w:rStyle w:val="Hiperhivatkozs"/>
                 <w:noProof/>
+                <w:highlight w:val="yellow"/>
               </w:rPr>
               <w:t>Végpontok és rövid leírásaiki:</w:t>
             </w:r>
@@ -5220,7 +7182,7 @@
                 <w:noProof/>
                 <w:webHidden/>
               </w:rPr>
-              <w:instrText xml:space="preserve"> PAGEREF _Toc227232981 \h </w:instrText>
+              <w:instrText xml:space="preserve"> PAGEREF _Toc227662603 \h </w:instrText>
             </w:r>
             <w:r>
               <w:rPr>
@@ -5240,7 +7202,7 @@
                 <w:noProof/>
                 <w:webHidden/>
               </w:rPr>
-              <w:t>7</w:t>
+              <w:t>9</w:t>
             </w:r>
             <w:r>
               <w:rPr>
@@ -5266,11 +7228,12 @@
               <w14:ligatures w14:val="standardContextual"/>
             </w:rPr>
           </w:pPr>
-          <w:hyperlink w:anchor="_Toc227232982" w:history="1">
+          <w:hyperlink w:anchor="_Toc227662604" w:history="1">
             <w:r>
               <w:rPr>
                 <w:rStyle w:val="Hiperhivatkozs"/>
                 <w:noProof/>
+                <w:highlight w:val="yellow"/>
               </w:rPr>
               <w:t>Segédosztályok:</w:t>
             </w:r>
@@ -5293,7 +7256,7 @@
                 <w:noProof/>
                 <w:webHidden/>
               </w:rPr>
-              <w:instrText xml:space="preserve"> PAGEREF _Toc227232982 \h </w:instrText>
+              <w:instrText xml:space="preserve"> PAGEREF _Toc227662604 \h </w:instrText>
             </w:r>
             <w:r>
               <w:rPr>
@@ -5313,7 +7276,7 @@
                 <w:noProof/>
                 <w:webHidden/>
               </w:rPr>
-              <w:t>7</w:t>
+              <w:t>9</w:t>
             </w:r>
             <w:r>
               <w:rPr>
@@ -5339,11 +7302,12 @@
               <w14:ligatures w14:val="standardContextual"/>
             </w:rPr>
           </w:pPr>
-          <w:hyperlink w:anchor="_Toc227232983" w:history="1">
+          <w:hyperlink w:anchor="_Toc227662605" w:history="1">
             <w:r>
               <w:rPr>
                 <w:rStyle w:val="Hiperhivatkozs"/>
                 <w:noProof/>
+                <w:highlight w:val="yellow"/>
               </w:rPr>
               <w:t>Működésének műszaki feltételei</w:t>
             </w:r>
@@ -5366,7 +7330,7 @@
                 <w:noProof/>
                 <w:webHidden/>
               </w:rPr>
-              <w:instrText xml:space="preserve"> PAGEREF _Toc227232983 \h </w:instrText>
+              <w:instrText xml:space="preserve"> PAGEREF _Toc227662605 \h </w:instrText>
             </w:r>
             <w:r>
               <w:rPr>
@@ -5386,7 +7350,7 @@
                 <w:noProof/>
                 <w:webHidden/>
               </w:rPr>
-              <w:t>8</w:t>
+              <w:t>9</w:t>
             </w:r>
             <w:r>
               <w:rPr>
@@ -5412,11 +7376,12 @@
               <w14:ligatures w14:val="standardContextual"/>
             </w:rPr>
           </w:pPr>
-          <w:hyperlink w:anchor="_Toc227232984" w:history="1">
+          <w:hyperlink w:anchor="_Toc227662606" w:history="1">
             <w:r>
               <w:rPr>
                 <w:rStyle w:val="Hiperhivatkozs"/>
                 <w:noProof/>
+                <w:highlight w:val="yellow"/>
               </w:rPr>
               <w:t>Használatának rövid bemutatása</w:t>
             </w:r>
@@ -5439,7 +7404,7 @@
                 <w:noProof/>
                 <w:webHidden/>
               </w:rPr>
-              <w:instrText xml:space="preserve"> PAGEREF _Toc227232984 \h </w:instrText>
+              <w:instrText xml:space="preserve"> PAGEREF _Toc227662606 \h </w:instrText>
             </w:r>
             <w:r>
               <w:rPr>
@@ -5459,7 +7424,7 @@
                 <w:noProof/>
                 <w:webHidden/>
               </w:rPr>
-              <w:t>9</w:t>
+              <w:t>10</w:t>
             </w:r>
             <w:r>
               <w:rPr>
@@ -5485,11 +7450,12 @@
               <w14:ligatures w14:val="standardContextual"/>
             </w:rPr>
           </w:pPr>
-          <w:hyperlink w:anchor="_Toc227232985" w:history="1">
+          <w:hyperlink w:anchor="_Toc227662607" w:history="1">
             <w:r>
               <w:rPr>
                 <w:rStyle w:val="Hiperhivatkozs"/>
                 <w:noProof/>
+                <w:highlight w:val="yellow"/>
               </w:rPr>
               <w:t>Monitorképek</w:t>
             </w:r>
@@ -5512,7 +7478,7 @@
                 <w:noProof/>
                 <w:webHidden/>
               </w:rPr>
-              <w:instrText xml:space="preserve"> PAGEREF _Toc227232985 \h </w:instrText>
+              <w:instrText xml:space="preserve"> PAGEREF _Toc227662607 \h </w:instrText>
             </w:r>
             <w:r>
               <w:rPr>
@@ -5532,7 +7498,7 @@
                 <w:noProof/>
                 <w:webHidden/>
               </w:rPr>
-              <w:t>9</w:t>
+              <w:t>12</w:t>
             </w:r>
             <w:r>
               <w:rPr>
@@ -5558,11 +7524,12 @@
               <w14:ligatures w14:val="standardContextual"/>
             </w:rPr>
           </w:pPr>
-          <w:hyperlink w:anchor="_Toc227232986" w:history="1">
+          <w:hyperlink w:anchor="_Toc227662608" w:history="1">
             <w:r>
               <w:rPr>
                 <w:rStyle w:val="Hiperhivatkozs"/>
                 <w:noProof/>
+                <w:highlight w:val="yellow"/>
               </w:rPr>
               <w:t>Bejelentkezés</w:t>
             </w:r>
@@ -5585,7 +7552,7 @@
                 <w:noProof/>
                 <w:webHidden/>
               </w:rPr>
-              <w:instrText xml:space="preserve"> PAGEREF _Toc227232986 \h </w:instrText>
+              <w:instrText xml:space="preserve"> PAGEREF _Toc227662608 \h </w:instrText>
             </w:r>
             <w:r>
               <w:rPr>
@@ -5605,7 +7572,7 @@
                 <w:noProof/>
                 <w:webHidden/>
               </w:rPr>
-              <w:t>9</w:t>
+              <w:t>12</w:t>
             </w:r>
             <w:r>
               <w:rPr>
@@ -5631,13 +7598,14 @@
               <w14:ligatures w14:val="standardContextual"/>
             </w:rPr>
           </w:pPr>
-          <w:hyperlink w:anchor="_Toc227232987" w:history="1">
+          <w:hyperlink w:anchor="_Toc227662609" w:history="1">
             <w:r>
               <w:rPr>
                 <w:rStyle w:val="Hiperhivatkozs"/>
                 <w:noProof/>
-              </w:rPr>
-              <w:t>Továbbfejlesztési lehetőségek</w:t>
+                <w:highlight w:val="yellow"/>
+              </w:rPr>
+              <w:t>Teszteléssel kapcsolatos információk:</w:t>
             </w:r>
             <w:r>
               <w:rPr>
@@ -5658,7 +7626,7 @@
                 <w:noProof/>
                 <w:webHidden/>
               </w:rPr>
-              <w:instrText xml:space="preserve"> PAGEREF _Toc227232987 \h </w:instrText>
+              <w:instrText xml:space="preserve"> PAGEREF _Toc227662609 \h </w:instrText>
             </w:r>
             <w:r>
               <w:rPr>
@@ -5678,7 +7646,7 @@
                 <w:noProof/>
                 <w:webHidden/>
               </w:rPr>
-              <w:t>10</w:t>
+              <w:t>12</w:t>
             </w:r>
             <w:r>
               <w:rPr>
@@ -5691,12 +7659,232 @@
         </w:p>
         <w:p>
           <w:pPr>
-            <w:spacing w:line="276" w:lineRule="auto"/>
+            <w:pStyle w:val="TJ1"/>
+            <w:tabs>
+              <w:tab w:val="right" w:leader="dot" w:pos="8776"/>
+            </w:tabs>
+            <w:rPr>
+              <w:rFonts w:asciiTheme="minorHAnsi" w:eastAsiaTheme="minorEastAsia" w:hAnsiTheme="minorHAnsi"/>
+              <w:noProof/>
+              <w:kern w:val="2"/>
+              <w:szCs w:val="24"/>
+              <w:lang w:eastAsia="hu-HU"/>
+              <w14:ligatures w14:val="standardContextual"/>
+            </w:rPr>
           </w:pPr>
+          <w:hyperlink w:anchor="_Toc227662610" w:history="1">
+            <w:r>
+              <w:rPr>
+                <w:rStyle w:val="Hiperhivatkozs"/>
+                <w:noProof/>
+                <w:highlight w:val="yellow"/>
+              </w:rPr>
+              <w:t>Továbbfejlesztési lehetőségek</w:t>
+            </w:r>
+            <w:r>
+              <w:rPr>
+                <w:noProof/>
+                <w:webHidden/>
+              </w:rPr>
+              <w:tab/>
+            </w:r>
+            <w:r>
+              <w:rPr>
+                <w:noProof/>
+                <w:webHidden/>
+              </w:rPr>
+              <w:fldChar w:fldCharType="begin"/>
+            </w:r>
+            <w:r>
+              <w:rPr>
+                <w:noProof/>
+                <w:webHidden/>
+              </w:rPr>
+              <w:instrText xml:space="preserve"> PAGEREF _Toc227662610 \h </w:instrText>
+            </w:r>
+            <w:r>
+              <w:rPr>
+                <w:noProof/>
+                <w:webHidden/>
+              </w:rPr>
+            </w:r>
+            <w:r>
+              <w:rPr>
+                <w:noProof/>
+                <w:webHidden/>
+              </w:rPr>
+              <w:fldChar w:fldCharType="separate"/>
+            </w:r>
+            <w:r>
+              <w:rPr>
+                <w:noProof/>
+                <w:webHidden/>
+              </w:rPr>
+              <w:t>13</w:t>
+            </w:r>
+            <w:r>
+              <w:rPr>
+                <w:noProof/>
+                <w:webHidden/>
+              </w:rPr>
+              <w:fldChar w:fldCharType="end"/>
+            </w:r>
+          </w:hyperlink>
+        </w:p>
+        <w:p>
+          <w:pPr>
+            <w:pStyle w:val="TJ2"/>
+            <w:tabs>
+              <w:tab w:val="right" w:leader="dot" w:pos="8776"/>
+            </w:tabs>
+            <w:rPr>
+              <w:rFonts w:asciiTheme="minorHAnsi" w:eastAsiaTheme="minorEastAsia" w:hAnsiTheme="minorHAnsi"/>
+              <w:noProof/>
+              <w:kern w:val="2"/>
+              <w:szCs w:val="24"/>
+              <w:lang w:eastAsia="hu-HU"/>
+              <w14:ligatures w14:val="standardContextual"/>
+            </w:rPr>
+          </w:pPr>
+          <w:hyperlink w:anchor="_Toc227662611" w:history="1">
+            <w:r>
+              <w:rPr>
+                <w:rStyle w:val="Hiperhivatkozs"/>
+                <w:noProof/>
+                <w:highlight w:val="yellow"/>
+              </w:rPr>
+              <w:t>Year View:</w:t>
+            </w:r>
+            <w:r>
+              <w:rPr>
+                <w:noProof/>
+                <w:webHidden/>
+              </w:rPr>
+              <w:tab/>
+            </w:r>
+            <w:r>
+              <w:rPr>
+                <w:noProof/>
+                <w:webHidden/>
+              </w:rPr>
+              <w:fldChar w:fldCharType="begin"/>
+            </w:r>
+            <w:r>
+              <w:rPr>
+                <w:noProof/>
+                <w:webHidden/>
+              </w:rPr>
+              <w:instrText xml:space="preserve"> PAGEREF _Toc227662611 \h </w:instrText>
+            </w:r>
+            <w:r>
+              <w:rPr>
+                <w:noProof/>
+                <w:webHidden/>
+              </w:rPr>
+            </w:r>
+            <w:r>
+              <w:rPr>
+                <w:noProof/>
+                <w:webHidden/>
+              </w:rPr>
+              <w:fldChar w:fldCharType="separate"/>
+            </w:r>
+            <w:r>
+              <w:rPr>
+                <w:noProof/>
+                <w:webHidden/>
+              </w:rPr>
+              <w:t>13</w:t>
+            </w:r>
+            <w:r>
+              <w:rPr>
+                <w:noProof/>
+                <w:webHidden/>
+              </w:rPr>
+              <w:fldChar w:fldCharType="end"/>
+            </w:r>
+          </w:hyperlink>
+        </w:p>
+        <w:p>
+          <w:pPr>
+            <w:pStyle w:val="TJ2"/>
+            <w:tabs>
+              <w:tab w:val="right" w:leader="dot" w:pos="8776"/>
+            </w:tabs>
+            <w:rPr>
+              <w:rFonts w:asciiTheme="minorHAnsi" w:eastAsiaTheme="minorEastAsia" w:hAnsiTheme="minorHAnsi"/>
+              <w:noProof/>
+              <w:kern w:val="2"/>
+              <w:szCs w:val="24"/>
+              <w:lang w:eastAsia="hu-HU"/>
+              <w14:ligatures w14:val="standardContextual"/>
+            </w:rPr>
+          </w:pPr>
+          <w:hyperlink w:anchor="_Toc227662612" w:history="1">
+            <w:r>
+              <w:rPr>
+                <w:rStyle w:val="Hiperhivatkozs"/>
+                <w:noProof/>
+                <w:highlight w:val="yellow"/>
+              </w:rPr>
+              <w:t>User Browsing:</w:t>
+            </w:r>
+            <w:r>
+              <w:rPr>
+                <w:noProof/>
+                <w:webHidden/>
+              </w:rPr>
+              <w:tab/>
+            </w:r>
+            <w:r>
+              <w:rPr>
+                <w:noProof/>
+                <w:webHidden/>
+              </w:rPr>
+              <w:fldChar w:fldCharType="begin"/>
+            </w:r>
+            <w:r>
+              <w:rPr>
+                <w:noProof/>
+                <w:webHidden/>
+              </w:rPr>
+              <w:instrText xml:space="preserve"> PAGEREF _Toc227662612 \h </w:instrText>
+            </w:r>
+            <w:r>
+              <w:rPr>
+                <w:noProof/>
+                <w:webHidden/>
+              </w:rPr>
+            </w:r>
+            <w:r>
+              <w:rPr>
+                <w:noProof/>
+                <w:webHidden/>
+              </w:rPr>
+              <w:fldChar w:fldCharType="separate"/>
+            </w:r>
+            <w:r>
+              <w:rPr>
+                <w:noProof/>
+                <w:webHidden/>
+              </w:rPr>
+              <w:t>13</w:t>
+            </w:r>
+            <w:r>
+              <w:rPr>
+                <w:noProof/>
+                <w:webHidden/>
+              </w:rPr>
+              <w:fldChar w:fldCharType="end"/>
+            </w:r>
+          </w:hyperlink>
+        </w:p>
+        <w:p>
           <w:r>
             <w:rPr>
               <w:b/>
               <w:bCs/>
+              <w:highlight w:val="yellow"/>
             </w:rPr>
             <w:fldChar w:fldCharType="end"/>
           </w:r>
@@ -5856,6 +8044,119 @@
 <file path=word/numbering.xml><?xml version="1.0" encoding="utf-8"?>
 <w:numbering xmlns:wpc="http://schemas.microsoft.com/office/word/2010/wordprocessingCanvas" xmlns:cx="http://schemas.microsoft.com/office/drawing/2014/chartex" xmlns:cx1="http://schemas.microsoft.com/office/drawing/2015/9/8/chartex" xmlns:cx2="http://schemas.microsoft.com/office/drawing/2015/10/21/chartex" xmlns:cx3="http://schemas.microsoft.com/office/drawing/2016/5/9/chartex" xmlns:cx4="http://schemas.microsoft.com/office/drawing/2016/5/10/chartex" xmlns:cx5="http://schemas.microsoft.com/office/drawing/2016/5/11/chartex" xmlns:cx6="http://schemas.microsoft.com/office/drawing/2016/5/12/chartex" xmlns:cx7="http://schemas.microsoft.com/office/drawing/2016/5/13/chartex" xmlns:cx8="http://schemas.microsoft.com/office/drawing/2016/5/14/chartex" xmlns:mc="http://schemas.openxmlformats.org/markup-compatibility/2006" xmlns:aink="http://schemas.microsoft.com/office/drawing/2016/ink" xmlns:am3d="http://schemas.microsoft.com/office/drawing/2017/model3d" xmlns:o="urn:schemas-microsoft-com:office:office" xmlns:oel="http://schemas.microsoft.com/office/2019/extlst" xmlns:r="http://schemas.openxmlformats.org/officeDocument/2006/relationships" xmlns:m="http://schemas.openxmlformats.org/officeDocument/2006/math" xmlns:v="urn:schemas-microsoft-com:vml" xmlns:wp14="http://schemas.microsoft.com/office/word/2010/wordprocessingDrawing" xmlns:wp="http://schemas.openxmlformats.org/drawingml/2006/wordprocessingDrawing" xmlns:w10="urn:schemas-microsoft-com:office:word" xmlns:w="http://schemas.openxmlformats.org/wordprocessingml/2006/main" xmlns:w14="http://schemas.microsoft.com/office/word/2010/wordml" xmlns:w15="http://schemas.microsoft.com/office/word/2012/wordml" xmlns:w16cex="http://schemas.microsoft.com/office/word/2018/wordml/cex" xmlns:w16cid="http://schemas.microsoft.com/office/word/2016/wordml/cid" xmlns:w16="http://schemas.microsoft.com/office/word/2018/wordml" xmlns:w16du="http://schemas.microsoft.com/office/word/2023/wordml/word16du" xmlns:w16sdtdh="http://schemas.microsoft.com/office/word/2020/wordml/sdtdatahash" xmlns:w16sdtfl="http://schemas.microsoft.com/office/word/2024/wordml/sdtformatlock" xmlns:w16se="http://schemas.microsoft.com/office/word/2015/wordml/symex" xmlns:wpg="http://schemas.microsoft.com/office/word/2010/wordprocessingGroup" xmlns:wpi="http://schemas.microsoft.com/office/word/2010/wordprocessingInk" xmlns:wne="http://schemas.microsoft.com/office/word/2006/wordml" xmlns:wps="http://schemas.microsoft.com/office/word/2010/wordprocessingShape" mc:Ignorable="w14 w15 w16se w16cid w16 w16cex w16sdtdh w16sdtfl w16du wp14">
   <w:abstractNum w:abstractNumId="0" w15:restartNumberingAfterBreak="0">
+    <w:nsid w:val="07A26FF7"/>
+    <w:multiLevelType w:val="hybridMultilevel"/>
+    <w:tmpl w:val="47C8375C"/>
+    <w:lvl w:ilvl="0" w:tplc="040E0001">
+      <w:start w:val="1"/>
+      <w:numFmt w:val="bullet"/>
+      <w:lvlText w:val=""/>
+      <w:lvlJc w:val="left"/>
+      <w:pPr>
+        <w:ind w:left="777" w:hanging="360"/>
+      </w:pPr>
+      <w:rPr>
+        <w:rFonts w:ascii="Symbol" w:hAnsi="Symbol" w:hint="default"/>
+      </w:rPr>
+    </w:lvl>
+    <w:lvl w:ilvl="1" w:tplc="040E0003" w:tentative="1">
+      <w:start w:val="1"/>
+      <w:numFmt w:val="bullet"/>
+      <w:lvlText w:val="o"/>
+      <w:lvlJc w:val="left"/>
+      <w:pPr>
+        <w:ind w:left="1497" w:hanging="360"/>
+      </w:pPr>
+      <w:rPr>
+        <w:rFonts w:ascii="Courier New" w:hAnsi="Courier New" w:cs="Courier New" w:hint="default"/>
+      </w:rPr>
+    </w:lvl>
+    <w:lvl w:ilvl="2" w:tplc="040E0005" w:tentative="1">
+      <w:start w:val="1"/>
+      <w:numFmt w:val="bullet"/>
+      <w:lvlText w:val=""/>
+      <w:lvlJc w:val="left"/>
+      <w:pPr>
+        <w:ind w:left="2217" w:hanging="360"/>
+      </w:pPr>
+      <w:rPr>
+        <w:rFonts w:ascii="Wingdings" w:hAnsi="Wingdings" w:hint="default"/>
+      </w:rPr>
+    </w:lvl>
+    <w:lvl w:ilvl="3" w:tplc="040E0001" w:tentative="1">
+      <w:start w:val="1"/>
+      <w:numFmt w:val="bullet"/>
+      <w:lvlText w:val=""/>
+      <w:lvlJc w:val="left"/>
+      <w:pPr>
+        <w:ind w:left="2937" w:hanging="360"/>
+      </w:pPr>
+      <w:rPr>
+        <w:rFonts w:ascii="Symbol" w:hAnsi="Symbol" w:hint="default"/>
+      </w:rPr>
+    </w:lvl>
+    <w:lvl w:ilvl="4" w:tplc="040E0003" w:tentative="1">
+      <w:start w:val="1"/>
+      <w:numFmt w:val="bullet"/>
+      <w:lvlText w:val="o"/>
+      <w:lvlJc w:val="left"/>
+      <w:pPr>
+        <w:ind w:left="3657" w:hanging="360"/>
+      </w:pPr>
+      <w:rPr>
+        <w:rFonts w:ascii="Courier New" w:hAnsi="Courier New" w:cs="Courier New" w:hint="default"/>
+      </w:rPr>
+    </w:lvl>
+    <w:lvl w:ilvl="5" w:tplc="040E0005" w:tentative="1">
+      <w:start w:val="1"/>
+      <w:numFmt w:val="bullet"/>
+      <w:lvlText w:val=""/>
+      <w:lvlJc w:val="left"/>
+      <w:pPr>
+        <w:ind w:left="4377" w:hanging="360"/>
+      </w:pPr>
+      <w:rPr>
+        <w:rFonts w:ascii="Wingdings" w:hAnsi="Wingdings" w:hint="default"/>
+      </w:rPr>
+    </w:lvl>
+    <w:lvl w:ilvl="6" w:tplc="040E0001" w:tentative="1">
+      <w:start w:val="1"/>
+      <w:numFmt w:val="bullet"/>
+      <w:lvlText w:val=""/>
+      <w:lvlJc w:val="left"/>
+      <w:pPr>
+        <w:ind w:left="5097" w:hanging="360"/>
+      </w:pPr>
+      <w:rPr>
+        <w:rFonts w:ascii="Symbol" w:hAnsi="Symbol" w:hint="default"/>
+      </w:rPr>
+    </w:lvl>
+    <w:lvl w:ilvl="7" w:tplc="040E0003" w:tentative="1">
+      <w:start w:val="1"/>
+      <w:numFmt w:val="bullet"/>
+      <w:lvlText w:val="o"/>
+      <w:lvlJc w:val="left"/>
+      <w:pPr>
+        <w:ind w:left="5817" w:hanging="360"/>
+      </w:pPr>
+      <w:rPr>
+        <w:rFonts w:ascii="Courier New" w:hAnsi="Courier New" w:cs="Courier New" w:hint="default"/>
+      </w:rPr>
+    </w:lvl>
+    <w:lvl w:ilvl="8" w:tplc="040E0005" w:tentative="1">
+      <w:start w:val="1"/>
+      <w:numFmt w:val="bullet"/>
+      <w:lvlText w:val=""/>
+      <w:lvlJc w:val="left"/>
+      <w:pPr>
+        <w:ind w:left="6537" w:hanging="360"/>
+      </w:pPr>
+      <w:rPr>
+        <w:rFonts w:ascii="Wingdings" w:hAnsi="Wingdings" w:hint="default"/>
+      </w:rPr>
+    </w:lvl>
+  </w:abstractNum>
+  <w:abstractNum w:abstractNumId="1" w15:restartNumberingAfterBreak="0">
     <w:nsid w:val="0B8F1985"/>
     <w:multiLevelType w:val="hybridMultilevel"/>
     <w:tmpl w:val="6F266264"/>
@@ -5968,7 +8269,120 @@
       </w:rPr>
     </w:lvl>
   </w:abstractNum>
-  <w:abstractNum w:abstractNumId="1" w15:restartNumberingAfterBreak="0">
+  <w:abstractNum w:abstractNumId="2" w15:restartNumberingAfterBreak="0">
+    <w:nsid w:val="219E673C"/>
+    <w:multiLevelType w:val="hybridMultilevel"/>
+    <w:tmpl w:val="4A645F88"/>
+    <w:lvl w:ilvl="0" w:tplc="040E0001">
+      <w:start w:val="1"/>
+      <w:numFmt w:val="bullet"/>
+      <w:lvlText w:val=""/>
+      <w:lvlJc w:val="left"/>
+      <w:pPr>
+        <w:ind w:left="720" w:hanging="360"/>
+      </w:pPr>
+      <w:rPr>
+        <w:rFonts w:ascii="Symbol" w:hAnsi="Symbol" w:hint="default"/>
+      </w:rPr>
+    </w:lvl>
+    <w:lvl w:ilvl="1" w:tplc="040E0003" w:tentative="1">
+      <w:start w:val="1"/>
+      <w:numFmt w:val="bullet"/>
+      <w:lvlText w:val="o"/>
+      <w:lvlJc w:val="left"/>
+      <w:pPr>
+        <w:ind w:left="1440" w:hanging="360"/>
+      </w:pPr>
+      <w:rPr>
+        <w:rFonts w:ascii="Courier New" w:hAnsi="Courier New" w:cs="Courier New" w:hint="default"/>
+      </w:rPr>
+    </w:lvl>
+    <w:lvl w:ilvl="2" w:tplc="040E0005" w:tentative="1">
+      <w:start w:val="1"/>
+      <w:numFmt w:val="bullet"/>
+      <w:lvlText w:val=""/>
+      <w:lvlJc w:val="left"/>
+      <w:pPr>
+        <w:ind w:left="2160" w:hanging="360"/>
+      </w:pPr>
+      <w:rPr>
+        <w:rFonts w:ascii="Wingdings" w:hAnsi="Wingdings" w:hint="default"/>
+      </w:rPr>
+    </w:lvl>
+    <w:lvl w:ilvl="3" w:tplc="040E0001" w:tentative="1">
+      <w:start w:val="1"/>
+      <w:numFmt w:val="bullet"/>
+      <w:lvlText w:val=""/>
+      <w:lvlJc w:val="left"/>
+      <w:pPr>
+        <w:ind w:left="2880" w:hanging="360"/>
+      </w:pPr>
+      <w:rPr>
+        <w:rFonts w:ascii="Symbol" w:hAnsi="Symbol" w:hint="default"/>
+      </w:rPr>
+    </w:lvl>
+    <w:lvl w:ilvl="4" w:tplc="040E0003" w:tentative="1">
+      <w:start w:val="1"/>
+      <w:numFmt w:val="bullet"/>
+      <w:lvlText w:val="o"/>
+      <w:lvlJc w:val="left"/>
+      <w:pPr>
+        <w:ind w:left="3600" w:hanging="360"/>
+      </w:pPr>
+      <w:rPr>
+        <w:rFonts w:ascii="Courier New" w:hAnsi="Courier New" w:cs="Courier New" w:hint="default"/>
+      </w:rPr>
+    </w:lvl>
+    <w:lvl w:ilvl="5" w:tplc="040E0005" w:tentative="1">
+      <w:start w:val="1"/>
+      <w:numFmt w:val="bullet"/>
+      <w:lvlText w:val=""/>
+      <w:lvlJc w:val="left"/>
+      <w:pPr>
+        <w:ind w:left="4320" w:hanging="360"/>
+      </w:pPr>
+      <w:rPr>
+        <w:rFonts w:ascii="Wingdings" w:hAnsi="Wingdings" w:hint="default"/>
+      </w:rPr>
+    </w:lvl>
+    <w:lvl w:ilvl="6" w:tplc="040E0001" w:tentative="1">
+      <w:start w:val="1"/>
+      <w:numFmt w:val="bullet"/>
+      <w:lvlText w:val=""/>
+      <w:lvlJc w:val="left"/>
+      <w:pPr>
+        <w:ind w:left="5040" w:hanging="360"/>
+      </w:pPr>
+      <w:rPr>
+        <w:rFonts w:ascii="Symbol" w:hAnsi="Symbol" w:hint="default"/>
+      </w:rPr>
+    </w:lvl>
+    <w:lvl w:ilvl="7" w:tplc="040E0003" w:tentative="1">
+      <w:start w:val="1"/>
+      <w:numFmt w:val="bullet"/>
+      <w:lvlText w:val="o"/>
+      <w:lvlJc w:val="left"/>
+      <w:pPr>
+        <w:ind w:left="5760" w:hanging="360"/>
+      </w:pPr>
+      <w:rPr>
+        <w:rFonts w:ascii="Courier New" w:hAnsi="Courier New" w:cs="Courier New" w:hint="default"/>
+      </w:rPr>
+    </w:lvl>
+    <w:lvl w:ilvl="8" w:tplc="040E0005" w:tentative="1">
+      <w:start w:val="1"/>
+      <w:numFmt w:val="bullet"/>
+      <w:lvlText w:val=""/>
+      <w:lvlJc w:val="left"/>
+      <w:pPr>
+        <w:ind w:left="6480" w:hanging="360"/>
+      </w:pPr>
+      <w:rPr>
+        <w:rFonts w:ascii="Wingdings" w:hAnsi="Wingdings" w:hint="default"/>
+      </w:rPr>
+    </w:lvl>
+  </w:abstractNum>
+  <w:abstractNum w:abstractNumId="3" w15:restartNumberingAfterBreak="0">
     <w:nsid w:val="23290569"/>
     <w:multiLevelType w:val="hybridMultilevel"/>
     <w:tmpl w:val="7A8CD3CC"/>
@@ -6081,7 +8495,7 @@
       </w:rPr>
     </w:lvl>
   </w:abstractNum>
-  <w:abstractNum w:abstractNumId="2" w15:restartNumberingAfterBreak="0">
+  <w:abstractNum w:abstractNumId="4" w15:restartNumberingAfterBreak="0">
     <w:nsid w:val="28AD38BD"/>
     <w:multiLevelType w:val="hybridMultilevel"/>
     <w:tmpl w:val="BB68FE2E"/>
@@ -6194,7 +8608,120 @@
       </w:rPr>
     </w:lvl>
   </w:abstractNum>
-  <w:abstractNum w:abstractNumId="3" w15:restartNumberingAfterBreak="0">
+  <w:abstractNum w:abstractNumId="5" w15:restartNumberingAfterBreak="0">
+    <w:nsid w:val="34543021"/>
+    <w:multiLevelType w:val="hybridMultilevel"/>
+    <w:tmpl w:val="FEE409CC"/>
+    <w:lvl w:ilvl="0" w:tplc="040E0001">
+      <w:start w:val="1"/>
+      <w:numFmt w:val="bullet"/>
+      <w:lvlText w:val=""/>
+      <w:lvlJc w:val="left"/>
+      <w:pPr>
+        <w:ind w:left="720" w:hanging="360"/>
+      </w:pPr>
+      <w:rPr>
+        <w:rFonts w:ascii="Symbol" w:hAnsi="Symbol" w:hint="default"/>
+      </w:rPr>
+    </w:lvl>
+    <w:lvl w:ilvl="1" w:tplc="040E0003" w:tentative="1">
+      <w:start w:val="1"/>
+      <w:numFmt w:val="bullet"/>
+      <w:lvlText w:val="o"/>
+      <w:lvlJc w:val="left"/>
+      <w:pPr>
+        <w:ind w:left="1440" w:hanging="360"/>
+      </w:pPr>
+      <w:rPr>
+        <w:rFonts w:ascii="Courier New" w:hAnsi="Courier New" w:cs="Courier New" w:hint="default"/>
+      </w:rPr>
+    </w:lvl>
+    <w:lvl w:ilvl="2" w:tplc="040E0005" w:tentative="1">
+      <w:start w:val="1"/>
+      <w:numFmt w:val="bullet"/>
+      <w:lvlText w:val=""/>
+      <w:lvlJc w:val="left"/>
+      <w:pPr>
+        <w:ind w:left="2160" w:hanging="360"/>
+      </w:pPr>
+      <w:rPr>
+        <w:rFonts w:ascii="Wingdings" w:hAnsi="Wingdings" w:hint="default"/>
+      </w:rPr>
+    </w:lvl>
+    <w:lvl w:ilvl="3" w:tplc="040E0001" w:tentative="1">
+      <w:start w:val="1"/>
+      <w:numFmt w:val="bullet"/>
+      <w:lvlText w:val=""/>
+      <w:lvlJc w:val="left"/>
+      <w:pPr>
+        <w:ind w:left="2880" w:hanging="360"/>
+      </w:pPr>
+      <w:rPr>
+        <w:rFonts w:ascii="Symbol" w:hAnsi="Symbol" w:hint="default"/>
+      </w:rPr>
+    </w:lvl>
+    <w:lvl w:ilvl="4" w:tplc="040E0003" w:tentative="1">
+      <w:start w:val="1"/>
+      <w:numFmt w:val="bullet"/>
+      <w:lvlText w:val="o"/>
+      <w:lvlJc w:val="left"/>
+      <w:pPr>
+        <w:ind w:left="3600" w:hanging="360"/>
+      </w:pPr>
+      <w:rPr>
+        <w:rFonts w:ascii="Courier New" w:hAnsi="Courier New" w:cs="Courier New" w:hint="default"/>
+      </w:rPr>
+    </w:lvl>
+    <w:lvl w:ilvl="5" w:tplc="040E0005" w:tentative="1">
+      <w:start w:val="1"/>
+      <w:numFmt w:val="bullet"/>
+      <w:lvlText w:val=""/>
+      <w:lvlJc w:val="left"/>
+      <w:pPr>
+        <w:ind w:left="4320" w:hanging="360"/>
+      </w:pPr>
+      <w:rPr>
+        <w:rFonts w:ascii="Wingdings" w:hAnsi="Wingdings" w:hint="default"/>
+      </w:rPr>
+    </w:lvl>
+    <w:lvl w:ilvl="6" w:tplc="040E0001" w:tentative="1">
+      <w:start w:val="1"/>
+      <w:numFmt w:val="bullet"/>
+      <w:lvlText w:val=""/>
+      <w:lvlJc w:val="left"/>
+      <w:pPr>
+        <w:ind w:left="5040" w:hanging="360"/>
+      </w:pPr>
+      <w:rPr>
+        <w:rFonts w:ascii="Symbol" w:hAnsi="Symbol" w:hint="default"/>
+      </w:rPr>
+    </w:lvl>
+    <w:lvl w:ilvl="7" w:tplc="040E0003" w:tentative="1">
+      <w:start w:val="1"/>
+      <w:numFmt w:val="bullet"/>
+      <w:lvlText w:val="o"/>
+      <w:lvlJc w:val="left"/>
+      <w:pPr>
+        <w:ind w:left="5760" w:hanging="360"/>
+      </w:pPr>
+      <w:rPr>
+        <w:rFonts w:ascii="Courier New" w:hAnsi="Courier New" w:cs="Courier New" w:hint="default"/>
+      </w:rPr>
+    </w:lvl>
+    <w:lvl w:ilvl="8" w:tplc="040E0005" w:tentative="1">
+      <w:start w:val="1"/>
+      <w:numFmt w:val="bullet"/>
+      <w:lvlText w:val=""/>
+      <w:lvlJc w:val="left"/>
+      <w:pPr>
+        <w:ind w:left="6480" w:hanging="360"/>
+      </w:pPr>
+      <w:rPr>
+        <w:rFonts w:ascii="Wingdings" w:hAnsi="Wingdings" w:hint="default"/>
+      </w:rPr>
+    </w:lvl>
+  </w:abstractNum>
+  <w:abstractNum w:abstractNumId="6" w15:restartNumberingAfterBreak="0">
     <w:nsid w:val="3E78501F"/>
     <w:multiLevelType w:val="hybridMultilevel"/>
     <w:tmpl w:val="1488E258"/>
@@ -6307,7 +8834,7 @@
       </w:rPr>
     </w:lvl>
   </w:abstractNum>
-  <w:abstractNum w:abstractNumId="4" w15:restartNumberingAfterBreak="0">
+  <w:abstractNum w:abstractNumId="7" w15:restartNumberingAfterBreak="0">
     <w:nsid w:val="41372B32"/>
     <w:multiLevelType w:val="hybridMultilevel"/>
     <w:tmpl w:val="8F8C6670"/>
@@ -6420,7 +8947,7 @@
       </w:rPr>
     </w:lvl>
   </w:abstractNum>
-  <w:abstractNum w:abstractNumId="5" w15:restartNumberingAfterBreak="0">
+  <w:abstractNum w:abstractNumId="8" w15:restartNumberingAfterBreak="0">
     <w:nsid w:val="57511799"/>
     <w:multiLevelType w:val="hybridMultilevel"/>
     <w:tmpl w:val="F364E244"/>
@@ -6533,7 +9060,120 @@
       </w:rPr>
     </w:lvl>
   </w:abstractNum>
-  <w:abstractNum w:abstractNumId="6" w15:restartNumberingAfterBreak="0">
+  <w:abstractNum w:abstractNumId="9" w15:restartNumberingAfterBreak="0">
+    <w:nsid w:val="5B744BF3"/>
+    <w:multiLevelType w:val="hybridMultilevel"/>
+    <w:tmpl w:val="F350DB6E"/>
+    <w:lvl w:ilvl="0" w:tplc="040E0001">
+      <w:start w:val="1"/>
+      <w:numFmt w:val="bullet"/>
+      <w:lvlText w:val=""/>
+      <w:lvlJc w:val="left"/>
+      <w:pPr>
+        <w:ind w:left="1497" w:hanging="360"/>
+      </w:pPr>
+      <w:rPr>
+        <w:rFonts w:ascii="Symbol" w:hAnsi="Symbol" w:hint="default"/>
+      </w:rPr>
+    </w:lvl>
+    <w:lvl w:ilvl="1" w:tplc="040E0003" w:tentative="1">
+      <w:start w:val="1"/>
+      <w:numFmt w:val="bullet"/>
+      <w:lvlText w:val="o"/>
+      <w:lvlJc w:val="left"/>
+      <w:pPr>
+        <w:ind w:left="2217" w:hanging="360"/>
+      </w:pPr>
+      <w:rPr>
+        <w:rFonts w:ascii="Courier New" w:hAnsi="Courier New" w:cs="Courier New" w:hint="default"/>
+      </w:rPr>
+    </w:lvl>
+    <w:lvl w:ilvl="2" w:tplc="040E0005" w:tentative="1">
+      <w:start w:val="1"/>
+      <w:numFmt w:val="bullet"/>
+      <w:lvlText w:val=""/>
+      <w:lvlJc w:val="left"/>
+      <w:pPr>
+        <w:ind w:left="2937" w:hanging="360"/>
+      </w:pPr>
+      <w:rPr>
+        <w:rFonts w:ascii="Wingdings" w:hAnsi="Wingdings" w:hint="default"/>
+      </w:rPr>
+    </w:lvl>
+    <w:lvl w:ilvl="3" w:tplc="040E0001" w:tentative="1">
+      <w:start w:val="1"/>
+      <w:numFmt w:val="bullet"/>
+      <w:lvlText w:val=""/>
+      <w:lvlJc w:val="left"/>
+      <w:pPr>
+        <w:ind w:left="3657" w:hanging="360"/>
+      </w:pPr>
+      <w:rPr>
+        <w:rFonts w:ascii="Symbol" w:hAnsi="Symbol" w:hint="default"/>
+      </w:rPr>
+    </w:lvl>
+    <w:lvl w:ilvl="4" w:tplc="040E0003" w:tentative="1">
+      <w:start w:val="1"/>
+      <w:numFmt w:val="bullet"/>
+      <w:lvlText w:val="o"/>
+      <w:lvlJc w:val="left"/>
+      <w:pPr>
+        <w:ind w:left="4377" w:hanging="360"/>
+      </w:pPr>
+      <w:rPr>
+        <w:rFonts w:ascii="Courier New" w:hAnsi="Courier New" w:cs="Courier New" w:hint="default"/>
+      </w:rPr>
+    </w:lvl>
+    <w:lvl w:ilvl="5" w:tplc="040E0005" w:tentative="1">
+      <w:start w:val="1"/>
+      <w:numFmt w:val="bullet"/>
+      <w:lvlText w:val=""/>
+      <w:lvlJc w:val="left"/>
+      <w:pPr>
+        <w:ind w:left="5097" w:hanging="360"/>
+      </w:pPr>
+      <w:rPr>
+        <w:rFonts w:ascii="Wingdings" w:hAnsi="Wingdings" w:hint="default"/>
+      </w:rPr>
+    </w:lvl>
+    <w:lvl w:ilvl="6" w:tplc="040E0001" w:tentative="1">
+      <w:start w:val="1"/>
+      <w:numFmt w:val="bullet"/>
+      <w:lvlText w:val=""/>
+      <w:lvlJc w:val="left"/>
+      <w:pPr>
+        <w:ind w:left="5817" w:hanging="360"/>
+      </w:pPr>
+      <w:rPr>
+        <w:rFonts w:ascii="Symbol" w:hAnsi="Symbol" w:hint="default"/>
+      </w:rPr>
+    </w:lvl>
+    <w:lvl w:ilvl="7" w:tplc="040E0003" w:tentative="1">
+      <w:start w:val="1"/>
+      <w:numFmt w:val="bullet"/>
+      <w:lvlText w:val="o"/>
+      <w:lvlJc w:val="left"/>
+      <w:pPr>
+        <w:ind w:left="6537" w:hanging="360"/>
+      </w:pPr>
+      <w:rPr>
+        <w:rFonts w:ascii="Courier New" w:hAnsi="Courier New" w:cs="Courier New" w:hint="default"/>
+      </w:rPr>
+    </w:lvl>
+    <w:lvl w:ilvl="8" w:tplc="040E0005" w:tentative="1">
+      <w:start w:val="1"/>
+      <w:numFmt w:val="bullet"/>
+      <w:lvlText w:val=""/>
+      <w:lvlJc w:val="left"/>
+      <w:pPr>
+        <w:ind w:left="7257" w:hanging="360"/>
+      </w:pPr>
+      <w:rPr>
+        <w:rFonts w:ascii="Wingdings" w:hAnsi="Wingdings" w:hint="default"/>
+      </w:rPr>
+    </w:lvl>
+  </w:abstractNum>
+  <w:abstractNum w:abstractNumId="10" w15:restartNumberingAfterBreak="0">
     <w:nsid w:val="5FA90FFC"/>
     <w:multiLevelType w:val="hybridMultilevel"/>
     <w:tmpl w:val="B9102A40"/>
@@ -6646,7 +9286,7 @@
       </w:rPr>
     </w:lvl>
   </w:abstractNum>
-  <w:abstractNum w:abstractNumId="7" w15:restartNumberingAfterBreak="0">
+  <w:abstractNum w:abstractNumId="11" w15:restartNumberingAfterBreak="0">
     <w:nsid w:val="62AA6DF1"/>
     <w:multiLevelType w:val="hybridMultilevel"/>
     <w:tmpl w:val="600E8C0E"/>
@@ -6759,28 +9399,272 @@
       </w:rPr>
     </w:lvl>
   </w:abstractNum>
+  <w:abstractNum w:abstractNumId="12" w15:restartNumberingAfterBreak="0">
+    <w:nsid w:val="6D523C9C"/>
+    <w:multiLevelType w:val="hybridMultilevel"/>
+    <w:tmpl w:val="CE9493F0"/>
+    <w:lvl w:ilvl="0" w:tplc="040E0001">
+      <w:start w:val="1"/>
+      <w:numFmt w:val="bullet"/>
+      <w:lvlText w:val=""/>
+      <w:lvlJc w:val="left"/>
+      <w:pPr>
+        <w:ind w:left="720" w:hanging="360"/>
+      </w:pPr>
+      <w:rPr>
+        <w:rFonts w:ascii="Symbol" w:hAnsi="Symbol" w:hint="default"/>
+      </w:rPr>
+    </w:lvl>
+    <w:lvl w:ilvl="1" w:tplc="040E0003" w:tentative="1">
+      <w:start w:val="1"/>
+      <w:numFmt w:val="bullet"/>
+      <w:lvlText w:val="o"/>
+      <w:lvlJc w:val="left"/>
+      <w:pPr>
+        <w:ind w:left="1440" w:hanging="360"/>
+      </w:pPr>
+      <w:rPr>
+        <w:rFonts w:ascii="Courier New" w:hAnsi="Courier New" w:cs="Courier New" w:hint="default"/>
+      </w:rPr>
+    </w:lvl>
+    <w:lvl w:ilvl="2" w:tplc="040E0005" w:tentative="1">
+      <w:start w:val="1"/>
+      <w:numFmt w:val="bullet"/>
+      <w:lvlText w:val=""/>
+      <w:lvlJc w:val="left"/>
+      <w:pPr>
+        <w:ind w:left="2160" w:hanging="360"/>
+      </w:pPr>
+      <w:rPr>
+        <w:rFonts w:ascii="Wingdings" w:hAnsi="Wingdings" w:hint="default"/>
+      </w:rPr>
+    </w:lvl>
+    <w:lvl w:ilvl="3" w:tplc="040E0001" w:tentative="1">
+      <w:start w:val="1"/>
+      <w:numFmt w:val="bullet"/>
+      <w:lvlText w:val=""/>
+      <w:lvlJc w:val="left"/>
+      <w:pPr>
+        <w:ind w:left="2880" w:hanging="360"/>
+      </w:pPr>
+      <w:rPr>
+        <w:rFonts w:ascii="Symbol" w:hAnsi="Symbol" w:hint="default"/>
+      </w:rPr>
+    </w:lvl>
+    <w:lvl w:ilvl="4" w:tplc="040E0003" w:tentative="1">
+      <w:start w:val="1"/>
+      <w:numFmt w:val="bullet"/>
+      <w:lvlText w:val="o"/>
+      <w:lvlJc w:val="left"/>
+      <w:pPr>
+        <w:ind w:left="3600" w:hanging="360"/>
+      </w:pPr>
+      <w:rPr>
+        <w:rFonts w:ascii="Courier New" w:hAnsi="Courier New" w:cs="Courier New" w:hint="default"/>
+      </w:rPr>
+    </w:lvl>
+    <w:lvl w:ilvl="5" w:tplc="040E0005" w:tentative="1">
+      <w:start w:val="1"/>
+      <w:numFmt w:val="bullet"/>
+      <w:lvlText w:val=""/>
+      <w:lvlJc w:val="left"/>
+      <w:pPr>
+        <w:ind w:left="4320" w:hanging="360"/>
+      </w:pPr>
+      <w:rPr>
+        <w:rFonts w:ascii="Wingdings" w:hAnsi="Wingdings" w:hint="default"/>
+      </w:rPr>
+    </w:lvl>
+    <w:lvl w:ilvl="6" w:tplc="040E0001" w:tentative="1">
+      <w:start w:val="1"/>
+      <w:numFmt w:val="bullet"/>
+      <w:lvlText w:val=""/>
+      <w:lvlJc w:val="left"/>
+      <w:pPr>
+        <w:ind w:left="5040" w:hanging="360"/>
+      </w:pPr>
+      <w:rPr>
+        <w:rFonts w:ascii="Symbol" w:hAnsi="Symbol" w:hint="default"/>
+      </w:rPr>
+    </w:lvl>
+    <w:lvl w:ilvl="7" w:tplc="040E0003" w:tentative="1">
+      <w:start w:val="1"/>
+      <w:numFmt w:val="bullet"/>
+      <w:lvlText w:val="o"/>
+      <w:lvlJc w:val="left"/>
+      <w:pPr>
+        <w:ind w:left="5760" w:hanging="360"/>
+      </w:pPr>
+      <w:rPr>
+        <w:rFonts w:ascii="Courier New" w:hAnsi="Courier New" w:cs="Courier New" w:hint="default"/>
+      </w:rPr>
+    </w:lvl>
+    <w:lvl w:ilvl="8" w:tplc="040E0005" w:tentative="1">
+      <w:start w:val="1"/>
+      <w:numFmt w:val="bullet"/>
+      <w:lvlText w:val=""/>
+      <w:lvlJc w:val="left"/>
+      <w:pPr>
+        <w:ind w:left="6480" w:hanging="360"/>
+      </w:pPr>
+      <w:rPr>
+        <w:rFonts w:ascii="Wingdings" w:hAnsi="Wingdings" w:hint="default"/>
+      </w:rPr>
+    </w:lvl>
+  </w:abstractNum>
+  <w:abstractNum w:abstractNumId="13" w15:restartNumberingAfterBreak="0">
+    <w:nsid w:val="7C6D318F"/>
+    <w:multiLevelType w:val="hybridMultilevel"/>
+    <w:tmpl w:val="ED2EA9F8"/>
+    <w:lvl w:ilvl="0" w:tplc="040E0001">
+      <w:start w:val="1"/>
+      <w:numFmt w:val="bullet"/>
+      <w:lvlText w:val=""/>
+      <w:lvlJc w:val="left"/>
+      <w:pPr>
+        <w:ind w:left="720" w:hanging="360"/>
+      </w:pPr>
+      <w:rPr>
+        <w:rFonts w:ascii="Symbol" w:hAnsi="Symbol" w:hint="default"/>
+      </w:rPr>
+    </w:lvl>
+    <w:lvl w:ilvl="1" w:tplc="040E0003" w:tentative="1">
+      <w:start w:val="1"/>
+      <w:numFmt w:val="bullet"/>
+      <w:lvlText w:val="o"/>
+      <w:lvlJc w:val="left"/>
+      <w:pPr>
+        <w:ind w:left="1440" w:hanging="360"/>
+      </w:pPr>
+      <w:rPr>
+        <w:rFonts w:ascii="Courier New" w:hAnsi="Courier New" w:cs="Courier New" w:hint="default"/>
+      </w:rPr>
+    </w:lvl>
+    <w:lvl w:ilvl="2" w:tplc="040E0005" w:tentative="1">
+      <w:start w:val="1"/>
+      <w:numFmt w:val="bullet"/>
+      <w:lvlText w:val=""/>
+      <w:lvlJc w:val="left"/>
+      <w:pPr>
+        <w:ind w:left="2160" w:hanging="360"/>
+      </w:pPr>
+      <w:rPr>
+        <w:rFonts w:ascii="Wingdings" w:hAnsi="Wingdings" w:hint="default"/>
+      </w:rPr>
+    </w:lvl>
+    <w:lvl w:ilvl="3" w:tplc="040E0001" w:tentative="1">
+      <w:start w:val="1"/>
+      <w:numFmt w:val="bullet"/>
+      <w:lvlText w:val=""/>
+      <w:lvlJc w:val="left"/>
+      <w:pPr>
+        <w:ind w:left="2880" w:hanging="360"/>
+      </w:pPr>
+      <w:rPr>
+        <w:rFonts w:ascii="Symbol" w:hAnsi="Symbol" w:hint="default"/>
+      </w:rPr>
+    </w:lvl>
+    <w:lvl w:ilvl="4" w:tplc="040E0003" w:tentative="1">
+      <w:start w:val="1"/>
+      <w:numFmt w:val="bullet"/>
+      <w:lvlText w:val="o"/>
+      <w:lvlJc w:val="left"/>
+      <w:pPr>
+        <w:ind w:left="3600" w:hanging="360"/>
+      </w:pPr>
+      <w:rPr>
+        <w:rFonts w:ascii="Courier New" w:hAnsi="Courier New" w:cs="Courier New" w:hint="default"/>
+      </w:rPr>
+    </w:lvl>
+    <w:lvl w:ilvl="5" w:tplc="040E0005" w:tentative="1">
+      <w:start w:val="1"/>
+      <w:numFmt w:val="bullet"/>
+      <w:lvlText w:val=""/>
+      <w:lvlJc w:val="left"/>
+      <w:pPr>
+        <w:ind w:left="4320" w:hanging="360"/>
+      </w:pPr>
+      <w:rPr>
+        <w:rFonts w:ascii="Wingdings" w:hAnsi="Wingdings" w:hint="default"/>
+      </w:rPr>
+    </w:lvl>
+    <w:lvl w:ilvl="6" w:tplc="040E0001" w:tentative="1">
+      <w:start w:val="1"/>
+      <w:numFmt w:val="bullet"/>
+      <w:lvlText w:val=""/>
+      <w:lvlJc w:val="left"/>
+      <w:pPr>
+        <w:ind w:left="5040" w:hanging="360"/>
+      </w:pPr>
+      <w:rPr>
+        <w:rFonts w:ascii="Symbol" w:hAnsi="Symbol" w:hint="default"/>
+      </w:rPr>
+    </w:lvl>
+    <w:lvl w:ilvl="7" w:tplc="040E0003" w:tentative="1">
+      <w:start w:val="1"/>
+      <w:numFmt w:val="bullet"/>
+      <w:lvlText w:val="o"/>
+      <w:lvlJc w:val="left"/>
+      <w:pPr>
+        <w:ind w:left="5760" w:hanging="360"/>
+      </w:pPr>
+      <w:rPr>
+        <w:rFonts w:ascii="Courier New" w:hAnsi="Courier New" w:cs="Courier New" w:hint="default"/>
+      </w:rPr>
+    </w:lvl>
+    <w:lvl w:ilvl="8" w:tplc="040E0005" w:tentative="1">
+      <w:start w:val="1"/>
+      <w:numFmt w:val="bullet"/>
+      <w:lvlText w:val=""/>
+      <w:lvlJc w:val="left"/>
+      <w:pPr>
+        <w:ind w:left="6480" w:hanging="360"/>
+      </w:pPr>
+      <w:rPr>
+        <w:rFonts w:ascii="Wingdings" w:hAnsi="Wingdings" w:hint="default"/>
+      </w:rPr>
+    </w:lvl>
+  </w:abstractNum>
   <w:num w:numId="1" w16cid:durableId="148599740">
+    <w:abstractNumId w:val="6"/>
+  </w:num>
+  <w:num w:numId="2" w16cid:durableId="1385367241">
+    <w:abstractNumId w:val="1"/>
+  </w:num>
+  <w:num w:numId="3" w16cid:durableId="1877087093">
+    <w:abstractNumId w:val="4"/>
+  </w:num>
+  <w:num w:numId="4" w16cid:durableId="201018358">
+    <w:abstractNumId w:val="10"/>
+  </w:num>
+  <w:num w:numId="5" w16cid:durableId="1903522784">
     <w:abstractNumId w:val="3"/>
   </w:num>
-  <w:num w:numId="2" w16cid:durableId="1385367241">
+  <w:num w:numId="6" w16cid:durableId="958074982">
+    <w:abstractNumId w:val="7"/>
+  </w:num>
+  <w:num w:numId="7" w16cid:durableId="1769504221">
+    <w:abstractNumId w:val="11"/>
+  </w:num>
+  <w:num w:numId="8" w16cid:durableId="1279676459">
+    <w:abstractNumId w:val="8"/>
+  </w:num>
+  <w:num w:numId="9" w16cid:durableId="264965790">
     <w:abstractNumId w:val="0"/>
   </w:num>
-  <w:num w:numId="3" w16cid:durableId="1877087093">
+  <w:num w:numId="10" w16cid:durableId="990910547">
+    <w:abstractNumId w:val="9"/>
+  </w:num>
+  <w:num w:numId="11" w16cid:durableId="567493472">
+    <w:abstractNumId w:val="12"/>
+  </w:num>
+  <w:num w:numId="12" w16cid:durableId="661473575">
     <w:abstractNumId w:val="2"/>
   </w:num>
-  <w:num w:numId="4" w16cid:durableId="201018358">
-    <w:abstractNumId w:val="6"/>
+  <w:num w:numId="13" w16cid:durableId="45224073">
+    <w:abstractNumId w:val="13"/>
   </w:num>
-  <w:num w:numId="5" w16cid:durableId="1903522784">
-    <w:abstractNumId w:val="1"/>
-  </w:num>
-  <w:num w:numId="6" w16cid:durableId="958074982">
-    <w:abstractNumId w:val="4"/>
-  </w:num>
-  <w:num w:numId="7" w16cid:durableId="1769504221">
-    <w:abstractNumId w:val="7"/>
-  </w:num>
-  <w:num w:numId="8" w16cid:durableId="1279676459">
+  <w:num w:numId="14" w16cid:durableId="834300278">
     <w:abstractNumId w:val="5"/>
   </w:num>
 </w:numbering>

--- a/Documentation/alkalmazás dokumentáció.docx
+++ b/Documentation/alkalmazás dokumentáció.docx
@@ -445,7 +445,7 @@
           <w:highlight w:val="yellow"/>
         </w:rPr>
       </w:pPr>
-      <w:bookmarkStart w:id="0" w:name="_Toc227662588"/>
+      <w:bookmarkStart w:id="0" w:name="_Toc227670927"/>
       <w:r>
         <w:rPr>
           <w:highlight w:val="yellow"/>
@@ -499,12 +499,6 @@
           <w:highlight w:val="yellow"/>
         </w:rPr>
       </w:pPr>
-      <w:r>
-        <w:rPr>
-          <w:highlight w:val="yellow"/>
-        </w:rPr>
-        <w:br w:type="page"/>
-      </w:r>
     </w:p>
     <w:p>
       <w:pPr>
@@ -515,12 +509,11 @@
           <w:highlight w:val="yellow"/>
         </w:rPr>
       </w:pPr>
-      <w:bookmarkStart w:id="1" w:name="_Toc227662589"/>
-      <w:r>
-        <w:rPr>
-          <w:highlight w:val="yellow"/>
-        </w:rPr>
-        <w:lastRenderedPageBreak/>
+      <w:bookmarkStart w:id="1" w:name="_Toc227670928"/>
+      <w:r>
+        <w:rPr>
+          <w:highlight w:val="yellow"/>
+        </w:rPr>
         <w:t>Szoftver célj</w:t>
       </w:r>
       <w:r>
@@ -566,8 +559,16 @@
         <w:rPr>
           <w:highlight w:val="yellow"/>
         </w:rPr>
-        <w:t>vagy az ismerősökkel. Ismerősi körökben észleltük</w:t>
-      </w:r>
+        <w:t xml:space="preserve">vagy az ismerősökkel. Ismerősi körökben </w:t>
+      </w:r>
+      <w:proofErr w:type="gramStart"/>
+      <w:r>
+        <w:rPr>
+          <w:highlight w:val="yellow"/>
+        </w:rPr>
+        <w:t>észleltük</w:t>
+      </w:r>
+      <w:proofErr w:type="gramEnd"/>
       <w:r>
         <w:rPr>
           <w:highlight w:val="yellow"/>
@@ -584,7 +585,7 @@
           <w:highlight w:val="yellow"/>
         </w:rPr>
       </w:pPr>
-      <w:bookmarkStart w:id="2" w:name="_Toc227662590"/>
+      <w:bookmarkStart w:id="2" w:name="_Toc227670929"/>
       <w:r>
         <w:rPr>
           <w:highlight w:val="yellow"/>
@@ -625,12 +626,6 @@
           <w:highlight w:val="yellow"/>
         </w:rPr>
       </w:pPr>
-      <w:r>
-        <w:rPr>
-          <w:highlight w:val="yellow"/>
-        </w:rPr>
-        <w:br w:type="page"/>
-      </w:r>
     </w:p>
     <w:p>
       <w:pPr>
@@ -641,12 +636,11 @@
           <w:highlight w:val="yellow"/>
         </w:rPr>
       </w:pPr>
-      <w:bookmarkStart w:id="3" w:name="_Toc227662591"/>
-      <w:r>
-        <w:rPr>
-          <w:highlight w:val="yellow"/>
-        </w:rPr>
-        <w:lastRenderedPageBreak/>
+      <w:bookmarkStart w:id="3" w:name="_Toc227670930"/>
+      <w:r>
+        <w:rPr>
+          <w:highlight w:val="yellow"/>
+        </w:rPr>
         <w:t>Készítési folyamat</w:t>
       </w:r>
       <w:bookmarkEnd w:id="3"/>
@@ -692,7 +686,14 @@
         <w:rPr>
           <w:highlight w:val="yellow"/>
         </w:rPr>
-        <w:t xml:space="preserve">munkamegosztás érdekében felosztottuk magunk között. A projekt céljai és követelményei alapján határoztuk meg a feladatokat. A feladatok felosztása közben figyelembe vettük a feladatok bonyolultságát, nehézségét és időigényeségét. Ezek mellett figyeltünk arra is, hogy a feladatok a csapattagok </w:t>
+        <w:t xml:space="preserve">munkamegosztás érdekében felosztottuk magunk között. A projekt céljai és követelményei alapján határoztuk </w:t>
+      </w:r>
+      <w:r>
+        <w:rPr>
+          <w:highlight w:val="yellow"/>
+        </w:rPr>
+        <w:lastRenderedPageBreak/>
+        <w:t xml:space="preserve">meg a feladatokat. A feladatok felosztása közben figyelembe vettük a feladatok bonyolultságát, nehézségét és időigényeségét. Ezek mellett figyeltünk arra is, hogy a feladatok a csapattagok </w:t>
       </w:r>
       <w:r>
         <w:rPr>
@@ -1705,9 +1706,10 @@
           <w:b/>
           <w:bCs/>
           <w:noProof/>
+          <w:color w:val="EE0000"/>
           <w:sz w:val="40"/>
           <w:szCs w:val="36"/>
-          <w:highlight w:val="darkRed"/>
+          <w:highlight w:val="yellow"/>
         </w:rPr>
       </w:pPr>
       <w:r>
@@ -1749,6 +1751,61 @@
     <w:p>
       <w:pPr>
         <w:rPr>
+          <w:highlight w:val="yellow"/>
+        </w:rPr>
+      </w:pPr>
+      <w:r>
+        <w:rPr>
+          <w:highlight w:val="yellow"/>
+        </w:rPr>
+        <w:t xml:space="preserve">Az adataink tárolásához, a XAMPP </w:t>
+      </w:r>
+      <w:proofErr w:type="spellStart"/>
+      <w:r>
+        <w:rPr>
+          <w:highlight w:val="yellow"/>
+        </w:rPr>
+        <w:t>Control</w:t>
+      </w:r>
+      <w:proofErr w:type="spellEnd"/>
+      <w:r>
+        <w:rPr>
+          <w:highlight w:val="yellow"/>
+        </w:rPr>
+        <w:t xml:space="preserve"> Panel alkalmazás segítségével, egy </w:t>
+      </w:r>
+      <w:proofErr w:type="spellStart"/>
+      <w:r>
+        <w:rPr>
+          <w:highlight w:val="yellow"/>
+        </w:rPr>
+        <w:t>MySQL</w:t>
+      </w:r>
+      <w:proofErr w:type="spellEnd"/>
+      <w:r>
+        <w:rPr>
+          <w:highlight w:val="yellow"/>
+        </w:rPr>
+        <w:t xml:space="preserve"> adatbázist hoztunk létre. Az adatbázis felelős a fő adatok tárolásáért, mint például a felhasználok egyedi azonosítóinak, és </w:t>
+      </w:r>
+      <w:proofErr w:type="spellStart"/>
+      <w:r>
+        <w:rPr>
+          <w:highlight w:val="yellow"/>
+        </w:rPr>
+        <w:t>tokenjeinek</w:t>
+      </w:r>
+      <w:proofErr w:type="spellEnd"/>
+      <w:r>
+        <w:rPr>
+          <w:highlight w:val="yellow"/>
+        </w:rPr>
+        <w:t xml:space="preserve"> tárolására. Ezek mellet még a csoportokon belüli jogosultság kezelés megvalósításában is segít.</w:t>
+      </w:r>
+    </w:p>
+    <w:p>
+      <w:pPr>
+        <w:rPr>
           <w:noProof/>
           <w:highlight w:val="darkRed"/>
         </w:rPr>
@@ -1759,7 +1816,7 @@
           <w:highlight w:val="darkRed"/>
         </w:rPr>
         <w:drawing>
-          <wp:anchor distT="0" distB="0" distL="114300" distR="114300" simplePos="0" relativeHeight="251659264" behindDoc="1" locked="0" layoutInCell="1" allowOverlap="1" wp14:anchorId="0806E92D" wp14:editId="0C2C24FD">
+          <wp:anchor distT="0" distB="0" distL="114300" distR="114300" simplePos="0" relativeHeight="251659264" behindDoc="1" locked="0" layoutInCell="1" allowOverlap="1" wp14:anchorId="0806E92D" wp14:editId="652E6F15">
             <wp:simplePos x="0" y="0"/>
             <wp:positionH relativeFrom="margin">
               <wp:posOffset>0</wp:posOffset>
@@ -1831,7 +1888,7 @@
           <w:highlight w:val="yellow"/>
         </w:rPr>
       </w:pPr>
-      <w:bookmarkStart w:id="4" w:name="_Toc227662592"/>
+      <w:bookmarkStart w:id="4" w:name="_Toc227670931"/>
       <w:r>
         <w:rPr>
           <w:highlight w:val="yellow"/>
@@ -1848,12 +1905,28 @@
           <w:highlight w:val="yellow"/>
         </w:rPr>
       </w:pPr>
-      <w:r>
-        <w:rPr>
-          <w:highlight w:val="yellow"/>
-        </w:rPr>
-        <w:t>„blocks” tábla:</w:t>
-      </w:r>
+      <w:bookmarkStart w:id="5" w:name="_Toc227670932"/>
+      <w:r>
+        <w:rPr>
+          <w:highlight w:val="yellow"/>
+        </w:rPr>
+        <w:t>„</w:t>
+      </w:r>
+      <w:proofErr w:type="spellStart"/>
+      <w:r>
+        <w:rPr>
+          <w:highlight w:val="yellow"/>
+        </w:rPr>
+        <w:t>blocks</w:t>
+      </w:r>
+      <w:proofErr w:type="spellEnd"/>
+      <w:r>
+        <w:rPr>
+          <w:highlight w:val="yellow"/>
+        </w:rPr>
+        <w:t>” tábla:</w:t>
+      </w:r>
+      <w:bookmarkEnd w:id="5"/>
     </w:p>
     <w:p>
       <w:pPr>
@@ -1869,12 +1942,14 @@
           <w:highlight w:val="yellow"/>
         </w:rPr>
       </w:pPr>
+      <w:proofErr w:type="spellStart"/>
       <w:r>
         <w:rPr>
           <w:highlight w:val="yellow"/>
         </w:rPr>
         <w:t>block_Id</w:t>
       </w:r>
+      <w:proofErr w:type="spellEnd"/>
       <w:r>
         <w:rPr>
           <w:highlight w:val="yellow"/>
@@ -1897,18 +1972,34 @@
           <w:highlight w:val="yellow"/>
         </w:rPr>
       </w:pPr>
+      <w:proofErr w:type="spellStart"/>
       <w:r>
         <w:rPr>
           <w:highlight w:val="yellow"/>
         </w:rPr>
         <w:t>date</w:t>
       </w:r>
+      <w:proofErr w:type="spellEnd"/>
       <w:r>
         <w:rPr>
           <w:highlight w:val="yellow"/>
         </w:rPr>
         <w:tab/>
-        <w:t>A blokk dátuma (éééé-hh-nn)</w:t>
+        <w:t>A blokk dátuma (</w:t>
+      </w:r>
+      <w:proofErr w:type="spellStart"/>
+      <w:r>
+        <w:rPr>
+          <w:highlight w:val="yellow"/>
+        </w:rPr>
+        <w:t>éééé-hh-nn</w:t>
+      </w:r>
+      <w:proofErr w:type="spellEnd"/>
+      <w:r>
+        <w:rPr>
+          <w:highlight w:val="yellow"/>
+        </w:rPr>
+        <w:t>)</w:t>
       </w:r>
     </w:p>
     <w:p>
@@ -1925,12 +2016,14 @@
           <w:highlight w:val="yellow"/>
         </w:rPr>
       </w:pPr>
+      <w:proofErr w:type="spellStart"/>
       <w:r>
         <w:rPr>
           <w:highlight w:val="yellow"/>
         </w:rPr>
         <w:t>description</w:t>
       </w:r>
+      <w:proofErr w:type="spellEnd"/>
       <w:r>
         <w:rPr>
           <w:highlight w:val="yellow"/>
@@ -1953,12 +2046,14 @@
           <w:highlight w:val="yellow"/>
         </w:rPr>
       </w:pPr>
+      <w:proofErr w:type="spellStart"/>
       <w:r>
         <w:rPr>
           <w:highlight w:val="yellow"/>
         </w:rPr>
         <w:t>priority</w:t>
       </w:r>
+      <w:proofErr w:type="spellEnd"/>
       <w:r>
         <w:rPr>
           <w:highlight w:val="yellow"/>
@@ -1981,12 +2076,14 @@
           <w:highlight w:val="yellow"/>
         </w:rPr>
       </w:pPr>
+      <w:proofErr w:type="spellStart"/>
       <w:r>
         <w:rPr>
           <w:highlight w:val="yellow"/>
         </w:rPr>
         <w:t>timeEnd</w:t>
       </w:r>
+      <w:proofErr w:type="spellEnd"/>
       <w:r>
         <w:rPr>
           <w:highlight w:val="yellow"/>
@@ -2009,12 +2106,14 @@
           <w:highlight w:val="yellow"/>
         </w:rPr>
       </w:pPr>
+      <w:proofErr w:type="spellStart"/>
       <w:r>
         <w:rPr>
           <w:highlight w:val="yellow"/>
         </w:rPr>
         <w:t>timeStart</w:t>
       </w:r>
+      <w:proofErr w:type="spellEnd"/>
       <w:r>
         <w:rPr>
           <w:highlight w:val="yellow"/>
@@ -2037,12 +2136,14 @@
           <w:highlight w:val="yellow"/>
         </w:rPr>
       </w:pPr>
+      <w:proofErr w:type="spellStart"/>
       <w:r>
         <w:rPr>
           <w:highlight w:val="yellow"/>
         </w:rPr>
         <w:t>title</w:t>
       </w:r>
+      <w:proofErr w:type="spellEnd"/>
       <w:r>
         <w:rPr>
           <w:highlight w:val="yellow"/>
@@ -2078,12 +2179,28 @@
           <w:highlight w:val="yellow"/>
         </w:rPr>
       </w:pPr>
-      <w:r>
-        <w:rPr>
-          <w:highlight w:val="yellow"/>
-        </w:rPr>
-        <w:t>„groups” tábla:</w:t>
-      </w:r>
+      <w:bookmarkStart w:id="6" w:name="_Toc227670933"/>
+      <w:r>
+        <w:rPr>
+          <w:highlight w:val="yellow"/>
+        </w:rPr>
+        <w:t>„</w:t>
+      </w:r>
+      <w:proofErr w:type="spellStart"/>
+      <w:r>
+        <w:rPr>
+          <w:highlight w:val="yellow"/>
+        </w:rPr>
+        <w:t>groups</w:t>
+      </w:r>
+      <w:proofErr w:type="spellEnd"/>
+      <w:r>
+        <w:rPr>
+          <w:highlight w:val="yellow"/>
+        </w:rPr>
+        <w:t>” tábla:</w:t>
+      </w:r>
+      <w:bookmarkEnd w:id="6"/>
     </w:p>
     <w:p>
       <w:pPr>
@@ -2099,12 +2216,14 @@
           <w:highlight w:val="yellow"/>
         </w:rPr>
       </w:pPr>
+      <w:proofErr w:type="spellStart"/>
       <w:r>
         <w:rPr>
           <w:highlight w:val="yellow"/>
         </w:rPr>
         <w:t>group_Id</w:t>
       </w:r>
+      <w:proofErr w:type="spellEnd"/>
       <w:r>
         <w:rPr>
           <w:highlight w:val="yellow"/>
@@ -2127,12 +2246,15 @@
           <w:highlight w:val="yellow"/>
         </w:rPr>
       </w:pPr>
-      <w:r>
-        <w:rPr>
-          <w:highlight w:val="yellow"/>
-        </w:rPr>
+      <w:proofErr w:type="spellStart"/>
+      <w:r>
+        <w:rPr>
+          <w:highlight w:val="yellow"/>
+        </w:rPr>
+        <w:lastRenderedPageBreak/>
         <w:t>group_name</w:t>
       </w:r>
+      <w:proofErr w:type="spellEnd"/>
       <w:r>
         <w:rPr>
           <w:highlight w:val="yellow"/>
@@ -2192,13 +2314,28 @@
           <w:highlight w:val="yellow"/>
         </w:rPr>
       </w:pPr>
-      <w:r>
-        <w:rPr>
-          <w:highlight w:val="yellow"/>
-        </w:rPr>
-        <w:lastRenderedPageBreak/>
-        <w:t>„gorupscheduleconn” tábla:</w:t>
-      </w:r>
+      <w:bookmarkStart w:id="7" w:name="_Toc227670934"/>
+      <w:r>
+        <w:rPr>
+          <w:highlight w:val="yellow"/>
+        </w:rPr>
+        <w:t>„</w:t>
+      </w:r>
+      <w:proofErr w:type="spellStart"/>
+      <w:r>
+        <w:rPr>
+          <w:highlight w:val="yellow"/>
+        </w:rPr>
+        <w:t>gorupscheduleconn</w:t>
+      </w:r>
+      <w:proofErr w:type="spellEnd"/>
+      <w:r>
+        <w:rPr>
+          <w:highlight w:val="yellow"/>
+        </w:rPr>
+        <w:t>” tábla:</w:t>
+      </w:r>
+      <w:bookmarkEnd w:id="7"/>
     </w:p>
     <w:p>
       <w:pPr>
@@ -2214,12 +2351,14 @@
           <w:highlight w:val="yellow"/>
         </w:rPr>
       </w:pPr>
+      <w:proofErr w:type="spellStart"/>
       <w:r>
         <w:rPr>
           <w:highlight w:val="yellow"/>
         </w:rPr>
         <w:t>group_Id</w:t>
       </w:r>
+      <w:proofErr w:type="spellEnd"/>
       <w:r>
         <w:rPr>
           <w:highlight w:val="yellow"/>
@@ -2242,18 +2381,34 @@
           <w:highlight w:val="yellow"/>
         </w:rPr>
       </w:pPr>
+      <w:proofErr w:type="spellStart"/>
       <w:r>
         <w:rPr>
           <w:highlight w:val="yellow"/>
         </w:rPr>
         <w:t>schedule_Id</w:t>
       </w:r>
+      <w:proofErr w:type="spellEnd"/>
       <w:r>
         <w:rPr>
           <w:highlight w:val="yellow"/>
         </w:rPr>
         <w:tab/>
-        <w:t>A schedule azonosítója</w:t>
+        <w:t xml:space="preserve">A </w:t>
+      </w:r>
+      <w:proofErr w:type="spellStart"/>
+      <w:r>
+        <w:rPr>
+          <w:highlight w:val="yellow"/>
+        </w:rPr>
+        <w:t>schedule</w:t>
+      </w:r>
+      <w:proofErr w:type="spellEnd"/>
+      <w:r>
+        <w:rPr>
+          <w:highlight w:val="yellow"/>
+        </w:rPr>
+        <w:t xml:space="preserve"> azonosítója</w:t>
       </w:r>
     </w:p>
     <w:p>
@@ -2283,12 +2438,28 @@
           <w:highlight w:val="yellow"/>
         </w:rPr>
       </w:pPr>
-      <w:r>
-        <w:rPr>
-          <w:highlight w:val="yellow"/>
-        </w:rPr>
-        <w:t>„groupuserconn” tábla:</w:t>
-      </w:r>
+      <w:bookmarkStart w:id="8" w:name="_Toc227670935"/>
+      <w:r>
+        <w:rPr>
+          <w:highlight w:val="yellow"/>
+        </w:rPr>
+        <w:t>„</w:t>
+      </w:r>
+      <w:proofErr w:type="spellStart"/>
+      <w:r>
+        <w:rPr>
+          <w:highlight w:val="yellow"/>
+        </w:rPr>
+        <w:t>groupuserconn</w:t>
+      </w:r>
+      <w:proofErr w:type="spellEnd"/>
+      <w:r>
+        <w:rPr>
+          <w:highlight w:val="yellow"/>
+        </w:rPr>
+        <w:t>” tábla:</w:t>
+      </w:r>
+      <w:bookmarkEnd w:id="8"/>
     </w:p>
     <w:p>
       <w:pPr>
@@ -2304,12 +2475,14 @@
           <w:highlight w:val="yellow"/>
         </w:rPr>
       </w:pPr>
+      <w:proofErr w:type="spellStart"/>
       <w:r>
         <w:rPr>
           <w:highlight w:val="yellow"/>
         </w:rPr>
         <w:t>group_Id</w:t>
       </w:r>
+      <w:proofErr w:type="spellEnd"/>
       <w:r>
         <w:rPr>
           <w:highlight w:val="yellow"/>
@@ -2332,12 +2505,14 @@
           <w:highlight w:val="yellow"/>
         </w:rPr>
       </w:pPr>
+      <w:proofErr w:type="spellStart"/>
       <w:r>
         <w:rPr>
           <w:highlight w:val="yellow"/>
         </w:rPr>
         <w:t>permission</w:t>
       </w:r>
+      <w:proofErr w:type="spellEnd"/>
       <w:r>
         <w:rPr>
           <w:highlight w:val="yellow"/>
@@ -2360,12 +2535,14 @@
           <w:highlight w:val="yellow"/>
         </w:rPr>
       </w:pPr>
+      <w:proofErr w:type="spellStart"/>
       <w:r>
         <w:rPr>
           <w:highlight w:val="yellow"/>
         </w:rPr>
         <w:t>user_Id</w:t>
       </w:r>
+      <w:proofErr w:type="spellEnd"/>
       <w:r>
         <w:rPr>
           <w:highlight w:val="yellow"/>
@@ -2401,12 +2578,28 @@
           <w:highlight w:val="yellow"/>
         </w:rPr>
       </w:pPr>
-      <w:r>
-        <w:rPr>
-          <w:highlight w:val="yellow"/>
-        </w:rPr>
-        <w:t>„isignored” tábla:</w:t>
-      </w:r>
+      <w:bookmarkStart w:id="9" w:name="_Toc227670936"/>
+      <w:r>
+        <w:rPr>
+          <w:highlight w:val="yellow"/>
+        </w:rPr>
+        <w:t>„</w:t>
+      </w:r>
+      <w:proofErr w:type="spellStart"/>
+      <w:r>
+        <w:rPr>
+          <w:highlight w:val="yellow"/>
+        </w:rPr>
+        <w:t>isignored</w:t>
+      </w:r>
+      <w:proofErr w:type="spellEnd"/>
+      <w:r>
+        <w:rPr>
+          <w:highlight w:val="yellow"/>
+        </w:rPr>
+        <w:t>” tábla:</w:t>
+      </w:r>
+      <w:bookmarkEnd w:id="9"/>
     </w:p>
     <w:p>
       <w:pPr>
@@ -2422,12 +2615,14 @@
           <w:highlight w:val="yellow"/>
         </w:rPr>
       </w:pPr>
+      <w:proofErr w:type="spellStart"/>
       <w:r>
         <w:rPr>
           <w:highlight w:val="yellow"/>
         </w:rPr>
         <w:t>block_id</w:t>
       </w:r>
+      <w:proofErr w:type="spellEnd"/>
       <w:r>
         <w:rPr>
           <w:highlight w:val="yellow"/>
@@ -2450,12 +2645,14 @@
           <w:highlight w:val="yellow"/>
         </w:rPr>
       </w:pPr>
+      <w:proofErr w:type="spellStart"/>
       <w:r>
         <w:rPr>
           <w:highlight w:val="yellow"/>
         </w:rPr>
         <w:t>user_id</w:t>
       </w:r>
+      <w:proofErr w:type="spellEnd"/>
       <w:r>
         <w:rPr>
           <w:highlight w:val="yellow"/>
@@ -2491,12 +2688,28 @@
           <w:highlight w:val="yellow"/>
         </w:rPr>
       </w:pPr>
-      <w:r>
-        <w:rPr>
-          <w:highlight w:val="yellow"/>
-        </w:rPr>
-        <w:t>„schedules” tábla:</w:t>
-      </w:r>
+      <w:bookmarkStart w:id="10" w:name="_Toc227670937"/>
+      <w:r>
+        <w:rPr>
+          <w:highlight w:val="yellow"/>
+        </w:rPr>
+        <w:t>„</w:t>
+      </w:r>
+      <w:proofErr w:type="spellStart"/>
+      <w:r>
+        <w:rPr>
+          <w:highlight w:val="yellow"/>
+        </w:rPr>
+        <w:t>schedules</w:t>
+      </w:r>
+      <w:proofErr w:type="spellEnd"/>
+      <w:r>
+        <w:rPr>
+          <w:highlight w:val="yellow"/>
+        </w:rPr>
+        <w:t>” tábla:</w:t>
+      </w:r>
+      <w:bookmarkEnd w:id="10"/>
     </w:p>
     <w:p>
       <w:pPr>
@@ -2512,18 +2725,34 @@
           <w:highlight w:val="yellow"/>
         </w:rPr>
       </w:pPr>
+      <w:proofErr w:type="spellStart"/>
       <w:r>
         <w:rPr>
           <w:highlight w:val="yellow"/>
         </w:rPr>
         <w:t>schedule_id</w:t>
       </w:r>
+      <w:proofErr w:type="spellEnd"/>
       <w:r>
         <w:rPr>
           <w:highlight w:val="yellow"/>
         </w:rPr>
         <w:tab/>
-        <w:t>A schedule azonosítója</w:t>
+        <w:t xml:space="preserve">A </w:t>
+      </w:r>
+      <w:proofErr w:type="spellStart"/>
+      <w:r>
+        <w:rPr>
+          <w:highlight w:val="yellow"/>
+        </w:rPr>
+        <w:t>schedule</w:t>
+      </w:r>
+      <w:proofErr w:type="spellEnd"/>
+      <w:r>
+        <w:rPr>
+          <w:highlight w:val="yellow"/>
+        </w:rPr>
+        <w:t xml:space="preserve"> azonosítója</w:t>
       </w:r>
     </w:p>
     <w:p>
@@ -2540,18 +2769,34 @@
           <w:highlight w:val="yellow"/>
         </w:rPr>
       </w:pPr>
+      <w:proofErr w:type="spellStart"/>
       <w:r>
         <w:rPr>
           <w:highlight w:val="yellow"/>
         </w:rPr>
         <w:t>schedule_info</w:t>
       </w:r>
+      <w:proofErr w:type="spellEnd"/>
       <w:r>
         <w:rPr>
           <w:highlight w:val="yellow"/>
         </w:rPr>
         <w:tab/>
-        <w:t>A schedule információi</w:t>
+        <w:t xml:space="preserve">A </w:t>
+      </w:r>
+      <w:proofErr w:type="spellStart"/>
+      <w:r>
+        <w:rPr>
+          <w:highlight w:val="yellow"/>
+        </w:rPr>
+        <w:t>schedule</w:t>
+      </w:r>
+      <w:proofErr w:type="spellEnd"/>
+      <w:r>
+        <w:rPr>
+          <w:highlight w:val="yellow"/>
+        </w:rPr>
+        <w:t xml:space="preserve"> információi</w:t>
       </w:r>
     </w:p>
     <w:p>
@@ -2568,12 +2813,14 @@
           <w:highlight w:val="yellow"/>
         </w:rPr>
       </w:pPr>
+      <w:proofErr w:type="spellStart"/>
       <w:r>
         <w:rPr>
           <w:highlight w:val="yellow"/>
         </w:rPr>
         <w:t>template_id</w:t>
       </w:r>
+      <w:proofErr w:type="spellEnd"/>
       <w:r>
         <w:rPr>
           <w:highlight w:val="yellow"/>
@@ -2609,12 +2856,28 @@
           <w:highlight w:val="yellow"/>
         </w:rPr>
       </w:pPr>
-      <w:r>
-        <w:rPr>
-          <w:highlight w:val="yellow"/>
-        </w:rPr>
-        <w:t>„scheduleusersconn” tábla:</w:t>
-      </w:r>
+      <w:bookmarkStart w:id="11" w:name="_Toc227670938"/>
+      <w:r>
+        <w:rPr>
+          <w:highlight w:val="yellow"/>
+        </w:rPr>
+        <w:t>„</w:t>
+      </w:r>
+      <w:proofErr w:type="spellStart"/>
+      <w:r>
+        <w:rPr>
+          <w:highlight w:val="yellow"/>
+        </w:rPr>
+        <w:t>scheduleusersconn</w:t>
+      </w:r>
+      <w:proofErr w:type="spellEnd"/>
+      <w:r>
+        <w:rPr>
+          <w:highlight w:val="yellow"/>
+        </w:rPr>
+        <w:t>” tábla:</w:t>
+      </w:r>
+      <w:bookmarkEnd w:id="11"/>
     </w:p>
     <w:p>
       <w:pPr>
@@ -2630,18 +2893,34 @@
           <w:highlight w:val="yellow"/>
         </w:rPr>
       </w:pPr>
+      <w:proofErr w:type="spellStart"/>
       <w:r>
         <w:rPr>
           <w:highlight w:val="yellow"/>
         </w:rPr>
         <w:t>schedule_id</w:t>
       </w:r>
+      <w:proofErr w:type="spellEnd"/>
       <w:r>
         <w:rPr>
           <w:highlight w:val="yellow"/>
         </w:rPr>
         <w:tab/>
-        <w:t>A schedule azonosítója</w:t>
+        <w:t xml:space="preserve">A </w:t>
+      </w:r>
+      <w:proofErr w:type="spellStart"/>
+      <w:r>
+        <w:rPr>
+          <w:highlight w:val="yellow"/>
+        </w:rPr>
+        <w:t>schedule</w:t>
+      </w:r>
+      <w:proofErr w:type="spellEnd"/>
+      <w:r>
+        <w:rPr>
+          <w:highlight w:val="yellow"/>
+        </w:rPr>
+        <w:t xml:space="preserve"> azonosítója</w:t>
       </w:r>
     </w:p>
     <w:p>
@@ -2658,12 +2937,14 @@
           <w:highlight w:val="yellow"/>
         </w:rPr>
       </w:pPr>
+      <w:proofErr w:type="spellStart"/>
       <w:r>
         <w:rPr>
           <w:highlight w:val="yellow"/>
         </w:rPr>
         <w:t>user_id</w:t>
       </w:r>
+      <w:proofErr w:type="spellEnd"/>
       <w:r>
         <w:rPr>
           <w:highlight w:val="yellow"/>
@@ -2699,12 +2980,28 @@
           <w:highlight w:val="yellow"/>
         </w:rPr>
       </w:pPr>
-      <w:r>
-        <w:rPr>
-          <w:highlight w:val="yellow"/>
-        </w:rPr>
-        <w:t>„templates” tábla:</w:t>
-      </w:r>
+      <w:bookmarkStart w:id="12" w:name="_Toc227670939"/>
+      <w:r>
+        <w:rPr>
+          <w:highlight w:val="yellow"/>
+        </w:rPr>
+        <w:t>„</w:t>
+      </w:r>
+      <w:proofErr w:type="spellStart"/>
+      <w:r>
+        <w:rPr>
+          <w:highlight w:val="yellow"/>
+        </w:rPr>
+        <w:t>templates</w:t>
+      </w:r>
+      <w:proofErr w:type="spellEnd"/>
+      <w:r>
+        <w:rPr>
+          <w:highlight w:val="yellow"/>
+        </w:rPr>
+        <w:t>” tábla:</w:t>
+      </w:r>
+      <w:bookmarkEnd w:id="12"/>
     </w:p>
     <w:p>
       <w:pPr>
@@ -2720,12 +3017,14 @@
           <w:highlight w:val="yellow"/>
         </w:rPr>
       </w:pPr>
+      <w:proofErr w:type="spellStart"/>
       <w:r>
         <w:rPr>
           <w:highlight w:val="yellow"/>
         </w:rPr>
         <w:t>template_id</w:t>
       </w:r>
+      <w:proofErr w:type="spellEnd"/>
       <w:r>
         <w:rPr>
           <w:highlight w:val="yellow"/>
@@ -2748,12 +3047,14 @@
           <w:highlight w:val="yellow"/>
         </w:rPr>
       </w:pPr>
+      <w:proofErr w:type="spellStart"/>
       <w:r>
         <w:rPr>
           <w:highlight w:val="yellow"/>
         </w:rPr>
         <w:t>template_info</w:t>
       </w:r>
+      <w:proofErr w:type="spellEnd"/>
       <w:r>
         <w:rPr>
           <w:highlight w:val="yellow"/>
@@ -2795,12 +3096,28 @@
           <w:highlight w:val="yellow"/>
         </w:rPr>
       </w:pPr>
-      <w:r>
-        <w:rPr>
-          <w:highlight w:val="yellow"/>
-        </w:rPr>
-        <w:t>„temlatesblocksconn” tábla:</w:t>
-      </w:r>
+      <w:bookmarkStart w:id="13" w:name="_Toc227670940"/>
+      <w:r>
+        <w:rPr>
+          <w:highlight w:val="yellow"/>
+        </w:rPr>
+        <w:t>„</w:t>
+      </w:r>
+      <w:proofErr w:type="spellStart"/>
+      <w:r>
+        <w:rPr>
+          <w:highlight w:val="yellow"/>
+        </w:rPr>
+        <w:t>temlatesblocksconn</w:t>
+      </w:r>
+      <w:proofErr w:type="spellEnd"/>
+      <w:r>
+        <w:rPr>
+          <w:highlight w:val="yellow"/>
+        </w:rPr>
+        <w:t>” tábla:</w:t>
+      </w:r>
+      <w:bookmarkEnd w:id="13"/>
     </w:p>
     <w:p>
       <w:pPr>
@@ -2816,12 +3133,14 @@
           <w:highlight w:val="yellow"/>
         </w:rPr>
       </w:pPr>
+      <w:proofErr w:type="spellStart"/>
       <w:r>
         <w:rPr>
           <w:highlight w:val="yellow"/>
         </w:rPr>
         <w:t>block_id</w:t>
       </w:r>
+      <w:proofErr w:type="spellEnd"/>
       <w:r>
         <w:rPr>
           <w:highlight w:val="yellow"/>
@@ -2849,12 +3168,15 @@
           <w:highlight w:val="yellow"/>
         </w:rPr>
       </w:pPr>
-      <w:r>
-        <w:rPr>
-          <w:highlight w:val="yellow"/>
-        </w:rPr>
+      <w:proofErr w:type="spellStart"/>
+      <w:r>
+        <w:rPr>
+          <w:highlight w:val="yellow"/>
+        </w:rPr>
+        <w:lastRenderedPageBreak/>
         <w:t>template_id</w:t>
       </w:r>
+      <w:proofErr w:type="spellEnd"/>
       <w:r>
         <w:rPr>
           <w:highlight w:val="yellow"/>
@@ -2895,13 +3217,28 @@
           <w:highlight w:val="yellow"/>
         </w:rPr>
       </w:pPr>
-      <w:r>
-        <w:rPr>
-          <w:highlight w:val="yellow"/>
-        </w:rPr>
-        <w:lastRenderedPageBreak/>
-        <w:t>„users” tábla:</w:t>
-      </w:r>
+      <w:bookmarkStart w:id="14" w:name="_Toc227670941"/>
+      <w:r>
+        <w:rPr>
+          <w:highlight w:val="yellow"/>
+        </w:rPr>
+        <w:t>„</w:t>
+      </w:r>
+      <w:proofErr w:type="spellStart"/>
+      <w:r>
+        <w:rPr>
+          <w:highlight w:val="yellow"/>
+        </w:rPr>
+        <w:t>users</w:t>
+      </w:r>
+      <w:proofErr w:type="spellEnd"/>
+      <w:r>
+        <w:rPr>
+          <w:highlight w:val="yellow"/>
+        </w:rPr>
+        <w:t>” tábla:</w:t>
+      </w:r>
+      <w:bookmarkEnd w:id="14"/>
     </w:p>
     <w:p>
       <w:pPr>
@@ -2917,12 +3254,14 @@
           <w:highlight w:val="yellow"/>
         </w:rPr>
       </w:pPr>
+      <w:proofErr w:type="spellStart"/>
       <w:r>
         <w:rPr>
           <w:highlight w:val="yellow"/>
         </w:rPr>
         <w:t>Description</w:t>
       </w:r>
+      <w:proofErr w:type="spellEnd"/>
       <w:r>
         <w:rPr>
           <w:highlight w:val="yellow"/>
@@ -2950,12 +3289,14 @@
           <w:highlight w:val="yellow"/>
         </w:rPr>
       </w:pPr>
+      <w:proofErr w:type="spellStart"/>
       <w:r>
         <w:rPr>
           <w:highlight w:val="yellow"/>
         </w:rPr>
         <w:t>display_name</w:t>
       </w:r>
+      <w:proofErr w:type="spellEnd"/>
       <w:r>
         <w:rPr>
           <w:highlight w:val="yellow"/>
@@ -3032,7 +3373,21 @@
         <w:rPr>
           <w:highlight w:val="yellow"/>
         </w:rPr>
-        <w:t>A felhasználó jelszava, titkosítva</w:t>
+        <w:t xml:space="preserve">A felhasználó </w:t>
+      </w:r>
+      <w:proofErr w:type="spellStart"/>
+      <w:r>
+        <w:rPr>
+          <w:highlight w:val="yellow"/>
+        </w:rPr>
+        <w:t>jelszava</w:t>
+      </w:r>
+      <w:proofErr w:type="spellEnd"/>
+      <w:r>
+        <w:rPr>
+          <w:highlight w:val="yellow"/>
+        </w:rPr>
+        <w:t>, titkosítva</w:t>
       </w:r>
     </w:p>
     <w:p>
@@ -3049,12 +3404,14 @@
           <w:highlight w:val="yellow"/>
         </w:rPr>
       </w:pPr>
+      <w:proofErr w:type="spellStart"/>
       <w:r>
         <w:rPr>
           <w:highlight w:val="yellow"/>
         </w:rPr>
         <w:t>Role</w:t>
       </w:r>
+      <w:proofErr w:type="spellEnd"/>
       <w:r>
         <w:rPr>
           <w:highlight w:val="yellow"/>
@@ -3082,12 +3439,14 @@
           <w:highlight w:val="yellow"/>
         </w:rPr>
       </w:pPr>
+      <w:proofErr w:type="spellStart"/>
       <w:r>
         <w:rPr>
           <w:highlight w:val="yellow"/>
         </w:rPr>
         <w:t>Token</w:t>
       </w:r>
+      <w:proofErr w:type="spellEnd"/>
       <w:r>
         <w:rPr>
           <w:highlight w:val="yellow"/>
@@ -3098,7 +3457,21 @@
         <w:rPr>
           <w:highlight w:val="yellow"/>
         </w:rPr>
-        <w:t>A felhasználó token-je</w:t>
+        <w:t xml:space="preserve">A felhasználó </w:t>
+      </w:r>
+      <w:proofErr w:type="spellStart"/>
+      <w:r>
+        <w:rPr>
+          <w:highlight w:val="yellow"/>
+        </w:rPr>
+        <w:t>token</w:t>
+      </w:r>
+      <w:proofErr w:type="spellEnd"/>
+      <w:r>
+        <w:rPr>
+          <w:highlight w:val="yellow"/>
+        </w:rPr>
+        <w:t>-je</w:t>
       </w:r>
     </w:p>
     <w:p>
@@ -3115,12 +3488,14 @@
           <w:highlight w:val="yellow"/>
         </w:rPr>
       </w:pPr>
+      <w:proofErr w:type="spellStart"/>
       <w:r>
         <w:rPr>
           <w:highlight w:val="yellow"/>
         </w:rPr>
         <w:t>username</w:t>
       </w:r>
+      <w:proofErr w:type="spellEnd"/>
       <w:r>
         <w:rPr>
           <w:highlight w:val="yellow"/>
@@ -3148,12 +3523,14 @@
           <w:highlight w:val="yellow"/>
         </w:rPr>
       </w:pPr>
+      <w:proofErr w:type="spellStart"/>
       <w:r>
         <w:rPr>
           <w:highlight w:val="yellow"/>
         </w:rPr>
         <w:t>user_id</w:t>
       </w:r>
+      <w:proofErr w:type="spellEnd"/>
       <w:r>
         <w:rPr>
           <w:highlight w:val="yellow"/>
@@ -3194,12 +3571,28 @@
           <w:highlight w:val="yellow"/>
         </w:rPr>
       </w:pPr>
-      <w:r>
-        <w:rPr>
-          <w:highlight w:val="yellow"/>
-        </w:rPr>
-        <w:t>„usersettings” tábla:</w:t>
-      </w:r>
+      <w:bookmarkStart w:id="15" w:name="_Toc227670942"/>
+      <w:r>
+        <w:rPr>
+          <w:highlight w:val="yellow"/>
+        </w:rPr>
+        <w:t>„</w:t>
+      </w:r>
+      <w:proofErr w:type="spellStart"/>
+      <w:r>
+        <w:rPr>
+          <w:highlight w:val="yellow"/>
+        </w:rPr>
+        <w:t>usersettings</w:t>
+      </w:r>
+      <w:proofErr w:type="spellEnd"/>
+      <w:r>
+        <w:rPr>
+          <w:highlight w:val="yellow"/>
+        </w:rPr>
+        <w:t>” tábla:</w:t>
+      </w:r>
+      <w:bookmarkEnd w:id="15"/>
     </w:p>
     <w:p>
       <w:pPr>
@@ -3215,12 +3608,14 @@
           <w:highlight w:val="yellow"/>
         </w:rPr>
       </w:pPr>
+      <w:proofErr w:type="spellStart"/>
       <w:r>
         <w:rPr>
           <w:highlight w:val="yellow"/>
         </w:rPr>
         <w:t>settings</w:t>
       </w:r>
+      <w:proofErr w:type="spellEnd"/>
       <w:r>
         <w:rPr>
           <w:highlight w:val="yellow"/>
@@ -3248,12 +3643,14 @@
           <w:highlight w:val="yellow"/>
         </w:rPr>
       </w:pPr>
+      <w:proofErr w:type="spellStart"/>
       <w:r>
         <w:rPr>
           <w:highlight w:val="yellow"/>
         </w:rPr>
         <w:t>user_id</w:t>
       </w:r>
+      <w:proofErr w:type="spellEnd"/>
       <w:r>
         <w:rPr>
           <w:highlight w:val="yellow"/>
@@ -3380,7 +3777,28 @@
         <w:rPr>
           <w:highlight w:val="yellow"/>
         </w:rPr>
-        <w:t>A legjobban észrevehető dolog egy weboldalon az elemek és a háttérszín, illetve a betűtípus. Az utóbbi években előtérbe kerültek a sötét témájú oldalak, a legtöbb ember ezeket preferálja, mivel a szemnek ez nem annyira fárasztó és megterhelő, főleg egy kevésbé megvilágított helységben. Ezen okok miatt választottuk a sötét lila színt az oldal főszínének. Ezzel ellentétben gondoltunk azokra is akik a világos oldalakat preferálják emiatt a beállításoknál lehet választani a világos-sötét téma között, a világos témában világoslila a háttér.</w:t>
+        <w:t xml:space="preserve">A legjobban észrevehető dolog egy weboldalon az elemek és a háttérszín, illetve a betűtípus. Az utóbbi években előtérbe kerültek a sötét témájú oldalak, a legtöbb ember ezeket preferálja, mivel a szemnek ez nem annyira fárasztó és megterhelő, főleg egy kevésbé megvilágított helységben. Ezen okok miatt választottuk a sötét lila színt az oldal főszínének. Ezzel </w:t>
+      </w:r>
+      <w:r>
+        <w:rPr>
+          <w:highlight w:val="yellow"/>
+        </w:rPr>
+        <w:lastRenderedPageBreak/>
+        <w:t xml:space="preserve">ellentétben gondoltunk azokra </w:t>
+      </w:r>
+      <w:proofErr w:type="gramStart"/>
+      <w:r>
+        <w:rPr>
+          <w:highlight w:val="yellow"/>
+        </w:rPr>
+        <w:t>is</w:t>
+      </w:r>
+      <w:proofErr w:type="gramEnd"/>
+      <w:r>
+        <w:rPr>
+          <w:highlight w:val="yellow"/>
+        </w:rPr>
+        <w:t xml:space="preserve"> akik a világos oldalakat preferálják emiatt a beállításoknál lehet választani a világos-sötét téma között, a világos témában világoslila a háttér.</w:t>
       </w:r>
     </w:p>
     <w:p>
@@ -3391,15 +3809,6 @@
           <w:highlight w:val="yellow"/>
         </w:rPr>
       </w:pPr>
-      <w:r>
-        <w:rPr>
-          <w:b/>
-          <w:bCs/>
-          <w:highlight w:val="yellow"/>
-        </w:rPr>
-        <w:lastRenderedPageBreak/>
-        <w:br w:type="page"/>
-      </w:r>
     </w:p>
     <w:p>
       <w:pPr>
@@ -3410,12 +3819,11 @@
           <w:highlight w:val="yellow"/>
         </w:rPr>
       </w:pPr>
-      <w:bookmarkStart w:id="5" w:name="_Toc227662598"/>
-      <w:r>
-        <w:rPr>
-          <w:highlight w:val="yellow"/>
-        </w:rPr>
-        <w:lastRenderedPageBreak/>
+      <w:bookmarkStart w:id="16" w:name="_Toc227670943"/>
+      <w:r>
+        <w:rPr>
+          <w:highlight w:val="yellow"/>
+        </w:rPr>
         <w:t>Komponenseinek technikai leírás</w:t>
       </w:r>
       <w:r>
@@ -3424,7 +3832,7 @@
         </w:rPr>
         <w:t>a</w:t>
       </w:r>
-      <w:bookmarkEnd w:id="5"/>
+      <w:bookmarkEnd w:id="16"/>
     </w:p>
     <w:p>
       <w:pPr>
@@ -3434,14 +3842,14 @@
           <w:highlight w:val="yellow"/>
         </w:rPr>
       </w:pPr>
-      <w:bookmarkStart w:id="6" w:name="_Toc227662599"/>
+      <w:bookmarkStart w:id="17" w:name="_Toc227670944"/>
       <w:r>
         <w:rPr>
           <w:highlight w:val="yellow"/>
         </w:rPr>
         <w:t>Frontend:</w:t>
       </w:r>
-      <w:bookmarkEnd w:id="6"/>
+      <w:bookmarkEnd w:id="17"/>
     </w:p>
     <w:p>
       <w:pPr>
@@ -3477,7 +3885,21 @@
         <w:rPr>
           <w:highlight w:val="yellow"/>
         </w:rPr>
-        <w:t xml:space="preserve">s verziója segítségével készült a Vite </w:t>
+        <w:t xml:space="preserve">s verziója segítségével készült a </w:t>
+      </w:r>
+      <w:proofErr w:type="spellStart"/>
+      <w:r>
+        <w:rPr>
+          <w:highlight w:val="yellow"/>
+        </w:rPr>
+        <w:t>Vite</w:t>
+      </w:r>
+      <w:proofErr w:type="spellEnd"/>
+      <w:r>
+        <w:rPr>
+          <w:highlight w:val="yellow"/>
+        </w:rPr>
+        <w:t xml:space="preserve"> </w:t>
       </w:r>
       <w:r>
         <w:rPr>
@@ -3501,7 +3923,21 @@
         <w:rPr>
           <w:highlight w:val="yellow"/>
         </w:rPr>
-        <w:t>s verzióján belül, a komponensekre bontott oldalrendezés és a beépített eszközök előnyeit kihasználva. Ennek köszönhetően könnyen átlátható, és egyben egyszerűen bővíthető új funkciókkal. Kifejezetten hasznos volt a fejléc és a lábléc létrehozásában, ugyanis nem kellett minden oldalon létrehozni, hanem csak a komponens szükséges kódjait helyeztük el. A szoftver elkészítésében a React saját modulkönyvtára is nagy szerepet játszott. Meghívott modulok:</w:t>
+        <w:t xml:space="preserve">s verzióján belül, a komponensekre bontott oldalrendezés és a beépített eszközök előnyeit kihasználva. Ennek köszönhetően könnyen átlátható, és egyben egyszerűen bővíthető új funkciókkal. Kifejezetten hasznos volt a fejléc és a lábléc létrehozásában, ugyanis nem kellett minden oldalon létrehozni, hanem csak a komponens szükséges kódjait helyeztük el. A szoftver elkészítésében a </w:t>
+      </w:r>
+      <w:proofErr w:type="spellStart"/>
+      <w:r>
+        <w:rPr>
+          <w:highlight w:val="yellow"/>
+        </w:rPr>
+        <w:t>React</w:t>
+      </w:r>
+      <w:proofErr w:type="spellEnd"/>
+      <w:r>
+        <w:rPr>
+          <w:highlight w:val="yellow"/>
+        </w:rPr>
+        <w:t xml:space="preserve"> saját modulkönyvtára is nagy szerepet játszott. Meghívott modulok:</w:t>
       </w:r>
     </w:p>
     <w:p>
@@ -3515,11 +3951,19 @@
           <w:highlight w:val="yellow"/>
         </w:rPr>
       </w:pPr>
-      <w:r>
-        <w:rPr>
-          <w:highlight w:val="yellow"/>
-        </w:rPr>
-        <w:t>react-dom:</w:t>
+      <w:proofErr w:type="spellStart"/>
+      <w:r>
+        <w:rPr>
+          <w:highlight w:val="yellow"/>
+        </w:rPr>
+        <w:t>react-dom</w:t>
+      </w:r>
+      <w:proofErr w:type="spellEnd"/>
+      <w:r>
+        <w:rPr>
+          <w:highlight w:val="yellow"/>
+        </w:rPr>
+        <w:t>:</w:t>
       </w:r>
     </w:p>
     <w:p>
@@ -3533,7 +3977,63 @@
         <w:rPr>
           <w:highlight w:val="yellow"/>
         </w:rPr>
-        <w:t>A React hívatalos csomagja, a React komponensek DOM-ba való rendeléséért felel.</w:t>
+        <w:t xml:space="preserve">A </w:t>
+      </w:r>
+      <w:proofErr w:type="spellStart"/>
+      <w:r>
+        <w:rPr>
+          <w:highlight w:val="yellow"/>
+        </w:rPr>
+        <w:t>React</w:t>
+      </w:r>
+      <w:proofErr w:type="spellEnd"/>
+      <w:r>
+        <w:rPr>
+          <w:highlight w:val="yellow"/>
+        </w:rPr>
+        <w:t xml:space="preserve"> </w:t>
+      </w:r>
+      <w:proofErr w:type="spellStart"/>
+      <w:r>
+        <w:rPr>
+          <w:highlight w:val="yellow"/>
+        </w:rPr>
+        <w:t>hívatalos</w:t>
+      </w:r>
+      <w:proofErr w:type="spellEnd"/>
+      <w:r>
+        <w:rPr>
+          <w:highlight w:val="yellow"/>
+        </w:rPr>
+        <w:t xml:space="preserve"> csomagja, a </w:t>
+      </w:r>
+      <w:proofErr w:type="spellStart"/>
+      <w:r>
+        <w:rPr>
+          <w:highlight w:val="yellow"/>
+        </w:rPr>
+        <w:t>React</w:t>
+      </w:r>
+      <w:proofErr w:type="spellEnd"/>
+      <w:r>
+        <w:rPr>
+          <w:highlight w:val="yellow"/>
+        </w:rPr>
+        <w:t xml:space="preserve"> komponensek DOM-</w:t>
+      </w:r>
+      <w:proofErr w:type="spellStart"/>
+      <w:r>
+        <w:rPr>
+          <w:highlight w:val="yellow"/>
+        </w:rPr>
+        <w:t>ba</w:t>
+      </w:r>
+      <w:proofErr w:type="spellEnd"/>
+      <w:r>
+        <w:rPr>
+          <w:highlight w:val="yellow"/>
+        </w:rPr>
+        <w:t xml:space="preserve"> való rendeléséért felel.</w:t>
       </w:r>
     </w:p>
     <w:p>
@@ -3547,11 +4047,33 @@
           <w:highlight w:val="yellow"/>
         </w:rPr>
       </w:pPr>
-      <w:r>
-        <w:rPr>
-          <w:highlight w:val="yellow"/>
-        </w:rPr>
-        <w:t>react-router-dom:</w:t>
+      <w:proofErr w:type="spellStart"/>
+      <w:r>
+        <w:rPr>
+          <w:highlight w:val="yellow"/>
+        </w:rPr>
+        <w:t>react</w:t>
+      </w:r>
+      <w:proofErr w:type="spellEnd"/>
+      <w:r>
+        <w:rPr>
+          <w:highlight w:val="yellow"/>
+        </w:rPr>
+        <w:t>-router-</w:t>
+      </w:r>
+      <w:proofErr w:type="spellStart"/>
+      <w:r>
+        <w:rPr>
+          <w:highlight w:val="yellow"/>
+        </w:rPr>
+        <w:t>dom</w:t>
+      </w:r>
+      <w:proofErr w:type="spellEnd"/>
+      <w:r>
+        <w:rPr>
+          <w:highlight w:val="yellow"/>
+        </w:rPr>
+        <w:t>:</w:t>
       </w:r>
     </w:p>
     <w:p>
@@ -3565,21 +4087,16 @@
         <w:rPr>
           <w:highlight w:val="yellow"/>
         </w:rPr>
-        <w:t>Lehetővé teszi, hogy többoldalas alkalmazások készítését navigációval, útvonalkezeléssel és dinamikus URL-ekkel</w:t>
-      </w:r>
-    </w:p>
-    <w:p>
-      <w:pPr>
-        <w:rPr>
-          <w:highlight w:val="yellow"/>
-        </w:rPr>
-      </w:pPr>
-      <w:r>
-        <w:rPr>
-          <w:highlight w:val="yellow"/>
-        </w:rPr>
-        <w:t>A modern kinézetett CSS segítségével oldottuk meg.</w:t>
-      </w:r>
+        <w:t>Lehetővé teszi, hogy többoldalas alkalmazások készítését navigációval, útvonalkezeléssel és dinamikus URL-</w:t>
+      </w:r>
+      <w:proofErr w:type="spellStart"/>
+      <w:r>
+        <w:rPr>
+          <w:highlight w:val="yellow"/>
+        </w:rPr>
+        <w:t>ekkel</w:t>
+      </w:r>
+      <w:proofErr w:type="spellEnd"/>
     </w:p>
     <w:p>
       <w:pPr>
@@ -3589,31 +4106,1050 @@
           <w:highlight w:val="yellow"/>
         </w:rPr>
       </w:pPr>
-      <w:bookmarkStart w:id="7" w:name="_Toc227662600"/>
-      <w:r>
-        <w:rPr>
-          <w:highlight w:val="yellow"/>
-        </w:rPr>
-        <w:t>Frontend komponensek és feladataik:</w:t>
-      </w:r>
-      <w:bookmarkEnd w:id="7"/>
-    </w:p>
-    <w:p>
-      <w:pPr>
+      <w:bookmarkStart w:id="18" w:name="_Toc227670945"/>
+      <w:proofErr w:type="spellStart"/>
+      <w:r>
+        <w:rPr>
+          <w:highlight w:val="yellow"/>
+        </w:rPr>
+        <w:t>Css</w:t>
+      </w:r>
+      <w:proofErr w:type="spellEnd"/>
+      <w:r>
+        <w:rPr>
+          <w:highlight w:val="yellow"/>
+        </w:rPr>
+        <w:t>:</w:t>
+      </w:r>
+      <w:bookmarkEnd w:id="18"/>
+    </w:p>
+    <w:p>
+      <w:pPr>
+        <w:rPr>
+          <w:highlight w:val="yellow"/>
+        </w:rPr>
+      </w:pPr>
+      <w:r>
+        <w:rPr>
+          <w:highlight w:val="yellow"/>
+        </w:rPr>
+        <w:t>A modern kinézetett CSS segítségével oldottuk meg</w:t>
+      </w:r>
+      <w:r>
+        <w:rPr>
+          <w:highlight w:val="yellow"/>
+        </w:rPr>
+        <w:t>. Minden komponens egy saját CSS fájllal rendelkezik</w:t>
+      </w:r>
+      <w:r>
+        <w:rPr>
+          <w:highlight w:val="yellow"/>
+        </w:rPr>
+        <w:t xml:space="preserve"> (</w:t>
+      </w:r>
+      <w:r>
         <w:rPr>
           <w:i/>
           <w:iCs/>
           <w:highlight w:val="yellow"/>
         </w:rPr>
-      </w:pPr>
-      <w:r>
-        <w:rPr>
+        <w:t>komponens neve</w:t>
+      </w:r>
+      <w:r>
+        <w:rPr>
+          <w:highlight w:val="yellow"/>
+        </w:rPr>
+        <w:t>.CSS)</w:t>
+      </w:r>
+      <w:r>
+        <w:rPr>
+          <w:highlight w:val="yellow"/>
+        </w:rPr>
+        <w:t>, amely csak a saját komponenséhez tartozó HTML elemeket formázza. Ezeken felül alkalmaztunk egy-két globálisan is használt CSS stílusbeállítást is, főként a sötét/világos témák színeihez, melyeket CSS változók segítségével valósítottunk meg.</w:t>
+      </w:r>
+    </w:p>
+    <w:p>
+      <w:pPr>
+        <w:rPr>
+          <w:highlight w:val="yellow"/>
+        </w:rPr>
+      </w:pPr>
+    </w:p>
+    <w:p>
+      <w:pPr>
+        <w:pStyle w:val="Cmsor3"/>
+        <w:spacing w:line="360" w:lineRule="auto"/>
+        <w:rPr>
+          <w:highlight w:val="yellow"/>
+        </w:rPr>
+      </w:pPr>
+      <w:bookmarkStart w:id="19" w:name="_Toc227670946"/>
+      <w:r>
+        <w:rPr>
+          <w:highlight w:val="yellow"/>
+        </w:rPr>
+        <w:t>Frontend komponensek és feladataik:</w:t>
+      </w:r>
+      <w:bookmarkEnd w:id="19"/>
+    </w:p>
+    <w:p>
+      <w:pPr>
+        <w:rPr>
+          <w:b/>
+          <w:bCs/>
           <w:i/>
           <w:iCs/>
           <w:highlight w:val="yellow"/>
         </w:rPr>
+      </w:pPr>
+      <w:proofErr w:type="spellStart"/>
+      <w:r>
+        <w:rPr>
+          <w:b/>
+          <w:bCs/>
+          <w:i/>
+          <w:iCs/>
+          <w:highlight w:val="yellow"/>
+        </w:rPr>
+        <w:t>FrontPage.jsx</w:t>
+      </w:r>
+      <w:proofErr w:type="spellEnd"/>
+    </w:p>
+    <w:p>
+      <w:pPr>
+        <w:rPr>
+          <w:highlight w:val="yellow"/>
+        </w:rPr>
+      </w:pPr>
+      <w:r>
+        <w:rPr>
+          <w:highlight w:val="yellow"/>
+        </w:rPr>
+        <w:t>Ez a komponens felelős, az „</w:t>
+      </w:r>
+      <w:proofErr w:type="spellStart"/>
+      <w:r>
+        <w:rPr>
+          <w:highlight w:val="yellow"/>
+        </w:rPr>
+        <w:t>About</w:t>
+      </w:r>
+      <w:proofErr w:type="spellEnd"/>
+      <w:r>
+        <w:rPr>
+          <w:highlight w:val="yellow"/>
+        </w:rPr>
+        <w:t xml:space="preserve"> </w:t>
+      </w:r>
+      <w:proofErr w:type="spellStart"/>
+      <w:r>
+        <w:rPr>
+          <w:highlight w:val="yellow"/>
+        </w:rPr>
+        <w:t>Us</w:t>
+      </w:r>
+      <w:proofErr w:type="spellEnd"/>
+      <w:r>
+        <w:rPr>
+          <w:highlight w:val="yellow"/>
+        </w:rPr>
+        <w:t xml:space="preserve">” oldal megjelenítéséért. A komponens egy statikus, információt közlő oldalrészt jelenít meg. Az oldal elején a logó, a mottó és egy karusszel található. Utána pár sor </w:t>
+      </w:r>
+      <w:proofErr w:type="gramStart"/>
+      <w:r>
+        <w:rPr>
+          <w:highlight w:val="yellow"/>
+        </w:rPr>
+        <w:t>leírást,</w:t>
+      </w:r>
+      <w:proofErr w:type="gramEnd"/>
+      <w:r>
+        <w:rPr>
+          <w:highlight w:val="yellow"/>
+        </w:rPr>
+        <w:t xml:space="preserve"> és hivatkozásokat tartalmaz, a részletesebb leíró oldalakra, valamint a bejelentkezési ablakra. Ezek mellett még tartalmaz egy láblécet, amelyről megjeleníthetőek a „Gyakran ismételt kérdések” listája, vagy a „Felhasználói feltételek”.</w:t>
+      </w:r>
+    </w:p>
+    <w:p>
+      <w:pPr>
+        <w:rPr>
+          <w:b/>
+          <w:bCs/>
+          <w:i/>
+          <w:iCs/>
+          <w:highlight w:val="yellow"/>
+        </w:rPr>
+      </w:pPr>
+      <w:proofErr w:type="spellStart"/>
+      <w:r>
+        <w:rPr>
+          <w:b/>
+          <w:bCs/>
+          <w:i/>
+          <w:iCs/>
+          <w:highlight w:val="yellow"/>
+        </w:rPr>
+        <w:t>ClickAnimation.jsx</w:t>
+      </w:r>
+      <w:proofErr w:type="spellEnd"/>
+    </w:p>
+    <w:p>
+      <w:pPr>
+        <w:rPr>
+          <w:highlight w:val="yellow"/>
+        </w:rPr>
+      </w:pPr>
+      <w:r>
+        <w:rPr>
+          <w:highlight w:val="yellow"/>
+        </w:rPr>
+        <w:lastRenderedPageBreak/>
+        <w:t>E</w:t>
+      </w:r>
+      <w:r>
+        <w:rPr>
+          <w:highlight w:val="yellow"/>
+        </w:rPr>
+        <w:t xml:space="preserve">z a komponens felelős egy klikk animációval kapcsolatos számolások, és azok megjelenítésére. A komponens egy folyamatosan látható, </w:t>
+      </w:r>
+      <w:proofErr w:type="spellStart"/>
+      <w:r>
+        <w:rPr>
+          <w:highlight w:val="yellow"/>
+        </w:rPr>
+        <w:t>Canvas</w:t>
+      </w:r>
+      <w:proofErr w:type="spellEnd"/>
+      <w:r>
+        <w:rPr>
+          <w:highlight w:val="yellow"/>
+        </w:rPr>
+        <w:t xml:space="preserve"> (vászon) HTLM elemet helyez, minden más HTML elem felé, ez által láthatóvá téve az animált effektet mindenhol. </w:t>
+      </w:r>
+    </w:p>
+    <w:p>
+      <w:pPr>
+        <w:rPr>
+          <w:b/>
+          <w:bCs/>
+          <w:i/>
+          <w:iCs/>
+          <w:highlight w:val="yellow"/>
+        </w:rPr>
+      </w:pPr>
+      <w:proofErr w:type="spellStart"/>
+      <w:r>
+        <w:rPr>
+          <w:b/>
+          <w:bCs/>
+          <w:i/>
+          <w:iCs/>
+          <w:highlight w:val="yellow"/>
+        </w:rPr>
+        <w:t>ContactUs.jsx</w:t>
+      </w:r>
+      <w:proofErr w:type="spellEnd"/>
+    </w:p>
+    <w:p>
+      <w:pPr>
+        <w:rPr>
+          <w:highlight w:val="yellow"/>
+        </w:rPr>
+      </w:pPr>
+      <w:r>
+        <w:rPr>
+          <w:highlight w:val="yellow"/>
+        </w:rPr>
+        <w:t>Ez a komponens felelős, az „</w:t>
+      </w:r>
+      <w:proofErr w:type="spellStart"/>
+      <w:r>
+        <w:rPr>
+          <w:highlight w:val="yellow"/>
+        </w:rPr>
+        <w:t>About</w:t>
+      </w:r>
+      <w:proofErr w:type="spellEnd"/>
+      <w:r>
+        <w:rPr>
+          <w:highlight w:val="yellow"/>
+        </w:rPr>
+        <w:t xml:space="preserve"> </w:t>
+      </w:r>
+      <w:proofErr w:type="spellStart"/>
+      <w:r>
+        <w:rPr>
+          <w:highlight w:val="yellow"/>
+        </w:rPr>
+        <w:t>Us</w:t>
+      </w:r>
+      <w:proofErr w:type="spellEnd"/>
+      <w:r>
+        <w:rPr>
+          <w:highlight w:val="yellow"/>
+        </w:rPr>
+        <w:t>” oldal megjelenítéséért. A komponens egy statikus, információt közlő oldalrészt jelenít meg.</w:t>
+      </w:r>
+      <w:r>
+        <w:rPr>
+          <w:highlight w:val="yellow"/>
+        </w:rPr>
+        <w:t xml:space="preserve"> Az elérhetőségekkel, és egyéb kapcsolatfelvételi információkkal kapcsolatos adatokat tartalmazza</w:t>
+      </w:r>
+    </w:p>
+    <w:p>
+      <w:pPr>
+        <w:rPr>
+          <w:b/>
+          <w:bCs/>
+          <w:i/>
+          <w:iCs/>
+          <w:highlight w:val="yellow"/>
+        </w:rPr>
+      </w:pPr>
+      <w:proofErr w:type="spellStart"/>
+      <w:r>
+        <w:rPr>
+          <w:b/>
+          <w:bCs/>
+          <w:i/>
+          <w:iCs/>
+          <w:highlight w:val="yellow"/>
+        </w:rPr>
         <w:t>About.jsx</w:t>
       </w:r>
+      <w:proofErr w:type="spellEnd"/>
+    </w:p>
+    <w:p>
+      <w:pPr>
+        <w:rPr>
+          <w:highlight w:val="yellow"/>
+        </w:rPr>
+      </w:pPr>
+      <w:r>
+        <w:rPr>
+          <w:highlight w:val="yellow"/>
+        </w:rPr>
+        <w:t>Ez a komponens felelős, az „</w:t>
+      </w:r>
+      <w:proofErr w:type="spellStart"/>
+      <w:r>
+        <w:rPr>
+          <w:highlight w:val="yellow"/>
+        </w:rPr>
+        <w:t>About</w:t>
+      </w:r>
+      <w:proofErr w:type="spellEnd"/>
+      <w:r>
+        <w:rPr>
+          <w:highlight w:val="yellow"/>
+        </w:rPr>
+        <w:t xml:space="preserve"> </w:t>
+      </w:r>
+      <w:proofErr w:type="spellStart"/>
+      <w:r>
+        <w:rPr>
+          <w:highlight w:val="yellow"/>
+        </w:rPr>
+        <w:t>Us</w:t>
+      </w:r>
+      <w:proofErr w:type="spellEnd"/>
+      <w:r>
+        <w:rPr>
+          <w:highlight w:val="yellow"/>
+        </w:rPr>
+        <w:t xml:space="preserve">” oldal megjelenítéséért. </w:t>
+      </w:r>
+      <w:r>
+        <w:rPr>
+          <w:highlight w:val="yellow"/>
+        </w:rPr>
+        <w:t>A komponens egy statikus, információt közlő oldalrészt jelenít meg.</w:t>
+      </w:r>
+      <w:r>
+        <w:rPr>
+          <w:highlight w:val="yellow"/>
+        </w:rPr>
+        <w:t xml:space="preserve"> A szoftver által nyújtott funkciók rövid bemutatását tartalmazza</w:t>
+      </w:r>
+    </w:p>
+    <w:p>
+      <w:pPr>
+        <w:rPr>
+          <w:b/>
+          <w:bCs/>
+          <w:i/>
+          <w:iCs/>
+          <w:highlight w:val="yellow"/>
+        </w:rPr>
+      </w:pPr>
+      <w:proofErr w:type="spellStart"/>
+      <w:r>
+        <w:rPr>
+          <w:b/>
+          <w:bCs/>
+          <w:i/>
+          <w:iCs/>
+          <w:highlight w:val="yellow"/>
+        </w:rPr>
+        <w:t>EventView.jsx</w:t>
+      </w:r>
+      <w:proofErr w:type="spellEnd"/>
+    </w:p>
+    <w:p>
+      <w:pPr>
+        <w:rPr>
+          <w:highlight w:val="yellow"/>
+        </w:rPr>
+      </w:pPr>
+      <w:r>
+        <w:rPr>
+          <w:highlight w:val="yellow"/>
+        </w:rPr>
+        <w:t>Ez a komponens felelős, az adott naphoz tartozó blokkok megjelenítéséhez. A dátumra szűrve, a szülő komponenstől kapott blokkok listájából, megjeleníti a kiválasztott naphoz tartozó eseményeket, és lehetőséget ad azok szerkesztésére/törlésére, vagy akár új események létrehozására</w:t>
+      </w:r>
+    </w:p>
+    <w:p>
+      <w:pPr>
+        <w:rPr>
+          <w:b/>
+          <w:bCs/>
+          <w:i/>
+          <w:iCs/>
+          <w:highlight w:val="yellow"/>
+        </w:rPr>
+      </w:pPr>
+      <w:proofErr w:type="spellStart"/>
+      <w:r>
+        <w:rPr>
+          <w:b/>
+          <w:bCs/>
+          <w:i/>
+          <w:iCs/>
+          <w:highlight w:val="yellow"/>
+        </w:rPr>
+        <w:t>EventAdd.jsx</w:t>
+      </w:r>
+      <w:proofErr w:type="spellEnd"/>
+    </w:p>
+    <w:p>
+      <w:pPr>
+        <w:rPr>
+          <w:highlight w:val="yellow"/>
+        </w:rPr>
+      </w:pPr>
+      <w:r>
+        <w:rPr>
+          <w:highlight w:val="yellow"/>
+        </w:rPr>
+        <w:t>Ez a komponens egy felugró ablak megvalósításáért felelős. A felugró ablak segítségével tudunk létrehozni</w:t>
+      </w:r>
+      <w:r>
+        <w:rPr>
+          <w:highlight w:val="yellow"/>
+        </w:rPr>
+        <w:t>, és egyben szerkeszteni már meglévő vagy</w:t>
+      </w:r>
+      <w:r>
+        <w:rPr>
+          <w:highlight w:val="yellow"/>
+        </w:rPr>
+        <w:t xml:space="preserve"> új eseményeket egy naptárhoz, amelyeket a szülő komponenstől kapott </w:t>
+      </w:r>
+      <w:r>
+        <w:rPr>
+          <w:highlight w:val="yellow"/>
+        </w:rPr>
+        <w:t>ID alapján</w:t>
+      </w:r>
+      <w:r>
+        <w:rPr>
+          <w:highlight w:val="yellow"/>
+        </w:rPr>
+        <w:t xml:space="preserve"> csatol</w:t>
+      </w:r>
+      <w:r>
+        <w:rPr>
+          <w:highlight w:val="yellow"/>
+        </w:rPr>
+        <w:t xml:space="preserve"> a backend egy Schedule-hoz</w:t>
+      </w:r>
+      <w:r>
+        <w:rPr>
+          <w:highlight w:val="yellow"/>
+        </w:rPr>
+        <w:t>. Ezeken felül a komponens a bemeneti idő mezőt (</w:t>
+      </w:r>
+      <w:proofErr w:type="spellStart"/>
+      <w:proofErr w:type="gramStart"/>
+      <w:r>
+        <w:rPr>
+          <w:highlight w:val="yellow"/>
+        </w:rPr>
+        <w:t>óó:pp</w:t>
+      </w:r>
+      <w:proofErr w:type="spellEnd"/>
+      <w:proofErr w:type="gramEnd"/>
+      <w:r>
+        <w:rPr>
+          <w:highlight w:val="yellow"/>
+        </w:rPr>
+        <w:t xml:space="preserve">) automatikusan átváltja percekké, amelyeket tárol az adatbázis. Ezek mellett hibakezelést is végez annak érdekében, hogy a blokk ne lehessen </w:t>
+      </w:r>
+      <w:r>
+        <w:rPr>
+          <w:highlight w:val="yellow"/>
+        </w:rPr>
+        <w:t>5</w:t>
+      </w:r>
+      <w:r>
+        <w:rPr>
+          <w:highlight w:val="yellow"/>
+        </w:rPr>
+        <w:t xml:space="preserve"> perc hosszú</w:t>
+      </w:r>
+      <w:r>
+        <w:rPr>
+          <w:highlight w:val="yellow"/>
+        </w:rPr>
+        <w:t>ságúnál rövidebb</w:t>
+      </w:r>
+      <w:r>
+        <w:rPr>
+          <w:highlight w:val="yellow"/>
+        </w:rPr>
+        <w:t xml:space="preserve">, és ne érhessen előbb </w:t>
+      </w:r>
+      <w:proofErr w:type="gramStart"/>
+      <w:r>
+        <w:rPr>
+          <w:highlight w:val="yellow"/>
+        </w:rPr>
+        <w:t>véget</w:t>
+      </w:r>
+      <w:proofErr w:type="gramEnd"/>
+      <w:r>
+        <w:rPr>
+          <w:highlight w:val="yellow"/>
+        </w:rPr>
+        <w:t xml:space="preserve"> mint </w:t>
+      </w:r>
+      <w:r>
+        <w:rPr>
+          <w:highlight w:val="yellow"/>
+        </w:rPr>
+        <w:t>ahogy elkezdődött</w:t>
+      </w:r>
+      <w:r>
+        <w:rPr>
+          <w:highlight w:val="yellow"/>
+        </w:rPr>
+        <w:t>.</w:t>
+      </w:r>
+    </w:p>
+    <w:p>
+      <w:pPr>
+        <w:rPr>
+          <w:b/>
+          <w:bCs/>
+          <w:i/>
+          <w:iCs/>
+          <w:highlight w:val="yellow"/>
+        </w:rPr>
+      </w:pPr>
+      <w:proofErr w:type="spellStart"/>
+      <w:r>
+        <w:rPr>
+          <w:b/>
+          <w:bCs/>
+          <w:i/>
+          <w:iCs/>
+          <w:highlight w:val="yellow"/>
+        </w:rPr>
+        <w:t>Calendar.jsx</w:t>
+      </w:r>
+      <w:proofErr w:type="spellEnd"/>
+    </w:p>
+    <w:p>
+      <w:pPr>
+        <w:rPr>
+          <w:highlight w:val="yellow"/>
+        </w:rPr>
+      </w:pPr>
+      <w:r>
+        <w:rPr>
+          <w:highlight w:val="yellow"/>
+        </w:rPr>
+        <w:t>Ez a komponens felelős a havi felbontású naptár megjelenítéséhez, és minden vele kapcsolatos számításhoz. Megjeleníti a teljes hónap minden dátumát, az annak megfelelő elnevezésű nap oszlop alatt. Ezekre a mezőkre kattintva nyitható meg az adott naphoz</w:t>
+      </w:r>
+      <w:r>
+        <w:rPr>
+          <w:highlight w:val="yellow"/>
+        </w:rPr>
+        <w:t xml:space="preserve"> tartozó eseményszerkesztő</w:t>
+      </w:r>
+      <w:r>
+        <w:rPr>
+          <w:highlight w:val="yellow"/>
+        </w:rPr>
+        <w:t>. Ezek mellett minden mezőhöz, amelyhez tartozik esemény, annak megfelelően egy kör ikonnal jelzi azt a mező alján. Amennyiben a jelzések nem férnek ki a mezőben, akkor egy „+” jellel jelöli azt.</w:t>
+      </w:r>
+      <w:r>
+        <w:rPr>
+          <w:highlight w:val="yellow"/>
+        </w:rPr>
+        <w:t xml:space="preserve"> </w:t>
+      </w:r>
+      <w:r>
+        <w:rPr>
+          <w:highlight w:val="yellow"/>
+        </w:rPr>
+        <w:t>A fejlécben kijelzett aktuális dátumra kattintva, vissza lehet lépni arra az intervallumra, amely tartalmazza a mai napi dátumot.</w:t>
+      </w:r>
+    </w:p>
+    <w:p>
+      <w:pPr>
+        <w:rPr>
+          <w:b/>
+          <w:bCs/>
+          <w:i/>
+          <w:iCs/>
+          <w:highlight w:val="yellow"/>
+        </w:rPr>
+      </w:pPr>
+      <w:proofErr w:type="spellStart"/>
+      <w:r>
+        <w:rPr>
+          <w:b/>
+          <w:bCs/>
+          <w:i/>
+          <w:iCs/>
+          <w:highlight w:val="yellow"/>
+        </w:rPr>
+        <w:t>CalendarWeekView.jsx</w:t>
+      </w:r>
+      <w:proofErr w:type="spellEnd"/>
+    </w:p>
+    <w:p>
+      <w:pPr>
+        <w:rPr>
+          <w:highlight w:val="yellow"/>
+        </w:rPr>
+      </w:pPr>
+      <w:r>
+        <w:rPr>
+          <w:highlight w:val="yellow"/>
+        </w:rPr>
+        <w:lastRenderedPageBreak/>
+        <w:t>Ez a komponens felelős a heti felbontású naptár megjelenítéséhez, és minden vele kapcsolatos számításhoz. Megjeleníti a hét napjait, a fejlécen,</w:t>
+      </w:r>
+      <w:r>
+        <w:rPr>
+          <w:highlight w:val="yellow"/>
+        </w:rPr>
+        <w:t xml:space="preserve"> alatta egy percekre bontott „</w:t>
+      </w:r>
+      <w:proofErr w:type="spellStart"/>
+      <w:r>
+        <w:rPr>
+          <w:highlight w:val="yellow"/>
+        </w:rPr>
+        <w:t>Grid</w:t>
+      </w:r>
+      <w:proofErr w:type="spellEnd"/>
+      <w:r>
+        <w:rPr>
+          <w:highlight w:val="yellow"/>
+        </w:rPr>
+        <w:t xml:space="preserve">” segítségével, percre pontosan jeleníti meg az adott naphoz tartozó blokkokat oszlopos formában. Az oszlopokra kattintva az adott nap eseményszerkesztőjét nyithatjuk meg. A </w:t>
+      </w:r>
+      <w:proofErr w:type="spellStart"/>
+      <w:r>
+        <w:rPr>
+          <w:highlight w:val="yellow"/>
+        </w:rPr>
+        <w:t>reszponzivitás</w:t>
+      </w:r>
+      <w:proofErr w:type="spellEnd"/>
+      <w:r>
+        <w:rPr>
+          <w:highlight w:val="yellow"/>
+        </w:rPr>
+        <w:t xml:space="preserve"> érdekében, a napokat egy görgethető mező tartalmazza. A vizualizálás megkönnyítésének érdekében a görgethető mező bal oldalán, egy órákat felsoroló oszlop található. Ez az oszlop, görgetéstől függetlenül mindig látszik. Ez segít abban is, hogy egy adott oszlop</w:t>
+      </w:r>
+      <w:r>
+        <w:rPr>
+          <w:highlight w:val="yellow"/>
+        </w:rPr>
+        <w:t xml:space="preserve"> egy blokkot</w:t>
+      </w:r>
+      <w:r>
+        <w:rPr>
+          <w:highlight w:val="yellow"/>
+        </w:rPr>
+        <w:t xml:space="preserve"> szimbolizáló </w:t>
+      </w:r>
+      <w:r>
+        <w:rPr>
+          <w:highlight w:val="yellow"/>
+        </w:rPr>
+        <w:t>eleme</w:t>
+      </w:r>
+      <w:r>
+        <w:rPr>
+          <w:highlight w:val="yellow"/>
+        </w:rPr>
+        <w:t xml:space="preserve"> mellé görgetve le tudjuk olvasni annak kezdeti és vég időpontját</w:t>
+      </w:r>
+      <w:r>
+        <w:rPr>
+          <w:highlight w:val="yellow"/>
+        </w:rPr>
+        <w:t>, mivel a címkék méretarányosan helyezkednek el a blokkokhoz képest</w:t>
+      </w:r>
+      <w:r>
+        <w:rPr>
+          <w:highlight w:val="yellow"/>
+        </w:rPr>
+        <w:t>.</w:t>
+      </w:r>
+      <w:r>
+        <w:rPr>
+          <w:highlight w:val="yellow"/>
+        </w:rPr>
+        <w:t xml:space="preserve"> A fejlécben kijelzett aktuális dátumra kattintva, vissza lehet lépni arra az intervallumra, amely tartalmazza a mai napi dátumot.</w:t>
+      </w:r>
+    </w:p>
+    <w:p>
+      <w:pPr>
+        <w:rPr>
+          <w:b/>
+          <w:bCs/>
+          <w:i/>
+          <w:iCs/>
+          <w:highlight w:val="yellow"/>
+        </w:rPr>
+      </w:pPr>
+      <w:proofErr w:type="spellStart"/>
+      <w:r>
+        <w:rPr>
+          <w:b/>
+          <w:bCs/>
+          <w:i/>
+          <w:iCs/>
+          <w:highlight w:val="yellow"/>
+        </w:rPr>
+        <w:t>CalendarDayView.jsx</w:t>
+      </w:r>
+      <w:proofErr w:type="spellEnd"/>
+    </w:p>
+    <w:p>
+      <w:pPr>
+        <w:rPr>
+          <w:highlight w:val="yellow"/>
+        </w:rPr>
+      </w:pPr>
+      <w:r>
+        <w:rPr>
+          <w:highlight w:val="yellow"/>
+        </w:rPr>
+        <w:t xml:space="preserve">Ez a </w:t>
+      </w:r>
+      <w:r>
+        <w:rPr>
+          <w:highlight w:val="yellow"/>
+        </w:rPr>
+        <w:t xml:space="preserve">komponens felelős a napi felbontású naptár megjelenítéséhez, és minden vele kapcsolatos számításához. Megjeleníti a kiválasztott </w:t>
+      </w:r>
+      <w:proofErr w:type="gramStart"/>
+      <w:r>
+        <w:rPr>
+          <w:highlight w:val="yellow"/>
+        </w:rPr>
+        <w:t>napot,</w:t>
+      </w:r>
+      <w:proofErr w:type="gramEnd"/>
+      <w:r>
+        <w:rPr>
+          <w:highlight w:val="yellow"/>
+        </w:rPr>
+        <w:t xml:space="preserve"> és az adott naphoz kapcsolódó blokkokat oszlopos elrendezésben. A heti nézethez hasonló stílusban jeleníti meg az adatokat. Az oszlop tetején a dátumot, és napot kijelző fejléc található. Arra kattintva, vissza tudunk térni a mai napi dátumhoz. A napot kijelző oszlop bal oldalán, a heti nézethez hasonlóan a vizualizálást elősegítő oszlop található, amely az órákat tartalmazza. Ezek a címkék méretarányosan helyezkednek el, tehát a mellette látható blokkok pontos ideje meghatározható.</w:t>
+      </w:r>
+    </w:p>
+    <w:p>
+      <w:pPr>
+        <w:rPr>
+          <w:b/>
+          <w:bCs/>
+          <w:i/>
+          <w:iCs/>
+          <w:highlight w:val="yellow"/>
+        </w:rPr>
+      </w:pPr>
+      <w:proofErr w:type="spellStart"/>
+      <w:r>
+        <w:rPr>
+          <w:b/>
+          <w:bCs/>
+          <w:i/>
+          <w:iCs/>
+          <w:highlight w:val="yellow"/>
+        </w:rPr>
+        <w:t>CalendarView.jsx</w:t>
+      </w:r>
+      <w:proofErr w:type="spellEnd"/>
+    </w:p>
+    <w:p>
+      <w:pPr>
+        <w:rPr>
+          <w:highlight w:val="yellow"/>
+        </w:rPr>
+      </w:pPr>
+      <w:r>
+        <w:rPr>
+          <w:highlight w:val="yellow"/>
+        </w:rPr>
+        <w:t xml:space="preserve">Ez a komponens felelős, a naptár nézet minden fő műveletének, és az oldal elrendezésének </w:t>
+      </w:r>
+      <w:r>
+        <w:rPr>
+          <w:highlight w:val="yellow"/>
+        </w:rPr>
+        <w:t>megvalósításáért. E</w:t>
+      </w:r>
+      <w:r>
+        <w:rPr>
+          <w:highlight w:val="yellow"/>
+        </w:rPr>
+        <w:t xml:space="preserve">z a komponens végzi a </w:t>
+      </w:r>
+      <w:proofErr w:type="spellStart"/>
+      <w:r>
+        <w:rPr>
+          <w:highlight w:val="yellow"/>
+        </w:rPr>
+        <w:t>FetchAPI</w:t>
+      </w:r>
+      <w:proofErr w:type="spellEnd"/>
+      <w:r>
+        <w:rPr>
+          <w:highlight w:val="yellow"/>
+        </w:rPr>
+        <w:t xml:space="preserve"> hívásokat </w:t>
+      </w:r>
+      <w:r>
+        <w:rPr>
+          <w:highlight w:val="yellow"/>
+        </w:rPr>
+        <w:t>mind a naptárakkal kapcsolatos műveletekért, mind a blokkokkal kapcsolatos műveletekért</w:t>
+      </w:r>
+      <w:r>
+        <w:rPr>
+          <w:highlight w:val="yellow"/>
+        </w:rPr>
+        <w:t>.</w:t>
+      </w:r>
+      <w:r>
+        <w:rPr>
+          <w:highlight w:val="yellow"/>
+        </w:rPr>
+        <w:t xml:space="preserve"> Ezekhez a műveletekhez a „</w:t>
+      </w:r>
+      <w:proofErr w:type="spellStart"/>
+      <w:r>
+        <w:rPr>
+          <w:highlight w:val="yellow"/>
+        </w:rPr>
+        <w:t>selectedSchedule</w:t>
+      </w:r>
+      <w:proofErr w:type="spellEnd"/>
+      <w:r>
+        <w:rPr>
+          <w:highlight w:val="yellow"/>
+        </w:rPr>
+        <w:t xml:space="preserve">” </w:t>
+      </w:r>
+      <w:proofErr w:type="spellStart"/>
+      <w:r>
+        <w:rPr>
+          <w:highlight w:val="yellow"/>
+        </w:rPr>
+        <w:t>UseState</w:t>
+      </w:r>
+      <w:proofErr w:type="spellEnd"/>
+      <w:r>
+        <w:rPr>
+          <w:highlight w:val="yellow"/>
+        </w:rPr>
+        <w:t xml:space="preserve"> változó tartja számon, azt a kiválasztott </w:t>
+      </w:r>
+      <w:proofErr w:type="spellStart"/>
+      <w:r>
+        <w:rPr>
+          <w:highlight w:val="yellow"/>
+        </w:rPr>
+        <w:t>naptárat</w:t>
+      </w:r>
+      <w:proofErr w:type="spellEnd"/>
+      <w:r>
+        <w:rPr>
+          <w:highlight w:val="yellow"/>
+        </w:rPr>
+        <w:t>, amelyen jelenleg a változtatásainkat kívánjuk végezni.</w:t>
+      </w:r>
+      <w:r>
+        <w:rPr>
+          <w:highlight w:val="yellow"/>
+        </w:rPr>
+        <w:t xml:space="preserve"> </w:t>
+      </w:r>
+      <w:r>
+        <w:rPr>
+          <w:highlight w:val="yellow"/>
+        </w:rPr>
+        <w:t>Az „</w:t>
+      </w:r>
+      <w:proofErr w:type="spellStart"/>
+      <w:r>
+        <w:rPr>
+          <w:highlight w:val="yellow"/>
+        </w:rPr>
+        <w:t>events</w:t>
+      </w:r>
+      <w:proofErr w:type="spellEnd"/>
+      <w:r>
+        <w:rPr>
+          <w:highlight w:val="yellow"/>
+        </w:rPr>
+        <w:t xml:space="preserve">” </w:t>
+      </w:r>
+      <w:proofErr w:type="spellStart"/>
+      <w:r>
+        <w:rPr>
+          <w:highlight w:val="yellow"/>
+        </w:rPr>
+        <w:t>UseState</w:t>
+      </w:r>
+      <w:proofErr w:type="spellEnd"/>
+      <w:r>
+        <w:rPr>
+          <w:highlight w:val="yellow"/>
+        </w:rPr>
+        <w:t xml:space="preserve"> </w:t>
+      </w:r>
+      <w:proofErr w:type="gramStart"/>
+      <w:r>
+        <w:rPr>
+          <w:highlight w:val="yellow"/>
+        </w:rPr>
+        <w:t>számon tartja</w:t>
+      </w:r>
+      <w:proofErr w:type="gramEnd"/>
+      <w:r>
+        <w:rPr>
+          <w:highlight w:val="yellow"/>
+        </w:rPr>
+        <w:t xml:space="preserve"> a jelenleg kiválasztott intervallumon belüli blokkokat, amelyeket minden komponens </w:t>
+      </w:r>
+      <w:proofErr w:type="spellStart"/>
+      <w:r>
+        <w:rPr>
+          <w:highlight w:val="yellow"/>
+        </w:rPr>
+        <w:t>render</w:t>
+      </w:r>
+      <w:proofErr w:type="spellEnd"/>
+      <w:r>
+        <w:rPr>
+          <w:highlight w:val="yellow"/>
+        </w:rPr>
+        <w:t xml:space="preserve"> után </w:t>
+      </w:r>
+      <w:proofErr w:type="spellStart"/>
+      <w:r>
+        <w:rPr>
+          <w:highlight w:val="yellow"/>
+        </w:rPr>
+        <w:t>újratölt</w:t>
+      </w:r>
+      <w:proofErr w:type="spellEnd"/>
+      <w:r>
+        <w:rPr>
+          <w:highlight w:val="yellow"/>
+        </w:rPr>
+        <w:t xml:space="preserve"> a „</w:t>
+      </w:r>
+      <w:proofErr w:type="spellStart"/>
+      <w:r>
+        <w:rPr>
+          <w:highlight w:val="yellow"/>
+        </w:rPr>
+        <w:t>FromDate</w:t>
+      </w:r>
+      <w:proofErr w:type="spellEnd"/>
+      <w:r>
+        <w:rPr>
+          <w:highlight w:val="yellow"/>
+        </w:rPr>
+        <w:t>” és „</w:t>
+      </w:r>
+      <w:proofErr w:type="spellStart"/>
+      <w:r>
+        <w:rPr>
+          <w:highlight w:val="yellow"/>
+        </w:rPr>
+        <w:t>ToDate</w:t>
+      </w:r>
+      <w:proofErr w:type="spellEnd"/>
+      <w:r>
+        <w:rPr>
+          <w:highlight w:val="yellow"/>
+        </w:rPr>
+        <w:t xml:space="preserve">” </w:t>
+      </w:r>
+      <w:proofErr w:type="spellStart"/>
+      <w:r>
+        <w:rPr>
+          <w:highlight w:val="yellow"/>
+        </w:rPr>
+        <w:t>UseState</w:t>
+      </w:r>
+      <w:proofErr w:type="spellEnd"/>
+      <w:r>
+        <w:rPr>
+          <w:highlight w:val="yellow"/>
+        </w:rPr>
+        <w:t xml:space="preserve"> változók segítségével. Ezek a változók tartalmazzák a képernyőn jelenleg látható </w:t>
+      </w:r>
+      <w:r>
+        <w:rPr>
+          <w:highlight w:val="yellow"/>
+        </w:rPr>
+        <w:t>intervallum kezdeti, és vég dátumát. Ezeken felül, a komponens még felelős a naptár műveletek felugró ablakainak megjelenítéséért, és azok műveleteinek végrehajtásáért. A komponens egy konténer elem, amely a különböző nézetekhez egységesen tárolja/kezeli az adatokat.</w:t>
+      </w:r>
+    </w:p>
+    <w:p>
+      <w:pPr>
+        <w:rPr>
+          <w:b/>
+          <w:bCs/>
+          <w:i/>
+          <w:iCs/>
+          <w:highlight w:val="yellow"/>
+        </w:rPr>
+      </w:pPr>
+      <w:proofErr w:type="spellStart"/>
+      <w:r>
+        <w:rPr>
+          <w:b/>
+          <w:bCs/>
+          <w:i/>
+          <w:iCs/>
+          <w:highlight w:val="yellow"/>
+        </w:rPr>
+        <w:t>GroupSelector.jsx</w:t>
+      </w:r>
+      <w:proofErr w:type="spellEnd"/>
     </w:p>
     <w:p>
       <w:pPr>
@@ -3639,19 +5175,26 @@
     <w:p>
       <w:pPr>
         <w:rPr>
+          <w:b/>
+          <w:bCs/>
           <w:i/>
           <w:iCs/>
           <w:highlight w:val="yellow"/>
         </w:rPr>
       </w:pPr>
-      <w:r>
-        <w:rPr>
+      <w:proofErr w:type="spellStart"/>
+      <w:r>
+        <w:rPr>
+          <w:b/>
+          <w:bCs/>
           <w:i/>
           <w:iCs/>
           <w:highlight w:val="yellow"/>
         </w:rPr>
-        <w:t>EventView.jsx</w:t>
-      </w:r>
+        <w:lastRenderedPageBreak/>
+        <w:t>LoginModule.jsx</w:t>
+      </w:r>
+      <w:proofErr w:type="spellEnd"/>
     </w:p>
     <w:p>
       <w:pPr>
@@ -3677,19 +5220,25 @@
     <w:p>
       <w:pPr>
         <w:rPr>
+          <w:b/>
+          <w:bCs/>
           <w:i/>
           <w:iCs/>
           <w:highlight w:val="yellow"/>
         </w:rPr>
       </w:pPr>
-      <w:r>
-        <w:rPr>
+      <w:proofErr w:type="spellStart"/>
+      <w:r>
+        <w:rPr>
+          <w:b/>
+          <w:bCs/>
           <w:i/>
           <w:iCs/>
           <w:highlight w:val="yellow"/>
         </w:rPr>
-        <w:t>FrontPage.jsx</w:t>
-      </w:r>
+        <w:t>NavModule.jsx</w:t>
+      </w:r>
+      <w:proofErr w:type="spellEnd"/>
     </w:p>
     <w:p>
       <w:pPr>
@@ -3715,19 +5264,25 @@
     <w:p>
       <w:pPr>
         <w:rPr>
+          <w:b/>
+          <w:bCs/>
           <w:i/>
           <w:iCs/>
           <w:highlight w:val="yellow"/>
         </w:rPr>
       </w:pPr>
-      <w:r>
-        <w:rPr>
+      <w:proofErr w:type="spellStart"/>
+      <w:r>
+        <w:rPr>
+          <w:b/>
+          <w:bCs/>
           <w:i/>
           <w:iCs/>
           <w:highlight w:val="yellow"/>
         </w:rPr>
-        <w:t>Calendar.jsx</w:t>
-      </w:r>
+        <w:t>ColorsAndFonts.jsx</w:t>
+      </w:r>
+      <w:proofErr w:type="spellEnd"/>
     </w:p>
     <w:p>
       <w:pPr>
@@ -3753,19 +5308,25 @@
     <w:p>
       <w:pPr>
         <w:rPr>
+          <w:b/>
+          <w:bCs/>
           <w:i/>
           <w:iCs/>
           <w:highlight w:val="yellow"/>
         </w:rPr>
       </w:pPr>
-      <w:r>
-        <w:rPr>
+      <w:proofErr w:type="spellStart"/>
+      <w:r>
+        <w:rPr>
+          <w:b/>
+          <w:bCs/>
           <w:i/>
           <w:iCs/>
           <w:highlight w:val="yellow"/>
         </w:rPr>
-        <w:t>GroupSelector.jsx</w:t>
-      </w:r>
+        <w:t>NotificationComponent.jsx</w:t>
+      </w:r>
+      <w:proofErr w:type="spellEnd"/>
     </w:p>
     <w:p>
       <w:pPr>
@@ -3791,19 +5352,25 @@
     <w:p>
       <w:pPr>
         <w:rPr>
+          <w:b/>
+          <w:bCs/>
           <w:i/>
           <w:iCs/>
           <w:highlight w:val="yellow"/>
         </w:rPr>
       </w:pPr>
-      <w:r>
-        <w:rPr>
+      <w:proofErr w:type="spellStart"/>
+      <w:r>
+        <w:rPr>
+          <w:b/>
+          <w:bCs/>
           <w:i/>
           <w:iCs/>
           <w:highlight w:val="yellow"/>
         </w:rPr>
-        <w:t>CalendarDayView.jsx</w:t>
-      </w:r>
+        <w:t>ProfileDescriptionModule.jsx</w:t>
+      </w:r>
+      <w:proofErr w:type="spellEnd"/>
     </w:p>
     <w:p>
       <w:pPr>
@@ -3829,19 +5396,25 @@
     <w:p>
       <w:pPr>
         <w:rPr>
+          <w:b/>
+          <w:bCs/>
           <w:i/>
           <w:iCs/>
           <w:highlight w:val="yellow"/>
         </w:rPr>
       </w:pPr>
-      <w:r>
-        <w:rPr>
+      <w:proofErr w:type="spellStart"/>
+      <w:r>
+        <w:rPr>
+          <w:b/>
+          <w:bCs/>
           <w:i/>
           <w:iCs/>
           <w:highlight w:val="yellow"/>
         </w:rPr>
-        <w:t>CalendarView.jsx</w:t>
-      </w:r>
+        <w:t>ProfileModule.jsx</w:t>
+      </w:r>
+      <w:proofErr w:type="spellEnd"/>
     </w:p>
     <w:p>
       <w:pPr>
@@ -3867,20 +5440,25 @@
     <w:p>
       <w:pPr>
         <w:rPr>
+          <w:b/>
+          <w:bCs/>
           <w:i/>
           <w:iCs/>
           <w:highlight w:val="yellow"/>
         </w:rPr>
       </w:pPr>
-      <w:r>
-        <w:rPr>
+      <w:proofErr w:type="spellStart"/>
+      <w:r>
+        <w:rPr>
+          <w:b/>
+          <w:bCs/>
           <w:i/>
           <w:iCs/>
           <w:highlight w:val="yellow"/>
         </w:rPr>
-        <w:lastRenderedPageBreak/>
-        <w:t>LoginModule.jsx</w:t>
-      </w:r>
+        <w:t>SettingsModule.jsx</w:t>
+      </w:r>
+      <w:proofErr w:type="spellEnd"/>
     </w:p>
     <w:p>
       <w:pPr>
@@ -3905,7 +5483,48 @@
     </w:p>
     <w:p>
       <w:pPr>
-        <w:rPr>
+        <w:pStyle w:val="Cmsor3"/>
+        <w:spacing w:line="360" w:lineRule="auto"/>
+        <w:rPr>
+          <w:i w:val="0"/>
+          <w:iCs/>
+          <w:highlight w:val="yellow"/>
+        </w:rPr>
+      </w:pPr>
+      <w:bookmarkStart w:id="20" w:name="_Toc227670947"/>
+      <w:r>
+        <w:rPr>
+          <w:i w:val="0"/>
+          <w:iCs/>
+          <w:highlight w:val="yellow"/>
+        </w:rPr>
+        <w:t xml:space="preserve">A komponenseket segítő </w:t>
+      </w:r>
+      <w:proofErr w:type="spellStart"/>
+      <w:r>
+        <w:rPr>
+          <w:i w:val="0"/>
+          <w:iCs/>
+          <w:highlight w:val="yellow"/>
+        </w:rPr>
+        <w:t>szkript</w:t>
+      </w:r>
+      <w:proofErr w:type="spellEnd"/>
+      <w:r>
+        <w:rPr>
+          <w:i w:val="0"/>
+          <w:iCs/>
+          <w:highlight w:val="yellow"/>
+        </w:rPr>
+        <w:t xml:space="preserve"> fájlok:</w:t>
+      </w:r>
+      <w:bookmarkEnd w:id="20"/>
+    </w:p>
+    <w:p>
+      <w:pPr>
+        <w:rPr>
+          <w:b/>
+          <w:bCs/>
           <w:i/>
           <w:iCs/>
           <w:highlight w:val="yellow"/>
@@ -3913,11 +5532,13 @@
       </w:pPr>
       <w:r>
         <w:rPr>
+          <w:b/>
+          <w:bCs/>
           <w:i/>
           <w:iCs/>
           <w:highlight w:val="yellow"/>
         </w:rPr>
-        <w:t>CalendarWeekView.jsx</w:t>
+        <w:t>call-api.js</w:t>
       </w:r>
     </w:p>
     <w:p>
@@ -3944,6 +5565,8 @@
     <w:p>
       <w:pPr>
         <w:rPr>
+          <w:b/>
+          <w:bCs/>
           <w:i/>
           <w:iCs/>
           <w:highlight w:val="yellow"/>
@@ -3951,11 +5574,13 @@
       </w:pPr>
       <w:r>
         <w:rPr>
+          <w:b/>
+          <w:bCs/>
           <w:i/>
           <w:iCs/>
           <w:highlight w:val="yellow"/>
         </w:rPr>
-        <w:t>ClickAnimation.jsx</w:t>
+        <w:t>UserClass.js</w:t>
       </w:r>
     </w:p>
     <w:p>
@@ -3982,6 +5607,8 @@
     <w:p>
       <w:pPr>
         <w:rPr>
+          <w:b/>
+          <w:bCs/>
           <w:i/>
           <w:iCs/>
           <w:highlight w:val="yellow"/>
@@ -3989,11 +5616,33 @@
       </w:pPr>
       <w:r>
         <w:rPr>
+          <w:b/>
+          <w:bCs/>
           <w:i/>
           <w:iCs/>
           <w:highlight w:val="yellow"/>
         </w:rPr>
-        <w:t>NavModule.jsx</w:t>
+        <w:t>UserDataClass.</w:t>
+      </w:r>
+      <w:r>
+        <w:rPr>
+          <w:b/>
+          <w:bCs/>
+          <w:i/>
+          <w:iCs/>
+          <w:highlight w:val="yellow"/>
+        </w:rPr>
+        <w:t>j</w:t>
+      </w:r>
+      <w:r>
+        <w:rPr>
+          <w:b/>
+          <w:bCs/>
+          <w:i/>
+          <w:iCs/>
+          <w:highlight w:val="yellow"/>
+        </w:rPr>
+        <w:t>s</w:t>
       </w:r>
     </w:p>
     <w:p>
@@ -4019,20 +5668,20 @@
     </w:p>
     <w:p>
       <w:pPr>
-        <w:rPr>
-          <w:i/>
-          <w:iCs/>
-          <w:highlight w:val="yellow"/>
-        </w:rPr>
-      </w:pPr>
-      <w:r>
-        <w:rPr>
-          <w:i/>
-          <w:iCs/>
-          <w:highlight w:val="yellow"/>
-        </w:rPr>
-        <w:t>ColorsAndFonts.jsx</w:t>
-      </w:r>
+        <w:pStyle w:val="Cmsor2"/>
+        <w:spacing w:line="360" w:lineRule="auto"/>
+        <w:rPr>
+          <w:highlight w:val="yellow"/>
+        </w:rPr>
+      </w:pPr>
+      <w:bookmarkStart w:id="21" w:name="_Toc227670948"/>
+      <w:r>
+        <w:rPr>
+          <w:highlight w:val="yellow"/>
+        </w:rPr>
+        <w:t>Backend:</w:t>
+      </w:r>
+      <w:bookmarkEnd w:id="21"/>
     </w:p>
     <w:p>
       <w:pPr>
@@ -4057,20 +5706,67 @@
     </w:p>
     <w:p>
       <w:pPr>
-        <w:rPr>
+        <w:pStyle w:val="Cmsor3"/>
+        <w:spacing w:line="360" w:lineRule="auto"/>
+        <w:rPr>
+          <w:i w:val="0"/>
+          <w:iCs/>
+          <w:highlight w:val="yellow"/>
+        </w:rPr>
+      </w:pPr>
+      <w:bookmarkStart w:id="22" w:name="_Toc227670949"/>
+      <w:r>
+        <w:rPr>
+          <w:i w:val="0"/>
+          <w:iCs/>
+          <w:highlight w:val="yellow"/>
+        </w:rPr>
+        <w:t xml:space="preserve">Végpontok és rövid </w:t>
+      </w:r>
+      <w:proofErr w:type="spellStart"/>
+      <w:r>
+        <w:rPr>
+          <w:i w:val="0"/>
+          <w:iCs/>
+          <w:highlight w:val="yellow"/>
+        </w:rPr>
+        <w:t>leírásaiki</w:t>
+      </w:r>
+      <w:proofErr w:type="spellEnd"/>
+      <w:r>
+        <w:rPr>
+          <w:i w:val="0"/>
+          <w:iCs/>
+          <w:highlight w:val="yellow"/>
+        </w:rPr>
+        <w:t>:</w:t>
+      </w:r>
+      <w:bookmarkEnd w:id="22"/>
+    </w:p>
+    <w:p>
+      <w:pPr>
+        <w:rPr>
+          <w:b/>
+          <w:bCs/>
           <w:i/>
           <w:iCs/>
-          <w:highlight w:val="yellow"/>
-        </w:rPr>
-      </w:pPr>
-      <w:r>
-        <w:rPr>
+          <w:color w:val="000000" w:themeColor="text1"/>
+          <w:highlight w:val="yellow"/>
+        </w:rPr>
+      </w:pPr>
+      <w:proofErr w:type="spellStart"/>
+      <w:r>
+        <w:rPr>
+          <w:b/>
+          <w:bCs/>
           <w:i/>
           <w:iCs/>
-          <w:highlight w:val="yellow"/>
-        </w:rPr>
-        <w:t>NotificationComponent.jsx</w:t>
-      </w:r>
+          <w:color w:val="000000" w:themeColor="text1"/>
+          <w:highlight w:val="yellow"/>
+        </w:rPr>
+        <w:t>AdvancedInfoController</w:t>
+      </w:r>
+      <w:proofErr w:type="spellEnd"/>
     </w:p>
     <w:p>
       <w:pPr>
@@ -4096,19 +5792,27 @@
     <w:p>
       <w:pPr>
         <w:rPr>
+          <w:b/>
+          <w:bCs/>
           <w:i/>
           <w:iCs/>
-          <w:highlight w:val="yellow"/>
-        </w:rPr>
-      </w:pPr>
-      <w:r>
-        <w:rPr>
+          <w:color w:val="000000" w:themeColor="text1"/>
+          <w:highlight w:val="yellow"/>
+        </w:rPr>
+      </w:pPr>
+      <w:proofErr w:type="spellStart"/>
+      <w:r>
+        <w:rPr>
+          <w:b/>
+          <w:bCs/>
           <w:i/>
           <w:iCs/>
-          <w:highlight w:val="yellow"/>
-        </w:rPr>
-        <w:t>ContactUs.jsx</w:t>
-      </w:r>
+          <w:color w:val="000000" w:themeColor="text1"/>
+          <w:highlight w:val="yellow"/>
+        </w:rPr>
+        <w:t>LoginController</w:t>
+      </w:r>
+      <w:proofErr w:type="spellEnd"/>
     </w:p>
     <w:p>
       <w:pPr>
@@ -4134,19 +5838,28 @@
     <w:p>
       <w:pPr>
         <w:rPr>
+          <w:b/>
+          <w:bCs/>
           <w:i/>
           <w:iCs/>
-          <w:highlight w:val="yellow"/>
-        </w:rPr>
-      </w:pPr>
-      <w:r>
-        <w:rPr>
+          <w:color w:val="000000" w:themeColor="text1"/>
+          <w:highlight w:val="yellow"/>
+        </w:rPr>
+      </w:pPr>
+      <w:proofErr w:type="spellStart"/>
+      <w:r>
+        <w:rPr>
+          <w:b/>
+          <w:bCs/>
           <w:i/>
           <w:iCs/>
-          <w:highlight w:val="yellow"/>
-        </w:rPr>
-        <w:t>ProfileDescriptionModule.jsx</w:t>
-      </w:r>
+          <w:color w:val="000000" w:themeColor="text1"/>
+          <w:highlight w:val="yellow"/>
+        </w:rPr>
+        <w:lastRenderedPageBreak/>
+        <w:t>UsersController</w:t>
+      </w:r>
+      <w:proofErr w:type="spellEnd"/>
     </w:p>
     <w:p>
       <w:pPr>
@@ -4171,20 +5884,49 @@
     </w:p>
     <w:p>
       <w:pPr>
-        <w:rPr>
+        <w:pStyle w:val="Cmsor3"/>
+        <w:spacing w:line="360" w:lineRule="auto"/>
+        <w:rPr>
+          <w:i w:val="0"/>
+          <w:iCs/>
+          <w:highlight w:val="yellow"/>
+        </w:rPr>
+      </w:pPr>
+      <w:bookmarkStart w:id="23" w:name="_Toc227670950"/>
+      <w:r>
+        <w:rPr>
+          <w:i w:val="0"/>
+          <w:iCs/>
+          <w:highlight w:val="yellow"/>
+        </w:rPr>
+        <w:t>Segédosztályok:</w:t>
+      </w:r>
+      <w:bookmarkEnd w:id="23"/>
+    </w:p>
+    <w:p>
+      <w:pPr>
+        <w:rPr>
+          <w:b/>
+          <w:bCs/>
           <w:i/>
           <w:iCs/>
-          <w:highlight w:val="yellow"/>
-        </w:rPr>
-      </w:pPr>
-      <w:r>
-        <w:rPr>
+          <w:color w:val="000000" w:themeColor="text1"/>
+          <w:highlight w:val="yellow"/>
+        </w:rPr>
+      </w:pPr>
+      <w:proofErr w:type="spellStart"/>
+      <w:r>
+        <w:rPr>
+          <w:b/>
+          <w:bCs/>
           <w:i/>
           <w:iCs/>
-          <w:highlight w:val="yellow"/>
-        </w:rPr>
-        <w:t>ProfileModule.jsx</w:t>
-      </w:r>
+          <w:color w:val="000000" w:themeColor="text1"/>
+          <w:highlight w:val="yellow"/>
+        </w:rPr>
+        <w:t>TokenManager</w:t>
+      </w:r>
+      <w:proofErr w:type="spellEnd"/>
     </w:p>
     <w:p>
       <w:pPr>
@@ -4210,19 +5952,27 @@
     <w:p>
       <w:pPr>
         <w:rPr>
+          <w:b/>
+          <w:bCs/>
           <w:i/>
           <w:iCs/>
-          <w:highlight w:val="yellow"/>
-        </w:rPr>
-      </w:pPr>
-      <w:r>
-        <w:rPr>
+          <w:color w:val="000000" w:themeColor="text1"/>
+          <w:highlight w:val="yellow"/>
+        </w:rPr>
+      </w:pPr>
+      <w:proofErr w:type="spellStart"/>
+      <w:r>
+        <w:rPr>
+          <w:b/>
+          <w:bCs/>
           <w:i/>
           <w:iCs/>
-          <w:highlight w:val="yellow"/>
-        </w:rPr>
-        <w:t>EventAdd.jsx</w:t>
-      </w:r>
+          <w:color w:val="000000" w:themeColor="text1"/>
+          <w:highlight w:val="yellow"/>
+        </w:rPr>
+        <w:t>PasswordHandler</w:t>
+      </w:r>
+      <w:proofErr w:type="spellEnd"/>
     </w:p>
     <w:p>
       <w:pPr>
@@ -4248,464 +5998,6 @@
     <w:p>
       <w:pPr>
         <w:rPr>
-          <w:i/>
-          <w:iCs/>
-          <w:highlight w:val="yellow"/>
-        </w:rPr>
-      </w:pPr>
-      <w:r>
-        <w:rPr>
-          <w:i/>
-          <w:iCs/>
-          <w:highlight w:val="yellow"/>
-        </w:rPr>
-        <w:t>SettingsModule.jsx</w:t>
-      </w:r>
-    </w:p>
-    <w:p>
-      <w:pPr>
-        <w:spacing w:after="160"/>
-        <w:jc w:val="left"/>
-        <w:rPr>
-          <w:b/>
-          <w:bCs/>
-          <w:color w:val="EE0000"/>
-          <w:highlight w:val="yellow"/>
-        </w:rPr>
-      </w:pPr>
-      <w:r>
-        <w:rPr>
-          <w:b/>
-          <w:bCs/>
-          <w:color w:val="EE0000"/>
-          <w:highlight w:val="yellow"/>
-        </w:rPr>
-        <w:t>(Rövid leírás)</w:t>
-      </w:r>
-    </w:p>
-    <w:p>
-      <w:pPr>
-        <w:pStyle w:val="Cmsor3"/>
-        <w:spacing w:line="360" w:lineRule="auto"/>
-        <w:rPr>
-          <w:highlight w:val="yellow"/>
-        </w:rPr>
-      </w:pPr>
-      <w:bookmarkStart w:id="8" w:name="_Toc227662601"/>
-      <w:r>
-        <w:rPr>
-          <w:highlight w:val="yellow"/>
-        </w:rPr>
-        <w:t>A komponenseket segítő szkript fájlok:</w:t>
-      </w:r>
-      <w:bookmarkEnd w:id="8"/>
-    </w:p>
-    <w:p>
-      <w:pPr>
-        <w:rPr>
-          <w:i/>
-          <w:iCs/>
-          <w:highlight w:val="yellow"/>
-        </w:rPr>
-      </w:pPr>
-      <w:r>
-        <w:rPr>
-          <w:i/>
-          <w:iCs/>
-          <w:highlight w:val="yellow"/>
-        </w:rPr>
-        <w:t>call-api.js</w:t>
-      </w:r>
-    </w:p>
-    <w:p>
-      <w:pPr>
-        <w:spacing w:after="160"/>
-        <w:jc w:val="left"/>
-        <w:rPr>
-          <w:b/>
-          <w:bCs/>
-          <w:color w:val="EE0000"/>
-          <w:highlight w:val="yellow"/>
-        </w:rPr>
-      </w:pPr>
-      <w:r>
-        <w:rPr>
-          <w:b/>
-          <w:bCs/>
-          <w:color w:val="EE0000"/>
-          <w:highlight w:val="yellow"/>
-        </w:rPr>
-        <w:t>(Rövid leírás)</w:t>
-      </w:r>
-    </w:p>
-    <w:p>
-      <w:pPr>
-        <w:rPr>
-          <w:i/>
-          <w:iCs/>
-          <w:highlight w:val="yellow"/>
-        </w:rPr>
-      </w:pPr>
-      <w:r>
-        <w:rPr>
-          <w:i/>
-          <w:iCs/>
-          <w:highlight w:val="yellow"/>
-        </w:rPr>
-        <w:t>UserClass.js</w:t>
-      </w:r>
-    </w:p>
-    <w:p>
-      <w:pPr>
-        <w:spacing w:after="160"/>
-        <w:jc w:val="left"/>
-        <w:rPr>
-          <w:b/>
-          <w:bCs/>
-          <w:color w:val="EE0000"/>
-          <w:highlight w:val="yellow"/>
-        </w:rPr>
-      </w:pPr>
-      <w:r>
-        <w:rPr>
-          <w:b/>
-          <w:bCs/>
-          <w:color w:val="EE0000"/>
-          <w:highlight w:val="yellow"/>
-        </w:rPr>
-        <w:t>(Rövid leírás)</w:t>
-      </w:r>
-    </w:p>
-    <w:p>
-      <w:pPr>
-        <w:rPr>
-          <w:i/>
-          <w:iCs/>
-          <w:highlight w:val="yellow"/>
-        </w:rPr>
-      </w:pPr>
-      <w:r>
-        <w:rPr>
-          <w:i/>
-          <w:iCs/>
-          <w:highlight w:val="yellow"/>
-        </w:rPr>
-        <w:t>UserDataClass.</w:t>
-      </w:r>
-      <w:r>
-        <w:rPr>
-          <w:i/>
-          <w:iCs/>
-          <w:highlight w:val="yellow"/>
-        </w:rPr>
-        <w:t>j</w:t>
-      </w:r>
-      <w:r>
-        <w:rPr>
-          <w:i/>
-          <w:iCs/>
-          <w:highlight w:val="yellow"/>
-        </w:rPr>
-        <w:t>s</w:t>
-      </w:r>
-    </w:p>
-    <w:p>
-      <w:pPr>
-        <w:spacing w:after="160"/>
-        <w:jc w:val="left"/>
-        <w:rPr>
-          <w:b/>
-          <w:bCs/>
-          <w:color w:val="EE0000"/>
-          <w:highlight w:val="yellow"/>
-        </w:rPr>
-      </w:pPr>
-      <w:r>
-        <w:rPr>
-          <w:b/>
-          <w:bCs/>
-          <w:color w:val="EE0000"/>
-          <w:highlight w:val="yellow"/>
-        </w:rPr>
-        <w:t>(Rövid leírás)</w:t>
-      </w:r>
-    </w:p>
-    <w:p>
-      <w:pPr>
-        <w:pStyle w:val="Cmsor2"/>
-        <w:spacing w:line="360" w:lineRule="auto"/>
-        <w:rPr>
-          <w:highlight w:val="yellow"/>
-        </w:rPr>
-      </w:pPr>
-      <w:bookmarkStart w:id="9" w:name="_Toc227662602"/>
-      <w:r>
-        <w:rPr>
-          <w:highlight w:val="yellow"/>
-        </w:rPr>
-        <w:lastRenderedPageBreak/>
-        <w:t>Backend:</w:t>
-      </w:r>
-      <w:bookmarkEnd w:id="9"/>
-    </w:p>
-    <w:p>
-      <w:pPr>
-        <w:spacing w:after="160"/>
-        <w:jc w:val="left"/>
-        <w:rPr>
-          <w:b/>
-          <w:bCs/>
-          <w:color w:val="EE0000"/>
-          <w:highlight w:val="yellow"/>
-        </w:rPr>
-      </w:pPr>
-      <w:r>
-        <w:rPr>
-          <w:b/>
-          <w:bCs/>
-          <w:color w:val="EE0000"/>
-          <w:highlight w:val="yellow"/>
-        </w:rPr>
-        <w:t>(Rövid leírás)</w:t>
-      </w:r>
-    </w:p>
-    <w:p>
-      <w:pPr>
-        <w:pStyle w:val="Cmsor3"/>
-        <w:spacing w:line="360" w:lineRule="auto"/>
-        <w:rPr>
-          <w:highlight w:val="yellow"/>
-        </w:rPr>
-      </w:pPr>
-      <w:bookmarkStart w:id="10" w:name="_Toc227662603"/>
-      <w:r>
-        <w:rPr>
-          <w:highlight w:val="yellow"/>
-        </w:rPr>
-        <w:t>Végpontok és rövid leírásaiki:</w:t>
-      </w:r>
-      <w:bookmarkEnd w:id="10"/>
-    </w:p>
-    <w:p>
-      <w:pPr>
-        <w:rPr>
-          <w:i/>
-          <w:iCs/>
-          <w:color w:val="000000" w:themeColor="text1"/>
-          <w:highlight w:val="yellow"/>
-        </w:rPr>
-      </w:pPr>
-      <w:r>
-        <w:rPr>
-          <w:i/>
-          <w:iCs/>
-          <w:color w:val="000000" w:themeColor="text1"/>
-          <w:highlight w:val="yellow"/>
-        </w:rPr>
-        <w:t>AdvancedInfoController</w:t>
-      </w:r>
-    </w:p>
-    <w:p>
-      <w:pPr>
-        <w:spacing w:after="160"/>
-        <w:jc w:val="left"/>
-        <w:rPr>
-          <w:b/>
-          <w:bCs/>
-          <w:color w:val="EE0000"/>
-          <w:highlight w:val="yellow"/>
-        </w:rPr>
-      </w:pPr>
-      <w:r>
-        <w:rPr>
-          <w:b/>
-          <w:bCs/>
-          <w:color w:val="EE0000"/>
-          <w:highlight w:val="yellow"/>
-        </w:rPr>
-        <w:t>(Rövid leírás)</w:t>
-      </w:r>
-    </w:p>
-    <w:p>
-      <w:pPr>
-        <w:rPr>
-          <w:i/>
-          <w:iCs/>
-          <w:color w:val="000000" w:themeColor="text1"/>
-          <w:highlight w:val="yellow"/>
-        </w:rPr>
-      </w:pPr>
-      <w:r>
-        <w:rPr>
-          <w:i/>
-          <w:iCs/>
-          <w:color w:val="000000" w:themeColor="text1"/>
-          <w:highlight w:val="yellow"/>
-        </w:rPr>
-        <w:t>LoginController</w:t>
-      </w:r>
-    </w:p>
-    <w:p>
-      <w:pPr>
-        <w:spacing w:after="160"/>
-        <w:jc w:val="left"/>
-        <w:rPr>
-          <w:b/>
-          <w:bCs/>
-          <w:color w:val="EE0000"/>
-          <w:highlight w:val="yellow"/>
-        </w:rPr>
-      </w:pPr>
-      <w:r>
-        <w:rPr>
-          <w:b/>
-          <w:bCs/>
-          <w:color w:val="EE0000"/>
-          <w:highlight w:val="yellow"/>
-        </w:rPr>
-        <w:t>(Rövid leírás)</w:t>
-      </w:r>
-    </w:p>
-    <w:p>
-      <w:pPr>
-        <w:rPr>
-          <w:i/>
-          <w:iCs/>
-          <w:color w:val="000000" w:themeColor="text1"/>
-          <w:highlight w:val="yellow"/>
-        </w:rPr>
-      </w:pPr>
-      <w:r>
-        <w:rPr>
-          <w:i/>
-          <w:iCs/>
-          <w:color w:val="000000" w:themeColor="text1"/>
-          <w:highlight w:val="yellow"/>
-        </w:rPr>
-        <w:t>UsersController</w:t>
-      </w:r>
-    </w:p>
-    <w:p>
-      <w:pPr>
-        <w:spacing w:after="160"/>
-        <w:jc w:val="left"/>
-        <w:rPr>
-          <w:b/>
-          <w:bCs/>
-          <w:color w:val="EE0000"/>
-          <w:highlight w:val="yellow"/>
-        </w:rPr>
-      </w:pPr>
-      <w:r>
-        <w:rPr>
-          <w:b/>
-          <w:bCs/>
-          <w:color w:val="EE0000"/>
-          <w:highlight w:val="yellow"/>
-        </w:rPr>
-        <w:t>(Rövid leírás)</w:t>
-      </w:r>
-    </w:p>
-    <w:p>
-      <w:pPr>
-        <w:pStyle w:val="Cmsor3"/>
-        <w:spacing w:line="360" w:lineRule="auto"/>
-        <w:rPr>
-          <w:highlight w:val="yellow"/>
-        </w:rPr>
-      </w:pPr>
-      <w:bookmarkStart w:id="11" w:name="_Toc227662604"/>
-      <w:r>
-        <w:rPr>
-          <w:highlight w:val="yellow"/>
-        </w:rPr>
-        <w:t>Segédosztályok:</w:t>
-      </w:r>
-      <w:bookmarkEnd w:id="11"/>
-    </w:p>
-    <w:p>
-      <w:pPr>
-        <w:rPr>
-          <w:i/>
-          <w:iCs/>
-          <w:color w:val="000000" w:themeColor="text1"/>
-          <w:highlight w:val="yellow"/>
-        </w:rPr>
-      </w:pPr>
-      <w:r>
-        <w:rPr>
-          <w:i/>
-          <w:iCs/>
-          <w:color w:val="000000" w:themeColor="text1"/>
-          <w:highlight w:val="yellow"/>
-        </w:rPr>
-        <w:t>TokenManager</w:t>
-      </w:r>
-    </w:p>
-    <w:p>
-      <w:pPr>
-        <w:spacing w:after="160"/>
-        <w:jc w:val="left"/>
-        <w:rPr>
-          <w:b/>
-          <w:bCs/>
-          <w:color w:val="EE0000"/>
-          <w:highlight w:val="yellow"/>
-        </w:rPr>
-      </w:pPr>
-      <w:r>
-        <w:rPr>
-          <w:b/>
-          <w:bCs/>
-          <w:color w:val="EE0000"/>
-          <w:highlight w:val="yellow"/>
-        </w:rPr>
-        <w:t>(Rövid leírás)</w:t>
-      </w:r>
-    </w:p>
-    <w:p>
-      <w:pPr>
-        <w:rPr>
-          <w:i/>
-          <w:iCs/>
-          <w:color w:val="000000" w:themeColor="text1"/>
-          <w:highlight w:val="yellow"/>
-        </w:rPr>
-      </w:pPr>
-      <w:r>
-        <w:rPr>
-          <w:i/>
-          <w:iCs/>
-          <w:color w:val="000000" w:themeColor="text1"/>
-          <w:highlight w:val="yellow"/>
-        </w:rPr>
-        <w:t>PasswordHandler</w:t>
-      </w:r>
-    </w:p>
-    <w:p>
-      <w:pPr>
-        <w:spacing w:after="160"/>
-        <w:jc w:val="left"/>
-        <w:rPr>
-          <w:b/>
-          <w:bCs/>
-          <w:color w:val="EE0000"/>
-          <w:highlight w:val="yellow"/>
-        </w:rPr>
-      </w:pPr>
-      <w:r>
-        <w:rPr>
-          <w:b/>
-          <w:bCs/>
-          <w:color w:val="EE0000"/>
-          <w:highlight w:val="yellow"/>
-        </w:rPr>
-        <w:t>(Rövid leírás)</w:t>
-      </w:r>
-    </w:p>
-    <w:p>
-      <w:pPr>
-        <w:rPr>
           <w:highlight w:val="yellow"/>
         </w:rPr>
       </w:pPr>
@@ -4719,14 +6011,14 @@
           <w:highlight w:val="yellow"/>
         </w:rPr>
       </w:pPr>
-      <w:bookmarkStart w:id="12" w:name="_Toc227662605"/>
+      <w:bookmarkStart w:id="24" w:name="_Toc227670951"/>
       <w:r>
         <w:rPr>
           <w:highlight w:val="yellow"/>
         </w:rPr>
         <w:t>Működésének műszaki feltételei</w:t>
       </w:r>
-      <w:bookmarkEnd w:id="12"/>
+      <w:bookmarkEnd w:id="24"/>
     </w:p>
     <w:p>
       <w:pPr>
@@ -4756,7 +6048,21 @@
         <w:rPr>
           <w:highlight w:val="yellow"/>
         </w:rPr>
-        <w:t>XAMPP Control Panel</w:t>
+        <w:t xml:space="preserve">XAMPP </w:t>
+      </w:r>
+      <w:proofErr w:type="spellStart"/>
+      <w:r>
+        <w:rPr>
+          <w:highlight w:val="yellow"/>
+        </w:rPr>
+        <w:t>Control</w:t>
+      </w:r>
+      <w:proofErr w:type="spellEnd"/>
+      <w:r>
+        <w:rPr>
+          <w:highlight w:val="yellow"/>
+        </w:rPr>
+        <w:t xml:space="preserve"> Panel</w:t>
       </w:r>
     </w:p>
     <w:p>
@@ -4774,7 +6080,21 @@
         <w:rPr>
           <w:highlight w:val="yellow"/>
         </w:rPr>
-        <w:t>Visual Studio 2022</w:t>
+        <w:t xml:space="preserve">Visual </w:t>
+      </w:r>
+      <w:proofErr w:type="spellStart"/>
+      <w:r>
+        <w:rPr>
+          <w:highlight w:val="yellow"/>
+        </w:rPr>
+        <w:t>Studio</w:t>
+      </w:r>
+      <w:proofErr w:type="spellEnd"/>
+      <w:r>
+        <w:rPr>
+          <w:highlight w:val="yellow"/>
+        </w:rPr>
+        <w:t xml:space="preserve"> 2022</w:t>
       </w:r>
     </w:p>
     <w:p>
@@ -4788,11 +6108,19 @@
           <w:highlight w:val="yellow"/>
         </w:rPr>
       </w:pPr>
-      <w:r>
-        <w:rPr>
-          <w:highlight w:val="yellow"/>
-        </w:rPr>
-        <w:t>NodeJs v</w:t>
+      <w:proofErr w:type="spellStart"/>
+      <w:r>
+        <w:rPr>
+          <w:highlight w:val="yellow"/>
+        </w:rPr>
+        <w:t>NodeJs</w:t>
+      </w:r>
+      <w:proofErr w:type="spellEnd"/>
+      <w:r>
+        <w:rPr>
+          <w:highlight w:val="yellow"/>
+        </w:rPr>
+        <w:t xml:space="preserve"> v</w:t>
       </w:r>
       <w:r>
         <w:rPr>
@@ -4829,7 +6157,21 @@
         <w:rPr>
           <w:highlight w:val="yellow"/>
         </w:rPr>
-        <w:t>Processzor: Intel Core i</w:t>
+        <w:t xml:space="preserve">Processzor: Intel </w:t>
+      </w:r>
+      <w:proofErr w:type="spellStart"/>
+      <w:r>
+        <w:rPr>
+          <w:highlight w:val="yellow"/>
+        </w:rPr>
+        <w:t>Core</w:t>
+      </w:r>
+      <w:proofErr w:type="spellEnd"/>
+      <w:r>
+        <w:rPr>
+          <w:highlight w:val="yellow"/>
+        </w:rPr>
+        <w:t xml:space="preserve"> i</w:t>
       </w:r>
       <w:r>
         <w:rPr>
@@ -4904,7 +6246,7 @@
           <w:highlight w:val="yellow"/>
         </w:rPr>
       </w:pPr>
-      <w:bookmarkStart w:id="13" w:name="_Toc227662606"/>
+      <w:bookmarkStart w:id="25" w:name="_Toc227670952"/>
       <w:r>
         <w:rPr>
           <w:highlight w:val="yellow"/>
@@ -4917,7 +6259,7 @@
         </w:rPr>
         <w:t>a</w:t>
       </w:r>
-      <w:bookmarkEnd w:id="13"/>
+      <w:bookmarkEnd w:id="25"/>
     </w:p>
     <w:p>
       <w:pPr>
@@ -4983,7 +6325,35 @@
         <w:rPr>
           <w:highlight w:val="yellow"/>
         </w:rPr>
-        <w:t>. Itt a szoftver szlogenje, és logója látható, valamint a karusszel, mely a szoftver egyes funkcióiról tartalmaz képeket. Ezeken felül, a további részeken olvashatunk kicsit többet magáról a szoftver által nyújtott funkciókról, és rólunk. Az oldal legalján, a láblécen, olvasható, a GYIK és a felhaszálói feltételek.</w:t>
+        <w:t xml:space="preserve">. Itt </w:t>
+      </w:r>
+      <w:proofErr w:type="gramStart"/>
+      <w:r>
+        <w:rPr>
+          <w:highlight w:val="yellow"/>
+        </w:rPr>
+        <w:t>a szoftver szlogenje,</w:t>
+      </w:r>
+      <w:proofErr w:type="gramEnd"/>
+      <w:r>
+        <w:rPr>
+          <w:highlight w:val="yellow"/>
+        </w:rPr>
+        <w:t xml:space="preserve"> és logója látható, valamint a karusszel, mely a szoftver egyes funkcióiról tartalmaz képeket. Ezeken felül, a további részeken olvashatunk kicsit többet magáról a szoftver által nyújtott funkciókról, és rólunk. Az oldal legalján, a láblécen, olvasható, a GYIK és a </w:t>
+      </w:r>
+      <w:proofErr w:type="spellStart"/>
+      <w:r>
+        <w:rPr>
+          <w:highlight w:val="yellow"/>
+        </w:rPr>
+        <w:t>felhaszálói</w:t>
+      </w:r>
+      <w:proofErr w:type="spellEnd"/>
+      <w:r>
+        <w:rPr>
+          <w:highlight w:val="yellow"/>
+        </w:rPr>
+        <w:t xml:space="preserve"> feltételek.</w:t>
       </w:r>
     </w:p>
     <w:p>
@@ -4997,12 +6367,28 @@
           <w:highlight w:val="yellow"/>
         </w:rPr>
       </w:pPr>
-      <w:r>
-        <w:rPr>
-          <w:highlight w:val="yellow"/>
-        </w:rPr>
-        <w:t>About Us</w:t>
-      </w:r>
+      <w:proofErr w:type="spellStart"/>
+      <w:r>
+        <w:rPr>
+          <w:highlight w:val="yellow"/>
+        </w:rPr>
+        <w:t>About</w:t>
+      </w:r>
+      <w:proofErr w:type="spellEnd"/>
+      <w:r>
+        <w:rPr>
+          <w:highlight w:val="yellow"/>
+        </w:rPr>
+        <w:t xml:space="preserve"> </w:t>
+      </w:r>
+      <w:proofErr w:type="spellStart"/>
+      <w:r>
+        <w:rPr>
+          <w:highlight w:val="yellow"/>
+        </w:rPr>
+        <w:t>Us</w:t>
+      </w:r>
+      <w:proofErr w:type="spellEnd"/>
       <w:r>
         <w:rPr>
           <w:highlight w:val="yellow"/>
@@ -5021,11 +6407,33 @@
           <w:highlight w:val="yellow"/>
         </w:rPr>
       </w:pPr>
-      <w:r>
-        <w:rPr>
-          <w:highlight w:val="yellow"/>
-        </w:rPr>
-        <w:t>Contact Us:</w:t>
+      <w:proofErr w:type="spellStart"/>
+      <w:r>
+        <w:rPr>
+          <w:highlight w:val="yellow"/>
+        </w:rPr>
+        <w:t>Contact</w:t>
+      </w:r>
+      <w:proofErr w:type="spellEnd"/>
+      <w:r>
+        <w:rPr>
+          <w:highlight w:val="yellow"/>
+        </w:rPr>
+        <w:t xml:space="preserve"> </w:t>
+      </w:r>
+      <w:proofErr w:type="spellStart"/>
+      <w:r>
+        <w:rPr>
+          <w:highlight w:val="yellow"/>
+        </w:rPr>
+        <w:t>Us</w:t>
+      </w:r>
+      <w:proofErr w:type="spellEnd"/>
+      <w:r>
+        <w:rPr>
+          <w:highlight w:val="yellow"/>
+        </w:rPr>
+        <w:t>:</w:t>
       </w:r>
       <w:r>
         <w:rPr>
@@ -5092,13 +6500,69 @@
         <w:rPr>
           <w:highlight w:val="yellow"/>
         </w:rPr>
-        <w:t xml:space="preserve">A „Get Started”, vagy a navigációs menün belül, az alap felhasználó nélküli ikonra kattintva átléptet minket a weboldal, a bejelentkezési fülre. Itt ha már rendelkezünk felhasználói fiókkal, akkor a „Login” alatt regisztráció helyett, beléphetünk abba. Amennyiben nincs fiókunk, a regisztráció alatti űrlap kitöltésével, létrehozhatunk egy alap felhasználói fiókot, mellyel hozzáférünk a szoftver által nyújtott funkciókhoz. A későbbiekben </w:t>
-      </w:r>
-      <w:r>
-        <w:rPr>
-          <w:highlight w:val="yellow"/>
-        </w:rPr>
-        <w:t>az alapbeállítások részén, a Settings-en belül tudunk változtatni.</w:t>
+        <w:t>A „</w:t>
+      </w:r>
+      <w:proofErr w:type="spellStart"/>
+      <w:r>
+        <w:rPr>
+          <w:highlight w:val="yellow"/>
+        </w:rPr>
+        <w:t>Get</w:t>
+      </w:r>
+      <w:proofErr w:type="spellEnd"/>
+      <w:r>
+        <w:rPr>
+          <w:highlight w:val="yellow"/>
+        </w:rPr>
+        <w:t xml:space="preserve"> </w:t>
+      </w:r>
+      <w:proofErr w:type="spellStart"/>
+      <w:r>
+        <w:rPr>
+          <w:highlight w:val="yellow"/>
+        </w:rPr>
+        <w:t>Started</w:t>
+      </w:r>
+      <w:proofErr w:type="spellEnd"/>
+      <w:r>
+        <w:rPr>
+          <w:highlight w:val="yellow"/>
+        </w:rPr>
+        <w:t xml:space="preserve">”, vagy a navigációs menün belül, az alap felhasználó nélküli ikonra kattintva átléptet minket a weboldal, a bejelentkezési fülre. </w:t>
+      </w:r>
+      <w:proofErr w:type="gramStart"/>
+      <w:r>
+        <w:rPr>
+          <w:highlight w:val="yellow"/>
+        </w:rPr>
+        <w:t>Itt</w:t>
+      </w:r>
+      <w:proofErr w:type="gramEnd"/>
+      <w:r>
+        <w:rPr>
+          <w:highlight w:val="yellow"/>
+        </w:rPr>
+        <w:t xml:space="preserve"> ha már rendelkezünk felhasználói fiókkal, akkor a „Login” alatt regisztráció helyett, beléphetünk abba. Amennyiben nincs fiókunk, a regisztráció alatti űrlap kitöltésével, létrehozhatunk egy alap felhasználói fiókot, mellyel hozzáférünk a szoftver által nyújtott funkciókhoz. A későbbiekben </w:t>
+      </w:r>
+      <w:r>
+        <w:rPr>
+          <w:highlight w:val="yellow"/>
+        </w:rPr>
+        <w:t xml:space="preserve">az alapbeállítások részén, a </w:t>
+      </w:r>
+      <w:proofErr w:type="spellStart"/>
+      <w:r>
+        <w:rPr>
+          <w:highlight w:val="yellow"/>
+        </w:rPr>
+        <w:t>Settings</w:t>
+      </w:r>
+      <w:proofErr w:type="spellEnd"/>
+      <w:r>
+        <w:rPr>
+          <w:highlight w:val="yellow"/>
+        </w:rPr>
+        <w:t>-en belül tudunk változtatni.</w:t>
       </w:r>
       <w:r>
         <w:rPr>
@@ -5147,7 +6611,35 @@
         <w:rPr>
           <w:highlight w:val="yellow"/>
         </w:rPr>
-        <w:t>etőségünk van, az adott csoport adatain, és a felhasználók jogosultságain módosításokat végezni, ezek mellett, ha megfelelő jogosultsággal rendelkezünk, még meghívót is küldhetünk más felhasználóknak. A kártyára kattintva megjelenik a Schedules komponens, csak a saját naptáraink helyett, a csoporhoz tartozókat látjuk. Az itt lévő funkciók működése azonos, a saját naptárainkat tartozó nézetéhet, de módosításokat csak akkor tudunk végezni, ha a csoportban megfelelő jogosultsággal rendelkezünk.</w:t>
+        <w:t xml:space="preserve">etőségünk van, az adott csoport adatain, és a felhasználók jogosultságain módosításokat végezni, ezek mellett, ha megfelelő jogosultsággal rendelkezünk, még meghívót is küldhetünk más felhasználóknak. A kártyára kattintva megjelenik a </w:t>
+      </w:r>
+      <w:proofErr w:type="spellStart"/>
+      <w:r>
+        <w:rPr>
+          <w:highlight w:val="yellow"/>
+        </w:rPr>
+        <w:t>Schedules</w:t>
+      </w:r>
+      <w:proofErr w:type="spellEnd"/>
+      <w:r>
+        <w:rPr>
+          <w:highlight w:val="yellow"/>
+        </w:rPr>
+        <w:t xml:space="preserve"> komponens, csak a saját naptáraink helyett, a </w:t>
+      </w:r>
+      <w:proofErr w:type="spellStart"/>
+      <w:r>
+        <w:rPr>
+          <w:highlight w:val="yellow"/>
+        </w:rPr>
+        <w:t>csoporhoz</w:t>
+      </w:r>
+      <w:proofErr w:type="spellEnd"/>
+      <w:r>
+        <w:rPr>
+          <w:highlight w:val="yellow"/>
+        </w:rPr>
+        <w:t xml:space="preserve"> tartozókat látjuk. Az itt lévő funkciók működése azonos, a saját naptárainkat tartozó nézetéhet, de módosításokat csak akkor tudunk végezni, ha a csoportban megfelelő jogosultsággal rendelkezünk.</w:t>
       </w:r>
     </w:p>
     <w:p>
@@ -5165,13 +6657,41 @@
           <w:highlight w:val="yellow"/>
         </w:rPr>
       </w:pPr>
+      <w:proofErr w:type="spellStart"/>
       <w:r>
         <w:rPr>
           <w:i/>
           <w:iCs/>
           <w:highlight w:val="yellow"/>
         </w:rPr>
-        <w:t>Profile Modlue:</w:t>
+        <w:t>Profile</w:t>
+      </w:r>
+      <w:proofErr w:type="spellEnd"/>
+      <w:r>
+        <w:rPr>
+          <w:i/>
+          <w:iCs/>
+          <w:highlight w:val="yellow"/>
+        </w:rPr>
+        <w:t xml:space="preserve"> </w:t>
+      </w:r>
+      <w:proofErr w:type="spellStart"/>
+      <w:r>
+        <w:rPr>
+          <w:i/>
+          <w:iCs/>
+          <w:highlight w:val="yellow"/>
+        </w:rPr>
+        <w:t>Modlue</w:t>
+      </w:r>
+      <w:proofErr w:type="spellEnd"/>
+      <w:r>
+        <w:rPr>
+          <w:i/>
+          <w:iCs/>
+          <w:highlight w:val="yellow"/>
+        </w:rPr>
+        <w:t>:</w:t>
       </w:r>
     </w:p>
     <w:p>
@@ -5185,25 +6705,7 @@
           <w:highlight w:val="yellow"/>
         </w:rPr>
         <w:lastRenderedPageBreak/>
-        <w:t>A belépé</w:t>
-      </w:r>
-      <w:r>
-        <w:rPr>
-          <w:highlight w:val="yellow"/>
-        </w:rPr>
-        <w:t>s</w:t>
-      </w:r>
-      <w:r>
-        <w:rPr>
-          <w:highlight w:val="yellow"/>
-        </w:rPr>
-        <w:t>t követően, ez az oldal vár minket.</w:t>
-      </w:r>
-      <w:r>
-        <w:rPr>
-          <w:highlight w:val="yellow"/>
-        </w:rPr>
-        <w:t xml:space="preserve"> Ez a bejelentkezett felhasználók főoldala. Itt tud a felhasználó átlépni a különböző funkciókat biztosító aloldalakra. Elérhető menüpontok közé tartozik:</w:t>
+        <w:t>A belépést követően, ez az oldal vár minket. Ez a bejelentkezett felhasználók főoldala. Itt tud a felhasználó átlépni a különböző funkciókat biztosító aloldalakra. Elérhető menüpontok közé tartozik:</w:t>
       </w:r>
     </w:p>
     <w:p>
@@ -5248,11 +6750,19 @@
           <w:highlight w:val="yellow"/>
         </w:rPr>
       </w:pPr>
-      <w:r>
-        <w:rPr>
-          <w:highlight w:val="yellow"/>
-        </w:rPr>
-        <w:t>Groups:</w:t>
+      <w:proofErr w:type="spellStart"/>
+      <w:r>
+        <w:rPr>
+          <w:highlight w:val="yellow"/>
+        </w:rPr>
+        <w:t>Groups</w:t>
+      </w:r>
+      <w:proofErr w:type="spellEnd"/>
+      <w:r>
+        <w:rPr>
+          <w:highlight w:val="yellow"/>
+        </w:rPr>
+        <w:t>:</w:t>
       </w:r>
       <w:r>
         <w:rPr>
@@ -5273,11 +6783,19 @@
           <w:highlight w:val="yellow"/>
         </w:rPr>
       </w:pPr>
-      <w:r>
-        <w:rPr>
-          <w:highlight w:val="yellow"/>
-        </w:rPr>
-        <w:t>Settings:</w:t>
+      <w:proofErr w:type="spellStart"/>
+      <w:r>
+        <w:rPr>
+          <w:highlight w:val="yellow"/>
+        </w:rPr>
+        <w:t>Settings</w:t>
+      </w:r>
+      <w:proofErr w:type="spellEnd"/>
+      <w:r>
+        <w:rPr>
+          <w:highlight w:val="yellow"/>
+        </w:rPr>
+        <w:t>:</w:t>
       </w:r>
       <w:r>
         <w:rPr>
@@ -5298,11 +6816,19 @@
           <w:highlight w:val="yellow"/>
         </w:rPr>
       </w:pPr>
-      <w:r>
-        <w:rPr>
-          <w:highlight w:val="yellow"/>
-        </w:rPr>
-        <w:t>Notifications:</w:t>
+      <w:proofErr w:type="spellStart"/>
+      <w:r>
+        <w:rPr>
+          <w:highlight w:val="yellow"/>
+        </w:rPr>
+        <w:t>Notifications</w:t>
+      </w:r>
+      <w:proofErr w:type="spellEnd"/>
+      <w:r>
+        <w:rPr>
+          <w:highlight w:val="yellow"/>
+        </w:rPr>
+        <w:t>:</w:t>
       </w:r>
       <w:r>
         <w:rPr>
@@ -5384,7 +6910,35 @@
         <w:rPr>
           <w:highlight w:val="yellow"/>
         </w:rPr>
-        <w:t>Miután a felhasználó a Settings-en belül eldöntötte hogy melyik nézetet szeretné látni akkor ezen menüpont alatt megtudja nézni a naptárjait, melyekben t</w:t>
+        <w:t xml:space="preserve">Miután a felhasználó a </w:t>
+      </w:r>
+      <w:proofErr w:type="spellStart"/>
+      <w:r>
+        <w:rPr>
+          <w:highlight w:val="yellow"/>
+        </w:rPr>
+        <w:t>Settings</w:t>
+      </w:r>
+      <w:proofErr w:type="spellEnd"/>
+      <w:r>
+        <w:rPr>
+          <w:highlight w:val="yellow"/>
+        </w:rPr>
+        <w:t xml:space="preserve">-en belül </w:t>
+      </w:r>
+      <w:proofErr w:type="gramStart"/>
+      <w:r>
+        <w:rPr>
+          <w:highlight w:val="yellow"/>
+        </w:rPr>
+        <w:t>eldöntötte</w:t>
+      </w:r>
+      <w:proofErr w:type="gramEnd"/>
+      <w:r>
+        <w:rPr>
+          <w:highlight w:val="yellow"/>
+        </w:rPr>
+        <w:t xml:space="preserve"> hogy melyik nézetet szeretné látni akkor ezen menüpont alatt megtudja nézni a naptárjait, melyekben t</w:t>
       </w:r>
       <w:r>
         <w:rPr>
@@ -5426,7 +6980,35 @@
         <w:rPr>
           <w:highlight w:val="yellow"/>
         </w:rPr>
-        <w:t xml:space="preserve"> Nézettől függően percenkénti, vagy napi lebontásban jeleníti meg a blokkokat. A heti/napi nézetben a blokkok pontos kezdési, és befejezési idejét látjuk, oszloposan, míg a havi nézetben, az adott napokat, és az azon napokon történő eseményeket látjuk. A havi nézetben amennyiben egy napon több mint 3 esemény van, akkor az első hármat jeleníti meg, és jelzi azt is, hogy vannak olyan események, amelyeket csak az adott napra kattintva tud megjeleníteni.</w:t>
+        <w:t xml:space="preserve"> Nézettől függően </w:t>
+      </w:r>
+      <w:proofErr w:type="spellStart"/>
+      <w:r>
+        <w:rPr>
+          <w:highlight w:val="yellow"/>
+        </w:rPr>
+        <w:t>percenkénti</w:t>
+      </w:r>
+      <w:proofErr w:type="spellEnd"/>
+      <w:r>
+        <w:rPr>
+          <w:highlight w:val="yellow"/>
+        </w:rPr>
+        <w:t xml:space="preserve">, vagy napi lebontásban jeleníti meg a blokkokat. A heti/napi nézetben a blokkok pontos </w:t>
+      </w:r>
+      <w:proofErr w:type="gramStart"/>
+      <w:r>
+        <w:rPr>
+          <w:highlight w:val="yellow"/>
+        </w:rPr>
+        <w:t>kezdési,</w:t>
+      </w:r>
+      <w:proofErr w:type="gramEnd"/>
+      <w:r>
+        <w:rPr>
+          <w:highlight w:val="yellow"/>
+        </w:rPr>
+        <w:t xml:space="preserve"> és befejezési idejét látjuk, oszloposan, míg a havi nézetben, az adott napokat, és az azon napokon történő eseményeket látjuk. A havi nézetben amennyiben egy napon több mint 3 esemény van, akkor az első hármat jeleníti meg, és jelzi azt is, hogy vannak olyan események, amelyeket csak az adott napra kattintva tud megjeleníteni.</w:t>
       </w:r>
     </w:p>
     <w:p>
@@ -5444,140 +7026,246 @@
           <w:highlight w:val="yellow"/>
         </w:rPr>
       </w:pPr>
+      <w:proofErr w:type="spellStart"/>
       <w:r>
         <w:rPr>
           <w:i/>
           <w:iCs/>
           <w:highlight w:val="yellow"/>
         </w:rPr>
-        <w:t>Settings:</w:t>
-      </w:r>
-    </w:p>
-    <w:p>
-      <w:pPr>
-        <w:rPr>
-          <w:highlight w:val="yellow"/>
-        </w:rPr>
-      </w:pPr>
-      <w:r>
-        <w:rPr>
-          <w:highlight w:val="yellow"/>
-        </w:rPr>
-        <w:t>A Settings menüpont alatt a felhasználó, a különböző felhasználói, és kinézeti beállításaihoz tud hozzáférni</w:t>
-      </w:r>
-      <w:r>
-        <w:rPr>
-          <w:highlight w:val="yellow"/>
-        </w:rPr>
-        <w:t>, melyeket beállíthat</w:t>
-      </w:r>
-      <w:r>
-        <w:rPr>
-          <w:highlight w:val="yellow"/>
-        </w:rPr>
-        <w:t>.</w:t>
-      </w:r>
-      <w:r>
-        <w:rPr>
-          <w:highlight w:val="yellow"/>
-        </w:rPr>
-        <w:t xml:space="preserve"> A beállítást követően, ha elmenti változtatásait, akkor ezt hozzáköti a felhasználójához, lehetővé téve ezzel, hogy ha új eszközön jelentkezik be, a beállításai ott is megmaradjanak.</w:t>
-      </w:r>
-      <w:r>
-        <w:rPr>
-          <w:highlight w:val="yellow"/>
-        </w:rPr>
-        <w:t xml:space="preserve"> A felhasználóval kapcsolatban történő beállítások közé tartozik a felhasználónév, a megjelenített név, és a jelszóváltoztatás. Ezek mellett különböző stílusbeállítások is módosíthatóak. Beállítható az oldal témája (dark/light), a navigációs menü megjelenítésének módja és a legfontosabb, </w:t>
-      </w:r>
-      <w:r>
-        <w:rPr>
-          <w:highlight w:val="yellow"/>
-        </w:rPr>
-        <w:t>a naptárak elrendezése is. Az utóbbi beállítás lehetőséget ad napi/heti/havi kinézet beállítására. Az utolsó funkció, melyet tartalmaz az oldal, a felhasználói fiók, és hozzá tartozó minden adat törlése.</w:t>
-      </w:r>
-    </w:p>
-    <w:p>
-      <w:pPr>
-        <w:rPr>
-          <w:highlight w:val="yellow"/>
-        </w:rPr>
-      </w:pPr>
-    </w:p>
-    <w:p>
-      <w:pPr>
+        <w:t>Settings</w:t>
+      </w:r>
+      <w:proofErr w:type="spellEnd"/>
+      <w:r>
         <w:rPr>
           <w:i/>
           <w:iCs/>
           <w:highlight w:val="yellow"/>
         </w:rPr>
-      </w:pPr>
-      <w:r>
+        <w:t>:</w:t>
+      </w:r>
+    </w:p>
+    <w:p>
+      <w:pPr>
+        <w:rPr>
+          <w:highlight w:val="yellow"/>
+        </w:rPr>
+      </w:pPr>
+      <w:r>
+        <w:rPr>
+          <w:highlight w:val="yellow"/>
+        </w:rPr>
+        <w:t xml:space="preserve">A </w:t>
+      </w:r>
+      <w:proofErr w:type="spellStart"/>
+      <w:r>
+        <w:rPr>
+          <w:highlight w:val="yellow"/>
+        </w:rPr>
+        <w:t>Settings</w:t>
+      </w:r>
+      <w:proofErr w:type="spellEnd"/>
+      <w:r>
+        <w:rPr>
+          <w:highlight w:val="yellow"/>
+        </w:rPr>
+        <w:t xml:space="preserve"> menüpont alatt a felhasználó, a különböző felhasználói, és kinézeti beállításaihoz tud hozzáférni</w:t>
+      </w:r>
+      <w:r>
+        <w:rPr>
+          <w:highlight w:val="yellow"/>
+        </w:rPr>
+        <w:t>, melyeket beállíthat</w:t>
+      </w:r>
+      <w:r>
+        <w:rPr>
+          <w:highlight w:val="yellow"/>
+        </w:rPr>
+        <w:t>.</w:t>
+      </w:r>
+      <w:r>
+        <w:rPr>
+          <w:highlight w:val="yellow"/>
+        </w:rPr>
+        <w:t xml:space="preserve"> A beállítást követően, ha elmenti változtatásait, akkor ezt hozzáköti a felhasználójához, lehetővé téve ezzel, hogy ha új eszközön jelentkezik be, a beállításai ott is megmaradjanak.</w:t>
+      </w:r>
+      <w:r>
+        <w:rPr>
+          <w:highlight w:val="yellow"/>
+        </w:rPr>
+        <w:t xml:space="preserve"> A felhasználóval kapcsolatban történő beállítások közé tartozik a felhasználónév, a megjelenített név, és a jelszóváltoztatás. Ezek mellett különböző stílusbeállítások is módosíthatóak. Beállítható az oldal témája (</w:t>
+      </w:r>
+      <w:proofErr w:type="spellStart"/>
+      <w:r>
+        <w:rPr>
+          <w:highlight w:val="yellow"/>
+        </w:rPr>
+        <w:t>dark</w:t>
+      </w:r>
+      <w:proofErr w:type="spellEnd"/>
+      <w:r>
+        <w:rPr>
+          <w:highlight w:val="yellow"/>
+        </w:rPr>
+        <w:t>/</w:t>
+      </w:r>
+      <w:proofErr w:type="spellStart"/>
+      <w:r>
+        <w:rPr>
+          <w:highlight w:val="yellow"/>
+        </w:rPr>
+        <w:t>light</w:t>
+      </w:r>
+      <w:proofErr w:type="spellEnd"/>
+      <w:r>
+        <w:rPr>
+          <w:highlight w:val="yellow"/>
+        </w:rPr>
+        <w:t xml:space="preserve">), a navigációs menü megjelenítésének módja és a legfontosabb, </w:t>
+      </w:r>
+      <w:r>
+        <w:rPr>
+          <w:highlight w:val="yellow"/>
+        </w:rPr>
+        <w:t>a naptárak elrendezése is. Az utóbbi beállítás lehetőséget ad napi/heti/havi kinézet beállítására. Az utolsó funkció, melyet tartalmaz az oldal, a felhasználói fiók, és hozzá tartozó minden adat törlése.</w:t>
+      </w:r>
+    </w:p>
+    <w:p>
+      <w:pPr>
+        <w:rPr>
+          <w:highlight w:val="yellow"/>
+        </w:rPr>
+      </w:pPr>
+    </w:p>
+    <w:p>
+      <w:pPr>
         <w:rPr>
           <w:i/>
           <w:iCs/>
           <w:highlight w:val="yellow"/>
         </w:rPr>
-        <w:lastRenderedPageBreak/>
-        <w:t>Notifications:</w:t>
-      </w:r>
-    </w:p>
-    <w:p>
-      <w:pPr>
-        <w:rPr>
-          <w:highlight w:val="yellow"/>
-        </w:rPr>
-      </w:pPr>
-      <w:r>
-        <w:rPr>
-          <w:highlight w:val="yellow"/>
-        </w:rPr>
-        <w:t xml:space="preserve">A Notification menüpont alatt, a felhasználó hozzáfér, a különböző értesítései, és azok beállításaihoz. Az értesítéseknek két fő fajtája van. Az első a meghívásokkal kapcsolatos értesítések. Ha a felhasználónk számára érkezett egy meghívó egy csoporthoz, akkor azt itt tudjuk megtekinteni, és eldönteni, hogy visszautasítjuk, vagy elfogadjuk. A másik fő fajtája az értesítéseknek, az ütköző események. Itt kilistázva láthatjuk, dátum alapján csoportokban, ha az adott napon, valamely eseményünk ütközik. Ez lehetővé teszi, a korai értesülést az </w:t>
-      </w:r>
-      <w:r>
-        <w:rPr>
-          <w:highlight w:val="yellow"/>
-        </w:rPr>
-        <w:t>egymást fedő időpontokkal kapcsolatban, azonban, ha nem kívánjuk ezt, folyamatos értesítés formájában látni, bekacsolhatjuk, egy-egy adott blokk ignorálását, az ütközéseket illetően.</w:t>
-      </w:r>
-    </w:p>
-    <w:p>
-      <w:pPr>
-        <w:rPr>
-          <w:highlight w:val="yellow"/>
-        </w:rPr>
-      </w:pPr>
-    </w:p>
-    <w:p>
-      <w:pPr>
+      </w:pPr>
+      <w:proofErr w:type="spellStart"/>
+      <w:r>
         <w:rPr>
           <w:i/>
           <w:iCs/>
           <w:highlight w:val="yellow"/>
         </w:rPr>
-      </w:pPr>
+        <w:lastRenderedPageBreak/>
+        <w:t>Notifications</w:t>
+      </w:r>
+      <w:proofErr w:type="spellEnd"/>
       <w:r>
         <w:rPr>
           <w:i/>
           <w:iCs/>
           <w:highlight w:val="yellow"/>
         </w:rPr>
-        <w:t xml:space="preserve">Profile </w:t>
-      </w:r>
-      <w:r>
+        <w:t>:</w:t>
+      </w:r>
+    </w:p>
+    <w:p>
+      <w:pPr>
+        <w:rPr>
+          <w:highlight w:val="yellow"/>
+        </w:rPr>
+      </w:pPr>
+      <w:r>
+        <w:rPr>
+          <w:highlight w:val="yellow"/>
+        </w:rPr>
+        <w:t xml:space="preserve">A </w:t>
+      </w:r>
+      <w:proofErr w:type="spellStart"/>
+      <w:r>
+        <w:rPr>
+          <w:highlight w:val="yellow"/>
+        </w:rPr>
+        <w:t>Notification</w:t>
+      </w:r>
+      <w:proofErr w:type="spellEnd"/>
+      <w:r>
+        <w:rPr>
+          <w:highlight w:val="yellow"/>
+        </w:rPr>
+        <w:t xml:space="preserve"> menüpont alatt, a felhasználó hozzáfér, a különböző értesítései, és azok beállításaihoz. Az értesítéseknek két fő fajtája van. Az első a meghívásokkal kapcsolatos értesítések. Ha a felhasználónk számára érkezett egy meghívó egy csoporthoz, akkor azt itt tudjuk megtekinteni, és eldönteni, hogy visszautasítjuk, vagy elfogadjuk. A másik fő fajtája az értesítéseknek, az ütköző események. Itt kilistázva láthatjuk, dátum alapján csoportokban, ha az adott napon, valamely eseményünk ütközik. Ez lehetővé teszi, a korai értesülést az </w:t>
+      </w:r>
+      <w:r>
+        <w:rPr>
+          <w:highlight w:val="yellow"/>
+        </w:rPr>
+        <w:t>egymást fedő időpontokkal kapcsolatban, azonban, ha nem kívánjuk ezt, folyamatos értesítés formájában látni, bekacsolhatjuk, egy-egy adott blokk ignorálását, az ütközéseket illetően.</w:t>
+      </w:r>
+    </w:p>
+    <w:p>
+      <w:pPr>
+        <w:rPr>
+          <w:highlight w:val="yellow"/>
+        </w:rPr>
+      </w:pPr>
+    </w:p>
+    <w:p>
+      <w:pPr>
         <w:rPr>
           <w:i/>
           <w:iCs/>
           <w:highlight w:val="yellow"/>
         </w:rPr>
-        <w:t xml:space="preserve">Description </w:t>
-      </w:r>
+      </w:pPr>
+      <w:proofErr w:type="spellStart"/>
       <w:r>
         <w:rPr>
           <w:i/>
           <w:iCs/>
           <w:highlight w:val="yellow"/>
         </w:rPr>
-        <w:t>Modlue:</w:t>
+        <w:t>Profile</w:t>
+      </w:r>
+      <w:proofErr w:type="spellEnd"/>
+      <w:r>
+        <w:rPr>
+          <w:i/>
+          <w:iCs/>
+          <w:highlight w:val="yellow"/>
+        </w:rPr>
+        <w:t xml:space="preserve"> </w:t>
+      </w:r>
+      <w:proofErr w:type="spellStart"/>
+      <w:r>
+        <w:rPr>
+          <w:i/>
+          <w:iCs/>
+          <w:highlight w:val="yellow"/>
+        </w:rPr>
+        <w:t>Description</w:t>
+      </w:r>
+      <w:proofErr w:type="spellEnd"/>
+      <w:r>
+        <w:rPr>
+          <w:i/>
+          <w:iCs/>
+          <w:highlight w:val="yellow"/>
+        </w:rPr>
+        <w:t xml:space="preserve"> </w:t>
+      </w:r>
+      <w:proofErr w:type="spellStart"/>
+      <w:r>
+        <w:rPr>
+          <w:i/>
+          <w:iCs/>
+          <w:highlight w:val="yellow"/>
+        </w:rPr>
+        <w:t>Modlue</w:t>
+      </w:r>
+      <w:proofErr w:type="spellEnd"/>
+      <w:r>
+        <w:rPr>
+          <w:i/>
+          <w:iCs/>
+          <w:highlight w:val="yellow"/>
+        </w:rPr>
+        <w:t>:</w:t>
       </w:r>
     </w:p>
     <w:p>
@@ -5604,7 +7292,7 @@
           <w:highlight w:val="yellow"/>
         </w:rPr>
       </w:pPr>
-      <w:bookmarkStart w:id="14" w:name="_Toc227662607"/>
+      <w:bookmarkStart w:id="26" w:name="_Toc227670953"/>
       <w:r>
         <w:rPr>
           <w:sz w:val="32"/>
@@ -5613,20 +7301,22 @@
         </w:rPr>
         <w:t>Monitorképek</w:t>
       </w:r>
-      <w:bookmarkEnd w:id="14"/>
-    </w:p>
-    <w:p>
-      <w:pPr>
-        <w:rPr>
-          <w:highlight w:val="yellow"/>
-        </w:rPr>
-      </w:pPr>
+      <w:bookmarkEnd w:id="26"/>
+    </w:p>
+    <w:p>
+      <w:pPr>
+        <w:rPr>
+          <w:highlight w:val="yellow"/>
+        </w:rPr>
+      </w:pPr>
+      <w:proofErr w:type="spellStart"/>
       <w:r>
         <w:rPr>
           <w:highlight w:val="yellow"/>
         </w:rPr>
         <w:t>askldjaskldj</w:t>
       </w:r>
+      <w:proofErr w:type="spellEnd"/>
     </w:p>
     <w:p>
       <w:pPr>
@@ -5640,9 +7330,9 @@
           <w:highlight w:val="yellow"/>
         </w:rPr>
         <w:drawing>
-          <wp:inline distT="0" distB="0" distL="0" distR="0" wp14:anchorId="790163BC" wp14:editId="455C25AC">
-            <wp:extent cx="1950889" cy="1093565"/>
-            <wp:effectExtent l="0" t="0" r="0" b="0"/>
+          <wp:inline distT="0" distB="0" distL="0" distR="0" wp14:anchorId="790163BC" wp14:editId="5EA9E230">
+            <wp:extent cx="5535385" cy="3102843"/>
+            <wp:effectExtent l="0" t="0" r="8255" b="2540"/>
             <wp:docPr id="1726359724" name="Kép 1"/>
             <wp:cNvGraphicFramePr>
               <a:graphicFrameLocks xmlns:a="http://schemas.openxmlformats.org/drawingml/2006/main" noChangeAspect="1"/>
@@ -5663,7 +7353,7 @@
                   <pic:spPr>
                     <a:xfrm>
                       <a:off x="0" y="0"/>
-                      <a:ext cx="1950889" cy="1093565"/>
+                      <a:ext cx="5557133" cy="3115034"/>
                     </a:xfrm>
                     <a:prstGeom prst="rect">
                       <a:avLst/>
@@ -5687,7 +7377,7 @@
           <w:highlight w:val="yellow"/>
         </w:rPr>
       </w:pPr>
-      <w:bookmarkStart w:id="15" w:name="_Toc227662608"/>
+      <w:bookmarkStart w:id="27" w:name="_Toc227670954"/>
       <w:r>
         <w:rPr>
           <w:sz w:val="32"/>
@@ -5712,7 +7402,7 @@
         </w:rPr>
         <w:t>ntkezés</w:t>
       </w:r>
-      <w:bookmarkEnd w:id="15"/>
+      <w:bookmarkEnd w:id="27"/>
     </w:p>
     <w:p>
       <w:pPr>
@@ -5751,15 +7441,24 @@
           <w:color w:val="EE0000"/>
           <w:highlight w:val="yellow"/>
         </w:rPr>
-        <w:t>(ide majd egy use</w:t>
-      </w:r>
+        <w:t xml:space="preserve">(ide majd egy </w:t>
+      </w:r>
+      <w:proofErr w:type="spellStart"/>
       <w:r>
         <w:rPr>
           <w:color w:val="EE0000"/>
           <w:highlight w:val="yellow"/>
         </w:rPr>
+        <w:t>use</w:t>
+      </w:r>
+      <w:r>
+        <w:rPr>
+          <w:color w:val="EE0000"/>
+          <w:highlight w:val="yellow"/>
+        </w:rPr>
         <w:t>r</w:t>
       </w:r>
+      <w:proofErr w:type="spellEnd"/>
       <w:r>
         <w:rPr>
           <w:color w:val="EE0000"/>
@@ -5776,14 +7475,15 @@
           <w:highlight w:val="yellow"/>
         </w:rPr>
       </w:pPr>
-      <w:bookmarkStart w:id="16" w:name="_Toc227662609"/>
-      <w:r>
-        <w:rPr>
-          <w:highlight w:val="yellow"/>
-        </w:rPr>
+      <w:bookmarkStart w:id="28" w:name="_Toc227670955"/>
+      <w:r>
+        <w:rPr>
+          <w:highlight w:val="yellow"/>
+        </w:rPr>
+        <w:lastRenderedPageBreak/>
         <w:t>Teszteléssel kapcsolatos információk:</w:t>
       </w:r>
-      <w:bookmarkEnd w:id="16"/>
+      <w:bookmarkEnd w:id="28"/>
     </w:p>
     <w:p>
       <w:pPr>
@@ -5808,7 +7508,7 @@
           <w:highlight w:val="yellow"/>
         </w:rPr>
       </w:pPr>
-      <w:bookmarkStart w:id="17" w:name="_Toc227662610"/>
+      <w:bookmarkStart w:id="29" w:name="_Toc227670956"/>
       <w:r>
         <w:rPr>
           <w:highlight w:val="yellow"/>
@@ -5816,7 +7516,7 @@
         <w:lastRenderedPageBreak/>
         <w:t>Továbbfejlesztési lehetőségek</w:t>
       </w:r>
-      <w:bookmarkEnd w:id="17"/>
+      <w:bookmarkEnd w:id="29"/>
     </w:p>
     <w:p>
       <w:pPr>
@@ -5826,14 +7526,28 @@
           <w:highlight w:val="yellow"/>
         </w:rPr>
       </w:pPr>
-      <w:bookmarkStart w:id="18" w:name="_Toc227662611"/>
-      <w:r>
-        <w:rPr>
-          <w:highlight w:val="yellow"/>
-        </w:rPr>
-        <w:t>Year View:</w:t>
-      </w:r>
-      <w:bookmarkEnd w:id="18"/>
+      <w:bookmarkStart w:id="30" w:name="_Toc227670957"/>
+      <w:r>
+        <w:rPr>
+          <w:highlight w:val="yellow"/>
+        </w:rPr>
+        <w:t xml:space="preserve">Year </w:t>
+      </w:r>
+      <w:proofErr w:type="spellStart"/>
+      <w:r>
+        <w:rPr>
+          <w:highlight w:val="yellow"/>
+        </w:rPr>
+        <w:t>View</w:t>
+      </w:r>
+      <w:proofErr w:type="spellEnd"/>
+      <w:r>
+        <w:rPr>
+          <w:highlight w:val="yellow"/>
+        </w:rPr>
+        <w:t>:</w:t>
+      </w:r>
+      <w:bookmarkEnd w:id="30"/>
     </w:p>
     <w:p>
       <w:pPr>
@@ -5899,7 +7613,21 @@
         <w:rPr>
           <w:highlight w:val="yellow"/>
         </w:rPr>
-        <w:t>. A hónapokra kattintva megnyitható, azok részletező nézete, melyeken a szokásos már elérhető funkciókkal tudjuk majd a beosztásokat szerkezteni.</w:t>
+        <w:t xml:space="preserve">. A hónapokra kattintva megnyitható, azok részletező nézete, melyeken a szokásos már elérhető funkciókkal tudjuk majd a beosztásokat </w:t>
+      </w:r>
+      <w:proofErr w:type="spellStart"/>
+      <w:r>
+        <w:rPr>
+          <w:highlight w:val="yellow"/>
+        </w:rPr>
+        <w:t>szerkezteni</w:t>
+      </w:r>
+      <w:proofErr w:type="spellEnd"/>
+      <w:r>
+        <w:rPr>
+          <w:highlight w:val="yellow"/>
+        </w:rPr>
+        <w:t>.</w:t>
       </w:r>
     </w:p>
     <w:p>
@@ -5910,14 +7638,36 @@
           <w:highlight w:val="yellow"/>
         </w:rPr>
       </w:pPr>
-      <w:bookmarkStart w:id="19" w:name="_Toc227662612"/>
-      <w:r>
-        <w:rPr>
-          <w:highlight w:val="yellow"/>
-        </w:rPr>
-        <w:t>User Browsing:</w:t>
-      </w:r>
-      <w:bookmarkEnd w:id="19"/>
+      <w:bookmarkStart w:id="31" w:name="_Toc227670958"/>
+      <w:proofErr w:type="spellStart"/>
+      <w:r>
+        <w:rPr>
+          <w:highlight w:val="yellow"/>
+        </w:rPr>
+        <w:t>User</w:t>
+      </w:r>
+      <w:proofErr w:type="spellEnd"/>
+      <w:r>
+        <w:rPr>
+          <w:highlight w:val="yellow"/>
+        </w:rPr>
+        <w:t xml:space="preserve"> </w:t>
+      </w:r>
+      <w:proofErr w:type="spellStart"/>
+      <w:r>
+        <w:rPr>
+          <w:highlight w:val="yellow"/>
+        </w:rPr>
+        <w:t>Browsing</w:t>
+      </w:r>
+      <w:proofErr w:type="spellEnd"/>
+      <w:r>
+        <w:rPr>
+          <w:highlight w:val="yellow"/>
+        </w:rPr>
+        <w:t>:</w:t>
+      </w:r>
+      <w:bookmarkEnd w:id="31"/>
     </w:p>
     <w:p>
       <w:pPr>
@@ -5935,28 +7685,67 @@
     <w:p>
       <w:pPr>
         <w:pStyle w:val="Cmsor2"/>
-        <w:rPr>
-          <w:highlight w:val="yellow"/>
-        </w:rPr>
-      </w:pPr>
-      <w:r>
-        <w:rPr>
-          <w:highlight w:val="yellow"/>
-        </w:rPr>
-        <w:t>Admin felület:</w:t>
-      </w:r>
-    </w:p>
-    <w:p>
-      <w:pPr>
-        <w:rPr>
-          <w:highlight w:val="yellow"/>
-        </w:rPr>
-      </w:pPr>
-      <w:r>
-        <w:rPr>
-          <w:highlight w:val="yellow"/>
-        </w:rPr>
-        <w:t>Egy külön aloldal, amelyen a BrckETT Admin felhasználói, hozzáférnek, és kezelni tudják a szoftver adatait</w:t>
+        <w:spacing w:line="360" w:lineRule="auto"/>
+        <w:rPr>
+          <w:highlight w:val="yellow"/>
+        </w:rPr>
+      </w:pPr>
+      <w:bookmarkStart w:id="32" w:name="_Toc227670959"/>
+      <w:proofErr w:type="spellStart"/>
+      <w:r>
+        <w:rPr>
+          <w:highlight w:val="yellow"/>
+        </w:rPr>
+        <w:t>Admin</w:t>
+      </w:r>
+      <w:proofErr w:type="spellEnd"/>
+      <w:r>
+        <w:rPr>
+          <w:highlight w:val="yellow"/>
+        </w:rPr>
+        <w:t xml:space="preserve"> felület:</w:t>
+      </w:r>
+      <w:bookmarkEnd w:id="32"/>
+    </w:p>
+    <w:p>
+      <w:pPr>
+        <w:rPr>
+          <w:highlight w:val="yellow"/>
+        </w:rPr>
+      </w:pPr>
+      <w:r>
+        <w:rPr>
+          <w:highlight w:val="yellow"/>
+        </w:rPr>
+        <w:t xml:space="preserve">Egy külön aloldal, amelyen a </w:t>
+      </w:r>
+      <w:proofErr w:type="spellStart"/>
+      <w:r>
+        <w:rPr>
+          <w:highlight w:val="yellow"/>
+        </w:rPr>
+        <w:t>BrckETT</w:t>
+      </w:r>
+      <w:proofErr w:type="spellEnd"/>
+      <w:r>
+        <w:rPr>
+          <w:highlight w:val="yellow"/>
+        </w:rPr>
+        <w:t xml:space="preserve"> </w:t>
+      </w:r>
+      <w:proofErr w:type="spellStart"/>
+      <w:r>
+        <w:rPr>
+          <w:highlight w:val="yellow"/>
+        </w:rPr>
+        <w:t>Admin</w:t>
+      </w:r>
+      <w:proofErr w:type="spellEnd"/>
+      <w:r>
+        <w:rPr>
+          <w:highlight w:val="yellow"/>
+        </w:rPr>
+        <w:t xml:space="preserve"> felhasználói, hozzáférnek, és kezelni tudják a szoftver adatait</w:t>
       </w:r>
     </w:p>
     <w:p>
@@ -6044,7 +7833,7 @@
             </w:rPr>
             <w:fldChar w:fldCharType="separate"/>
           </w:r>
-          <w:hyperlink w:anchor="_Toc227662588" w:history="1">
+          <w:hyperlink w:anchor="_Toc227670927" w:history="1">
             <w:r>
               <w:rPr>
                 <w:rStyle w:val="Hiperhivatkozs"/>
@@ -6072,7 +7861,7 @@
                 <w:noProof/>
                 <w:webHidden/>
               </w:rPr>
-              <w:instrText xml:space="preserve"> PAGEREF _Toc227662588 \h </w:instrText>
+              <w:instrText xml:space="preserve"> PAGEREF _Toc227670927 \h </w:instrText>
             </w:r>
             <w:r>
               <w:rPr>
@@ -6118,7 +7907,7 @@
               <w14:ligatures w14:val="standardContextual"/>
             </w:rPr>
           </w:pPr>
-          <w:hyperlink w:anchor="_Toc227662589" w:history="1">
+          <w:hyperlink w:anchor="_Toc227670928" w:history="1">
             <w:r>
               <w:rPr>
                 <w:rStyle w:val="Hiperhivatkozs"/>
@@ -6146,7 +7935,7 @@
                 <w:noProof/>
                 <w:webHidden/>
               </w:rPr>
-              <w:instrText xml:space="preserve"> PAGEREF _Toc227662589 \h </w:instrText>
+              <w:instrText xml:space="preserve"> PAGEREF _Toc227670928 \h </w:instrText>
             </w:r>
             <w:r>
               <w:rPr>
@@ -6166,7 +7955,7 @@
                 <w:noProof/>
                 <w:webHidden/>
               </w:rPr>
-              <w:t>2</w:t>
+              <w:t>1</w:t>
             </w:r>
             <w:r>
               <w:rPr>
@@ -6192,7 +7981,7 @@
               <w14:ligatures w14:val="standardContextual"/>
             </w:rPr>
           </w:pPr>
-          <w:hyperlink w:anchor="_Toc227662590" w:history="1">
+          <w:hyperlink w:anchor="_Toc227670929" w:history="1">
             <w:r>
               <w:rPr>
                 <w:rStyle w:val="Hiperhivatkozs"/>
@@ -6220,7 +8009,7 @@
                 <w:noProof/>
                 <w:webHidden/>
               </w:rPr>
-              <w:instrText xml:space="preserve"> PAGEREF _Toc227662590 \h </w:instrText>
+              <w:instrText xml:space="preserve"> PAGEREF _Toc227670929 \h </w:instrText>
             </w:r>
             <w:r>
               <w:rPr>
@@ -6240,7 +8029,7 @@
                 <w:noProof/>
                 <w:webHidden/>
               </w:rPr>
-              <w:t>2</w:t>
+              <w:t>1</w:t>
             </w:r>
             <w:r>
               <w:rPr>
@@ -6266,7 +8055,7 @@
               <w14:ligatures w14:val="standardContextual"/>
             </w:rPr>
           </w:pPr>
-          <w:hyperlink w:anchor="_Toc227662591" w:history="1">
+          <w:hyperlink w:anchor="_Toc227670930" w:history="1">
             <w:r>
               <w:rPr>
                 <w:rStyle w:val="Hiperhivatkozs"/>
@@ -6294,7 +8083,7 @@
                 <w:noProof/>
                 <w:webHidden/>
               </w:rPr>
-              <w:instrText xml:space="preserve"> PAGEREF _Toc227662591 \h </w:instrText>
+              <w:instrText xml:space="preserve"> PAGEREF _Toc227670930 \h </w:instrText>
             </w:r>
             <w:r>
               <w:rPr>
@@ -6314,7 +8103,7 @@
                 <w:noProof/>
                 <w:webHidden/>
               </w:rPr>
-              <w:t>3</w:t>
+              <w:t>1</w:t>
             </w:r>
             <w:r>
               <w:rPr>
@@ -6340,12 +8129,12 @@
               <w14:ligatures w14:val="standardContextual"/>
             </w:rPr>
           </w:pPr>
-          <w:hyperlink w:anchor="_Toc227662592" w:history="1">
+          <w:hyperlink w:anchor="_Toc227670931" w:history="1">
             <w:r>
               <w:rPr>
                 <w:rStyle w:val="Hiperhivatkozs"/>
                 <w:noProof/>
-                <w:highlight w:val="darkRed"/>
+                <w:highlight w:val="yellow"/>
               </w:rPr>
               <w:t>Adatbázis táblái, és rövid összefoglalásuk:</w:t>
             </w:r>
@@ -6368,7 +8157,7 @@
                 <w:noProof/>
                 <w:webHidden/>
               </w:rPr>
-              <w:instrText xml:space="preserve"> PAGEREF _Toc227662592 \h </w:instrText>
+              <w:instrText xml:space="preserve"> PAGEREF _Toc227670931 \h </w:instrText>
             </w:r>
             <w:r>
               <w:rPr>
@@ -6388,7 +8177,7 @@
                 <w:noProof/>
                 <w:webHidden/>
               </w:rPr>
-              <w:t>4</w:t>
+              <w:t>3</w:t>
             </w:r>
             <w:r>
               <w:rPr>
@@ -6414,14 +8203,14 @@
               <w14:ligatures w14:val="standardContextual"/>
             </w:rPr>
           </w:pPr>
-          <w:hyperlink w:anchor="_Toc227662593" w:history="1">
+          <w:hyperlink w:anchor="_Toc227670932" w:history="1">
             <w:r>
               <w:rPr>
                 <w:rStyle w:val="Hiperhivatkozs"/>
                 <w:noProof/>
-                <w:highlight w:val="darkRed"/>
-              </w:rPr>
-              <w:t>User tábla:</w:t>
+                <w:highlight w:val="yellow"/>
+              </w:rPr>
+              <w:t>„blocks” tábla:</w:t>
             </w:r>
             <w:r>
               <w:rPr>
@@ -6442,7 +8231,7 @@
                 <w:noProof/>
                 <w:webHidden/>
               </w:rPr>
-              <w:instrText xml:space="preserve"> PAGEREF _Toc227662593 \h </w:instrText>
+              <w:instrText xml:space="preserve"> PAGEREF _Toc227670932 \h </w:instrText>
             </w:r>
             <w:r>
               <w:rPr>
@@ -6462,7 +8251,7 @@
                 <w:noProof/>
                 <w:webHidden/>
               </w:rPr>
-              <w:t>4</w:t>
+              <w:t>3</w:t>
             </w:r>
             <w:r>
               <w:rPr>
@@ -6488,14 +8277,14 @@
               <w14:ligatures w14:val="standardContextual"/>
             </w:rPr>
           </w:pPr>
-          <w:hyperlink w:anchor="_Toc227662594" w:history="1">
+          <w:hyperlink w:anchor="_Toc227670933" w:history="1">
             <w:r>
               <w:rPr>
                 <w:rStyle w:val="Hiperhivatkozs"/>
                 <w:noProof/>
-                <w:highlight w:val="darkRed"/>
-              </w:rPr>
-              <w:t>Groups tábla:</w:t>
+                <w:highlight w:val="yellow"/>
+              </w:rPr>
+              <w:t>„groups” tábla:</w:t>
             </w:r>
             <w:r>
               <w:rPr>
@@ -6516,7 +8305,7 @@
                 <w:noProof/>
                 <w:webHidden/>
               </w:rPr>
-              <w:instrText xml:space="preserve"> PAGEREF _Toc227662594 \h </w:instrText>
+              <w:instrText xml:space="preserve"> PAGEREF _Toc227670933 \h </w:instrText>
             </w:r>
             <w:r>
               <w:rPr>
@@ -6536,7 +8325,7 @@
                 <w:noProof/>
                 <w:webHidden/>
               </w:rPr>
-              <w:t>4</w:t>
+              <w:t>3</w:t>
             </w:r>
             <w:r>
               <w:rPr>
@@ -6562,14 +8351,14 @@
               <w14:ligatures w14:val="standardContextual"/>
             </w:rPr>
           </w:pPr>
-          <w:hyperlink w:anchor="_Toc227662595" w:history="1">
+          <w:hyperlink w:anchor="_Toc227670934" w:history="1">
             <w:r>
               <w:rPr>
                 <w:rStyle w:val="Hiperhivatkozs"/>
                 <w:noProof/>
-                <w:highlight w:val="darkRed"/>
-              </w:rPr>
-              <w:t>Schedules tábla:</w:t>
+                <w:highlight w:val="yellow"/>
+              </w:rPr>
+              <w:t>„gorupscheduleconn” tábla:</w:t>
             </w:r>
             <w:r>
               <w:rPr>
@@ -6590,7 +8379,7 @@
                 <w:noProof/>
                 <w:webHidden/>
               </w:rPr>
-              <w:instrText xml:space="preserve"> PAGEREF _Toc227662595 \h </w:instrText>
+              <w:instrText xml:space="preserve"> PAGEREF _Toc227670934 \h </w:instrText>
             </w:r>
             <w:r>
               <w:rPr>
@@ -6610,7 +8399,7 @@
                 <w:noProof/>
                 <w:webHidden/>
               </w:rPr>
-              <w:t>5</w:t>
+              <w:t>4</w:t>
             </w:r>
             <w:r>
               <w:rPr>
@@ -6636,14 +8425,14 @@
               <w14:ligatures w14:val="standardContextual"/>
             </w:rPr>
           </w:pPr>
-          <w:hyperlink w:anchor="_Toc227662596" w:history="1">
+          <w:hyperlink w:anchor="_Toc227670935" w:history="1">
             <w:r>
               <w:rPr>
                 <w:rStyle w:val="Hiperhivatkozs"/>
                 <w:noProof/>
-                <w:highlight w:val="darkRed"/>
-              </w:rPr>
-              <w:t>Templates tábla:</w:t>
+                <w:highlight w:val="yellow"/>
+              </w:rPr>
+              <w:t>„groupuserconn” tábla:</w:t>
             </w:r>
             <w:r>
               <w:rPr>
@@ -6664,7 +8453,7 @@
                 <w:noProof/>
                 <w:webHidden/>
               </w:rPr>
-              <w:instrText xml:space="preserve"> PAGEREF _Toc227662596 \h </w:instrText>
+              <w:instrText xml:space="preserve"> PAGEREF _Toc227670935 \h </w:instrText>
             </w:r>
             <w:r>
               <w:rPr>
@@ -6684,7 +8473,7 @@
                 <w:noProof/>
                 <w:webHidden/>
               </w:rPr>
-              <w:t>5</w:t>
+              <w:t>4</w:t>
             </w:r>
             <w:r>
               <w:rPr>
@@ -6710,14 +8499,14 @@
               <w14:ligatures w14:val="standardContextual"/>
             </w:rPr>
           </w:pPr>
-          <w:hyperlink w:anchor="_Toc227662597" w:history="1">
+          <w:hyperlink w:anchor="_Toc227670936" w:history="1">
             <w:r>
               <w:rPr>
                 <w:rStyle w:val="Hiperhivatkozs"/>
                 <w:noProof/>
-                <w:highlight w:val="darkRed"/>
-              </w:rPr>
-              <w:t>Settings tábla:</w:t>
+                <w:highlight w:val="yellow"/>
+              </w:rPr>
+              <w:t>„isignored” tábla:</w:t>
             </w:r>
             <w:r>
               <w:rPr>
@@ -6738,7 +8527,451 @@
                 <w:noProof/>
                 <w:webHidden/>
               </w:rPr>
-              <w:instrText xml:space="preserve"> PAGEREF _Toc227662597 \h </w:instrText>
+              <w:instrText xml:space="preserve"> PAGEREF _Toc227670936 \h </w:instrText>
+            </w:r>
+            <w:r>
+              <w:rPr>
+                <w:noProof/>
+                <w:webHidden/>
+              </w:rPr>
+            </w:r>
+            <w:r>
+              <w:rPr>
+                <w:noProof/>
+                <w:webHidden/>
+              </w:rPr>
+              <w:fldChar w:fldCharType="separate"/>
+            </w:r>
+            <w:r>
+              <w:rPr>
+                <w:noProof/>
+                <w:webHidden/>
+              </w:rPr>
+              <w:t>4</w:t>
+            </w:r>
+            <w:r>
+              <w:rPr>
+                <w:noProof/>
+                <w:webHidden/>
+              </w:rPr>
+              <w:fldChar w:fldCharType="end"/>
+            </w:r>
+          </w:hyperlink>
+        </w:p>
+        <w:p>
+          <w:pPr>
+            <w:pStyle w:val="TJ3"/>
+            <w:tabs>
+              <w:tab w:val="right" w:leader="dot" w:pos="8776"/>
+            </w:tabs>
+            <w:rPr>
+              <w:rFonts w:asciiTheme="minorHAnsi" w:eastAsiaTheme="minorEastAsia" w:hAnsiTheme="minorHAnsi"/>
+              <w:noProof/>
+              <w:kern w:val="2"/>
+              <w:szCs w:val="24"/>
+              <w:lang w:eastAsia="hu-HU"/>
+              <w14:ligatures w14:val="standardContextual"/>
+            </w:rPr>
+          </w:pPr>
+          <w:hyperlink w:anchor="_Toc227670937" w:history="1">
+            <w:r>
+              <w:rPr>
+                <w:rStyle w:val="Hiperhivatkozs"/>
+                <w:noProof/>
+                <w:highlight w:val="yellow"/>
+              </w:rPr>
+              <w:t>„schedules” tábla:</w:t>
+            </w:r>
+            <w:r>
+              <w:rPr>
+                <w:noProof/>
+                <w:webHidden/>
+              </w:rPr>
+              <w:tab/>
+            </w:r>
+            <w:r>
+              <w:rPr>
+                <w:noProof/>
+                <w:webHidden/>
+              </w:rPr>
+              <w:fldChar w:fldCharType="begin"/>
+            </w:r>
+            <w:r>
+              <w:rPr>
+                <w:noProof/>
+                <w:webHidden/>
+              </w:rPr>
+              <w:instrText xml:space="preserve"> PAGEREF _Toc227670937 \h </w:instrText>
+            </w:r>
+            <w:r>
+              <w:rPr>
+                <w:noProof/>
+                <w:webHidden/>
+              </w:rPr>
+            </w:r>
+            <w:r>
+              <w:rPr>
+                <w:noProof/>
+                <w:webHidden/>
+              </w:rPr>
+              <w:fldChar w:fldCharType="separate"/>
+            </w:r>
+            <w:r>
+              <w:rPr>
+                <w:noProof/>
+                <w:webHidden/>
+              </w:rPr>
+              <w:t>4</w:t>
+            </w:r>
+            <w:r>
+              <w:rPr>
+                <w:noProof/>
+                <w:webHidden/>
+              </w:rPr>
+              <w:fldChar w:fldCharType="end"/>
+            </w:r>
+          </w:hyperlink>
+        </w:p>
+        <w:p>
+          <w:pPr>
+            <w:pStyle w:val="TJ3"/>
+            <w:tabs>
+              <w:tab w:val="right" w:leader="dot" w:pos="8776"/>
+            </w:tabs>
+            <w:rPr>
+              <w:rFonts w:asciiTheme="minorHAnsi" w:eastAsiaTheme="minorEastAsia" w:hAnsiTheme="minorHAnsi"/>
+              <w:noProof/>
+              <w:kern w:val="2"/>
+              <w:szCs w:val="24"/>
+              <w:lang w:eastAsia="hu-HU"/>
+              <w14:ligatures w14:val="standardContextual"/>
+            </w:rPr>
+          </w:pPr>
+          <w:hyperlink w:anchor="_Toc227670938" w:history="1">
+            <w:r>
+              <w:rPr>
+                <w:rStyle w:val="Hiperhivatkozs"/>
+                <w:noProof/>
+                <w:highlight w:val="yellow"/>
+              </w:rPr>
+              <w:t>„scheduleusersconn” tábla:</w:t>
+            </w:r>
+            <w:r>
+              <w:rPr>
+                <w:noProof/>
+                <w:webHidden/>
+              </w:rPr>
+              <w:tab/>
+            </w:r>
+            <w:r>
+              <w:rPr>
+                <w:noProof/>
+                <w:webHidden/>
+              </w:rPr>
+              <w:fldChar w:fldCharType="begin"/>
+            </w:r>
+            <w:r>
+              <w:rPr>
+                <w:noProof/>
+                <w:webHidden/>
+              </w:rPr>
+              <w:instrText xml:space="preserve"> PAGEREF _Toc227670938 \h </w:instrText>
+            </w:r>
+            <w:r>
+              <w:rPr>
+                <w:noProof/>
+                <w:webHidden/>
+              </w:rPr>
+            </w:r>
+            <w:r>
+              <w:rPr>
+                <w:noProof/>
+                <w:webHidden/>
+              </w:rPr>
+              <w:fldChar w:fldCharType="separate"/>
+            </w:r>
+            <w:r>
+              <w:rPr>
+                <w:noProof/>
+                <w:webHidden/>
+              </w:rPr>
+              <w:t>4</w:t>
+            </w:r>
+            <w:r>
+              <w:rPr>
+                <w:noProof/>
+                <w:webHidden/>
+              </w:rPr>
+              <w:fldChar w:fldCharType="end"/>
+            </w:r>
+          </w:hyperlink>
+        </w:p>
+        <w:p>
+          <w:pPr>
+            <w:pStyle w:val="TJ3"/>
+            <w:tabs>
+              <w:tab w:val="right" w:leader="dot" w:pos="8776"/>
+            </w:tabs>
+            <w:rPr>
+              <w:rFonts w:asciiTheme="minorHAnsi" w:eastAsiaTheme="minorEastAsia" w:hAnsiTheme="minorHAnsi"/>
+              <w:noProof/>
+              <w:kern w:val="2"/>
+              <w:szCs w:val="24"/>
+              <w:lang w:eastAsia="hu-HU"/>
+              <w14:ligatures w14:val="standardContextual"/>
+            </w:rPr>
+          </w:pPr>
+          <w:hyperlink w:anchor="_Toc227670939" w:history="1">
+            <w:r>
+              <w:rPr>
+                <w:rStyle w:val="Hiperhivatkozs"/>
+                <w:noProof/>
+                <w:highlight w:val="yellow"/>
+              </w:rPr>
+              <w:t>„templates” tábla:</w:t>
+            </w:r>
+            <w:r>
+              <w:rPr>
+                <w:noProof/>
+                <w:webHidden/>
+              </w:rPr>
+              <w:tab/>
+            </w:r>
+            <w:r>
+              <w:rPr>
+                <w:noProof/>
+                <w:webHidden/>
+              </w:rPr>
+              <w:fldChar w:fldCharType="begin"/>
+            </w:r>
+            <w:r>
+              <w:rPr>
+                <w:noProof/>
+                <w:webHidden/>
+              </w:rPr>
+              <w:instrText xml:space="preserve"> PAGEREF _Toc227670939 \h </w:instrText>
+            </w:r>
+            <w:r>
+              <w:rPr>
+                <w:noProof/>
+                <w:webHidden/>
+              </w:rPr>
+            </w:r>
+            <w:r>
+              <w:rPr>
+                <w:noProof/>
+                <w:webHidden/>
+              </w:rPr>
+              <w:fldChar w:fldCharType="separate"/>
+            </w:r>
+            <w:r>
+              <w:rPr>
+                <w:noProof/>
+                <w:webHidden/>
+              </w:rPr>
+              <w:t>4</w:t>
+            </w:r>
+            <w:r>
+              <w:rPr>
+                <w:noProof/>
+                <w:webHidden/>
+              </w:rPr>
+              <w:fldChar w:fldCharType="end"/>
+            </w:r>
+          </w:hyperlink>
+        </w:p>
+        <w:p>
+          <w:pPr>
+            <w:pStyle w:val="TJ3"/>
+            <w:tabs>
+              <w:tab w:val="right" w:leader="dot" w:pos="8776"/>
+            </w:tabs>
+            <w:rPr>
+              <w:rFonts w:asciiTheme="minorHAnsi" w:eastAsiaTheme="minorEastAsia" w:hAnsiTheme="minorHAnsi"/>
+              <w:noProof/>
+              <w:kern w:val="2"/>
+              <w:szCs w:val="24"/>
+              <w:lang w:eastAsia="hu-HU"/>
+              <w14:ligatures w14:val="standardContextual"/>
+            </w:rPr>
+          </w:pPr>
+          <w:hyperlink w:anchor="_Toc227670940" w:history="1">
+            <w:r>
+              <w:rPr>
+                <w:rStyle w:val="Hiperhivatkozs"/>
+                <w:noProof/>
+                <w:highlight w:val="yellow"/>
+              </w:rPr>
+              <w:t>„temlatesblocksconn” tábla:</w:t>
+            </w:r>
+            <w:r>
+              <w:rPr>
+                <w:noProof/>
+                <w:webHidden/>
+              </w:rPr>
+              <w:tab/>
+            </w:r>
+            <w:r>
+              <w:rPr>
+                <w:noProof/>
+                <w:webHidden/>
+              </w:rPr>
+              <w:fldChar w:fldCharType="begin"/>
+            </w:r>
+            <w:r>
+              <w:rPr>
+                <w:noProof/>
+                <w:webHidden/>
+              </w:rPr>
+              <w:instrText xml:space="preserve"> PAGEREF _Toc227670940 \h </w:instrText>
+            </w:r>
+            <w:r>
+              <w:rPr>
+                <w:noProof/>
+                <w:webHidden/>
+              </w:rPr>
+            </w:r>
+            <w:r>
+              <w:rPr>
+                <w:noProof/>
+                <w:webHidden/>
+              </w:rPr>
+              <w:fldChar w:fldCharType="separate"/>
+            </w:r>
+            <w:r>
+              <w:rPr>
+                <w:noProof/>
+                <w:webHidden/>
+              </w:rPr>
+              <w:t>4</w:t>
+            </w:r>
+            <w:r>
+              <w:rPr>
+                <w:noProof/>
+                <w:webHidden/>
+              </w:rPr>
+              <w:fldChar w:fldCharType="end"/>
+            </w:r>
+          </w:hyperlink>
+        </w:p>
+        <w:p>
+          <w:pPr>
+            <w:pStyle w:val="TJ3"/>
+            <w:tabs>
+              <w:tab w:val="right" w:leader="dot" w:pos="8776"/>
+            </w:tabs>
+            <w:rPr>
+              <w:rFonts w:asciiTheme="minorHAnsi" w:eastAsiaTheme="minorEastAsia" w:hAnsiTheme="minorHAnsi"/>
+              <w:noProof/>
+              <w:kern w:val="2"/>
+              <w:szCs w:val="24"/>
+              <w:lang w:eastAsia="hu-HU"/>
+              <w14:ligatures w14:val="standardContextual"/>
+            </w:rPr>
+          </w:pPr>
+          <w:hyperlink w:anchor="_Toc227670941" w:history="1">
+            <w:r>
+              <w:rPr>
+                <w:rStyle w:val="Hiperhivatkozs"/>
+                <w:noProof/>
+                <w:highlight w:val="yellow"/>
+              </w:rPr>
+              <w:t>„users” tábla:</w:t>
+            </w:r>
+            <w:r>
+              <w:rPr>
+                <w:noProof/>
+                <w:webHidden/>
+              </w:rPr>
+              <w:tab/>
+            </w:r>
+            <w:r>
+              <w:rPr>
+                <w:noProof/>
+                <w:webHidden/>
+              </w:rPr>
+              <w:fldChar w:fldCharType="begin"/>
+            </w:r>
+            <w:r>
+              <w:rPr>
+                <w:noProof/>
+                <w:webHidden/>
+              </w:rPr>
+              <w:instrText xml:space="preserve"> PAGEREF _Toc227670941 \h </w:instrText>
+            </w:r>
+            <w:r>
+              <w:rPr>
+                <w:noProof/>
+                <w:webHidden/>
+              </w:rPr>
+            </w:r>
+            <w:r>
+              <w:rPr>
+                <w:noProof/>
+                <w:webHidden/>
+              </w:rPr>
+              <w:fldChar w:fldCharType="separate"/>
+            </w:r>
+            <w:r>
+              <w:rPr>
+                <w:noProof/>
+                <w:webHidden/>
+              </w:rPr>
+              <w:t>5</w:t>
+            </w:r>
+            <w:r>
+              <w:rPr>
+                <w:noProof/>
+                <w:webHidden/>
+              </w:rPr>
+              <w:fldChar w:fldCharType="end"/>
+            </w:r>
+          </w:hyperlink>
+        </w:p>
+        <w:p>
+          <w:pPr>
+            <w:pStyle w:val="TJ3"/>
+            <w:tabs>
+              <w:tab w:val="right" w:leader="dot" w:pos="8776"/>
+            </w:tabs>
+            <w:rPr>
+              <w:rFonts w:asciiTheme="minorHAnsi" w:eastAsiaTheme="minorEastAsia" w:hAnsiTheme="minorHAnsi"/>
+              <w:noProof/>
+              <w:kern w:val="2"/>
+              <w:szCs w:val="24"/>
+              <w:lang w:eastAsia="hu-HU"/>
+              <w14:ligatures w14:val="standardContextual"/>
+            </w:rPr>
+          </w:pPr>
+          <w:hyperlink w:anchor="_Toc227670942" w:history="1">
+            <w:r>
+              <w:rPr>
+                <w:rStyle w:val="Hiperhivatkozs"/>
+                <w:noProof/>
+                <w:highlight w:val="yellow"/>
+              </w:rPr>
+              <w:t>„usersettings” tábla:</w:t>
+            </w:r>
+            <w:r>
+              <w:rPr>
+                <w:noProof/>
+                <w:webHidden/>
+              </w:rPr>
+              <w:tab/>
+            </w:r>
+            <w:r>
+              <w:rPr>
+                <w:noProof/>
+                <w:webHidden/>
+              </w:rPr>
+              <w:fldChar w:fldCharType="begin"/>
+            </w:r>
+            <w:r>
+              <w:rPr>
+                <w:noProof/>
+                <w:webHidden/>
+              </w:rPr>
+              <w:instrText xml:space="preserve"> PAGEREF _Toc227670942 \h </w:instrText>
             </w:r>
             <w:r>
               <w:rPr>
@@ -6784,7 +9017,7 @@
               <w14:ligatures w14:val="standardContextual"/>
             </w:rPr>
           </w:pPr>
-          <w:hyperlink w:anchor="_Toc227662598" w:history="1">
+          <w:hyperlink w:anchor="_Toc227670943" w:history="1">
             <w:r>
               <w:rPr>
                 <w:rStyle w:val="Hiperhivatkozs"/>
@@ -6812,7 +9045,7 @@
                 <w:noProof/>
                 <w:webHidden/>
               </w:rPr>
-              <w:instrText xml:space="preserve"> PAGEREF _Toc227662598 \h </w:instrText>
+              <w:instrText xml:space="preserve"> PAGEREF _Toc227670943 \h </w:instrText>
             </w:r>
             <w:r>
               <w:rPr>
@@ -6832,7 +9065,7 @@
                 <w:noProof/>
                 <w:webHidden/>
               </w:rPr>
-              <w:t>7</w:t>
+              <w:t>6</w:t>
             </w:r>
             <w:r>
               <w:rPr>
@@ -6858,7 +9091,7 @@
               <w14:ligatures w14:val="standardContextual"/>
             </w:rPr>
           </w:pPr>
-          <w:hyperlink w:anchor="_Toc227662599" w:history="1">
+          <w:hyperlink w:anchor="_Toc227670944" w:history="1">
             <w:r>
               <w:rPr>
                 <w:rStyle w:val="Hiperhivatkozs"/>
@@ -6886,7 +9119,7 @@
                 <w:noProof/>
                 <w:webHidden/>
               </w:rPr>
-              <w:instrText xml:space="preserve"> PAGEREF _Toc227662599 \h </w:instrText>
+              <w:instrText xml:space="preserve"> PAGEREF _Toc227670944 \h </w:instrText>
             </w:r>
             <w:r>
               <w:rPr>
@@ -6906,7 +9139,7 @@
                 <w:noProof/>
                 <w:webHidden/>
               </w:rPr>
-              <w:t>7</w:t>
+              <w:t>6</w:t>
             </w:r>
             <w:r>
               <w:rPr>
@@ -6932,14 +9165,14 @@
               <w14:ligatures w14:val="standardContextual"/>
             </w:rPr>
           </w:pPr>
-          <w:hyperlink w:anchor="_Toc227662600" w:history="1">
+          <w:hyperlink w:anchor="_Toc227670945" w:history="1">
             <w:r>
               <w:rPr>
                 <w:rStyle w:val="Hiperhivatkozs"/>
                 <w:noProof/>
                 <w:highlight w:val="yellow"/>
               </w:rPr>
-              <w:t>Frontend komponensek és feladataik:</w:t>
+              <w:t>Css:</w:t>
             </w:r>
             <w:r>
               <w:rPr>
@@ -6960,7 +9193,7 @@
                 <w:noProof/>
                 <w:webHidden/>
               </w:rPr>
-              <w:instrText xml:space="preserve"> PAGEREF _Toc227662600 \h </w:instrText>
+              <w:instrText xml:space="preserve"> PAGEREF _Toc227670945 \h </w:instrText>
             </w:r>
             <w:r>
               <w:rPr>
@@ -6980,7 +9213,7 @@
                 <w:noProof/>
                 <w:webHidden/>
               </w:rPr>
-              <w:t>7</w:t>
+              <w:t>6</w:t>
             </w:r>
             <w:r>
               <w:rPr>
@@ -7006,13 +9239,88 @@
               <w14:ligatures w14:val="standardContextual"/>
             </w:rPr>
           </w:pPr>
-          <w:hyperlink w:anchor="_Toc227662601" w:history="1">
+          <w:hyperlink w:anchor="_Toc227670946" w:history="1">
             <w:r>
               <w:rPr>
                 <w:rStyle w:val="Hiperhivatkozs"/>
                 <w:noProof/>
                 <w:highlight w:val="yellow"/>
               </w:rPr>
+              <w:t>Frontend komponensek és feladataik:</w:t>
+            </w:r>
+            <w:r>
+              <w:rPr>
+                <w:noProof/>
+                <w:webHidden/>
+              </w:rPr>
+              <w:tab/>
+            </w:r>
+            <w:r>
+              <w:rPr>
+                <w:noProof/>
+                <w:webHidden/>
+              </w:rPr>
+              <w:fldChar w:fldCharType="begin"/>
+            </w:r>
+            <w:r>
+              <w:rPr>
+                <w:noProof/>
+                <w:webHidden/>
+              </w:rPr>
+              <w:instrText xml:space="preserve"> PAGEREF _Toc227670946 \h </w:instrText>
+            </w:r>
+            <w:r>
+              <w:rPr>
+                <w:noProof/>
+                <w:webHidden/>
+              </w:rPr>
+            </w:r>
+            <w:r>
+              <w:rPr>
+                <w:noProof/>
+                <w:webHidden/>
+              </w:rPr>
+              <w:fldChar w:fldCharType="separate"/>
+            </w:r>
+            <w:r>
+              <w:rPr>
+                <w:noProof/>
+                <w:webHidden/>
+              </w:rPr>
+              <w:t>6</w:t>
+            </w:r>
+            <w:r>
+              <w:rPr>
+                <w:noProof/>
+                <w:webHidden/>
+              </w:rPr>
+              <w:fldChar w:fldCharType="end"/>
+            </w:r>
+          </w:hyperlink>
+        </w:p>
+        <w:p>
+          <w:pPr>
+            <w:pStyle w:val="TJ3"/>
+            <w:tabs>
+              <w:tab w:val="right" w:leader="dot" w:pos="8776"/>
+            </w:tabs>
+            <w:rPr>
+              <w:rFonts w:asciiTheme="minorHAnsi" w:eastAsiaTheme="minorEastAsia" w:hAnsiTheme="minorHAnsi"/>
+              <w:noProof/>
+              <w:kern w:val="2"/>
+              <w:szCs w:val="24"/>
+              <w:lang w:eastAsia="hu-HU"/>
+              <w14:ligatures w14:val="standardContextual"/>
+            </w:rPr>
+          </w:pPr>
+          <w:hyperlink w:anchor="_Toc227670947" w:history="1">
+            <w:r>
+              <w:rPr>
+                <w:rStyle w:val="Hiperhivatkozs"/>
+                <w:iCs/>
+                <w:noProof/>
+                <w:highlight w:val="yellow"/>
+              </w:rPr>
               <w:t>A komponenseket segítő szkript fájlok:</w:t>
             </w:r>
             <w:r>
@@ -7034,7 +9342,7 @@
                 <w:noProof/>
                 <w:webHidden/>
               </w:rPr>
-              <w:instrText xml:space="preserve"> PAGEREF _Toc227662601 \h </w:instrText>
+              <w:instrText xml:space="preserve"> PAGEREF _Toc227670947 \h </w:instrText>
             </w:r>
             <w:r>
               <w:rPr>
@@ -7054,7 +9362,7 @@
                 <w:noProof/>
                 <w:webHidden/>
               </w:rPr>
-              <w:t>8</w:t>
+              <w:t>9</w:t>
             </w:r>
             <w:r>
               <w:rPr>
@@ -7080,7 +9388,7 @@
               <w14:ligatures w14:val="standardContextual"/>
             </w:rPr>
           </w:pPr>
-          <w:hyperlink w:anchor="_Toc227662602" w:history="1">
+          <w:hyperlink w:anchor="_Toc227670948" w:history="1">
             <w:r>
               <w:rPr>
                 <w:rStyle w:val="Hiperhivatkozs"/>
@@ -7108,7 +9416,7 @@
                 <w:noProof/>
                 <w:webHidden/>
               </w:rPr>
-              <w:instrText xml:space="preserve"> PAGEREF _Toc227662602 \h </w:instrText>
+              <w:instrText xml:space="preserve"> PAGEREF _Toc227670948 \h </w:instrText>
             </w:r>
             <w:r>
               <w:rPr>
@@ -7154,10 +9462,11 @@
               <w14:ligatures w14:val="standardContextual"/>
             </w:rPr>
           </w:pPr>
-          <w:hyperlink w:anchor="_Toc227662603" w:history="1">
+          <w:hyperlink w:anchor="_Toc227670949" w:history="1">
             <w:r>
               <w:rPr>
                 <w:rStyle w:val="Hiperhivatkozs"/>
+                <w:iCs/>
                 <w:noProof/>
                 <w:highlight w:val="yellow"/>
               </w:rPr>
@@ -7182,7 +9491,7 @@
                 <w:noProof/>
                 <w:webHidden/>
               </w:rPr>
-              <w:instrText xml:space="preserve"> PAGEREF _Toc227662603 \h </w:instrText>
+              <w:instrText xml:space="preserve"> PAGEREF _Toc227670949 \h </w:instrText>
             </w:r>
             <w:r>
               <w:rPr>
@@ -7228,10 +9537,11 @@
               <w14:ligatures w14:val="standardContextual"/>
             </w:rPr>
           </w:pPr>
-          <w:hyperlink w:anchor="_Toc227662604" w:history="1">
+          <w:hyperlink w:anchor="_Toc227670950" w:history="1">
             <w:r>
               <w:rPr>
                 <w:rStyle w:val="Hiperhivatkozs"/>
+                <w:iCs/>
                 <w:noProof/>
                 <w:highlight w:val="yellow"/>
               </w:rPr>
@@ -7256,7 +9566,7 @@
                 <w:noProof/>
                 <w:webHidden/>
               </w:rPr>
-              <w:instrText xml:space="preserve"> PAGEREF _Toc227662604 \h </w:instrText>
+              <w:instrText xml:space="preserve"> PAGEREF _Toc227670950 \h </w:instrText>
             </w:r>
             <w:r>
               <w:rPr>
@@ -7302,7 +9612,7 @@
               <w14:ligatures w14:val="standardContextual"/>
             </w:rPr>
           </w:pPr>
-          <w:hyperlink w:anchor="_Toc227662605" w:history="1">
+          <w:hyperlink w:anchor="_Toc227670951" w:history="1">
             <w:r>
               <w:rPr>
                 <w:rStyle w:val="Hiperhivatkozs"/>
@@ -7330,7 +9640,7 @@
                 <w:noProof/>
                 <w:webHidden/>
               </w:rPr>
-              <w:instrText xml:space="preserve"> PAGEREF _Toc227662605 \h </w:instrText>
+              <w:instrText xml:space="preserve"> PAGEREF _Toc227670951 \h </w:instrText>
             </w:r>
             <w:r>
               <w:rPr>
@@ -7350,7 +9660,7 @@
                 <w:noProof/>
                 <w:webHidden/>
               </w:rPr>
-              <w:t>9</w:t>
+              <w:t>10</w:t>
             </w:r>
             <w:r>
               <w:rPr>
@@ -7376,7 +9686,7 @@
               <w14:ligatures w14:val="standardContextual"/>
             </w:rPr>
           </w:pPr>
-          <w:hyperlink w:anchor="_Toc227662606" w:history="1">
+          <w:hyperlink w:anchor="_Toc227670952" w:history="1">
             <w:r>
               <w:rPr>
                 <w:rStyle w:val="Hiperhivatkozs"/>
@@ -7404,7 +9714,7 @@
                 <w:noProof/>
                 <w:webHidden/>
               </w:rPr>
-              <w:instrText xml:space="preserve"> PAGEREF _Toc227662606 \h </w:instrText>
+              <w:instrText xml:space="preserve"> PAGEREF _Toc227670952 \h </w:instrText>
             </w:r>
             <w:r>
               <w:rPr>
@@ -7424,7 +9734,7 @@
                 <w:noProof/>
                 <w:webHidden/>
               </w:rPr>
-              <w:t>10</w:t>
+              <w:t>11</w:t>
             </w:r>
             <w:r>
               <w:rPr>
@@ -7450,7 +9760,7 @@
               <w14:ligatures w14:val="standardContextual"/>
             </w:rPr>
           </w:pPr>
-          <w:hyperlink w:anchor="_Toc227662607" w:history="1">
+          <w:hyperlink w:anchor="_Toc227670953" w:history="1">
             <w:r>
               <w:rPr>
                 <w:rStyle w:val="Hiperhivatkozs"/>
@@ -7478,7 +9788,7 @@
                 <w:noProof/>
                 <w:webHidden/>
               </w:rPr>
-              <w:instrText xml:space="preserve"> PAGEREF _Toc227662607 \h </w:instrText>
+              <w:instrText xml:space="preserve"> PAGEREF _Toc227670953 \h </w:instrText>
             </w:r>
             <w:r>
               <w:rPr>
@@ -7498,7 +9808,7 @@
                 <w:noProof/>
                 <w:webHidden/>
               </w:rPr>
-              <w:t>12</w:t>
+              <w:t>13</w:t>
             </w:r>
             <w:r>
               <w:rPr>
@@ -7524,7 +9834,7 @@
               <w14:ligatures w14:val="standardContextual"/>
             </w:rPr>
           </w:pPr>
-          <w:hyperlink w:anchor="_Toc227662608" w:history="1">
+          <w:hyperlink w:anchor="_Toc227670954" w:history="1">
             <w:r>
               <w:rPr>
                 <w:rStyle w:val="Hiperhivatkozs"/>
@@ -7552,7 +9862,7 @@
                 <w:noProof/>
                 <w:webHidden/>
               </w:rPr>
-              <w:instrText xml:space="preserve"> PAGEREF _Toc227662608 \h </w:instrText>
+              <w:instrText xml:space="preserve"> PAGEREF _Toc227670954 \h </w:instrText>
             </w:r>
             <w:r>
               <w:rPr>
@@ -7572,7 +9882,7 @@
                 <w:noProof/>
                 <w:webHidden/>
               </w:rPr>
-              <w:t>12</w:t>
+              <w:t>13</w:t>
             </w:r>
             <w:r>
               <w:rPr>
@@ -7598,7 +9908,7 @@
               <w14:ligatures w14:val="standardContextual"/>
             </w:rPr>
           </w:pPr>
-          <w:hyperlink w:anchor="_Toc227662609" w:history="1">
+          <w:hyperlink w:anchor="_Toc227670955" w:history="1">
             <w:r>
               <w:rPr>
                 <w:rStyle w:val="Hiperhivatkozs"/>
@@ -7626,7 +9936,7 @@
                 <w:noProof/>
                 <w:webHidden/>
               </w:rPr>
-              <w:instrText xml:space="preserve"> PAGEREF _Toc227662609 \h </w:instrText>
+              <w:instrText xml:space="preserve"> PAGEREF _Toc227670955 \h </w:instrText>
             </w:r>
             <w:r>
               <w:rPr>
@@ -7646,7 +9956,7 @@
                 <w:noProof/>
                 <w:webHidden/>
               </w:rPr>
-              <w:t>12</w:t>
+              <w:t>14</w:t>
             </w:r>
             <w:r>
               <w:rPr>
@@ -7672,7 +9982,7 @@
               <w14:ligatures w14:val="standardContextual"/>
             </w:rPr>
           </w:pPr>
-          <w:hyperlink w:anchor="_Toc227662610" w:history="1">
+          <w:hyperlink w:anchor="_Toc227670956" w:history="1">
             <w:r>
               <w:rPr>
                 <w:rStyle w:val="Hiperhivatkozs"/>
@@ -7700,7 +10010,7 @@
                 <w:noProof/>
                 <w:webHidden/>
               </w:rPr>
-              <w:instrText xml:space="preserve"> PAGEREF _Toc227662610 \h </w:instrText>
+              <w:instrText xml:space="preserve"> PAGEREF _Toc227670956 \h </w:instrText>
             </w:r>
             <w:r>
               <w:rPr>
@@ -7720,7 +10030,7 @@
                 <w:noProof/>
                 <w:webHidden/>
               </w:rPr>
-              <w:t>13</w:t>
+              <w:t>15</w:t>
             </w:r>
             <w:r>
               <w:rPr>
@@ -7746,7 +10056,7 @@
               <w14:ligatures w14:val="standardContextual"/>
             </w:rPr>
           </w:pPr>
-          <w:hyperlink w:anchor="_Toc227662611" w:history="1">
+          <w:hyperlink w:anchor="_Toc227670957" w:history="1">
             <w:r>
               <w:rPr>
                 <w:rStyle w:val="Hiperhivatkozs"/>
@@ -7774,7 +10084,7 @@
                 <w:noProof/>
                 <w:webHidden/>
               </w:rPr>
-              <w:instrText xml:space="preserve"> PAGEREF _Toc227662611 \h </w:instrText>
+              <w:instrText xml:space="preserve"> PAGEREF _Toc227670957 \h </w:instrText>
             </w:r>
             <w:r>
               <w:rPr>
@@ -7794,7 +10104,7 @@
                 <w:noProof/>
                 <w:webHidden/>
               </w:rPr>
-              <w:t>13</w:t>
+              <w:t>15</w:t>
             </w:r>
             <w:r>
               <w:rPr>
@@ -7820,7 +10130,7 @@
               <w14:ligatures w14:val="standardContextual"/>
             </w:rPr>
           </w:pPr>
-          <w:hyperlink w:anchor="_Toc227662612" w:history="1">
+          <w:hyperlink w:anchor="_Toc227670958" w:history="1">
             <w:r>
               <w:rPr>
                 <w:rStyle w:val="Hiperhivatkozs"/>
@@ -7848,7 +10158,7 @@
                 <w:noProof/>
                 <w:webHidden/>
               </w:rPr>
-              <w:instrText xml:space="preserve"> PAGEREF _Toc227662612 \h </w:instrText>
+              <w:instrText xml:space="preserve"> PAGEREF _Toc227670958 \h </w:instrText>
             </w:r>
             <w:r>
               <w:rPr>
@@ -7868,7 +10178,81 @@
                 <w:noProof/>
                 <w:webHidden/>
               </w:rPr>
-              <w:t>13</w:t>
+              <w:t>15</w:t>
+            </w:r>
+            <w:r>
+              <w:rPr>
+                <w:noProof/>
+                <w:webHidden/>
+              </w:rPr>
+              <w:fldChar w:fldCharType="end"/>
+            </w:r>
+          </w:hyperlink>
+        </w:p>
+        <w:p>
+          <w:pPr>
+            <w:pStyle w:val="TJ2"/>
+            <w:tabs>
+              <w:tab w:val="right" w:leader="dot" w:pos="8776"/>
+            </w:tabs>
+            <w:rPr>
+              <w:rFonts w:asciiTheme="minorHAnsi" w:eastAsiaTheme="minorEastAsia" w:hAnsiTheme="minorHAnsi"/>
+              <w:noProof/>
+              <w:kern w:val="2"/>
+              <w:szCs w:val="24"/>
+              <w:lang w:eastAsia="hu-HU"/>
+              <w14:ligatures w14:val="standardContextual"/>
+            </w:rPr>
+          </w:pPr>
+          <w:hyperlink w:anchor="_Toc227670959" w:history="1">
+            <w:r>
+              <w:rPr>
+                <w:rStyle w:val="Hiperhivatkozs"/>
+                <w:noProof/>
+                <w:highlight w:val="yellow"/>
+              </w:rPr>
+              <w:t>Admin felület:</w:t>
+            </w:r>
+            <w:r>
+              <w:rPr>
+                <w:noProof/>
+                <w:webHidden/>
+              </w:rPr>
+              <w:tab/>
+            </w:r>
+            <w:r>
+              <w:rPr>
+                <w:noProof/>
+                <w:webHidden/>
+              </w:rPr>
+              <w:fldChar w:fldCharType="begin"/>
+            </w:r>
+            <w:r>
+              <w:rPr>
+                <w:noProof/>
+                <w:webHidden/>
+              </w:rPr>
+              <w:instrText xml:space="preserve"> PAGEREF _Toc227670959 \h </w:instrText>
+            </w:r>
+            <w:r>
+              <w:rPr>
+                <w:noProof/>
+                <w:webHidden/>
+              </w:rPr>
+            </w:r>
+            <w:r>
+              <w:rPr>
+                <w:noProof/>
+                <w:webHidden/>
+              </w:rPr>
+              <w:fldChar w:fldCharType="separate"/>
+            </w:r>
+            <w:r>
+              <w:rPr>
+                <w:noProof/>
+                <w:webHidden/>
+              </w:rPr>
+              <w:t>15</w:t>
             </w:r>
             <w:r>
               <w:rPr>
@@ -10068,7 +12452,7 @@
   <w:style w:type="paragraph" w:default="1" w:styleId="Norml">
     <w:name w:val="Normal"/>
     <w:qFormat/>
-    <w:rsid w:val="00BD160A"/>
+    <w:rsid w:val="00756EA0"/>
     <w:pPr>
       <w:spacing w:after="0" w:line="360" w:lineRule="auto"/>
       <w:jc w:val="both"/>
@@ -10462,6 +12846,20 @@
       </w:tblBorders>
     </w:tblPr>
   </w:style>
+  <w:style w:type="paragraph" w:styleId="Vltozat">
+    <w:name w:val="Revision"/>
+    <w:hidden/>
+    <w:uiPriority w:val="99"/>
+    <w:semiHidden/>
+    <w:rsid w:val="00756EA0"/>
+    <w:pPr>
+      <w:spacing w:after="0" w:line="240" w:lineRule="auto"/>
+    </w:pPr>
+    <w:rPr>
+      <w:rFonts w:ascii="Times New Roman" w:hAnsi="Times New Roman"/>
+      <w:sz w:val="24"/>
+    </w:rPr>
+  </w:style>
 </w:styles>
 </file>
 

--- a/Documentation/alkalmazás dokumentáció.docx
+++ b/Documentation/alkalmazás dokumentáció.docx
@@ -1,6 +1,6 @@
 
 <file path=word/document.xml><?xml version="1.0" encoding="utf-8"?>
-<w:document xmlns:wpc="http://schemas.microsoft.com/office/word/2010/wordprocessingCanvas" xmlns:cx="http://schemas.microsoft.com/office/drawing/2014/chartex" xmlns:cx1="http://schemas.microsoft.com/office/drawing/2015/9/8/chartex" xmlns:cx2="http://schemas.microsoft.com/office/drawing/2015/10/21/chartex" xmlns:cx3="http://schemas.microsoft.com/office/drawing/2016/5/9/chartex" xmlns:cx4="http://schemas.microsoft.com/office/drawing/2016/5/10/chartex" xmlns:cx5="http://schemas.microsoft.com/office/drawing/2016/5/11/chartex" xmlns:cx6="http://schemas.microsoft.com/office/drawing/2016/5/12/chartex" xmlns:cx7="http://schemas.microsoft.com/office/drawing/2016/5/13/chartex" xmlns:cx8="http://schemas.microsoft.com/office/drawing/2016/5/14/chartex" xmlns:mc="http://schemas.openxmlformats.org/markup-compatibility/2006" xmlns:aink="http://schemas.microsoft.com/office/drawing/2016/ink" xmlns:am3d="http://schemas.microsoft.com/office/drawing/2017/model3d" xmlns:o="urn:schemas-microsoft-com:office:office" xmlns:oel="http://schemas.microsoft.com/office/2019/extlst" xmlns:r="http://schemas.openxmlformats.org/officeDocument/2006/relationships" xmlns:m="http://schemas.openxmlformats.org/officeDocument/2006/math" xmlns:v="urn:schemas-microsoft-com:vml" xmlns:wp14="http://schemas.microsoft.com/office/word/2010/wordprocessingDrawing" xmlns:wp="http://schemas.openxmlformats.org/drawingml/2006/wordprocessingDrawing" xmlns:w10="urn:schemas-microsoft-com:office:word" xmlns:w="http://schemas.openxmlformats.org/wordprocessingml/2006/main" xmlns:w14="http://schemas.microsoft.com/office/word/2010/wordml" xmlns:w15="http://schemas.microsoft.com/office/word/2012/wordml" xmlns:w16cex="http://schemas.microsoft.com/office/word/2018/wordml/cex" xmlns:w16cid="http://schemas.microsoft.com/office/word/2016/wordml/cid" xmlns:w16="http://schemas.microsoft.com/office/word/2018/wordml" xmlns:w16du="http://schemas.microsoft.com/office/word/2023/wordml/word16du" xmlns:w16sdtdh="http://schemas.microsoft.com/office/word/2020/wordml/sdtdatahash" xmlns:w16sdtfl="http://schemas.microsoft.com/office/word/2024/wordml/sdtformatlock" xmlns:w16se="http://schemas.microsoft.com/office/word/2015/wordml/symex" xmlns:wpg="http://schemas.microsoft.com/office/word/2010/wordprocessingGroup" xmlns:wpi="http://schemas.microsoft.com/office/word/2010/wordprocessingInk" xmlns:wne="http://schemas.microsoft.com/office/word/2006/wordml" xmlns:wps="http://schemas.microsoft.com/office/word/2010/wordprocessingShape" mc:Ignorable="w14 w15 w16se w16cid w16 w16cex w16sdtdh w16sdtfl w16du wp14">
+<w:document xmlns:wpc="http://schemas.microsoft.com/office/word/2010/wordprocessingCanvas" xmlns:cx="http://schemas.microsoft.com/office/drawing/2014/chartex" xmlns:mc="http://schemas.openxmlformats.org/markup-compatibility/2006" xmlns:o="urn:schemas-microsoft-com:office:office" xmlns:r="http://schemas.openxmlformats.org/officeDocument/2006/relationships" xmlns:m="http://schemas.openxmlformats.org/officeDocument/2006/math" xmlns:v="urn:schemas-microsoft-com:vml" xmlns:wp14="http://schemas.microsoft.com/office/word/2010/wordprocessingDrawing" xmlns:wp="http://schemas.openxmlformats.org/drawingml/2006/wordprocessingDrawing" xmlns:w10="urn:schemas-microsoft-com:office:word" xmlns:w="http://schemas.openxmlformats.org/wordprocessingml/2006/main" xmlns:w14="http://schemas.microsoft.com/office/word/2010/wordml" xmlns:w15="http://schemas.microsoft.com/office/word/2012/wordml" xmlns:w16se="http://schemas.microsoft.com/office/word/2015/wordml/symex" xmlns:wpg="http://schemas.microsoft.com/office/word/2010/wordprocessingGroup" xmlns:wpi="http://schemas.microsoft.com/office/word/2010/wordprocessingInk" xmlns:wne="http://schemas.microsoft.com/office/word/2006/wordml" xmlns:wps="http://schemas.microsoft.com/office/word/2010/wordprocessingShape" mc:Ignorable="w14 w15 w16se wp14">
   <w:body>
     <w:p>
       <w:pPr>
@@ -21,6 +21,7 @@
         <w:rPr>
           <w:noProof/>
           <w:highlight w:val="yellow"/>
+          <w:lang w:eastAsia="hu-HU"/>
         </w:rPr>
         <w:drawing>
           <wp:inline distT="0" distB="0" distL="0" distR="0" wp14:anchorId="31964421" wp14:editId="2963AE6B">
@@ -1786,7 +1787,21 @@
         <w:rPr>
           <w:highlight w:val="yellow"/>
         </w:rPr>
-        <w:t xml:space="preserve"> adatbázist hoztunk létre. Az adatbázis felelős a fő adatok tárolásáért, mint például a felhasználok egyedi azonosítóinak, és </w:t>
+        <w:t xml:space="preserve"> adatbázist hoztunk létre. Az adatbázis felelős a fő adatok tárolásáért, mint például a felhasználok egyedi </w:t>
+      </w:r>
+      <w:proofErr w:type="spellStart"/>
+      <w:r>
+        <w:rPr>
+          <w:highlight w:val="yellow"/>
+        </w:rPr>
+        <w:t>azonosítóinak</w:t>
+      </w:r>
+      <w:proofErr w:type="spellEnd"/>
+      <w:r>
+        <w:rPr>
+          <w:highlight w:val="yellow"/>
+        </w:rPr>
+        <w:t xml:space="preserve">, és </w:t>
       </w:r>
       <w:proofErr w:type="spellStart"/>
       <w:r>
@@ -1814,6 +1829,7 @@
         <w:rPr>
           <w:noProof/>
           <w:highlight w:val="darkRed"/>
+          <w:lang w:eastAsia="hu-HU"/>
         </w:rPr>
         <w:drawing>
           <wp:anchor distT="0" distB="0" distL="114300" distR="114300" simplePos="0" relativeHeight="251659264" behindDoc="1" locked="0" layoutInCell="1" allowOverlap="1" wp14:anchorId="0806E92D" wp14:editId="652E6F15">
@@ -3373,21 +3389,7 @@
         <w:rPr>
           <w:highlight w:val="yellow"/>
         </w:rPr>
-        <w:t xml:space="preserve">A felhasználó </w:t>
-      </w:r>
-      <w:proofErr w:type="spellStart"/>
-      <w:r>
-        <w:rPr>
-          <w:highlight w:val="yellow"/>
-        </w:rPr>
-        <w:t>jelszava</w:t>
-      </w:r>
-      <w:proofErr w:type="spellEnd"/>
-      <w:r>
-        <w:rPr>
-          <w:highlight w:val="yellow"/>
-        </w:rPr>
-        <w:t>, titkosítva</w:t>
+        <w:t>A felhasználó jelszava, titkosítva</w:t>
       </w:r>
     </w:p>
     <w:p>
@@ -4052,21 +4054,7 @@
         <w:rPr>
           <w:highlight w:val="yellow"/>
         </w:rPr>
-        <w:t>react</w:t>
-      </w:r>
-      <w:proofErr w:type="spellEnd"/>
-      <w:r>
-        <w:rPr>
-          <w:highlight w:val="yellow"/>
-        </w:rPr>
-        <w:t>-router-</w:t>
-      </w:r>
-      <w:proofErr w:type="spellStart"/>
-      <w:r>
-        <w:rPr>
-          <w:highlight w:val="yellow"/>
-        </w:rPr>
-        <w:t>dom</w:t>
+        <w:t>react-router-dom</w:t>
       </w:r>
       <w:proofErr w:type="spellEnd"/>
       <w:r>
@@ -4253,21 +4241,7 @@
         <w:rPr>
           <w:highlight w:val="yellow"/>
         </w:rPr>
-        <w:t xml:space="preserve">” oldal megjelenítéséért. A komponens egy statikus, információt közlő oldalrészt jelenít meg. Az oldal elején a logó, a mottó és egy karusszel található. Utána pár sor </w:t>
-      </w:r>
-      <w:proofErr w:type="gramStart"/>
-      <w:r>
-        <w:rPr>
-          <w:highlight w:val="yellow"/>
-        </w:rPr>
-        <w:t>leírást,</w:t>
-      </w:r>
-      <w:proofErr w:type="gramEnd"/>
-      <w:r>
-        <w:rPr>
-          <w:highlight w:val="yellow"/>
-        </w:rPr>
-        <w:t xml:space="preserve"> és hivatkozásokat tartalmaz, a részletesebb leíró oldalakra, valamint a bejelentkezési ablakra. Ezek mellett még tartalmaz egy láblécet, amelyről megjeleníthetőek a „Gyakran ismételt kérdések” listája, vagy a „Felhasználói feltételek”.</w:t>
+        <w:t>” oldal megjelenítéséért. A komponens egy statikus, információt közlő oldalrészt jelenít meg. Az oldal elején a logó, a mottó és egy karusszel található. Utána pár sor leírást, és hivatkozásokat tartalmaz, a részletesebb leíró oldalakra, valamint a bejelentkezési ablakra. Ezek mellett még tartalmaz egy láblécet, amelyről megjeleníthetőek a „Gyakran ismételt kérdések” listája, vagy a „Felhasználói feltételek”.</w:t>
       </w:r>
     </w:p>
     <w:p>
@@ -4388,13 +4362,13 @@
         <w:rPr>
           <w:highlight w:val="yellow"/>
         </w:rPr>
-        <w:t>” oldal megjelenítéséért. A komponens egy statikus, információt közlő oldalrészt jelenít meg.</w:t>
-      </w:r>
-      <w:r>
-        <w:rPr>
-          <w:highlight w:val="yellow"/>
-        </w:rPr>
-        <w:t xml:space="preserve"> Az elérhetőségekkel, és egyéb kapcsolatfelvételi információkkal kapcsolatos adatokat tartalmazza</w:t>
+        <w:t>” oldal megjelenítéséért. A komponens egy statikus, információt közlő oldalrészt jelenít meg. Az elérhetőségekkel, és egyéb kapcsolatfelvételi információkkal kapcsolatos adatokat tartalmazza</w:t>
+      </w:r>
+      <w:r>
+        <w:rPr>
+          <w:highlight w:val="yellow"/>
+        </w:rPr>
+        <w:t>.</w:t>
       </w:r>
     </w:p>
     <w:p>
@@ -4472,6 +4446,12 @@
         </w:rPr>
         <w:t xml:space="preserve"> A szoftver által nyújtott funkciók rövid bemutatását tartalmazza</w:t>
       </w:r>
+      <w:r>
+        <w:rPr>
+          <w:highlight w:val="yellow"/>
+        </w:rPr>
+        <w:t>.</w:t>
+      </w:r>
     </w:p>
     <w:p>
       <w:pPr>
@@ -4508,6 +4488,54 @@
         </w:rPr>
         <w:t>Ez a komponens felelős, az adott naphoz tartozó blokkok megjelenítéséhez. A dátumra szűrve, a szülő komponenstől kapott blokkok listájából, megjeleníti a kiválasztott naphoz tartozó eseményeket, és lehetőséget ad azok szerkesztésére/törlésére, vagy akár új események létrehozására</w:t>
       </w:r>
+      <w:r>
+        <w:rPr>
+          <w:highlight w:val="yellow"/>
+        </w:rPr>
+        <w:t>. A szerkesztés és létrehozás műveletekhez, az „</w:t>
+      </w:r>
+      <w:proofErr w:type="spellStart"/>
+      <w:r>
+        <w:rPr>
+          <w:highlight w:val="yellow"/>
+        </w:rPr>
+        <w:t>EventAdd.jsx</w:t>
+      </w:r>
+      <w:proofErr w:type="spellEnd"/>
+      <w:r>
+        <w:rPr>
+          <w:highlight w:val="yellow"/>
+        </w:rPr>
+        <w:t>” komponenst használja, amelynek az adott művelettel kapcsolatos alapértelmezett adatait egy „</w:t>
+      </w:r>
+      <w:proofErr w:type="spellStart"/>
+      <w:r>
+        <w:rPr>
+          <w:highlight w:val="yellow"/>
+        </w:rPr>
+        <w:t>property</w:t>
+      </w:r>
+      <w:proofErr w:type="spellEnd"/>
+      <w:r>
+        <w:rPr>
+          <w:highlight w:val="yellow"/>
+        </w:rPr>
+        <w:t>” (tulajdonság) mezőn keresztül adja át. Ez a tulajdonság alapértelmezetten egy üres, adatok nélküli blokk struktúra, amely egy új blokk létrehozása esetében látható. Amennyiben egy már meglévő blokkot szeretnénk szerkeszteni, akkor ez a „</w:t>
+      </w:r>
+      <w:proofErr w:type="spellStart"/>
+      <w:r>
+        <w:rPr>
+          <w:highlight w:val="yellow"/>
+        </w:rPr>
+        <w:t>property</w:t>
+      </w:r>
+      <w:proofErr w:type="spellEnd"/>
+      <w:r>
+        <w:rPr>
+          <w:highlight w:val="yellow"/>
+        </w:rPr>
+        <w:t>” mező a kitöltendő mezők helyére beilleszti a kiválasztott blokk adatait.</w:t>
+      </w:r>
     </w:p>
     <w:p>
       <w:pPr>
@@ -4581,12 +4609,18 @@
         <w:t>. Ezeken felül a komponens a bemeneti idő mezőt (</w:t>
       </w:r>
       <w:proofErr w:type="spellStart"/>
+      <w:r>
+        <w:rPr>
+          <w:highlight w:val="yellow"/>
+        </w:rPr>
+        <w:t>óó</w:t>
+      </w:r>
       <w:proofErr w:type="gramStart"/>
       <w:r>
         <w:rPr>
           <w:highlight w:val="yellow"/>
         </w:rPr>
-        <w:t>óó:pp</w:t>
+        <w:t>:pp</w:t>
       </w:r>
       <w:proofErr w:type="spellEnd"/>
       <w:proofErr w:type="gramEnd"/>
@@ -4618,16 +4652,14 @@
         <w:rPr>
           <w:highlight w:val="yellow"/>
         </w:rPr>
-        <w:t xml:space="preserve">, és ne érhessen előbb </w:t>
-      </w:r>
-      <w:proofErr w:type="gramStart"/>
-      <w:r>
-        <w:rPr>
-          <w:highlight w:val="yellow"/>
-        </w:rPr>
-        <w:t>véget</w:t>
-      </w:r>
-      <w:proofErr w:type="gramEnd"/>
+        <w:t>, és ne érhessen előbb véget</w:t>
+      </w:r>
+      <w:r>
+        <w:rPr>
+          <w:highlight w:val="yellow"/>
+        </w:rPr>
+        <w:t>,</w:t>
+      </w:r>
       <w:r>
         <w:rPr>
           <w:highlight w:val="yellow"/>
@@ -4686,7 +4718,14 @@
         <w:rPr>
           <w:highlight w:val="yellow"/>
         </w:rPr>
-        <w:t xml:space="preserve"> tartozó eseményszerkesztő</w:t>
+        <w:t xml:space="preserve"> tartozó ese</w:t>
+      </w:r>
+      <w:r>
+        <w:rPr>
+          <w:highlight w:val="yellow"/>
+        </w:rPr>
+        <w:lastRenderedPageBreak/>
+        <w:t>ményszerkesztő</w:t>
       </w:r>
       <w:r>
         <w:rPr>
@@ -4698,13 +4737,7 @@
         <w:rPr>
           <w:highlight w:val="yellow"/>
         </w:rPr>
-        <w:t xml:space="preserve"> </w:t>
-      </w:r>
-      <w:r>
-        <w:rPr>
-          <w:highlight w:val="yellow"/>
-        </w:rPr>
-        <w:t>A fejlécben kijelzett aktuális dátumra kattintva, vissza lehet lépni arra az intervallumra, amely tartalmazza a mai napi dátumot.</w:t>
+        <w:t xml:space="preserve"> A fejlécben kijelzett aktuális dátumra kattintva, vissza lehet lépni arra az intervallumra, amely tartalmazza a mai napi dátumot.</w:t>
       </w:r>
     </w:p>
     <w:p>
@@ -4740,7 +4773,6 @@
         <w:rPr>
           <w:highlight w:val="yellow"/>
         </w:rPr>
-        <w:lastRenderedPageBreak/>
         <w:t>Ez a komponens felelős a heti felbontású naptár megjelenítéséhez, és minden vele kapcsolatos számításhoz. Megjeleníti a hét napjait, a fejlécen,</w:t>
       </w:r>
       <w:r>
@@ -4859,21 +4891,7 @@
         <w:rPr>
           <w:highlight w:val="yellow"/>
         </w:rPr>
-        <w:t xml:space="preserve">komponens felelős a napi felbontású naptár megjelenítéséhez, és minden vele kapcsolatos számításához. Megjeleníti a kiválasztott </w:t>
-      </w:r>
-      <w:proofErr w:type="gramStart"/>
-      <w:r>
-        <w:rPr>
-          <w:highlight w:val="yellow"/>
-        </w:rPr>
-        <w:t>napot,</w:t>
-      </w:r>
-      <w:proofErr w:type="gramEnd"/>
-      <w:r>
-        <w:rPr>
-          <w:highlight w:val="yellow"/>
-        </w:rPr>
-        <w:t xml:space="preserve"> és az adott naphoz kapcsolódó blokkokat oszlopos elrendezésben. A heti nézethez hasonló stílusban jeleníti meg az adatokat. Az oszlop tetején a dátumot, és napot kijelző fejléc található. Arra kattintva, vissza tudunk térni a mai napi dátumhoz. A napot kijelző oszlop bal oldalán, a heti nézethez hasonlóan a vizualizálást elősegítő oszlop található, amely az órákat tartalmazza. Ezek a címkék méretarányosan helyezkednek el, tehát a mellette látható blokkok pontos ideje meghatározható.</w:t>
+        <w:t>komponens felelős a napi felbontású naptár megjelenítéséhez, és minden vele kapcsolatos számításához. Megjeleníti a kiválasztott napot, és az adott naphoz kapcsolódó blokkokat oszlopos elrendezésben. A heti nézethez hasonló stílusban jeleníti meg az adatokat. Az oszlop tetején a dátumot, és napot kijelző fejléc található. Arra kattintva, vissza tudunk térni a mai napi dátumhoz. A napot kijelző oszlop bal oldalán, a heti nézethez hasonlóan a vizualizálást elősegítő oszlop található, amely az órákat tartalmazza. Ezek a címkék méretarányosan helyezkednek el, tehát a mellette látható blokkok pontos ideje meghatározható.</w:t>
       </w:r>
     </w:p>
     <w:p>
@@ -4915,13 +4933,25 @@
         <w:rPr>
           <w:highlight w:val="yellow"/>
         </w:rPr>
-        <w:t>megvalósításáért. E</w:t>
-      </w:r>
-      <w:r>
-        <w:rPr>
-          <w:highlight w:val="yellow"/>
-        </w:rPr>
-        <w:t xml:space="preserve">z a komponens végzi a </w:t>
+        <w:t>megvalósításáért. A</w:t>
+      </w:r>
+      <w:r>
+        <w:rPr>
+          <w:highlight w:val="yellow"/>
+        </w:rPr>
+        <w:t xml:space="preserve"> komponens</w:t>
+      </w:r>
+      <w:r>
+        <w:rPr>
+          <w:highlight w:val="yellow"/>
+        </w:rPr>
+        <w:t xml:space="preserve"> a továbbiakban még</w:t>
+      </w:r>
+      <w:r>
+        <w:rPr>
+          <w:highlight w:val="yellow"/>
+        </w:rPr>
+        <w:t xml:space="preserve"> </w:t>
       </w:r>
       <w:proofErr w:type="spellStart"/>
       <w:r>
@@ -4947,6 +4977,12 @@
         <w:rPr>
           <w:highlight w:val="yellow"/>
         </w:rPr>
+        <w:t xml:space="preserve"> is elvégez</w:t>
+      </w:r>
+      <w:r>
+        <w:rPr>
+          <w:highlight w:val="yellow"/>
+        </w:rPr>
         <w:t>.</w:t>
       </w:r>
       <w:r>
@@ -5001,20 +5037,96 @@
         <w:rPr>
           <w:highlight w:val="yellow"/>
         </w:rPr>
+        <w:t xml:space="preserve"> Az „</w:t>
+      </w:r>
+      <w:proofErr w:type="spellStart"/>
+      <w:r>
+        <w:rPr>
+          <w:highlight w:val="yellow"/>
+        </w:rPr>
+        <w:t>events</w:t>
+      </w:r>
+      <w:proofErr w:type="spellEnd"/>
+      <w:r>
+        <w:rPr>
+          <w:highlight w:val="yellow"/>
+        </w:rPr>
+        <w:t xml:space="preserve">” </w:t>
+      </w:r>
+      <w:proofErr w:type="spellStart"/>
+      <w:r>
+        <w:rPr>
+          <w:highlight w:val="yellow"/>
+        </w:rPr>
+        <w:t>UseState</w:t>
+      </w:r>
+      <w:proofErr w:type="spellEnd"/>
+      <w:r>
+        <w:rPr>
+          <w:highlight w:val="yellow"/>
+        </w:rPr>
         <w:t xml:space="preserve"> </w:t>
       </w:r>
       <w:r>
         <w:rPr>
           <w:highlight w:val="yellow"/>
         </w:rPr>
-        <w:t>Az „</w:t>
-      </w:r>
-      <w:proofErr w:type="spellStart"/>
-      <w:r>
-        <w:rPr>
-          <w:highlight w:val="yellow"/>
-        </w:rPr>
-        <w:t>events</w:t>
+        <w:t>számon tartja</w:t>
+      </w:r>
+      <w:r>
+        <w:rPr>
+          <w:highlight w:val="yellow"/>
+        </w:rPr>
+        <w:t xml:space="preserve"> a jelenleg kiválasztott intervallumon belüli blokkokat, amelyeket minden komponens </w:t>
+      </w:r>
+      <w:proofErr w:type="spellStart"/>
+      <w:r>
+        <w:rPr>
+          <w:highlight w:val="yellow"/>
+        </w:rPr>
+        <w:t>render</w:t>
+      </w:r>
+      <w:proofErr w:type="spellEnd"/>
+      <w:r>
+        <w:rPr>
+          <w:highlight w:val="yellow"/>
+        </w:rPr>
+        <w:t xml:space="preserve"> után </w:t>
+      </w:r>
+      <w:proofErr w:type="spellStart"/>
+      <w:r>
+        <w:rPr>
+          <w:highlight w:val="yellow"/>
+        </w:rPr>
+        <w:t>újratölt</w:t>
+      </w:r>
+      <w:proofErr w:type="spellEnd"/>
+      <w:r>
+        <w:rPr>
+          <w:highlight w:val="yellow"/>
+        </w:rPr>
+        <w:t xml:space="preserve"> a „</w:t>
+      </w:r>
+      <w:proofErr w:type="spellStart"/>
+      <w:r>
+        <w:rPr>
+          <w:highlight w:val="yellow"/>
+        </w:rPr>
+        <w:t>FromDate</w:t>
+      </w:r>
+      <w:proofErr w:type="spellEnd"/>
+      <w:r>
+        <w:rPr>
+          <w:highlight w:val="yellow"/>
+        </w:rPr>
+        <w:t>” és „</w:t>
+      </w:r>
+      <w:proofErr w:type="spellStart"/>
+      <w:r>
+        <w:rPr>
+          <w:highlight w:val="yellow"/>
+        </w:rPr>
+        <w:t>ToDate</w:t>
       </w:r>
       <w:proofErr w:type="spellEnd"/>
       <w:r>
@@ -5035,97 +5147,20 @@
         <w:rPr>
           <w:highlight w:val="yellow"/>
         </w:rPr>
-        <w:t xml:space="preserve"> </w:t>
-      </w:r>
-      <w:proofErr w:type="gramStart"/>
-      <w:r>
-        <w:rPr>
-          <w:highlight w:val="yellow"/>
-        </w:rPr>
-        <w:t>számon tartja</w:t>
-      </w:r>
-      <w:proofErr w:type="gramEnd"/>
-      <w:r>
-        <w:rPr>
-          <w:highlight w:val="yellow"/>
-        </w:rPr>
-        <w:t xml:space="preserve"> a jelenleg kiválasztott intervallumon belüli blokkokat, amelyeket minden komponens </w:t>
-      </w:r>
-      <w:proofErr w:type="spellStart"/>
-      <w:r>
-        <w:rPr>
-          <w:highlight w:val="yellow"/>
-        </w:rPr>
-        <w:t>render</w:t>
-      </w:r>
-      <w:proofErr w:type="spellEnd"/>
-      <w:r>
-        <w:rPr>
-          <w:highlight w:val="yellow"/>
-        </w:rPr>
-        <w:t xml:space="preserve"> után </w:t>
-      </w:r>
-      <w:proofErr w:type="spellStart"/>
-      <w:r>
-        <w:rPr>
-          <w:highlight w:val="yellow"/>
-        </w:rPr>
-        <w:t>újratölt</w:t>
-      </w:r>
-      <w:proofErr w:type="spellEnd"/>
-      <w:r>
-        <w:rPr>
-          <w:highlight w:val="yellow"/>
-        </w:rPr>
-        <w:t xml:space="preserve"> a „</w:t>
-      </w:r>
-      <w:proofErr w:type="spellStart"/>
-      <w:r>
-        <w:rPr>
-          <w:highlight w:val="yellow"/>
-        </w:rPr>
-        <w:t>FromDate</w:t>
-      </w:r>
-      <w:proofErr w:type="spellEnd"/>
-      <w:r>
-        <w:rPr>
-          <w:highlight w:val="yellow"/>
-        </w:rPr>
-        <w:t>” és „</w:t>
-      </w:r>
-      <w:proofErr w:type="spellStart"/>
-      <w:r>
-        <w:rPr>
-          <w:highlight w:val="yellow"/>
-        </w:rPr>
-        <w:t>ToDate</w:t>
-      </w:r>
-      <w:proofErr w:type="spellEnd"/>
-      <w:r>
-        <w:rPr>
-          <w:highlight w:val="yellow"/>
-        </w:rPr>
-        <w:t xml:space="preserve">” </w:t>
-      </w:r>
-      <w:proofErr w:type="spellStart"/>
-      <w:r>
-        <w:rPr>
-          <w:highlight w:val="yellow"/>
-        </w:rPr>
-        <w:t>UseState</w:t>
-      </w:r>
-      <w:proofErr w:type="spellEnd"/>
-      <w:r>
-        <w:rPr>
-          <w:highlight w:val="yellow"/>
-        </w:rPr>
         <w:t xml:space="preserve"> változók segítségével. Ezek a változók tartalmazzák a képernyőn jelenleg látható </w:t>
       </w:r>
       <w:r>
         <w:rPr>
           <w:highlight w:val="yellow"/>
         </w:rPr>
-        <w:t>intervallum kezdeti, és vég dátumát. Ezeken felül, a komponens még felelős a naptár műveletek felugró ablakainak megjelenítéséért, és azok műveleteinek végrehajtásáért. A komponens egy konténer elem, amely a különböző nézetekhez egységesen tárolja/kezeli az adatokat.</w:t>
+        <w:t xml:space="preserve">intervallum kezdeti, és vég dátumát. Ezeken felül, a komponens még felelős a naptár műveletek felugró ablakainak megjelenítéséért, és </w:t>
+      </w:r>
+      <w:r>
+        <w:rPr>
+          <w:highlight w:val="yellow"/>
+        </w:rPr>
+        <w:lastRenderedPageBreak/>
+        <w:t>azok műveleteinek végrehajtásáért. A komponens egy konténer elem, amely a különböző nézetekhez egységesen tárolja/kezeli az adatokat.</w:t>
       </w:r>
     </w:p>
     <w:p>
@@ -5153,23 +5188,117 @@
     </w:p>
     <w:p>
       <w:pPr>
-        <w:spacing w:after="160"/>
-        <w:jc w:val="left"/>
-        <w:rPr>
-          <w:b/>
-          <w:bCs/>
-          <w:color w:val="EE0000"/>
-          <w:highlight w:val="yellow"/>
-        </w:rPr>
-      </w:pPr>
-      <w:r>
-        <w:rPr>
-          <w:b/>
-          <w:bCs/>
-          <w:color w:val="EE0000"/>
-          <w:highlight w:val="yellow"/>
-        </w:rPr>
-        <w:t>(Rövid leírás)</w:t>
+        <w:rPr>
+          <w:highlight w:val="yellow"/>
+        </w:rPr>
+      </w:pPr>
+      <w:r>
+        <w:rPr>
+          <w:highlight w:val="yellow"/>
+        </w:rPr>
+        <w:t>Ez a komponens felelős a felhasználónk csoportjai, és azokkal kapcsolatos információk megjelentéséért. A komponens első fele, különböző általános információkat jelenít meg a felhasználóval kapcsolatban, mint például hány aktív csoporttal rendelkezik vagy, hogy az adott csoportokon belül hány különböző naptár található. A másik felében egy kártyaszerű elrendezésben jeleníti meg a felhasználó csoportjait. Ezek az adott képernyő méretétől függően töltik ki a rendelkezésükre álló teret, és oszlopos formára vált, amennyiben az adott kártyák nem férnének ki. A kártyákon látható a csoport neve, a profilképe, amely a csoport nevének kezdőbetűiből áll össze, és a csoporthoz tartozó különböző műveletek elvégzéséhez kapcsolatos gombok. Ezek a gombok egy sajt felugró ablakot jelenítenek meg. Az „</w:t>
+      </w:r>
+      <w:proofErr w:type="spellStart"/>
+      <w:r>
+        <w:rPr>
+          <w:highlight w:val="yellow"/>
+        </w:rPr>
+        <w:t>Invite</w:t>
+      </w:r>
+      <w:proofErr w:type="spellEnd"/>
+      <w:r>
+        <w:rPr>
+          <w:highlight w:val="yellow"/>
+        </w:rPr>
+        <w:t>” gomb, egy szimpla párbeszéd ablakot jelenít meg, amely egy E-mail címet kér bemenetként. Ha létezik olyan felhasználó</w:t>
+      </w:r>
+      <w:r>
+        <w:rPr>
+          <w:highlight w:val="yellow"/>
+        </w:rPr>
+        <w:t>,</w:t>
+      </w:r>
+      <w:r>
+        <w:rPr>
+          <w:highlight w:val="yellow"/>
+        </w:rPr>
+        <w:t xml:space="preserve"> aki a megadott email címmel rendelkezik, akkor egy meghívót küldd az adott személynek a kiválasztott csoporthoz.</w:t>
+      </w:r>
+      <w:r>
+        <w:rPr>
+          <w:highlight w:val="yellow"/>
+        </w:rPr>
+        <w:t xml:space="preserve"> A másik gomb a csoporttal kapcsolatos szerkesztési lehetőségeket tartalmazó felugró ablakot jeleníti meg. Ebben az ablakban elvégezhetjük a csoport </w:t>
+      </w:r>
+      <w:proofErr w:type="spellStart"/>
+      <w:r>
+        <w:rPr>
+          <w:highlight w:val="yellow"/>
+        </w:rPr>
+        <w:t>meta</w:t>
+      </w:r>
+      <w:proofErr w:type="spellEnd"/>
+      <w:r>
+        <w:rPr>
+          <w:highlight w:val="yellow"/>
+        </w:rPr>
+        <w:t>-adataival kapcsolatos változtatásokat. mint például a leírás, vagy névváltoztatás. A felugró ablak középső szekciójában a csoportban lévő felhasználók jogosultságait állítgathatjuk. Amennyiben a csoport túl sok felhasználóval rendelkezik, a megjelenítéshez, az egyesével történő felsorolás helyett, egy legördülő listává vált át. Maga a jogosultságot beállít mező is egy legördülő lista, amely tartalmazza a jogosultságokat, és egy extra „</w:t>
+      </w:r>
+      <w:proofErr w:type="spellStart"/>
+      <w:r>
+        <w:rPr>
+          <w:highlight w:val="yellow"/>
+        </w:rPr>
+        <w:t>kick</w:t>
+      </w:r>
+      <w:proofErr w:type="spellEnd"/>
+      <w:r>
+        <w:rPr>
+          <w:highlight w:val="yellow"/>
+        </w:rPr>
+        <w:t>” kirúgási opciót. Az utóbbi az adott felhasználó csoportból való eltávolításáért felelős. Ha magukra a csoportokat tartalmazó kártyákra kattintunk, akkor a „</w:t>
+      </w:r>
+      <w:proofErr w:type="spellStart"/>
+      <w:r>
+        <w:rPr>
+          <w:highlight w:val="yellow"/>
+        </w:rPr>
+        <w:t>Schedules</w:t>
+      </w:r>
+      <w:proofErr w:type="spellEnd"/>
+      <w:r>
+        <w:rPr>
+          <w:highlight w:val="yellow"/>
+        </w:rPr>
+        <w:t>” komponens újra felhasználhatóságának köszönhetően az adott csoport és naptárainak megjelenítő nézetére válthatunk. Az egyetlen változás a „</w:t>
+      </w:r>
+      <w:proofErr w:type="spellStart"/>
+      <w:r>
+        <w:rPr>
+          <w:highlight w:val="yellow"/>
+        </w:rPr>
+        <w:t>Schedules</w:t>
+      </w:r>
+      <w:proofErr w:type="spellEnd"/>
+      <w:r>
+        <w:rPr>
+          <w:highlight w:val="yellow"/>
+        </w:rPr>
+        <w:t>” komponenssel kapcsolatban, csak a háttérben zajlik. Itt a saját felhasználónk-hoz kapcsolódó naptárak helyett, a csoport naptárait tölti be és menti el a naptárakat tartalmazó „</w:t>
+      </w:r>
+      <w:proofErr w:type="spellStart"/>
+      <w:r>
+        <w:rPr>
+          <w:highlight w:val="yellow"/>
+        </w:rPr>
+        <w:t>UseState</w:t>
+      </w:r>
+      <w:proofErr w:type="spellEnd"/>
+      <w:r>
+        <w:rPr>
+          <w:highlight w:val="yellow"/>
+        </w:rPr>
+        <w:t>”-be.</w:t>
       </w:r>
     </w:p>
     <w:p>
@@ -5191,30 +5320,198 @@
           <w:iCs/>
           <w:highlight w:val="yellow"/>
         </w:rPr>
+        <w:t>LoginModule.jsx</w:t>
+      </w:r>
+      <w:proofErr w:type="spellEnd"/>
+    </w:p>
+    <w:p>
+      <w:pPr>
+        <w:rPr>
+          <w:highlight w:val="yellow"/>
+        </w:rPr>
+      </w:pPr>
+      <w:r>
+        <w:rPr>
+          <w:highlight w:val="yellow"/>
+        </w:rPr>
+        <w:t>Ez a modul felelős a felhasználó manuális</w:t>
+      </w:r>
+      <w:r>
+        <w:rPr>
+          <w:highlight w:val="yellow"/>
+        </w:rPr>
+        <w:t xml:space="preserve"> beléptetéséért, vagy regisztrációjáért. A komponensen két fő egységet találunk. Ezeket a fejlécben található „Login” és „</w:t>
+      </w:r>
+      <w:proofErr w:type="spellStart"/>
+      <w:r>
+        <w:rPr>
+          <w:highlight w:val="yellow"/>
+        </w:rPr>
+        <w:t>Registration</w:t>
+      </w:r>
+      <w:proofErr w:type="spellEnd"/>
+      <w:r>
+        <w:rPr>
+          <w:highlight w:val="yellow"/>
+        </w:rPr>
+        <w:t xml:space="preserve">” szavakra kattintva váltogathatjuk. A „Login” részén a komponensnek, két egyszerű beviteli mező található, amely egy E-mail címet és egy </w:t>
+      </w:r>
+      <w:proofErr w:type="spellStart"/>
+      <w:r>
+        <w:rPr>
+          <w:highlight w:val="yellow"/>
+        </w:rPr>
+        <w:t>jelszavat</w:t>
+      </w:r>
+      <w:proofErr w:type="spellEnd"/>
+      <w:r>
+        <w:rPr>
+          <w:highlight w:val="yellow"/>
+        </w:rPr>
+        <w:t xml:space="preserve"> kér tőlünk. Ezek megadását követően, a belépés gombra kattintva, egy „</w:t>
+      </w:r>
+      <w:proofErr w:type="spellStart"/>
+      <w:proofErr w:type="gramStart"/>
+      <w:r>
+        <w:rPr>
+          <w:highlight w:val="yellow"/>
+        </w:rPr>
+        <w:t>fetch</w:t>
+      </w:r>
+      <w:proofErr w:type="spellEnd"/>
+      <w:r>
+        <w:rPr>
+          <w:highlight w:val="yellow"/>
+        </w:rPr>
+        <w:t>(</w:t>
+      </w:r>
+      <w:proofErr w:type="gramEnd"/>
+      <w:r>
+        <w:rPr>
+          <w:highlight w:val="yellow"/>
+        </w:rPr>
+        <w:t xml:space="preserve">)” kérés segítségével, elküldi az adatainkat a backendnek, ahol a </w:t>
+      </w:r>
+      <w:proofErr w:type="spellStart"/>
+      <w:r>
+        <w:rPr>
+          <w:highlight w:val="yellow"/>
+        </w:rPr>
+        <w:t>jelszavunk</w:t>
+      </w:r>
+      <w:proofErr w:type="spellEnd"/>
+      <w:r>
+        <w:rPr>
+          <w:highlight w:val="yellow"/>
+        </w:rPr>
+        <w:t xml:space="preserve"> ellenőrzését követően, kapunk egy választ. Ez a válasz a </w:t>
+      </w:r>
+      <w:proofErr w:type="spellStart"/>
+      <w:r>
+        <w:rPr>
+          <w:highlight w:val="yellow"/>
+        </w:rPr>
         <w:lastRenderedPageBreak/>
-        <w:t>LoginModule.jsx</w:t>
-      </w:r>
-      <w:proofErr w:type="spellEnd"/>
-    </w:p>
-    <w:p>
-      <w:pPr>
-        <w:spacing w:after="160"/>
-        <w:jc w:val="left"/>
-        <w:rPr>
-          <w:b/>
-          <w:bCs/>
-          <w:color w:val="EE0000"/>
-          <w:highlight w:val="yellow"/>
-        </w:rPr>
-      </w:pPr>
-      <w:r>
-        <w:rPr>
-          <w:b/>
-          <w:bCs/>
-          <w:color w:val="EE0000"/>
-          <w:highlight w:val="yellow"/>
-        </w:rPr>
-        <w:t>(Rövid leírás)</w:t>
+        <w:t>token</w:t>
+      </w:r>
+      <w:proofErr w:type="spellEnd"/>
+      <w:r>
+        <w:rPr>
+          <w:highlight w:val="yellow"/>
+        </w:rPr>
+        <w:t xml:space="preserve">, amellyel a további kéréseket végezhetjük majd, ha sikeres, vagy egy egyszerű szöveges üzenet, amely tájékoztat a fellépő hibával </w:t>
+      </w:r>
+      <w:proofErr w:type="gramStart"/>
+      <w:r>
+        <w:rPr>
+          <w:highlight w:val="yellow"/>
+        </w:rPr>
+        <w:t>kapcsolatban</w:t>
+      </w:r>
+      <w:proofErr w:type="gramEnd"/>
+      <w:r>
+        <w:rPr>
+          <w:highlight w:val="yellow"/>
+        </w:rPr>
+        <w:t xml:space="preserve"> ha sikertelen. A komponens másik fő részén, a „</w:t>
+      </w:r>
+      <w:proofErr w:type="spellStart"/>
+      <w:r>
+        <w:rPr>
+          <w:highlight w:val="yellow"/>
+        </w:rPr>
+        <w:t>Registration</w:t>
+      </w:r>
+      <w:proofErr w:type="spellEnd"/>
+      <w:r>
+        <w:rPr>
+          <w:highlight w:val="yellow"/>
+        </w:rPr>
+        <w:t>”-</w:t>
+      </w:r>
+      <w:proofErr w:type="spellStart"/>
+      <w:r>
+        <w:rPr>
+          <w:highlight w:val="yellow"/>
+        </w:rPr>
+        <w:t>on</w:t>
+      </w:r>
+      <w:proofErr w:type="spellEnd"/>
+      <w:r>
+        <w:rPr>
+          <w:highlight w:val="yellow"/>
+        </w:rPr>
+        <w:t xml:space="preserve"> a még felhasználói fiókkal nem rendelkező felhasználók tudnak regisztrálni. Az itt lévő mezők kitöltése után, a komponens egy </w:t>
+      </w:r>
+      <w:proofErr w:type="spellStart"/>
+      <w:r>
+        <w:rPr>
+          <w:highlight w:val="yellow"/>
+        </w:rPr>
+        <w:t>validációt</w:t>
+      </w:r>
+      <w:proofErr w:type="spellEnd"/>
+      <w:r>
+        <w:rPr>
+          <w:highlight w:val="yellow"/>
+        </w:rPr>
+        <w:t xml:space="preserve"> futtat le, amely ellenőrzi, hogy megfelelő formátumú-e az email cím, hogy nem tartalmaz a név számokat, el fogadta-e a felhasználó a felhasználói feltételeket, és hogy elég erős </w:t>
+      </w:r>
+      <w:proofErr w:type="spellStart"/>
+      <w:r>
+        <w:rPr>
+          <w:highlight w:val="yellow"/>
+        </w:rPr>
+        <w:t>jelszavat</w:t>
+      </w:r>
+      <w:proofErr w:type="spellEnd"/>
+      <w:r>
+        <w:rPr>
+          <w:highlight w:val="yellow"/>
+        </w:rPr>
+        <w:t xml:space="preserve"> adott-e meg. Amennyiben ezek mindegyike megfelelő, létrehoz egy felhasználói fiókot az alapértelmezett adatokkal, egy „</w:t>
+      </w:r>
+      <w:proofErr w:type="spellStart"/>
+      <w:proofErr w:type="gramStart"/>
+      <w:r>
+        <w:rPr>
+          <w:highlight w:val="yellow"/>
+        </w:rPr>
+        <w:t>fetch</w:t>
+      </w:r>
+      <w:proofErr w:type="spellEnd"/>
+      <w:r>
+        <w:rPr>
+          <w:highlight w:val="yellow"/>
+        </w:rPr>
+        <w:t>(</w:t>
+      </w:r>
+      <w:proofErr w:type="gramEnd"/>
+      <w:r>
+        <w:rPr>
+          <w:highlight w:val="yellow"/>
+        </w:rPr>
+        <w:t>)” hívás segítségével, majd azt követően egyből be is lépteti a felhasznált a fiókjába. Amennyiben viszont valamely mező értéke érvénytelen, akkor a komponens a bemeneti mezők alján, egy hibaüzenet formájában közli a felhasználóval, hogy a kitöltött értékek, mely feltételeknek nem felelnek meg.</w:t>
       </w:r>
     </w:p>
     <w:p>
@@ -5242,23 +5539,69 @@
     </w:p>
     <w:p>
       <w:pPr>
-        <w:spacing w:after="160"/>
-        <w:jc w:val="left"/>
-        <w:rPr>
-          <w:b/>
-          <w:bCs/>
-          <w:color w:val="EE0000"/>
-          <w:highlight w:val="yellow"/>
-        </w:rPr>
-      </w:pPr>
-      <w:r>
-        <w:rPr>
-          <w:b/>
-          <w:bCs/>
-          <w:color w:val="EE0000"/>
-          <w:highlight w:val="yellow"/>
-        </w:rPr>
-        <w:t>(Rövid leírás)</w:t>
+        <w:rPr>
+          <w:highlight w:val="yellow"/>
+        </w:rPr>
+      </w:pPr>
+      <w:r>
+        <w:rPr>
+          <w:highlight w:val="yellow"/>
+        </w:rPr>
+        <w:t xml:space="preserve">Ez a komponens felelős, a navigációs mező tartalmának, és hivatkozásainak megjelenítéséért, és kinézetéért. Ez a komponens minden oldalon jelen van, kivéve a bejelentkezett felhasználó </w:t>
+      </w:r>
+      <w:proofErr w:type="spellStart"/>
+      <w:r>
+        <w:rPr>
+          <w:highlight w:val="yellow"/>
+        </w:rPr>
+        <w:t>főoldalán</w:t>
+      </w:r>
+      <w:proofErr w:type="spellEnd"/>
+      <w:r>
+        <w:rPr>
+          <w:highlight w:val="yellow"/>
+        </w:rPr>
+        <w:t xml:space="preserve">, ahol a </w:t>
+      </w:r>
+      <w:proofErr w:type="spellStart"/>
+      <w:r>
+        <w:rPr>
+          <w:highlight w:val="yellow"/>
+        </w:rPr>
+        <w:t>hivatozások</w:t>
+      </w:r>
+      <w:proofErr w:type="spellEnd"/>
+      <w:r>
+        <w:rPr>
+          <w:highlight w:val="yellow"/>
+        </w:rPr>
+        <w:t xml:space="preserve"> már menüpontok formájában is elérhetőek. Ezen ok miatt, a navigációs menü megjelenítése, felesleges redundancia lenne. A navigációs menü egy fontos „</w:t>
+      </w:r>
+      <w:proofErr w:type="spellStart"/>
+      <w:r>
+        <w:rPr>
+          <w:highlight w:val="yellow"/>
+        </w:rPr>
+        <w:t>property</w:t>
+      </w:r>
+      <w:proofErr w:type="spellEnd"/>
+      <w:r>
+        <w:rPr>
+          <w:highlight w:val="yellow"/>
+        </w:rPr>
+        <w:t>” tulajdonsággal rendelkezik, amely segít eldönteni, hogy a két kinézeti verzió közül, melyik kerüljön megjelenítésre. Ez a mező egy igaz/hamis értéket tárol, az alapján, hogy jelenleg egy bejelentkezett felhasználó felületét jeleníti-e meg. Amennyiben a mező értéke igaz, akkor a bővített, már az egyes funkciókat takaró menüpontokat is megjeleníti a hivatkozások listájában.</w:t>
+      </w:r>
+      <w:r>
+        <w:rPr>
+          <w:highlight w:val="yellow"/>
+        </w:rPr>
+        <w:t xml:space="preserve"> Amennyiben nincs bejelentkezett felhasználó, akkor a rövid, statikus információkat leíró oldalak hivatkozásai jelennek meg a menüpontok közt. A navigációs menü jobb oldalán egy kis profil ikon található. Az ikon alapértelmezetten egy „B” betűt tartalmaz, erre kattintva átléphetünk a bejelentkezési oldalra. Ha a felületen egy bejelentkezett felhasználó található, akkor viszont az adott felhasználó kezdőbetűit tartalmazza. Az ikonra kattintva itt is visszatérhetünk a </w:t>
+      </w:r>
+      <w:r>
+        <w:rPr>
+          <w:highlight w:val="darkRed"/>
+        </w:rPr>
+        <w:t>bejelentkezett felület kezdőoldalára.</w:t>
       </w:r>
     </w:p>
     <w:p>
@@ -5286,23 +5629,43 @@
     </w:p>
     <w:p>
       <w:pPr>
-        <w:spacing w:after="160"/>
-        <w:jc w:val="left"/>
-        <w:rPr>
-          <w:b/>
-          <w:bCs/>
-          <w:color w:val="EE0000"/>
-          <w:highlight w:val="yellow"/>
-        </w:rPr>
-      </w:pPr>
-      <w:r>
-        <w:rPr>
-          <w:b/>
-          <w:bCs/>
-          <w:color w:val="EE0000"/>
-          <w:highlight w:val="yellow"/>
-        </w:rPr>
-        <w:t>(Rövid leírás)</w:t>
+        <w:rPr>
+          <w:highlight w:val="yellow"/>
+        </w:rPr>
+      </w:pPr>
+      <w:r>
+        <w:rPr>
+          <w:highlight w:val="yellow"/>
+        </w:rPr>
+        <w:t>Ez a komponens egy rejtett hivatkozáshoz tartozik. Ezzel a komponenssel végeztünk különböző tesztelési és kinézeti beállításokat, az oldal fejlesztése folyamán. Az oldalt a „/</w:t>
+      </w:r>
+      <w:proofErr w:type="spellStart"/>
+      <w:r>
+        <w:rPr>
+          <w:highlight w:val="yellow"/>
+        </w:rPr>
+        <w:t>dev</w:t>
+      </w:r>
+      <w:proofErr w:type="spellEnd"/>
+      <w:r>
+        <w:rPr>
+          <w:highlight w:val="yellow"/>
+        </w:rPr>
+        <w:t xml:space="preserve">” </w:t>
+      </w:r>
+      <w:proofErr w:type="spellStart"/>
+      <w:r>
+        <w:rPr>
+          <w:highlight w:val="yellow"/>
+        </w:rPr>
+        <w:t>Url</w:t>
+      </w:r>
+      <w:proofErr w:type="spellEnd"/>
+      <w:r>
+        <w:rPr>
+          <w:highlight w:val="yellow"/>
+        </w:rPr>
+        <w:t xml:space="preserve"> segítségével tudjuk elérni. A végleges leadott projektben a különböző felülíró funkciók nélkül, már csak a sablonokat és színeket tartalmazva van jelen.</w:t>
       </w:r>
     </w:p>
     <w:p>
@@ -5368,6 +5731,7 @@
           <w:iCs/>
           <w:highlight w:val="yellow"/>
         </w:rPr>
+        <w:lastRenderedPageBreak/>
         <w:t>ProfileDescriptionModule.jsx</w:t>
       </w:r>
       <w:proofErr w:type="spellEnd"/>
@@ -5457,6 +5821,60 @@
           <w:highlight w:val="yellow"/>
         </w:rPr>
         <w:t>SettingsModule.jsx</w:t>
+      </w:r>
+      <w:proofErr w:type="spellEnd"/>
+    </w:p>
+    <w:p>
+      <w:pPr>
+        <w:spacing w:after="160"/>
+        <w:jc w:val="left"/>
+        <w:rPr>
+          <w:b/>
+          <w:bCs/>
+          <w:color w:val="EE0000"/>
+          <w:highlight w:val="yellow"/>
+        </w:rPr>
+      </w:pPr>
+      <w:r>
+        <w:rPr>
+          <w:b/>
+          <w:bCs/>
+          <w:color w:val="EE0000"/>
+          <w:highlight w:val="yellow"/>
+        </w:rPr>
+        <w:t>(Rövid leírás)</w:t>
+      </w:r>
+    </w:p>
+    <w:p>
+      <w:pPr>
+        <w:rPr>
+          <w:b/>
+          <w:bCs/>
+          <w:i/>
+          <w:iCs/>
+          <w:highlight w:val="yellow"/>
+        </w:rPr>
+      </w:pPr>
+      <w:proofErr w:type="spellStart"/>
+      <w:r>
+        <w:rPr>
+          <w:b/>
+          <w:bCs/>
+          <w:i/>
+          <w:iCs/>
+          <w:highlight w:val="yellow"/>
+        </w:rPr>
+        <w:t>App</w:t>
+      </w:r>
+      <w:r>
+        <w:rPr>
+          <w:b/>
+          <w:bCs/>
+          <w:i/>
+          <w:iCs/>
+          <w:highlight w:val="yellow"/>
+        </w:rPr>
+        <w:t>.jsx</w:t>
       </w:r>
       <w:proofErr w:type="spellEnd"/>
     </w:p>
@@ -5856,7 +6274,6 @@
           <w:color w:val="000000" w:themeColor="text1"/>
           <w:highlight w:val="yellow"/>
         </w:rPr>
-        <w:lastRenderedPageBreak/>
         <w:t>UsersController</w:t>
       </w:r>
       <w:proofErr w:type="spellEnd"/>
@@ -5992,6 +6409,7 @@
           <w:color w:val="EE0000"/>
           <w:highlight w:val="yellow"/>
         </w:rPr>
+        <w:lastRenderedPageBreak/>
         <w:t>(Rövid leírás)</w:t>
       </w:r>
     </w:p>
@@ -6325,21 +6743,7 @@
         <w:rPr>
           <w:highlight w:val="yellow"/>
         </w:rPr>
-        <w:t xml:space="preserve">. Itt </w:t>
-      </w:r>
-      <w:proofErr w:type="gramStart"/>
-      <w:r>
-        <w:rPr>
-          <w:highlight w:val="yellow"/>
-        </w:rPr>
-        <w:t>a szoftver szlogenje,</w:t>
-      </w:r>
-      <w:proofErr w:type="gramEnd"/>
-      <w:r>
-        <w:rPr>
-          <w:highlight w:val="yellow"/>
-        </w:rPr>
-        <w:t xml:space="preserve"> és logója látható, valamint a karusszel, mely a szoftver egyes funkcióiról tartalmaz képeket. Ezeken felül, a további részeken olvashatunk kicsit többet magáról a szoftver által nyújtott funkciókról, és rólunk. Az oldal legalján, a láblécen, olvasható, a GYIK és a </w:t>
+        <w:t xml:space="preserve">. Itt a szoftver szlogenje, és logója látható, valamint a karusszel, mely a szoftver egyes funkcióiról tartalmaz képeket. Ezeken felül, a további részeken olvashatunk kicsit többet magáról a szoftver által nyújtott funkciókról, és rólunk. Az oldal legalján, a láblécen, olvasható, a GYIK és a </w:t>
       </w:r>
       <w:proofErr w:type="spellStart"/>
       <w:r>
@@ -6924,21 +7328,21 @@
         <w:rPr>
           <w:highlight w:val="yellow"/>
         </w:rPr>
-        <w:t xml:space="preserve">-en belül </w:t>
+        <w:t xml:space="preserve">-en belül eldöntötte hogy melyik nézetet szeretné látni akkor </w:t>
       </w:r>
       <w:proofErr w:type="gramStart"/>
       <w:r>
         <w:rPr>
           <w:highlight w:val="yellow"/>
         </w:rPr>
-        <w:t>eldöntötte</w:t>
+        <w:t>ezen</w:t>
       </w:r>
       <w:proofErr w:type="gramEnd"/>
       <w:r>
         <w:rPr>
           <w:highlight w:val="yellow"/>
         </w:rPr>
-        <w:t xml:space="preserve"> hogy melyik nézetet szeretné látni akkor ezen menüpont alatt megtudja nézni a naptárjait, melyekben t</w:t>
+        <w:t xml:space="preserve"> menüpont alatt megtudja nézni a naptárjait, melyekben t</w:t>
       </w:r>
       <w:r>
         <w:rPr>
@@ -6994,21 +7398,7 @@
         <w:rPr>
           <w:highlight w:val="yellow"/>
         </w:rPr>
-        <w:t xml:space="preserve">, vagy napi lebontásban jeleníti meg a blokkokat. A heti/napi nézetben a blokkok pontos </w:t>
-      </w:r>
-      <w:proofErr w:type="gramStart"/>
-      <w:r>
-        <w:rPr>
-          <w:highlight w:val="yellow"/>
-        </w:rPr>
-        <w:t>kezdési,</w:t>
-      </w:r>
-      <w:proofErr w:type="gramEnd"/>
-      <w:r>
-        <w:rPr>
-          <w:highlight w:val="yellow"/>
-        </w:rPr>
-        <w:t xml:space="preserve"> és befejezési idejét látjuk, oszloposan, míg a havi nézetben, az adott napokat, és az azon napokon történő eseményeket látjuk. A havi nézetben amennyiben egy napon több mint 3 esemény van, akkor az első hármat jeleníti meg, és jelzi azt is, hogy vannak olyan események, amelyeket csak az adott napra kattintva tud megjeleníteni.</w:t>
+        <w:t>, vagy napi lebontásban jeleníti meg a blokkokat. A heti/napi nézetben a blokkok pontos kezdési, és befejezési idejét látjuk, oszloposan, míg a havi nézetben, az adott napokat, és az azon napokon történő eseményeket látjuk. A havi nézetben amennyiben egy napon több mint 3 esemény van, akkor az első hármat jeleníti meg, és jelzi azt is, hogy vannak olyan események, amelyeket csak az adott napra kattintva tud megjeleníteni.</w:t>
       </w:r>
     </w:p>
     <w:p>
@@ -7301,7 +7691,9 @@
         </w:rPr>
         <w:t>Monitorképek</w:t>
       </w:r>
+      <w:bookmarkStart w:id="27" w:name="_GoBack"/>
       <w:bookmarkEnd w:id="26"/>
+      <w:bookmarkEnd w:id="27"/>
     </w:p>
     <w:p>
       <w:pPr>
@@ -7328,6 +7720,7 @@
         <w:rPr>
           <w:noProof/>
           <w:highlight w:val="yellow"/>
+          <w:lang w:eastAsia="hu-HU"/>
         </w:rPr>
         <w:drawing>
           <wp:inline distT="0" distB="0" distL="0" distR="0" wp14:anchorId="790163BC" wp14:editId="5EA9E230">
@@ -7377,7 +7770,7 @@
           <w:highlight w:val="yellow"/>
         </w:rPr>
       </w:pPr>
-      <w:bookmarkStart w:id="27" w:name="_Toc227670954"/>
+      <w:bookmarkStart w:id="28" w:name="_Toc227670954"/>
       <w:r>
         <w:rPr>
           <w:sz w:val="32"/>
@@ -7402,7 +7795,7 @@
         </w:rPr>
         <w:t>ntkezés</w:t>
       </w:r>
-      <w:bookmarkEnd w:id="27"/>
+      <w:bookmarkEnd w:id="28"/>
     </w:p>
     <w:p>
       <w:pPr>
@@ -7475,7 +7868,7 @@
           <w:highlight w:val="yellow"/>
         </w:rPr>
       </w:pPr>
-      <w:bookmarkStart w:id="28" w:name="_Toc227670955"/>
+      <w:bookmarkStart w:id="29" w:name="_Toc227670955"/>
       <w:r>
         <w:rPr>
           <w:highlight w:val="yellow"/>
@@ -7483,7 +7876,7 @@
         <w:lastRenderedPageBreak/>
         <w:t>Teszteléssel kapcsolatos információk:</w:t>
       </w:r>
-      <w:bookmarkEnd w:id="28"/>
+      <w:bookmarkEnd w:id="29"/>
     </w:p>
     <w:p>
       <w:pPr>
@@ -7508,7 +7901,7 @@
           <w:highlight w:val="yellow"/>
         </w:rPr>
       </w:pPr>
-      <w:bookmarkStart w:id="29" w:name="_Toc227670956"/>
+      <w:bookmarkStart w:id="30" w:name="_Toc227670956"/>
       <w:r>
         <w:rPr>
           <w:highlight w:val="yellow"/>
@@ -7516,7 +7909,7 @@
         <w:lastRenderedPageBreak/>
         <w:t>Továbbfejlesztési lehetőségek</w:t>
       </w:r>
-      <w:bookmarkEnd w:id="29"/>
+      <w:bookmarkEnd w:id="30"/>
     </w:p>
     <w:p>
       <w:pPr>
@@ -7526,7 +7919,7 @@
           <w:highlight w:val="yellow"/>
         </w:rPr>
       </w:pPr>
-      <w:bookmarkStart w:id="30" w:name="_Toc227670957"/>
+      <w:bookmarkStart w:id="31" w:name="_Toc227670957"/>
       <w:r>
         <w:rPr>
           <w:highlight w:val="yellow"/>
@@ -7547,7 +7940,7 @@
         </w:rPr>
         <w:t>:</w:t>
       </w:r>
-      <w:bookmarkEnd w:id="30"/>
+      <w:bookmarkEnd w:id="31"/>
     </w:p>
     <w:p>
       <w:pPr>
@@ -7638,7 +8031,7 @@
           <w:highlight w:val="yellow"/>
         </w:rPr>
       </w:pPr>
-      <w:bookmarkStart w:id="31" w:name="_Toc227670958"/>
+      <w:bookmarkStart w:id="32" w:name="_Toc227670958"/>
       <w:proofErr w:type="spellStart"/>
       <w:r>
         <w:rPr>
@@ -7667,7 +8060,7 @@
         </w:rPr>
         <w:t>:</w:t>
       </w:r>
-      <w:bookmarkEnd w:id="31"/>
+      <w:bookmarkEnd w:id="32"/>
     </w:p>
     <w:p>
       <w:pPr>
@@ -7690,7 +8083,7 @@
           <w:highlight w:val="yellow"/>
         </w:rPr>
       </w:pPr>
-      <w:bookmarkStart w:id="32" w:name="_Toc227670959"/>
+      <w:bookmarkStart w:id="33" w:name="_Toc227670959"/>
       <w:proofErr w:type="spellStart"/>
       <w:r>
         <w:rPr>
@@ -7705,19 +8098,33 @@
         </w:rPr>
         <w:t xml:space="preserve"> felület:</w:t>
       </w:r>
-      <w:bookmarkEnd w:id="32"/>
-    </w:p>
-    <w:p>
-      <w:pPr>
-        <w:rPr>
-          <w:highlight w:val="yellow"/>
-        </w:rPr>
-      </w:pPr>
-      <w:r>
-        <w:rPr>
-          <w:highlight w:val="yellow"/>
-        </w:rPr>
-        <w:t xml:space="preserve">Egy külön aloldal, amelyen a </w:t>
+      <w:bookmarkEnd w:id="33"/>
+    </w:p>
+    <w:p>
+      <w:pPr>
+        <w:rPr>
+          <w:highlight w:val="yellow"/>
+        </w:rPr>
+      </w:pPr>
+      <w:r>
+        <w:rPr>
+          <w:highlight w:val="yellow"/>
+        </w:rPr>
+        <w:t xml:space="preserve">Egy külön </w:t>
+      </w:r>
+      <w:proofErr w:type="spellStart"/>
+      <w:r>
+        <w:rPr>
+          <w:highlight w:val="yellow"/>
+        </w:rPr>
+        <w:t>aloldal</w:t>
+      </w:r>
+      <w:proofErr w:type="spellEnd"/>
+      <w:r>
+        <w:rPr>
+          <w:highlight w:val="yellow"/>
+        </w:rPr>
+        <w:t xml:space="preserve">, amelyen a </w:t>
       </w:r>
       <w:proofErr w:type="spellStart"/>
       <w:r>
@@ -10289,7 +10696,7 @@
 </file>
 
 <file path=word/endnotes.xml><?xml version="1.0" encoding="utf-8"?>
-<w:endnotes xmlns:wpc="http://schemas.microsoft.com/office/word/2010/wordprocessingCanvas" xmlns:cx="http://schemas.microsoft.com/office/drawing/2014/chartex" xmlns:cx1="http://schemas.microsoft.com/office/drawing/2015/9/8/chartex" xmlns:cx2="http://schemas.microsoft.com/office/drawing/2015/10/21/chartex" xmlns:cx3="http://schemas.microsoft.com/office/drawing/2016/5/9/chartex" xmlns:cx4="http://schemas.microsoft.com/office/drawing/2016/5/10/chartex" xmlns:cx5="http://schemas.microsoft.com/office/drawing/2016/5/11/chartex" xmlns:cx6="http://schemas.microsoft.com/office/drawing/2016/5/12/chartex" xmlns:cx7="http://schemas.microsoft.com/office/drawing/2016/5/13/chartex" xmlns:cx8="http://schemas.microsoft.com/office/drawing/2016/5/14/chartex" xmlns:mc="http://schemas.openxmlformats.org/markup-compatibility/2006" xmlns:aink="http://schemas.microsoft.com/office/drawing/2016/ink" xmlns:am3d="http://schemas.microsoft.com/office/drawing/2017/model3d" xmlns:o="urn:schemas-microsoft-com:office:office" xmlns:oel="http://schemas.microsoft.com/office/2019/extlst" xmlns:r="http://schemas.openxmlformats.org/officeDocument/2006/relationships" xmlns:m="http://schemas.openxmlformats.org/officeDocument/2006/math" xmlns:v="urn:schemas-microsoft-com:vml" xmlns:wp14="http://schemas.microsoft.com/office/word/2010/wordprocessingDrawing" xmlns:wp="http://schemas.openxmlformats.org/drawingml/2006/wordprocessingDrawing" xmlns:w10="urn:schemas-microsoft-com:office:word" xmlns:w="http://schemas.openxmlformats.org/wordprocessingml/2006/main" xmlns:w14="http://schemas.microsoft.com/office/word/2010/wordml" xmlns:w15="http://schemas.microsoft.com/office/word/2012/wordml" xmlns:w16cex="http://schemas.microsoft.com/office/word/2018/wordml/cex" xmlns:w16cid="http://schemas.microsoft.com/office/word/2016/wordml/cid" xmlns:w16="http://schemas.microsoft.com/office/word/2018/wordml" xmlns:w16du="http://schemas.microsoft.com/office/word/2023/wordml/word16du" xmlns:w16sdtdh="http://schemas.microsoft.com/office/word/2020/wordml/sdtdatahash" xmlns:w16sdtfl="http://schemas.microsoft.com/office/word/2024/wordml/sdtformatlock" xmlns:w16se="http://schemas.microsoft.com/office/word/2015/wordml/symex" xmlns:wpg="http://schemas.microsoft.com/office/word/2010/wordprocessingGroup" xmlns:wpi="http://schemas.microsoft.com/office/word/2010/wordprocessingInk" xmlns:wne="http://schemas.microsoft.com/office/word/2006/wordml" xmlns:wps="http://schemas.microsoft.com/office/word/2010/wordprocessingShape" mc:Ignorable="w14 w15 w16se w16cid w16 w16cex w16sdtdh w16sdtfl w16du wp14">
+<w:endnotes xmlns:wpc="http://schemas.microsoft.com/office/word/2010/wordprocessingCanvas" xmlns:cx="http://schemas.microsoft.com/office/drawing/2014/chartex" xmlns:mc="http://schemas.openxmlformats.org/markup-compatibility/2006" xmlns:o="urn:schemas-microsoft-com:office:office" xmlns:r="http://schemas.openxmlformats.org/officeDocument/2006/relationships" xmlns:m="http://schemas.openxmlformats.org/officeDocument/2006/math" xmlns:v="urn:schemas-microsoft-com:vml" xmlns:wp14="http://schemas.microsoft.com/office/word/2010/wordprocessingDrawing" xmlns:wp="http://schemas.openxmlformats.org/drawingml/2006/wordprocessingDrawing" xmlns:w10="urn:schemas-microsoft-com:office:word" xmlns:w="http://schemas.openxmlformats.org/wordprocessingml/2006/main" xmlns:w14="http://schemas.microsoft.com/office/word/2010/wordml" xmlns:w15="http://schemas.microsoft.com/office/word/2012/wordml" xmlns:w16se="http://schemas.microsoft.com/office/word/2015/wordml/symex" xmlns:wpg="http://schemas.microsoft.com/office/word/2010/wordprocessingGroup" xmlns:wpi="http://schemas.microsoft.com/office/word/2010/wordprocessingInk" xmlns:wne="http://schemas.microsoft.com/office/word/2006/wordml" xmlns:wps="http://schemas.microsoft.com/office/word/2010/wordprocessingShape" mc:Ignorable="w14 w15 w16se wp14">
   <w:endnote w:type="separator" w:id="-1">
     <w:p>
       <w:pPr>
@@ -10314,10 +10721,55 @@
 </file>
 
 <file path=word/footer1.xml><?xml version="1.0" encoding="utf-8"?>
-<w:ftr xmlns:wpc="http://schemas.microsoft.com/office/word/2010/wordprocessingCanvas" xmlns:cx="http://schemas.microsoft.com/office/drawing/2014/chartex" xmlns:cx1="http://schemas.microsoft.com/office/drawing/2015/9/8/chartex" xmlns:cx2="http://schemas.microsoft.com/office/drawing/2015/10/21/chartex" xmlns:cx3="http://schemas.microsoft.com/office/drawing/2016/5/9/chartex" xmlns:cx4="http://schemas.microsoft.com/office/drawing/2016/5/10/chartex" xmlns:cx5="http://schemas.microsoft.com/office/drawing/2016/5/11/chartex" xmlns:cx6="http://schemas.microsoft.com/office/drawing/2016/5/12/chartex" xmlns:cx7="http://schemas.microsoft.com/office/drawing/2016/5/13/chartex" xmlns:cx8="http://schemas.microsoft.com/office/drawing/2016/5/14/chartex" xmlns:mc="http://schemas.openxmlformats.org/markup-compatibility/2006" xmlns:aink="http://schemas.microsoft.com/office/drawing/2016/ink" xmlns:am3d="http://schemas.microsoft.com/office/drawing/2017/model3d" xmlns:o="urn:schemas-microsoft-com:office:office" xmlns:oel="http://schemas.microsoft.com/office/2019/extlst" xmlns:r="http://schemas.openxmlformats.org/officeDocument/2006/relationships" xmlns:m="http://schemas.openxmlformats.org/officeDocument/2006/math" xmlns:v="urn:schemas-microsoft-com:vml" xmlns:wp14="http://schemas.microsoft.com/office/word/2010/wordprocessingDrawing" xmlns:wp="http://schemas.openxmlformats.org/drawingml/2006/wordprocessingDrawing" xmlns:w10="urn:schemas-microsoft-com:office:word" xmlns:w="http://schemas.openxmlformats.org/wordprocessingml/2006/main" xmlns:w14="http://schemas.microsoft.com/office/word/2010/wordml" xmlns:w15="http://schemas.microsoft.com/office/word/2012/wordml" xmlns:w16cex="http://schemas.microsoft.com/office/word/2018/wordml/cex" xmlns:w16cid="http://schemas.microsoft.com/office/word/2016/wordml/cid" xmlns:w16="http://schemas.microsoft.com/office/word/2018/wordml" xmlns:w16du="http://schemas.microsoft.com/office/word/2023/wordml/word16du" xmlns:w16sdtdh="http://schemas.microsoft.com/office/word/2020/wordml/sdtdatahash" xmlns:w16sdtfl="http://schemas.microsoft.com/office/word/2024/wordml/sdtformatlock" xmlns:w16se="http://schemas.microsoft.com/office/word/2015/wordml/symex" xmlns:wpg="http://schemas.microsoft.com/office/word/2010/wordprocessingGroup" xmlns:wpi="http://schemas.microsoft.com/office/word/2010/wordprocessingInk" xmlns:wne="http://schemas.microsoft.com/office/word/2006/wordml" xmlns:wps="http://schemas.microsoft.com/office/word/2010/wordprocessingShape" mc:Ignorable="w14 w15 w16se w16cid w16 w16cex w16sdtdh w16sdtfl w16du wp14">
+<w:ftr xmlns:wpc="http://schemas.microsoft.com/office/word/2010/wordprocessingCanvas" xmlns:cx="http://schemas.microsoft.com/office/drawing/2014/chartex" xmlns:mc="http://schemas.openxmlformats.org/markup-compatibility/2006" xmlns:o="urn:schemas-microsoft-com:office:office" xmlns:r="http://schemas.openxmlformats.org/officeDocument/2006/relationships" xmlns:m="http://schemas.openxmlformats.org/officeDocument/2006/math" xmlns:v="urn:schemas-microsoft-com:vml" xmlns:wp14="http://schemas.microsoft.com/office/word/2010/wordprocessingDrawing" xmlns:wp="http://schemas.openxmlformats.org/drawingml/2006/wordprocessingDrawing" xmlns:w10="urn:schemas-microsoft-com:office:word" xmlns:w="http://schemas.openxmlformats.org/wordprocessingml/2006/main" xmlns:w14="http://schemas.microsoft.com/office/word/2010/wordml" xmlns:w15="http://schemas.microsoft.com/office/word/2012/wordml" xmlns:w16se="http://schemas.microsoft.com/office/word/2015/wordml/symex" xmlns:wpg="http://schemas.microsoft.com/office/word/2010/wordprocessingGroup" xmlns:wpi="http://schemas.microsoft.com/office/word/2010/wordprocessingInk" xmlns:wne="http://schemas.microsoft.com/office/word/2006/wordml" xmlns:wps="http://schemas.microsoft.com/office/word/2010/wordprocessingShape" mc:Ignorable="w14 w15 w16se wp14">
   <w:sdt>
     <w:sdtPr>
       <w:id w:val="137616796"/>
+      <w:docPartObj>
+        <w:docPartGallery w:val="Page Numbers (Bottom of Page)"/>
+        <w:docPartUnique/>
+      </w:docPartObj>
+    </w:sdtPr>
+    <w:sdtContent>
+      <w:p>
+        <w:pPr>
+          <w:pStyle w:val="llb"/>
+          <w:jc w:val="center"/>
+        </w:pPr>
+        <w:r>
+          <w:fldChar w:fldCharType="begin"/>
+        </w:r>
+        <w:r>
+          <w:instrText>PAGE   \* MERGEFORMAT</w:instrText>
+        </w:r>
+        <w:r>
+          <w:fldChar w:fldCharType="separate"/>
+        </w:r>
+        <w:r>
+          <w:rPr>
+            <w:noProof/>
+          </w:rPr>
+          <w:t>19</w:t>
+        </w:r>
+        <w:r>
+          <w:fldChar w:fldCharType="end"/>
+        </w:r>
+      </w:p>
+    </w:sdtContent>
+  </w:sdt>
+  <w:p>
+    <w:pPr>
+      <w:pStyle w:val="llb"/>
+    </w:pPr>
+  </w:p>
+</w:ftr>
+</file>
+
+<file path=word/footer2.xml><?xml version="1.0" encoding="utf-8"?>
+<w:ftr xmlns:wpc="http://schemas.microsoft.com/office/word/2010/wordprocessingCanvas" xmlns:cx="http://schemas.microsoft.com/office/drawing/2014/chartex" xmlns:mc="http://schemas.openxmlformats.org/markup-compatibility/2006" xmlns:o="urn:schemas-microsoft-com:office:office" xmlns:r="http://schemas.openxmlformats.org/officeDocument/2006/relationships" xmlns:m="http://schemas.openxmlformats.org/officeDocument/2006/math" xmlns:v="urn:schemas-microsoft-com:vml" xmlns:wp14="http://schemas.microsoft.com/office/word/2010/wordprocessingDrawing" xmlns:wp="http://schemas.openxmlformats.org/drawingml/2006/wordprocessingDrawing" xmlns:w10="urn:schemas-microsoft-com:office:word" xmlns:w="http://schemas.openxmlformats.org/wordprocessingml/2006/main" xmlns:w14="http://schemas.microsoft.com/office/word/2010/wordml" xmlns:w15="http://schemas.microsoft.com/office/word/2012/wordml" xmlns:w16se="http://schemas.microsoft.com/office/word/2015/wordml/symex" xmlns:wpg="http://schemas.microsoft.com/office/word/2010/wordprocessingGroup" xmlns:wpi="http://schemas.microsoft.com/office/word/2010/wordprocessingInk" xmlns:wne="http://schemas.microsoft.com/office/word/2006/wordml" xmlns:wps="http://schemas.microsoft.com/office/word/2010/wordprocessingShape" mc:Ignorable="w14 w15 w16se wp14">
+  <w:sdt>
+    <w:sdtPr>
+      <w:id w:val="1096674640"/>
       <w:docPartObj>
         <w:docPartGallery w:val="Page Numbers (Bottom of Page)"/>
         <w:docPartUnique/>
@@ -10358,50 +10810,8 @@
 </w:ftr>
 </file>
 
-<file path=word/footer2.xml><?xml version="1.0" encoding="utf-8"?>
-<w:ftr xmlns:wpc="http://schemas.microsoft.com/office/word/2010/wordprocessingCanvas" xmlns:cx="http://schemas.microsoft.com/office/drawing/2014/chartex" xmlns:cx1="http://schemas.microsoft.com/office/drawing/2015/9/8/chartex" xmlns:cx2="http://schemas.microsoft.com/office/drawing/2015/10/21/chartex" xmlns:cx3="http://schemas.microsoft.com/office/drawing/2016/5/9/chartex" xmlns:cx4="http://schemas.microsoft.com/office/drawing/2016/5/10/chartex" xmlns:cx5="http://schemas.microsoft.com/office/drawing/2016/5/11/chartex" xmlns:cx6="http://schemas.microsoft.com/office/drawing/2016/5/12/chartex" xmlns:cx7="http://schemas.microsoft.com/office/drawing/2016/5/13/chartex" xmlns:cx8="http://schemas.microsoft.com/office/drawing/2016/5/14/chartex" xmlns:mc="http://schemas.openxmlformats.org/markup-compatibility/2006" xmlns:aink="http://schemas.microsoft.com/office/drawing/2016/ink" xmlns:am3d="http://schemas.microsoft.com/office/drawing/2017/model3d" xmlns:o="urn:schemas-microsoft-com:office:office" xmlns:oel="http://schemas.microsoft.com/office/2019/extlst" xmlns:r="http://schemas.openxmlformats.org/officeDocument/2006/relationships" xmlns:m="http://schemas.openxmlformats.org/officeDocument/2006/math" xmlns:v="urn:schemas-microsoft-com:vml" xmlns:wp14="http://schemas.microsoft.com/office/word/2010/wordprocessingDrawing" xmlns:wp="http://schemas.openxmlformats.org/drawingml/2006/wordprocessingDrawing" xmlns:w10="urn:schemas-microsoft-com:office:word" xmlns:w="http://schemas.openxmlformats.org/wordprocessingml/2006/main" xmlns:w14="http://schemas.microsoft.com/office/word/2010/wordml" xmlns:w15="http://schemas.microsoft.com/office/word/2012/wordml" xmlns:w16cex="http://schemas.microsoft.com/office/word/2018/wordml/cex" xmlns:w16cid="http://schemas.microsoft.com/office/word/2016/wordml/cid" xmlns:w16="http://schemas.microsoft.com/office/word/2018/wordml" xmlns:w16du="http://schemas.microsoft.com/office/word/2023/wordml/word16du" xmlns:w16sdtdh="http://schemas.microsoft.com/office/word/2020/wordml/sdtdatahash" xmlns:w16sdtfl="http://schemas.microsoft.com/office/word/2024/wordml/sdtformatlock" xmlns:w16se="http://schemas.microsoft.com/office/word/2015/wordml/symex" xmlns:wpg="http://schemas.microsoft.com/office/word/2010/wordprocessingGroup" xmlns:wpi="http://schemas.microsoft.com/office/word/2010/wordprocessingInk" xmlns:wne="http://schemas.microsoft.com/office/word/2006/wordml" xmlns:wps="http://schemas.microsoft.com/office/word/2010/wordprocessingShape" mc:Ignorable="w14 w15 w16se w16cid w16 w16cex w16sdtdh w16sdtfl w16du wp14">
-  <w:sdt>
-    <w:sdtPr>
-      <w:id w:val="1096674640"/>
-      <w:docPartObj>
-        <w:docPartGallery w:val="Page Numbers (Bottom of Page)"/>
-        <w:docPartUnique/>
-      </w:docPartObj>
-    </w:sdtPr>
-    <w:sdtContent>
-      <w:p>
-        <w:pPr>
-          <w:pStyle w:val="llb"/>
-          <w:jc w:val="center"/>
-        </w:pPr>
-        <w:r>
-          <w:fldChar w:fldCharType="begin"/>
-        </w:r>
-        <w:r>
-          <w:instrText>PAGE   \* MERGEFORMAT</w:instrText>
-        </w:r>
-        <w:r>
-          <w:fldChar w:fldCharType="separate"/>
-        </w:r>
-        <w:r>
-          <w:t>2</w:t>
-        </w:r>
-        <w:r>
-          <w:fldChar w:fldCharType="end"/>
-        </w:r>
-      </w:p>
-    </w:sdtContent>
-  </w:sdt>
-  <w:p>
-    <w:pPr>
-      <w:pStyle w:val="llb"/>
-    </w:pPr>
-  </w:p>
-</w:ftr>
-</file>
-
 <file path=word/footnotes.xml><?xml version="1.0" encoding="utf-8"?>
-<w:footnotes xmlns:wpc="http://schemas.microsoft.com/office/word/2010/wordprocessingCanvas" xmlns:cx="http://schemas.microsoft.com/office/drawing/2014/chartex" xmlns:cx1="http://schemas.microsoft.com/office/drawing/2015/9/8/chartex" xmlns:cx2="http://schemas.microsoft.com/office/drawing/2015/10/21/chartex" xmlns:cx3="http://schemas.microsoft.com/office/drawing/2016/5/9/chartex" xmlns:cx4="http://schemas.microsoft.com/office/drawing/2016/5/10/chartex" xmlns:cx5="http://schemas.microsoft.com/office/drawing/2016/5/11/chartex" xmlns:cx6="http://schemas.microsoft.com/office/drawing/2016/5/12/chartex" xmlns:cx7="http://schemas.microsoft.com/office/drawing/2016/5/13/chartex" xmlns:cx8="http://schemas.microsoft.com/office/drawing/2016/5/14/chartex" xmlns:mc="http://schemas.openxmlformats.org/markup-compatibility/2006" xmlns:aink="http://schemas.microsoft.com/office/drawing/2016/ink" xmlns:am3d="http://schemas.microsoft.com/office/drawing/2017/model3d" xmlns:o="urn:schemas-microsoft-com:office:office" xmlns:oel="http://schemas.microsoft.com/office/2019/extlst" xmlns:r="http://schemas.openxmlformats.org/officeDocument/2006/relationships" xmlns:m="http://schemas.openxmlformats.org/officeDocument/2006/math" xmlns:v="urn:schemas-microsoft-com:vml" xmlns:wp14="http://schemas.microsoft.com/office/word/2010/wordprocessingDrawing" xmlns:wp="http://schemas.openxmlformats.org/drawingml/2006/wordprocessingDrawing" xmlns:w10="urn:schemas-microsoft-com:office:word" xmlns:w="http://schemas.openxmlformats.org/wordprocessingml/2006/main" xmlns:w14="http://schemas.microsoft.com/office/word/2010/wordml" xmlns:w15="http://schemas.microsoft.com/office/word/2012/wordml" xmlns:w16cex="http://schemas.microsoft.com/office/word/2018/wordml/cex" xmlns:w16cid="http://schemas.microsoft.com/office/word/2016/wordml/cid" xmlns:w16="http://schemas.microsoft.com/office/word/2018/wordml" xmlns:w16du="http://schemas.microsoft.com/office/word/2023/wordml/word16du" xmlns:w16sdtdh="http://schemas.microsoft.com/office/word/2020/wordml/sdtdatahash" xmlns:w16sdtfl="http://schemas.microsoft.com/office/word/2024/wordml/sdtformatlock" xmlns:w16se="http://schemas.microsoft.com/office/word/2015/wordml/symex" xmlns:wpg="http://schemas.microsoft.com/office/word/2010/wordprocessingGroup" xmlns:wpi="http://schemas.microsoft.com/office/word/2010/wordprocessingInk" xmlns:wne="http://schemas.microsoft.com/office/word/2006/wordml" xmlns:wps="http://schemas.microsoft.com/office/word/2010/wordprocessingShape" mc:Ignorable="w14 w15 w16se w16cid w16 w16cex w16sdtdh w16sdtfl w16du wp14">
+<w:footnotes xmlns:wpc="http://schemas.microsoft.com/office/word/2010/wordprocessingCanvas" xmlns:cx="http://schemas.microsoft.com/office/drawing/2014/chartex" xmlns:mc="http://schemas.openxmlformats.org/markup-compatibility/2006" xmlns:o="urn:schemas-microsoft-com:office:office" xmlns:r="http://schemas.openxmlformats.org/officeDocument/2006/relationships" xmlns:m="http://schemas.openxmlformats.org/officeDocument/2006/math" xmlns:v="urn:schemas-microsoft-com:vml" xmlns:wp14="http://schemas.microsoft.com/office/word/2010/wordprocessingDrawing" xmlns:wp="http://schemas.openxmlformats.org/drawingml/2006/wordprocessingDrawing" xmlns:w10="urn:schemas-microsoft-com:office:word" xmlns:w="http://schemas.openxmlformats.org/wordprocessingml/2006/main" xmlns:w14="http://schemas.microsoft.com/office/word/2010/wordml" xmlns:w15="http://schemas.microsoft.com/office/word/2012/wordml" xmlns:w16se="http://schemas.microsoft.com/office/word/2015/wordml/symex" xmlns:wpg="http://schemas.microsoft.com/office/word/2010/wordprocessingGroup" xmlns:wpi="http://schemas.microsoft.com/office/word/2010/wordprocessingInk" xmlns:wne="http://schemas.microsoft.com/office/word/2006/wordml" xmlns:wps="http://schemas.microsoft.com/office/word/2010/wordprocessingShape" mc:Ignorable="w14 w15 w16se wp14">
   <w:footnote w:type="separator" w:id="-1">
     <w:p>
       <w:pPr>
@@ -10426,7 +10836,7 @@
 </file>
 
 <file path=word/numbering.xml><?xml version="1.0" encoding="utf-8"?>
-<w:numbering xmlns:wpc="http://schemas.microsoft.com/office/word/2010/wordprocessingCanvas" xmlns:cx="http://schemas.microsoft.com/office/drawing/2014/chartex" xmlns:cx1="http://schemas.microsoft.com/office/drawing/2015/9/8/chartex" xmlns:cx2="http://schemas.microsoft.com/office/drawing/2015/10/21/chartex" xmlns:cx3="http://schemas.microsoft.com/office/drawing/2016/5/9/chartex" xmlns:cx4="http://schemas.microsoft.com/office/drawing/2016/5/10/chartex" xmlns:cx5="http://schemas.microsoft.com/office/drawing/2016/5/11/chartex" xmlns:cx6="http://schemas.microsoft.com/office/drawing/2016/5/12/chartex" xmlns:cx7="http://schemas.microsoft.com/office/drawing/2016/5/13/chartex" xmlns:cx8="http://schemas.microsoft.com/office/drawing/2016/5/14/chartex" xmlns:mc="http://schemas.openxmlformats.org/markup-compatibility/2006" xmlns:aink="http://schemas.microsoft.com/office/drawing/2016/ink" xmlns:am3d="http://schemas.microsoft.com/office/drawing/2017/model3d" xmlns:o="urn:schemas-microsoft-com:office:office" xmlns:oel="http://schemas.microsoft.com/office/2019/extlst" xmlns:r="http://schemas.openxmlformats.org/officeDocument/2006/relationships" xmlns:m="http://schemas.openxmlformats.org/officeDocument/2006/math" xmlns:v="urn:schemas-microsoft-com:vml" xmlns:wp14="http://schemas.microsoft.com/office/word/2010/wordprocessingDrawing" xmlns:wp="http://schemas.openxmlformats.org/drawingml/2006/wordprocessingDrawing" xmlns:w10="urn:schemas-microsoft-com:office:word" xmlns:w="http://schemas.openxmlformats.org/wordprocessingml/2006/main" xmlns:w14="http://schemas.microsoft.com/office/word/2010/wordml" xmlns:w15="http://schemas.microsoft.com/office/word/2012/wordml" xmlns:w16cex="http://schemas.microsoft.com/office/word/2018/wordml/cex" xmlns:w16cid="http://schemas.microsoft.com/office/word/2016/wordml/cid" xmlns:w16="http://schemas.microsoft.com/office/word/2018/wordml" xmlns:w16du="http://schemas.microsoft.com/office/word/2023/wordml/word16du" xmlns:w16sdtdh="http://schemas.microsoft.com/office/word/2020/wordml/sdtdatahash" xmlns:w16sdtfl="http://schemas.microsoft.com/office/word/2024/wordml/sdtformatlock" xmlns:w16se="http://schemas.microsoft.com/office/word/2015/wordml/symex" xmlns:wpg="http://schemas.microsoft.com/office/word/2010/wordprocessingGroup" xmlns:wpi="http://schemas.microsoft.com/office/word/2010/wordprocessingInk" xmlns:wne="http://schemas.microsoft.com/office/word/2006/wordml" xmlns:wps="http://schemas.microsoft.com/office/word/2010/wordprocessingShape" mc:Ignorable="w14 w15 w16se w16cid w16 w16cex w16sdtdh w16sdtfl w16du wp14">
+<w:numbering xmlns:wpc="http://schemas.microsoft.com/office/word/2010/wordprocessingCanvas" xmlns:cx="http://schemas.microsoft.com/office/drawing/2014/chartex" xmlns:mc="http://schemas.openxmlformats.org/markup-compatibility/2006" xmlns:o="urn:schemas-microsoft-com:office:office" xmlns:r="http://schemas.openxmlformats.org/officeDocument/2006/relationships" xmlns:m="http://schemas.openxmlformats.org/officeDocument/2006/math" xmlns:v="urn:schemas-microsoft-com:vml" xmlns:wp14="http://schemas.microsoft.com/office/word/2010/wordprocessingDrawing" xmlns:wp="http://schemas.openxmlformats.org/drawingml/2006/wordprocessingDrawing" xmlns:w10="urn:schemas-microsoft-com:office:word" xmlns:w="http://schemas.openxmlformats.org/wordprocessingml/2006/main" xmlns:w14="http://schemas.microsoft.com/office/word/2010/wordml" xmlns:w15="http://schemas.microsoft.com/office/word/2012/wordml" xmlns:w16se="http://schemas.microsoft.com/office/word/2015/wordml/symex" xmlns:wpg="http://schemas.microsoft.com/office/word/2010/wordprocessingGroup" xmlns:wpi="http://schemas.microsoft.com/office/word/2010/wordprocessingInk" xmlns:wne="http://schemas.microsoft.com/office/word/2006/wordml" xmlns:wps="http://schemas.microsoft.com/office/word/2010/wordprocessingShape" mc:Ignorable="w14 w15 w16se wp14">
   <w:abstractNum w:abstractNumId="0" w15:restartNumberingAfterBreak="0">
     <w:nsid w:val="07A26FF7"/>
     <w:multiLevelType w:val="hybridMultilevel"/>
@@ -12009,53 +12419,53 @@
       </w:rPr>
     </w:lvl>
   </w:abstractNum>
-  <w:num w:numId="1" w16cid:durableId="148599740">
+  <w:num w:numId="1">
     <w:abstractNumId w:val="6"/>
   </w:num>
-  <w:num w:numId="2" w16cid:durableId="1385367241">
+  <w:num w:numId="2">
     <w:abstractNumId w:val="1"/>
   </w:num>
-  <w:num w:numId="3" w16cid:durableId="1877087093">
+  <w:num w:numId="3">
     <w:abstractNumId w:val="4"/>
   </w:num>
-  <w:num w:numId="4" w16cid:durableId="201018358">
+  <w:num w:numId="4">
     <w:abstractNumId w:val="10"/>
   </w:num>
-  <w:num w:numId="5" w16cid:durableId="1903522784">
+  <w:num w:numId="5">
     <w:abstractNumId w:val="3"/>
   </w:num>
-  <w:num w:numId="6" w16cid:durableId="958074982">
+  <w:num w:numId="6">
     <w:abstractNumId w:val="7"/>
   </w:num>
-  <w:num w:numId="7" w16cid:durableId="1769504221">
+  <w:num w:numId="7">
     <w:abstractNumId w:val="11"/>
   </w:num>
-  <w:num w:numId="8" w16cid:durableId="1279676459">
+  <w:num w:numId="8">
     <w:abstractNumId w:val="8"/>
   </w:num>
-  <w:num w:numId="9" w16cid:durableId="264965790">
+  <w:num w:numId="9">
     <w:abstractNumId w:val="0"/>
   </w:num>
-  <w:num w:numId="10" w16cid:durableId="990910547">
+  <w:num w:numId="10">
     <w:abstractNumId w:val="9"/>
   </w:num>
-  <w:num w:numId="11" w16cid:durableId="567493472">
+  <w:num w:numId="11">
     <w:abstractNumId w:val="12"/>
   </w:num>
-  <w:num w:numId="12" w16cid:durableId="661473575">
+  <w:num w:numId="12">
     <w:abstractNumId w:val="2"/>
   </w:num>
-  <w:num w:numId="13" w16cid:durableId="45224073">
+  <w:num w:numId="13">
     <w:abstractNumId w:val="13"/>
   </w:num>
-  <w:num w:numId="14" w16cid:durableId="834300278">
+  <w:num w:numId="14">
     <w:abstractNumId w:val="5"/>
   </w:num>
 </w:numbering>
 </file>
 
 <file path=word/styles.xml><?xml version="1.0" encoding="utf-8"?>
-<w:styles xmlns:mc="http://schemas.openxmlformats.org/markup-compatibility/2006" xmlns:r="http://schemas.openxmlformats.org/officeDocument/2006/relationships" xmlns:w="http://schemas.openxmlformats.org/wordprocessingml/2006/main" xmlns:w14="http://schemas.microsoft.com/office/word/2010/wordml" xmlns:w15="http://schemas.microsoft.com/office/word/2012/wordml" xmlns:w16cex="http://schemas.microsoft.com/office/word/2018/wordml/cex" xmlns:w16cid="http://schemas.microsoft.com/office/word/2016/wordml/cid" xmlns:w16="http://schemas.microsoft.com/office/word/2018/wordml" xmlns:w16du="http://schemas.microsoft.com/office/word/2023/wordml/word16du" xmlns:w16sdtdh="http://schemas.microsoft.com/office/word/2020/wordml/sdtdatahash" xmlns:w16sdtfl="http://schemas.microsoft.com/office/word/2024/wordml/sdtformatlock" xmlns:w16se="http://schemas.microsoft.com/office/word/2015/wordml/symex" mc:Ignorable="w14 w15 w16se w16cid w16 w16cex w16sdtdh w16sdtfl w16du">
+<w:styles xmlns:mc="http://schemas.openxmlformats.org/markup-compatibility/2006" xmlns:r="http://schemas.openxmlformats.org/officeDocument/2006/relationships" xmlns:w="http://schemas.openxmlformats.org/wordprocessingml/2006/main" xmlns:w14="http://schemas.microsoft.com/office/word/2010/wordml" xmlns:w15="http://schemas.microsoft.com/office/word/2012/wordml" xmlns:w16se="http://schemas.microsoft.com/office/word/2015/wordml/symex" mc:Ignorable="w14 w15 w16se">
   <w:docDefaults>
     <w:rPrDefault>
       <w:rPr>
@@ -12071,7 +12481,7 @@
       </w:pPr>
     </w:pPrDefault>
   </w:docDefaults>
-  <w:latentStyles w:defLockedState="0" w:defUIPriority="99" w:defSemiHidden="0" w:defUnhideWhenUsed="0" w:defQFormat="0" w:count="376">
+  <w:latentStyles w:defLockedState="0" w:defUIPriority="99" w:defSemiHidden="0" w:defUnhideWhenUsed="0" w:defQFormat="0" w:count="371">
     <w:lsdException w:name="Normal" w:uiPriority="0" w:qFormat="1"/>
     <w:lsdException w:name="heading 1" w:uiPriority="9" w:qFormat="1"/>
     <w:lsdException w:name="heading 2" w:semiHidden="1" w:uiPriority="9" w:unhideWhenUsed="1" w:qFormat="1"/>
@@ -12443,11 +12853,6 @@
     <w:lsdException w:name="List Table 5 Dark Accent 6" w:uiPriority="50"/>
     <w:lsdException w:name="List Table 6 Colorful Accent 6" w:uiPriority="51"/>
     <w:lsdException w:name="List Table 7 Colorful Accent 6" w:uiPriority="52"/>
-    <w:lsdException w:name="Mention" w:semiHidden="1" w:unhideWhenUsed="1"/>
-    <w:lsdException w:name="Smart Hyperlink" w:semiHidden="1" w:unhideWhenUsed="1"/>
-    <w:lsdException w:name="Hashtag" w:semiHidden="1" w:unhideWhenUsed="1"/>
-    <w:lsdException w:name="Unresolved Mention" w:semiHidden="1" w:unhideWhenUsed="1"/>
-    <w:lsdException w:name="Smart Link" w:semiHidden="1" w:unhideWhenUsed="1"/>
   </w:latentStyles>
   <w:style w:type="paragraph" w:default="1" w:styleId="Norml">
     <w:name w:val="Normal"/>
@@ -13129,7 +13534,7 @@
 </file>
 
 <file path=customXml/itemProps1.xml><?xml version="1.0" encoding="utf-8"?>
-<ds:datastoreItem xmlns:ds="http://schemas.openxmlformats.org/officeDocument/2006/customXml" ds:itemID="{0BB84F56-2893-4DD6-B2CA-B3BBFB3633CE}">
+<ds:datastoreItem xmlns:ds="http://schemas.openxmlformats.org/officeDocument/2006/customXml" ds:itemID="{FF6ADBF2-5726-417E-9D3D-63C59C523C20}">
   <ds:schemaRefs>
     <ds:schemaRef ds:uri="http://schemas.openxmlformats.org/officeDocument/2006/bibliography"/>
   </ds:schemaRefs>

--- a/Documentation/alkalmazás dokumentáció.docx
+++ b/Documentation/alkalmazás dokumentáció.docx
@@ -1,6 +1,6 @@
 
 <file path=word/document.xml><?xml version="1.0" encoding="utf-8"?>
-<w:document xmlns:wpc="http://schemas.microsoft.com/office/word/2010/wordprocessingCanvas" xmlns:cx="http://schemas.microsoft.com/office/drawing/2014/chartex" xmlns:mc="http://schemas.openxmlformats.org/markup-compatibility/2006" xmlns:o="urn:schemas-microsoft-com:office:office" xmlns:r="http://schemas.openxmlformats.org/officeDocument/2006/relationships" xmlns:m="http://schemas.openxmlformats.org/officeDocument/2006/math" xmlns:v="urn:schemas-microsoft-com:vml" xmlns:wp14="http://schemas.microsoft.com/office/word/2010/wordprocessingDrawing" xmlns:wp="http://schemas.openxmlformats.org/drawingml/2006/wordprocessingDrawing" xmlns:w10="urn:schemas-microsoft-com:office:word" xmlns:w="http://schemas.openxmlformats.org/wordprocessingml/2006/main" xmlns:w14="http://schemas.microsoft.com/office/word/2010/wordml" xmlns:w15="http://schemas.microsoft.com/office/word/2012/wordml" xmlns:w16se="http://schemas.microsoft.com/office/word/2015/wordml/symex" xmlns:wpg="http://schemas.microsoft.com/office/word/2010/wordprocessingGroup" xmlns:wpi="http://schemas.microsoft.com/office/word/2010/wordprocessingInk" xmlns:wne="http://schemas.microsoft.com/office/word/2006/wordml" xmlns:wps="http://schemas.microsoft.com/office/word/2010/wordprocessingShape" mc:Ignorable="w14 w15 w16se wp14">
+<w:document xmlns:wpc="http://schemas.microsoft.com/office/word/2010/wordprocessingCanvas" xmlns:cx="http://schemas.microsoft.com/office/drawing/2014/chartex" xmlns:cx1="http://schemas.microsoft.com/office/drawing/2015/9/8/chartex" xmlns:cx2="http://schemas.microsoft.com/office/drawing/2015/10/21/chartex" xmlns:cx3="http://schemas.microsoft.com/office/drawing/2016/5/9/chartex" xmlns:cx4="http://schemas.microsoft.com/office/drawing/2016/5/10/chartex" xmlns:cx5="http://schemas.microsoft.com/office/drawing/2016/5/11/chartex" xmlns:cx6="http://schemas.microsoft.com/office/drawing/2016/5/12/chartex" xmlns:cx7="http://schemas.microsoft.com/office/drawing/2016/5/13/chartex" xmlns:cx8="http://schemas.microsoft.com/office/drawing/2016/5/14/chartex" xmlns:mc="http://schemas.openxmlformats.org/markup-compatibility/2006" xmlns:aink="http://schemas.microsoft.com/office/drawing/2016/ink" xmlns:am3d="http://schemas.microsoft.com/office/drawing/2017/model3d" xmlns:o="urn:schemas-microsoft-com:office:office" xmlns:oel="http://schemas.microsoft.com/office/2019/extlst" xmlns:r="http://schemas.openxmlformats.org/officeDocument/2006/relationships" xmlns:m="http://schemas.openxmlformats.org/officeDocument/2006/math" xmlns:v="urn:schemas-microsoft-com:vml" xmlns:wp14="http://schemas.microsoft.com/office/word/2010/wordprocessingDrawing" xmlns:wp="http://schemas.openxmlformats.org/drawingml/2006/wordprocessingDrawing" xmlns:w10="urn:schemas-microsoft-com:office:word" xmlns:w="http://schemas.openxmlformats.org/wordprocessingml/2006/main" xmlns:w14="http://schemas.microsoft.com/office/word/2010/wordml" xmlns:w15="http://schemas.microsoft.com/office/word/2012/wordml" xmlns:w16cex="http://schemas.microsoft.com/office/word/2018/wordml/cex" xmlns:w16cid="http://schemas.microsoft.com/office/word/2016/wordml/cid" xmlns:w16="http://schemas.microsoft.com/office/word/2018/wordml" xmlns:w16du="http://schemas.microsoft.com/office/word/2023/wordml/word16du" xmlns:w16sdtdh="http://schemas.microsoft.com/office/word/2020/wordml/sdtdatahash" xmlns:w16sdtfl="http://schemas.microsoft.com/office/word/2024/wordml/sdtformatlock" xmlns:w16se="http://schemas.microsoft.com/office/word/2015/wordml/symex" xmlns:wpg="http://schemas.microsoft.com/office/word/2010/wordprocessingGroup" xmlns:wpi="http://schemas.microsoft.com/office/word/2010/wordprocessingInk" xmlns:wne="http://schemas.microsoft.com/office/word/2006/wordml" xmlns:wps="http://schemas.microsoft.com/office/word/2010/wordprocessingShape" mc:Ignorable="w14 w15 w16se w16cid w16 w16cex w16sdtdh w16sdtfl w16du wp14">
   <w:body>
     <w:p>
       <w:pPr>
@@ -560,16 +560,8 @@
         <w:rPr>
           <w:highlight w:val="yellow"/>
         </w:rPr>
-        <w:t xml:space="preserve">vagy az ismerősökkel. Ismerősi körökben </w:t>
-      </w:r>
-      <w:proofErr w:type="gramStart"/>
-      <w:r>
-        <w:rPr>
-          <w:highlight w:val="yellow"/>
-        </w:rPr>
-        <w:t>észleltük</w:t>
-      </w:r>
-      <w:proofErr w:type="gramEnd"/>
+        <w:t>vagy az ismerősökkel. Ismerősi körökben észleltük</w:t>
+      </w:r>
       <w:r>
         <w:rPr>
           <w:highlight w:val="yellow"/>
@@ -1759,63 +1751,7 @@
         <w:rPr>
           <w:highlight w:val="yellow"/>
         </w:rPr>
-        <w:t xml:space="preserve">Az adataink tárolásához, a XAMPP </w:t>
-      </w:r>
-      <w:proofErr w:type="spellStart"/>
-      <w:r>
-        <w:rPr>
-          <w:highlight w:val="yellow"/>
-        </w:rPr>
-        <w:t>Control</w:t>
-      </w:r>
-      <w:proofErr w:type="spellEnd"/>
-      <w:r>
-        <w:rPr>
-          <w:highlight w:val="yellow"/>
-        </w:rPr>
-        <w:t xml:space="preserve"> Panel alkalmazás segítségével, egy </w:t>
-      </w:r>
-      <w:proofErr w:type="spellStart"/>
-      <w:r>
-        <w:rPr>
-          <w:highlight w:val="yellow"/>
-        </w:rPr>
-        <w:t>MySQL</w:t>
-      </w:r>
-      <w:proofErr w:type="spellEnd"/>
-      <w:r>
-        <w:rPr>
-          <w:highlight w:val="yellow"/>
-        </w:rPr>
-        <w:t xml:space="preserve"> adatbázist hoztunk létre. Az adatbázis felelős a fő adatok tárolásáért, mint például a felhasználok egyedi </w:t>
-      </w:r>
-      <w:proofErr w:type="spellStart"/>
-      <w:r>
-        <w:rPr>
-          <w:highlight w:val="yellow"/>
-        </w:rPr>
-        <w:t>azonosítóinak</w:t>
-      </w:r>
-      <w:proofErr w:type="spellEnd"/>
-      <w:r>
-        <w:rPr>
-          <w:highlight w:val="yellow"/>
-        </w:rPr>
-        <w:t xml:space="preserve">, és </w:t>
-      </w:r>
-      <w:proofErr w:type="spellStart"/>
-      <w:r>
-        <w:rPr>
-          <w:highlight w:val="yellow"/>
-        </w:rPr>
-        <w:t>tokenjeinek</w:t>
-      </w:r>
-      <w:proofErr w:type="spellEnd"/>
-      <w:r>
-        <w:rPr>
-          <w:highlight w:val="yellow"/>
-        </w:rPr>
-        <w:t xml:space="preserve"> tárolására. Ezek mellet még a csoportokon belüli jogosultság kezelés megvalósításában is segít.</w:t>
+        <w:t>Az adataink tárolásához, a XAMPP Control Panel alkalmazás segítségével, egy MySQL adatbázist hoztunk létre. Az adatbázis felelős a fő adatok tárolásáért, mint például a felhasználok egyedi azonosítóinak, és tokenjeinek tárolására. Ezek mellet még a csoportokon belüli jogosultság kezelés megvalósításában is segít.</w:t>
       </w:r>
     </w:p>
     <w:p>
@@ -1926,21 +1862,7 @@
         <w:rPr>
           <w:highlight w:val="yellow"/>
         </w:rPr>
-        <w:t>„</w:t>
-      </w:r>
-      <w:proofErr w:type="spellStart"/>
-      <w:r>
-        <w:rPr>
-          <w:highlight w:val="yellow"/>
-        </w:rPr>
-        <w:t>blocks</w:t>
-      </w:r>
-      <w:proofErr w:type="spellEnd"/>
-      <w:r>
-        <w:rPr>
-          <w:highlight w:val="yellow"/>
-        </w:rPr>
-        <w:t>” tábla:</w:t>
+        <w:t>„blocks” tábla:</w:t>
       </w:r>
       <w:bookmarkEnd w:id="5"/>
     </w:p>
@@ -1958,14 +1880,12 @@
           <w:highlight w:val="yellow"/>
         </w:rPr>
       </w:pPr>
-      <w:proofErr w:type="spellStart"/>
       <w:r>
         <w:rPr>
           <w:highlight w:val="yellow"/>
         </w:rPr>
         <w:t>block_Id</w:t>
       </w:r>
-      <w:proofErr w:type="spellEnd"/>
       <w:r>
         <w:rPr>
           <w:highlight w:val="yellow"/>
@@ -1988,34 +1908,18 @@
           <w:highlight w:val="yellow"/>
         </w:rPr>
       </w:pPr>
-      <w:proofErr w:type="spellStart"/>
       <w:r>
         <w:rPr>
           <w:highlight w:val="yellow"/>
         </w:rPr>
         <w:t>date</w:t>
       </w:r>
-      <w:proofErr w:type="spellEnd"/>
       <w:r>
         <w:rPr>
           <w:highlight w:val="yellow"/>
         </w:rPr>
         <w:tab/>
-        <w:t>A blokk dátuma (</w:t>
-      </w:r>
-      <w:proofErr w:type="spellStart"/>
-      <w:r>
-        <w:rPr>
-          <w:highlight w:val="yellow"/>
-        </w:rPr>
-        <w:t>éééé-hh-nn</w:t>
-      </w:r>
-      <w:proofErr w:type="spellEnd"/>
-      <w:r>
-        <w:rPr>
-          <w:highlight w:val="yellow"/>
-        </w:rPr>
-        <w:t>)</w:t>
+        <w:t>A blokk dátuma (éééé-hh-nn)</w:t>
       </w:r>
     </w:p>
     <w:p>
@@ -2032,14 +1936,12 @@
           <w:highlight w:val="yellow"/>
         </w:rPr>
       </w:pPr>
-      <w:proofErr w:type="spellStart"/>
       <w:r>
         <w:rPr>
           <w:highlight w:val="yellow"/>
         </w:rPr>
         <w:t>description</w:t>
       </w:r>
-      <w:proofErr w:type="spellEnd"/>
       <w:r>
         <w:rPr>
           <w:highlight w:val="yellow"/>
@@ -2062,14 +1964,12 @@
           <w:highlight w:val="yellow"/>
         </w:rPr>
       </w:pPr>
-      <w:proofErr w:type="spellStart"/>
       <w:r>
         <w:rPr>
           <w:highlight w:val="yellow"/>
         </w:rPr>
         <w:t>priority</w:t>
       </w:r>
-      <w:proofErr w:type="spellEnd"/>
       <w:r>
         <w:rPr>
           <w:highlight w:val="yellow"/>
@@ -2092,14 +1992,12 @@
           <w:highlight w:val="yellow"/>
         </w:rPr>
       </w:pPr>
-      <w:proofErr w:type="spellStart"/>
       <w:r>
         <w:rPr>
           <w:highlight w:val="yellow"/>
         </w:rPr>
         <w:t>timeEnd</w:t>
       </w:r>
-      <w:proofErr w:type="spellEnd"/>
       <w:r>
         <w:rPr>
           <w:highlight w:val="yellow"/>
@@ -2122,14 +2020,12 @@
           <w:highlight w:val="yellow"/>
         </w:rPr>
       </w:pPr>
-      <w:proofErr w:type="spellStart"/>
       <w:r>
         <w:rPr>
           <w:highlight w:val="yellow"/>
         </w:rPr>
         <w:t>timeStart</w:t>
       </w:r>
-      <w:proofErr w:type="spellEnd"/>
       <w:r>
         <w:rPr>
           <w:highlight w:val="yellow"/>
@@ -2152,14 +2048,12 @@
           <w:highlight w:val="yellow"/>
         </w:rPr>
       </w:pPr>
-      <w:proofErr w:type="spellStart"/>
       <w:r>
         <w:rPr>
           <w:highlight w:val="yellow"/>
         </w:rPr>
         <w:t>title</w:t>
       </w:r>
-      <w:proofErr w:type="spellEnd"/>
       <w:r>
         <w:rPr>
           <w:highlight w:val="yellow"/>
@@ -2200,21 +2094,7 @@
         <w:rPr>
           <w:highlight w:val="yellow"/>
         </w:rPr>
-        <w:t>„</w:t>
-      </w:r>
-      <w:proofErr w:type="spellStart"/>
-      <w:r>
-        <w:rPr>
-          <w:highlight w:val="yellow"/>
-        </w:rPr>
-        <w:t>groups</w:t>
-      </w:r>
-      <w:proofErr w:type="spellEnd"/>
-      <w:r>
-        <w:rPr>
-          <w:highlight w:val="yellow"/>
-        </w:rPr>
-        <w:t>” tábla:</w:t>
+        <w:t>„groups” tábla:</w:t>
       </w:r>
       <w:bookmarkEnd w:id="6"/>
     </w:p>
@@ -2232,14 +2112,12 @@
           <w:highlight w:val="yellow"/>
         </w:rPr>
       </w:pPr>
-      <w:proofErr w:type="spellStart"/>
       <w:r>
         <w:rPr>
           <w:highlight w:val="yellow"/>
         </w:rPr>
         <w:t>group_Id</w:t>
       </w:r>
-      <w:proofErr w:type="spellEnd"/>
       <w:r>
         <w:rPr>
           <w:highlight w:val="yellow"/>
@@ -2262,7 +2140,6 @@
           <w:highlight w:val="yellow"/>
         </w:rPr>
       </w:pPr>
-      <w:proofErr w:type="spellStart"/>
       <w:r>
         <w:rPr>
           <w:highlight w:val="yellow"/>
@@ -2270,7 +2147,6 @@
         <w:lastRenderedPageBreak/>
         <w:t>group_name</w:t>
       </w:r>
-      <w:proofErr w:type="spellEnd"/>
       <w:r>
         <w:rPr>
           <w:highlight w:val="yellow"/>
@@ -2335,21 +2211,7 @@
         <w:rPr>
           <w:highlight w:val="yellow"/>
         </w:rPr>
-        <w:t>„</w:t>
-      </w:r>
-      <w:proofErr w:type="spellStart"/>
-      <w:r>
-        <w:rPr>
-          <w:highlight w:val="yellow"/>
-        </w:rPr>
-        <w:t>gorupscheduleconn</w:t>
-      </w:r>
-      <w:proofErr w:type="spellEnd"/>
-      <w:r>
-        <w:rPr>
-          <w:highlight w:val="yellow"/>
-        </w:rPr>
-        <w:t>” tábla:</w:t>
+        <w:t>„gorupscheduleconn” tábla:</w:t>
       </w:r>
       <w:bookmarkEnd w:id="7"/>
     </w:p>
@@ -2367,14 +2229,12 @@
           <w:highlight w:val="yellow"/>
         </w:rPr>
       </w:pPr>
-      <w:proofErr w:type="spellStart"/>
       <w:r>
         <w:rPr>
           <w:highlight w:val="yellow"/>
         </w:rPr>
         <w:t>group_Id</w:t>
       </w:r>
-      <w:proofErr w:type="spellEnd"/>
       <w:r>
         <w:rPr>
           <w:highlight w:val="yellow"/>
@@ -2397,34 +2257,18 @@
           <w:highlight w:val="yellow"/>
         </w:rPr>
       </w:pPr>
-      <w:proofErr w:type="spellStart"/>
       <w:r>
         <w:rPr>
           <w:highlight w:val="yellow"/>
         </w:rPr>
         <w:t>schedule_Id</w:t>
       </w:r>
-      <w:proofErr w:type="spellEnd"/>
       <w:r>
         <w:rPr>
           <w:highlight w:val="yellow"/>
         </w:rPr>
         <w:tab/>
-        <w:t xml:space="preserve">A </w:t>
-      </w:r>
-      <w:proofErr w:type="spellStart"/>
-      <w:r>
-        <w:rPr>
-          <w:highlight w:val="yellow"/>
-        </w:rPr>
-        <w:t>schedule</w:t>
-      </w:r>
-      <w:proofErr w:type="spellEnd"/>
-      <w:r>
-        <w:rPr>
-          <w:highlight w:val="yellow"/>
-        </w:rPr>
-        <w:t xml:space="preserve"> azonosítója</w:t>
+        <w:t>A schedule azonosítója</w:t>
       </w:r>
     </w:p>
     <w:p>
@@ -2459,21 +2303,7 @@
         <w:rPr>
           <w:highlight w:val="yellow"/>
         </w:rPr>
-        <w:t>„</w:t>
-      </w:r>
-      <w:proofErr w:type="spellStart"/>
-      <w:r>
-        <w:rPr>
-          <w:highlight w:val="yellow"/>
-        </w:rPr>
-        <w:t>groupuserconn</w:t>
-      </w:r>
-      <w:proofErr w:type="spellEnd"/>
-      <w:r>
-        <w:rPr>
-          <w:highlight w:val="yellow"/>
-        </w:rPr>
-        <w:t>” tábla:</w:t>
+        <w:t>„groupuserconn” tábla:</w:t>
       </w:r>
       <w:bookmarkEnd w:id="8"/>
     </w:p>
@@ -2491,14 +2321,12 @@
           <w:highlight w:val="yellow"/>
         </w:rPr>
       </w:pPr>
-      <w:proofErr w:type="spellStart"/>
       <w:r>
         <w:rPr>
           <w:highlight w:val="yellow"/>
         </w:rPr>
         <w:t>group_Id</w:t>
       </w:r>
-      <w:proofErr w:type="spellEnd"/>
       <w:r>
         <w:rPr>
           <w:highlight w:val="yellow"/>
@@ -2521,14 +2349,12 @@
           <w:highlight w:val="yellow"/>
         </w:rPr>
       </w:pPr>
-      <w:proofErr w:type="spellStart"/>
       <w:r>
         <w:rPr>
           <w:highlight w:val="yellow"/>
         </w:rPr>
         <w:t>permission</w:t>
       </w:r>
-      <w:proofErr w:type="spellEnd"/>
       <w:r>
         <w:rPr>
           <w:highlight w:val="yellow"/>
@@ -2551,14 +2377,12 @@
           <w:highlight w:val="yellow"/>
         </w:rPr>
       </w:pPr>
-      <w:proofErr w:type="spellStart"/>
       <w:r>
         <w:rPr>
           <w:highlight w:val="yellow"/>
         </w:rPr>
         <w:t>user_Id</w:t>
       </w:r>
-      <w:proofErr w:type="spellEnd"/>
       <w:r>
         <w:rPr>
           <w:highlight w:val="yellow"/>
@@ -2599,21 +2423,7 @@
         <w:rPr>
           <w:highlight w:val="yellow"/>
         </w:rPr>
-        <w:t>„</w:t>
-      </w:r>
-      <w:proofErr w:type="spellStart"/>
-      <w:r>
-        <w:rPr>
-          <w:highlight w:val="yellow"/>
-        </w:rPr>
-        <w:t>isignored</w:t>
-      </w:r>
-      <w:proofErr w:type="spellEnd"/>
-      <w:r>
-        <w:rPr>
-          <w:highlight w:val="yellow"/>
-        </w:rPr>
-        <w:t>” tábla:</w:t>
+        <w:t>„isignored” tábla:</w:t>
       </w:r>
       <w:bookmarkEnd w:id="9"/>
     </w:p>
@@ -2631,14 +2441,12 @@
           <w:highlight w:val="yellow"/>
         </w:rPr>
       </w:pPr>
-      <w:proofErr w:type="spellStart"/>
       <w:r>
         <w:rPr>
           <w:highlight w:val="yellow"/>
         </w:rPr>
         <w:t>block_id</w:t>
       </w:r>
-      <w:proofErr w:type="spellEnd"/>
       <w:r>
         <w:rPr>
           <w:highlight w:val="yellow"/>
@@ -2661,14 +2469,12 @@
           <w:highlight w:val="yellow"/>
         </w:rPr>
       </w:pPr>
-      <w:proofErr w:type="spellStart"/>
       <w:r>
         <w:rPr>
           <w:highlight w:val="yellow"/>
         </w:rPr>
         <w:t>user_id</w:t>
       </w:r>
-      <w:proofErr w:type="spellEnd"/>
       <w:r>
         <w:rPr>
           <w:highlight w:val="yellow"/>
@@ -2709,21 +2515,7 @@
         <w:rPr>
           <w:highlight w:val="yellow"/>
         </w:rPr>
-        <w:t>„</w:t>
-      </w:r>
-      <w:proofErr w:type="spellStart"/>
-      <w:r>
-        <w:rPr>
-          <w:highlight w:val="yellow"/>
-        </w:rPr>
-        <w:t>schedules</w:t>
-      </w:r>
-      <w:proofErr w:type="spellEnd"/>
-      <w:r>
-        <w:rPr>
-          <w:highlight w:val="yellow"/>
-        </w:rPr>
-        <w:t>” tábla:</w:t>
+        <w:t>„schedules” tábla:</w:t>
       </w:r>
       <w:bookmarkEnd w:id="10"/>
     </w:p>
@@ -2741,34 +2533,18 @@
           <w:highlight w:val="yellow"/>
         </w:rPr>
       </w:pPr>
-      <w:proofErr w:type="spellStart"/>
       <w:r>
         <w:rPr>
           <w:highlight w:val="yellow"/>
         </w:rPr>
         <w:t>schedule_id</w:t>
       </w:r>
-      <w:proofErr w:type="spellEnd"/>
       <w:r>
         <w:rPr>
           <w:highlight w:val="yellow"/>
         </w:rPr>
         <w:tab/>
-        <w:t xml:space="preserve">A </w:t>
-      </w:r>
-      <w:proofErr w:type="spellStart"/>
-      <w:r>
-        <w:rPr>
-          <w:highlight w:val="yellow"/>
-        </w:rPr>
-        <w:t>schedule</w:t>
-      </w:r>
-      <w:proofErr w:type="spellEnd"/>
-      <w:r>
-        <w:rPr>
-          <w:highlight w:val="yellow"/>
-        </w:rPr>
-        <w:t xml:space="preserve"> azonosítója</w:t>
+        <w:t>A schedule azonosítója</w:t>
       </w:r>
     </w:p>
     <w:p>
@@ -2785,34 +2561,18 @@
           <w:highlight w:val="yellow"/>
         </w:rPr>
       </w:pPr>
-      <w:proofErr w:type="spellStart"/>
       <w:r>
         <w:rPr>
           <w:highlight w:val="yellow"/>
         </w:rPr>
         <w:t>schedule_info</w:t>
       </w:r>
-      <w:proofErr w:type="spellEnd"/>
       <w:r>
         <w:rPr>
           <w:highlight w:val="yellow"/>
         </w:rPr>
         <w:tab/>
-        <w:t xml:space="preserve">A </w:t>
-      </w:r>
-      <w:proofErr w:type="spellStart"/>
-      <w:r>
-        <w:rPr>
-          <w:highlight w:val="yellow"/>
-        </w:rPr>
-        <w:t>schedule</w:t>
-      </w:r>
-      <w:proofErr w:type="spellEnd"/>
-      <w:r>
-        <w:rPr>
-          <w:highlight w:val="yellow"/>
-        </w:rPr>
-        <w:t xml:space="preserve"> információi</w:t>
+        <w:t>A schedule információi</w:t>
       </w:r>
     </w:p>
     <w:p>
@@ -2829,14 +2589,12 @@
           <w:highlight w:val="yellow"/>
         </w:rPr>
       </w:pPr>
-      <w:proofErr w:type="spellStart"/>
       <w:r>
         <w:rPr>
           <w:highlight w:val="yellow"/>
         </w:rPr>
         <w:t>template_id</w:t>
       </w:r>
-      <w:proofErr w:type="spellEnd"/>
       <w:r>
         <w:rPr>
           <w:highlight w:val="yellow"/>
@@ -2877,21 +2635,7 @@
         <w:rPr>
           <w:highlight w:val="yellow"/>
         </w:rPr>
-        <w:t>„</w:t>
-      </w:r>
-      <w:proofErr w:type="spellStart"/>
-      <w:r>
-        <w:rPr>
-          <w:highlight w:val="yellow"/>
-        </w:rPr>
-        <w:t>scheduleusersconn</w:t>
-      </w:r>
-      <w:proofErr w:type="spellEnd"/>
-      <w:r>
-        <w:rPr>
-          <w:highlight w:val="yellow"/>
-        </w:rPr>
-        <w:t>” tábla:</w:t>
+        <w:t>„scheduleusersconn” tábla:</w:t>
       </w:r>
       <w:bookmarkEnd w:id="11"/>
     </w:p>
@@ -2909,34 +2653,18 @@
           <w:highlight w:val="yellow"/>
         </w:rPr>
       </w:pPr>
-      <w:proofErr w:type="spellStart"/>
       <w:r>
         <w:rPr>
           <w:highlight w:val="yellow"/>
         </w:rPr>
         <w:t>schedule_id</w:t>
       </w:r>
-      <w:proofErr w:type="spellEnd"/>
       <w:r>
         <w:rPr>
           <w:highlight w:val="yellow"/>
         </w:rPr>
         <w:tab/>
-        <w:t xml:space="preserve">A </w:t>
-      </w:r>
-      <w:proofErr w:type="spellStart"/>
-      <w:r>
-        <w:rPr>
-          <w:highlight w:val="yellow"/>
-        </w:rPr>
-        <w:t>schedule</w:t>
-      </w:r>
-      <w:proofErr w:type="spellEnd"/>
-      <w:r>
-        <w:rPr>
-          <w:highlight w:val="yellow"/>
-        </w:rPr>
-        <w:t xml:space="preserve"> azonosítója</w:t>
+        <w:t>A schedule azonosítója</w:t>
       </w:r>
     </w:p>
     <w:p>
@@ -2953,14 +2681,12 @@
           <w:highlight w:val="yellow"/>
         </w:rPr>
       </w:pPr>
-      <w:proofErr w:type="spellStart"/>
       <w:r>
         <w:rPr>
           <w:highlight w:val="yellow"/>
         </w:rPr>
         <w:t>user_id</w:t>
       </w:r>
-      <w:proofErr w:type="spellEnd"/>
       <w:r>
         <w:rPr>
           <w:highlight w:val="yellow"/>
@@ -3001,21 +2727,7 @@
         <w:rPr>
           <w:highlight w:val="yellow"/>
         </w:rPr>
-        <w:t>„</w:t>
-      </w:r>
-      <w:proofErr w:type="spellStart"/>
-      <w:r>
-        <w:rPr>
-          <w:highlight w:val="yellow"/>
-        </w:rPr>
-        <w:t>templates</w:t>
-      </w:r>
-      <w:proofErr w:type="spellEnd"/>
-      <w:r>
-        <w:rPr>
-          <w:highlight w:val="yellow"/>
-        </w:rPr>
-        <w:t>” tábla:</w:t>
+        <w:t>„templates” tábla:</w:t>
       </w:r>
       <w:bookmarkEnd w:id="12"/>
     </w:p>
@@ -3033,14 +2745,12 @@
           <w:highlight w:val="yellow"/>
         </w:rPr>
       </w:pPr>
-      <w:proofErr w:type="spellStart"/>
       <w:r>
         <w:rPr>
           <w:highlight w:val="yellow"/>
         </w:rPr>
         <w:t>template_id</w:t>
       </w:r>
-      <w:proofErr w:type="spellEnd"/>
       <w:r>
         <w:rPr>
           <w:highlight w:val="yellow"/>
@@ -3063,14 +2773,12 @@
           <w:highlight w:val="yellow"/>
         </w:rPr>
       </w:pPr>
-      <w:proofErr w:type="spellStart"/>
       <w:r>
         <w:rPr>
           <w:highlight w:val="yellow"/>
         </w:rPr>
         <w:t>template_info</w:t>
       </w:r>
-      <w:proofErr w:type="spellEnd"/>
       <w:r>
         <w:rPr>
           <w:highlight w:val="yellow"/>
@@ -3117,21 +2825,7 @@
         <w:rPr>
           <w:highlight w:val="yellow"/>
         </w:rPr>
-        <w:t>„</w:t>
-      </w:r>
-      <w:proofErr w:type="spellStart"/>
-      <w:r>
-        <w:rPr>
-          <w:highlight w:val="yellow"/>
-        </w:rPr>
-        <w:t>temlatesblocksconn</w:t>
-      </w:r>
-      <w:proofErr w:type="spellEnd"/>
-      <w:r>
-        <w:rPr>
-          <w:highlight w:val="yellow"/>
-        </w:rPr>
-        <w:t>” tábla:</w:t>
+        <w:t>„temlatesblocksconn” tábla:</w:t>
       </w:r>
       <w:bookmarkEnd w:id="13"/>
     </w:p>
@@ -3149,14 +2843,12 @@
           <w:highlight w:val="yellow"/>
         </w:rPr>
       </w:pPr>
-      <w:proofErr w:type="spellStart"/>
       <w:r>
         <w:rPr>
           <w:highlight w:val="yellow"/>
         </w:rPr>
         <w:t>block_id</w:t>
       </w:r>
-      <w:proofErr w:type="spellEnd"/>
       <w:r>
         <w:rPr>
           <w:highlight w:val="yellow"/>
@@ -3184,7 +2876,6 @@
           <w:highlight w:val="yellow"/>
         </w:rPr>
       </w:pPr>
-      <w:proofErr w:type="spellStart"/>
       <w:r>
         <w:rPr>
           <w:highlight w:val="yellow"/>
@@ -3192,7 +2883,6 @@
         <w:lastRenderedPageBreak/>
         <w:t>template_id</w:t>
       </w:r>
-      <w:proofErr w:type="spellEnd"/>
       <w:r>
         <w:rPr>
           <w:highlight w:val="yellow"/>
@@ -3238,21 +2928,7 @@
         <w:rPr>
           <w:highlight w:val="yellow"/>
         </w:rPr>
-        <w:t>„</w:t>
-      </w:r>
-      <w:proofErr w:type="spellStart"/>
-      <w:r>
-        <w:rPr>
-          <w:highlight w:val="yellow"/>
-        </w:rPr>
-        <w:t>users</w:t>
-      </w:r>
-      <w:proofErr w:type="spellEnd"/>
-      <w:r>
-        <w:rPr>
-          <w:highlight w:val="yellow"/>
-        </w:rPr>
-        <w:t>” tábla:</w:t>
+        <w:t>„users” tábla:</w:t>
       </w:r>
       <w:bookmarkEnd w:id="14"/>
     </w:p>
@@ -3270,14 +2946,12 @@
           <w:highlight w:val="yellow"/>
         </w:rPr>
       </w:pPr>
-      <w:proofErr w:type="spellStart"/>
       <w:r>
         <w:rPr>
           <w:highlight w:val="yellow"/>
         </w:rPr>
         <w:t>Description</w:t>
       </w:r>
-      <w:proofErr w:type="spellEnd"/>
       <w:r>
         <w:rPr>
           <w:highlight w:val="yellow"/>
@@ -3305,14 +2979,12 @@
           <w:highlight w:val="yellow"/>
         </w:rPr>
       </w:pPr>
-      <w:proofErr w:type="spellStart"/>
       <w:r>
         <w:rPr>
           <w:highlight w:val="yellow"/>
         </w:rPr>
         <w:t>display_name</w:t>
       </w:r>
-      <w:proofErr w:type="spellEnd"/>
       <w:r>
         <w:rPr>
           <w:highlight w:val="yellow"/>
@@ -3406,14 +3078,12 @@
           <w:highlight w:val="yellow"/>
         </w:rPr>
       </w:pPr>
-      <w:proofErr w:type="spellStart"/>
       <w:r>
         <w:rPr>
           <w:highlight w:val="yellow"/>
         </w:rPr>
         <w:t>Role</w:t>
       </w:r>
-      <w:proofErr w:type="spellEnd"/>
       <w:r>
         <w:rPr>
           <w:highlight w:val="yellow"/>
@@ -3441,14 +3111,12 @@
           <w:highlight w:val="yellow"/>
         </w:rPr>
       </w:pPr>
-      <w:proofErr w:type="spellStart"/>
       <w:r>
         <w:rPr>
           <w:highlight w:val="yellow"/>
         </w:rPr>
         <w:t>Token</w:t>
       </w:r>
-      <w:proofErr w:type="spellEnd"/>
       <w:r>
         <w:rPr>
           <w:highlight w:val="yellow"/>
@@ -3459,21 +3127,7 @@
         <w:rPr>
           <w:highlight w:val="yellow"/>
         </w:rPr>
-        <w:t xml:space="preserve">A felhasználó </w:t>
-      </w:r>
-      <w:proofErr w:type="spellStart"/>
-      <w:r>
-        <w:rPr>
-          <w:highlight w:val="yellow"/>
-        </w:rPr>
-        <w:t>token</w:t>
-      </w:r>
-      <w:proofErr w:type="spellEnd"/>
-      <w:r>
-        <w:rPr>
-          <w:highlight w:val="yellow"/>
-        </w:rPr>
-        <w:t>-je</w:t>
+        <w:t>A felhasználó token-je</w:t>
       </w:r>
     </w:p>
     <w:p>
@@ -3490,14 +3144,12 @@
           <w:highlight w:val="yellow"/>
         </w:rPr>
       </w:pPr>
-      <w:proofErr w:type="spellStart"/>
       <w:r>
         <w:rPr>
           <w:highlight w:val="yellow"/>
         </w:rPr>
         <w:t>username</w:t>
       </w:r>
-      <w:proofErr w:type="spellEnd"/>
       <w:r>
         <w:rPr>
           <w:highlight w:val="yellow"/>
@@ -3525,14 +3177,12 @@
           <w:highlight w:val="yellow"/>
         </w:rPr>
       </w:pPr>
-      <w:proofErr w:type="spellStart"/>
       <w:r>
         <w:rPr>
           <w:highlight w:val="yellow"/>
         </w:rPr>
         <w:t>user_id</w:t>
       </w:r>
-      <w:proofErr w:type="spellEnd"/>
       <w:r>
         <w:rPr>
           <w:highlight w:val="yellow"/>
@@ -3578,21 +3228,7 @@
         <w:rPr>
           <w:highlight w:val="yellow"/>
         </w:rPr>
-        <w:t>„</w:t>
-      </w:r>
-      <w:proofErr w:type="spellStart"/>
-      <w:r>
-        <w:rPr>
-          <w:highlight w:val="yellow"/>
-        </w:rPr>
-        <w:t>usersettings</w:t>
-      </w:r>
-      <w:proofErr w:type="spellEnd"/>
-      <w:r>
-        <w:rPr>
-          <w:highlight w:val="yellow"/>
-        </w:rPr>
-        <w:t>” tábla:</w:t>
+        <w:t>„usersettings” tábla:</w:t>
       </w:r>
       <w:bookmarkEnd w:id="15"/>
     </w:p>
@@ -3610,14 +3246,12 @@
           <w:highlight w:val="yellow"/>
         </w:rPr>
       </w:pPr>
-      <w:proofErr w:type="spellStart"/>
       <w:r>
         <w:rPr>
           <w:highlight w:val="yellow"/>
         </w:rPr>
         <w:t>settings</w:t>
       </w:r>
-      <w:proofErr w:type="spellEnd"/>
       <w:r>
         <w:rPr>
           <w:highlight w:val="yellow"/>
@@ -3645,14 +3279,12 @@
           <w:highlight w:val="yellow"/>
         </w:rPr>
       </w:pPr>
-      <w:proofErr w:type="spellStart"/>
       <w:r>
         <w:rPr>
           <w:highlight w:val="yellow"/>
         </w:rPr>
         <w:t>user_id</w:t>
       </w:r>
-      <w:proofErr w:type="spellEnd"/>
       <w:r>
         <w:rPr>
           <w:highlight w:val="yellow"/>
@@ -3786,21 +3418,7 @@
           <w:highlight w:val="yellow"/>
         </w:rPr>
         <w:lastRenderedPageBreak/>
-        <w:t xml:space="preserve">ellentétben gondoltunk azokra </w:t>
-      </w:r>
-      <w:proofErr w:type="gramStart"/>
-      <w:r>
-        <w:rPr>
-          <w:highlight w:val="yellow"/>
-        </w:rPr>
-        <w:t>is</w:t>
-      </w:r>
-      <w:proofErr w:type="gramEnd"/>
-      <w:r>
-        <w:rPr>
-          <w:highlight w:val="yellow"/>
-        </w:rPr>
-        <w:t xml:space="preserve"> akik a világos oldalakat preferálják emiatt a beállításoknál lehet választani a világos-sötét téma között, a világos témában világoslila a háttér.</w:t>
+        <w:t>ellentétben gondoltunk azokra is akik a világos oldalakat preferálják emiatt a beállításoknál lehet választani a világos-sötét téma között, a világos témában világoslila a háttér.</w:t>
       </w:r>
     </w:p>
     <w:p>
@@ -3887,21 +3505,7 @@
         <w:rPr>
           <w:highlight w:val="yellow"/>
         </w:rPr>
-        <w:t xml:space="preserve">s verziója segítségével készült a </w:t>
-      </w:r>
-      <w:proofErr w:type="spellStart"/>
-      <w:r>
-        <w:rPr>
-          <w:highlight w:val="yellow"/>
-        </w:rPr>
-        <w:t>Vite</w:t>
-      </w:r>
-      <w:proofErr w:type="spellEnd"/>
-      <w:r>
-        <w:rPr>
-          <w:highlight w:val="yellow"/>
-        </w:rPr>
-        <w:t xml:space="preserve"> </w:t>
+        <w:t xml:space="preserve">s verziója segítségével készült a Vite </w:t>
       </w:r>
       <w:r>
         <w:rPr>
@@ -3925,21 +3529,7 @@
         <w:rPr>
           <w:highlight w:val="yellow"/>
         </w:rPr>
-        <w:t xml:space="preserve">s verzióján belül, a komponensekre bontott oldalrendezés és a beépített eszközök előnyeit kihasználva. Ennek köszönhetően könnyen átlátható, és egyben egyszerűen bővíthető új funkciókkal. Kifejezetten hasznos volt a fejléc és a lábléc létrehozásában, ugyanis nem kellett minden oldalon létrehozni, hanem csak a komponens szükséges kódjait helyeztük el. A szoftver elkészítésében a </w:t>
-      </w:r>
-      <w:proofErr w:type="spellStart"/>
-      <w:r>
-        <w:rPr>
-          <w:highlight w:val="yellow"/>
-        </w:rPr>
-        <w:t>React</w:t>
-      </w:r>
-      <w:proofErr w:type="spellEnd"/>
-      <w:r>
-        <w:rPr>
-          <w:highlight w:val="yellow"/>
-        </w:rPr>
-        <w:t xml:space="preserve"> saját modulkönyvtára is nagy szerepet játszott. Meghívott modulok:</w:t>
+        <w:t>s verzióján belül, a komponensekre bontott oldalrendezés és a beépített eszközök előnyeit kihasználva. Ennek köszönhetően könnyen átlátható, és egyben egyszerűen bővíthető új funkciókkal. Kifejezetten hasznos volt a fejléc és a lábléc létrehozásában, ugyanis nem kellett minden oldalon létrehozni, hanem csak a komponens szükséges kódjait helyeztük el. A szoftver elkészítésében a React saját modulkönyvtára is nagy szerepet játszott. Meghívott modulok:</w:t>
       </w:r>
     </w:p>
     <w:p>
@@ -3953,19 +3543,11 @@
           <w:highlight w:val="yellow"/>
         </w:rPr>
       </w:pPr>
-      <w:proofErr w:type="spellStart"/>
-      <w:r>
-        <w:rPr>
-          <w:highlight w:val="yellow"/>
-        </w:rPr>
-        <w:t>react-dom</w:t>
-      </w:r>
-      <w:proofErr w:type="spellEnd"/>
-      <w:r>
-        <w:rPr>
-          <w:highlight w:val="yellow"/>
-        </w:rPr>
-        <w:t>:</w:t>
+      <w:r>
+        <w:rPr>
+          <w:highlight w:val="yellow"/>
+        </w:rPr>
+        <w:t>react-dom:</w:t>
       </w:r>
     </w:p>
     <w:p>
@@ -3979,63 +3561,7 @@
         <w:rPr>
           <w:highlight w:val="yellow"/>
         </w:rPr>
-        <w:t xml:space="preserve">A </w:t>
-      </w:r>
-      <w:proofErr w:type="spellStart"/>
-      <w:r>
-        <w:rPr>
-          <w:highlight w:val="yellow"/>
-        </w:rPr>
-        <w:t>React</w:t>
-      </w:r>
-      <w:proofErr w:type="spellEnd"/>
-      <w:r>
-        <w:rPr>
-          <w:highlight w:val="yellow"/>
-        </w:rPr>
-        <w:t xml:space="preserve"> </w:t>
-      </w:r>
-      <w:proofErr w:type="spellStart"/>
-      <w:r>
-        <w:rPr>
-          <w:highlight w:val="yellow"/>
-        </w:rPr>
-        <w:t>hívatalos</w:t>
-      </w:r>
-      <w:proofErr w:type="spellEnd"/>
-      <w:r>
-        <w:rPr>
-          <w:highlight w:val="yellow"/>
-        </w:rPr>
-        <w:t xml:space="preserve"> csomagja, a </w:t>
-      </w:r>
-      <w:proofErr w:type="spellStart"/>
-      <w:r>
-        <w:rPr>
-          <w:highlight w:val="yellow"/>
-        </w:rPr>
-        <w:t>React</w:t>
-      </w:r>
-      <w:proofErr w:type="spellEnd"/>
-      <w:r>
-        <w:rPr>
-          <w:highlight w:val="yellow"/>
-        </w:rPr>
-        <w:t xml:space="preserve"> komponensek DOM-</w:t>
-      </w:r>
-      <w:proofErr w:type="spellStart"/>
-      <w:r>
-        <w:rPr>
-          <w:highlight w:val="yellow"/>
-        </w:rPr>
-        <w:t>ba</w:t>
-      </w:r>
-      <w:proofErr w:type="spellEnd"/>
-      <w:r>
-        <w:rPr>
-          <w:highlight w:val="yellow"/>
-        </w:rPr>
-        <w:t xml:space="preserve"> való rendeléséért felel.</w:t>
+        <w:t>A React hívatalos csomagja, a React komponensek DOM-ba való rendeléséért felel.</w:t>
       </w:r>
     </w:p>
     <w:p>
@@ -4049,19 +3575,11 @@
           <w:highlight w:val="yellow"/>
         </w:rPr>
       </w:pPr>
-      <w:proofErr w:type="spellStart"/>
-      <w:r>
-        <w:rPr>
-          <w:highlight w:val="yellow"/>
-        </w:rPr>
-        <w:t>react-router-dom</w:t>
-      </w:r>
-      <w:proofErr w:type="spellEnd"/>
-      <w:r>
-        <w:rPr>
-          <w:highlight w:val="yellow"/>
-        </w:rPr>
-        <w:t>:</w:t>
+      <w:r>
+        <w:rPr>
+          <w:highlight w:val="yellow"/>
+        </w:rPr>
+        <w:t>react-router-dom:</w:t>
       </w:r>
     </w:p>
     <w:p>
@@ -4075,16 +3593,8 @@
         <w:rPr>
           <w:highlight w:val="yellow"/>
         </w:rPr>
-        <w:t>Lehetővé teszi, hogy többoldalas alkalmazások készítését navigációval, útvonalkezeléssel és dinamikus URL-</w:t>
-      </w:r>
-      <w:proofErr w:type="spellStart"/>
-      <w:r>
-        <w:rPr>
-          <w:highlight w:val="yellow"/>
-        </w:rPr>
-        <w:t>ekkel</w:t>
-      </w:r>
-      <w:proofErr w:type="spellEnd"/>
+        <w:t>Lehetővé teszi, hogy többoldalas alkalmazások készítését navigációval, útvonalkezeléssel és dinamikus URL-ekkel</w:t>
+      </w:r>
     </w:p>
     <w:p>
       <w:pPr>
@@ -4095,19 +3605,11 @@
         </w:rPr>
       </w:pPr>
       <w:bookmarkStart w:id="18" w:name="_Toc227670945"/>
-      <w:proofErr w:type="spellStart"/>
-      <w:r>
-        <w:rPr>
-          <w:highlight w:val="yellow"/>
-        </w:rPr>
-        <w:t>Css</w:t>
-      </w:r>
-      <w:proofErr w:type="spellEnd"/>
-      <w:r>
-        <w:rPr>
-          <w:highlight w:val="yellow"/>
-        </w:rPr>
-        <w:t>:</w:t>
+      <w:r>
+        <w:rPr>
+          <w:highlight w:val="yellow"/>
+        </w:rPr>
+        <w:t>Css:</w:t>
       </w:r>
       <w:bookmarkEnd w:id="18"/>
     </w:p>
@@ -4190,7 +3692,6 @@
           <w:highlight w:val="yellow"/>
         </w:rPr>
       </w:pPr>
-      <w:proofErr w:type="spellStart"/>
       <w:r>
         <w:rPr>
           <w:b/>
@@ -4201,47 +3702,18 @@
         </w:rPr>
         <w:t>FrontPage.jsx</w:t>
       </w:r>
-      <w:proofErr w:type="spellEnd"/>
-    </w:p>
-    <w:p>
-      <w:pPr>
-        <w:rPr>
-          <w:highlight w:val="yellow"/>
-        </w:rPr>
-      </w:pPr>
-      <w:r>
-        <w:rPr>
-          <w:highlight w:val="yellow"/>
-        </w:rPr>
-        <w:t>Ez a komponens felelős, az „</w:t>
-      </w:r>
-      <w:proofErr w:type="spellStart"/>
-      <w:r>
-        <w:rPr>
-          <w:highlight w:val="yellow"/>
-        </w:rPr>
-        <w:t>About</w:t>
-      </w:r>
-      <w:proofErr w:type="spellEnd"/>
-      <w:r>
-        <w:rPr>
-          <w:highlight w:val="yellow"/>
-        </w:rPr>
-        <w:t xml:space="preserve"> </w:t>
-      </w:r>
-      <w:proofErr w:type="spellStart"/>
-      <w:r>
-        <w:rPr>
-          <w:highlight w:val="yellow"/>
-        </w:rPr>
-        <w:t>Us</w:t>
-      </w:r>
-      <w:proofErr w:type="spellEnd"/>
-      <w:r>
-        <w:rPr>
-          <w:highlight w:val="yellow"/>
-        </w:rPr>
-        <w:t>” oldal megjelenítéséért. A komponens egy statikus, információt közlő oldalrészt jelenít meg. Az oldal elején a logó, a mottó és egy karusszel található. Utána pár sor leírást, és hivatkozásokat tartalmaz, a részletesebb leíró oldalakra, valamint a bejelentkezési ablakra. Ezek mellett még tartalmaz egy láblécet, amelyről megjeleníthetőek a „Gyakran ismételt kérdések” listája, vagy a „Felhasználói feltételek”.</w:t>
+    </w:p>
+    <w:p>
+      <w:pPr>
+        <w:rPr>
+          <w:highlight w:val="yellow"/>
+        </w:rPr>
+      </w:pPr>
+      <w:r>
+        <w:rPr>
+          <w:highlight w:val="yellow"/>
+        </w:rPr>
+        <w:t>Ez a komponens felelős, az „About Us” oldal megjelenítéséért. A komponens egy statikus, információt közlő oldalrészt jelenít meg. Az oldal elején a logó, a mottó és egy karusszel található. Utána pár sor leírást, és hivatkozásokat tartalmaz, a részletesebb leíró oldalakra, valamint a bejelentkezési ablakra. Ezek mellett még tartalmaz egy láblécet, amelyről megjeleníthetőek a „Gyakran ismételt kérdések” listája, vagy a „Felhasználói feltételek”.</w:t>
       </w:r>
     </w:p>
     <w:p>
@@ -4254,7 +3726,6 @@
           <w:highlight w:val="yellow"/>
         </w:rPr>
       </w:pPr>
-      <w:proofErr w:type="spellStart"/>
       <w:r>
         <w:rPr>
           <w:b/>
@@ -4265,7 +3736,6 @@
         </w:rPr>
         <w:t>ClickAnimation.jsx</w:t>
       </w:r>
-      <w:proofErr w:type="spellEnd"/>
     </w:p>
     <w:p>
       <w:pPr>
@@ -4284,21 +3754,7 @@
         <w:rPr>
           <w:highlight w:val="yellow"/>
         </w:rPr>
-        <w:t xml:space="preserve">z a komponens felelős egy klikk animációval kapcsolatos számolások, és azok megjelenítésére. A komponens egy folyamatosan látható, </w:t>
-      </w:r>
-      <w:proofErr w:type="spellStart"/>
-      <w:r>
-        <w:rPr>
-          <w:highlight w:val="yellow"/>
-        </w:rPr>
-        <w:t>Canvas</w:t>
-      </w:r>
-      <w:proofErr w:type="spellEnd"/>
-      <w:r>
-        <w:rPr>
-          <w:highlight w:val="yellow"/>
-        </w:rPr>
-        <w:t xml:space="preserve"> (vászon) HTLM elemet helyez, minden más HTML elem felé, ez által láthatóvá téve az animált effektet mindenhol. </w:t>
+        <w:t xml:space="preserve">z a komponens felelős egy klikk animációval kapcsolatos számolások, és azok megjelenítésére. A komponens egy folyamatosan látható, Canvas (vászon) HTLM elemet helyez, minden más HTML elem felé, ez által láthatóvá téve az animált effektet mindenhol. </w:t>
       </w:r>
     </w:p>
     <w:p>
@@ -4311,7 +3767,6 @@
           <w:highlight w:val="yellow"/>
         </w:rPr>
       </w:pPr>
-      <w:proofErr w:type="spellStart"/>
       <w:r>
         <w:rPr>
           <w:b/>
@@ -4322,47 +3777,18 @@
         </w:rPr>
         <w:t>ContactUs.jsx</w:t>
       </w:r>
-      <w:proofErr w:type="spellEnd"/>
-    </w:p>
-    <w:p>
-      <w:pPr>
-        <w:rPr>
-          <w:highlight w:val="yellow"/>
-        </w:rPr>
-      </w:pPr>
-      <w:r>
-        <w:rPr>
-          <w:highlight w:val="yellow"/>
-        </w:rPr>
-        <w:t>Ez a komponens felelős, az „</w:t>
-      </w:r>
-      <w:proofErr w:type="spellStart"/>
-      <w:r>
-        <w:rPr>
-          <w:highlight w:val="yellow"/>
-        </w:rPr>
-        <w:t>About</w:t>
-      </w:r>
-      <w:proofErr w:type="spellEnd"/>
-      <w:r>
-        <w:rPr>
-          <w:highlight w:val="yellow"/>
-        </w:rPr>
-        <w:t xml:space="preserve"> </w:t>
-      </w:r>
-      <w:proofErr w:type="spellStart"/>
-      <w:r>
-        <w:rPr>
-          <w:highlight w:val="yellow"/>
-        </w:rPr>
-        <w:t>Us</w:t>
-      </w:r>
-      <w:proofErr w:type="spellEnd"/>
-      <w:r>
-        <w:rPr>
-          <w:highlight w:val="yellow"/>
-        </w:rPr>
-        <w:t>” oldal megjelenítéséért. A komponens egy statikus, információt közlő oldalrészt jelenít meg. Az elérhetőségekkel, és egyéb kapcsolatfelvételi információkkal kapcsolatos adatokat tartalmazza</w:t>
+    </w:p>
+    <w:p>
+      <w:pPr>
+        <w:rPr>
+          <w:highlight w:val="yellow"/>
+        </w:rPr>
+      </w:pPr>
+      <w:r>
+        <w:rPr>
+          <w:highlight w:val="yellow"/>
+        </w:rPr>
+        <w:t>Ez a komponens felelős, az „About Us” oldal megjelenítéséért. A komponens egy statikus, információt közlő oldalrészt jelenít meg. Az elérhetőségekkel, és egyéb kapcsolatfelvételi információkkal kapcsolatos adatokat tartalmazza</w:t>
       </w:r>
       <w:r>
         <w:rPr>
@@ -4381,7 +3807,6 @@
           <w:highlight w:val="yellow"/>
         </w:rPr>
       </w:pPr>
-      <w:proofErr w:type="spellStart"/>
       <w:r>
         <w:rPr>
           <w:b/>
@@ -4392,47 +3817,18 @@
         </w:rPr>
         <w:t>About.jsx</w:t>
       </w:r>
-      <w:proofErr w:type="spellEnd"/>
-    </w:p>
-    <w:p>
-      <w:pPr>
-        <w:rPr>
-          <w:highlight w:val="yellow"/>
-        </w:rPr>
-      </w:pPr>
-      <w:r>
-        <w:rPr>
-          <w:highlight w:val="yellow"/>
-        </w:rPr>
-        <w:t>Ez a komponens felelős, az „</w:t>
-      </w:r>
-      <w:proofErr w:type="spellStart"/>
-      <w:r>
-        <w:rPr>
-          <w:highlight w:val="yellow"/>
-        </w:rPr>
-        <w:t>About</w:t>
-      </w:r>
-      <w:proofErr w:type="spellEnd"/>
-      <w:r>
-        <w:rPr>
-          <w:highlight w:val="yellow"/>
-        </w:rPr>
-        <w:t xml:space="preserve"> </w:t>
-      </w:r>
-      <w:proofErr w:type="spellStart"/>
-      <w:r>
-        <w:rPr>
-          <w:highlight w:val="yellow"/>
-        </w:rPr>
-        <w:t>Us</w:t>
-      </w:r>
-      <w:proofErr w:type="spellEnd"/>
-      <w:r>
-        <w:rPr>
-          <w:highlight w:val="yellow"/>
-        </w:rPr>
-        <w:t xml:space="preserve">” oldal megjelenítéséért. </w:t>
+    </w:p>
+    <w:p>
+      <w:pPr>
+        <w:rPr>
+          <w:highlight w:val="yellow"/>
+        </w:rPr>
+      </w:pPr>
+      <w:r>
+        <w:rPr>
+          <w:highlight w:val="yellow"/>
+        </w:rPr>
+        <w:t xml:space="preserve">Ez a komponens felelős, az „About Us” oldal megjelenítéséért. </w:t>
       </w:r>
       <w:r>
         <w:rPr>
@@ -4463,7 +3859,6 @@
           <w:highlight w:val="yellow"/>
         </w:rPr>
       </w:pPr>
-      <w:proofErr w:type="spellStart"/>
       <w:r>
         <w:rPr>
           <w:b/>
@@ -4474,7 +3869,6 @@
         </w:rPr>
         <w:t>EventView.jsx</w:t>
       </w:r>
-      <w:proofErr w:type="spellEnd"/>
     </w:p>
     <w:p>
       <w:pPr>
@@ -4492,49 +3886,7 @@
         <w:rPr>
           <w:highlight w:val="yellow"/>
         </w:rPr>
-        <w:t>. A szerkesztés és létrehozás műveletekhez, az „</w:t>
-      </w:r>
-      <w:proofErr w:type="spellStart"/>
-      <w:r>
-        <w:rPr>
-          <w:highlight w:val="yellow"/>
-        </w:rPr>
-        <w:t>EventAdd.jsx</w:t>
-      </w:r>
-      <w:proofErr w:type="spellEnd"/>
-      <w:r>
-        <w:rPr>
-          <w:highlight w:val="yellow"/>
-        </w:rPr>
-        <w:t>” komponenst használja, amelynek az adott művelettel kapcsolatos alapértelmezett adatait egy „</w:t>
-      </w:r>
-      <w:proofErr w:type="spellStart"/>
-      <w:r>
-        <w:rPr>
-          <w:highlight w:val="yellow"/>
-        </w:rPr>
-        <w:t>property</w:t>
-      </w:r>
-      <w:proofErr w:type="spellEnd"/>
-      <w:r>
-        <w:rPr>
-          <w:highlight w:val="yellow"/>
-        </w:rPr>
-        <w:t>” (tulajdonság) mezőn keresztül adja át. Ez a tulajdonság alapértelmezetten egy üres, adatok nélküli blokk struktúra, amely egy új blokk létrehozása esetében látható. Amennyiben egy már meglévő blokkot szeretnénk szerkeszteni, akkor ez a „</w:t>
-      </w:r>
-      <w:proofErr w:type="spellStart"/>
-      <w:r>
-        <w:rPr>
-          <w:highlight w:val="yellow"/>
-        </w:rPr>
-        <w:t>property</w:t>
-      </w:r>
-      <w:proofErr w:type="spellEnd"/>
-      <w:r>
-        <w:rPr>
-          <w:highlight w:val="yellow"/>
-        </w:rPr>
-        <w:t>” mező a kitöltendő mezők helyére beilleszti a kiválasztott blokk adatait.</w:t>
+        <w:t>. A szerkesztés és létrehozás műveletekhez, az „EventAdd.jsx” komponenst használja, amelynek az adott művelettel kapcsolatos alapértelmezett adatait egy „property” (tulajdonság) mezőn keresztül adja át. Ez a tulajdonság alapértelmezetten egy üres, adatok nélküli blokk struktúra, amely egy új blokk létrehozása esetében látható. Amennyiben egy már meglévő blokkot szeretnénk szerkeszteni, akkor ez a „property” mező a kitöltendő mezők helyére beilleszti a kiválasztott blokk adatait.</w:t>
       </w:r>
     </w:p>
     <w:p>
@@ -4547,7 +3899,6 @@
           <w:highlight w:val="yellow"/>
         </w:rPr>
       </w:pPr>
-      <w:proofErr w:type="spellStart"/>
       <w:r>
         <w:rPr>
           <w:b/>
@@ -4558,7 +3909,6 @@
         </w:rPr>
         <w:t>EventAdd.jsx</w:t>
       </w:r>
-      <w:proofErr w:type="spellEnd"/>
     </w:p>
     <w:p>
       <w:pPr>
@@ -4606,29 +3956,7 @@
         <w:rPr>
           <w:highlight w:val="yellow"/>
         </w:rPr>
-        <w:t>. Ezeken felül a komponens a bemeneti idő mezőt (</w:t>
-      </w:r>
-      <w:proofErr w:type="spellStart"/>
-      <w:r>
-        <w:rPr>
-          <w:highlight w:val="yellow"/>
-        </w:rPr>
-        <w:t>óó</w:t>
-      </w:r>
-      <w:proofErr w:type="gramStart"/>
-      <w:r>
-        <w:rPr>
-          <w:highlight w:val="yellow"/>
-        </w:rPr>
-        <w:t>:pp</w:t>
-      </w:r>
-      <w:proofErr w:type="spellEnd"/>
-      <w:proofErr w:type="gramEnd"/>
-      <w:r>
-        <w:rPr>
-          <w:highlight w:val="yellow"/>
-        </w:rPr>
-        <w:t xml:space="preserve">) automatikusan átváltja percekké, amelyeket tárol az adatbázis. Ezek mellett hibakezelést is végez annak érdekében, hogy a blokk ne lehessen </w:t>
+        <w:t xml:space="preserve">. Ezeken felül a komponens a bemeneti idő mezőt (óó:pp) automatikusan átváltja percekké, amelyeket tárol az adatbázis. Ezek mellett hibakezelést is végez annak érdekében, hogy a blokk ne lehessen </w:t>
       </w:r>
       <w:r>
         <w:rPr>
@@ -4689,7 +4017,6 @@
           <w:highlight w:val="yellow"/>
         </w:rPr>
       </w:pPr>
-      <w:proofErr w:type="spellStart"/>
       <w:r>
         <w:rPr>
           <w:b/>
@@ -4700,7 +4027,6 @@
         </w:rPr>
         <w:t>Calendar.jsx</w:t>
       </w:r>
-      <w:proofErr w:type="spellEnd"/>
     </w:p>
     <w:p>
       <w:pPr>
@@ -4750,7 +4076,6 @@
           <w:highlight w:val="yellow"/>
         </w:rPr>
       </w:pPr>
-      <w:proofErr w:type="spellStart"/>
       <w:r>
         <w:rPr>
           <w:b/>
@@ -4761,7 +4086,6 @@
         </w:rPr>
         <w:t>CalendarWeekView.jsx</w:t>
       </w:r>
-      <w:proofErr w:type="spellEnd"/>
     </w:p>
     <w:p>
       <w:pPr>
@@ -4779,35 +4103,7 @@
         <w:rPr>
           <w:highlight w:val="yellow"/>
         </w:rPr>
-        <w:t xml:space="preserve"> alatta egy percekre bontott „</w:t>
-      </w:r>
-      <w:proofErr w:type="spellStart"/>
-      <w:r>
-        <w:rPr>
-          <w:highlight w:val="yellow"/>
-        </w:rPr>
-        <w:t>Grid</w:t>
-      </w:r>
-      <w:proofErr w:type="spellEnd"/>
-      <w:r>
-        <w:rPr>
-          <w:highlight w:val="yellow"/>
-        </w:rPr>
-        <w:t xml:space="preserve">” segítségével, percre pontosan jeleníti meg az adott naphoz tartozó blokkokat oszlopos formában. Az oszlopokra kattintva az adott nap eseményszerkesztőjét nyithatjuk meg. A </w:t>
-      </w:r>
-      <w:proofErr w:type="spellStart"/>
-      <w:r>
-        <w:rPr>
-          <w:highlight w:val="yellow"/>
-        </w:rPr>
-        <w:t>reszponzivitás</w:t>
-      </w:r>
-      <w:proofErr w:type="spellEnd"/>
-      <w:r>
-        <w:rPr>
-          <w:highlight w:val="yellow"/>
-        </w:rPr>
-        <w:t xml:space="preserve"> érdekében, a napokat egy görgethető mező tartalmazza. A vizualizálás megkönnyítésének érdekében a görgethető mező bal oldalán, egy órákat felsoroló oszlop található. Ez az oszlop, görgetéstől függetlenül mindig látszik. Ez segít abban is, hogy egy adott oszlop</w:t>
+        <w:t xml:space="preserve"> alatta egy percekre bontott „Grid” segítségével, percre pontosan jeleníti meg az adott naphoz tartozó blokkokat oszlopos formában. Az oszlopokra kattintva az adott nap eseményszerkesztőjét nyithatjuk meg. A reszponzivitás érdekében, a napokat egy görgethető mező tartalmazza. A vizualizálás megkönnyítésének érdekében a görgethető mező bal oldalán, egy órákat felsoroló oszlop található. Ez az oszlop, görgetéstől függetlenül mindig látszik. Ez segít abban is, hogy egy adott oszlop</w:t>
       </w:r>
       <w:r>
         <w:rPr>
@@ -4862,7 +4158,6 @@
           <w:highlight w:val="yellow"/>
         </w:rPr>
       </w:pPr>
-      <w:proofErr w:type="spellStart"/>
       <w:r>
         <w:rPr>
           <w:b/>
@@ -4873,7 +4168,6 @@
         </w:rPr>
         <w:t>CalendarDayView.jsx</w:t>
       </w:r>
-      <w:proofErr w:type="spellEnd"/>
     </w:p>
     <w:p>
       <w:pPr>
@@ -4904,7 +4198,6 @@
           <w:highlight w:val="yellow"/>
         </w:rPr>
       </w:pPr>
-      <w:proofErr w:type="spellStart"/>
       <w:r>
         <w:rPr>
           <w:b/>
@@ -4915,7 +4208,6 @@
         </w:rPr>
         <w:t>CalendarView.jsx</w:t>
       </w:r>
-      <w:proofErr w:type="spellEnd"/>
     </w:p>
     <w:p>
       <w:pPr>
@@ -4951,21 +4243,7 @@
         <w:rPr>
           <w:highlight w:val="yellow"/>
         </w:rPr>
-        <w:t xml:space="preserve"> </w:t>
-      </w:r>
-      <w:proofErr w:type="spellStart"/>
-      <w:r>
-        <w:rPr>
-          <w:highlight w:val="yellow"/>
-        </w:rPr>
-        <w:t>FetchAPI</w:t>
-      </w:r>
-      <w:proofErr w:type="spellEnd"/>
-      <w:r>
-        <w:rPr>
-          <w:highlight w:val="yellow"/>
-        </w:rPr>
-        <w:t xml:space="preserve"> hívásokat </w:t>
+        <w:t xml:space="preserve"> FetchAPI hívásokat </w:t>
       </w:r>
       <w:r>
         <w:rPr>
@@ -4989,83 +4267,13 @@
         <w:rPr>
           <w:highlight w:val="yellow"/>
         </w:rPr>
-        <w:t xml:space="preserve"> Ezekhez a műveletekhez a „</w:t>
-      </w:r>
-      <w:proofErr w:type="spellStart"/>
-      <w:r>
-        <w:rPr>
-          <w:highlight w:val="yellow"/>
-        </w:rPr>
-        <w:t>selectedSchedule</w:t>
-      </w:r>
-      <w:proofErr w:type="spellEnd"/>
-      <w:r>
-        <w:rPr>
-          <w:highlight w:val="yellow"/>
-        </w:rPr>
-        <w:t xml:space="preserve">” </w:t>
-      </w:r>
-      <w:proofErr w:type="spellStart"/>
-      <w:r>
-        <w:rPr>
-          <w:highlight w:val="yellow"/>
-        </w:rPr>
-        <w:t>UseState</w:t>
-      </w:r>
-      <w:proofErr w:type="spellEnd"/>
-      <w:r>
-        <w:rPr>
-          <w:highlight w:val="yellow"/>
-        </w:rPr>
-        <w:t xml:space="preserve"> változó tartja számon, azt a kiválasztott </w:t>
-      </w:r>
-      <w:proofErr w:type="spellStart"/>
-      <w:r>
-        <w:rPr>
-          <w:highlight w:val="yellow"/>
-        </w:rPr>
-        <w:t>naptárat</w:t>
-      </w:r>
-      <w:proofErr w:type="spellEnd"/>
-      <w:r>
-        <w:rPr>
-          <w:highlight w:val="yellow"/>
-        </w:rPr>
-        <w:t>, amelyen jelenleg a változtatásainkat kívánjuk végezni.</w:t>
-      </w:r>
-      <w:r>
-        <w:rPr>
-          <w:highlight w:val="yellow"/>
-        </w:rPr>
-        <w:t xml:space="preserve"> Az „</w:t>
-      </w:r>
-      <w:proofErr w:type="spellStart"/>
-      <w:r>
-        <w:rPr>
-          <w:highlight w:val="yellow"/>
-        </w:rPr>
-        <w:t>events</w:t>
-      </w:r>
-      <w:proofErr w:type="spellEnd"/>
-      <w:r>
-        <w:rPr>
-          <w:highlight w:val="yellow"/>
-        </w:rPr>
-        <w:t xml:space="preserve">” </w:t>
-      </w:r>
-      <w:proofErr w:type="spellStart"/>
-      <w:r>
-        <w:rPr>
-          <w:highlight w:val="yellow"/>
-        </w:rPr>
-        <w:t>UseState</w:t>
-      </w:r>
-      <w:proofErr w:type="spellEnd"/>
-      <w:r>
-        <w:rPr>
-          <w:highlight w:val="yellow"/>
-        </w:rPr>
-        <w:t xml:space="preserve"> </w:t>
+        <w:t xml:space="preserve"> Ezekhez a műveletekhez a „selectedSchedule” UseState változó tartja számon, azt a kiválasztott naptárat, amelyen jelenleg a változtatásainkat kívánjuk végezni.</w:t>
+      </w:r>
+      <w:r>
+        <w:rPr>
+          <w:highlight w:val="yellow"/>
+        </w:rPr>
+        <w:t xml:space="preserve"> Az „events” UseState </w:t>
       </w:r>
       <w:r>
         <w:rPr>
@@ -5077,77 +4285,7 @@
         <w:rPr>
           <w:highlight w:val="yellow"/>
         </w:rPr>
-        <w:t xml:space="preserve"> a jelenleg kiválasztott intervallumon belüli blokkokat, amelyeket minden komponens </w:t>
-      </w:r>
-      <w:proofErr w:type="spellStart"/>
-      <w:r>
-        <w:rPr>
-          <w:highlight w:val="yellow"/>
-        </w:rPr>
-        <w:t>render</w:t>
-      </w:r>
-      <w:proofErr w:type="spellEnd"/>
-      <w:r>
-        <w:rPr>
-          <w:highlight w:val="yellow"/>
-        </w:rPr>
-        <w:t xml:space="preserve"> után </w:t>
-      </w:r>
-      <w:proofErr w:type="spellStart"/>
-      <w:r>
-        <w:rPr>
-          <w:highlight w:val="yellow"/>
-        </w:rPr>
-        <w:t>újratölt</w:t>
-      </w:r>
-      <w:proofErr w:type="spellEnd"/>
-      <w:r>
-        <w:rPr>
-          <w:highlight w:val="yellow"/>
-        </w:rPr>
-        <w:t xml:space="preserve"> a „</w:t>
-      </w:r>
-      <w:proofErr w:type="spellStart"/>
-      <w:r>
-        <w:rPr>
-          <w:highlight w:val="yellow"/>
-        </w:rPr>
-        <w:t>FromDate</w:t>
-      </w:r>
-      <w:proofErr w:type="spellEnd"/>
-      <w:r>
-        <w:rPr>
-          <w:highlight w:val="yellow"/>
-        </w:rPr>
-        <w:t>” és „</w:t>
-      </w:r>
-      <w:proofErr w:type="spellStart"/>
-      <w:r>
-        <w:rPr>
-          <w:highlight w:val="yellow"/>
-        </w:rPr>
-        <w:t>ToDate</w:t>
-      </w:r>
-      <w:proofErr w:type="spellEnd"/>
-      <w:r>
-        <w:rPr>
-          <w:highlight w:val="yellow"/>
-        </w:rPr>
-        <w:t xml:space="preserve">” </w:t>
-      </w:r>
-      <w:proofErr w:type="spellStart"/>
-      <w:r>
-        <w:rPr>
-          <w:highlight w:val="yellow"/>
-        </w:rPr>
-        <w:t>UseState</w:t>
-      </w:r>
-      <w:proofErr w:type="spellEnd"/>
-      <w:r>
-        <w:rPr>
-          <w:highlight w:val="yellow"/>
-        </w:rPr>
-        <w:t xml:space="preserve"> változók segítségével. Ezek a változók tartalmazzák a képernyőn jelenleg látható </w:t>
+        <w:t xml:space="preserve"> a jelenleg kiválasztott intervallumon belüli blokkokat, amelyeket minden komponens render után újratölt a „FromDate” és „ToDate” UseState változók segítségével. Ezek a változók tartalmazzák a képernyőn jelenleg látható </w:t>
       </w:r>
       <w:r>
         <w:rPr>
@@ -5173,7 +4311,6 @@
           <w:highlight w:val="yellow"/>
         </w:rPr>
       </w:pPr>
-      <w:proofErr w:type="spellStart"/>
       <w:r>
         <w:rPr>
           <w:b/>
@@ -5184,33 +4321,18 @@
         </w:rPr>
         <w:t>GroupSelector.jsx</w:t>
       </w:r>
-      <w:proofErr w:type="spellEnd"/>
-    </w:p>
-    <w:p>
-      <w:pPr>
-        <w:rPr>
-          <w:highlight w:val="yellow"/>
-        </w:rPr>
-      </w:pPr>
-      <w:r>
-        <w:rPr>
-          <w:highlight w:val="yellow"/>
-        </w:rPr>
-        <w:t>Ez a komponens felelős a felhasználónk csoportjai, és azokkal kapcsolatos információk megjelentéséért. A komponens első fele, különböző általános információkat jelenít meg a felhasználóval kapcsolatban, mint például hány aktív csoporttal rendelkezik vagy, hogy az adott csoportokon belül hány különböző naptár található. A másik felében egy kártyaszerű elrendezésben jeleníti meg a felhasználó csoportjait. Ezek az adott képernyő méretétől függően töltik ki a rendelkezésükre álló teret, és oszlopos formára vált, amennyiben az adott kártyák nem férnének ki. A kártyákon látható a csoport neve, a profilképe, amely a csoport nevének kezdőbetűiből áll össze, és a csoporthoz tartozó különböző műveletek elvégzéséhez kapcsolatos gombok. Ezek a gombok egy sajt felugró ablakot jelenítenek meg. Az „</w:t>
-      </w:r>
-      <w:proofErr w:type="spellStart"/>
-      <w:r>
-        <w:rPr>
-          <w:highlight w:val="yellow"/>
-        </w:rPr>
-        <w:t>Invite</w:t>
-      </w:r>
-      <w:proofErr w:type="spellEnd"/>
-      <w:r>
-        <w:rPr>
-          <w:highlight w:val="yellow"/>
-        </w:rPr>
-        <w:t>” gomb, egy szimpla párbeszéd ablakot jelenít meg, amely egy E-mail címet kér bemenetként. Ha létezik olyan felhasználó</w:t>
+    </w:p>
+    <w:p>
+      <w:pPr>
+        <w:rPr>
+          <w:highlight w:val="yellow"/>
+        </w:rPr>
+      </w:pPr>
+      <w:r>
+        <w:rPr>
+          <w:highlight w:val="yellow"/>
+        </w:rPr>
+        <w:t>Ez a komponens felelős a felhasználónk csoportjai, és azokkal kapcsolatos információk megjelentéséért. A komponens első fele, különböző általános információkat jelenít meg a felhasználóval kapcsolatban, mint például hány aktív csoporttal rendelkezik vagy, hogy az adott csoportokon belül hány különböző naptár található. A másik felében egy kártyaszerű elrendezésben jeleníti meg a felhasználó csoportjait. Ezek az adott képernyő méretétől függően töltik ki a rendelkezésükre álló teret, és oszlopos formára vált, amennyiben az adott kártyák nem férnének ki. A kártyákon látható a csoport neve, a profilképe, amely a csoport nevének kezdőbetűiből áll össze, és a csoporthoz tartozó különböző műveletek elvégzéséhez kapcsolatos gombok. Ezek a gombok egy sajt felugró ablakot jelenítenek meg. Az „Invite” gomb, egy szimpla párbeszéd ablakot jelenít meg, amely egy E-mail címet kér bemenetként. Ha létezik olyan felhasználó</w:t>
       </w:r>
       <w:r>
         <w:rPr>
@@ -5228,77 +4350,7 @@
         <w:rPr>
           <w:highlight w:val="yellow"/>
         </w:rPr>
-        <w:t xml:space="preserve"> A másik gomb a csoporttal kapcsolatos szerkesztési lehetőségeket tartalmazó felugró ablakot jeleníti meg. Ebben az ablakban elvégezhetjük a csoport </w:t>
-      </w:r>
-      <w:proofErr w:type="spellStart"/>
-      <w:r>
-        <w:rPr>
-          <w:highlight w:val="yellow"/>
-        </w:rPr>
-        <w:t>meta</w:t>
-      </w:r>
-      <w:proofErr w:type="spellEnd"/>
-      <w:r>
-        <w:rPr>
-          <w:highlight w:val="yellow"/>
-        </w:rPr>
-        <w:t>-adataival kapcsolatos változtatásokat. mint például a leírás, vagy névváltoztatás. A felugró ablak középső szekciójában a csoportban lévő felhasználók jogosultságait állítgathatjuk. Amennyiben a csoport túl sok felhasználóval rendelkezik, a megjelenítéshez, az egyesével történő felsorolás helyett, egy legördülő listává vált át. Maga a jogosultságot beállít mező is egy legördülő lista, amely tartalmazza a jogosultságokat, és egy extra „</w:t>
-      </w:r>
-      <w:proofErr w:type="spellStart"/>
-      <w:r>
-        <w:rPr>
-          <w:highlight w:val="yellow"/>
-        </w:rPr>
-        <w:t>kick</w:t>
-      </w:r>
-      <w:proofErr w:type="spellEnd"/>
-      <w:r>
-        <w:rPr>
-          <w:highlight w:val="yellow"/>
-        </w:rPr>
-        <w:t>” kirúgási opciót. Az utóbbi az adott felhasználó csoportból való eltávolításáért felelős. Ha magukra a csoportokat tartalmazó kártyákra kattintunk, akkor a „</w:t>
-      </w:r>
-      <w:proofErr w:type="spellStart"/>
-      <w:r>
-        <w:rPr>
-          <w:highlight w:val="yellow"/>
-        </w:rPr>
-        <w:t>Schedules</w:t>
-      </w:r>
-      <w:proofErr w:type="spellEnd"/>
-      <w:r>
-        <w:rPr>
-          <w:highlight w:val="yellow"/>
-        </w:rPr>
-        <w:t>” komponens újra felhasználhatóságának köszönhetően az adott csoport és naptárainak megjelenítő nézetére válthatunk. Az egyetlen változás a „</w:t>
-      </w:r>
-      <w:proofErr w:type="spellStart"/>
-      <w:r>
-        <w:rPr>
-          <w:highlight w:val="yellow"/>
-        </w:rPr>
-        <w:t>Schedules</w:t>
-      </w:r>
-      <w:proofErr w:type="spellEnd"/>
-      <w:r>
-        <w:rPr>
-          <w:highlight w:val="yellow"/>
-        </w:rPr>
-        <w:t>” komponenssel kapcsolatban, csak a háttérben zajlik. Itt a saját felhasználónk-hoz kapcsolódó naptárak helyett, a csoport naptárait tölti be és menti el a naptárakat tartalmazó „</w:t>
-      </w:r>
-      <w:proofErr w:type="spellStart"/>
-      <w:r>
-        <w:rPr>
-          <w:highlight w:val="yellow"/>
-        </w:rPr>
-        <w:t>UseState</w:t>
-      </w:r>
-      <w:proofErr w:type="spellEnd"/>
-      <w:r>
-        <w:rPr>
-          <w:highlight w:val="yellow"/>
-        </w:rPr>
-        <w:t>”-be.</w:t>
+        <w:t xml:space="preserve"> A másik gomb a csoporttal kapcsolatos szerkesztési lehetőségeket tartalmazó felugró ablakot jeleníti meg. Ebben az ablakban elvégezhetjük a csoport meta-adataival kapcsolatos változtatásokat. mint például a leírás, vagy névváltoztatás. A felugró ablak középső szekciójában a csoportban lévő felhasználók jogosultságait állítgathatjuk. Amennyiben a csoport túl sok felhasználóval rendelkezik, a megjelenítéshez, az egyesével történő felsorolás helyett, egy legördülő listává vált át. Maga a jogosultságot beállít mező is egy legördülő lista, amely tartalmazza a jogosultságokat, és egy extra „kick” kirúgási opciót. Az utóbbi az adott felhasználó csoportból való eltávolításáért felelős. Ha magukra a csoportokat tartalmazó kártyákra kattintunk, akkor a „Schedules” komponens újra felhasználhatóságának köszönhetően az adott csoport és naptárainak megjelenítő nézetére válthatunk. Az egyetlen változás a „Schedules” komponenssel kapcsolatban, csak a háttérben zajlik. Itt a saját felhasználónk-hoz kapcsolódó naptárak helyett, a csoport naptárait tölti be és menti el a naptárakat tartalmazó „UseState”-be.</w:t>
       </w:r>
     </w:p>
     <w:p>
@@ -5311,7 +4363,6 @@
           <w:highlight w:val="yellow"/>
         </w:rPr>
       </w:pPr>
-      <w:proofErr w:type="spellStart"/>
       <w:r>
         <w:rPr>
           <w:b/>
@@ -5322,7 +4373,6 @@
         </w:rPr>
         <w:t>LoginModule.jsx</w:t>
       </w:r>
-      <w:proofErr w:type="spellEnd"/>
     </w:p>
     <w:p>
       <w:pPr>
@@ -5340,178 +4390,14 @@
         <w:rPr>
           <w:highlight w:val="yellow"/>
         </w:rPr>
-        <w:t xml:space="preserve"> beléptetéséért, vagy regisztrációjáért. A komponensen két fő egységet találunk. Ezeket a fejlécben található „Login” és „</w:t>
-      </w:r>
-      <w:proofErr w:type="spellStart"/>
-      <w:r>
-        <w:rPr>
-          <w:highlight w:val="yellow"/>
-        </w:rPr>
-        <w:t>Registration</w:t>
-      </w:r>
-      <w:proofErr w:type="spellEnd"/>
-      <w:r>
-        <w:rPr>
-          <w:highlight w:val="yellow"/>
-        </w:rPr>
-        <w:t xml:space="preserve">” szavakra kattintva váltogathatjuk. A „Login” részén a komponensnek, két egyszerű beviteli mező található, amely egy E-mail címet és egy </w:t>
-      </w:r>
-      <w:proofErr w:type="spellStart"/>
-      <w:r>
-        <w:rPr>
-          <w:highlight w:val="yellow"/>
-        </w:rPr>
-        <w:t>jelszavat</w:t>
-      </w:r>
-      <w:proofErr w:type="spellEnd"/>
-      <w:r>
-        <w:rPr>
-          <w:highlight w:val="yellow"/>
-        </w:rPr>
-        <w:t xml:space="preserve"> kér tőlünk. Ezek megadását követően, a belépés gombra kattintva, egy „</w:t>
-      </w:r>
-      <w:proofErr w:type="spellStart"/>
-      <w:proofErr w:type="gramStart"/>
-      <w:r>
-        <w:rPr>
-          <w:highlight w:val="yellow"/>
-        </w:rPr>
-        <w:t>fetch</w:t>
-      </w:r>
-      <w:proofErr w:type="spellEnd"/>
-      <w:r>
-        <w:rPr>
-          <w:highlight w:val="yellow"/>
-        </w:rPr>
-        <w:t>(</w:t>
-      </w:r>
-      <w:proofErr w:type="gramEnd"/>
-      <w:r>
-        <w:rPr>
-          <w:highlight w:val="yellow"/>
-        </w:rPr>
-        <w:t xml:space="preserve">)” kérés segítségével, elküldi az adatainkat a backendnek, ahol a </w:t>
-      </w:r>
-      <w:proofErr w:type="spellStart"/>
-      <w:r>
-        <w:rPr>
-          <w:highlight w:val="yellow"/>
-        </w:rPr>
-        <w:t>jelszavunk</w:t>
-      </w:r>
-      <w:proofErr w:type="spellEnd"/>
-      <w:r>
-        <w:rPr>
-          <w:highlight w:val="yellow"/>
-        </w:rPr>
-        <w:t xml:space="preserve"> ellenőrzését követően, kapunk egy választ. Ez a válasz a </w:t>
-      </w:r>
-      <w:proofErr w:type="spellStart"/>
+        <w:t xml:space="preserve"> beléptetéséért, vagy regisztrációjáért. A komponensen két fő egységet találunk. Ezeket a fejlécben található „Login” és „Registration” szavakra kattintva váltogathatjuk. A „Login” részén a komponensnek, két egyszerű beviteli mező található, amely egy E-mail címet és egy jelszavat kér tőlünk. Ezek megadását követően, a belépés gombra kattintva, egy „fetch()” kérés segítségével, elküldi az adatainkat a backendnek, ahol a jelszavunk ellenőrzését követően, kapunk egy választ. Ez a válasz a </w:t>
+      </w:r>
       <w:r>
         <w:rPr>
           <w:highlight w:val="yellow"/>
         </w:rPr>
         <w:lastRenderedPageBreak/>
-        <w:t>token</w:t>
-      </w:r>
-      <w:proofErr w:type="spellEnd"/>
-      <w:r>
-        <w:rPr>
-          <w:highlight w:val="yellow"/>
-        </w:rPr>
-        <w:t xml:space="preserve">, amellyel a további kéréseket végezhetjük majd, ha sikeres, vagy egy egyszerű szöveges üzenet, amely tájékoztat a fellépő hibával </w:t>
-      </w:r>
-      <w:proofErr w:type="gramStart"/>
-      <w:r>
-        <w:rPr>
-          <w:highlight w:val="yellow"/>
-        </w:rPr>
-        <w:t>kapcsolatban</w:t>
-      </w:r>
-      <w:proofErr w:type="gramEnd"/>
-      <w:r>
-        <w:rPr>
-          <w:highlight w:val="yellow"/>
-        </w:rPr>
-        <w:t xml:space="preserve"> ha sikertelen. A komponens másik fő részén, a „</w:t>
-      </w:r>
-      <w:proofErr w:type="spellStart"/>
-      <w:r>
-        <w:rPr>
-          <w:highlight w:val="yellow"/>
-        </w:rPr>
-        <w:t>Registration</w:t>
-      </w:r>
-      <w:proofErr w:type="spellEnd"/>
-      <w:r>
-        <w:rPr>
-          <w:highlight w:val="yellow"/>
-        </w:rPr>
-        <w:t>”-</w:t>
-      </w:r>
-      <w:proofErr w:type="spellStart"/>
-      <w:r>
-        <w:rPr>
-          <w:highlight w:val="yellow"/>
-        </w:rPr>
-        <w:t>on</w:t>
-      </w:r>
-      <w:proofErr w:type="spellEnd"/>
-      <w:r>
-        <w:rPr>
-          <w:highlight w:val="yellow"/>
-        </w:rPr>
-        <w:t xml:space="preserve"> a még felhasználói fiókkal nem rendelkező felhasználók tudnak regisztrálni. Az itt lévő mezők kitöltése után, a komponens egy </w:t>
-      </w:r>
-      <w:proofErr w:type="spellStart"/>
-      <w:r>
-        <w:rPr>
-          <w:highlight w:val="yellow"/>
-        </w:rPr>
-        <w:t>validációt</w:t>
-      </w:r>
-      <w:proofErr w:type="spellEnd"/>
-      <w:r>
-        <w:rPr>
-          <w:highlight w:val="yellow"/>
-        </w:rPr>
-        <w:t xml:space="preserve"> futtat le, amely ellenőrzi, hogy megfelelő formátumú-e az email cím, hogy nem tartalmaz a név számokat, el fogadta-e a felhasználó a felhasználói feltételeket, és hogy elég erős </w:t>
-      </w:r>
-      <w:proofErr w:type="spellStart"/>
-      <w:r>
-        <w:rPr>
-          <w:highlight w:val="yellow"/>
-        </w:rPr>
-        <w:t>jelszavat</w:t>
-      </w:r>
-      <w:proofErr w:type="spellEnd"/>
-      <w:r>
-        <w:rPr>
-          <w:highlight w:val="yellow"/>
-        </w:rPr>
-        <w:t xml:space="preserve"> adott-e meg. Amennyiben ezek mindegyike megfelelő, létrehoz egy felhasználói fiókot az alapértelmezett adatokkal, egy „</w:t>
-      </w:r>
-      <w:proofErr w:type="spellStart"/>
-      <w:proofErr w:type="gramStart"/>
-      <w:r>
-        <w:rPr>
-          <w:highlight w:val="yellow"/>
-        </w:rPr>
-        <w:t>fetch</w:t>
-      </w:r>
-      <w:proofErr w:type="spellEnd"/>
-      <w:r>
-        <w:rPr>
-          <w:highlight w:val="yellow"/>
-        </w:rPr>
-        <w:t>(</w:t>
-      </w:r>
-      <w:proofErr w:type="gramEnd"/>
-      <w:r>
-        <w:rPr>
-          <w:highlight w:val="yellow"/>
-        </w:rPr>
-        <w:t>)” hívás segítségével, majd azt követően egyből be is lépteti a felhasznált a fiókjába. Amennyiben viszont valamely mező értéke érvénytelen, akkor a komponens a bemeneti mezők alján, egy hibaüzenet formájában közli a felhasználóval, hogy a kitöltött értékek, mely feltételeknek nem felelnek meg.</w:t>
+        <w:t>token, amellyel a további kéréseket végezhetjük majd, ha sikeres, vagy egy egyszerű szöveges üzenet, amely tájékoztat a fellépő hibával kapcsolatban ha sikertelen. A komponens másik fő részén, a „Registration”-on a még felhasználói fiókkal nem rendelkező felhasználók tudnak regisztrálni. Az itt lévő mezők kitöltése után, a komponens egy validációt futtat le, amely ellenőrzi, hogy megfelelő formátumú-e az email cím, hogy nem tartalmaz a név számokat, el fogadta-e a felhasználó a felhasználói feltételeket, és hogy elég erős jelszavat adott-e meg. Amennyiben ezek mindegyike megfelelő, létrehoz egy felhasználói fiókot az alapértelmezett adatokkal, egy „fetch()” hívás segítségével, majd azt követően egyből be is lépteti a felhasznált a fiókjába. Amennyiben viszont valamely mező értéke érvénytelen, akkor a komponens a bemeneti mezők alján, egy hibaüzenet formájában közli a felhasználóval, hogy a kitöltött értékek, mely feltételeknek nem felelnek meg.</w:t>
       </w:r>
     </w:p>
     <w:p>
@@ -5524,7 +4410,6 @@
           <w:highlight w:val="yellow"/>
         </w:rPr>
       </w:pPr>
-      <w:proofErr w:type="spellStart"/>
       <w:r>
         <w:rPr>
           <w:b/>
@@ -5535,61 +4420,18 @@
         </w:rPr>
         <w:t>NavModule.jsx</w:t>
       </w:r>
-      <w:proofErr w:type="spellEnd"/>
-    </w:p>
-    <w:p>
-      <w:pPr>
-        <w:rPr>
-          <w:highlight w:val="yellow"/>
-        </w:rPr>
-      </w:pPr>
-      <w:r>
-        <w:rPr>
-          <w:highlight w:val="yellow"/>
-        </w:rPr>
-        <w:t xml:space="preserve">Ez a komponens felelős, a navigációs mező tartalmának, és hivatkozásainak megjelenítéséért, és kinézetéért. Ez a komponens minden oldalon jelen van, kivéve a bejelentkezett felhasználó </w:t>
-      </w:r>
-      <w:proofErr w:type="spellStart"/>
-      <w:r>
-        <w:rPr>
-          <w:highlight w:val="yellow"/>
-        </w:rPr>
-        <w:t>főoldalán</w:t>
-      </w:r>
-      <w:proofErr w:type="spellEnd"/>
-      <w:r>
-        <w:rPr>
-          <w:highlight w:val="yellow"/>
-        </w:rPr>
-        <w:t xml:space="preserve">, ahol a </w:t>
-      </w:r>
-      <w:proofErr w:type="spellStart"/>
-      <w:r>
-        <w:rPr>
-          <w:highlight w:val="yellow"/>
-        </w:rPr>
-        <w:t>hivatozások</w:t>
-      </w:r>
-      <w:proofErr w:type="spellEnd"/>
-      <w:r>
-        <w:rPr>
-          <w:highlight w:val="yellow"/>
-        </w:rPr>
-        <w:t xml:space="preserve"> már menüpontok formájában is elérhetőek. Ezen ok miatt, a navigációs menü megjelenítése, felesleges redundancia lenne. A navigációs menü egy fontos „</w:t>
-      </w:r>
-      <w:proofErr w:type="spellStart"/>
-      <w:r>
-        <w:rPr>
-          <w:highlight w:val="yellow"/>
-        </w:rPr>
-        <w:t>property</w:t>
-      </w:r>
-      <w:proofErr w:type="spellEnd"/>
-      <w:r>
-        <w:rPr>
-          <w:highlight w:val="yellow"/>
-        </w:rPr>
-        <w:t>” tulajdonsággal rendelkezik, amely segít eldönteni, hogy a két kinézeti verzió közül, melyik kerüljön megjelenítésre. Ez a mező egy igaz/hamis értéket tárol, az alapján, hogy jelenleg egy bejelentkezett felhasználó felületét jeleníti-e meg. Amennyiben a mező értéke igaz, akkor a bővített, már az egyes funkciókat takaró menüpontokat is megjeleníti a hivatkozások listájában.</w:t>
+    </w:p>
+    <w:p>
+      <w:pPr>
+        <w:rPr>
+          <w:highlight w:val="yellow"/>
+        </w:rPr>
+      </w:pPr>
+      <w:r>
+        <w:rPr>
+          <w:highlight w:val="yellow"/>
+        </w:rPr>
+        <w:t>Ez a komponens felelős, a navigációs mező tartalmának, és hivatkozásainak megjelenítéséért, és kinézetéért. Ez a komponens minden oldalon jelen van, kivéve a bejelentkezett felhasználó főoldalán, ahol a hivatozások már menüpontok formájában is elérhetőek. Ezen ok miatt, a navigációs menü megjelenítése, felesleges redundancia lenne. A navigációs menü egy fontos „property” tulajdonsággal rendelkezik, amely segít eldönteni, hogy a két kinézeti verzió közül, melyik kerüljön megjelenítésre. Ez a mező egy igaz/hamis értéket tárol, az alapján, hogy jelenleg egy bejelentkezett felhasználó felületét jeleníti-e meg. Amennyiben a mező értéke igaz, akkor a bővített, már az egyes funkciókat takaró menüpontokat is megjeleníti a hivatkozások listájában.</w:t>
       </w:r>
       <w:r>
         <w:rPr>
@@ -5614,7 +4456,6 @@
           <w:highlight w:val="yellow"/>
         </w:rPr>
       </w:pPr>
-      <w:proofErr w:type="spellStart"/>
       <w:r>
         <w:rPr>
           <w:b/>
@@ -5625,47 +4466,18 @@
         </w:rPr>
         <w:t>ColorsAndFonts.jsx</w:t>
       </w:r>
-      <w:proofErr w:type="spellEnd"/>
-    </w:p>
-    <w:p>
-      <w:pPr>
-        <w:rPr>
-          <w:highlight w:val="yellow"/>
-        </w:rPr>
-      </w:pPr>
-      <w:r>
-        <w:rPr>
-          <w:highlight w:val="yellow"/>
-        </w:rPr>
-        <w:t>Ez a komponens egy rejtett hivatkozáshoz tartozik. Ezzel a komponenssel végeztünk különböző tesztelési és kinézeti beállításokat, az oldal fejlesztése folyamán. Az oldalt a „/</w:t>
-      </w:r>
-      <w:proofErr w:type="spellStart"/>
-      <w:r>
-        <w:rPr>
-          <w:highlight w:val="yellow"/>
-        </w:rPr>
-        <w:t>dev</w:t>
-      </w:r>
-      <w:proofErr w:type="spellEnd"/>
-      <w:r>
-        <w:rPr>
-          <w:highlight w:val="yellow"/>
-        </w:rPr>
-        <w:t xml:space="preserve">” </w:t>
-      </w:r>
-      <w:proofErr w:type="spellStart"/>
-      <w:r>
-        <w:rPr>
-          <w:highlight w:val="yellow"/>
-        </w:rPr>
-        <w:t>Url</w:t>
-      </w:r>
-      <w:proofErr w:type="spellEnd"/>
-      <w:r>
-        <w:rPr>
-          <w:highlight w:val="yellow"/>
-        </w:rPr>
-        <w:t xml:space="preserve"> segítségével tudjuk elérni. A végleges leadott projektben a különböző felülíró funkciók nélkül, már csak a sablonokat és színeket tartalmazva van jelen.</w:t>
+    </w:p>
+    <w:p>
+      <w:pPr>
+        <w:rPr>
+          <w:highlight w:val="yellow"/>
+        </w:rPr>
+      </w:pPr>
+      <w:r>
+        <w:rPr>
+          <w:highlight w:val="yellow"/>
+        </w:rPr>
+        <w:t>Ez a komponens egy rejtett hivatkozáshoz tartozik. Ezzel a komponenssel végeztünk különböző tesztelési és kinézeti beállításokat, az oldal fejlesztése folyamán. Az oldalt a „/dev” Url segítségével tudjuk elérni. A végleges leadott projektben a különböző felülíró funkciók nélkül, már csak a sablonokat és színeket tartalmazva van jelen.</w:t>
       </w:r>
     </w:p>
     <w:p>
@@ -5678,7 +4490,6 @@
           <w:highlight w:val="yellow"/>
         </w:rPr>
       </w:pPr>
-      <w:proofErr w:type="spellStart"/>
       <w:r>
         <w:rPr>
           <w:b/>
@@ -5689,27 +4500,61 @@
         </w:rPr>
         <w:t>NotificationComponent.jsx</w:t>
       </w:r>
-      <w:proofErr w:type="spellEnd"/>
-    </w:p>
-    <w:p>
-      <w:pPr>
-        <w:spacing w:after="160"/>
-        <w:jc w:val="left"/>
-        <w:rPr>
-          <w:b/>
-          <w:bCs/>
-          <w:color w:val="EE0000"/>
-          <w:highlight w:val="yellow"/>
-        </w:rPr>
-      </w:pPr>
-      <w:r>
-        <w:rPr>
-          <w:b/>
-          <w:bCs/>
-          <w:color w:val="EE0000"/>
-          <w:highlight w:val="yellow"/>
-        </w:rPr>
-        <w:t>(Rövid leírás)</w:t>
+    </w:p>
+    <w:p>
+      <w:pPr>
+        <w:rPr>
+          <w:highlight w:val="yellow"/>
+        </w:rPr>
+      </w:pPr>
+      <w:r>
+        <w:rPr>
+          <w:highlight w:val="yellow"/>
+        </w:rPr>
+        <w:t xml:space="preserve">Ez a komponens felelős az értesítéseinkkel kapcsolatos információk megjelenítéséért, és kezeléséért. A komponens három fő részből áll. Az elején, </w:t>
+      </w:r>
+      <w:r>
+        <w:rPr>
+          <w:highlight w:val="yellow"/>
+        </w:rPr>
+        <w:t xml:space="preserve">egy statisztikai szekció található, </w:t>
+      </w:r>
+      <w:r>
+        <w:rPr>
+          <w:highlight w:val="yellow"/>
+        </w:rPr>
+        <w:lastRenderedPageBreak/>
+        <w:t xml:space="preserve">amely különböző általános információkat jelenít meg, az értesítéseinkről. Ezek közé tartozik például, hogy hány egymást fedő blokkal rendelkezünk vagy, hogy hány még nem elfogadott meghívója van a felhasználónknak. A másik két blokk, a képernyő méretétől függően két oszlopban, vagy amennyiben nem férne ki, egymás alatt jelenik meg. Az első oszlop a meghívóinkkal kapcsolatos információt tartalmazza. Itt láthatjuk, a jelenleg még függőben lévő meghívóinkat, amelyeket elfogadhatunk, vagy visszautasíthatunk. Mindkét esetben, a választásunk azonnal </w:t>
+      </w:r>
+      <w:r>
+        <w:rPr>
+          <w:highlight w:val="yellow"/>
+        </w:rPr>
+        <w:t>mentve lesz</w:t>
+      </w:r>
+      <w:r>
+        <w:rPr>
+          <w:highlight w:val="yellow"/>
+        </w:rPr>
+        <w:t>, egy „fetch()” hívás segítségével, a backend-</w:t>
+      </w:r>
+      <w:r>
+        <w:rPr>
+          <w:highlight w:val="yellow"/>
+        </w:rPr>
+        <w:t xml:space="preserve">en. A másik oszlop, a konfliktálódó blokkokat és azok információit jeleníti meg. Itt az adott blokkokat, amelyek fedik egymást dátum alapján csoportosítva látjuk, a blokk pontos idejével és nevével együtt. Ezen kívül, a blokkokat reprezentáló egységeken található egy gomb, amellyel a felhasználónk eldöntheti, hogy ignorálni kívánja-e az adott blokkra vonatkozó értesítéseket, </w:t>
+      </w:r>
+      <w:r>
+        <w:rPr>
+          <w:highlight w:val="yellow"/>
+        </w:rPr>
+        <w:t>sssss</w:t>
+      </w:r>
+      <w:r>
+        <w:rPr>
+          <w:highlight w:val="yellow"/>
+        </w:rPr>
+        <w:t>vagy sem. Ez szintén egy „fetch()” hívás segítségével lesz elmentve a backend-re. Minden egyes személy saját maga döntheti el, hogy ignorál-e egy blokkot vagy sem, ezzel lehetővé téve, hogy a csoportban mindenki számára külön beállítással rendelkezzen ugyan azon blokk.</w:t>
       </w:r>
     </w:p>
     <w:p>
@@ -5722,7 +4567,6 @@
           <w:highlight w:val="yellow"/>
         </w:rPr>
       </w:pPr>
-      <w:proofErr w:type="spellStart"/>
       <w:r>
         <w:rPr>
           <w:b/>
@@ -5731,30 +4575,32 @@
           <w:iCs/>
           <w:highlight w:val="yellow"/>
         </w:rPr>
-        <w:lastRenderedPageBreak/>
         <w:t>ProfileDescriptionModule.jsx</w:t>
       </w:r>
-      <w:proofErr w:type="spellEnd"/>
-    </w:p>
-    <w:p>
-      <w:pPr>
-        <w:spacing w:after="160"/>
-        <w:jc w:val="left"/>
-        <w:rPr>
-          <w:b/>
-          <w:bCs/>
-          <w:color w:val="EE0000"/>
-          <w:highlight w:val="yellow"/>
-        </w:rPr>
-      </w:pPr>
-      <w:r>
-        <w:rPr>
-          <w:b/>
-          <w:bCs/>
-          <w:color w:val="EE0000"/>
-          <w:highlight w:val="yellow"/>
-        </w:rPr>
-        <w:t>(Rövid leírás)</w:t>
+    </w:p>
+    <w:p>
+      <w:pPr>
+        <w:rPr>
+          <w:highlight w:val="yellow"/>
+        </w:rPr>
+      </w:pPr>
+      <w:r>
+        <w:rPr>
+          <w:highlight w:val="yellow"/>
+        </w:rPr>
+        <w:t>Ez a koponens felelős a felhasználói profilunk részletes megjelenítéséért.</w:t>
+      </w:r>
+      <w:r>
+        <w:rPr>
+          <w:highlight w:val="yellow"/>
+        </w:rPr>
+        <w:t>sssss</w:t>
+      </w:r>
+      <w:r>
+        <w:rPr>
+          <w:highlight w:val="yellow"/>
+        </w:rPr>
+        <w:t>s</w:t>
       </w:r>
     </w:p>
     <w:p>
@@ -5767,7 +4613,6 @@
           <w:highlight w:val="yellow"/>
         </w:rPr>
       </w:pPr>
-      <w:proofErr w:type="spellStart"/>
       <w:r>
         <w:rPr>
           <w:b/>
@@ -5778,7 +4623,6 @@
         </w:rPr>
         <w:t>ProfileModule.jsx</w:t>
       </w:r>
-      <w:proofErr w:type="spellEnd"/>
     </w:p>
     <w:p>
       <w:pPr>
@@ -5811,7 +4655,6 @@
           <w:highlight w:val="yellow"/>
         </w:rPr>
       </w:pPr>
-      <w:proofErr w:type="spellStart"/>
       <w:r>
         <w:rPr>
           <w:b/>
@@ -5822,7 +4665,6 @@
         </w:rPr>
         <w:t>SettingsModule.jsx</w:t>
       </w:r>
-      <w:proofErr w:type="spellEnd"/>
     </w:p>
     <w:p>
       <w:pPr>
@@ -5855,7 +4697,6 @@
           <w:highlight w:val="yellow"/>
         </w:rPr>
       </w:pPr>
-      <w:proofErr w:type="spellStart"/>
       <w:r>
         <w:rPr>
           <w:b/>
@@ -5876,7 +4717,6 @@
         </w:rPr>
         <w:t>.jsx</w:t>
       </w:r>
-      <w:proofErr w:type="spellEnd"/>
     </w:p>
     <w:p>
       <w:pPr>
@@ -5916,25 +4756,7 @@
           <w:iCs/>
           <w:highlight w:val="yellow"/>
         </w:rPr>
-        <w:t xml:space="preserve">A komponenseket segítő </w:t>
-      </w:r>
-      <w:proofErr w:type="spellStart"/>
-      <w:r>
-        <w:rPr>
-          <w:i w:val="0"/>
-          <w:iCs/>
-          <w:highlight w:val="yellow"/>
-        </w:rPr>
-        <w:t>szkript</w:t>
-      </w:r>
-      <w:proofErr w:type="spellEnd"/>
-      <w:r>
-        <w:rPr>
-          <w:i w:val="0"/>
-          <w:iCs/>
-          <w:highlight w:val="yellow"/>
-        </w:rPr>
-        <w:t xml:space="preserve"> fájlok:</w:t>
+        <w:t>A komponenseket segítő szkript fájlok:</w:t>
       </w:r>
       <w:bookmarkEnd w:id="20"/>
     </w:p>
@@ -6097,6 +4919,7 @@
         <w:rPr>
           <w:highlight w:val="yellow"/>
         </w:rPr>
+        <w:lastRenderedPageBreak/>
         <w:t>Backend:</w:t>
       </w:r>
       <w:bookmarkEnd w:id="21"/>
@@ -6139,25 +4962,7 @@
           <w:iCs/>
           <w:highlight w:val="yellow"/>
         </w:rPr>
-        <w:t xml:space="preserve">Végpontok és rövid </w:t>
-      </w:r>
-      <w:proofErr w:type="spellStart"/>
-      <w:r>
-        <w:rPr>
-          <w:i w:val="0"/>
-          <w:iCs/>
-          <w:highlight w:val="yellow"/>
-        </w:rPr>
-        <w:t>leírásaiki</w:t>
-      </w:r>
-      <w:proofErr w:type="spellEnd"/>
-      <w:r>
-        <w:rPr>
-          <w:i w:val="0"/>
-          <w:iCs/>
-          <w:highlight w:val="yellow"/>
-        </w:rPr>
-        <w:t>:</w:t>
+        <w:t>Végpontok és rövid leírásaiki:</w:t>
       </w:r>
       <w:bookmarkEnd w:id="22"/>
     </w:p>
@@ -6172,7 +4977,6 @@
           <w:highlight w:val="yellow"/>
         </w:rPr>
       </w:pPr>
-      <w:proofErr w:type="spellStart"/>
       <w:r>
         <w:rPr>
           <w:b/>
@@ -6184,7 +4988,6 @@
         </w:rPr>
         <w:t>AdvancedInfoController</w:t>
       </w:r>
-      <w:proofErr w:type="spellEnd"/>
     </w:p>
     <w:p>
       <w:pPr>
@@ -6218,7 +5021,6 @@
           <w:highlight w:val="yellow"/>
         </w:rPr>
       </w:pPr>
-      <w:proofErr w:type="spellStart"/>
       <w:r>
         <w:rPr>
           <w:b/>
@@ -6230,7 +5032,6 @@
         </w:rPr>
         <w:t>LoginController</w:t>
       </w:r>
-      <w:proofErr w:type="spellEnd"/>
     </w:p>
     <w:p>
       <w:pPr>
@@ -6264,7 +5065,6 @@
           <w:highlight w:val="yellow"/>
         </w:rPr>
       </w:pPr>
-      <w:proofErr w:type="spellStart"/>
       <w:r>
         <w:rPr>
           <w:b/>
@@ -6276,7 +5076,6 @@
         </w:rPr>
         <w:t>UsersController</w:t>
       </w:r>
-      <w:proofErr w:type="spellEnd"/>
     </w:p>
     <w:p>
       <w:pPr>
@@ -6331,7 +5130,6 @@
           <w:highlight w:val="yellow"/>
         </w:rPr>
       </w:pPr>
-      <w:proofErr w:type="spellStart"/>
       <w:r>
         <w:rPr>
           <w:b/>
@@ -6343,7 +5141,6 @@
         </w:rPr>
         <w:t>TokenManager</w:t>
       </w:r>
-      <w:proofErr w:type="spellEnd"/>
     </w:p>
     <w:p>
       <w:pPr>
@@ -6377,7 +5174,6 @@
           <w:highlight w:val="yellow"/>
         </w:rPr>
       </w:pPr>
-      <w:proofErr w:type="spellStart"/>
       <w:r>
         <w:rPr>
           <w:b/>
@@ -6389,7 +5185,6 @@
         </w:rPr>
         <w:t>PasswordHandler</w:t>
       </w:r>
-      <w:proofErr w:type="spellEnd"/>
     </w:p>
     <w:p>
       <w:pPr>
@@ -6409,7 +5204,6 @@
           <w:color w:val="EE0000"/>
           <w:highlight w:val="yellow"/>
         </w:rPr>
-        <w:lastRenderedPageBreak/>
         <w:t>(Rövid leírás)</w:t>
       </w:r>
     </w:p>
@@ -6466,21 +5260,7 @@
         <w:rPr>
           <w:highlight w:val="yellow"/>
         </w:rPr>
-        <w:t xml:space="preserve">XAMPP </w:t>
-      </w:r>
-      <w:proofErr w:type="spellStart"/>
-      <w:r>
-        <w:rPr>
-          <w:highlight w:val="yellow"/>
-        </w:rPr>
-        <w:t>Control</w:t>
-      </w:r>
-      <w:proofErr w:type="spellEnd"/>
-      <w:r>
-        <w:rPr>
-          <w:highlight w:val="yellow"/>
-        </w:rPr>
-        <w:t xml:space="preserve"> Panel</w:t>
+        <w:t>XAMPP Control Panel</w:t>
       </w:r>
     </w:p>
     <w:p>
@@ -6498,21 +5278,7 @@
         <w:rPr>
           <w:highlight w:val="yellow"/>
         </w:rPr>
-        <w:t xml:space="preserve">Visual </w:t>
-      </w:r>
-      <w:proofErr w:type="spellStart"/>
-      <w:r>
-        <w:rPr>
-          <w:highlight w:val="yellow"/>
-        </w:rPr>
-        <w:t>Studio</w:t>
-      </w:r>
-      <w:proofErr w:type="spellEnd"/>
-      <w:r>
-        <w:rPr>
-          <w:highlight w:val="yellow"/>
-        </w:rPr>
-        <w:t xml:space="preserve"> 2022</w:t>
+        <w:t>Visual Studio 2022</w:t>
       </w:r>
     </w:p>
     <w:p>
@@ -6526,19 +5292,11 @@
           <w:highlight w:val="yellow"/>
         </w:rPr>
       </w:pPr>
-      <w:proofErr w:type="spellStart"/>
-      <w:r>
-        <w:rPr>
-          <w:highlight w:val="yellow"/>
-        </w:rPr>
-        <w:t>NodeJs</w:t>
-      </w:r>
-      <w:proofErr w:type="spellEnd"/>
-      <w:r>
-        <w:rPr>
-          <w:highlight w:val="yellow"/>
-        </w:rPr>
-        <w:t xml:space="preserve"> v</w:t>
+      <w:r>
+        <w:rPr>
+          <w:highlight w:val="yellow"/>
+        </w:rPr>
+        <w:t>NodeJs v</w:t>
       </w:r>
       <w:r>
         <w:rPr>
@@ -6575,21 +5333,7 @@
         <w:rPr>
           <w:highlight w:val="yellow"/>
         </w:rPr>
-        <w:t xml:space="preserve">Processzor: Intel </w:t>
-      </w:r>
-      <w:proofErr w:type="spellStart"/>
-      <w:r>
-        <w:rPr>
-          <w:highlight w:val="yellow"/>
-        </w:rPr>
-        <w:t>Core</w:t>
-      </w:r>
-      <w:proofErr w:type="spellEnd"/>
-      <w:r>
-        <w:rPr>
-          <w:highlight w:val="yellow"/>
-        </w:rPr>
-        <w:t xml:space="preserve"> i</w:t>
+        <w:t>Processzor: Intel Core i</w:t>
       </w:r>
       <w:r>
         <w:rPr>
@@ -6743,21 +5487,7 @@
         <w:rPr>
           <w:highlight w:val="yellow"/>
         </w:rPr>
-        <w:t xml:space="preserve">. Itt a szoftver szlogenje, és logója látható, valamint a karusszel, mely a szoftver egyes funkcióiról tartalmaz képeket. Ezeken felül, a további részeken olvashatunk kicsit többet magáról a szoftver által nyújtott funkciókról, és rólunk. Az oldal legalján, a láblécen, olvasható, a GYIK és a </w:t>
-      </w:r>
-      <w:proofErr w:type="spellStart"/>
-      <w:r>
-        <w:rPr>
-          <w:highlight w:val="yellow"/>
-        </w:rPr>
-        <w:t>felhaszálói</w:t>
-      </w:r>
-      <w:proofErr w:type="spellEnd"/>
-      <w:r>
-        <w:rPr>
-          <w:highlight w:val="yellow"/>
-        </w:rPr>
-        <w:t xml:space="preserve"> feltételek.</w:t>
+        <w:t>. Itt a szoftver szlogenje, és logója látható, valamint a karusszel, mely a szoftver egyes funkcióiról tartalmaz képeket. Ezeken felül, a további részeken olvashatunk kicsit többet magáról a szoftver által nyújtott funkciókról, és rólunk. Az oldal legalján, a láblécen, olvasható, a GYIK és a felhaszálói feltételek.</w:t>
       </w:r>
     </w:p>
     <w:p>
@@ -6771,28 +5501,12 @@
           <w:highlight w:val="yellow"/>
         </w:rPr>
       </w:pPr>
-      <w:proofErr w:type="spellStart"/>
-      <w:r>
-        <w:rPr>
-          <w:highlight w:val="yellow"/>
-        </w:rPr>
-        <w:t>About</w:t>
-      </w:r>
-      <w:proofErr w:type="spellEnd"/>
-      <w:r>
-        <w:rPr>
-          <w:highlight w:val="yellow"/>
-        </w:rPr>
-        <w:t xml:space="preserve"> </w:t>
-      </w:r>
-      <w:proofErr w:type="spellStart"/>
-      <w:r>
-        <w:rPr>
-          <w:highlight w:val="yellow"/>
-        </w:rPr>
-        <w:t>Us</w:t>
-      </w:r>
-      <w:proofErr w:type="spellEnd"/>
+      <w:r>
+        <w:rPr>
+          <w:highlight w:val="yellow"/>
+        </w:rPr>
+        <w:t>About Us</w:t>
+      </w:r>
       <w:r>
         <w:rPr>
           <w:highlight w:val="yellow"/>
@@ -6811,33 +5525,11 @@
           <w:highlight w:val="yellow"/>
         </w:rPr>
       </w:pPr>
-      <w:proofErr w:type="spellStart"/>
-      <w:r>
-        <w:rPr>
-          <w:highlight w:val="yellow"/>
-        </w:rPr>
-        <w:t>Contact</w:t>
-      </w:r>
-      <w:proofErr w:type="spellEnd"/>
-      <w:r>
-        <w:rPr>
-          <w:highlight w:val="yellow"/>
-        </w:rPr>
-        <w:t xml:space="preserve"> </w:t>
-      </w:r>
-      <w:proofErr w:type="spellStart"/>
-      <w:r>
-        <w:rPr>
-          <w:highlight w:val="yellow"/>
-        </w:rPr>
-        <w:t>Us</w:t>
-      </w:r>
-      <w:proofErr w:type="spellEnd"/>
-      <w:r>
-        <w:rPr>
-          <w:highlight w:val="yellow"/>
-        </w:rPr>
-        <w:t>:</w:t>
+      <w:r>
+        <w:rPr>
+          <w:highlight w:val="yellow"/>
+        </w:rPr>
+        <w:t>Contact Us:</w:t>
       </w:r>
       <w:r>
         <w:rPr>
@@ -6904,69 +5596,13 @@
         <w:rPr>
           <w:highlight w:val="yellow"/>
         </w:rPr>
-        <w:t>A „</w:t>
-      </w:r>
-      <w:proofErr w:type="spellStart"/>
-      <w:r>
-        <w:rPr>
-          <w:highlight w:val="yellow"/>
-        </w:rPr>
-        <w:t>Get</w:t>
-      </w:r>
-      <w:proofErr w:type="spellEnd"/>
-      <w:r>
-        <w:rPr>
-          <w:highlight w:val="yellow"/>
-        </w:rPr>
-        <w:t xml:space="preserve"> </w:t>
-      </w:r>
-      <w:proofErr w:type="spellStart"/>
-      <w:r>
-        <w:rPr>
-          <w:highlight w:val="yellow"/>
-        </w:rPr>
-        <w:t>Started</w:t>
-      </w:r>
-      <w:proofErr w:type="spellEnd"/>
-      <w:r>
-        <w:rPr>
-          <w:highlight w:val="yellow"/>
-        </w:rPr>
-        <w:t xml:space="preserve">”, vagy a navigációs menün belül, az alap felhasználó nélküli ikonra kattintva átléptet minket a weboldal, a bejelentkezési fülre. </w:t>
-      </w:r>
-      <w:proofErr w:type="gramStart"/>
-      <w:r>
-        <w:rPr>
-          <w:highlight w:val="yellow"/>
-        </w:rPr>
-        <w:t>Itt</w:t>
-      </w:r>
-      <w:proofErr w:type="gramEnd"/>
-      <w:r>
-        <w:rPr>
-          <w:highlight w:val="yellow"/>
-        </w:rPr>
-        <w:t xml:space="preserve"> ha már rendelkezünk felhasználói fiókkal, akkor a „Login” alatt regisztráció helyett, beléphetünk abba. Amennyiben nincs fiókunk, a regisztráció alatti űrlap kitöltésével, létrehozhatunk egy alap felhasználói fiókot, mellyel hozzáférünk a szoftver által nyújtott funkciókhoz. A későbbiekben </w:t>
-      </w:r>
-      <w:r>
-        <w:rPr>
-          <w:highlight w:val="yellow"/>
-        </w:rPr>
-        <w:t xml:space="preserve">az alapbeállítások részén, a </w:t>
-      </w:r>
-      <w:proofErr w:type="spellStart"/>
-      <w:r>
-        <w:rPr>
-          <w:highlight w:val="yellow"/>
-        </w:rPr>
-        <w:t>Settings</w:t>
-      </w:r>
-      <w:proofErr w:type="spellEnd"/>
-      <w:r>
-        <w:rPr>
-          <w:highlight w:val="yellow"/>
-        </w:rPr>
-        <w:t>-en belül tudunk változtatni.</w:t>
+        <w:t xml:space="preserve">A „Get Started”, vagy a navigációs menün belül, az alap felhasználó nélküli ikonra kattintva átléptet minket a weboldal, a bejelentkezési fülre. Itt ha már rendelkezünk felhasználói fiókkal, akkor a „Login” alatt regisztráció helyett, beléphetünk abba. Amennyiben nincs fiókunk, a regisztráció alatti űrlap kitöltésével, létrehozhatunk egy alap felhasználói fiókot, mellyel hozzáférünk a szoftver által nyújtott funkciókhoz. A későbbiekben </w:t>
+      </w:r>
+      <w:r>
+        <w:rPr>
+          <w:highlight w:val="yellow"/>
+        </w:rPr>
+        <w:t>az alapbeállítások részén, a Settings-en belül tudunk változtatni.</w:t>
       </w:r>
       <w:r>
         <w:rPr>
@@ -7015,35 +5651,7 @@
         <w:rPr>
           <w:highlight w:val="yellow"/>
         </w:rPr>
-        <w:t xml:space="preserve">etőségünk van, az adott csoport adatain, és a felhasználók jogosultságain módosításokat végezni, ezek mellett, ha megfelelő jogosultsággal rendelkezünk, még meghívót is küldhetünk más felhasználóknak. A kártyára kattintva megjelenik a </w:t>
-      </w:r>
-      <w:proofErr w:type="spellStart"/>
-      <w:r>
-        <w:rPr>
-          <w:highlight w:val="yellow"/>
-        </w:rPr>
-        <w:t>Schedules</w:t>
-      </w:r>
-      <w:proofErr w:type="spellEnd"/>
-      <w:r>
-        <w:rPr>
-          <w:highlight w:val="yellow"/>
-        </w:rPr>
-        <w:t xml:space="preserve"> komponens, csak a saját naptáraink helyett, a </w:t>
-      </w:r>
-      <w:proofErr w:type="spellStart"/>
-      <w:r>
-        <w:rPr>
-          <w:highlight w:val="yellow"/>
-        </w:rPr>
-        <w:t>csoporhoz</w:t>
-      </w:r>
-      <w:proofErr w:type="spellEnd"/>
-      <w:r>
-        <w:rPr>
-          <w:highlight w:val="yellow"/>
-        </w:rPr>
-        <w:t xml:space="preserve"> tartozókat látjuk. Az itt lévő funkciók működése azonos, a saját naptárainkat tartozó nézetéhet, de módosításokat csak akkor tudunk végezni, ha a csoportban megfelelő jogosultsággal rendelkezünk.</w:t>
+        <w:t>etőségünk van, az adott csoport adatain, és a felhasználók jogosultságain módosításokat végezni, ezek mellett, ha megfelelő jogosultsággal rendelkezünk, még meghívót is küldhetünk más felhasználóknak. A kártyára kattintva megjelenik a Schedules komponens, csak a saját naptáraink helyett, a csoporhoz tartozókat látjuk. Az itt lévő funkciók működése azonos, a saját naptárainkat tartozó nézetéhet, de módosításokat csak akkor tudunk végezni, ha a csoportban megfelelő jogosultsággal rendelkezünk.</w:t>
       </w:r>
     </w:p>
     <w:p>
@@ -7061,41 +5669,13 @@
           <w:highlight w:val="yellow"/>
         </w:rPr>
       </w:pPr>
-      <w:proofErr w:type="spellStart"/>
       <w:r>
         <w:rPr>
           <w:i/>
           <w:iCs/>
           <w:highlight w:val="yellow"/>
         </w:rPr>
-        <w:t>Profile</w:t>
-      </w:r>
-      <w:proofErr w:type="spellEnd"/>
-      <w:r>
-        <w:rPr>
-          <w:i/>
-          <w:iCs/>
-          <w:highlight w:val="yellow"/>
-        </w:rPr>
-        <w:t xml:space="preserve"> </w:t>
-      </w:r>
-      <w:proofErr w:type="spellStart"/>
-      <w:r>
-        <w:rPr>
-          <w:i/>
-          <w:iCs/>
-          <w:highlight w:val="yellow"/>
-        </w:rPr>
-        <w:t>Modlue</w:t>
-      </w:r>
-      <w:proofErr w:type="spellEnd"/>
-      <w:r>
-        <w:rPr>
-          <w:i/>
-          <w:iCs/>
-          <w:highlight w:val="yellow"/>
-        </w:rPr>
-        <w:t>:</w:t>
+        <w:t>Profile Modlue:</w:t>
       </w:r>
     </w:p>
     <w:p>
@@ -7154,19 +5734,11 @@
           <w:highlight w:val="yellow"/>
         </w:rPr>
       </w:pPr>
-      <w:proofErr w:type="spellStart"/>
-      <w:r>
-        <w:rPr>
-          <w:highlight w:val="yellow"/>
-        </w:rPr>
-        <w:t>Groups</w:t>
-      </w:r>
-      <w:proofErr w:type="spellEnd"/>
-      <w:r>
-        <w:rPr>
-          <w:highlight w:val="yellow"/>
-        </w:rPr>
-        <w:t>:</w:t>
+      <w:r>
+        <w:rPr>
+          <w:highlight w:val="yellow"/>
+        </w:rPr>
+        <w:t>Groups:</w:t>
       </w:r>
       <w:r>
         <w:rPr>
@@ -7187,19 +5759,11 @@
           <w:highlight w:val="yellow"/>
         </w:rPr>
       </w:pPr>
-      <w:proofErr w:type="spellStart"/>
-      <w:r>
-        <w:rPr>
-          <w:highlight w:val="yellow"/>
-        </w:rPr>
-        <w:t>Settings</w:t>
-      </w:r>
-      <w:proofErr w:type="spellEnd"/>
-      <w:r>
-        <w:rPr>
-          <w:highlight w:val="yellow"/>
-        </w:rPr>
-        <w:t>:</w:t>
+      <w:r>
+        <w:rPr>
+          <w:highlight w:val="yellow"/>
+        </w:rPr>
+        <w:t>Settings:</w:t>
       </w:r>
       <w:r>
         <w:rPr>
@@ -7220,19 +5784,11 @@
           <w:highlight w:val="yellow"/>
         </w:rPr>
       </w:pPr>
-      <w:proofErr w:type="spellStart"/>
-      <w:r>
-        <w:rPr>
-          <w:highlight w:val="yellow"/>
-        </w:rPr>
-        <w:t>Notifications</w:t>
-      </w:r>
-      <w:proofErr w:type="spellEnd"/>
-      <w:r>
-        <w:rPr>
-          <w:highlight w:val="yellow"/>
-        </w:rPr>
-        <w:t>:</w:t>
+      <w:r>
+        <w:rPr>
+          <w:highlight w:val="yellow"/>
+        </w:rPr>
+        <w:t>Notifications:</w:t>
       </w:r>
       <w:r>
         <w:rPr>
@@ -7314,35 +5870,7 @@
         <w:rPr>
           <w:highlight w:val="yellow"/>
         </w:rPr>
-        <w:t xml:space="preserve">Miután a felhasználó a </w:t>
-      </w:r>
-      <w:proofErr w:type="spellStart"/>
-      <w:r>
-        <w:rPr>
-          <w:highlight w:val="yellow"/>
-        </w:rPr>
-        <w:t>Settings</w:t>
-      </w:r>
-      <w:proofErr w:type="spellEnd"/>
-      <w:r>
-        <w:rPr>
-          <w:highlight w:val="yellow"/>
-        </w:rPr>
-        <w:t xml:space="preserve">-en belül eldöntötte hogy melyik nézetet szeretné látni akkor </w:t>
-      </w:r>
-      <w:proofErr w:type="gramStart"/>
-      <w:r>
-        <w:rPr>
-          <w:highlight w:val="yellow"/>
-        </w:rPr>
-        <w:t>ezen</w:t>
-      </w:r>
-      <w:proofErr w:type="gramEnd"/>
-      <w:r>
-        <w:rPr>
-          <w:highlight w:val="yellow"/>
-        </w:rPr>
-        <w:t xml:space="preserve"> menüpont alatt megtudja nézni a naptárjait, melyekben t</w:t>
+        <w:t>Miután a felhasználó a Settings-en belül eldöntötte hogy melyik nézetet szeretné látni akkor ezen menüpont alatt megtudja nézni a naptárjait, melyekben t</w:t>
       </w:r>
       <w:r>
         <w:rPr>
@@ -7384,21 +5912,7 @@
         <w:rPr>
           <w:highlight w:val="yellow"/>
         </w:rPr>
-        <w:t xml:space="preserve"> Nézettől függően </w:t>
-      </w:r>
-      <w:proofErr w:type="spellStart"/>
-      <w:r>
-        <w:rPr>
-          <w:highlight w:val="yellow"/>
-        </w:rPr>
-        <w:t>percenkénti</w:t>
-      </w:r>
-      <w:proofErr w:type="spellEnd"/>
-      <w:r>
-        <w:rPr>
-          <w:highlight w:val="yellow"/>
-        </w:rPr>
-        <w:t>, vagy napi lebontásban jeleníti meg a blokkokat. A heti/napi nézetben a blokkok pontos kezdési, és befejezési idejét látjuk, oszloposan, míg a havi nézetben, az adott napokat, és az azon napokon történő eseményeket látjuk. A havi nézetben amennyiben egy napon több mint 3 esemény van, akkor az első hármat jeleníti meg, és jelzi azt is, hogy vannak olyan események, amelyeket csak az adott napra kattintva tud megjeleníteni.</w:t>
+        <w:t xml:space="preserve"> Nézettől függően percenkénti, vagy napi lebontásban jeleníti meg a blokkokat. A heti/napi nézetben a blokkok pontos kezdési, és befejezési idejét látjuk, oszloposan, míg a havi nézetben, az adott napokat, és az azon napokon történő eseményeket látjuk. A havi nézetben amennyiben egy napon több mint 3 esemény van, akkor az első hármat jeleníti meg, és jelzi azt is, hogy vannak olyan események, amelyeket csak az adott napra kattintva tud megjeleníteni.</w:t>
       </w:r>
     </w:p>
     <w:p>
@@ -7416,246 +5930,140 @@
           <w:highlight w:val="yellow"/>
         </w:rPr>
       </w:pPr>
-      <w:proofErr w:type="spellStart"/>
       <w:r>
         <w:rPr>
           <w:i/>
           <w:iCs/>
           <w:highlight w:val="yellow"/>
         </w:rPr>
-        <w:t>Settings</w:t>
-      </w:r>
-      <w:proofErr w:type="spellEnd"/>
-      <w:r>
+        <w:t>Settings:</w:t>
+      </w:r>
+    </w:p>
+    <w:p>
+      <w:pPr>
+        <w:rPr>
+          <w:highlight w:val="yellow"/>
+        </w:rPr>
+      </w:pPr>
+      <w:r>
+        <w:rPr>
+          <w:highlight w:val="yellow"/>
+        </w:rPr>
+        <w:t>A Settings menüpont alatt a felhasználó, a különböző felhasználói, és kinézeti beállításaihoz tud hozzáférni</w:t>
+      </w:r>
+      <w:r>
+        <w:rPr>
+          <w:highlight w:val="yellow"/>
+        </w:rPr>
+        <w:t>, melyeket beállíthat</w:t>
+      </w:r>
+      <w:r>
+        <w:rPr>
+          <w:highlight w:val="yellow"/>
+        </w:rPr>
+        <w:t>.</w:t>
+      </w:r>
+      <w:r>
+        <w:rPr>
+          <w:highlight w:val="yellow"/>
+        </w:rPr>
+        <w:t xml:space="preserve"> A beállítást követően, ha elmenti változtatásait, akkor ezt hozzáköti a felhasználójához, lehetővé téve ezzel, hogy ha új eszközön jelentkezik be, a beállításai ott is megmaradjanak.</w:t>
+      </w:r>
+      <w:r>
+        <w:rPr>
+          <w:highlight w:val="yellow"/>
+        </w:rPr>
+        <w:t xml:space="preserve"> A felhasználóval kapcsolatban történő beállítások közé tartozik a felhasználónév, a megjelenített név, és a jelszóváltoztatás. Ezek mellett különböző stílusbeállítások is módosíthatóak. Beállítható az oldal témája (dark/light), a navigációs menü megjelenítésének módja és a legfontosabb, </w:t>
+      </w:r>
+      <w:r>
+        <w:rPr>
+          <w:highlight w:val="yellow"/>
+        </w:rPr>
+        <w:t>a naptárak elrendezése is. Az utóbbi beállítás lehetőséget ad napi/heti/havi kinézet beállítására. Az utolsó funkció, melyet tartalmaz az oldal, a felhasználói fiók, és hozzá tartozó minden adat törlése.</w:t>
+      </w:r>
+    </w:p>
+    <w:p>
+      <w:pPr>
+        <w:rPr>
+          <w:highlight w:val="yellow"/>
+        </w:rPr>
+      </w:pPr>
+    </w:p>
+    <w:p>
+      <w:pPr>
         <w:rPr>
           <w:i/>
           <w:iCs/>
           <w:highlight w:val="yellow"/>
         </w:rPr>
-        <w:t>:</w:t>
-      </w:r>
-    </w:p>
-    <w:p>
-      <w:pPr>
-        <w:rPr>
-          <w:highlight w:val="yellow"/>
-        </w:rPr>
-      </w:pPr>
-      <w:r>
-        <w:rPr>
-          <w:highlight w:val="yellow"/>
-        </w:rPr>
-        <w:t xml:space="preserve">A </w:t>
-      </w:r>
-      <w:proofErr w:type="spellStart"/>
-      <w:r>
-        <w:rPr>
-          <w:highlight w:val="yellow"/>
-        </w:rPr>
-        <w:t>Settings</w:t>
-      </w:r>
-      <w:proofErr w:type="spellEnd"/>
-      <w:r>
-        <w:rPr>
-          <w:highlight w:val="yellow"/>
-        </w:rPr>
-        <w:t xml:space="preserve"> menüpont alatt a felhasználó, a különböző felhasználói, és kinézeti beállításaihoz tud hozzáférni</w:t>
-      </w:r>
-      <w:r>
-        <w:rPr>
-          <w:highlight w:val="yellow"/>
-        </w:rPr>
-        <w:t>, melyeket beállíthat</w:t>
-      </w:r>
-      <w:r>
-        <w:rPr>
-          <w:highlight w:val="yellow"/>
-        </w:rPr>
-        <w:t>.</w:t>
-      </w:r>
-      <w:r>
-        <w:rPr>
-          <w:highlight w:val="yellow"/>
-        </w:rPr>
-        <w:t xml:space="preserve"> A beállítást követően, ha elmenti változtatásait, akkor ezt hozzáköti a felhasználójához, lehetővé téve ezzel, hogy ha új eszközön jelentkezik be, a beállításai ott is megmaradjanak.</w:t>
-      </w:r>
-      <w:r>
-        <w:rPr>
-          <w:highlight w:val="yellow"/>
-        </w:rPr>
-        <w:t xml:space="preserve"> A felhasználóval kapcsolatban történő beállítások közé tartozik a felhasználónév, a megjelenített név, és a jelszóváltoztatás. Ezek mellett különböző stílusbeállítások is módosíthatóak. Beállítható az oldal témája (</w:t>
-      </w:r>
-      <w:proofErr w:type="spellStart"/>
-      <w:r>
-        <w:rPr>
-          <w:highlight w:val="yellow"/>
-        </w:rPr>
-        <w:t>dark</w:t>
-      </w:r>
-      <w:proofErr w:type="spellEnd"/>
-      <w:r>
-        <w:rPr>
-          <w:highlight w:val="yellow"/>
-        </w:rPr>
-        <w:t>/</w:t>
-      </w:r>
-      <w:proofErr w:type="spellStart"/>
-      <w:r>
-        <w:rPr>
-          <w:highlight w:val="yellow"/>
-        </w:rPr>
-        <w:t>light</w:t>
-      </w:r>
-      <w:proofErr w:type="spellEnd"/>
-      <w:r>
-        <w:rPr>
-          <w:highlight w:val="yellow"/>
-        </w:rPr>
-        <w:t xml:space="preserve">), a navigációs menü megjelenítésének módja és a legfontosabb, </w:t>
-      </w:r>
-      <w:r>
-        <w:rPr>
-          <w:highlight w:val="yellow"/>
-        </w:rPr>
-        <w:t>a naptárak elrendezése is. Az utóbbi beállítás lehetőséget ad napi/heti/havi kinézet beállítására. Az utolsó funkció, melyet tartalmaz az oldal, a felhasználói fiók, és hozzá tartozó minden adat törlése.</w:t>
-      </w:r>
-    </w:p>
-    <w:p>
-      <w:pPr>
-        <w:rPr>
-          <w:highlight w:val="yellow"/>
-        </w:rPr>
-      </w:pPr>
-    </w:p>
-    <w:p>
-      <w:pPr>
+      </w:pPr>
+      <w:r>
         <w:rPr>
           <w:i/>
           <w:iCs/>
           <w:highlight w:val="yellow"/>
         </w:rPr>
-      </w:pPr>
-      <w:proofErr w:type="spellStart"/>
-      <w:r>
+        <w:lastRenderedPageBreak/>
+        <w:t>Notifications:</w:t>
+      </w:r>
+    </w:p>
+    <w:p>
+      <w:pPr>
+        <w:rPr>
+          <w:highlight w:val="yellow"/>
+        </w:rPr>
+      </w:pPr>
+      <w:r>
+        <w:rPr>
+          <w:highlight w:val="yellow"/>
+        </w:rPr>
+        <w:t xml:space="preserve">A Notification menüpont alatt, a felhasználó hozzáfér, a különböző értesítései, és azok beállításaihoz. Az értesítéseknek két fő fajtája van. Az első a meghívásokkal kapcsolatos értesítések. Ha a felhasználónk számára érkezett egy meghívó egy csoporthoz, akkor azt itt tudjuk megtekinteni, és eldönteni, hogy visszautasítjuk, vagy elfogadjuk. A másik fő fajtája az értesítéseknek, az ütköző események. Itt kilistázva láthatjuk, dátum alapján csoportokban, ha az adott napon, valamely eseményünk ütközik. Ez lehetővé teszi, a korai értesülést az </w:t>
+      </w:r>
+      <w:r>
+        <w:rPr>
+          <w:highlight w:val="yellow"/>
+        </w:rPr>
+        <w:t>egymást fedő időpontokkal kapcsolatban, azonban, ha nem kívánjuk ezt, folyamatos értesítés formájában látni, bekacsolhatjuk, egy-egy adott blokk ignorálását, az ütközéseket illetően.</w:t>
+      </w:r>
+    </w:p>
+    <w:p>
+      <w:pPr>
+        <w:rPr>
+          <w:highlight w:val="yellow"/>
+        </w:rPr>
+      </w:pPr>
+    </w:p>
+    <w:p>
+      <w:pPr>
         <w:rPr>
           <w:i/>
           <w:iCs/>
           <w:highlight w:val="yellow"/>
         </w:rPr>
-        <w:lastRenderedPageBreak/>
-        <w:t>Notifications</w:t>
-      </w:r>
-      <w:proofErr w:type="spellEnd"/>
+      </w:pPr>
       <w:r>
         <w:rPr>
           <w:i/>
           <w:iCs/>
           <w:highlight w:val="yellow"/>
         </w:rPr>
-        <w:t>:</w:t>
-      </w:r>
-    </w:p>
-    <w:p>
-      <w:pPr>
-        <w:rPr>
-          <w:highlight w:val="yellow"/>
-        </w:rPr>
-      </w:pPr>
-      <w:r>
-        <w:rPr>
-          <w:highlight w:val="yellow"/>
-        </w:rPr>
-        <w:t xml:space="preserve">A </w:t>
-      </w:r>
-      <w:proofErr w:type="spellStart"/>
-      <w:r>
-        <w:rPr>
-          <w:highlight w:val="yellow"/>
-        </w:rPr>
-        <w:t>Notification</w:t>
-      </w:r>
-      <w:proofErr w:type="spellEnd"/>
-      <w:r>
-        <w:rPr>
-          <w:highlight w:val="yellow"/>
-        </w:rPr>
-        <w:t xml:space="preserve"> menüpont alatt, a felhasználó hozzáfér, a különböző értesítései, és azok beállításaihoz. Az értesítéseknek két fő fajtája van. Az első a meghívásokkal kapcsolatos értesítések. Ha a felhasználónk számára érkezett egy meghívó egy csoporthoz, akkor azt itt tudjuk megtekinteni, és eldönteni, hogy visszautasítjuk, vagy elfogadjuk. A másik fő fajtája az értesítéseknek, az ütköző események. Itt kilistázva láthatjuk, dátum alapján csoportokban, ha az adott napon, valamely eseményünk ütközik. Ez lehetővé teszi, a korai értesülést az </w:t>
-      </w:r>
-      <w:r>
-        <w:rPr>
-          <w:highlight w:val="yellow"/>
-        </w:rPr>
-        <w:t>egymást fedő időpontokkal kapcsolatban, azonban, ha nem kívánjuk ezt, folyamatos értesítés formájában látni, bekacsolhatjuk, egy-egy adott blokk ignorálását, az ütközéseket illetően.</w:t>
-      </w:r>
-    </w:p>
-    <w:p>
-      <w:pPr>
-        <w:rPr>
-          <w:highlight w:val="yellow"/>
-        </w:rPr>
-      </w:pPr>
-    </w:p>
-    <w:p>
-      <w:pPr>
+        <w:t xml:space="preserve">Profile </w:t>
+      </w:r>
+      <w:r>
         <w:rPr>
           <w:i/>
           <w:iCs/>
           <w:highlight w:val="yellow"/>
         </w:rPr>
-      </w:pPr>
-      <w:proofErr w:type="spellStart"/>
+        <w:t xml:space="preserve">Description </w:t>
+      </w:r>
       <w:r>
         <w:rPr>
           <w:i/>
           <w:iCs/>
           <w:highlight w:val="yellow"/>
         </w:rPr>
-        <w:t>Profile</w:t>
-      </w:r>
-      <w:proofErr w:type="spellEnd"/>
-      <w:r>
-        <w:rPr>
-          <w:i/>
-          <w:iCs/>
-          <w:highlight w:val="yellow"/>
-        </w:rPr>
-        <w:t xml:space="preserve"> </w:t>
-      </w:r>
-      <w:proofErr w:type="spellStart"/>
-      <w:r>
-        <w:rPr>
-          <w:i/>
-          <w:iCs/>
-          <w:highlight w:val="yellow"/>
-        </w:rPr>
-        <w:t>Description</w:t>
-      </w:r>
-      <w:proofErr w:type="spellEnd"/>
-      <w:r>
-        <w:rPr>
-          <w:i/>
-          <w:iCs/>
-          <w:highlight w:val="yellow"/>
-        </w:rPr>
-        <w:t xml:space="preserve"> </w:t>
-      </w:r>
-      <w:proofErr w:type="spellStart"/>
-      <w:r>
-        <w:rPr>
-          <w:i/>
-          <w:iCs/>
-          <w:highlight w:val="yellow"/>
-        </w:rPr>
-        <w:t>Modlue</w:t>
-      </w:r>
-      <w:proofErr w:type="spellEnd"/>
-      <w:r>
-        <w:rPr>
-          <w:i/>
-          <w:iCs/>
-          <w:highlight w:val="yellow"/>
-        </w:rPr>
-        <w:t>:</w:t>
+        <w:t>Modlue:</w:t>
       </w:r>
     </w:p>
     <w:p>
@@ -7691,24 +6099,20 @@
         </w:rPr>
         <w:t>Monitorképek</w:t>
       </w:r>
-      <w:bookmarkStart w:id="27" w:name="_GoBack"/>
       <w:bookmarkEnd w:id="26"/>
-      <w:bookmarkEnd w:id="27"/>
-    </w:p>
-    <w:p>
-      <w:pPr>
-        <w:rPr>
-          <w:highlight w:val="yellow"/>
-        </w:rPr>
-      </w:pPr>
-      <w:proofErr w:type="spellStart"/>
+    </w:p>
+    <w:p>
+      <w:pPr>
+        <w:rPr>
+          <w:highlight w:val="yellow"/>
+        </w:rPr>
+      </w:pPr>
       <w:r>
         <w:rPr>
           <w:highlight w:val="yellow"/>
         </w:rPr>
         <w:t>askldjaskldj</w:t>
       </w:r>
-      <w:proofErr w:type="spellEnd"/>
     </w:p>
     <w:p>
       <w:pPr>
@@ -7770,7 +6174,7 @@
           <w:highlight w:val="yellow"/>
         </w:rPr>
       </w:pPr>
-      <w:bookmarkStart w:id="28" w:name="_Toc227670954"/>
+      <w:bookmarkStart w:id="27" w:name="_Toc227670954"/>
       <w:r>
         <w:rPr>
           <w:sz w:val="32"/>
@@ -7795,7 +6199,7 @@
         </w:rPr>
         <w:t>ntkezés</w:t>
       </w:r>
-      <w:bookmarkEnd w:id="28"/>
+      <w:bookmarkEnd w:id="27"/>
     </w:p>
     <w:p>
       <w:pPr>
@@ -7834,24 +6238,15 @@
           <w:color w:val="EE0000"/>
           <w:highlight w:val="yellow"/>
         </w:rPr>
-        <w:t xml:space="preserve">(ide majd egy </w:t>
-      </w:r>
-      <w:proofErr w:type="spellStart"/>
+        <w:t>(ide majd egy use</w:t>
+      </w:r>
       <w:r>
         <w:rPr>
           <w:color w:val="EE0000"/>
           <w:highlight w:val="yellow"/>
         </w:rPr>
-        <w:t>use</w:t>
-      </w:r>
-      <w:r>
-        <w:rPr>
-          <w:color w:val="EE0000"/>
-          <w:highlight w:val="yellow"/>
-        </w:rPr>
         <w:t>r</w:t>
       </w:r>
-      <w:proofErr w:type="spellEnd"/>
       <w:r>
         <w:rPr>
           <w:color w:val="EE0000"/>
@@ -7868,7 +6263,7 @@
           <w:highlight w:val="yellow"/>
         </w:rPr>
       </w:pPr>
-      <w:bookmarkStart w:id="29" w:name="_Toc227670955"/>
+      <w:bookmarkStart w:id="28" w:name="_Toc227670955"/>
       <w:r>
         <w:rPr>
           <w:highlight w:val="yellow"/>
@@ -7876,7 +6271,7 @@
         <w:lastRenderedPageBreak/>
         <w:t>Teszteléssel kapcsolatos információk:</w:t>
       </w:r>
-      <w:bookmarkEnd w:id="29"/>
+      <w:bookmarkEnd w:id="28"/>
     </w:p>
     <w:p>
       <w:pPr>
@@ -7901,7 +6296,7 @@
           <w:highlight w:val="yellow"/>
         </w:rPr>
       </w:pPr>
-      <w:bookmarkStart w:id="30" w:name="_Toc227670956"/>
+      <w:bookmarkStart w:id="29" w:name="_Toc227670956"/>
       <w:r>
         <w:rPr>
           <w:highlight w:val="yellow"/>
@@ -7909,7 +6304,7 @@
         <w:lastRenderedPageBreak/>
         <w:t>Továbbfejlesztési lehetőségek</w:t>
       </w:r>
-      <w:bookmarkEnd w:id="30"/>
+      <w:bookmarkEnd w:id="29"/>
     </w:p>
     <w:p>
       <w:pPr>
@@ -7919,28 +6314,14 @@
           <w:highlight w:val="yellow"/>
         </w:rPr>
       </w:pPr>
-      <w:bookmarkStart w:id="31" w:name="_Toc227670957"/>
-      <w:r>
-        <w:rPr>
-          <w:highlight w:val="yellow"/>
-        </w:rPr>
-        <w:t xml:space="preserve">Year </w:t>
-      </w:r>
-      <w:proofErr w:type="spellStart"/>
-      <w:r>
-        <w:rPr>
-          <w:highlight w:val="yellow"/>
-        </w:rPr>
-        <w:t>View</w:t>
-      </w:r>
-      <w:proofErr w:type="spellEnd"/>
-      <w:r>
-        <w:rPr>
-          <w:highlight w:val="yellow"/>
-        </w:rPr>
-        <w:t>:</w:t>
-      </w:r>
-      <w:bookmarkEnd w:id="31"/>
+      <w:bookmarkStart w:id="30" w:name="_Toc227670957"/>
+      <w:r>
+        <w:rPr>
+          <w:highlight w:val="yellow"/>
+        </w:rPr>
+        <w:t>Year View:</w:t>
+      </w:r>
+      <w:bookmarkEnd w:id="30"/>
     </w:p>
     <w:p>
       <w:pPr>
@@ -8006,21 +6387,7 @@
         <w:rPr>
           <w:highlight w:val="yellow"/>
         </w:rPr>
-        <w:t xml:space="preserve">. A hónapokra kattintva megnyitható, azok részletező nézete, melyeken a szokásos már elérhető funkciókkal tudjuk majd a beosztásokat </w:t>
-      </w:r>
-      <w:proofErr w:type="spellStart"/>
-      <w:r>
-        <w:rPr>
-          <w:highlight w:val="yellow"/>
-        </w:rPr>
-        <w:t>szerkezteni</w:t>
-      </w:r>
-      <w:proofErr w:type="spellEnd"/>
-      <w:r>
-        <w:rPr>
-          <w:highlight w:val="yellow"/>
-        </w:rPr>
-        <w:t>.</w:t>
+        <w:t>. A hónapokra kattintva megnyitható, azok részletező nézete, melyeken a szokásos már elérhető funkciókkal tudjuk majd a beosztásokat szerkezteni.</w:t>
       </w:r>
     </w:p>
     <w:p>
@@ -8031,36 +6398,14 @@
           <w:highlight w:val="yellow"/>
         </w:rPr>
       </w:pPr>
-      <w:bookmarkStart w:id="32" w:name="_Toc227670958"/>
-      <w:proofErr w:type="spellStart"/>
-      <w:r>
-        <w:rPr>
-          <w:highlight w:val="yellow"/>
-        </w:rPr>
-        <w:t>User</w:t>
-      </w:r>
-      <w:proofErr w:type="spellEnd"/>
-      <w:r>
-        <w:rPr>
-          <w:highlight w:val="yellow"/>
-        </w:rPr>
-        <w:t xml:space="preserve"> </w:t>
-      </w:r>
-      <w:proofErr w:type="spellStart"/>
-      <w:r>
-        <w:rPr>
-          <w:highlight w:val="yellow"/>
-        </w:rPr>
-        <w:t>Browsing</w:t>
-      </w:r>
-      <w:proofErr w:type="spellEnd"/>
-      <w:r>
-        <w:rPr>
-          <w:highlight w:val="yellow"/>
-        </w:rPr>
-        <w:t>:</w:t>
-      </w:r>
-      <w:bookmarkEnd w:id="32"/>
+      <w:bookmarkStart w:id="31" w:name="_Toc227670958"/>
+      <w:r>
+        <w:rPr>
+          <w:highlight w:val="yellow"/>
+        </w:rPr>
+        <w:t>User Browsing:</w:t>
+      </w:r>
+      <w:bookmarkEnd w:id="31"/>
     </w:p>
     <w:p>
       <w:pPr>
@@ -8083,76 +6428,26 @@
           <w:highlight w:val="yellow"/>
         </w:rPr>
       </w:pPr>
-      <w:bookmarkStart w:id="33" w:name="_Toc227670959"/>
-      <w:proofErr w:type="spellStart"/>
-      <w:r>
-        <w:rPr>
-          <w:highlight w:val="yellow"/>
-        </w:rPr>
-        <w:t>Admin</w:t>
-      </w:r>
-      <w:proofErr w:type="spellEnd"/>
-      <w:r>
-        <w:rPr>
-          <w:highlight w:val="yellow"/>
-        </w:rPr>
-        <w:t xml:space="preserve"> felület:</w:t>
-      </w:r>
-      <w:bookmarkEnd w:id="33"/>
-    </w:p>
-    <w:p>
-      <w:pPr>
-        <w:rPr>
-          <w:highlight w:val="yellow"/>
-        </w:rPr>
-      </w:pPr>
-      <w:r>
-        <w:rPr>
-          <w:highlight w:val="yellow"/>
-        </w:rPr>
-        <w:t xml:space="preserve">Egy külön </w:t>
-      </w:r>
-      <w:proofErr w:type="spellStart"/>
-      <w:r>
-        <w:rPr>
-          <w:highlight w:val="yellow"/>
-        </w:rPr>
-        <w:t>aloldal</w:t>
-      </w:r>
-      <w:proofErr w:type="spellEnd"/>
-      <w:r>
-        <w:rPr>
-          <w:highlight w:val="yellow"/>
-        </w:rPr>
-        <w:t xml:space="preserve">, amelyen a </w:t>
-      </w:r>
-      <w:proofErr w:type="spellStart"/>
-      <w:r>
-        <w:rPr>
-          <w:highlight w:val="yellow"/>
-        </w:rPr>
-        <w:t>BrckETT</w:t>
-      </w:r>
-      <w:proofErr w:type="spellEnd"/>
-      <w:r>
-        <w:rPr>
-          <w:highlight w:val="yellow"/>
-        </w:rPr>
-        <w:t xml:space="preserve"> </w:t>
-      </w:r>
-      <w:proofErr w:type="spellStart"/>
-      <w:r>
-        <w:rPr>
-          <w:highlight w:val="yellow"/>
-        </w:rPr>
-        <w:t>Admin</w:t>
-      </w:r>
-      <w:proofErr w:type="spellEnd"/>
-      <w:r>
-        <w:rPr>
-          <w:highlight w:val="yellow"/>
-        </w:rPr>
-        <w:t xml:space="preserve"> felhasználói, hozzáférnek, és kezelni tudják a szoftver adatait</w:t>
+      <w:bookmarkStart w:id="32" w:name="_Toc227670959"/>
+      <w:r>
+        <w:rPr>
+          <w:highlight w:val="yellow"/>
+        </w:rPr>
+        <w:t>Admin felület:</w:t>
+      </w:r>
+      <w:bookmarkEnd w:id="32"/>
+    </w:p>
+    <w:p>
+      <w:pPr>
+        <w:rPr>
+          <w:highlight w:val="yellow"/>
+        </w:rPr>
+      </w:pPr>
+      <w:r>
+        <w:rPr>
+          <w:highlight w:val="yellow"/>
+        </w:rPr>
+        <w:t>Egy külön aloldal, amelyen a BrckETT Admin felhasználói, hozzáférnek, és kezelni tudják a szoftver adatait</w:t>
       </w:r>
     </w:p>
     <w:p>
@@ -10696,7 +8991,7 @@
 </file>
 
 <file path=word/endnotes.xml><?xml version="1.0" encoding="utf-8"?>
-<w:endnotes xmlns:wpc="http://schemas.microsoft.com/office/word/2010/wordprocessingCanvas" xmlns:cx="http://schemas.microsoft.com/office/drawing/2014/chartex" xmlns:mc="http://schemas.openxmlformats.org/markup-compatibility/2006" xmlns:o="urn:schemas-microsoft-com:office:office" xmlns:r="http://schemas.openxmlformats.org/officeDocument/2006/relationships" xmlns:m="http://schemas.openxmlformats.org/officeDocument/2006/math" xmlns:v="urn:schemas-microsoft-com:vml" xmlns:wp14="http://schemas.microsoft.com/office/word/2010/wordprocessingDrawing" xmlns:wp="http://schemas.openxmlformats.org/drawingml/2006/wordprocessingDrawing" xmlns:w10="urn:schemas-microsoft-com:office:word" xmlns:w="http://schemas.openxmlformats.org/wordprocessingml/2006/main" xmlns:w14="http://schemas.microsoft.com/office/word/2010/wordml" xmlns:w15="http://schemas.microsoft.com/office/word/2012/wordml" xmlns:w16se="http://schemas.microsoft.com/office/word/2015/wordml/symex" xmlns:wpg="http://schemas.microsoft.com/office/word/2010/wordprocessingGroup" xmlns:wpi="http://schemas.microsoft.com/office/word/2010/wordprocessingInk" xmlns:wne="http://schemas.microsoft.com/office/word/2006/wordml" xmlns:wps="http://schemas.microsoft.com/office/word/2010/wordprocessingShape" mc:Ignorable="w14 w15 w16se wp14">
+<w:endnotes xmlns:wpc="http://schemas.microsoft.com/office/word/2010/wordprocessingCanvas" xmlns:cx="http://schemas.microsoft.com/office/drawing/2014/chartex" xmlns:cx1="http://schemas.microsoft.com/office/drawing/2015/9/8/chartex" xmlns:cx2="http://schemas.microsoft.com/office/drawing/2015/10/21/chartex" xmlns:cx3="http://schemas.microsoft.com/office/drawing/2016/5/9/chartex" xmlns:cx4="http://schemas.microsoft.com/office/drawing/2016/5/10/chartex" xmlns:cx5="http://schemas.microsoft.com/office/drawing/2016/5/11/chartex" xmlns:cx6="http://schemas.microsoft.com/office/drawing/2016/5/12/chartex" xmlns:cx7="http://schemas.microsoft.com/office/drawing/2016/5/13/chartex" xmlns:cx8="http://schemas.microsoft.com/office/drawing/2016/5/14/chartex" xmlns:mc="http://schemas.openxmlformats.org/markup-compatibility/2006" xmlns:aink="http://schemas.microsoft.com/office/drawing/2016/ink" xmlns:am3d="http://schemas.microsoft.com/office/drawing/2017/model3d" xmlns:o="urn:schemas-microsoft-com:office:office" xmlns:oel="http://schemas.microsoft.com/office/2019/extlst" xmlns:r="http://schemas.openxmlformats.org/officeDocument/2006/relationships" xmlns:m="http://schemas.openxmlformats.org/officeDocument/2006/math" xmlns:v="urn:schemas-microsoft-com:vml" xmlns:wp14="http://schemas.microsoft.com/office/word/2010/wordprocessingDrawing" xmlns:wp="http://schemas.openxmlformats.org/drawingml/2006/wordprocessingDrawing" xmlns:w10="urn:schemas-microsoft-com:office:word" xmlns:w="http://schemas.openxmlformats.org/wordprocessingml/2006/main" xmlns:w14="http://schemas.microsoft.com/office/word/2010/wordml" xmlns:w15="http://schemas.microsoft.com/office/word/2012/wordml" xmlns:w16cex="http://schemas.microsoft.com/office/word/2018/wordml/cex" xmlns:w16cid="http://schemas.microsoft.com/office/word/2016/wordml/cid" xmlns:w16="http://schemas.microsoft.com/office/word/2018/wordml" xmlns:w16du="http://schemas.microsoft.com/office/word/2023/wordml/word16du" xmlns:w16sdtdh="http://schemas.microsoft.com/office/word/2020/wordml/sdtdatahash" xmlns:w16sdtfl="http://schemas.microsoft.com/office/word/2024/wordml/sdtformatlock" xmlns:w16se="http://schemas.microsoft.com/office/word/2015/wordml/symex" xmlns:wpg="http://schemas.microsoft.com/office/word/2010/wordprocessingGroup" xmlns:wpi="http://schemas.microsoft.com/office/word/2010/wordprocessingInk" xmlns:wne="http://schemas.microsoft.com/office/word/2006/wordml" xmlns:wps="http://schemas.microsoft.com/office/word/2010/wordprocessingShape" mc:Ignorable="w14 w15 w16se w16cid w16 w16cex w16sdtdh w16sdtfl w16du wp14">
   <w:endnote w:type="separator" w:id="-1">
     <w:p>
       <w:pPr>
@@ -10721,7 +9016,7 @@
 </file>
 
 <file path=word/footer1.xml><?xml version="1.0" encoding="utf-8"?>
-<w:ftr xmlns:wpc="http://schemas.microsoft.com/office/word/2010/wordprocessingCanvas" xmlns:cx="http://schemas.microsoft.com/office/drawing/2014/chartex" xmlns:mc="http://schemas.openxmlformats.org/markup-compatibility/2006" xmlns:o="urn:schemas-microsoft-com:office:office" xmlns:r="http://schemas.openxmlformats.org/officeDocument/2006/relationships" xmlns:m="http://schemas.openxmlformats.org/officeDocument/2006/math" xmlns:v="urn:schemas-microsoft-com:vml" xmlns:wp14="http://schemas.microsoft.com/office/word/2010/wordprocessingDrawing" xmlns:wp="http://schemas.openxmlformats.org/drawingml/2006/wordprocessingDrawing" xmlns:w10="urn:schemas-microsoft-com:office:word" xmlns:w="http://schemas.openxmlformats.org/wordprocessingml/2006/main" xmlns:w14="http://schemas.microsoft.com/office/word/2010/wordml" xmlns:w15="http://schemas.microsoft.com/office/word/2012/wordml" xmlns:w16se="http://schemas.microsoft.com/office/word/2015/wordml/symex" xmlns:wpg="http://schemas.microsoft.com/office/word/2010/wordprocessingGroup" xmlns:wpi="http://schemas.microsoft.com/office/word/2010/wordprocessingInk" xmlns:wne="http://schemas.microsoft.com/office/word/2006/wordml" xmlns:wps="http://schemas.microsoft.com/office/word/2010/wordprocessingShape" mc:Ignorable="w14 w15 w16se wp14">
+<w:ftr xmlns:wpc="http://schemas.microsoft.com/office/word/2010/wordprocessingCanvas" xmlns:cx="http://schemas.microsoft.com/office/drawing/2014/chartex" xmlns:cx1="http://schemas.microsoft.com/office/drawing/2015/9/8/chartex" xmlns:cx2="http://schemas.microsoft.com/office/drawing/2015/10/21/chartex" xmlns:cx3="http://schemas.microsoft.com/office/drawing/2016/5/9/chartex" xmlns:cx4="http://schemas.microsoft.com/office/drawing/2016/5/10/chartex" xmlns:cx5="http://schemas.microsoft.com/office/drawing/2016/5/11/chartex" xmlns:cx6="http://schemas.microsoft.com/office/drawing/2016/5/12/chartex" xmlns:cx7="http://schemas.microsoft.com/office/drawing/2016/5/13/chartex" xmlns:cx8="http://schemas.microsoft.com/office/drawing/2016/5/14/chartex" xmlns:mc="http://schemas.openxmlformats.org/markup-compatibility/2006" xmlns:aink="http://schemas.microsoft.com/office/drawing/2016/ink" xmlns:am3d="http://schemas.microsoft.com/office/drawing/2017/model3d" xmlns:o="urn:schemas-microsoft-com:office:office" xmlns:oel="http://schemas.microsoft.com/office/2019/extlst" xmlns:r="http://schemas.openxmlformats.org/officeDocument/2006/relationships" xmlns:m="http://schemas.openxmlformats.org/officeDocument/2006/math" xmlns:v="urn:schemas-microsoft-com:vml" xmlns:wp14="http://schemas.microsoft.com/office/word/2010/wordprocessingDrawing" xmlns:wp="http://schemas.openxmlformats.org/drawingml/2006/wordprocessingDrawing" xmlns:w10="urn:schemas-microsoft-com:office:word" xmlns:w="http://schemas.openxmlformats.org/wordprocessingml/2006/main" xmlns:w14="http://schemas.microsoft.com/office/word/2010/wordml" xmlns:w15="http://schemas.microsoft.com/office/word/2012/wordml" xmlns:w16cex="http://schemas.microsoft.com/office/word/2018/wordml/cex" xmlns:w16cid="http://schemas.microsoft.com/office/word/2016/wordml/cid" xmlns:w16="http://schemas.microsoft.com/office/word/2018/wordml" xmlns:w16du="http://schemas.microsoft.com/office/word/2023/wordml/word16du" xmlns:w16sdtdh="http://schemas.microsoft.com/office/word/2020/wordml/sdtdatahash" xmlns:w16sdtfl="http://schemas.microsoft.com/office/word/2024/wordml/sdtformatlock" xmlns:w16se="http://schemas.microsoft.com/office/word/2015/wordml/symex" xmlns:wpg="http://schemas.microsoft.com/office/word/2010/wordprocessingGroup" xmlns:wpi="http://schemas.microsoft.com/office/word/2010/wordprocessingInk" xmlns:wne="http://schemas.microsoft.com/office/word/2006/wordml" xmlns:wps="http://schemas.microsoft.com/office/word/2010/wordprocessingShape" mc:Ignorable="w14 w15 w16se w16cid w16 w16cex w16sdtdh w16sdtfl w16du wp14">
   <w:sdt>
     <w:sdtPr>
       <w:id w:val="137616796"/>
@@ -10730,6 +9025,7 @@
         <w:docPartUnique/>
       </w:docPartObj>
     </w:sdtPr>
+    <w:sdtEndPr/>
     <w:sdtContent>
       <w:p>
         <w:pPr>
@@ -10766,7 +9062,7 @@
 </file>
 
 <file path=word/footer2.xml><?xml version="1.0" encoding="utf-8"?>
-<w:ftr xmlns:wpc="http://schemas.microsoft.com/office/word/2010/wordprocessingCanvas" xmlns:cx="http://schemas.microsoft.com/office/drawing/2014/chartex" xmlns:mc="http://schemas.openxmlformats.org/markup-compatibility/2006" xmlns:o="urn:schemas-microsoft-com:office:office" xmlns:r="http://schemas.openxmlformats.org/officeDocument/2006/relationships" xmlns:m="http://schemas.openxmlformats.org/officeDocument/2006/math" xmlns:v="urn:schemas-microsoft-com:vml" xmlns:wp14="http://schemas.microsoft.com/office/word/2010/wordprocessingDrawing" xmlns:wp="http://schemas.openxmlformats.org/drawingml/2006/wordprocessingDrawing" xmlns:w10="urn:schemas-microsoft-com:office:word" xmlns:w="http://schemas.openxmlformats.org/wordprocessingml/2006/main" xmlns:w14="http://schemas.microsoft.com/office/word/2010/wordml" xmlns:w15="http://schemas.microsoft.com/office/word/2012/wordml" xmlns:w16se="http://schemas.microsoft.com/office/word/2015/wordml/symex" xmlns:wpg="http://schemas.microsoft.com/office/word/2010/wordprocessingGroup" xmlns:wpi="http://schemas.microsoft.com/office/word/2010/wordprocessingInk" xmlns:wne="http://schemas.microsoft.com/office/word/2006/wordml" xmlns:wps="http://schemas.microsoft.com/office/word/2010/wordprocessingShape" mc:Ignorable="w14 w15 w16se wp14">
+<w:ftr xmlns:wpc="http://schemas.microsoft.com/office/word/2010/wordprocessingCanvas" xmlns:cx="http://schemas.microsoft.com/office/drawing/2014/chartex" xmlns:cx1="http://schemas.microsoft.com/office/drawing/2015/9/8/chartex" xmlns:cx2="http://schemas.microsoft.com/office/drawing/2015/10/21/chartex" xmlns:cx3="http://schemas.microsoft.com/office/drawing/2016/5/9/chartex" xmlns:cx4="http://schemas.microsoft.com/office/drawing/2016/5/10/chartex" xmlns:cx5="http://schemas.microsoft.com/office/drawing/2016/5/11/chartex" xmlns:cx6="http://schemas.microsoft.com/office/drawing/2016/5/12/chartex" xmlns:cx7="http://schemas.microsoft.com/office/drawing/2016/5/13/chartex" xmlns:cx8="http://schemas.microsoft.com/office/drawing/2016/5/14/chartex" xmlns:mc="http://schemas.openxmlformats.org/markup-compatibility/2006" xmlns:aink="http://schemas.microsoft.com/office/drawing/2016/ink" xmlns:am3d="http://schemas.microsoft.com/office/drawing/2017/model3d" xmlns:o="urn:schemas-microsoft-com:office:office" xmlns:oel="http://schemas.microsoft.com/office/2019/extlst" xmlns:r="http://schemas.openxmlformats.org/officeDocument/2006/relationships" xmlns:m="http://schemas.openxmlformats.org/officeDocument/2006/math" xmlns:v="urn:schemas-microsoft-com:vml" xmlns:wp14="http://schemas.microsoft.com/office/word/2010/wordprocessingDrawing" xmlns:wp="http://schemas.openxmlformats.org/drawingml/2006/wordprocessingDrawing" xmlns:w10="urn:schemas-microsoft-com:office:word" xmlns:w="http://schemas.openxmlformats.org/wordprocessingml/2006/main" xmlns:w14="http://schemas.microsoft.com/office/word/2010/wordml" xmlns:w15="http://schemas.microsoft.com/office/word/2012/wordml" xmlns:w16cex="http://schemas.microsoft.com/office/word/2018/wordml/cex" xmlns:w16cid="http://schemas.microsoft.com/office/word/2016/wordml/cid" xmlns:w16="http://schemas.microsoft.com/office/word/2018/wordml" xmlns:w16du="http://schemas.microsoft.com/office/word/2023/wordml/word16du" xmlns:w16sdtdh="http://schemas.microsoft.com/office/word/2020/wordml/sdtdatahash" xmlns:w16sdtfl="http://schemas.microsoft.com/office/word/2024/wordml/sdtformatlock" xmlns:w16se="http://schemas.microsoft.com/office/word/2015/wordml/symex" xmlns:wpg="http://schemas.microsoft.com/office/word/2010/wordprocessingGroup" xmlns:wpi="http://schemas.microsoft.com/office/word/2010/wordprocessingInk" xmlns:wne="http://schemas.microsoft.com/office/word/2006/wordml" xmlns:wps="http://schemas.microsoft.com/office/word/2010/wordprocessingShape" mc:Ignorable="w14 w15 w16se w16cid w16 w16cex w16sdtdh w16sdtfl w16du wp14">
   <w:sdt>
     <w:sdtPr>
       <w:id w:val="1096674640"/>
@@ -10775,6 +9071,7 @@
         <w:docPartUnique/>
       </w:docPartObj>
     </w:sdtPr>
+    <w:sdtEndPr/>
     <w:sdtContent>
       <w:p>
         <w:pPr>
@@ -10811,7 +9108,7 @@
 </file>
 
 <file path=word/footnotes.xml><?xml version="1.0" encoding="utf-8"?>
-<w:footnotes xmlns:wpc="http://schemas.microsoft.com/office/word/2010/wordprocessingCanvas" xmlns:cx="http://schemas.microsoft.com/office/drawing/2014/chartex" xmlns:mc="http://schemas.openxmlformats.org/markup-compatibility/2006" xmlns:o="urn:schemas-microsoft-com:office:office" xmlns:r="http://schemas.openxmlformats.org/officeDocument/2006/relationships" xmlns:m="http://schemas.openxmlformats.org/officeDocument/2006/math" xmlns:v="urn:schemas-microsoft-com:vml" xmlns:wp14="http://schemas.microsoft.com/office/word/2010/wordprocessingDrawing" xmlns:wp="http://schemas.openxmlformats.org/drawingml/2006/wordprocessingDrawing" xmlns:w10="urn:schemas-microsoft-com:office:word" xmlns:w="http://schemas.openxmlformats.org/wordprocessingml/2006/main" xmlns:w14="http://schemas.microsoft.com/office/word/2010/wordml" xmlns:w15="http://schemas.microsoft.com/office/word/2012/wordml" xmlns:w16se="http://schemas.microsoft.com/office/word/2015/wordml/symex" xmlns:wpg="http://schemas.microsoft.com/office/word/2010/wordprocessingGroup" xmlns:wpi="http://schemas.microsoft.com/office/word/2010/wordprocessingInk" xmlns:wne="http://schemas.microsoft.com/office/word/2006/wordml" xmlns:wps="http://schemas.microsoft.com/office/word/2010/wordprocessingShape" mc:Ignorable="w14 w15 w16se wp14">
+<w:footnotes xmlns:wpc="http://schemas.microsoft.com/office/word/2010/wordprocessingCanvas" xmlns:cx="http://schemas.microsoft.com/office/drawing/2014/chartex" xmlns:cx1="http://schemas.microsoft.com/office/drawing/2015/9/8/chartex" xmlns:cx2="http://schemas.microsoft.com/office/drawing/2015/10/21/chartex" xmlns:cx3="http://schemas.microsoft.com/office/drawing/2016/5/9/chartex" xmlns:cx4="http://schemas.microsoft.com/office/drawing/2016/5/10/chartex" xmlns:cx5="http://schemas.microsoft.com/office/drawing/2016/5/11/chartex" xmlns:cx6="http://schemas.microsoft.com/office/drawing/2016/5/12/chartex" xmlns:cx7="http://schemas.microsoft.com/office/drawing/2016/5/13/chartex" xmlns:cx8="http://schemas.microsoft.com/office/drawing/2016/5/14/chartex" xmlns:mc="http://schemas.openxmlformats.org/markup-compatibility/2006" xmlns:aink="http://schemas.microsoft.com/office/drawing/2016/ink" xmlns:am3d="http://schemas.microsoft.com/office/drawing/2017/model3d" xmlns:o="urn:schemas-microsoft-com:office:office" xmlns:oel="http://schemas.microsoft.com/office/2019/extlst" xmlns:r="http://schemas.openxmlformats.org/officeDocument/2006/relationships" xmlns:m="http://schemas.openxmlformats.org/officeDocument/2006/math" xmlns:v="urn:schemas-microsoft-com:vml" xmlns:wp14="http://schemas.microsoft.com/office/word/2010/wordprocessingDrawing" xmlns:wp="http://schemas.openxmlformats.org/drawingml/2006/wordprocessingDrawing" xmlns:w10="urn:schemas-microsoft-com:office:word" xmlns:w="http://schemas.openxmlformats.org/wordprocessingml/2006/main" xmlns:w14="http://schemas.microsoft.com/office/word/2010/wordml" xmlns:w15="http://schemas.microsoft.com/office/word/2012/wordml" xmlns:w16cex="http://schemas.microsoft.com/office/word/2018/wordml/cex" xmlns:w16cid="http://schemas.microsoft.com/office/word/2016/wordml/cid" xmlns:w16="http://schemas.microsoft.com/office/word/2018/wordml" xmlns:w16du="http://schemas.microsoft.com/office/word/2023/wordml/word16du" xmlns:w16sdtdh="http://schemas.microsoft.com/office/word/2020/wordml/sdtdatahash" xmlns:w16sdtfl="http://schemas.microsoft.com/office/word/2024/wordml/sdtformatlock" xmlns:w16se="http://schemas.microsoft.com/office/word/2015/wordml/symex" xmlns:wpg="http://schemas.microsoft.com/office/word/2010/wordprocessingGroup" xmlns:wpi="http://schemas.microsoft.com/office/word/2010/wordprocessingInk" xmlns:wne="http://schemas.microsoft.com/office/word/2006/wordml" xmlns:wps="http://schemas.microsoft.com/office/word/2010/wordprocessingShape" mc:Ignorable="w14 w15 w16se w16cid w16 w16cex w16sdtdh w16sdtfl w16du wp14">
   <w:footnote w:type="separator" w:id="-1">
     <w:p>
       <w:pPr>
@@ -10836,7 +9133,7 @@
 </file>
 
 <file path=word/numbering.xml><?xml version="1.0" encoding="utf-8"?>
-<w:numbering xmlns:wpc="http://schemas.microsoft.com/office/word/2010/wordprocessingCanvas" xmlns:cx="http://schemas.microsoft.com/office/drawing/2014/chartex" xmlns:mc="http://schemas.openxmlformats.org/markup-compatibility/2006" xmlns:o="urn:schemas-microsoft-com:office:office" xmlns:r="http://schemas.openxmlformats.org/officeDocument/2006/relationships" xmlns:m="http://schemas.openxmlformats.org/officeDocument/2006/math" xmlns:v="urn:schemas-microsoft-com:vml" xmlns:wp14="http://schemas.microsoft.com/office/word/2010/wordprocessingDrawing" xmlns:wp="http://schemas.openxmlformats.org/drawingml/2006/wordprocessingDrawing" xmlns:w10="urn:schemas-microsoft-com:office:word" xmlns:w="http://schemas.openxmlformats.org/wordprocessingml/2006/main" xmlns:w14="http://schemas.microsoft.com/office/word/2010/wordml" xmlns:w15="http://schemas.microsoft.com/office/word/2012/wordml" xmlns:w16se="http://schemas.microsoft.com/office/word/2015/wordml/symex" xmlns:wpg="http://schemas.microsoft.com/office/word/2010/wordprocessingGroup" xmlns:wpi="http://schemas.microsoft.com/office/word/2010/wordprocessingInk" xmlns:wne="http://schemas.microsoft.com/office/word/2006/wordml" xmlns:wps="http://schemas.microsoft.com/office/word/2010/wordprocessingShape" mc:Ignorable="w14 w15 w16se wp14">
+<w:numbering xmlns:wpc="http://schemas.microsoft.com/office/word/2010/wordprocessingCanvas" xmlns:cx="http://schemas.microsoft.com/office/drawing/2014/chartex" xmlns:cx1="http://schemas.microsoft.com/office/drawing/2015/9/8/chartex" xmlns:cx2="http://schemas.microsoft.com/office/drawing/2015/10/21/chartex" xmlns:cx3="http://schemas.microsoft.com/office/drawing/2016/5/9/chartex" xmlns:cx4="http://schemas.microsoft.com/office/drawing/2016/5/10/chartex" xmlns:cx5="http://schemas.microsoft.com/office/drawing/2016/5/11/chartex" xmlns:cx6="http://schemas.microsoft.com/office/drawing/2016/5/12/chartex" xmlns:cx7="http://schemas.microsoft.com/office/drawing/2016/5/13/chartex" xmlns:cx8="http://schemas.microsoft.com/office/drawing/2016/5/14/chartex" xmlns:mc="http://schemas.openxmlformats.org/markup-compatibility/2006" xmlns:aink="http://schemas.microsoft.com/office/drawing/2016/ink" xmlns:am3d="http://schemas.microsoft.com/office/drawing/2017/model3d" xmlns:o="urn:schemas-microsoft-com:office:office" xmlns:oel="http://schemas.microsoft.com/office/2019/extlst" xmlns:r="http://schemas.openxmlformats.org/officeDocument/2006/relationships" xmlns:m="http://schemas.openxmlformats.org/officeDocument/2006/math" xmlns:v="urn:schemas-microsoft-com:vml" xmlns:wp14="http://schemas.microsoft.com/office/word/2010/wordprocessingDrawing" xmlns:wp="http://schemas.openxmlformats.org/drawingml/2006/wordprocessingDrawing" xmlns:w10="urn:schemas-microsoft-com:office:word" xmlns:w="http://schemas.openxmlformats.org/wordprocessingml/2006/main" xmlns:w14="http://schemas.microsoft.com/office/word/2010/wordml" xmlns:w15="http://schemas.microsoft.com/office/word/2012/wordml" xmlns:w16cex="http://schemas.microsoft.com/office/word/2018/wordml/cex" xmlns:w16cid="http://schemas.microsoft.com/office/word/2016/wordml/cid" xmlns:w16="http://schemas.microsoft.com/office/word/2018/wordml" xmlns:w16du="http://schemas.microsoft.com/office/word/2023/wordml/word16du" xmlns:w16sdtdh="http://schemas.microsoft.com/office/word/2020/wordml/sdtdatahash" xmlns:w16sdtfl="http://schemas.microsoft.com/office/word/2024/wordml/sdtformatlock" xmlns:w16se="http://schemas.microsoft.com/office/word/2015/wordml/symex" xmlns:wpg="http://schemas.microsoft.com/office/word/2010/wordprocessingGroup" xmlns:wpi="http://schemas.microsoft.com/office/word/2010/wordprocessingInk" xmlns:wne="http://schemas.microsoft.com/office/word/2006/wordml" xmlns:wps="http://schemas.microsoft.com/office/word/2010/wordprocessingShape" mc:Ignorable="w14 w15 w16se w16cid w16 w16cex w16sdtdh w16sdtfl w16du wp14">
   <w:abstractNum w:abstractNumId="0" w15:restartNumberingAfterBreak="0">
     <w:nsid w:val="07A26FF7"/>
     <w:multiLevelType w:val="hybridMultilevel"/>
@@ -12419,53 +10716,53 @@
       </w:rPr>
     </w:lvl>
   </w:abstractNum>
-  <w:num w:numId="1">
+  <w:num w:numId="1" w16cid:durableId="1610547563">
     <w:abstractNumId w:val="6"/>
   </w:num>
-  <w:num w:numId="2">
+  <w:num w:numId="2" w16cid:durableId="1240403354">
     <w:abstractNumId w:val="1"/>
   </w:num>
-  <w:num w:numId="3">
+  <w:num w:numId="3" w16cid:durableId="42607883">
     <w:abstractNumId w:val="4"/>
   </w:num>
-  <w:num w:numId="4">
+  <w:num w:numId="4" w16cid:durableId="534543091">
     <w:abstractNumId w:val="10"/>
   </w:num>
-  <w:num w:numId="5">
+  <w:num w:numId="5" w16cid:durableId="66652366">
     <w:abstractNumId w:val="3"/>
   </w:num>
-  <w:num w:numId="6">
+  <w:num w:numId="6" w16cid:durableId="585697450">
     <w:abstractNumId w:val="7"/>
   </w:num>
-  <w:num w:numId="7">
+  <w:num w:numId="7" w16cid:durableId="965893267">
     <w:abstractNumId w:val="11"/>
   </w:num>
-  <w:num w:numId="8">
+  <w:num w:numId="8" w16cid:durableId="359940531">
     <w:abstractNumId w:val="8"/>
   </w:num>
-  <w:num w:numId="9">
+  <w:num w:numId="9" w16cid:durableId="2095786497">
     <w:abstractNumId w:val="0"/>
   </w:num>
-  <w:num w:numId="10">
+  <w:num w:numId="10" w16cid:durableId="2052071706">
     <w:abstractNumId w:val="9"/>
   </w:num>
-  <w:num w:numId="11">
+  <w:num w:numId="11" w16cid:durableId="2142187460">
     <w:abstractNumId w:val="12"/>
   </w:num>
-  <w:num w:numId="12">
+  <w:num w:numId="12" w16cid:durableId="1571689514">
     <w:abstractNumId w:val="2"/>
   </w:num>
-  <w:num w:numId="13">
+  <w:num w:numId="13" w16cid:durableId="873228348">
     <w:abstractNumId w:val="13"/>
   </w:num>
-  <w:num w:numId="14">
+  <w:num w:numId="14" w16cid:durableId="22026707">
     <w:abstractNumId w:val="5"/>
   </w:num>
 </w:numbering>
 </file>
 
 <file path=word/styles.xml><?xml version="1.0" encoding="utf-8"?>
-<w:styles xmlns:mc="http://schemas.openxmlformats.org/markup-compatibility/2006" xmlns:r="http://schemas.openxmlformats.org/officeDocument/2006/relationships" xmlns:w="http://schemas.openxmlformats.org/wordprocessingml/2006/main" xmlns:w14="http://schemas.microsoft.com/office/word/2010/wordml" xmlns:w15="http://schemas.microsoft.com/office/word/2012/wordml" xmlns:w16se="http://schemas.microsoft.com/office/word/2015/wordml/symex" mc:Ignorable="w14 w15 w16se">
+<w:styles xmlns:mc="http://schemas.openxmlformats.org/markup-compatibility/2006" xmlns:r="http://schemas.openxmlformats.org/officeDocument/2006/relationships" xmlns:w="http://schemas.openxmlformats.org/wordprocessingml/2006/main" xmlns:w14="http://schemas.microsoft.com/office/word/2010/wordml" xmlns:w15="http://schemas.microsoft.com/office/word/2012/wordml" xmlns:w16cex="http://schemas.microsoft.com/office/word/2018/wordml/cex" xmlns:w16cid="http://schemas.microsoft.com/office/word/2016/wordml/cid" xmlns:w16="http://schemas.microsoft.com/office/word/2018/wordml" xmlns:w16du="http://schemas.microsoft.com/office/word/2023/wordml/word16du" xmlns:w16sdtdh="http://schemas.microsoft.com/office/word/2020/wordml/sdtdatahash" xmlns:w16sdtfl="http://schemas.microsoft.com/office/word/2024/wordml/sdtformatlock" xmlns:w16se="http://schemas.microsoft.com/office/word/2015/wordml/symex" mc:Ignorable="w14 w15 w16se w16cid w16 w16cex w16sdtdh w16sdtfl w16du">
   <w:docDefaults>
     <w:rPrDefault>
       <w:rPr>
@@ -12481,7 +10778,7 @@
       </w:pPr>
     </w:pPrDefault>
   </w:docDefaults>
-  <w:latentStyles w:defLockedState="0" w:defUIPriority="99" w:defSemiHidden="0" w:defUnhideWhenUsed="0" w:defQFormat="0" w:count="371">
+  <w:latentStyles w:defLockedState="0" w:defUIPriority="99" w:defSemiHidden="0" w:defUnhideWhenUsed="0" w:defQFormat="0" w:count="376">
     <w:lsdException w:name="Normal" w:uiPriority="0" w:qFormat="1"/>
     <w:lsdException w:name="heading 1" w:uiPriority="9" w:qFormat="1"/>
     <w:lsdException w:name="heading 2" w:semiHidden="1" w:uiPriority="9" w:unhideWhenUsed="1" w:qFormat="1"/>
@@ -12853,6 +11150,11 @@
     <w:lsdException w:name="List Table 5 Dark Accent 6" w:uiPriority="50"/>
     <w:lsdException w:name="List Table 6 Colorful Accent 6" w:uiPriority="51"/>
     <w:lsdException w:name="List Table 7 Colorful Accent 6" w:uiPriority="52"/>
+    <w:lsdException w:name="Mention" w:semiHidden="1" w:unhideWhenUsed="1"/>
+    <w:lsdException w:name="Smart Hyperlink" w:semiHidden="1" w:unhideWhenUsed="1"/>
+    <w:lsdException w:name="Hashtag" w:semiHidden="1" w:unhideWhenUsed="1"/>
+    <w:lsdException w:name="Unresolved Mention" w:semiHidden="1" w:unhideWhenUsed="1"/>
+    <w:lsdException w:name="Smart Link" w:semiHidden="1" w:unhideWhenUsed="1"/>
   </w:latentStyles>
   <w:style w:type="paragraph" w:default="1" w:styleId="Norml">
     <w:name w:val="Normal"/>

--- a/Documentation/alkalmazás dokumentáció.docx
+++ b/Documentation/alkalmazás dokumentáció.docx
@@ -1,6 +1,6 @@
 
 <file path=word/document.xml><?xml version="1.0" encoding="utf-8"?>
-<w:document xmlns:wpc="http://schemas.microsoft.com/office/word/2010/wordprocessingCanvas" xmlns:cx="http://schemas.microsoft.com/office/drawing/2014/chartex" xmlns:cx1="http://schemas.microsoft.com/office/drawing/2015/9/8/chartex" xmlns:cx2="http://schemas.microsoft.com/office/drawing/2015/10/21/chartex" xmlns:cx3="http://schemas.microsoft.com/office/drawing/2016/5/9/chartex" xmlns:cx4="http://schemas.microsoft.com/office/drawing/2016/5/10/chartex" xmlns:cx5="http://schemas.microsoft.com/office/drawing/2016/5/11/chartex" xmlns:cx6="http://schemas.microsoft.com/office/drawing/2016/5/12/chartex" xmlns:cx7="http://schemas.microsoft.com/office/drawing/2016/5/13/chartex" xmlns:cx8="http://schemas.microsoft.com/office/drawing/2016/5/14/chartex" xmlns:mc="http://schemas.openxmlformats.org/markup-compatibility/2006" xmlns:aink="http://schemas.microsoft.com/office/drawing/2016/ink" xmlns:am3d="http://schemas.microsoft.com/office/drawing/2017/model3d" xmlns:o="urn:schemas-microsoft-com:office:office" xmlns:oel="http://schemas.microsoft.com/office/2019/extlst" xmlns:r="http://schemas.openxmlformats.org/officeDocument/2006/relationships" xmlns:m="http://schemas.openxmlformats.org/officeDocument/2006/math" xmlns:v="urn:schemas-microsoft-com:vml" xmlns:wp14="http://schemas.microsoft.com/office/word/2010/wordprocessingDrawing" xmlns:wp="http://schemas.openxmlformats.org/drawingml/2006/wordprocessingDrawing" xmlns:w10="urn:schemas-microsoft-com:office:word" xmlns:w="http://schemas.openxmlformats.org/wordprocessingml/2006/main" xmlns:w14="http://schemas.microsoft.com/office/word/2010/wordml" xmlns:w15="http://schemas.microsoft.com/office/word/2012/wordml" xmlns:w16cex="http://schemas.microsoft.com/office/word/2018/wordml/cex" xmlns:w16cid="http://schemas.microsoft.com/office/word/2016/wordml/cid" xmlns:w16="http://schemas.microsoft.com/office/word/2018/wordml" xmlns:w16du="http://schemas.microsoft.com/office/word/2023/wordml/word16du" xmlns:w16sdtdh="http://schemas.microsoft.com/office/word/2020/wordml/sdtdatahash" xmlns:w16sdtfl="http://schemas.microsoft.com/office/word/2024/wordml/sdtformatlock" xmlns:w16se="http://schemas.microsoft.com/office/word/2015/wordml/symex" xmlns:wpg="http://schemas.microsoft.com/office/word/2010/wordprocessingGroup" xmlns:wpi="http://schemas.microsoft.com/office/word/2010/wordprocessingInk" xmlns:wne="http://schemas.microsoft.com/office/word/2006/wordml" xmlns:wps="http://schemas.microsoft.com/office/word/2010/wordprocessingShape" mc:Ignorable="w14 w15 w16se w16cid w16 w16cex w16sdtdh w16sdtfl w16du wp14">
+<w:document xmlns:wpc="http://schemas.microsoft.com/office/word/2010/wordprocessingCanvas" xmlns:cx="http://schemas.microsoft.com/office/drawing/2014/chartex" xmlns:mc="http://schemas.openxmlformats.org/markup-compatibility/2006" xmlns:o="urn:schemas-microsoft-com:office:office" xmlns:r="http://schemas.openxmlformats.org/officeDocument/2006/relationships" xmlns:m="http://schemas.openxmlformats.org/officeDocument/2006/math" xmlns:v="urn:schemas-microsoft-com:vml" xmlns:wp14="http://schemas.microsoft.com/office/word/2010/wordprocessingDrawing" xmlns:wp="http://schemas.openxmlformats.org/drawingml/2006/wordprocessingDrawing" xmlns:w10="urn:schemas-microsoft-com:office:word" xmlns:w="http://schemas.openxmlformats.org/wordprocessingml/2006/main" xmlns:w14="http://schemas.microsoft.com/office/word/2010/wordml" xmlns:w15="http://schemas.microsoft.com/office/word/2012/wordml" xmlns:w16se="http://schemas.microsoft.com/office/word/2015/wordml/symex" xmlns:wpg="http://schemas.microsoft.com/office/word/2010/wordprocessingGroup" xmlns:wpi="http://schemas.microsoft.com/office/word/2010/wordprocessingInk" xmlns:wne="http://schemas.microsoft.com/office/word/2006/wordml" xmlns:wps="http://schemas.microsoft.com/office/word/2010/wordprocessingShape" mc:Ignorable="w14 w15 w16se wp14">
   <w:body>
     <w:p>
       <w:pPr>
@@ -8,7 +8,6 @@
           <w:tab w:val="left" w:pos="5247"/>
         </w:tabs>
         <w:spacing w:after="240"/>
-        <w:jc w:val="center"/>
         <w:rPr>
           <w:rFonts w:cs="Times New Roman"/>
           <w:caps/>
@@ -63,7 +62,6 @@
     <w:p>
       <w:pPr>
         <w:spacing w:after="240"/>
-        <w:jc w:val="center"/>
         <w:rPr>
           <w:rFonts w:cs="Times New Roman"/>
           <w:caps/>
@@ -176,7 +174,6 @@
     <w:p>
       <w:pPr>
         <w:spacing w:before="240" w:after="2000"/>
-        <w:jc w:val="center"/>
         <w:rPr>
           <w:rFonts w:cs="Times New Roman"/>
           <w:sz w:val="28"/>
@@ -184,6 +181,7 @@
           <w:highlight w:val="yellow"/>
         </w:rPr>
       </w:pPr>
+      <w:proofErr w:type="gramStart"/>
       <w:r>
         <w:rPr>
           <w:rFonts w:cs="Times New Roman"/>
@@ -191,8 +189,9 @@
           <w:szCs w:val="24"/>
           <w:highlight w:val="yellow"/>
         </w:rPr>
-        <w:t xml:space="preserve">A </w:t>
-      </w:r>
+        <w:t>A</w:t>
+      </w:r>
+      <w:proofErr w:type="gramEnd"/>
       <w:r>
         <w:rPr>
           <w:rFonts w:cs="Times New Roman"/>
@@ -200,7 +199,7 @@
           <w:szCs w:val="24"/>
           <w:highlight w:val="yellow"/>
         </w:rPr>
-        <w:t xml:space="preserve">5 0613 12 03 </w:t>
+        <w:t xml:space="preserve"> </w:t>
       </w:r>
       <w:r>
         <w:rPr>
@@ -209,7 +208,7 @@
           <w:szCs w:val="24"/>
           <w:highlight w:val="yellow"/>
         </w:rPr>
-        <w:t xml:space="preserve">számú </w:t>
+        <w:t xml:space="preserve">5 0613 12 03 </w:t>
       </w:r>
       <w:r>
         <w:rPr>
@@ -218,13 +217,7 @@
           <w:szCs w:val="24"/>
           <w:highlight w:val="yellow"/>
         </w:rPr>
-        <w:t>Szoftverfejlesztő és –tesztelő</w:t>
-      </w:r>
-      <w:r>
-        <w:rPr>
-          <w:highlight w:val="yellow"/>
-        </w:rPr>
-        <w:t xml:space="preserve"> </w:t>
+        <w:t xml:space="preserve">számú </w:t>
       </w:r>
       <w:r>
         <w:rPr>
@@ -233,13 +226,27 @@
           <w:szCs w:val="24"/>
           <w:highlight w:val="yellow"/>
         </w:rPr>
+        <w:t>Szoftverfejlesztő és –tesztelő</w:t>
+      </w:r>
+      <w:r>
+        <w:rPr>
+          <w:highlight w:val="yellow"/>
+        </w:rPr>
+        <w:t xml:space="preserve"> </w:t>
+      </w:r>
+      <w:r>
+        <w:rPr>
+          <w:rFonts w:cs="Times New Roman"/>
+          <w:sz w:val="28"/>
+          <w:szCs w:val="24"/>
+          <w:highlight w:val="yellow"/>
+        </w:rPr>
         <w:t>vizsgaremek</w:t>
       </w:r>
     </w:p>
     <w:p>
       <w:pPr>
         <w:spacing w:after="40"/>
-        <w:jc w:val="center"/>
         <w:rPr>
           <w:rFonts w:cs="Times New Roman"/>
           <w:b/>
@@ -273,7 +280,6 @@
     <w:p>
       <w:pPr>
         <w:ind w:right="1982"/>
-        <w:jc w:val="right"/>
         <w:rPr>
           <w:rFonts w:cs="Times New Roman"/>
           <w:szCs w:val="24"/>
@@ -307,7 +313,6 @@
     </w:p>
     <w:p>
       <w:pPr>
-        <w:jc w:val="right"/>
         <w:rPr>
           <w:rFonts w:cs="Times New Roman"/>
           <w:caps/>
@@ -329,7 +334,6 @@
     </w:p>
     <w:p>
       <w:pPr>
-        <w:jc w:val="right"/>
         <w:rPr>
           <w:rFonts w:cs="Times New Roman"/>
           <w:caps/>
@@ -351,7 +355,6 @@
     </w:p>
     <w:p>
       <w:pPr>
-        <w:jc w:val="right"/>
         <w:rPr>
           <w:rFonts w:cs="Times New Roman"/>
           <w:caps/>
@@ -374,7 +377,6 @@
     <w:p>
       <w:pPr>
         <w:spacing w:after="200"/>
-        <w:jc w:val="right"/>
         <w:rPr>
           <w:rFonts w:cs="Times New Roman"/>
           <w:b/>
@@ -398,7 +400,6 @@
     </w:p>
     <w:p>
       <w:pPr>
-        <w:jc w:val="right"/>
         <w:rPr>
           <w:rFonts w:cs="Times New Roman"/>
           <w:b/>
@@ -560,8 +561,16 @@
         <w:rPr>
           <w:highlight w:val="yellow"/>
         </w:rPr>
-        <w:t>vagy az ismerősökkel. Ismerősi körökben észleltük</w:t>
-      </w:r>
+        <w:t xml:space="preserve">vagy az ismerősökkel. Ismerősi körökben </w:t>
+      </w:r>
+      <w:proofErr w:type="gramStart"/>
+      <w:r>
+        <w:rPr>
+          <w:highlight w:val="yellow"/>
+        </w:rPr>
+        <w:t>észleltük</w:t>
+      </w:r>
+      <w:proofErr w:type="gramEnd"/>
       <w:r>
         <w:rPr>
           <w:highlight w:val="yellow"/>
@@ -597,7 +606,35 @@
         <w:rPr>
           <w:highlight w:val="yellow"/>
         </w:rPr>
-        <w:t>A projektünket úgy terveztük, hogy reszponzív legyen, tehát mind mobilon, tableten, asztali számítógépen vagy laptopon egy letisztult felhasználói élményt nyújtson. Figyeltünk arra, hogy az oldal részei ne lógjanak egymásba</w:t>
+        <w:t xml:space="preserve">A projektünket úgy terveztük, hogy </w:t>
+      </w:r>
+      <w:proofErr w:type="spellStart"/>
+      <w:r>
+        <w:rPr>
+          <w:highlight w:val="yellow"/>
+        </w:rPr>
+        <w:t>reszponzív</w:t>
+      </w:r>
+      <w:proofErr w:type="spellEnd"/>
+      <w:r>
+        <w:rPr>
+          <w:highlight w:val="yellow"/>
+        </w:rPr>
+        <w:t xml:space="preserve"> legyen, tehát mind mobilon, </w:t>
+      </w:r>
+      <w:proofErr w:type="spellStart"/>
+      <w:r>
+        <w:rPr>
+          <w:highlight w:val="yellow"/>
+        </w:rPr>
+        <w:t>tableten</w:t>
+      </w:r>
+      <w:proofErr w:type="spellEnd"/>
+      <w:r>
+        <w:rPr>
+          <w:highlight w:val="yellow"/>
+        </w:rPr>
+        <w:t>, asztali számítógépen vagy laptopon egy letisztult felhasználói élményt nyújtson. Figyeltünk arra, hogy az oldal részei ne lógjanak egymásba</w:t>
       </w:r>
       <w:r>
         <w:rPr>
@@ -667,7 +704,21 @@
         <w:rPr>
           <w:highlight w:val="yellow"/>
         </w:rPr>
-        <w:t>A szoftver elkészítése több lépésből álló hosszú folyamat, amely során problémák adódhatnak melyeket megkell oldania a csapattagoknak. A feladatokat az egyenlő</w:t>
+        <w:t xml:space="preserve">A szoftver elkészítése több lépésből álló hosszú folyamat, amely során problémák </w:t>
+      </w:r>
+      <w:proofErr w:type="gramStart"/>
+      <w:r>
+        <w:rPr>
+          <w:highlight w:val="yellow"/>
+        </w:rPr>
+        <w:t>adódhatnak</w:t>
+      </w:r>
+      <w:proofErr w:type="gramEnd"/>
+      <w:r>
+        <w:rPr>
+          <w:highlight w:val="yellow"/>
+        </w:rPr>
+        <w:t xml:space="preserve"> melyeket megkell oldania a csapattagoknak. A feladatokat az egyenlő</w:t>
       </w:r>
       <w:r>
         <w:rPr>
@@ -1673,7 +1724,6 @@
     <w:p>
       <w:pPr>
         <w:spacing w:after="160"/>
-        <w:jc w:val="left"/>
         <w:rPr>
           <w:b/>
           <w:bCs/>
@@ -1751,7 +1801,63 @@
         <w:rPr>
           <w:highlight w:val="yellow"/>
         </w:rPr>
-        <w:t>Az adataink tárolásához, a XAMPP Control Panel alkalmazás segítségével, egy MySQL adatbázist hoztunk létre. Az adatbázis felelős a fő adatok tárolásáért, mint például a felhasználok egyedi azonosítóinak, és tokenjeinek tárolására. Ezek mellet még a csoportokon belüli jogosultság kezelés megvalósításában is segít.</w:t>
+        <w:t xml:space="preserve">Az adataink tárolásához, a XAMPP </w:t>
+      </w:r>
+      <w:proofErr w:type="spellStart"/>
+      <w:r>
+        <w:rPr>
+          <w:highlight w:val="yellow"/>
+        </w:rPr>
+        <w:t>Control</w:t>
+      </w:r>
+      <w:proofErr w:type="spellEnd"/>
+      <w:r>
+        <w:rPr>
+          <w:highlight w:val="yellow"/>
+        </w:rPr>
+        <w:t xml:space="preserve"> Panel alkalmazás segítségével, egy </w:t>
+      </w:r>
+      <w:proofErr w:type="spellStart"/>
+      <w:r>
+        <w:rPr>
+          <w:highlight w:val="yellow"/>
+        </w:rPr>
+        <w:t>MySQL</w:t>
+      </w:r>
+      <w:proofErr w:type="spellEnd"/>
+      <w:r>
+        <w:rPr>
+          <w:highlight w:val="yellow"/>
+        </w:rPr>
+        <w:t xml:space="preserve"> adatbázist hoztunk létre. Az adatbázis felelős a fő adatok tárolásáért, mint például a felhasználok egyedi </w:t>
+      </w:r>
+      <w:proofErr w:type="spellStart"/>
+      <w:r>
+        <w:rPr>
+          <w:highlight w:val="yellow"/>
+        </w:rPr>
+        <w:t>azonosítóinak</w:t>
+      </w:r>
+      <w:proofErr w:type="spellEnd"/>
+      <w:r>
+        <w:rPr>
+          <w:highlight w:val="yellow"/>
+        </w:rPr>
+        <w:t xml:space="preserve">, és </w:t>
+      </w:r>
+      <w:proofErr w:type="spellStart"/>
+      <w:r>
+        <w:rPr>
+          <w:highlight w:val="yellow"/>
+        </w:rPr>
+        <w:t>tokenjeinek</w:t>
+      </w:r>
+      <w:proofErr w:type="spellEnd"/>
+      <w:r>
+        <w:rPr>
+          <w:highlight w:val="yellow"/>
+        </w:rPr>
+        <w:t xml:space="preserve"> tárolására. Ezek mellet még a csoportokon belüli jogosultság kezelés megvalósításában is segít.</w:t>
       </w:r>
     </w:p>
     <w:p>
@@ -1836,6 +1942,7 @@
       <w:pPr>
         <w:pStyle w:val="Cmsor2"/>
         <w:spacing w:line="360" w:lineRule="auto"/>
+        <w:jc w:val="both"/>
         <w:rPr>
           <w:highlight w:val="yellow"/>
         </w:rPr>
@@ -1853,6 +1960,7 @@
       <w:pPr>
         <w:pStyle w:val="Cmsor3"/>
         <w:spacing w:line="360" w:lineRule="auto"/>
+        <w:jc w:val="both"/>
         <w:rPr>
           <w:highlight w:val="yellow"/>
         </w:rPr>
@@ -1862,7 +1970,21 @@
         <w:rPr>
           <w:highlight w:val="yellow"/>
         </w:rPr>
-        <w:t>„blocks” tábla:</w:t>
+        <w:t>„</w:t>
+      </w:r>
+      <w:proofErr w:type="spellStart"/>
+      <w:r>
+        <w:rPr>
+          <w:highlight w:val="yellow"/>
+        </w:rPr>
+        <w:t>blocks</w:t>
+      </w:r>
+      <w:proofErr w:type="spellEnd"/>
+      <w:r>
+        <w:rPr>
+          <w:highlight w:val="yellow"/>
+        </w:rPr>
+        <w:t>” tábla:</w:t>
       </w:r>
       <w:bookmarkEnd w:id="5"/>
     </w:p>
@@ -1880,12 +2002,14 @@
           <w:highlight w:val="yellow"/>
         </w:rPr>
       </w:pPr>
+      <w:proofErr w:type="spellStart"/>
       <w:r>
         <w:rPr>
           <w:highlight w:val="yellow"/>
         </w:rPr>
         <w:t>block_Id</w:t>
       </w:r>
+      <w:proofErr w:type="spellEnd"/>
       <w:r>
         <w:rPr>
           <w:highlight w:val="yellow"/>
@@ -1908,18 +2032,34 @@
           <w:highlight w:val="yellow"/>
         </w:rPr>
       </w:pPr>
+      <w:proofErr w:type="spellStart"/>
       <w:r>
         <w:rPr>
           <w:highlight w:val="yellow"/>
         </w:rPr>
         <w:t>date</w:t>
       </w:r>
+      <w:proofErr w:type="spellEnd"/>
       <w:r>
         <w:rPr>
           <w:highlight w:val="yellow"/>
         </w:rPr>
         <w:tab/>
-        <w:t>A blokk dátuma (éééé-hh-nn)</w:t>
+        <w:t>A blokk dátuma (</w:t>
+      </w:r>
+      <w:proofErr w:type="spellStart"/>
+      <w:r>
+        <w:rPr>
+          <w:highlight w:val="yellow"/>
+        </w:rPr>
+        <w:t>éééé-hh-nn</w:t>
+      </w:r>
+      <w:proofErr w:type="spellEnd"/>
+      <w:r>
+        <w:rPr>
+          <w:highlight w:val="yellow"/>
+        </w:rPr>
+        <w:t>)</w:t>
       </w:r>
     </w:p>
     <w:p>
@@ -1936,12 +2076,14 @@
           <w:highlight w:val="yellow"/>
         </w:rPr>
       </w:pPr>
+      <w:proofErr w:type="spellStart"/>
       <w:r>
         <w:rPr>
           <w:highlight w:val="yellow"/>
         </w:rPr>
         <w:t>description</w:t>
       </w:r>
+      <w:proofErr w:type="spellEnd"/>
       <w:r>
         <w:rPr>
           <w:highlight w:val="yellow"/>
@@ -1964,12 +2106,14 @@
           <w:highlight w:val="yellow"/>
         </w:rPr>
       </w:pPr>
+      <w:proofErr w:type="spellStart"/>
       <w:r>
         <w:rPr>
           <w:highlight w:val="yellow"/>
         </w:rPr>
         <w:t>priority</w:t>
       </w:r>
+      <w:proofErr w:type="spellEnd"/>
       <w:r>
         <w:rPr>
           <w:highlight w:val="yellow"/>
@@ -1992,12 +2136,14 @@
           <w:highlight w:val="yellow"/>
         </w:rPr>
       </w:pPr>
+      <w:proofErr w:type="spellStart"/>
       <w:r>
         <w:rPr>
           <w:highlight w:val="yellow"/>
         </w:rPr>
         <w:t>timeEnd</w:t>
       </w:r>
+      <w:proofErr w:type="spellEnd"/>
       <w:r>
         <w:rPr>
           <w:highlight w:val="yellow"/>
@@ -2020,12 +2166,14 @@
           <w:highlight w:val="yellow"/>
         </w:rPr>
       </w:pPr>
+      <w:proofErr w:type="spellStart"/>
       <w:r>
         <w:rPr>
           <w:highlight w:val="yellow"/>
         </w:rPr>
         <w:t>timeStart</w:t>
       </w:r>
+      <w:proofErr w:type="spellEnd"/>
       <w:r>
         <w:rPr>
           <w:highlight w:val="yellow"/>
@@ -2048,12 +2196,14 @@
           <w:highlight w:val="yellow"/>
         </w:rPr>
       </w:pPr>
+      <w:proofErr w:type="spellStart"/>
       <w:r>
         <w:rPr>
           <w:highlight w:val="yellow"/>
         </w:rPr>
         <w:t>title</w:t>
       </w:r>
+      <w:proofErr w:type="spellEnd"/>
       <w:r>
         <w:rPr>
           <w:highlight w:val="yellow"/>
@@ -2085,6 +2235,7 @@
           <w:tab w:val="left" w:pos="2977"/>
         </w:tabs>
         <w:spacing w:line="360" w:lineRule="auto"/>
+        <w:jc w:val="both"/>
         <w:rPr>
           <w:highlight w:val="yellow"/>
         </w:rPr>
@@ -2094,7 +2245,21 @@
         <w:rPr>
           <w:highlight w:val="yellow"/>
         </w:rPr>
-        <w:t>„groups” tábla:</w:t>
+        <w:t>„</w:t>
+      </w:r>
+      <w:proofErr w:type="spellStart"/>
+      <w:r>
+        <w:rPr>
+          <w:highlight w:val="yellow"/>
+        </w:rPr>
+        <w:t>groups</w:t>
+      </w:r>
+      <w:proofErr w:type="spellEnd"/>
+      <w:r>
+        <w:rPr>
+          <w:highlight w:val="yellow"/>
+        </w:rPr>
+        <w:t>” tábla:</w:t>
       </w:r>
       <w:bookmarkEnd w:id="6"/>
     </w:p>
@@ -2112,12 +2277,14 @@
           <w:highlight w:val="yellow"/>
         </w:rPr>
       </w:pPr>
+      <w:proofErr w:type="spellStart"/>
       <w:r>
         <w:rPr>
           <w:highlight w:val="yellow"/>
         </w:rPr>
         <w:t>group_Id</w:t>
       </w:r>
+      <w:proofErr w:type="spellEnd"/>
       <w:r>
         <w:rPr>
           <w:highlight w:val="yellow"/>
@@ -2140,6 +2307,7 @@
           <w:highlight w:val="yellow"/>
         </w:rPr>
       </w:pPr>
+      <w:proofErr w:type="spellStart"/>
       <w:r>
         <w:rPr>
           <w:highlight w:val="yellow"/>
@@ -2147,6 +2315,7 @@
         <w:lastRenderedPageBreak/>
         <w:t>group_name</w:t>
       </w:r>
+      <w:proofErr w:type="spellEnd"/>
       <w:r>
         <w:rPr>
           <w:highlight w:val="yellow"/>
@@ -2202,6 +2371,7 @@
           <w:tab w:val="left" w:pos="2977"/>
         </w:tabs>
         <w:spacing w:line="360" w:lineRule="auto"/>
+        <w:jc w:val="both"/>
         <w:rPr>
           <w:highlight w:val="yellow"/>
         </w:rPr>
@@ -2211,7 +2381,21 @@
         <w:rPr>
           <w:highlight w:val="yellow"/>
         </w:rPr>
-        <w:t>„gorupscheduleconn” tábla:</w:t>
+        <w:t>„</w:t>
+      </w:r>
+      <w:proofErr w:type="spellStart"/>
+      <w:r>
+        <w:rPr>
+          <w:highlight w:val="yellow"/>
+        </w:rPr>
+        <w:t>gorupscheduleconn</w:t>
+      </w:r>
+      <w:proofErr w:type="spellEnd"/>
+      <w:r>
+        <w:rPr>
+          <w:highlight w:val="yellow"/>
+        </w:rPr>
+        <w:t>” tábla:</w:t>
       </w:r>
       <w:bookmarkEnd w:id="7"/>
     </w:p>
@@ -2229,12 +2413,14 @@
           <w:highlight w:val="yellow"/>
         </w:rPr>
       </w:pPr>
+      <w:proofErr w:type="spellStart"/>
       <w:r>
         <w:rPr>
           <w:highlight w:val="yellow"/>
         </w:rPr>
         <w:t>group_Id</w:t>
       </w:r>
+      <w:proofErr w:type="spellEnd"/>
       <w:r>
         <w:rPr>
           <w:highlight w:val="yellow"/>
@@ -2257,18 +2443,34 @@
           <w:highlight w:val="yellow"/>
         </w:rPr>
       </w:pPr>
+      <w:proofErr w:type="spellStart"/>
       <w:r>
         <w:rPr>
           <w:highlight w:val="yellow"/>
         </w:rPr>
         <w:t>schedule_Id</w:t>
       </w:r>
+      <w:proofErr w:type="spellEnd"/>
       <w:r>
         <w:rPr>
           <w:highlight w:val="yellow"/>
         </w:rPr>
         <w:tab/>
-        <w:t>A schedule azonosítója</w:t>
+        <w:t xml:space="preserve">A </w:t>
+      </w:r>
+      <w:proofErr w:type="spellStart"/>
+      <w:r>
+        <w:rPr>
+          <w:highlight w:val="yellow"/>
+        </w:rPr>
+        <w:t>schedule</w:t>
+      </w:r>
+      <w:proofErr w:type="spellEnd"/>
+      <w:r>
+        <w:rPr>
+          <w:highlight w:val="yellow"/>
+        </w:rPr>
+        <w:t xml:space="preserve"> azonosítója</w:t>
       </w:r>
     </w:p>
     <w:p>
@@ -2294,6 +2496,7 @@
           <w:tab w:val="left" w:pos="2977"/>
         </w:tabs>
         <w:spacing w:line="360" w:lineRule="auto"/>
+        <w:jc w:val="both"/>
         <w:rPr>
           <w:highlight w:val="yellow"/>
         </w:rPr>
@@ -2303,7 +2506,21 @@
         <w:rPr>
           <w:highlight w:val="yellow"/>
         </w:rPr>
-        <w:t>„groupuserconn” tábla:</w:t>
+        <w:t>„</w:t>
+      </w:r>
+      <w:proofErr w:type="spellStart"/>
+      <w:r>
+        <w:rPr>
+          <w:highlight w:val="yellow"/>
+        </w:rPr>
+        <w:t>groupuserconn</w:t>
+      </w:r>
+      <w:proofErr w:type="spellEnd"/>
+      <w:r>
+        <w:rPr>
+          <w:highlight w:val="yellow"/>
+        </w:rPr>
+        <w:t>” tábla:</w:t>
       </w:r>
       <w:bookmarkEnd w:id="8"/>
     </w:p>
@@ -2321,12 +2538,14 @@
           <w:highlight w:val="yellow"/>
         </w:rPr>
       </w:pPr>
+      <w:proofErr w:type="spellStart"/>
       <w:r>
         <w:rPr>
           <w:highlight w:val="yellow"/>
         </w:rPr>
         <w:t>group_Id</w:t>
       </w:r>
+      <w:proofErr w:type="spellEnd"/>
       <w:r>
         <w:rPr>
           <w:highlight w:val="yellow"/>
@@ -2349,12 +2568,14 @@
           <w:highlight w:val="yellow"/>
         </w:rPr>
       </w:pPr>
+      <w:proofErr w:type="spellStart"/>
       <w:r>
         <w:rPr>
           <w:highlight w:val="yellow"/>
         </w:rPr>
         <w:t>permission</w:t>
       </w:r>
+      <w:proofErr w:type="spellEnd"/>
       <w:r>
         <w:rPr>
           <w:highlight w:val="yellow"/>
@@ -2377,12 +2598,14 @@
           <w:highlight w:val="yellow"/>
         </w:rPr>
       </w:pPr>
+      <w:proofErr w:type="spellStart"/>
       <w:r>
         <w:rPr>
           <w:highlight w:val="yellow"/>
         </w:rPr>
         <w:t>user_Id</w:t>
       </w:r>
+      <w:proofErr w:type="spellEnd"/>
       <w:r>
         <w:rPr>
           <w:highlight w:val="yellow"/>
@@ -2414,6 +2637,7 @@
           <w:tab w:val="left" w:pos="2977"/>
         </w:tabs>
         <w:spacing w:line="360" w:lineRule="auto"/>
+        <w:jc w:val="both"/>
         <w:rPr>
           <w:highlight w:val="yellow"/>
         </w:rPr>
@@ -2423,7 +2647,21 @@
         <w:rPr>
           <w:highlight w:val="yellow"/>
         </w:rPr>
-        <w:t>„isignored” tábla:</w:t>
+        <w:t>„</w:t>
+      </w:r>
+      <w:proofErr w:type="spellStart"/>
+      <w:r>
+        <w:rPr>
+          <w:highlight w:val="yellow"/>
+        </w:rPr>
+        <w:t>isignored</w:t>
+      </w:r>
+      <w:proofErr w:type="spellEnd"/>
+      <w:r>
+        <w:rPr>
+          <w:highlight w:val="yellow"/>
+        </w:rPr>
+        <w:t>” tábla:</w:t>
       </w:r>
       <w:bookmarkEnd w:id="9"/>
     </w:p>
@@ -2441,12 +2679,14 @@
           <w:highlight w:val="yellow"/>
         </w:rPr>
       </w:pPr>
+      <w:proofErr w:type="spellStart"/>
       <w:r>
         <w:rPr>
           <w:highlight w:val="yellow"/>
         </w:rPr>
         <w:t>block_id</w:t>
       </w:r>
+      <w:proofErr w:type="spellEnd"/>
       <w:r>
         <w:rPr>
           <w:highlight w:val="yellow"/>
@@ -2469,12 +2709,14 @@
           <w:highlight w:val="yellow"/>
         </w:rPr>
       </w:pPr>
+      <w:proofErr w:type="spellStart"/>
       <w:r>
         <w:rPr>
           <w:highlight w:val="yellow"/>
         </w:rPr>
         <w:t>user_id</w:t>
       </w:r>
+      <w:proofErr w:type="spellEnd"/>
       <w:r>
         <w:rPr>
           <w:highlight w:val="yellow"/>
@@ -2506,6 +2748,7 @@
           <w:tab w:val="left" w:pos="2977"/>
         </w:tabs>
         <w:spacing w:line="360" w:lineRule="auto"/>
+        <w:jc w:val="both"/>
         <w:rPr>
           <w:highlight w:val="yellow"/>
         </w:rPr>
@@ -2515,7 +2758,21 @@
         <w:rPr>
           <w:highlight w:val="yellow"/>
         </w:rPr>
-        <w:t>„schedules” tábla:</w:t>
+        <w:t>„</w:t>
+      </w:r>
+      <w:proofErr w:type="spellStart"/>
+      <w:r>
+        <w:rPr>
+          <w:highlight w:val="yellow"/>
+        </w:rPr>
+        <w:t>schedules</w:t>
+      </w:r>
+      <w:proofErr w:type="spellEnd"/>
+      <w:r>
+        <w:rPr>
+          <w:highlight w:val="yellow"/>
+        </w:rPr>
+        <w:t>” tábla:</w:t>
       </w:r>
       <w:bookmarkEnd w:id="10"/>
     </w:p>
@@ -2533,18 +2790,34 @@
           <w:highlight w:val="yellow"/>
         </w:rPr>
       </w:pPr>
+      <w:proofErr w:type="spellStart"/>
       <w:r>
         <w:rPr>
           <w:highlight w:val="yellow"/>
         </w:rPr>
         <w:t>schedule_id</w:t>
       </w:r>
+      <w:proofErr w:type="spellEnd"/>
       <w:r>
         <w:rPr>
           <w:highlight w:val="yellow"/>
         </w:rPr>
         <w:tab/>
-        <w:t>A schedule azonosítója</w:t>
+        <w:t xml:space="preserve">A </w:t>
+      </w:r>
+      <w:proofErr w:type="spellStart"/>
+      <w:r>
+        <w:rPr>
+          <w:highlight w:val="yellow"/>
+        </w:rPr>
+        <w:t>schedule</w:t>
+      </w:r>
+      <w:proofErr w:type="spellEnd"/>
+      <w:r>
+        <w:rPr>
+          <w:highlight w:val="yellow"/>
+        </w:rPr>
+        <w:t xml:space="preserve"> azonosítója</w:t>
       </w:r>
     </w:p>
     <w:p>
@@ -2561,18 +2834,34 @@
           <w:highlight w:val="yellow"/>
         </w:rPr>
       </w:pPr>
+      <w:proofErr w:type="spellStart"/>
       <w:r>
         <w:rPr>
           <w:highlight w:val="yellow"/>
         </w:rPr>
         <w:t>schedule_info</w:t>
       </w:r>
+      <w:proofErr w:type="spellEnd"/>
       <w:r>
         <w:rPr>
           <w:highlight w:val="yellow"/>
         </w:rPr>
         <w:tab/>
-        <w:t>A schedule információi</w:t>
+        <w:t xml:space="preserve">A </w:t>
+      </w:r>
+      <w:proofErr w:type="spellStart"/>
+      <w:r>
+        <w:rPr>
+          <w:highlight w:val="yellow"/>
+        </w:rPr>
+        <w:t>schedule</w:t>
+      </w:r>
+      <w:proofErr w:type="spellEnd"/>
+      <w:r>
+        <w:rPr>
+          <w:highlight w:val="yellow"/>
+        </w:rPr>
+        <w:t xml:space="preserve"> információi</w:t>
       </w:r>
     </w:p>
     <w:p>
@@ -2589,12 +2878,14 @@
           <w:highlight w:val="yellow"/>
         </w:rPr>
       </w:pPr>
+      <w:proofErr w:type="spellStart"/>
       <w:r>
         <w:rPr>
           <w:highlight w:val="yellow"/>
         </w:rPr>
         <w:t>template_id</w:t>
       </w:r>
+      <w:proofErr w:type="spellEnd"/>
       <w:r>
         <w:rPr>
           <w:highlight w:val="yellow"/>
@@ -2626,6 +2917,7 @@
           <w:tab w:val="left" w:pos="2977"/>
         </w:tabs>
         <w:spacing w:line="360" w:lineRule="auto"/>
+        <w:jc w:val="both"/>
         <w:rPr>
           <w:highlight w:val="yellow"/>
         </w:rPr>
@@ -2635,7 +2927,21 @@
         <w:rPr>
           <w:highlight w:val="yellow"/>
         </w:rPr>
-        <w:t>„scheduleusersconn” tábla:</w:t>
+        <w:t>„</w:t>
+      </w:r>
+      <w:proofErr w:type="spellStart"/>
+      <w:r>
+        <w:rPr>
+          <w:highlight w:val="yellow"/>
+        </w:rPr>
+        <w:t>scheduleusersconn</w:t>
+      </w:r>
+      <w:proofErr w:type="spellEnd"/>
+      <w:r>
+        <w:rPr>
+          <w:highlight w:val="yellow"/>
+        </w:rPr>
+        <w:t>” tábla:</w:t>
       </w:r>
       <w:bookmarkEnd w:id="11"/>
     </w:p>
@@ -2653,18 +2959,34 @@
           <w:highlight w:val="yellow"/>
         </w:rPr>
       </w:pPr>
+      <w:proofErr w:type="spellStart"/>
       <w:r>
         <w:rPr>
           <w:highlight w:val="yellow"/>
         </w:rPr>
         <w:t>schedule_id</w:t>
       </w:r>
+      <w:proofErr w:type="spellEnd"/>
       <w:r>
         <w:rPr>
           <w:highlight w:val="yellow"/>
         </w:rPr>
         <w:tab/>
-        <w:t>A schedule azonosítója</w:t>
+        <w:t xml:space="preserve">A </w:t>
+      </w:r>
+      <w:proofErr w:type="spellStart"/>
+      <w:r>
+        <w:rPr>
+          <w:highlight w:val="yellow"/>
+        </w:rPr>
+        <w:t>schedule</w:t>
+      </w:r>
+      <w:proofErr w:type="spellEnd"/>
+      <w:r>
+        <w:rPr>
+          <w:highlight w:val="yellow"/>
+        </w:rPr>
+        <w:t xml:space="preserve"> azonosítója</w:t>
       </w:r>
     </w:p>
     <w:p>
@@ -2681,12 +3003,14 @@
           <w:highlight w:val="yellow"/>
         </w:rPr>
       </w:pPr>
+      <w:proofErr w:type="spellStart"/>
       <w:r>
         <w:rPr>
           <w:highlight w:val="yellow"/>
         </w:rPr>
         <w:t>user_id</w:t>
       </w:r>
+      <w:proofErr w:type="spellEnd"/>
       <w:r>
         <w:rPr>
           <w:highlight w:val="yellow"/>
@@ -2718,6 +3042,7 @@
           <w:tab w:val="left" w:pos="2977"/>
         </w:tabs>
         <w:spacing w:line="360" w:lineRule="auto"/>
+        <w:jc w:val="both"/>
         <w:rPr>
           <w:highlight w:val="yellow"/>
         </w:rPr>
@@ -2727,7 +3052,21 @@
         <w:rPr>
           <w:highlight w:val="yellow"/>
         </w:rPr>
-        <w:t>„templates” tábla:</w:t>
+        <w:t>„</w:t>
+      </w:r>
+      <w:proofErr w:type="spellStart"/>
+      <w:r>
+        <w:rPr>
+          <w:highlight w:val="yellow"/>
+        </w:rPr>
+        <w:t>templates</w:t>
+      </w:r>
+      <w:proofErr w:type="spellEnd"/>
+      <w:r>
+        <w:rPr>
+          <w:highlight w:val="yellow"/>
+        </w:rPr>
+        <w:t>” tábla:</w:t>
       </w:r>
       <w:bookmarkEnd w:id="12"/>
     </w:p>
@@ -2745,12 +3084,14 @@
           <w:highlight w:val="yellow"/>
         </w:rPr>
       </w:pPr>
+      <w:proofErr w:type="spellStart"/>
       <w:r>
         <w:rPr>
           <w:highlight w:val="yellow"/>
         </w:rPr>
         <w:t>template_id</w:t>
       </w:r>
+      <w:proofErr w:type="spellEnd"/>
       <w:r>
         <w:rPr>
           <w:highlight w:val="yellow"/>
@@ -2773,12 +3114,14 @@
           <w:highlight w:val="yellow"/>
         </w:rPr>
       </w:pPr>
+      <w:proofErr w:type="spellStart"/>
       <w:r>
         <w:rPr>
           <w:highlight w:val="yellow"/>
         </w:rPr>
         <w:t>template_info</w:t>
       </w:r>
+      <w:proofErr w:type="spellEnd"/>
       <w:r>
         <w:rPr>
           <w:highlight w:val="yellow"/>
@@ -2816,6 +3159,7 @@
           <w:tab w:val="left" w:pos="2977"/>
         </w:tabs>
         <w:spacing w:line="360" w:lineRule="auto"/>
+        <w:jc w:val="both"/>
         <w:rPr>
           <w:highlight w:val="yellow"/>
         </w:rPr>
@@ -2825,7 +3169,21 @@
         <w:rPr>
           <w:highlight w:val="yellow"/>
         </w:rPr>
-        <w:t>„temlatesblocksconn” tábla:</w:t>
+        <w:t>„</w:t>
+      </w:r>
+      <w:proofErr w:type="spellStart"/>
+      <w:r>
+        <w:rPr>
+          <w:highlight w:val="yellow"/>
+        </w:rPr>
+        <w:t>temlatesblocksconn</w:t>
+      </w:r>
+      <w:proofErr w:type="spellEnd"/>
+      <w:r>
+        <w:rPr>
+          <w:highlight w:val="yellow"/>
+        </w:rPr>
+        <w:t>” tábla:</w:t>
       </w:r>
       <w:bookmarkEnd w:id="13"/>
     </w:p>
@@ -2843,12 +3201,14 @@
           <w:highlight w:val="yellow"/>
         </w:rPr>
       </w:pPr>
+      <w:proofErr w:type="spellStart"/>
       <w:r>
         <w:rPr>
           <w:highlight w:val="yellow"/>
         </w:rPr>
         <w:t>block_id</w:t>
       </w:r>
+      <w:proofErr w:type="spellEnd"/>
       <w:r>
         <w:rPr>
           <w:highlight w:val="yellow"/>
@@ -2876,6 +3236,7 @@
           <w:highlight w:val="yellow"/>
         </w:rPr>
       </w:pPr>
+      <w:proofErr w:type="spellStart"/>
       <w:r>
         <w:rPr>
           <w:highlight w:val="yellow"/>
@@ -2883,6 +3244,7 @@
         <w:lastRenderedPageBreak/>
         <w:t>template_id</w:t>
       </w:r>
+      <w:proofErr w:type="spellEnd"/>
       <w:r>
         <w:rPr>
           <w:highlight w:val="yellow"/>
@@ -2919,6 +3281,7 @@
           <w:tab w:val="left" w:pos="2977"/>
         </w:tabs>
         <w:spacing w:line="360" w:lineRule="auto"/>
+        <w:jc w:val="both"/>
         <w:rPr>
           <w:highlight w:val="yellow"/>
         </w:rPr>
@@ -2928,7 +3291,21 @@
         <w:rPr>
           <w:highlight w:val="yellow"/>
         </w:rPr>
-        <w:t>„users” tábla:</w:t>
+        <w:t>„</w:t>
+      </w:r>
+      <w:proofErr w:type="spellStart"/>
+      <w:r>
+        <w:rPr>
+          <w:highlight w:val="yellow"/>
+        </w:rPr>
+        <w:t>users</w:t>
+      </w:r>
+      <w:proofErr w:type="spellEnd"/>
+      <w:r>
+        <w:rPr>
+          <w:highlight w:val="yellow"/>
+        </w:rPr>
+        <w:t>” tábla:</w:t>
       </w:r>
       <w:bookmarkEnd w:id="14"/>
     </w:p>
@@ -2946,12 +3323,14 @@
           <w:highlight w:val="yellow"/>
         </w:rPr>
       </w:pPr>
+      <w:proofErr w:type="spellStart"/>
       <w:r>
         <w:rPr>
           <w:highlight w:val="yellow"/>
         </w:rPr>
         <w:t>Description</w:t>
       </w:r>
+      <w:proofErr w:type="spellEnd"/>
       <w:r>
         <w:rPr>
           <w:highlight w:val="yellow"/>
@@ -2979,12 +3358,14 @@
           <w:highlight w:val="yellow"/>
         </w:rPr>
       </w:pPr>
+      <w:proofErr w:type="spellStart"/>
       <w:r>
         <w:rPr>
           <w:highlight w:val="yellow"/>
         </w:rPr>
         <w:t>display_name</w:t>
       </w:r>
+      <w:proofErr w:type="spellEnd"/>
       <w:r>
         <w:rPr>
           <w:highlight w:val="yellow"/>
@@ -3078,12 +3459,14 @@
           <w:highlight w:val="yellow"/>
         </w:rPr>
       </w:pPr>
+      <w:proofErr w:type="spellStart"/>
       <w:r>
         <w:rPr>
           <w:highlight w:val="yellow"/>
         </w:rPr>
         <w:t>Role</w:t>
       </w:r>
+      <w:proofErr w:type="spellEnd"/>
       <w:r>
         <w:rPr>
           <w:highlight w:val="yellow"/>
@@ -3111,12 +3494,14 @@
           <w:highlight w:val="yellow"/>
         </w:rPr>
       </w:pPr>
+      <w:proofErr w:type="spellStart"/>
       <w:r>
         <w:rPr>
           <w:highlight w:val="yellow"/>
         </w:rPr>
         <w:t>Token</w:t>
       </w:r>
+      <w:proofErr w:type="spellEnd"/>
       <w:r>
         <w:rPr>
           <w:highlight w:val="yellow"/>
@@ -3127,7 +3512,21 @@
         <w:rPr>
           <w:highlight w:val="yellow"/>
         </w:rPr>
-        <w:t>A felhasználó token-je</w:t>
+        <w:t xml:space="preserve">A felhasználó </w:t>
+      </w:r>
+      <w:proofErr w:type="spellStart"/>
+      <w:r>
+        <w:rPr>
+          <w:highlight w:val="yellow"/>
+        </w:rPr>
+        <w:t>token</w:t>
+      </w:r>
+      <w:proofErr w:type="spellEnd"/>
+      <w:r>
+        <w:rPr>
+          <w:highlight w:val="yellow"/>
+        </w:rPr>
+        <w:t>-je</w:t>
       </w:r>
     </w:p>
     <w:p>
@@ -3144,12 +3543,14 @@
           <w:highlight w:val="yellow"/>
         </w:rPr>
       </w:pPr>
+      <w:proofErr w:type="spellStart"/>
       <w:r>
         <w:rPr>
           <w:highlight w:val="yellow"/>
         </w:rPr>
         <w:t>username</w:t>
       </w:r>
+      <w:proofErr w:type="spellEnd"/>
       <w:r>
         <w:rPr>
           <w:highlight w:val="yellow"/>
@@ -3177,12 +3578,14 @@
           <w:highlight w:val="yellow"/>
         </w:rPr>
       </w:pPr>
+      <w:proofErr w:type="spellStart"/>
       <w:r>
         <w:rPr>
           <w:highlight w:val="yellow"/>
         </w:rPr>
         <w:t>user_id</w:t>
       </w:r>
+      <w:proofErr w:type="spellEnd"/>
       <w:r>
         <w:rPr>
           <w:highlight w:val="yellow"/>
@@ -3219,6 +3622,7 @@
           <w:tab w:val="left" w:pos="2977"/>
         </w:tabs>
         <w:spacing w:line="360" w:lineRule="auto"/>
+        <w:jc w:val="both"/>
         <w:rPr>
           <w:highlight w:val="yellow"/>
         </w:rPr>
@@ -3228,7 +3632,21 @@
         <w:rPr>
           <w:highlight w:val="yellow"/>
         </w:rPr>
-        <w:t>„usersettings” tábla:</w:t>
+        <w:t>„</w:t>
+      </w:r>
+      <w:proofErr w:type="spellStart"/>
+      <w:r>
+        <w:rPr>
+          <w:highlight w:val="yellow"/>
+        </w:rPr>
+        <w:t>usersettings</w:t>
+      </w:r>
+      <w:proofErr w:type="spellEnd"/>
+      <w:r>
+        <w:rPr>
+          <w:highlight w:val="yellow"/>
+        </w:rPr>
+        <w:t>” tábla:</w:t>
       </w:r>
       <w:bookmarkEnd w:id="15"/>
     </w:p>
@@ -3246,12 +3664,14 @@
           <w:highlight w:val="yellow"/>
         </w:rPr>
       </w:pPr>
+      <w:proofErr w:type="spellStart"/>
       <w:r>
         <w:rPr>
           <w:highlight w:val="yellow"/>
         </w:rPr>
         <w:t>settings</w:t>
       </w:r>
+      <w:proofErr w:type="spellEnd"/>
       <w:r>
         <w:rPr>
           <w:highlight w:val="yellow"/>
@@ -3279,12 +3699,14 @@
           <w:highlight w:val="yellow"/>
         </w:rPr>
       </w:pPr>
+      <w:proofErr w:type="spellStart"/>
       <w:r>
         <w:rPr>
           <w:highlight w:val="yellow"/>
         </w:rPr>
         <w:t>user_id</w:t>
       </w:r>
+      <w:proofErr w:type="spellEnd"/>
       <w:r>
         <w:rPr>
           <w:highlight w:val="yellow"/>
@@ -3365,7 +3787,21 @@
         <w:rPr>
           <w:highlight w:val="yellow"/>
         </w:rPr>
-        <w:t>A felhasználói felület két részre van bontva. Az első rész, amivel egy új felhasználó találkozik, ahol tud regisztrálni vagy amennyiben már regisztrált és van felhasználói fiókja akkor be tud jelentkezni. A másik rész a bejelentkezés után látható, ahol tud tevékenykedni is a felhasználó.</w:t>
+        <w:t xml:space="preserve">A felhasználói felület két részre van bontva. Az első rész, amivel egy új felhasználó találkozik, ahol tud regisztrálni vagy amennyiben már regisztrált és </w:t>
+      </w:r>
+      <w:proofErr w:type="gramStart"/>
+      <w:r>
+        <w:rPr>
+          <w:highlight w:val="yellow"/>
+        </w:rPr>
+        <w:t>van</w:t>
+      </w:r>
+      <w:proofErr w:type="gramEnd"/>
+      <w:r>
+        <w:rPr>
+          <w:highlight w:val="yellow"/>
+        </w:rPr>
+        <w:t xml:space="preserve"> felhasználói fiókja akkor be tud jelentkezni. A másik rész a bejelentkezés után látható, ahol tud tevékenykedni is a felhasználó.</w:t>
       </w:r>
     </w:p>
     <w:p>
@@ -3411,14 +3847,42 @@
         <w:rPr>
           <w:highlight w:val="yellow"/>
         </w:rPr>
-        <w:t xml:space="preserve">A legjobban észrevehető dolog egy weboldalon az elemek és a háttérszín, illetve a betűtípus. Az utóbbi években előtérbe kerültek a sötét témájú oldalak, a legtöbb ember ezeket preferálja, mivel a szemnek ez nem annyira fárasztó és megterhelő, főleg egy kevésbé megvilágított helységben. Ezen okok miatt választottuk a sötét lila színt az oldal főszínének. Ezzel </w:t>
+        <w:t xml:space="preserve">A legjobban észrevehető dolog egy weboldalon az elemek és a háttérszín, illetve a betűtípus. Az utóbbi években előtérbe kerültek a sötét témájú oldalak, a legtöbb ember ezeket preferálja, mivel a szemnek ez nem annyira fárasztó és megterhelő, főleg egy kevésbé megvilágított helységben. Ezen okok miatt választottuk a sötét lila színt az oldal </w:t>
+      </w:r>
+      <w:proofErr w:type="spellStart"/>
+      <w:r>
+        <w:rPr>
+          <w:highlight w:val="yellow"/>
+        </w:rPr>
+        <w:t>főszínének</w:t>
+      </w:r>
+      <w:proofErr w:type="spellEnd"/>
+      <w:r>
+        <w:rPr>
+          <w:highlight w:val="yellow"/>
+        </w:rPr>
+        <w:t xml:space="preserve">. Ezzel </w:t>
       </w:r>
       <w:r>
         <w:rPr>
           <w:highlight w:val="yellow"/>
         </w:rPr>
         <w:lastRenderedPageBreak/>
-        <w:t>ellentétben gondoltunk azokra is akik a világos oldalakat preferálják emiatt a beállításoknál lehet választani a világos-sötét téma között, a világos témában világoslila a háttér.</w:t>
+        <w:t xml:space="preserve">ellentétben gondoltunk azokra </w:t>
+      </w:r>
+      <w:proofErr w:type="gramStart"/>
+      <w:r>
+        <w:rPr>
+          <w:highlight w:val="yellow"/>
+        </w:rPr>
+        <w:t>is</w:t>
+      </w:r>
+      <w:proofErr w:type="gramEnd"/>
+      <w:r>
+        <w:rPr>
+          <w:highlight w:val="yellow"/>
+        </w:rPr>
+        <w:t xml:space="preserve"> akik a világos oldalakat preferálják emiatt a beállításoknál lehet választani a világos-sötét téma között, a világos témában világoslila a háttér.</w:t>
       </w:r>
     </w:p>
     <w:p>
@@ -3458,6 +3922,7 @@
       <w:pPr>
         <w:pStyle w:val="Cmsor2"/>
         <w:spacing w:line="360" w:lineRule="auto"/>
+        <w:jc w:val="both"/>
         <w:rPr>
           <w:highlight w:val="yellow"/>
         </w:rPr>
@@ -3505,7 +3970,21 @@
         <w:rPr>
           <w:highlight w:val="yellow"/>
         </w:rPr>
-        <w:t xml:space="preserve">s verziója segítségével készült a Vite </w:t>
+        <w:t xml:space="preserve">s verziója segítségével készült a </w:t>
+      </w:r>
+      <w:proofErr w:type="spellStart"/>
+      <w:r>
+        <w:rPr>
+          <w:highlight w:val="yellow"/>
+        </w:rPr>
+        <w:t>Vite</w:t>
+      </w:r>
+      <w:proofErr w:type="spellEnd"/>
+      <w:r>
+        <w:rPr>
+          <w:highlight w:val="yellow"/>
+        </w:rPr>
+        <w:t xml:space="preserve"> </w:t>
       </w:r>
       <w:r>
         <w:rPr>
@@ -3529,7 +4008,21 @@
         <w:rPr>
           <w:highlight w:val="yellow"/>
         </w:rPr>
-        <w:t>s verzióján belül, a komponensekre bontott oldalrendezés és a beépített eszközök előnyeit kihasználva. Ennek köszönhetően könnyen átlátható, és egyben egyszerűen bővíthető új funkciókkal. Kifejezetten hasznos volt a fejléc és a lábléc létrehozásában, ugyanis nem kellett minden oldalon létrehozni, hanem csak a komponens szükséges kódjait helyeztük el. A szoftver elkészítésében a React saját modulkönyvtára is nagy szerepet játszott. Meghívott modulok:</w:t>
+        <w:t xml:space="preserve">s verzióján belül, a komponensekre bontott oldalrendezés és a beépített eszközök előnyeit kihasználva. Ennek köszönhetően könnyen átlátható, és egyben egyszerűen bővíthető új funkciókkal. Kifejezetten hasznos volt a fejléc és a lábléc létrehozásában, ugyanis nem kellett minden oldalon létrehozni, hanem csak a komponens szükséges kódjait helyeztük el. A szoftver elkészítésében a </w:t>
+      </w:r>
+      <w:proofErr w:type="spellStart"/>
+      <w:r>
+        <w:rPr>
+          <w:highlight w:val="yellow"/>
+        </w:rPr>
+        <w:t>React</w:t>
+      </w:r>
+      <w:proofErr w:type="spellEnd"/>
+      <w:r>
+        <w:rPr>
+          <w:highlight w:val="yellow"/>
+        </w:rPr>
+        <w:t xml:space="preserve"> saját modulkönyvtára is nagy szerepet játszott. Meghívott modulok:</w:t>
       </w:r>
     </w:p>
     <w:p>
@@ -3543,11 +4036,19 @@
           <w:highlight w:val="yellow"/>
         </w:rPr>
       </w:pPr>
-      <w:r>
-        <w:rPr>
-          <w:highlight w:val="yellow"/>
-        </w:rPr>
-        <w:t>react-dom:</w:t>
+      <w:proofErr w:type="spellStart"/>
+      <w:r>
+        <w:rPr>
+          <w:highlight w:val="yellow"/>
+        </w:rPr>
+        <w:t>react-dom</w:t>
+      </w:r>
+      <w:proofErr w:type="spellEnd"/>
+      <w:r>
+        <w:rPr>
+          <w:highlight w:val="yellow"/>
+        </w:rPr>
+        <w:t>:</w:t>
       </w:r>
     </w:p>
     <w:p>
@@ -3561,7 +4062,63 @@
         <w:rPr>
           <w:highlight w:val="yellow"/>
         </w:rPr>
-        <w:t>A React hívatalos csomagja, a React komponensek DOM-ba való rendeléséért felel.</w:t>
+        <w:t xml:space="preserve">A </w:t>
+      </w:r>
+      <w:proofErr w:type="spellStart"/>
+      <w:r>
+        <w:rPr>
+          <w:highlight w:val="yellow"/>
+        </w:rPr>
+        <w:t>React</w:t>
+      </w:r>
+      <w:proofErr w:type="spellEnd"/>
+      <w:r>
+        <w:rPr>
+          <w:highlight w:val="yellow"/>
+        </w:rPr>
+        <w:t xml:space="preserve"> </w:t>
+      </w:r>
+      <w:proofErr w:type="spellStart"/>
+      <w:r>
+        <w:rPr>
+          <w:highlight w:val="yellow"/>
+        </w:rPr>
+        <w:t>hívatalos</w:t>
+      </w:r>
+      <w:proofErr w:type="spellEnd"/>
+      <w:r>
+        <w:rPr>
+          <w:highlight w:val="yellow"/>
+        </w:rPr>
+        <w:t xml:space="preserve"> csomagja, a </w:t>
+      </w:r>
+      <w:proofErr w:type="spellStart"/>
+      <w:r>
+        <w:rPr>
+          <w:highlight w:val="yellow"/>
+        </w:rPr>
+        <w:t>React</w:t>
+      </w:r>
+      <w:proofErr w:type="spellEnd"/>
+      <w:r>
+        <w:rPr>
+          <w:highlight w:val="yellow"/>
+        </w:rPr>
+        <w:t xml:space="preserve"> komponensek DOM-</w:t>
+      </w:r>
+      <w:proofErr w:type="spellStart"/>
+      <w:r>
+        <w:rPr>
+          <w:highlight w:val="yellow"/>
+        </w:rPr>
+        <w:t>ba</w:t>
+      </w:r>
+      <w:proofErr w:type="spellEnd"/>
+      <w:r>
+        <w:rPr>
+          <w:highlight w:val="yellow"/>
+        </w:rPr>
+        <w:t xml:space="preserve"> való rendeléséért felel.</w:t>
       </w:r>
     </w:p>
     <w:p>
@@ -3575,11 +4132,19 @@
           <w:highlight w:val="yellow"/>
         </w:rPr>
       </w:pPr>
-      <w:r>
-        <w:rPr>
-          <w:highlight w:val="yellow"/>
-        </w:rPr>
-        <w:t>react-router-dom:</w:t>
+      <w:proofErr w:type="spellStart"/>
+      <w:r>
+        <w:rPr>
+          <w:highlight w:val="yellow"/>
+        </w:rPr>
+        <w:t>react-router-dom</w:t>
+      </w:r>
+      <w:proofErr w:type="spellEnd"/>
+      <w:r>
+        <w:rPr>
+          <w:highlight w:val="yellow"/>
+        </w:rPr>
+        <w:t>:</w:t>
       </w:r>
     </w:p>
     <w:p>
@@ -3593,23 +4158,40 @@
         <w:rPr>
           <w:highlight w:val="yellow"/>
         </w:rPr>
-        <w:t>Lehetővé teszi, hogy többoldalas alkalmazások készítését navigációval, útvonalkezeléssel és dinamikus URL-ekkel</w:t>
-      </w:r>
+        <w:t>Lehetővé teszi, hogy többoldalas alkalmazások készítését navigációval, útvonalkezeléssel és dinamikus URL-</w:t>
+      </w:r>
+      <w:proofErr w:type="spellStart"/>
+      <w:r>
+        <w:rPr>
+          <w:highlight w:val="yellow"/>
+        </w:rPr>
+        <w:t>ekkel</w:t>
+      </w:r>
+      <w:proofErr w:type="spellEnd"/>
     </w:p>
     <w:p>
       <w:pPr>
         <w:pStyle w:val="Cmsor3"/>
         <w:spacing w:line="360" w:lineRule="auto"/>
+        <w:jc w:val="both"/>
         <w:rPr>
           <w:highlight w:val="yellow"/>
         </w:rPr>
       </w:pPr>
       <w:bookmarkStart w:id="18" w:name="_Toc227670945"/>
-      <w:r>
-        <w:rPr>
-          <w:highlight w:val="yellow"/>
-        </w:rPr>
-        <w:t>Css:</w:t>
+      <w:proofErr w:type="spellStart"/>
+      <w:r>
+        <w:rPr>
+          <w:highlight w:val="yellow"/>
+        </w:rPr>
+        <w:t>Css</w:t>
+      </w:r>
+      <w:proofErr w:type="spellEnd"/>
+      <w:r>
+        <w:rPr>
+          <w:highlight w:val="yellow"/>
+        </w:rPr>
+        <w:t>:</w:t>
       </w:r>
       <w:bookmarkEnd w:id="18"/>
     </w:p>
@@ -3645,17 +4227,39 @@
         </w:rPr>
         <w:t>komponens neve</w:t>
       </w:r>
-      <w:r>
-        <w:rPr>
-          <w:highlight w:val="yellow"/>
-        </w:rPr>
-        <w:t>.CSS)</w:t>
-      </w:r>
-      <w:r>
-        <w:rPr>
-          <w:highlight w:val="yellow"/>
-        </w:rPr>
-        <w:t>, amely csak a saját komponenséhez tartozó HTML elemeket formázza. Ezeken felül alkalmaztunk egy-két globálisan is használt CSS stílusbeállítást is, főként a sötét/világos témák színeihez, melyeket CSS változók segítségével valósítottunk meg.</w:t>
+      <w:proofErr w:type="gramStart"/>
+      <w:r>
+        <w:rPr>
+          <w:highlight w:val="yellow"/>
+        </w:rPr>
+        <w:t>.CSS</w:t>
+      </w:r>
+      <w:proofErr w:type="gramEnd"/>
+      <w:r>
+        <w:rPr>
+          <w:highlight w:val="yellow"/>
+        </w:rPr>
+        <w:t>)</w:t>
+      </w:r>
+      <w:r>
+        <w:rPr>
+          <w:highlight w:val="yellow"/>
+        </w:rPr>
+        <w:t xml:space="preserve">, amely csak a saját komponenséhez tartozó HTML elemeket formázza. Ezeken felül alkalmaztunk egy-két globálisan is használt CSS stílusbeállítást is, főként a sötét/világos témák </w:t>
+      </w:r>
+      <w:proofErr w:type="spellStart"/>
+      <w:r>
+        <w:rPr>
+          <w:highlight w:val="yellow"/>
+        </w:rPr>
+        <w:t>színeihez</w:t>
+      </w:r>
+      <w:proofErr w:type="spellEnd"/>
+      <w:r>
+        <w:rPr>
+          <w:highlight w:val="yellow"/>
+        </w:rPr>
+        <w:t>, melyeket CSS változók segítségével valósítottunk meg.</w:t>
       </w:r>
     </w:p>
     <w:p>
@@ -3669,6 +4273,7 @@
       <w:pPr>
         <w:pStyle w:val="Cmsor3"/>
         <w:spacing w:line="360" w:lineRule="auto"/>
+        <w:jc w:val="both"/>
         <w:rPr>
           <w:highlight w:val="yellow"/>
         </w:rPr>
@@ -3692,6 +4297,7 @@
           <w:highlight w:val="yellow"/>
         </w:rPr>
       </w:pPr>
+      <w:proofErr w:type="spellStart"/>
       <w:r>
         <w:rPr>
           <w:b/>
@@ -3702,18 +4308,61 @@
         </w:rPr>
         <w:t>FrontPage.jsx</w:t>
       </w:r>
-    </w:p>
-    <w:p>
-      <w:pPr>
-        <w:rPr>
-          <w:highlight w:val="yellow"/>
-        </w:rPr>
-      </w:pPr>
-      <w:r>
-        <w:rPr>
-          <w:highlight w:val="yellow"/>
-        </w:rPr>
-        <w:t>Ez a komponens felelős, az „About Us” oldal megjelenítéséért. A komponens egy statikus, információt közlő oldalrészt jelenít meg. Az oldal elején a logó, a mottó és egy karusszel található. Utána pár sor leírást, és hivatkozásokat tartalmaz, a részletesebb leíró oldalakra, valamint a bejelentkezési ablakra. Ezek mellett még tartalmaz egy láblécet, amelyről megjeleníthetőek a „Gyakran ismételt kérdések” listája, vagy a „Felhasználói feltételek”.</w:t>
+      <w:proofErr w:type="spellEnd"/>
+    </w:p>
+    <w:p>
+      <w:pPr>
+        <w:rPr>
+          <w:highlight w:val="yellow"/>
+        </w:rPr>
+      </w:pPr>
+      <w:r>
+        <w:rPr>
+          <w:highlight w:val="yellow"/>
+        </w:rPr>
+        <w:t>Ez a komponens felelős, az „</w:t>
+      </w:r>
+      <w:proofErr w:type="spellStart"/>
+      <w:r>
+        <w:rPr>
+          <w:highlight w:val="yellow"/>
+        </w:rPr>
+        <w:t>About</w:t>
+      </w:r>
+      <w:proofErr w:type="spellEnd"/>
+      <w:r>
+        <w:rPr>
+          <w:highlight w:val="yellow"/>
+        </w:rPr>
+        <w:t xml:space="preserve"> </w:t>
+      </w:r>
+      <w:proofErr w:type="spellStart"/>
+      <w:r>
+        <w:rPr>
+          <w:highlight w:val="yellow"/>
+        </w:rPr>
+        <w:t>Us</w:t>
+      </w:r>
+      <w:proofErr w:type="spellEnd"/>
+      <w:r>
+        <w:rPr>
+          <w:highlight w:val="yellow"/>
+        </w:rPr>
+        <w:t xml:space="preserve">” oldal megjelenítéséért. A komponens egy statikus, információt közlő oldalrészt jelenít meg. Az oldal elején a logó, a mottó és egy karusszel található. Utána pár sor leírást, és hivatkozásokat tartalmaz, a részletesebb leíró oldalakra, valamint a bejelentkezési ablakra. Ezek mellett még tartalmaz egy láblécet, amelyről </w:t>
+      </w:r>
+      <w:proofErr w:type="spellStart"/>
+      <w:r>
+        <w:rPr>
+          <w:highlight w:val="yellow"/>
+        </w:rPr>
+        <w:t>megjeleníthetőek</w:t>
+      </w:r>
+      <w:proofErr w:type="spellEnd"/>
+      <w:r>
+        <w:rPr>
+          <w:highlight w:val="yellow"/>
+        </w:rPr>
+        <w:t xml:space="preserve"> a „Gyakran ismételt kérdések” listája, vagy a „Felhasználói feltételek”.</w:t>
       </w:r>
     </w:p>
     <w:p>
@@ -3726,6 +4375,7 @@
           <w:highlight w:val="yellow"/>
         </w:rPr>
       </w:pPr>
+      <w:proofErr w:type="spellStart"/>
       <w:r>
         <w:rPr>
           <w:b/>
@@ -3736,6 +4386,7 @@
         </w:rPr>
         <w:t>ClickAnimation.jsx</w:t>
       </w:r>
+      <w:proofErr w:type="spellEnd"/>
     </w:p>
     <w:p>
       <w:pPr>
@@ -3754,7 +4405,21 @@
         <w:rPr>
           <w:highlight w:val="yellow"/>
         </w:rPr>
-        <w:t xml:space="preserve">z a komponens felelős egy klikk animációval kapcsolatos számolások, és azok megjelenítésére. A komponens egy folyamatosan látható, Canvas (vászon) HTLM elemet helyez, minden más HTML elem felé, ez által láthatóvá téve az animált effektet mindenhol. </w:t>
+        <w:t xml:space="preserve">z a komponens felelős egy klikk animációval kapcsolatos számolások, és azok megjelenítésére. A komponens egy folyamatosan látható, </w:t>
+      </w:r>
+      <w:proofErr w:type="spellStart"/>
+      <w:r>
+        <w:rPr>
+          <w:highlight w:val="yellow"/>
+        </w:rPr>
+        <w:t>Canvas</w:t>
+      </w:r>
+      <w:proofErr w:type="spellEnd"/>
+      <w:r>
+        <w:rPr>
+          <w:highlight w:val="yellow"/>
+        </w:rPr>
+        <w:t xml:space="preserve"> (vászon) HTLM elemet helyez, minden más HTML elem felé, ez által láthatóvá téve az animált effektet mindenhol. </w:t>
       </w:r>
     </w:p>
     <w:p>
@@ -3767,6 +4432,7 @@
           <w:highlight w:val="yellow"/>
         </w:rPr>
       </w:pPr>
+      <w:proofErr w:type="spellStart"/>
       <w:r>
         <w:rPr>
           <w:b/>
@@ -3777,18 +4443,47 @@
         </w:rPr>
         <w:t>ContactUs.jsx</w:t>
       </w:r>
-    </w:p>
-    <w:p>
-      <w:pPr>
-        <w:rPr>
-          <w:highlight w:val="yellow"/>
-        </w:rPr>
-      </w:pPr>
-      <w:r>
-        <w:rPr>
-          <w:highlight w:val="yellow"/>
-        </w:rPr>
-        <w:t>Ez a komponens felelős, az „About Us” oldal megjelenítéséért. A komponens egy statikus, információt közlő oldalrészt jelenít meg. Az elérhetőségekkel, és egyéb kapcsolatfelvételi információkkal kapcsolatos adatokat tartalmazza</w:t>
+      <w:proofErr w:type="spellEnd"/>
+    </w:p>
+    <w:p>
+      <w:pPr>
+        <w:rPr>
+          <w:highlight w:val="yellow"/>
+        </w:rPr>
+      </w:pPr>
+      <w:r>
+        <w:rPr>
+          <w:highlight w:val="yellow"/>
+        </w:rPr>
+        <w:t>Ez a komponens felelős, az „</w:t>
+      </w:r>
+      <w:proofErr w:type="spellStart"/>
+      <w:r>
+        <w:rPr>
+          <w:highlight w:val="yellow"/>
+        </w:rPr>
+        <w:t>About</w:t>
+      </w:r>
+      <w:proofErr w:type="spellEnd"/>
+      <w:r>
+        <w:rPr>
+          <w:highlight w:val="yellow"/>
+        </w:rPr>
+        <w:t xml:space="preserve"> </w:t>
+      </w:r>
+      <w:proofErr w:type="spellStart"/>
+      <w:r>
+        <w:rPr>
+          <w:highlight w:val="yellow"/>
+        </w:rPr>
+        <w:t>Us</w:t>
+      </w:r>
+      <w:proofErr w:type="spellEnd"/>
+      <w:r>
+        <w:rPr>
+          <w:highlight w:val="yellow"/>
+        </w:rPr>
+        <w:t>” oldal megjelenítéséért. A komponens egy statikus, információt közlő oldalrészt jelenít meg. Az elérhetőségekkel, és egyéb kapcsolatfelvételi információkkal kapcsolatos adatokat tartalmazza</w:t>
       </w:r>
       <w:r>
         <w:rPr>
@@ -3807,6 +4502,7 @@
           <w:highlight w:val="yellow"/>
         </w:rPr>
       </w:pPr>
+      <w:proofErr w:type="spellStart"/>
       <w:r>
         <w:rPr>
           <w:b/>
@@ -3817,18 +4513,47 @@
         </w:rPr>
         <w:t>About.jsx</w:t>
       </w:r>
-    </w:p>
-    <w:p>
-      <w:pPr>
-        <w:rPr>
-          <w:highlight w:val="yellow"/>
-        </w:rPr>
-      </w:pPr>
-      <w:r>
-        <w:rPr>
-          <w:highlight w:val="yellow"/>
-        </w:rPr>
-        <w:t xml:space="preserve">Ez a komponens felelős, az „About Us” oldal megjelenítéséért. </w:t>
+      <w:proofErr w:type="spellEnd"/>
+    </w:p>
+    <w:p>
+      <w:pPr>
+        <w:rPr>
+          <w:highlight w:val="yellow"/>
+        </w:rPr>
+      </w:pPr>
+      <w:r>
+        <w:rPr>
+          <w:highlight w:val="yellow"/>
+        </w:rPr>
+        <w:t>Ez a komponens felelős, az „</w:t>
+      </w:r>
+      <w:proofErr w:type="spellStart"/>
+      <w:r>
+        <w:rPr>
+          <w:highlight w:val="yellow"/>
+        </w:rPr>
+        <w:t>About</w:t>
+      </w:r>
+      <w:proofErr w:type="spellEnd"/>
+      <w:r>
+        <w:rPr>
+          <w:highlight w:val="yellow"/>
+        </w:rPr>
+        <w:t xml:space="preserve"> </w:t>
+      </w:r>
+      <w:proofErr w:type="spellStart"/>
+      <w:r>
+        <w:rPr>
+          <w:highlight w:val="yellow"/>
+        </w:rPr>
+        <w:t>Us</w:t>
+      </w:r>
+      <w:proofErr w:type="spellEnd"/>
+      <w:r>
+        <w:rPr>
+          <w:highlight w:val="yellow"/>
+        </w:rPr>
+        <w:t xml:space="preserve">” oldal megjelenítéséért. </w:t>
       </w:r>
       <w:r>
         <w:rPr>
@@ -3859,6 +4584,7 @@
           <w:highlight w:val="yellow"/>
         </w:rPr>
       </w:pPr>
+      <w:proofErr w:type="spellStart"/>
       <w:r>
         <w:rPr>
           <w:b/>
@@ -3869,6 +4595,7 @@
         </w:rPr>
         <w:t>EventView.jsx</w:t>
       </w:r>
+      <w:proofErr w:type="spellEnd"/>
     </w:p>
     <w:p>
       <w:pPr>
@@ -3886,7 +4613,49 @@
         <w:rPr>
           <w:highlight w:val="yellow"/>
         </w:rPr>
-        <w:t>. A szerkesztés és létrehozás műveletekhez, az „EventAdd.jsx” komponenst használja, amelynek az adott művelettel kapcsolatos alapértelmezett adatait egy „property” (tulajdonság) mezőn keresztül adja át. Ez a tulajdonság alapértelmezetten egy üres, adatok nélküli blokk struktúra, amely egy új blokk létrehozása esetében látható. Amennyiben egy már meglévő blokkot szeretnénk szerkeszteni, akkor ez a „property” mező a kitöltendő mezők helyére beilleszti a kiválasztott blokk adatait.</w:t>
+        <w:t>. A szerkesztés és létrehozás műveletekhez, az „</w:t>
+      </w:r>
+      <w:proofErr w:type="spellStart"/>
+      <w:r>
+        <w:rPr>
+          <w:highlight w:val="yellow"/>
+        </w:rPr>
+        <w:t>EventAdd.jsx</w:t>
+      </w:r>
+      <w:proofErr w:type="spellEnd"/>
+      <w:r>
+        <w:rPr>
+          <w:highlight w:val="yellow"/>
+        </w:rPr>
+        <w:t>” komponenst használja, amelynek az adott művelettel kapcsolatos alapértelmezett adatait egy „</w:t>
+      </w:r>
+      <w:proofErr w:type="spellStart"/>
+      <w:r>
+        <w:rPr>
+          <w:highlight w:val="yellow"/>
+        </w:rPr>
+        <w:t>property</w:t>
+      </w:r>
+      <w:proofErr w:type="spellEnd"/>
+      <w:r>
+        <w:rPr>
+          <w:highlight w:val="yellow"/>
+        </w:rPr>
+        <w:t>” (tulajdonság) mezőn keresztül adja át. Ez a tulajdonság alapértelmezetten egy üres, adatok nélküli blokk struktúra, amely egy új blokk létrehozása esetében látható. Amennyiben egy már meglévő blokkot szeretnénk szerkeszteni, akkor ez a „</w:t>
+      </w:r>
+      <w:proofErr w:type="spellStart"/>
+      <w:r>
+        <w:rPr>
+          <w:highlight w:val="yellow"/>
+        </w:rPr>
+        <w:t>property</w:t>
+      </w:r>
+      <w:proofErr w:type="spellEnd"/>
+      <w:r>
+        <w:rPr>
+          <w:highlight w:val="yellow"/>
+        </w:rPr>
+        <w:t>” mező a kitöltendő mezők helyére beilleszti a kiválasztott blokk adatait.</w:t>
       </w:r>
     </w:p>
     <w:p>
@@ -3899,6 +4668,7 @@
           <w:highlight w:val="yellow"/>
         </w:rPr>
       </w:pPr>
+      <w:proofErr w:type="spellStart"/>
       <w:r>
         <w:rPr>
           <w:b/>
@@ -3909,6 +4679,7 @@
         </w:rPr>
         <w:t>EventAdd.jsx</w:t>
       </w:r>
+      <w:proofErr w:type="spellEnd"/>
     </w:p>
     <w:p>
       <w:pPr>
@@ -3956,7 +4727,29 @@
         <w:rPr>
           <w:highlight w:val="yellow"/>
         </w:rPr>
-        <w:t xml:space="preserve">. Ezeken felül a komponens a bemeneti idő mezőt (óó:pp) automatikusan átváltja percekké, amelyeket tárol az adatbázis. Ezek mellett hibakezelést is végez annak érdekében, hogy a blokk ne lehessen </w:t>
+        <w:t>. Ezeken felül a komponens a bemeneti idő mezőt (</w:t>
+      </w:r>
+      <w:proofErr w:type="spellStart"/>
+      <w:r>
+        <w:rPr>
+          <w:highlight w:val="yellow"/>
+        </w:rPr>
+        <w:t>óó</w:t>
+      </w:r>
+      <w:proofErr w:type="gramStart"/>
+      <w:r>
+        <w:rPr>
+          <w:highlight w:val="yellow"/>
+        </w:rPr>
+        <w:t>:pp</w:t>
+      </w:r>
+      <w:proofErr w:type="spellEnd"/>
+      <w:proofErr w:type="gramEnd"/>
+      <w:r>
+        <w:rPr>
+          <w:highlight w:val="yellow"/>
+        </w:rPr>
+        <w:t xml:space="preserve">) automatikusan átváltja percekké, amelyeket tárol az adatbázis. Ezek mellett hibakezelést is végez annak érdekében, hogy a blokk ne lehessen </w:t>
       </w:r>
       <w:r>
         <w:rPr>
@@ -4017,6 +4810,7 @@
           <w:highlight w:val="yellow"/>
         </w:rPr>
       </w:pPr>
+      <w:proofErr w:type="spellStart"/>
       <w:r>
         <w:rPr>
           <w:b/>
@@ -4027,18 +4821,33 @@
         </w:rPr>
         <w:t>Calendar.jsx</w:t>
       </w:r>
-    </w:p>
-    <w:p>
-      <w:pPr>
-        <w:rPr>
-          <w:highlight w:val="yellow"/>
-        </w:rPr>
-      </w:pPr>
-      <w:r>
-        <w:rPr>
-          <w:highlight w:val="yellow"/>
-        </w:rPr>
-        <w:t>Ez a komponens felelős a havi felbontású naptár megjelenítéséhez, és minden vele kapcsolatos számításhoz. Megjeleníti a teljes hónap minden dátumát, az annak megfelelő elnevezésű nap oszlop alatt. Ezekre a mezőkre kattintva nyitható meg az adott naphoz</w:t>
+      <w:proofErr w:type="spellEnd"/>
+    </w:p>
+    <w:p>
+      <w:pPr>
+        <w:rPr>
+          <w:highlight w:val="yellow"/>
+        </w:rPr>
+      </w:pPr>
+      <w:r>
+        <w:rPr>
+          <w:highlight w:val="yellow"/>
+        </w:rPr>
+        <w:t xml:space="preserve">Ez a komponens felelős a havi felbontású naptár megjelenítéséhez, és minden vele kapcsolatos számításhoz. Megjeleníti a teljes hónap minden dátumát, az annak megfelelő elnevezésű nap oszlop alatt. Ezekre a </w:t>
+      </w:r>
+      <w:proofErr w:type="spellStart"/>
+      <w:r>
+        <w:rPr>
+          <w:highlight w:val="yellow"/>
+        </w:rPr>
+        <w:t>mezőkre</w:t>
+      </w:r>
+      <w:proofErr w:type="spellEnd"/>
+      <w:r>
+        <w:rPr>
+          <w:highlight w:val="yellow"/>
+        </w:rPr>
+        <w:t xml:space="preserve"> kattintva nyitható meg az adott naphoz</w:t>
       </w:r>
       <w:r>
         <w:rPr>
@@ -4076,6 +4885,7 @@
           <w:highlight w:val="yellow"/>
         </w:rPr>
       </w:pPr>
+      <w:proofErr w:type="spellStart"/>
       <w:r>
         <w:rPr>
           <w:b/>
@@ -4086,6 +4896,7 @@
         </w:rPr>
         <w:t>CalendarWeekView.jsx</w:t>
       </w:r>
+      <w:proofErr w:type="spellEnd"/>
     </w:p>
     <w:p>
       <w:pPr>
@@ -4103,7 +4914,35 @@
         <w:rPr>
           <w:highlight w:val="yellow"/>
         </w:rPr>
-        <w:t xml:space="preserve"> alatta egy percekre bontott „Grid” segítségével, percre pontosan jeleníti meg az adott naphoz tartozó blokkokat oszlopos formában. Az oszlopokra kattintva az adott nap eseményszerkesztőjét nyithatjuk meg. A reszponzivitás érdekében, a napokat egy görgethető mező tartalmazza. A vizualizálás megkönnyítésének érdekében a görgethető mező bal oldalán, egy órákat felsoroló oszlop található. Ez az oszlop, görgetéstől függetlenül mindig látszik. Ez segít abban is, hogy egy adott oszlop</w:t>
+        <w:t xml:space="preserve"> alatta egy percekre bontott „</w:t>
+      </w:r>
+      <w:proofErr w:type="spellStart"/>
+      <w:r>
+        <w:rPr>
+          <w:highlight w:val="yellow"/>
+        </w:rPr>
+        <w:t>Grid</w:t>
+      </w:r>
+      <w:proofErr w:type="spellEnd"/>
+      <w:r>
+        <w:rPr>
+          <w:highlight w:val="yellow"/>
+        </w:rPr>
+        <w:t xml:space="preserve">” segítségével, percre pontosan jeleníti meg az adott naphoz tartozó blokkokat oszlopos formában. Az oszlopokra kattintva az adott nap eseményszerkesztőjét nyithatjuk meg. A </w:t>
+      </w:r>
+      <w:proofErr w:type="spellStart"/>
+      <w:r>
+        <w:rPr>
+          <w:highlight w:val="yellow"/>
+        </w:rPr>
+        <w:t>reszponzivitás</w:t>
+      </w:r>
+      <w:proofErr w:type="spellEnd"/>
+      <w:r>
+        <w:rPr>
+          <w:highlight w:val="yellow"/>
+        </w:rPr>
+        <w:t xml:space="preserve"> érdekében, a napokat egy görgethető mező tartalmazza. A vizualizálás megkönnyítésének érdekében a görgethető mező bal oldalán, egy órákat felsoroló oszlop található. Ez az oszlop, görgetéstől függetlenül mindig látszik. Ez segít abban is, hogy egy adott oszlop</w:t>
       </w:r>
       <w:r>
         <w:rPr>
@@ -4158,6 +4997,7 @@
           <w:highlight w:val="yellow"/>
         </w:rPr>
       </w:pPr>
+      <w:proofErr w:type="spellStart"/>
       <w:r>
         <w:rPr>
           <w:b/>
@@ -4168,6 +5008,7 @@
         </w:rPr>
         <w:t>CalendarDayView.jsx</w:t>
       </w:r>
+      <w:proofErr w:type="spellEnd"/>
     </w:p>
     <w:p>
       <w:pPr>
@@ -4198,6 +5039,7 @@
           <w:highlight w:val="yellow"/>
         </w:rPr>
       </w:pPr>
+      <w:proofErr w:type="spellStart"/>
       <w:r>
         <w:rPr>
           <w:b/>
@@ -4208,6 +5050,7 @@
         </w:rPr>
         <w:t>CalendarView.jsx</w:t>
       </w:r>
+      <w:proofErr w:type="spellEnd"/>
     </w:p>
     <w:p>
       <w:pPr>
@@ -4243,7 +5086,21 @@
         <w:rPr>
           <w:highlight w:val="yellow"/>
         </w:rPr>
-        <w:t xml:space="preserve"> FetchAPI hívásokat </w:t>
+        <w:t xml:space="preserve"> </w:t>
+      </w:r>
+      <w:proofErr w:type="spellStart"/>
+      <w:r>
+        <w:rPr>
+          <w:highlight w:val="yellow"/>
+        </w:rPr>
+        <w:t>FetchAPI</w:t>
+      </w:r>
+      <w:proofErr w:type="spellEnd"/>
+      <w:r>
+        <w:rPr>
+          <w:highlight w:val="yellow"/>
+        </w:rPr>
+        <w:t xml:space="preserve"> hívásokat </w:t>
       </w:r>
       <w:r>
         <w:rPr>
@@ -4267,13 +5124,83 @@
         <w:rPr>
           <w:highlight w:val="yellow"/>
         </w:rPr>
-        <w:t xml:space="preserve"> Ezekhez a műveletekhez a „selectedSchedule” UseState változó tartja számon, azt a kiválasztott naptárat, amelyen jelenleg a változtatásainkat kívánjuk végezni.</w:t>
-      </w:r>
-      <w:r>
-        <w:rPr>
-          <w:highlight w:val="yellow"/>
-        </w:rPr>
-        <w:t xml:space="preserve"> Az „events” UseState </w:t>
+        <w:t xml:space="preserve"> Ezekhez a műveletekhez a „</w:t>
+      </w:r>
+      <w:proofErr w:type="spellStart"/>
+      <w:r>
+        <w:rPr>
+          <w:highlight w:val="yellow"/>
+        </w:rPr>
+        <w:t>selectedSchedule</w:t>
+      </w:r>
+      <w:proofErr w:type="spellEnd"/>
+      <w:r>
+        <w:rPr>
+          <w:highlight w:val="yellow"/>
+        </w:rPr>
+        <w:t xml:space="preserve">” </w:t>
+      </w:r>
+      <w:proofErr w:type="spellStart"/>
+      <w:r>
+        <w:rPr>
+          <w:highlight w:val="yellow"/>
+        </w:rPr>
+        <w:t>UseState</w:t>
+      </w:r>
+      <w:proofErr w:type="spellEnd"/>
+      <w:r>
+        <w:rPr>
+          <w:highlight w:val="yellow"/>
+        </w:rPr>
+        <w:t xml:space="preserve"> változó tartja számon, azt a kiválasztott </w:t>
+      </w:r>
+      <w:proofErr w:type="spellStart"/>
+      <w:r>
+        <w:rPr>
+          <w:highlight w:val="yellow"/>
+        </w:rPr>
+        <w:t>naptárat</w:t>
+      </w:r>
+      <w:proofErr w:type="spellEnd"/>
+      <w:r>
+        <w:rPr>
+          <w:highlight w:val="yellow"/>
+        </w:rPr>
+        <w:t>, amelyen jelenleg a változtatásainkat kívánjuk végezni.</w:t>
+      </w:r>
+      <w:r>
+        <w:rPr>
+          <w:highlight w:val="yellow"/>
+        </w:rPr>
+        <w:t xml:space="preserve"> Az „</w:t>
+      </w:r>
+      <w:proofErr w:type="spellStart"/>
+      <w:r>
+        <w:rPr>
+          <w:highlight w:val="yellow"/>
+        </w:rPr>
+        <w:t>events</w:t>
+      </w:r>
+      <w:proofErr w:type="spellEnd"/>
+      <w:r>
+        <w:rPr>
+          <w:highlight w:val="yellow"/>
+        </w:rPr>
+        <w:t xml:space="preserve">” </w:t>
+      </w:r>
+      <w:proofErr w:type="spellStart"/>
+      <w:r>
+        <w:rPr>
+          <w:highlight w:val="yellow"/>
+        </w:rPr>
+        <w:t>UseState</w:t>
+      </w:r>
+      <w:proofErr w:type="spellEnd"/>
+      <w:r>
+        <w:rPr>
+          <w:highlight w:val="yellow"/>
+        </w:rPr>
+        <w:t xml:space="preserve"> </w:t>
       </w:r>
       <w:r>
         <w:rPr>
@@ -4285,7 +5212,77 @@
         <w:rPr>
           <w:highlight w:val="yellow"/>
         </w:rPr>
-        <w:t xml:space="preserve"> a jelenleg kiválasztott intervallumon belüli blokkokat, amelyeket minden komponens render után újratölt a „FromDate” és „ToDate” UseState változók segítségével. Ezek a változók tartalmazzák a képernyőn jelenleg látható </w:t>
+        <w:t xml:space="preserve"> a jelenleg kiválasztott intervallumon belüli blokkokat, amelyeket minden komponens </w:t>
+      </w:r>
+      <w:proofErr w:type="spellStart"/>
+      <w:r>
+        <w:rPr>
+          <w:highlight w:val="yellow"/>
+        </w:rPr>
+        <w:t>render</w:t>
+      </w:r>
+      <w:proofErr w:type="spellEnd"/>
+      <w:r>
+        <w:rPr>
+          <w:highlight w:val="yellow"/>
+        </w:rPr>
+        <w:t xml:space="preserve"> után </w:t>
+      </w:r>
+      <w:proofErr w:type="spellStart"/>
+      <w:r>
+        <w:rPr>
+          <w:highlight w:val="yellow"/>
+        </w:rPr>
+        <w:t>újratölt</w:t>
+      </w:r>
+      <w:proofErr w:type="spellEnd"/>
+      <w:r>
+        <w:rPr>
+          <w:highlight w:val="yellow"/>
+        </w:rPr>
+        <w:t xml:space="preserve"> a „</w:t>
+      </w:r>
+      <w:proofErr w:type="spellStart"/>
+      <w:r>
+        <w:rPr>
+          <w:highlight w:val="yellow"/>
+        </w:rPr>
+        <w:t>FromDate</w:t>
+      </w:r>
+      <w:proofErr w:type="spellEnd"/>
+      <w:r>
+        <w:rPr>
+          <w:highlight w:val="yellow"/>
+        </w:rPr>
+        <w:t>” és „</w:t>
+      </w:r>
+      <w:proofErr w:type="spellStart"/>
+      <w:r>
+        <w:rPr>
+          <w:highlight w:val="yellow"/>
+        </w:rPr>
+        <w:t>ToDate</w:t>
+      </w:r>
+      <w:proofErr w:type="spellEnd"/>
+      <w:r>
+        <w:rPr>
+          <w:highlight w:val="yellow"/>
+        </w:rPr>
+        <w:t xml:space="preserve">” </w:t>
+      </w:r>
+      <w:proofErr w:type="spellStart"/>
+      <w:r>
+        <w:rPr>
+          <w:highlight w:val="yellow"/>
+        </w:rPr>
+        <w:t>UseState</w:t>
+      </w:r>
+      <w:proofErr w:type="spellEnd"/>
+      <w:r>
+        <w:rPr>
+          <w:highlight w:val="yellow"/>
+        </w:rPr>
+        <w:t xml:space="preserve"> változók segítségével. Ezek a változók tartalmazzák a képernyőn jelenleg látható </w:t>
       </w:r>
       <w:r>
         <w:rPr>
@@ -4298,7 +5295,21 @@
           <w:highlight w:val="yellow"/>
         </w:rPr>
         <w:lastRenderedPageBreak/>
-        <w:t>azok műveleteinek végrehajtásáért. A komponens egy konténer elem, amely a különböző nézetekhez egységesen tárolja/kezeli az adatokat.</w:t>
+        <w:t xml:space="preserve">azok műveleteinek végrehajtásáért. A komponens egy konténer elem, amely a különböző </w:t>
+      </w:r>
+      <w:proofErr w:type="spellStart"/>
+      <w:r>
+        <w:rPr>
+          <w:highlight w:val="yellow"/>
+        </w:rPr>
+        <w:t>nézetekhez</w:t>
+      </w:r>
+      <w:proofErr w:type="spellEnd"/>
+      <w:r>
+        <w:rPr>
+          <w:highlight w:val="yellow"/>
+        </w:rPr>
+        <w:t xml:space="preserve"> egységesen tárolja/kezeli az adatokat.</w:t>
       </w:r>
     </w:p>
     <w:p>
@@ -4311,6 +5322,7 @@
           <w:highlight w:val="yellow"/>
         </w:rPr>
       </w:pPr>
+      <w:proofErr w:type="spellStart"/>
       <w:r>
         <w:rPr>
           <w:b/>
@@ -4321,18 +5333,33 @@
         </w:rPr>
         <w:t>GroupSelector.jsx</w:t>
       </w:r>
-    </w:p>
-    <w:p>
-      <w:pPr>
-        <w:rPr>
-          <w:highlight w:val="yellow"/>
-        </w:rPr>
-      </w:pPr>
-      <w:r>
-        <w:rPr>
-          <w:highlight w:val="yellow"/>
-        </w:rPr>
-        <w:t>Ez a komponens felelős a felhasználónk csoportjai, és azokkal kapcsolatos információk megjelentéséért. A komponens első fele, különböző általános információkat jelenít meg a felhasználóval kapcsolatban, mint például hány aktív csoporttal rendelkezik vagy, hogy az adott csoportokon belül hány különböző naptár található. A másik felében egy kártyaszerű elrendezésben jeleníti meg a felhasználó csoportjait. Ezek az adott képernyő méretétől függően töltik ki a rendelkezésükre álló teret, és oszlopos formára vált, amennyiben az adott kártyák nem férnének ki. A kártyákon látható a csoport neve, a profilképe, amely a csoport nevének kezdőbetűiből áll össze, és a csoporthoz tartozó különböző műveletek elvégzéséhez kapcsolatos gombok. Ezek a gombok egy sajt felugró ablakot jelenítenek meg. Az „Invite” gomb, egy szimpla párbeszéd ablakot jelenít meg, amely egy E-mail címet kér bemenetként. Ha létezik olyan felhasználó</w:t>
+      <w:proofErr w:type="spellEnd"/>
+    </w:p>
+    <w:p>
+      <w:pPr>
+        <w:rPr>
+          <w:highlight w:val="yellow"/>
+        </w:rPr>
+      </w:pPr>
+      <w:r>
+        <w:rPr>
+          <w:highlight w:val="yellow"/>
+        </w:rPr>
+        <w:t>Ez a komponens felelős a felhasználónk csoportjai, és azokkal kapcsolatos információk megjelentéséért. A komponens első fele, különböző általános információkat jelenít meg a felhasználóval kapcsolatban, mint például hány aktív csoporttal rendelkezik vagy, hogy az adott csoportokon belül hány különböző naptár található. A másik felében egy kártyaszerű elrendezésben jeleníti meg a felhasználó csoportjait. Ezek az adott képernyő méretétől függően töltik ki a rendelkezésükre álló teret, és oszlopos formára vált, amennyiben az adott kártyák nem férnének ki. A kártyákon látható a csoport neve, a profilképe, amely a csoport nevének kezdőbetűiből áll össze, és a csoporthoz tartozó különböző műveletek elvégzéséhez kapcsolatos gombok. Ezek a gombok egy sajt felugró ablakot jelenítenek meg. Az „</w:t>
+      </w:r>
+      <w:proofErr w:type="spellStart"/>
+      <w:r>
+        <w:rPr>
+          <w:highlight w:val="yellow"/>
+        </w:rPr>
+        <w:t>Invite</w:t>
+      </w:r>
+      <w:proofErr w:type="spellEnd"/>
+      <w:r>
+        <w:rPr>
+          <w:highlight w:val="yellow"/>
+        </w:rPr>
+        <w:t>” gomb, egy szimpla párbeszéd ablakot jelenít meg, amely egy E-mail címet kér bemenetként. Ha létezik olyan felhasználó</w:t>
       </w:r>
       <w:r>
         <w:rPr>
@@ -4350,7 +5377,77 @@
         <w:rPr>
           <w:highlight w:val="yellow"/>
         </w:rPr>
-        <w:t xml:space="preserve"> A másik gomb a csoporttal kapcsolatos szerkesztési lehetőségeket tartalmazó felugró ablakot jeleníti meg. Ebben az ablakban elvégezhetjük a csoport meta-adataival kapcsolatos változtatásokat. mint például a leírás, vagy névváltoztatás. A felugró ablak középső szekciójában a csoportban lévő felhasználók jogosultságait állítgathatjuk. Amennyiben a csoport túl sok felhasználóval rendelkezik, a megjelenítéshez, az egyesével történő felsorolás helyett, egy legördülő listává vált át. Maga a jogosultságot beállít mező is egy legördülő lista, amely tartalmazza a jogosultságokat, és egy extra „kick” kirúgási opciót. Az utóbbi az adott felhasználó csoportból való eltávolításáért felelős. Ha magukra a csoportokat tartalmazó kártyákra kattintunk, akkor a „Schedules” komponens újra felhasználhatóságának köszönhetően az adott csoport és naptárainak megjelenítő nézetére válthatunk. Az egyetlen változás a „Schedules” komponenssel kapcsolatban, csak a háttérben zajlik. Itt a saját felhasználónk-hoz kapcsolódó naptárak helyett, a csoport naptárait tölti be és menti el a naptárakat tartalmazó „UseState”-be.</w:t>
+        <w:t xml:space="preserve"> A másik gomb a csoporttal kapcsolatos szerkesztési lehetőségeket tartalmazó felugró ablakot jeleníti meg. Ebben az ablakban elvégezhetjük a csoport </w:t>
+      </w:r>
+      <w:proofErr w:type="spellStart"/>
+      <w:r>
+        <w:rPr>
+          <w:highlight w:val="yellow"/>
+        </w:rPr>
+        <w:t>meta</w:t>
+      </w:r>
+      <w:proofErr w:type="spellEnd"/>
+      <w:r>
+        <w:rPr>
+          <w:highlight w:val="yellow"/>
+        </w:rPr>
+        <w:t>-adataival kapcsolatos változtatásokat. mint például a leírás, vagy névváltoztatás. A felugró ablak középső szekciójában a csoportban lévő felhasználók jogosultságait állítgathatjuk. Amennyiben a csoport túl sok felhasználóval rendelkezik, a megjelenítéshez, az egyesével történő felsorolás helyett, egy legördülő listává vált át. Maga a jogosultságot beállít mező is egy legördülő lista, amely tartalmazza a jogosultságokat, és egy extra „</w:t>
+      </w:r>
+      <w:proofErr w:type="spellStart"/>
+      <w:r>
+        <w:rPr>
+          <w:highlight w:val="yellow"/>
+        </w:rPr>
+        <w:t>kick</w:t>
+      </w:r>
+      <w:proofErr w:type="spellEnd"/>
+      <w:r>
+        <w:rPr>
+          <w:highlight w:val="yellow"/>
+        </w:rPr>
+        <w:t>” kirúgási opciót. Az utóbbi az adott felhasználó csoportból való eltávolításáért felelős. Ha magukra a csoportokat tartalmazó kártyákra kattintunk, akkor a „</w:t>
+      </w:r>
+      <w:proofErr w:type="spellStart"/>
+      <w:r>
+        <w:rPr>
+          <w:highlight w:val="yellow"/>
+        </w:rPr>
+        <w:t>Schedules</w:t>
+      </w:r>
+      <w:proofErr w:type="spellEnd"/>
+      <w:r>
+        <w:rPr>
+          <w:highlight w:val="yellow"/>
+        </w:rPr>
+        <w:t>” komponens újra felhasználhatóságának köszönhetően az adott csoport és naptárainak megjelenítő nézetére válthatunk. Az egyetlen változás a „</w:t>
+      </w:r>
+      <w:proofErr w:type="spellStart"/>
+      <w:r>
+        <w:rPr>
+          <w:highlight w:val="yellow"/>
+        </w:rPr>
+        <w:t>Schedules</w:t>
+      </w:r>
+      <w:proofErr w:type="spellEnd"/>
+      <w:r>
+        <w:rPr>
+          <w:highlight w:val="yellow"/>
+        </w:rPr>
+        <w:t>” komponenssel kapcsolatban, csak a háttérben zajlik. Itt a saját felhasználónk-hoz kapcsolódó naptárak helyett, a csoport naptárait tölti be és menti el a naptárakat tartalmazó „</w:t>
+      </w:r>
+      <w:proofErr w:type="spellStart"/>
+      <w:r>
+        <w:rPr>
+          <w:highlight w:val="yellow"/>
+        </w:rPr>
+        <w:t>UseState</w:t>
+      </w:r>
+      <w:proofErr w:type="spellEnd"/>
+      <w:r>
+        <w:rPr>
+          <w:highlight w:val="yellow"/>
+        </w:rPr>
+        <w:t>”-be.</w:t>
       </w:r>
     </w:p>
     <w:p>
@@ -4363,6 +5460,7 @@
           <w:highlight w:val="yellow"/>
         </w:rPr>
       </w:pPr>
+      <w:proofErr w:type="spellStart"/>
       <w:r>
         <w:rPr>
           <w:b/>
@@ -4373,6 +5471,7 @@
         </w:rPr>
         <w:t>LoginModule.jsx</w:t>
       </w:r>
+      <w:proofErr w:type="spellEnd"/>
     </w:p>
     <w:p>
       <w:pPr>
@@ -4390,14 +5489,178 @@
         <w:rPr>
           <w:highlight w:val="yellow"/>
         </w:rPr>
-        <w:t xml:space="preserve"> beléptetéséért, vagy regisztrációjáért. A komponensen két fő egységet találunk. Ezeket a fejlécben található „Login” és „Registration” szavakra kattintva váltogathatjuk. A „Login” részén a komponensnek, két egyszerű beviteli mező található, amely egy E-mail címet és egy jelszavat kér tőlünk. Ezek megadását követően, a belépés gombra kattintva, egy „fetch()” kérés segítségével, elküldi az adatainkat a backendnek, ahol a jelszavunk ellenőrzését követően, kapunk egy választ. Ez a válasz a </w:t>
-      </w:r>
+        <w:t xml:space="preserve"> beléptetéséért, vagy regisztrációjáért. A komponensen két fő egységet találunk. Ezeket a fejlécben található „Login” és „</w:t>
+      </w:r>
+      <w:proofErr w:type="spellStart"/>
+      <w:r>
+        <w:rPr>
+          <w:highlight w:val="yellow"/>
+        </w:rPr>
+        <w:t>Registration</w:t>
+      </w:r>
+      <w:proofErr w:type="spellEnd"/>
+      <w:r>
+        <w:rPr>
+          <w:highlight w:val="yellow"/>
+        </w:rPr>
+        <w:t xml:space="preserve">” szavakra kattintva váltogathatjuk. A „Login” részén a komponensnek, két egyszerű beviteli mező található, amely egy E-mail címet és egy </w:t>
+      </w:r>
+      <w:proofErr w:type="spellStart"/>
+      <w:r>
+        <w:rPr>
+          <w:highlight w:val="yellow"/>
+        </w:rPr>
+        <w:t>jelszavat</w:t>
+      </w:r>
+      <w:proofErr w:type="spellEnd"/>
+      <w:r>
+        <w:rPr>
+          <w:highlight w:val="yellow"/>
+        </w:rPr>
+        <w:t xml:space="preserve"> kér tőlünk. Ezek megadását követően, a belépés gombra kattintva, egy „</w:t>
+      </w:r>
+      <w:proofErr w:type="spellStart"/>
+      <w:proofErr w:type="gramStart"/>
+      <w:r>
+        <w:rPr>
+          <w:highlight w:val="yellow"/>
+        </w:rPr>
+        <w:t>fetch</w:t>
+      </w:r>
+      <w:proofErr w:type="spellEnd"/>
+      <w:r>
+        <w:rPr>
+          <w:highlight w:val="yellow"/>
+        </w:rPr>
+        <w:t>(</w:t>
+      </w:r>
+      <w:proofErr w:type="gramEnd"/>
+      <w:r>
+        <w:rPr>
+          <w:highlight w:val="yellow"/>
+        </w:rPr>
+        <w:t xml:space="preserve">)” kérés segítségével, elküldi az adatainkat a backendnek, ahol a </w:t>
+      </w:r>
+      <w:proofErr w:type="spellStart"/>
+      <w:r>
+        <w:rPr>
+          <w:highlight w:val="yellow"/>
+        </w:rPr>
+        <w:t>jelszavunk</w:t>
+      </w:r>
+      <w:proofErr w:type="spellEnd"/>
+      <w:r>
+        <w:rPr>
+          <w:highlight w:val="yellow"/>
+        </w:rPr>
+        <w:t xml:space="preserve"> ellenőrzését követően, kapunk egy választ. Ez a válasz a </w:t>
+      </w:r>
+      <w:proofErr w:type="spellStart"/>
       <w:r>
         <w:rPr>
           <w:highlight w:val="yellow"/>
         </w:rPr>
         <w:lastRenderedPageBreak/>
-        <w:t>token, amellyel a további kéréseket végezhetjük majd, ha sikeres, vagy egy egyszerű szöveges üzenet, amely tájékoztat a fellépő hibával kapcsolatban ha sikertelen. A komponens másik fő részén, a „Registration”-on a még felhasználói fiókkal nem rendelkező felhasználók tudnak regisztrálni. Az itt lévő mezők kitöltése után, a komponens egy validációt futtat le, amely ellenőrzi, hogy megfelelő formátumú-e az email cím, hogy nem tartalmaz a név számokat, el fogadta-e a felhasználó a felhasználói feltételeket, és hogy elég erős jelszavat adott-e meg. Amennyiben ezek mindegyike megfelelő, létrehoz egy felhasználói fiókot az alapértelmezett adatokkal, egy „fetch()” hívás segítségével, majd azt követően egyből be is lépteti a felhasznált a fiókjába. Amennyiben viszont valamely mező értéke érvénytelen, akkor a komponens a bemeneti mezők alján, egy hibaüzenet formájában közli a felhasználóval, hogy a kitöltött értékek, mely feltételeknek nem felelnek meg.</w:t>
+        <w:t>token</w:t>
+      </w:r>
+      <w:proofErr w:type="spellEnd"/>
+      <w:r>
+        <w:rPr>
+          <w:highlight w:val="yellow"/>
+        </w:rPr>
+        <w:t xml:space="preserve">, amellyel a további kéréseket végezhetjük majd, ha sikeres, vagy egy egyszerű szöveges üzenet, amely tájékoztat a fellépő hibával </w:t>
+      </w:r>
+      <w:proofErr w:type="gramStart"/>
+      <w:r>
+        <w:rPr>
+          <w:highlight w:val="yellow"/>
+        </w:rPr>
+        <w:t>kapcsolatban</w:t>
+      </w:r>
+      <w:proofErr w:type="gramEnd"/>
+      <w:r>
+        <w:rPr>
+          <w:highlight w:val="yellow"/>
+        </w:rPr>
+        <w:t xml:space="preserve"> ha sikertelen. A komponens másik fő részén, a „</w:t>
+      </w:r>
+      <w:proofErr w:type="spellStart"/>
+      <w:r>
+        <w:rPr>
+          <w:highlight w:val="yellow"/>
+        </w:rPr>
+        <w:t>Registration</w:t>
+      </w:r>
+      <w:proofErr w:type="spellEnd"/>
+      <w:r>
+        <w:rPr>
+          <w:highlight w:val="yellow"/>
+        </w:rPr>
+        <w:t>”-</w:t>
+      </w:r>
+      <w:proofErr w:type="spellStart"/>
+      <w:r>
+        <w:rPr>
+          <w:highlight w:val="yellow"/>
+        </w:rPr>
+        <w:t>on</w:t>
+      </w:r>
+      <w:proofErr w:type="spellEnd"/>
+      <w:r>
+        <w:rPr>
+          <w:highlight w:val="yellow"/>
+        </w:rPr>
+        <w:t xml:space="preserve"> a még felhasználói fiókkal nem rendelkező felhasználók tudnak regisztrálni. Az itt lévő mezők kitöltése után, a komponens egy </w:t>
+      </w:r>
+      <w:proofErr w:type="spellStart"/>
+      <w:r>
+        <w:rPr>
+          <w:highlight w:val="yellow"/>
+        </w:rPr>
+        <w:t>validációt</w:t>
+      </w:r>
+      <w:proofErr w:type="spellEnd"/>
+      <w:r>
+        <w:rPr>
+          <w:highlight w:val="yellow"/>
+        </w:rPr>
+        <w:t xml:space="preserve"> futtat le, amely ellenőrzi, hogy megfelelő formátumú-e az email cím, hogy nem tartalmaz a név számokat, el fogadta-e a felhasználó a felhasználói feltételeket, és hogy elég erős </w:t>
+      </w:r>
+      <w:proofErr w:type="spellStart"/>
+      <w:r>
+        <w:rPr>
+          <w:highlight w:val="yellow"/>
+        </w:rPr>
+        <w:t>jelszavat</w:t>
+      </w:r>
+      <w:proofErr w:type="spellEnd"/>
+      <w:r>
+        <w:rPr>
+          <w:highlight w:val="yellow"/>
+        </w:rPr>
+        <w:t xml:space="preserve"> adott-e meg. Amennyiben ezek mindegyike megfelelő, létrehoz egy felhasználói fiókot az alapértelmezett adatokkal, egy „</w:t>
+      </w:r>
+      <w:proofErr w:type="spellStart"/>
+      <w:proofErr w:type="gramStart"/>
+      <w:r>
+        <w:rPr>
+          <w:highlight w:val="yellow"/>
+        </w:rPr>
+        <w:t>fetch</w:t>
+      </w:r>
+      <w:proofErr w:type="spellEnd"/>
+      <w:r>
+        <w:rPr>
+          <w:highlight w:val="yellow"/>
+        </w:rPr>
+        <w:t>(</w:t>
+      </w:r>
+      <w:proofErr w:type="gramEnd"/>
+      <w:r>
+        <w:rPr>
+          <w:highlight w:val="yellow"/>
+        </w:rPr>
+        <w:t>)” hívás segítségével, majd azt követően egyből be is lépteti a felhasznált a fiókjába. Amennyiben viszont valamely mező értéke érvénytelen, akkor a komponens a bemeneti mezők alján, egy hibaüzenet formájában közli a felhasználóval, hogy a kitöltött értékek, mely feltételeknek nem felelnek meg.</w:t>
       </w:r>
     </w:p>
     <w:p>
@@ -4410,6 +5673,7 @@
           <w:highlight w:val="yellow"/>
         </w:rPr>
       </w:pPr>
+      <w:proofErr w:type="spellStart"/>
       <w:r>
         <w:rPr>
           <w:b/>
@@ -4420,18 +5684,61 @@
         </w:rPr>
         <w:t>NavModule.jsx</w:t>
       </w:r>
-    </w:p>
-    <w:p>
-      <w:pPr>
-        <w:rPr>
-          <w:highlight w:val="yellow"/>
-        </w:rPr>
-      </w:pPr>
-      <w:r>
-        <w:rPr>
-          <w:highlight w:val="yellow"/>
-        </w:rPr>
-        <w:t>Ez a komponens felelős, a navigációs mező tartalmának, és hivatkozásainak megjelenítéséért, és kinézetéért. Ez a komponens minden oldalon jelen van, kivéve a bejelentkezett felhasználó főoldalán, ahol a hivatozások már menüpontok formájában is elérhetőek. Ezen ok miatt, a navigációs menü megjelenítése, felesleges redundancia lenne. A navigációs menü egy fontos „property” tulajdonsággal rendelkezik, amely segít eldönteni, hogy a két kinézeti verzió közül, melyik kerüljön megjelenítésre. Ez a mező egy igaz/hamis értéket tárol, az alapján, hogy jelenleg egy bejelentkezett felhasználó felületét jeleníti-e meg. Amennyiben a mező értéke igaz, akkor a bővített, már az egyes funkciókat takaró menüpontokat is megjeleníti a hivatkozások listájában.</w:t>
+      <w:proofErr w:type="spellEnd"/>
+    </w:p>
+    <w:p>
+      <w:pPr>
+        <w:rPr>
+          <w:highlight w:val="yellow"/>
+        </w:rPr>
+      </w:pPr>
+      <w:r>
+        <w:rPr>
+          <w:highlight w:val="yellow"/>
+        </w:rPr>
+        <w:t xml:space="preserve">Ez a komponens felelős, a navigációs mező tartalmának, és hivatkozásainak megjelenítéséért, és kinézetéért. Ez a komponens minden oldalon jelen van, kivéve a bejelentkezett felhasználó </w:t>
+      </w:r>
+      <w:proofErr w:type="spellStart"/>
+      <w:r>
+        <w:rPr>
+          <w:highlight w:val="yellow"/>
+        </w:rPr>
+        <w:t>főoldalán</w:t>
+      </w:r>
+      <w:proofErr w:type="spellEnd"/>
+      <w:r>
+        <w:rPr>
+          <w:highlight w:val="yellow"/>
+        </w:rPr>
+        <w:t xml:space="preserve">, ahol a </w:t>
+      </w:r>
+      <w:proofErr w:type="spellStart"/>
+      <w:r>
+        <w:rPr>
+          <w:highlight w:val="yellow"/>
+        </w:rPr>
+        <w:t>hivatozások</w:t>
+      </w:r>
+      <w:proofErr w:type="spellEnd"/>
+      <w:r>
+        <w:rPr>
+          <w:highlight w:val="yellow"/>
+        </w:rPr>
+        <w:t xml:space="preserve"> már menüpontok formájában is elérhetőek. Ezen ok miatt, a navigációs menü megjelenítése, felesleges redundancia lenne. A navigációs menü egy fontos „</w:t>
+      </w:r>
+      <w:proofErr w:type="spellStart"/>
+      <w:r>
+        <w:rPr>
+          <w:highlight w:val="yellow"/>
+        </w:rPr>
+        <w:t>property</w:t>
+      </w:r>
+      <w:proofErr w:type="spellEnd"/>
+      <w:r>
+        <w:rPr>
+          <w:highlight w:val="yellow"/>
+        </w:rPr>
+        <w:t>” tulajdonsággal rendelkezik, amely segít eldönteni, hogy a két kinézeti verzió közül, melyik kerüljön megjelenítésre. Ez a mező egy igaz/hamis értéket tárol, az alapján, hogy jelenleg egy bejelentkezett felhasználó felületét jeleníti-e meg. Amennyiben a mező értéke igaz, akkor a bővített, már az egyes funkciókat takaró menüpontokat is megjeleníti a hivatkozások listájában.</w:t>
       </w:r>
       <w:r>
         <w:rPr>
@@ -4456,6 +5763,7 @@
           <w:highlight w:val="yellow"/>
         </w:rPr>
       </w:pPr>
+      <w:proofErr w:type="spellStart"/>
       <w:r>
         <w:rPr>
           <w:b/>
@@ -4466,18 +5774,47 @@
         </w:rPr>
         <w:t>ColorsAndFonts.jsx</w:t>
       </w:r>
-    </w:p>
-    <w:p>
-      <w:pPr>
-        <w:rPr>
-          <w:highlight w:val="yellow"/>
-        </w:rPr>
-      </w:pPr>
-      <w:r>
-        <w:rPr>
-          <w:highlight w:val="yellow"/>
-        </w:rPr>
-        <w:t>Ez a komponens egy rejtett hivatkozáshoz tartozik. Ezzel a komponenssel végeztünk különböző tesztelési és kinézeti beállításokat, az oldal fejlesztése folyamán. Az oldalt a „/dev” Url segítségével tudjuk elérni. A végleges leadott projektben a különböző felülíró funkciók nélkül, már csak a sablonokat és színeket tartalmazva van jelen.</w:t>
+      <w:proofErr w:type="spellEnd"/>
+    </w:p>
+    <w:p>
+      <w:pPr>
+        <w:rPr>
+          <w:highlight w:val="yellow"/>
+        </w:rPr>
+      </w:pPr>
+      <w:r>
+        <w:rPr>
+          <w:highlight w:val="yellow"/>
+        </w:rPr>
+        <w:t>Ez a komponens egy rejtett hivatkozáshoz tartozik. Ezzel a komponenssel végeztünk különböző tesztelési és kinézeti beállításokat, az oldal fejlesztése folyamán. Az oldalt a „/</w:t>
+      </w:r>
+      <w:proofErr w:type="spellStart"/>
+      <w:r>
+        <w:rPr>
+          <w:highlight w:val="yellow"/>
+        </w:rPr>
+        <w:t>dev</w:t>
+      </w:r>
+      <w:proofErr w:type="spellEnd"/>
+      <w:r>
+        <w:rPr>
+          <w:highlight w:val="yellow"/>
+        </w:rPr>
+        <w:t xml:space="preserve">” </w:t>
+      </w:r>
+      <w:proofErr w:type="spellStart"/>
+      <w:r>
+        <w:rPr>
+          <w:highlight w:val="yellow"/>
+        </w:rPr>
+        <w:t>Url</w:t>
+      </w:r>
+      <w:proofErr w:type="spellEnd"/>
+      <w:r>
+        <w:rPr>
+          <w:highlight w:val="yellow"/>
+        </w:rPr>
+        <w:t xml:space="preserve"> segítségével tudjuk elérni. A végleges leadott projektben a különböző felülíró funkciók nélkül, már csak a sablonokat és színeket tartalmazva van jelen.</w:t>
       </w:r>
     </w:p>
     <w:p>
@@ -4490,6 +5827,7 @@
           <w:highlight w:val="yellow"/>
         </w:rPr>
       </w:pPr>
+      <w:proofErr w:type="spellStart"/>
       <w:r>
         <w:rPr>
           <w:b/>
@@ -4500,6 +5838,7 @@
         </w:rPr>
         <w:t>NotificationComponent.jsx</w:t>
       </w:r>
+      <w:proofErr w:type="spellEnd"/>
     </w:p>
     <w:p>
       <w:pPr>
@@ -4524,7 +5863,21 @@
           <w:highlight w:val="yellow"/>
         </w:rPr>
         <w:lastRenderedPageBreak/>
-        <w:t xml:space="preserve">amely különböző általános információkat jelenít meg, az értesítéseinkről. Ezek közé tartozik például, hogy hány egymást fedő blokkal rendelkezünk vagy, hogy hány még nem elfogadott meghívója van a felhasználónknak. A másik két blokk, a képernyő méretétől függően két oszlopban, vagy amennyiben nem férne ki, egymás alatt jelenik meg. Az első oszlop a meghívóinkkal kapcsolatos információt tartalmazza. Itt láthatjuk, a jelenleg még függőben lévő meghívóinkat, amelyeket elfogadhatunk, vagy visszautasíthatunk. Mindkét esetben, a választásunk azonnal </w:t>
+        <w:t xml:space="preserve">amely különböző általános információkat jelenít meg, az értesítéseinkről. Ezek közé tartozik például, hogy hány egymást fedő blokkal rendelkezünk vagy, hogy hány még nem elfogadott meghívója van a </w:t>
+      </w:r>
+      <w:proofErr w:type="spellStart"/>
+      <w:r>
+        <w:rPr>
+          <w:highlight w:val="yellow"/>
+        </w:rPr>
+        <w:t>felhasználónknak</w:t>
+      </w:r>
+      <w:proofErr w:type="spellEnd"/>
+      <w:r>
+        <w:rPr>
+          <w:highlight w:val="yellow"/>
+        </w:rPr>
+        <w:t xml:space="preserve">. A másik két blokk, a képernyő méretétől függően két oszlopban, vagy amennyiben nem férne ki, egymás alatt jelenik meg. Az első oszlop a meghívóinkkal kapcsolatos információt tartalmazza. Itt láthatjuk, a jelenleg még függőben lévő meghívóinkat, amelyeket elfogadhatunk, vagy visszautasíthatunk. Mindkét esetben, a választásunk azonnal </w:t>
       </w:r>
       <w:r>
         <w:rPr>
@@ -4536,14 +5889,51 @@
         <w:rPr>
           <w:highlight w:val="yellow"/>
         </w:rPr>
-        <w:t>, egy „fetch()” hívás segítségével, a backend-</w:t>
-      </w:r>
-      <w:r>
-        <w:rPr>
-          <w:highlight w:val="yellow"/>
-        </w:rPr>
-        <w:t xml:space="preserve">en. A másik oszlop, a konfliktálódó blokkokat és azok információit jeleníti meg. Itt az adott blokkokat, amelyek fedik egymást dátum alapján csoportosítva látjuk, a blokk pontos idejével és nevével együtt. Ezen kívül, a blokkokat reprezentáló egységeken található egy gomb, amellyel a felhasználónk eldöntheti, hogy ignorálni kívánja-e az adott blokkra vonatkozó értesítéseket, </w:t>
-      </w:r>
+        <w:t>, egy „</w:t>
+      </w:r>
+      <w:proofErr w:type="spellStart"/>
+      <w:proofErr w:type="gramStart"/>
+      <w:r>
+        <w:rPr>
+          <w:highlight w:val="yellow"/>
+        </w:rPr>
+        <w:t>fetch</w:t>
+      </w:r>
+      <w:proofErr w:type="spellEnd"/>
+      <w:r>
+        <w:rPr>
+          <w:highlight w:val="yellow"/>
+        </w:rPr>
+        <w:t>(</w:t>
+      </w:r>
+      <w:proofErr w:type="gramEnd"/>
+      <w:r>
+        <w:rPr>
+          <w:highlight w:val="yellow"/>
+        </w:rPr>
+        <w:t>)” hívás segítségével, a backend-</w:t>
+      </w:r>
+      <w:r>
+        <w:rPr>
+          <w:highlight w:val="yellow"/>
+        </w:rPr>
+        <w:t xml:space="preserve">en. A másik oszlop, a </w:t>
+      </w:r>
+      <w:proofErr w:type="spellStart"/>
+      <w:r>
+        <w:rPr>
+          <w:highlight w:val="yellow"/>
+        </w:rPr>
+        <w:t>konfliktálódó</w:t>
+      </w:r>
+      <w:proofErr w:type="spellEnd"/>
+      <w:r>
+        <w:rPr>
+          <w:highlight w:val="yellow"/>
+        </w:rPr>
+        <w:t xml:space="preserve"> blokkokat és azok információit jeleníti meg. Itt az adott blokkokat, amelyek fedik egymást dátum alapján csoportosítva látjuk, a blokk pontos idejével és nevével együtt. Ezen kívül, a blokkokat reprezentáló egységeken található egy gomb, amellyel a felhasználónk eldöntheti, hogy ignorálni kívánja-e az adott blokkra vonatkozó értesítéseket, </w:t>
+      </w:r>
+      <w:proofErr w:type="spellStart"/>
       <w:r>
         <w:rPr>
           <w:highlight w:val="yellow"/>
@@ -4554,7 +5944,36 @@
         <w:rPr>
           <w:highlight w:val="yellow"/>
         </w:rPr>
-        <w:t>vagy sem. Ez szintén egy „fetch()” hívás segítségével lesz elmentve a backend-re. Minden egyes személy saját maga döntheti el, hogy ignorál-e egy blokkot vagy sem, ezzel lehetővé téve, hogy a csoportban mindenki számára külön beállítással rendelkezzen ugyan azon blokk.</w:t>
+        <w:t>vagy</w:t>
+      </w:r>
+      <w:proofErr w:type="spellEnd"/>
+      <w:r>
+        <w:rPr>
+          <w:highlight w:val="yellow"/>
+        </w:rPr>
+        <w:t xml:space="preserve"> sem. Ez szintén egy „</w:t>
+      </w:r>
+      <w:proofErr w:type="spellStart"/>
+      <w:proofErr w:type="gramStart"/>
+      <w:r>
+        <w:rPr>
+          <w:highlight w:val="yellow"/>
+        </w:rPr>
+        <w:t>fetch</w:t>
+      </w:r>
+      <w:proofErr w:type="spellEnd"/>
+      <w:r>
+        <w:rPr>
+          <w:highlight w:val="yellow"/>
+        </w:rPr>
+        <w:t>(</w:t>
+      </w:r>
+      <w:proofErr w:type="gramEnd"/>
+      <w:r>
+        <w:rPr>
+          <w:highlight w:val="yellow"/>
+        </w:rPr>
+        <w:t>)” hívás segítségével lesz elmentve a backend-re. Minden egyes személy saját maga döntheti el, hogy ignorál-e egy blokkot vagy sem, ezzel lehetővé téve, hogy a csoportban mindenki számára külön beállítással rendelkezzen ugyan azon blokk.</w:t>
       </w:r>
     </w:p>
     <w:p>
@@ -4567,6 +5986,7 @@
           <w:highlight w:val="yellow"/>
         </w:rPr>
       </w:pPr>
+      <w:proofErr w:type="spellStart"/>
       <w:r>
         <w:rPr>
           <w:b/>
@@ -4577,30 +5997,85 @@
         </w:rPr>
         <w:t>ProfileDescriptionModule.jsx</w:t>
       </w:r>
-    </w:p>
-    <w:p>
-      <w:pPr>
-        <w:rPr>
-          <w:highlight w:val="yellow"/>
-        </w:rPr>
-      </w:pPr>
-      <w:r>
-        <w:rPr>
-          <w:highlight w:val="yellow"/>
-        </w:rPr>
-        <w:t>Ez a koponens felelős a felhasználói profilunk részletes megjelenítéséért.</w:t>
-      </w:r>
-      <w:r>
-        <w:rPr>
-          <w:highlight w:val="yellow"/>
-        </w:rPr>
-        <w:t>sssss</w:t>
-      </w:r>
-      <w:r>
-        <w:rPr>
-          <w:highlight w:val="yellow"/>
-        </w:rPr>
-        <w:t>s</w:t>
+      <w:proofErr w:type="spellEnd"/>
+    </w:p>
+    <w:p>
+      <w:pPr>
+        <w:rPr>
+          <w:highlight w:val="yellow"/>
+        </w:rPr>
+      </w:pPr>
+      <w:r>
+        <w:rPr>
+          <w:highlight w:val="yellow"/>
+        </w:rPr>
+        <w:t>Ez a ko</w:t>
+      </w:r>
+      <w:r>
+        <w:rPr>
+          <w:highlight w:val="yellow"/>
+        </w:rPr>
+        <w:t>m</w:t>
+      </w:r>
+      <w:r>
+        <w:rPr>
+          <w:highlight w:val="yellow"/>
+        </w:rPr>
+        <w:t>ponens felelős a felhasználói profilunk részletes megjelenítéséért.</w:t>
+      </w:r>
+      <w:r>
+        <w:rPr>
+          <w:highlight w:val="yellow"/>
+        </w:rPr>
+        <w:t xml:space="preserve"> Itt a profilunk adatait, és egyéb statisztikai információkat tudunk megtekinteni. A felső sorban, a nevünk, a profilképünk, a jelenleg aktív csoportjainknak száma, és a megosztott naptáraink száma található. A további részek, a képernyő méretétől függően, több vagy egy oszlopban jelennek meg. Az első oszlop tartalmazza a felhasználói profilunk leírását. A második oszlop, pedig a csoportjainkkal kapcsolatos publikus információkat jeleníti meg. Itt megtekinthetjük az aktív csoportjainkat, azok nevét, és az adott csoportokhoz tartozó jogosultságainkat. Ezeken kívül, minden információs blokk jobb felső sarka tartalmaz egy „ugrás </w:t>
+      </w:r>
+      <w:proofErr w:type="gramStart"/>
+      <w:r>
+        <w:rPr>
+          <w:highlight w:val="yellow"/>
+        </w:rPr>
+        <w:t>a …</w:t>
+      </w:r>
+      <w:proofErr w:type="gramEnd"/>
+      <w:r>
+        <w:rPr>
+          <w:highlight w:val="yellow"/>
+        </w:rPr>
+        <w:t>-</w:t>
+      </w:r>
+      <w:proofErr w:type="spellStart"/>
+      <w:r>
+        <w:rPr>
+          <w:highlight w:val="yellow"/>
+        </w:rPr>
+        <w:t>ra</w:t>
+      </w:r>
+      <w:proofErr w:type="spellEnd"/>
+      <w:r>
+        <w:rPr>
+          <w:highlight w:val="yellow"/>
+        </w:rPr>
+        <w:t>” gombot, amely az adott szekcióh</w:t>
+      </w:r>
+      <w:r>
+        <w:rPr>
+          <w:highlight w:val="yellow"/>
+        </w:rPr>
+        <w:t xml:space="preserve">oz tartozó </w:t>
+      </w:r>
+      <w:proofErr w:type="spellStart"/>
+      <w:r>
+        <w:rPr>
+          <w:highlight w:val="yellow"/>
+        </w:rPr>
+        <w:t>aloldalra</w:t>
+      </w:r>
+      <w:proofErr w:type="spellEnd"/>
+      <w:r>
+        <w:rPr>
+          <w:highlight w:val="yellow"/>
+        </w:rPr>
+        <w:t xml:space="preserve"> irányít át minket. Ehhez a komponenshez, a későbbiekben tervezzük tovább fejleszteni, és újra felhasználni, a felhasználók közti böngészés funkcióra.</w:t>
       </w:r>
     </w:p>
     <w:p>
@@ -4613,6 +6088,7 @@
           <w:highlight w:val="yellow"/>
         </w:rPr>
       </w:pPr>
+      <w:proofErr w:type="spellStart"/>
       <w:r>
         <w:rPr>
           <w:b/>
@@ -4623,26 +6099,27 @@
         </w:rPr>
         <w:t>ProfileModule.jsx</w:t>
       </w:r>
-    </w:p>
-    <w:p>
-      <w:pPr>
-        <w:spacing w:after="160"/>
-        <w:jc w:val="left"/>
-        <w:rPr>
-          <w:b/>
-          <w:bCs/>
-          <w:color w:val="EE0000"/>
-          <w:highlight w:val="yellow"/>
-        </w:rPr>
-      </w:pPr>
-      <w:r>
-        <w:rPr>
-          <w:b/>
-          <w:bCs/>
-          <w:color w:val="EE0000"/>
-          <w:highlight w:val="yellow"/>
-        </w:rPr>
-        <w:t>(Rövid leírás)</w:t>
+      <w:bookmarkStart w:id="20" w:name="_GoBack"/>
+      <w:bookmarkEnd w:id="20"/>
+      <w:proofErr w:type="spellEnd"/>
+    </w:p>
+    <w:p>
+      <w:pPr>
+        <w:rPr>
+          <w:highlight w:val="yellow"/>
+        </w:rPr>
+      </w:pPr>
+      <w:r>
+        <w:rPr>
+          <w:highlight w:val="yellow"/>
+        </w:rPr>
+        <w:t xml:space="preserve">Ez a fő oldal, amely a bejelentkezést követően várja a felhasználót. Itt található egy rövidített, a profilunkat leíró szekció, amelynél a profilképre kattintva, a felhasználót részletező nézetre válthatunk. Ezek mellet, ennek a mezőnek a jobb szélén, </w:t>
+      </w:r>
+      <w:r>
+        <w:rPr>
+          <w:highlight w:val="yellow"/>
+        </w:rPr>
+        <w:t>ha a felhasználó rendelkezik aktív értesítésekkel, akkor azt egy felkiáltójel jelzi. Erre a felkiáltó jelre kattintva, az értesítéseinket megjelenítő nézetre tudunk át ugrani. Az alsó részén az oldalnak, egy gomb panel található</w:t>
       </w:r>
     </w:p>
     <w:p>
@@ -4655,6 +6132,7 @@
           <w:highlight w:val="yellow"/>
         </w:rPr>
       </w:pPr>
+      <w:proofErr w:type="spellStart"/>
       <w:r>
         <w:rPr>
           <w:b/>
@@ -4663,13 +6141,14 @@
           <w:iCs/>
           <w:highlight w:val="yellow"/>
         </w:rPr>
+        <w:lastRenderedPageBreak/>
         <w:t>SettingsModule.jsx</w:t>
       </w:r>
+      <w:proofErr w:type="spellEnd"/>
     </w:p>
     <w:p>
       <w:pPr>
         <w:spacing w:after="160"/>
-        <w:jc w:val="left"/>
         <w:rPr>
           <w:b/>
           <w:bCs/>
@@ -4697,6 +6176,7 @@
           <w:highlight w:val="yellow"/>
         </w:rPr>
       </w:pPr>
+      <w:proofErr w:type="spellStart"/>
       <w:r>
         <w:rPr>
           <w:b/>
@@ -4717,11 +6197,11 @@
         </w:rPr>
         <w:t>.jsx</w:t>
       </w:r>
+      <w:proofErr w:type="spellEnd"/>
     </w:p>
     <w:p>
       <w:pPr>
         <w:spacing w:after="160"/>
-        <w:jc w:val="left"/>
         <w:rPr>
           <w:b/>
           <w:bCs/>
@@ -4743,22 +6223,41 @@
       <w:pPr>
         <w:pStyle w:val="Cmsor3"/>
         <w:spacing w:line="360" w:lineRule="auto"/>
+        <w:jc w:val="both"/>
         <w:rPr>
           <w:i w:val="0"/>
           <w:iCs/>
           <w:highlight w:val="yellow"/>
         </w:rPr>
       </w:pPr>
-      <w:bookmarkStart w:id="20" w:name="_Toc227670947"/>
+      <w:bookmarkStart w:id="21" w:name="_Toc227670947"/>
       <w:r>
         <w:rPr>
           <w:i w:val="0"/>
           <w:iCs/>
           <w:highlight w:val="yellow"/>
         </w:rPr>
-        <w:t>A komponenseket segítő szkript fájlok:</w:t>
-      </w:r>
-      <w:bookmarkEnd w:id="20"/>
+        <w:t xml:space="preserve">A komponenseket segítő </w:t>
+      </w:r>
+      <w:proofErr w:type="spellStart"/>
+      <w:r>
+        <w:rPr>
+          <w:i w:val="0"/>
+          <w:iCs/>
+          <w:highlight w:val="yellow"/>
+        </w:rPr>
+        <w:t>szkript</w:t>
+      </w:r>
+      <w:proofErr w:type="spellEnd"/>
+      <w:r>
+        <w:rPr>
+          <w:i w:val="0"/>
+          <w:iCs/>
+          <w:highlight w:val="yellow"/>
+        </w:rPr>
+        <w:t xml:space="preserve"> fájlok:</w:t>
+      </w:r>
+      <w:bookmarkEnd w:id="21"/>
     </w:p>
     <w:p>
       <w:pPr>
@@ -4770,6 +6269,7 @@
           <w:highlight w:val="yellow"/>
         </w:rPr>
       </w:pPr>
+      <w:proofErr w:type="gramStart"/>
       <w:r>
         <w:rPr>
           <w:b/>
@@ -4780,11 +6280,11 @@
         </w:rPr>
         <w:t>call-api.js</w:t>
       </w:r>
+      <w:proofErr w:type="gramEnd"/>
     </w:p>
     <w:p>
       <w:pPr>
         <w:spacing w:after="160"/>
-        <w:jc w:val="left"/>
         <w:rPr>
           <w:b/>
           <w:bCs/>
@@ -4826,7 +6326,6 @@
     <w:p>
       <w:pPr>
         <w:spacing w:after="160"/>
-        <w:jc w:val="left"/>
         <w:rPr>
           <w:b/>
           <w:bCs/>
@@ -4888,7 +6387,6 @@
     <w:p>
       <w:pPr>
         <w:spacing w:after="160"/>
-        <w:jc w:val="left"/>
         <w:rPr>
           <w:b/>
           <w:bCs/>
@@ -4910,24 +6408,23 @@
       <w:pPr>
         <w:pStyle w:val="Cmsor2"/>
         <w:spacing w:line="360" w:lineRule="auto"/>
-        <w:rPr>
-          <w:highlight w:val="yellow"/>
-        </w:rPr>
-      </w:pPr>
-      <w:bookmarkStart w:id="21" w:name="_Toc227670948"/>
-      <w:r>
-        <w:rPr>
-          <w:highlight w:val="yellow"/>
-        </w:rPr>
-        <w:lastRenderedPageBreak/>
+        <w:jc w:val="both"/>
+        <w:rPr>
+          <w:highlight w:val="yellow"/>
+        </w:rPr>
+      </w:pPr>
+      <w:bookmarkStart w:id="22" w:name="_Toc227670948"/>
+      <w:r>
+        <w:rPr>
+          <w:highlight w:val="yellow"/>
+        </w:rPr>
         <w:t>Backend:</w:t>
       </w:r>
-      <w:bookmarkEnd w:id="21"/>
+      <w:bookmarkEnd w:id="22"/>
     </w:p>
     <w:p>
       <w:pPr>
         <w:spacing w:after="160"/>
-        <w:jc w:val="left"/>
         <w:rPr>
           <w:b/>
           <w:bCs/>
@@ -4949,22 +6446,41 @@
       <w:pPr>
         <w:pStyle w:val="Cmsor3"/>
         <w:spacing w:line="360" w:lineRule="auto"/>
+        <w:jc w:val="both"/>
         <w:rPr>
           <w:i w:val="0"/>
           <w:iCs/>
           <w:highlight w:val="yellow"/>
         </w:rPr>
       </w:pPr>
-      <w:bookmarkStart w:id="22" w:name="_Toc227670949"/>
+      <w:bookmarkStart w:id="23" w:name="_Toc227670949"/>
       <w:r>
         <w:rPr>
           <w:i w:val="0"/>
           <w:iCs/>
           <w:highlight w:val="yellow"/>
         </w:rPr>
-        <w:t>Végpontok és rövid leírásaiki:</w:t>
-      </w:r>
-      <w:bookmarkEnd w:id="22"/>
+        <w:t xml:space="preserve">Végpontok és rövid </w:t>
+      </w:r>
+      <w:proofErr w:type="spellStart"/>
+      <w:r>
+        <w:rPr>
+          <w:i w:val="0"/>
+          <w:iCs/>
+          <w:highlight w:val="yellow"/>
+        </w:rPr>
+        <w:t>leírásaiki</w:t>
+      </w:r>
+      <w:proofErr w:type="spellEnd"/>
+      <w:r>
+        <w:rPr>
+          <w:i w:val="0"/>
+          <w:iCs/>
+          <w:highlight w:val="yellow"/>
+        </w:rPr>
+        <w:t>:</w:t>
+      </w:r>
+      <w:bookmarkEnd w:id="23"/>
     </w:p>
     <w:p>
       <w:pPr>
@@ -4977,6 +6493,7 @@
           <w:highlight w:val="yellow"/>
         </w:rPr>
       </w:pPr>
+      <w:proofErr w:type="spellStart"/>
       <w:r>
         <w:rPr>
           <w:b/>
@@ -4988,11 +6505,11 @@
         </w:rPr>
         <w:t>AdvancedInfoController</w:t>
       </w:r>
+      <w:proofErr w:type="spellEnd"/>
     </w:p>
     <w:p>
       <w:pPr>
         <w:spacing w:after="160"/>
-        <w:jc w:val="left"/>
         <w:rPr>
           <w:b/>
           <w:bCs/>
@@ -5021,6 +6538,7 @@
           <w:highlight w:val="yellow"/>
         </w:rPr>
       </w:pPr>
+      <w:proofErr w:type="spellStart"/>
       <w:r>
         <w:rPr>
           <w:b/>
@@ -5032,11 +6550,11 @@
         </w:rPr>
         <w:t>LoginController</w:t>
       </w:r>
+      <w:proofErr w:type="spellEnd"/>
     </w:p>
     <w:p>
       <w:pPr>
         <w:spacing w:after="160"/>
-        <w:jc w:val="left"/>
         <w:rPr>
           <w:b/>
           <w:bCs/>
@@ -5065,6 +6583,7 @@
           <w:highlight w:val="yellow"/>
         </w:rPr>
       </w:pPr>
+      <w:proofErr w:type="spellStart"/>
       <w:r>
         <w:rPr>
           <w:b/>
@@ -5076,11 +6595,11 @@
         </w:rPr>
         <w:t>UsersController</w:t>
       </w:r>
+      <w:proofErr w:type="spellEnd"/>
     </w:p>
     <w:p>
       <w:pPr>
         <w:spacing w:after="160"/>
-        <w:jc w:val="left"/>
         <w:rPr>
           <w:b/>
           <w:bCs/>
@@ -5102,13 +6621,14 @@
       <w:pPr>
         <w:pStyle w:val="Cmsor3"/>
         <w:spacing w:line="360" w:lineRule="auto"/>
+        <w:jc w:val="both"/>
         <w:rPr>
           <w:i w:val="0"/>
           <w:iCs/>
           <w:highlight w:val="yellow"/>
         </w:rPr>
       </w:pPr>
-      <w:bookmarkStart w:id="23" w:name="_Toc227670950"/>
+      <w:bookmarkStart w:id="24" w:name="_Toc227670950"/>
       <w:r>
         <w:rPr>
           <w:i w:val="0"/>
@@ -5117,7 +6637,7 @@
         </w:rPr>
         <w:t>Segédosztályok:</w:t>
       </w:r>
-      <w:bookmarkEnd w:id="23"/>
+      <w:bookmarkEnd w:id="24"/>
     </w:p>
     <w:p>
       <w:pPr>
@@ -5130,6 +6650,7 @@
           <w:highlight w:val="yellow"/>
         </w:rPr>
       </w:pPr>
+      <w:proofErr w:type="spellStart"/>
       <w:r>
         <w:rPr>
           <w:b/>
@@ -5141,11 +6662,11 @@
         </w:rPr>
         <w:t>TokenManager</w:t>
       </w:r>
+      <w:proofErr w:type="spellEnd"/>
     </w:p>
     <w:p>
       <w:pPr>
         <w:spacing w:after="160"/>
-        <w:jc w:val="left"/>
         <w:rPr>
           <w:b/>
           <w:bCs/>
@@ -5174,6 +6695,7 @@
           <w:highlight w:val="yellow"/>
         </w:rPr>
       </w:pPr>
+      <w:proofErr w:type="spellStart"/>
       <w:r>
         <w:rPr>
           <w:b/>
@@ -5185,11 +6707,11 @@
         </w:rPr>
         <w:t>PasswordHandler</w:t>
       </w:r>
+      <w:proofErr w:type="spellEnd"/>
     </w:p>
     <w:p>
       <w:pPr>
         <w:spacing w:after="160"/>
-        <w:jc w:val="left"/>
         <w:rPr>
           <w:b/>
           <w:bCs/>
@@ -5223,14 +6745,14 @@
           <w:highlight w:val="yellow"/>
         </w:rPr>
       </w:pPr>
-      <w:bookmarkStart w:id="24" w:name="_Toc227670951"/>
+      <w:bookmarkStart w:id="25" w:name="_Toc227670951"/>
       <w:r>
         <w:rPr>
           <w:highlight w:val="yellow"/>
         </w:rPr>
         <w:t>Működésének műszaki feltételei</w:t>
       </w:r>
-      <w:bookmarkEnd w:id="24"/>
+      <w:bookmarkEnd w:id="25"/>
     </w:p>
     <w:p>
       <w:pPr>
@@ -5260,7 +6782,22 @@
         <w:rPr>
           <w:highlight w:val="yellow"/>
         </w:rPr>
-        <w:t>XAMPP Control Panel</w:t>
+        <w:lastRenderedPageBreak/>
+        <w:t xml:space="preserve">XAMPP </w:t>
+      </w:r>
+      <w:proofErr w:type="spellStart"/>
+      <w:r>
+        <w:rPr>
+          <w:highlight w:val="yellow"/>
+        </w:rPr>
+        <w:t>Control</w:t>
+      </w:r>
+      <w:proofErr w:type="spellEnd"/>
+      <w:r>
+        <w:rPr>
+          <w:highlight w:val="yellow"/>
+        </w:rPr>
+        <w:t xml:space="preserve"> Panel</w:t>
       </w:r>
     </w:p>
     <w:p>
@@ -5278,7 +6815,21 @@
         <w:rPr>
           <w:highlight w:val="yellow"/>
         </w:rPr>
-        <w:t>Visual Studio 2022</w:t>
+        <w:t xml:space="preserve">Visual </w:t>
+      </w:r>
+      <w:proofErr w:type="spellStart"/>
+      <w:r>
+        <w:rPr>
+          <w:highlight w:val="yellow"/>
+        </w:rPr>
+        <w:t>Studio</w:t>
+      </w:r>
+      <w:proofErr w:type="spellEnd"/>
+      <w:r>
+        <w:rPr>
+          <w:highlight w:val="yellow"/>
+        </w:rPr>
+        <w:t xml:space="preserve"> 2022</w:t>
       </w:r>
     </w:p>
     <w:p>
@@ -5292,11 +6843,19 @@
           <w:highlight w:val="yellow"/>
         </w:rPr>
       </w:pPr>
-      <w:r>
-        <w:rPr>
-          <w:highlight w:val="yellow"/>
-        </w:rPr>
-        <w:t>NodeJs v</w:t>
+      <w:proofErr w:type="spellStart"/>
+      <w:r>
+        <w:rPr>
+          <w:highlight w:val="yellow"/>
+        </w:rPr>
+        <w:t>NodeJs</w:t>
+      </w:r>
+      <w:proofErr w:type="spellEnd"/>
+      <w:r>
+        <w:rPr>
+          <w:highlight w:val="yellow"/>
+        </w:rPr>
+        <w:t xml:space="preserve"> v</w:t>
       </w:r>
       <w:r>
         <w:rPr>
@@ -5315,7 +6874,21 @@
         <w:rPr>
           <w:highlight w:val="yellow"/>
         </w:rPr>
-        <w:t>Műszaki és rendszerkövetelmények(minimum):</w:t>
+        <w:t xml:space="preserve">Műszaki és </w:t>
+      </w:r>
+      <w:proofErr w:type="gramStart"/>
+      <w:r>
+        <w:rPr>
+          <w:highlight w:val="yellow"/>
+        </w:rPr>
+        <w:t>rendszerkövetelmények(</w:t>
+      </w:r>
+      <w:proofErr w:type="gramEnd"/>
+      <w:r>
+        <w:rPr>
+          <w:highlight w:val="yellow"/>
+        </w:rPr>
+        <w:t>minimum):</w:t>
       </w:r>
     </w:p>
     <w:p>
@@ -5333,7 +6906,21 @@
         <w:rPr>
           <w:highlight w:val="yellow"/>
         </w:rPr>
-        <w:t>Processzor: Intel Core i</w:t>
+        <w:t xml:space="preserve">Processzor: Intel </w:t>
+      </w:r>
+      <w:proofErr w:type="spellStart"/>
+      <w:r>
+        <w:rPr>
+          <w:highlight w:val="yellow"/>
+        </w:rPr>
+        <w:t>Core</w:t>
+      </w:r>
+      <w:proofErr w:type="spellEnd"/>
+      <w:r>
+        <w:rPr>
+          <w:highlight w:val="yellow"/>
+        </w:rPr>
+        <w:t xml:space="preserve"> i</w:t>
       </w:r>
       <w:r>
         <w:rPr>
@@ -5408,7 +6995,7 @@
           <w:highlight w:val="yellow"/>
         </w:rPr>
       </w:pPr>
-      <w:bookmarkStart w:id="25" w:name="_Toc227670952"/>
+      <w:bookmarkStart w:id="26" w:name="_Toc227670952"/>
       <w:r>
         <w:rPr>
           <w:highlight w:val="yellow"/>
@@ -5421,7 +7008,7 @@
         </w:rPr>
         <w:t>a</w:t>
       </w:r>
-      <w:bookmarkEnd w:id="25"/>
+      <w:bookmarkEnd w:id="26"/>
     </w:p>
     <w:p>
       <w:pPr>
@@ -5487,7 +7074,21 @@
         <w:rPr>
           <w:highlight w:val="yellow"/>
         </w:rPr>
-        <w:t>. Itt a szoftver szlogenje, és logója látható, valamint a karusszel, mely a szoftver egyes funkcióiról tartalmaz képeket. Ezeken felül, a további részeken olvashatunk kicsit többet magáról a szoftver által nyújtott funkciókról, és rólunk. Az oldal legalján, a láblécen, olvasható, a GYIK és a felhaszálói feltételek.</w:t>
+        <w:t xml:space="preserve">. Itt a szoftver szlogenje, és logója látható, valamint a karusszel, mely a szoftver egyes funkcióiról tartalmaz képeket. Ezeken felül, a további részeken olvashatunk kicsit többet magáról a szoftver által nyújtott funkciókról, és rólunk. Az oldal legalján, a láblécen, olvasható, a GYIK és a </w:t>
+      </w:r>
+      <w:proofErr w:type="spellStart"/>
+      <w:r>
+        <w:rPr>
+          <w:highlight w:val="yellow"/>
+        </w:rPr>
+        <w:t>felhaszálói</w:t>
+      </w:r>
+      <w:proofErr w:type="spellEnd"/>
+      <w:r>
+        <w:rPr>
+          <w:highlight w:val="yellow"/>
+        </w:rPr>
+        <w:t xml:space="preserve"> feltételek.</w:t>
       </w:r>
     </w:p>
     <w:p>
@@ -5501,12 +7102,28 @@
           <w:highlight w:val="yellow"/>
         </w:rPr>
       </w:pPr>
-      <w:r>
-        <w:rPr>
-          <w:highlight w:val="yellow"/>
-        </w:rPr>
-        <w:t>About Us</w:t>
-      </w:r>
+      <w:proofErr w:type="spellStart"/>
+      <w:r>
+        <w:rPr>
+          <w:highlight w:val="yellow"/>
+        </w:rPr>
+        <w:t>About</w:t>
+      </w:r>
+      <w:proofErr w:type="spellEnd"/>
+      <w:r>
+        <w:rPr>
+          <w:highlight w:val="yellow"/>
+        </w:rPr>
+        <w:t xml:space="preserve"> </w:t>
+      </w:r>
+      <w:proofErr w:type="spellStart"/>
+      <w:r>
+        <w:rPr>
+          <w:highlight w:val="yellow"/>
+        </w:rPr>
+        <w:t>Us</w:t>
+      </w:r>
+      <w:proofErr w:type="spellEnd"/>
       <w:r>
         <w:rPr>
           <w:highlight w:val="yellow"/>
@@ -5525,11 +7142,33 @@
           <w:highlight w:val="yellow"/>
         </w:rPr>
       </w:pPr>
-      <w:r>
-        <w:rPr>
-          <w:highlight w:val="yellow"/>
-        </w:rPr>
-        <w:t>Contact Us:</w:t>
+      <w:proofErr w:type="spellStart"/>
+      <w:r>
+        <w:rPr>
+          <w:highlight w:val="yellow"/>
+        </w:rPr>
+        <w:t>Contact</w:t>
+      </w:r>
+      <w:proofErr w:type="spellEnd"/>
+      <w:r>
+        <w:rPr>
+          <w:highlight w:val="yellow"/>
+        </w:rPr>
+        <w:t xml:space="preserve"> </w:t>
+      </w:r>
+      <w:proofErr w:type="spellStart"/>
+      <w:r>
+        <w:rPr>
+          <w:highlight w:val="yellow"/>
+        </w:rPr>
+        <w:t>Us</w:t>
+      </w:r>
+      <w:proofErr w:type="spellEnd"/>
+      <w:r>
+        <w:rPr>
+          <w:highlight w:val="yellow"/>
+        </w:rPr>
+        <w:t>:</w:t>
       </w:r>
       <w:r>
         <w:rPr>
@@ -5596,13 +7235,69 @@
         <w:rPr>
           <w:highlight w:val="yellow"/>
         </w:rPr>
-        <w:t xml:space="preserve">A „Get Started”, vagy a navigációs menün belül, az alap felhasználó nélküli ikonra kattintva átléptet minket a weboldal, a bejelentkezési fülre. Itt ha már rendelkezünk felhasználói fiókkal, akkor a „Login” alatt regisztráció helyett, beléphetünk abba. Amennyiben nincs fiókunk, a regisztráció alatti űrlap kitöltésével, létrehozhatunk egy alap felhasználói fiókot, mellyel hozzáférünk a szoftver által nyújtott funkciókhoz. A későbbiekben </w:t>
-      </w:r>
-      <w:r>
-        <w:rPr>
-          <w:highlight w:val="yellow"/>
-        </w:rPr>
-        <w:t>az alapbeállítások részén, a Settings-en belül tudunk változtatni.</w:t>
+        <w:t>A „</w:t>
+      </w:r>
+      <w:proofErr w:type="spellStart"/>
+      <w:r>
+        <w:rPr>
+          <w:highlight w:val="yellow"/>
+        </w:rPr>
+        <w:t>Get</w:t>
+      </w:r>
+      <w:proofErr w:type="spellEnd"/>
+      <w:r>
+        <w:rPr>
+          <w:highlight w:val="yellow"/>
+        </w:rPr>
+        <w:t xml:space="preserve"> </w:t>
+      </w:r>
+      <w:proofErr w:type="spellStart"/>
+      <w:r>
+        <w:rPr>
+          <w:highlight w:val="yellow"/>
+        </w:rPr>
+        <w:t>Started</w:t>
+      </w:r>
+      <w:proofErr w:type="spellEnd"/>
+      <w:r>
+        <w:rPr>
+          <w:highlight w:val="yellow"/>
+        </w:rPr>
+        <w:t xml:space="preserve">”, vagy a navigációs menün belül, az alap felhasználó nélküli ikonra kattintva átléptet minket a weboldal, a bejelentkezési fülre. </w:t>
+      </w:r>
+      <w:proofErr w:type="gramStart"/>
+      <w:r>
+        <w:rPr>
+          <w:highlight w:val="yellow"/>
+        </w:rPr>
+        <w:t>Itt</w:t>
+      </w:r>
+      <w:proofErr w:type="gramEnd"/>
+      <w:r>
+        <w:rPr>
+          <w:highlight w:val="yellow"/>
+        </w:rPr>
+        <w:t xml:space="preserve"> ha már rendelkezünk felhasználói fiókkal, akkor a „Login” alatt regisztráció helyett, beléphetünk abba. Amennyiben nincs fiókunk, a regisztráció alatti űrlap kitöltésével, létrehozhatunk egy alap felhasználói fiókot, mellyel hozzáférünk a szoftver által nyújtott funkciókhoz. A későbbiekben </w:t>
+      </w:r>
+      <w:r>
+        <w:rPr>
+          <w:highlight w:val="yellow"/>
+        </w:rPr>
+        <w:t xml:space="preserve">az alapbeállítások részén, a </w:t>
+      </w:r>
+      <w:proofErr w:type="spellStart"/>
+      <w:r>
+        <w:rPr>
+          <w:highlight w:val="yellow"/>
+        </w:rPr>
+        <w:t>Settings</w:t>
+      </w:r>
+      <w:proofErr w:type="spellEnd"/>
+      <w:r>
+        <w:rPr>
+          <w:highlight w:val="yellow"/>
+        </w:rPr>
+        <w:t>-en belül tudunk változtatni.</w:t>
       </w:r>
       <w:r>
         <w:rPr>
@@ -5651,7 +7346,35 @@
         <w:rPr>
           <w:highlight w:val="yellow"/>
         </w:rPr>
-        <w:t>etőségünk van, az adott csoport adatain, és a felhasználók jogosultságain módosításokat végezni, ezek mellett, ha megfelelő jogosultsággal rendelkezünk, még meghívót is küldhetünk más felhasználóknak. A kártyára kattintva megjelenik a Schedules komponens, csak a saját naptáraink helyett, a csoporhoz tartozókat látjuk. Az itt lévő funkciók működése azonos, a saját naptárainkat tartozó nézetéhet, de módosításokat csak akkor tudunk végezni, ha a csoportban megfelelő jogosultsággal rendelkezünk.</w:t>
+        <w:t xml:space="preserve">etőségünk van, az adott csoport adatain, és a felhasználók jogosultságain módosításokat végezni, ezek mellett, ha megfelelő jogosultsággal rendelkezünk, még meghívót is küldhetünk más felhasználóknak. A kártyára kattintva megjelenik a </w:t>
+      </w:r>
+      <w:proofErr w:type="spellStart"/>
+      <w:r>
+        <w:rPr>
+          <w:highlight w:val="yellow"/>
+        </w:rPr>
+        <w:t>Schedules</w:t>
+      </w:r>
+      <w:proofErr w:type="spellEnd"/>
+      <w:r>
+        <w:rPr>
+          <w:highlight w:val="yellow"/>
+        </w:rPr>
+        <w:t xml:space="preserve"> komponens, csak a saját naptáraink helyett, a </w:t>
+      </w:r>
+      <w:proofErr w:type="spellStart"/>
+      <w:r>
+        <w:rPr>
+          <w:highlight w:val="yellow"/>
+        </w:rPr>
+        <w:t>csoporhoz</w:t>
+      </w:r>
+      <w:proofErr w:type="spellEnd"/>
+      <w:r>
+        <w:rPr>
+          <w:highlight w:val="yellow"/>
+        </w:rPr>
+        <w:t xml:space="preserve"> tartozókat látjuk. Az itt lévő funkciók működése azonos, a saját naptárainkat tartozó nézetéhet, de módosításokat csak akkor tudunk végezni, ha a csoportban megfelelő jogosultsággal rendelkezünk.</w:t>
       </w:r>
     </w:p>
     <w:p>
@@ -5669,13 +7392,41 @@
           <w:highlight w:val="yellow"/>
         </w:rPr>
       </w:pPr>
+      <w:proofErr w:type="spellStart"/>
       <w:r>
         <w:rPr>
           <w:i/>
           <w:iCs/>
           <w:highlight w:val="yellow"/>
         </w:rPr>
-        <w:t>Profile Modlue:</w:t>
+        <w:t>Profile</w:t>
+      </w:r>
+      <w:proofErr w:type="spellEnd"/>
+      <w:r>
+        <w:rPr>
+          <w:i/>
+          <w:iCs/>
+          <w:highlight w:val="yellow"/>
+        </w:rPr>
+        <w:t xml:space="preserve"> </w:t>
+      </w:r>
+      <w:proofErr w:type="spellStart"/>
+      <w:r>
+        <w:rPr>
+          <w:i/>
+          <w:iCs/>
+          <w:highlight w:val="yellow"/>
+        </w:rPr>
+        <w:t>Modlue</w:t>
+      </w:r>
+      <w:proofErr w:type="spellEnd"/>
+      <w:r>
+        <w:rPr>
+          <w:i/>
+          <w:iCs/>
+          <w:highlight w:val="yellow"/>
+        </w:rPr>
+        <w:t>:</w:t>
       </w:r>
     </w:p>
     <w:p>
@@ -5689,7 +7440,35 @@
           <w:highlight w:val="yellow"/>
         </w:rPr>
         <w:lastRenderedPageBreak/>
-        <w:t>A belépést követően, ez az oldal vár minket. Ez a bejelentkezett felhasználók főoldala. Itt tud a felhasználó átlépni a különböző funkciókat biztosító aloldalakra. Elérhető menüpontok közé tartozik:</w:t>
+        <w:t xml:space="preserve">A belépést követően, ez az oldal vár minket. Ez a bejelentkezett felhasználók </w:t>
+      </w:r>
+      <w:proofErr w:type="spellStart"/>
+      <w:r>
+        <w:rPr>
+          <w:highlight w:val="yellow"/>
+        </w:rPr>
+        <w:t>főoldala</w:t>
+      </w:r>
+      <w:proofErr w:type="spellEnd"/>
+      <w:r>
+        <w:rPr>
+          <w:highlight w:val="yellow"/>
+        </w:rPr>
+        <w:t xml:space="preserve">. Itt tud a felhasználó átlépni a különböző funkciókat biztosító </w:t>
+      </w:r>
+      <w:proofErr w:type="spellStart"/>
+      <w:r>
+        <w:rPr>
+          <w:highlight w:val="yellow"/>
+        </w:rPr>
+        <w:t>aloldalakra</w:t>
+      </w:r>
+      <w:proofErr w:type="spellEnd"/>
+      <w:r>
+        <w:rPr>
+          <w:highlight w:val="yellow"/>
+        </w:rPr>
+        <w:t>. Elérhető menüpontok közé tartozik:</w:t>
       </w:r>
     </w:p>
     <w:p>
@@ -5734,11 +7513,19 @@
           <w:highlight w:val="yellow"/>
         </w:rPr>
       </w:pPr>
-      <w:r>
-        <w:rPr>
-          <w:highlight w:val="yellow"/>
-        </w:rPr>
-        <w:t>Groups:</w:t>
+      <w:proofErr w:type="spellStart"/>
+      <w:r>
+        <w:rPr>
+          <w:highlight w:val="yellow"/>
+        </w:rPr>
+        <w:t>Groups</w:t>
+      </w:r>
+      <w:proofErr w:type="spellEnd"/>
+      <w:r>
+        <w:rPr>
+          <w:highlight w:val="yellow"/>
+        </w:rPr>
+        <w:t>:</w:t>
       </w:r>
       <w:r>
         <w:rPr>
@@ -5759,11 +7546,19 @@
           <w:highlight w:val="yellow"/>
         </w:rPr>
       </w:pPr>
-      <w:r>
-        <w:rPr>
-          <w:highlight w:val="yellow"/>
-        </w:rPr>
-        <w:t>Settings:</w:t>
+      <w:proofErr w:type="spellStart"/>
+      <w:r>
+        <w:rPr>
+          <w:highlight w:val="yellow"/>
+        </w:rPr>
+        <w:t>Settings</w:t>
+      </w:r>
+      <w:proofErr w:type="spellEnd"/>
+      <w:r>
+        <w:rPr>
+          <w:highlight w:val="yellow"/>
+        </w:rPr>
+        <w:t>:</w:t>
       </w:r>
       <w:r>
         <w:rPr>
@@ -5784,11 +7579,19 @@
           <w:highlight w:val="yellow"/>
         </w:rPr>
       </w:pPr>
-      <w:r>
-        <w:rPr>
-          <w:highlight w:val="yellow"/>
-        </w:rPr>
-        <w:t>Notifications:</w:t>
+      <w:proofErr w:type="spellStart"/>
+      <w:r>
+        <w:rPr>
+          <w:highlight w:val="yellow"/>
+        </w:rPr>
+        <w:t>Notifications</w:t>
+      </w:r>
+      <w:proofErr w:type="spellEnd"/>
+      <w:r>
+        <w:rPr>
+          <w:highlight w:val="yellow"/>
+        </w:rPr>
+        <w:t>:</w:t>
       </w:r>
       <w:r>
         <w:rPr>
@@ -5870,7 +7673,35 @@
         <w:rPr>
           <w:highlight w:val="yellow"/>
         </w:rPr>
-        <w:t>Miután a felhasználó a Settings-en belül eldöntötte hogy melyik nézetet szeretné látni akkor ezen menüpont alatt megtudja nézni a naptárjait, melyekben t</w:t>
+        <w:t xml:space="preserve">Miután a felhasználó a </w:t>
+      </w:r>
+      <w:proofErr w:type="spellStart"/>
+      <w:r>
+        <w:rPr>
+          <w:highlight w:val="yellow"/>
+        </w:rPr>
+        <w:t>Settings</w:t>
+      </w:r>
+      <w:proofErr w:type="spellEnd"/>
+      <w:r>
+        <w:rPr>
+          <w:highlight w:val="yellow"/>
+        </w:rPr>
+        <w:t xml:space="preserve">-en belül eldöntötte hogy melyik nézetet szeretné látni akkor </w:t>
+      </w:r>
+      <w:proofErr w:type="gramStart"/>
+      <w:r>
+        <w:rPr>
+          <w:highlight w:val="yellow"/>
+        </w:rPr>
+        <w:t>ezen</w:t>
+      </w:r>
+      <w:proofErr w:type="gramEnd"/>
+      <w:r>
+        <w:rPr>
+          <w:highlight w:val="yellow"/>
+        </w:rPr>
+        <w:t xml:space="preserve"> menüpont alatt megtudja nézni a naptárjait, melyekben t</w:t>
       </w:r>
       <w:r>
         <w:rPr>
@@ -5912,7 +7743,21 @@
         <w:rPr>
           <w:highlight w:val="yellow"/>
         </w:rPr>
-        <w:t xml:space="preserve"> Nézettől függően percenkénti, vagy napi lebontásban jeleníti meg a blokkokat. A heti/napi nézetben a blokkok pontos kezdési, és befejezési idejét látjuk, oszloposan, míg a havi nézetben, az adott napokat, és az azon napokon történő eseményeket látjuk. A havi nézetben amennyiben egy napon több mint 3 esemény van, akkor az első hármat jeleníti meg, és jelzi azt is, hogy vannak olyan események, amelyeket csak az adott napra kattintva tud megjeleníteni.</w:t>
+        <w:t xml:space="preserve"> Nézettől függően </w:t>
+      </w:r>
+      <w:proofErr w:type="spellStart"/>
+      <w:r>
+        <w:rPr>
+          <w:highlight w:val="yellow"/>
+        </w:rPr>
+        <w:t>percenkénti</w:t>
+      </w:r>
+      <w:proofErr w:type="spellEnd"/>
+      <w:r>
+        <w:rPr>
+          <w:highlight w:val="yellow"/>
+        </w:rPr>
+        <w:t>, vagy napi lebontásban jeleníti meg a blokkokat. A heti/napi nézetben a blokkok pontos kezdési, és befejezési idejét látjuk, oszloposan, míg a havi nézetben, az adott napokat, és az azon napokon történő eseményeket látjuk. A havi nézetben amennyiben egy napon több mint 3 esemény van, akkor az első hármat jeleníti meg, és jelzi azt is, hogy vannak olyan események, amelyeket csak az adott napra kattintva tud megjeleníteni.</w:t>
       </w:r>
     </w:p>
     <w:p>
@@ -5930,140 +7775,274 @@
           <w:highlight w:val="yellow"/>
         </w:rPr>
       </w:pPr>
+      <w:proofErr w:type="spellStart"/>
       <w:r>
         <w:rPr>
           <w:i/>
           <w:iCs/>
           <w:highlight w:val="yellow"/>
         </w:rPr>
-        <w:t>Settings:</w:t>
-      </w:r>
-    </w:p>
-    <w:p>
-      <w:pPr>
-        <w:rPr>
-          <w:highlight w:val="yellow"/>
-        </w:rPr>
-      </w:pPr>
-      <w:r>
-        <w:rPr>
-          <w:highlight w:val="yellow"/>
-        </w:rPr>
-        <w:t>A Settings menüpont alatt a felhasználó, a különböző felhasználói, és kinézeti beállításaihoz tud hozzáférni</w:t>
-      </w:r>
-      <w:r>
-        <w:rPr>
-          <w:highlight w:val="yellow"/>
-        </w:rPr>
-        <w:t>, melyeket beállíthat</w:t>
-      </w:r>
-      <w:r>
-        <w:rPr>
-          <w:highlight w:val="yellow"/>
-        </w:rPr>
-        <w:t>.</w:t>
-      </w:r>
-      <w:r>
-        <w:rPr>
-          <w:highlight w:val="yellow"/>
-        </w:rPr>
-        <w:t xml:space="preserve"> A beállítást követően, ha elmenti változtatásait, akkor ezt hozzáköti a felhasználójához, lehetővé téve ezzel, hogy ha új eszközön jelentkezik be, a beállításai ott is megmaradjanak.</w:t>
-      </w:r>
-      <w:r>
-        <w:rPr>
-          <w:highlight w:val="yellow"/>
-        </w:rPr>
-        <w:t xml:space="preserve"> A felhasználóval kapcsolatban történő beállítások közé tartozik a felhasználónév, a megjelenített név, és a jelszóváltoztatás. Ezek mellett különböző stílusbeállítások is módosíthatóak. Beállítható az oldal témája (dark/light), a navigációs menü megjelenítésének módja és a legfontosabb, </w:t>
-      </w:r>
-      <w:r>
-        <w:rPr>
-          <w:highlight w:val="yellow"/>
-        </w:rPr>
-        <w:t>a naptárak elrendezése is. Az utóbbi beállítás lehetőséget ad napi/heti/havi kinézet beállítására. Az utolsó funkció, melyet tartalmaz az oldal, a felhasználói fiók, és hozzá tartozó minden adat törlése.</w:t>
-      </w:r>
-    </w:p>
-    <w:p>
-      <w:pPr>
-        <w:rPr>
-          <w:highlight w:val="yellow"/>
-        </w:rPr>
-      </w:pPr>
-    </w:p>
-    <w:p>
-      <w:pPr>
+        <w:t>Settings</w:t>
+      </w:r>
+      <w:proofErr w:type="spellEnd"/>
+      <w:r>
         <w:rPr>
           <w:i/>
           <w:iCs/>
           <w:highlight w:val="yellow"/>
         </w:rPr>
-      </w:pPr>
-      <w:r>
+        <w:t>:</w:t>
+      </w:r>
+    </w:p>
+    <w:p>
+      <w:pPr>
+        <w:rPr>
+          <w:highlight w:val="yellow"/>
+        </w:rPr>
+      </w:pPr>
+      <w:r>
+        <w:rPr>
+          <w:highlight w:val="yellow"/>
+        </w:rPr>
+        <w:t xml:space="preserve">A </w:t>
+      </w:r>
+      <w:proofErr w:type="spellStart"/>
+      <w:r>
+        <w:rPr>
+          <w:highlight w:val="yellow"/>
+        </w:rPr>
+        <w:t>Settings</w:t>
+      </w:r>
+      <w:proofErr w:type="spellEnd"/>
+      <w:r>
+        <w:rPr>
+          <w:highlight w:val="yellow"/>
+        </w:rPr>
+        <w:t xml:space="preserve"> menüpont alatt a felhasználó, a különböző felhasználói, és kinézeti beállításaihoz tud hozzáférni</w:t>
+      </w:r>
+      <w:r>
+        <w:rPr>
+          <w:highlight w:val="yellow"/>
+        </w:rPr>
+        <w:t>, melyeket beállíthat</w:t>
+      </w:r>
+      <w:r>
+        <w:rPr>
+          <w:highlight w:val="yellow"/>
+        </w:rPr>
+        <w:t>.</w:t>
+      </w:r>
+      <w:r>
+        <w:rPr>
+          <w:highlight w:val="yellow"/>
+        </w:rPr>
+        <w:t xml:space="preserve"> A beállítást követően, ha elmenti változtatásait, akkor ezt hozzáköti a felhasználójához, lehetővé téve ezzel, hogy ha új eszközön jelentkezik be, a beállításai ott is megmaradjanak.</w:t>
+      </w:r>
+      <w:r>
+        <w:rPr>
+          <w:highlight w:val="yellow"/>
+        </w:rPr>
+        <w:t xml:space="preserve"> A felhasználóval kapcsolatban történő beállítások közé tartozik a felhasználónév, a megjelenített név, és a jelszóváltoztatás. Ezek mellett különböző stílusbeállítások is </w:t>
+      </w:r>
+      <w:proofErr w:type="spellStart"/>
+      <w:r>
+        <w:rPr>
+          <w:highlight w:val="yellow"/>
+        </w:rPr>
+        <w:t>módosíthatóak</w:t>
+      </w:r>
+      <w:proofErr w:type="spellEnd"/>
+      <w:r>
+        <w:rPr>
+          <w:highlight w:val="yellow"/>
+        </w:rPr>
+        <w:t>. Beállítható az oldal témája (</w:t>
+      </w:r>
+      <w:proofErr w:type="spellStart"/>
+      <w:r>
+        <w:rPr>
+          <w:highlight w:val="yellow"/>
+        </w:rPr>
+        <w:t>dark</w:t>
+      </w:r>
+      <w:proofErr w:type="spellEnd"/>
+      <w:r>
+        <w:rPr>
+          <w:highlight w:val="yellow"/>
+        </w:rPr>
+        <w:t>/</w:t>
+      </w:r>
+      <w:proofErr w:type="spellStart"/>
+      <w:r>
+        <w:rPr>
+          <w:highlight w:val="yellow"/>
+        </w:rPr>
+        <w:t>light</w:t>
+      </w:r>
+      <w:proofErr w:type="spellEnd"/>
+      <w:r>
+        <w:rPr>
+          <w:highlight w:val="yellow"/>
+        </w:rPr>
+        <w:t xml:space="preserve">), a navigációs menü megjelenítésének módja és a legfontosabb, </w:t>
+      </w:r>
+      <w:r>
+        <w:rPr>
+          <w:highlight w:val="yellow"/>
+        </w:rPr>
+        <w:t>a naptárak elrendezése is. Az utóbbi beállítás lehetőséget ad napi/heti/havi kinézet beállítására. Az utolsó funkció, melyet tartalmaz az oldal, a felhasználói fiók, és hozzá tartozó minden adat törlése.</w:t>
+      </w:r>
+    </w:p>
+    <w:p>
+      <w:pPr>
+        <w:rPr>
+          <w:highlight w:val="yellow"/>
+        </w:rPr>
+      </w:pPr>
+    </w:p>
+    <w:p>
+      <w:pPr>
         <w:rPr>
           <w:i/>
           <w:iCs/>
           <w:highlight w:val="yellow"/>
         </w:rPr>
-        <w:lastRenderedPageBreak/>
-        <w:t>Notifications:</w:t>
-      </w:r>
-    </w:p>
-    <w:p>
-      <w:pPr>
-        <w:rPr>
-          <w:highlight w:val="yellow"/>
-        </w:rPr>
-      </w:pPr>
-      <w:r>
-        <w:rPr>
-          <w:highlight w:val="yellow"/>
-        </w:rPr>
-        <w:t xml:space="preserve">A Notification menüpont alatt, a felhasználó hozzáfér, a különböző értesítései, és azok beállításaihoz. Az értesítéseknek két fő fajtája van. Az első a meghívásokkal kapcsolatos értesítések. Ha a felhasználónk számára érkezett egy meghívó egy csoporthoz, akkor azt itt tudjuk megtekinteni, és eldönteni, hogy visszautasítjuk, vagy elfogadjuk. A másik fő fajtája az értesítéseknek, az ütköző események. Itt kilistázva láthatjuk, dátum alapján csoportokban, ha az adott napon, valamely eseményünk ütközik. Ez lehetővé teszi, a korai értesülést az </w:t>
-      </w:r>
-      <w:r>
-        <w:rPr>
-          <w:highlight w:val="yellow"/>
-        </w:rPr>
-        <w:t>egymást fedő időpontokkal kapcsolatban, azonban, ha nem kívánjuk ezt, folyamatos értesítés formájában látni, bekacsolhatjuk, egy-egy adott blokk ignorálását, az ütközéseket illetően.</w:t>
-      </w:r>
-    </w:p>
-    <w:p>
-      <w:pPr>
-        <w:rPr>
-          <w:highlight w:val="yellow"/>
-        </w:rPr>
-      </w:pPr>
-    </w:p>
-    <w:p>
-      <w:pPr>
+      </w:pPr>
+      <w:proofErr w:type="spellStart"/>
+      <w:r>
         <w:rPr>
           <w:i/>
           <w:iCs/>
           <w:highlight w:val="yellow"/>
         </w:rPr>
-      </w:pPr>
+        <w:lastRenderedPageBreak/>
+        <w:t>Notifications</w:t>
+      </w:r>
+      <w:proofErr w:type="spellEnd"/>
       <w:r>
         <w:rPr>
           <w:i/>
           <w:iCs/>
           <w:highlight w:val="yellow"/>
         </w:rPr>
-        <w:t xml:space="preserve">Profile </w:t>
-      </w:r>
-      <w:r>
+        <w:t>:</w:t>
+      </w:r>
+    </w:p>
+    <w:p>
+      <w:pPr>
+        <w:rPr>
+          <w:highlight w:val="yellow"/>
+        </w:rPr>
+      </w:pPr>
+      <w:r>
+        <w:rPr>
+          <w:highlight w:val="yellow"/>
+        </w:rPr>
+        <w:t xml:space="preserve">A </w:t>
+      </w:r>
+      <w:proofErr w:type="spellStart"/>
+      <w:r>
+        <w:rPr>
+          <w:highlight w:val="yellow"/>
+        </w:rPr>
+        <w:t>Notification</w:t>
+      </w:r>
+      <w:proofErr w:type="spellEnd"/>
+      <w:r>
+        <w:rPr>
+          <w:highlight w:val="yellow"/>
+        </w:rPr>
+        <w:t xml:space="preserve"> menüpont alatt, a felhasználó hozzáfér, a különböző értesítései, és azok beállításaihoz. Az értesítéseknek két fő fajtája van. Az első a meghívásokkal kapcsolatos értesítések. Ha a felhasználónk számára érkezett egy meghívó egy csoporthoz, akkor azt itt tudjuk megtekinteni, és eldönteni, hogy visszautasítjuk, vagy elfogadjuk. A másik fő fajtája az értesítéseknek, az ütköző események. Itt </w:t>
+      </w:r>
+      <w:proofErr w:type="spellStart"/>
+      <w:r>
+        <w:rPr>
+          <w:highlight w:val="yellow"/>
+        </w:rPr>
+        <w:t>kilistázva</w:t>
+      </w:r>
+      <w:proofErr w:type="spellEnd"/>
+      <w:r>
+        <w:rPr>
+          <w:highlight w:val="yellow"/>
+        </w:rPr>
+        <w:t xml:space="preserve"> láthatjuk, dátum alapján csoportokban, ha az adott napon, valamely eseményünk ütközik. Ez lehetővé teszi, a korai értesülést az </w:t>
+      </w:r>
+      <w:r>
+        <w:rPr>
+          <w:highlight w:val="yellow"/>
+        </w:rPr>
+        <w:t>egymást fedő időpontokkal kapcsolatban, azonban, ha nem kívánjuk ezt, folyamatos értesítés formájában látni, bekacsolhatjuk, egy-egy adott blokk ignorálását, az ütközéseket illetően.</w:t>
+      </w:r>
+    </w:p>
+    <w:p>
+      <w:pPr>
+        <w:rPr>
+          <w:highlight w:val="yellow"/>
+        </w:rPr>
+      </w:pPr>
+    </w:p>
+    <w:p>
+      <w:pPr>
         <w:rPr>
           <w:i/>
           <w:iCs/>
           <w:highlight w:val="yellow"/>
         </w:rPr>
-        <w:t xml:space="preserve">Description </w:t>
-      </w:r>
+      </w:pPr>
+      <w:proofErr w:type="spellStart"/>
       <w:r>
         <w:rPr>
           <w:i/>
           <w:iCs/>
           <w:highlight w:val="yellow"/>
         </w:rPr>
-        <w:t>Modlue:</w:t>
+        <w:t>Profile</w:t>
+      </w:r>
+      <w:proofErr w:type="spellEnd"/>
+      <w:r>
+        <w:rPr>
+          <w:i/>
+          <w:iCs/>
+          <w:highlight w:val="yellow"/>
+        </w:rPr>
+        <w:t xml:space="preserve"> </w:t>
+      </w:r>
+      <w:proofErr w:type="spellStart"/>
+      <w:r>
+        <w:rPr>
+          <w:i/>
+          <w:iCs/>
+          <w:highlight w:val="yellow"/>
+        </w:rPr>
+        <w:t>Description</w:t>
+      </w:r>
+      <w:proofErr w:type="spellEnd"/>
+      <w:r>
+        <w:rPr>
+          <w:i/>
+          <w:iCs/>
+          <w:highlight w:val="yellow"/>
+        </w:rPr>
+        <w:t xml:space="preserve"> </w:t>
+      </w:r>
+      <w:proofErr w:type="spellStart"/>
+      <w:r>
+        <w:rPr>
+          <w:i/>
+          <w:iCs/>
+          <w:highlight w:val="yellow"/>
+        </w:rPr>
+        <w:t>Modlue</w:t>
+      </w:r>
+      <w:proofErr w:type="spellEnd"/>
+      <w:r>
+        <w:rPr>
+          <w:i/>
+          <w:iCs/>
+          <w:highlight w:val="yellow"/>
+        </w:rPr>
+        <w:t>:</w:t>
       </w:r>
     </w:p>
     <w:p>
@@ -6090,7 +8069,7 @@
           <w:highlight w:val="yellow"/>
         </w:rPr>
       </w:pPr>
-      <w:bookmarkStart w:id="26" w:name="_Toc227670953"/>
+      <w:bookmarkStart w:id="27" w:name="_Toc227670953"/>
       <w:r>
         <w:rPr>
           <w:sz w:val="32"/>
@@ -6099,20 +8078,22 @@
         </w:rPr>
         <w:t>Monitorképek</w:t>
       </w:r>
-      <w:bookmarkEnd w:id="26"/>
-    </w:p>
-    <w:p>
-      <w:pPr>
-        <w:rPr>
-          <w:highlight w:val="yellow"/>
-        </w:rPr>
-      </w:pPr>
+      <w:bookmarkEnd w:id="27"/>
+    </w:p>
+    <w:p>
+      <w:pPr>
+        <w:rPr>
+          <w:highlight w:val="yellow"/>
+        </w:rPr>
+      </w:pPr>
+      <w:proofErr w:type="spellStart"/>
       <w:r>
         <w:rPr>
           <w:highlight w:val="yellow"/>
         </w:rPr>
         <w:t>askldjaskldj</w:t>
       </w:r>
+      <w:proofErr w:type="spellEnd"/>
     </w:p>
     <w:p>
       <w:pPr>
@@ -6174,7 +8155,7 @@
           <w:highlight w:val="yellow"/>
         </w:rPr>
       </w:pPr>
-      <w:bookmarkStart w:id="27" w:name="_Toc227670954"/>
+      <w:bookmarkStart w:id="28" w:name="_Toc227670954"/>
       <w:r>
         <w:rPr>
           <w:sz w:val="32"/>
@@ -6199,7 +8180,7 @@
         </w:rPr>
         <w:t>ntkezés</w:t>
       </w:r>
-      <w:bookmarkEnd w:id="27"/>
+      <w:bookmarkEnd w:id="28"/>
     </w:p>
     <w:p>
       <w:pPr>
@@ -6238,53 +8219,30 @@
           <w:color w:val="EE0000"/>
           <w:highlight w:val="yellow"/>
         </w:rPr>
-        <w:t>(ide majd egy use</w:t>
-      </w:r>
+        <w:t xml:space="preserve">(ide majd egy </w:t>
+      </w:r>
+      <w:proofErr w:type="spellStart"/>
       <w:r>
         <w:rPr>
           <w:color w:val="EE0000"/>
           <w:highlight w:val="yellow"/>
         </w:rPr>
+        <w:t>use</w:t>
+      </w:r>
+      <w:r>
+        <w:rPr>
+          <w:color w:val="EE0000"/>
+          <w:highlight w:val="yellow"/>
+        </w:rPr>
         <w:t>r</w:t>
       </w:r>
+      <w:proofErr w:type="spellEnd"/>
       <w:r>
         <w:rPr>
           <w:color w:val="EE0000"/>
           <w:highlight w:val="yellow"/>
         </w:rPr>
         <w:t xml:space="preserve"> kell)</w:t>
-      </w:r>
-    </w:p>
-    <w:p>
-      <w:pPr>
-        <w:pStyle w:val="Cmsor1"/>
-        <w:spacing w:line="360" w:lineRule="auto"/>
-        <w:rPr>
-          <w:highlight w:val="yellow"/>
-        </w:rPr>
-      </w:pPr>
-      <w:bookmarkStart w:id="28" w:name="_Toc227670955"/>
-      <w:r>
-        <w:rPr>
-          <w:highlight w:val="yellow"/>
-        </w:rPr>
-        <w:lastRenderedPageBreak/>
-        <w:t>Teszteléssel kapcsolatos információk:</w:t>
-      </w:r>
-      <w:bookmarkEnd w:id="28"/>
-    </w:p>
-    <w:p>
-      <w:pPr>
-        <w:spacing w:after="160"/>
-        <w:rPr>
-          <w:highlight w:val="yellow"/>
-        </w:rPr>
-      </w:pPr>
-      <w:r>
-        <w:rPr>
-          <w:highlight w:val="yellow"/>
-        </w:rPr>
-        <w:br w:type="page"/>
       </w:r>
     </w:p>
     <w:p>
@@ -6296,32 +8254,88 @@
           <w:highlight w:val="yellow"/>
         </w:rPr>
       </w:pPr>
-      <w:bookmarkStart w:id="29" w:name="_Toc227670956"/>
+      <w:bookmarkStart w:id="29" w:name="_Toc227670955"/>
       <w:r>
         <w:rPr>
           <w:highlight w:val="yellow"/>
         </w:rPr>
         <w:lastRenderedPageBreak/>
-        <w:t>Továbbfejlesztési lehetőségek</w:t>
+        <w:t>Teszteléssel kapcsolatos információk:</w:t>
       </w:r>
       <w:bookmarkEnd w:id="29"/>
+    </w:p>
+    <w:p>
+      <w:pPr>
+        <w:spacing w:after="160"/>
+        <w:rPr>
+          <w:highlight w:val="yellow"/>
+        </w:rPr>
+      </w:pPr>
+      <w:r>
+        <w:rPr>
+          <w:highlight w:val="yellow"/>
+        </w:rPr>
+        <w:br w:type="page"/>
+      </w:r>
+    </w:p>
+    <w:p>
+      <w:pPr>
+        <w:pStyle w:val="Cmsor1"/>
+        <w:spacing w:line="360" w:lineRule="auto"/>
+        <w:jc w:val="both"/>
+        <w:rPr>
+          <w:highlight w:val="yellow"/>
+        </w:rPr>
+      </w:pPr>
+      <w:bookmarkStart w:id="30" w:name="_Toc227670956"/>
+      <w:proofErr w:type="spellStart"/>
+      <w:r>
+        <w:rPr>
+          <w:highlight w:val="yellow"/>
+        </w:rPr>
+        <w:lastRenderedPageBreak/>
+        <w:t>Továbbfejlesztési</w:t>
+      </w:r>
+      <w:proofErr w:type="spellEnd"/>
+      <w:r>
+        <w:rPr>
+          <w:highlight w:val="yellow"/>
+        </w:rPr>
+        <w:t xml:space="preserve"> lehetőségek</w:t>
+      </w:r>
+      <w:bookmarkEnd w:id="30"/>
     </w:p>
     <w:p>
       <w:pPr>
         <w:pStyle w:val="Cmsor2"/>
         <w:spacing w:line="360" w:lineRule="auto"/>
-        <w:rPr>
-          <w:highlight w:val="yellow"/>
-        </w:rPr>
-      </w:pPr>
-      <w:bookmarkStart w:id="30" w:name="_Toc227670957"/>
-      <w:r>
-        <w:rPr>
-          <w:highlight w:val="yellow"/>
-        </w:rPr>
-        <w:t>Year View:</w:t>
-      </w:r>
-      <w:bookmarkEnd w:id="30"/>
+        <w:jc w:val="both"/>
+        <w:rPr>
+          <w:highlight w:val="yellow"/>
+        </w:rPr>
+      </w:pPr>
+      <w:bookmarkStart w:id="31" w:name="_Toc227670957"/>
+      <w:r>
+        <w:rPr>
+          <w:highlight w:val="yellow"/>
+        </w:rPr>
+        <w:t xml:space="preserve">Year </w:t>
+      </w:r>
+      <w:proofErr w:type="spellStart"/>
+      <w:r>
+        <w:rPr>
+          <w:highlight w:val="yellow"/>
+        </w:rPr>
+        <w:t>View</w:t>
+      </w:r>
+      <w:proofErr w:type="spellEnd"/>
+      <w:r>
+        <w:rPr>
+          <w:highlight w:val="yellow"/>
+        </w:rPr>
+        <w:t>:</w:t>
+      </w:r>
+      <w:bookmarkEnd w:id="31"/>
     </w:p>
     <w:p>
       <w:pPr>
@@ -6387,25 +8401,62 @@
         <w:rPr>
           <w:highlight w:val="yellow"/>
         </w:rPr>
-        <w:t>. A hónapokra kattintva megnyitható, azok részletező nézete, melyeken a szokásos már elérhető funkciókkal tudjuk majd a beosztásokat szerkezteni.</w:t>
+        <w:t xml:space="preserve">. A hónapokra kattintva megnyitható, azok részletező nézete, melyeken a szokásos már elérhető funkciókkal tudjuk majd a beosztásokat </w:t>
+      </w:r>
+      <w:proofErr w:type="spellStart"/>
+      <w:r>
+        <w:rPr>
+          <w:highlight w:val="yellow"/>
+        </w:rPr>
+        <w:t>szerkezteni</w:t>
+      </w:r>
+      <w:proofErr w:type="spellEnd"/>
+      <w:r>
+        <w:rPr>
+          <w:highlight w:val="yellow"/>
+        </w:rPr>
+        <w:t>.</w:t>
       </w:r>
     </w:p>
     <w:p>
       <w:pPr>
         <w:pStyle w:val="Cmsor2"/>
         <w:spacing w:line="360" w:lineRule="auto"/>
-        <w:rPr>
-          <w:highlight w:val="yellow"/>
-        </w:rPr>
-      </w:pPr>
-      <w:bookmarkStart w:id="31" w:name="_Toc227670958"/>
-      <w:r>
-        <w:rPr>
-          <w:highlight w:val="yellow"/>
-        </w:rPr>
-        <w:t>User Browsing:</w:t>
-      </w:r>
-      <w:bookmarkEnd w:id="31"/>
+        <w:jc w:val="both"/>
+        <w:rPr>
+          <w:highlight w:val="yellow"/>
+        </w:rPr>
+      </w:pPr>
+      <w:bookmarkStart w:id="32" w:name="_Toc227670958"/>
+      <w:proofErr w:type="spellStart"/>
+      <w:r>
+        <w:rPr>
+          <w:highlight w:val="yellow"/>
+        </w:rPr>
+        <w:t>User</w:t>
+      </w:r>
+      <w:proofErr w:type="spellEnd"/>
+      <w:r>
+        <w:rPr>
+          <w:highlight w:val="yellow"/>
+        </w:rPr>
+        <w:t xml:space="preserve"> </w:t>
+      </w:r>
+      <w:proofErr w:type="spellStart"/>
+      <w:r>
+        <w:rPr>
+          <w:highlight w:val="yellow"/>
+        </w:rPr>
+        <w:t>Browsing</w:t>
+      </w:r>
+      <w:proofErr w:type="spellEnd"/>
+      <w:r>
+        <w:rPr>
+          <w:highlight w:val="yellow"/>
+        </w:rPr>
+        <w:t>:</w:t>
+      </w:r>
+      <w:bookmarkEnd w:id="32"/>
     </w:p>
     <w:p>
       <w:pPr>
@@ -6424,30 +8475,81 @@
       <w:pPr>
         <w:pStyle w:val="Cmsor2"/>
         <w:spacing w:line="360" w:lineRule="auto"/>
-        <w:rPr>
-          <w:highlight w:val="yellow"/>
-        </w:rPr>
-      </w:pPr>
-      <w:bookmarkStart w:id="32" w:name="_Toc227670959"/>
-      <w:r>
-        <w:rPr>
-          <w:highlight w:val="yellow"/>
-        </w:rPr>
-        <w:t>Admin felület:</w:t>
-      </w:r>
-      <w:bookmarkEnd w:id="32"/>
-    </w:p>
-    <w:p>
-      <w:pPr>
-        <w:rPr>
-          <w:highlight w:val="yellow"/>
-        </w:rPr>
-      </w:pPr>
-      <w:r>
-        <w:rPr>
-          <w:highlight w:val="yellow"/>
-        </w:rPr>
-        <w:t>Egy külön aloldal, amelyen a BrckETT Admin felhasználói, hozzáférnek, és kezelni tudják a szoftver adatait</w:t>
+        <w:jc w:val="both"/>
+        <w:rPr>
+          <w:highlight w:val="yellow"/>
+        </w:rPr>
+      </w:pPr>
+      <w:bookmarkStart w:id="33" w:name="_Toc227670959"/>
+      <w:proofErr w:type="spellStart"/>
+      <w:r>
+        <w:rPr>
+          <w:highlight w:val="yellow"/>
+        </w:rPr>
+        <w:t>Admin</w:t>
+      </w:r>
+      <w:proofErr w:type="spellEnd"/>
+      <w:r>
+        <w:rPr>
+          <w:highlight w:val="yellow"/>
+        </w:rPr>
+        <w:t xml:space="preserve"> felület:</w:t>
+      </w:r>
+      <w:bookmarkEnd w:id="33"/>
+    </w:p>
+    <w:p>
+      <w:pPr>
+        <w:rPr>
+          <w:highlight w:val="yellow"/>
+        </w:rPr>
+      </w:pPr>
+      <w:r>
+        <w:rPr>
+          <w:highlight w:val="yellow"/>
+        </w:rPr>
+        <w:t xml:space="preserve">Egy külön </w:t>
+      </w:r>
+      <w:proofErr w:type="spellStart"/>
+      <w:r>
+        <w:rPr>
+          <w:highlight w:val="yellow"/>
+        </w:rPr>
+        <w:t>aloldal</w:t>
+      </w:r>
+      <w:proofErr w:type="spellEnd"/>
+      <w:r>
+        <w:rPr>
+          <w:highlight w:val="yellow"/>
+        </w:rPr>
+        <w:t xml:space="preserve">, amelyen a </w:t>
+      </w:r>
+      <w:proofErr w:type="spellStart"/>
+      <w:r>
+        <w:rPr>
+          <w:highlight w:val="yellow"/>
+        </w:rPr>
+        <w:t>BrckETT</w:t>
+      </w:r>
+      <w:proofErr w:type="spellEnd"/>
+      <w:r>
+        <w:rPr>
+          <w:highlight w:val="yellow"/>
+        </w:rPr>
+        <w:t xml:space="preserve"> </w:t>
+      </w:r>
+      <w:proofErr w:type="spellStart"/>
+      <w:r>
+        <w:rPr>
+          <w:highlight w:val="yellow"/>
+        </w:rPr>
+        <w:t>Admin</w:t>
+      </w:r>
+      <w:proofErr w:type="spellEnd"/>
+      <w:r>
+        <w:rPr>
+          <w:highlight w:val="yellow"/>
+        </w:rPr>
+        <w:t xml:space="preserve"> felhasználói, hozzáférnek, és kezelni tudják a szoftver adatait</w:t>
       </w:r>
     </w:p>
     <w:p>
@@ -8991,7 +11093,7 @@
 </file>
 
 <file path=word/endnotes.xml><?xml version="1.0" encoding="utf-8"?>
-<w:endnotes xmlns:wpc="http://schemas.microsoft.com/office/word/2010/wordprocessingCanvas" xmlns:cx="http://schemas.microsoft.com/office/drawing/2014/chartex" xmlns:cx1="http://schemas.microsoft.com/office/drawing/2015/9/8/chartex" xmlns:cx2="http://schemas.microsoft.com/office/drawing/2015/10/21/chartex" xmlns:cx3="http://schemas.microsoft.com/office/drawing/2016/5/9/chartex" xmlns:cx4="http://schemas.microsoft.com/office/drawing/2016/5/10/chartex" xmlns:cx5="http://schemas.microsoft.com/office/drawing/2016/5/11/chartex" xmlns:cx6="http://schemas.microsoft.com/office/drawing/2016/5/12/chartex" xmlns:cx7="http://schemas.microsoft.com/office/drawing/2016/5/13/chartex" xmlns:cx8="http://schemas.microsoft.com/office/drawing/2016/5/14/chartex" xmlns:mc="http://schemas.openxmlformats.org/markup-compatibility/2006" xmlns:aink="http://schemas.microsoft.com/office/drawing/2016/ink" xmlns:am3d="http://schemas.microsoft.com/office/drawing/2017/model3d" xmlns:o="urn:schemas-microsoft-com:office:office" xmlns:oel="http://schemas.microsoft.com/office/2019/extlst" xmlns:r="http://schemas.openxmlformats.org/officeDocument/2006/relationships" xmlns:m="http://schemas.openxmlformats.org/officeDocument/2006/math" xmlns:v="urn:schemas-microsoft-com:vml" xmlns:wp14="http://schemas.microsoft.com/office/word/2010/wordprocessingDrawing" xmlns:wp="http://schemas.openxmlformats.org/drawingml/2006/wordprocessingDrawing" xmlns:w10="urn:schemas-microsoft-com:office:word" xmlns:w="http://schemas.openxmlformats.org/wordprocessingml/2006/main" xmlns:w14="http://schemas.microsoft.com/office/word/2010/wordml" xmlns:w15="http://schemas.microsoft.com/office/word/2012/wordml" xmlns:w16cex="http://schemas.microsoft.com/office/word/2018/wordml/cex" xmlns:w16cid="http://schemas.microsoft.com/office/word/2016/wordml/cid" xmlns:w16="http://schemas.microsoft.com/office/word/2018/wordml" xmlns:w16du="http://schemas.microsoft.com/office/word/2023/wordml/word16du" xmlns:w16sdtdh="http://schemas.microsoft.com/office/word/2020/wordml/sdtdatahash" xmlns:w16sdtfl="http://schemas.microsoft.com/office/word/2024/wordml/sdtformatlock" xmlns:w16se="http://schemas.microsoft.com/office/word/2015/wordml/symex" xmlns:wpg="http://schemas.microsoft.com/office/word/2010/wordprocessingGroup" xmlns:wpi="http://schemas.microsoft.com/office/word/2010/wordprocessingInk" xmlns:wne="http://schemas.microsoft.com/office/word/2006/wordml" xmlns:wps="http://schemas.microsoft.com/office/word/2010/wordprocessingShape" mc:Ignorable="w14 w15 w16se w16cid w16 w16cex w16sdtdh w16sdtfl w16du wp14">
+<w:endnotes xmlns:wpc="http://schemas.microsoft.com/office/word/2010/wordprocessingCanvas" xmlns:cx="http://schemas.microsoft.com/office/drawing/2014/chartex" xmlns:mc="http://schemas.openxmlformats.org/markup-compatibility/2006" xmlns:o="urn:schemas-microsoft-com:office:office" xmlns:r="http://schemas.openxmlformats.org/officeDocument/2006/relationships" xmlns:m="http://schemas.openxmlformats.org/officeDocument/2006/math" xmlns:v="urn:schemas-microsoft-com:vml" xmlns:wp14="http://schemas.microsoft.com/office/word/2010/wordprocessingDrawing" xmlns:wp="http://schemas.openxmlformats.org/drawingml/2006/wordprocessingDrawing" xmlns:w10="urn:schemas-microsoft-com:office:word" xmlns:w="http://schemas.openxmlformats.org/wordprocessingml/2006/main" xmlns:w14="http://schemas.microsoft.com/office/word/2010/wordml" xmlns:w15="http://schemas.microsoft.com/office/word/2012/wordml" xmlns:w16se="http://schemas.microsoft.com/office/word/2015/wordml/symex" xmlns:wpg="http://schemas.microsoft.com/office/word/2010/wordprocessingGroup" xmlns:wpi="http://schemas.microsoft.com/office/word/2010/wordprocessingInk" xmlns:wne="http://schemas.microsoft.com/office/word/2006/wordml" xmlns:wps="http://schemas.microsoft.com/office/word/2010/wordprocessingShape" mc:Ignorable="w14 w15 w16se wp14">
   <w:endnote w:type="separator" w:id="-1">
     <w:p>
       <w:pPr>
@@ -9016,7 +11118,7 @@
 </file>
 
 <file path=word/footer1.xml><?xml version="1.0" encoding="utf-8"?>
-<w:ftr xmlns:wpc="http://schemas.microsoft.com/office/word/2010/wordprocessingCanvas" xmlns:cx="http://schemas.microsoft.com/office/drawing/2014/chartex" xmlns:cx1="http://schemas.microsoft.com/office/drawing/2015/9/8/chartex" xmlns:cx2="http://schemas.microsoft.com/office/drawing/2015/10/21/chartex" xmlns:cx3="http://schemas.microsoft.com/office/drawing/2016/5/9/chartex" xmlns:cx4="http://schemas.microsoft.com/office/drawing/2016/5/10/chartex" xmlns:cx5="http://schemas.microsoft.com/office/drawing/2016/5/11/chartex" xmlns:cx6="http://schemas.microsoft.com/office/drawing/2016/5/12/chartex" xmlns:cx7="http://schemas.microsoft.com/office/drawing/2016/5/13/chartex" xmlns:cx8="http://schemas.microsoft.com/office/drawing/2016/5/14/chartex" xmlns:mc="http://schemas.openxmlformats.org/markup-compatibility/2006" xmlns:aink="http://schemas.microsoft.com/office/drawing/2016/ink" xmlns:am3d="http://schemas.microsoft.com/office/drawing/2017/model3d" xmlns:o="urn:schemas-microsoft-com:office:office" xmlns:oel="http://schemas.microsoft.com/office/2019/extlst" xmlns:r="http://schemas.openxmlformats.org/officeDocument/2006/relationships" xmlns:m="http://schemas.openxmlformats.org/officeDocument/2006/math" xmlns:v="urn:schemas-microsoft-com:vml" xmlns:wp14="http://schemas.microsoft.com/office/word/2010/wordprocessingDrawing" xmlns:wp="http://schemas.openxmlformats.org/drawingml/2006/wordprocessingDrawing" xmlns:w10="urn:schemas-microsoft-com:office:word" xmlns:w="http://schemas.openxmlformats.org/wordprocessingml/2006/main" xmlns:w14="http://schemas.microsoft.com/office/word/2010/wordml" xmlns:w15="http://schemas.microsoft.com/office/word/2012/wordml" xmlns:w16cex="http://schemas.microsoft.com/office/word/2018/wordml/cex" xmlns:w16cid="http://schemas.microsoft.com/office/word/2016/wordml/cid" xmlns:w16="http://schemas.microsoft.com/office/word/2018/wordml" xmlns:w16du="http://schemas.microsoft.com/office/word/2023/wordml/word16du" xmlns:w16sdtdh="http://schemas.microsoft.com/office/word/2020/wordml/sdtdatahash" xmlns:w16sdtfl="http://schemas.microsoft.com/office/word/2024/wordml/sdtformatlock" xmlns:w16se="http://schemas.microsoft.com/office/word/2015/wordml/symex" xmlns:wpg="http://schemas.microsoft.com/office/word/2010/wordprocessingGroup" xmlns:wpi="http://schemas.microsoft.com/office/word/2010/wordprocessingInk" xmlns:wne="http://schemas.microsoft.com/office/word/2006/wordml" xmlns:wps="http://schemas.microsoft.com/office/word/2010/wordprocessingShape" mc:Ignorable="w14 w15 w16se w16cid w16 w16cex w16sdtdh w16sdtfl w16du wp14">
+<w:ftr xmlns:wpc="http://schemas.microsoft.com/office/word/2010/wordprocessingCanvas" xmlns:cx="http://schemas.microsoft.com/office/drawing/2014/chartex" xmlns:mc="http://schemas.openxmlformats.org/markup-compatibility/2006" xmlns:o="urn:schemas-microsoft-com:office:office" xmlns:r="http://schemas.openxmlformats.org/officeDocument/2006/relationships" xmlns:m="http://schemas.openxmlformats.org/officeDocument/2006/math" xmlns:v="urn:schemas-microsoft-com:vml" xmlns:wp14="http://schemas.microsoft.com/office/word/2010/wordprocessingDrawing" xmlns:wp="http://schemas.openxmlformats.org/drawingml/2006/wordprocessingDrawing" xmlns:w10="urn:schemas-microsoft-com:office:word" xmlns:w="http://schemas.openxmlformats.org/wordprocessingml/2006/main" xmlns:w14="http://schemas.microsoft.com/office/word/2010/wordml" xmlns:w15="http://schemas.microsoft.com/office/word/2012/wordml" xmlns:w16se="http://schemas.microsoft.com/office/word/2015/wordml/symex" xmlns:wpg="http://schemas.microsoft.com/office/word/2010/wordprocessingGroup" xmlns:wpi="http://schemas.microsoft.com/office/word/2010/wordprocessingInk" xmlns:wne="http://schemas.microsoft.com/office/word/2006/wordml" xmlns:wps="http://schemas.microsoft.com/office/word/2010/wordprocessingShape" mc:Ignorable="w14 w15 w16se wp14">
   <w:sdt>
     <w:sdtPr>
       <w:id w:val="137616796"/>
@@ -9045,7 +11147,7 @@
           <w:rPr>
             <w:noProof/>
           </w:rPr>
-          <w:t>19</w:t>
+          <w:t>20</w:t>
         </w:r>
         <w:r>
           <w:fldChar w:fldCharType="end"/>
@@ -9062,7 +11164,7 @@
 </file>
 
 <file path=word/footer2.xml><?xml version="1.0" encoding="utf-8"?>
-<w:ftr xmlns:wpc="http://schemas.microsoft.com/office/word/2010/wordprocessingCanvas" xmlns:cx="http://schemas.microsoft.com/office/drawing/2014/chartex" xmlns:cx1="http://schemas.microsoft.com/office/drawing/2015/9/8/chartex" xmlns:cx2="http://schemas.microsoft.com/office/drawing/2015/10/21/chartex" xmlns:cx3="http://schemas.microsoft.com/office/drawing/2016/5/9/chartex" xmlns:cx4="http://schemas.microsoft.com/office/drawing/2016/5/10/chartex" xmlns:cx5="http://schemas.microsoft.com/office/drawing/2016/5/11/chartex" xmlns:cx6="http://schemas.microsoft.com/office/drawing/2016/5/12/chartex" xmlns:cx7="http://schemas.microsoft.com/office/drawing/2016/5/13/chartex" xmlns:cx8="http://schemas.microsoft.com/office/drawing/2016/5/14/chartex" xmlns:mc="http://schemas.openxmlformats.org/markup-compatibility/2006" xmlns:aink="http://schemas.microsoft.com/office/drawing/2016/ink" xmlns:am3d="http://schemas.microsoft.com/office/drawing/2017/model3d" xmlns:o="urn:schemas-microsoft-com:office:office" xmlns:oel="http://schemas.microsoft.com/office/2019/extlst" xmlns:r="http://schemas.openxmlformats.org/officeDocument/2006/relationships" xmlns:m="http://schemas.openxmlformats.org/officeDocument/2006/math" xmlns:v="urn:schemas-microsoft-com:vml" xmlns:wp14="http://schemas.microsoft.com/office/word/2010/wordprocessingDrawing" xmlns:wp="http://schemas.openxmlformats.org/drawingml/2006/wordprocessingDrawing" xmlns:w10="urn:schemas-microsoft-com:office:word" xmlns:w="http://schemas.openxmlformats.org/wordprocessingml/2006/main" xmlns:w14="http://schemas.microsoft.com/office/word/2010/wordml" xmlns:w15="http://schemas.microsoft.com/office/word/2012/wordml" xmlns:w16cex="http://schemas.microsoft.com/office/word/2018/wordml/cex" xmlns:w16cid="http://schemas.microsoft.com/office/word/2016/wordml/cid" xmlns:w16="http://schemas.microsoft.com/office/word/2018/wordml" xmlns:w16du="http://schemas.microsoft.com/office/word/2023/wordml/word16du" xmlns:w16sdtdh="http://schemas.microsoft.com/office/word/2020/wordml/sdtdatahash" xmlns:w16sdtfl="http://schemas.microsoft.com/office/word/2024/wordml/sdtformatlock" xmlns:w16se="http://schemas.microsoft.com/office/word/2015/wordml/symex" xmlns:wpg="http://schemas.microsoft.com/office/word/2010/wordprocessingGroup" xmlns:wpi="http://schemas.microsoft.com/office/word/2010/wordprocessingInk" xmlns:wne="http://schemas.microsoft.com/office/word/2006/wordml" xmlns:wps="http://schemas.microsoft.com/office/word/2010/wordprocessingShape" mc:Ignorable="w14 w15 w16se w16cid w16 w16cex w16sdtdh w16sdtfl w16du wp14">
+<w:ftr xmlns:wpc="http://schemas.microsoft.com/office/word/2010/wordprocessingCanvas" xmlns:cx="http://schemas.microsoft.com/office/drawing/2014/chartex" xmlns:mc="http://schemas.openxmlformats.org/markup-compatibility/2006" xmlns:o="urn:schemas-microsoft-com:office:office" xmlns:r="http://schemas.openxmlformats.org/officeDocument/2006/relationships" xmlns:m="http://schemas.openxmlformats.org/officeDocument/2006/math" xmlns:v="urn:schemas-microsoft-com:vml" xmlns:wp14="http://schemas.microsoft.com/office/word/2010/wordprocessingDrawing" xmlns:wp="http://schemas.openxmlformats.org/drawingml/2006/wordprocessingDrawing" xmlns:w10="urn:schemas-microsoft-com:office:word" xmlns:w="http://schemas.openxmlformats.org/wordprocessingml/2006/main" xmlns:w14="http://schemas.microsoft.com/office/word/2010/wordml" xmlns:w15="http://schemas.microsoft.com/office/word/2012/wordml" xmlns:w16se="http://schemas.microsoft.com/office/word/2015/wordml/symex" xmlns:wpg="http://schemas.microsoft.com/office/word/2010/wordprocessingGroup" xmlns:wpi="http://schemas.microsoft.com/office/word/2010/wordprocessingInk" xmlns:wne="http://schemas.microsoft.com/office/word/2006/wordml" xmlns:wps="http://schemas.microsoft.com/office/word/2010/wordprocessingShape" mc:Ignorable="w14 w15 w16se wp14">
   <w:sdt>
     <w:sdtPr>
       <w:id w:val="1096674640"/>
@@ -9108,7 +11210,7 @@
 </file>
 
 <file path=word/footnotes.xml><?xml version="1.0" encoding="utf-8"?>
-<w:footnotes xmlns:wpc="http://schemas.microsoft.com/office/word/2010/wordprocessingCanvas" xmlns:cx="http://schemas.microsoft.com/office/drawing/2014/chartex" xmlns:cx1="http://schemas.microsoft.com/office/drawing/2015/9/8/chartex" xmlns:cx2="http://schemas.microsoft.com/office/drawing/2015/10/21/chartex" xmlns:cx3="http://schemas.microsoft.com/office/drawing/2016/5/9/chartex" xmlns:cx4="http://schemas.microsoft.com/office/drawing/2016/5/10/chartex" xmlns:cx5="http://schemas.microsoft.com/office/drawing/2016/5/11/chartex" xmlns:cx6="http://schemas.microsoft.com/office/drawing/2016/5/12/chartex" xmlns:cx7="http://schemas.microsoft.com/office/drawing/2016/5/13/chartex" xmlns:cx8="http://schemas.microsoft.com/office/drawing/2016/5/14/chartex" xmlns:mc="http://schemas.openxmlformats.org/markup-compatibility/2006" xmlns:aink="http://schemas.microsoft.com/office/drawing/2016/ink" xmlns:am3d="http://schemas.microsoft.com/office/drawing/2017/model3d" xmlns:o="urn:schemas-microsoft-com:office:office" xmlns:oel="http://schemas.microsoft.com/office/2019/extlst" xmlns:r="http://schemas.openxmlformats.org/officeDocument/2006/relationships" xmlns:m="http://schemas.openxmlformats.org/officeDocument/2006/math" xmlns:v="urn:schemas-microsoft-com:vml" xmlns:wp14="http://schemas.microsoft.com/office/word/2010/wordprocessingDrawing" xmlns:wp="http://schemas.openxmlformats.org/drawingml/2006/wordprocessingDrawing" xmlns:w10="urn:schemas-microsoft-com:office:word" xmlns:w="http://schemas.openxmlformats.org/wordprocessingml/2006/main" xmlns:w14="http://schemas.microsoft.com/office/word/2010/wordml" xmlns:w15="http://schemas.microsoft.com/office/word/2012/wordml" xmlns:w16cex="http://schemas.microsoft.com/office/word/2018/wordml/cex" xmlns:w16cid="http://schemas.microsoft.com/office/word/2016/wordml/cid" xmlns:w16="http://schemas.microsoft.com/office/word/2018/wordml" xmlns:w16du="http://schemas.microsoft.com/office/word/2023/wordml/word16du" xmlns:w16sdtdh="http://schemas.microsoft.com/office/word/2020/wordml/sdtdatahash" xmlns:w16sdtfl="http://schemas.microsoft.com/office/word/2024/wordml/sdtformatlock" xmlns:w16se="http://schemas.microsoft.com/office/word/2015/wordml/symex" xmlns:wpg="http://schemas.microsoft.com/office/word/2010/wordprocessingGroup" xmlns:wpi="http://schemas.microsoft.com/office/word/2010/wordprocessingInk" xmlns:wne="http://schemas.microsoft.com/office/word/2006/wordml" xmlns:wps="http://schemas.microsoft.com/office/word/2010/wordprocessingShape" mc:Ignorable="w14 w15 w16se w16cid w16 w16cex w16sdtdh w16sdtfl w16du wp14">
+<w:footnotes xmlns:wpc="http://schemas.microsoft.com/office/word/2010/wordprocessingCanvas" xmlns:cx="http://schemas.microsoft.com/office/drawing/2014/chartex" xmlns:mc="http://schemas.openxmlformats.org/markup-compatibility/2006" xmlns:o="urn:schemas-microsoft-com:office:office" xmlns:r="http://schemas.openxmlformats.org/officeDocument/2006/relationships" xmlns:m="http://schemas.openxmlformats.org/officeDocument/2006/math" xmlns:v="urn:schemas-microsoft-com:vml" xmlns:wp14="http://schemas.microsoft.com/office/word/2010/wordprocessingDrawing" xmlns:wp="http://schemas.openxmlformats.org/drawingml/2006/wordprocessingDrawing" xmlns:w10="urn:schemas-microsoft-com:office:word" xmlns:w="http://schemas.openxmlformats.org/wordprocessingml/2006/main" xmlns:w14="http://schemas.microsoft.com/office/word/2010/wordml" xmlns:w15="http://schemas.microsoft.com/office/word/2012/wordml" xmlns:w16se="http://schemas.microsoft.com/office/word/2015/wordml/symex" xmlns:wpg="http://schemas.microsoft.com/office/word/2010/wordprocessingGroup" xmlns:wpi="http://schemas.microsoft.com/office/word/2010/wordprocessingInk" xmlns:wne="http://schemas.microsoft.com/office/word/2006/wordml" xmlns:wps="http://schemas.microsoft.com/office/word/2010/wordprocessingShape" mc:Ignorable="w14 w15 w16se wp14">
   <w:footnote w:type="separator" w:id="-1">
     <w:p>
       <w:pPr>
@@ -9133,7 +11235,7 @@
 </file>
 
 <file path=word/numbering.xml><?xml version="1.0" encoding="utf-8"?>
-<w:numbering xmlns:wpc="http://schemas.microsoft.com/office/word/2010/wordprocessingCanvas" xmlns:cx="http://schemas.microsoft.com/office/drawing/2014/chartex" xmlns:cx1="http://schemas.microsoft.com/office/drawing/2015/9/8/chartex" xmlns:cx2="http://schemas.microsoft.com/office/drawing/2015/10/21/chartex" xmlns:cx3="http://schemas.microsoft.com/office/drawing/2016/5/9/chartex" xmlns:cx4="http://schemas.microsoft.com/office/drawing/2016/5/10/chartex" xmlns:cx5="http://schemas.microsoft.com/office/drawing/2016/5/11/chartex" xmlns:cx6="http://schemas.microsoft.com/office/drawing/2016/5/12/chartex" xmlns:cx7="http://schemas.microsoft.com/office/drawing/2016/5/13/chartex" xmlns:cx8="http://schemas.microsoft.com/office/drawing/2016/5/14/chartex" xmlns:mc="http://schemas.openxmlformats.org/markup-compatibility/2006" xmlns:aink="http://schemas.microsoft.com/office/drawing/2016/ink" xmlns:am3d="http://schemas.microsoft.com/office/drawing/2017/model3d" xmlns:o="urn:schemas-microsoft-com:office:office" xmlns:oel="http://schemas.microsoft.com/office/2019/extlst" xmlns:r="http://schemas.openxmlformats.org/officeDocument/2006/relationships" xmlns:m="http://schemas.openxmlformats.org/officeDocument/2006/math" xmlns:v="urn:schemas-microsoft-com:vml" xmlns:wp14="http://schemas.microsoft.com/office/word/2010/wordprocessingDrawing" xmlns:wp="http://schemas.openxmlformats.org/drawingml/2006/wordprocessingDrawing" xmlns:w10="urn:schemas-microsoft-com:office:word" xmlns:w="http://schemas.openxmlformats.org/wordprocessingml/2006/main" xmlns:w14="http://schemas.microsoft.com/office/word/2010/wordml" xmlns:w15="http://schemas.microsoft.com/office/word/2012/wordml" xmlns:w16cex="http://schemas.microsoft.com/office/word/2018/wordml/cex" xmlns:w16cid="http://schemas.microsoft.com/office/word/2016/wordml/cid" xmlns:w16="http://schemas.microsoft.com/office/word/2018/wordml" xmlns:w16du="http://schemas.microsoft.com/office/word/2023/wordml/word16du" xmlns:w16sdtdh="http://schemas.microsoft.com/office/word/2020/wordml/sdtdatahash" xmlns:w16sdtfl="http://schemas.microsoft.com/office/word/2024/wordml/sdtformatlock" xmlns:w16se="http://schemas.microsoft.com/office/word/2015/wordml/symex" xmlns:wpg="http://schemas.microsoft.com/office/word/2010/wordprocessingGroup" xmlns:wpi="http://schemas.microsoft.com/office/word/2010/wordprocessingInk" xmlns:wne="http://schemas.microsoft.com/office/word/2006/wordml" xmlns:wps="http://schemas.microsoft.com/office/word/2010/wordprocessingShape" mc:Ignorable="w14 w15 w16se w16cid w16 w16cex w16sdtdh w16sdtfl w16du wp14">
+<w:numbering xmlns:wpc="http://schemas.microsoft.com/office/word/2010/wordprocessingCanvas" xmlns:cx="http://schemas.microsoft.com/office/drawing/2014/chartex" xmlns:mc="http://schemas.openxmlformats.org/markup-compatibility/2006" xmlns:o="urn:schemas-microsoft-com:office:office" xmlns:r="http://schemas.openxmlformats.org/officeDocument/2006/relationships" xmlns:m="http://schemas.openxmlformats.org/officeDocument/2006/math" xmlns:v="urn:schemas-microsoft-com:vml" xmlns:wp14="http://schemas.microsoft.com/office/word/2010/wordprocessingDrawing" xmlns:wp="http://schemas.openxmlformats.org/drawingml/2006/wordprocessingDrawing" xmlns:w10="urn:schemas-microsoft-com:office:word" xmlns:w="http://schemas.openxmlformats.org/wordprocessingml/2006/main" xmlns:w14="http://schemas.microsoft.com/office/word/2010/wordml" xmlns:w15="http://schemas.microsoft.com/office/word/2012/wordml" xmlns:w16se="http://schemas.microsoft.com/office/word/2015/wordml/symex" xmlns:wpg="http://schemas.microsoft.com/office/word/2010/wordprocessingGroup" xmlns:wpi="http://schemas.microsoft.com/office/word/2010/wordprocessingInk" xmlns:wne="http://schemas.microsoft.com/office/word/2006/wordml" xmlns:wps="http://schemas.microsoft.com/office/word/2010/wordprocessingShape" mc:Ignorable="w14 w15 w16se wp14">
   <w:abstractNum w:abstractNumId="0" w15:restartNumberingAfterBreak="0">
     <w:nsid w:val="07A26FF7"/>
     <w:multiLevelType w:val="hybridMultilevel"/>
@@ -10716,53 +12818,53 @@
       </w:rPr>
     </w:lvl>
   </w:abstractNum>
-  <w:num w:numId="1" w16cid:durableId="1610547563">
+  <w:num w:numId="1">
     <w:abstractNumId w:val="6"/>
   </w:num>
-  <w:num w:numId="2" w16cid:durableId="1240403354">
+  <w:num w:numId="2">
     <w:abstractNumId w:val="1"/>
   </w:num>
-  <w:num w:numId="3" w16cid:durableId="42607883">
+  <w:num w:numId="3">
     <w:abstractNumId w:val="4"/>
   </w:num>
-  <w:num w:numId="4" w16cid:durableId="534543091">
+  <w:num w:numId="4">
     <w:abstractNumId w:val="10"/>
   </w:num>
-  <w:num w:numId="5" w16cid:durableId="66652366">
+  <w:num w:numId="5">
     <w:abstractNumId w:val="3"/>
   </w:num>
-  <w:num w:numId="6" w16cid:durableId="585697450">
+  <w:num w:numId="6">
     <w:abstractNumId w:val="7"/>
   </w:num>
-  <w:num w:numId="7" w16cid:durableId="965893267">
+  <w:num w:numId="7">
     <w:abstractNumId w:val="11"/>
   </w:num>
-  <w:num w:numId="8" w16cid:durableId="359940531">
+  <w:num w:numId="8">
     <w:abstractNumId w:val="8"/>
   </w:num>
-  <w:num w:numId="9" w16cid:durableId="2095786497">
+  <w:num w:numId="9">
     <w:abstractNumId w:val="0"/>
   </w:num>
-  <w:num w:numId="10" w16cid:durableId="2052071706">
+  <w:num w:numId="10">
     <w:abstractNumId w:val="9"/>
   </w:num>
-  <w:num w:numId="11" w16cid:durableId="2142187460">
+  <w:num w:numId="11">
     <w:abstractNumId w:val="12"/>
   </w:num>
-  <w:num w:numId="12" w16cid:durableId="1571689514">
+  <w:num w:numId="12">
     <w:abstractNumId w:val="2"/>
   </w:num>
-  <w:num w:numId="13" w16cid:durableId="873228348">
+  <w:num w:numId="13">
     <w:abstractNumId w:val="13"/>
   </w:num>
-  <w:num w:numId="14" w16cid:durableId="22026707">
+  <w:num w:numId="14">
     <w:abstractNumId w:val="5"/>
   </w:num>
 </w:numbering>
 </file>
 
 <file path=word/styles.xml><?xml version="1.0" encoding="utf-8"?>
-<w:styles xmlns:mc="http://schemas.openxmlformats.org/markup-compatibility/2006" xmlns:r="http://schemas.openxmlformats.org/officeDocument/2006/relationships" xmlns:w="http://schemas.openxmlformats.org/wordprocessingml/2006/main" xmlns:w14="http://schemas.microsoft.com/office/word/2010/wordml" xmlns:w15="http://schemas.microsoft.com/office/word/2012/wordml" xmlns:w16cex="http://schemas.microsoft.com/office/word/2018/wordml/cex" xmlns:w16cid="http://schemas.microsoft.com/office/word/2016/wordml/cid" xmlns:w16="http://schemas.microsoft.com/office/word/2018/wordml" xmlns:w16du="http://schemas.microsoft.com/office/word/2023/wordml/word16du" xmlns:w16sdtdh="http://schemas.microsoft.com/office/word/2020/wordml/sdtdatahash" xmlns:w16sdtfl="http://schemas.microsoft.com/office/word/2024/wordml/sdtformatlock" xmlns:w16se="http://schemas.microsoft.com/office/word/2015/wordml/symex" mc:Ignorable="w14 w15 w16se w16cid w16 w16cex w16sdtdh w16sdtfl w16du">
+<w:styles xmlns:mc="http://schemas.openxmlformats.org/markup-compatibility/2006" xmlns:r="http://schemas.openxmlformats.org/officeDocument/2006/relationships" xmlns:w="http://schemas.openxmlformats.org/wordprocessingml/2006/main" xmlns:w14="http://schemas.microsoft.com/office/word/2010/wordml" xmlns:w15="http://schemas.microsoft.com/office/word/2012/wordml" xmlns:w16se="http://schemas.microsoft.com/office/word/2015/wordml/symex" mc:Ignorable="w14 w15 w16se">
   <w:docDefaults>
     <w:rPrDefault>
       <w:rPr>
@@ -10778,7 +12880,7 @@
       </w:pPr>
     </w:pPrDefault>
   </w:docDefaults>
-  <w:latentStyles w:defLockedState="0" w:defUIPriority="99" w:defSemiHidden="0" w:defUnhideWhenUsed="0" w:defQFormat="0" w:count="376">
+  <w:latentStyles w:defLockedState="0" w:defUIPriority="99" w:defSemiHidden="0" w:defUnhideWhenUsed="0" w:defQFormat="0" w:count="371">
     <w:lsdException w:name="Normal" w:uiPriority="0" w:qFormat="1"/>
     <w:lsdException w:name="heading 1" w:uiPriority="9" w:qFormat="1"/>
     <w:lsdException w:name="heading 2" w:semiHidden="1" w:uiPriority="9" w:unhideWhenUsed="1" w:qFormat="1"/>
@@ -11150,11 +13252,6 @@
     <w:lsdException w:name="List Table 5 Dark Accent 6" w:uiPriority="50"/>
     <w:lsdException w:name="List Table 6 Colorful Accent 6" w:uiPriority="51"/>
     <w:lsdException w:name="List Table 7 Colorful Accent 6" w:uiPriority="52"/>
-    <w:lsdException w:name="Mention" w:semiHidden="1" w:unhideWhenUsed="1"/>
-    <w:lsdException w:name="Smart Hyperlink" w:semiHidden="1" w:unhideWhenUsed="1"/>
-    <w:lsdException w:name="Hashtag" w:semiHidden="1" w:unhideWhenUsed="1"/>
-    <w:lsdException w:name="Unresolved Mention" w:semiHidden="1" w:unhideWhenUsed="1"/>
-    <w:lsdException w:name="Smart Link" w:semiHidden="1" w:unhideWhenUsed="1"/>
   </w:latentStyles>
   <w:style w:type="paragraph" w:default="1" w:styleId="Norml">
     <w:name w:val="Normal"/>
@@ -11836,7 +13933,7 @@
 </file>
 
 <file path=customXml/itemProps1.xml><?xml version="1.0" encoding="utf-8"?>
-<ds:datastoreItem xmlns:ds="http://schemas.openxmlformats.org/officeDocument/2006/customXml" ds:itemID="{FF6ADBF2-5726-417E-9D3D-63C59C523C20}">
+<ds:datastoreItem xmlns:ds="http://schemas.openxmlformats.org/officeDocument/2006/customXml" ds:itemID="{222B56B3-0082-4B76-9D69-8F65BE0849DF}">
   <ds:schemaRefs>
     <ds:schemaRef ds:uri="http://schemas.openxmlformats.org/officeDocument/2006/bibliography"/>
   </ds:schemaRefs>

--- a/Documentation/alkalmazás dokumentáció.docx
+++ b/Documentation/alkalmazás dokumentáció.docx
@@ -8,6 +8,7 @@
           <w:tab w:val="left" w:pos="5247"/>
         </w:tabs>
         <w:spacing w:after="240"/>
+        <w:jc w:val="center"/>
         <w:rPr>
           <w:rFonts w:cs="Times New Roman"/>
           <w:caps/>
@@ -62,6 +63,7 @@
     <w:p>
       <w:pPr>
         <w:spacing w:after="240"/>
+        <w:jc w:val="center"/>
         <w:rPr>
           <w:rFonts w:cs="Times New Roman"/>
           <w:caps/>
@@ -174,6 +176,7 @@
     <w:p>
       <w:pPr>
         <w:spacing w:before="240" w:after="2000"/>
+        <w:jc w:val="center"/>
         <w:rPr>
           <w:rFonts w:cs="Times New Roman"/>
           <w:sz w:val="28"/>
@@ -247,6 +250,7 @@
     <w:p>
       <w:pPr>
         <w:spacing w:after="40"/>
+        <w:jc w:val="center"/>
         <w:rPr>
           <w:rFonts w:cs="Times New Roman"/>
           <w:b/>
@@ -280,6 +284,7 @@
     <w:p>
       <w:pPr>
         <w:ind w:right="1982"/>
+        <w:jc w:val="right"/>
         <w:rPr>
           <w:rFonts w:cs="Times New Roman"/>
           <w:szCs w:val="24"/>
@@ -313,6 +318,7 @@
     </w:p>
     <w:p>
       <w:pPr>
+        <w:jc w:val="right"/>
         <w:rPr>
           <w:rFonts w:cs="Times New Roman"/>
           <w:caps/>
@@ -334,6 +340,7 @@
     </w:p>
     <w:p>
       <w:pPr>
+        <w:jc w:val="right"/>
         <w:rPr>
           <w:rFonts w:cs="Times New Roman"/>
           <w:caps/>
@@ -355,6 +362,7 @@
     </w:p>
     <w:p>
       <w:pPr>
+        <w:jc w:val="right"/>
         <w:rPr>
           <w:rFonts w:cs="Times New Roman"/>
           <w:caps/>
@@ -377,6 +385,7 @@
     <w:p>
       <w:pPr>
         <w:spacing w:after="200"/>
+        <w:jc w:val="right"/>
         <w:rPr>
           <w:rFonts w:cs="Times New Roman"/>
           <w:b/>
@@ -400,6 +409,7 @@
     </w:p>
     <w:p>
       <w:pPr>
+        <w:jc w:val="right"/>
         <w:rPr>
           <w:rFonts w:cs="Times New Roman"/>
           <w:b/>
@@ -447,7 +457,7 @@
           <w:highlight w:val="yellow"/>
         </w:rPr>
       </w:pPr>
-      <w:bookmarkStart w:id="0" w:name="_Toc227670927"/>
+      <w:bookmarkStart w:id="0" w:name="_Toc227755421"/>
       <w:r>
         <w:rPr>
           <w:highlight w:val="yellow"/>
@@ -511,7 +521,7 @@
           <w:highlight w:val="yellow"/>
         </w:rPr>
       </w:pPr>
-      <w:bookmarkStart w:id="1" w:name="_Toc227670928"/>
+      <w:bookmarkStart w:id="1" w:name="_Toc227755422"/>
       <w:r>
         <w:rPr>
           <w:highlight w:val="yellow"/>
@@ -587,7 +597,7 @@
           <w:highlight w:val="yellow"/>
         </w:rPr>
       </w:pPr>
-      <w:bookmarkStart w:id="2" w:name="_Toc227670929"/>
+      <w:bookmarkStart w:id="2" w:name="_Toc227755423"/>
       <w:r>
         <w:rPr>
           <w:highlight w:val="yellow"/>
@@ -666,7 +676,7 @@
           <w:highlight w:val="yellow"/>
         </w:rPr>
       </w:pPr>
-      <w:bookmarkStart w:id="3" w:name="_Toc227670930"/>
+      <w:bookmarkStart w:id="3" w:name="_Toc227755424"/>
       <w:r>
         <w:rPr>
           <w:highlight w:val="yellow"/>
@@ -1947,7 +1957,7 @@
           <w:highlight w:val="yellow"/>
         </w:rPr>
       </w:pPr>
-      <w:bookmarkStart w:id="4" w:name="_Toc227670931"/>
+      <w:bookmarkStart w:id="4" w:name="_Toc227755425"/>
       <w:r>
         <w:rPr>
           <w:highlight w:val="yellow"/>
@@ -1965,7 +1975,7 @@
           <w:highlight w:val="yellow"/>
         </w:rPr>
       </w:pPr>
-      <w:bookmarkStart w:id="5" w:name="_Toc227670932"/>
+      <w:bookmarkStart w:id="5" w:name="_Toc227755426"/>
       <w:r>
         <w:rPr>
           <w:highlight w:val="yellow"/>
@@ -2240,7 +2250,7 @@
           <w:highlight w:val="yellow"/>
         </w:rPr>
       </w:pPr>
-      <w:bookmarkStart w:id="6" w:name="_Toc227670933"/>
+      <w:bookmarkStart w:id="6" w:name="_Toc227755427"/>
       <w:r>
         <w:rPr>
           <w:highlight w:val="yellow"/>
@@ -2376,7 +2386,7 @@
           <w:highlight w:val="yellow"/>
         </w:rPr>
       </w:pPr>
-      <w:bookmarkStart w:id="7" w:name="_Toc227670934"/>
+      <w:bookmarkStart w:id="7" w:name="_Toc227755428"/>
       <w:r>
         <w:rPr>
           <w:highlight w:val="yellow"/>
@@ -2501,7 +2511,7 @@
           <w:highlight w:val="yellow"/>
         </w:rPr>
       </w:pPr>
-      <w:bookmarkStart w:id="8" w:name="_Toc227670935"/>
+      <w:bookmarkStart w:id="8" w:name="_Toc227755429"/>
       <w:r>
         <w:rPr>
           <w:highlight w:val="yellow"/>
@@ -2642,7 +2652,7 @@
           <w:highlight w:val="yellow"/>
         </w:rPr>
       </w:pPr>
-      <w:bookmarkStart w:id="9" w:name="_Toc227670936"/>
+      <w:bookmarkStart w:id="9" w:name="_Toc227755430"/>
       <w:r>
         <w:rPr>
           <w:highlight w:val="yellow"/>
@@ -2753,7 +2763,7 @@
           <w:highlight w:val="yellow"/>
         </w:rPr>
       </w:pPr>
-      <w:bookmarkStart w:id="10" w:name="_Toc227670937"/>
+      <w:bookmarkStart w:id="10" w:name="_Toc227755431"/>
       <w:r>
         <w:rPr>
           <w:highlight w:val="yellow"/>
@@ -2922,7 +2932,7 @@
           <w:highlight w:val="yellow"/>
         </w:rPr>
       </w:pPr>
-      <w:bookmarkStart w:id="11" w:name="_Toc227670938"/>
+      <w:bookmarkStart w:id="11" w:name="_Toc227755432"/>
       <w:r>
         <w:rPr>
           <w:highlight w:val="yellow"/>
@@ -3047,7 +3057,7 @@
           <w:highlight w:val="yellow"/>
         </w:rPr>
       </w:pPr>
-      <w:bookmarkStart w:id="12" w:name="_Toc227670939"/>
+      <w:bookmarkStart w:id="12" w:name="_Toc227755433"/>
       <w:r>
         <w:rPr>
           <w:highlight w:val="yellow"/>
@@ -3164,7 +3174,7 @@
           <w:highlight w:val="yellow"/>
         </w:rPr>
       </w:pPr>
-      <w:bookmarkStart w:id="13" w:name="_Toc227670940"/>
+      <w:bookmarkStart w:id="13" w:name="_Toc227755434"/>
       <w:r>
         <w:rPr>
           <w:highlight w:val="yellow"/>
@@ -3286,7 +3296,7 @@
           <w:highlight w:val="yellow"/>
         </w:rPr>
       </w:pPr>
-      <w:bookmarkStart w:id="14" w:name="_Toc227670941"/>
+      <w:bookmarkStart w:id="14" w:name="_Toc227755435"/>
       <w:r>
         <w:rPr>
           <w:highlight w:val="yellow"/>
@@ -3627,7 +3637,7 @@
           <w:highlight w:val="yellow"/>
         </w:rPr>
       </w:pPr>
-      <w:bookmarkStart w:id="15" w:name="_Toc227670942"/>
+      <w:bookmarkStart w:id="15" w:name="_Toc227755436"/>
       <w:r>
         <w:rPr>
           <w:highlight w:val="yellow"/>
@@ -3903,7 +3913,7 @@
           <w:highlight w:val="yellow"/>
         </w:rPr>
       </w:pPr>
-      <w:bookmarkStart w:id="16" w:name="_Toc227670943"/>
+      <w:bookmarkStart w:id="16" w:name="_Toc227755437"/>
       <w:r>
         <w:rPr>
           <w:highlight w:val="yellow"/>
@@ -3927,7 +3937,7 @@
           <w:highlight w:val="yellow"/>
         </w:rPr>
       </w:pPr>
-      <w:bookmarkStart w:id="17" w:name="_Toc227670944"/>
+      <w:bookmarkStart w:id="17" w:name="_Toc227755438"/>
       <w:r>
         <w:rPr>
           <w:highlight w:val="yellow"/>
@@ -4178,7 +4188,7 @@
           <w:highlight w:val="yellow"/>
         </w:rPr>
       </w:pPr>
-      <w:bookmarkStart w:id="18" w:name="_Toc227670945"/>
+      <w:bookmarkStart w:id="18" w:name="_Toc227755439"/>
       <w:proofErr w:type="spellStart"/>
       <w:r>
         <w:rPr>
@@ -4278,7 +4288,7 @@
           <w:highlight w:val="yellow"/>
         </w:rPr>
       </w:pPr>
-      <w:bookmarkStart w:id="19" w:name="_Toc227670946"/>
+      <w:bookmarkStart w:id="19" w:name="_Toc227755440"/>
       <w:r>
         <w:rPr>
           <w:highlight w:val="yellow"/>
@@ -5748,7 +5758,7 @@
       </w:r>
       <w:r>
         <w:rPr>
-          <w:highlight w:val="darkRed"/>
+          <w:highlight w:val="yellow"/>
         </w:rPr>
         <w:t>bejelentkezett felület kezdőoldalára.</w:t>
       </w:r>
@@ -6099,8 +6109,6 @@
         </w:rPr>
         <w:t>ProfileModule.jsx</w:t>
       </w:r>
-      <w:bookmarkStart w:id="20" w:name="_GoBack"/>
-      <w:bookmarkEnd w:id="20"/>
       <w:proofErr w:type="spellEnd"/>
     </w:p>
     <w:p>
@@ -6119,7 +6127,34 @@
         <w:rPr>
           <w:highlight w:val="yellow"/>
         </w:rPr>
-        <w:t>ha a felhasználó rendelkezik aktív értesítésekkel, akkor azt egy felkiáltójel jelzi. Erre a felkiáltó jelre kattintva, az értesítéseinket megjelenítő nézetre tudunk át ugrani. Az alsó részén az oldalnak, egy gomb panel található</w:t>
+        <w:t xml:space="preserve">ha a felhasználó rendelkezik aktív értesítésekkel, akkor azt egy felkiáltójel jelzi. Erre a felkiáltó jelre kattintva, az értesítéseinket megjelenítő nézetre tudunk át ugrani. Az alsó részén az oldalnak, egy gomb panel </w:t>
+      </w:r>
+      <w:r>
+        <w:rPr>
+          <w:highlight w:val="yellow"/>
+        </w:rPr>
+        <w:lastRenderedPageBreak/>
+        <w:t>található</w:t>
+      </w:r>
+      <w:r>
+        <w:rPr>
+          <w:highlight w:val="yellow"/>
+        </w:rPr>
+        <w:t xml:space="preserve">. Ezek a gombok a szoftver különböző funkcióit reprezentáló </w:t>
+      </w:r>
+      <w:proofErr w:type="spellStart"/>
+      <w:r>
+        <w:rPr>
+          <w:highlight w:val="yellow"/>
+        </w:rPr>
+        <w:t>aloldalakra</w:t>
+      </w:r>
+      <w:proofErr w:type="spellEnd"/>
+      <w:r>
+        <w:rPr>
+          <w:highlight w:val="yellow"/>
+        </w:rPr>
+        <w:t xml:space="preserve"> léptet át kattintáskor.</w:t>
       </w:r>
     </w:p>
     <w:p>
@@ -6141,29 +6176,143 @@
           <w:iCs/>
           <w:highlight w:val="yellow"/>
         </w:rPr>
-        <w:lastRenderedPageBreak/>
         <w:t>SettingsModule.jsx</w:t>
       </w:r>
       <w:proofErr w:type="spellEnd"/>
     </w:p>
     <w:p>
       <w:pPr>
-        <w:spacing w:after="160"/>
-        <w:rPr>
-          <w:b/>
-          <w:bCs/>
-          <w:color w:val="EE0000"/>
-          <w:highlight w:val="yellow"/>
-        </w:rPr>
-      </w:pPr>
-      <w:r>
-        <w:rPr>
-          <w:b/>
-          <w:bCs/>
-          <w:color w:val="EE0000"/>
-          <w:highlight w:val="yellow"/>
-        </w:rPr>
-        <w:t>(Rövid leírás)</w:t>
+        <w:rPr>
+          <w:highlight w:val="yellow"/>
+        </w:rPr>
+      </w:pPr>
+      <w:r>
+        <w:rPr>
+          <w:highlight w:val="yellow"/>
+        </w:rPr>
+        <w:t xml:space="preserve">Ez a komponens felelős a különböző kinézeti, és felhasználói adatok megjelenítéséért, és kezeléséért, valamely változtatás esetén. A beállítások külön </w:t>
+      </w:r>
+      <w:r>
+        <w:rPr>
+          <w:highlight w:val="yellow"/>
+        </w:rPr>
+        <w:t>csoportokra vannak bontva, a ké</w:t>
+      </w:r>
+      <w:r>
+        <w:rPr>
+          <w:highlight w:val="yellow"/>
+        </w:rPr>
+        <w:t>sőbbiekben lehetővé téve az egyszerű kategorizált bővítést. Az első csoport a felhasználó</w:t>
+      </w:r>
+      <w:r>
+        <w:rPr>
+          <w:highlight w:val="yellow"/>
+        </w:rPr>
+        <w:t xml:space="preserve"> személyes adatainak változtatására nyújt lehetőséget. Itt a felhasználónk meg tudja változtatni a felhasználónevét, a megjelenített nevét, és a leírását. A leírás a terjedelmét tekintve, egy saját felugró ablakkal rendelkezik a kényelem érdekében. A következő kategória, a jelszóváltoztatási opciót tartalmazza. Itt a jelszóváltoztatás gombra kattintva kapunk egy felugró ablakot, ahová a jelenlegi </w:t>
+      </w:r>
+      <w:proofErr w:type="spellStart"/>
+      <w:r>
+        <w:rPr>
+          <w:highlight w:val="yellow"/>
+        </w:rPr>
+        <w:t>jelszavunkat</w:t>
+      </w:r>
+      <w:proofErr w:type="spellEnd"/>
+      <w:r>
+        <w:rPr>
+          <w:highlight w:val="yellow"/>
+        </w:rPr>
+        <w:t xml:space="preserve">, majd az újonnan beállítani kívánt </w:t>
+      </w:r>
+      <w:proofErr w:type="spellStart"/>
+      <w:r>
+        <w:rPr>
+          <w:highlight w:val="yellow"/>
+        </w:rPr>
+        <w:t>jelszavat</w:t>
+      </w:r>
+      <w:proofErr w:type="spellEnd"/>
+      <w:r>
+        <w:rPr>
+          <w:highlight w:val="yellow"/>
+        </w:rPr>
+        <w:t xml:space="preserve"> kell megadni kétszer. Ezt követően a mentés gombra kattintva, amennyiben helyes jelenlegi jelszót adtuk meg, akkor a backend elmenti az újonnan megadott </w:t>
+      </w:r>
+      <w:proofErr w:type="spellStart"/>
+      <w:r>
+        <w:rPr>
+          <w:highlight w:val="yellow"/>
+        </w:rPr>
+        <w:t>jelszavunkat</w:t>
+      </w:r>
+      <w:proofErr w:type="spellEnd"/>
+      <w:r>
+        <w:rPr>
+          <w:highlight w:val="yellow"/>
+        </w:rPr>
+        <w:t xml:space="preserve">. A jelenlegi utolsó beállítási kategória, a különféle egyénileg beállítható megjelenítési beállításokat tartalmazza. Itt változtathatjuk az oldal </w:t>
+      </w:r>
+      <w:proofErr w:type="spellStart"/>
+      <w:r>
+        <w:rPr>
+          <w:highlight w:val="yellow"/>
+        </w:rPr>
+        <w:t>színeinek</w:t>
+      </w:r>
+      <w:proofErr w:type="spellEnd"/>
+      <w:r>
+        <w:rPr>
+          <w:highlight w:val="yellow"/>
+        </w:rPr>
+        <w:t xml:space="preserve"> témáját, hogy a navigációs menü összecsukható legyen, valamint a naptár nézed intervallumának méretét. Ez a beállítási lehetőség állítja, hogy a naptárunkat havi/heti/napi felosztásban kívánjuk-e megtekinteni. Minden csoportot külön lehet elmenteni, annak érdekében, ha nem a teljes beállításunkat szeretnénk módosítani és menteni. Amennyiben változtatunk, de nem mentjük el, akkor az oldal automatikusan visszaállítja a beállításainkat, </w:t>
+      </w:r>
+      <w:proofErr w:type="gramStart"/>
+      <w:r>
+        <w:rPr>
+          <w:highlight w:val="yellow"/>
+        </w:rPr>
+        <w:t>arra</w:t>
+      </w:r>
+      <w:proofErr w:type="gramEnd"/>
+      <w:r>
+        <w:rPr>
+          <w:highlight w:val="yellow"/>
+        </w:rPr>
+        <w:t xml:space="preserve"> ami a változtatások előtt volt. Ezt azért is teszi, mert egyes beállításokat, a „localStorage”-</w:t>
+      </w:r>
+      <w:proofErr w:type="spellStart"/>
+      <w:r>
+        <w:rPr>
+          <w:highlight w:val="yellow"/>
+        </w:rPr>
+        <w:t>ba</w:t>
+      </w:r>
+      <w:proofErr w:type="spellEnd"/>
+      <w:r>
+        <w:rPr>
+          <w:highlight w:val="yellow"/>
+        </w:rPr>
+        <w:t xml:space="preserve"> is elment, a gyorsabb betöltési idők érdekében. AZ utolsó </w:t>
+      </w:r>
+      <w:proofErr w:type="gramStart"/>
+      <w:r>
+        <w:rPr>
+          <w:highlight w:val="yellow"/>
+        </w:rPr>
+        <w:t>funkció</w:t>
+      </w:r>
+      <w:proofErr w:type="gramEnd"/>
+      <w:r>
+        <w:rPr>
+          <w:highlight w:val="yellow"/>
+        </w:rPr>
+        <w:t xml:space="preserve"> amelyet ez a komponens nyújt, az a felhasználói profilunk, és azon minden adatának törlése.</w:t>
+      </w:r>
+      <w:r>
+        <w:rPr>
+          <w:highlight w:val="yellow"/>
+        </w:rPr>
+        <w:t xml:space="preserve"> A gombra kattintva, egy felugró ablak jelenik, meg amely egy megerősítő ablakként szolgál, annak érdekében, hogy biztos törölni szeretnénk-e a fiókunkat.</w:t>
       </w:r>
     </w:p>
     <w:p>
@@ -6201,22 +6350,312 @@
     </w:p>
     <w:p>
       <w:pPr>
-        <w:spacing w:after="160"/>
-        <w:rPr>
-          <w:b/>
-          <w:bCs/>
-          <w:color w:val="EE0000"/>
-          <w:highlight w:val="yellow"/>
-        </w:rPr>
-      </w:pPr>
-      <w:r>
-        <w:rPr>
-          <w:b/>
-          <w:bCs/>
-          <w:color w:val="EE0000"/>
-          <w:highlight w:val="yellow"/>
-        </w:rPr>
-        <w:t>(Rövid leírás)</w:t>
+        <w:rPr>
+          <w:highlight w:val="yellow"/>
+        </w:rPr>
+      </w:pPr>
+      <w:r>
+        <w:rPr>
+          <w:highlight w:val="yellow"/>
+        </w:rPr>
+        <w:t>Ez a komponens a „</w:t>
+      </w:r>
+      <w:proofErr w:type="spellStart"/>
+      <w:r>
+        <w:rPr>
+          <w:highlight w:val="yellow"/>
+        </w:rPr>
+        <w:t>React</w:t>
+      </w:r>
+      <w:proofErr w:type="spellEnd"/>
+      <w:r>
+        <w:rPr>
+          <w:highlight w:val="yellow"/>
+        </w:rPr>
+        <w:t>” keretrendszer alapvető komponense, amelyen belül ágyazzuk be, a többi általunk készített modult. Ezek mellett ez a komponens felelős a „localStorage”-</w:t>
+      </w:r>
+      <w:proofErr w:type="spellStart"/>
+      <w:r>
+        <w:rPr>
+          <w:highlight w:val="yellow"/>
+        </w:rPr>
+        <w:t>ban</w:t>
+      </w:r>
+      <w:proofErr w:type="spellEnd"/>
+      <w:r>
+        <w:rPr>
+          <w:highlight w:val="yellow"/>
+        </w:rPr>
+        <w:t xml:space="preserve"> lévő információ ellenőrzésére. Amennyiben, a „localStorage” tartalmaz egy API </w:t>
+      </w:r>
+      <w:proofErr w:type="spellStart"/>
+      <w:r>
+        <w:rPr>
+          <w:highlight w:val="yellow"/>
+        </w:rPr>
+        <w:t>tokent</w:t>
+      </w:r>
+      <w:proofErr w:type="spellEnd"/>
+      <w:r>
+        <w:rPr>
+          <w:highlight w:val="yellow"/>
+        </w:rPr>
+        <w:t xml:space="preserve">, egy automatikus bejelentkezési kísérletet próbál meg. Ha ez sikeres, akkor a </w:t>
+      </w:r>
+      <w:proofErr w:type="spellStart"/>
+      <w:r>
+        <w:rPr>
+          <w:highlight w:val="yellow"/>
+        </w:rPr>
+        <w:t>főoldal</w:t>
+      </w:r>
+      <w:proofErr w:type="spellEnd"/>
+      <w:r>
+        <w:rPr>
+          <w:highlight w:val="yellow"/>
+        </w:rPr>
+        <w:t xml:space="preserve"> helyett, a felhasználót a saját </w:t>
+      </w:r>
+      <w:proofErr w:type="spellStart"/>
+      <w:r>
+        <w:rPr>
+          <w:highlight w:val="yellow"/>
+        </w:rPr>
+        <w:t>főoldala</w:t>
+      </w:r>
+      <w:proofErr w:type="spellEnd"/>
+      <w:r>
+        <w:rPr>
+          <w:highlight w:val="yellow"/>
+        </w:rPr>
+        <w:t xml:space="preserve"> fogadja. Amennyiben viszont a felhasználói adatok lekérése sikertelen, akkor a korábbi „localStorage”-</w:t>
+      </w:r>
+      <w:proofErr w:type="spellStart"/>
+      <w:r>
+        <w:rPr>
+          <w:highlight w:val="yellow"/>
+        </w:rPr>
+        <w:t>ba</w:t>
+      </w:r>
+      <w:proofErr w:type="spellEnd"/>
+      <w:r>
+        <w:rPr>
+          <w:highlight w:val="yellow"/>
+        </w:rPr>
+        <w:t xml:space="preserve"> betöltött adatokat is </w:t>
+      </w:r>
+      <w:proofErr w:type="spellStart"/>
+      <w:r>
+        <w:rPr>
+          <w:highlight w:val="yellow"/>
+        </w:rPr>
+        <w:t>kitörli</w:t>
+      </w:r>
+      <w:proofErr w:type="spellEnd"/>
+      <w:r>
+        <w:rPr>
+          <w:highlight w:val="yellow"/>
+        </w:rPr>
+        <w:t>. Ezeken felül, ebben a komponensben található, a „</w:t>
+      </w:r>
+      <w:proofErr w:type="spellStart"/>
+      <w:r>
+        <w:rPr>
+          <w:highlight w:val="yellow"/>
+        </w:rPr>
+        <w:t>react-router</w:t>
+      </w:r>
+      <w:proofErr w:type="spellEnd"/>
+      <w:r>
+        <w:rPr>
+          <w:highlight w:val="yellow"/>
+        </w:rPr>
+        <w:t>”. Ez a beimportált csomag, kezeli a „</w:t>
+      </w:r>
+      <w:proofErr w:type="spellStart"/>
+      <w:r>
+        <w:rPr>
+          <w:highlight w:val="yellow"/>
+        </w:rPr>
+        <w:t>React</w:t>
+      </w:r>
+      <w:proofErr w:type="spellEnd"/>
+      <w:r>
+        <w:rPr>
+          <w:highlight w:val="yellow"/>
+        </w:rPr>
+        <w:t>” rendszeren belüli, URL alapú hivatkozásokat. Itt attól függően, hogy a felhasználónk be van-</w:t>
+      </w:r>
+      <w:r>
+        <w:rPr>
+          <w:highlight w:val="yellow"/>
+        </w:rPr>
+        <w:lastRenderedPageBreak/>
+        <w:t>e jelentkezve, amelyet egy „</w:t>
+      </w:r>
+      <w:proofErr w:type="spellStart"/>
+      <w:r>
+        <w:rPr>
+          <w:highlight w:val="yellow"/>
+        </w:rPr>
+        <w:t>UseState</w:t>
+      </w:r>
+      <w:proofErr w:type="spellEnd"/>
+      <w:r>
+        <w:rPr>
+          <w:highlight w:val="yellow"/>
+        </w:rPr>
+        <w:t>” tart számon, meghatározza az elérhető hivatkozásokat, az azokhoz tartozó betöltendő komponenseket, és még a navigációs menü formátumát is. A formátum meghatározásához egy „</w:t>
+      </w:r>
+      <w:proofErr w:type="spellStart"/>
+      <w:r>
+        <w:rPr>
+          <w:highlight w:val="yellow"/>
+        </w:rPr>
+        <w:t>property</w:t>
+      </w:r>
+      <w:proofErr w:type="spellEnd"/>
+      <w:r>
+        <w:rPr>
+          <w:highlight w:val="yellow"/>
+        </w:rPr>
+        <w:t>” tulajdonság mezőt tölt ki a komponens. Ez egy igaz/hamis mező, amely eldönti, hogy a hossza</w:t>
+      </w:r>
+      <w:r>
+        <w:rPr>
+          <w:highlight w:val="yellow"/>
+        </w:rPr>
+        <w:t>b</w:t>
+      </w:r>
+      <w:r>
+        <w:rPr>
+          <w:highlight w:val="yellow"/>
+        </w:rPr>
+        <w:t>b/rövidebb formátumra van szükségünk. Ezeken felül ez a komponens tartalmazza az API hívó osztály „</w:t>
+      </w:r>
+      <w:proofErr w:type="spellStart"/>
+      <w:r>
+        <w:rPr>
+          <w:highlight w:val="yellow"/>
+        </w:rPr>
+        <w:t>Singleton</w:t>
+      </w:r>
+      <w:proofErr w:type="spellEnd"/>
+      <w:r>
+        <w:rPr>
+          <w:highlight w:val="yellow"/>
+        </w:rPr>
+        <w:t>” példányát, amelyeket szintén „</w:t>
+      </w:r>
+      <w:proofErr w:type="spellStart"/>
+      <w:r>
+        <w:rPr>
+          <w:highlight w:val="yellow"/>
+        </w:rPr>
+        <w:t>property</w:t>
+      </w:r>
+      <w:proofErr w:type="spellEnd"/>
+      <w:r>
+        <w:rPr>
+          <w:highlight w:val="yellow"/>
+        </w:rPr>
+        <w:t>”-</w:t>
+      </w:r>
+      <w:proofErr w:type="gramStart"/>
+      <w:r>
+        <w:rPr>
+          <w:highlight w:val="yellow"/>
+        </w:rPr>
+        <w:t>k</w:t>
+      </w:r>
+      <w:r>
+        <w:rPr>
+          <w:highlight w:val="yellow"/>
+        </w:rPr>
+        <w:t>en</w:t>
+      </w:r>
+      <w:proofErr w:type="gramEnd"/>
+      <w:r>
+        <w:rPr>
+          <w:highlight w:val="yellow"/>
+        </w:rPr>
+        <w:t xml:space="preserve"> keresztül teszünk elérhetővé minden olyan komponens s</w:t>
+      </w:r>
+      <w:r>
+        <w:rPr>
+          <w:highlight w:val="yellow"/>
+        </w:rPr>
+        <w:t>zámára, amelynek szüksége van rá, ezzel lényegesen megkönnyítve a „</w:t>
+      </w:r>
+      <w:proofErr w:type="spellStart"/>
+      <w:r>
+        <w:rPr>
+          <w:highlight w:val="yellow"/>
+        </w:rPr>
+        <w:t>fetch</w:t>
+      </w:r>
+      <w:proofErr w:type="spellEnd"/>
+      <w:r>
+        <w:rPr>
+          <w:highlight w:val="yellow"/>
+        </w:rPr>
+        <w:t xml:space="preserve">()” API használatát. De nem csak ezt az adatot kezeli, a </w:t>
+      </w:r>
+      <w:proofErr w:type="gramStart"/>
+      <w:r>
+        <w:rPr>
+          <w:highlight w:val="yellow"/>
+        </w:rPr>
+        <w:t>másik</w:t>
+      </w:r>
+      <w:proofErr w:type="gramEnd"/>
+      <w:r>
+        <w:rPr>
+          <w:highlight w:val="yellow"/>
+        </w:rPr>
+        <w:t xml:space="preserve"> amely szintén egy „</w:t>
+      </w:r>
+      <w:proofErr w:type="spellStart"/>
+      <w:r>
+        <w:rPr>
+          <w:highlight w:val="yellow"/>
+        </w:rPr>
+        <w:t>Singleton</w:t>
+      </w:r>
+      <w:proofErr w:type="spellEnd"/>
+      <w:r>
+        <w:rPr>
+          <w:highlight w:val="yellow"/>
+        </w:rPr>
+        <w:t>” globális szinten elérhető objektum, az a „</w:t>
+      </w:r>
+      <w:proofErr w:type="spellStart"/>
+      <w:r>
+        <w:rPr>
+          <w:highlight w:val="yellow"/>
+        </w:rPr>
+        <w:t>UserData</w:t>
+      </w:r>
+      <w:proofErr w:type="spellEnd"/>
+      <w:r>
+        <w:rPr>
+          <w:highlight w:val="yellow"/>
+        </w:rPr>
+        <w:t xml:space="preserve">”, amely tartalmazza a </w:t>
+      </w:r>
+      <w:proofErr w:type="spellStart"/>
+      <w:r>
+        <w:rPr>
+          <w:highlight w:val="yellow"/>
+        </w:rPr>
+        <w:t>felhasználónkkal</w:t>
+      </w:r>
+      <w:proofErr w:type="spellEnd"/>
+      <w:r>
+        <w:rPr>
+          <w:highlight w:val="yellow"/>
+        </w:rPr>
+        <w:t xml:space="preserve"> kapcsolatos összes fontos információt, amelyre az oldalnak szüksége van a működéshez. Ezeken felül, még különböző dekorációs elemeket is kezel, mint például a klikkeléskor történő effektért felelős komponenst.</w:t>
       </w:r>
     </w:p>
     <w:p>
@@ -6230,7 +6669,7 @@
           <w:highlight w:val="yellow"/>
         </w:rPr>
       </w:pPr>
-      <w:bookmarkStart w:id="21" w:name="_Toc227670947"/>
+      <w:bookmarkStart w:id="20" w:name="_Toc227755441"/>
       <w:r>
         <w:rPr>
           <w:i w:val="0"/>
@@ -6257,7 +6696,7 @@
         </w:rPr>
         <w:t xml:space="preserve"> fájlok:</w:t>
       </w:r>
-      <w:bookmarkEnd w:id="21"/>
+      <w:bookmarkEnd w:id="20"/>
     </w:p>
     <w:p>
       <w:pPr>
@@ -6269,7 +6708,6 @@
           <w:highlight w:val="yellow"/>
         </w:rPr>
       </w:pPr>
-      <w:proofErr w:type="gramStart"/>
       <w:r>
         <w:rPr>
           <w:b/>
@@ -6280,7 +6718,6 @@
         </w:rPr>
         <w:t>call-api.js</w:t>
       </w:r>
-      <w:proofErr w:type="gramEnd"/>
     </w:p>
     <w:p>
       <w:pPr>
@@ -6413,14 +6850,14 @@
           <w:highlight w:val="yellow"/>
         </w:rPr>
       </w:pPr>
-      <w:bookmarkStart w:id="22" w:name="_Toc227670948"/>
+      <w:bookmarkStart w:id="21" w:name="_Toc227755442"/>
       <w:r>
         <w:rPr>
           <w:highlight w:val="yellow"/>
         </w:rPr>
         <w:t>Backend:</w:t>
       </w:r>
-      <w:bookmarkEnd w:id="22"/>
+      <w:bookmarkEnd w:id="21"/>
     </w:p>
     <w:p>
       <w:pPr>
@@ -6453,7 +6890,7 @@
           <w:highlight w:val="yellow"/>
         </w:rPr>
       </w:pPr>
-      <w:bookmarkStart w:id="23" w:name="_Toc227670949"/>
+      <w:bookmarkStart w:id="22" w:name="_Toc227755443"/>
       <w:r>
         <w:rPr>
           <w:i w:val="0"/>
@@ -6480,7 +6917,7 @@
         </w:rPr>
         <w:t>:</w:t>
       </w:r>
-      <w:bookmarkEnd w:id="23"/>
+      <w:bookmarkEnd w:id="22"/>
     </w:p>
     <w:p>
       <w:pPr>
@@ -6628,7 +7065,7 @@
           <w:highlight w:val="yellow"/>
         </w:rPr>
       </w:pPr>
-      <w:bookmarkStart w:id="24" w:name="_Toc227670950"/>
+      <w:bookmarkStart w:id="23" w:name="_Toc227755444"/>
       <w:r>
         <w:rPr>
           <w:i w:val="0"/>
@@ -6637,7 +7074,7 @@
         </w:rPr>
         <w:t>Segédosztályok:</w:t>
       </w:r>
-      <w:bookmarkEnd w:id="24"/>
+      <w:bookmarkEnd w:id="23"/>
     </w:p>
     <w:p>
       <w:pPr>
@@ -6681,6 +7118,7 @@
           <w:color w:val="EE0000"/>
           <w:highlight w:val="yellow"/>
         </w:rPr>
+        <w:lastRenderedPageBreak/>
         <w:t>(Rövid leírás)</w:t>
       </w:r>
     </w:p>
@@ -6745,14 +7183,14 @@
           <w:highlight w:val="yellow"/>
         </w:rPr>
       </w:pPr>
-      <w:bookmarkStart w:id="25" w:name="_Toc227670951"/>
+      <w:bookmarkStart w:id="24" w:name="_Toc227755445"/>
       <w:r>
         <w:rPr>
           <w:highlight w:val="yellow"/>
         </w:rPr>
         <w:t>Működésének műszaki feltételei</w:t>
       </w:r>
-      <w:bookmarkEnd w:id="25"/>
+      <w:bookmarkEnd w:id="24"/>
     </w:p>
     <w:p>
       <w:pPr>
@@ -6782,7 +7220,6 @@
         <w:rPr>
           <w:highlight w:val="yellow"/>
         </w:rPr>
-        <w:lastRenderedPageBreak/>
         <w:t xml:space="preserve">XAMPP </w:t>
       </w:r>
       <w:proofErr w:type="spellStart"/>
@@ -6995,7 +7432,7 @@
           <w:highlight w:val="yellow"/>
         </w:rPr>
       </w:pPr>
-      <w:bookmarkStart w:id="26" w:name="_Toc227670952"/>
+      <w:bookmarkStart w:id="25" w:name="_Toc227755446"/>
       <w:r>
         <w:rPr>
           <w:highlight w:val="yellow"/>
@@ -7008,7 +7445,7 @@
         </w:rPr>
         <w:t>a</w:t>
       </w:r>
-      <w:bookmarkEnd w:id="26"/>
+      <w:bookmarkEnd w:id="25"/>
     </w:p>
     <w:p>
       <w:pPr>
@@ -8069,7 +8506,7 @@
           <w:highlight w:val="yellow"/>
         </w:rPr>
       </w:pPr>
-      <w:bookmarkStart w:id="27" w:name="_Toc227670953"/>
+      <w:bookmarkStart w:id="26" w:name="_Toc227755447"/>
       <w:r>
         <w:rPr>
           <w:sz w:val="32"/>
@@ -8078,7 +8515,7 @@
         </w:rPr>
         <w:t>Monitorképek</w:t>
       </w:r>
-      <w:bookmarkEnd w:id="27"/>
+      <w:bookmarkEnd w:id="26"/>
     </w:p>
     <w:p>
       <w:pPr>
@@ -8155,7 +8592,7 @@
           <w:highlight w:val="yellow"/>
         </w:rPr>
       </w:pPr>
-      <w:bookmarkStart w:id="28" w:name="_Toc227670954"/>
+      <w:bookmarkStart w:id="27" w:name="_Toc227755448"/>
       <w:r>
         <w:rPr>
           <w:sz w:val="32"/>
@@ -8180,7 +8617,7 @@
         </w:rPr>
         <w:t>ntkezés</w:t>
       </w:r>
-      <w:bookmarkEnd w:id="28"/>
+      <w:bookmarkEnd w:id="27"/>
     </w:p>
     <w:p>
       <w:pPr>
@@ -8242,7 +8679,21 @@
           <w:color w:val="EE0000"/>
           <w:highlight w:val="yellow"/>
         </w:rPr>
-        <w:t xml:space="preserve"> kell)</w:t>
+        <w:t xml:space="preserve"> kell</w:t>
+      </w:r>
+      <w:r>
+        <w:rPr>
+          <w:color w:val="EE0000"/>
+          <w:highlight w:val="yellow"/>
+        </w:rPr>
+        <w:t>, meg részletes futtatás</w:t>
+      </w:r>
+      <w:r>
+        <w:rPr>
+          <w:color w:val="EE0000"/>
+          <w:highlight w:val="yellow"/>
+        </w:rPr>
+        <w:t>)</w:t>
       </w:r>
     </w:p>
     <w:p>
@@ -8254,7 +8705,7 @@
           <w:highlight w:val="yellow"/>
         </w:rPr>
       </w:pPr>
-      <w:bookmarkStart w:id="29" w:name="_Toc227670955"/>
+      <w:bookmarkStart w:id="28" w:name="_Toc227755449"/>
       <w:r>
         <w:rPr>
           <w:highlight w:val="yellow"/>
@@ -8262,7 +8713,7 @@
         <w:lastRenderedPageBreak/>
         <w:t>Teszteléssel kapcsolatos információk:</w:t>
       </w:r>
-      <w:bookmarkEnd w:id="29"/>
+      <w:bookmarkEnd w:id="28"/>
     </w:p>
     <w:p>
       <w:pPr>
@@ -8287,7 +8738,7 @@
           <w:highlight w:val="yellow"/>
         </w:rPr>
       </w:pPr>
-      <w:bookmarkStart w:id="30" w:name="_Toc227670956"/>
+      <w:bookmarkStart w:id="29" w:name="_Toc227755450"/>
       <w:proofErr w:type="spellStart"/>
       <w:r>
         <w:rPr>
@@ -8303,7 +8754,7 @@
         </w:rPr>
         <w:t xml:space="preserve"> lehetőségek</w:t>
       </w:r>
-      <w:bookmarkEnd w:id="30"/>
+      <w:bookmarkEnd w:id="29"/>
     </w:p>
     <w:p>
       <w:pPr>
@@ -8314,7 +8765,7 @@
           <w:highlight w:val="yellow"/>
         </w:rPr>
       </w:pPr>
-      <w:bookmarkStart w:id="31" w:name="_Toc227670957"/>
+      <w:bookmarkStart w:id="30" w:name="_Toc227755451"/>
       <w:r>
         <w:rPr>
           <w:highlight w:val="yellow"/>
@@ -8335,7 +8786,7 @@
         </w:rPr>
         <w:t>:</w:t>
       </w:r>
-      <w:bookmarkEnd w:id="31"/>
+      <w:bookmarkEnd w:id="30"/>
     </w:p>
     <w:p>
       <w:pPr>
@@ -8427,7 +8878,7 @@
           <w:highlight w:val="yellow"/>
         </w:rPr>
       </w:pPr>
-      <w:bookmarkStart w:id="32" w:name="_Toc227670958"/>
+      <w:bookmarkStart w:id="31" w:name="_Toc227755452"/>
       <w:proofErr w:type="spellStart"/>
       <w:r>
         <w:rPr>
@@ -8456,7 +8907,7 @@
         </w:rPr>
         <w:t>:</w:t>
       </w:r>
-      <w:bookmarkEnd w:id="32"/>
+      <w:bookmarkEnd w:id="31"/>
     </w:p>
     <w:p>
       <w:pPr>
@@ -8480,7 +8931,7 @@
           <w:highlight w:val="yellow"/>
         </w:rPr>
       </w:pPr>
-      <w:bookmarkStart w:id="33" w:name="_Toc227670959"/>
+      <w:bookmarkStart w:id="32" w:name="_Toc227755453"/>
       <w:proofErr w:type="spellStart"/>
       <w:r>
         <w:rPr>
@@ -8495,76 +8946,78 @@
         </w:rPr>
         <w:t xml:space="preserve"> felület:</w:t>
       </w:r>
+      <w:bookmarkEnd w:id="32"/>
+    </w:p>
+    <w:p>
+      <w:pPr>
+        <w:rPr>
+          <w:highlight w:val="yellow"/>
+        </w:rPr>
+      </w:pPr>
+      <w:r>
+        <w:rPr>
+          <w:highlight w:val="yellow"/>
+        </w:rPr>
+        <w:t xml:space="preserve">Egy külön </w:t>
+      </w:r>
+      <w:proofErr w:type="spellStart"/>
+      <w:r>
+        <w:rPr>
+          <w:highlight w:val="yellow"/>
+        </w:rPr>
+        <w:t>aloldal</w:t>
+      </w:r>
+      <w:proofErr w:type="spellEnd"/>
+      <w:r>
+        <w:rPr>
+          <w:highlight w:val="yellow"/>
+        </w:rPr>
+        <w:t xml:space="preserve">, amelyen a </w:t>
+      </w:r>
+      <w:proofErr w:type="spellStart"/>
+      <w:r>
+        <w:rPr>
+          <w:highlight w:val="yellow"/>
+        </w:rPr>
+        <w:t>BrckETT</w:t>
+      </w:r>
+      <w:proofErr w:type="spellEnd"/>
+      <w:r>
+        <w:rPr>
+          <w:highlight w:val="yellow"/>
+        </w:rPr>
+        <w:t xml:space="preserve"> </w:t>
+      </w:r>
+      <w:proofErr w:type="spellStart"/>
+      <w:r>
+        <w:rPr>
+          <w:highlight w:val="yellow"/>
+        </w:rPr>
+        <w:t>Admin</w:t>
+      </w:r>
+      <w:proofErr w:type="spellEnd"/>
+      <w:r>
+        <w:rPr>
+          <w:highlight w:val="yellow"/>
+        </w:rPr>
+        <w:t xml:space="preserve"> felhasználói, hozzáférnek, és kezelni tudják a szoftver adatait</w:t>
+      </w:r>
+    </w:p>
+    <w:p>
+      <w:pPr>
+        <w:spacing w:after="160"/>
+        <w:rPr>
+          <w:highlight w:val="yellow"/>
+        </w:rPr>
+      </w:pPr>
+      <w:r>
+        <w:rPr>
+          <w:highlight w:val="yellow"/>
+        </w:rPr>
+        <w:br w:type="page"/>
+      </w:r>
+      <w:bookmarkStart w:id="33" w:name="_GoBack"/>
       <w:bookmarkEnd w:id="33"/>
-    </w:p>
-    <w:p>
-      <w:pPr>
-        <w:rPr>
-          <w:highlight w:val="yellow"/>
-        </w:rPr>
-      </w:pPr>
-      <w:r>
-        <w:rPr>
-          <w:highlight w:val="yellow"/>
-        </w:rPr>
-        <w:t xml:space="preserve">Egy külön </w:t>
-      </w:r>
-      <w:proofErr w:type="spellStart"/>
-      <w:r>
-        <w:rPr>
-          <w:highlight w:val="yellow"/>
-        </w:rPr>
-        <w:t>aloldal</w:t>
-      </w:r>
-      <w:proofErr w:type="spellEnd"/>
-      <w:r>
-        <w:rPr>
-          <w:highlight w:val="yellow"/>
-        </w:rPr>
-        <w:t xml:space="preserve">, amelyen a </w:t>
-      </w:r>
-      <w:proofErr w:type="spellStart"/>
-      <w:r>
-        <w:rPr>
-          <w:highlight w:val="yellow"/>
-        </w:rPr>
-        <w:t>BrckETT</w:t>
-      </w:r>
-      <w:proofErr w:type="spellEnd"/>
-      <w:r>
-        <w:rPr>
-          <w:highlight w:val="yellow"/>
-        </w:rPr>
-        <w:t xml:space="preserve"> </w:t>
-      </w:r>
-      <w:proofErr w:type="spellStart"/>
-      <w:r>
-        <w:rPr>
-          <w:highlight w:val="yellow"/>
-        </w:rPr>
-        <w:t>Admin</w:t>
-      </w:r>
-      <w:proofErr w:type="spellEnd"/>
-      <w:r>
-        <w:rPr>
-          <w:highlight w:val="yellow"/>
-        </w:rPr>
-        <w:t xml:space="preserve"> felhasználói, hozzáférnek, és kezelni tudják a szoftver adatait</w:t>
-      </w:r>
-    </w:p>
-    <w:p>
-      <w:pPr>
-        <w:spacing w:after="160"/>
-        <w:rPr>
-          <w:highlight w:val="yellow"/>
-        </w:rPr>
-      </w:pPr>
-      <w:r>
-        <w:rPr>
-          <w:highlight w:val="yellow"/>
-        </w:rPr>
-        <w:br w:type="page"/>
-      </w:r>
     </w:p>
     <w:sdt>
       <w:sdtPr>
@@ -8613,10 +9066,8 @@
             <w:rPr>
               <w:rFonts w:asciiTheme="minorHAnsi" w:eastAsiaTheme="minorEastAsia" w:hAnsiTheme="minorHAnsi"/>
               <w:noProof/>
-              <w:kern w:val="2"/>
-              <w:szCs w:val="24"/>
+              <w:sz w:val="22"/>
               <w:lang w:eastAsia="hu-HU"/>
-              <w14:ligatures w14:val="standardContextual"/>
             </w:rPr>
           </w:pPr>
           <w:r>
@@ -8637,7 +9088,7 @@
             </w:rPr>
             <w:fldChar w:fldCharType="separate"/>
           </w:r>
-          <w:hyperlink w:anchor="_Toc227670927" w:history="1">
+          <w:hyperlink w:anchor="_Toc227755421" w:history="1">
             <w:r>
               <w:rPr>
                 <w:rStyle w:val="Hiperhivatkozs"/>
@@ -8665,7 +9116,7 @@
                 <w:noProof/>
                 <w:webHidden/>
               </w:rPr>
-              <w:instrText xml:space="preserve"> PAGEREF _Toc227670927 \h </w:instrText>
+              <w:instrText xml:space="preserve"> PAGEREF _Toc227755421 \h </w:instrText>
             </w:r>
             <w:r>
               <w:rPr>
@@ -8705,13 +9156,11 @@
             <w:rPr>
               <w:rFonts w:asciiTheme="minorHAnsi" w:eastAsiaTheme="minorEastAsia" w:hAnsiTheme="minorHAnsi"/>
               <w:noProof/>
-              <w:kern w:val="2"/>
-              <w:szCs w:val="24"/>
+              <w:sz w:val="22"/>
               <w:lang w:eastAsia="hu-HU"/>
-              <w14:ligatures w14:val="standardContextual"/>
             </w:rPr>
           </w:pPr>
-          <w:hyperlink w:anchor="_Toc227670928" w:history="1">
+          <w:hyperlink w:anchor="_Toc227755422" w:history="1">
             <w:r>
               <w:rPr>
                 <w:rStyle w:val="Hiperhivatkozs"/>
@@ -8739,7 +9188,7 @@
                 <w:noProof/>
                 <w:webHidden/>
               </w:rPr>
-              <w:instrText xml:space="preserve"> PAGEREF _Toc227670928 \h </w:instrText>
+              <w:instrText xml:space="preserve"> PAGEREF _Toc227755422 \h </w:instrText>
             </w:r>
             <w:r>
               <w:rPr>
@@ -8779,13 +9228,11 @@
             <w:rPr>
               <w:rFonts w:asciiTheme="minorHAnsi" w:eastAsiaTheme="minorEastAsia" w:hAnsiTheme="minorHAnsi"/>
               <w:noProof/>
-              <w:kern w:val="2"/>
-              <w:szCs w:val="24"/>
+              <w:sz w:val="22"/>
               <w:lang w:eastAsia="hu-HU"/>
-              <w14:ligatures w14:val="standardContextual"/>
             </w:rPr>
           </w:pPr>
-          <w:hyperlink w:anchor="_Toc227670929" w:history="1">
+          <w:hyperlink w:anchor="_Toc227755423" w:history="1">
             <w:r>
               <w:rPr>
                 <w:rStyle w:val="Hiperhivatkozs"/>
@@ -8813,7 +9260,7 @@
                 <w:noProof/>
                 <w:webHidden/>
               </w:rPr>
-              <w:instrText xml:space="preserve"> PAGEREF _Toc227670929 \h </w:instrText>
+              <w:instrText xml:space="preserve"> PAGEREF _Toc227755423 \h </w:instrText>
             </w:r>
             <w:r>
               <w:rPr>
@@ -8853,13 +9300,11 @@
             <w:rPr>
               <w:rFonts w:asciiTheme="minorHAnsi" w:eastAsiaTheme="minorEastAsia" w:hAnsiTheme="minorHAnsi"/>
               <w:noProof/>
-              <w:kern w:val="2"/>
-              <w:szCs w:val="24"/>
+              <w:sz w:val="22"/>
               <w:lang w:eastAsia="hu-HU"/>
-              <w14:ligatures w14:val="standardContextual"/>
             </w:rPr>
           </w:pPr>
-          <w:hyperlink w:anchor="_Toc227670930" w:history="1">
+          <w:hyperlink w:anchor="_Toc227755424" w:history="1">
             <w:r>
               <w:rPr>
                 <w:rStyle w:val="Hiperhivatkozs"/>
@@ -8887,7 +9332,7 @@
                 <w:noProof/>
                 <w:webHidden/>
               </w:rPr>
-              <w:instrText xml:space="preserve"> PAGEREF _Toc227670930 \h </w:instrText>
+              <w:instrText xml:space="preserve"> PAGEREF _Toc227755424 \h </w:instrText>
             </w:r>
             <w:r>
               <w:rPr>
@@ -8927,13 +9372,11 @@
             <w:rPr>
               <w:rFonts w:asciiTheme="minorHAnsi" w:eastAsiaTheme="minorEastAsia" w:hAnsiTheme="minorHAnsi"/>
               <w:noProof/>
-              <w:kern w:val="2"/>
-              <w:szCs w:val="24"/>
+              <w:sz w:val="22"/>
               <w:lang w:eastAsia="hu-HU"/>
-              <w14:ligatures w14:val="standardContextual"/>
             </w:rPr>
           </w:pPr>
-          <w:hyperlink w:anchor="_Toc227670931" w:history="1">
+          <w:hyperlink w:anchor="_Toc227755425" w:history="1">
             <w:r>
               <w:rPr>
                 <w:rStyle w:val="Hiperhivatkozs"/>
@@ -8961,7 +9404,7 @@
                 <w:noProof/>
                 <w:webHidden/>
               </w:rPr>
-              <w:instrText xml:space="preserve"> PAGEREF _Toc227670931 \h </w:instrText>
+              <w:instrText xml:space="preserve"> PAGEREF _Toc227755425 \h </w:instrText>
             </w:r>
             <w:r>
               <w:rPr>
@@ -9001,13 +9444,11 @@
             <w:rPr>
               <w:rFonts w:asciiTheme="minorHAnsi" w:eastAsiaTheme="minorEastAsia" w:hAnsiTheme="minorHAnsi"/>
               <w:noProof/>
-              <w:kern w:val="2"/>
-              <w:szCs w:val="24"/>
+              <w:sz w:val="22"/>
               <w:lang w:eastAsia="hu-HU"/>
-              <w14:ligatures w14:val="standardContextual"/>
             </w:rPr>
           </w:pPr>
-          <w:hyperlink w:anchor="_Toc227670932" w:history="1">
+          <w:hyperlink w:anchor="_Toc227755426" w:history="1">
             <w:r>
               <w:rPr>
                 <w:rStyle w:val="Hiperhivatkozs"/>
@@ -9035,7 +9476,7 @@
                 <w:noProof/>
                 <w:webHidden/>
               </w:rPr>
-              <w:instrText xml:space="preserve"> PAGEREF _Toc227670932 \h </w:instrText>
+              <w:instrText xml:space="preserve"> PAGEREF _Toc227755426 \h </w:instrText>
             </w:r>
             <w:r>
               <w:rPr>
@@ -9075,13 +9516,11 @@
             <w:rPr>
               <w:rFonts w:asciiTheme="minorHAnsi" w:eastAsiaTheme="minorEastAsia" w:hAnsiTheme="minorHAnsi"/>
               <w:noProof/>
-              <w:kern w:val="2"/>
-              <w:szCs w:val="24"/>
+              <w:sz w:val="22"/>
               <w:lang w:eastAsia="hu-HU"/>
-              <w14:ligatures w14:val="standardContextual"/>
             </w:rPr>
           </w:pPr>
-          <w:hyperlink w:anchor="_Toc227670933" w:history="1">
+          <w:hyperlink w:anchor="_Toc227755427" w:history="1">
             <w:r>
               <w:rPr>
                 <w:rStyle w:val="Hiperhivatkozs"/>
@@ -9109,7 +9548,7 @@
                 <w:noProof/>
                 <w:webHidden/>
               </w:rPr>
-              <w:instrText xml:space="preserve"> PAGEREF _Toc227670933 \h </w:instrText>
+              <w:instrText xml:space="preserve"> PAGEREF _Toc227755427 \h </w:instrText>
             </w:r>
             <w:r>
               <w:rPr>
@@ -9149,13 +9588,11 @@
             <w:rPr>
               <w:rFonts w:asciiTheme="minorHAnsi" w:eastAsiaTheme="minorEastAsia" w:hAnsiTheme="minorHAnsi"/>
               <w:noProof/>
-              <w:kern w:val="2"/>
-              <w:szCs w:val="24"/>
+              <w:sz w:val="22"/>
               <w:lang w:eastAsia="hu-HU"/>
-              <w14:ligatures w14:val="standardContextual"/>
             </w:rPr>
           </w:pPr>
-          <w:hyperlink w:anchor="_Toc227670934" w:history="1">
+          <w:hyperlink w:anchor="_Toc227755428" w:history="1">
             <w:r>
               <w:rPr>
                 <w:rStyle w:val="Hiperhivatkozs"/>
@@ -9183,7 +9620,7 @@
                 <w:noProof/>
                 <w:webHidden/>
               </w:rPr>
-              <w:instrText xml:space="preserve"> PAGEREF _Toc227670934 \h </w:instrText>
+              <w:instrText xml:space="preserve"> PAGEREF _Toc227755428 \h </w:instrText>
             </w:r>
             <w:r>
               <w:rPr>
@@ -9223,13 +9660,11 @@
             <w:rPr>
               <w:rFonts w:asciiTheme="minorHAnsi" w:eastAsiaTheme="minorEastAsia" w:hAnsiTheme="minorHAnsi"/>
               <w:noProof/>
-              <w:kern w:val="2"/>
-              <w:szCs w:val="24"/>
+              <w:sz w:val="22"/>
               <w:lang w:eastAsia="hu-HU"/>
-              <w14:ligatures w14:val="standardContextual"/>
             </w:rPr>
           </w:pPr>
-          <w:hyperlink w:anchor="_Toc227670935" w:history="1">
+          <w:hyperlink w:anchor="_Toc227755429" w:history="1">
             <w:r>
               <w:rPr>
                 <w:rStyle w:val="Hiperhivatkozs"/>
@@ -9257,7 +9692,7 @@
                 <w:noProof/>
                 <w:webHidden/>
               </w:rPr>
-              <w:instrText xml:space="preserve"> PAGEREF _Toc227670935 \h </w:instrText>
+              <w:instrText xml:space="preserve"> PAGEREF _Toc227755429 \h </w:instrText>
             </w:r>
             <w:r>
               <w:rPr>
@@ -9297,13 +9732,11 @@
             <w:rPr>
               <w:rFonts w:asciiTheme="minorHAnsi" w:eastAsiaTheme="minorEastAsia" w:hAnsiTheme="minorHAnsi"/>
               <w:noProof/>
-              <w:kern w:val="2"/>
-              <w:szCs w:val="24"/>
+              <w:sz w:val="22"/>
               <w:lang w:eastAsia="hu-HU"/>
-              <w14:ligatures w14:val="standardContextual"/>
             </w:rPr>
           </w:pPr>
-          <w:hyperlink w:anchor="_Toc227670936" w:history="1">
+          <w:hyperlink w:anchor="_Toc227755430" w:history="1">
             <w:r>
               <w:rPr>
                 <w:rStyle w:val="Hiperhivatkozs"/>
@@ -9331,7 +9764,7 @@
                 <w:noProof/>
                 <w:webHidden/>
               </w:rPr>
-              <w:instrText xml:space="preserve"> PAGEREF _Toc227670936 \h </w:instrText>
+              <w:instrText xml:space="preserve"> PAGEREF _Toc227755430 \h </w:instrText>
             </w:r>
             <w:r>
               <w:rPr>
@@ -9371,13 +9804,11 @@
             <w:rPr>
               <w:rFonts w:asciiTheme="minorHAnsi" w:eastAsiaTheme="minorEastAsia" w:hAnsiTheme="minorHAnsi"/>
               <w:noProof/>
-              <w:kern w:val="2"/>
-              <w:szCs w:val="24"/>
+              <w:sz w:val="22"/>
               <w:lang w:eastAsia="hu-HU"/>
-              <w14:ligatures w14:val="standardContextual"/>
             </w:rPr>
           </w:pPr>
-          <w:hyperlink w:anchor="_Toc227670937" w:history="1">
+          <w:hyperlink w:anchor="_Toc227755431" w:history="1">
             <w:r>
               <w:rPr>
                 <w:rStyle w:val="Hiperhivatkozs"/>
@@ -9405,7 +9836,7 @@
                 <w:noProof/>
                 <w:webHidden/>
               </w:rPr>
-              <w:instrText xml:space="preserve"> PAGEREF _Toc227670937 \h </w:instrText>
+              <w:instrText xml:space="preserve"> PAGEREF _Toc227755431 \h </w:instrText>
             </w:r>
             <w:r>
               <w:rPr>
@@ -9445,13 +9876,11 @@
             <w:rPr>
               <w:rFonts w:asciiTheme="minorHAnsi" w:eastAsiaTheme="minorEastAsia" w:hAnsiTheme="minorHAnsi"/>
               <w:noProof/>
-              <w:kern w:val="2"/>
-              <w:szCs w:val="24"/>
+              <w:sz w:val="22"/>
               <w:lang w:eastAsia="hu-HU"/>
-              <w14:ligatures w14:val="standardContextual"/>
             </w:rPr>
           </w:pPr>
-          <w:hyperlink w:anchor="_Toc227670938" w:history="1">
+          <w:hyperlink w:anchor="_Toc227755432" w:history="1">
             <w:r>
               <w:rPr>
                 <w:rStyle w:val="Hiperhivatkozs"/>
@@ -9479,7 +9908,7 @@
                 <w:noProof/>
                 <w:webHidden/>
               </w:rPr>
-              <w:instrText xml:space="preserve"> PAGEREF _Toc227670938 \h </w:instrText>
+              <w:instrText xml:space="preserve"> PAGEREF _Toc227755432 \h </w:instrText>
             </w:r>
             <w:r>
               <w:rPr>
@@ -9519,13 +9948,11 @@
             <w:rPr>
               <w:rFonts w:asciiTheme="minorHAnsi" w:eastAsiaTheme="minorEastAsia" w:hAnsiTheme="minorHAnsi"/>
               <w:noProof/>
-              <w:kern w:val="2"/>
-              <w:szCs w:val="24"/>
+              <w:sz w:val="22"/>
               <w:lang w:eastAsia="hu-HU"/>
-              <w14:ligatures w14:val="standardContextual"/>
             </w:rPr>
           </w:pPr>
-          <w:hyperlink w:anchor="_Toc227670939" w:history="1">
+          <w:hyperlink w:anchor="_Toc227755433" w:history="1">
             <w:r>
               <w:rPr>
                 <w:rStyle w:val="Hiperhivatkozs"/>
@@ -9553,7 +9980,7 @@
                 <w:noProof/>
                 <w:webHidden/>
               </w:rPr>
-              <w:instrText xml:space="preserve"> PAGEREF _Toc227670939 \h </w:instrText>
+              <w:instrText xml:space="preserve"> PAGEREF _Toc227755433 \h </w:instrText>
             </w:r>
             <w:r>
               <w:rPr>
@@ -9593,13 +10020,11 @@
             <w:rPr>
               <w:rFonts w:asciiTheme="minorHAnsi" w:eastAsiaTheme="minorEastAsia" w:hAnsiTheme="minorHAnsi"/>
               <w:noProof/>
-              <w:kern w:val="2"/>
-              <w:szCs w:val="24"/>
+              <w:sz w:val="22"/>
               <w:lang w:eastAsia="hu-HU"/>
-              <w14:ligatures w14:val="standardContextual"/>
             </w:rPr>
           </w:pPr>
-          <w:hyperlink w:anchor="_Toc227670940" w:history="1">
+          <w:hyperlink w:anchor="_Toc227755434" w:history="1">
             <w:r>
               <w:rPr>
                 <w:rStyle w:val="Hiperhivatkozs"/>
@@ -9627,7 +10052,7 @@
                 <w:noProof/>
                 <w:webHidden/>
               </w:rPr>
-              <w:instrText xml:space="preserve"> PAGEREF _Toc227670940 \h </w:instrText>
+              <w:instrText xml:space="preserve"> PAGEREF _Toc227755434 \h </w:instrText>
             </w:r>
             <w:r>
               <w:rPr>
@@ -9667,13 +10092,11 @@
             <w:rPr>
               <w:rFonts w:asciiTheme="minorHAnsi" w:eastAsiaTheme="minorEastAsia" w:hAnsiTheme="minorHAnsi"/>
               <w:noProof/>
-              <w:kern w:val="2"/>
-              <w:szCs w:val="24"/>
+              <w:sz w:val="22"/>
               <w:lang w:eastAsia="hu-HU"/>
-              <w14:ligatures w14:val="standardContextual"/>
             </w:rPr>
           </w:pPr>
-          <w:hyperlink w:anchor="_Toc227670941" w:history="1">
+          <w:hyperlink w:anchor="_Toc227755435" w:history="1">
             <w:r>
               <w:rPr>
                 <w:rStyle w:val="Hiperhivatkozs"/>
@@ -9701,7 +10124,7 @@
                 <w:noProof/>
                 <w:webHidden/>
               </w:rPr>
-              <w:instrText xml:space="preserve"> PAGEREF _Toc227670941 \h </w:instrText>
+              <w:instrText xml:space="preserve"> PAGEREF _Toc227755435 \h </w:instrText>
             </w:r>
             <w:r>
               <w:rPr>
@@ -9741,13 +10164,11 @@
             <w:rPr>
               <w:rFonts w:asciiTheme="minorHAnsi" w:eastAsiaTheme="minorEastAsia" w:hAnsiTheme="minorHAnsi"/>
               <w:noProof/>
-              <w:kern w:val="2"/>
-              <w:szCs w:val="24"/>
+              <w:sz w:val="22"/>
               <w:lang w:eastAsia="hu-HU"/>
-              <w14:ligatures w14:val="standardContextual"/>
             </w:rPr>
           </w:pPr>
-          <w:hyperlink w:anchor="_Toc227670942" w:history="1">
+          <w:hyperlink w:anchor="_Toc227755436" w:history="1">
             <w:r>
               <w:rPr>
                 <w:rStyle w:val="Hiperhivatkozs"/>
@@ -9775,7 +10196,7 @@
                 <w:noProof/>
                 <w:webHidden/>
               </w:rPr>
-              <w:instrText xml:space="preserve"> PAGEREF _Toc227670942 \h </w:instrText>
+              <w:instrText xml:space="preserve"> PAGEREF _Toc227755436 \h </w:instrText>
             </w:r>
             <w:r>
               <w:rPr>
@@ -9815,13 +10236,11 @@
             <w:rPr>
               <w:rFonts w:asciiTheme="minorHAnsi" w:eastAsiaTheme="minorEastAsia" w:hAnsiTheme="minorHAnsi"/>
               <w:noProof/>
-              <w:kern w:val="2"/>
-              <w:szCs w:val="24"/>
+              <w:sz w:val="22"/>
               <w:lang w:eastAsia="hu-HU"/>
-              <w14:ligatures w14:val="standardContextual"/>
             </w:rPr>
           </w:pPr>
-          <w:hyperlink w:anchor="_Toc227670943" w:history="1">
+          <w:hyperlink w:anchor="_Toc227755437" w:history="1">
             <w:r>
               <w:rPr>
                 <w:rStyle w:val="Hiperhivatkozs"/>
@@ -9849,7 +10268,7 @@
                 <w:noProof/>
                 <w:webHidden/>
               </w:rPr>
-              <w:instrText xml:space="preserve"> PAGEREF _Toc227670943 \h </w:instrText>
+              <w:instrText xml:space="preserve"> PAGEREF _Toc227755437 \h </w:instrText>
             </w:r>
             <w:r>
               <w:rPr>
@@ -9889,13 +10308,11 @@
             <w:rPr>
               <w:rFonts w:asciiTheme="minorHAnsi" w:eastAsiaTheme="minorEastAsia" w:hAnsiTheme="minorHAnsi"/>
               <w:noProof/>
-              <w:kern w:val="2"/>
-              <w:szCs w:val="24"/>
+              <w:sz w:val="22"/>
               <w:lang w:eastAsia="hu-HU"/>
-              <w14:ligatures w14:val="standardContextual"/>
             </w:rPr>
           </w:pPr>
-          <w:hyperlink w:anchor="_Toc227670944" w:history="1">
+          <w:hyperlink w:anchor="_Toc227755438" w:history="1">
             <w:r>
               <w:rPr>
                 <w:rStyle w:val="Hiperhivatkozs"/>
@@ -9923,7 +10340,7 @@
                 <w:noProof/>
                 <w:webHidden/>
               </w:rPr>
-              <w:instrText xml:space="preserve"> PAGEREF _Toc227670944 \h </w:instrText>
+              <w:instrText xml:space="preserve"> PAGEREF _Toc227755438 \h </w:instrText>
             </w:r>
             <w:r>
               <w:rPr>
@@ -9963,13 +10380,11 @@
             <w:rPr>
               <w:rFonts w:asciiTheme="minorHAnsi" w:eastAsiaTheme="minorEastAsia" w:hAnsiTheme="minorHAnsi"/>
               <w:noProof/>
-              <w:kern w:val="2"/>
-              <w:szCs w:val="24"/>
+              <w:sz w:val="22"/>
               <w:lang w:eastAsia="hu-HU"/>
-              <w14:ligatures w14:val="standardContextual"/>
             </w:rPr>
           </w:pPr>
-          <w:hyperlink w:anchor="_Toc227670945" w:history="1">
+          <w:hyperlink w:anchor="_Toc227755439" w:history="1">
             <w:r>
               <w:rPr>
                 <w:rStyle w:val="Hiperhivatkozs"/>
@@ -9997,7 +10412,7 @@
                 <w:noProof/>
                 <w:webHidden/>
               </w:rPr>
-              <w:instrText xml:space="preserve"> PAGEREF _Toc227670945 \h </w:instrText>
+              <w:instrText xml:space="preserve"> PAGEREF _Toc227755439 \h </w:instrText>
             </w:r>
             <w:r>
               <w:rPr>
@@ -10037,13 +10452,11 @@
             <w:rPr>
               <w:rFonts w:asciiTheme="minorHAnsi" w:eastAsiaTheme="minorEastAsia" w:hAnsiTheme="minorHAnsi"/>
               <w:noProof/>
-              <w:kern w:val="2"/>
-              <w:szCs w:val="24"/>
+              <w:sz w:val="22"/>
               <w:lang w:eastAsia="hu-HU"/>
-              <w14:ligatures w14:val="standardContextual"/>
             </w:rPr>
           </w:pPr>
-          <w:hyperlink w:anchor="_Toc227670946" w:history="1">
+          <w:hyperlink w:anchor="_Toc227755440" w:history="1">
             <w:r>
               <w:rPr>
                 <w:rStyle w:val="Hiperhivatkozs"/>
@@ -10071,7 +10484,7 @@
                 <w:noProof/>
                 <w:webHidden/>
               </w:rPr>
-              <w:instrText xml:space="preserve"> PAGEREF _Toc227670946 \h </w:instrText>
+              <w:instrText xml:space="preserve"> PAGEREF _Toc227755440 \h </w:instrText>
             </w:r>
             <w:r>
               <w:rPr>
@@ -10111,13 +10524,11 @@
             <w:rPr>
               <w:rFonts w:asciiTheme="minorHAnsi" w:eastAsiaTheme="minorEastAsia" w:hAnsiTheme="minorHAnsi"/>
               <w:noProof/>
-              <w:kern w:val="2"/>
-              <w:szCs w:val="24"/>
+              <w:sz w:val="22"/>
               <w:lang w:eastAsia="hu-HU"/>
-              <w14:ligatures w14:val="standardContextual"/>
             </w:rPr>
           </w:pPr>
-          <w:hyperlink w:anchor="_Toc227670947" w:history="1">
+          <w:hyperlink w:anchor="_Toc227755441" w:history="1">
             <w:r>
               <w:rPr>
                 <w:rStyle w:val="Hiperhivatkozs"/>
@@ -10146,7 +10557,7 @@
                 <w:noProof/>
                 <w:webHidden/>
               </w:rPr>
-              <w:instrText xml:space="preserve"> PAGEREF _Toc227670947 \h </w:instrText>
+              <w:instrText xml:space="preserve"> PAGEREF _Toc227755441 \h </w:instrText>
             </w:r>
             <w:r>
               <w:rPr>
@@ -10166,7 +10577,7 @@
                 <w:noProof/>
                 <w:webHidden/>
               </w:rPr>
-              <w:t>9</w:t>
+              <w:t>13</w:t>
             </w:r>
             <w:r>
               <w:rPr>
@@ -10186,13 +10597,11 @@
             <w:rPr>
               <w:rFonts w:asciiTheme="minorHAnsi" w:eastAsiaTheme="minorEastAsia" w:hAnsiTheme="minorHAnsi"/>
               <w:noProof/>
-              <w:kern w:val="2"/>
-              <w:szCs w:val="24"/>
+              <w:sz w:val="22"/>
               <w:lang w:eastAsia="hu-HU"/>
-              <w14:ligatures w14:val="standardContextual"/>
             </w:rPr>
           </w:pPr>
-          <w:hyperlink w:anchor="_Toc227670948" w:history="1">
+          <w:hyperlink w:anchor="_Toc227755442" w:history="1">
             <w:r>
               <w:rPr>
                 <w:rStyle w:val="Hiperhivatkozs"/>
@@ -10220,7 +10629,7 @@
                 <w:noProof/>
                 <w:webHidden/>
               </w:rPr>
-              <w:instrText xml:space="preserve"> PAGEREF _Toc227670948 \h </w:instrText>
+              <w:instrText xml:space="preserve"> PAGEREF _Toc227755442 \h </w:instrText>
             </w:r>
             <w:r>
               <w:rPr>
@@ -10240,7 +10649,7 @@
                 <w:noProof/>
                 <w:webHidden/>
               </w:rPr>
-              <w:t>9</w:t>
+              <w:t>13</w:t>
             </w:r>
             <w:r>
               <w:rPr>
@@ -10260,13 +10669,11 @@
             <w:rPr>
               <w:rFonts w:asciiTheme="minorHAnsi" w:eastAsiaTheme="minorEastAsia" w:hAnsiTheme="minorHAnsi"/>
               <w:noProof/>
-              <w:kern w:val="2"/>
-              <w:szCs w:val="24"/>
+              <w:sz w:val="22"/>
               <w:lang w:eastAsia="hu-HU"/>
-              <w14:ligatures w14:val="standardContextual"/>
             </w:rPr>
           </w:pPr>
-          <w:hyperlink w:anchor="_Toc227670949" w:history="1">
+          <w:hyperlink w:anchor="_Toc227755443" w:history="1">
             <w:r>
               <w:rPr>
                 <w:rStyle w:val="Hiperhivatkozs"/>
@@ -10295,7 +10702,7 @@
                 <w:noProof/>
                 <w:webHidden/>
               </w:rPr>
-              <w:instrText xml:space="preserve"> PAGEREF _Toc227670949 \h </w:instrText>
+              <w:instrText xml:space="preserve"> PAGEREF _Toc227755443 \h </w:instrText>
             </w:r>
             <w:r>
               <w:rPr>
@@ -10315,7 +10722,7 @@
                 <w:noProof/>
                 <w:webHidden/>
               </w:rPr>
-              <w:t>9</w:t>
+              <w:t>13</w:t>
             </w:r>
             <w:r>
               <w:rPr>
@@ -10335,13 +10742,11 @@
             <w:rPr>
               <w:rFonts w:asciiTheme="minorHAnsi" w:eastAsiaTheme="minorEastAsia" w:hAnsiTheme="minorHAnsi"/>
               <w:noProof/>
-              <w:kern w:val="2"/>
-              <w:szCs w:val="24"/>
+              <w:sz w:val="22"/>
               <w:lang w:eastAsia="hu-HU"/>
-              <w14:ligatures w14:val="standardContextual"/>
             </w:rPr>
           </w:pPr>
-          <w:hyperlink w:anchor="_Toc227670950" w:history="1">
+          <w:hyperlink w:anchor="_Toc227755444" w:history="1">
             <w:r>
               <w:rPr>
                 <w:rStyle w:val="Hiperhivatkozs"/>
@@ -10370,7 +10775,7 @@
                 <w:noProof/>
                 <w:webHidden/>
               </w:rPr>
-              <w:instrText xml:space="preserve"> PAGEREF _Toc227670950 \h </w:instrText>
+              <w:instrText xml:space="preserve"> PAGEREF _Toc227755444 \h </w:instrText>
             </w:r>
             <w:r>
               <w:rPr>
@@ -10390,7 +10795,7 @@
                 <w:noProof/>
                 <w:webHidden/>
               </w:rPr>
-              <w:t>9</w:t>
+              <w:t>13</w:t>
             </w:r>
             <w:r>
               <w:rPr>
@@ -10410,13 +10815,11 @@
             <w:rPr>
               <w:rFonts w:asciiTheme="minorHAnsi" w:eastAsiaTheme="minorEastAsia" w:hAnsiTheme="minorHAnsi"/>
               <w:noProof/>
-              <w:kern w:val="2"/>
-              <w:szCs w:val="24"/>
+              <w:sz w:val="22"/>
               <w:lang w:eastAsia="hu-HU"/>
-              <w14:ligatures w14:val="standardContextual"/>
             </w:rPr>
           </w:pPr>
-          <w:hyperlink w:anchor="_Toc227670951" w:history="1">
+          <w:hyperlink w:anchor="_Toc227755445" w:history="1">
             <w:r>
               <w:rPr>
                 <w:rStyle w:val="Hiperhivatkozs"/>
@@ -10444,7 +10847,7 @@
                 <w:noProof/>
                 <w:webHidden/>
               </w:rPr>
-              <w:instrText xml:space="preserve"> PAGEREF _Toc227670951 \h </w:instrText>
+              <w:instrText xml:space="preserve"> PAGEREF _Toc227755445 \h </w:instrText>
             </w:r>
             <w:r>
               <w:rPr>
@@ -10464,7 +10867,7 @@
                 <w:noProof/>
                 <w:webHidden/>
               </w:rPr>
-              <w:t>10</w:t>
+              <w:t>14</w:t>
             </w:r>
             <w:r>
               <w:rPr>
@@ -10484,13 +10887,11 @@
             <w:rPr>
               <w:rFonts w:asciiTheme="minorHAnsi" w:eastAsiaTheme="minorEastAsia" w:hAnsiTheme="minorHAnsi"/>
               <w:noProof/>
-              <w:kern w:val="2"/>
-              <w:szCs w:val="24"/>
+              <w:sz w:val="22"/>
               <w:lang w:eastAsia="hu-HU"/>
-              <w14:ligatures w14:val="standardContextual"/>
             </w:rPr>
           </w:pPr>
-          <w:hyperlink w:anchor="_Toc227670952" w:history="1">
+          <w:hyperlink w:anchor="_Toc227755446" w:history="1">
             <w:r>
               <w:rPr>
                 <w:rStyle w:val="Hiperhivatkozs"/>
@@ -10518,7 +10919,7 @@
                 <w:noProof/>
                 <w:webHidden/>
               </w:rPr>
-              <w:instrText xml:space="preserve"> PAGEREF _Toc227670952 \h </w:instrText>
+              <w:instrText xml:space="preserve"> PAGEREF _Toc227755446 \h </w:instrText>
             </w:r>
             <w:r>
               <w:rPr>
@@ -10538,7 +10939,7 @@
                 <w:noProof/>
                 <w:webHidden/>
               </w:rPr>
-              <w:t>11</w:t>
+              <w:t>15</w:t>
             </w:r>
             <w:r>
               <w:rPr>
@@ -10558,13 +10959,11 @@
             <w:rPr>
               <w:rFonts w:asciiTheme="minorHAnsi" w:eastAsiaTheme="minorEastAsia" w:hAnsiTheme="minorHAnsi"/>
               <w:noProof/>
-              <w:kern w:val="2"/>
-              <w:szCs w:val="24"/>
+              <w:sz w:val="22"/>
               <w:lang w:eastAsia="hu-HU"/>
-              <w14:ligatures w14:val="standardContextual"/>
             </w:rPr>
           </w:pPr>
-          <w:hyperlink w:anchor="_Toc227670953" w:history="1">
+          <w:hyperlink w:anchor="_Toc227755447" w:history="1">
             <w:r>
               <w:rPr>
                 <w:rStyle w:val="Hiperhivatkozs"/>
@@ -10592,7 +10991,7 @@
                 <w:noProof/>
                 <w:webHidden/>
               </w:rPr>
-              <w:instrText xml:space="preserve"> PAGEREF _Toc227670953 \h </w:instrText>
+              <w:instrText xml:space="preserve"> PAGEREF _Toc227755447 \h </w:instrText>
             </w:r>
             <w:r>
               <w:rPr>
@@ -10612,7 +11011,7 @@
                 <w:noProof/>
                 <w:webHidden/>
               </w:rPr>
-              <w:t>13</w:t>
+              <w:t>17</w:t>
             </w:r>
             <w:r>
               <w:rPr>
@@ -10632,13 +11031,11 @@
             <w:rPr>
               <w:rFonts w:asciiTheme="minorHAnsi" w:eastAsiaTheme="minorEastAsia" w:hAnsiTheme="minorHAnsi"/>
               <w:noProof/>
-              <w:kern w:val="2"/>
-              <w:szCs w:val="24"/>
+              <w:sz w:val="22"/>
               <w:lang w:eastAsia="hu-HU"/>
-              <w14:ligatures w14:val="standardContextual"/>
             </w:rPr>
           </w:pPr>
-          <w:hyperlink w:anchor="_Toc227670954" w:history="1">
+          <w:hyperlink w:anchor="_Toc227755448" w:history="1">
             <w:r>
               <w:rPr>
                 <w:rStyle w:val="Hiperhivatkozs"/>
@@ -10666,7 +11063,7 @@
                 <w:noProof/>
                 <w:webHidden/>
               </w:rPr>
-              <w:instrText xml:space="preserve"> PAGEREF _Toc227670954 \h </w:instrText>
+              <w:instrText xml:space="preserve"> PAGEREF _Toc227755448 \h </w:instrText>
             </w:r>
             <w:r>
               <w:rPr>
@@ -10686,7 +11083,7 @@
                 <w:noProof/>
                 <w:webHidden/>
               </w:rPr>
-              <w:t>13</w:t>
+              <w:t>17</w:t>
             </w:r>
             <w:r>
               <w:rPr>
@@ -10706,13 +11103,11 @@
             <w:rPr>
               <w:rFonts w:asciiTheme="minorHAnsi" w:eastAsiaTheme="minorEastAsia" w:hAnsiTheme="minorHAnsi"/>
               <w:noProof/>
-              <w:kern w:val="2"/>
-              <w:szCs w:val="24"/>
+              <w:sz w:val="22"/>
               <w:lang w:eastAsia="hu-HU"/>
-              <w14:ligatures w14:val="standardContextual"/>
             </w:rPr>
           </w:pPr>
-          <w:hyperlink w:anchor="_Toc227670955" w:history="1">
+          <w:hyperlink w:anchor="_Toc227755449" w:history="1">
             <w:r>
               <w:rPr>
                 <w:rStyle w:val="Hiperhivatkozs"/>
@@ -10740,7 +11135,7 @@
                 <w:noProof/>
                 <w:webHidden/>
               </w:rPr>
-              <w:instrText xml:space="preserve"> PAGEREF _Toc227670955 \h </w:instrText>
+              <w:instrText xml:space="preserve"> PAGEREF _Toc227755449 \h </w:instrText>
             </w:r>
             <w:r>
               <w:rPr>
@@ -10760,7 +11155,7 @@
                 <w:noProof/>
                 <w:webHidden/>
               </w:rPr>
-              <w:t>14</w:t>
+              <w:t>18</w:t>
             </w:r>
             <w:r>
               <w:rPr>
@@ -10780,13 +11175,11 @@
             <w:rPr>
               <w:rFonts w:asciiTheme="minorHAnsi" w:eastAsiaTheme="minorEastAsia" w:hAnsiTheme="minorHAnsi"/>
               <w:noProof/>
-              <w:kern w:val="2"/>
-              <w:szCs w:val="24"/>
+              <w:sz w:val="22"/>
               <w:lang w:eastAsia="hu-HU"/>
-              <w14:ligatures w14:val="standardContextual"/>
             </w:rPr>
           </w:pPr>
-          <w:hyperlink w:anchor="_Toc227670956" w:history="1">
+          <w:hyperlink w:anchor="_Toc227755450" w:history="1">
             <w:r>
               <w:rPr>
                 <w:rStyle w:val="Hiperhivatkozs"/>
@@ -10814,7 +11207,7 @@
                 <w:noProof/>
                 <w:webHidden/>
               </w:rPr>
-              <w:instrText xml:space="preserve"> PAGEREF _Toc227670956 \h </w:instrText>
+              <w:instrText xml:space="preserve"> PAGEREF _Toc227755450 \h </w:instrText>
             </w:r>
             <w:r>
               <w:rPr>
@@ -10834,7 +11227,7 @@
                 <w:noProof/>
                 <w:webHidden/>
               </w:rPr>
-              <w:t>15</w:t>
+              <w:t>19</w:t>
             </w:r>
             <w:r>
               <w:rPr>
@@ -10854,13 +11247,11 @@
             <w:rPr>
               <w:rFonts w:asciiTheme="minorHAnsi" w:eastAsiaTheme="minorEastAsia" w:hAnsiTheme="minorHAnsi"/>
               <w:noProof/>
-              <w:kern w:val="2"/>
-              <w:szCs w:val="24"/>
+              <w:sz w:val="22"/>
               <w:lang w:eastAsia="hu-HU"/>
-              <w14:ligatures w14:val="standardContextual"/>
             </w:rPr>
           </w:pPr>
-          <w:hyperlink w:anchor="_Toc227670957" w:history="1">
+          <w:hyperlink w:anchor="_Toc227755451" w:history="1">
             <w:r>
               <w:rPr>
                 <w:rStyle w:val="Hiperhivatkozs"/>
@@ -10888,7 +11279,7 @@
                 <w:noProof/>
                 <w:webHidden/>
               </w:rPr>
-              <w:instrText xml:space="preserve"> PAGEREF _Toc227670957 \h </w:instrText>
+              <w:instrText xml:space="preserve"> PAGEREF _Toc227755451 \h </w:instrText>
             </w:r>
             <w:r>
               <w:rPr>
@@ -10908,7 +11299,7 @@
                 <w:noProof/>
                 <w:webHidden/>
               </w:rPr>
-              <w:t>15</w:t>
+              <w:t>19</w:t>
             </w:r>
             <w:r>
               <w:rPr>
@@ -10928,13 +11319,11 @@
             <w:rPr>
               <w:rFonts w:asciiTheme="minorHAnsi" w:eastAsiaTheme="minorEastAsia" w:hAnsiTheme="minorHAnsi"/>
               <w:noProof/>
-              <w:kern w:val="2"/>
-              <w:szCs w:val="24"/>
+              <w:sz w:val="22"/>
               <w:lang w:eastAsia="hu-HU"/>
-              <w14:ligatures w14:val="standardContextual"/>
             </w:rPr>
           </w:pPr>
-          <w:hyperlink w:anchor="_Toc227670958" w:history="1">
+          <w:hyperlink w:anchor="_Toc227755452" w:history="1">
             <w:r>
               <w:rPr>
                 <w:rStyle w:val="Hiperhivatkozs"/>
@@ -10962,7 +11351,7 @@
                 <w:noProof/>
                 <w:webHidden/>
               </w:rPr>
-              <w:instrText xml:space="preserve"> PAGEREF _Toc227670958 \h </w:instrText>
+              <w:instrText xml:space="preserve"> PAGEREF _Toc227755452 \h </w:instrText>
             </w:r>
             <w:r>
               <w:rPr>
@@ -10982,7 +11371,7 @@
                 <w:noProof/>
                 <w:webHidden/>
               </w:rPr>
-              <w:t>15</w:t>
+              <w:t>19</w:t>
             </w:r>
             <w:r>
               <w:rPr>
@@ -11002,13 +11391,11 @@
             <w:rPr>
               <w:rFonts w:asciiTheme="minorHAnsi" w:eastAsiaTheme="minorEastAsia" w:hAnsiTheme="minorHAnsi"/>
               <w:noProof/>
-              <w:kern w:val="2"/>
-              <w:szCs w:val="24"/>
+              <w:sz w:val="22"/>
               <w:lang w:eastAsia="hu-HU"/>
-              <w14:ligatures w14:val="standardContextual"/>
             </w:rPr>
           </w:pPr>
-          <w:hyperlink w:anchor="_Toc227670959" w:history="1">
+          <w:hyperlink w:anchor="_Toc227755453" w:history="1">
             <w:r>
               <w:rPr>
                 <w:rStyle w:val="Hiperhivatkozs"/>
@@ -11036,7 +11423,7 @@
                 <w:noProof/>
                 <w:webHidden/>
               </w:rPr>
-              <w:instrText xml:space="preserve"> PAGEREF _Toc227670959 \h </w:instrText>
+              <w:instrText xml:space="preserve"> PAGEREF _Toc227755453 \h </w:instrText>
             </w:r>
             <w:r>
               <w:rPr>
@@ -11056,7 +11443,7 @@
                 <w:noProof/>
                 <w:webHidden/>
               </w:rPr>
-              <w:t>15</w:t>
+              <w:t>19</w:t>
             </w:r>
             <w:r>
               <w:rPr>
@@ -11127,7 +11514,6 @@
         <w:docPartUnique/>
       </w:docPartObj>
     </w:sdtPr>
-    <w:sdtEndPr/>
     <w:sdtContent>
       <w:p>
         <w:pPr>
@@ -11173,7 +11559,6 @@
         <w:docPartUnique/>
       </w:docPartObj>
     </w:sdtPr>
-    <w:sdtEndPr/>
     <w:sdtContent>
       <w:p>
         <w:pPr>
@@ -13933,7 +14318,7 @@
 </file>
 
 <file path=customXml/itemProps1.xml><?xml version="1.0" encoding="utf-8"?>
-<ds:datastoreItem xmlns:ds="http://schemas.openxmlformats.org/officeDocument/2006/customXml" ds:itemID="{222B56B3-0082-4B76-9D69-8F65BE0849DF}">
+<ds:datastoreItem xmlns:ds="http://schemas.openxmlformats.org/officeDocument/2006/customXml" ds:itemID="{2E13C8BB-49AD-45B7-B8B5-771366FC955A}">
   <ds:schemaRefs>
     <ds:schemaRef ds:uri="http://schemas.openxmlformats.org/officeDocument/2006/bibliography"/>
   </ds:schemaRefs>

--- a/Documentation/alkalmazás dokumentáció.docx
+++ b/Documentation/alkalmazás dokumentáció.docx
@@ -6543,6 +6543,13 @@
       <w:proofErr w:type="spellEnd"/>
       <w:r>
         <w:rPr>
+          <w:rStyle w:val="Lbjegyzet-hivatkozs"/>
+          <w:highlight w:val="yellow"/>
+        </w:rPr>
+        <w:footnoteReference w:id="1"/>
+      </w:r>
+      <w:r>
+        <w:rPr>
           <w:highlight w:val="yellow"/>
         </w:rPr>
         <w:t>” példányát, amelyeket szintén „</w:t>
@@ -6641,21 +6648,7 @@
         <w:rPr>
           <w:highlight w:val="yellow"/>
         </w:rPr>
-        <w:t xml:space="preserve">”, amely tartalmazza a </w:t>
-      </w:r>
-      <w:proofErr w:type="spellStart"/>
-      <w:r>
-        <w:rPr>
-          <w:highlight w:val="yellow"/>
-        </w:rPr>
-        <w:t>felhasználónkkal</w:t>
-      </w:r>
-      <w:proofErr w:type="spellEnd"/>
-      <w:r>
-        <w:rPr>
-          <w:highlight w:val="yellow"/>
-        </w:rPr>
-        <w:t xml:space="preserve"> kapcsolatos összes fontos információt, amelyre az oldalnak szüksége van a működéshez. Ezeken felül, még különböző dekorációs elemeket is kezel, mint például a klikkeléskor történő effektért felelős komponenst.</w:t>
+        <w:t>”, amely tartalmazza a felhasználónkkal kapcsolatos összes fontos információt, amelyre az oldalnak szüksége van a működéshez. Ezeken felül, még különböző dekorációs elemeket is kezel, mint például a klikkeléskor történő effektért felelős komponenst.</w:t>
       </w:r>
     </w:p>
     <w:p>
@@ -6708,6 +6701,7 @@
           <w:highlight w:val="yellow"/>
         </w:rPr>
       </w:pPr>
+      <w:proofErr w:type="gramStart"/>
       <w:r>
         <w:rPr>
           <w:b/>
@@ -6718,29 +6712,8 @@
         </w:rPr>
         <w:t>call-api.js</w:t>
       </w:r>
-    </w:p>
-    <w:p>
-      <w:pPr>
-        <w:spacing w:after="160"/>
-        <w:rPr>
-          <w:b/>
-          <w:bCs/>
-          <w:color w:val="EE0000"/>
-          <w:highlight w:val="yellow"/>
-        </w:rPr>
-      </w:pPr>
-      <w:r>
-        <w:rPr>
-          <w:b/>
-          <w:bCs/>
-          <w:color w:val="EE0000"/>
-          <w:highlight w:val="yellow"/>
-        </w:rPr>
-        <w:t>(Rövid leírás)</w:t>
-      </w:r>
-    </w:p>
-    <w:p>
-      <w:pPr>
+      <w:proofErr w:type="gramEnd"/>
+      <w:r>
         <w:rPr>
           <w:b/>
           <w:bCs/>
@@ -6748,8 +6721,197 @@
           <w:iCs/>
           <w:highlight w:val="yellow"/>
         </w:rPr>
-      </w:pPr>
-      <w:r>
+        <w:t>:</w:t>
+      </w:r>
+    </w:p>
+    <w:p>
+      <w:pPr>
+        <w:rPr>
+          <w:highlight w:val="yellow"/>
+        </w:rPr>
+      </w:pPr>
+      <w:r>
+        <w:rPr>
+          <w:highlight w:val="yellow"/>
+        </w:rPr>
+        <w:t xml:space="preserve">Ez a </w:t>
+      </w:r>
+      <w:proofErr w:type="spellStart"/>
+      <w:r>
+        <w:rPr>
+          <w:highlight w:val="yellow"/>
+        </w:rPr>
+        <w:t>szkriptfájl</w:t>
+      </w:r>
+      <w:proofErr w:type="spellEnd"/>
+      <w:r>
+        <w:rPr>
+          <w:highlight w:val="yellow"/>
+        </w:rPr>
+        <w:t xml:space="preserve"> a „</w:t>
+      </w:r>
+      <w:proofErr w:type="spellStart"/>
+      <w:proofErr w:type="gramStart"/>
+      <w:r>
+        <w:rPr>
+          <w:highlight w:val="yellow"/>
+        </w:rPr>
+        <w:t>fetch</w:t>
+      </w:r>
+      <w:proofErr w:type="spellEnd"/>
+      <w:r>
+        <w:rPr>
+          <w:highlight w:val="yellow"/>
+        </w:rPr>
+        <w:t>(</w:t>
+      </w:r>
+      <w:proofErr w:type="gramEnd"/>
+      <w:r>
+        <w:rPr>
+          <w:highlight w:val="yellow"/>
+        </w:rPr>
+        <w:t>)” API hívások megkönnyítéséért felelős. Az egész kód egy</w:t>
+      </w:r>
+      <w:r>
+        <w:rPr>
+          <w:highlight w:val="yellow"/>
+        </w:rPr>
+        <w:t xml:space="preserve"> osztály, amelynek egyes mezői a különböző adatok kezelését végzik. Az osztály számon tartja az API alap URL-jét, és a </w:t>
+      </w:r>
+      <w:proofErr w:type="spellStart"/>
+      <w:r>
+        <w:rPr>
+          <w:highlight w:val="yellow"/>
+        </w:rPr>
+        <w:t>tokenünket</w:t>
+      </w:r>
+      <w:proofErr w:type="spellEnd"/>
+      <w:r>
+        <w:rPr>
+          <w:highlight w:val="yellow"/>
+        </w:rPr>
+        <w:t>, hogy ne kelljen minden hívásnál ezt manuálisan megadnunk. Ezek mellet rendelkezik egy aszinkron hívás, mindkét JavaScript-es formájával (</w:t>
+      </w:r>
+      <w:proofErr w:type="spellStart"/>
+      <w:r>
+        <w:rPr>
+          <w:highlight w:val="yellow"/>
+        </w:rPr>
+        <w:t>Await</w:t>
+      </w:r>
+      <w:proofErr w:type="spellEnd"/>
+      <w:r>
+        <w:rPr>
+          <w:highlight w:val="yellow"/>
+        </w:rPr>
+        <w:t>/</w:t>
+      </w:r>
+      <w:proofErr w:type="spellStart"/>
+      <w:r>
+        <w:rPr>
+          <w:highlight w:val="yellow"/>
+        </w:rPr>
+        <w:t>Then</w:t>
+      </w:r>
+      <w:proofErr w:type="spellEnd"/>
+      <w:r>
+        <w:rPr>
+          <w:highlight w:val="yellow"/>
+        </w:rPr>
+        <w:t xml:space="preserve"> láncolat). Ezek egy-egy saját </w:t>
+      </w:r>
+      <w:proofErr w:type="spellStart"/>
+      <w:r>
+        <w:rPr>
+          <w:highlight w:val="yellow"/>
+        </w:rPr>
+        <w:t>fügvénnyel</w:t>
+      </w:r>
+      <w:proofErr w:type="spellEnd"/>
+      <w:r>
+        <w:rPr>
+          <w:highlight w:val="yellow"/>
+        </w:rPr>
+        <w:t xml:space="preserve"> rendelkeznek. A függvényeknek 5 fő bemeneti értéke van. Az első érték, egy szöveges érték, amely az API végpontjának URL-jét kéri bemenetként. A második, az a metódust meghatározó, szintén szöveges beviteli mező. Ez maga a hívás felépítésénél fogja beállítani a „</w:t>
+      </w:r>
+      <w:proofErr w:type="spellStart"/>
+      <w:r>
+        <w:rPr>
+          <w:highlight w:val="yellow"/>
+        </w:rPr>
+        <w:t>method</w:t>
+      </w:r>
+      <w:proofErr w:type="spellEnd"/>
+      <w:r>
+        <w:rPr>
+          <w:highlight w:val="yellow"/>
+        </w:rPr>
+        <w:t>” mezőt. A harmadik bemeneti értéke a hívás során elküldendő üzenet törzse. Ezt egy objektum, vagy lista formájában kéri, amelyet a metódus a híváskor átalakít az általános API híváshoz szükséges JSON formátumra. A negyedik bemeneti mező, egy igaz/hamis értéket vár, amely azt határozza meg, hogy a válaszul kapott „</w:t>
+      </w:r>
+      <w:proofErr w:type="spellStart"/>
+      <w:r>
+        <w:rPr>
+          <w:highlight w:val="yellow"/>
+        </w:rPr>
+        <w:t>Response</w:t>
+      </w:r>
+      <w:proofErr w:type="spellEnd"/>
+      <w:r>
+        <w:rPr>
+          <w:highlight w:val="yellow"/>
+        </w:rPr>
+        <w:t xml:space="preserve">” objektumot, JSON formátumban (ha igaz), vagy szöveges formátumban kérjük-e vissza (ha hamis). Ezt nem kötelező megadnunk. Alapértelmezetten igaz értékkel rendelkezik, azaz JSON formátumra konvertálja át a válaszul kapott objektumot. Az utolsó, szintén nem kötelezően megadandó mező, az extra URL-ben kívánt paramétereket kéri értékül „/” jelekkel elválasztott szöveg formájában. Ezt a </w:t>
+      </w:r>
+      <w:proofErr w:type="gramStart"/>
+      <w:r>
+        <w:rPr>
+          <w:highlight w:val="yellow"/>
+        </w:rPr>
+        <w:t>mezőt</w:t>
+      </w:r>
+      <w:proofErr w:type="gramEnd"/>
+      <w:r>
+        <w:rPr>
+          <w:highlight w:val="yellow"/>
+        </w:rPr>
+        <w:t xml:space="preserve"> ha elhagyjuk, akkor a metódus, semmilyen extra paraméter értéket nem csatol az URL-hez az API hívás elvégzésénél. Amennyiben mégis adunk meg neki értéket, ezt automatikusan az </w:t>
+      </w:r>
+      <w:r>
+        <w:rPr>
+          <w:highlight w:val="yellow"/>
+        </w:rPr>
+        <w:lastRenderedPageBreak/>
+        <w:t>URL-ünk után fűzi. A függvény visszatérési értéke, a válaszul küldött üzenet/objektum, a kiválasztott formában. Ha a függvény a hívás során, valamilyen hibát érzékel, vagy válaszul egy hibaüzenetet kap a Backend-</w:t>
+      </w:r>
+      <w:proofErr w:type="spellStart"/>
+      <w:r>
+        <w:rPr>
+          <w:highlight w:val="yellow"/>
+        </w:rPr>
+        <w:t>től</w:t>
+      </w:r>
+      <w:proofErr w:type="spellEnd"/>
+      <w:r>
+        <w:rPr>
+          <w:highlight w:val="yellow"/>
+        </w:rPr>
+        <w:t xml:space="preserve"> akkor a beépített hibakezelő ezt a hibát a konzolon megjeleníti, és </w:t>
+      </w:r>
+      <w:r>
+        <w:rPr>
+          <w:highlight w:val="yellow"/>
+        </w:rPr>
+        <w:t>visszatér a hibaüzenettel.</w:t>
+      </w:r>
+      <w:r>
+        <w:rPr>
+          <w:highlight w:val="yellow"/>
+        </w:rPr>
+        <w:t xml:space="preserve"> </w:t>
+      </w:r>
+    </w:p>
+    <w:p>
+      <w:pPr>
         <w:rPr>
           <w:b/>
           <w:bCs/>
@@ -6757,31 +6919,8 @@
           <w:iCs/>
           <w:highlight w:val="yellow"/>
         </w:rPr>
-        <w:t>UserClass.js</w:t>
-      </w:r>
-    </w:p>
-    <w:p>
-      <w:pPr>
-        <w:spacing w:after="160"/>
-        <w:rPr>
-          <w:b/>
-          <w:bCs/>
-          <w:color w:val="EE0000"/>
-          <w:highlight w:val="yellow"/>
-        </w:rPr>
-      </w:pPr>
-      <w:r>
-        <w:rPr>
-          <w:b/>
-          <w:bCs/>
-          <w:color w:val="EE0000"/>
-          <w:highlight w:val="yellow"/>
-        </w:rPr>
-        <w:t>(Rövid leírás)</w:t>
-      </w:r>
-    </w:p>
-    <w:p>
-      <w:pPr>
+      </w:pPr>
+      <w:r>
         <w:rPr>
           <w:b/>
           <w:bCs/>
@@ -6789,7 +6928,8 @@
           <w:iCs/>
           <w:highlight w:val="yellow"/>
         </w:rPr>
-      </w:pPr>
+        <w:t>UserClass.js</w:t>
+      </w:r>
       <w:r>
         <w:rPr>
           <w:b/>
@@ -6798,9 +6938,80 @@
           <w:iCs/>
           <w:highlight w:val="yellow"/>
         </w:rPr>
-        <w:t>UserDataClass.</w:t>
-      </w:r>
-      <w:r>
+        <w:t>:</w:t>
+      </w:r>
+    </w:p>
+    <w:p>
+      <w:pPr>
+        <w:rPr>
+          <w:highlight w:val="yellow"/>
+        </w:rPr>
+      </w:pPr>
+      <w:r>
+        <w:rPr>
+          <w:highlight w:val="yellow"/>
+        </w:rPr>
+        <w:t xml:space="preserve">Ez az osztály </w:t>
+      </w:r>
+      <w:proofErr w:type="gramStart"/>
+      <w:r>
+        <w:rPr>
+          <w:highlight w:val="yellow"/>
+        </w:rPr>
+        <w:t>a</w:t>
+      </w:r>
+      <w:proofErr w:type="gramEnd"/>
+      <w:r>
+        <w:rPr>
+          <w:highlight w:val="yellow"/>
+        </w:rPr>
+        <w:t xml:space="preserve"> </w:t>
+      </w:r>
+      <w:proofErr w:type="spellStart"/>
+      <w:r>
+        <w:rPr>
+          <w:highlight w:val="yellow"/>
+        </w:rPr>
+        <w:t>UserDataClass-ban</w:t>
+      </w:r>
+      <w:proofErr w:type="spellEnd"/>
+      <w:r>
+        <w:rPr>
+          <w:highlight w:val="yellow"/>
+        </w:rPr>
+        <w:t xml:space="preserve"> történő tárolást segíti elő. Ez az osztály csak az adott felhasználóra vonatkozó fontosabb információkat tárolja. Itt </w:t>
+      </w:r>
+      <w:proofErr w:type="spellStart"/>
+      <w:r>
+        <w:rPr>
+          <w:highlight w:val="yellow"/>
+        </w:rPr>
+        <w:t>elmentődik</w:t>
+      </w:r>
+      <w:proofErr w:type="spellEnd"/>
+      <w:r>
+        <w:rPr>
+          <w:highlight w:val="yellow"/>
+        </w:rPr>
+        <w:t xml:space="preserve"> a felhasználónév, a megjelenített név, az E-mail cím, és egyéb általános felhasználói adatok. A profilkép URL-je is szerepel a konstruktor bemeneti értékei között, de azt a szoftver jelenleg nem használja sehol, ezért a felhasználók profilképe egy előre meghatározott, alapértelmezett profilkép. A mező viszont lehetőséget ad a későbbiekben történő </w:t>
+      </w:r>
+      <w:proofErr w:type="spellStart"/>
+      <w:r>
+        <w:rPr>
+          <w:highlight w:val="yellow"/>
+        </w:rPr>
+        <w:t>továbbfejlesztésre</w:t>
+      </w:r>
+      <w:proofErr w:type="spellEnd"/>
+      <w:r>
+        <w:rPr>
+          <w:highlight w:val="yellow"/>
+        </w:rPr>
+        <w:t>.</w:t>
+      </w:r>
+    </w:p>
+    <w:p>
+      <w:pPr>
         <w:rPr>
           <w:b/>
           <w:bCs/>
@@ -6808,8 +7019,7 @@
           <w:iCs/>
           <w:highlight w:val="yellow"/>
         </w:rPr>
-        <w:t>j</w:t>
-      </w:r>
+      </w:pPr>
       <w:r>
         <w:rPr>
           <w:b/>
@@ -6818,8 +7028,187 @@
           <w:iCs/>
           <w:highlight w:val="yellow"/>
         </w:rPr>
+        <w:t>UserDataClass.</w:t>
+      </w:r>
+      <w:r>
+        <w:rPr>
+          <w:b/>
+          <w:bCs/>
+          <w:i/>
+          <w:iCs/>
+          <w:highlight w:val="yellow"/>
+        </w:rPr>
+        <w:t>j</w:t>
+      </w:r>
+      <w:r>
+        <w:rPr>
+          <w:b/>
+          <w:bCs/>
+          <w:i/>
+          <w:iCs/>
+          <w:highlight w:val="yellow"/>
+        </w:rPr>
         <w:t>s</w:t>
       </w:r>
+      <w:r>
+        <w:rPr>
+          <w:b/>
+          <w:bCs/>
+          <w:i/>
+          <w:iCs/>
+          <w:highlight w:val="yellow"/>
+        </w:rPr>
+        <w:t>:</w:t>
+      </w:r>
+    </w:p>
+    <w:p>
+      <w:pPr>
+        <w:rPr>
+          <w:highlight w:val="yellow"/>
+        </w:rPr>
+      </w:pPr>
+      <w:r>
+        <w:rPr>
+          <w:highlight w:val="yellow"/>
+        </w:rPr>
+        <w:t xml:space="preserve">Ez az osztály felelős, a </w:t>
+      </w:r>
+      <w:proofErr w:type="spellStart"/>
+      <w:r>
+        <w:rPr>
+          <w:highlight w:val="yellow"/>
+        </w:rPr>
+        <w:t>felhasználónkkal</w:t>
+      </w:r>
+      <w:proofErr w:type="spellEnd"/>
+      <w:r>
+        <w:rPr>
+          <w:highlight w:val="yellow"/>
+        </w:rPr>
+        <w:t xml:space="preserve"> kapcsolatos összes fontos adat tárolásáért, és az értesítések megkereséséért.</w:t>
+      </w:r>
+    </w:p>
+    <w:p>
+      <w:pPr>
+        <w:rPr>
+          <w:color w:val="FF0000"/>
+          <w:highlight w:val="yellow"/>
+        </w:rPr>
+      </w:pPr>
+      <w:r>
+        <w:rPr>
+          <w:color w:val="FF0000"/>
+          <w:highlight w:val="yellow"/>
+        </w:rPr>
+        <w:t>(IDE AZ ADATOS LEKÉRÉSEK KELLENEK, MERT PARSE-OL)</w:t>
+      </w:r>
+    </w:p>
+    <w:p>
+      <w:pPr>
+        <w:rPr>
+          <w:highlight w:val="yellow"/>
+        </w:rPr>
+      </w:pPr>
+      <w:r>
+        <w:rPr>
+          <w:highlight w:val="yellow"/>
+        </w:rPr>
+        <w:t xml:space="preserve"> Az utóbbit egy függvény intézi, amely átnézi, hogy a felhasználónk rendelkezik-e függő meghívóval, amennyiben nem, elvégez egy „</w:t>
+      </w:r>
+      <w:proofErr w:type="spellStart"/>
+      <w:proofErr w:type="gramStart"/>
+      <w:r>
+        <w:rPr>
+          <w:highlight w:val="yellow"/>
+        </w:rPr>
+        <w:t>fetch</w:t>
+      </w:r>
+      <w:proofErr w:type="spellEnd"/>
+      <w:r>
+        <w:rPr>
+          <w:highlight w:val="yellow"/>
+        </w:rPr>
+        <w:t>(</w:t>
+      </w:r>
+      <w:proofErr w:type="gramEnd"/>
+      <w:r>
+        <w:rPr>
+          <w:highlight w:val="yellow"/>
+        </w:rPr>
+        <w:t>)” hívást is, amely lekérdezi az összes egymást fedő esemé</w:t>
+      </w:r>
+      <w:r>
+        <w:rPr>
+          <w:highlight w:val="yellow"/>
+        </w:rPr>
+        <w:t>n</w:t>
+      </w:r>
+      <w:r>
+        <w:rPr>
+          <w:highlight w:val="yellow"/>
+        </w:rPr>
+        <w:t>y blokkját a Backend-</w:t>
+      </w:r>
+      <w:proofErr w:type="spellStart"/>
+      <w:r>
+        <w:rPr>
+          <w:highlight w:val="yellow"/>
+        </w:rPr>
+        <w:t>ről</w:t>
+      </w:r>
+      <w:proofErr w:type="spellEnd"/>
+      <w:r>
+        <w:rPr>
+          <w:highlight w:val="yellow"/>
+        </w:rPr>
+        <w:t xml:space="preserve">. Ha </w:t>
+      </w:r>
+      <w:proofErr w:type="spellStart"/>
+      <w:r>
+        <w:rPr>
+          <w:highlight w:val="yellow"/>
+        </w:rPr>
+        <w:t>bármelike</w:t>
+      </w:r>
+      <w:proofErr w:type="spellEnd"/>
+      <w:r>
+        <w:rPr>
+          <w:highlight w:val="yellow"/>
+        </w:rPr>
+        <w:t xml:space="preserve"> ezeknek a feltételeknek rendelkezik legalább egy elemmel, akkor ez a függvény igaz értéket ad vissza. Ezt az értéket a bejelentkezett felhasználó </w:t>
+      </w:r>
+      <w:proofErr w:type="spellStart"/>
+      <w:r>
+        <w:rPr>
+          <w:highlight w:val="yellow"/>
+        </w:rPr>
+        <w:t>főoldalán</w:t>
+      </w:r>
+      <w:proofErr w:type="spellEnd"/>
+      <w:r>
+        <w:rPr>
+          <w:highlight w:val="yellow"/>
+        </w:rPr>
+        <w:t xml:space="preserve"> alkalmazzuk. Amennyiben a visszakapott érték igaz akkor az oldal egy piros felkiáltójel megjelenítésével jelzi számunkra, hogy aktív értesítéssel rendelkezünk.</w:t>
+      </w:r>
+    </w:p>
+    <w:p>
+      <w:pPr>
+        <w:pStyle w:val="Cmsor2"/>
+        <w:spacing w:line="360" w:lineRule="auto"/>
+        <w:jc w:val="both"/>
+        <w:rPr>
+          <w:highlight w:val="yellow"/>
+        </w:rPr>
+      </w:pPr>
+      <w:bookmarkStart w:id="21" w:name="_Toc227755442"/>
+      <w:r>
+        <w:rPr>
+          <w:highlight w:val="yellow"/>
+        </w:rPr>
+        <w:t>Backend:</w:t>
+      </w:r>
+      <w:bookmarkEnd w:id="21"/>
     </w:p>
     <w:p>
       <w:pPr>
@@ -6840,44 +7229,8 @@
         </w:rPr>
         <w:t>(Rövid leírás)</w:t>
       </w:r>
-    </w:p>
-    <w:p>
-      <w:pPr>
-        <w:pStyle w:val="Cmsor2"/>
-        <w:spacing w:line="360" w:lineRule="auto"/>
-        <w:jc w:val="both"/>
-        <w:rPr>
-          <w:highlight w:val="yellow"/>
-        </w:rPr>
-      </w:pPr>
-      <w:bookmarkStart w:id="21" w:name="_Toc227755442"/>
-      <w:r>
-        <w:rPr>
-          <w:highlight w:val="yellow"/>
-        </w:rPr>
-        <w:t>Backend:</w:t>
-      </w:r>
-      <w:bookmarkEnd w:id="21"/>
-    </w:p>
-    <w:p>
-      <w:pPr>
-        <w:spacing w:after="160"/>
-        <w:rPr>
-          <w:b/>
-          <w:bCs/>
-          <w:color w:val="EE0000"/>
-          <w:highlight w:val="yellow"/>
-        </w:rPr>
-      </w:pPr>
-      <w:r>
-        <w:rPr>
-          <w:b/>
-          <w:bCs/>
-          <w:color w:val="EE0000"/>
-          <w:highlight w:val="yellow"/>
-        </w:rPr>
-        <w:t>(Rövid leírás)</w:t>
-      </w:r>
+      <w:bookmarkStart w:id="22" w:name="_GoBack"/>
+      <w:bookmarkEnd w:id="22"/>
     </w:p>
     <w:p>
       <w:pPr>
@@ -6890,7 +7243,7 @@
           <w:highlight w:val="yellow"/>
         </w:rPr>
       </w:pPr>
-      <w:bookmarkStart w:id="22" w:name="_Toc227755443"/>
+      <w:bookmarkStart w:id="23" w:name="_Toc227755443"/>
       <w:r>
         <w:rPr>
           <w:i w:val="0"/>
@@ -6917,7 +7270,7 @@
         </w:rPr>
         <w:t>:</w:t>
       </w:r>
-      <w:bookmarkEnd w:id="22"/>
+      <w:bookmarkEnd w:id="23"/>
     </w:p>
     <w:p>
       <w:pPr>
@@ -7065,16 +7418,17 @@
           <w:highlight w:val="yellow"/>
         </w:rPr>
       </w:pPr>
-      <w:bookmarkStart w:id="23" w:name="_Toc227755444"/>
+      <w:bookmarkStart w:id="24" w:name="_Toc227755444"/>
       <w:r>
         <w:rPr>
           <w:i w:val="0"/>
           <w:iCs/>
           <w:highlight w:val="yellow"/>
         </w:rPr>
+        <w:lastRenderedPageBreak/>
         <w:t>Segédosztályok:</w:t>
       </w:r>
-      <w:bookmarkEnd w:id="23"/>
+      <w:bookmarkEnd w:id="24"/>
     </w:p>
     <w:p>
       <w:pPr>
@@ -7118,7 +7472,6 @@
           <w:color w:val="EE0000"/>
           <w:highlight w:val="yellow"/>
         </w:rPr>
-        <w:lastRenderedPageBreak/>
         <w:t>(Rövid leírás)</w:t>
       </w:r>
     </w:p>
@@ -7183,14 +7536,14 @@
           <w:highlight w:val="yellow"/>
         </w:rPr>
       </w:pPr>
-      <w:bookmarkStart w:id="24" w:name="_Toc227755445"/>
+      <w:bookmarkStart w:id="25" w:name="_Toc227755445"/>
       <w:r>
         <w:rPr>
           <w:highlight w:val="yellow"/>
         </w:rPr>
         <w:t>Működésének műszaki feltételei</w:t>
       </w:r>
-      <w:bookmarkEnd w:id="24"/>
+      <w:bookmarkEnd w:id="25"/>
     </w:p>
     <w:p>
       <w:pPr>
@@ -7432,7 +7785,7 @@
           <w:highlight w:val="yellow"/>
         </w:rPr>
       </w:pPr>
-      <w:bookmarkStart w:id="25" w:name="_Toc227755446"/>
+      <w:bookmarkStart w:id="26" w:name="_Toc227755446"/>
       <w:r>
         <w:rPr>
           <w:highlight w:val="yellow"/>
@@ -7445,7 +7798,7 @@
         </w:rPr>
         <w:t>a</w:t>
       </w:r>
-      <w:bookmarkEnd w:id="25"/>
+      <w:bookmarkEnd w:id="26"/>
     </w:p>
     <w:p>
       <w:pPr>
@@ -8506,7 +8859,7 @@
           <w:highlight w:val="yellow"/>
         </w:rPr>
       </w:pPr>
-      <w:bookmarkStart w:id="26" w:name="_Toc227755447"/>
+      <w:bookmarkStart w:id="27" w:name="_Toc227755447"/>
       <w:r>
         <w:rPr>
           <w:sz w:val="32"/>
@@ -8515,7 +8868,7 @@
         </w:rPr>
         <w:t>Monitorképek</w:t>
       </w:r>
-      <w:bookmarkEnd w:id="26"/>
+      <w:bookmarkEnd w:id="27"/>
     </w:p>
     <w:p>
       <w:pPr>
@@ -8592,7 +8945,7 @@
           <w:highlight w:val="yellow"/>
         </w:rPr>
       </w:pPr>
-      <w:bookmarkStart w:id="27" w:name="_Toc227755448"/>
+      <w:bookmarkStart w:id="28" w:name="_Toc227755448"/>
       <w:r>
         <w:rPr>
           <w:sz w:val="32"/>
@@ -8617,7 +8970,7 @@
         </w:rPr>
         <w:t>ntkezés</w:t>
       </w:r>
-      <w:bookmarkEnd w:id="27"/>
+      <w:bookmarkEnd w:id="28"/>
     </w:p>
     <w:p>
       <w:pPr>
@@ -8705,7 +9058,7 @@
           <w:highlight w:val="yellow"/>
         </w:rPr>
       </w:pPr>
-      <w:bookmarkStart w:id="28" w:name="_Toc227755449"/>
+      <w:bookmarkStart w:id="29" w:name="_Toc227755449"/>
       <w:r>
         <w:rPr>
           <w:highlight w:val="yellow"/>
@@ -8713,7 +9066,7 @@
         <w:lastRenderedPageBreak/>
         <w:t>Teszteléssel kapcsolatos információk:</w:t>
       </w:r>
-      <w:bookmarkEnd w:id="28"/>
+      <w:bookmarkEnd w:id="29"/>
     </w:p>
     <w:p>
       <w:pPr>
@@ -8738,7 +9091,7 @@
           <w:highlight w:val="yellow"/>
         </w:rPr>
       </w:pPr>
-      <w:bookmarkStart w:id="29" w:name="_Toc227755450"/>
+      <w:bookmarkStart w:id="30" w:name="_Toc227755450"/>
       <w:proofErr w:type="spellStart"/>
       <w:r>
         <w:rPr>
@@ -8754,7 +9107,7 @@
         </w:rPr>
         <w:t xml:space="preserve"> lehetőségek</w:t>
       </w:r>
-      <w:bookmarkEnd w:id="29"/>
+      <w:bookmarkEnd w:id="30"/>
     </w:p>
     <w:p>
       <w:pPr>
@@ -8765,7 +9118,7 @@
           <w:highlight w:val="yellow"/>
         </w:rPr>
       </w:pPr>
-      <w:bookmarkStart w:id="30" w:name="_Toc227755451"/>
+      <w:bookmarkStart w:id="31" w:name="_Toc227755451"/>
       <w:r>
         <w:rPr>
           <w:highlight w:val="yellow"/>
@@ -8786,7 +9139,7 @@
         </w:rPr>
         <w:t>:</w:t>
       </w:r>
-      <w:bookmarkEnd w:id="30"/>
+      <w:bookmarkEnd w:id="31"/>
     </w:p>
     <w:p>
       <w:pPr>
@@ -8878,7 +9231,7 @@
           <w:highlight w:val="yellow"/>
         </w:rPr>
       </w:pPr>
-      <w:bookmarkStart w:id="31" w:name="_Toc227755452"/>
+      <w:bookmarkStart w:id="32" w:name="_Toc227755452"/>
       <w:proofErr w:type="spellStart"/>
       <w:r>
         <w:rPr>
@@ -8907,7 +9260,7 @@
         </w:rPr>
         <w:t>:</w:t>
       </w:r>
-      <w:bookmarkEnd w:id="31"/>
+      <w:bookmarkEnd w:id="32"/>
     </w:p>
     <w:p>
       <w:pPr>
@@ -8931,7 +9284,7 @@
           <w:highlight w:val="yellow"/>
         </w:rPr>
       </w:pPr>
-      <w:bookmarkStart w:id="32" w:name="_Toc227755453"/>
+      <w:bookmarkStart w:id="33" w:name="_Toc227755453"/>
       <w:proofErr w:type="spellStart"/>
       <w:r>
         <w:rPr>
@@ -8946,7 +9299,7 @@
         </w:rPr>
         <w:t xml:space="preserve"> felület:</w:t>
       </w:r>
-      <w:bookmarkEnd w:id="32"/>
+      <w:bookmarkEnd w:id="33"/>
     </w:p>
     <w:p>
       <w:pPr>
@@ -9005,6 +9358,88 @@
     </w:p>
     <w:p>
       <w:pPr>
+        <w:pStyle w:val="Cmsor2"/>
+        <w:rPr>
+          <w:highlight w:val="yellow"/>
+        </w:rPr>
+      </w:pPr>
+      <w:r>
+        <w:rPr>
+          <w:highlight w:val="yellow"/>
+        </w:rPr>
+        <w:t>Profilképek feltöltése:</w:t>
+      </w:r>
+    </w:p>
+    <w:p>
+      <w:pPr>
+        <w:rPr>
+          <w:highlight w:val="yellow"/>
+        </w:rPr>
+      </w:pPr>
+      <w:r>
+        <w:rPr>
+          <w:highlight w:val="yellow"/>
+        </w:rPr>
+        <w:t>A későbbiekben, a jelenlegi struktúrának köszönhetően, egy profilkép feltöltési lehetőség könnyen hozzáadható a programhoz. A betöltését illetően a „</w:t>
+      </w:r>
+      <w:proofErr w:type="spellStart"/>
+      <w:r>
+        <w:rPr>
+          <w:highlight w:val="yellow"/>
+        </w:rPr>
+        <w:t>User</w:t>
+      </w:r>
+      <w:proofErr w:type="spellEnd"/>
+      <w:r>
+        <w:rPr>
+          <w:highlight w:val="yellow"/>
+        </w:rPr>
+        <w:t>” osztály konstruktora már rendelkezik, egy jelenleg használaton kívüli „</w:t>
+      </w:r>
+      <w:proofErr w:type="spellStart"/>
+      <w:r>
+        <w:rPr>
+          <w:highlight w:val="yellow"/>
+        </w:rPr>
+        <w:t>img_Url</w:t>
+      </w:r>
+      <w:proofErr w:type="spellEnd"/>
+      <w:r>
+        <w:rPr>
+          <w:highlight w:val="yellow"/>
+        </w:rPr>
+        <w:t>” bemeneti értékkel.</w:t>
+      </w:r>
+    </w:p>
+    <w:p>
+      <w:pPr>
+        <w:pStyle w:val="Cmsor2"/>
+        <w:rPr>
+          <w:highlight w:val="yellow"/>
+        </w:rPr>
+      </w:pPr>
+      <w:r>
+        <w:rPr>
+          <w:highlight w:val="yellow"/>
+        </w:rPr>
+        <w:t>Csoport ikon feltöltése:</w:t>
+      </w:r>
+    </w:p>
+    <w:p>
+      <w:pPr>
+        <w:rPr>
+          <w:highlight w:val="yellow"/>
+        </w:rPr>
+      </w:pPr>
+      <w:r>
+        <w:rPr>
+          <w:highlight w:val="yellow"/>
+        </w:rPr>
+        <w:t>A későbbiekben, a profilképekhez hasonlóan, könnyen hozzáadható a csoportokhoz egy ikon kép feltöltésének opciója. Az ikon hely már megvan, és kép hiányában már alapértelmezett értékkel is rendelkezik. Amennyiben nincsen megadott kép, az ikon a csoport kezdőbetűit tartalmazza. Ezt egyszerűen le lehet a jövőben cserélni egy általunk feltöltött képre, amelyet a csoport szerkesztésekor tudnák feltölteni</w:t>
+      </w:r>
+    </w:p>
+    <w:p>
+      <w:pPr>
         <w:spacing w:after="160"/>
         <w:rPr>
           <w:highlight w:val="yellow"/>
@@ -9016,8 +9451,6 @@
         </w:rPr>
         <w:br w:type="page"/>
       </w:r>
-      <w:bookmarkStart w:id="33" w:name="_GoBack"/>
-      <w:bookmarkEnd w:id="33"/>
     </w:p>
     <w:sdt>
       <w:sdtPr>
@@ -11533,7 +11966,7 @@
           <w:rPr>
             <w:noProof/>
           </w:rPr>
-          <w:t>20</w:t>
+          <w:t>15</w:t>
         </w:r>
         <w:r>
           <w:fldChar w:fldCharType="end"/>
@@ -11613,6 +12046,30 @@
       </w:pPr>
       <w:r>
         <w:continuationSeparator/>
+      </w:r>
+    </w:p>
+  </w:footnote>
+  <w:footnote w:id="1">
+    <w:p>
+      <w:pPr>
+        <w:pStyle w:val="Lbjegyzetszveg"/>
+      </w:pPr>
+      <w:r>
+        <w:rPr>
+          <w:rStyle w:val="Lbjegyzet-hivatkozs"/>
+        </w:rPr>
+        <w:footnoteRef/>
+      </w:r>
+      <w:r>
+        <w:t xml:space="preserve"> </w:t>
+      </w:r>
+      <w:proofErr w:type="spellStart"/>
+      <w:r>
+        <w:t>Singleton</w:t>
+      </w:r>
+      <w:proofErr w:type="spellEnd"/>
+      <w:r>
+        <w:t>: Csak egy példányban létező objektum</w:t>
       </w:r>
     </w:p>
   </w:footnote>
@@ -14318,7 +14775,7 @@
 </file>
 
 <file path=customXml/itemProps1.xml><?xml version="1.0" encoding="utf-8"?>
-<ds:datastoreItem xmlns:ds="http://schemas.openxmlformats.org/officeDocument/2006/customXml" ds:itemID="{2E13C8BB-49AD-45B7-B8B5-771366FC955A}">
+<ds:datastoreItem xmlns:ds="http://schemas.openxmlformats.org/officeDocument/2006/customXml" ds:itemID="{510790E9-9893-473C-A533-E53422C59126}">
   <ds:schemaRefs>
     <ds:schemaRef ds:uri="http://schemas.openxmlformats.org/officeDocument/2006/bibliography"/>
   </ds:schemaRefs>

--- a/Documentation/alkalmazás dokumentáció.docx
+++ b/Documentation/alkalmazás dokumentáció.docx
@@ -14,13 +14,11 @@
           <w:caps/>
           <w:sz w:val="32"/>
           <w:szCs w:val="24"/>
-          <w:highlight w:val="yellow"/>
         </w:rPr>
       </w:pPr>
       <w:r>
         <w:rPr>
           <w:noProof/>
-          <w:highlight w:val="yellow"/>
           <w:lang w:eastAsia="hu-HU"/>
         </w:rPr>
         <w:drawing>
@@ -69,7 +67,6 @@
           <w:caps/>
           <w:sz w:val="32"/>
           <w:szCs w:val="24"/>
-          <w:highlight w:val="yellow"/>
         </w:rPr>
       </w:pPr>
       <w:r>
@@ -78,7 +75,6 @@
           <w:caps/>
           <w:sz w:val="32"/>
           <w:szCs w:val="24"/>
-          <w:highlight w:val="yellow"/>
         </w:rPr>
         <w:t xml:space="preserve">Vas </w:t>
       </w:r>
@@ -88,7 +84,6 @@
           <w:caps/>
           <w:sz w:val="32"/>
           <w:szCs w:val="24"/>
-          <w:highlight w:val="yellow"/>
         </w:rPr>
         <w:t>VÁR</w:t>
       </w:r>
@@ -98,7 +93,6 @@
           <w:caps/>
           <w:sz w:val="32"/>
           <w:szCs w:val="24"/>
-          <w:highlight w:val="yellow"/>
         </w:rPr>
         <w:t>Megyei Szakképzési Centrum</w:t>
       </w:r>
@@ -108,7 +102,6 @@
           <w:caps/>
           <w:sz w:val="32"/>
           <w:szCs w:val="24"/>
-          <w:highlight w:val="yellow"/>
         </w:rPr>
         <w:br/>
       </w:r>
@@ -118,7 +111,6 @@
           <w:caps/>
           <w:sz w:val="32"/>
           <w:szCs w:val="24"/>
-          <w:highlight w:val="yellow"/>
         </w:rPr>
         <w:t xml:space="preserve">Horváth Boldizsár </w:t>
       </w:r>
@@ -128,7 +120,6 @@
           <w:caps/>
           <w:sz w:val="32"/>
           <w:szCs w:val="24"/>
-          <w:highlight w:val="yellow"/>
         </w:rPr>
         <w:br/>
       </w:r>
@@ -138,7 +129,6 @@
           <w:caps/>
           <w:sz w:val="32"/>
           <w:szCs w:val="24"/>
-          <w:highlight w:val="yellow"/>
         </w:rPr>
         <w:t xml:space="preserve">Közgazdasági és </w:t>
       </w:r>
@@ -148,7 +138,6 @@
           <w:caps/>
           <w:sz w:val="32"/>
           <w:szCs w:val="24"/>
-          <w:highlight w:val="yellow"/>
         </w:rPr>
         <w:t>Informatikai</w:t>
       </w:r>
@@ -158,7 +147,6 @@
           <w:caps/>
           <w:sz w:val="32"/>
           <w:szCs w:val="24"/>
-          <w:highlight w:val="yellow"/>
         </w:rPr>
         <w:br/>
       </w:r>
@@ -168,7 +156,6 @@
           <w:caps/>
           <w:sz w:val="32"/>
           <w:szCs w:val="24"/>
-          <w:highlight w:val="yellow"/>
         </w:rPr>
         <w:t>TECHNIKUM</w:t>
       </w:r>
@@ -181,7 +168,6 @@
           <w:rFonts w:cs="Times New Roman"/>
           <w:sz w:val="28"/>
           <w:szCs w:val="24"/>
-          <w:highlight w:val="yellow"/>
         </w:rPr>
       </w:pPr>
       <w:proofErr w:type="gramStart"/>
@@ -190,7 +176,6 @@
           <w:rFonts w:cs="Times New Roman"/>
           <w:sz w:val="28"/>
           <w:szCs w:val="24"/>
-          <w:highlight w:val="yellow"/>
         </w:rPr>
         <w:t>A</w:t>
       </w:r>
@@ -200,7 +185,6 @@
           <w:rFonts w:cs="Times New Roman"/>
           <w:sz w:val="28"/>
           <w:szCs w:val="24"/>
-          <w:highlight w:val="yellow"/>
         </w:rPr>
         <w:t xml:space="preserve"> </w:t>
       </w:r>
@@ -209,7 +193,6 @@
           <w:rFonts w:cs="Times New Roman"/>
           <w:sz w:val="28"/>
           <w:szCs w:val="24"/>
-          <w:highlight w:val="yellow"/>
         </w:rPr>
         <w:t xml:space="preserve">5 0613 12 03 </w:t>
       </w:r>
@@ -218,7 +201,6 @@
           <w:rFonts w:cs="Times New Roman"/>
           <w:sz w:val="28"/>
           <w:szCs w:val="24"/>
-          <w:highlight w:val="yellow"/>
         </w:rPr>
         <w:t xml:space="preserve">számú </w:t>
       </w:r>
@@ -227,14 +209,10 @@
           <w:rFonts w:cs="Times New Roman"/>
           <w:sz w:val="28"/>
           <w:szCs w:val="24"/>
-          <w:highlight w:val="yellow"/>
         </w:rPr>
         <w:t>Szoftverfejlesztő és –tesztelő</w:t>
       </w:r>
       <w:r>
-        <w:rPr>
-          <w:highlight w:val="yellow"/>
-        </w:rPr>
         <w:t xml:space="preserve"> </w:t>
       </w:r>
       <w:r>
@@ -242,7 +220,6 @@
           <w:rFonts w:cs="Times New Roman"/>
           <w:sz w:val="28"/>
           <w:szCs w:val="24"/>
-          <w:highlight w:val="yellow"/>
         </w:rPr>
         <w:t>vizsgaremek</w:t>
       </w:r>
@@ -256,7 +233,6 @@
           <w:b/>
           <w:sz w:val="40"/>
           <w:szCs w:val="40"/>
-          <w:highlight w:val="yellow"/>
         </w:rPr>
       </w:pPr>
       <w:r>
@@ -265,7 +241,6 @@
           <w:b/>
           <w:sz w:val="40"/>
           <w:szCs w:val="40"/>
-          <w:highlight w:val="yellow"/>
         </w:rPr>
         <w:t>A szoftveralkalmazás dokumentációja</w:t>
       </w:r>
@@ -277,7 +252,6 @@
           <w:rFonts w:cs="Times New Roman"/>
           <w:sz w:val="28"/>
           <w:szCs w:val="28"/>
-          <w:highlight w:val="yellow"/>
         </w:rPr>
       </w:pPr>
     </w:p>
@@ -288,14 +262,12 @@
         <w:rPr>
           <w:rFonts w:cs="Times New Roman"/>
           <w:szCs w:val="24"/>
-          <w:highlight w:val="yellow"/>
         </w:rPr>
       </w:pPr>
       <w:r>
         <w:rPr>
           <w:rFonts w:cs="Times New Roman"/>
           <w:szCs w:val="24"/>
-          <w:highlight w:val="yellow"/>
         </w:rPr>
         <w:t>Készített</w:t>
       </w:r>
@@ -303,7 +275,6 @@
         <w:rPr>
           <w:rFonts w:cs="Times New Roman"/>
           <w:szCs w:val="24"/>
-          <w:highlight w:val="yellow"/>
         </w:rPr>
         <w:t>ék</w:t>
       </w:r>
@@ -311,7 +282,6 @@
         <w:rPr>
           <w:rFonts w:cs="Times New Roman"/>
           <w:szCs w:val="24"/>
-          <w:highlight w:val="yellow"/>
         </w:rPr>
         <w:t>:</w:t>
       </w:r>
@@ -324,7 +294,6 @@
           <w:caps/>
           <w:sz w:val="28"/>
           <w:szCs w:val="24"/>
-          <w:highlight w:val="yellow"/>
         </w:rPr>
       </w:pPr>
       <w:r>
@@ -333,7 +302,6 @@
           <w:caps/>
           <w:sz w:val="28"/>
           <w:szCs w:val="24"/>
-          <w:highlight w:val="yellow"/>
         </w:rPr>
         <w:t>Fehér Ágoston</w:t>
       </w:r>
@@ -346,7 +314,6 @@
           <w:caps/>
           <w:sz w:val="28"/>
           <w:szCs w:val="24"/>
-          <w:highlight w:val="yellow"/>
         </w:rPr>
       </w:pPr>
       <w:r>
@@ -355,7 +322,6 @@
           <w:caps/>
           <w:sz w:val="28"/>
           <w:szCs w:val="24"/>
-          <w:highlight w:val="yellow"/>
         </w:rPr>
         <w:t>Fülöp László András</w:t>
       </w:r>
@@ -368,7 +334,6 @@
           <w:caps/>
           <w:sz w:val="28"/>
           <w:szCs w:val="24"/>
-          <w:highlight w:val="yellow"/>
         </w:rPr>
       </w:pPr>
       <w:r>
@@ -377,7 +342,6 @@
           <w:caps/>
           <w:sz w:val="28"/>
           <w:szCs w:val="24"/>
-          <w:highlight w:val="yellow"/>
         </w:rPr>
         <w:t>müller bálint</w:t>
       </w:r>
@@ -392,7 +356,6 @@
           <w:caps/>
           <w:sz w:val="28"/>
           <w:szCs w:val="24"/>
-          <w:highlight w:val="yellow"/>
         </w:rPr>
       </w:pPr>
       <w:r>
@@ -402,7 +365,6 @@
           <w:caps/>
           <w:sz w:val="28"/>
           <w:szCs w:val="24"/>
-          <w:highlight w:val="yellow"/>
         </w:rPr>
         <w:t>Szombathely</w:t>
       </w:r>
@@ -415,7 +377,6 @@
           <w:b/>
           <w:sz w:val="28"/>
           <w:szCs w:val="24"/>
-          <w:highlight w:val="yellow"/>
         </w:rPr>
         <w:sectPr>
           <w:footerReference w:type="default" r:id="rId9"/>
@@ -433,7 +394,6 @@
           <w:b/>
           <w:sz w:val="28"/>
           <w:szCs w:val="24"/>
-          <w:highlight w:val="yellow"/>
         </w:rPr>
         <w:t>202</w:t>
       </w:r>
@@ -443,7 +403,6 @@
           <w:b/>
           <w:sz w:val="28"/>
           <w:szCs w:val="24"/>
-          <w:highlight w:val="yellow"/>
         </w:rPr>
         <w:t>6</w:t>
       </w:r>
@@ -453,63 +412,34 @@
         <w:pStyle w:val="Cmsor1"/>
         <w:spacing w:line="360" w:lineRule="auto"/>
         <w:jc w:val="both"/>
-        <w:rPr>
-          <w:highlight w:val="yellow"/>
-        </w:rPr>
       </w:pPr>
       <w:bookmarkStart w:id="0" w:name="_Toc227755421"/>
       <w:r>
-        <w:rPr>
-          <w:highlight w:val="yellow"/>
-        </w:rPr>
         <w:lastRenderedPageBreak/>
         <w:t>Bevezetés</w:t>
       </w:r>
       <w:bookmarkEnd w:id="0"/>
     </w:p>
     <w:p>
-      <w:pPr>
-        <w:rPr>
-          <w:highlight w:val="yellow"/>
-        </w:rPr>
-      </w:pPr>
-      <w:r>
-        <w:rPr>
-          <w:highlight w:val="yellow"/>
-        </w:rPr>
-        <w:t xml:space="preserve">Ez a </w:t>
-      </w:r>
-      <w:r>
-        <w:rPr>
-          <w:highlight w:val="yellow"/>
-        </w:rPr>
-        <w:t xml:space="preserve">dokumentáció a Szoftverfejlesztő </w:t>
-      </w:r>
-      <w:r>
-        <w:rPr>
-          <w:highlight w:val="yellow"/>
-        </w:rPr>
-        <w:t xml:space="preserve">és -tesztelő képzés keretein belül készített vizsgamunkánkat mutatja be. Egy naptár kezelő szoftvert hoztunk létre, amely minden korosztály számára egyszerűbbé és hatékonyabbá teszi az eseményeik számontartását és egymás közötti megosztását. Ebben a dokumentációban megpróbáljuk </w:t>
-      </w:r>
-      <w:r>
-        <w:rPr>
-          <w:highlight w:val="yellow"/>
-        </w:rPr>
+      <w:r>
+        <w:t>Ez a dokumentáció a Szoftverfejlesztő és -tesztelő képzés keretein belül készített vizsgam</w:t>
+      </w:r>
+      <w:r>
+        <w:t>unkánkat mutatja be. Egy naptár</w:t>
+      </w:r>
+      <w:r>
+        <w:t xml:space="preserve">kezelő szoftvert hoztunk létre, amely minden korosztály számára egyszerűbbé és hatékonyabbá teszi az eseményeik számontartását és egymás közötti megosztását. Ebben a dokumentációban megpróbáljuk </w:t>
+      </w:r>
+      <w:r>
         <w:t>a lehető leg</w:t>
       </w:r>
       <w:r>
-        <w:rPr>
-          <w:highlight w:val="yellow"/>
-        </w:rPr>
         <w:t>alaposabban ismertetni a fejlesztési folyamatot, az alkalmazás működését és a fejlesztéshez használt eszközöket. Emellett részletes leírásokkal bemutatjuk a program funkcióit és segítséget nyújtunk az oldal használatában.</w:t>
       </w:r>
     </w:p>
     <w:p>
       <w:pPr>
         <w:spacing w:after="160"/>
-        <w:rPr>
-          <w:highlight w:val="yellow"/>
-        </w:rPr>
       </w:pPr>
     </w:p>
     <w:p>
@@ -517,21 +447,12 @@
         <w:pStyle w:val="Cmsor1"/>
         <w:spacing w:line="360" w:lineRule="auto"/>
         <w:jc w:val="both"/>
-        <w:rPr>
-          <w:highlight w:val="yellow"/>
-        </w:rPr>
       </w:pPr>
       <w:bookmarkStart w:id="1" w:name="_Toc227755422"/>
       <w:r>
-        <w:rPr>
-          <w:highlight w:val="yellow"/>
-        </w:rPr>
         <w:t>Szoftver célj</w:t>
       </w:r>
       <w:r>
-        <w:rPr>
-          <w:highlight w:val="yellow"/>
-        </w:rPr>
         <w:t>a</w:t>
       </w:r>
       <w:bookmarkEnd w:id="1"/>
@@ -539,53 +460,77 @@
     <w:p>
       <w:pPr>
         <w:spacing w:after="160"/>
-        <w:rPr>
-          <w:highlight w:val="yellow"/>
-        </w:rPr>
-      </w:pPr>
-      <w:r>
-        <w:rPr>
-          <w:highlight w:val="yellow"/>
-        </w:rPr>
-        <w:t>A szoftverünk célja egy olyan letisztult, szabványoknak megfelelő, felhasználóbarát felületet biztosító alkalmazás, amellyel gyorsan és egyszerűen tudják vezetni az eseményeiket és megosztani a rokonokkal</w:t>
-      </w:r>
-      <w:r>
-        <w:rPr>
-          <w:highlight w:val="yellow"/>
-        </w:rPr>
+      </w:pPr>
+      <w:r>
+        <w:t xml:space="preserve">A szoftverünk célja egy olyan letisztult, szabványoknak megfelelő, felhasználóbarát felületet biztosító alkalmazás, amellyel gyorsan és egyszerűen tudják vezetni </w:t>
+      </w:r>
+      <w:r>
+        <w:t xml:space="preserve">a felhasználók </w:t>
+      </w:r>
+      <w:r>
+        <w:t>az eseményeiket</w:t>
+      </w:r>
+      <w:r>
         <w:t>,</w:t>
       </w:r>
       <w:r>
-        <w:rPr>
-          <w:highlight w:val="yellow"/>
-        </w:rPr>
+        <w:t xml:space="preserve"> továbbá megoszthatják</w:t>
+      </w:r>
+      <w:r>
+        <w:t xml:space="preserve"> </w:t>
+      </w:r>
+      <w:r>
+        <w:t xml:space="preserve">ezeket </w:t>
+      </w:r>
+      <w:r>
+        <w:t>a rokonokkal</w:t>
+      </w:r>
+      <w:r>
+        <w:t>,</w:t>
+      </w:r>
+      <w:r>
         <w:t xml:space="preserve"> és</w:t>
       </w:r>
       <w:r>
-        <w:rPr>
-          <w:highlight w:val="yellow"/>
-        </w:rPr>
         <w:t>/</w:t>
       </w:r>
       <w:r>
-        <w:rPr>
-          <w:highlight w:val="yellow"/>
-        </w:rPr>
-        <w:t xml:space="preserve">vagy az ismerősökkel. Ismerősi körökben </w:t>
+        <w:t>vagy az ismerősökkel</w:t>
+      </w:r>
+      <w:r>
+        <w:t xml:space="preserve"> is</w:t>
+      </w:r>
+      <w:r>
+        <w:t>. Ismerősi körökben észleltük</w:t>
+      </w:r>
+      <w:r>
+        <w:t>, hogy nehezen tudják</w:t>
+      </w:r>
+      <w:r>
+        <w:t xml:space="preserve"> összeegyeztetni</w:t>
+      </w:r>
+      <w:r>
+        <w:t xml:space="preserve"> a programokat</w:t>
+      </w:r>
+      <w:r>
+        <w:t>,</w:t>
+      </w:r>
+      <w:r>
+        <w:t xml:space="preserve"> mivel nem ismerik a másik napirendjét, és ezt a naptárjukban nem látják. Ezért a jelen alkalmazással </w:t>
       </w:r>
       <w:proofErr w:type="gramStart"/>
       <w:r>
-        <w:rPr>
-          <w:highlight w:val="yellow"/>
-        </w:rPr>
-        <w:t>észleltük</w:t>
+        <w:t xml:space="preserve">a </w:t>
+      </w:r>
+      <w:r>
+        <w:t xml:space="preserve"> célunk</w:t>
       </w:r>
       <w:proofErr w:type="gramEnd"/>
       <w:r>
-        <w:rPr>
-          <w:highlight w:val="yellow"/>
-        </w:rPr>
-        <w:t xml:space="preserve"> hogy nehezen megy összeilleszteni a programokat ugyanis nem tudják a másikét, mivel a naptárjukban ezt nem látják. Ezért a célunk, hogy a felhasználóink egyszerűen tudják egymással megosztani az eseményeiket és programjaikat.</w:t>
+        <w:t xml:space="preserve"> az volt</w:t>
+      </w:r>
+      <w:r>
+        <w:t>, hogy a felhasználóink egyszerűen tudják egymással megosztani az eseményeiket és programjaikat.</w:t>
       </w:r>
     </w:p>
     <w:p>
@@ -593,78 +538,66 @@
         <w:pStyle w:val="Cmsor1"/>
         <w:spacing w:line="360" w:lineRule="auto"/>
         <w:jc w:val="both"/>
-        <w:rPr>
-          <w:highlight w:val="yellow"/>
-        </w:rPr>
       </w:pPr>
       <w:bookmarkStart w:id="2" w:name="_Toc227755423"/>
       <w:r>
-        <w:rPr>
-          <w:highlight w:val="yellow"/>
-        </w:rPr>
         <w:t>Felhasználói felületek</w:t>
       </w:r>
       <w:bookmarkEnd w:id="2"/>
     </w:p>
     <w:p>
-      <w:pPr>
-        <w:rPr>
-          <w:highlight w:val="yellow"/>
-        </w:rPr>
-      </w:pPr>
-      <w:r>
-        <w:rPr>
-          <w:highlight w:val="yellow"/>
-        </w:rPr>
+      <w:r>
         <w:t xml:space="preserve">A projektünket úgy terveztük, hogy </w:t>
       </w:r>
       <w:proofErr w:type="spellStart"/>
       <w:r>
-        <w:rPr>
-          <w:highlight w:val="yellow"/>
-        </w:rPr>
         <w:t>reszponzív</w:t>
       </w:r>
       <w:proofErr w:type="spellEnd"/>
       <w:r>
         <w:rPr>
-          <w:highlight w:val="yellow"/>
-        </w:rPr>
+          <w:rStyle w:val="Lbjegyzet-hivatkozs"/>
+        </w:rPr>
+        <w:footnoteReference w:id="1"/>
+      </w:r>
+      <w:r>
         <w:t xml:space="preserve"> legyen, tehát mind mobilon, </w:t>
       </w:r>
       <w:proofErr w:type="spellStart"/>
       <w:r>
-        <w:rPr>
-          <w:highlight w:val="yellow"/>
-        </w:rPr>
         <w:t>tableten</w:t>
       </w:r>
       <w:proofErr w:type="spellEnd"/>
       <w:r>
-        <w:rPr>
-          <w:highlight w:val="yellow"/>
-        </w:rPr>
-        <w:t>, asztali számítógépen vagy laptopon egy letisztult felhasználói élményt nyújtson. Figyeltünk arra, hogy az oldal részei ne lógjanak egymásba</w:t>
-      </w:r>
-      <w:r>
-        <w:rPr>
-          <w:highlight w:val="yellow"/>
-        </w:rPr>
-        <w:t>,</w:t>
-      </w:r>
-      <w:r>
-        <w:rPr>
-          <w:highlight w:val="yellow"/>
-        </w:rPr>
-        <w:t xml:space="preserve"> és ne takarják el egymást akkor sem, ha csökkentjük a képernyő méretét. Ügyeltünk arra is, hogy az elemek kisebb képernyőkön is jól láthatóak legyenek és a mobil kijelzőkön is felhasználóbarát legyen az oldal.</w:t>
+        <w:t>, asztali számítógépen vagy laptopon egy letisztult felhasználói élményt nyújtson. Figye</w:t>
+      </w:r>
+      <w:r>
+        <w:t xml:space="preserve">ltünk arra, hogy az oldal elemei ne </w:t>
+      </w:r>
+      <w:proofErr w:type="spellStart"/>
+      <w:r>
+        <w:t>csússzanak</w:t>
+      </w:r>
+      <w:proofErr w:type="spellEnd"/>
+      <w:r>
+        <w:t xml:space="preserve"> egymásba és ne takarják el egymást akkor sem, ha csökkentjük a képernyő méretét. Ü</w:t>
+      </w:r>
+      <w:r>
+        <w:t>gyeltünk arra is, hogy a</w:t>
+      </w:r>
+      <w:r>
+        <w:t xml:space="preserve"> kisebb képernyő</w:t>
+      </w:r>
+      <w:r>
+        <w:t>kön is jól láthatóak legyenek, valamint arra is, hogy</w:t>
+      </w:r>
+      <w:r>
+        <w:t xml:space="preserve"> a mobil kijelzőkön is felhasználóbarát legyen az oldal.</w:t>
       </w:r>
     </w:p>
     <w:p>
       <w:pPr>
         <w:spacing w:after="160"/>
-        <w:rPr>
-          <w:highlight w:val="yellow"/>
-        </w:rPr>
       </w:pPr>
     </w:p>
     <w:p>
@@ -672,15 +605,9 @@
         <w:pStyle w:val="Cmsor1"/>
         <w:spacing w:line="360" w:lineRule="auto"/>
         <w:jc w:val="both"/>
-        <w:rPr>
-          <w:highlight w:val="yellow"/>
-        </w:rPr>
       </w:pPr>
       <w:bookmarkStart w:id="3" w:name="_Toc227755424"/>
       <w:r>
-        <w:rPr>
-          <w:highlight w:val="yellow"/>
-        </w:rPr>
         <w:t>Készítési folyamat</w:t>
       </w:r>
       <w:bookmarkEnd w:id="3"/>
@@ -690,14 +617,13 @@
         <w:rPr>
           <w:b/>
           <w:bCs/>
-          <w:highlight w:val="yellow"/>
         </w:rPr>
       </w:pPr>
       <w:r>
         <w:rPr>
           <w:b/>
           <w:bCs/>
-          <w:highlight w:val="yellow"/>
+          <w:highlight w:val="darkRed"/>
         </w:rPr>
         <w:t>Feladatok felosztása:</w:t>
       </w:r>
@@ -707,53 +633,94 @@
         <w:rPr>
           <w:b/>
           <w:bCs/>
-          <w:highlight w:val="yellow"/>
-        </w:rPr>
-      </w:pPr>
-      <w:r>
-        <w:rPr>
-          <w:highlight w:val="yellow"/>
-        </w:rPr>
-        <w:t xml:space="preserve">A szoftver elkészítése több lépésből álló hosszú folyamat, amely során problémák </w:t>
+        </w:rPr>
+      </w:pPr>
+      <w:r>
+        <w:lastRenderedPageBreak/>
+        <w:t>A szoftver elkészítése több lépésből álló hosszú folyamat, amely</w:t>
+      </w:r>
+      <w:r>
+        <w:t>nek</w:t>
+      </w:r>
+      <w:r>
+        <w:t xml:space="preserve"> sor</w:t>
+      </w:r>
+      <w:r>
+        <w:t xml:space="preserve">án </w:t>
       </w:r>
       <w:proofErr w:type="gramStart"/>
       <w:r>
-        <w:rPr>
-          <w:highlight w:val="yellow"/>
-        </w:rPr>
-        <w:t>adódhatnak</w:t>
+        <w:t>problémák</w:t>
       </w:r>
       <w:proofErr w:type="gramEnd"/>
       <w:r>
-        <w:rPr>
-          <w:highlight w:val="yellow"/>
-        </w:rPr>
-        <w:t xml:space="preserve"> melyeket megkell oldania a csapattagoknak. A feladatokat az egyenlő</w:t>
-      </w:r>
-      <w:r>
-        <w:rPr>
-          <w:highlight w:val="yellow"/>
-        </w:rPr>
+        <w:t xml:space="preserve"> adódhatnak, </w:t>
+      </w:r>
+      <w:r>
         <w:t xml:space="preserve"> </w:t>
       </w:r>
       <w:r>
-        <w:rPr>
-          <w:highlight w:val="yellow"/>
-        </w:rPr>
-        <w:t xml:space="preserve">munkamegosztás érdekében felosztottuk magunk között. A projekt céljai és követelményei alapján határoztuk </w:t>
-      </w:r>
-      <w:r>
-        <w:rPr>
-          <w:highlight w:val="yellow"/>
-        </w:rPr>
-        <w:lastRenderedPageBreak/>
-        <w:t xml:space="preserve">meg a feladatokat. A feladatok felosztása közben figyelembe vettük a feladatok bonyolultságát, nehézségét és időigényeségét. Ezek mellett figyeltünk arra is, hogy a feladatok a csapattagok </w:t>
-      </w:r>
-      <w:r>
-        <w:rPr>
-          <w:highlight w:val="yellow"/>
-        </w:rPr>
-        <w:t>szakértelmének megfelelően legyenek kiosztva. A feladatok mellé kiosztottunk egy személyt ki felügyelte, ellenőrizte és tesztelte a társ munkáját.</w:t>
+        <w:t xml:space="preserve">melyeket </w:t>
+      </w:r>
+      <w:r>
+        <w:t>meg</w:t>
+      </w:r>
+      <w:r>
+        <w:t xml:space="preserve"> </w:t>
+      </w:r>
+      <w:r>
+        <w:t>kell oldania a csapattagoknak. A feladatokat az egyenlő</w:t>
+      </w:r>
+      <w:r>
+        <w:t xml:space="preserve"> </w:t>
+      </w:r>
+      <w:r>
+        <w:t>munkamegosztás érdeké</w:t>
+      </w:r>
+      <w:r>
+        <w:t xml:space="preserve">ben felosztottuk magunk között, majd a </w:t>
+      </w:r>
+      <w:r>
+        <w:t xml:space="preserve">projekt céljai és követelményei alapján </w:t>
+      </w:r>
+      <w:r>
+        <w:t>határoztuk meg a tennivalókat. A munkafolyamat</w:t>
+      </w:r>
+      <w:r>
+        <w:t xml:space="preserve"> felosztása közben figyelembe vettük a feladatok bonyolultságát, nehézségét és időigényeségét. Ezek mellett figy</w:t>
+      </w:r>
+      <w:r>
+        <w:t>eltünk arra is, hogy a teendők</w:t>
+      </w:r>
+      <w:r>
+        <w:t xml:space="preserve"> a csapattagok </w:t>
+      </w:r>
+      <w:r>
+        <w:t>szakértelmén</w:t>
+      </w:r>
+      <w:r>
+        <w:t>ek megfelelően kerüljenek kiosztásra. A részfeladatokhoz kiválasztottunk a csapatunkból</w:t>
+      </w:r>
+      <w:r>
+        <w:t xml:space="preserve"> egy személyt</w:t>
+      </w:r>
+      <w:r>
+        <w:t>,</w:t>
+      </w:r>
+      <w:r>
+        <w:t xml:space="preserve"> </w:t>
+      </w:r>
+      <w:r>
+        <w:t>a</w:t>
+      </w:r>
+      <w:r>
+        <w:t>ki felügyelte, ellenőrizte és tesztelte a társ</w:t>
+      </w:r>
+      <w:r>
+        <w:t>ai</w:t>
+      </w:r>
+      <w:r>
+        <w:t xml:space="preserve"> munkáját.</w:t>
       </w:r>
     </w:p>
     <w:tbl>
@@ -1727,7 +1694,6 @@
           <w:bCs/>
           <w:noProof/>
           <w:szCs w:val="36"/>
-          <w:highlight w:val="yellow"/>
         </w:rPr>
       </w:pPr>
     </w:p>
@@ -1739,7 +1705,6 @@
           <w:bCs/>
           <w:noProof/>
           <w:szCs w:val="36"/>
-          <w:highlight w:val="yellow"/>
         </w:rPr>
       </w:pPr>
       <w:r>
@@ -1748,10 +1713,11 @@
           <w:bCs/>
           <w:noProof/>
           <w:szCs w:val="36"/>
-          <w:highlight w:val="yellow"/>
         </w:rPr>
         <w:br w:type="page"/>
       </w:r>
+      <w:bookmarkStart w:id="4" w:name="_GoBack"/>
+      <w:bookmarkEnd w:id="4"/>
     </w:p>
     <w:p>
       <w:pPr>
@@ -1762,7 +1728,6 @@
           <w:color w:val="EE0000"/>
           <w:sz w:val="40"/>
           <w:szCs w:val="36"/>
-          <w:highlight w:val="yellow"/>
         </w:rPr>
       </w:pPr>
       <w:r>
@@ -1802,85 +1767,81 @@
       </w:r>
     </w:p>
     <w:p>
-      <w:pPr>
-        <w:rPr>
-          <w:highlight w:val="yellow"/>
-        </w:rPr>
-      </w:pPr>
-      <w:r>
-        <w:rPr>
-          <w:highlight w:val="yellow"/>
-        </w:rPr>
-        <w:t xml:space="preserve">Az adataink tárolásához, a XAMPP </w:t>
-      </w:r>
-      <w:proofErr w:type="spellStart"/>
-      <w:r>
-        <w:rPr>
-          <w:highlight w:val="yellow"/>
-        </w:rPr>
-        <w:t>Control</w:t>
-      </w:r>
-      <w:proofErr w:type="spellEnd"/>
-      <w:r>
-        <w:rPr>
-          <w:highlight w:val="yellow"/>
-        </w:rPr>
-        <w:t xml:space="preserve"> Panel alkalmazás segítségével, egy </w:t>
-      </w:r>
-      <w:proofErr w:type="spellStart"/>
-      <w:r>
-        <w:rPr>
-          <w:highlight w:val="yellow"/>
-        </w:rPr>
-        <w:t>MySQL</w:t>
-      </w:r>
-      <w:proofErr w:type="spellEnd"/>
-      <w:r>
-        <w:rPr>
-          <w:highlight w:val="yellow"/>
-        </w:rPr>
-        <w:t xml:space="preserve"> adatbázist hoztunk létre. Az adatbázis felelős a fő adatok tárolásáért, mint például a felhasználok egyedi </w:t>
-      </w:r>
-      <w:proofErr w:type="spellStart"/>
-      <w:r>
-        <w:rPr>
-          <w:highlight w:val="yellow"/>
-        </w:rPr>
+      <w:r>
+        <w:t xml:space="preserve">Az adataink tárolásához – </w:t>
+      </w:r>
+      <w:r>
+        <w:t xml:space="preserve">a XAMPP </w:t>
+      </w:r>
+      <w:proofErr w:type="spellStart"/>
+      <w:r>
+        <w:t>Contro</w:t>
+      </w:r>
+      <w:r>
+        <w:t>l</w:t>
+      </w:r>
+      <w:proofErr w:type="spellEnd"/>
+      <w:r>
+        <w:t xml:space="preserve"> Panel alkalmazás segítségével – </w:t>
+      </w:r>
+      <w:r>
+        <w:t xml:space="preserve">egy </w:t>
+      </w:r>
+      <w:proofErr w:type="spellStart"/>
+      <w:r>
+        <w:t>My</w:t>
+      </w:r>
+      <w:r>
+        <w:t>SQL</w:t>
+      </w:r>
+      <w:proofErr w:type="spellEnd"/>
+      <w:r>
+        <w:t xml:space="preserve"> adatbázist hoztunk létre. Ez az</w:t>
+      </w:r>
+      <w:r>
+        <w:t xml:space="preserve"> adatbázis felelős a fő adatok tárolás</w:t>
+      </w:r>
+      <w:r>
+        <w:t>áért, mint például a felhasználó</w:t>
+      </w:r>
+      <w:r>
+        <w:t xml:space="preserve">k egyedi </w:t>
+      </w:r>
+      <w:proofErr w:type="spellStart"/>
+      <w:r>
         <w:t>azonosítóinak</w:t>
       </w:r>
       <w:proofErr w:type="spellEnd"/>
       <w:r>
-        <w:rPr>
-          <w:highlight w:val="yellow"/>
-        </w:rPr>
-        <w:t xml:space="preserve">, és </w:t>
-      </w:r>
-      <w:proofErr w:type="spellStart"/>
-      <w:r>
-        <w:rPr>
-          <w:highlight w:val="yellow"/>
-        </w:rPr>
+        <w:t xml:space="preserve"> és </w:t>
+      </w:r>
+      <w:proofErr w:type="spellStart"/>
+      <w:r>
         <w:t>tokenjeinek</w:t>
       </w:r>
       <w:proofErr w:type="spellEnd"/>
       <w:r>
-        <w:rPr>
-          <w:highlight w:val="yellow"/>
-        </w:rPr>
-        <w:t xml:space="preserve"> tárolására. Ezek mellet még a csoportokon belüli jogosultság kezelés megvalósításában is segít.</w:t>
+        <w:t xml:space="preserve"> tárolása. Ez segít továbbá</w:t>
+      </w:r>
+      <w:r>
+        <w:t xml:space="preserve"> még a csoportokon belüli jogosultság k</w:t>
+      </w:r>
+      <w:r>
+        <w:t>ezelés megvalósításában is</w:t>
+      </w:r>
+      <w:r>
+        <w:t>.</w:t>
       </w:r>
     </w:p>
     <w:p>
       <w:pPr>
         <w:rPr>
           <w:noProof/>
-          <w:highlight w:val="darkRed"/>
         </w:rPr>
       </w:pPr>
       <w:r>
         <w:rPr>
           <w:noProof/>
-          <w:highlight w:val="darkRed"/>
           <w:lang w:eastAsia="hu-HU"/>
         </w:rPr>
         <w:drawing>
@@ -1953,18 +1914,15 @@
         <w:pStyle w:val="Cmsor2"/>
         <w:spacing w:line="360" w:lineRule="auto"/>
         <w:jc w:val="both"/>
-        <w:rPr>
-          <w:highlight w:val="yellow"/>
-        </w:rPr>
-      </w:pPr>
-      <w:bookmarkStart w:id="4" w:name="_Toc227755425"/>
-      <w:r>
-        <w:rPr>
-          <w:highlight w:val="yellow"/>
-        </w:rPr>
-        <w:t>Adatbázis táblái, és rövid összefoglalásuk:</w:t>
-      </w:r>
-      <w:bookmarkEnd w:id="4"/>
+      </w:pPr>
+      <w:bookmarkStart w:id="5" w:name="_Toc227755425"/>
+      <w:r>
+        <w:t>Adatbázis táblái</w:t>
+      </w:r>
+      <w:r>
+        <w:t xml:space="preserve"> és rövid összefoglalásuk:</w:t>
+      </w:r>
+      <w:bookmarkEnd w:id="5"/>
     </w:p>
     <w:p>
       <w:pPr>
@@ -1972,31 +1930,25 @@
         <w:spacing w:line="360" w:lineRule="auto"/>
         <w:jc w:val="both"/>
         <w:rPr>
-          <w:highlight w:val="yellow"/>
-        </w:rPr>
-      </w:pPr>
-      <w:bookmarkStart w:id="5" w:name="_Toc227755426"/>
-      <w:r>
-        <w:rPr>
-          <w:highlight w:val="yellow"/>
-        </w:rPr>
+          <w:i w:val="0"/>
+        </w:rPr>
+      </w:pPr>
+      <w:bookmarkStart w:id="6" w:name="_Toc227755426"/>
+      <w:r>
         <w:t>„</w:t>
       </w:r>
       <w:proofErr w:type="spellStart"/>
       <w:r>
-        <w:rPr>
-          <w:highlight w:val="yellow"/>
-        </w:rPr>
         <w:t>blocks</w:t>
       </w:r>
       <w:proofErr w:type="spellEnd"/>
       <w:r>
-        <w:rPr>
-          <w:highlight w:val="yellow"/>
-        </w:rPr>
-        <w:t>” tábla:</w:t>
-      </w:r>
-      <w:bookmarkEnd w:id="5"/>
+        <w:t>” tábla</w:t>
+      </w:r>
+      <w:bookmarkEnd w:id="6"/>
+      <w:r>
+        <w:t>:</w:t>
+      </w:r>
     </w:p>
     <w:p>
       <w:pPr>
@@ -2008,24 +1960,25 @@
         <w:tabs>
           <w:tab w:val="left" w:pos="2977"/>
         </w:tabs>
-        <w:rPr>
-          <w:highlight w:val="yellow"/>
-        </w:rPr>
-      </w:pPr>
-      <w:proofErr w:type="spellStart"/>
-      <w:r>
-        <w:rPr>
-          <w:highlight w:val="yellow"/>
-        </w:rPr>
+      </w:pPr>
+      <w:proofErr w:type="spellStart"/>
+      <w:r>
         <w:t>block_Id</w:t>
       </w:r>
       <w:proofErr w:type="spellEnd"/>
       <w:r>
-        <w:rPr>
-          <w:highlight w:val="yellow"/>
-        </w:rPr>
         <w:tab/>
-        <w:t>Blokk azonosítója</w:t>
+      </w:r>
+      <w:proofErr w:type="gramStart"/>
+      <w:r>
+        <w:t>A</w:t>
+      </w:r>
+      <w:proofErr w:type="gramEnd"/>
+      <w:r>
+        <w:t xml:space="preserve"> b</w:t>
+      </w:r>
+      <w:r>
+        <w:t>lokk azonosítója</w:t>
       </w:r>
     </w:p>
     <w:p>
@@ -2038,37 +1991,22 @@
         <w:tabs>
           <w:tab w:val="left" w:pos="2977"/>
         </w:tabs>
-        <w:rPr>
-          <w:highlight w:val="yellow"/>
-        </w:rPr>
-      </w:pPr>
-      <w:proofErr w:type="spellStart"/>
-      <w:r>
-        <w:rPr>
-          <w:highlight w:val="yellow"/>
-        </w:rPr>
+      </w:pPr>
+      <w:proofErr w:type="spellStart"/>
+      <w:r>
         <w:t>date</w:t>
       </w:r>
       <w:proofErr w:type="spellEnd"/>
       <w:r>
-        <w:rPr>
-          <w:highlight w:val="yellow"/>
-        </w:rPr>
         <w:tab/>
         <w:t>A blokk dátuma (</w:t>
       </w:r>
       <w:proofErr w:type="spellStart"/>
       <w:r>
-        <w:rPr>
-          <w:highlight w:val="yellow"/>
-        </w:rPr>
         <w:t>éééé-hh-nn</w:t>
       </w:r>
       <w:proofErr w:type="spellEnd"/>
       <w:r>
-        <w:rPr>
-          <w:highlight w:val="yellow"/>
-        </w:rPr>
         <w:t>)</w:t>
       </w:r>
     </w:p>
@@ -2082,22 +2020,13 @@
         <w:tabs>
           <w:tab w:val="left" w:pos="2977"/>
         </w:tabs>
-        <w:rPr>
-          <w:highlight w:val="yellow"/>
-        </w:rPr>
-      </w:pPr>
-      <w:proofErr w:type="spellStart"/>
-      <w:r>
-        <w:rPr>
-          <w:highlight w:val="yellow"/>
-        </w:rPr>
+      </w:pPr>
+      <w:proofErr w:type="spellStart"/>
+      <w:r>
         <w:t>description</w:t>
       </w:r>
       <w:proofErr w:type="spellEnd"/>
       <w:r>
-        <w:rPr>
-          <w:highlight w:val="yellow"/>
-        </w:rPr>
         <w:tab/>
         <w:t>Az adott blokk leírása</w:t>
       </w:r>
@@ -2112,22 +2041,13 @@
         <w:tabs>
           <w:tab w:val="left" w:pos="2977"/>
         </w:tabs>
-        <w:rPr>
-          <w:highlight w:val="yellow"/>
-        </w:rPr>
-      </w:pPr>
-      <w:proofErr w:type="spellStart"/>
-      <w:r>
-        <w:rPr>
-          <w:highlight w:val="yellow"/>
-        </w:rPr>
+      </w:pPr>
+      <w:proofErr w:type="spellStart"/>
+      <w:r>
         <w:t>priority</w:t>
       </w:r>
       <w:proofErr w:type="spellEnd"/>
       <w:r>
-        <w:rPr>
-          <w:highlight w:val="yellow"/>
-        </w:rPr>
         <w:tab/>
         <w:t>Az adott blokk prioritása</w:t>
       </w:r>
@@ -2142,22 +2062,13 @@
         <w:tabs>
           <w:tab w:val="left" w:pos="2977"/>
         </w:tabs>
-        <w:rPr>
-          <w:highlight w:val="yellow"/>
-        </w:rPr>
-      </w:pPr>
-      <w:proofErr w:type="spellStart"/>
-      <w:r>
-        <w:rPr>
-          <w:highlight w:val="yellow"/>
-        </w:rPr>
+      </w:pPr>
+      <w:proofErr w:type="spellStart"/>
+      <w:r>
         <w:t>timeEnd</w:t>
       </w:r>
       <w:proofErr w:type="spellEnd"/>
       <w:r>
-        <w:rPr>
-          <w:highlight w:val="yellow"/>
-        </w:rPr>
         <w:tab/>
         <w:t>Mikor ér véget a blokk (percben)</w:t>
       </w:r>
@@ -2172,22 +2083,13 @@
         <w:tabs>
           <w:tab w:val="left" w:pos="2977"/>
         </w:tabs>
-        <w:rPr>
-          <w:highlight w:val="yellow"/>
-        </w:rPr>
-      </w:pPr>
-      <w:proofErr w:type="spellStart"/>
-      <w:r>
-        <w:rPr>
-          <w:highlight w:val="yellow"/>
-        </w:rPr>
+      </w:pPr>
+      <w:proofErr w:type="spellStart"/>
+      <w:r>
         <w:t>timeStart</w:t>
       </w:r>
       <w:proofErr w:type="spellEnd"/>
       <w:r>
-        <w:rPr>
-          <w:highlight w:val="yellow"/>
-        </w:rPr>
         <w:tab/>
         <w:t>Mikor kezdődik a blokk (percben)</w:t>
       </w:r>
@@ -2202,22 +2104,13 @@
         <w:tabs>
           <w:tab w:val="left" w:pos="2977"/>
         </w:tabs>
-        <w:rPr>
-          <w:highlight w:val="yellow"/>
-        </w:rPr>
-      </w:pPr>
-      <w:proofErr w:type="spellStart"/>
-      <w:r>
-        <w:rPr>
-          <w:highlight w:val="yellow"/>
-        </w:rPr>
+      </w:pPr>
+      <w:proofErr w:type="spellStart"/>
+      <w:r>
         <w:t>title</w:t>
       </w:r>
       <w:proofErr w:type="spellEnd"/>
       <w:r>
-        <w:rPr>
-          <w:highlight w:val="yellow"/>
-        </w:rPr>
         <w:tab/>
         <w:t>A blokk címe</w:t>
       </w:r>
@@ -2227,16 +2120,28 @@
         <w:tabs>
           <w:tab w:val="left" w:pos="2977"/>
         </w:tabs>
-        <w:rPr>
-          <w:highlight w:val="yellow"/>
-        </w:rPr>
-      </w:pPr>
-      <w:r>
-        <w:rPr>
-          <w:highlight w:val="yellow"/>
-        </w:rPr>
-        <w:t>Ez a táblázat tartalmazza az esemény blokkokkal kapcsolatos információkat.</w:t>
-      </w:r>
+      </w:pPr>
+      <w:r>
+        <w:t>Ez a táblázat tartalmazza az esemény blok</w:t>
+      </w:r>
+      <w:r>
+        <w:t xml:space="preserve">kokkal kapcsolatos </w:t>
+      </w:r>
+      <w:proofErr w:type="gramStart"/>
+      <w:r>
+        <w:t>információit</w:t>
+      </w:r>
+      <w:proofErr w:type="gramEnd"/>
+      <w:r>
+        <w:t>.</w:t>
+      </w:r>
+    </w:p>
+    <w:p>
+      <w:pPr>
+        <w:tabs>
+          <w:tab w:val="left" w:pos="2977"/>
+        </w:tabs>
+      </w:pPr>
     </w:p>
     <w:p>
       <w:pPr>
@@ -2246,32 +2151,21 @@
         </w:tabs>
         <w:spacing w:line="360" w:lineRule="auto"/>
         <w:jc w:val="both"/>
-        <w:rPr>
-          <w:highlight w:val="yellow"/>
-        </w:rPr>
-      </w:pPr>
-      <w:bookmarkStart w:id="6" w:name="_Toc227755427"/>
-      <w:r>
-        <w:rPr>
-          <w:highlight w:val="yellow"/>
-        </w:rPr>
+      </w:pPr>
+      <w:bookmarkStart w:id="7" w:name="_Toc227755427"/>
+      <w:r>
+        <w:lastRenderedPageBreak/>
         <w:t>„</w:t>
       </w:r>
       <w:proofErr w:type="spellStart"/>
       <w:r>
-        <w:rPr>
-          <w:highlight w:val="yellow"/>
-        </w:rPr>
         <w:t>groups</w:t>
       </w:r>
       <w:proofErr w:type="spellEnd"/>
       <w:r>
-        <w:rPr>
-          <w:highlight w:val="yellow"/>
-        </w:rPr>
         <w:t>” tábla:</w:t>
       </w:r>
-      <w:bookmarkEnd w:id="6"/>
+      <w:bookmarkEnd w:id="7"/>
     </w:p>
     <w:p>
       <w:pPr>
@@ -2283,22 +2177,13 @@
         <w:tabs>
           <w:tab w:val="left" w:pos="2977"/>
         </w:tabs>
-        <w:rPr>
-          <w:highlight w:val="yellow"/>
-        </w:rPr>
-      </w:pPr>
-      <w:proofErr w:type="spellStart"/>
-      <w:r>
-        <w:rPr>
-          <w:highlight w:val="yellow"/>
-        </w:rPr>
+      </w:pPr>
+      <w:proofErr w:type="spellStart"/>
+      <w:r>
         <w:t>group_Id</w:t>
       </w:r>
       <w:proofErr w:type="spellEnd"/>
       <w:r>
-        <w:rPr>
-          <w:highlight w:val="yellow"/>
-        </w:rPr>
         <w:tab/>
         <w:t>A csoport azonosítója</w:t>
       </w:r>
@@ -2313,23 +2198,13 @@
         <w:tabs>
           <w:tab w:val="left" w:pos="2977"/>
         </w:tabs>
-        <w:rPr>
-          <w:highlight w:val="yellow"/>
-        </w:rPr>
-      </w:pPr>
-      <w:proofErr w:type="spellStart"/>
-      <w:r>
-        <w:rPr>
-          <w:highlight w:val="yellow"/>
-        </w:rPr>
-        <w:lastRenderedPageBreak/>
+      </w:pPr>
+      <w:proofErr w:type="spellStart"/>
+      <w:r>
         <w:t>group_name</w:t>
       </w:r>
       <w:proofErr w:type="spellEnd"/>
       <w:r>
-        <w:rPr>
-          <w:highlight w:val="yellow"/>
-        </w:rPr>
         <w:tab/>
         <w:t>A csoport neve</w:t>
       </w:r>
@@ -2339,40 +2214,43 @@
         <w:tabs>
           <w:tab w:val="left" w:pos="2977"/>
         </w:tabs>
-        <w:rPr>
-          <w:highlight w:val="yellow"/>
-        </w:rPr>
-      </w:pPr>
-      <w:r>
-        <w:rPr>
-          <w:highlight w:val="yellow"/>
-        </w:rPr>
+      </w:pPr>
+      <w:r>
         <w:t>Ez a tábla tartalmazza a</w:t>
       </w:r>
       <w:r>
-        <w:rPr>
-          <w:highlight w:val="yellow"/>
-        </w:rPr>
         <w:t xml:space="preserve"> csoportokat</w:t>
       </w:r>
       <w:r>
-        <w:rPr>
-          <w:highlight w:val="yellow"/>
-        </w:rPr>
         <w:t xml:space="preserve"> </w:t>
       </w:r>
       <w:r>
-        <w:rPr>
-          <w:highlight w:val="yellow"/>
-        </w:rPr>
-        <w:t>és azokkal</w:t>
-      </w:r>
-      <w:r>
-        <w:rPr>
-          <w:highlight w:val="yellow"/>
-        </w:rPr>
-        <w:t xml:space="preserve"> kapcsolatos információkat</w:t>
-      </w:r>
+        <w:t xml:space="preserve">és </w:t>
+      </w:r>
+      <w:r>
+        <w:t xml:space="preserve">az </w:t>
+      </w:r>
+      <w:r>
+        <w:t>azokkal</w:t>
+      </w:r>
+      <w:r>
+        <w:t xml:space="preserve"> kapcsolatos </w:t>
+      </w:r>
+      <w:proofErr w:type="gramStart"/>
+      <w:r>
+        <w:t>információkat</w:t>
+      </w:r>
+      <w:proofErr w:type="gramEnd"/>
+      <w:r>
+        <w:t>.</w:t>
+      </w:r>
+    </w:p>
+    <w:p>
+      <w:pPr>
+        <w:tabs>
+          <w:tab w:val="left" w:pos="2977"/>
+        </w:tabs>
+      </w:pPr>
     </w:p>
     <w:p>
       <w:pPr>
@@ -2382,32 +2260,29 @@
         </w:tabs>
         <w:spacing w:line="360" w:lineRule="auto"/>
         <w:jc w:val="both"/>
-        <w:rPr>
-          <w:highlight w:val="yellow"/>
-        </w:rPr>
-      </w:pPr>
-      <w:bookmarkStart w:id="7" w:name="_Toc227755428"/>
-      <w:r>
-        <w:rPr>
-          <w:highlight w:val="yellow"/>
-        </w:rPr>
+      </w:pPr>
+      <w:bookmarkStart w:id="8" w:name="_Toc227755428"/>
+      <w:r>
         <w:t>„</w:t>
       </w:r>
       <w:proofErr w:type="spellStart"/>
       <w:r>
-        <w:rPr>
-          <w:highlight w:val="yellow"/>
-        </w:rPr>
-        <w:t>gorupscheduleconn</w:t>
-      </w:r>
-      <w:proofErr w:type="spellEnd"/>
-      <w:r>
-        <w:rPr>
-          <w:highlight w:val="yellow"/>
-        </w:rPr>
+        <w:t>g</w:t>
+      </w:r>
+      <w:r>
+        <w:t>r</w:t>
+      </w:r>
+      <w:r>
+        <w:t>o</w:t>
+      </w:r>
+      <w:r>
+        <w:t>upscheduleconn</w:t>
+      </w:r>
+      <w:proofErr w:type="spellEnd"/>
+      <w:r>
         <w:t>” tábla:</w:t>
       </w:r>
-      <w:bookmarkEnd w:id="7"/>
+      <w:bookmarkEnd w:id="8"/>
     </w:p>
     <w:p>
       <w:pPr>
@@ -2419,24 +2294,22 @@
         <w:tabs>
           <w:tab w:val="left" w:pos="2977"/>
         </w:tabs>
-        <w:rPr>
-          <w:highlight w:val="yellow"/>
-        </w:rPr>
-      </w:pPr>
-      <w:proofErr w:type="spellStart"/>
-      <w:r>
-        <w:rPr>
-          <w:highlight w:val="yellow"/>
-        </w:rPr>
+      </w:pPr>
+      <w:proofErr w:type="spellStart"/>
+      <w:r>
         <w:t>group_Id</w:t>
       </w:r>
       <w:proofErr w:type="spellEnd"/>
       <w:r>
-        <w:rPr>
-          <w:highlight w:val="yellow"/>
-        </w:rPr>
         <w:tab/>
-        <w:t>A csoport azonosíja</w:t>
+      </w:r>
+      <w:proofErr w:type="gramStart"/>
+      <w:r>
+        <w:t>A</w:t>
+      </w:r>
+      <w:proofErr w:type="gramEnd"/>
+      <w:r>
+        <w:t xml:space="preserve"> csoport azonosíja</w:t>
       </w:r>
     </w:p>
     <w:p>
@@ -2449,37 +2322,22 @@
         <w:tabs>
           <w:tab w:val="left" w:pos="2977"/>
         </w:tabs>
-        <w:rPr>
-          <w:highlight w:val="yellow"/>
-        </w:rPr>
-      </w:pPr>
-      <w:proofErr w:type="spellStart"/>
-      <w:r>
-        <w:rPr>
-          <w:highlight w:val="yellow"/>
-        </w:rPr>
+      </w:pPr>
+      <w:proofErr w:type="spellStart"/>
+      <w:r>
         <w:t>schedule_Id</w:t>
       </w:r>
       <w:proofErr w:type="spellEnd"/>
       <w:r>
-        <w:rPr>
-          <w:highlight w:val="yellow"/>
-        </w:rPr>
         <w:tab/>
         <w:t xml:space="preserve">A </w:t>
       </w:r>
       <w:proofErr w:type="spellStart"/>
       <w:r>
-        <w:rPr>
-          <w:highlight w:val="yellow"/>
-        </w:rPr>
         <w:t>schedule</w:t>
       </w:r>
       <w:proofErr w:type="spellEnd"/>
       <w:r>
-        <w:rPr>
-          <w:highlight w:val="yellow"/>
-        </w:rPr>
         <w:t xml:space="preserve"> azonosítója</w:t>
       </w:r>
     </w:p>
@@ -2488,16 +2346,26 @@
         <w:tabs>
           <w:tab w:val="left" w:pos="2977"/>
         </w:tabs>
-        <w:rPr>
-          <w:highlight w:val="yellow"/>
-        </w:rPr>
-      </w:pPr>
-      <w:r>
-        <w:rPr>
-          <w:highlight w:val="yellow"/>
-        </w:rPr>
-        <w:t>Ez a tábla tartalmazza a csoportok és naptárak közötti egy-több kapcsolatokat</w:t>
-      </w:r>
+      </w:pPr>
+      <w:r>
+        <w:t>Ez a tábla tartalmazza a cs</w:t>
+      </w:r>
+      <w:r>
+        <w:t xml:space="preserve">oportok és naptárak közötti egy – </w:t>
+      </w:r>
+      <w:r>
+        <w:t>több kapcsolatokat</w:t>
+      </w:r>
+      <w:r>
+        <w:t>.</w:t>
+      </w:r>
+    </w:p>
+    <w:p>
+      <w:pPr>
+        <w:tabs>
+          <w:tab w:val="left" w:pos="2977"/>
+        </w:tabs>
+      </w:pPr>
     </w:p>
     <w:p>
       <w:pPr>
@@ -2507,32 +2375,20 @@
         </w:tabs>
         <w:spacing w:line="360" w:lineRule="auto"/>
         <w:jc w:val="both"/>
-        <w:rPr>
-          <w:highlight w:val="yellow"/>
-        </w:rPr>
-      </w:pPr>
-      <w:bookmarkStart w:id="8" w:name="_Toc227755429"/>
-      <w:r>
-        <w:rPr>
-          <w:highlight w:val="yellow"/>
-        </w:rPr>
+      </w:pPr>
+      <w:bookmarkStart w:id="9" w:name="_Toc227755429"/>
+      <w:r>
         <w:t>„</w:t>
       </w:r>
       <w:proofErr w:type="spellStart"/>
       <w:r>
-        <w:rPr>
-          <w:highlight w:val="yellow"/>
-        </w:rPr>
         <w:t>groupuserconn</w:t>
       </w:r>
       <w:proofErr w:type="spellEnd"/>
       <w:r>
-        <w:rPr>
-          <w:highlight w:val="yellow"/>
-        </w:rPr>
         <w:t>” tábla:</w:t>
       </w:r>
-      <w:bookmarkEnd w:id="8"/>
+      <w:bookmarkEnd w:id="9"/>
     </w:p>
     <w:p>
       <w:pPr>
@@ -2544,22 +2400,13 @@
         <w:tabs>
           <w:tab w:val="left" w:pos="2977"/>
         </w:tabs>
-        <w:rPr>
-          <w:highlight w:val="yellow"/>
-        </w:rPr>
-      </w:pPr>
-      <w:proofErr w:type="spellStart"/>
-      <w:r>
-        <w:rPr>
-          <w:highlight w:val="yellow"/>
-        </w:rPr>
+      </w:pPr>
+      <w:proofErr w:type="spellStart"/>
+      <w:r>
         <w:t>group_Id</w:t>
       </w:r>
       <w:proofErr w:type="spellEnd"/>
       <w:r>
-        <w:rPr>
-          <w:highlight w:val="yellow"/>
-        </w:rPr>
         <w:tab/>
         <w:t>A csoport azonosítója</w:t>
       </w:r>
@@ -2574,22 +2421,13 @@
         <w:tabs>
           <w:tab w:val="left" w:pos="2977"/>
         </w:tabs>
-        <w:rPr>
-          <w:highlight w:val="yellow"/>
-        </w:rPr>
-      </w:pPr>
-      <w:proofErr w:type="spellStart"/>
-      <w:r>
-        <w:rPr>
-          <w:highlight w:val="yellow"/>
-        </w:rPr>
+      </w:pPr>
+      <w:proofErr w:type="spellStart"/>
+      <w:r>
         <w:t>permission</w:t>
       </w:r>
       <w:proofErr w:type="spellEnd"/>
       <w:r>
-        <w:rPr>
-          <w:highlight w:val="yellow"/>
-        </w:rPr>
         <w:tab/>
         <w:t>A felhasználó jogosultsága a csoportban</w:t>
       </w:r>
@@ -2604,22 +2442,13 @@
         <w:tabs>
           <w:tab w:val="left" w:pos="2977"/>
         </w:tabs>
-        <w:rPr>
-          <w:highlight w:val="yellow"/>
-        </w:rPr>
-      </w:pPr>
-      <w:proofErr w:type="spellStart"/>
-      <w:r>
-        <w:rPr>
-          <w:highlight w:val="yellow"/>
-        </w:rPr>
+      </w:pPr>
+      <w:proofErr w:type="spellStart"/>
+      <w:r>
         <w:t>user_Id</w:t>
       </w:r>
       <w:proofErr w:type="spellEnd"/>
       <w:r>
-        <w:rPr>
-          <w:highlight w:val="yellow"/>
-        </w:rPr>
         <w:tab/>
         <w:t>A felhasználó azonosítója</w:t>
       </w:r>
@@ -2629,16 +2458,29 @@
         <w:tabs>
           <w:tab w:val="left" w:pos="2977"/>
         </w:tabs>
-        <w:rPr>
-          <w:highlight w:val="yellow"/>
-        </w:rPr>
-      </w:pPr>
-      <w:r>
-        <w:rPr>
-          <w:highlight w:val="yellow"/>
-        </w:rPr>
-        <w:t>Ez a tábla tartalmazza, a felhasználók és csoportok közötti több-több kapcsolatot, és a csoporthoz kapcsolódó felhasználók jogosultságait</w:t>
-      </w:r>
+      </w:pPr>
+      <w:r>
+        <w:t>Ez a tábla tartalmazza</w:t>
+      </w:r>
+      <w:r>
+        <w:t xml:space="preserve"> a felhasználók és csoportok közötti több</w:t>
+      </w:r>
+      <w:r>
+        <w:t xml:space="preserve"> – </w:t>
+      </w:r>
+      <w:r>
+        <w:t>több kapcsolatot, és a csoporthoz kapcsolódó felhasználók jogosultságait</w:t>
+      </w:r>
+      <w:r>
+        <w:t>.</w:t>
+      </w:r>
+    </w:p>
+    <w:p>
+      <w:pPr>
+        <w:tabs>
+          <w:tab w:val="left" w:pos="2977"/>
+        </w:tabs>
+      </w:pPr>
     </w:p>
     <w:p>
       <w:pPr>
@@ -2648,32 +2490,20 @@
         </w:tabs>
         <w:spacing w:line="360" w:lineRule="auto"/>
         <w:jc w:val="both"/>
-        <w:rPr>
-          <w:highlight w:val="yellow"/>
-        </w:rPr>
-      </w:pPr>
-      <w:bookmarkStart w:id="9" w:name="_Toc227755430"/>
-      <w:r>
-        <w:rPr>
-          <w:highlight w:val="yellow"/>
-        </w:rPr>
+      </w:pPr>
+      <w:bookmarkStart w:id="10" w:name="_Toc227755430"/>
+      <w:r>
         <w:t>„</w:t>
       </w:r>
       <w:proofErr w:type="spellStart"/>
       <w:r>
-        <w:rPr>
-          <w:highlight w:val="yellow"/>
-        </w:rPr>
         <w:t>isignored</w:t>
       </w:r>
       <w:proofErr w:type="spellEnd"/>
       <w:r>
-        <w:rPr>
-          <w:highlight w:val="yellow"/>
-        </w:rPr>
         <w:t>” tábla:</w:t>
       </w:r>
-      <w:bookmarkEnd w:id="9"/>
+      <w:bookmarkEnd w:id="10"/>
     </w:p>
     <w:p>
       <w:pPr>
@@ -2685,22 +2515,13 @@
         <w:tabs>
           <w:tab w:val="left" w:pos="2977"/>
         </w:tabs>
-        <w:rPr>
-          <w:highlight w:val="yellow"/>
-        </w:rPr>
-      </w:pPr>
-      <w:proofErr w:type="spellStart"/>
-      <w:r>
-        <w:rPr>
-          <w:highlight w:val="yellow"/>
-        </w:rPr>
+      </w:pPr>
+      <w:proofErr w:type="spellStart"/>
+      <w:r>
         <w:t>block_id</w:t>
       </w:r>
       <w:proofErr w:type="spellEnd"/>
       <w:r>
-        <w:rPr>
-          <w:highlight w:val="yellow"/>
-        </w:rPr>
         <w:tab/>
         <w:t>A blokk azonosítója</w:t>
       </w:r>
@@ -2715,22 +2536,13 @@
         <w:tabs>
           <w:tab w:val="left" w:pos="2977"/>
         </w:tabs>
-        <w:rPr>
-          <w:highlight w:val="yellow"/>
-        </w:rPr>
-      </w:pPr>
-      <w:proofErr w:type="spellStart"/>
-      <w:r>
-        <w:rPr>
-          <w:highlight w:val="yellow"/>
-        </w:rPr>
+      </w:pPr>
+      <w:proofErr w:type="spellStart"/>
+      <w:r>
         <w:t>user_id</w:t>
       </w:r>
       <w:proofErr w:type="spellEnd"/>
       <w:r>
-        <w:rPr>
-          <w:highlight w:val="yellow"/>
-        </w:rPr>
         <w:tab/>
         <w:t>A felhasználó azonosítója</w:t>
       </w:r>
@@ -2740,16 +2552,29 @@
         <w:tabs>
           <w:tab w:val="left" w:pos="2977"/>
         </w:tabs>
-        <w:rPr>
-          <w:highlight w:val="yellow"/>
-        </w:rPr>
-      </w:pPr>
-      <w:r>
-        <w:rPr>
-          <w:highlight w:val="yellow"/>
-        </w:rPr>
-        <w:t>Ez a tábla tartalmazza, hogy mely felhasználók, mely blokkokat ignorálják, hogy ne kapjanak értesítést róla</w:t>
-      </w:r>
+      </w:pPr>
+      <w:r>
+        <w:t>Ez a tábla tarta</w:t>
+      </w:r>
+      <w:r>
+        <w:t>lmazza, hogy a felhasználók mely blokkok értesítéseit mellőzik</w:t>
+      </w:r>
+      <w:r>
+        <w:t xml:space="preserve">, hogy ne kapjanak </w:t>
+      </w:r>
+      <w:r>
+        <w:t>értesítést</w:t>
+      </w:r>
+      <w:r>
+        <w:t>.</w:t>
+      </w:r>
+    </w:p>
+    <w:p>
+      <w:pPr>
+        <w:tabs>
+          <w:tab w:val="left" w:pos="2977"/>
+        </w:tabs>
+      </w:pPr>
     </w:p>
     <w:p>
       <w:pPr>
@@ -2759,32 +2584,20 @@
         </w:tabs>
         <w:spacing w:line="360" w:lineRule="auto"/>
         <w:jc w:val="both"/>
-        <w:rPr>
-          <w:highlight w:val="yellow"/>
-        </w:rPr>
-      </w:pPr>
-      <w:bookmarkStart w:id="10" w:name="_Toc227755431"/>
-      <w:r>
-        <w:rPr>
-          <w:highlight w:val="yellow"/>
-        </w:rPr>
+      </w:pPr>
+      <w:bookmarkStart w:id="11" w:name="_Toc227755431"/>
+      <w:r>
         <w:t>„</w:t>
       </w:r>
       <w:proofErr w:type="spellStart"/>
       <w:r>
-        <w:rPr>
-          <w:highlight w:val="yellow"/>
-        </w:rPr>
         <w:t>schedules</w:t>
       </w:r>
       <w:proofErr w:type="spellEnd"/>
       <w:r>
-        <w:rPr>
-          <w:highlight w:val="yellow"/>
-        </w:rPr>
         <w:t>” tábla:</w:t>
       </w:r>
-      <w:bookmarkEnd w:id="10"/>
+      <w:bookmarkEnd w:id="11"/>
     </w:p>
     <w:p>
       <w:pPr>
@@ -2796,37 +2609,22 @@
         <w:tabs>
           <w:tab w:val="left" w:pos="2977"/>
         </w:tabs>
-        <w:rPr>
-          <w:highlight w:val="yellow"/>
-        </w:rPr>
-      </w:pPr>
-      <w:proofErr w:type="spellStart"/>
-      <w:r>
-        <w:rPr>
-          <w:highlight w:val="yellow"/>
-        </w:rPr>
+      </w:pPr>
+      <w:proofErr w:type="spellStart"/>
+      <w:r>
         <w:t>schedule_id</w:t>
       </w:r>
       <w:proofErr w:type="spellEnd"/>
       <w:r>
-        <w:rPr>
-          <w:highlight w:val="yellow"/>
-        </w:rPr>
         <w:tab/>
         <w:t xml:space="preserve">A </w:t>
       </w:r>
       <w:proofErr w:type="spellStart"/>
       <w:r>
-        <w:rPr>
-          <w:highlight w:val="yellow"/>
-        </w:rPr>
         <w:t>schedule</w:t>
       </w:r>
       <w:proofErr w:type="spellEnd"/>
       <w:r>
-        <w:rPr>
-          <w:highlight w:val="yellow"/>
-        </w:rPr>
         <w:t xml:space="preserve"> azonosítója</w:t>
       </w:r>
     </w:p>
@@ -2840,37 +2638,22 @@
         <w:tabs>
           <w:tab w:val="left" w:pos="2977"/>
         </w:tabs>
-        <w:rPr>
-          <w:highlight w:val="yellow"/>
-        </w:rPr>
-      </w:pPr>
-      <w:proofErr w:type="spellStart"/>
-      <w:r>
-        <w:rPr>
-          <w:highlight w:val="yellow"/>
-        </w:rPr>
+      </w:pPr>
+      <w:proofErr w:type="spellStart"/>
+      <w:r>
         <w:t>schedule_info</w:t>
       </w:r>
       <w:proofErr w:type="spellEnd"/>
       <w:r>
-        <w:rPr>
-          <w:highlight w:val="yellow"/>
-        </w:rPr>
         <w:tab/>
         <w:t xml:space="preserve">A </w:t>
       </w:r>
       <w:proofErr w:type="spellStart"/>
       <w:r>
-        <w:rPr>
-          <w:highlight w:val="yellow"/>
-        </w:rPr>
         <w:t>schedule</w:t>
       </w:r>
       <w:proofErr w:type="spellEnd"/>
       <w:r>
-        <w:rPr>
-          <w:highlight w:val="yellow"/>
-        </w:rPr>
         <w:t xml:space="preserve"> információi</w:t>
       </w:r>
     </w:p>
@@ -2884,22 +2667,13 @@
         <w:tabs>
           <w:tab w:val="left" w:pos="2977"/>
         </w:tabs>
-        <w:rPr>
-          <w:highlight w:val="yellow"/>
-        </w:rPr>
-      </w:pPr>
-      <w:proofErr w:type="spellStart"/>
-      <w:r>
-        <w:rPr>
-          <w:highlight w:val="yellow"/>
-        </w:rPr>
+      </w:pPr>
+      <w:proofErr w:type="spellStart"/>
+      <w:r>
         <w:t>template_id</w:t>
       </w:r>
       <w:proofErr w:type="spellEnd"/>
       <w:r>
-        <w:rPr>
-          <w:highlight w:val="yellow"/>
-        </w:rPr>
         <w:tab/>
         <w:t>A sablon azonosítója</w:t>
       </w:r>
@@ -2909,16 +2683,28 @@
         <w:tabs>
           <w:tab w:val="left" w:pos="2977"/>
         </w:tabs>
-        <w:rPr>
-          <w:highlight w:val="yellow"/>
-        </w:rPr>
-      </w:pPr>
-      <w:r>
-        <w:rPr>
-          <w:highlight w:val="yellow"/>
-        </w:rPr>
-        <w:t>Ez a tábla tartalmazza a naptárakat és információit</w:t>
-      </w:r>
+      </w:pPr>
+      <w:r>
+        <w:t xml:space="preserve">Ez a tábla tartalmazza a naptárakat és </w:t>
+      </w:r>
+      <w:r>
+        <w:t xml:space="preserve">ezek </w:t>
+      </w:r>
+      <w:proofErr w:type="gramStart"/>
+      <w:r>
+        <w:t>információit</w:t>
+      </w:r>
+      <w:proofErr w:type="gramEnd"/>
+      <w:r>
+        <w:t>.</w:t>
+      </w:r>
+    </w:p>
+    <w:p>
+      <w:pPr>
+        <w:tabs>
+          <w:tab w:val="left" w:pos="2977"/>
+        </w:tabs>
+      </w:pPr>
     </w:p>
     <w:p>
       <w:pPr>
@@ -2928,32 +2714,20 @@
         </w:tabs>
         <w:spacing w:line="360" w:lineRule="auto"/>
         <w:jc w:val="both"/>
-        <w:rPr>
-          <w:highlight w:val="yellow"/>
-        </w:rPr>
-      </w:pPr>
-      <w:bookmarkStart w:id="11" w:name="_Toc227755432"/>
-      <w:r>
-        <w:rPr>
-          <w:highlight w:val="yellow"/>
-        </w:rPr>
+      </w:pPr>
+      <w:bookmarkStart w:id="12" w:name="_Toc227755432"/>
+      <w:r>
         <w:t>„</w:t>
       </w:r>
       <w:proofErr w:type="spellStart"/>
       <w:r>
-        <w:rPr>
-          <w:highlight w:val="yellow"/>
-        </w:rPr>
         <w:t>scheduleusersconn</w:t>
       </w:r>
       <w:proofErr w:type="spellEnd"/>
       <w:r>
-        <w:rPr>
-          <w:highlight w:val="yellow"/>
-        </w:rPr>
         <w:t>” tábla:</w:t>
       </w:r>
-      <w:bookmarkEnd w:id="11"/>
+      <w:bookmarkEnd w:id="12"/>
     </w:p>
     <w:p>
       <w:pPr>
@@ -2965,37 +2739,22 @@
         <w:tabs>
           <w:tab w:val="left" w:pos="2977"/>
         </w:tabs>
-        <w:rPr>
-          <w:highlight w:val="yellow"/>
-        </w:rPr>
-      </w:pPr>
-      <w:proofErr w:type="spellStart"/>
-      <w:r>
-        <w:rPr>
-          <w:highlight w:val="yellow"/>
-        </w:rPr>
+      </w:pPr>
+      <w:proofErr w:type="spellStart"/>
+      <w:r>
         <w:t>schedule_id</w:t>
       </w:r>
       <w:proofErr w:type="spellEnd"/>
       <w:r>
-        <w:rPr>
-          <w:highlight w:val="yellow"/>
-        </w:rPr>
         <w:tab/>
         <w:t xml:space="preserve">A </w:t>
       </w:r>
       <w:proofErr w:type="spellStart"/>
       <w:r>
-        <w:rPr>
-          <w:highlight w:val="yellow"/>
-        </w:rPr>
         <w:t>schedule</w:t>
       </w:r>
       <w:proofErr w:type="spellEnd"/>
       <w:r>
-        <w:rPr>
-          <w:highlight w:val="yellow"/>
-        </w:rPr>
         <w:t xml:space="preserve"> azonosítója</w:t>
       </w:r>
     </w:p>
@@ -3009,22 +2768,13 @@
         <w:tabs>
           <w:tab w:val="left" w:pos="2977"/>
         </w:tabs>
-        <w:rPr>
-          <w:highlight w:val="yellow"/>
-        </w:rPr>
-      </w:pPr>
-      <w:proofErr w:type="spellStart"/>
-      <w:r>
-        <w:rPr>
-          <w:highlight w:val="yellow"/>
-        </w:rPr>
+      </w:pPr>
+      <w:proofErr w:type="spellStart"/>
+      <w:r>
         <w:t>user_id</w:t>
       </w:r>
       <w:proofErr w:type="spellEnd"/>
       <w:r>
-        <w:rPr>
-          <w:highlight w:val="yellow"/>
-        </w:rPr>
         <w:tab/>
         <w:t>A felhasználó azonosítója</w:t>
       </w:r>
@@ -3034,16 +2784,27 @@
         <w:tabs>
           <w:tab w:val="left" w:pos="2977"/>
         </w:tabs>
-        <w:rPr>
-          <w:highlight w:val="yellow"/>
-        </w:rPr>
-      </w:pPr>
-      <w:r>
-        <w:rPr>
-          <w:highlight w:val="yellow"/>
-        </w:rPr>
-        <w:t>Ez a tábla tartalmazza a felhasználók, és személyes naptárjaik közötti egy-több kapcsolatot</w:t>
-      </w:r>
+      </w:pPr>
+      <w:r>
+        <w:lastRenderedPageBreak/>
+        <w:t>Ez a t</w:t>
+      </w:r>
+      <w:r>
+        <w:t xml:space="preserve">ábla tartalmazza a felhasználók és személyes naptáraik közötti egy – </w:t>
+      </w:r>
+      <w:r>
+        <w:t>több kapcsolatot</w:t>
+      </w:r>
+      <w:r>
+        <w:t>.</w:t>
+      </w:r>
+    </w:p>
+    <w:p>
+      <w:pPr>
+        <w:tabs>
+          <w:tab w:val="left" w:pos="2977"/>
+        </w:tabs>
+      </w:pPr>
     </w:p>
     <w:p>
       <w:pPr>
@@ -3053,32 +2814,20 @@
         </w:tabs>
         <w:spacing w:line="360" w:lineRule="auto"/>
         <w:jc w:val="both"/>
-        <w:rPr>
-          <w:highlight w:val="yellow"/>
-        </w:rPr>
-      </w:pPr>
-      <w:bookmarkStart w:id="12" w:name="_Toc227755433"/>
-      <w:r>
-        <w:rPr>
-          <w:highlight w:val="yellow"/>
-        </w:rPr>
+      </w:pPr>
+      <w:bookmarkStart w:id="13" w:name="_Toc227755433"/>
+      <w:r>
         <w:t>„</w:t>
       </w:r>
       <w:proofErr w:type="spellStart"/>
       <w:r>
-        <w:rPr>
-          <w:highlight w:val="yellow"/>
-        </w:rPr>
         <w:t>templates</w:t>
       </w:r>
       <w:proofErr w:type="spellEnd"/>
       <w:r>
-        <w:rPr>
-          <w:highlight w:val="yellow"/>
-        </w:rPr>
         <w:t>” tábla:</w:t>
       </w:r>
-      <w:bookmarkEnd w:id="12"/>
+      <w:bookmarkEnd w:id="13"/>
     </w:p>
     <w:p>
       <w:pPr>
@@ -3090,22 +2839,13 @@
         <w:tabs>
           <w:tab w:val="left" w:pos="2977"/>
         </w:tabs>
-        <w:rPr>
-          <w:highlight w:val="yellow"/>
-        </w:rPr>
-      </w:pPr>
-      <w:proofErr w:type="spellStart"/>
-      <w:r>
-        <w:rPr>
-          <w:highlight w:val="yellow"/>
-        </w:rPr>
+      </w:pPr>
+      <w:proofErr w:type="spellStart"/>
+      <w:r>
         <w:t>template_id</w:t>
       </w:r>
       <w:proofErr w:type="spellEnd"/>
       <w:r>
-        <w:rPr>
-          <w:highlight w:val="yellow"/>
-        </w:rPr>
         <w:tab/>
         <w:t>A sablon azonosítója</w:t>
       </w:r>
@@ -3120,22 +2860,13 @@
         <w:tabs>
           <w:tab w:val="left" w:pos="2977"/>
         </w:tabs>
-        <w:rPr>
-          <w:highlight w:val="yellow"/>
-        </w:rPr>
-      </w:pPr>
-      <w:proofErr w:type="spellStart"/>
-      <w:r>
-        <w:rPr>
-          <w:highlight w:val="yellow"/>
-        </w:rPr>
+      </w:pPr>
+      <w:proofErr w:type="spellStart"/>
+      <w:r>
         <w:t>template_info</w:t>
       </w:r>
       <w:proofErr w:type="spellEnd"/>
       <w:r>
-        <w:rPr>
-          <w:highlight w:val="yellow"/>
-        </w:rPr>
         <w:tab/>
         <w:t>A sablon információi</w:t>
       </w:r>
@@ -3145,22 +2876,34 @@
         <w:tabs>
           <w:tab w:val="left" w:pos="2977"/>
         </w:tabs>
-        <w:rPr>
-          <w:highlight w:val="yellow"/>
-        </w:rPr>
-      </w:pPr>
-      <w:r>
-        <w:rPr>
-          <w:highlight w:val="yellow"/>
-        </w:rPr>
+      </w:pPr>
+      <w:r>
         <w:t xml:space="preserve">Ez a tábla tartalmazza </w:t>
       </w:r>
       <w:r>
-        <w:rPr>
-          <w:highlight w:val="yellow"/>
-        </w:rPr>
-        <w:t>a sablonokat és információit</w:t>
-      </w:r>
+        <w:t>a sablonokat és</w:t>
+      </w:r>
+      <w:r>
+        <w:t xml:space="preserve"> ezek</w:t>
+      </w:r>
+      <w:r>
+        <w:t xml:space="preserve"> </w:t>
+      </w:r>
+      <w:proofErr w:type="gramStart"/>
+      <w:r>
+        <w:t>információit</w:t>
+      </w:r>
+      <w:proofErr w:type="gramEnd"/>
+      <w:r>
+        <w:t>.</w:t>
+      </w:r>
+    </w:p>
+    <w:p>
+      <w:pPr>
+        <w:tabs>
+          <w:tab w:val="left" w:pos="2977"/>
+        </w:tabs>
+      </w:pPr>
     </w:p>
     <w:p>
       <w:pPr>
@@ -3170,32 +2913,26 @@
         </w:tabs>
         <w:spacing w:line="360" w:lineRule="auto"/>
         <w:jc w:val="both"/>
-        <w:rPr>
-          <w:highlight w:val="yellow"/>
-        </w:rPr>
-      </w:pPr>
-      <w:bookmarkStart w:id="13" w:name="_Toc227755434"/>
-      <w:r>
-        <w:rPr>
-          <w:highlight w:val="yellow"/>
-        </w:rPr>
+      </w:pPr>
+      <w:bookmarkStart w:id="14" w:name="_Toc227755434"/>
+      <w:r>
         <w:t>„</w:t>
       </w:r>
       <w:proofErr w:type="spellStart"/>
       <w:r>
-        <w:rPr>
-          <w:highlight w:val="yellow"/>
-        </w:rPr>
-        <w:t>temlatesblocksconn</w:t>
-      </w:r>
-      <w:proofErr w:type="spellEnd"/>
-      <w:r>
-        <w:rPr>
-          <w:highlight w:val="yellow"/>
-        </w:rPr>
+        <w:t>tem</w:t>
+      </w:r>
+      <w:r>
+        <w:t>p</w:t>
+      </w:r>
+      <w:r>
+        <w:t>latesblocksconn</w:t>
+      </w:r>
+      <w:proofErr w:type="spellEnd"/>
+      <w:r>
         <w:t>” tábla:</w:t>
       </w:r>
-      <w:bookmarkEnd w:id="13"/>
+      <w:bookmarkEnd w:id="14"/>
     </w:p>
     <w:p>
       <w:pPr>
@@ -3207,28 +2944,16 @@
         <w:tabs>
           <w:tab w:val="left" w:pos="2977"/>
         </w:tabs>
-        <w:rPr>
-          <w:highlight w:val="yellow"/>
-        </w:rPr>
-      </w:pPr>
-      <w:proofErr w:type="spellStart"/>
-      <w:r>
-        <w:rPr>
-          <w:highlight w:val="yellow"/>
-        </w:rPr>
+      </w:pPr>
+      <w:proofErr w:type="spellStart"/>
+      <w:r>
         <w:t>block_id</w:t>
       </w:r>
       <w:proofErr w:type="spellEnd"/>
       <w:r>
-        <w:rPr>
-          <w:highlight w:val="yellow"/>
-        </w:rPr>
         <w:tab/>
       </w:r>
       <w:r>
-        <w:rPr>
-          <w:highlight w:val="yellow"/>
-        </w:rPr>
         <w:t>A blokk azonosítója</w:t>
       </w:r>
     </w:p>
@@ -3242,29 +2967,16 @@
         <w:tabs>
           <w:tab w:val="left" w:pos="2977"/>
         </w:tabs>
-        <w:rPr>
-          <w:highlight w:val="yellow"/>
-        </w:rPr>
-      </w:pPr>
-      <w:proofErr w:type="spellStart"/>
-      <w:r>
-        <w:rPr>
-          <w:highlight w:val="yellow"/>
-        </w:rPr>
-        <w:lastRenderedPageBreak/>
+      </w:pPr>
+      <w:proofErr w:type="spellStart"/>
+      <w:r>
         <w:t>template_id</w:t>
       </w:r>
       <w:proofErr w:type="spellEnd"/>
       <w:r>
-        <w:rPr>
-          <w:highlight w:val="yellow"/>
-        </w:rPr>
         <w:tab/>
       </w:r>
       <w:r>
-        <w:rPr>
-          <w:highlight w:val="yellow"/>
-        </w:rPr>
         <w:t>A sablon azonosítója</w:t>
       </w:r>
     </w:p>
@@ -3273,16 +2985,26 @@
         <w:tabs>
           <w:tab w:val="left" w:pos="2977"/>
         </w:tabs>
-        <w:rPr>
-          <w:highlight w:val="yellow"/>
-        </w:rPr>
-      </w:pPr>
-      <w:r>
-        <w:rPr>
-          <w:highlight w:val="yellow"/>
-        </w:rPr>
-        <w:t>Ez a tábla tartalmazza a sablonok, és blokkok közötti egy-több kapcsolatot</w:t>
-      </w:r>
+      </w:pPr>
+      <w:r>
+        <w:t>Ez</w:t>
+      </w:r>
+      <w:r>
+        <w:t xml:space="preserve"> a tábla tartalmazza a sablonok és blokkok közötti egy – </w:t>
+      </w:r>
+      <w:r>
+        <w:t>több kapcsolatot</w:t>
+      </w:r>
+      <w:r>
+        <w:t>.</w:t>
+      </w:r>
+    </w:p>
+    <w:p>
+      <w:pPr>
+        <w:tabs>
+          <w:tab w:val="left" w:pos="2977"/>
+        </w:tabs>
+      </w:pPr>
     </w:p>
     <w:p>
       <w:pPr>
@@ -3292,32 +3014,20 @@
         </w:tabs>
         <w:spacing w:line="360" w:lineRule="auto"/>
         <w:jc w:val="both"/>
-        <w:rPr>
-          <w:highlight w:val="yellow"/>
-        </w:rPr>
-      </w:pPr>
-      <w:bookmarkStart w:id="14" w:name="_Toc227755435"/>
-      <w:r>
-        <w:rPr>
-          <w:highlight w:val="yellow"/>
-        </w:rPr>
+      </w:pPr>
+      <w:bookmarkStart w:id="15" w:name="_Toc227755435"/>
+      <w:r>
         <w:t>„</w:t>
       </w:r>
       <w:proofErr w:type="spellStart"/>
       <w:r>
-        <w:rPr>
-          <w:highlight w:val="yellow"/>
-        </w:rPr>
         <w:t>users</w:t>
       </w:r>
       <w:proofErr w:type="spellEnd"/>
       <w:r>
-        <w:rPr>
-          <w:highlight w:val="yellow"/>
-        </w:rPr>
         <w:t>” tábla:</w:t>
       </w:r>
-      <w:bookmarkEnd w:id="14"/>
+      <w:bookmarkEnd w:id="15"/>
     </w:p>
     <w:p>
       <w:pPr>
@@ -3329,28 +3039,16 @@
         <w:tabs>
           <w:tab w:val="left" w:pos="2977"/>
         </w:tabs>
-        <w:rPr>
-          <w:highlight w:val="yellow"/>
-        </w:rPr>
-      </w:pPr>
-      <w:proofErr w:type="spellStart"/>
-      <w:r>
-        <w:rPr>
-          <w:highlight w:val="yellow"/>
-        </w:rPr>
+      </w:pPr>
+      <w:proofErr w:type="spellStart"/>
+      <w:r>
         <w:t>Description</w:t>
       </w:r>
       <w:proofErr w:type="spellEnd"/>
       <w:r>
-        <w:rPr>
-          <w:highlight w:val="yellow"/>
-        </w:rPr>
         <w:tab/>
       </w:r>
       <w:r>
-        <w:rPr>
-          <w:highlight w:val="yellow"/>
-        </w:rPr>
         <w:t>A felhasználó leírása</w:t>
       </w:r>
     </w:p>
@@ -3364,28 +3062,16 @@
         <w:tabs>
           <w:tab w:val="left" w:pos="2977"/>
         </w:tabs>
-        <w:rPr>
-          <w:highlight w:val="yellow"/>
-        </w:rPr>
-      </w:pPr>
-      <w:proofErr w:type="spellStart"/>
-      <w:r>
-        <w:rPr>
-          <w:highlight w:val="yellow"/>
-        </w:rPr>
+      </w:pPr>
+      <w:proofErr w:type="spellStart"/>
+      <w:r>
         <w:t>display_name</w:t>
       </w:r>
       <w:proofErr w:type="spellEnd"/>
       <w:r>
-        <w:rPr>
-          <w:highlight w:val="yellow"/>
-        </w:rPr>
         <w:tab/>
       </w:r>
       <w:r>
-        <w:rPr>
-          <w:highlight w:val="yellow"/>
-        </w:rPr>
         <w:t>A felhasználó megjelenített neve</w:t>
       </w:r>
     </w:p>
@@ -3399,26 +3085,14 @@
         <w:tabs>
           <w:tab w:val="left" w:pos="2977"/>
         </w:tabs>
-        <w:rPr>
-          <w:highlight w:val="yellow"/>
-        </w:rPr>
-      </w:pPr>
-      <w:r>
-        <w:rPr>
-          <w:highlight w:val="yellow"/>
-        </w:rPr>
+      </w:pPr>
+      <w:r>
         <w:t>email</w:t>
       </w:r>
       <w:r>
-        <w:rPr>
-          <w:highlight w:val="yellow"/>
-        </w:rPr>
         <w:tab/>
       </w:r>
       <w:r>
-        <w:rPr>
-          <w:highlight w:val="yellow"/>
-        </w:rPr>
         <w:t>A felhasználó e-mail címe</w:t>
       </w:r>
     </w:p>
@@ -3432,27 +3106,23 @@
         <w:tabs>
           <w:tab w:val="left" w:pos="2977"/>
         </w:tabs>
-        <w:rPr>
-          <w:highlight w:val="yellow"/>
-        </w:rPr>
-      </w:pPr>
-      <w:r>
-        <w:rPr>
-          <w:highlight w:val="yellow"/>
-        </w:rPr>
+      </w:pPr>
+      <w:r>
         <w:t>PASSWORD</w:t>
       </w:r>
       <w:r>
-        <w:rPr>
-          <w:highlight w:val="yellow"/>
-        </w:rPr>
         <w:tab/>
       </w:r>
-      <w:r>
-        <w:rPr>
-          <w:highlight w:val="yellow"/>
-        </w:rPr>
-        <w:t>A felhasználó jelszava, titkosítva</w:t>
+      <w:proofErr w:type="gramStart"/>
+      <w:r>
+        <w:t>A</w:t>
+      </w:r>
+      <w:proofErr w:type="gramEnd"/>
+      <w:r>
+        <w:t xml:space="preserve"> felhasználó jelszava –</w:t>
+      </w:r>
+      <w:r>
+        <w:t xml:space="preserve"> titkosítva</w:t>
       </w:r>
     </w:p>
     <w:p>
@@ -3465,28 +3135,16 @@
         <w:tabs>
           <w:tab w:val="left" w:pos="2977"/>
         </w:tabs>
-        <w:rPr>
-          <w:highlight w:val="yellow"/>
-        </w:rPr>
-      </w:pPr>
-      <w:proofErr w:type="spellStart"/>
-      <w:r>
-        <w:rPr>
-          <w:highlight w:val="yellow"/>
-        </w:rPr>
+      </w:pPr>
+      <w:proofErr w:type="spellStart"/>
+      <w:r>
         <w:t>Role</w:t>
       </w:r>
       <w:proofErr w:type="spellEnd"/>
       <w:r>
-        <w:rPr>
-          <w:highlight w:val="yellow"/>
-        </w:rPr>
         <w:tab/>
       </w:r>
       <w:r>
-        <w:rPr>
-          <w:highlight w:val="yellow"/>
-        </w:rPr>
         <w:t>A felhasználó jogosultsága</w:t>
       </w:r>
     </w:p>
@@ -3500,43 +3158,33 @@
         <w:tabs>
           <w:tab w:val="left" w:pos="2977"/>
         </w:tabs>
-        <w:rPr>
-          <w:highlight w:val="yellow"/>
-        </w:rPr>
-      </w:pPr>
-      <w:proofErr w:type="spellStart"/>
-      <w:r>
-        <w:rPr>
-          <w:highlight w:val="yellow"/>
-        </w:rPr>
+      </w:pPr>
+      <w:proofErr w:type="spellStart"/>
+      <w:r>
         <w:t>Token</w:t>
       </w:r>
       <w:proofErr w:type="spellEnd"/>
       <w:r>
-        <w:rPr>
-          <w:highlight w:val="yellow"/>
-        </w:rPr>
         <w:tab/>
       </w:r>
-      <w:r>
-        <w:rPr>
-          <w:highlight w:val="yellow"/>
-        </w:rPr>
-        <w:t xml:space="preserve">A felhasználó </w:t>
-      </w:r>
-      <w:proofErr w:type="spellStart"/>
-      <w:r>
-        <w:rPr>
-          <w:highlight w:val="yellow"/>
-        </w:rPr>
+      <w:proofErr w:type="gramStart"/>
+      <w:r>
+        <w:t>A</w:t>
+      </w:r>
+      <w:proofErr w:type="gramEnd"/>
+      <w:r>
+        <w:t xml:space="preserve"> felhasználó </w:t>
+      </w:r>
+      <w:proofErr w:type="spellStart"/>
+      <w:r>
         <w:t>token</w:t>
       </w:r>
       <w:proofErr w:type="spellEnd"/>
       <w:r>
-        <w:rPr>
-          <w:highlight w:val="yellow"/>
-        </w:rPr>
-        <w:t>-je</w:t>
+        <w:t>-</w:t>
+      </w:r>
+      <w:r>
+        <w:t>je</w:t>
       </w:r>
     </w:p>
     <w:p>
@@ -3549,29 +3197,22 @@
         <w:tabs>
           <w:tab w:val="left" w:pos="2977"/>
         </w:tabs>
-        <w:rPr>
-          <w:highlight w:val="yellow"/>
-        </w:rPr>
-      </w:pPr>
-      <w:proofErr w:type="spellStart"/>
-      <w:r>
-        <w:rPr>
-          <w:highlight w:val="yellow"/>
-        </w:rPr>
+      </w:pPr>
+      <w:proofErr w:type="spellStart"/>
+      <w:r>
         <w:t>username</w:t>
       </w:r>
       <w:proofErr w:type="spellEnd"/>
       <w:r>
-        <w:rPr>
-          <w:highlight w:val="yellow"/>
-        </w:rPr>
         <w:tab/>
       </w:r>
-      <w:r>
-        <w:rPr>
-          <w:highlight w:val="yellow"/>
-        </w:rPr>
-        <w:t>A felhasználó felhasználóneve</w:t>
+      <w:proofErr w:type="gramStart"/>
+      <w:r>
+        <w:t>A</w:t>
+      </w:r>
+      <w:proofErr w:type="gramEnd"/>
+      <w:r>
+        <w:t xml:space="preserve"> felhasználó felhasználóneve</w:t>
       </w:r>
     </w:p>
     <w:p>
@@ -3584,28 +3225,16 @@
         <w:tabs>
           <w:tab w:val="left" w:pos="2977"/>
         </w:tabs>
-        <w:rPr>
-          <w:highlight w:val="yellow"/>
-        </w:rPr>
-      </w:pPr>
-      <w:proofErr w:type="spellStart"/>
-      <w:r>
-        <w:rPr>
-          <w:highlight w:val="yellow"/>
-        </w:rPr>
+      </w:pPr>
+      <w:proofErr w:type="spellStart"/>
+      <w:r>
         <w:t>user_id</w:t>
       </w:r>
       <w:proofErr w:type="spellEnd"/>
       <w:r>
-        <w:rPr>
-          <w:highlight w:val="yellow"/>
-        </w:rPr>
         <w:tab/>
       </w:r>
       <w:r>
-        <w:rPr>
-          <w:highlight w:val="yellow"/>
-        </w:rPr>
         <w:t>A felhasználó azonosítója</w:t>
       </w:r>
     </w:p>
@@ -3614,16 +3243,37 @@
         <w:tabs>
           <w:tab w:val="left" w:pos="2977"/>
         </w:tabs>
-        <w:rPr>
-          <w:highlight w:val="yellow"/>
-        </w:rPr>
-      </w:pPr>
-      <w:r>
-        <w:rPr>
-          <w:highlight w:val="yellow"/>
-        </w:rPr>
-        <w:t>Ez a tábla tartalmazza a felhasználókat, és azokkal kapcsolatos információkat</w:t>
-      </w:r>
+      </w:pPr>
+      <w:r>
+        <w:t xml:space="preserve">Ez a tábla tartalmazza a </w:t>
+      </w:r>
+      <w:r>
+        <w:t>felhasználókat</w:t>
+      </w:r>
+      <w:r>
+        <w:t xml:space="preserve"> és </w:t>
+      </w:r>
+      <w:r>
+        <w:t xml:space="preserve">az </w:t>
+      </w:r>
+      <w:r>
+        <w:t xml:space="preserve">azokkal kapcsolatos </w:t>
+      </w:r>
+      <w:proofErr w:type="gramStart"/>
+      <w:r>
+        <w:t>információkat</w:t>
+      </w:r>
+      <w:proofErr w:type="gramEnd"/>
+      <w:r>
+        <w:t>.</w:t>
+      </w:r>
+    </w:p>
+    <w:p>
+      <w:pPr>
+        <w:tabs>
+          <w:tab w:val="left" w:pos="2977"/>
+        </w:tabs>
+      </w:pPr>
     </w:p>
     <w:p>
       <w:pPr>
@@ -3633,32 +3283,20 @@
         </w:tabs>
         <w:spacing w:line="360" w:lineRule="auto"/>
         <w:jc w:val="both"/>
-        <w:rPr>
-          <w:highlight w:val="yellow"/>
-        </w:rPr>
-      </w:pPr>
-      <w:bookmarkStart w:id="15" w:name="_Toc227755436"/>
-      <w:r>
-        <w:rPr>
-          <w:highlight w:val="yellow"/>
-        </w:rPr>
+      </w:pPr>
+      <w:bookmarkStart w:id="16" w:name="_Toc227755436"/>
+      <w:r>
         <w:t>„</w:t>
       </w:r>
       <w:proofErr w:type="spellStart"/>
       <w:r>
-        <w:rPr>
-          <w:highlight w:val="yellow"/>
-        </w:rPr>
         <w:t>usersettings</w:t>
       </w:r>
       <w:proofErr w:type="spellEnd"/>
       <w:r>
-        <w:rPr>
-          <w:highlight w:val="yellow"/>
-        </w:rPr>
         <w:t>” tábla:</w:t>
       </w:r>
-      <w:bookmarkEnd w:id="15"/>
+      <w:bookmarkEnd w:id="16"/>
     </w:p>
     <w:p>
       <w:pPr>
@@ -3670,28 +3308,16 @@
         <w:tabs>
           <w:tab w:val="left" w:pos="2977"/>
         </w:tabs>
-        <w:rPr>
-          <w:highlight w:val="yellow"/>
-        </w:rPr>
-      </w:pPr>
-      <w:proofErr w:type="spellStart"/>
-      <w:r>
-        <w:rPr>
-          <w:highlight w:val="yellow"/>
-        </w:rPr>
+      </w:pPr>
+      <w:proofErr w:type="spellStart"/>
+      <w:r>
         <w:t>settings</w:t>
       </w:r>
       <w:proofErr w:type="spellEnd"/>
       <w:r>
-        <w:rPr>
-          <w:highlight w:val="yellow"/>
-        </w:rPr>
         <w:tab/>
       </w:r>
       <w:r>
-        <w:rPr>
-          <w:highlight w:val="yellow"/>
-        </w:rPr>
         <w:t>A beállításokkal kapcsolatos információk</w:t>
       </w:r>
     </w:p>
@@ -3705,28 +3331,16 @@
         <w:tabs>
           <w:tab w:val="left" w:pos="2977"/>
         </w:tabs>
-        <w:rPr>
-          <w:highlight w:val="yellow"/>
-        </w:rPr>
-      </w:pPr>
-      <w:proofErr w:type="spellStart"/>
-      <w:r>
-        <w:rPr>
-          <w:highlight w:val="yellow"/>
-        </w:rPr>
+      </w:pPr>
+      <w:proofErr w:type="spellStart"/>
+      <w:r>
         <w:t>user_id</w:t>
       </w:r>
       <w:proofErr w:type="spellEnd"/>
       <w:r>
-        <w:rPr>
-          <w:highlight w:val="yellow"/>
-        </w:rPr>
         <w:tab/>
       </w:r>
       <w:r>
-        <w:rPr>
-          <w:highlight w:val="yellow"/>
-        </w:rPr>
         <w:t>A felhasználó azonosítója</w:t>
       </w:r>
     </w:p>
@@ -3735,16 +3349,25 @@
         <w:tabs>
           <w:tab w:val="left" w:pos="2977"/>
         </w:tabs>
-        <w:rPr>
-          <w:highlight w:val="yellow"/>
-        </w:rPr>
-      </w:pPr>
-      <w:r>
-        <w:rPr>
-          <w:highlight w:val="yellow"/>
-        </w:rPr>
-        <w:t>Ez a tábla tartalmazza a felhasználó beállításainak információit</w:t>
-      </w:r>
+      </w:pPr>
+      <w:r>
+        <w:t xml:space="preserve">Ez a tábla tartalmazza a felhasználó beállításainak </w:t>
+      </w:r>
+      <w:proofErr w:type="gramStart"/>
+      <w:r>
+        <w:t>információit</w:t>
+      </w:r>
+      <w:proofErr w:type="gramEnd"/>
+      <w:r>
+        <w:t>.</w:t>
+      </w:r>
+    </w:p>
+    <w:p>
+      <w:pPr>
+        <w:tabs>
+          <w:tab w:val="left" w:pos="2977"/>
+        </w:tabs>
+      </w:pPr>
     </w:p>
     <w:p>
       <w:pPr>
@@ -3752,18 +3375,20 @@
         <w:rPr>
           <w:b/>
           <w:bCs/>
+          <w:color w:val="FF0000"/>
           <w:sz w:val="32"/>
           <w:szCs w:val="28"/>
-          <w:highlight w:val="yellow"/>
+          <w:highlight w:val="darkRed"/>
         </w:rPr>
       </w:pPr>
       <w:r>
         <w:rPr>
           <w:b/>
           <w:bCs/>
+          <w:color w:val="FF0000"/>
           <w:sz w:val="32"/>
           <w:szCs w:val="28"/>
-          <w:highlight w:val="yellow"/>
+          <w:highlight w:val="darkRed"/>
         </w:rPr>
         <w:t>Felhasználói felület megtervezése:</w:t>
       </w:r>
@@ -3774,14 +3399,15 @@
         <w:rPr>
           <w:i/>
           <w:iCs/>
-          <w:highlight w:val="yellow"/>
+          <w:color w:val="FF0000"/>
         </w:rPr>
       </w:pPr>
       <w:r>
         <w:rPr>
           <w:i/>
           <w:iCs/>
-          <w:highlight w:val="yellow"/>
+          <w:color w:val="FF0000"/>
+          <w:highlight w:val="darkRed"/>
         </w:rPr>
         <w:t>Felhasználói felületek felosztása:</w:t>
       </w:r>
@@ -3789,30 +3415,78 @@
     <w:p>
       <w:pPr>
         <w:spacing w:after="160"/>
-        <w:rPr>
-          <w:highlight w:val="yellow"/>
-        </w:rPr>
-      </w:pPr>
-      <w:r>
-        <w:rPr>
-          <w:highlight w:val="yellow"/>
-        </w:rPr>
-        <w:t xml:space="preserve">A felhasználói felület két részre van bontva. Az első rész, amivel egy új felhasználó találkozik, ahol tud regisztrálni vagy amennyiben már regisztrált és </w:t>
+      </w:pPr>
+      <w:r>
+        <w:lastRenderedPageBreak/>
+        <w:t>A felhasználói felület</w:t>
+      </w:r>
+      <w:r>
+        <w:t xml:space="preserve">nek két része van. Az </w:t>
+      </w:r>
+      <w:r>
+        <w:rPr>
+          <w:b/>
+        </w:rPr>
+        <w:t>első rész</w:t>
+      </w:r>
+      <w:r>
+        <w:t>:</w:t>
+      </w:r>
+      <w:r>
+        <w:t xml:space="preserve"> amivel egy új f</w:t>
+      </w:r>
+      <w:r>
+        <w:t xml:space="preserve">elhasználó találkozik, ahol </w:t>
+      </w:r>
+      <w:r>
+        <w:t>regisztrálni</w:t>
+      </w:r>
+      <w:r>
+        <w:t xml:space="preserve"> tud</w:t>
+      </w:r>
+      <w:r>
+        <w:t xml:space="preserve"> vagy amennyiben már regisztrált és van felhasználói fiókja</w:t>
+      </w:r>
+      <w:r>
+        <w:t>,</w:t>
+      </w:r>
+      <w:r>
+        <w:t xml:space="preserve"> akkor be tud jelentkezni. A </w:t>
+      </w:r>
+      <w:r>
+        <w:rPr>
+          <w:b/>
+        </w:rPr>
+        <w:t>másik rész</w:t>
+      </w:r>
+      <w:r>
+        <w:t xml:space="preserve"> a bejelentkezés után lát</w:t>
+      </w:r>
+      <w:r>
+        <w:t xml:space="preserve">ható, ahol </w:t>
+      </w:r>
+      <w:r>
+        <w:t>a felhasználó</w:t>
+      </w:r>
+      <w:r>
+        <w:t xml:space="preserve"> elérést kap a </w:t>
       </w:r>
       <w:proofErr w:type="gramStart"/>
       <w:r>
-        <w:rPr>
-          <w:highlight w:val="yellow"/>
-        </w:rPr>
-        <w:t>van</w:t>
+        <w:t>szoftver különböző</w:t>
       </w:r>
       <w:proofErr w:type="gramEnd"/>
       <w:r>
-        <w:rPr>
-          <w:highlight w:val="yellow"/>
-        </w:rPr>
-        <w:t xml:space="preserve"> felhasználói fiókja akkor be tud jelentkezni. A másik rész a bejelentkezés után látható, ahol tud tevékenykedni is a felhasználó.</w:t>
-      </w:r>
+        <w:t xml:space="preserve"> funkcióihoz, és így tudja a naptárait és eseményeit csoportosan vagy egyénileg kezelni</w:t>
+      </w:r>
+      <w:r>
+        <w:t>.</w:t>
+      </w:r>
+    </w:p>
+    <w:p>
+      <w:pPr>
+        <w:spacing w:after="160"/>
+      </w:pPr>
     </w:p>
     <w:p>
       <w:pPr>
@@ -3820,14 +3494,15 @@
         <w:rPr>
           <w:i/>
           <w:iCs/>
-          <w:highlight w:val="yellow"/>
+          <w:color w:val="FF0000"/>
         </w:rPr>
       </w:pPr>
       <w:r>
         <w:rPr>
           <w:i/>
           <w:iCs/>
-          <w:highlight w:val="yellow"/>
+          <w:color w:val="FF0000"/>
+          <w:highlight w:val="darkRed"/>
         </w:rPr>
         <w:t>Felhasználói felület kinézete:</w:t>
       </w:r>
@@ -3835,64 +3510,126 @@
     <w:p>
       <w:pPr>
         <w:spacing w:after="160"/>
-        <w:rPr>
-          <w:highlight w:val="yellow"/>
-        </w:rPr>
-      </w:pPr>
-      <w:r>
-        <w:rPr>
-          <w:highlight w:val="yellow"/>
-        </w:rPr>
-        <w:t>A felhasználói felülettel törekedtünk a modernségre és az egyszerűségre. A mai weboldalak szabványai alapján terveztük meg és készítettük el az oldalt. Próbáltuk elérni, hogy egy új felhasználó számára is könnyű legyen az oldal használata és az oldal vizuális megjelenése is vonzó legyen a felhasználók számára.</w:t>
+      </w:pPr>
+      <w:r>
+        <w:t>A felhasználói felülettel törekedtünk a modernségre és az egyszerűségre. A mai weboldalak szabványai alapján terveztük meg és készítettük el az</w:t>
+      </w:r>
+      <w:r>
+        <w:t xml:space="preserve"> alkalmazást</w:t>
+      </w:r>
+      <w:r>
+        <w:t xml:space="preserve">. Próbáltuk elérni, hogy </w:t>
+      </w:r>
+      <w:r>
+        <w:t>egy új felhasználó számára is könnyű legyen</w:t>
+      </w:r>
+      <w:r>
+        <w:t xml:space="preserve"> az oldal használata, és ennek</w:t>
+      </w:r>
+      <w:r>
+        <w:t xml:space="preserve"> vizuális megjelenés</w:t>
+      </w:r>
+      <w:r>
+        <w:t>e is vonzó legyen</w:t>
+      </w:r>
+      <w:r>
+        <w:t>.</w:t>
       </w:r>
     </w:p>
     <w:p>
       <w:pPr>
         <w:spacing w:after="160"/>
-        <w:rPr>
-          <w:highlight w:val="yellow"/>
-        </w:rPr>
-      </w:pPr>
-      <w:r>
-        <w:rPr>
-          <w:highlight w:val="yellow"/>
-        </w:rPr>
-        <w:t xml:space="preserve">A legjobban észrevehető dolog egy weboldalon az elemek és a háttérszín, illetve a betűtípus. Az utóbbi években előtérbe kerültek a sötét témájú oldalak, a legtöbb ember ezeket preferálja, mivel a szemnek ez nem annyira fárasztó és megterhelő, főleg egy kevésbé megvilágított helységben. Ezen okok miatt választottuk a sötét lila színt az oldal </w:t>
-      </w:r>
-      <w:proofErr w:type="spellStart"/>
-      <w:r>
-        <w:rPr>
-          <w:highlight w:val="yellow"/>
-        </w:rPr>
-        <w:t>főszínének</w:t>
-      </w:r>
-      <w:proofErr w:type="spellEnd"/>
-      <w:r>
-        <w:rPr>
-          <w:highlight w:val="yellow"/>
-        </w:rPr>
-        <w:t xml:space="preserve">. Ezzel </w:t>
-      </w:r>
-      <w:r>
-        <w:rPr>
-          <w:highlight w:val="yellow"/>
-        </w:rPr>
-        <w:lastRenderedPageBreak/>
-        <w:t xml:space="preserve">ellentétben gondoltunk azokra </w:t>
-      </w:r>
+      </w:pPr>
+      <w:r>
+        <w:t>A legfeltűnőbb elemei egy weboldalnak: az elemek,</w:t>
+      </w:r>
+      <w:r>
+        <w:t xml:space="preserve"> a háttérszín, illetve a betűtípus. Az utóbbi években előtérbe kerültek a sötét témájú oldalak, a legtöbb ember ezeket preferálja, mivel a szemnek ez nem annyira fárasztó és megterhelő, főleg egy kevésbé megvilágított hely</w:t>
+      </w:r>
+      <w:r>
+        <w:t>i</w:t>
+      </w:r>
+      <w:r>
+        <w:t xml:space="preserve">ségben. Ezen </w:t>
+      </w:r>
+      <w:r>
+        <w:t>okok miatt választottuk a sötét</w:t>
+      </w:r>
+      <w:r>
+        <w:t>lila színt az oldal fő</w:t>
+      </w:r>
+      <w:r>
+        <w:t xml:space="preserve"> </w:t>
+      </w:r>
+      <w:r>
+        <w:t>színének. Ezzel ellentétben gondoltunk azokra is</w:t>
+      </w:r>
+      <w:r>
+        <w:t>,</w:t>
+      </w:r>
+      <w:r>
+        <w:t xml:space="preserve"> akik</w:t>
+      </w:r>
+      <w:r>
+        <w:t xml:space="preserve"> a világos oldalakat részesítik előnyben. E</w:t>
+      </w:r>
+      <w:r>
+        <w:t>miatt a beállításo</w:t>
+      </w:r>
+      <w:r>
+        <w:t>knál lehet választani a világos és sötét témák között. A</w:t>
+      </w:r>
+      <w:r>
+        <w:t xml:space="preserve"> világos témában</w:t>
+      </w:r>
+      <w:r>
+        <w:t xml:space="preserve"> a</w:t>
+      </w:r>
+      <w:r>
+        <w:t xml:space="preserve"> világoslila </w:t>
+      </w:r>
+      <w:r>
+        <w:t>és a világoszöld szín a domináns.</w:t>
+      </w:r>
+    </w:p>
+    <w:p>
+      <w:pPr>
+        <w:spacing w:after="160"/>
+        <w:rPr>
+          <w:color w:val="FF0000"/>
+        </w:rPr>
+      </w:pPr>
+      <w:r>
+        <w:rPr>
+          <w:color w:val="FF0000"/>
+          <w:highlight w:val="darkRed"/>
+        </w:rPr>
+        <w:t>(</w:t>
+      </w:r>
+      <w:proofErr w:type="spellStart"/>
+      <w:r>
+        <w:rPr>
+          <w:color w:val="FF0000"/>
+          <w:highlight w:val="darkRed"/>
+        </w:rPr>
+        <w:t>reszponzivitás</w:t>
+      </w:r>
+      <w:proofErr w:type="spellEnd"/>
       <w:proofErr w:type="gramStart"/>
       <w:r>
         <w:rPr>
-          <w:highlight w:val="yellow"/>
-        </w:rPr>
-        <w:t>is</w:t>
+          <w:color w:val="FF0000"/>
+          <w:highlight w:val="darkRed"/>
+        </w:rPr>
+        <w:t>????</w:t>
       </w:r>
       <w:proofErr w:type="gramEnd"/>
       <w:r>
         <w:rPr>
-          <w:highlight w:val="yellow"/>
-        </w:rPr>
-        <w:t xml:space="preserve"> akik a világos oldalakat preferálják emiatt a beállításoknál lehet választani a világos-sötét téma között, a világos témában világoslila a háttér.</w:t>
+          <w:color w:val="FF0000"/>
+          <w:highlight w:val="darkRed"/>
+        </w:rPr>
+        <w:t>)</w:t>
       </w:r>
     </w:p>
     <w:p>
@@ -3900,7 +3637,6 @@
         <w:rPr>
           <w:b/>
           <w:bCs/>
-          <w:highlight w:val="yellow"/>
         </w:rPr>
       </w:pPr>
     </w:p>
@@ -3909,129 +3645,135 @@
         <w:pStyle w:val="Cmsor1"/>
         <w:spacing w:line="360" w:lineRule="auto"/>
         <w:jc w:val="both"/>
-        <w:rPr>
-          <w:highlight w:val="yellow"/>
-        </w:rPr>
-      </w:pPr>
-      <w:bookmarkStart w:id="16" w:name="_Toc227755437"/>
-      <w:r>
-        <w:rPr>
-          <w:highlight w:val="yellow"/>
-        </w:rPr>
-        <w:t>Komponenseinek technikai leírás</w:t>
-      </w:r>
-      <w:r>
-        <w:rPr>
-          <w:highlight w:val="yellow"/>
-        </w:rPr>
-        <w:t>a</w:t>
-      </w:r>
-      <w:bookmarkEnd w:id="16"/>
+      </w:pPr>
+      <w:r>
+        <w:t>Szoftver egységek és -</w:t>
+      </w:r>
+      <w:proofErr w:type="gramStart"/>
+      <w:r>
+        <w:t>komponensek</w:t>
+      </w:r>
+      <w:proofErr w:type="gramEnd"/>
+      <w:r>
+        <w:t xml:space="preserve"> leírásai</w:t>
+      </w:r>
     </w:p>
     <w:p>
       <w:pPr>
         <w:pStyle w:val="Cmsor2"/>
         <w:spacing w:line="360" w:lineRule="auto"/>
         <w:jc w:val="both"/>
-        <w:rPr>
-          <w:highlight w:val="yellow"/>
-        </w:rPr>
       </w:pPr>
       <w:bookmarkStart w:id="17" w:name="_Toc227755438"/>
       <w:r>
-        <w:rPr>
-          <w:highlight w:val="yellow"/>
-        </w:rPr>
         <w:t>Frontend:</w:t>
       </w:r>
       <w:bookmarkEnd w:id="17"/>
     </w:p>
     <w:p>
-      <w:pPr>
-        <w:rPr>
-          <w:highlight w:val="yellow"/>
-        </w:rPr>
-      </w:pPr>
-      <w:r>
-        <w:rPr>
-          <w:highlight w:val="yellow"/>
-        </w:rPr>
+      <w:r>
         <w:t xml:space="preserve">A frontend React.js keretrendszer </w:t>
       </w:r>
       <w:r>
-        <w:rPr>
-          <w:highlight w:val="yellow"/>
-        </w:rPr>
         <w:t>19.2.3</w:t>
       </w:r>
       <w:r>
-        <w:rPr>
-          <w:highlight w:val="yellow"/>
-        </w:rPr>
         <w:t>-</w:t>
       </w:r>
       <w:r>
-        <w:rPr>
-          <w:highlight w:val="yellow"/>
-        </w:rPr>
         <w:t>a</w:t>
       </w:r>
       <w:r>
-        <w:rPr>
-          <w:highlight w:val="yellow"/>
-        </w:rPr>
         <w:t xml:space="preserve">s verziója segítségével készült a </w:t>
       </w:r>
       <w:proofErr w:type="spellStart"/>
       <w:r>
-        <w:rPr>
-          <w:highlight w:val="yellow"/>
-        </w:rPr>
         <w:t>Vite</w:t>
       </w:r>
       <w:proofErr w:type="spellEnd"/>
       <w:r>
-        <w:rPr>
-          <w:highlight w:val="yellow"/>
-        </w:rPr>
         <w:t xml:space="preserve"> </w:t>
       </w:r>
       <w:r>
-        <w:rPr>
-          <w:highlight w:val="yellow"/>
-        </w:rPr>
         <w:t>7.3.1</w:t>
       </w:r>
       <w:r>
-        <w:rPr>
-          <w:highlight w:val="yellow"/>
-        </w:rPr>
         <w:t>-</w:t>
       </w:r>
       <w:r>
-        <w:rPr>
-          <w:highlight w:val="yellow"/>
-        </w:rPr>
         <w:t>e</w:t>
       </w:r>
       <w:r>
-        <w:rPr>
-          <w:highlight w:val="yellow"/>
-        </w:rPr>
-        <w:t xml:space="preserve">s verzióján belül, a komponensekre bontott oldalrendezés és a beépített eszközök előnyeit kihasználva. Ennek köszönhetően könnyen átlátható, és egyben egyszerűen bővíthető új funkciókkal. Kifejezetten hasznos volt a fejléc és a lábléc létrehozásában, ugyanis nem kellett minden oldalon létrehozni, hanem csak a komponens szükséges kódjait helyeztük el. A szoftver elkészítésében a </w:t>
-      </w:r>
-      <w:proofErr w:type="spellStart"/>
-      <w:r>
-        <w:rPr>
-          <w:highlight w:val="yellow"/>
-        </w:rPr>
+        <w:t>s verzióján belül</w:t>
+      </w:r>
+      <w:r>
+        <w:t xml:space="preserve"> a </w:t>
+      </w:r>
+      <w:proofErr w:type="gramStart"/>
+      <w:r>
+        <w:t>komponensekre</w:t>
+      </w:r>
+      <w:proofErr w:type="gramEnd"/>
+      <w:r>
+        <w:t xml:space="preserve"> bontott oldalrendezés és a beépített eszközök előnyeit kihasználva. Ennek</w:t>
+      </w:r>
+      <w:r>
+        <w:t xml:space="preserve"> köszönhetően könnyen átlátható</w:t>
+      </w:r>
+      <w:r>
+        <w:t xml:space="preserve"> és egyben </w:t>
+      </w:r>
+      <w:r>
+        <w:t xml:space="preserve">később is </w:t>
+      </w:r>
+      <w:r>
+        <w:t xml:space="preserve">egyszerűen bővíthető új </w:t>
+      </w:r>
+      <w:proofErr w:type="gramStart"/>
+      <w:r>
+        <w:t>funkciókkal</w:t>
+      </w:r>
+      <w:proofErr w:type="gramEnd"/>
+      <w:r>
+        <w:t>. Kifejezetten ha</w:t>
+      </w:r>
+      <w:r>
+        <w:t>sznos volt a fejléc és a naptárnézet létrehozásában, így ezt</w:t>
+      </w:r>
+      <w:r>
+        <w:t xml:space="preserve"> nem k</w:t>
+      </w:r>
+      <w:r>
+        <w:t xml:space="preserve">ellett minden oldalon </w:t>
+      </w:r>
+      <w:proofErr w:type="spellStart"/>
+      <w:r>
+        <w:t>újraalkotni</w:t>
+      </w:r>
+      <w:proofErr w:type="spellEnd"/>
+      <w:r>
+        <w:t xml:space="preserve">, hanem csak a </w:t>
+      </w:r>
+      <w:proofErr w:type="gramStart"/>
+      <w:r>
+        <w:t>komponen</w:t>
+      </w:r>
+      <w:r>
+        <w:t>s</w:t>
+      </w:r>
+      <w:proofErr w:type="gramEnd"/>
+      <w:r>
+        <w:t xml:space="preserve"> szükséges kódját kellett beilleszteni</w:t>
+      </w:r>
+      <w:r>
+        <w:t xml:space="preserve">. A szoftver elkészítésében a </w:t>
+      </w:r>
+      <w:proofErr w:type="spellStart"/>
+      <w:r>
         <w:t>React</w:t>
       </w:r>
       <w:proofErr w:type="spellEnd"/>
       <w:r>
-        <w:rPr>
-          <w:highlight w:val="yellow"/>
-        </w:rPr>
         <w:t xml:space="preserve"> saját modulkönyvtára is nagy szerepet játszott. Meghívott modulok:</w:t>
       </w:r>
     </w:p>
@@ -4042,22 +3784,13 @@
           <w:ilvl w:val="0"/>
           <w:numId w:val="3"/>
         </w:numPr>
-        <w:rPr>
-          <w:highlight w:val="yellow"/>
-        </w:rPr>
-      </w:pPr>
-      <w:proofErr w:type="spellStart"/>
-      <w:r>
-        <w:rPr>
-          <w:highlight w:val="yellow"/>
-        </w:rPr>
+      </w:pPr>
+      <w:proofErr w:type="spellStart"/>
+      <w:r>
         <w:t>react-dom</w:t>
       </w:r>
       <w:proofErr w:type="spellEnd"/>
       <w:r>
-        <w:rPr>
-          <w:highlight w:val="yellow"/>
-        </w:rPr>
         <w:t>:</w:t>
       </w:r>
     </w:p>
@@ -4065,68 +3798,75 @@
       <w:pPr>
         <w:ind w:left="720"/>
         <w:rPr>
-          <w:highlight w:val="yellow"/>
-        </w:rPr>
-      </w:pPr>
-      <w:r>
-        <w:rPr>
-          <w:highlight w:val="yellow"/>
-        </w:rPr>
-        <w:t xml:space="preserve">A </w:t>
-      </w:r>
-      <w:proofErr w:type="spellStart"/>
-      <w:r>
-        <w:rPr>
-          <w:highlight w:val="yellow"/>
+          <w:i/>
+        </w:rPr>
+      </w:pPr>
+      <w:r>
+        <w:rPr>
+          <w:i/>
+        </w:rPr>
+        <w:lastRenderedPageBreak/>
+        <w:t xml:space="preserve">-a </w:t>
+      </w:r>
+      <w:proofErr w:type="spellStart"/>
+      <w:r>
+        <w:rPr>
+          <w:i/>
         </w:rPr>
         <w:t>React</w:t>
       </w:r>
       <w:proofErr w:type="spellEnd"/>
       <w:r>
         <w:rPr>
-          <w:highlight w:val="yellow"/>
+          <w:i/>
+        </w:rPr>
+        <w:t xml:space="preserve"> hi</w:t>
+      </w:r>
+      <w:r>
+        <w:rPr>
+          <w:i/>
+        </w:rPr>
+        <w:t xml:space="preserve">vatalos csomagja, a </w:t>
+      </w:r>
+      <w:proofErr w:type="spellStart"/>
+      <w:r>
+        <w:rPr>
+          <w:i/>
+        </w:rPr>
+        <w:t>React</w:t>
+      </w:r>
+      <w:proofErr w:type="spellEnd"/>
+      <w:r>
+        <w:rPr>
+          <w:i/>
         </w:rPr>
         <w:t xml:space="preserve"> </w:t>
       </w:r>
-      <w:proofErr w:type="spellStart"/>
-      <w:r>
-        <w:rPr>
-          <w:highlight w:val="yellow"/>
-        </w:rPr>
-        <w:t>hívatalos</w:t>
-      </w:r>
-      <w:proofErr w:type="spellEnd"/>
-      <w:r>
-        <w:rPr>
-          <w:highlight w:val="yellow"/>
-        </w:rPr>
-        <w:t xml:space="preserve"> csomagja, a </w:t>
-      </w:r>
-      <w:proofErr w:type="spellStart"/>
-      <w:r>
-        <w:rPr>
-          <w:highlight w:val="yellow"/>
-        </w:rPr>
-        <w:t>React</w:t>
-      </w:r>
-      <w:proofErr w:type="spellEnd"/>
-      <w:r>
-        <w:rPr>
-          <w:highlight w:val="yellow"/>
-        </w:rPr>
-        <w:t xml:space="preserve"> komponensek DOM-</w:t>
-      </w:r>
-      <w:proofErr w:type="spellStart"/>
-      <w:r>
-        <w:rPr>
-          <w:highlight w:val="yellow"/>
+      <w:proofErr w:type="gramStart"/>
+      <w:r>
+        <w:rPr>
+          <w:i/>
+        </w:rPr>
+        <w:t>komponensek</w:t>
+      </w:r>
+      <w:proofErr w:type="gramEnd"/>
+      <w:r>
+        <w:rPr>
+          <w:i/>
+        </w:rPr>
+        <w:t xml:space="preserve"> DOM-</w:t>
+      </w:r>
+      <w:proofErr w:type="spellStart"/>
+      <w:r>
+        <w:rPr>
+          <w:i/>
         </w:rPr>
         <w:t>ba</w:t>
       </w:r>
       <w:proofErr w:type="spellEnd"/>
       <w:r>
         <w:rPr>
-          <w:highlight w:val="yellow"/>
+          <w:i/>
         </w:rPr>
         <w:t xml:space="preserve"> való rendeléséért felel.</w:t>
       </w:r>
@@ -4138,22 +3878,13 @@
           <w:ilvl w:val="0"/>
           <w:numId w:val="3"/>
         </w:numPr>
-        <w:rPr>
-          <w:highlight w:val="yellow"/>
-        </w:rPr>
-      </w:pPr>
-      <w:proofErr w:type="spellStart"/>
-      <w:r>
-        <w:rPr>
-          <w:highlight w:val="yellow"/>
-        </w:rPr>
+      </w:pPr>
+      <w:proofErr w:type="spellStart"/>
+      <w:r>
         <w:t>react-router-dom</w:t>
       </w:r>
       <w:proofErr w:type="spellEnd"/>
       <w:r>
-        <w:rPr>
-          <w:highlight w:val="yellow"/>
-        </w:rPr>
         <w:t>:</w:t>
       </w:r>
     </w:p>
@@ -4161,138 +3892,136 @@
       <w:pPr>
         <w:ind w:left="720"/>
         <w:rPr>
-          <w:highlight w:val="yellow"/>
-        </w:rPr>
-      </w:pPr>
-      <w:r>
-        <w:rPr>
-          <w:highlight w:val="yellow"/>
-        </w:rPr>
-        <w:t>Lehetővé teszi, hogy többoldalas alkalmazások készítését navigációval, útvonalkezeléssel és dinamikus URL-</w:t>
-      </w:r>
-      <w:proofErr w:type="spellStart"/>
-      <w:r>
-        <w:rPr>
-          <w:highlight w:val="yellow"/>
+          <w:i/>
+        </w:rPr>
+      </w:pPr>
+      <w:r>
+        <w:rPr>
+          <w:i/>
+        </w:rPr>
+        <w:t>-lehetővé teszi a</w:t>
+      </w:r>
+      <w:r>
+        <w:rPr>
+          <w:i/>
+        </w:rPr>
+        <w:t xml:space="preserve"> többoldalas alkalmazások készítését </w:t>
+      </w:r>
+      <w:proofErr w:type="gramStart"/>
+      <w:r>
+        <w:rPr>
+          <w:i/>
+        </w:rPr>
+        <w:t>navigációval</w:t>
+      </w:r>
+      <w:proofErr w:type="gramEnd"/>
+      <w:r>
+        <w:rPr>
+          <w:i/>
+        </w:rPr>
+        <w:t>, útvonalkezeléssel és dinamikus URL-</w:t>
+      </w:r>
+      <w:proofErr w:type="spellStart"/>
+      <w:r>
+        <w:rPr>
+          <w:i/>
         </w:rPr>
         <w:t>ekkel</w:t>
       </w:r>
       <w:proofErr w:type="spellEnd"/>
+      <w:r>
+        <w:rPr>
+          <w:i/>
+        </w:rPr>
+        <w:t>.</w:t>
+      </w:r>
+    </w:p>
+    <w:p>
+      <w:pPr>
+        <w:rPr>
+          <w:i/>
+        </w:rPr>
+      </w:pPr>
     </w:p>
     <w:p>
       <w:pPr>
         <w:pStyle w:val="Cmsor3"/>
         <w:spacing w:line="360" w:lineRule="auto"/>
         <w:jc w:val="both"/>
-        <w:rPr>
-          <w:highlight w:val="yellow"/>
-        </w:rPr>
       </w:pPr>
       <w:bookmarkStart w:id="18" w:name="_Toc227755439"/>
-      <w:proofErr w:type="spellStart"/>
-      <w:r>
-        <w:rPr>
-          <w:highlight w:val="yellow"/>
-        </w:rPr>
-        <w:t>Css</w:t>
-      </w:r>
-      <w:proofErr w:type="spellEnd"/>
-      <w:r>
-        <w:rPr>
-          <w:highlight w:val="yellow"/>
-        </w:rPr>
+      <w:r>
+        <w:t>CSS</w:t>
+      </w:r>
+      <w:r>
         <w:t>:</w:t>
       </w:r>
       <w:bookmarkEnd w:id="18"/>
     </w:p>
     <w:p>
-      <w:pPr>
-        <w:rPr>
-          <w:highlight w:val="yellow"/>
-        </w:rPr>
-      </w:pPr>
-      <w:r>
-        <w:rPr>
-          <w:highlight w:val="yellow"/>
-        </w:rPr>
-        <w:t>A modern kinézetett CSS segítségével oldottuk meg</w:t>
-      </w:r>
-      <w:r>
-        <w:rPr>
-          <w:highlight w:val="yellow"/>
-        </w:rPr>
-        <w:t>. Minden komponens egy saját CSS fájllal rendelkezik</w:t>
-      </w:r>
-      <w:r>
-        <w:rPr>
-          <w:highlight w:val="yellow"/>
-        </w:rPr>
+      <w:r>
+        <w:t xml:space="preserve">A modern </w:t>
+      </w:r>
+      <w:r>
+        <w:t>kinézetet</w:t>
+      </w:r>
+      <w:r>
+        <w:t xml:space="preserve"> CSS segítségével oldottuk meg. Minden </w:t>
+      </w:r>
+      <w:proofErr w:type="gramStart"/>
+      <w:r>
+        <w:t>komponens</w:t>
+      </w:r>
+      <w:proofErr w:type="gramEnd"/>
+      <w:r>
+        <w:t xml:space="preserve"> egy saját CSS fájllal rendelkezik</w:t>
+      </w:r>
+      <w:r>
         <w:t xml:space="preserve"> (</w:t>
       </w:r>
       <w:r>
         <w:rPr>
           <w:i/>
           <w:iCs/>
-          <w:highlight w:val="yellow"/>
         </w:rPr>
         <w:t>komponens neve</w:t>
       </w:r>
+      <w:r>
+        <w:t>.</w:t>
+      </w:r>
+      <w:r>
+        <w:t>css</w:t>
+      </w:r>
+      <w:r>
+        <w:t>)</w:t>
+      </w:r>
+      <w:r>
+        <w:t xml:space="preserve">, amely csak a saját komponenséhez tartozó HTML elemeket formázza. Ezeken felül alkalmaztunk egy-két </w:t>
+      </w:r>
       <w:proofErr w:type="gramStart"/>
       <w:r>
-        <w:rPr>
-          <w:highlight w:val="yellow"/>
-        </w:rPr>
-        <w:t>.CSS</w:t>
+        <w:t>globálisan</w:t>
       </w:r>
       <w:proofErr w:type="gramEnd"/>
       <w:r>
-        <w:rPr>
-          <w:highlight w:val="yellow"/>
-        </w:rPr>
-        <w:t>)</w:t>
-      </w:r>
-      <w:r>
-        <w:rPr>
-          <w:highlight w:val="yellow"/>
-        </w:rPr>
-        <w:t xml:space="preserve">, amely csak a saját komponenséhez tartozó HTML elemeket formázza. Ezeken felül alkalmaztunk egy-két globálisan is használt CSS stílusbeállítást is, főként a sötét/világos témák </w:t>
-      </w:r>
-      <w:proofErr w:type="spellStart"/>
-      <w:r>
-        <w:rPr>
-          <w:highlight w:val="yellow"/>
-        </w:rPr>
-        <w:t>színeihez</w:t>
-      </w:r>
-      <w:proofErr w:type="spellEnd"/>
-      <w:r>
-        <w:rPr>
-          <w:highlight w:val="yellow"/>
-        </w:rPr>
-        <w:t>, melyeket CSS változók segítségével valósítottunk meg.</w:t>
-      </w:r>
-    </w:p>
-    <w:p>
-      <w:pPr>
-        <w:rPr>
-          <w:highlight w:val="yellow"/>
-        </w:rPr>
-      </w:pPr>
-    </w:p>
+        <w:t xml:space="preserve"> is használt CSS stílusbeállítást is, főként</w:t>
+      </w:r>
+      <w:r>
+        <w:t xml:space="preserve"> a sötét/világos témák színénél, melyet</w:t>
+      </w:r>
+      <w:r>
+        <w:t xml:space="preserve"> CSS változók segítségével valósítottunk meg.</w:t>
+      </w:r>
+    </w:p>
+    <w:p/>
     <w:p>
       <w:pPr>
         <w:pStyle w:val="Cmsor3"/>
         <w:spacing w:line="360" w:lineRule="auto"/>
         <w:jc w:val="both"/>
-        <w:rPr>
-          <w:highlight w:val="yellow"/>
-        </w:rPr>
       </w:pPr>
       <w:bookmarkStart w:id="19" w:name="_Toc227755440"/>
       <w:r>
-        <w:rPr>
-          <w:highlight w:val="yellow"/>
-        </w:rPr>
         <w:t>Frontend komponensek és feladataik:</w:t>
       </w:r>
       <w:bookmarkEnd w:id="19"/>
@@ -4304,7 +4033,6 @@
           <w:bCs/>
           <w:i/>
           <w:iCs/>
-          <w:highlight w:val="yellow"/>
         </w:rPr>
       </w:pPr>
       <w:proofErr w:type="spellStart"/>
@@ -4314,67 +4042,120 @@
           <w:bCs/>
           <w:i/>
           <w:iCs/>
-          <w:highlight w:val="yellow"/>
         </w:rPr>
         <w:t>FrontPage.jsx</w:t>
       </w:r>
       <w:proofErr w:type="spellEnd"/>
     </w:p>
     <w:p>
-      <w:pPr>
-        <w:rPr>
-          <w:highlight w:val="yellow"/>
-        </w:rPr>
-      </w:pPr>
-      <w:r>
-        <w:rPr>
-          <w:highlight w:val="yellow"/>
-        </w:rPr>
-        <w:t>Ez a komponens felelős, az „</w:t>
-      </w:r>
-      <w:proofErr w:type="spellStart"/>
-      <w:r>
-        <w:rPr>
-          <w:highlight w:val="yellow"/>
-        </w:rPr>
-        <w:t>About</w:t>
-      </w:r>
-      <w:proofErr w:type="spellEnd"/>
-      <w:r>
-        <w:rPr>
-          <w:highlight w:val="yellow"/>
-        </w:rPr>
+      <w:r>
+        <w:t xml:space="preserve">Ez a </w:t>
+      </w:r>
+      <w:proofErr w:type="gramStart"/>
+      <w:r>
+        <w:t>komponens felelős</w:t>
+      </w:r>
+      <w:proofErr w:type="gramEnd"/>
+      <w:r>
         <w:t xml:space="preserve"> </w:t>
       </w:r>
-      <w:proofErr w:type="spellStart"/>
-      <w:r>
-        <w:rPr>
-          <w:highlight w:val="yellow"/>
-        </w:rPr>
-        <w:t>Us</w:t>
-      </w:r>
-      <w:proofErr w:type="spellEnd"/>
-      <w:r>
-        <w:rPr>
-          <w:highlight w:val="yellow"/>
-        </w:rPr>
-        <w:t xml:space="preserve">” oldal megjelenítéséért. A komponens egy statikus, információt közlő oldalrészt jelenít meg. Az oldal elején a logó, a mottó és egy karusszel található. Utána pár sor leírást, és hivatkozásokat tartalmaz, a részletesebb leíró oldalakra, valamint a bejelentkezési ablakra. Ezek mellett még tartalmaz egy láblécet, amelyről </w:t>
-      </w:r>
-      <w:proofErr w:type="spellStart"/>
-      <w:r>
-        <w:rPr>
-          <w:highlight w:val="yellow"/>
-        </w:rPr>
+      <w:r>
+        <w:t xml:space="preserve">a </w:t>
+      </w:r>
+      <w:proofErr w:type="spellStart"/>
+      <w:r>
+        <w:t>főoldal</w:t>
+      </w:r>
+      <w:proofErr w:type="spellEnd"/>
+      <w:r>
+        <w:t xml:space="preserve"> </w:t>
+      </w:r>
+      <w:r>
+        <w:t>megjelenítéséért. E</w:t>
+      </w:r>
+      <w:r>
+        <w:t xml:space="preserve">gy statikus, </w:t>
+      </w:r>
+      <w:proofErr w:type="gramStart"/>
+      <w:r>
+        <w:t>információt</w:t>
+      </w:r>
+      <w:proofErr w:type="gramEnd"/>
+      <w:r>
+        <w:t xml:space="preserve"> közlő oldalrészt jelenít meg. Az oldal elején a logó, a mottó és egy karusszel t</w:t>
+      </w:r>
+      <w:r>
+        <w:t>alálható. Utána néhány rövid leírást</w:t>
+      </w:r>
+      <w:r>
+        <w:t xml:space="preserve"> és hivatkozásokat tartalmaz,</w:t>
+      </w:r>
+      <w:r>
+        <w:t xml:space="preserve"> amely</w:t>
+      </w:r>
+      <w:r>
+        <w:t xml:space="preserve"> a részletesebb leíró oldalakra, valamint a bejelentkezési ablakra</w:t>
+      </w:r>
+      <w:r>
+        <w:t xml:space="preserve"> irányít át</w:t>
+      </w:r>
+      <w:r>
+        <w:t xml:space="preserve">. Ezek mellett még tartalmaz egy láblécet, amelyről </w:t>
+      </w:r>
+      <w:proofErr w:type="spellStart"/>
+      <w:r>
         <w:t>megjeleníthetőek</w:t>
       </w:r>
       <w:proofErr w:type="spellEnd"/>
       <w:r>
-        <w:rPr>
-          <w:highlight w:val="yellow"/>
-        </w:rPr>
-        <w:t xml:space="preserve"> a „Gyakran ismételt kérdések” listája, vagy a „Felhasználói feltételek”.</w:t>
-      </w:r>
-    </w:p>
+        <w:t xml:space="preserve"> a „</w:t>
+      </w:r>
+      <w:r>
+        <w:rPr>
+          <w:i/>
+        </w:rPr>
+        <w:t>FAQ</w:t>
+      </w:r>
+      <w:r>
+        <w:t>”</w:t>
+      </w:r>
+      <w:r>
+        <w:rPr>
+          <w:rStyle w:val="Lbjegyzet-hivatkozs"/>
+        </w:rPr>
+        <w:footnoteReference w:id="2"/>
+      </w:r>
+      <w:r>
+        <w:t xml:space="preserve"> listája, vagy a „</w:t>
+      </w:r>
+      <w:proofErr w:type="spellStart"/>
+      <w:r>
+        <w:rPr>
+          <w:i/>
+        </w:rPr>
+        <w:t>Terms</w:t>
+      </w:r>
+      <w:proofErr w:type="spellEnd"/>
+      <w:r>
+        <w:rPr>
+          <w:i/>
+        </w:rPr>
+        <w:t xml:space="preserve"> of Service</w:t>
+      </w:r>
+      <w:r>
+        <w:t>”</w:t>
+      </w:r>
+      <w:r>
+        <w:rPr>
+          <w:rStyle w:val="Lbjegyzet-hivatkozs"/>
+        </w:rPr>
+        <w:footnoteReference w:id="3"/>
+      </w:r>
+      <w:r>
+        <w:t>.</w:t>
+      </w:r>
+    </w:p>
+    <w:p/>
     <w:p>
       <w:pPr>
         <w:rPr>
@@ -4382,7 +4163,6 @@
           <w:bCs/>
           <w:i/>
           <w:iCs/>
-          <w:highlight w:val="yellow"/>
         </w:rPr>
       </w:pPr>
       <w:proofErr w:type="spellStart"/>
@@ -4392,46 +4172,81 @@
           <w:bCs/>
           <w:i/>
           <w:iCs/>
-          <w:highlight w:val="yellow"/>
         </w:rPr>
         <w:t>ClickAnimation.jsx</w:t>
       </w:r>
       <w:proofErr w:type="spellEnd"/>
     </w:p>
     <w:p>
-      <w:pPr>
-        <w:rPr>
-          <w:highlight w:val="yellow"/>
-        </w:rPr>
-      </w:pPr>
-      <w:r>
-        <w:rPr>
-          <w:highlight w:val="yellow"/>
-        </w:rPr>
-        <w:lastRenderedPageBreak/>
+      <w:r>
         <w:t>E</w:t>
       </w:r>
       <w:r>
-        <w:rPr>
-          <w:highlight w:val="yellow"/>
-        </w:rPr>
-        <w:t xml:space="preserve">z a komponens felelős egy klikk animációval kapcsolatos számolások, és azok megjelenítésére. A komponens egy folyamatosan látható, </w:t>
-      </w:r>
-      <w:proofErr w:type="spellStart"/>
-      <w:r>
-        <w:rPr>
-          <w:highlight w:val="yellow"/>
-        </w:rPr>
+        <w:t xml:space="preserve">z a </w:t>
+      </w:r>
+      <w:proofErr w:type="gramStart"/>
+      <w:r>
+        <w:t>komponens felelős</w:t>
+      </w:r>
+      <w:proofErr w:type="gramEnd"/>
+      <w:r>
+        <w:t xml:space="preserve"> a</w:t>
+      </w:r>
+      <w:r>
+        <w:t xml:space="preserve"> kattintást követő</w:t>
+      </w:r>
+      <w:r>
+        <w:t xml:space="preserve"> ani</w:t>
+      </w:r>
+      <w:r>
+        <w:t>mációval kapcsolatos számolások</w:t>
+      </w:r>
+      <w:r>
+        <w:t xml:space="preserve"> és azok meg</w:t>
+      </w:r>
+      <w:r>
+        <w:t>jelenítéséért</w:t>
+      </w:r>
+      <w:r>
+        <w:t>. E</w:t>
+      </w:r>
+      <w:r>
+        <w:t>gy folyamatosan látható</w:t>
+      </w:r>
+      <w:r>
+        <w:t xml:space="preserve"> </w:t>
+      </w:r>
+      <w:r>
+        <w:t>„</w:t>
+      </w:r>
+      <w:proofErr w:type="spellStart"/>
+      <w:r>
         <w:t>Canvas</w:t>
       </w:r>
       <w:proofErr w:type="spellEnd"/>
       <w:r>
-        <w:rPr>
-          <w:highlight w:val="yellow"/>
-        </w:rPr>
-        <w:t xml:space="preserve"> (vászon) HTLM elemet helyez, minden más HTML elem felé, ez által láthatóvá téve az animált effektet mindenhol. </w:t>
-      </w:r>
-    </w:p>
+        <w:t>”</w:t>
+      </w:r>
+      <w:r>
+        <w:rPr>
+          <w:rStyle w:val="Lbjegyzet-hivatkozs"/>
+        </w:rPr>
+        <w:footnoteReference w:id="4"/>
+      </w:r>
+      <w:r>
+        <w:t xml:space="preserve"> HTLM elemet helyez minden más HTML elem fölé, ez</w:t>
+      </w:r>
+      <w:r>
+        <w:t>által láthatóvá téve</w:t>
+      </w:r>
+      <w:r>
+        <w:t xml:space="preserve"> az animált effektet bárhol az alkalmazás felületén</w:t>
+      </w:r>
+      <w:r>
+        <w:t>.</w:t>
+      </w:r>
+    </w:p>
+    <w:p/>
     <w:p>
       <w:pPr>
         <w:rPr>
@@ -4439,7 +4254,6 @@
           <w:bCs/>
           <w:i/>
           <w:iCs/>
-          <w:highlight w:val="yellow"/>
         </w:rPr>
       </w:pPr>
       <w:proofErr w:type="spellStart"/>
@@ -4449,59 +4263,84 @@
           <w:bCs/>
           <w:i/>
           <w:iCs/>
-          <w:highlight w:val="yellow"/>
         </w:rPr>
         <w:t>ContactUs.jsx</w:t>
       </w:r>
       <w:proofErr w:type="spellEnd"/>
     </w:p>
     <w:p>
-      <w:pPr>
-        <w:rPr>
-          <w:highlight w:val="yellow"/>
-        </w:rPr>
-      </w:pPr>
-      <w:r>
-        <w:rPr>
-          <w:highlight w:val="yellow"/>
-        </w:rPr>
-        <w:t>Ez a komponens felelős, az „</w:t>
-      </w:r>
-      <w:proofErr w:type="spellStart"/>
-      <w:r>
-        <w:rPr>
-          <w:highlight w:val="yellow"/>
-        </w:rPr>
-        <w:t>About</w:t>
-      </w:r>
-      <w:proofErr w:type="spellEnd"/>
-      <w:r>
-        <w:rPr>
-          <w:highlight w:val="yellow"/>
-        </w:rPr>
+      <w:r>
+        <w:t xml:space="preserve">Ez a </w:t>
+      </w:r>
+      <w:proofErr w:type="gramStart"/>
+      <w:r>
+        <w:t>komponens felelős</w:t>
+      </w:r>
+      <w:proofErr w:type="gramEnd"/>
+      <w:r>
+        <w:t xml:space="preserve"> a</w:t>
+      </w:r>
+      <w:r>
+        <w:t xml:space="preserve"> „</w:t>
+      </w:r>
+      <w:proofErr w:type="spellStart"/>
+      <w:r>
+        <w:t>Contact</w:t>
+      </w:r>
+      <w:proofErr w:type="spellEnd"/>
+      <w:r>
         <w:t xml:space="preserve"> </w:t>
       </w:r>
       <w:proofErr w:type="spellStart"/>
       <w:r>
-        <w:rPr>
-          <w:highlight w:val="yellow"/>
-        </w:rPr>
         <w:t>Us</w:t>
       </w:r>
       <w:proofErr w:type="spellEnd"/>
       <w:r>
-        <w:rPr>
-          <w:highlight w:val="yellow"/>
-        </w:rPr>
-        <w:t>” oldal megjelenítéséért. A komponens egy statikus, információt közlő oldalrészt jelenít meg. Az elérhetőségekkel, és egyéb kapcsolatfelvételi információkkal kapcsolatos adatokat tartalmazza</w:t>
-      </w:r>
-      <w:r>
-        <w:rPr>
-          <w:highlight w:val="yellow"/>
-        </w:rPr>
+        <w:t>”</w:t>
+      </w:r>
+      <w:r>
+        <w:rPr>
+          <w:rStyle w:val="Lbjegyzet-hivatkozs"/>
+        </w:rPr>
+        <w:footnoteReference w:id="5"/>
+      </w:r>
+      <w:r>
+        <w:t xml:space="preserve"> o</w:t>
+      </w:r>
+      <w:r>
+        <w:t>ldal megjelenítéséért. E</w:t>
+      </w:r>
+      <w:r>
+        <w:t xml:space="preserve">gy statikus, </w:t>
+      </w:r>
+      <w:proofErr w:type="gramStart"/>
+      <w:r>
+        <w:t>információt</w:t>
+      </w:r>
+      <w:proofErr w:type="gramEnd"/>
+      <w:r>
+        <w:t xml:space="preserve"> közlő oldalrészt j</w:t>
+      </w:r>
+      <w:r>
+        <w:t>elenít meg. Az elérhetőségekkel</w:t>
+      </w:r>
+      <w:r>
+        <w:t xml:space="preserve"> és egyéb kapcsolatfelvételi </w:t>
+      </w:r>
+      <w:proofErr w:type="gramStart"/>
+      <w:r>
+        <w:t>információkkal</w:t>
+      </w:r>
+      <w:proofErr w:type="gramEnd"/>
+      <w:r>
+        <w:t xml:space="preserve"> kapcsolatos adatokat tartalmazza</w:t>
+      </w:r>
+      <w:r>
         <w:t>.</w:t>
       </w:r>
     </w:p>
+    <w:p/>
     <w:p>
       <w:pPr>
         <w:rPr>
@@ -4509,7 +4348,6 @@
           <w:bCs/>
           <w:i/>
           <w:iCs/>
-          <w:highlight w:val="yellow"/>
         </w:rPr>
       </w:pPr>
       <w:proofErr w:type="spellStart"/>
@@ -4519,71 +4357,79 @@
           <w:bCs/>
           <w:i/>
           <w:iCs/>
-          <w:highlight w:val="yellow"/>
-        </w:rPr>
+        </w:rPr>
+        <w:lastRenderedPageBreak/>
         <w:t>About.jsx</w:t>
       </w:r>
       <w:proofErr w:type="spellEnd"/>
     </w:p>
     <w:p>
-      <w:pPr>
-        <w:rPr>
-          <w:highlight w:val="yellow"/>
-        </w:rPr>
-      </w:pPr>
-      <w:r>
-        <w:rPr>
-          <w:highlight w:val="yellow"/>
-        </w:rPr>
-        <w:t>Ez a komponens felelős, az „</w:t>
-      </w:r>
-      <w:proofErr w:type="spellStart"/>
-      <w:r>
-        <w:rPr>
-          <w:highlight w:val="yellow"/>
-        </w:rPr>
+      <w:r>
+        <w:t xml:space="preserve">Ez a </w:t>
+      </w:r>
+      <w:proofErr w:type="gramStart"/>
+      <w:r>
+        <w:t>komponens felelős</w:t>
+      </w:r>
+      <w:proofErr w:type="gramEnd"/>
+      <w:r>
+        <w:t xml:space="preserve"> az „</w:t>
+      </w:r>
+      <w:proofErr w:type="spellStart"/>
+      <w:r>
         <w:t>About</w:t>
       </w:r>
       <w:proofErr w:type="spellEnd"/>
       <w:r>
-        <w:rPr>
-          <w:highlight w:val="yellow"/>
-        </w:rPr>
         <w:t xml:space="preserve"> </w:t>
       </w:r>
       <w:proofErr w:type="spellStart"/>
       <w:r>
-        <w:rPr>
-          <w:highlight w:val="yellow"/>
-        </w:rPr>
         <w:t>Us</w:t>
       </w:r>
       <w:proofErr w:type="spellEnd"/>
       <w:r>
-        <w:rPr>
-          <w:highlight w:val="yellow"/>
-        </w:rPr>
-        <w:t xml:space="preserve">” oldal megjelenítéséért. </w:t>
-      </w:r>
-      <w:r>
-        <w:rPr>
-          <w:highlight w:val="yellow"/>
-        </w:rPr>
-        <w:t>A komponens egy statikus, információt közlő oldalrészt jelenít meg.</w:t>
-      </w:r>
-      <w:r>
-        <w:rPr>
-          <w:highlight w:val="yellow"/>
-        </w:rPr>
-        <w:t xml:space="preserve"> A szoftver által nyújtott funkciók rövid bemutatását tartalmazza</w:t>
-      </w:r>
-      <w:r>
-        <w:rPr>
-          <w:highlight w:val="yellow"/>
-        </w:rPr>
+        <w:t>”</w:t>
+      </w:r>
+      <w:r>
+        <w:rPr>
+          <w:rStyle w:val="Lbjegyzet-hivatkozs"/>
+        </w:rPr>
+        <w:footnoteReference w:id="6"/>
+      </w:r>
+      <w:r>
+        <w:t xml:space="preserve"> oldal megjelenítéséért. </w:t>
+      </w:r>
+      <w:r>
+        <w:t>E</w:t>
+      </w:r>
+      <w:r>
+        <w:t xml:space="preserve">gy statikus, </w:t>
+      </w:r>
+      <w:proofErr w:type="gramStart"/>
+      <w:r>
+        <w:t>információt</w:t>
+      </w:r>
+      <w:proofErr w:type="gramEnd"/>
+      <w:r>
+        <w:t xml:space="preserve"> közlő oldalrészt jelenít meg.</w:t>
+      </w:r>
+      <w:r>
+        <w:t xml:space="preserve"> A szoftver által nyújtott </w:t>
+      </w:r>
+      <w:proofErr w:type="gramStart"/>
+      <w:r>
+        <w:t>funkciók</w:t>
+      </w:r>
+      <w:proofErr w:type="gramEnd"/>
+      <w:r>
+        <w:t xml:space="preserve"> rövid bemutatását tartalmazza</w:t>
+      </w:r>
+      <w:r>
         <w:t>.</w:t>
       </w:r>
     </w:p>
+    <w:p/>
     <w:p>
       <w:pPr>
         <w:rPr>
@@ -4591,7 +4437,6 @@
           <w:bCs/>
           <w:i/>
           <w:iCs/>
-          <w:highlight w:val="yellow"/>
         </w:rPr>
       </w:pPr>
       <w:proofErr w:type="spellStart"/>
@@ -4601,73 +4446,121 @@
           <w:bCs/>
           <w:i/>
           <w:iCs/>
-          <w:highlight w:val="yellow"/>
         </w:rPr>
         <w:t>EventView.jsx</w:t>
       </w:r>
       <w:proofErr w:type="spellEnd"/>
     </w:p>
     <w:p>
-      <w:pPr>
-        <w:rPr>
-          <w:highlight w:val="yellow"/>
-        </w:rPr>
-      </w:pPr>
-      <w:r>
-        <w:rPr>
-          <w:highlight w:val="yellow"/>
-        </w:rPr>
-        <w:t>Ez a komponens felelős, az adott naphoz tartozó blokkok megjelenítéséhez. A dátumra szűrve, a szülő komponenstől kapott blokkok listájából, megjeleníti a kiválasztott naphoz tartozó eseményeket, és lehetőséget ad azok szerkesztésére/törlésére, vagy akár új események létrehozására</w:t>
-      </w:r>
-      <w:r>
-        <w:rPr>
-          <w:highlight w:val="yellow"/>
-        </w:rPr>
-        <w:t>. A szerkesztés és létrehozás műveletekhez, az „</w:t>
-      </w:r>
-      <w:proofErr w:type="spellStart"/>
-      <w:r>
-        <w:rPr>
-          <w:highlight w:val="yellow"/>
-        </w:rPr>
+      <w:r>
+        <w:t xml:space="preserve">Ez a </w:t>
+      </w:r>
+      <w:proofErr w:type="gramStart"/>
+      <w:r>
+        <w:t>komponens felelős</w:t>
+      </w:r>
+      <w:proofErr w:type="gramEnd"/>
+      <w:r>
+        <w:t xml:space="preserve"> az adott naphoz tartozó blokkok megjelenítés</w:t>
+      </w:r>
+      <w:r>
+        <w:t xml:space="preserve">éhez. A </w:t>
+      </w:r>
+      <w:proofErr w:type="gramStart"/>
+      <w:r>
+        <w:t>dátumra</w:t>
+      </w:r>
+      <w:proofErr w:type="gramEnd"/>
+      <w:r>
+        <w:t xml:space="preserve"> szűrve a szülő</w:t>
+      </w:r>
+      <w:r>
+        <w:t>komponenstől kapott blokkok listájá</w:t>
+      </w:r>
+      <w:r>
+        <w:t>ból</w:t>
+      </w:r>
+      <w:r>
+        <w:t xml:space="preserve"> megjeleníti a kiválasztot</w:t>
+      </w:r>
+      <w:r>
+        <w:t>t naphoz tartozó eseményeket, ezáltal</w:t>
+      </w:r>
+      <w:r>
+        <w:t xml:space="preserve"> lehetőséget a</w:t>
+      </w:r>
+      <w:r>
+        <w:t>d azok szerkesztésére/törlésére</w:t>
+      </w:r>
+      <w:r>
+        <w:t xml:space="preserve"> vagy akár új események létrehozására</w:t>
+      </w:r>
+      <w:r>
+        <w:t>. A szerkes</w:t>
+      </w:r>
+      <w:r>
+        <w:t>ztés és létrehozás műveletekhez</w:t>
+      </w:r>
+      <w:r>
+        <w:t xml:space="preserve"> az „</w:t>
+      </w:r>
+      <w:proofErr w:type="spellStart"/>
+      <w:r>
         <w:t>EventAdd.jsx</w:t>
       </w:r>
       <w:proofErr w:type="spellEnd"/>
       <w:r>
-        <w:rPr>
-          <w:highlight w:val="yellow"/>
-        </w:rPr>
-        <w:t>” komponenst használja, amelynek az adott művelettel kapcsolatos alapértelmezett adatait egy „</w:t>
-      </w:r>
-      <w:proofErr w:type="spellStart"/>
-      <w:r>
-        <w:rPr>
-          <w:highlight w:val="yellow"/>
-        </w:rPr>
+        <w:t xml:space="preserve">” </w:t>
+      </w:r>
+      <w:proofErr w:type="gramStart"/>
+      <w:r>
+        <w:t>komponenst</w:t>
+      </w:r>
+      <w:proofErr w:type="gramEnd"/>
+      <w:r>
+        <w:t xml:space="preserve"> használja, amelynek az adott művelettel kapcsolatos alapértelmezett adatait egy „</w:t>
+      </w:r>
+      <w:proofErr w:type="spellStart"/>
+      <w:r>
         <w:t>property</w:t>
       </w:r>
       <w:proofErr w:type="spellEnd"/>
       <w:r>
-        <w:rPr>
-          <w:highlight w:val="yellow"/>
-        </w:rPr>
-        <w:t>” (tulajdonság) mezőn keresztül adja át. Ez a tulajdonság alapértelmezetten egy üres, adatok nélküli blokk struktúra, amely egy új blokk létrehozása esetében látható. Amennyiben egy már meglévő blokkot szeretnénk szerkeszteni, akkor ez a „</w:t>
-      </w:r>
-      <w:proofErr w:type="spellStart"/>
-      <w:r>
-        <w:rPr>
-          <w:highlight w:val="yellow"/>
-        </w:rPr>
+        <w:t>”</w:t>
+      </w:r>
+      <w:r>
+        <w:rPr>
+          <w:rStyle w:val="Lbjegyzet-hivatkozs"/>
+        </w:rPr>
+        <w:footnoteReference w:id="7"/>
+      </w:r>
+      <w:r>
+        <w:t xml:space="preserve"> mezőn keresztül adja át. Ez a tulajdonság alapértelmezetten</w:t>
+      </w:r>
+      <w:r>
+        <w:t xml:space="preserve"> egy üres, adatok nélküli blokkstruktúra, amely egy új </w:t>
+      </w:r>
+      <w:proofErr w:type="gramStart"/>
+      <w:r>
+        <w:t>objektum</w:t>
+      </w:r>
+      <w:proofErr w:type="gramEnd"/>
+      <w:r>
+        <w:t xml:space="preserve"> </w:t>
+      </w:r>
+      <w:r>
+        <w:t>létrehozása esetében látható. Amennyiben egy már meglévő blokkot szeretnénk szerkeszteni, akkor ez a „</w:t>
+      </w:r>
+      <w:proofErr w:type="spellStart"/>
+      <w:r>
         <w:t>property</w:t>
       </w:r>
       <w:proofErr w:type="spellEnd"/>
       <w:r>
-        <w:rPr>
-          <w:highlight w:val="yellow"/>
-        </w:rPr>
         <w:t>” mező a kitöltendő mezők helyére beilleszti a kiválasztott blokk adatait.</w:t>
       </w:r>
     </w:p>
+    <w:p/>
     <w:p>
       <w:pPr>
         <w:rPr>
@@ -4675,7 +4568,6 @@
           <w:bCs/>
           <w:i/>
           <w:iCs/>
-          <w:highlight w:val="yellow"/>
         </w:rPr>
       </w:pPr>
       <w:proofErr w:type="spellStart"/>
@@ -4685,131 +4577,146 @@
           <w:bCs/>
           <w:i/>
           <w:iCs/>
-          <w:highlight w:val="yellow"/>
         </w:rPr>
         <w:t>EventAdd.jsx</w:t>
       </w:r>
       <w:proofErr w:type="spellEnd"/>
     </w:p>
     <w:p>
-      <w:pPr>
-        <w:rPr>
-          <w:highlight w:val="yellow"/>
-        </w:rPr>
-      </w:pPr>
-      <w:r>
-        <w:rPr>
-          <w:highlight w:val="yellow"/>
-        </w:rPr>
-        <w:t>Ez a komponens egy felugró ablak megvalósításáért felelős. A felugró ablak segítségével tudunk létrehozni</w:t>
-      </w:r>
-      <w:r>
-        <w:rPr>
-          <w:highlight w:val="yellow"/>
-        </w:rPr>
-        <w:t>, és egyben szerkeszteni már meglévő vagy</w:t>
-      </w:r>
-      <w:r>
-        <w:rPr>
-          <w:highlight w:val="yellow"/>
-        </w:rPr>
-        <w:t xml:space="preserve"> új eseményeket egy naptárhoz, amelyeket a szülő komponenstől kapott </w:t>
-      </w:r>
-      <w:r>
-        <w:rPr>
-          <w:highlight w:val="yellow"/>
-        </w:rPr>
-        <w:t>ID alapján</w:t>
-      </w:r>
-      <w:r>
-        <w:rPr>
-          <w:highlight w:val="yellow"/>
-        </w:rPr>
+      <w:r>
+        <w:t xml:space="preserve">Ez a </w:t>
+      </w:r>
+      <w:proofErr w:type="gramStart"/>
+      <w:r>
+        <w:t>komponens</w:t>
+      </w:r>
+      <w:proofErr w:type="gramEnd"/>
+      <w:r>
+        <w:t xml:space="preserve"> egy felugró ablak megvalósít</w:t>
+      </w:r>
+      <w:r>
+        <w:t xml:space="preserve">ásáért felelős. Ennek </w:t>
+      </w:r>
+      <w:r>
+        <w:t>segítségével tudunk létrehozni</w:t>
+      </w:r>
+      <w:r>
+        <w:t xml:space="preserve"> és egyben szerkeszteni </w:t>
+      </w:r>
+      <w:r>
+        <w:t xml:space="preserve">is </w:t>
+      </w:r>
+      <w:r>
+        <w:t>már meglévő vagy</w:t>
+      </w:r>
+      <w:r>
+        <w:t xml:space="preserve"> új eseményeket e</w:t>
+      </w:r>
+      <w:r>
+        <w:t>gy naptárhoz, amelyeket a szülő</w:t>
+      </w:r>
+      <w:r>
+        <w:t xml:space="preserve">komponenstől kapott </w:t>
+      </w:r>
+      <w:r>
+        <w:t>azonosító</w:t>
+      </w:r>
+      <w:r>
+        <w:t xml:space="preserve"> alapján</w:t>
+      </w:r>
+      <w:r>
         <w:t xml:space="preserve"> csatol</w:t>
       </w:r>
       <w:r>
-        <w:rPr>
-          <w:highlight w:val="yellow"/>
-        </w:rPr>
-        <w:t xml:space="preserve"> a backend egy Schedule-hoz</w:t>
-      </w:r>
-      <w:r>
-        <w:rPr>
-          <w:highlight w:val="yellow"/>
-        </w:rPr>
-        <w:t>. Ezeken felül a komponens a bemeneti idő mezőt (</w:t>
-      </w:r>
-      <w:proofErr w:type="spellStart"/>
-      <w:r>
-        <w:rPr>
-          <w:highlight w:val="yellow"/>
-        </w:rPr>
-        <w:t>óó</w:t>
+        <w:t xml:space="preserve"> a </w:t>
+      </w:r>
+      <w:r>
+        <w:t>„B</w:t>
+      </w:r>
+      <w:r>
+        <w:t>ackend</w:t>
+      </w:r>
+      <w:r>
+        <w:t>”</w:t>
+      </w:r>
+      <w:r>
+        <w:rPr>
+          <w:rStyle w:val="Lbjegyzet-hivatkozs"/>
+        </w:rPr>
+        <w:footnoteReference w:id="8"/>
+      </w:r>
+      <w:r>
+        <w:t xml:space="preserve"> egy </w:t>
+      </w:r>
+      <w:r>
+        <w:t>„</w:t>
+      </w:r>
+      <w:r>
+        <w:t>Schedule</w:t>
+      </w:r>
+      <w:r>
+        <w:t>”</w:t>
+      </w:r>
+      <w:r>
+        <w:rPr>
+          <w:rStyle w:val="Lbjegyzet-hivatkozs"/>
+        </w:rPr>
+        <w:footnoteReference w:id="9"/>
+      </w:r>
+      <w:r>
+        <w:t>-hoz</w:t>
+      </w:r>
+      <w:r>
+        <w:t xml:space="preserve">. Ezeken felül a </w:t>
       </w:r>
       <w:proofErr w:type="gramStart"/>
       <w:r>
-        <w:rPr>
-          <w:highlight w:val="yellow"/>
-        </w:rPr>
-        <w:t>:pp</w:t>
-      </w:r>
-      <w:proofErr w:type="spellEnd"/>
+        <w:t>komponens</w:t>
+      </w:r>
       <w:proofErr w:type="gramEnd"/>
       <w:r>
-        <w:rPr>
-          <w:highlight w:val="yellow"/>
-        </w:rPr>
-        <w:t xml:space="preserve">) automatikusan átváltja percekké, amelyeket tárol az adatbázis. Ezek mellett hibakezelést is végez annak érdekében, hogy a blokk ne lehessen </w:t>
-      </w:r>
-      <w:r>
-        <w:rPr>
-          <w:highlight w:val="yellow"/>
-        </w:rPr>
+        <w:t xml:space="preserve"> a bemeneti idő mezőt (</w:t>
+      </w:r>
+      <w:proofErr w:type="spellStart"/>
+      <w:r>
+        <w:t>óó:pp</w:t>
+      </w:r>
+      <w:proofErr w:type="spellEnd"/>
+      <w:r>
+        <w:t>) automatikusan átváltja percekké, am</w:t>
+      </w:r>
+      <w:r>
+        <w:t>elyeket tárol az adatbázis. E</w:t>
+      </w:r>
+      <w:r>
+        <w:t xml:space="preserve">mellett hibakezelést is végez annak érdekében, hogy a blokk ne lehessen </w:t>
+      </w:r>
+      <w:r>
         <w:t>5</w:t>
       </w:r>
       <w:r>
-        <w:rPr>
-          <w:highlight w:val="yellow"/>
-        </w:rPr>
         <w:t xml:space="preserve"> perc hosszú</w:t>
       </w:r>
       <w:r>
-        <w:rPr>
-          <w:highlight w:val="yellow"/>
-        </w:rPr>
         <w:t>ságúnál rövidebb</w:t>
       </w:r>
       <w:r>
-        <w:rPr>
-          <w:highlight w:val="yellow"/>
-        </w:rPr>
         <w:t>, és ne érhessen előbb véget</w:t>
       </w:r>
       <w:r>
-        <w:rPr>
-          <w:highlight w:val="yellow"/>
-        </w:rPr>
         <w:t>,</w:t>
       </w:r>
       <w:r>
-        <w:rPr>
-          <w:highlight w:val="yellow"/>
-        </w:rPr>
         <w:t xml:space="preserve"> mint </w:t>
       </w:r>
       <w:r>
-        <w:rPr>
-          <w:highlight w:val="yellow"/>
-        </w:rPr>
         <w:t>ahogy elkezdődött</w:t>
       </w:r>
       <w:r>
-        <w:rPr>
-          <w:highlight w:val="yellow"/>
-        </w:rPr>
         <w:t>.</w:t>
       </w:r>
     </w:p>
+    <w:p/>
     <w:p>
       <w:pPr>
         <w:rPr>
@@ -4817,7 +4724,6 @@
           <w:bCs/>
           <w:i/>
           <w:iCs/>
-          <w:highlight w:val="yellow"/>
         </w:rPr>
       </w:pPr>
       <w:proofErr w:type="spellStart"/>
@@ -4827,64 +4733,90 @@
           <w:bCs/>
           <w:i/>
           <w:iCs/>
-          <w:highlight w:val="yellow"/>
         </w:rPr>
         <w:t>Calendar.jsx</w:t>
       </w:r>
       <w:proofErr w:type="spellEnd"/>
     </w:p>
     <w:p>
-      <w:pPr>
-        <w:rPr>
-          <w:highlight w:val="yellow"/>
-        </w:rPr>
-      </w:pPr>
-      <w:r>
-        <w:rPr>
-          <w:highlight w:val="yellow"/>
-        </w:rPr>
-        <w:t xml:space="preserve">Ez a komponens felelős a havi felbontású naptár megjelenítéséhez, és minden vele kapcsolatos számításhoz. Megjeleníti a teljes hónap minden dátumát, az annak megfelelő elnevezésű nap oszlop alatt. Ezekre a </w:t>
-      </w:r>
-      <w:proofErr w:type="spellStart"/>
-      <w:r>
-        <w:rPr>
-          <w:highlight w:val="yellow"/>
-        </w:rPr>
+      <w:r>
+        <w:t>Ez a komponens felelős a havi felbontású naptár megjelenítéséhez, és minden vele kapcsolatos számításhoz. Megjelenít</w:t>
+      </w:r>
+      <w:r>
+        <w:t xml:space="preserve">i a teljes hónap minden </w:t>
+      </w:r>
+      <w:proofErr w:type="gramStart"/>
+      <w:r>
+        <w:t>dátumát</w:t>
+      </w:r>
+      <w:proofErr w:type="gramEnd"/>
+      <w:r>
+        <w:t xml:space="preserve"> az annak megfelelő</w:t>
+      </w:r>
+      <w:r>
+        <w:t xml:space="preserve"> nap oszlop</w:t>
+      </w:r>
+      <w:r>
+        <w:t>a</w:t>
+      </w:r>
+      <w:r>
+        <w:t xml:space="preserve"> alatt. Ezekre a </w:t>
+      </w:r>
+      <w:proofErr w:type="spellStart"/>
+      <w:r>
         <w:t>mezőkre</w:t>
       </w:r>
       <w:proofErr w:type="spellEnd"/>
       <w:r>
-        <w:rPr>
-          <w:highlight w:val="yellow"/>
-        </w:rPr>
         <w:t xml:space="preserve"> kattintva nyitható meg az adott naphoz</w:t>
       </w:r>
       <w:r>
-        <w:rPr>
-          <w:highlight w:val="yellow"/>
-        </w:rPr>
-        <w:t xml:space="preserve"> tartozó ese</w:t>
-      </w:r>
-      <w:r>
-        <w:rPr>
-          <w:highlight w:val="yellow"/>
-        </w:rPr>
+        <w:t xml:space="preserve"> tartozó eseményszerkesztő</w:t>
+      </w:r>
+      <w:r>
+        <w:t xml:space="preserve">. Továbbá minden mezőhöz, </w:t>
+      </w:r>
+      <w:r>
+        <w:t xml:space="preserve">amelyhez </w:t>
+      </w:r>
+      <w:r>
+        <w:t xml:space="preserve">ha </w:t>
+      </w:r>
+      <w:r>
+        <w:t>tartozik esemény</w:t>
+      </w:r>
+      <w:r>
+        <w:t>, abban az esetben</w:t>
+      </w:r>
+      <w:r>
+        <w:t xml:space="preserve"> egy kör </w:t>
+      </w:r>
+      <w:r>
         <w:lastRenderedPageBreak/>
-        <w:t>ményszerkesztő</w:t>
-      </w:r>
-      <w:r>
-        <w:rPr>
-          <w:highlight w:val="yellow"/>
-        </w:rPr>
-        <w:t>. Ezek mellett minden mezőhöz, amelyhez tartozik esemény, annak megfelelően egy kör ikonnal jelzi azt a mező alján. Amennyiben a jelzések nem férnek ki a mezőben, akkor egy „+” jellel jelöli azt.</w:t>
-      </w:r>
-      <w:r>
-        <w:rPr>
-          <w:highlight w:val="yellow"/>
-        </w:rPr>
-        <w:t xml:space="preserve"> A fejlécben kijelzett aktuális dátumra kattintva, vissza lehet lépni arra az intervallumra, amely tartalmazza a mai napi dátumot.</w:t>
-      </w:r>
-    </w:p>
+        <w:t>ikonnal jelzi e</w:t>
+      </w:r>
+      <w:r>
+        <w:t>zt a mező alján. Amennyiben a jelzések nem férnek ki a mezőben, akkor egy „+” jellel jelöli azt.</w:t>
+      </w:r>
+      <w:r>
+        <w:t xml:space="preserve"> A fejlécben kijel</w:t>
+      </w:r>
+      <w:r>
+        <w:t xml:space="preserve">zett </w:t>
+      </w:r>
+      <w:proofErr w:type="gramStart"/>
+      <w:r>
+        <w:t>aktuális</w:t>
+      </w:r>
+      <w:proofErr w:type="gramEnd"/>
+      <w:r>
+        <w:t xml:space="preserve"> dátumra kattintva</w:t>
+      </w:r>
+      <w:r>
+        <w:t xml:space="preserve"> vissza lehet lépni arra az intervallumra, amely tartalmazza a mai napi dátumot.</w:t>
+      </w:r>
+    </w:p>
+    <w:p/>
     <w:p>
       <w:pPr>
         <w:rPr>
@@ -4892,7 +4824,6 @@
           <w:bCs/>
           <w:i/>
           <w:iCs/>
-          <w:highlight w:val="yellow"/>
         </w:rPr>
       </w:pPr>
       <w:proofErr w:type="spellStart"/>
@@ -4902,101 +4833,153 @@
           <w:bCs/>
           <w:i/>
           <w:iCs/>
-          <w:highlight w:val="yellow"/>
         </w:rPr>
         <w:t>CalendarWeekView.jsx</w:t>
       </w:r>
       <w:proofErr w:type="spellEnd"/>
     </w:p>
     <w:p>
-      <w:pPr>
-        <w:rPr>
-          <w:highlight w:val="yellow"/>
-        </w:rPr>
-      </w:pPr>
-      <w:r>
-        <w:rPr>
-          <w:highlight w:val="yellow"/>
-        </w:rPr>
-        <w:t>Ez a komponens felelős a heti felbontású naptár megjelenítéséhez, és minden vele kapcsolatos számításhoz. Megjeleníti a hét napjait, a fejlécen,</w:t>
-      </w:r>
-      <w:r>
-        <w:rPr>
-          <w:highlight w:val="yellow"/>
-        </w:rPr>
-        <w:t xml:space="preserve"> alatta egy percekre bontott „</w:t>
-      </w:r>
-      <w:proofErr w:type="spellStart"/>
-      <w:r>
-        <w:rPr>
-          <w:highlight w:val="yellow"/>
-        </w:rPr>
+      <w:r>
+        <w:t xml:space="preserve">Ez a </w:t>
+      </w:r>
+      <w:proofErr w:type="gramStart"/>
+      <w:r>
+        <w:t>komponens felelős</w:t>
+      </w:r>
+      <w:proofErr w:type="gramEnd"/>
+      <w:r>
+        <w:t xml:space="preserve"> a heti fe</w:t>
+      </w:r>
+      <w:r>
+        <w:t>lbontású naptár megjelenítéséért</w:t>
+      </w:r>
+      <w:r>
+        <w:t xml:space="preserve"> és min</w:t>
+      </w:r>
+      <w:r>
+        <w:t>den vele kapcsolatos számításért. Megjeleníti a hét napjait</w:t>
+      </w:r>
+      <w:r>
+        <w:t xml:space="preserve"> a fejlécen,</w:t>
+      </w:r>
+      <w:r>
+        <w:t xml:space="preserve"> amely alatt</w:t>
+      </w:r>
+      <w:r>
+        <w:t xml:space="preserve"> egy percekre bontott „</w:t>
+      </w:r>
+      <w:proofErr w:type="spellStart"/>
+      <w:r>
         <w:t>Grid</w:t>
       </w:r>
       <w:proofErr w:type="spellEnd"/>
       <w:r>
-        <w:rPr>
-          <w:highlight w:val="yellow"/>
-        </w:rPr>
-        <w:t xml:space="preserve">” segítségével, percre pontosan jeleníti meg az adott naphoz tartozó blokkokat oszlopos formában. Az oszlopokra kattintva az adott nap eseményszerkesztőjét nyithatjuk meg. A </w:t>
-      </w:r>
-      <w:proofErr w:type="spellStart"/>
-      <w:r>
-        <w:rPr>
-          <w:highlight w:val="yellow"/>
-        </w:rPr>
+        <w:t>”</w:t>
+      </w:r>
+      <w:r>
+        <w:rPr>
+          <w:rStyle w:val="Lbjegyzet-hivatkozs"/>
+        </w:rPr>
+        <w:footnoteReference w:id="10"/>
+      </w:r>
+      <w:r>
+        <w:t xml:space="preserve"> segítségével</w:t>
+      </w:r>
+      <w:r>
+        <w:t xml:space="preserve"> percre pontosan jeleníti meg az adott naphoz tartozó blokkokat oszlopos formában. Az oszlopokra kattintva az adott nap eseményszerkesztőjét nyithatjuk </w:t>
+      </w:r>
+      <w:r>
+        <w:t xml:space="preserve">meg. A </w:t>
+      </w:r>
+      <w:proofErr w:type="spellStart"/>
+      <w:r>
         <w:t>reszponzivitás</w:t>
       </w:r>
       <w:proofErr w:type="spellEnd"/>
       <w:r>
-        <w:rPr>
-          <w:highlight w:val="yellow"/>
-        </w:rPr>
-        <w:t xml:space="preserve"> érdekében, a napokat egy görgethető mező tartalmazza. A vizualizálás megkönnyítésének érdekében a görgethető mező bal oldalán, egy órákat felsoroló oszlop található. Ez az oszlop, görgetéstől függetlenül mindig látszik. Ez segít abban is, hogy egy adott oszlop</w:t>
-      </w:r>
-      <w:r>
-        <w:rPr>
-          <w:highlight w:val="yellow"/>
-        </w:rPr>
+        <w:t xml:space="preserve"> érdekében</w:t>
+      </w:r>
+      <w:r>
+        <w:t xml:space="preserve"> a napokat egy görgethető mező tartalmazza. A vizuali</w:t>
+      </w:r>
+      <w:r>
+        <w:t>zálás megkönnyítésére</w:t>
+      </w:r>
+      <w:r>
+        <w:t xml:space="preserve"> a görgethető mező bal </w:t>
+      </w:r>
+      <w:r>
+        <w:t>oldalán</w:t>
+      </w:r>
+      <w:r>
+        <w:t xml:space="preserve"> egy órákat felsoroló</w:t>
+      </w:r>
+      <w:r>
+        <w:t xml:space="preserve"> oszlop található. Ez az </w:t>
+      </w:r>
+      <w:proofErr w:type="gramStart"/>
+      <w:r>
+        <w:t>oszlop</w:t>
+      </w:r>
+      <w:r>
+        <w:t xml:space="preserve"> görgetéstől</w:t>
+      </w:r>
+      <w:proofErr w:type="gramEnd"/>
+      <w:r>
+        <w:t xml:space="preserve"> </w:t>
+      </w:r>
+      <w:r>
+        <w:t>függetlenül mindig látszik. S</w:t>
+      </w:r>
+      <w:r>
+        <w:t>egít abban is, hogy egy adott oszlop</w:t>
+      </w:r>
+      <w:r>
         <w:t xml:space="preserve"> egy blokkot</w:t>
       </w:r>
       <w:r>
-        <w:rPr>
-          <w:highlight w:val="yellow"/>
-        </w:rPr>
         <w:t xml:space="preserve"> szimbolizáló </w:t>
       </w:r>
       <w:r>
-        <w:rPr>
-          <w:highlight w:val="yellow"/>
-        </w:rPr>
         <w:t>eleme</w:t>
       </w:r>
       <w:r>
-        <w:rPr>
-          <w:highlight w:val="yellow"/>
-        </w:rPr>
-        <w:t xml:space="preserve"> mellé görgetve le tudjuk olvasni annak kezdeti és vég időpontját</w:t>
-      </w:r>
-      <w:r>
-        <w:rPr>
-          <w:highlight w:val="yellow"/>
-        </w:rPr>
+        <w:t xml:space="preserve"> mellé görgetve le tudjuk olvasni annak kezdeti</w:t>
+      </w:r>
+      <w:r>
+        <w:t>- és vég</w:t>
+      </w:r>
+      <w:r>
+        <w:t>időpontját</w:t>
+      </w:r>
+      <w:r>
+        <w:t xml:space="preserve"> pontosan</w:t>
+      </w:r>
+      <w:r>
         <w:t>, mivel a címkék méretarányosan helyezkednek el a blokkokhoz képest</w:t>
       </w:r>
       <w:r>
-        <w:rPr>
-          <w:highlight w:val="yellow"/>
-        </w:rPr>
         <w:t>.</w:t>
       </w:r>
       <w:r>
-        <w:rPr>
-          <w:highlight w:val="yellow"/>
-        </w:rPr>
-        <w:t xml:space="preserve"> A fejlécben kijelzett aktuális dátumra kattintva, vissza lehet lépni arra az intervallumra, amely tartalmazza a mai napi dátumot.</w:t>
-      </w:r>
-    </w:p>
+        <w:t xml:space="preserve"> A fejlécben kijel</w:t>
+      </w:r>
+      <w:r>
+        <w:t xml:space="preserve">zett </w:t>
+      </w:r>
+      <w:proofErr w:type="gramStart"/>
+      <w:r>
+        <w:t>aktuális</w:t>
+      </w:r>
+      <w:proofErr w:type="gramEnd"/>
+      <w:r>
+        <w:t xml:space="preserve"> dátumra kattintva</w:t>
+      </w:r>
+      <w:r>
+        <w:t xml:space="preserve"> vissza lehet lépni arra az intervallumra, amely tartalmazza a mai napi dátumot.</w:t>
+      </w:r>
+    </w:p>
+    <w:p/>
     <w:p>
       <w:pPr>
         <w:rPr>
@@ -5004,7 +4987,6 @@
           <w:bCs/>
           <w:i/>
           <w:iCs/>
-          <w:highlight w:val="yellow"/>
         </w:rPr>
       </w:pPr>
       <w:proofErr w:type="spellStart"/>
@@ -5014,31 +4996,80 @@
           <w:bCs/>
           <w:i/>
           <w:iCs/>
-          <w:highlight w:val="yellow"/>
         </w:rPr>
         <w:t>CalendarDayView.jsx</w:t>
       </w:r>
       <w:proofErr w:type="spellEnd"/>
     </w:p>
     <w:p>
-      <w:pPr>
-        <w:rPr>
-          <w:highlight w:val="yellow"/>
-        </w:rPr>
-      </w:pPr>
-      <w:r>
-        <w:rPr>
-          <w:highlight w:val="yellow"/>
-        </w:rPr>
+      <w:r>
         <w:t xml:space="preserve">Ez a </w:t>
       </w:r>
-      <w:r>
-        <w:rPr>
-          <w:highlight w:val="yellow"/>
-        </w:rPr>
-        <w:t>komponens felelős a napi felbontású naptár megjelenítéséhez, és minden vele kapcsolatos számításához. Megjeleníti a kiválasztott napot, és az adott naphoz kapcsolódó blokkokat oszlopos elrendezésben. A heti nézethez hasonló stílusban jeleníti meg az adatokat. Az oszlop tetején a dátumot, és napot kijelző fejléc található. Arra kattintva, vissza tudunk térni a mai napi dátumhoz. A napot kijelző oszlop bal oldalán, a heti nézethez hasonlóan a vizualizálást elősegítő oszlop található, amely az órákat tartalmazza. Ezek a címkék méretarányosan helyezkednek el, tehát a mellette látható blokkok pontos ideje meghatározható.</w:t>
-      </w:r>
-    </w:p>
+      <w:proofErr w:type="gramStart"/>
+      <w:r>
+        <w:t>komponens felelős</w:t>
+      </w:r>
+      <w:proofErr w:type="gramEnd"/>
+      <w:r>
+        <w:t xml:space="preserve"> a napi felbontású naptár megjele</w:t>
+      </w:r>
+      <w:r>
+        <w:t>nítéséért</w:t>
+      </w:r>
+      <w:r>
+        <w:t xml:space="preserve"> és mind</w:t>
+      </w:r>
+      <w:r>
+        <w:t>en vele kapcsolatos számításért</w:t>
+      </w:r>
+      <w:r>
+        <w:t>. M</w:t>
+      </w:r>
+      <w:r>
+        <w:t>egjeleníti a kiválasztott napot</w:t>
+      </w:r>
+      <w:r>
+        <w:t xml:space="preserve"> és az adott naphoz kapcsolódó blokkokat oszlopos elrendezésben. A heti nézethez hasonló stílusban jeleníti meg az adatok</w:t>
+      </w:r>
+      <w:r>
+        <w:t xml:space="preserve">at. Az oszlop tetején a </w:t>
+      </w:r>
+      <w:proofErr w:type="gramStart"/>
+      <w:r>
+        <w:t>dátumot</w:t>
+      </w:r>
+      <w:proofErr w:type="gramEnd"/>
+      <w:r>
+        <w:t xml:space="preserve"> és napot kijelző f</w:t>
+      </w:r>
+      <w:r>
+        <w:t>ejléc található. Arra kattintva</w:t>
+      </w:r>
+      <w:r>
+        <w:t xml:space="preserve"> vissza tudunk térni a mai napi </w:t>
+      </w:r>
+      <w:proofErr w:type="gramStart"/>
+      <w:r>
+        <w:t>dátumhoz</w:t>
+      </w:r>
+      <w:proofErr w:type="gramEnd"/>
+      <w:r>
+        <w:t>. A n</w:t>
+      </w:r>
+      <w:r>
+        <w:t>apot kijelző oszlop bal oldalán –</w:t>
+      </w:r>
+      <w:r>
+        <w:t xml:space="preserve"> a heti nézethez hasonlóan</w:t>
+      </w:r>
+      <w:r>
+        <w:t xml:space="preserve"> –</w:t>
+      </w:r>
+      <w:r>
+        <w:t xml:space="preserve"> a vizualizálást elősegítő oszlop található, amely az órákat tartalmazza. Ezek a címkék méretarányosan helyezkednek el, tehát a mellette látható blokkok pontos ideje meghatározható.</w:t>
+      </w:r>
+    </w:p>
+    <w:p/>
     <w:p>
       <w:pPr>
         <w:rPr>
@@ -5046,7 +5077,6 @@
           <w:bCs/>
           <w:i/>
           <w:iCs/>
-          <w:highlight w:val="yellow"/>
         </w:rPr>
       </w:pPr>
       <w:proofErr w:type="spellStart"/>
@@ -5056,272 +5086,280 @@
           <w:bCs/>
           <w:i/>
           <w:iCs/>
-          <w:highlight w:val="yellow"/>
         </w:rPr>
         <w:t>CalendarView.jsx</w:t>
       </w:r>
       <w:proofErr w:type="spellEnd"/>
     </w:p>
     <w:p>
-      <w:pPr>
-        <w:rPr>
-          <w:highlight w:val="yellow"/>
-        </w:rPr>
-      </w:pPr>
-      <w:r>
-        <w:rPr>
-          <w:highlight w:val="yellow"/>
-        </w:rPr>
-        <w:t xml:space="preserve">Ez a komponens felelős, a naptár nézet minden fő műveletének, és az oldal elrendezésének </w:t>
-      </w:r>
-      <w:r>
-        <w:rPr>
-          <w:highlight w:val="yellow"/>
-        </w:rPr>
+      <w:r>
+        <w:t xml:space="preserve">Ez a </w:t>
+      </w:r>
+      <w:proofErr w:type="gramStart"/>
+      <w:r>
+        <w:t>komponens felelős</w:t>
+      </w:r>
+      <w:proofErr w:type="gramEnd"/>
+      <w:r>
+        <w:t xml:space="preserve"> a naptárnézet minden fő műveletének</w:t>
+      </w:r>
+      <w:r>
+        <w:t xml:space="preserve"> és az oldal elrendezésének </w:t>
+      </w:r>
+      <w:r>
         <w:t>megvalósításáért. A</w:t>
       </w:r>
       <w:r>
-        <w:rPr>
-          <w:highlight w:val="yellow"/>
-        </w:rPr>
         <w:t xml:space="preserve"> komponens</w:t>
       </w:r>
       <w:r>
-        <w:rPr>
-          <w:highlight w:val="yellow"/>
-        </w:rPr>
         <w:t xml:space="preserve"> a továbbiakban még</w:t>
       </w:r>
       <w:r>
-        <w:rPr>
-          <w:highlight w:val="yellow"/>
-        </w:rPr>
         <w:t xml:space="preserve"> </w:t>
       </w:r>
-      <w:proofErr w:type="spellStart"/>
-      <w:r>
-        <w:rPr>
-          <w:highlight w:val="yellow"/>
-        </w:rPr>
-        <w:t>FetchAPI</w:t>
-      </w:r>
-      <w:proofErr w:type="spellEnd"/>
-      <w:r>
-        <w:rPr>
-          <w:highlight w:val="yellow"/>
-        </w:rPr>
-        <w:t xml:space="preserve"> hívásokat </w:t>
-      </w:r>
-      <w:r>
-        <w:rPr>
-          <w:highlight w:val="yellow"/>
-        </w:rPr>
-        <w:t>mind a naptárakkal kapcsolatos műveletekért, mind a blokkokkal kapcsolatos műveletekért</w:t>
-      </w:r>
-      <w:r>
-        <w:rPr>
-          <w:highlight w:val="yellow"/>
-        </w:rPr>
-        <w:t xml:space="preserve"> is elvégez</w:t>
-      </w:r>
-      <w:r>
-        <w:rPr>
-          <w:highlight w:val="yellow"/>
-        </w:rPr>
+      <w:r>
+        <w:t>a „</w:t>
+      </w:r>
+      <w:proofErr w:type="spellStart"/>
+      <w:r>
+        <w:t>fetch</w:t>
+      </w:r>
+      <w:proofErr w:type="spellEnd"/>
+      <w:r>
+        <w:t>()”</w:t>
+      </w:r>
+      <w:r>
+        <w:rPr>
+          <w:rStyle w:val="Lbjegyzet-hivatkozs"/>
+        </w:rPr>
+        <w:footnoteReference w:id="11"/>
+      </w:r>
+      <w:r>
+        <w:t xml:space="preserve"> </w:t>
+      </w:r>
+      <w:r>
+        <w:t xml:space="preserve">API </w:t>
+      </w:r>
+      <w:proofErr w:type="gramStart"/>
+      <w:r>
+        <w:t>hívásokkal</w:t>
+      </w:r>
+      <w:proofErr w:type="gramEnd"/>
+      <w:r>
+        <w:t xml:space="preserve"> </w:t>
+      </w:r>
+      <w:r>
+        <w:t xml:space="preserve">mind a naptárakkal </w:t>
+      </w:r>
+      <w:r>
+        <w:t>kapcsolatos műveleteket</w:t>
+      </w:r>
+      <w:r>
+        <w:t>, mind a blo</w:t>
+      </w:r>
+      <w:r>
+        <w:t>kkokkal kapcsolatos műveleteket elmenti</w:t>
+      </w:r>
+      <w:r>
         <w:t>.</w:t>
       </w:r>
       <w:r>
-        <w:rPr>
-          <w:highlight w:val="yellow"/>
-        </w:rPr>
-        <w:t xml:space="preserve"> Ezekhez a műveletekhez a „</w:t>
-      </w:r>
-      <w:proofErr w:type="spellStart"/>
-      <w:r>
-        <w:rPr>
-          <w:highlight w:val="yellow"/>
-        </w:rPr>
+        <w:t xml:space="preserve"> </w:t>
+      </w:r>
+      <w:r>
+        <w:lastRenderedPageBreak/>
+        <w:t>Ezekhez a műveletekhez a „</w:t>
+      </w:r>
+      <w:proofErr w:type="spellStart"/>
+      <w:r>
         <w:t>selectedSchedule</w:t>
       </w:r>
       <w:proofErr w:type="spellEnd"/>
       <w:r>
-        <w:rPr>
-          <w:highlight w:val="yellow"/>
-        </w:rPr>
-        <w:t xml:space="preserve">” </w:t>
-      </w:r>
-      <w:proofErr w:type="spellStart"/>
-      <w:r>
-        <w:rPr>
-          <w:highlight w:val="yellow"/>
-        </w:rPr>
+        <w:t>”</w:t>
+      </w:r>
+      <w:r>
+        <w:rPr>
+          <w:rStyle w:val="Lbjegyzet-hivatkozs"/>
+        </w:rPr>
+        <w:footnoteReference w:id="12"/>
+      </w:r>
+      <w:r>
+        <w:t xml:space="preserve"> „</w:t>
+      </w:r>
+      <w:proofErr w:type="spellStart"/>
+      <w:r>
         <w:t>UseState</w:t>
       </w:r>
       <w:proofErr w:type="spellEnd"/>
       <w:r>
-        <w:rPr>
-          <w:highlight w:val="yellow"/>
-        </w:rPr>
-        <w:t xml:space="preserve"> változó tartja számon, azt a kiválasztott </w:t>
-      </w:r>
-      <w:proofErr w:type="spellStart"/>
-      <w:r>
-        <w:rPr>
-          <w:highlight w:val="yellow"/>
-        </w:rPr>
+        <w:t>”</w:t>
+      </w:r>
+      <w:r>
+        <w:rPr>
+          <w:rStyle w:val="Lbjegyzet-hivatkozs"/>
+        </w:rPr>
+        <w:footnoteReference w:id="13"/>
+      </w:r>
+      <w:r>
+        <w:t xml:space="preserve"> változó tartja számon</w:t>
+      </w:r>
+      <w:r>
+        <w:t xml:space="preserve"> azt a kiválasztott </w:t>
+      </w:r>
+      <w:proofErr w:type="spellStart"/>
+      <w:r>
         <w:t>naptárat</w:t>
       </w:r>
       <w:proofErr w:type="spellEnd"/>
       <w:r>
-        <w:rPr>
-          <w:highlight w:val="yellow"/>
-        </w:rPr>
         <w:t>, amelyen jelenleg a változtatásainkat kívánjuk végezni.</w:t>
       </w:r>
       <w:r>
-        <w:rPr>
-          <w:highlight w:val="yellow"/>
-        </w:rPr>
         <w:t xml:space="preserve"> Az „</w:t>
       </w:r>
       <w:proofErr w:type="spellStart"/>
       <w:r>
-        <w:rPr>
-          <w:highlight w:val="yellow"/>
-        </w:rPr>
         <w:t>events</w:t>
       </w:r>
       <w:proofErr w:type="spellEnd"/>
       <w:r>
-        <w:rPr>
-          <w:highlight w:val="yellow"/>
-        </w:rPr>
-        <w:t xml:space="preserve">” </w:t>
-      </w:r>
-      <w:proofErr w:type="spellStart"/>
-      <w:r>
-        <w:rPr>
-          <w:highlight w:val="yellow"/>
-        </w:rPr>
+        <w:t>”</w:t>
+      </w:r>
+      <w:r>
+        <w:rPr>
+          <w:rStyle w:val="Lbjegyzet-hivatkozs"/>
+        </w:rPr>
+        <w:footnoteReference w:id="14"/>
+      </w:r>
+      <w:r>
+        <w:t xml:space="preserve"> </w:t>
+      </w:r>
+      <w:r>
+        <w:t>„</w:t>
+      </w:r>
+      <w:proofErr w:type="spellStart"/>
+      <w:r>
         <w:t>UseState</w:t>
       </w:r>
       <w:proofErr w:type="spellEnd"/>
       <w:r>
-        <w:rPr>
-          <w:highlight w:val="yellow"/>
-        </w:rPr>
+        <w:t>”</w:t>
+      </w:r>
+      <w:r>
         <w:t xml:space="preserve"> </w:t>
       </w:r>
       <w:r>
-        <w:rPr>
-          <w:highlight w:val="yellow"/>
-        </w:rPr>
         <w:t>számon tartja</w:t>
       </w:r>
       <w:r>
-        <w:rPr>
-          <w:highlight w:val="yellow"/>
-        </w:rPr>
-        <w:t xml:space="preserve"> a jelenleg kiválasztott intervallumon belüli blokkokat, amelyeket minden komponens </w:t>
-      </w:r>
-      <w:proofErr w:type="spellStart"/>
-      <w:r>
-        <w:rPr>
-          <w:highlight w:val="yellow"/>
-        </w:rPr>
+        <w:t xml:space="preserve"> a jelenleg kiválasztott </w:t>
+      </w:r>
+      <w:proofErr w:type="gramStart"/>
+      <w:r>
+        <w:t>intervallumon</w:t>
+      </w:r>
+      <w:proofErr w:type="gramEnd"/>
+      <w:r>
+        <w:t xml:space="preserve"> belüli blokkokat, amelyeket minden komponens </w:t>
+      </w:r>
+      <w:proofErr w:type="spellStart"/>
+      <w:r>
         <w:t>render</w:t>
       </w:r>
       <w:proofErr w:type="spellEnd"/>
       <w:r>
         <w:rPr>
-          <w:highlight w:val="yellow"/>
-        </w:rPr>
+          <w:rStyle w:val="Lbjegyzet-hivatkozs"/>
+        </w:rPr>
+        <w:footnoteReference w:id="15"/>
+      </w:r>
+      <w:r>
         <w:t xml:space="preserve"> után </w:t>
       </w:r>
       <w:proofErr w:type="spellStart"/>
       <w:r>
-        <w:rPr>
-          <w:highlight w:val="yellow"/>
-        </w:rPr>
         <w:t>újratölt</w:t>
       </w:r>
       <w:proofErr w:type="spellEnd"/>
       <w:r>
-        <w:rPr>
-          <w:highlight w:val="yellow"/>
-        </w:rPr>
         <w:t xml:space="preserve"> a „</w:t>
       </w:r>
       <w:proofErr w:type="spellStart"/>
       <w:r>
-        <w:rPr>
-          <w:highlight w:val="yellow"/>
-        </w:rPr>
         <w:t>FromDate</w:t>
       </w:r>
       <w:proofErr w:type="spellEnd"/>
       <w:r>
-        <w:rPr>
-          <w:highlight w:val="yellow"/>
-        </w:rPr>
         <w:t>” és „</w:t>
       </w:r>
       <w:proofErr w:type="spellStart"/>
       <w:r>
-        <w:rPr>
-          <w:highlight w:val="yellow"/>
-        </w:rPr>
         <w:t>ToDate</w:t>
       </w:r>
       <w:proofErr w:type="spellEnd"/>
       <w:r>
-        <w:rPr>
-          <w:highlight w:val="yellow"/>
-        </w:rPr>
-        <w:t xml:space="preserve">” </w:t>
-      </w:r>
-      <w:proofErr w:type="spellStart"/>
-      <w:r>
-        <w:rPr>
-          <w:highlight w:val="yellow"/>
-        </w:rPr>
-        <w:t>UseState</w:t>
-      </w:r>
-      <w:proofErr w:type="spellEnd"/>
-      <w:r>
-        <w:rPr>
-          <w:highlight w:val="yellow"/>
-        </w:rPr>
-        <w:t xml:space="preserve"> változók segítségével. Ezek a változók tartalmazzák a képernyőn jelenleg látható </w:t>
-      </w:r>
-      <w:r>
-        <w:rPr>
-          <w:highlight w:val="yellow"/>
-        </w:rPr>
-        <w:t xml:space="preserve">intervallum kezdeti, és vég dátumát. Ezeken felül, a komponens még felelős a naptár műveletek felugró ablakainak megjelenítéséért, és </w:t>
-      </w:r>
-      <w:r>
-        <w:rPr>
-          <w:highlight w:val="yellow"/>
-        </w:rPr>
-        <w:lastRenderedPageBreak/>
-        <w:t xml:space="preserve">azok műveleteinek végrehajtásáért. A komponens egy konténer elem, amely a különböző </w:t>
-      </w:r>
-      <w:proofErr w:type="spellStart"/>
-      <w:r>
-        <w:rPr>
-          <w:highlight w:val="yellow"/>
-        </w:rPr>
+        <w:t xml:space="preserve">” változók segítségével. Ezek a változók tartalmazzák a képernyőn jelenleg látható </w:t>
+      </w:r>
+      <w:proofErr w:type="gramStart"/>
+      <w:r>
+        <w:t>intervallum</w:t>
+      </w:r>
+      <w:proofErr w:type="gramEnd"/>
+      <w:r>
+        <w:t xml:space="preserve"> kezde</w:t>
+      </w:r>
+      <w:r>
+        <w:t>ti- és végdátumát. Ezeken felül</w:t>
+      </w:r>
+      <w:r>
+        <w:t xml:space="preserve"> a </w:t>
+      </w:r>
+      <w:proofErr w:type="gramStart"/>
+      <w:r>
+        <w:t>komponens</w:t>
+      </w:r>
+      <w:proofErr w:type="gramEnd"/>
+      <w:r>
+        <w:t xml:space="preserve"> még felelős a naptár műveletek felugró ablakainak megjelenítéséért, és azok műveleteinek végrehajtásáért</w:t>
+      </w:r>
+      <w:r>
+        <w:t xml:space="preserve"> is</w:t>
+      </w:r>
+      <w:r>
+        <w:t xml:space="preserve">. A </w:t>
+      </w:r>
+      <w:proofErr w:type="gramStart"/>
+      <w:r>
+        <w:t>komponens</w:t>
+      </w:r>
+      <w:proofErr w:type="gramEnd"/>
+      <w:r>
+        <w:t xml:space="preserve"> egy konténer</w:t>
+      </w:r>
+      <w:r>
+        <w:rPr>
+          <w:rStyle w:val="Lbjegyzet-hivatkozs"/>
+        </w:rPr>
+        <w:footnoteReference w:id="16"/>
+      </w:r>
+      <w:r>
+        <w:t xml:space="preserve"> elem, amely </w:t>
+      </w:r>
+      <w:r>
+        <w:t xml:space="preserve">a különböző </w:t>
+      </w:r>
+      <w:proofErr w:type="spellStart"/>
+      <w:r>
         <w:t>nézetekhez</w:t>
       </w:r>
       <w:proofErr w:type="spellEnd"/>
       <w:r>
-        <w:rPr>
-          <w:highlight w:val="yellow"/>
-        </w:rPr>
         <w:t xml:space="preserve"> egységesen tárolja/kezeli az adatokat.</w:t>
       </w:r>
     </w:p>
+    <w:p/>
     <w:p>
       <w:pPr>
         <w:rPr>
@@ -5329,7 +5367,6 @@
           <w:bCs/>
           <w:i/>
           <w:iCs/>
-          <w:highlight w:val="yellow"/>
         </w:rPr>
       </w:pPr>
       <w:proofErr w:type="spellStart"/>
@@ -5339,127 +5376,266 @@
           <w:bCs/>
           <w:i/>
           <w:iCs/>
-          <w:highlight w:val="yellow"/>
         </w:rPr>
         <w:t>GroupSelector.jsx</w:t>
       </w:r>
       <w:proofErr w:type="spellEnd"/>
     </w:p>
     <w:p>
-      <w:pPr>
-        <w:rPr>
-          <w:highlight w:val="yellow"/>
-        </w:rPr>
-      </w:pPr>
-      <w:r>
-        <w:rPr>
-          <w:highlight w:val="yellow"/>
-        </w:rPr>
-        <w:t>Ez a komponens felelős a felhasználónk csoportjai, és azokkal kapcsolatos információk megjelentéséért. A komponens első fele, különböző általános információkat jelenít meg a felhasználóval kapcsolatban, mint például hány aktív csoporttal rendelkezik vagy, hogy az adott csoportokon belül hány különböző naptár található. A másik felében egy kártyaszerű elrendezésben jeleníti meg a felhasználó csoportjait. Ezek az adott képernyő méretétől függően töltik ki a rendelkezésükre álló teret, és oszlopos formára vált, amennyiben az adott kártyák nem férnének ki. A kártyákon látható a csoport neve, a profilképe, amely a csoport nevének kezdőbetűiből áll össze, és a csoporthoz tartozó különböző műveletek elvégzéséhez kapcsolatos gombok. Ezek a gombok egy sajt felugró ablakot jelenítenek meg. Az „</w:t>
-      </w:r>
-      <w:proofErr w:type="spellStart"/>
-      <w:r>
-        <w:rPr>
-          <w:highlight w:val="yellow"/>
-        </w:rPr>
+      <w:r>
+        <w:t xml:space="preserve">Ez a </w:t>
+      </w:r>
+      <w:proofErr w:type="gramStart"/>
+      <w:r>
+        <w:t>komponens felelős</w:t>
+      </w:r>
+      <w:proofErr w:type="gramEnd"/>
+      <w:r>
+        <w:t xml:space="preserve"> a felhasználó</w:t>
+      </w:r>
+      <w:r>
+        <w:t>k csoportjai</w:t>
+      </w:r>
+      <w:r>
+        <w:t>ért</w:t>
+      </w:r>
+      <w:r>
+        <w:t>, és</w:t>
+      </w:r>
+      <w:r>
+        <w:t xml:space="preserve"> az</w:t>
+      </w:r>
+      <w:r>
+        <w:t xml:space="preserve"> azokkal kapcsolatos információk megjelen</w:t>
+      </w:r>
+      <w:r>
+        <w:t xml:space="preserve">ítéséért. Az első </w:t>
+      </w:r>
+      <w:proofErr w:type="gramStart"/>
+      <w:r>
+        <w:t>rész</w:t>
+      </w:r>
+      <w:r>
+        <w:t xml:space="preserve"> különböző</w:t>
+      </w:r>
+      <w:proofErr w:type="gramEnd"/>
+      <w:r>
+        <w:t xml:space="preserve"> általános információkat jelenít meg a felhasználóval kapcsolatban, mint például</w:t>
+      </w:r>
+      <w:r>
+        <w:t>:</w:t>
+      </w:r>
+      <w:r>
+        <w:t xml:space="preserve"> hány aktív csoporttal rende</w:t>
+      </w:r>
+      <w:r>
+        <w:t>lkezik vagy</w:t>
+      </w:r>
+      <w:r>
+        <w:t xml:space="preserve"> az adott csoportokon belül hány különböző n</w:t>
+      </w:r>
+      <w:r>
+        <w:t>aptár található. A második rész</w:t>
+      </w:r>
+      <w:r>
+        <w:t xml:space="preserve"> egy kártyaszerű elrendezésben jeleníti meg a felhasználó csoportjait. Ezek az adott képernyő méretétől függően töltik ki a rendelkezésükre álló teret, és oszlopos formára vált</w:t>
+      </w:r>
+      <w:r>
+        <w:t>anak</w:t>
+      </w:r>
+      <w:r>
+        <w:t>, amennyiben az adott kártyák nem férnének ki. A kártyákon látható a csoport neve, a profilképe, amely a csoport nevének kezdőbet</w:t>
+      </w:r>
+      <w:r>
+        <w:t>űiből áll össze, és az ezekhez</w:t>
+      </w:r>
+      <w:r>
+        <w:t xml:space="preserve"> tartozó különböző műveletek elvégzé</w:t>
+      </w:r>
+      <w:r>
+        <w:t>séhez kapcsolatos gombok. A</w:t>
+      </w:r>
+      <w:r>
+        <w:t xml:space="preserve"> gombok egy saj</w:t>
+      </w:r>
+      <w:r>
+        <w:t>á</w:t>
+      </w:r>
+      <w:r>
+        <w:t>t felugró ablakot jelenítenek meg. Az „</w:t>
+      </w:r>
+      <w:proofErr w:type="spellStart"/>
+      <w:r>
         <w:t>Invite</w:t>
       </w:r>
       <w:proofErr w:type="spellEnd"/>
       <w:r>
-        <w:rPr>
-          <w:highlight w:val="yellow"/>
-        </w:rPr>
-        <w:t>” gomb, egy szimpla párbeszéd ablakot jelenít meg, amely egy E-mail címet kér bemenetként. Ha létezik olyan felhasználó</w:t>
-      </w:r>
-      <w:r>
-        <w:rPr>
-          <w:highlight w:val="yellow"/>
-        </w:rPr>
+        <w:t>”</w:t>
+      </w:r>
+      <w:r>
+        <w:rPr>
+          <w:rStyle w:val="Lbjegyzet-hivatkozs"/>
+        </w:rPr>
+        <w:footnoteReference w:id="17"/>
+      </w:r>
+      <w:r>
+        <w:t xml:space="preserve"> gomb, egy szimpla párbeszéd </w:t>
+      </w:r>
+      <w:r>
+        <w:t>ablakot jelenít meg, amely egy e</w:t>
+      </w:r>
+      <w:r>
+        <w:t>-mail címet kér bemenetként. Ha létezik olyan felhasználó</w:t>
+      </w:r>
+      <w:r>
         <w:t>,</w:t>
       </w:r>
       <w:r>
-        <w:rPr>
-          <w:highlight w:val="yellow"/>
-        </w:rPr>
-        <w:t xml:space="preserve"> aki a megadott email címmel rendelkezik, akkor egy meghívót küldd az adott személynek a kiválasztott csoporthoz.</w:t>
-      </w:r>
-      <w:r>
-        <w:rPr>
-          <w:highlight w:val="yellow"/>
-        </w:rPr>
-        <w:t xml:space="preserve"> A másik gomb a csoporttal kapcsolatos szerkesztési lehetőségeket tartalmazó felugró ablakot jeleníti meg. Ebben az ablakban elvégezhetjük a csoport </w:t>
-      </w:r>
-      <w:proofErr w:type="spellStart"/>
-      <w:r>
-        <w:rPr>
-          <w:highlight w:val="yellow"/>
-        </w:rPr>
-        <w:t>meta</w:t>
-      </w:r>
-      <w:proofErr w:type="spellEnd"/>
-      <w:r>
-        <w:rPr>
-          <w:highlight w:val="yellow"/>
-        </w:rPr>
-        <w:t>-adataival kapcsolatos változtatásokat. mint például a leírás, vagy névváltoztatás. A felugró ablak középső szekciójában a csoportban lévő felhasználók jogosultságait állítgathatjuk. Amennyiben a csoport túl sok felhasználóval rendelkezik, a megjelenítéshez, az egyesével történő felsorolás helyett, egy legördülő listává vált át. Maga a jogosultságot beállít mező is egy legördülő lista, amely tartalmazza a jogosultságokat, és egy extra „</w:t>
-      </w:r>
-      <w:proofErr w:type="spellStart"/>
-      <w:r>
-        <w:rPr>
-          <w:highlight w:val="yellow"/>
-        </w:rPr>
+        <w:t xml:space="preserve"> aki a megadott e</w:t>
+      </w:r>
+      <w:r>
+        <w:t>-</w:t>
+      </w:r>
+      <w:r>
+        <w:t>mail címmel rendelkezik, akkor egy meghívót küldd az adott személynek a kiválasztott csoporthoz.</w:t>
+      </w:r>
+      <w:r>
+        <w:t xml:space="preserve"> A második</w:t>
+      </w:r>
+      <w:r>
+        <w:t xml:space="preserve"> gomb a csoporttal kapcsolatos szerkesztési lehetőségeket tartalmazó felugró ablakot jeleníti meg. Ebben az ablakb</w:t>
+      </w:r>
+      <w:r>
+        <w:t>an elvégezhetjük a csoport meta</w:t>
+      </w:r>
+      <w:r>
+        <w:t>adatai</w:t>
+      </w:r>
+      <w:r>
+        <w:t>val kapcsolatos változtatásokat, mint például a leírás</w:t>
+      </w:r>
+      <w:r>
+        <w:t xml:space="preserve"> vagy névváltoztatás. A felugró ablak középső szekciójában a csoportban lévő felh</w:t>
+      </w:r>
+      <w:r>
+        <w:t>asználók jogosultságait állít</w:t>
+      </w:r>
+      <w:r>
+        <w:t>hatjuk</w:t>
+      </w:r>
+      <w:r>
+        <w:t xml:space="preserve"> be</w:t>
+      </w:r>
+      <w:r>
+        <w:t>. Amennyiben a csoport túl</w:t>
+      </w:r>
+      <w:r>
+        <w:t xml:space="preserve"> sok felhasználóval rendelkezik</w:t>
+      </w:r>
+      <w:r>
+        <w:t xml:space="preserve"> a megjelenítéshez, az egyes</w:t>
+      </w:r>
+      <w:r>
+        <w:t>ével történő felsorolás helyett</w:t>
+      </w:r>
+      <w:r>
+        <w:t xml:space="preserve"> egy legördülő listává vált át. Maga a jogosultságot beállít</w:t>
+      </w:r>
+      <w:r>
+        <w:t>ó</w:t>
+      </w:r>
+      <w:r>
+        <w:t xml:space="preserve"> mező is egy legördülő lista, amel</w:t>
+      </w:r>
+      <w:r>
+        <w:t>y tartalmazza a jogosultságokat, valamint</w:t>
+      </w:r>
+      <w:r>
+        <w:t xml:space="preserve"> egy </w:t>
+      </w:r>
+      <w:proofErr w:type="gramStart"/>
+      <w:r>
+        <w:t>extra</w:t>
+      </w:r>
+      <w:proofErr w:type="gramEnd"/>
+      <w:r>
+        <w:t xml:space="preserve"> „</w:t>
+      </w:r>
+      <w:proofErr w:type="spellStart"/>
+      <w:r>
         <w:t>kick</w:t>
       </w:r>
       <w:proofErr w:type="spellEnd"/>
       <w:r>
-        <w:rPr>
-          <w:highlight w:val="yellow"/>
-        </w:rPr>
-        <w:t>” kirúgási opciót. Az utóbbi az adott felhasználó csoportból való eltávolításáért felelős. Ha magukra a csoportokat tartalmazó kártyákra kattintunk, akkor a „</w:t>
-      </w:r>
-      <w:proofErr w:type="spellStart"/>
-      <w:r>
-        <w:rPr>
-          <w:highlight w:val="yellow"/>
-        </w:rPr>
+        <w:t xml:space="preserve">” opciót. Az utóbbi az adott felhasználó csoportból való eltávolításáért felelős. </w:t>
+      </w:r>
+      <w:r>
+        <w:lastRenderedPageBreak/>
+        <w:t>Ha magukra a csoportokat tartalmazó kártyákra kattintunk, akkor a „</w:t>
+      </w:r>
+      <w:proofErr w:type="spellStart"/>
+      <w:r>
         <w:t>Schedules</w:t>
       </w:r>
       <w:proofErr w:type="spellEnd"/>
       <w:r>
-        <w:rPr>
-          <w:highlight w:val="yellow"/>
-        </w:rPr>
-        <w:t>” komponens újra felhasználhatóságának köszönhetően az adott csoport és naptárainak megjelenítő nézetére válthatunk. Az egyetlen változás a „</w:t>
-      </w:r>
-      <w:proofErr w:type="spellStart"/>
-      <w:r>
-        <w:rPr>
-          <w:highlight w:val="yellow"/>
-        </w:rPr>
-        <w:t>Schedules</w:t>
-      </w:r>
-      <w:proofErr w:type="spellEnd"/>
-      <w:r>
-        <w:rPr>
-          <w:highlight w:val="yellow"/>
-        </w:rPr>
-        <w:t>” komponenssel kapcsolatban, csak a háttérben zajlik. Itt a saját felhasználónk-hoz kapcsolódó naptárak helyett, a csoport naptárait tölti be és menti el a naptárakat tartalmazó „</w:t>
-      </w:r>
-      <w:proofErr w:type="spellStart"/>
-      <w:r>
-        <w:rPr>
-          <w:highlight w:val="yellow"/>
-        </w:rPr>
+        <w:t xml:space="preserve">” komponens </w:t>
+      </w:r>
+      <w:r>
+        <w:t>újra felhasználhatóságának köszönhetően az adott csoport és naptárainak megjelenítő nézetére válthatunk. Az egyetlen változás a „</w:t>
+      </w:r>
+      <w:proofErr w:type="spellStart"/>
+      <w:r>
+        <w:t>Sched</w:t>
+      </w:r>
+      <w:r>
+        <w:t>ules</w:t>
+      </w:r>
+      <w:proofErr w:type="spellEnd"/>
+      <w:r>
+        <w:t xml:space="preserve">” </w:t>
+      </w:r>
+      <w:proofErr w:type="gramStart"/>
+      <w:r>
+        <w:t>komponenssel</w:t>
+      </w:r>
+      <w:proofErr w:type="gramEnd"/>
+      <w:r>
+        <w:t xml:space="preserve"> kapcsolatban</w:t>
+      </w:r>
+      <w:r>
+        <w:t xml:space="preserve"> csak a háttérben za</w:t>
+      </w:r>
+      <w:r>
+        <w:t xml:space="preserve">jlik. Itt a saját </w:t>
+      </w:r>
+      <w:proofErr w:type="spellStart"/>
+      <w:r>
+        <w:t>felhasználónk</w:t>
+      </w:r>
+      <w:r>
+        <w:t>hoz</w:t>
+      </w:r>
+      <w:proofErr w:type="spellEnd"/>
+      <w:r>
+        <w:t xml:space="preserve"> kap</w:t>
+      </w:r>
+      <w:r>
+        <w:t xml:space="preserve">csolódó naptárak helyett </w:t>
+      </w:r>
+      <w:r>
+        <w:t>a csoport naptárait tölti be és menti el a naptárakat tartalmazó „</w:t>
+      </w:r>
+      <w:proofErr w:type="spellStart"/>
+      <w:r>
         <w:t>UseState</w:t>
       </w:r>
       <w:proofErr w:type="spellEnd"/>
       <w:r>
-        <w:rPr>
-          <w:highlight w:val="yellow"/>
-        </w:rPr>
         <w:t>”-be.</w:t>
       </w:r>
     </w:p>
+    <w:p/>
     <w:p>
       <w:pPr>
         <w:rPr>
@@ -5467,7 +5643,6 @@
           <w:bCs/>
           <w:i/>
           <w:iCs/>
-          <w:highlight w:val="yellow"/>
         </w:rPr>
       </w:pPr>
       <w:proofErr w:type="spellStart"/>
@@ -5477,202 +5652,274 @@
           <w:bCs/>
           <w:i/>
           <w:iCs/>
-          <w:highlight w:val="yellow"/>
         </w:rPr>
         <w:t>LoginModule.jsx</w:t>
       </w:r>
       <w:proofErr w:type="spellEnd"/>
     </w:p>
     <w:p>
-      <w:pPr>
-        <w:rPr>
-          <w:highlight w:val="yellow"/>
-        </w:rPr>
-      </w:pPr>
-      <w:r>
-        <w:rPr>
-          <w:highlight w:val="yellow"/>
-        </w:rPr>
-        <w:t>Ez a modul felelős a felhasználó manuális</w:t>
-      </w:r>
-      <w:r>
-        <w:rPr>
-          <w:highlight w:val="yellow"/>
-        </w:rPr>
-        <w:t xml:space="preserve"> beléptetéséért, vagy regisztrációjáért. A komponensen két fő egységet találunk. Ezeket a fejlécben található „Login” és „</w:t>
-      </w:r>
-      <w:proofErr w:type="spellStart"/>
-      <w:r>
-        <w:rPr>
-          <w:highlight w:val="yellow"/>
-        </w:rPr>
+      <w:r>
+        <w:t xml:space="preserve">Ez a </w:t>
+      </w:r>
+      <w:proofErr w:type="gramStart"/>
+      <w:r>
+        <w:t>modul felelős</w:t>
+      </w:r>
+      <w:proofErr w:type="gramEnd"/>
+      <w:r>
+        <w:t xml:space="preserve"> a felhasználó manuális</w:t>
+      </w:r>
+      <w:r>
+        <w:t xml:space="preserve"> beléptetéséért</w:t>
+      </w:r>
+      <w:r>
+        <w:t xml:space="preserve"> vagy regisztrációjáért. A komponensen két fő egységet találunk. Ezeket a fejlécben található „Login”</w:t>
+      </w:r>
+      <w:r>
+        <w:rPr>
+          <w:rStyle w:val="Lbjegyzet-hivatkozs"/>
+        </w:rPr>
+        <w:footnoteReference w:id="18"/>
+      </w:r>
+      <w:r>
+        <w:t xml:space="preserve"> és „</w:t>
+      </w:r>
+      <w:proofErr w:type="spellStart"/>
+      <w:r>
         <w:t>Registration</w:t>
       </w:r>
       <w:proofErr w:type="spellEnd"/>
       <w:r>
-        <w:rPr>
-          <w:highlight w:val="yellow"/>
-        </w:rPr>
-        <w:t xml:space="preserve">” szavakra kattintva váltogathatjuk. A „Login” részén a komponensnek, két egyszerű beviteli mező található, amely egy E-mail címet és egy </w:t>
-      </w:r>
-      <w:proofErr w:type="spellStart"/>
-      <w:r>
-        <w:rPr>
-          <w:highlight w:val="yellow"/>
-        </w:rPr>
-        <w:t>jelszavat</w:t>
-      </w:r>
-      <w:proofErr w:type="spellEnd"/>
-      <w:r>
-        <w:rPr>
-          <w:highlight w:val="yellow"/>
-        </w:rPr>
-        <w:t xml:space="preserve"> kér tőlünk. Ezek megadását követően, a belépés gombra kattintva, egy „</w:t>
-      </w:r>
-      <w:proofErr w:type="spellStart"/>
+        <w:t>”</w:t>
+      </w:r>
+      <w:r>
+        <w:rPr>
+          <w:rStyle w:val="Lbjegyzet-hivatkozs"/>
+        </w:rPr>
+        <w:footnoteReference w:id="19"/>
+      </w:r>
+      <w:r>
+        <w:t xml:space="preserve"> szava</w:t>
+      </w:r>
+      <w:r>
+        <w:t xml:space="preserve">kra kattintva váltogathatjuk. A „Login” részén a </w:t>
+      </w:r>
       <w:proofErr w:type="gramStart"/>
       <w:r>
-        <w:rPr>
-          <w:highlight w:val="yellow"/>
-        </w:rPr>
+        <w:t>komponensnek</w:t>
+      </w:r>
+      <w:proofErr w:type="gramEnd"/>
+      <w:r>
+        <w:t xml:space="preserve"> két egyszerű bevi</w:t>
+      </w:r>
+      <w:r>
+        <w:t>teli mező található, amely egy e-mail címet és egy jelszót</w:t>
+      </w:r>
+      <w:r>
+        <w:t xml:space="preserve"> kér </w:t>
+      </w:r>
+      <w:r>
+        <w:t>tőlünk. Ezek megadását követően a belépés gombra kattintva</w:t>
+      </w:r>
+      <w:r>
+        <w:t xml:space="preserve"> eg</w:t>
+      </w:r>
+      <w:r>
+        <w:t>y „</w:t>
+      </w:r>
+      <w:proofErr w:type="spellStart"/>
+      <w:proofErr w:type="gramStart"/>
+      <w:r>
         <w:t>fetch</w:t>
       </w:r>
       <w:proofErr w:type="spellEnd"/>
       <w:r>
-        <w:rPr>
-          <w:highlight w:val="yellow"/>
-        </w:rPr>
         <w:t>(</w:t>
       </w:r>
       <w:proofErr w:type="gramEnd"/>
       <w:r>
-        <w:rPr>
-          <w:highlight w:val="yellow"/>
-        </w:rPr>
-        <w:t xml:space="preserve">)” kérés segítségével, elküldi az adatainkat a backendnek, ahol a </w:t>
-      </w:r>
-      <w:proofErr w:type="spellStart"/>
-      <w:r>
-        <w:rPr>
-          <w:highlight w:val="yellow"/>
-        </w:rPr>
-        <w:t>jelszavunk</w:t>
-      </w:r>
-      <w:proofErr w:type="spellEnd"/>
-      <w:r>
-        <w:rPr>
-          <w:highlight w:val="yellow"/>
-        </w:rPr>
-        <w:t xml:space="preserve"> ellenőrzését követően, kapunk egy választ. Ez a válasz a </w:t>
-      </w:r>
-      <w:proofErr w:type="spellStart"/>
-      <w:r>
-        <w:rPr>
-          <w:highlight w:val="yellow"/>
-        </w:rPr>
-        <w:lastRenderedPageBreak/>
+        <w:t>)” kérés segítségével</w:t>
+      </w:r>
+      <w:r>
+        <w:t xml:space="preserve"> elküldi az adatainkat a backendnek, ahol a </w:t>
+      </w:r>
+      <w:proofErr w:type="spellStart"/>
+      <w:r>
+        <w:t>j</w:t>
+      </w:r>
+      <w:r>
+        <w:t>elszavunk</w:t>
+      </w:r>
+      <w:proofErr w:type="spellEnd"/>
+      <w:r>
+        <w:t xml:space="preserve"> ellenőrzését követően</w:t>
+      </w:r>
+      <w:r>
+        <w:t xml:space="preserve"> kapunk egy választ. Ez a válasz a </w:t>
+      </w:r>
+      <w:proofErr w:type="spellStart"/>
+      <w:r>
         <w:t>token</w:t>
       </w:r>
       <w:proofErr w:type="spellEnd"/>
       <w:r>
-        <w:rPr>
-          <w:highlight w:val="yellow"/>
-        </w:rPr>
-        <w:t xml:space="preserve">, amellyel a további kéréseket végezhetjük majd, ha sikeres, vagy egy egyszerű szöveges üzenet, amely tájékoztat a fellépő hibával </w:t>
+        <w:t>, amellyel a további kérések</w:t>
+      </w:r>
+      <w:r>
+        <w:t xml:space="preserve">et </w:t>
       </w:r>
       <w:proofErr w:type="gramStart"/>
       <w:r>
-        <w:rPr>
-          <w:highlight w:val="yellow"/>
-        </w:rPr>
-        <w:t>kapcsolatban</w:t>
+        <w:t>végezhetjük</w:t>
       </w:r>
       <w:proofErr w:type="gramEnd"/>
       <w:r>
-        <w:rPr>
-          <w:highlight w:val="yellow"/>
-        </w:rPr>
-        <w:t xml:space="preserve"> ha sikertelen. A komponens másik fő részén, a „</w:t>
-      </w:r>
-      <w:proofErr w:type="spellStart"/>
-      <w:r>
-        <w:rPr>
-          <w:highlight w:val="yellow"/>
-        </w:rPr>
+        <w:t xml:space="preserve"> majd ha sikeres;</w:t>
+      </w:r>
+      <w:r>
+        <w:t xml:space="preserve"> va</w:t>
+      </w:r>
+      <w:r>
+        <w:t xml:space="preserve">gy egy egyszerű szöveges üzenet – </w:t>
+      </w:r>
+      <w:r>
+        <w:t xml:space="preserve"> amely tájékoztat a fellépő hibával kapcsolatban</w:t>
+      </w:r>
+      <w:r>
+        <w:t xml:space="preserve"> –</w:t>
+      </w:r>
+      <w:r>
+        <w:t xml:space="preserve"> ha sikertele</w:t>
+      </w:r>
+      <w:r>
+        <w:t xml:space="preserve">n. A </w:t>
+      </w:r>
+      <w:proofErr w:type="gramStart"/>
+      <w:r>
+        <w:t>komponens</w:t>
+      </w:r>
+      <w:proofErr w:type="gramEnd"/>
+      <w:r>
+        <w:t xml:space="preserve"> másik fő részén </w:t>
+      </w:r>
+      <w:r>
+        <w:t>a „</w:t>
+      </w:r>
+      <w:proofErr w:type="spellStart"/>
+      <w:r>
         <w:t>Registration</w:t>
       </w:r>
       <w:proofErr w:type="spellEnd"/>
       <w:r>
-        <w:rPr>
-          <w:highlight w:val="yellow"/>
-        </w:rPr>
         <w:t>”-</w:t>
       </w:r>
       <w:proofErr w:type="spellStart"/>
       <w:r>
-        <w:rPr>
-          <w:highlight w:val="yellow"/>
-        </w:rPr>
         <w:t>on</w:t>
       </w:r>
       <w:proofErr w:type="spellEnd"/>
       <w:r>
-        <w:rPr>
-          <w:highlight w:val="yellow"/>
-        </w:rPr>
-        <w:t xml:space="preserve"> a még felhasználói fiókkal nem rendelkező felhasználók tudnak regisztrálni. Az itt lévő mezők kitöltése után, a komponens egy </w:t>
-      </w:r>
-      <w:proofErr w:type="spellStart"/>
-      <w:r>
-        <w:rPr>
-          <w:highlight w:val="yellow"/>
-        </w:rPr>
+        <w:t xml:space="preserve"> a még felhasználói fió</w:t>
+      </w:r>
+      <w:r>
+        <w:t>kkal nem rendelkező kliensek</w:t>
+      </w:r>
+      <w:r>
+        <w:t xml:space="preserve"> tudnak regisztrálni. A</w:t>
+      </w:r>
+      <w:r>
+        <w:t>z itt lévő mezők kitöltése után</w:t>
+      </w:r>
+      <w:r>
+        <w:t xml:space="preserve"> a </w:t>
+      </w:r>
+      <w:proofErr w:type="gramStart"/>
+      <w:r>
+        <w:t>komponens</w:t>
+      </w:r>
+      <w:proofErr w:type="gramEnd"/>
+      <w:r>
+        <w:t xml:space="preserve"> egy </w:t>
+      </w:r>
+      <w:proofErr w:type="spellStart"/>
+      <w:r>
         <w:t>validációt</w:t>
       </w:r>
       <w:proofErr w:type="spellEnd"/>
       <w:r>
         <w:rPr>
-          <w:highlight w:val="yellow"/>
-        </w:rPr>
-        <w:t xml:space="preserve"> futtat le, amely ellenőrzi, hogy megfelelő formátumú-e az email cím, hogy nem tartalmaz a név számokat, el fogadta-e a felhasználó a felhasználói feltételeket, és hogy elég erős </w:t>
-      </w:r>
-      <w:proofErr w:type="spellStart"/>
-      <w:r>
-        <w:rPr>
-          <w:highlight w:val="yellow"/>
-        </w:rPr>
-        <w:t>jelszavat</w:t>
-      </w:r>
-      <w:proofErr w:type="spellEnd"/>
-      <w:r>
-        <w:rPr>
-          <w:highlight w:val="yellow"/>
-        </w:rPr>
-        <w:t xml:space="preserve"> adott-e meg. Amennyiben ezek mindegyike megfelelő, létrehoz egy felhasználói fiókot az alapértelmezett adatokkal, egy „</w:t>
+          <w:rStyle w:val="Lbjegyzet-hivatkozs"/>
+        </w:rPr>
+        <w:footnoteReference w:id="20"/>
+      </w:r>
+      <w:r>
+        <w:t xml:space="preserve"> futtat le, amely el</w:t>
+      </w:r>
+      <w:r>
+        <w:t xml:space="preserve">lenőrzi: megfelelő formátumú-e az email-cím; </w:t>
+      </w:r>
+      <w:r>
+        <w:t>nem tartalmaz</w:t>
+      </w:r>
+      <w:r>
+        <w:t>-e a név számokat; el</w:t>
+      </w:r>
+      <w:r>
+        <w:t>fogadta-e a felhaszn</w:t>
+      </w:r>
+      <w:r>
+        <w:t>áló a felhasználói feltételeket; elég erős jelszót adtak</w:t>
+      </w:r>
+      <w:r>
+        <w:t xml:space="preserve">-e meg. Amennyiben ezek mindegyike megfelelő, létrehoz egy felhasználói fiókot az </w:t>
+      </w:r>
+      <w:r>
+        <w:t>alapértelmezett adatokkal</w:t>
+      </w:r>
+      <w:r>
+        <w:t xml:space="preserve"> egy „</w:t>
       </w:r>
       <w:proofErr w:type="spellStart"/>
       <w:proofErr w:type="gramStart"/>
       <w:r>
-        <w:rPr>
-          <w:highlight w:val="yellow"/>
-        </w:rPr>
         <w:t>fetch</w:t>
       </w:r>
       <w:proofErr w:type="spellEnd"/>
       <w:r>
-        <w:rPr>
-          <w:highlight w:val="yellow"/>
-        </w:rPr>
         <w:t>(</w:t>
       </w:r>
       <w:proofErr w:type="gramEnd"/>
       <w:r>
-        <w:rPr>
-          <w:highlight w:val="yellow"/>
-        </w:rPr>
-        <w:t>)” hívás segítségével, majd azt követően egyből be is lépteti a felhasznált a fiókjába. Amennyiben viszont valamely mező értéke érvénytelen, akkor a komponens a bemeneti mezők alján, egy hibaüzenet formájában közli a felhasználóval, hogy a kitöltött értékek, mely feltételeknek nem felelnek meg.</w:t>
-      </w:r>
-    </w:p>
+        <w:t>)” hívás segíts</w:t>
+      </w:r>
+      <w:r>
+        <w:t>égével, majd azt követően egyszerre</w:t>
+      </w:r>
+      <w:r>
+        <w:t xml:space="preserve"> be is lépteti a felhasznál</w:t>
+      </w:r>
+      <w:r>
+        <w:t>ót a fiókjába. Amennyiben azonban</w:t>
+      </w:r>
+      <w:r>
+        <w:t xml:space="preserve"> valamely mező értéke érvénytelen, akkor a </w:t>
+      </w:r>
+      <w:proofErr w:type="gramStart"/>
+      <w:r>
+        <w:t>komponens</w:t>
+      </w:r>
+      <w:proofErr w:type="gramEnd"/>
+      <w:r>
+        <w:t xml:space="preserve"> a bemeneti mezők alján, egy hibaüzenet formájában közli a felhaszná</w:t>
+      </w:r>
+      <w:r>
+        <w:t>lóval, hogy a kitöltött értékek</w:t>
+      </w:r>
+      <w:r>
+        <w:t xml:space="preserve"> mely feltételeknek nem felelnek meg.</w:t>
+      </w:r>
+    </w:p>
+    <w:p/>
     <w:p>
       <w:pPr>
         <w:rPr>
@@ -5680,7 +5927,6 @@
           <w:bCs/>
           <w:i/>
           <w:iCs/>
-          <w:highlight w:val="yellow"/>
         </w:rPr>
       </w:pPr>
       <w:proofErr w:type="spellStart"/>
@@ -5690,79 +5936,131 @@
           <w:bCs/>
           <w:i/>
           <w:iCs/>
-          <w:highlight w:val="yellow"/>
         </w:rPr>
         <w:t>NavModule.jsx</w:t>
       </w:r>
       <w:proofErr w:type="spellEnd"/>
     </w:p>
     <w:p>
-      <w:pPr>
-        <w:rPr>
-          <w:highlight w:val="yellow"/>
-        </w:rPr>
-      </w:pPr>
-      <w:r>
-        <w:rPr>
-          <w:highlight w:val="yellow"/>
-        </w:rPr>
-        <w:t xml:space="preserve">Ez a komponens felelős, a navigációs mező tartalmának, és hivatkozásainak megjelenítéséért, és kinézetéért. Ez a komponens minden oldalon jelen van, kivéve a bejelentkezett felhasználó </w:t>
-      </w:r>
-      <w:proofErr w:type="spellStart"/>
-      <w:r>
-        <w:rPr>
-          <w:highlight w:val="yellow"/>
-        </w:rPr>
+      <w:r>
+        <w:t xml:space="preserve">Ez a </w:t>
+      </w:r>
+      <w:proofErr w:type="gramStart"/>
+      <w:r>
+        <w:t>komponens felelős</w:t>
+      </w:r>
+      <w:proofErr w:type="gramEnd"/>
+      <w:r>
+        <w:t xml:space="preserve"> a navigációs mező tartalmának</w:t>
+      </w:r>
+      <w:r>
+        <w:t xml:space="preserve"> és hi</w:t>
+      </w:r>
+      <w:r>
+        <w:t>vatkozásainak megjelenítéséért és kinézetéért. M</w:t>
+      </w:r>
+      <w:r>
+        <w:t xml:space="preserve">inden oldalon jelen van, kivéve a bejelentkezett felhasználó </w:t>
+      </w:r>
+      <w:proofErr w:type="spellStart"/>
+      <w:r>
         <w:t>főoldalán</w:t>
       </w:r>
       <w:proofErr w:type="spellEnd"/>
       <w:r>
-        <w:rPr>
-          <w:highlight w:val="yellow"/>
-        </w:rPr>
         <w:t xml:space="preserve">, ahol a </w:t>
       </w:r>
       <w:proofErr w:type="spellStart"/>
       <w:r>
-        <w:rPr>
-          <w:highlight w:val="yellow"/>
-        </w:rPr>
         <w:t>hivatozások</w:t>
       </w:r>
       <w:proofErr w:type="spellEnd"/>
       <w:r>
-        <w:rPr>
-          <w:highlight w:val="yellow"/>
-        </w:rPr>
-        <w:t xml:space="preserve"> már menüpontok formájában is elérhetőek. Ezen ok miatt, a navigációs menü megjelenítése, felesleges redundancia lenne. A navigációs menü egy fontos „</w:t>
-      </w:r>
-      <w:proofErr w:type="spellStart"/>
-      <w:r>
-        <w:rPr>
-          <w:highlight w:val="yellow"/>
-        </w:rPr>
+        <w:t xml:space="preserve"> már menüpontok formájában is elérhetőek. </w:t>
+      </w:r>
+      <w:r>
+        <w:t>Ezen ok miatt</w:t>
+      </w:r>
+      <w:r>
+        <w:t xml:space="preserve"> </w:t>
+      </w:r>
+      <w:r>
+        <w:t xml:space="preserve">a </w:t>
+      </w:r>
+      <w:proofErr w:type="gramStart"/>
+      <w:r>
+        <w:t>navigációs</w:t>
+      </w:r>
+      <w:proofErr w:type="gramEnd"/>
+      <w:r>
+        <w:t xml:space="preserve"> menü megjelenítése</w:t>
+      </w:r>
+      <w:r>
+        <w:t xml:space="preserve"> felesleges redundancia</w:t>
+      </w:r>
+      <w:r>
+        <w:rPr>
+          <w:rStyle w:val="Lbjegyzet-hivatkozs"/>
+        </w:rPr>
+        <w:footnoteReference w:id="21"/>
+      </w:r>
+      <w:r>
+        <w:t xml:space="preserve"> lenne. A </w:t>
+      </w:r>
+      <w:proofErr w:type="gramStart"/>
+      <w:r>
+        <w:t>navigációs</w:t>
+      </w:r>
+      <w:proofErr w:type="gramEnd"/>
+      <w:r>
+        <w:t xml:space="preserve"> menü egy f</w:t>
+      </w:r>
+      <w:r>
+        <w:t>ontos „</w:t>
+      </w:r>
+      <w:proofErr w:type="spellStart"/>
+      <w:r>
         <w:t>property</w:t>
       </w:r>
       <w:proofErr w:type="spellEnd"/>
       <w:r>
-        <w:rPr>
-          <w:highlight w:val="yellow"/>
-        </w:rPr>
-        <w:t>” tulajdonsággal rendelkezik, amely segít eldönteni, hogy a két kinézeti verzió közül, melyik kerüljön megjelenítésre. Ez a mező egy igaz/hamis értéket tárol, az alapján, hogy jelenleg egy bejelentkezett felhasználó felületét jeleníti-e meg. Amennyiben a mező értéke igaz, akkor a bővített, már az egyes funkciókat takaró menüpontokat is megjeleníti a hivatkozások listájában.</w:t>
-      </w:r>
-      <w:r>
-        <w:rPr>
-          <w:highlight w:val="yellow"/>
-        </w:rPr>
-        <w:t xml:space="preserve"> Amennyiben nincs bejelentkezett felhasználó, akkor a rövid, statikus információkat leíró oldalak hivatkozásai jelennek meg a menüpontok közt. A navigációs menü jobb oldalán egy kis profil ikon található. Az ikon alapértelmezetten egy „B” betűt tartalmaz, erre kattintva átléphetünk a bejelentkezési oldalra. Ha a felületen egy bejelentkezett felhasználó található, akkor viszont az adott felhasználó kezdőbetűit tartalmazza. Az ikonra kattintva itt is visszatérhetünk a </w:t>
-      </w:r>
-      <w:r>
-        <w:rPr>
-          <w:highlight w:val="yellow"/>
-        </w:rPr>
-        <w:t>bejelentkezett felület kezdőoldalára.</w:t>
-      </w:r>
-    </w:p>
+        <w:t>”-</w:t>
+      </w:r>
+      <w:proofErr w:type="spellStart"/>
+      <w:r>
+        <w:t>vel</w:t>
+      </w:r>
+      <w:proofErr w:type="spellEnd"/>
+      <w:r>
+        <w:t xml:space="preserve"> </w:t>
+      </w:r>
+      <w:r>
+        <w:lastRenderedPageBreak/>
+        <w:t>rendelkezik, amely segít eldönteni, h</w:t>
+      </w:r>
+      <w:r>
+        <w:t>ogy a két kinézeti verzió közül</w:t>
+      </w:r>
+      <w:r>
+        <w:t xml:space="preserve"> melyik kerüljön megjelenítésre. Ez a mező egy igaz/ha</w:t>
+      </w:r>
+      <w:r>
+        <w:t>mis értéket tárol</w:t>
+      </w:r>
+      <w:r>
+        <w:t xml:space="preserve"> az alapján, hogy jelenleg egy bejelentkezett felhasználó felületét jeleníti-e meg. Amennyiben a mező értéke igaz, akkor a bővített, már az egyes funkciókat takaró menüpontokat is megjeleníti a hivatkozások listájában.</w:t>
+      </w:r>
+      <w:r>
+        <w:t xml:space="preserve"> Amennyiben nincs bejelentkezett felhasználó, akkor a rövid, statikus információkat leíró oldalak hivatkozásai jelennek meg a menüpontok közt. A navigációs menü jobb oldalán egy kis profil ikon található. Az ikon alapértelmezetten egy „B” betűt tartalmaz, erre kattintva átléphetünk a bejelentkezési oldalra. Ha a felületen egy bejelentkez</w:t>
+      </w:r>
+      <w:r>
+        <w:t>ett felhasználó található, abban az esetben</w:t>
+      </w:r>
+      <w:r>
+        <w:t xml:space="preserve"> viszont az adott felhasználó kezdőbetűit tartalmazza. Az ikonra kattintva itt is visszatérhetünk a bejelentkezett felület kezdőoldalára.</w:t>
+      </w:r>
+    </w:p>
+    <w:p/>
     <w:p>
       <w:pPr>
         <w:rPr>
@@ -5770,7 +6068,6 @@
           <w:bCs/>
           <w:i/>
           <w:iCs/>
-          <w:highlight w:val="yellow"/>
         </w:rPr>
       </w:pPr>
       <w:proofErr w:type="spellStart"/>
@@ -5780,53 +6077,61 @@
           <w:bCs/>
           <w:i/>
           <w:iCs/>
-          <w:highlight w:val="yellow"/>
         </w:rPr>
         <w:t>ColorsAndFonts.jsx</w:t>
       </w:r>
       <w:proofErr w:type="spellEnd"/>
     </w:p>
     <w:p>
-      <w:pPr>
-        <w:rPr>
-          <w:highlight w:val="yellow"/>
-        </w:rPr>
-      </w:pPr>
-      <w:r>
-        <w:rPr>
-          <w:highlight w:val="yellow"/>
-        </w:rPr>
-        <w:t>Ez a komponens egy rejtett hivatkozáshoz tartozik. Ezzel a komponenssel végeztünk különböző tesztelési és kinézeti beállításokat, az oldal fejlesztése folyamán. Az oldalt a „/</w:t>
-      </w:r>
-      <w:proofErr w:type="spellStart"/>
-      <w:r>
-        <w:rPr>
-          <w:highlight w:val="yellow"/>
-        </w:rPr>
+      <w:r>
+        <w:t xml:space="preserve">Ez a </w:t>
+      </w:r>
+      <w:proofErr w:type="gramStart"/>
+      <w:r>
+        <w:t>komponens</w:t>
+      </w:r>
+      <w:proofErr w:type="gramEnd"/>
+      <w:r>
+        <w:t xml:space="preserve"> egy rejtett hivatkozáshoz </w:t>
+      </w:r>
+      <w:r>
+        <w:t>tartozik. Ezzel</w:t>
+      </w:r>
+      <w:r>
+        <w:t xml:space="preserve"> végeztünk különböző teszt</w:t>
+      </w:r>
+      <w:r>
+        <w:t>elési és kinézeti beállításokat az oldal fejlesztése során</w:t>
+      </w:r>
+      <w:r>
+        <w:t>. Az oldalt a „/</w:t>
+      </w:r>
+      <w:proofErr w:type="spellStart"/>
+      <w:r>
         <w:t>dev</w:t>
       </w:r>
       <w:proofErr w:type="spellEnd"/>
       <w:r>
-        <w:rPr>
-          <w:highlight w:val="yellow"/>
-        </w:rPr>
         <w:t xml:space="preserve">” </w:t>
       </w:r>
       <w:proofErr w:type="spellStart"/>
       <w:r>
-        <w:rPr>
-          <w:highlight w:val="yellow"/>
-        </w:rPr>
         <w:t>Url</w:t>
       </w:r>
       <w:proofErr w:type="spellEnd"/>
       <w:r>
-        <w:rPr>
-          <w:highlight w:val="yellow"/>
-        </w:rPr>
-        <w:t xml:space="preserve"> segítségével tudjuk elérni. A végleges leadott projektben a különböző felülíró funkciók nélkül, már csak a sablonokat és színeket tartalmazva van jelen.</w:t>
-      </w:r>
-    </w:p>
+        <w:t xml:space="preserve"> segítségével tudjuk elérni. A végleges leadott projektben a különböző felülíró </w:t>
+      </w:r>
+      <w:proofErr w:type="gramStart"/>
+      <w:r>
+        <w:t>funkciók</w:t>
+      </w:r>
+      <w:proofErr w:type="gramEnd"/>
+      <w:r>
+        <w:t xml:space="preserve"> nélkül, már csak a sablonokat és színeket tartalmazva van jelen.</w:t>
+      </w:r>
+    </w:p>
+    <w:p/>
     <w:p>
       <w:pPr>
         <w:rPr>
@@ -5834,7 +6139,6 @@
           <w:bCs/>
           <w:i/>
           <w:iCs/>
-          <w:highlight w:val="yellow"/>
         </w:rPr>
       </w:pPr>
       <w:proofErr w:type="spellStart"/>
@@ -5844,147 +6148,197 @@
           <w:bCs/>
           <w:i/>
           <w:iCs/>
-          <w:highlight w:val="yellow"/>
         </w:rPr>
         <w:t>NotificationComponent.jsx</w:t>
       </w:r>
       <w:proofErr w:type="spellEnd"/>
     </w:p>
     <w:p>
-      <w:pPr>
-        <w:rPr>
-          <w:highlight w:val="yellow"/>
-        </w:rPr>
-      </w:pPr>
-      <w:r>
-        <w:rPr>
-          <w:highlight w:val="yellow"/>
-        </w:rPr>
-        <w:t xml:space="preserve">Ez a komponens felelős az értesítéseinkkel kapcsolatos információk megjelenítéséért, és kezeléséért. A komponens három fő részből áll. Az elején, </w:t>
-      </w:r>
-      <w:r>
-        <w:rPr>
-          <w:highlight w:val="yellow"/>
-        </w:rPr>
-        <w:t xml:space="preserve">egy statisztikai szekció található, </w:t>
-      </w:r>
-      <w:r>
-        <w:rPr>
-          <w:highlight w:val="yellow"/>
-        </w:rPr>
+      <w:r>
+        <w:t xml:space="preserve">Ez a </w:t>
+      </w:r>
+      <w:proofErr w:type="gramStart"/>
+      <w:r>
+        <w:t>komponens felelős</w:t>
+      </w:r>
+      <w:proofErr w:type="gramEnd"/>
+      <w:r>
+        <w:t xml:space="preserve"> az értesítéseinkkel kapcsolat</w:t>
+      </w:r>
+      <w:r>
+        <w:t xml:space="preserve">os információk megjelenítéséért és kezeléséért. Három fő részből áll. Az első részben </w:t>
+      </w:r>
+      <w:r>
+        <w:t>egy statisztikai szekció található, amely különböző álta</w:t>
+      </w:r>
+      <w:r>
+        <w:t xml:space="preserve">lános </w:t>
+      </w:r>
+      <w:proofErr w:type="gramStart"/>
+      <w:r>
+        <w:t>információkat</w:t>
+      </w:r>
+      <w:proofErr w:type="gramEnd"/>
+      <w:r>
+        <w:t xml:space="preserve"> jelenít meg</w:t>
+      </w:r>
+      <w:r>
+        <w:t xml:space="preserve"> az értesítéseinkről. Ezek közé tartozik </w:t>
+      </w:r>
+      <w:r>
+        <w:t xml:space="preserve">például, hogy hány egymást fedő </w:t>
+      </w:r>
+      <w:r>
+        <w:t>blokkal rendelkezünk vagy, hogy hány még nem elfogad</w:t>
+      </w:r>
+      <w:r>
+        <w:t>ott meghívója van a felhasználó</w:t>
+      </w:r>
+      <w:r>
+        <w:t xml:space="preserve">nak. A másik két </w:t>
+      </w:r>
+      <w:r>
+        <w:t>blokk</w:t>
+      </w:r>
+      <w:r>
+        <w:t xml:space="preserve"> a képernyő méretétől függően két oszlopban, vagy amennyiben nem férne ki, egymás alatt jelenik meg. Az első oszlop a meghívóinkkal kapcsolatos informá</w:t>
+      </w:r>
+      <w:r>
+        <w:t>ciót tartalmazza. Itt láthatjuk</w:t>
+      </w:r>
+      <w:r>
+        <w:t xml:space="preserve"> a jelenleg még függőben lévő meghívóinkat, amelyeket elfogadhatunk vagy viss</w:t>
+      </w:r>
+      <w:r>
+        <w:t>zautasíthatunk. Mindkét esetben a választásunk azonnal elmentésre kerül</w:t>
+      </w:r>
+      <w:r>
+        <w:t xml:space="preserve"> e</w:t>
+      </w:r>
+      <w:r>
+        <w:t>gy „</w:t>
+      </w:r>
+      <w:proofErr w:type="spellStart"/>
+      <w:r>
+        <w:t>fetch</w:t>
+      </w:r>
+      <w:proofErr w:type="spellEnd"/>
+      <w:r>
+        <w:t>()” hívás segítségével a „B</w:t>
+      </w:r>
+      <w:r>
+        <w:t>ackend</w:t>
+      </w:r>
+      <w:r>
+        <w:t>”</w:t>
+      </w:r>
+      <w:r>
+        <w:t>-</w:t>
+      </w:r>
+      <w:r>
+        <w:t>en. A másik oszlop</w:t>
+      </w:r>
+      <w:r>
+        <w:t xml:space="preserve"> a </w:t>
+      </w:r>
+      <w:proofErr w:type="spellStart"/>
+      <w:r>
+        <w:t>konfliktálódó</w:t>
+      </w:r>
+      <w:proofErr w:type="spellEnd"/>
+      <w:r>
+        <w:t xml:space="preserve"> blokkokat és azok </w:t>
+      </w:r>
+      <w:proofErr w:type="gramStart"/>
+      <w:r>
+        <w:t>információit</w:t>
+      </w:r>
+      <w:proofErr w:type="gramEnd"/>
+      <w:r>
+        <w:t xml:space="preserve"> jeleníti meg. Itt az adott blokkokat, amelyek fedik egymást </w:t>
+      </w:r>
+      <w:proofErr w:type="gramStart"/>
+      <w:r>
+        <w:t>dátum</w:t>
+      </w:r>
+      <w:proofErr w:type="gramEnd"/>
+      <w:r>
+        <w:t xml:space="preserve"> alapján csoportosítva látjuk</w:t>
+      </w:r>
+      <w:r>
+        <w:t xml:space="preserve"> a blokk pontos idejéve</w:t>
+      </w:r>
+      <w:r>
+        <w:t>l és nevével együtt. Ezen kívül</w:t>
+      </w:r>
+      <w:r>
+        <w:t xml:space="preserve"> a blokkokat </w:t>
+      </w:r>
+      <w:proofErr w:type="gramStart"/>
+      <w:r>
+        <w:t>reprezentáló</w:t>
+      </w:r>
+      <w:proofErr w:type="gramEnd"/>
+      <w:r>
+        <w:t xml:space="preserve"> egységeken található eg</w:t>
+      </w:r>
+      <w:r>
+        <w:t>y gomb, amellyel a felhasználó</w:t>
+      </w:r>
+      <w:r>
+        <w:t xml:space="preserve"> eldöntheti, hogy ignorálni kívánja-e az adott b</w:t>
+      </w:r>
+      <w:r>
+        <w:t xml:space="preserve">lokkra vonatkozó értesítéseket </w:t>
+      </w:r>
+      <w:r>
+        <w:t xml:space="preserve">vagy </w:t>
+      </w:r>
+      <w:r>
+        <w:t>sem. Ennek mentése</w:t>
+      </w:r>
+      <w:r>
+        <w:t xml:space="preserve"> szintén egy „</w:t>
+      </w:r>
+      <w:proofErr w:type="spellStart"/>
+      <w:proofErr w:type="gramStart"/>
+      <w:r>
+        <w:t>fetch</w:t>
+      </w:r>
+      <w:proofErr w:type="spellEnd"/>
+      <w:r>
+        <w:t>(</w:t>
+      </w:r>
+      <w:proofErr w:type="gramEnd"/>
+      <w:r>
+        <w:t>)” hívás segítségével  történik a „B</w:t>
+      </w:r>
+      <w:r>
+        <w:t>ackend</w:t>
+      </w:r>
+      <w:r>
+        <w:t>”</w:t>
+      </w:r>
+      <w:r>
+        <w:t>-re. Min</w:t>
+      </w:r>
+      <w:r>
         <w:lastRenderedPageBreak/>
-        <w:t xml:space="preserve">amely különböző általános információkat jelenít meg, az értesítéseinkről. Ezek közé tartozik például, hogy hány egymást fedő blokkal rendelkezünk vagy, hogy hány még nem elfogadott meghívója van a </w:t>
-      </w:r>
-      <w:proofErr w:type="spellStart"/>
-      <w:r>
-        <w:rPr>
-          <w:highlight w:val="yellow"/>
-        </w:rPr>
-        <w:t>felhasználónknak</w:t>
-      </w:r>
-      <w:proofErr w:type="spellEnd"/>
-      <w:r>
-        <w:rPr>
-          <w:highlight w:val="yellow"/>
-        </w:rPr>
-        <w:t xml:space="preserve">. A másik két blokk, a képernyő méretétől függően két oszlopban, vagy amennyiben nem férne ki, egymás alatt jelenik meg. Az első oszlop a meghívóinkkal kapcsolatos információt tartalmazza. Itt láthatjuk, a jelenleg még függőben lévő meghívóinkat, amelyeket elfogadhatunk, vagy visszautasíthatunk. Mindkét esetben, a választásunk azonnal </w:t>
-      </w:r>
-      <w:r>
-        <w:rPr>
-          <w:highlight w:val="yellow"/>
-        </w:rPr>
-        <w:t>mentve lesz</w:t>
-      </w:r>
-      <w:r>
-        <w:rPr>
-          <w:highlight w:val="yellow"/>
-        </w:rPr>
-        <w:t>, egy „</w:t>
-      </w:r>
-      <w:proofErr w:type="spellStart"/>
-      <w:proofErr w:type="gramStart"/>
-      <w:r>
-        <w:rPr>
-          <w:highlight w:val="yellow"/>
-        </w:rPr>
-        <w:t>fetch</w:t>
-      </w:r>
-      <w:proofErr w:type="spellEnd"/>
-      <w:r>
-        <w:rPr>
-          <w:highlight w:val="yellow"/>
-        </w:rPr>
-        <w:t>(</w:t>
-      </w:r>
-      <w:proofErr w:type="gramEnd"/>
-      <w:r>
-        <w:rPr>
-          <w:highlight w:val="yellow"/>
-        </w:rPr>
-        <w:t>)” hívás segítségével, a backend-</w:t>
-      </w:r>
-      <w:r>
-        <w:rPr>
-          <w:highlight w:val="yellow"/>
-        </w:rPr>
-        <w:t xml:space="preserve">en. A másik oszlop, a </w:t>
-      </w:r>
-      <w:proofErr w:type="spellStart"/>
-      <w:r>
-        <w:rPr>
-          <w:highlight w:val="yellow"/>
-        </w:rPr>
-        <w:t>konfliktálódó</w:t>
-      </w:r>
-      <w:proofErr w:type="spellEnd"/>
-      <w:r>
-        <w:rPr>
-          <w:highlight w:val="yellow"/>
-        </w:rPr>
-        <w:t xml:space="preserve"> blokkokat és azok információit jeleníti meg. Itt az adott blokkokat, amelyek fedik egymást dátum alapján csoportosítva látjuk, a blokk pontos idejével és nevével együtt. Ezen kívül, a blokkokat reprezentáló egységeken található egy gomb, amellyel a felhasználónk eldöntheti, hogy ignorálni kívánja-e az adott blokkra vonatkozó értesítéseket, </w:t>
-      </w:r>
-      <w:proofErr w:type="spellStart"/>
-      <w:r>
-        <w:rPr>
-          <w:highlight w:val="yellow"/>
-        </w:rPr>
-        <w:t>sssss</w:t>
-      </w:r>
-      <w:r>
-        <w:rPr>
-          <w:highlight w:val="yellow"/>
-        </w:rPr>
-        <w:t>vagy</w:t>
-      </w:r>
-      <w:proofErr w:type="spellEnd"/>
-      <w:r>
-        <w:rPr>
-          <w:highlight w:val="yellow"/>
-        </w:rPr>
-        <w:t xml:space="preserve"> sem. Ez szintén egy „</w:t>
-      </w:r>
-      <w:proofErr w:type="spellStart"/>
-      <w:proofErr w:type="gramStart"/>
-      <w:r>
-        <w:rPr>
-          <w:highlight w:val="yellow"/>
-        </w:rPr>
-        <w:t>fetch</w:t>
-      </w:r>
-      <w:proofErr w:type="spellEnd"/>
-      <w:r>
-        <w:rPr>
-          <w:highlight w:val="yellow"/>
-        </w:rPr>
-        <w:t>(</w:t>
-      </w:r>
-      <w:proofErr w:type="gramEnd"/>
-      <w:r>
-        <w:rPr>
-          <w:highlight w:val="yellow"/>
-        </w:rPr>
-        <w:t>)” hívás segítségével lesz elmentve a backend-re. Minden egyes személy saját maga döntheti el, hogy ignorál-e egy blokkot vagy sem, ezzel lehetővé téve, hogy a csoportban mindenki számára külön beállítással rendelkezzen ugyan azon blokk.</w:t>
-      </w:r>
+        <w:t xml:space="preserve">den egyes személy saját maga döntheti el, hogy ignorál-e egy blokkot vagy sem, ezzel lehetővé téve, hogy a csoportban mindenki számára külön </w:t>
+      </w:r>
+      <w:r>
+        <w:t>beállítással rendelkezzen ugyan</w:t>
+      </w:r>
+      <w:r>
+        <w:t>azon blokk.</w:t>
+      </w:r>
+    </w:p>
+    <w:p>
+      <w:pPr>
+        <w:rPr>
+          <w:highlight w:val="yellow"/>
+        </w:rPr>
+      </w:pPr>
     </w:p>
     <w:p>
       <w:pPr>
@@ -6127,14 +6481,7 @@
         <w:rPr>
           <w:highlight w:val="yellow"/>
         </w:rPr>
-        <w:t xml:space="preserve">ha a felhasználó rendelkezik aktív értesítésekkel, akkor azt egy felkiáltójel jelzi. Erre a felkiáltó jelre kattintva, az értesítéseinket megjelenítő nézetre tudunk át ugrani. Az alsó részén az oldalnak, egy gomb panel </w:t>
-      </w:r>
-      <w:r>
-        <w:rPr>
-          <w:highlight w:val="yellow"/>
-        </w:rPr>
-        <w:lastRenderedPageBreak/>
-        <w:t>található</w:t>
+        <w:t>ha a felhasználó rendelkezik aktív értesítésekkel, akkor azt egy felkiáltójel jelzi. Erre a felkiáltó jelre kattintva, az értesítéseinket megjelenítő nézetre tudunk át ugrani. Az alsó részén az oldalnak, egy gomb panel található</w:t>
       </w:r>
       <w:r>
         <w:rPr>
@@ -6236,7 +6583,14 @@
         <w:rPr>
           <w:highlight w:val="yellow"/>
         </w:rPr>
-        <w:t xml:space="preserve"> kell megadni kétszer. Ezt követően a mentés gombra kattintva, amennyiben helyes jelenlegi jelszót adtuk meg, akkor a backend elmenti az újonnan megadott </w:t>
+        <w:t xml:space="preserve"> kell </w:t>
+      </w:r>
+      <w:r>
+        <w:rPr>
+          <w:highlight w:val="yellow"/>
+        </w:rPr>
+        <w:lastRenderedPageBreak/>
+        <w:t xml:space="preserve">megadni kétszer. Ezt követően a mentés gombra kattintva, amennyiben helyes jelenlegi jelszót adtuk meg, akkor a backend elmenti az újonnan megadott </w:t>
       </w:r>
       <w:proofErr w:type="spellStart"/>
       <w:r>
@@ -6484,171 +6838,171 @@
         <w:rPr>
           <w:highlight w:val="yellow"/>
         </w:rPr>
-        <w:t>” rendszeren belüli, URL alapú hivatkozásokat. Itt attól függően, hogy a felhasználónk be van-</w:t>
+        <w:t>” rendszeren belüli, URL alapú hivatkozásokat. Itt attól függően, hogy a felhasználónk be van-e jelentkezve, amelyet egy „</w:t>
+      </w:r>
+      <w:proofErr w:type="spellStart"/>
+      <w:r>
+        <w:rPr>
+          <w:highlight w:val="yellow"/>
+        </w:rPr>
+        <w:t>UseState</w:t>
+      </w:r>
+      <w:proofErr w:type="spellEnd"/>
+      <w:r>
+        <w:rPr>
+          <w:highlight w:val="yellow"/>
+        </w:rPr>
+        <w:t>” tart számon, meghatározza az elérhető hivatkozásokat, az azokhoz tartozó betöltendő komponenseket, és még a navigációs menü formátumát is. A formátum meghatározásához egy „</w:t>
+      </w:r>
+      <w:proofErr w:type="spellStart"/>
+      <w:r>
+        <w:rPr>
+          <w:highlight w:val="yellow"/>
+        </w:rPr>
+        <w:t>property</w:t>
+      </w:r>
+      <w:proofErr w:type="spellEnd"/>
+      <w:r>
+        <w:rPr>
+          <w:highlight w:val="yellow"/>
+        </w:rPr>
+        <w:t>” tulajdonság mezőt tölt ki a komponens. Ez egy igaz/hamis mező, amely eldönti, hogy a hossza</w:t>
+      </w:r>
+      <w:r>
+        <w:rPr>
+          <w:highlight w:val="yellow"/>
+        </w:rPr>
+        <w:t>b</w:t>
+      </w:r>
+      <w:r>
+        <w:rPr>
+          <w:highlight w:val="yellow"/>
+        </w:rPr>
+        <w:t>b/rövidebb formátumra van szükségünk. Ezeken felül ez a komponens tartalmazza az API hívó osztály „</w:t>
+      </w:r>
+      <w:proofErr w:type="spellStart"/>
+      <w:r>
+        <w:rPr>
+          <w:highlight w:val="yellow"/>
+        </w:rPr>
+        <w:t>Singleton</w:t>
+      </w:r>
+      <w:proofErr w:type="spellEnd"/>
+      <w:r>
+        <w:rPr>
+          <w:rStyle w:val="Lbjegyzet-hivatkozs"/>
+          <w:highlight w:val="yellow"/>
+        </w:rPr>
+        <w:footnoteReference w:id="22"/>
+      </w:r>
+      <w:r>
+        <w:rPr>
+          <w:highlight w:val="yellow"/>
+        </w:rPr>
+        <w:t>” példányát, amelyeket szintén „</w:t>
+      </w:r>
+      <w:proofErr w:type="spellStart"/>
+      <w:r>
+        <w:rPr>
+          <w:highlight w:val="yellow"/>
+        </w:rPr>
+        <w:t>property</w:t>
+      </w:r>
+      <w:proofErr w:type="spellEnd"/>
+      <w:r>
+        <w:rPr>
+          <w:highlight w:val="yellow"/>
+        </w:rPr>
+        <w:t>”-</w:t>
+      </w:r>
+      <w:proofErr w:type="gramStart"/>
+      <w:r>
+        <w:rPr>
+          <w:highlight w:val="yellow"/>
+        </w:rPr>
+        <w:t>k</w:t>
+      </w:r>
+      <w:r>
+        <w:rPr>
+          <w:highlight w:val="yellow"/>
+        </w:rPr>
+        <w:t>en</w:t>
+      </w:r>
+      <w:proofErr w:type="gramEnd"/>
+      <w:r>
+        <w:rPr>
+          <w:highlight w:val="yellow"/>
+        </w:rPr>
+        <w:t xml:space="preserve"> keresztül teszünk elérhetővé minden olyan komponens s</w:t>
+      </w:r>
+      <w:r>
+        <w:rPr>
+          <w:highlight w:val="yellow"/>
+        </w:rPr>
+        <w:t>zámára, amelynek szüksége van rá, ezzel lényegesen megkönnyítve a „</w:t>
+      </w:r>
+      <w:proofErr w:type="spellStart"/>
+      <w:r>
+        <w:rPr>
+          <w:highlight w:val="yellow"/>
+        </w:rPr>
+        <w:t>fetch</w:t>
+      </w:r>
+      <w:proofErr w:type="spellEnd"/>
+      <w:r>
+        <w:rPr>
+          <w:highlight w:val="yellow"/>
+        </w:rPr>
+        <w:t xml:space="preserve">()” API használatát. De nem csak ezt az adatot kezeli, a </w:t>
+      </w:r>
+      <w:proofErr w:type="gramStart"/>
+      <w:r>
+        <w:rPr>
+          <w:highlight w:val="yellow"/>
+        </w:rPr>
+        <w:t>másik</w:t>
+      </w:r>
+      <w:proofErr w:type="gramEnd"/>
+      <w:r>
+        <w:rPr>
+          <w:highlight w:val="yellow"/>
+        </w:rPr>
+        <w:t xml:space="preserve"> amely szintén egy „</w:t>
+      </w:r>
+      <w:proofErr w:type="spellStart"/>
+      <w:r>
+        <w:rPr>
+          <w:highlight w:val="yellow"/>
+        </w:rPr>
+        <w:t>Singleton</w:t>
+      </w:r>
+      <w:proofErr w:type="spellEnd"/>
+      <w:r>
+        <w:rPr>
+          <w:highlight w:val="yellow"/>
+        </w:rPr>
+        <w:t>” globális szinten elérhető objektum, az a „</w:t>
+      </w:r>
+      <w:proofErr w:type="spellStart"/>
+      <w:r>
+        <w:rPr>
+          <w:highlight w:val="yellow"/>
+        </w:rPr>
+        <w:t>UserData</w:t>
+      </w:r>
+      <w:proofErr w:type="spellEnd"/>
+      <w:r>
+        <w:rPr>
+          <w:highlight w:val="yellow"/>
+        </w:rPr>
+        <w:t xml:space="preserve">”, amely tartalmazza a felhasználónkkal kapcsolatos összes fontos információt, amelyre az oldalnak szüksége van a működéshez. Ezeken </w:t>
       </w:r>
       <w:r>
         <w:rPr>
           <w:highlight w:val="yellow"/>
         </w:rPr>
         <w:lastRenderedPageBreak/>
-        <w:t>e jelentkezve, amelyet egy „</w:t>
-      </w:r>
-      <w:proofErr w:type="spellStart"/>
-      <w:r>
-        <w:rPr>
-          <w:highlight w:val="yellow"/>
-        </w:rPr>
-        <w:t>UseState</w:t>
-      </w:r>
-      <w:proofErr w:type="spellEnd"/>
-      <w:r>
-        <w:rPr>
-          <w:highlight w:val="yellow"/>
-        </w:rPr>
-        <w:t>” tart számon, meghatározza az elérhető hivatkozásokat, az azokhoz tartozó betöltendő komponenseket, és még a navigációs menü formátumát is. A formátum meghatározásához egy „</w:t>
-      </w:r>
-      <w:proofErr w:type="spellStart"/>
-      <w:r>
-        <w:rPr>
-          <w:highlight w:val="yellow"/>
-        </w:rPr>
-        <w:t>property</w:t>
-      </w:r>
-      <w:proofErr w:type="spellEnd"/>
-      <w:r>
-        <w:rPr>
-          <w:highlight w:val="yellow"/>
-        </w:rPr>
-        <w:t>” tulajdonság mezőt tölt ki a komponens. Ez egy igaz/hamis mező, amely eldönti, hogy a hossza</w:t>
-      </w:r>
-      <w:r>
-        <w:rPr>
-          <w:highlight w:val="yellow"/>
-        </w:rPr>
-        <w:t>b</w:t>
-      </w:r>
-      <w:r>
-        <w:rPr>
-          <w:highlight w:val="yellow"/>
-        </w:rPr>
-        <w:t>b/rövidebb formátumra van szükségünk. Ezeken felül ez a komponens tartalmazza az API hívó osztály „</w:t>
-      </w:r>
-      <w:proofErr w:type="spellStart"/>
-      <w:r>
-        <w:rPr>
-          <w:highlight w:val="yellow"/>
-        </w:rPr>
-        <w:t>Singleton</w:t>
-      </w:r>
-      <w:proofErr w:type="spellEnd"/>
-      <w:r>
-        <w:rPr>
-          <w:rStyle w:val="Lbjegyzet-hivatkozs"/>
-          <w:highlight w:val="yellow"/>
-        </w:rPr>
-        <w:footnoteReference w:id="1"/>
-      </w:r>
-      <w:r>
-        <w:rPr>
-          <w:highlight w:val="yellow"/>
-        </w:rPr>
-        <w:t>” példányát, amelyeket szintén „</w:t>
-      </w:r>
-      <w:proofErr w:type="spellStart"/>
-      <w:r>
-        <w:rPr>
-          <w:highlight w:val="yellow"/>
-        </w:rPr>
-        <w:t>property</w:t>
-      </w:r>
-      <w:proofErr w:type="spellEnd"/>
-      <w:r>
-        <w:rPr>
-          <w:highlight w:val="yellow"/>
-        </w:rPr>
-        <w:t>”-</w:t>
-      </w:r>
-      <w:proofErr w:type="gramStart"/>
-      <w:r>
-        <w:rPr>
-          <w:highlight w:val="yellow"/>
-        </w:rPr>
-        <w:t>k</w:t>
-      </w:r>
-      <w:r>
-        <w:rPr>
-          <w:highlight w:val="yellow"/>
-        </w:rPr>
-        <w:t>en</w:t>
-      </w:r>
-      <w:proofErr w:type="gramEnd"/>
-      <w:r>
-        <w:rPr>
-          <w:highlight w:val="yellow"/>
-        </w:rPr>
-        <w:t xml:space="preserve"> keresztül teszünk elérhetővé minden olyan komponens s</w:t>
-      </w:r>
-      <w:r>
-        <w:rPr>
-          <w:highlight w:val="yellow"/>
-        </w:rPr>
-        <w:t>zámára, amelynek szüksége van rá, ezzel lényegesen megkönnyítve a „</w:t>
-      </w:r>
-      <w:proofErr w:type="spellStart"/>
-      <w:r>
-        <w:rPr>
-          <w:highlight w:val="yellow"/>
-        </w:rPr>
-        <w:t>fetch</w:t>
-      </w:r>
-      <w:proofErr w:type="spellEnd"/>
-      <w:r>
-        <w:rPr>
-          <w:highlight w:val="yellow"/>
-        </w:rPr>
-        <w:t xml:space="preserve">()” API használatát. De nem csak ezt az adatot kezeli, a </w:t>
-      </w:r>
-      <w:proofErr w:type="gramStart"/>
-      <w:r>
-        <w:rPr>
-          <w:highlight w:val="yellow"/>
-        </w:rPr>
-        <w:t>másik</w:t>
-      </w:r>
-      <w:proofErr w:type="gramEnd"/>
-      <w:r>
-        <w:rPr>
-          <w:highlight w:val="yellow"/>
-        </w:rPr>
-        <w:t xml:space="preserve"> amely szintén egy „</w:t>
-      </w:r>
-      <w:proofErr w:type="spellStart"/>
-      <w:r>
-        <w:rPr>
-          <w:highlight w:val="yellow"/>
-        </w:rPr>
-        <w:t>Singleton</w:t>
-      </w:r>
-      <w:proofErr w:type="spellEnd"/>
-      <w:r>
-        <w:rPr>
-          <w:highlight w:val="yellow"/>
-        </w:rPr>
-        <w:t>” globális szinten elérhető objektum, az a „</w:t>
-      </w:r>
-      <w:proofErr w:type="spellStart"/>
-      <w:r>
-        <w:rPr>
-          <w:highlight w:val="yellow"/>
-        </w:rPr>
-        <w:t>UserData</w:t>
-      </w:r>
-      <w:proofErr w:type="spellEnd"/>
-      <w:r>
-        <w:rPr>
-          <w:highlight w:val="yellow"/>
-        </w:rPr>
-        <w:t>”, amely tartalmazza a felhasználónkkal kapcsolatos összes fontos információt, amelyre az oldalnak szüksége van a működéshez. Ezeken felül, még különböző dekorációs elemeket is kezel, mint például a klikkeléskor történő effektért felelős komponenst.</w:t>
+        <w:t>felül, még különböző dekorációs elemeket is kezel, mint például a klikkeléskor történő effektért felelős komponenst.</w:t>
       </w:r>
     </w:p>
     <w:p>
@@ -6874,14 +7228,7 @@
         <w:rPr>
           <w:highlight w:val="yellow"/>
         </w:rPr>
-        <w:t xml:space="preserve"> ha elhagyjuk, akkor a metódus, semmilyen extra paraméter értéket nem csatol az URL-hez az API hívás elvégzésénél. Amennyiben mégis adunk meg neki értéket, ezt automatikusan az </w:t>
-      </w:r>
-      <w:r>
-        <w:rPr>
-          <w:highlight w:val="yellow"/>
-        </w:rPr>
-        <w:lastRenderedPageBreak/>
-        <w:t>URL-ünk után fűzi. A függvény visszatérési értéke, a válaszul küldött üzenet/objektum, a kiválasztott formában. Ha a függvény a hívás során, valamilyen hibát érzékel, vagy válaszul egy hibaüzenetet kap a Backend-</w:t>
+        <w:t xml:space="preserve"> ha elhagyjuk, akkor a metódus, semmilyen extra paraméter értéket nem csatol az URL-hez az API hívás elvégzésénél. Amennyiben mégis adunk meg neki értéket, ezt automatikusan az URL-ünk után fűzi. A függvény visszatérési értéke, a válaszul küldött üzenet/objektum, a kiválasztott formában. Ha a függvény a hívás során, valamilyen hibát érzékel, vagy válaszul egy hibaüzenetet kap a Backend-</w:t>
       </w:r>
       <w:proofErr w:type="spellStart"/>
       <w:r>
@@ -7028,6 +7375,7 @@
           <w:iCs/>
           <w:highlight w:val="yellow"/>
         </w:rPr>
+        <w:lastRenderedPageBreak/>
         <w:t>UserDataClass.</w:t>
       </w:r>
       <w:r>
@@ -7229,8 +7577,6 @@
         </w:rPr>
         <w:t>(Rövid leírás)</w:t>
       </w:r>
-      <w:bookmarkStart w:id="22" w:name="_GoBack"/>
-      <w:bookmarkEnd w:id="22"/>
     </w:p>
     <w:p>
       <w:pPr>
@@ -7243,34 +7589,24 @@
           <w:highlight w:val="yellow"/>
         </w:rPr>
       </w:pPr>
-      <w:bookmarkStart w:id="23" w:name="_Toc227755443"/>
+      <w:bookmarkStart w:id="22" w:name="_Toc227755443"/>
       <w:r>
         <w:rPr>
           <w:i w:val="0"/>
           <w:iCs/>
           <w:highlight w:val="yellow"/>
         </w:rPr>
-        <w:t xml:space="preserve">Végpontok és rövid </w:t>
-      </w:r>
-      <w:proofErr w:type="spellStart"/>
+        <w:t>Végpontok és rövid leírásaik</w:t>
+      </w:r>
       <w:r>
         <w:rPr>
           <w:i w:val="0"/>
           <w:iCs/>
           <w:highlight w:val="yellow"/>
         </w:rPr>
-        <w:t>leírásaiki</w:t>
-      </w:r>
-      <w:proofErr w:type="spellEnd"/>
-      <w:r>
-        <w:rPr>
-          <w:i w:val="0"/>
-          <w:iCs/>
-          <w:highlight w:val="yellow"/>
-        </w:rPr>
         <w:t>:</w:t>
       </w:r>
-      <w:bookmarkEnd w:id="23"/>
+      <w:bookmarkEnd w:id="22"/>
     </w:p>
     <w:p>
       <w:pPr>
@@ -7418,17 +7754,16 @@
           <w:highlight w:val="yellow"/>
         </w:rPr>
       </w:pPr>
-      <w:bookmarkStart w:id="24" w:name="_Toc227755444"/>
+      <w:bookmarkStart w:id="23" w:name="_Toc227755444"/>
       <w:r>
         <w:rPr>
           <w:i w:val="0"/>
           <w:iCs/>
           <w:highlight w:val="yellow"/>
         </w:rPr>
-        <w:lastRenderedPageBreak/>
         <w:t>Segédosztályok:</w:t>
       </w:r>
-      <w:bookmarkEnd w:id="24"/>
+      <w:bookmarkEnd w:id="23"/>
     </w:p>
     <w:p>
       <w:pPr>
@@ -7536,14 +7871,14 @@
           <w:highlight w:val="yellow"/>
         </w:rPr>
       </w:pPr>
-      <w:bookmarkStart w:id="25" w:name="_Toc227755445"/>
+      <w:bookmarkStart w:id="24" w:name="_Toc227755445"/>
       <w:r>
         <w:rPr>
           <w:highlight w:val="yellow"/>
         </w:rPr>
         <w:t>Működésének műszaki feltételei</w:t>
       </w:r>
-      <w:bookmarkEnd w:id="25"/>
+      <w:bookmarkEnd w:id="24"/>
     </w:p>
     <w:p>
       <w:pPr>
@@ -7605,6 +7940,7 @@
         <w:rPr>
           <w:highlight w:val="yellow"/>
         </w:rPr>
+        <w:lastRenderedPageBreak/>
         <w:t xml:space="preserve">Visual </w:t>
       </w:r>
       <w:proofErr w:type="spellStart"/>
@@ -7785,7 +8121,7 @@
           <w:highlight w:val="yellow"/>
         </w:rPr>
       </w:pPr>
-      <w:bookmarkStart w:id="26" w:name="_Toc227755446"/>
+      <w:bookmarkStart w:id="25" w:name="_Toc227755446"/>
       <w:r>
         <w:rPr>
           <w:highlight w:val="yellow"/>
@@ -7798,7 +8134,7 @@
         </w:rPr>
         <w:t>a</w:t>
       </w:r>
-      <w:bookmarkEnd w:id="26"/>
+      <w:bookmarkEnd w:id="25"/>
     </w:p>
     <w:p>
       <w:pPr>
@@ -8859,7 +9195,7 @@
           <w:highlight w:val="yellow"/>
         </w:rPr>
       </w:pPr>
-      <w:bookmarkStart w:id="27" w:name="_Toc227755447"/>
+      <w:bookmarkStart w:id="26" w:name="_Toc227755447"/>
       <w:r>
         <w:rPr>
           <w:sz w:val="32"/>
@@ -8868,7 +9204,7 @@
         </w:rPr>
         <w:t>Monitorképek</w:t>
       </w:r>
-      <w:bookmarkEnd w:id="27"/>
+      <w:bookmarkEnd w:id="26"/>
     </w:p>
     <w:p>
       <w:pPr>
@@ -8945,7 +9281,7 @@
           <w:highlight w:val="yellow"/>
         </w:rPr>
       </w:pPr>
-      <w:bookmarkStart w:id="28" w:name="_Toc227755448"/>
+      <w:bookmarkStart w:id="27" w:name="_Toc227755448"/>
       <w:r>
         <w:rPr>
           <w:sz w:val="32"/>
@@ -8970,7 +9306,7 @@
         </w:rPr>
         <w:t>ntkezés</w:t>
       </w:r>
-      <w:bookmarkEnd w:id="28"/>
+      <w:bookmarkEnd w:id="27"/>
     </w:p>
     <w:p>
       <w:pPr>
@@ -9058,7 +9394,7 @@
           <w:highlight w:val="yellow"/>
         </w:rPr>
       </w:pPr>
-      <w:bookmarkStart w:id="29" w:name="_Toc227755449"/>
+      <w:bookmarkStart w:id="28" w:name="_Toc227755449"/>
       <w:r>
         <w:rPr>
           <w:highlight w:val="yellow"/>
@@ -9066,7 +9402,7 @@
         <w:lastRenderedPageBreak/>
         <w:t>Teszteléssel kapcsolatos információk:</w:t>
       </w:r>
-      <w:bookmarkEnd w:id="29"/>
+      <w:bookmarkEnd w:id="28"/>
     </w:p>
     <w:p>
       <w:pPr>
@@ -9091,7 +9427,7 @@
           <w:highlight w:val="yellow"/>
         </w:rPr>
       </w:pPr>
-      <w:bookmarkStart w:id="30" w:name="_Toc227755450"/>
+      <w:bookmarkStart w:id="29" w:name="_Toc227755450"/>
       <w:proofErr w:type="spellStart"/>
       <w:r>
         <w:rPr>
@@ -9107,7 +9443,7 @@
         </w:rPr>
         <w:t xml:space="preserve"> lehetőségek</w:t>
       </w:r>
-      <w:bookmarkEnd w:id="30"/>
+      <w:bookmarkEnd w:id="29"/>
     </w:p>
     <w:p>
       <w:pPr>
@@ -9118,7 +9454,7 @@
           <w:highlight w:val="yellow"/>
         </w:rPr>
       </w:pPr>
-      <w:bookmarkStart w:id="31" w:name="_Toc227755451"/>
+      <w:bookmarkStart w:id="30" w:name="_Toc227755451"/>
       <w:r>
         <w:rPr>
           <w:highlight w:val="yellow"/>
@@ -9139,7 +9475,7 @@
         </w:rPr>
         <w:t>:</w:t>
       </w:r>
-      <w:bookmarkEnd w:id="31"/>
+      <w:bookmarkEnd w:id="30"/>
     </w:p>
     <w:p>
       <w:pPr>
@@ -9231,7 +9567,7 @@
           <w:highlight w:val="yellow"/>
         </w:rPr>
       </w:pPr>
-      <w:bookmarkStart w:id="32" w:name="_Toc227755452"/>
+      <w:bookmarkStart w:id="31" w:name="_Toc227755452"/>
       <w:proofErr w:type="spellStart"/>
       <w:r>
         <w:rPr>
@@ -9260,7 +9596,7 @@
         </w:rPr>
         <w:t>:</w:t>
       </w:r>
-      <w:bookmarkEnd w:id="32"/>
+      <w:bookmarkEnd w:id="31"/>
     </w:p>
     <w:p>
       <w:pPr>
@@ -9284,7 +9620,7 @@
           <w:highlight w:val="yellow"/>
         </w:rPr>
       </w:pPr>
-      <w:bookmarkStart w:id="33" w:name="_Toc227755453"/>
+      <w:bookmarkStart w:id="32" w:name="_Toc227755453"/>
       <w:proofErr w:type="spellStart"/>
       <w:r>
         <w:rPr>
@@ -9299,7 +9635,7 @@
         </w:rPr>
         <w:t xml:space="preserve"> felület:</w:t>
       </w:r>
-      <w:bookmarkEnd w:id="33"/>
+      <w:bookmarkEnd w:id="32"/>
     </w:p>
     <w:p>
       <w:pPr>
@@ -11947,6 +12283,7 @@
         <w:docPartUnique/>
       </w:docPartObj>
     </w:sdtPr>
+    <w:sdtEndPr/>
     <w:sdtContent>
       <w:p>
         <w:pPr>
@@ -11966,7 +12303,7 @@
           <w:rPr>
             <w:noProof/>
           </w:rPr>
-          <w:t>15</w:t>
+          <w:t>3</w:t>
         </w:r>
         <w:r>
           <w:fldChar w:fldCharType="end"/>
@@ -11992,6 +12329,7 @@
         <w:docPartUnique/>
       </w:docPartObj>
     </w:sdtPr>
+    <w:sdtEndPr/>
     <w:sdtContent>
       <w:p>
         <w:pPr>
@@ -12063,14 +12401,355 @@
       <w:r>
         <w:t xml:space="preserve"> </w:t>
       </w:r>
+    </w:p>
+  </w:footnote>
+  <w:footnote w:id="2">
+    <w:p>
+      <w:pPr>
+        <w:pStyle w:val="Lbjegyzetszveg"/>
+      </w:pPr>
+      <w:r>
+        <w:rPr>
+          <w:rStyle w:val="Lbjegyzet-hivatkozs"/>
+        </w:rPr>
+        <w:footnoteRef/>
+      </w:r>
+      <w:r>
+        <w:t xml:space="preserve"> </w:t>
+      </w:r>
+    </w:p>
+  </w:footnote>
+  <w:footnote w:id="3">
+    <w:p>
+      <w:pPr>
+        <w:pStyle w:val="Lbjegyzetszveg"/>
+      </w:pPr>
+      <w:r>
+        <w:rPr>
+          <w:rStyle w:val="Lbjegyzet-hivatkozs"/>
+        </w:rPr>
+        <w:footnoteRef/>
+      </w:r>
+      <w:r>
+        <w:t xml:space="preserve"> </w:t>
+      </w:r>
+    </w:p>
+  </w:footnote>
+  <w:footnote w:id="4">
+    <w:p>
+      <w:pPr>
+        <w:pStyle w:val="Lbjegyzetszveg"/>
+      </w:pPr>
+      <w:r>
+        <w:rPr>
+          <w:rStyle w:val="Lbjegyzet-hivatkozs"/>
+        </w:rPr>
+        <w:footnoteRef/>
+      </w:r>
+      <w:r>
+        <w:t xml:space="preserve"> </w:t>
+      </w:r>
+    </w:p>
+  </w:footnote>
+  <w:footnote w:id="5">
+    <w:p>
+      <w:pPr>
+        <w:pStyle w:val="Lbjegyzetszveg"/>
+      </w:pPr>
+      <w:r>
+        <w:rPr>
+          <w:rStyle w:val="Lbjegyzet-hivatkozs"/>
+        </w:rPr>
+        <w:footnoteRef/>
+      </w:r>
+      <w:r>
+        <w:t xml:space="preserve"> </w:t>
+      </w:r>
+    </w:p>
+  </w:footnote>
+  <w:footnote w:id="6">
+    <w:p>
+      <w:pPr>
+        <w:pStyle w:val="Lbjegyzetszveg"/>
+      </w:pPr>
+      <w:r>
+        <w:rPr>
+          <w:rStyle w:val="Lbjegyzet-hivatkozs"/>
+        </w:rPr>
+        <w:footnoteRef/>
+      </w:r>
+      <w:r>
+        <w:t xml:space="preserve"> </w:t>
+      </w:r>
+    </w:p>
+  </w:footnote>
+  <w:footnote w:id="7">
+    <w:p>
+      <w:pPr>
+        <w:pStyle w:val="Lbjegyzetszveg"/>
+      </w:pPr>
+      <w:r>
+        <w:rPr>
+          <w:rStyle w:val="Lbjegyzet-hivatkozs"/>
+        </w:rPr>
+        <w:footnoteRef/>
+      </w:r>
+      <w:r>
+        <w:t xml:space="preserve"> </w:t>
+      </w:r>
+    </w:p>
+  </w:footnote>
+  <w:footnote w:id="8">
+    <w:p>
+      <w:pPr>
+        <w:pStyle w:val="Lbjegyzetszveg"/>
+      </w:pPr>
+      <w:r>
+        <w:rPr>
+          <w:rStyle w:val="Lbjegyzet-hivatkozs"/>
+        </w:rPr>
+        <w:footnoteRef/>
+      </w:r>
+      <w:r>
+        <w:t xml:space="preserve"> </w:t>
+      </w:r>
+    </w:p>
+  </w:footnote>
+  <w:footnote w:id="9">
+    <w:p>
+      <w:pPr>
+        <w:pStyle w:val="Lbjegyzetszveg"/>
+      </w:pPr>
+      <w:r>
+        <w:rPr>
+          <w:rStyle w:val="Lbjegyzet-hivatkozs"/>
+        </w:rPr>
+        <w:footnoteRef/>
+      </w:r>
+      <w:r>
+        <w:t xml:space="preserve"> </w:t>
+      </w:r>
+    </w:p>
+  </w:footnote>
+  <w:footnote w:id="10">
+    <w:p>
+      <w:pPr>
+        <w:pStyle w:val="Lbjegyzetszveg"/>
+      </w:pPr>
+      <w:r>
+        <w:rPr>
+          <w:rStyle w:val="Lbjegyzet-hivatkozs"/>
+        </w:rPr>
+        <w:footnoteRef/>
+      </w:r>
+      <w:r>
+        <w:t xml:space="preserve"> </w:t>
+      </w:r>
+    </w:p>
+  </w:footnote>
+  <w:footnote w:id="11">
+    <w:p>
+      <w:pPr>
+        <w:pStyle w:val="Lbjegyzetszveg"/>
+      </w:pPr>
+      <w:r>
+        <w:rPr>
+          <w:rStyle w:val="Lbjegyzet-hivatkozs"/>
+        </w:rPr>
+        <w:footnoteRef/>
+      </w:r>
+      <w:r>
+        <w:t xml:space="preserve"> </w:t>
+      </w:r>
+    </w:p>
+  </w:footnote>
+  <w:footnote w:id="12">
+    <w:p>
+      <w:pPr>
+        <w:pStyle w:val="Lbjegyzetszveg"/>
+      </w:pPr>
+      <w:r>
+        <w:rPr>
+          <w:rStyle w:val="Lbjegyzet-hivatkozs"/>
+        </w:rPr>
+        <w:footnoteRef/>
+      </w:r>
+      <w:r>
+        <w:t xml:space="preserve"> </w:t>
+      </w:r>
+    </w:p>
+  </w:footnote>
+  <w:footnote w:id="13">
+    <w:p>
+      <w:pPr>
+        <w:pStyle w:val="Lbjegyzetszveg"/>
+      </w:pPr>
+      <w:r>
+        <w:rPr>
+          <w:rStyle w:val="Lbjegyzet-hivatkozs"/>
+        </w:rPr>
+        <w:footnoteRef/>
+      </w:r>
+      <w:r>
+        <w:t xml:space="preserve"> </w:t>
+      </w:r>
+    </w:p>
+  </w:footnote>
+  <w:footnote w:id="14">
+    <w:p>
+      <w:pPr>
+        <w:pStyle w:val="Lbjegyzetszveg"/>
+      </w:pPr>
+      <w:r>
+        <w:rPr>
+          <w:rStyle w:val="Lbjegyzet-hivatkozs"/>
+        </w:rPr>
+        <w:footnoteRef/>
+      </w:r>
+      <w:r>
+        <w:t xml:space="preserve"> </w:t>
+      </w:r>
+    </w:p>
+  </w:footnote>
+  <w:footnote w:id="15">
+    <w:p>
+      <w:pPr>
+        <w:pStyle w:val="Lbjegyzetszveg"/>
+      </w:pPr>
+      <w:r>
+        <w:rPr>
+          <w:rStyle w:val="Lbjegyzet-hivatkozs"/>
+        </w:rPr>
+        <w:footnoteRef/>
+      </w:r>
+      <w:r>
+        <w:t xml:space="preserve"> </w:t>
+      </w:r>
+    </w:p>
+  </w:footnote>
+  <w:footnote w:id="16">
+    <w:p>
+      <w:pPr>
+        <w:pStyle w:val="Lbjegyzetszveg"/>
+      </w:pPr>
+      <w:r>
+        <w:rPr>
+          <w:rStyle w:val="Lbjegyzet-hivatkozs"/>
+        </w:rPr>
+        <w:footnoteRef/>
+      </w:r>
+      <w:r>
+        <w:t xml:space="preserve"> </w:t>
+      </w:r>
+    </w:p>
+  </w:footnote>
+  <w:footnote w:id="17">
+    <w:p>
+      <w:pPr>
+        <w:pStyle w:val="Lbjegyzetszveg"/>
+      </w:pPr>
+      <w:r>
+        <w:rPr>
+          <w:rStyle w:val="Lbjegyzet-hivatkozs"/>
+        </w:rPr>
+        <w:footnoteRef/>
+      </w:r>
+      <w:r>
+        <w:t xml:space="preserve"> </w:t>
+      </w:r>
+    </w:p>
+  </w:footnote>
+  <w:footnote w:id="18">
+    <w:p>
+      <w:pPr>
+        <w:pStyle w:val="Lbjegyzetszveg"/>
+      </w:pPr>
+      <w:r>
+        <w:rPr>
+          <w:rStyle w:val="Lbjegyzet-hivatkozs"/>
+        </w:rPr>
+        <w:footnoteRef/>
+      </w:r>
+      <w:r>
+        <w:t xml:space="preserve"> </w:t>
+      </w:r>
+    </w:p>
+  </w:footnote>
+  <w:footnote w:id="19">
+    <w:p>
+      <w:pPr>
+        <w:pStyle w:val="Lbjegyzetszveg"/>
+      </w:pPr>
+      <w:r>
+        <w:rPr>
+          <w:rStyle w:val="Lbjegyzet-hivatkozs"/>
+        </w:rPr>
+        <w:footnoteRef/>
+      </w:r>
+      <w:r>
+        <w:t xml:space="preserve"> </w:t>
+      </w:r>
+    </w:p>
+  </w:footnote>
+  <w:footnote w:id="20">
+    <w:p>
+      <w:pPr>
+        <w:pStyle w:val="Lbjegyzetszveg"/>
+      </w:pPr>
+      <w:r>
+        <w:rPr>
+          <w:rStyle w:val="Lbjegyzet-hivatkozs"/>
+        </w:rPr>
+        <w:footnoteRef/>
+      </w:r>
+      <w:r>
+        <w:t xml:space="preserve"> </w:t>
+      </w:r>
+    </w:p>
+  </w:footnote>
+  <w:footnote w:id="21">
+    <w:p>
+      <w:pPr>
+        <w:pStyle w:val="Lbjegyzetszveg"/>
+      </w:pPr>
+      <w:r>
+        <w:rPr>
+          <w:rStyle w:val="Lbjegyzet-hivatkozs"/>
+        </w:rPr>
+        <w:footnoteRef/>
+      </w:r>
+      <w:r>
+        <w:t xml:space="preserve"> </w:t>
+      </w:r>
+    </w:p>
+  </w:footnote>
+  <w:footnote w:id="22">
+    <w:p>
+      <w:pPr>
+        <w:pStyle w:val="Lbjegyzetszveg"/>
+      </w:pPr>
+      <w:r>
+        <w:rPr>
+          <w:rStyle w:val="Lbjegyzet-hivatkozs"/>
+        </w:rPr>
+        <w:footnoteRef/>
+      </w:r>
+      <w:r>
+        <w:t xml:space="preserve"> </w:t>
+      </w:r>
       <w:proofErr w:type="spellStart"/>
       <w:r>
         <w:t>Singleton</w:t>
       </w:r>
       <w:proofErr w:type="spellEnd"/>
       <w:r>
-        <w:t>: Csak egy példányban létező objektum</w:t>
-      </w:r>
+        <w:t xml:space="preserve">: Csak egy példányban létező </w:t>
+      </w:r>
+      <w:proofErr w:type="gramStart"/>
+      <w:r>
+        <w:t>objektum</w:t>
+      </w:r>
+      <w:proofErr w:type="gramEnd"/>
     </w:p>
   </w:footnote>
 </w:footnotes>
@@ -14775,7 +15454,7 @@
 </file>
 
 <file path=customXml/itemProps1.xml><?xml version="1.0" encoding="utf-8"?>
-<ds:datastoreItem xmlns:ds="http://schemas.openxmlformats.org/officeDocument/2006/customXml" ds:itemID="{510790E9-9893-473C-A533-E53422C59126}">
+<ds:datastoreItem xmlns:ds="http://schemas.openxmlformats.org/officeDocument/2006/customXml" ds:itemID="{011B58F2-9248-4D3E-95DB-AF0E006B9348}">
   <ds:schemaRefs>
     <ds:schemaRef ds:uri="http://schemas.openxmlformats.org/officeDocument/2006/bibliography"/>
   </ds:schemaRefs>

--- a/Documentation/alkalmazás dokumentáció.docx
+++ b/Documentation/alkalmazás dokumentáció.docx
@@ -390,7 +390,7 @@
       <w:r>
         <w:br w:type="page"/>
       </w:r>
-      <w:bookmarkStart w:id="0" w:name="_Toc227867580"/>
+      <w:bookmarkStart w:id="0" w:name="_Toc227932801"/>
       <w:r>
         <w:lastRenderedPageBreak/>
         <w:t>Bevezetés</w:t>
@@ -425,7 +425,7 @@
         <w:spacing w:line="360" w:lineRule="auto"/>
         <w:jc w:val="both"/>
       </w:pPr>
-      <w:bookmarkStart w:id="1" w:name="_Toc227867581"/>
+      <w:bookmarkStart w:id="1" w:name="_Toc227932802"/>
       <w:r>
         <w:t>Szoftver célj</w:t>
       </w:r>
@@ -516,7 +516,7 @@
         <w:spacing w:line="360" w:lineRule="auto"/>
         <w:jc w:val="both"/>
       </w:pPr>
-      <w:bookmarkStart w:id="2" w:name="_Toc227867582"/>
+      <w:bookmarkStart w:id="2" w:name="_Toc227932803"/>
       <w:r>
         <w:t>Felhasználói felületek</w:t>
       </w:r>
@@ -573,7 +573,7 @@
         <w:spacing w:line="360" w:lineRule="auto"/>
         <w:jc w:val="both"/>
       </w:pPr>
-      <w:bookmarkStart w:id="3" w:name="_Toc227867583"/>
+      <w:bookmarkStart w:id="3" w:name="_Toc227932804"/>
       <w:r>
         <w:lastRenderedPageBreak/>
         <w:t>Készítési folyamat</w:t>
@@ -588,7 +588,7 @@
           <w:color w:val="000000" w:themeColor="text1"/>
         </w:rPr>
       </w:pPr>
-      <w:bookmarkStart w:id="4" w:name="_Toc227867584"/>
+      <w:bookmarkStart w:id="4" w:name="_Toc227932805"/>
       <w:r>
         <w:rPr>
           <w:color w:val="000000" w:themeColor="text1"/>
@@ -614,21 +614,13 @@
         <w:t xml:space="preserve"> sor</w:t>
       </w:r>
       <w:r>
-        <w:t xml:space="preserve">án problémák </w:t>
-      </w:r>
-      <w:proofErr w:type="gramStart"/>
-      <w:r>
-        <w:t xml:space="preserve">adódhatnak, </w:t>
+        <w:t>án problémák adódhatnak,</w:t>
       </w:r>
       <w:r>
         <w:t xml:space="preserve"> </w:t>
       </w:r>
       <w:r>
-        <w:t>melyeket</w:t>
-      </w:r>
-      <w:proofErr w:type="gramEnd"/>
-      <w:r>
-        <w:t xml:space="preserve"> </w:t>
+        <w:t xml:space="preserve">melyeket </w:t>
       </w:r>
       <w:r>
         <w:t>meg</w:t>
@@ -2272,7 +2264,7 @@
           <w:color w:val="000000" w:themeColor="text1"/>
         </w:rPr>
       </w:pPr>
-      <w:bookmarkStart w:id="5" w:name="_Toc227867585"/>
+      <w:bookmarkStart w:id="5" w:name="_Toc227932806"/>
       <w:r>
         <w:rPr>
           <w:noProof/>
@@ -2463,26 +2455,25 @@
     <w:p>
       <w:pPr>
         <w:pStyle w:val="Cmsor2"/>
-      </w:pPr>
+        <w:spacing w:line="360" w:lineRule="auto"/>
+      </w:pPr>
+      <w:bookmarkStart w:id="6" w:name="_Toc227932807"/>
       <w:r>
         <w:rPr>
           <w:highlight w:val="yellow"/>
         </w:rPr>
         <w:t>Kommunikáció/Csapatmunkához használt egyéb eszközök:</w:t>
       </w:r>
-    </w:p>
-    <w:p>
-      <w:pPr>
-        <w:pStyle w:val="Listaszerbekezds"/>
-        <w:numPr>
-          <w:ilvl w:val="0"/>
-          <w:numId w:val="24"/>
-        </w:numPr>
+      <w:bookmarkEnd w:id="6"/>
+    </w:p>
+    <w:p>
+      <w:pPr>
         <w:rPr>
           <w:rStyle w:val="Cmsor3Char"/>
           <w:highlight w:val="yellow"/>
         </w:rPr>
       </w:pPr>
+      <w:bookmarkStart w:id="7" w:name="_Toc227932808"/>
       <w:proofErr w:type="spellStart"/>
       <w:r>
         <w:rPr>
@@ -2499,11 +2490,9 @@
         </w:rPr>
         <w:t>:</w:t>
       </w:r>
-    </w:p>
-    <w:p>
-      <w:pPr>
-        <w:ind w:left="708"/>
-      </w:pPr>
+      <w:bookmarkEnd w:id="7"/>
+    </w:p>
+    <w:p>
       <w:r>
         <w:rPr>
           <w:highlight w:val="yellow"/>
@@ -2542,14 +2531,12 @@
     <w:p>
       <w:pPr>
         <w:pStyle w:val="Cmsor3"/>
-        <w:numPr>
-          <w:ilvl w:val="0"/>
-          <w:numId w:val="24"/>
-        </w:numPr>
-        <w:rPr>
-          <w:highlight w:val="yellow"/>
-        </w:rPr>
-      </w:pPr>
+        <w:spacing w:line="360" w:lineRule="auto"/>
+        <w:rPr>
+          <w:highlight w:val="yellow"/>
+        </w:rPr>
+      </w:pPr>
+      <w:bookmarkStart w:id="8" w:name="_Toc227932809"/>
       <w:proofErr w:type="spellStart"/>
       <w:r>
         <w:rPr>
@@ -2564,10 +2551,10 @@
         </w:rPr>
         <w:t>, kommentek:</w:t>
       </w:r>
-    </w:p>
-    <w:p>
-      <w:pPr>
-        <w:ind w:left="708"/>
+      <w:bookmarkEnd w:id="8"/>
+    </w:p>
+    <w:p>
+      <w:pPr>
         <w:rPr>
           <w:highlight w:val="yellow"/>
         </w:rPr>
@@ -2591,6 +2578,12 @@
           <w:highlight w:val="yellow"/>
         </w:rPr>
         <w:t xml:space="preserve"> amelyek rövid egyértelmű jelentéssel bírtak. Például a dokumentum írása során, a még hiányos részeket piros kijelöléssel, a már befejezett, de még nem ellenőrzött részeket pedig sárga kijelöléssel láttuk el</w:t>
+      </w:r>
+      <w:r>
+        <w:rPr>
+          <w:highlight w:val="yellow"/>
+        </w:rPr>
+        <w:t>.</w:t>
       </w:r>
     </w:p>
     <w:p>
@@ -2603,15 +2596,6 @@
           <w:szCs w:val="36"/>
         </w:rPr>
       </w:pPr>
-      <w:r>
-        <w:rPr>
-          <w:b/>
-          <w:bCs/>
-          <w:noProof/>
-          <w:szCs w:val="36"/>
-        </w:rPr>
-        <w:br w:type="page"/>
-      </w:r>
     </w:p>
     <w:p>
       <w:pPr>
@@ -2633,7 +2617,6 @@
           <w:szCs w:val="36"/>
           <w:highlight w:val="darkRed"/>
         </w:rPr>
-        <w:lastRenderedPageBreak/>
         <w:t>Adatbázis</w:t>
       </w:r>
       <w:r>
@@ -2733,6 +2716,7 @@
           <w:noProof/>
           <w:lang w:eastAsia="hu-HU"/>
         </w:rPr>
+        <w:lastRenderedPageBreak/>
         <w:drawing>
           <wp:anchor distT="0" distB="0" distL="114300" distR="114300" simplePos="0" relativeHeight="251659264" behindDoc="1" locked="0" layoutInCell="1" allowOverlap="1" wp14:anchorId="0806E92D" wp14:editId="652E6F15">
             <wp:simplePos x="0" y="0"/>
@@ -2804,14 +2788,14 @@
         <w:spacing w:line="360" w:lineRule="auto"/>
         <w:jc w:val="both"/>
       </w:pPr>
-      <w:bookmarkStart w:id="6" w:name="_Toc227867586"/>
+      <w:bookmarkStart w:id="9" w:name="_Toc227932810"/>
       <w:r>
         <w:t>Adatbázis táblái</w:t>
       </w:r>
       <w:r>
         <w:t xml:space="preserve"> és rövid összefoglalásuk:</w:t>
       </w:r>
-      <w:bookmarkEnd w:id="6"/>
+      <w:bookmarkEnd w:id="9"/>
     </w:p>
     <w:p>
       <w:pPr>
@@ -2822,7 +2806,7 @@
           <w:i w:val="0"/>
         </w:rPr>
       </w:pPr>
-      <w:bookmarkStart w:id="7" w:name="_Toc227867587"/>
+      <w:bookmarkStart w:id="10" w:name="_Toc227932811"/>
       <w:r>
         <w:t>„</w:t>
       </w:r>
@@ -2837,7 +2821,7 @@
       <w:r>
         <w:t>:</w:t>
       </w:r>
-      <w:bookmarkEnd w:id="7"/>
+      <w:bookmarkEnd w:id="10"/>
     </w:p>
     <w:p>
       <w:pPr>
@@ -3029,9 +3013,8 @@
         <w:spacing w:line="360" w:lineRule="auto"/>
         <w:jc w:val="both"/>
       </w:pPr>
-      <w:bookmarkStart w:id="8" w:name="_Toc227867588"/>
-      <w:r>
-        <w:lastRenderedPageBreak/>
+      <w:bookmarkStart w:id="11" w:name="_Toc227932812"/>
+      <w:r>
         <w:t>„</w:t>
       </w:r>
       <w:proofErr w:type="spellStart"/>
@@ -3042,7 +3025,7 @@
       <w:r>
         <w:t>” tábla:</w:t>
       </w:r>
-      <w:bookmarkEnd w:id="8"/>
+      <w:bookmarkEnd w:id="11"/>
     </w:p>
     <w:p>
       <w:pPr>
@@ -3133,8 +3116,9 @@
         <w:spacing w:line="360" w:lineRule="auto"/>
         <w:jc w:val="both"/>
       </w:pPr>
-      <w:bookmarkStart w:id="9" w:name="_Toc227867589"/>
-      <w:r>
+      <w:bookmarkStart w:id="12" w:name="_Toc227932813"/>
+      <w:r>
+        <w:lastRenderedPageBreak/>
         <w:t>„</w:t>
       </w:r>
       <w:proofErr w:type="spellStart"/>
@@ -3154,7 +3138,7 @@
       <w:r>
         <w:t>” tábla:</w:t>
       </w:r>
-      <w:bookmarkEnd w:id="9"/>
+      <w:bookmarkEnd w:id="12"/>
     </w:p>
     <w:p>
       <w:pPr>
@@ -3241,7 +3225,7 @@
         <w:spacing w:line="360" w:lineRule="auto"/>
         <w:jc w:val="both"/>
       </w:pPr>
-      <w:bookmarkStart w:id="10" w:name="_Toc227867590"/>
+      <w:bookmarkStart w:id="13" w:name="_Toc227932814"/>
       <w:r>
         <w:t>„</w:t>
       </w:r>
@@ -3253,7 +3237,7 @@
       <w:r>
         <w:t>” tábla:</w:t>
       </w:r>
-      <w:bookmarkEnd w:id="10"/>
+      <w:bookmarkEnd w:id="13"/>
     </w:p>
     <w:p>
       <w:pPr>
@@ -3356,7 +3340,7 @@
         <w:spacing w:line="360" w:lineRule="auto"/>
         <w:jc w:val="both"/>
       </w:pPr>
-      <w:bookmarkStart w:id="11" w:name="_Toc227867591"/>
+      <w:bookmarkStart w:id="14" w:name="_Toc227932815"/>
       <w:r>
         <w:t>„</w:t>
       </w:r>
@@ -3368,7 +3352,7 @@
       <w:r>
         <w:t>” tábla:</w:t>
       </w:r>
-      <w:bookmarkEnd w:id="11"/>
+      <w:bookmarkEnd w:id="14"/>
     </w:p>
     <w:p>
       <w:pPr>
@@ -3450,7 +3434,7 @@
         <w:spacing w:line="360" w:lineRule="auto"/>
         <w:jc w:val="both"/>
       </w:pPr>
-      <w:bookmarkStart w:id="12" w:name="_Toc227867592"/>
+      <w:bookmarkStart w:id="15" w:name="_Toc227932816"/>
       <w:r>
         <w:t>„</w:t>
       </w:r>
@@ -3462,7 +3446,7 @@
       <w:r>
         <w:t>” tábla:</w:t>
       </w:r>
-      <w:bookmarkEnd w:id="12"/>
+      <w:bookmarkEnd w:id="15"/>
     </w:p>
     <w:p>
       <w:pPr>
@@ -3578,7 +3562,7 @@
         <w:spacing w:line="360" w:lineRule="auto"/>
         <w:jc w:val="both"/>
       </w:pPr>
-      <w:bookmarkStart w:id="13" w:name="_Toc227867593"/>
+      <w:bookmarkStart w:id="16" w:name="_Toc227932817"/>
       <w:r>
         <w:t>„</w:t>
       </w:r>
@@ -3590,7 +3574,7 @@
       <w:r>
         <w:t>” tábla:</w:t>
       </w:r>
-      <w:bookmarkEnd w:id="13"/>
+      <w:bookmarkEnd w:id="16"/>
     </w:p>
     <w:p>
       <w:pPr>
@@ -3649,7 +3633,6 @@
         </w:tabs>
       </w:pPr>
       <w:r>
-        <w:lastRenderedPageBreak/>
         <w:t>Ez a t</w:t>
       </w:r>
       <w:r>
@@ -3678,7 +3661,7 @@
         <w:spacing w:line="360" w:lineRule="auto"/>
         <w:jc w:val="both"/>
       </w:pPr>
-      <w:bookmarkStart w:id="14" w:name="_Toc227867594"/>
+      <w:bookmarkStart w:id="17" w:name="_Toc227932818"/>
       <w:r>
         <w:t>„</w:t>
       </w:r>
@@ -3690,7 +3673,7 @@
       <w:r>
         <w:t>” tábla:</w:t>
       </w:r>
-      <w:bookmarkEnd w:id="14"/>
+      <w:bookmarkEnd w:id="17"/>
     </w:p>
     <w:p>
       <w:pPr>
@@ -3741,6 +3724,7 @@
         </w:tabs>
       </w:pPr>
       <w:r>
+        <w:lastRenderedPageBreak/>
         <w:t xml:space="preserve">Ez a tábla tartalmazza </w:t>
       </w:r>
       <w:r>
@@ -3772,7 +3756,7 @@
         <w:spacing w:line="360" w:lineRule="auto"/>
         <w:jc w:val="both"/>
       </w:pPr>
-      <w:bookmarkStart w:id="15" w:name="_Toc227867595"/>
+      <w:bookmarkStart w:id="18" w:name="_Toc227932819"/>
       <w:r>
         <w:t>„</w:t>
       </w:r>
@@ -3790,7 +3774,7 @@
       <w:r>
         <w:t>” tábla:</w:t>
       </w:r>
-      <w:bookmarkEnd w:id="15"/>
+      <w:bookmarkEnd w:id="18"/>
     </w:p>
     <w:p>
       <w:pPr>
@@ -3873,7 +3857,7 @@
         <w:spacing w:line="360" w:lineRule="auto"/>
         <w:jc w:val="both"/>
       </w:pPr>
-      <w:bookmarkStart w:id="16" w:name="_Toc227867596"/>
+      <w:bookmarkStart w:id="19" w:name="_Toc227932820"/>
       <w:r>
         <w:t>„</w:t>
       </w:r>
@@ -3885,7 +3869,7 @@
       <w:r>
         <w:t>” tábla:</w:t>
       </w:r>
-      <w:bookmarkEnd w:id="16"/>
+      <w:bookmarkEnd w:id="19"/>
     </w:p>
     <w:p>
       <w:pPr>
@@ -4122,7 +4106,7 @@
         <w:spacing w:line="360" w:lineRule="auto"/>
         <w:jc w:val="both"/>
       </w:pPr>
-      <w:bookmarkStart w:id="17" w:name="_Toc227867597"/>
+      <w:bookmarkStart w:id="20" w:name="_Toc227932821"/>
       <w:r>
         <w:t>„</w:t>
       </w:r>
@@ -4134,7 +4118,7 @@
       <w:r>
         <w:t>” tábla:</w:t>
       </w:r>
-      <w:bookmarkEnd w:id="17"/>
+      <w:bookmarkEnd w:id="20"/>
     </w:p>
     <w:p>
       <w:pPr>
@@ -4253,14 +4237,20 @@
         <w:rPr>
           <w:highlight w:val="yellow"/>
         </w:rPr>
+        <w:t xml:space="preserve">A </w:t>
+      </w:r>
+      <w:r>
+        <w:rPr>
+          <w:highlight w:val="yellow"/>
+        </w:rPr>
+        <w:t xml:space="preserve">felhasználói felület, bejelentkezéstől függően két fő részből áll. Ha jelenleg nincs bejelentkezett felhasználó, akkor egy alapvető ismertető főoldal várja az új felhasználókat. Itt tudnak olvasni a szoftver által nyújtott funkciókról és a működésével kapcsolatos információkról. A másik fő egység a belépett felhasználók számára biztosítja az elérhető funkciókat és azok könnyű eléréséért tervezett második számú főoldalt. Ezen a másodlagos főoldalon a </w:t>
+      </w:r>
+      <w:r>
+        <w:rPr>
+          <w:highlight w:val="yellow"/>
+        </w:rPr>
         <w:lastRenderedPageBreak/>
-        <w:t xml:space="preserve">A </w:t>
-      </w:r>
-      <w:r>
-        <w:rPr>
-          <w:highlight w:val="yellow"/>
-        </w:rPr>
-        <w:t>felhasználói felület, bejelentkezéstől függően két fő részből áll. Ha jelenleg nincs bejelentkezett felhasználó, akkor egy alapvető ismertető főoldal várja az új felhasználókat. Itt tudnak olvasni a szoftver által nyújtott funkciókról és a működésével kapcsolatos információkról. A másik fő egység a belépett felhasználók számára biztosítja az elérhető funkciókat és azok könnyű eléréséért tervezett második számú főoldalt. Ezen a másodlagos főoldalon a különböző funkciókhoz tartozó elérési hivatkozásokat szimbolizáló gombokat találjuk és egyéb a bejelentkezett felhasználóinkhoz tartozó információkat.</w:t>
+        <w:t>különböző funkciókhoz tartozó elérési hivatkozásokat szimbolizáló gombokat találjuk és egyéb a bejelentkezett felhasználóinkhoz tartozó információkat.</w:t>
       </w:r>
     </w:p>
     <w:p>
@@ -4398,11 +4388,11 @@
         <w:spacing w:line="360" w:lineRule="auto"/>
         <w:jc w:val="both"/>
       </w:pPr>
-      <w:bookmarkStart w:id="18" w:name="_Toc227867598"/>
+      <w:bookmarkStart w:id="21" w:name="_Toc227932822"/>
       <w:r>
         <w:t>Szoftver egységek és -komponensek leírásai</w:t>
       </w:r>
-      <w:bookmarkEnd w:id="18"/>
+      <w:bookmarkEnd w:id="21"/>
     </w:p>
     <w:p>
       <w:pPr>
@@ -4410,11 +4400,11 @@
         <w:spacing w:line="360" w:lineRule="auto"/>
         <w:jc w:val="both"/>
       </w:pPr>
-      <w:bookmarkStart w:id="19" w:name="_Toc227867599"/>
+      <w:bookmarkStart w:id="22" w:name="_Toc227932823"/>
       <w:r>
         <w:t>Frontend:</w:t>
       </w:r>
-      <w:bookmarkEnd w:id="19"/>
+      <w:bookmarkEnd w:id="22"/>
     </w:p>
     <w:p>
       <w:r>
@@ -4471,11 +4461,7 @@
         <w:t>sznos volt a fejléc és a naptárnézet létrehozásában, így ezt</w:t>
       </w:r>
       <w:r>
-        <w:t xml:space="preserve"> nem </w:t>
-      </w:r>
-      <w:r>
-        <w:lastRenderedPageBreak/>
-        <w:t>k</w:t>
+        <w:t xml:space="preserve"> nem k</w:t>
       </w:r>
       <w:r>
         <w:t xml:space="preserve">ellett minden oldalon </w:t>
@@ -4618,6 +4604,7 @@
         <w:rPr>
           <w:i/>
         </w:rPr>
+        <w:lastRenderedPageBreak/>
         <w:t>-lehetővé teszi a</w:t>
       </w:r>
       <w:r>
@@ -4654,14 +4641,14 @@
         <w:spacing w:line="360" w:lineRule="auto"/>
         <w:jc w:val="both"/>
       </w:pPr>
-      <w:bookmarkStart w:id="20" w:name="_Toc227867600"/>
+      <w:bookmarkStart w:id="23" w:name="_Toc227932824"/>
       <w:r>
         <w:t>CSS</w:t>
       </w:r>
       <w:r>
         <w:t>:</w:t>
       </w:r>
-      <w:bookmarkEnd w:id="20"/>
+      <w:bookmarkEnd w:id="23"/>
     </w:p>
     <w:p>
       <w:r>
@@ -4709,11 +4696,11 @@
         <w:spacing w:line="360" w:lineRule="auto"/>
         <w:jc w:val="both"/>
       </w:pPr>
-      <w:bookmarkStart w:id="21" w:name="_Toc227867601"/>
+      <w:bookmarkStart w:id="24" w:name="_Toc227932825"/>
       <w:r>
         <w:t>Frontend komponensek és feladataik:</w:t>
       </w:r>
-      <w:bookmarkEnd w:id="21"/>
+      <w:bookmarkEnd w:id="24"/>
     </w:p>
     <w:p>
       <w:pPr>
@@ -4930,7 +4917,6 @@
     </w:p>
     <w:p>
       <w:r>
-        <w:lastRenderedPageBreak/>
         <w:t>Ez a komponens felelős</w:t>
       </w:r>
       <w:r>
@@ -5004,6 +4990,7 @@
     </w:p>
     <w:p>
       <w:r>
+        <w:lastRenderedPageBreak/>
         <w:t>Ez a komponens felelős</w:t>
       </w:r>
       <w:r>
@@ -5315,47 +5302,50 @@
     </w:p>
     <w:p>
       <w:r>
+        <w:t>Ez a komponens felelős a havi felbontású naptár megjelenítéséhez, és minden vele kapcsolatos számításhoz. Megjelenít</w:t>
+      </w:r>
+      <w:r>
+        <w:t>i a teljes hónap minden dátumát az annak megfelelő</w:t>
+      </w:r>
+      <w:r>
+        <w:t xml:space="preserve"> nap oszlop</w:t>
+      </w:r>
+      <w:r>
+        <w:t>a</w:t>
+      </w:r>
+      <w:r>
+        <w:t xml:space="preserve"> alatt. Ezekre a mezőkre kattintva nyitható meg az adott naphoz</w:t>
+      </w:r>
+      <w:r>
+        <w:t xml:space="preserve"> tartozó eseményszerkesztő</w:t>
+      </w:r>
+      <w:r>
+        <w:t xml:space="preserve">. Továbbá minden mezőhöz, </w:t>
+      </w:r>
+      <w:r>
+        <w:t xml:space="preserve">amelyhez </w:t>
+      </w:r>
+      <w:r>
+        <w:t xml:space="preserve">ha </w:t>
+      </w:r>
+      <w:r>
+        <w:t>tartozik esemény</w:t>
+      </w:r>
+      <w:r>
+        <w:t>, abban az esetben</w:t>
+      </w:r>
+      <w:r>
+        <w:t xml:space="preserve"> egy kör </w:t>
+      </w:r>
+      <w:r>
+        <w:t>ikonnal jelzi e</w:t>
+      </w:r>
+      <w:r>
+        <w:t xml:space="preserve">zt a mező alján. Amennyiben a jelzések nem férnek ki a mezőben, akkor egy </w:t>
+      </w:r>
+      <w:r>
         <w:lastRenderedPageBreak/>
-        <w:t>Ez a komponens felelős a havi felbontású naptár megjelenítéséhez, és minden vele kapcsolatos számításhoz. Megjelenít</w:t>
-      </w:r>
-      <w:r>
-        <w:t>i a teljes hónap minden dátumát az annak megfelelő</w:t>
-      </w:r>
-      <w:r>
-        <w:t xml:space="preserve"> nap oszlop</w:t>
-      </w:r>
-      <w:r>
-        <w:t>a</w:t>
-      </w:r>
-      <w:r>
-        <w:t xml:space="preserve"> alatt. Ezekre a mezőkre kattintva nyitható meg az adott naphoz</w:t>
-      </w:r>
-      <w:r>
-        <w:t xml:space="preserve"> tartozó eseményszerkesztő</w:t>
-      </w:r>
-      <w:r>
-        <w:t xml:space="preserve">. Továbbá minden mezőhöz, </w:t>
-      </w:r>
-      <w:r>
-        <w:t xml:space="preserve">amelyhez </w:t>
-      </w:r>
-      <w:r>
-        <w:t xml:space="preserve">ha </w:t>
-      </w:r>
-      <w:r>
-        <w:t>tartozik esemény</w:t>
-      </w:r>
-      <w:r>
-        <w:t>, abban az esetben</w:t>
-      </w:r>
-      <w:r>
-        <w:t xml:space="preserve"> egy kör </w:t>
-      </w:r>
-      <w:r>
-        <w:t>ikonnal jelzi e</w:t>
-      </w:r>
-      <w:r>
-        <w:t>zt a mező alján. Amennyiben a jelzések nem férnek ki a mezőben, akkor egy „+” jellel jelöli azt.</w:t>
+        <w:t>„+” jellel jelöli azt.</w:t>
       </w:r>
       <w:r>
         <w:t xml:space="preserve"> A fejlécben kijel</w:t>
@@ -5602,67 +5592,70 @@
     </w:p>
     <w:p>
       <w:r>
+        <w:t>Ez a komponens felelős a naptárnézet minden fő műveletének</w:t>
+      </w:r>
+      <w:r>
+        <w:t xml:space="preserve"> és az oldal elrendezésének </w:t>
+      </w:r>
+      <w:r>
+        <w:t>megvalósításáért. A</w:t>
+      </w:r>
+      <w:r>
+        <w:t xml:space="preserve"> komponens</w:t>
+      </w:r>
+      <w:r>
+        <w:t xml:space="preserve"> a továbbiakban még</w:t>
+      </w:r>
+      <w:r>
+        <w:t xml:space="preserve"> </w:t>
+      </w:r>
+      <w:r>
+        <w:t>a „</w:t>
+      </w:r>
+      <w:proofErr w:type="spellStart"/>
+      <w:r>
+        <w:t>Fetch</w:t>
+      </w:r>
+      <w:proofErr w:type="spellEnd"/>
+      <w:r>
+        <w:t xml:space="preserve"> API</w:t>
+      </w:r>
+      <w:r>
+        <w:t>”</w:t>
+      </w:r>
+      <w:r>
+        <w:rPr>
+          <w:rStyle w:val="Lbjegyzet-hivatkozs"/>
+        </w:rPr>
+        <w:footnoteReference w:id="11"/>
+      </w:r>
+      <w:r>
+        <w:t>hívásokkal</w:t>
+      </w:r>
+      <w:r>
+        <w:t xml:space="preserve"> </w:t>
+      </w:r>
+      <w:r>
+        <w:t xml:space="preserve">mind a naptárakkal </w:t>
+      </w:r>
+      <w:r>
+        <w:t>kapcsolatos műveleteket</w:t>
+      </w:r>
+      <w:r>
+        <w:t>, mind a blo</w:t>
+      </w:r>
+      <w:r>
+        <w:t>kkokkal kapcsolatos műveleteket elmenti</w:t>
+      </w:r>
+      <w:r>
+        <w:t>.</w:t>
+      </w:r>
+      <w:r>
+        <w:t xml:space="preserve"> </w:t>
+      </w:r>
+      <w:r>
         <w:lastRenderedPageBreak/>
-        <w:t>Ez a komponens felelős a naptárnézet minden fő műveletének</w:t>
-      </w:r>
-      <w:r>
-        <w:t xml:space="preserve"> és az oldal elrendezésének </w:t>
-      </w:r>
-      <w:r>
-        <w:t>megvalósításáért. A</w:t>
-      </w:r>
-      <w:r>
-        <w:t xml:space="preserve"> komponens</w:t>
-      </w:r>
-      <w:r>
-        <w:t xml:space="preserve"> a továbbiakban még</w:t>
-      </w:r>
-      <w:r>
-        <w:t xml:space="preserve"> </w:t>
-      </w:r>
-      <w:r>
-        <w:t>a „</w:t>
-      </w:r>
-      <w:proofErr w:type="spellStart"/>
-      <w:r>
-        <w:t>Fetch</w:t>
-      </w:r>
-      <w:proofErr w:type="spellEnd"/>
-      <w:r>
-        <w:t xml:space="preserve"> API</w:t>
-      </w:r>
-      <w:r>
-        <w:t>”</w:t>
-      </w:r>
-      <w:r>
-        <w:rPr>
-          <w:rStyle w:val="Lbjegyzet-hivatkozs"/>
-        </w:rPr>
-        <w:footnoteReference w:id="11"/>
-      </w:r>
-      <w:r>
-        <w:t>hívásokkal</w:t>
-      </w:r>
-      <w:r>
-        <w:t xml:space="preserve"> </w:t>
-      </w:r>
-      <w:r>
-        <w:t xml:space="preserve">mind a naptárakkal </w:t>
-      </w:r>
-      <w:r>
-        <w:t>kapcsolatos műveleteket</w:t>
-      </w:r>
-      <w:r>
-        <w:t>, mind a blo</w:t>
-      </w:r>
-      <w:r>
-        <w:t>kkokkal kapcsolatos műveleteket elmenti</w:t>
-      </w:r>
-      <w:r>
-        <w:t>.</w:t>
-      </w:r>
-      <w:r>
-        <w:t xml:space="preserve"> Ezekhez a műveletekhez a „</w:t>
+        <w:t>Ezekhez a műveletekhez a „</w:t>
       </w:r>
       <w:proofErr w:type="spellStart"/>
       <w:r>
@@ -5951,56 +5944,56 @@
         <w:t xml:space="preserve"> gomb a csoporttal kapcsolatos szerkesztési lehetőségeket tartalmazó felugró ablakot jeleníti meg. Ebben az ablakb</w:t>
       </w:r>
       <w:r>
-        <w:t>an elvégez</w:t>
+        <w:t>an elvégezhetjük a csoport meta</w:t>
+      </w:r>
+      <w:r>
+        <w:t>adatai</w:t>
+      </w:r>
+      <w:r>
+        <w:t>val kapcsolatos változtatásokat, mint például a leírás</w:t>
+      </w:r>
+      <w:r>
+        <w:t xml:space="preserve"> vagy névváltoztatás. A felugró ablak középső szekciójában a csoportban lévő felh</w:t>
+      </w:r>
+      <w:r>
+        <w:t>asználók jogosultságait állít</w:t>
+      </w:r>
+      <w:r>
+        <w:t>hatjuk</w:t>
+      </w:r>
+      <w:r>
+        <w:t xml:space="preserve"> be</w:t>
+      </w:r>
+      <w:r>
+        <w:t>. Amennyiben a csoport túl</w:t>
+      </w:r>
+      <w:r>
+        <w:t xml:space="preserve"> sok felhasználóval rendelkezik</w:t>
+      </w:r>
+      <w:r>
+        <w:t xml:space="preserve"> a megjelenítéshez, az egyes</w:t>
+      </w:r>
+      <w:r>
+        <w:t>ével történő felsorolás helyett</w:t>
+      </w:r>
+      <w:r>
+        <w:t xml:space="preserve"> egy legördülő listává vált át. Maga a jogosultságot beállít</w:t>
+      </w:r>
+      <w:r>
+        <w:t>ó</w:t>
+      </w:r>
+      <w:r>
+        <w:t xml:space="preserve"> mező is egy legördülő lista, amel</w:t>
+      </w:r>
+      <w:r>
+        <w:t>y tartalmazza a jogosultságokat, valamint</w:t>
+      </w:r>
+      <w:r>
+        <w:t xml:space="preserve"> egy </w:t>
       </w:r>
       <w:r>
         <w:lastRenderedPageBreak/>
-        <w:t>hetjük a csoport meta</w:t>
-      </w:r>
-      <w:r>
-        <w:t>adatai</w:t>
-      </w:r>
-      <w:r>
-        <w:t>val kapcsolatos változtatásokat, mint például a leírás</w:t>
-      </w:r>
-      <w:r>
-        <w:t xml:space="preserve"> vagy névváltoztatás. A felugró ablak középső szekciójában a csoportban lévő felh</w:t>
-      </w:r>
-      <w:r>
-        <w:t>asználók jogosultságait állít</w:t>
-      </w:r>
-      <w:r>
-        <w:t>hatjuk</w:t>
-      </w:r>
-      <w:r>
-        <w:t xml:space="preserve"> be</w:t>
-      </w:r>
-      <w:r>
-        <w:t>. Amennyiben a csoport túl</w:t>
-      </w:r>
-      <w:r>
-        <w:t xml:space="preserve"> sok felhasználóval rendelkezik</w:t>
-      </w:r>
-      <w:r>
-        <w:t xml:space="preserve"> a megjelenítéshez, az egyes</w:t>
-      </w:r>
-      <w:r>
-        <w:t>ével történő felsorolás helyett</w:t>
-      </w:r>
-      <w:r>
-        <w:t xml:space="preserve"> egy legördülő listává vált át. Maga a jogosultságot beállít</w:t>
-      </w:r>
-      <w:r>
-        <w:t>ó</w:t>
-      </w:r>
-      <w:r>
-        <w:t xml:space="preserve"> mező is egy legördülő lista, amel</w:t>
-      </w:r>
-      <w:r>
-        <w:t>y tartalmazza a jogosultságokat, valamint</w:t>
-      </w:r>
-      <w:r>
-        <w:t xml:space="preserve"> egy extra „</w:t>
+        <w:t>extra „</w:t>
       </w:r>
       <w:proofErr w:type="spellStart"/>
       <w:r>
@@ -6333,40 +6326,43 @@
           <w:i/>
           <w:iCs/>
         </w:rPr>
+        <w:t>NavModule.jsx</w:t>
+      </w:r>
+      <w:proofErr w:type="spellEnd"/>
+    </w:p>
+    <w:p>
+      <w:r>
+        <w:t>Ez a komponens felelős a navigációs mező tartalmának</w:t>
+      </w:r>
+      <w:r>
+        <w:t xml:space="preserve"> és hi</w:t>
+      </w:r>
+      <w:r>
+        <w:t>vatkozásainak megjelenítéséért és kinézetéért. M</w:t>
+      </w:r>
+      <w:r>
+        <w:t xml:space="preserve">inden oldalon jelen van, kivéve a bejelentkezett felhasználó főoldalán, ahol a </w:t>
+      </w:r>
+      <w:proofErr w:type="spellStart"/>
+      <w:r>
+        <w:t>hivatozások</w:t>
+      </w:r>
+      <w:proofErr w:type="spellEnd"/>
+      <w:r>
+        <w:t xml:space="preserve"> már menüpontok formájában is elérhetőek. </w:t>
+      </w:r>
+      <w:r>
+        <w:t>Ezen ok miatt</w:t>
+      </w:r>
+      <w:r>
+        <w:t xml:space="preserve"> </w:t>
+      </w:r>
+      <w:r>
+        <w:t xml:space="preserve">a navigációs menü </w:t>
+      </w:r>
+      <w:r>
         <w:lastRenderedPageBreak/>
-        <w:t>NavModule.jsx</w:t>
-      </w:r>
-      <w:proofErr w:type="spellEnd"/>
-    </w:p>
-    <w:p>
-      <w:r>
-        <w:t>Ez a komponens felelős a navigációs mező tartalmának</w:t>
-      </w:r>
-      <w:r>
-        <w:t xml:space="preserve"> és hi</w:t>
-      </w:r>
-      <w:r>
-        <w:t>vatkozásainak megjelenítéséért és kinézetéért. M</w:t>
-      </w:r>
-      <w:r>
-        <w:t xml:space="preserve">inden oldalon jelen van, kivéve a bejelentkezett felhasználó főoldalán, ahol a </w:t>
-      </w:r>
-      <w:proofErr w:type="spellStart"/>
-      <w:r>
-        <w:t>hivatozások</w:t>
-      </w:r>
-      <w:proofErr w:type="spellEnd"/>
-      <w:r>
-        <w:t xml:space="preserve"> már menüpontok formájában is elérhetőek. </w:t>
-      </w:r>
-      <w:r>
-        <w:t>Ezen ok miatt</w:t>
-      </w:r>
-      <w:r>
-        <w:t xml:space="preserve"> </w:t>
-      </w:r>
-      <w:r>
-        <w:t>a navigációs menü megjelenítése</w:t>
+        <w:t>megjelenítése</w:t>
       </w:r>
       <w:r>
         <w:t xml:space="preserve"> felesleges redundancia</w:t>
@@ -6539,77 +6535,74 @@
         <w:t xml:space="preserve"> a jelenleg még függőben lévő meghívóinkat, amelyeket elfogadhatunk vagy viss</w:t>
       </w:r>
       <w:r>
-        <w:t>zautasíthatunk. Mindkét esetben a válasz</w:t>
+        <w:t>zautasíthatunk. Mindkét esetben a választásunk azonnal elmentésre kerül</w:t>
+      </w:r>
+      <w:r>
+        <w:t xml:space="preserve"> e</w:t>
+      </w:r>
+      <w:r>
+        <w:t>gy „</w:t>
+      </w:r>
+      <w:proofErr w:type="spellStart"/>
+      <w:r>
+        <w:t>Fetch</w:t>
+      </w:r>
+      <w:proofErr w:type="spellEnd"/>
+      <w:r>
+        <w:t xml:space="preserve"> API</w:t>
+      </w:r>
+      <w:r>
+        <w:t>” hívás segítségével a „B</w:t>
+      </w:r>
+      <w:r>
+        <w:t>ackend</w:t>
+      </w:r>
+      <w:r>
+        <w:t>”</w:t>
+      </w:r>
+      <w:r>
+        <w:t>-</w:t>
+      </w:r>
+      <w:r>
+        <w:t>en. A másik oszlop</w:t>
+      </w:r>
+      <w:r>
+        <w:t xml:space="preserve"> a </w:t>
+      </w:r>
+      <w:proofErr w:type="spellStart"/>
+      <w:r>
+        <w:t>konfliktálódó</w:t>
+      </w:r>
+      <w:proofErr w:type="spellEnd"/>
+      <w:r>
+        <w:t xml:space="preserve"> blokkokat és azok információit jeleníti meg. Itt az adott blokkokat, amelyek fedik egymást dátum</w:t>
+      </w:r>
+      <w:r>
+        <w:t xml:space="preserve"> alapján csoportosítva látjuk</w:t>
+      </w:r>
+      <w:r>
+        <w:t xml:space="preserve"> a blokk pontos idejéve</w:t>
+      </w:r>
+      <w:r>
+        <w:t>l és nevével együtt. Ezen kívül</w:t>
+      </w:r>
+      <w:r>
+        <w:t xml:space="preserve"> a blokkokat reprezentáló egységeken található eg</w:t>
+      </w:r>
+      <w:r>
+        <w:t>y gomb, amellyel a felhasználó</w:t>
+      </w:r>
+      <w:r>
+        <w:t xml:space="preserve"> eldöntheti, hogy ignorálni kívánja-e az adott b</w:t>
+      </w:r>
+      <w:r>
+        <w:t xml:space="preserve">lokkra vonatkozó értesítéseket </w:t>
+      </w:r>
+      <w:r>
+        <w:t xml:space="preserve">vagy </w:t>
       </w:r>
       <w:r>
         <w:lastRenderedPageBreak/>
-        <w:t>tásunk azonnal elmentésre kerül</w:t>
-      </w:r>
-      <w:r>
-        <w:t xml:space="preserve"> e</w:t>
-      </w:r>
-      <w:r>
-        <w:t>gy „</w:t>
-      </w:r>
-      <w:proofErr w:type="spellStart"/>
-      <w:r>
-        <w:t>Fetch</w:t>
-      </w:r>
-      <w:proofErr w:type="spellEnd"/>
-      <w:r>
-        <w:t xml:space="preserve"> API</w:t>
-      </w:r>
-      <w:r>
-        <w:t>” hívás segítségével a „B</w:t>
-      </w:r>
-      <w:r>
-        <w:t>ackend</w:t>
-      </w:r>
-      <w:r>
-        <w:t>”</w:t>
-      </w:r>
-      <w:r>
-        <w:t>-</w:t>
-      </w:r>
-      <w:r>
-        <w:t>en. A másik oszlop</w:t>
-      </w:r>
-      <w:r>
-        <w:t xml:space="preserve"> a </w:t>
-      </w:r>
-      <w:proofErr w:type="spellStart"/>
-      <w:r>
-        <w:t>konfliktálódó</w:t>
-      </w:r>
-      <w:proofErr w:type="spellEnd"/>
-      <w:r>
-        <w:t xml:space="preserve"> blokkokat és azok információit jeleníti meg. Itt az adott blokkokat, amelyek fedik egymást dátum</w:t>
-      </w:r>
-      <w:r>
-        <w:t xml:space="preserve"> alapján csoportosítva látjuk</w:t>
-      </w:r>
-      <w:r>
-        <w:t xml:space="preserve"> a blokk pontos idejéve</w:t>
-      </w:r>
-      <w:r>
-        <w:t>l és nevével együtt. Ezen kívül</w:t>
-      </w:r>
-      <w:r>
-        <w:t xml:space="preserve"> a blokkokat reprezentáló egységeken található eg</w:t>
-      </w:r>
-      <w:r>
-        <w:t>y gomb, amellyel a felhasználó</w:t>
-      </w:r>
-      <w:r>
-        <w:t xml:space="preserve"> eldöntheti, hogy ignorálni kívánja-e az adott b</w:t>
-      </w:r>
-      <w:r>
-        <w:t xml:space="preserve">lokkra vonatkozó értesítéseket </w:t>
-      </w:r>
-      <w:r>
-        <w:t xml:space="preserve">vagy </w:t>
-      </w:r>
-      <w:r>
         <w:t>sem. Ennek mentése</w:t>
       </w:r>
       <w:r>
@@ -6852,42 +6845,42 @@
         <w:rPr>
           <w:highlight w:val="yellow"/>
         </w:rPr>
-        <w:t xml:space="preserve"> </w:t>
+        <w:t xml:space="preserve"> személyes adatainak változtatására nyújt lehetőséget. Itt a felhasználónk meg tudja változtatni a felhasználónevét, a megjelenített nevét, és a leírását. A leírás a terjedelmét tekintve, egy saját felugró ablakkal rendelkezik a kényelem érdekében. A következő kategória, a jelszóváltoztatási opciót tartalmazza. Itt a jelszóváltoztatás gombra kattintva kapunk egy felugró ablakot, ahová a jelenlegi </w:t>
+      </w:r>
+      <w:proofErr w:type="spellStart"/>
+      <w:r>
+        <w:rPr>
+          <w:highlight w:val="yellow"/>
+        </w:rPr>
+        <w:t>jelszavunkat</w:t>
+      </w:r>
+      <w:proofErr w:type="spellEnd"/>
+      <w:r>
+        <w:rPr>
+          <w:highlight w:val="yellow"/>
+        </w:rPr>
+        <w:t xml:space="preserve">, majd az újonnan beállítani kívánt </w:t>
+      </w:r>
+      <w:proofErr w:type="spellStart"/>
+      <w:r>
+        <w:rPr>
+          <w:highlight w:val="yellow"/>
+        </w:rPr>
+        <w:t>jelszavat</w:t>
+      </w:r>
+      <w:proofErr w:type="spellEnd"/>
+      <w:r>
+        <w:rPr>
+          <w:highlight w:val="yellow"/>
+        </w:rPr>
+        <w:t xml:space="preserve"> kell </w:t>
       </w:r>
       <w:r>
         <w:rPr>
           <w:highlight w:val="yellow"/>
         </w:rPr>
         <w:lastRenderedPageBreak/>
-        <w:t xml:space="preserve">személyes adatainak változtatására nyújt lehetőséget. Itt a felhasználónk meg tudja változtatni a felhasználónevét, a megjelenített nevét, és a leírását. A leírás a terjedelmét tekintve, egy saját felugró ablakkal rendelkezik a kényelem érdekében. A következő kategória, a jelszóváltoztatási opciót tartalmazza. Itt a jelszóváltoztatás gombra kattintva kapunk egy felugró ablakot, ahová a jelenlegi </w:t>
-      </w:r>
-      <w:proofErr w:type="spellStart"/>
-      <w:r>
-        <w:rPr>
-          <w:highlight w:val="yellow"/>
-        </w:rPr>
-        <w:t>jelszavunkat</w:t>
-      </w:r>
-      <w:proofErr w:type="spellEnd"/>
-      <w:r>
-        <w:rPr>
-          <w:highlight w:val="yellow"/>
-        </w:rPr>
-        <w:t xml:space="preserve">, majd az újonnan beállítani kívánt </w:t>
-      </w:r>
-      <w:proofErr w:type="spellStart"/>
-      <w:r>
-        <w:rPr>
-          <w:highlight w:val="yellow"/>
-        </w:rPr>
-        <w:t>jelszavat</w:t>
-      </w:r>
-      <w:proofErr w:type="spellEnd"/>
-      <w:r>
-        <w:rPr>
-          <w:highlight w:val="yellow"/>
-        </w:rPr>
-        <w:t xml:space="preserve"> kell megadni kétszer. Ezt követően a mentés gombra kattintva, amennyiben helyes jelenlegi jelszót adtuk meg, akkor a </w:t>
+        <w:t xml:space="preserve">megadni kétszer. Ezt követően a mentés gombra kattintva, amennyiben helyes jelenlegi jelszót adtuk meg, akkor a </w:t>
       </w:r>
       <w:r>
         <w:rPr>
@@ -7200,134 +7193,134 @@
         <w:rPr>
           <w:highlight w:val="yellow"/>
         </w:rPr>
-        <w:t xml:space="preserve">” példányát, </w:t>
+        <w:t>” példányát, amelyeket szintén „</w:t>
+      </w:r>
+      <w:proofErr w:type="spellStart"/>
+      <w:proofErr w:type="gramStart"/>
+      <w:r>
+        <w:rPr>
+          <w:highlight w:val="yellow"/>
+        </w:rPr>
+        <w:t>property</w:t>
+      </w:r>
+      <w:proofErr w:type="spellEnd"/>
+      <w:r>
+        <w:rPr>
+          <w:highlight w:val="yellow"/>
+        </w:rPr>
+        <w:t>”-</w:t>
+      </w:r>
+      <w:proofErr w:type="gramEnd"/>
+      <w:r>
+        <w:rPr>
+          <w:highlight w:val="yellow"/>
+        </w:rPr>
+        <w:t>k</w:t>
+      </w:r>
+      <w:r>
+        <w:rPr>
+          <w:highlight w:val="yellow"/>
+        </w:rPr>
+        <w:t>en keresztül teszünk elérhetővé minden olyan komponens s</w:t>
+      </w:r>
+      <w:r>
+        <w:rPr>
+          <w:highlight w:val="yellow"/>
+        </w:rPr>
+        <w:t>zámára, amelynek szüksége van rá, ez</w:t>
+      </w:r>
+      <w:r>
+        <w:rPr>
+          <w:highlight w:val="yellow"/>
+        </w:rPr>
+        <w:t>zel lényegesen megkönnyítve a „</w:t>
+      </w:r>
+      <w:proofErr w:type="spellStart"/>
+      <w:r>
+        <w:rPr>
+          <w:highlight w:val="yellow"/>
+        </w:rPr>
+        <w:t>F</w:t>
+      </w:r>
+      <w:r>
+        <w:rPr>
+          <w:highlight w:val="yellow"/>
+        </w:rPr>
+        <w:t>etch</w:t>
+      </w:r>
+      <w:proofErr w:type="spellEnd"/>
+      <w:r>
+        <w:rPr>
+          <w:highlight w:val="yellow"/>
+        </w:rPr>
+        <w:t xml:space="preserve"> API</w:t>
+      </w:r>
+      <w:r>
+        <w:rPr>
+          <w:highlight w:val="yellow"/>
+        </w:rPr>
+        <w:t>”</w:t>
+      </w:r>
+      <w:r>
+        <w:rPr>
+          <w:highlight w:val="yellow"/>
+        </w:rPr>
+        <w:t xml:space="preserve"> </w:t>
+      </w:r>
+      <w:r>
+        <w:rPr>
+          <w:highlight w:val="yellow"/>
+        </w:rPr>
+        <w:t xml:space="preserve">használatát. De nem csak ezt az adatot kezeli, a </w:t>
+      </w:r>
+      <w:proofErr w:type="gramStart"/>
+      <w:r>
+        <w:rPr>
+          <w:highlight w:val="yellow"/>
+        </w:rPr>
+        <w:t>másik</w:t>
+      </w:r>
+      <w:proofErr w:type="gramEnd"/>
+      <w:r>
+        <w:rPr>
+          <w:highlight w:val="yellow"/>
+        </w:rPr>
+        <w:t xml:space="preserve"> amely szintén egy „</w:t>
+      </w:r>
+      <w:proofErr w:type="spellStart"/>
+      <w:r>
+        <w:rPr>
+          <w:highlight w:val="yellow"/>
+        </w:rPr>
+        <w:t>Singleton</w:t>
+      </w:r>
+      <w:proofErr w:type="spellEnd"/>
+      <w:r>
+        <w:rPr>
+          <w:highlight w:val="yellow"/>
+        </w:rPr>
+        <w:t>” globális szinten elérhető objektum, az a „</w:t>
+      </w:r>
+      <w:proofErr w:type="spellStart"/>
+      <w:r>
+        <w:rPr>
+          <w:highlight w:val="yellow"/>
+        </w:rPr>
+        <w:t>UserData</w:t>
+      </w:r>
+      <w:proofErr w:type="spellEnd"/>
+      <w:r>
+        <w:rPr>
+          <w:highlight w:val="yellow"/>
+        </w:rPr>
+        <w:t xml:space="preserve">”, amely tartalmazza a felhasználónkkal kapcsolatos összes fontos információt, amelyre az oldalnak szüksége van a működéshez. Ezeken felül, </w:t>
       </w:r>
       <w:r>
         <w:rPr>
           <w:highlight w:val="yellow"/>
         </w:rPr>
         <w:lastRenderedPageBreak/>
-        <w:t>amelyeket szintén „</w:t>
-      </w:r>
-      <w:proofErr w:type="spellStart"/>
-      <w:proofErr w:type="gramStart"/>
-      <w:r>
-        <w:rPr>
-          <w:highlight w:val="yellow"/>
-        </w:rPr>
-        <w:t>property</w:t>
-      </w:r>
-      <w:proofErr w:type="spellEnd"/>
-      <w:r>
-        <w:rPr>
-          <w:highlight w:val="yellow"/>
-        </w:rPr>
-        <w:t>”-</w:t>
-      </w:r>
-      <w:proofErr w:type="gramEnd"/>
-      <w:r>
-        <w:rPr>
-          <w:highlight w:val="yellow"/>
-        </w:rPr>
-        <w:t>k</w:t>
-      </w:r>
-      <w:r>
-        <w:rPr>
-          <w:highlight w:val="yellow"/>
-        </w:rPr>
-        <w:t>en keresztül teszünk elérhetővé minden olyan komponens s</w:t>
-      </w:r>
-      <w:r>
-        <w:rPr>
-          <w:highlight w:val="yellow"/>
-        </w:rPr>
-        <w:t>zámára, amelynek szüksége van rá, ez</w:t>
-      </w:r>
-      <w:r>
-        <w:rPr>
-          <w:highlight w:val="yellow"/>
-        </w:rPr>
-        <w:t>zel lényegesen megkönnyítve a „</w:t>
-      </w:r>
-      <w:proofErr w:type="spellStart"/>
-      <w:r>
-        <w:rPr>
-          <w:highlight w:val="yellow"/>
-        </w:rPr>
-        <w:t>F</w:t>
-      </w:r>
-      <w:r>
-        <w:rPr>
-          <w:highlight w:val="yellow"/>
-        </w:rPr>
-        <w:t>etch</w:t>
-      </w:r>
-      <w:proofErr w:type="spellEnd"/>
-      <w:r>
-        <w:rPr>
-          <w:highlight w:val="yellow"/>
-        </w:rPr>
-        <w:t xml:space="preserve"> API</w:t>
-      </w:r>
-      <w:r>
-        <w:rPr>
-          <w:highlight w:val="yellow"/>
-        </w:rPr>
-        <w:t>”</w:t>
-      </w:r>
-      <w:r>
-        <w:rPr>
-          <w:highlight w:val="yellow"/>
-        </w:rPr>
-        <w:t xml:space="preserve"> </w:t>
-      </w:r>
-      <w:r>
-        <w:rPr>
-          <w:highlight w:val="yellow"/>
-        </w:rPr>
-        <w:t xml:space="preserve">használatát. De nem csak ezt az adatot kezeli, a </w:t>
-      </w:r>
-      <w:proofErr w:type="gramStart"/>
-      <w:r>
-        <w:rPr>
-          <w:highlight w:val="yellow"/>
-        </w:rPr>
-        <w:t>másik</w:t>
-      </w:r>
-      <w:proofErr w:type="gramEnd"/>
-      <w:r>
-        <w:rPr>
-          <w:highlight w:val="yellow"/>
-        </w:rPr>
-        <w:t xml:space="preserve"> amely szintén egy „</w:t>
-      </w:r>
-      <w:proofErr w:type="spellStart"/>
-      <w:r>
-        <w:rPr>
-          <w:highlight w:val="yellow"/>
-        </w:rPr>
-        <w:t>Singleton</w:t>
-      </w:r>
-      <w:proofErr w:type="spellEnd"/>
-      <w:r>
-        <w:rPr>
-          <w:highlight w:val="yellow"/>
-        </w:rPr>
-        <w:t>” globális szinten elérhető objektum, az a „</w:t>
-      </w:r>
-      <w:proofErr w:type="spellStart"/>
-      <w:r>
-        <w:rPr>
-          <w:highlight w:val="yellow"/>
-        </w:rPr>
-        <w:t>UserData</w:t>
-      </w:r>
-      <w:proofErr w:type="spellEnd"/>
-      <w:r>
-        <w:rPr>
-          <w:highlight w:val="yellow"/>
-        </w:rPr>
-        <w:t>”, amely tartalmazza a felhasználónkkal kapcsolatos összes fontos információt, amelyre az oldalnak szüksége van a működéshez. Ezeken felül, még különböző dekorációs elemeket is kezel, mint például a klikkeléskor történő effektért felelős komponenst.</w:t>
+        <w:t>még különböző dekorációs elemeket is kezel, mint például a klikkeléskor történő effektért felelős komponenst.</w:t>
       </w:r>
     </w:p>
     <w:p>
@@ -7341,7 +7334,7 @@
           <w:highlight w:val="yellow"/>
         </w:rPr>
       </w:pPr>
-      <w:bookmarkStart w:id="22" w:name="_Toc227867602"/>
+      <w:bookmarkStart w:id="25" w:name="_Toc227932826"/>
       <w:r>
         <w:rPr>
           <w:i w:val="0"/>
@@ -7368,7 +7361,7 @@
         </w:rPr>
         <w:t xml:space="preserve"> fájlok:</w:t>
       </w:r>
-      <w:bookmarkEnd w:id="22"/>
+      <w:bookmarkEnd w:id="25"/>
     </w:p>
     <w:p>
       <w:pPr>
@@ -7675,7 +7668,6 @@
         <w:rPr>
           <w:highlight w:val="yellow"/>
         </w:rPr>
-        <w:lastRenderedPageBreak/>
         <w:t xml:space="preserve">Ez az osztály a </w:t>
       </w:r>
       <w:proofErr w:type="spellStart"/>
@@ -7725,6 +7717,7 @@
           <w:iCs/>
           <w:highlight w:val="yellow"/>
         </w:rPr>
+        <w:lastRenderedPageBreak/>
         <w:t>UserDataClass.</w:t>
       </w:r>
       <w:r>
@@ -7914,14 +7907,14 @@
           <w:highlight w:val="yellow"/>
         </w:rPr>
       </w:pPr>
-      <w:bookmarkStart w:id="23" w:name="_Toc227867603"/>
+      <w:bookmarkStart w:id="26" w:name="_Toc227932827"/>
       <w:r>
         <w:rPr>
           <w:highlight w:val="yellow"/>
         </w:rPr>
         <w:t>Backend:</w:t>
       </w:r>
-      <w:bookmarkEnd w:id="23"/>
+      <w:bookmarkEnd w:id="26"/>
     </w:p>
     <w:p>
       <w:pPr>
@@ -8054,14 +8047,13 @@
           <w:highlight w:val="yellow"/>
         </w:rPr>
       </w:pPr>
-      <w:bookmarkStart w:id="24" w:name="_Toc227867604"/>
+      <w:bookmarkStart w:id="27" w:name="_Toc227932828"/>
       <w:r>
         <w:rPr>
           <w:i w:val="0"/>
           <w:iCs/>
           <w:highlight w:val="yellow"/>
         </w:rPr>
-        <w:lastRenderedPageBreak/>
         <w:t>Végpontok és rövid leírásaik</w:t>
       </w:r>
       <w:r>
@@ -8072,7 +8064,7 @@
         </w:rPr>
         <w:t>:</w:t>
       </w:r>
-      <w:bookmarkEnd w:id="24"/>
+      <w:bookmarkEnd w:id="27"/>
     </w:p>
     <w:p>
       <w:pPr>
@@ -8082,7 +8074,7 @@
           <w:highlight w:val="yellow"/>
         </w:rPr>
       </w:pPr>
-      <w:bookmarkStart w:id="25" w:name="_Toc227867605"/>
+      <w:bookmarkStart w:id="28" w:name="_Toc227932829"/>
       <w:r>
         <w:rPr>
           <w:highlight w:val="yellow"/>
@@ -8103,7 +8095,7 @@
         </w:rPr>
         <w:t>:</w:t>
       </w:r>
-      <w:bookmarkEnd w:id="25"/>
+      <w:bookmarkEnd w:id="28"/>
     </w:p>
     <w:p>
       <w:pPr>
@@ -8270,6 +8262,7 @@
         <w:rPr>
           <w:highlight w:val="yellow"/>
         </w:rPr>
+        <w:lastRenderedPageBreak/>
         <w:t>PUT(„</w:t>
       </w:r>
       <w:proofErr w:type="spellStart"/>
@@ -8954,7 +8947,6 @@
         <w:rPr>
           <w:highlight w:val="yellow"/>
         </w:rPr>
-        <w:lastRenderedPageBreak/>
         <w:t xml:space="preserve">POST </w:t>
       </w:r>
       <w:proofErr w:type="spellStart"/>
@@ -9151,6 +9143,7 @@
         <w:rPr>
           <w:highlight w:val="yellow"/>
         </w:rPr>
+        <w:lastRenderedPageBreak/>
         <w:t>Ez a végpont felelős a folyamatban lévő meghívók elfogadásának/elutasításának kezeléséért.</w:t>
       </w:r>
     </w:p>
@@ -9799,14 +9792,7 @@
         <w:rPr>
           <w:highlight w:val="yellow"/>
         </w:rPr>
-        <w:t xml:space="preserve">” objektumot, és egy naptár azonosítóját várja. Ezt követően egy két elemű tömbbel tér vissza a függvény. A tömb mindkét értéke egy igaz/hamis mező. Az első </w:t>
-      </w:r>
-      <w:r>
-        <w:rPr>
-          <w:highlight w:val="yellow"/>
-        </w:rPr>
-        <w:lastRenderedPageBreak/>
-        <w:t>érték a felhasználó személyes szintű kötődését, a második érték a felhasználó csoportokon keresztüli kapcsolatáról nyújt visszajelzést, az ezt használó végpontoknak.</w:t>
+        <w:t>” objektumot, és egy naptár azonosítóját várja. Ezt követően egy két elemű tömbbel tér vissza a függvény. A tömb mindkét értéke egy igaz/hamis mező. Az első érték a felhasználó személyes szintű kötődését, a második érték a felhasználó csoportokon keresztüli kapcsolatáról nyújt visszajelzést, az ezt használó végpontoknak.</w:t>
       </w:r>
     </w:p>
     <w:p>
@@ -9901,7 +9887,14 @@
         <w:rPr>
           <w:highlight w:val="yellow"/>
         </w:rPr>
-        <w:t xml:space="preserve"> ez a karakterlánc tartalmazza a felhasználónk szerepkörét és a személyazonosságának igazolásához szükséges információkat</w:t>
+        <w:t xml:space="preserve"> ez a karakterlánc tartalmazza </w:t>
+      </w:r>
+      <w:r>
+        <w:rPr>
+          <w:highlight w:val="yellow"/>
+        </w:rPr>
+        <w:lastRenderedPageBreak/>
+        <w:t>a felhasználónk szerepkörét és a személyazonosságának igazolásához szükséges információkat</w:t>
       </w:r>
       <w:r>
         <w:rPr>
@@ -10040,7 +10033,7 @@
           <w:highlight w:val="yellow"/>
         </w:rPr>
       </w:pPr>
-      <w:bookmarkStart w:id="26" w:name="_Toc227867606"/>
+      <w:bookmarkStart w:id="29" w:name="_Toc227932830"/>
       <w:r>
         <w:rPr>
           <w:i w:val="0"/>
@@ -10049,7 +10042,7 @@
         </w:rPr>
         <w:t>Segédosztályok:</w:t>
       </w:r>
-      <w:bookmarkEnd w:id="26"/>
+      <w:bookmarkEnd w:id="29"/>
     </w:p>
     <w:p>
       <w:pPr>
@@ -10289,7 +10282,6 @@
         <w:rPr>
           <w:highlight w:val="yellow"/>
         </w:rPr>
-        <w:lastRenderedPageBreak/>
         <w:t>Ez a segédosztály a jelszavak ellenőrzését, és titkosítását végzi. Az osztályt</w:t>
       </w:r>
       <w:r>
@@ -10406,7 +10398,7 @@
           <w:highlight w:val="yellow"/>
         </w:rPr>
       </w:pPr>
-      <w:bookmarkStart w:id="27" w:name="_Toc227867607"/>
+      <w:bookmarkStart w:id="30" w:name="_Toc227932831"/>
       <w:r>
         <w:rPr>
           <w:highlight w:val="yellow"/>
@@ -10419,7 +10411,7 @@
         </w:rPr>
         <w:t>a</w:t>
       </w:r>
-      <w:bookmarkEnd w:id="27"/>
+      <w:bookmarkEnd w:id="30"/>
     </w:p>
     <w:p>
       <w:pPr>
@@ -10467,6 +10459,7 @@
         <w:rPr>
           <w:highlight w:val="yellow"/>
         </w:rPr>
+        <w:lastRenderedPageBreak/>
         <w:t>Ez az első oldal</w:t>
       </w:r>
       <w:r>
@@ -10799,14 +10792,7 @@
         <w:rPr>
           <w:highlight w:val="yellow"/>
         </w:rPr>
-        <w:t xml:space="preserve"> tartozókat látjuk. Az itt </w:t>
-      </w:r>
-      <w:r>
-        <w:rPr>
-          <w:highlight w:val="yellow"/>
-        </w:rPr>
-        <w:lastRenderedPageBreak/>
-        <w:t>lévő funkciók működése azonos, a saját naptárainkat tartozó nézetéhet, de módosításokat csak akkor tudunk végezni, ha a csoportban megfelelő jogosultsággal rendelkezünk.</w:t>
+        <w:t xml:space="preserve"> tartozókat látjuk. Az itt lévő funkciók működése azonos, a saját naptárainkat tartozó nézetéhet, de módosításokat csak akkor tudunk végezni, ha a csoportban megfelelő jogosultsággal rendelkezünk.</w:t>
       </w:r>
     </w:p>
     <w:p>
@@ -10987,6 +10973,7 @@
         <w:rPr>
           <w:highlight w:val="yellow"/>
         </w:rPr>
+        <w:lastRenderedPageBreak/>
         <w:t>Notifications</w:t>
       </w:r>
       <w:proofErr w:type="spellEnd"/>
@@ -11273,14 +11260,7 @@
         <w:rPr>
           <w:highlight w:val="yellow"/>
         </w:rPr>
-        <w:t xml:space="preserve">), a navigációs </w:t>
-      </w:r>
-      <w:r>
-        <w:rPr>
-          <w:highlight w:val="yellow"/>
-        </w:rPr>
-        <w:lastRenderedPageBreak/>
-        <w:t xml:space="preserve">menü megjelenítésének módja és a legfontosabb, </w:t>
+        <w:t xml:space="preserve">), a navigációs menü megjelenítésének módja és a legfontosabb, </w:t>
       </w:r>
       <w:r>
         <w:rPr>
@@ -11347,7 +11327,14 @@
         <w:rPr>
           <w:highlight w:val="yellow"/>
         </w:rPr>
-        <w:t xml:space="preserve"> menüpont alatt, a felhasználó hozzáfér, a különböző értesítései, és azok beállításaihoz. Az értesítéseknek két fő fajtája van. Az első a meghívásokkal kapcsolatos értesítések. Ha a felhasználónk számára érkezett egy meghívó egy csoporthoz, akkor azt itt tudjuk megtekinteni, és eldönteni, hogy visszautasítjuk, vagy elfogadjuk. A másik fő fajtája az értesítéseknek, az ütköző események. Itt kilistázva láthatjuk, dátum alapján csoportokban, ha az adott napon, valamely eseményünk ütközik. Ez lehetővé teszi, a korai értesülést az </w:t>
+        <w:t xml:space="preserve"> menüpont alatt, a felhasználó hozzáfér, a különböző értesítései, és azok beállításaihoz. Az értesítéseknek két fő fajtája van. Az első a meghívásokkal kapcsolatos értesítések. Ha a felhasználónk számára érkezett egy meghívó egy csoporthoz, akkor azt itt tudjuk megtekinteni, és eldönteni, hogy visszautasítjuk, vagy elfogadjuk. A másik fő fajtája az értesítéseknek, az ütköző események. Itt kilistázva láthatjuk, dátum alapján csoportokban, ha </w:t>
+      </w:r>
+      <w:r>
+        <w:rPr>
+          <w:highlight w:val="yellow"/>
+        </w:rPr>
+        <w:lastRenderedPageBreak/>
+        <w:t xml:space="preserve">az adott napon, valamely eseményünk ütközik. Ez lehetővé teszi, a korai értesülést az </w:t>
       </w:r>
       <w:r>
         <w:rPr>
@@ -11448,14 +11435,14 @@
           <w:highlight w:val="yellow"/>
         </w:rPr>
       </w:pPr>
-      <w:bookmarkStart w:id="28" w:name="_Toc227867608"/>
+      <w:bookmarkStart w:id="31" w:name="_Toc227932832"/>
       <w:r>
         <w:rPr>
           <w:highlight w:val="yellow"/>
         </w:rPr>
         <w:t>Teszteléssel kapcsolatos információk:</w:t>
       </w:r>
-      <w:bookmarkEnd w:id="28"/>
+      <w:bookmarkEnd w:id="31"/>
     </w:p>
     <w:p>
       <w:pPr>
@@ -11465,7 +11452,7 @@
           <w:highlight w:val="yellow"/>
         </w:rPr>
       </w:pPr>
-      <w:bookmarkStart w:id="29" w:name="_Toc227867609"/>
+      <w:bookmarkStart w:id="32" w:name="_Toc227932833"/>
       <w:r>
         <w:rPr>
           <w:highlight w:val="yellow"/>
@@ -11484,7 +11471,7 @@
         </w:rPr>
         <w:t>:</w:t>
       </w:r>
-      <w:bookmarkEnd w:id="29"/>
+      <w:bookmarkEnd w:id="32"/>
     </w:p>
     <w:p>
       <w:pPr>
@@ -11632,14 +11619,14 @@
           <w:highlight w:val="yellow"/>
         </w:rPr>
       </w:pPr>
-      <w:bookmarkStart w:id="30" w:name="_Toc227867610"/>
+      <w:bookmarkStart w:id="33" w:name="_Toc227932834"/>
       <w:r>
         <w:rPr>
           <w:highlight w:val="yellow"/>
         </w:rPr>
         <w:t>Automatizált tesztelés:</w:t>
       </w:r>
-      <w:bookmarkEnd w:id="30"/>
+      <w:bookmarkEnd w:id="33"/>
     </w:p>
     <w:p>
       <w:pPr>
@@ -11649,14 +11636,14 @@
           <w:highlight w:val="yellow"/>
         </w:rPr>
       </w:pPr>
-      <w:bookmarkStart w:id="31" w:name="_Toc227867611"/>
+      <w:bookmarkStart w:id="34" w:name="_Toc227932835"/>
       <w:r>
         <w:rPr>
           <w:highlight w:val="yellow"/>
         </w:rPr>
         <w:t>Unit tesztek:</w:t>
       </w:r>
-      <w:bookmarkEnd w:id="31"/>
+      <w:bookmarkEnd w:id="34"/>
     </w:p>
     <w:p>
       <w:pPr>
@@ -11670,12 +11657,45 @@
         </w:rPr>
         <w:t xml:space="preserve">Az unit tesztjeinket, a saját API </w:t>
       </w:r>
-      <w:proofErr w:type="spellStart"/>
-      <w:r>
-        <w:rPr>
-          <w:highlight w:val="yellow"/>
-        </w:rPr>
-        <w:t>solution-unk</w:t>
+      <w:r>
+        <w:rPr>
+          <w:highlight w:val="yellow"/>
+        </w:rPr>
+        <w:t>„</w:t>
+      </w:r>
+      <w:proofErr w:type="spellStart"/>
+      <w:r>
+        <w:rPr>
+          <w:highlight w:val="yellow"/>
+        </w:rPr>
+        <w:t>solution</w:t>
+      </w:r>
+      <w:proofErr w:type="spellEnd"/>
+      <w:r>
+        <w:rPr>
+          <w:highlight w:val="yellow"/>
+        </w:rPr>
+        <w:t>”</w:t>
+      </w:r>
+      <w:r>
+        <w:rPr>
+          <w:rStyle w:val="Lbjegyzet-hivatkozs"/>
+          <w:highlight w:val="yellow"/>
+        </w:rPr>
+        <w:footnoteReference w:id="29"/>
+      </w:r>
+      <w:r>
+        <w:rPr>
+          <w:highlight w:val="yellow"/>
+        </w:rPr>
+        <w:t>-</w:t>
+      </w:r>
+      <w:proofErr w:type="spellStart"/>
+      <w:r>
+        <w:rPr>
+          <w:highlight w:val="yellow"/>
+        </w:rPr>
+        <w:t>unk</w:t>
       </w:r>
       <w:proofErr w:type="spellEnd"/>
       <w:r>
@@ -11689,20 +11709,13 @@
           <w:rStyle w:val="Lbjegyzet-hivatkozs"/>
           <w:highlight w:val="yellow"/>
         </w:rPr>
-        <w:footnoteReference w:id="29"/>
-      </w:r>
-      <w:r>
-        <w:rPr>
-          <w:highlight w:val="yellow"/>
-        </w:rPr>
-        <w:t xml:space="preserve"> mű</w:t>
-      </w:r>
-      <w:r>
-        <w:rPr>
-          <w:highlight w:val="yellow"/>
-        </w:rPr>
-        <w:lastRenderedPageBreak/>
-        <w:t>veletet megvalósítják azokhoz tartozik egy láncolási teszteset is. Itt a műveleteket sorrendben teszteljük, és minden lépés után vizsgáljuk az állapotát. Először létrehozunk egy új elemet, azt lekérdezzük, utána módosítjuk a tartalmát, majd végül töröljük.</w:t>
+        <w:footnoteReference w:id="30"/>
+      </w:r>
+      <w:r>
+        <w:rPr>
+          <w:highlight w:val="yellow"/>
+        </w:rPr>
+        <w:t xml:space="preserve"> műveletet megvalósítják azokhoz tartozik egy láncolási teszteset is. Itt a műveleteket sorrendben teszteljük, és minden lépés után vizsgáljuk az állapotát. Először létrehozunk egy új elemet, azt lekérdezzük, utána módosítjuk a tartalmát, majd végül töröljük.</w:t>
       </w:r>
     </w:p>
     <w:p>
@@ -11713,34 +11726,31 @@
           <w:highlight w:val="yellow"/>
         </w:rPr>
       </w:pPr>
-      <w:bookmarkStart w:id="32" w:name="_Toc227867612"/>
+      <w:bookmarkStart w:id="35" w:name="_Toc227932836"/>
       <w:r>
         <w:rPr>
           <w:highlight w:val="yellow"/>
         </w:rPr>
         <w:t>Manuális tesztelés:</w:t>
       </w:r>
-      <w:bookmarkEnd w:id="32"/>
+      <w:bookmarkEnd w:id="35"/>
     </w:p>
     <w:p>
       <w:pPr>
         <w:pStyle w:val="Cmsor3"/>
-        <w:numPr>
-          <w:ilvl w:val="0"/>
-          <w:numId w:val="23"/>
-        </w:numPr>
-        <w:rPr>
-          <w:highlight w:val="yellow"/>
-        </w:rPr>
-      </w:pPr>
-      <w:bookmarkStart w:id="33" w:name="_Toc227867613"/>
+        <w:spacing w:line="360" w:lineRule="auto"/>
+        <w:rPr>
+          <w:highlight w:val="yellow"/>
+        </w:rPr>
+      </w:pPr>
+      <w:bookmarkStart w:id="36" w:name="_Toc227932837"/>
       <w:r>
         <w:rPr>
           <w:highlight w:val="yellow"/>
         </w:rPr>
         <w:t>Müller Bálint:</w:t>
       </w:r>
-      <w:bookmarkEnd w:id="33"/>
+      <w:bookmarkEnd w:id="36"/>
     </w:p>
     <w:p>
       <w:pPr>
@@ -11809,7 +11819,14 @@
         <w:rPr>
           <w:highlight w:val="yellow"/>
         </w:rPr>
-        <w:t>”. Ezzel a CSS fájlokban végzett módosításaimat, azonnal tudtam látni a megjelenített felületen. Ezek mellett több személynek is megmutattam az oldal kinézetét, amelyet követően rengeteg pozitív visszajelzést kaptam. Ezek mellett természetese érkezett a kinézet esetleges fejlesztéséhez több javaslat is, amelyeket projekt fejlesztésének folyamata alatt megvalósítottunk. Ezek mellett a munkám során, a különböző a „</w:t>
+        <w:t xml:space="preserve">”. Ezzel a CSS fájlokban végzett módosításaimat, azonnal tudtam látni a megjelenített felületen. Ezek mellett több személynek </w:t>
+      </w:r>
+      <w:r>
+        <w:rPr>
+          <w:highlight w:val="yellow"/>
+        </w:rPr>
+        <w:lastRenderedPageBreak/>
+        <w:t>is megmutattam az oldal kinézetét, amelyet követően rengeteg pozitív visszajelzést kaptam. Ezek mellett természetese érkezett a kinézet esetleges fejlesztéséhez több javaslat is, amelyeket projekt fejlesztésének folyamata alatt megvalósítottunk. Ezek mellett a munkám során, a különböző a „</w:t>
       </w:r>
       <w:proofErr w:type="gramStart"/>
       <w:r>
@@ -11837,22 +11854,19 @@
     <w:p>
       <w:pPr>
         <w:pStyle w:val="Cmsor3"/>
-        <w:numPr>
-          <w:ilvl w:val="0"/>
-          <w:numId w:val="23"/>
-        </w:numPr>
-        <w:rPr>
-          <w:highlight w:val="yellow"/>
-        </w:rPr>
-      </w:pPr>
-      <w:bookmarkStart w:id="34" w:name="_Toc227867614"/>
+        <w:spacing w:line="360" w:lineRule="auto"/>
+        <w:rPr>
+          <w:highlight w:val="yellow"/>
+        </w:rPr>
+      </w:pPr>
+      <w:bookmarkStart w:id="37" w:name="_Toc227932838"/>
       <w:r>
         <w:rPr>
           <w:highlight w:val="yellow"/>
         </w:rPr>
         <w:t>Fehér Ágoston:</w:t>
       </w:r>
-      <w:bookmarkEnd w:id="34"/>
+      <w:bookmarkEnd w:id="37"/>
     </w:p>
     <w:p>
       <w:pPr>
@@ -11949,22 +11963,19 @@
     <w:p>
       <w:pPr>
         <w:pStyle w:val="Cmsor3"/>
-        <w:numPr>
-          <w:ilvl w:val="0"/>
-          <w:numId w:val="23"/>
-        </w:numPr>
-        <w:rPr>
-          <w:highlight w:val="yellow"/>
-        </w:rPr>
-      </w:pPr>
-      <w:bookmarkStart w:id="35" w:name="_Toc227867615"/>
+        <w:spacing w:line="360" w:lineRule="auto"/>
+        <w:rPr>
+          <w:highlight w:val="yellow"/>
+        </w:rPr>
+      </w:pPr>
+      <w:bookmarkStart w:id="38" w:name="_Toc227932839"/>
       <w:r>
         <w:rPr>
           <w:highlight w:val="yellow"/>
         </w:rPr>
         <w:t>Fülöp László András:</w:t>
       </w:r>
-      <w:bookmarkEnd w:id="35"/>
+      <w:bookmarkEnd w:id="38"/>
     </w:p>
     <w:p>
       <w:pPr>
@@ -11985,32 +11996,65 @@
         <w:pStyle w:val="Cmsor2"/>
         <w:spacing w:line="360" w:lineRule="auto"/>
         <w:rPr>
-          <w:color w:val="FF0000"/>
-          <w:highlight w:val="darkRed"/>
-        </w:rPr>
-      </w:pPr>
-      <w:bookmarkStart w:id="36" w:name="_Toc227867616"/>
-      <w:r>
-        <w:rPr>
-          <w:color w:val="FF0000"/>
-          <w:highlight w:val="darkRed"/>
+          <w:color w:val="000000" w:themeColor="text1"/>
+          <w:highlight w:val="yellow"/>
+        </w:rPr>
+      </w:pPr>
+      <w:bookmarkStart w:id="39" w:name="_Toc227932840"/>
+      <w:r>
+        <w:rPr>
+          <w:color w:val="000000" w:themeColor="text1"/>
+          <w:highlight w:val="yellow"/>
         </w:rPr>
         <w:t>Tesztelési eredmények:</w:t>
       </w:r>
-      <w:bookmarkEnd w:id="36"/>
-    </w:p>
-    <w:p>
-      <w:pPr>
-        <w:rPr>
-          <w:highlight w:val="yellow"/>
-        </w:rPr>
-      </w:pPr>
-      <w:r>
-        <w:rPr>
-          <w:color w:val="EE0000"/>
-          <w:highlight w:val="yellow"/>
-        </w:rPr>
-        <w:t>(OVERALL eredmény/visszajelzés)</w:t>
+      <w:bookmarkEnd w:id="39"/>
+    </w:p>
+    <w:p>
+      <w:pPr>
+        <w:rPr>
+          <w:color w:val="000000" w:themeColor="text1"/>
+          <w:highlight w:val="yellow"/>
+        </w:rPr>
+      </w:pPr>
+      <w:r>
+        <w:rPr>
+          <w:color w:val="000000" w:themeColor="text1"/>
+          <w:highlight w:val="yellow"/>
+        </w:rPr>
+        <w:t xml:space="preserve">Az általunk végzett manuális és a </w:t>
+      </w:r>
+      <w:proofErr w:type="spellStart"/>
+      <w:r>
+        <w:rPr>
+          <w:color w:val="000000" w:themeColor="text1"/>
+          <w:highlight w:val="yellow"/>
+        </w:rPr>
+        <w:t>szkriptfájlok</w:t>
+      </w:r>
+      <w:proofErr w:type="spellEnd"/>
+      <w:r>
+        <w:rPr>
+          <w:color w:val="000000" w:themeColor="text1"/>
+          <w:highlight w:val="yellow"/>
+        </w:rPr>
+        <w:t xml:space="preserve"> segítségével elvégzett automatizált tesztek eredménye rendkívüli segítségnek </w:t>
+      </w:r>
+      <w:proofErr w:type="spellStart"/>
+      <w:r>
+        <w:rPr>
+          <w:color w:val="000000" w:themeColor="text1"/>
+          <w:highlight w:val="yellow"/>
+        </w:rPr>
+        <w:t>bizonyosult</w:t>
+      </w:r>
+      <w:proofErr w:type="spellEnd"/>
+      <w:r>
+        <w:rPr>
+          <w:color w:val="000000" w:themeColor="text1"/>
+          <w:highlight w:val="yellow"/>
+        </w:rPr>
+        <w:t xml:space="preserve"> a már meglévő funkciók továbbfejlesztése és véglegesítése során. A teszteknek köszönhetően könnyedén megtaláltuk az újonnan felmerülő hibákat és ezeket javítottuk is. A projekt jelen állapota szerint megfelelően működik, és minden általunk meghatározott automatikus teszteset sikeres eredménnyel tér vissza. </w:t>
       </w:r>
     </w:p>
     <w:p>
@@ -12021,24 +12065,24 @@
           <w:highlight w:val="yellow"/>
         </w:rPr>
       </w:pPr>
-      <w:bookmarkStart w:id="37" w:name="_Toc227867617"/>
-      <w:r>
-        <w:rPr>
-          <w:highlight w:val="yellow"/>
-        </w:rPr>
-        <w:lastRenderedPageBreak/>
+      <w:bookmarkStart w:id="40" w:name="_Toc227932841"/>
+      <w:r>
+        <w:rPr>
+          <w:highlight w:val="yellow"/>
+        </w:rPr>
         <w:t>A szoftver letöltésének és elindításának lépései:</w:t>
       </w:r>
-      <w:bookmarkEnd w:id="37"/>
+      <w:bookmarkEnd w:id="40"/>
     </w:p>
     <w:p>
       <w:pPr>
         <w:pStyle w:val="Cmsor2"/>
-        <w:rPr>
-          <w:highlight w:val="yellow"/>
-        </w:rPr>
-      </w:pPr>
-      <w:bookmarkStart w:id="38" w:name="_Toc227867618"/>
+        <w:spacing w:line="360" w:lineRule="auto"/>
+        <w:rPr>
+          <w:highlight w:val="yellow"/>
+        </w:rPr>
+      </w:pPr>
+      <w:bookmarkStart w:id="41" w:name="_Toc227932842"/>
       <w:r>
         <w:rPr>
           <w:highlight w:val="yellow"/>
@@ -12051,7 +12095,7 @@
         </w:rPr>
         <w:t>:</w:t>
       </w:r>
-      <w:bookmarkEnd w:id="38"/>
+      <w:bookmarkEnd w:id="41"/>
     </w:p>
     <w:p>
       <w:pPr>
@@ -12125,6 +12169,7 @@
         <w:rPr>
           <w:highlight w:val="yellow"/>
         </w:rPr>
+        <w:lastRenderedPageBreak/>
         <w:t xml:space="preserve">Visual </w:t>
       </w:r>
       <w:proofErr w:type="spellStart"/>
@@ -12264,18 +12309,19 @@
     <w:p>
       <w:pPr>
         <w:pStyle w:val="Cmsor2"/>
-        <w:rPr>
-          <w:highlight w:val="yellow"/>
-        </w:rPr>
-      </w:pPr>
-      <w:bookmarkStart w:id="39" w:name="_Toc227867619"/>
+        <w:spacing w:line="360" w:lineRule="auto"/>
+        <w:rPr>
+          <w:highlight w:val="yellow"/>
+        </w:rPr>
+      </w:pPr>
+      <w:bookmarkStart w:id="42" w:name="_Toc227932843"/>
       <w:r>
         <w:rPr>
           <w:highlight w:val="yellow"/>
         </w:rPr>
         <w:t>A program elindításának részletes leírása lépésről lépésre</w:t>
       </w:r>
-      <w:bookmarkEnd w:id="39"/>
+      <w:bookmarkEnd w:id="42"/>
     </w:p>
     <w:p>
       <w:pPr>
@@ -12313,7 +12359,7 @@
           <w:rStyle w:val="Lbjegyzet-hivatkozs"/>
           <w:highlight w:val="yellow"/>
         </w:rPr>
-        <w:footnoteReference w:id="30"/>
+        <w:footnoteReference w:id="31"/>
       </w:r>
       <w:r>
         <w:rPr>
@@ -12396,7 +12442,7 @@
           <w:rStyle w:val="Lbjegyzet-hivatkozs"/>
           <w:highlight w:val="yellow"/>
         </w:rPr>
-        <w:footnoteReference w:id="31"/>
+        <w:footnoteReference w:id="32"/>
       </w:r>
       <w:r>
         <w:rPr>
@@ -12849,7 +12895,6 @@
         <w:rPr>
           <w:highlight w:val="yellow"/>
         </w:rPr>
-        <w:lastRenderedPageBreak/>
         <w:t>npm</w:t>
       </w:r>
       <w:proofErr w:type="spellEnd"/>
@@ -12943,151 +12988,154 @@
     <w:p>
       <w:pPr>
         <w:pStyle w:val="Cmsor2"/>
+        <w:spacing w:line="360" w:lineRule="auto"/>
+        <w:rPr>
+          <w:color w:val="000000" w:themeColor="text1"/>
+          <w:highlight w:val="yellow"/>
+        </w:rPr>
+      </w:pPr>
+      <w:bookmarkStart w:id="43" w:name="_Toc227932844"/>
+      <w:r>
+        <w:rPr>
+          <w:color w:val="000000" w:themeColor="text1"/>
+          <w:highlight w:val="yellow"/>
+        </w:rPr>
+        <w:lastRenderedPageBreak/>
+        <w:t>Bejelentkezés</w:t>
+      </w:r>
+      <w:r>
+        <w:rPr>
+          <w:color w:val="000000" w:themeColor="text1"/>
+          <w:highlight w:val="yellow"/>
+        </w:rPr>
+        <w:t>:</w:t>
+      </w:r>
+      <w:bookmarkEnd w:id="43"/>
+    </w:p>
+    <w:p>
+      <w:pPr>
+        <w:rPr>
+          <w:highlight w:val="yellow"/>
+        </w:rPr>
+      </w:pPr>
+      <w:r>
+        <w:rPr>
+          <w:highlight w:val="yellow"/>
+        </w:rPr>
+        <w:t xml:space="preserve">Az adatbázisunkat létrehozó, importálandó SQL </w:t>
+      </w:r>
+      <w:proofErr w:type="spellStart"/>
+      <w:r>
+        <w:rPr>
+          <w:highlight w:val="yellow"/>
+        </w:rPr>
+        <w:t>szkriptfájl</w:t>
+      </w:r>
+      <w:proofErr w:type="spellEnd"/>
+      <w:r>
+        <w:rPr>
+          <w:highlight w:val="yellow"/>
+        </w:rPr>
+        <w:t xml:space="preserve"> már tartalmaz egy előre létrehozott </w:t>
+      </w:r>
+      <w:proofErr w:type="gramStart"/>
+      <w:r>
+        <w:rPr>
+          <w:highlight w:val="yellow"/>
+        </w:rPr>
+        <w:t>felhasználót</w:t>
+      </w:r>
+      <w:proofErr w:type="gramEnd"/>
+      <w:r>
+        <w:rPr>
+          <w:highlight w:val="yellow"/>
+        </w:rPr>
+        <w:t xml:space="preserve"> amely a program különböző funkcióit demonstráló adatokkal van feltöltve.</w:t>
+      </w:r>
+    </w:p>
+    <w:p>
+      <w:pPr>
+        <w:tabs>
+          <w:tab w:val="left" w:pos="1134"/>
+        </w:tabs>
+        <w:rPr>
+          <w:highlight w:val="yellow"/>
+        </w:rPr>
+      </w:pPr>
+      <w:r>
+        <w:rPr>
+          <w:highlight w:val="yellow"/>
+        </w:rPr>
+        <w:t xml:space="preserve">E-mail: </w:t>
+      </w:r>
+      <w:r>
+        <w:rPr>
+          <w:highlight w:val="yellow"/>
+        </w:rPr>
+        <w:tab/>
+        <w:t>kissjanos85@gmail.com</w:t>
+      </w:r>
+    </w:p>
+    <w:p>
+      <w:pPr>
+        <w:tabs>
+          <w:tab w:val="left" w:pos="1134"/>
+        </w:tabs>
+        <w:rPr>
+          <w:highlight w:val="yellow"/>
+        </w:rPr>
+      </w:pPr>
+      <w:r>
+        <w:rPr>
+          <w:highlight w:val="yellow"/>
+        </w:rPr>
+        <w:t>Jelszó:</w:t>
+      </w:r>
+      <w:r>
+        <w:rPr>
+          <w:highlight w:val="yellow"/>
+        </w:rPr>
+        <w:tab/>
+        <w:t>Kissjanos85!</w:t>
+      </w:r>
+    </w:p>
+    <w:p>
+      <w:pPr>
+        <w:rPr>
+          <w:highlight w:val="yellow"/>
+        </w:rPr>
+      </w:pPr>
+    </w:p>
+    <w:p>
+      <w:pPr>
+        <w:pStyle w:val="Cmsor1"/>
+        <w:spacing w:line="360" w:lineRule="auto"/>
         <w:rPr>
           <w:color w:val="FF0000"/>
           <w:highlight w:val="darkRed"/>
         </w:rPr>
       </w:pPr>
-      <w:bookmarkStart w:id="40" w:name="_Toc227867620"/>
+      <w:bookmarkStart w:id="44" w:name="_Toc227932845"/>
       <w:r>
         <w:rPr>
           <w:color w:val="FF0000"/>
           <w:highlight w:val="darkRed"/>
         </w:rPr>
-        <w:t>Bejelentkezés</w:t>
-      </w:r>
-      <w:bookmarkEnd w:id="40"/>
-    </w:p>
-    <w:p>
-      <w:pPr>
-        <w:rPr>
-          <w:highlight w:val="yellow"/>
-        </w:rPr>
-      </w:pPr>
-      <w:r>
-        <w:rPr>
-          <w:highlight w:val="yellow"/>
-        </w:rPr>
-        <w:t xml:space="preserve">Az adatbázisunkat létrehozó, importálandó SQL </w:t>
-      </w:r>
-      <w:proofErr w:type="spellStart"/>
-      <w:r>
-        <w:rPr>
-          <w:highlight w:val="yellow"/>
-        </w:rPr>
-        <w:t>szkriptfájl</w:t>
-      </w:r>
-      <w:proofErr w:type="spellEnd"/>
-      <w:r>
-        <w:rPr>
-          <w:highlight w:val="yellow"/>
-        </w:rPr>
-        <w:t xml:space="preserve"> már tartalmaz egy előre létrehozott </w:t>
-      </w:r>
-      <w:proofErr w:type="gramStart"/>
-      <w:r>
-        <w:rPr>
-          <w:highlight w:val="yellow"/>
-        </w:rPr>
-        <w:t>felhasználót</w:t>
-      </w:r>
-      <w:proofErr w:type="gramEnd"/>
-      <w:r>
-        <w:rPr>
-          <w:highlight w:val="yellow"/>
-        </w:rPr>
-        <w:t xml:space="preserve"> amely a program különböző funkcióit demonstráló adatokkal van feltöltve.</w:t>
-      </w:r>
-    </w:p>
-    <w:p>
-      <w:pPr>
-        <w:rPr>
-          <w:color w:val="EE0000"/>
-          <w:highlight w:val="yellow"/>
-        </w:rPr>
-      </w:pPr>
-      <w:r>
-        <w:rPr>
-          <w:color w:val="EE0000"/>
-          <w:highlight w:val="yellow"/>
-        </w:rPr>
-        <w:t xml:space="preserve">(ide majd egy </w:t>
-      </w:r>
-      <w:proofErr w:type="spellStart"/>
-      <w:r>
-        <w:rPr>
-          <w:color w:val="EE0000"/>
-          <w:highlight w:val="yellow"/>
-        </w:rPr>
-        <w:t>use</w:t>
-      </w:r>
-      <w:r>
-        <w:rPr>
-          <w:color w:val="EE0000"/>
-          <w:highlight w:val="yellow"/>
-        </w:rPr>
-        <w:t>r</w:t>
-      </w:r>
-      <w:proofErr w:type="spellEnd"/>
-      <w:r>
-        <w:rPr>
-          <w:color w:val="EE0000"/>
-          <w:highlight w:val="yellow"/>
-        </w:rPr>
-        <w:t xml:space="preserve"> kell</w:t>
-      </w:r>
-      <w:r>
-        <w:rPr>
-          <w:color w:val="EE0000"/>
-          <w:highlight w:val="yellow"/>
-        </w:rPr>
-        <w:t xml:space="preserve"> MEG AZ SQL FÁJLBA IS</w:t>
-      </w:r>
-      <w:r>
-        <w:rPr>
-          <w:color w:val="EE0000"/>
-          <w:highlight w:val="yellow"/>
-        </w:rPr>
-        <w:t>)</w:t>
-      </w:r>
-    </w:p>
-    <w:p>
-      <w:pPr>
-        <w:rPr>
-          <w:highlight w:val="yellow"/>
-        </w:rPr>
-      </w:pPr>
-    </w:p>
-    <w:p>
-      <w:pPr>
-        <w:pStyle w:val="Cmsor1"/>
-        <w:spacing w:line="360" w:lineRule="auto"/>
+        <w:t>Egyes funkciók működésének lépései:</w:t>
+      </w:r>
+      <w:bookmarkEnd w:id="44"/>
+    </w:p>
+    <w:p>
+      <w:pPr>
         <w:rPr>
           <w:color w:val="FF0000"/>
           <w:highlight w:val="darkRed"/>
         </w:rPr>
       </w:pPr>
-      <w:bookmarkStart w:id="41" w:name="_Toc227867621"/>
       <w:r>
         <w:rPr>
           <w:color w:val="FF0000"/>
           <w:highlight w:val="darkRed"/>
-        </w:rPr>
-        <w:t>Egyes funkciók működésének lépései:</w:t>
-      </w:r>
-      <w:bookmarkEnd w:id="41"/>
-    </w:p>
-    <w:p>
-      <w:pPr>
-        <w:rPr>
-          <w:color w:val="FF0000"/>
-          <w:highlight w:val="yellow"/>
-        </w:rPr>
-      </w:pPr>
-      <w:r>
-        <w:rPr>
-          <w:color w:val="FF0000"/>
-          <w:highlight w:val="yellow"/>
         </w:rPr>
         <w:t>(Egy két funkció leírása konkrétan)</w:t>
       </w:r>
@@ -13115,7 +13163,7 @@
           <w:highlight w:val="yellow"/>
         </w:rPr>
       </w:pPr>
-      <w:bookmarkStart w:id="42" w:name="_Toc227867622"/>
+      <w:bookmarkStart w:id="45" w:name="_Toc227932846"/>
       <w:r>
         <w:rPr>
           <w:highlight w:val="yellow"/>
@@ -13123,7 +13171,7 @@
         <w:lastRenderedPageBreak/>
         <w:t>Továbbfejlesztési lehetőségek</w:t>
       </w:r>
-      <w:bookmarkEnd w:id="42"/>
+      <w:bookmarkEnd w:id="45"/>
     </w:p>
     <w:p>
       <w:pPr>
@@ -13134,7 +13182,7 @@
           <w:highlight w:val="yellow"/>
         </w:rPr>
       </w:pPr>
-      <w:bookmarkStart w:id="43" w:name="_Toc227867623"/>
+      <w:bookmarkStart w:id="46" w:name="_Toc227932847"/>
       <w:r>
         <w:rPr>
           <w:highlight w:val="yellow"/>
@@ -13155,7 +13203,7 @@
         </w:rPr>
         <w:t>:</w:t>
       </w:r>
-      <w:bookmarkEnd w:id="43"/>
+      <w:bookmarkEnd w:id="46"/>
     </w:p>
     <w:p>
       <w:pPr>
@@ -13245,7 +13293,7 @@
           <w:highlight w:val="yellow"/>
         </w:rPr>
       </w:pPr>
-      <w:bookmarkStart w:id="44" w:name="_Toc227867624"/>
+      <w:bookmarkStart w:id="47" w:name="_Toc227932848"/>
       <w:proofErr w:type="spellStart"/>
       <w:r>
         <w:rPr>
@@ -13274,7 +13322,7 @@
         </w:rPr>
         <w:t>:</w:t>
       </w:r>
-      <w:bookmarkEnd w:id="44"/>
+      <w:bookmarkEnd w:id="47"/>
     </w:p>
     <w:p>
       <w:pPr>
@@ -13298,7 +13346,7 @@
           <w:highlight w:val="yellow"/>
         </w:rPr>
       </w:pPr>
-      <w:bookmarkStart w:id="45" w:name="_Toc227867625"/>
+      <w:bookmarkStart w:id="48" w:name="_Toc227932849"/>
       <w:proofErr w:type="spellStart"/>
       <w:r>
         <w:rPr>
@@ -13313,7 +13361,7 @@
         </w:rPr>
         <w:t xml:space="preserve"> felület:</w:t>
       </w:r>
-      <w:bookmarkEnd w:id="45"/>
+      <w:bookmarkEnd w:id="48"/>
     </w:p>
     <w:p>
       <w:pPr>
@@ -13416,7 +13464,7 @@
           <w:rStyle w:val="Lbjegyzet-hivatkozs"/>
           <w:highlight w:val="yellow"/>
         </w:rPr>
-        <w:footnoteReference w:id="32"/>
+        <w:footnoteReference w:id="33"/>
       </w:r>
       <w:r>
         <w:rPr>
@@ -13433,14 +13481,14 @@
           <w:highlight w:val="yellow"/>
         </w:rPr>
       </w:pPr>
-      <w:bookmarkStart w:id="46" w:name="_Toc227867626"/>
+      <w:bookmarkStart w:id="49" w:name="_Toc227932850"/>
       <w:r>
         <w:rPr>
           <w:highlight w:val="yellow"/>
         </w:rPr>
         <w:t>Profilképek feltöltése:</w:t>
       </w:r>
-      <w:bookmarkEnd w:id="46"/>
+      <w:bookmarkEnd w:id="49"/>
     </w:p>
     <w:p>
       <w:pPr>
@@ -13491,14 +13539,14 @@
           <w:highlight w:val="yellow"/>
         </w:rPr>
       </w:pPr>
-      <w:bookmarkStart w:id="47" w:name="_Toc227867627"/>
+      <w:bookmarkStart w:id="50" w:name="_Toc227932851"/>
       <w:r>
         <w:rPr>
           <w:highlight w:val="yellow"/>
         </w:rPr>
         <w:t>Csoport ikon feltöltése:</w:t>
       </w:r>
-      <w:bookmarkEnd w:id="47"/>
+      <w:bookmarkEnd w:id="50"/>
     </w:p>
     <w:p>
       <w:pPr>
@@ -13527,7 +13575,7 @@
           <w:highlight w:val="yellow"/>
         </w:rPr>
       </w:pPr>
-      <w:bookmarkStart w:id="48" w:name="_Toc227867628"/>
+      <w:bookmarkStart w:id="51" w:name="_Toc227932852"/>
       <w:r>
         <w:rPr>
           <w:highlight w:val="yellow"/>
@@ -13535,7 +13583,7 @@
         <w:lastRenderedPageBreak/>
         <w:t>Backend végpontok paraméterei közti redundancia:</w:t>
       </w:r>
-      <w:bookmarkEnd w:id="48"/>
+      <w:bookmarkEnd w:id="51"/>
     </w:p>
     <w:p>
       <w:pPr>
@@ -13646,14 +13694,14 @@
           <w:highlight w:val="yellow"/>
         </w:rPr>
       </w:pPr>
-      <w:bookmarkStart w:id="49" w:name="_Toc227867629"/>
+      <w:bookmarkStart w:id="52" w:name="_Toc227932853"/>
       <w:r>
         <w:rPr>
           <w:highlight w:val="yellow"/>
         </w:rPr>
         <w:t>Csoportokból való gyors kilépés:</w:t>
       </w:r>
-      <w:bookmarkEnd w:id="49"/>
+      <w:bookmarkEnd w:id="52"/>
     </w:p>
     <w:p>
       <w:pPr>
@@ -13743,8 +13791,10 @@
             <w:rPr>
               <w:rFonts w:asciiTheme="minorHAnsi" w:eastAsiaTheme="minorEastAsia" w:hAnsiTheme="minorHAnsi"/>
               <w:noProof/>
-              <w:sz w:val="22"/>
+              <w:kern w:val="2"/>
+              <w:szCs w:val="24"/>
               <w:lang w:eastAsia="hu-HU"/>
+              <w14:ligatures w14:val="standardContextual"/>
             </w:rPr>
           </w:pPr>
           <w:r>
@@ -13765,7 +13815,7 @@
             </w:rPr>
             <w:fldChar w:fldCharType="separate"/>
           </w:r>
-          <w:hyperlink w:anchor="_Toc227867580" w:history="1">
+          <w:hyperlink w:anchor="_Toc227932801" w:history="1">
             <w:r>
               <w:rPr>
                 <w:rStyle w:val="Hiperhivatkozs"/>
@@ -13792,7 +13842,7 @@
                 <w:noProof/>
                 <w:webHidden/>
               </w:rPr>
-              <w:instrText xml:space="preserve"> PAGEREF _Toc227867580 \h </w:instrText>
+              <w:instrText xml:space="preserve"> PAGEREF _Toc227932801 \h </w:instrText>
             </w:r>
             <w:r>
               <w:rPr>
@@ -13812,7 +13862,7 @@
                 <w:noProof/>
                 <w:webHidden/>
               </w:rPr>
-              <w:t>1</w:t>
+              <w:t>2</w:t>
             </w:r>
             <w:r>
               <w:rPr>
@@ -13832,11 +13882,13 @@
             <w:rPr>
               <w:rFonts w:asciiTheme="minorHAnsi" w:eastAsiaTheme="minorEastAsia" w:hAnsiTheme="minorHAnsi"/>
               <w:noProof/>
-              <w:sz w:val="22"/>
+              <w:kern w:val="2"/>
+              <w:szCs w:val="24"/>
               <w:lang w:eastAsia="hu-HU"/>
+              <w14:ligatures w14:val="standardContextual"/>
             </w:rPr>
           </w:pPr>
-          <w:hyperlink w:anchor="_Toc227867581" w:history="1">
+          <w:hyperlink w:anchor="_Toc227932802" w:history="1">
             <w:r>
               <w:rPr>
                 <w:rStyle w:val="Hiperhivatkozs"/>
@@ -13863,7 +13915,7 @@
                 <w:noProof/>
                 <w:webHidden/>
               </w:rPr>
-              <w:instrText xml:space="preserve"> PAGEREF _Toc227867581 \h </w:instrText>
+              <w:instrText xml:space="preserve"> PAGEREF _Toc227932802 \h </w:instrText>
             </w:r>
             <w:r>
               <w:rPr>
@@ -13883,7 +13935,7 @@
                 <w:noProof/>
                 <w:webHidden/>
               </w:rPr>
-              <w:t>1</w:t>
+              <w:t>2</w:t>
             </w:r>
             <w:r>
               <w:rPr>
@@ -13903,11 +13955,13 @@
             <w:rPr>
               <w:rFonts w:asciiTheme="minorHAnsi" w:eastAsiaTheme="minorEastAsia" w:hAnsiTheme="minorHAnsi"/>
               <w:noProof/>
-              <w:sz w:val="22"/>
+              <w:kern w:val="2"/>
+              <w:szCs w:val="24"/>
               <w:lang w:eastAsia="hu-HU"/>
+              <w14:ligatures w14:val="standardContextual"/>
             </w:rPr>
           </w:pPr>
-          <w:hyperlink w:anchor="_Toc227867582" w:history="1">
+          <w:hyperlink w:anchor="_Toc227932803" w:history="1">
             <w:r>
               <w:rPr>
                 <w:rStyle w:val="Hiperhivatkozs"/>
@@ -13934,7 +13988,7 @@
                 <w:noProof/>
                 <w:webHidden/>
               </w:rPr>
-              <w:instrText xml:space="preserve"> PAGEREF _Toc227867582 \h </w:instrText>
+              <w:instrText xml:space="preserve"> PAGEREF _Toc227932803 \h </w:instrText>
             </w:r>
             <w:r>
               <w:rPr>
@@ -13954,7 +14008,7 @@
                 <w:noProof/>
                 <w:webHidden/>
               </w:rPr>
-              <w:t>1</w:t>
+              <w:t>2</w:t>
             </w:r>
             <w:r>
               <w:rPr>
@@ -13974,11 +14028,13 @@
             <w:rPr>
               <w:rFonts w:asciiTheme="minorHAnsi" w:eastAsiaTheme="minorEastAsia" w:hAnsiTheme="minorHAnsi"/>
               <w:noProof/>
-              <w:sz w:val="22"/>
+              <w:kern w:val="2"/>
+              <w:szCs w:val="24"/>
               <w:lang w:eastAsia="hu-HU"/>
+              <w14:ligatures w14:val="standardContextual"/>
             </w:rPr>
           </w:pPr>
-          <w:hyperlink w:anchor="_Toc227867583" w:history="1">
+          <w:hyperlink w:anchor="_Toc227932804" w:history="1">
             <w:r>
               <w:rPr>
                 <w:rStyle w:val="Hiperhivatkozs"/>
@@ -14005,7 +14061,7 @@
                 <w:noProof/>
                 <w:webHidden/>
               </w:rPr>
-              <w:instrText xml:space="preserve"> PAGEREF _Toc227867583 \h </w:instrText>
+              <w:instrText xml:space="preserve"> PAGEREF _Toc227932804 \h </w:instrText>
             </w:r>
             <w:r>
               <w:rPr>
@@ -14025,7 +14081,7 @@
                 <w:noProof/>
                 <w:webHidden/>
               </w:rPr>
-              <w:t>2</w:t>
+              <w:t>3</w:t>
             </w:r>
             <w:r>
               <w:rPr>
@@ -14045,16 +14101,17 @@
             <w:rPr>
               <w:rFonts w:asciiTheme="minorHAnsi" w:eastAsiaTheme="minorEastAsia" w:hAnsiTheme="minorHAnsi"/>
               <w:noProof/>
-              <w:sz w:val="22"/>
+              <w:kern w:val="2"/>
+              <w:szCs w:val="24"/>
               <w:lang w:eastAsia="hu-HU"/>
+              <w14:ligatures w14:val="standardContextual"/>
             </w:rPr>
           </w:pPr>
-          <w:hyperlink w:anchor="_Toc227867584" w:history="1">
+          <w:hyperlink w:anchor="_Toc227932805" w:history="1">
             <w:r>
               <w:rPr>
                 <w:rStyle w:val="Hiperhivatkozs"/>
                 <w:noProof/>
-                <w:highlight w:val="darkRed"/>
               </w:rPr>
               <w:t>Feladatok felosztása:</w:t>
             </w:r>
@@ -14077,7 +14134,7 @@
                 <w:noProof/>
                 <w:webHidden/>
               </w:rPr>
-              <w:instrText xml:space="preserve"> PAGEREF _Toc227867584 \h </w:instrText>
+              <w:instrText xml:space="preserve"> PAGEREF _Toc227932805 \h </w:instrText>
             </w:r>
             <w:r>
               <w:rPr>
@@ -14097,7 +14154,7 @@
                 <w:noProof/>
                 <w:webHidden/>
               </w:rPr>
-              <w:t>2</w:t>
+              <w:t>3</w:t>
             </w:r>
             <w:r>
               <w:rPr>
@@ -14117,16 +14174,18 @@
             <w:rPr>
               <w:rFonts w:asciiTheme="minorHAnsi" w:eastAsiaTheme="minorEastAsia" w:hAnsiTheme="minorHAnsi"/>
               <w:noProof/>
-              <w:sz w:val="22"/>
+              <w:kern w:val="2"/>
+              <w:szCs w:val="24"/>
               <w:lang w:eastAsia="hu-HU"/>
+              <w14:ligatures w14:val="standardContextual"/>
             </w:rPr>
           </w:pPr>
-          <w:hyperlink w:anchor="_Toc227867585" w:history="1">
+          <w:hyperlink w:anchor="_Toc227932806" w:history="1">
             <w:r>
               <w:rPr>
                 <w:rStyle w:val="Hiperhivatkozs"/>
                 <w:noProof/>
-                <w:highlight w:val="darkRed"/>
+                <w:highlight w:val="yellow"/>
               </w:rPr>
               <w:t>Verziókövetés:</w:t>
             </w:r>
@@ -14149,7 +14208,7 @@
                 <w:noProof/>
                 <w:webHidden/>
               </w:rPr>
-              <w:instrText xml:space="preserve"> PAGEREF _Toc227867585 \h </w:instrText>
+              <w:instrText xml:space="preserve"> PAGEREF _Toc227932806 \h </w:instrText>
             </w:r>
             <w:r>
               <w:rPr>
@@ -14169,7 +14228,7 @@
                 <w:noProof/>
                 <w:webHidden/>
               </w:rPr>
-              <w:t>3</w:t>
+              <w:t>5</w:t>
             </w:r>
             <w:r>
               <w:rPr>
@@ -14189,17 +14248,20 @@
             <w:rPr>
               <w:rFonts w:asciiTheme="minorHAnsi" w:eastAsiaTheme="minorEastAsia" w:hAnsiTheme="minorHAnsi"/>
               <w:noProof/>
-              <w:sz w:val="22"/>
+              <w:kern w:val="2"/>
+              <w:szCs w:val="24"/>
               <w:lang w:eastAsia="hu-HU"/>
+              <w14:ligatures w14:val="standardContextual"/>
             </w:rPr>
           </w:pPr>
-          <w:hyperlink w:anchor="_Toc227867586" w:history="1">
+          <w:hyperlink w:anchor="_Toc227932807" w:history="1">
             <w:r>
               <w:rPr>
                 <w:rStyle w:val="Hiperhivatkozs"/>
                 <w:noProof/>
-              </w:rPr>
-              <w:t>Adatbázis táblái és rövid összefoglalásuk:</w:t>
+                <w:highlight w:val="yellow"/>
+              </w:rPr>
+              <w:t>Kommunikáció/Csapatmunkához használt egyéb eszközök:</w:t>
             </w:r>
             <w:r>
               <w:rPr>
@@ -14220,7 +14282,7 @@
                 <w:noProof/>
                 <w:webHidden/>
               </w:rPr>
-              <w:instrText xml:space="preserve"> PAGEREF _Toc227867586 \h </w:instrText>
+              <w:instrText xml:space="preserve"> PAGEREF _Toc227932807 \h </w:instrText>
             </w:r>
             <w:r>
               <w:rPr>
@@ -14240,7 +14302,7 @@
                 <w:noProof/>
                 <w:webHidden/>
               </w:rPr>
-              <w:t>4</w:t>
+              <w:t>5</w:t>
             </w:r>
             <w:r>
               <w:rPr>
@@ -14260,17 +14322,20 @@
             <w:rPr>
               <w:rFonts w:asciiTheme="minorHAnsi" w:eastAsiaTheme="minorEastAsia" w:hAnsiTheme="minorHAnsi"/>
               <w:noProof/>
-              <w:sz w:val="22"/>
+              <w:kern w:val="2"/>
+              <w:szCs w:val="24"/>
               <w:lang w:eastAsia="hu-HU"/>
+              <w14:ligatures w14:val="standardContextual"/>
             </w:rPr>
           </w:pPr>
-          <w:hyperlink w:anchor="_Toc227867587" w:history="1">
+          <w:hyperlink w:anchor="_Toc227932808" w:history="1">
             <w:r>
               <w:rPr>
                 <w:rStyle w:val="Hiperhivatkozs"/>
                 <w:noProof/>
-              </w:rPr>
-              <w:t>„blocks” tábla:</w:t>
+                <w:highlight w:val="yellow"/>
+              </w:rPr>
+              <w:t>Discord:</w:t>
             </w:r>
             <w:r>
               <w:rPr>
@@ -14291,7 +14356,7 @@
                 <w:noProof/>
                 <w:webHidden/>
               </w:rPr>
-              <w:instrText xml:space="preserve"> PAGEREF _Toc227867587 \h </w:instrText>
+              <w:instrText xml:space="preserve"> PAGEREF _Toc227932808 \h </w:instrText>
             </w:r>
             <w:r>
               <w:rPr>
@@ -14311,7 +14376,7 @@
                 <w:noProof/>
                 <w:webHidden/>
               </w:rPr>
-              <w:t>4</w:t>
+              <w:t>5</w:t>
             </w:r>
             <w:r>
               <w:rPr>
@@ -14331,17 +14396,20 @@
             <w:rPr>
               <w:rFonts w:asciiTheme="minorHAnsi" w:eastAsiaTheme="minorEastAsia" w:hAnsiTheme="minorHAnsi"/>
               <w:noProof/>
-              <w:sz w:val="22"/>
+              <w:kern w:val="2"/>
+              <w:szCs w:val="24"/>
               <w:lang w:eastAsia="hu-HU"/>
+              <w14:ligatures w14:val="standardContextual"/>
             </w:rPr>
           </w:pPr>
-          <w:hyperlink w:anchor="_Toc227867588" w:history="1">
+          <w:hyperlink w:anchor="_Toc227932809" w:history="1">
             <w:r>
               <w:rPr>
                 <w:rStyle w:val="Hiperhivatkozs"/>
                 <w:noProof/>
-              </w:rPr>
-              <w:t>„groups” tábla:</w:t>
+                <w:highlight w:val="yellow"/>
+              </w:rPr>
+              <w:t>Kijelőlések, kommentek:</w:t>
             </w:r>
             <w:r>
               <w:rPr>
@@ -14362,7 +14430,7 @@
                 <w:noProof/>
                 <w:webHidden/>
               </w:rPr>
-              <w:instrText xml:space="preserve"> PAGEREF _Toc227867588 \h </w:instrText>
+              <w:instrText xml:space="preserve"> PAGEREF _Toc227932809 \h </w:instrText>
             </w:r>
             <w:r>
               <w:rPr>
@@ -14383,6 +14451,79 @@
                 <w:webHidden/>
               </w:rPr>
               <w:t>5</w:t>
+            </w:r>
+            <w:r>
+              <w:rPr>
+                <w:noProof/>
+                <w:webHidden/>
+              </w:rPr>
+              <w:fldChar w:fldCharType="end"/>
+            </w:r>
+          </w:hyperlink>
+        </w:p>
+        <w:p>
+          <w:pPr>
+            <w:pStyle w:val="TJ2"/>
+            <w:tabs>
+              <w:tab w:val="right" w:leader="dot" w:pos="8776"/>
+            </w:tabs>
+            <w:rPr>
+              <w:rFonts w:asciiTheme="minorHAnsi" w:eastAsiaTheme="minorEastAsia" w:hAnsiTheme="minorHAnsi"/>
+              <w:noProof/>
+              <w:kern w:val="2"/>
+              <w:szCs w:val="24"/>
+              <w:lang w:eastAsia="hu-HU"/>
+              <w14:ligatures w14:val="standardContextual"/>
+            </w:rPr>
+          </w:pPr>
+          <w:hyperlink w:anchor="_Toc227932810" w:history="1">
+            <w:r>
+              <w:rPr>
+                <w:rStyle w:val="Hiperhivatkozs"/>
+                <w:noProof/>
+              </w:rPr>
+              <w:t>Adatbázis táblái és rövid összefoglalásuk:</w:t>
+            </w:r>
+            <w:r>
+              <w:rPr>
+                <w:noProof/>
+                <w:webHidden/>
+              </w:rPr>
+              <w:tab/>
+            </w:r>
+            <w:r>
+              <w:rPr>
+                <w:noProof/>
+                <w:webHidden/>
+              </w:rPr>
+              <w:fldChar w:fldCharType="begin"/>
+            </w:r>
+            <w:r>
+              <w:rPr>
+                <w:noProof/>
+                <w:webHidden/>
+              </w:rPr>
+              <w:instrText xml:space="preserve"> PAGEREF _Toc227932810 \h </w:instrText>
+            </w:r>
+            <w:r>
+              <w:rPr>
+                <w:noProof/>
+                <w:webHidden/>
+              </w:rPr>
+            </w:r>
+            <w:r>
+              <w:rPr>
+                <w:noProof/>
+                <w:webHidden/>
+              </w:rPr>
+              <w:fldChar w:fldCharType="separate"/>
+            </w:r>
+            <w:r>
+              <w:rPr>
+                <w:noProof/>
+                <w:webHidden/>
+              </w:rPr>
+              <w:t>6</w:t>
             </w:r>
             <w:r>
               <w:rPr>
@@ -14402,17 +14543,19 @@
             <w:rPr>
               <w:rFonts w:asciiTheme="minorHAnsi" w:eastAsiaTheme="minorEastAsia" w:hAnsiTheme="minorHAnsi"/>
               <w:noProof/>
-              <w:sz w:val="22"/>
+              <w:kern w:val="2"/>
+              <w:szCs w:val="24"/>
               <w:lang w:eastAsia="hu-HU"/>
+              <w14:ligatures w14:val="standardContextual"/>
             </w:rPr>
           </w:pPr>
-          <w:hyperlink w:anchor="_Toc227867589" w:history="1">
+          <w:hyperlink w:anchor="_Toc227932811" w:history="1">
             <w:r>
               <w:rPr>
                 <w:rStyle w:val="Hiperhivatkozs"/>
                 <w:noProof/>
               </w:rPr>
-              <w:t>„groupscheduleconn” tábla:</w:t>
+              <w:t>„blocks” tábla:</w:t>
             </w:r>
             <w:r>
               <w:rPr>
@@ -14433,7 +14576,7 @@
                 <w:noProof/>
                 <w:webHidden/>
               </w:rPr>
-              <w:instrText xml:space="preserve"> PAGEREF _Toc227867589 \h </w:instrText>
+              <w:instrText xml:space="preserve"> PAGEREF _Toc227932811 \h </w:instrText>
             </w:r>
             <w:r>
               <w:rPr>
@@ -14453,7 +14596,7 @@
                 <w:noProof/>
                 <w:webHidden/>
               </w:rPr>
-              <w:t>5</w:t>
+              <w:t>6</w:t>
             </w:r>
             <w:r>
               <w:rPr>
@@ -14473,17 +14616,19 @@
             <w:rPr>
               <w:rFonts w:asciiTheme="minorHAnsi" w:eastAsiaTheme="minorEastAsia" w:hAnsiTheme="minorHAnsi"/>
               <w:noProof/>
-              <w:sz w:val="22"/>
+              <w:kern w:val="2"/>
+              <w:szCs w:val="24"/>
               <w:lang w:eastAsia="hu-HU"/>
+              <w14:ligatures w14:val="standardContextual"/>
             </w:rPr>
           </w:pPr>
-          <w:hyperlink w:anchor="_Toc227867590" w:history="1">
+          <w:hyperlink w:anchor="_Toc227932812" w:history="1">
             <w:r>
               <w:rPr>
                 <w:rStyle w:val="Hiperhivatkozs"/>
                 <w:noProof/>
               </w:rPr>
-              <w:t>„groupuserconn” tábla:</w:t>
+              <w:t>„groups” tábla:</w:t>
             </w:r>
             <w:r>
               <w:rPr>
@@ -14504,7 +14649,7 @@
                 <w:noProof/>
                 <w:webHidden/>
               </w:rPr>
-              <w:instrText xml:space="preserve"> PAGEREF _Toc227867590 \h </w:instrText>
+              <w:instrText xml:space="preserve"> PAGEREF _Toc227932812 \h </w:instrText>
             </w:r>
             <w:r>
               <w:rPr>
@@ -14524,7 +14669,7 @@
                 <w:noProof/>
                 <w:webHidden/>
               </w:rPr>
-              <w:t>5</w:t>
+              <w:t>7</w:t>
             </w:r>
             <w:r>
               <w:rPr>
@@ -14544,17 +14689,19 @@
             <w:rPr>
               <w:rFonts w:asciiTheme="minorHAnsi" w:eastAsiaTheme="minorEastAsia" w:hAnsiTheme="minorHAnsi"/>
               <w:noProof/>
-              <w:sz w:val="22"/>
+              <w:kern w:val="2"/>
+              <w:szCs w:val="24"/>
               <w:lang w:eastAsia="hu-HU"/>
+              <w14:ligatures w14:val="standardContextual"/>
             </w:rPr>
           </w:pPr>
-          <w:hyperlink w:anchor="_Toc227867591" w:history="1">
+          <w:hyperlink w:anchor="_Toc227932813" w:history="1">
             <w:r>
               <w:rPr>
                 <w:rStyle w:val="Hiperhivatkozs"/>
                 <w:noProof/>
               </w:rPr>
-              <w:t>„isignored” tábla:</w:t>
+              <w:t>„groupscheduleconn” tábla:</w:t>
             </w:r>
             <w:r>
               <w:rPr>
@@ -14575,7 +14722,7 @@
                 <w:noProof/>
                 <w:webHidden/>
               </w:rPr>
-              <w:instrText xml:space="preserve"> PAGEREF _Toc227867591 \h </w:instrText>
+              <w:instrText xml:space="preserve"> PAGEREF _Toc227932813 \h </w:instrText>
             </w:r>
             <w:r>
               <w:rPr>
@@ -14595,7 +14742,7 @@
                 <w:noProof/>
                 <w:webHidden/>
               </w:rPr>
-              <w:t>5</w:t>
+              <w:t>7</w:t>
             </w:r>
             <w:r>
               <w:rPr>
@@ -14615,17 +14762,19 @@
             <w:rPr>
               <w:rFonts w:asciiTheme="minorHAnsi" w:eastAsiaTheme="minorEastAsia" w:hAnsiTheme="minorHAnsi"/>
               <w:noProof/>
-              <w:sz w:val="22"/>
+              <w:kern w:val="2"/>
+              <w:szCs w:val="24"/>
               <w:lang w:eastAsia="hu-HU"/>
+              <w14:ligatures w14:val="standardContextual"/>
             </w:rPr>
           </w:pPr>
-          <w:hyperlink w:anchor="_Toc227867592" w:history="1">
+          <w:hyperlink w:anchor="_Toc227932814" w:history="1">
             <w:r>
               <w:rPr>
                 <w:rStyle w:val="Hiperhivatkozs"/>
                 <w:noProof/>
               </w:rPr>
-              <w:t>„schedules” tábla:</w:t>
+              <w:t>„groupuserconn” tábla:</w:t>
             </w:r>
             <w:r>
               <w:rPr>
@@ -14646,7 +14795,7 @@
                 <w:noProof/>
                 <w:webHidden/>
               </w:rPr>
-              <w:instrText xml:space="preserve"> PAGEREF _Toc227867592 \h </w:instrText>
+              <w:instrText xml:space="preserve"> PAGEREF _Toc227932814 \h </w:instrText>
             </w:r>
             <w:r>
               <w:rPr>
@@ -14666,7 +14815,7 @@
                 <w:noProof/>
                 <w:webHidden/>
               </w:rPr>
-              <w:t>5</w:t>
+              <w:t>7</w:t>
             </w:r>
             <w:r>
               <w:rPr>
@@ -14686,17 +14835,19 @@
             <w:rPr>
               <w:rFonts w:asciiTheme="minorHAnsi" w:eastAsiaTheme="minorEastAsia" w:hAnsiTheme="minorHAnsi"/>
               <w:noProof/>
-              <w:sz w:val="22"/>
+              <w:kern w:val="2"/>
+              <w:szCs w:val="24"/>
               <w:lang w:eastAsia="hu-HU"/>
+              <w14:ligatures w14:val="standardContextual"/>
             </w:rPr>
           </w:pPr>
-          <w:hyperlink w:anchor="_Toc227867593" w:history="1">
+          <w:hyperlink w:anchor="_Toc227932815" w:history="1">
             <w:r>
               <w:rPr>
                 <w:rStyle w:val="Hiperhivatkozs"/>
                 <w:noProof/>
               </w:rPr>
-              <w:t>„scheduleusersconn” tábla:</w:t>
+              <w:t>„isignored” tábla:</w:t>
             </w:r>
             <w:r>
               <w:rPr>
@@ -14717,7 +14868,7 @@
                 <w:noProof/>
                 <w:webHidden/>
               </w:rPr>
-              <w:instrText xml:space="preserve"> PAGEREF _Toc227867593 \h </w:instrText>
+              <w:instrText xml:space="preserve"> PAGEREF _Toc227932815 \h </w:instrText>
             </w:r>
             <w:r>
               <w:rPr>
@@ -14737,7 +14888,7 @@
                 <w:noProof/>
                 <w:webHidden/>
               </w:rPr>
-              <w:t>5</w:t>
+              <w:t>7</w:t>
             </w:r>
             <w:r>
               <w:rPr>
@@ -14757,17 +14908,19 @@
             <w:rPr>
               <w:rFonts w:asciiTheme="minorHAnsi" w:eastAsiaTheme="minorEastAsia" w:hAnsiTheme="minorHAnsi"/>
               <w:noProof/>
-              <w:sz w:val="22"/>
+              <w:kern w:val="2"/>
+              <w:szCs w:val="24"/>
               <w:lang w:eastAsia="hu-HU"/>
+              <w14:ligatures w14:val="standardContextual"/>
             </w:rPr>
           </w:pPr>
-          <w:hyperlink w:anchor="_Toc227867594" w:history="1">
+          <w:hyperlink w:anchor="_Toc227932816" w:history="1">
             <w:r>
               <w:rPr>
                 <w:rStyle w:val="Hiperhivatkozs"/>
                 <w:noProof/>
               </w:rPr>
-              <w:t>„templates” tábla:</w:t>
+              <w:t>„schedules” tábla:</w:t>
             </w:r>
             <w:r>
               <w:rPr>
@@ -14788,7 +14941,7 @@
                 <w:noProof/>
                 <w:webHidden/>
               </w:rPr>
-              <w:instrText xml:space="preserve"> PAGEREF _Toc227867594 \h </w:instrText>
+              <w:instrText xml:space="preserve"> PAGEREF _Toc227932816 \h </w:instrText>
             </w:r>
             <w:r>
               <w:rPr>
@@ -14808,7 +14961,7 @@
                 <w:noProof/>
                 <w:webHidden/>
               </w:rPr>
-              <w:t>6</w:t>
+              <w:t>7</w:t>
             </w:r>
             <w:r>
               <w:rPr>
@@ -14828,17 +14981,19 @@
             <w:rPr>
               <w:rFonts w:asciiTheme="minorHAnsi" w:eastAsiaTheme="minorEastAsia" w:hAnsiTheme="minorHAnsi"/>
               <w:noProof/>
-              <w:sz w:val="22"/>
+              <w:kern w:val="2"/>
+              <w:szCs w:val="24"/>
               <w:lang w:eastAsia="hu-HU"/>
+              <w14:ligatures w14:val="standardContextual"/>
             </w:rPr>
           </w:pPr>
-          <w:hyperlink w:anchor="_Toc227867595" w:history="1">
+          <w:hyperlink w:anchor="_Toc227932817" w:history="1">
             <w:r>
               <w:rPr>
                 <w:rStyle w:val="Hiperhivatkozs"/>
                 <w:noProof/>
               </w:rPr>
-              <w:t>„templatesblocksconn” tábla:</w:t>
+              <w:t>„scheduleusersconn” tábla:</w:t>
             </w:r>
             <w:r>
               <w:rPr>
@@ -14859,7 +15014,7 @@
                 <w:noProof/>
                 <w:webHidden/>
               </w:rPr>
-              <w:instrText xml:space="preserve"> PAGEREF _Toc227867595 \h </w:instrText>
+              <w:instrText xml:space="preserve"> PAGEREF _Toc227932817 \h </w:instrText>
             </w:r>
             <w:r>
               <w:rPr>
@@ -14879,7 +15034,7 @@
                 <w:noProof/>
                 <w:webHidden/>
               </w:rPr>
-              <w:t>6</w:t>
+              <w:t>7</w:t>
             </w:r>
             <w:r>
               <w:rPr>
@@ -14899,17 +15054,19 @@
             <w:rPr>
               <w:rFonts w:asciiTheme="minorHAnsi" w:eastAsiaTheme="minorEastAsia" w:hAnsiTheme="minorHAnsi"/>
               <w:noProof/>
-              <w:sz w:val="22"/>
+              <w:kern w:val="2"/>
+              <w:szCs w:val="24"/>
               <w:lang w:eastAsia="hu-HU"/>
+              <w14:ligatures w14:val="standardContextual"/>
             </w:rPr>
           </w:pPr>
-          <w:hyperlink w:anchor="_Toc227867596" w:history="1">
+          <w:hyperlink w:anchor="_Toc227932818" w:history="1">
             <w:r>
               <w:rPr>
                 <w:rStyle w:val="Hiperhivatkozs"/>
                 <w:noProof/>
               </w:rPr>
-              <w:t>„users” tábla:</w:t>
+              <w:t>„templates” tábla:</w:t>
             </w:r>
             <w:r>
               <w:rPr>
@@ -14930,7 +15087,7 @@
                 <w:noProof/>
                 <w:webHidden/>
               </w:rPr>
-              <w:instrText xml:space="preserve"> PAGEREF _Toc227867596 \h </w:instrText>
+              <w:instrText xml:space="preserve"> PAGEREF _Toc227932818 \h </w:instrText>
             </w:r>
             <w:r>
               <w:rPr>
@@ -14950,7 +15107,7 @@
                 <w:noProof/>
                 <w:webHidden/>
               </w:rPr>
-              <w:t>6</w:t>
+              <w:t>8</w:t>
             </w:r>
             <w:r>
               <w:rPr>
@@ -14970,16 +15127,164 @@
             <w:rPr>
               <w:rFonts w:asciiTheme="minorHAnsi" w:eastAsiaTheme="minorEastAsia" w:hAnsiTheme="minorHAnsi"/>
               <w:noProof/>
-              <w:sz w:val="22"/>
+              <w:kern w:val="2"/>
+              <w:szCs w:val="24"/>
               <w:lang w:eastAsia="hu-HU"/>
+              <w14:ligatures w14:val="standardContextual"/>
             </w:rPr>
           </w:pPr>
-          <w:hyperlink w:anchor="_Toc227867597" w:history="1">
+          <w:hyperlink w:anchor="_Toc227932819" w:history="1">
             <w:r>
               <w:rPr>
                 <w:rStyle w:val="Hiperhivatkozs"/>
                 <w:noProof/>
               </w:rPr>
+              <w:t>„templatesblocksconn” tábla:</w:t>
+            </w:r>
+            <w:r>
+              <w:rPr>
+                <w:noProof/>
+                <w:webHidden/>
+              </w:rPr>
+              <w:tab/>
+            </w:r>
+            <w:r>
+              <w:rPr>
+                <w:noProof/>
+                <w:webHidden/>
+              </w:rPr>
+              <w:fldChar w:fldCharType="begin"/>
+            </w:r>
+            <w:r>
+              <w:rPr>
+                <w:noProof/>
+                <w:webHidden/>
+              </w:rPr>
+              <w:instrText xml:space="preserve"> PAGEREF _Toc227932819 \h </w:instrText>
+            </w:r>
+            <w:r>
+              <w:rPr>
+                <w:noProof/>
+                <w:webHidden/>
+              </w:rPr>
+            </w:r>
+            <w:r>
+              <w:rPr>
+                <w:noProof/>
+                <w:webHidden/>
+              </w:rPr>
+              <w:fldChar w:fldCharType="separate"/>
+            </w:r>
+            <w:r>
+              <w:rPr>
+                <w:noProof/>
+                <w:webHidden/>
+              </w:rPr>
+              <w:t>8</w:t>
+            </w:r>
+            <w:r>
+              <w:rPr>
+                <w:noProof/>
+                <w:webHidden/>
+              </w:rPr>
+              <w:fldChar w:fldCharType="end"/>
+            </w:r>
+          </w:hyperlink>
+        </w:p>
+        <w:p>
+          <w:pPr>
+            <w:pStyle w:val="TJ3"/>
+            <w:tabs>
+              <w:tab w:val="right" w:leader="dot" w:pos="8776"/>
+            </w:tabs>
+            <w:rPr>
+              <w:rFonts w:asciiTheme="minorHAnsi" w:eastAsiaTheme="minorEastAsia" w:hAnsiTheme="minorHAnsi"/>
+              <w:noProof/>
+              <w:kern w:val="2"/>
+              <w:szCs w:val="24"/>
+              <w:lang w:eastAsia="hu-HU"/>
+              <w14:ligatures w14:val="standardContextual"/>
+            </w:rPr>
+          </w:pPr>
+          <w:hyperlink w:anchor="_Toc227932820" w:history="1">
+            <w:r>
+              <w:rPr>
+                <w:rStyle w:val="Hiperhivatkozs"/>
+                <w:noProof/>
+              </w:rPr>
+              <w:t>„users” tábla:</w:t>
+            </w:r>
+            <w:r>
+              <w:rPr>
+                <w:noProof/>
+                <w:webHidden/>
+              </w:rPr>
+              <w:tab/>
+            </w:r>
+            <w:r>
+              <w:rPr>
+                <w:noProof/>
+                <w:webHidden/>
+              </w:rPr>
+              <w:fldChar w:fldCharType="begin"/>
+            </w:r>
+            <w:r>
+              <w:rPr>
+                <w:noProof/>
+                <w:webHidden/>
+              </w:rPr>
+              <w:instrText xml:space="preserve"> PAGEREF _Toc227932820 \h </w:instrText>
+            </w:r>
+            <w:r>
+              <w:rPr>
+                <w:noProof/>
+                <w:webHidden/>
+              </w:rPr>
+            </w:r>
+            <w:r>
+              <w:rPr>
+                <w:noProof/>
+                <w:webHidden/>
+              </w:rPr>
+              <w:fldChar w:fldCharType="separate"/>
+            </w:r>
+            <w:r>
+              <w:rPr>
+                <w:noProof/>
+                <w:webHidden/>
+              </w:rPr>
+              <w:t>8</w:t>
+            </w:r>
+            <w:r>
+              <w:rPr>
+                <w:noProof/>
+                <w:webHidden/>
+              </w:rPr>
+              <w:fldChar w:fldCharType="end"/>
+            </w:r>
+          </w:hyperlink>
+        </w:p>
+        <w:p>
+          <w:pPr>
+            <w:pStyle w:val="TJ3"/>
+            <w:tabs>
+              <w:tab w:val="right" w:leader="dot" w:pos="8776"/>
+            </w:tabs>
+            <w:rPr>
+              <w:rFonts w:asciiTheme="minorHAnsi" w:eastAsiaTheme="minorEastAsia" w:hAnsiTheme="minorHAnsi"/>
+              <w:noProof/>
+              <w:kern w:val="2"/>
+              <w:szCs w:val="24"/>
+              <w:lang w:eastAsia="hu-HU"/>
+              <w14:ligatures w14:val="standardContextual"/>
+            </w:rPr>
+          </w:pPr>
+          <w:hyperlink w:anchor="_Toc227932821" w:history="1">
+            <w:r>
+              <w:rPr>
+                <w:rStyle w:val="Hiperhivatkozs"/>
+                <w:noProof/>
+              </w:rPr>
               <w:t>„usersettings” tábla:</w:t>
             </w:r>
             <w:r>
@@ -15001,7 +15306,7 @@
                 <w:noProof/>
                 <w:webHidden/>
               </w:rPr>
-              <w:instrText xml:space="preserve"> PAGEREF _Toc227867597 \h </w:instrText>
+              <w:instrText xml:space="preserve"> PAGEREF _Toc227932821 \h </w:instrText>
             </w:r>
             <w:r>
               <w:rPr>
@@ -15021,7 +15326,7 @@
                 <w:noProof/>
                 <w:webHidden/>
               </w:rPr>
-              <w:t>6</w:t>
+              <w:t>8</w:t>
             </w:r>
             <w:r>
               <w:rPr>
@@ -15041,11 +15346,13 @@
             <w:rPr>
               <w:rFonts w:asciiTheme="minorHAnsi" w:eastAsiaTheme="minorEastAsia" w:hAnsiTheme="minorHAnsi"/>
               <w:noProof/>
-              <w:sz w:val="22"/>
+              <w:kern w:val="2"/>
+              <w:szCs w:val="24"/>
               <w:lang w:eastAsia="hu-HU"/>
+              <w14:ligatures w14:val="standardContextual"/>
             </w:rPr>
           </w:pPr>
-          <w:hyperlink w:anchor="_Toc227867598" w:history="1">
+          <w:hyperlink w:anchor="_Toc227932822" w:history="1">
             <w:r>
               <w:rPr>
                 <w:rStyle w:val="Hiperhivatkozs"/>
@@ -15072,7 +15379,7 @@
                 <w:noProof/>
                 <w:webHidden/>
               </w:rPr>
-              <w:instrText xml:space="preserve"> PAGEREF _Toc227867598 \h </w:instrText>
+              <w:instrText xml:space="preserve"> PAGEREF _Toc227932822 \h </w:instrText>
             </w:r>
             <w:r>
               <w:rPr>
@@ -15092,7 +15399,7 @@
                 <w:noProof/>
                 <w:webHidden/>
               </w:rPr>
-              <w:t>7</w:t>
+              <w:t>9</w:t>
             </w:r>
             <w:r>
               <w:rPr>
@@ -15112,11 +15419,13 @@
             <w:rPr>
               <w:rFonts w:asciiTheme="minorHAnsi" w:eastAsiaTheme="minorEastAsia" w:hAnsiTheme="minorHAnsi"/>
               <w:noProof/>
-              <w:sz w:val="22"/>
+              <w:kern w:val="2"/>
+              <w:szCs w:val="24"/>
               <w:lang w:eastAsia="hu-HU"/>
+              <w14:ligatures w14:val="standardContextual"/>
             </w:rPr>
           </w:pPr>
-          <w:hyperlink w:anchor="_Toc227867599" w:history="1">
+          <w:hyperlink w:anchor="_Toc227932823" w:history="1">
             <w:r>
               <w:rPr>
                 <w:rStyle w:val="Hiperhivatkozs"/>
@@ -15143,7 +15452,7 @@
                 <w:noProof/>
                 <w:webHidden/>
               </w:rPr>
-              <w:instrText xml:space="preserve"> PAGEREF _Toc227867599 \h </w:instrText>
+              <w:instrText xml:space="preserve"> PAGEREF _Toc227932823 \h </w:instrText>
             </w:r>
             <w:r>
               <w:rPr>
@@ -15163,7 +15472,7 @@
                 <w:noProof/>
                 <w:webHidden/>
               </w:rPr>
-              <w:t>7</w:t>
+              <w:t>9</w:t>
             </w:r>
             <w:r>
               <w:rPr>
@@ -15183,11 +15492,13 @@
             <w:rPr>
               <w:rFonts w:asciiTheme="minorHAnsi" w:eastAsiaTheme="minorEastAsia" w:hAnsiTheme="minorHAnsi"/>
               <w:noProof/>
-              <w:sz w:val="22"/>
+              <w:kern w:val="2"/>
+              <w:szCs w:val="24"/>
               <w:lang w:eastAsia="hu-HU"/>
+              <w14:ligatures w14:val="standardContextual"/>
             </w:rPr>
           </w:pPr>
-          <w:hyperlink w:anchor="_Toc227867600" w:history="1">
+          <w:hyperlink w:anchor="_Toc227932824" w:history="1">
             <w:r>
               <w:rPr>
                 <w:rStyle w:val="Hiperhivatkozs"/>
@@ -15214,7 +15525,7 @@
                 <w:noProof/>
                 <w:webHidden/>
               </w:rPr>
-              <w:instrText xml:space="preserve"> PAGEREF _Toc227867600 \h </w:instrText>
+              <w:instrText xml:space="preserve"> PAGEREF _Toc227932824 \h </w:instrText>
             </w:r>
             <w:r>
               <w:rPr>
@@ -15234,7 +15545,7 @@
                 <w:noProof/>
                 <w:webHidden/>
               </w:rPr>
-              <w:t>8</w:t>
+              <w:t>10</w:t>
             </w:r>
             <w:r>
               <w:rPr>
@@ -15254,11 +15565,13 @@
             <w:rPr>
               <w:rFonts w:asciiTheme="minorHAnsi" w:eastAsiaTheme="minorEastAsia" w:hAnsiTheme="minorHAnsi"/>
               <w:noProof/>
-              <w:sz w:val="22"/>
+              <w:kern w:val="2"/>
+              <w:szCs w:val="24"/>
               <w:lang w:eastAsia="hu-HU"/>
+              <w14:ligatures w14:val="standardContextual"/>
             </w:rPr>
           </w:pPr>
-          <w:hyperlink w:anchor="_Toc227867601" w:history="1">
+          <w:hyperlink w:anchor="_Toc227932825" w:history="1">
             <w:r>
               <w:rPr>
                 <w:rStyle w:val="Hiperhivatkozs"/>
@@ -15285,7 +15598,7 @@
                 <w:noProof/>
                 <w:webHidden/>
               </w:rPr>
-              <w:instrText xml:space="preserve"> PAGEREF _Toc227867601 \h </w:instrText>
+              <w:instrText xml:space="preserve"> PAGEREF _Toc227932825 \h </w:instrText>
             </w:r>
             <w:r>
               <w:rPr>
@@ -15305,7 +15618,7 @@
                 <w:noProof/>
                 <w:webHidden/>
               </w:rPr>
-              <w:t>8</w:t>
+              <w:t>10</w:t>
             </w:r>
             <w:r>
               <w:rPr>
@@ -15325,11 +15638,13 @@
             <w:rPr>
               <w:rFonts w:asciiTheme="minorHAnsi" w:eastAsiaTheme="minorEastAsia" w:hAnsiTheme="minorHAnsi"/>
               <w:noProof/>
-              <w:sz w:val="22"/>
+              <w:kern w:val="2"/>
+              <w:szCs w:val="24"/>
               <w:lang w:eastAsia="hu-HU"/>
+              <w14:ligatures w14:val="standardContextual"/>
             </w:rPr>
           </w:pPr>
-          <w:hyperlink w:anchor="_Toc227867602" w:history="1">
+          <w:hyperlink w:anchor="_Toc227932826" w:history="1">
             <w:r>
               <w:rPr>
                 <w:rStyle w:val="Hiperhivatkozs"/>
@@ -15358,7 +15673,7 @@
                 <w:noProof/>
                 <w:webHidden/>
               </w:rPr>
-              <w:instrText xml:space="preserve"> PAGEREF _Toc227867602 \h </w:instrText>
+              <w:instrText xml:space="preserve"> PAGEREF _Toc227932826 \h </w:instrText>
             </w:r>
             <w:r>
               <w:rPr>
@@ -15378,7 +15693,7 @@
                 <w:noProof/>
                 <w:webHidden/>
               </w:rPr>
-              <w:t>16</w:t>
+              <w:t>18</w:t>
             </w:r>
             <w:r>
               <w:rPr>
@@ -15398,11 +15713,13 @@
             <w:rPr>
               <w:rFonts w:asciiTheme="minorHAnsi" w:eastAsiaTheme="minorEastAsia" w:hAnsiTheme="minorHAnsi"/>
               <w:noProof/>
-              <w:sz w:val="22"/>
+              <w:kern w:val="2"/>
+              <w:szCs w:val="24"/>
               <w:lang w:eastAsia="hu-HU"/>
+              <w14:ligatures w14:val="standardContextual"/>
             </w:rPr>
           </w:pPr>
-          <w:hyperlink w:anchor="_Toc227867603" w:history="1">
+          <w:hyperlink w:anchor="_Toc227932827" w:history="1">
             <w:r>
               <w:rPr>
                 <w:rStyle w:val="Hiperhivatkozs"/>
@@ -15430,7 +15747,7 @@
                 <w:noProof/>
                 <w:webHidden/>
               </w:rPr>
-              <w:instrText xml:space="preserve"> PAGEREF _Toc227867603 \h </w:instrText>
+              <w:instrText xml:space="preserve"> PAGEREF _Toc227932827 \h </w:instrText>
             </w:r>
             <w:r>
               <w:rPr>
@@ -15450,7 +15767,7 @@
                 <w:noProof/>
                 <w:webHidden/>
               </w:rPr>
-              <w:t>17</w:t>
+              <w:t>19</w:t>
             </w:r>
             <w:r>
               <w:rPr>
@@ -15470,11 +15787,13 @@
             <w:rPr>
               <w:rFonts w:asciiTheme="minorHAnsi" w:eastAsiaTheme="minorEastAsia" w:hAnsiTheme="minorHAnsi"/>
               <w:noProof/>
-              <w:sz w:val="22"/>
+              <w:kern w:val="2"/>
+              <w:szCs w:val="24"/>
               <w:lang w:eastAsia="hu-HU"/>
+              <w14:ligatures w14:val="standardContextual"/>
             </w:rPr>
           </w:pPr>
-          <w:hyperlink w:anchor="_Toc227867604" w:history="1">
+          <w:hyperlink w:anchor="_Toc227932828" w:history="1">
             <w:r>
               <w:rPr>
                 <w:rStyle w:val="Hiperhivatkozs"/>
@@ -15503,7 +15822,7 @@
                 <w:noProof/>
                 <w:webHidden/>
               </w:rPr>
-              <w:instrText xml:space="preserve"> PAGEREF _Toc227867604 \h </w:instrText>
+              <w:instrText xml:space="preserve"> PAGEREF _Toc227932828 \h </w:instrText>
             </w:r>
             <w:r>
               <w:rPr>
@@ -15523,7 +15842,7 @@
                 <w:noProof/>
                 <w:webHidden/>
               </w:rPr>
-              <w:t>18</w:t>
+              <w:t>20</w:t>
             </w:r>
             <w:r>
               <w:rPr>
@@ -15543,11 +15862,13 @@
             <w:rPr>
               <w:rFonts w:asciiTheme="minorHAnsi" w:eastAsiaTheme="minorEastAsia" w:hAnsiTheme="minorHAnsi"/>
               <w:noProof/>
-              <w:sz w:val="22"/>
+              <w:kern w:val="2"/>
+              <w:szCs w:val="24"/>
               <w:lang w:eastAsia="hu-HU"/>
+              <w14:ligatures w14:val="standardContextual"/>
             </w:rPr>
           </w:pPr>
-          <w:hyperlink w:anchor="_Toc227867605" w:history="1">
+          <w:hyperlink w:anchor="_Toc227932829" w:history="1">
             <w:r>
               <w:rPr>
                 <w:rStyle w:val="Hiperhivatkozs"/>
@@ -15575,7 +15896,7 @@
                 <w:noProof/>
                 <w:webHidden/>
               </w:rPr>
-              <w:instrText xml:space="preserve"> PAGEREF _Toc227867605 \h </w:instrText>
+              <w:instrText xml:space="preserve"> PAGEREF _Toc227932829 \h </w:instrText>
             </w:r>
             <w:r>
               <w:rPr>
@@ -15595,7 +15916,7 @@
                 <w:noProof/>
                 <w:webHidden/>
               </w:rPr>
-              <w:t>18</w:t>
+              <w:t>20</w:t>
             </w:r>
             <w:r>
               <w:rPr>
@@ -15615,11 +15936,13 @@
             <w:rPr>
               <w:rFonts w:asciiTheme="minorHAnsi" w:eastAsiaTheme="minorEastAsia" w:hAnsiTheme="minorHAnsi"/>
               <w:noProof/>
-              <w:sz w:val="22"/>
+              <w:kern w:val="2"/>
+              <w:szCs w:val="24"/>
               <w:lang w:eastAsia="hu-HU"/>
+              <w14:ligatures w14:val="standardContextual"/>
             </w:rPr>
           </w:pPr>
-          <w:hyperlink w:anchor="_Toc227867606" w:history="1">
+          <w:hyperlink w:anchor="_Toc227932830" w:history="1">
             <w:r>
               <w:rPr>
                 <w:rStyle w:val="Hiperhivatkozs"/>
@@ -15648,7 +15971,7 @@
                 <w:noProof/>
                 <w:webHidden/>
               </w:rPr>
-              <w:instrText xml:space="preserve"> PAGEREF _Toc227867606 \h </w:instrText>
+              <w:instrText xml:space="preserve"> PAGEREF _Toc227932830 \h </w:instrText>
             </w:r>
             <w:r>
               <w:rPr>
@@ -15668,7 +15991,7 @@
                 <w:noProof/>
                 <w:webHidden/>
               </w:rPr>
-              <w:t>20</w:t>
+              <w:t>22</w:t>
             </w:r>
             <w:r>
               <w:rPr>
@@ -15688,11 +16011,13 @@
             <w:rPr>
               <w:rFonts w:asciiTheme="minorHAnsi" w:eastAsiaTheme="minorEastAsia" w:hAnsiTheme="minorHAnsi"/>
               <w:noProof/>
-              <w:sz w:val="22"/>
+              <w:kern w:val="2"/>
+              <w:szCs w:val="24"/>
               <w:lang w:eastAsia="hu-HU"/>
+              <w14:ligatures w14:val="standardContextual"/>
             </w:rPr>
           </w:pPr>
-          <w:hyperlink w:anchor="_Toc227867607" w:history="1">
+          <w:hyperlink w:anchor="_Toc227932831" w:history="1">
             <w:r>
               <w:rPr>
                 <w:rStyle w:val="Hiperhivatkozs"/>
@@ -15720,7 +16045,7 @@
                 <w:noProof/>
                 <w:webHidden/>
               </w:rPr>
-              <w:instrText xml:space="preserve"> PAGEREF _Toc227867607 \h </w:instrText>
+              <w:instrText xml:space="preserve"> PAGEREF _Toc227932831 \h </w:instrText>
             </w:r>
             <w:r>
               <w:rPr>
@@ -15740,7 +16065,7 @@
                 <w:noProof/>
                 <w:webHidden/>
               </w:rPr>
-              <w:t>21</w:t>
+              <w:t>23</w:t>
             </w:r>
             <w:r>
               <w:rPr>
@@ -15760,11 +16085,13 @@
             <w:rPr>
               <w:rFonts w:asciiTheme="minorHAnsi" w:eastAsiaTheme="minorEastAsia" w:hAnsiTheme="minorHAnsi"/>
               <w:noProof/>
-              <w:sz w:val="22"/>
+              <w:kern w:val="2"/>
+              <w:szCs w:val="24"/>
               <w:lang w:eastAsia="hu-HU"/>
+              <w14:ligatures w14:val="standardContextual"/>
             </w:rPr>
           </w:pPr>
-          <w:hyperlink w:anchor="_Toc227867608" w:history="1">
+          <w:hyperlink w:anchor="_Toc227932832" w:history="1">
             <w:r>
               <w:rPr>
                 <w:rStyle w:val="Hiperhivatkozs"/>
@@ -15792,7 +16119,7 @@
                 <w:noProof/>
                 <w:webHidden/>
               </w:rPr>
-              <w:instrText xml:space="preserve"> PAGEREF _Toc227867608 \h </w:instrText>
+              <w:instrText xml:space="preserve"> PAGEREF _Toc227932832 \h </w:instrText>
             </w:r>
             <w:r>
               <w:rPr>
@@ -15812,7 +16139,7 @@
                 <w:noProof/>
                 <w:webHidden/>
               </w:rPr>
-              <w:t>23</w:t>
+              <w:t>25</w:t>
             </w:r>
             <w:r>
               <w:rPr>
@@ -15832,11 +16159,13 @@
             <w:rPr>
               <w:rFonts w:asciiTheme="minorHAnsi" w:eastAsiaTheme="minorEastAsia" w:hAnsiTheme="minorHAnsi"/>
               <w:noProof/>
-              <w:sz w:val="22"/>
+              <w:kern w:val="2"/>
+              <w:szCs w:val="24"/>
               <w:lang w:eastAsia="hu-HU"/>
+              <w14:ligatures w14:val="standardContextual"/>
             </w:rPr>
           </w:pPr>
-          <w:hyperlink w:anchor="_Toc227867609" w:history="1">
+          <w:hyperlink w:anchor="_Toc227932833" w:history="1">
             <w:r>
               <w:rPr>
                 <w:rStyle w:val="Hiperhivatkozs"/>
@@ -15864,7 +16193,7 @@
                 <w:noProof/>
                 <w:webHidden/>
               </w:rPr>
-              <w:instrText xml:space="preserve"> PAGEREF _Toc227867609 \h </w:instrText>
+              <w:instrText xml:space="preserve"> PAGEREF _Toc227932833 \h </w:instrText>
             </w:r>
             <w:r>
               <w:rPr>
@@ -15884,7 +16213,7 @@
                 <w:noProof/>
                 <w:webHidden/>
               </w:rPr>
-              <w:t>23</w:t>
+              <w:t>25</w:t>
             </w:r>
             <w:r>
               <w:rPr>
@@ -15904,11 +16233,13 @@
             <w:rPr>
               <w:rFonts w:asciiTheme="minorHAnsi" w:eastAsiaTheme="minorEastAsia" w:hAnsiTheme="minorHAnsi"/>
               <w:noProof/>
-              <w:sz w:val="22"/>
+              <w:kern w:val="2"/>
+              <w:szCs w:val="24"/>
               <w:lang w:eastAsia="hu-HU"/>
+              <w14:ligatures w14:val="standardContextual"/>
             </w:rPr>
           </w:pPr>
-          <w:hyperlink w:anchor="_Toc227867610" w:history="1">
+          <w:hyperlink w:anchor="_Toc227932834" w:history="1">
             <w:r>
               <w:rPr>
                 <w:rStyle w:val="Hiperhivatkozs"/>
@@ -15936,7 +16267,7 @@
                 <w:noProof/>
                 <w:webHidden/>
               </w:rPr>
-              <w:instrText xml:space="preserve"> PAGEREF _Toc227867610 \h </w:instrText>
+              <w:instrText xml:space="preserve"> PAGEREF _Toc227932834 \h </w:instrText>
             </w:r>
             <w:r>
               <w:rPr>
@@ -15956,7 +16287,7 @@
                 <w:noProof/>
                 <w:webHidden/>
               </w:rPr>
-              <w:t>23</w:t>
+              <w:t>25</w:t>
             </w:r>
             <w:r>
               <w:rPr>
@@ -15976,11 +16307,13 @@
             <w:rPr>
               <w:rFonts w:asciiTheme="minorHAnsi" w:eastAsiaTheme="minorEastAsia" w:hAnsiTheme="minorHAnsi"/>
               <w:noProof/>
-              <w:sz w:val="22"/>
+              <w:kern w:val="2"/>
+              <w:szCs w:val="24"/>
               <w:lang w:eastAsia="hu-HU"/>
+              <w14:ligatures w14:val="standardContextual"/>
             </w:rPr>
           </w:pPr>
-          <w:hyperlink w:anchor="_Toc227867611" w:history="1">
+          <w:hyperlink w:anchor="_Toc227932835" w:history="1">
             <w:r>
               <w:rPr>
                 <w:rStyle w:val="Hiperhivatkozs"/>
@@ -16008,7 +16341,7 @@
                 <w:noProof/>
                 <w:webHidden/>
               </w:rPr>
-              <w:instrText xml:space="preserve"> PAGEREF _Toc227867611 \h </w:instrText>
+              <w:instrText xml:space="preserve"> PAGEREF _Toc227932835 \h </w:instrText>
             </w:r>
             <w:r>
               <w:rPr>
@@ -16028,7 +16361,7 @@
                 <w:noProof/>
                 <w:webHidden/>
               </w:rPr>
-              <w:t>23</w:t>
+              <w:t>25</w:t>
             </w:r>
             <w:r>
               <w:rPr>
@@ -16048,11 +16381,13 @@
             <w:rPr>
               <w:rFonts w:asciiTheme="minorHAnsi" w:eastAsiaTheme="minorEastAsia" w:hAnsiTheme="minorHAnsi"/>
               <w:noProof/>
-              <w:sz w:val="22"/>
+              <w:kern w:val="2"/>
+              <w:szCs w:val="24"/>
               <w:lang w:eastAsia="hu-HU"/>
+              <w14:ligatures w14:val="standardContextual"/>
             </w:rPr>
           </w:pPr>
-          <w:hyperlink w:anchor="_Toc227867612" w:history="1">
+          <w:hyperlink w:anchor="_Toc227932836" w:history="1">
             <w:r>
               <w:rPr>
                 <w:rStyle w:val="Hiperhivatkozs"/>
@@ -16080,7 +16415,7 @@
                 <w:noProof/>
                 <w:webHidden/>
               </w:rPr>
-              <w:instrText xml:space="preserve"> PAGEREF _Toc227867612 \h </w:instrText>
+              <w:instrText xml:space="preserve"> PAGEREF _Toc227932836 \h </w:instrText>
             </w:r>
             <w:r>
               <w:rPr>
@@ -16100,7 +16435,7 @@
                 <w:noProof/>
                 <w:webHidden/>
               </w:rPr>
-              <w:t>24</w:t>
+              <w:t>26</w:t>
             </w:r>
             <w:r>
               <w:rPr>
@@ -16115,52 +16450,35 @@
           <w:pPr>
             <w:pStyle w:val="TJ3"/>
             <w:tabs>
-              <w:tab w:val="left" w:pos="880"/>
               <w:tab w:val="right" w:leader="dot" w:pos="8776"/>
             </w:tabs>
             <w:rPr>
               <w:rFonts w:asciiTheme="minorHAnsi" w:eastAsiaTheme="minorEastAsia" w:hAnsiTheme="minorHAnsi"/>
               <w:noProof/>
-              <w:sz w:val="22"/>
+              <w:kern w:val="2"/>
+              <w:szCs w:val="24"/>
               <w:lang w:eastAsia="hu-HU"/>
+              <w14:ligatures w14:val="standardContextual"/>
             </w:rPr>
           </w:pPr>
-          <w:hyperlink w:anchor="_Toc227867613" w:history="1">
+          <w:hyperlink w:anchor="_Toc227932837" w:history="1">
             <w:r>
               <w:rPr>
                 <w:rStyle w:val="Hiperhivatkozs"/>
-                <w:rFonts w:ascii="Symbol" w:hAnsi="Symbol"/>
                 <w:noProof/>
                 <w:highlight w:val="yellow"/>
               </w:rPr>
-              <w:t></w:t>
-            </w:r>
-            <w:r>
-              <w:rPr>
-                <w:rFonts w:asciiTheme="minorHAnsi" w:eastAsiaTheme="minorEastAsia" w:hAnsiTheme="minorHAnsi"/>
-                <w:noProof/>
-                <w:sz w:val="22"/>
-                <w:lang w:eastAsia="hu-HU"/>
+              <w:t>Müller Bálint:</w:t>
+            </w:r>
+            <w:r>
+              <w:rPr>
+                <w:noProof/>
+                <w:webHidden/>
               </w:rPr>
               <w:tab/>
             </w:r>
             <w:r>
               <w:rPr>
-                <w:rStyle w:val="Hiperhivatkozs"/>
-                <w:noProof/>
-                <w:highlight w:val="yellow"/>
-              </w:rPr>
-              <w:t>Müller Bálint:</w:t>
-            </w:r>
-            <w:r>
-              <w:rPr>
-                <w:noProof/>
-                <w:webHidden/>
-              </w:rPr>
-              <w:tab/>
-            </w:r>
-            <w:r>
-              <w:rPr>
                 <w:noProof/>
                 <w:webHidden/>
               </w:rPr>
@@ -16171,7 +16489,7 @@
                 <w:noProof/>
                 <w:webHidden/>
               </w:rPr>
-              <w:instrText xml:space="preserve"> PAGEREF _Toc227867613 \h </w:instrText>
+              <w:instrText xml:space="preserve"> PAGEREF _Toc227932837 \h </w:instrText>
             </w:r>
             <w:r>
               <w:rPr>
@@ -16191,7 +16509,7 @@
                 <w:noProof/>
                 <w:webHidden/>
               </w:rPr>
-              <w:t>24</w:t>
+              <w:t>26</w:t>
             </w:r>
             <w:r>
               <w:rPr>
@@ -16206,52 +16524,35 @@
           <w:pPr>
             <w:pStyle w:val="TJ3"/>
             <w:tabs>
-              <w:tab w:val="left" w:pos="880"/>
               <w:tab w:val="right" w:leader="dot" w:pos="8776"/>
             </w:tabs>
             <w:rPr>
               <w:rFonts w:asciiTheme="minorHAnsi" w:eastAsiaTheme="minorEastAsia" w:hAnsiTheme="minorHAnsi"/>
               <w:noProof/>
-              <w:sz w:val="22"/>
+              <w:kern w:val="2"/>
+              <w:szCs w:val="24"/>
               <w:lang w:eastAsia="hu-HU"/>
+              <w14:ligatures w14:val="standardContextual"/>
             </w:rPr>
           </w:pPr>
-          <w:hyperlink w:anchor="_Toc227867614" w:history="1">
+          <w:hyperlink w:anchor="_Toc227932838" w:history="1">
             <w:r>
               <w:rPr>
                 <w:rStyle w:val="Hiperhivatkozs"/>
-                <w:rFonts w:ascii="Symbol" w:hAnsi="Symbol"/>
                 <w:noProof/>
                 <w:highlight w:val="yellow"/>
               </w:rPr>
-              <w:t></w:t>
-            </w:r>
-            <w:r>
-              <w:rPr>
-                <w:rFonts w:asciiTheme="minorHAnsi" w:eastAsiaTheme="minorEastAsia" w:hAnsiTheme="minorHAnsi"/>
-                <w:noProof/>
-                <w:sz w:val="22"/>
-                <w:lang w:eastAsia="hu-HU"/>
+              <w:t>Fehér Ágoston:</w:t>
+            </w:r>
+            <w:r>
+              <w:rPr>
+                <w:noProof/>
+                <w:webHidden/>
               </w:rPr>
               <w:tab/>
             </w:r>
             <w:r>
               <w:rPr>
-                <w:rStyle w:val="Hiperhivatkozs"/>
-                <w:noProof/>
-                <w:highlight w:val="yellow"/>
-              </w:rPr>
-              <w:t>Fehér Ágoston:</w:t>
-            </w:r>
-            <w:r>
-              <w:rPr>
-                <w:noProof/>
-                <w:webHidden/>
-              </w:rPr>
-              <w:tab/>
-            </w:r>
-            <w:r>
-              <w:rPr>
                 <w:noProof/>
                 <w:webHidden/>
               </w:rPr>
@@ -16262,7 +16563,7 @@
                 <w:noProof/>
                 <w:webHidden/>
               </w:rPr>
-              <w:instrText xml:space="preserve"> PAGEREF _Toc227867614 \h </w:instrText>
+              <w:instrText xml:space="preserve"> PAGEREF _Toc227932838 \h </w:instrText>
             </w:r>
             <w:r>
               <w:rPr>
@@ -16282,7 +16583,7 @@
                 <w:noProof/>
                 <w:webHidden/>
               </w:rPr>
-              <w:t>24</w:t>
+              <w:t>26</w:t>
             </w:r>
             <w:r>
               <w:rPr>
@@ -16297,52 +16598,35 @@
           <w:pPr>
             <w:pStyle w:val="TJ3"/>
             <w:tabs>
-              <w:tab w:val="left" w:pos="880"/>
               <w:tab w:val="right" w:leader="dot" w:pos="8776"/>
             </w:tabs>
             <w:rPr>
               <w:rFonts w:asciiTheme="minorHAnsi" w:eastAsiaTheme="minorEastAsia" w:hAnsiTheme="minorHAnsi"/>
               <w:noProof/>
-              <w:sz w:val="22"/>
+              <w:kern w:val="2"/>
+              <w:szCs w:val="24"/>
               <w:lang w:eastAsia="hu-HU"/>
+              <w14:ligatures w14:val="standardContextual"/>
             </w:rPr>
           </w:pPr>
-          <w:hyperlink w:anchor="_Toc227867615" w:history="1">
+          <w:hyperlink w:anchor="_Toc227932839" w:history="1">
             <w:r>
               <w:rPr>
                 <w:rStyle w:val="Hiperhivatkozs"/>
-                <w:rFonts w:ascii="Symbol" w:hAnsi="Symbol"/>
                 <w:noProof/>
                 <w:highlight w:val="yellow"/>
               </w:rPr>
-              <w:t></w:t>
-            </w:r>
-            <w:r>
-              <w:rPr>
-                <w:rFonts w:asciiTheme="minorHAnsi" w:eastAsiaTheme="minorEastAsia" w:hAnsiTheme="minorHAnsi"/>
-                <w:noProof/>
-                <w:sz w:val="22"/>
-                <w:lang w:eastAsia="hu-HU"/>
+              <w:t>Fülöp László András:</w:t>
+            </w:r>
+            <w:r>
+              <w:rPr>
+                <w:noProof/>
+                <w:webHidden/>
               </w:rPr>
               <w:tab/>
             </w:r>
             <w:r>
               <w:rPr>
-                <w:rStyle w:val="Hiperhivatkozs"/>
-                <w:noProof/>
-                <w:highlight w:val="yellow"/>
-              </w:rPr>
-              <w:t>Fülöp László András:</w:t>
-            </w:r>
-            <w:r>
-              <w:rPr>
-                <w:noProof/>
-                <w:webHidden/>
-              </w:rPr>
-              <w:tab/>
-            </w:r>
-            <w:r>
-              <w:rPr>
                 <w:noProof/>
                 <w:webHidden/>
               </w:rPr>
@@ -16353,7 +16637,7 @@
                 <w:noProof/>
                 <w:webHidden/>
               </w:rPr>
-              <w:instrText xml:space="preserve"> PAGEREF _Toc227867615 \h </w:instrText>
+              <w:instrText xml:space="preserve"> PAGEREF _Toc227932839 \h </w:instrText>
             </w:r>
             <w:r>
               <w:rPr>
@@ -16373,7 +16657,7 @@
                 <w:noProof/>
                 <w:webHidden/>
               </w:rPr>
-              <w:t>24</w:t>
+              <w:t>26</w:t>
             </w:r>
             <w:r>
               <w:rPr>
@@ -16393,16 +16677,18 @@
             <w:rPr>
               <w:rFonts w:asciiTheme="minorHAnsi" w:eastAsiaTheme="minorEastAsia" w:hAnsiTheme="minorHAnsi"/>
               <w:noProof/>
-              <w:sz w:val="22"/>
+              <w:kern w:val="2"/>
+              <w:szCs w:val="24"/>
               <w:lang w:eastAsia="hu-HU"/>
+              <w14:ligatures w14:val="standardContextual"/>
             </w:rPr>
           </w:pPr>
-          <w:hyperlink w:anchor="_Toc227867616" w:history="1">
+          <w:hyperlink w:anchor="_Toc227932840" w:history="1">
             <w:r>
               <w:rPr>
                 <w:rStyle w:val="Hiperhivatkozs"/>
                 <w:noProof/>
-                <w:highlight w:val="darkRed"/>
+                <w:highlight w:val="yellow"/>
               </w:rPr>
               <w:t>Tesztelési eredmények:</w:t>
             </w:r>
@@ -16425,7 +16711,7 @@
                 <w:noProof/>
                 <w:webHidden/>
               </w:rPr>
-              <w:instrText xml:space="preserve"> PAGEREF _Toc227867616 \h </w:instrText>
+              <w:instrText xml:space="preserve"> PAGEREF _Toc227932840 \h </w:instrText>
             </w:r>
             <w:r>
               <w:rPr>
@@ -16445,7 +16731,7 @@
                 <w:noProof/>
                 <w:webHidden/>
               </w:rPr>
-              <w:t>24</w:t>
+              <w:t>27</w:t>
             </w:r>
             <w:r>
               <w:rPr>
@@ -16465,11 +16751,13 @@
             <w:rPr>
               <w:rFonts w:asciiTheme="minorHAnsi" w:eastAsiaTheme="minorEastAsia" w:hAnsiTheme="minorHAnsi"/>
               <w:noProof/>
-              <w:sz w:val="22"/>
+              <w:kern w:val="2"/>
+              <w:szCs w:val="24"/>
               <w:lang w:eastAsia="hu-HU"/>
+              <w14:ligatures w14:val="standardContextual"/>
             </w:rPr>
           </w:pPr>
-          <w:hyperlink w:anchor="_Toc227867617" w:history="1">
+          <w:hyperlink w:anchor="_Toc227932841" w:history="1">
             <w:r>
               <w:rPr>
                 <w:rStyle w:val="Hiperhivatkozs"/>
@@ -16497,7 +16785,7 @@
                 <w:noProof/>
                 <w:webHidden/>
               </w:rPr>
-              <w:instrText xml:space="preserve"> PAGEREF _Toc227867617 \h </w:instrText>
+              <w:instrText xml:space="preserve"> PAGEREF _Toc227932841 \h </w:instrText>
             </w:r>
             <w:r>
               <w:rPr>
@@ -16517,7 +16805,7 @@
                 <w:noProof/>
                 <w:webHidden/>
               </w:rPr>
-              <w:t>25</w:t>
+              <w:t>27</w:t>
             </w:r>
             <w:r>
               <w:rPr>
@@ -16537,11 +16825,13 @@
             <w:rPr>
               <w:rFonts w:asciiTheme="minorHAnsi" w:eastAsiaTheme="minorEastAsia" w:hAnsiTheme="minorHAnsi"/>
               <w:noProof/>
-              <w:sz w:val="22"/>
+              <w:kern w:val="2"/>
+              <w:szCs w:val="24"/>
               <w:lang w:eastAsia="hu-HU"/>
+              <w14:ligatures w14:val="standardContextual"/>
             </w:rPr>
           </w:pPr>
-          <w:hyperlink w:anchor="_Toc227867618" w:history="1">
+          <w:hyperlink w:anchor="_Toc227932842" w:history="1">
             <w:r>
               <w:rPr>
                 <w:rStyle w:val="Hiperhivatkozs"/>
@@ -16569,7 +16859,7 @@
                 <w:noProof/>
                 <w:webHidden/>
               </w:rPr>
-              <w:instrText xml:space="preserve"> PAGEREF _Toc227867618 \h </w:instrText>
+              <w:instrText xml:space="preserve"> PAGEREF _Toc227932842 \h </w:instrText>
             </w:r>
             <w:r>
               <w:rPr>
@@ -16589,7 +16879,7 @@
                 <w:noProof/>
                 <w:webHidden/>
               </w:rPr>
-              <w:t>25</w:t>
+              <w:t>27</w:t>
             </w:r>
             <w:r>
               <w:rPr>
@@ -16609,11 +16899,13 @@
             <w:rPr>
               <w:rFonts w:asciiTheme="minorHAnsi" w:eastAsiaTheme="minorEastAsia" w:hAnsiTheme="minorHAnsi"/>
               <w:noProof/>
-              <w:sz w:val="22"/>
+              <w:kern w:val="2"/>
+              <w:szCs w:val="24"/>
               <w:lang w:eastAsia="hu-HU"/>
+              <w14:ligatures w14:val="standardContextual"/>
             </w:rPr>
           </w:pPr>
-          <w:hyperlink w:anchor="_Toc227867619" w:history="1">
+          <w:hyperlink w:anchor="_Toc227932843" w:history="1">
             <w:r>
               <w:rPr>
                 <w:rStyle w:val="Hiperhivatkozs"/>
@@ -16641,7 +16933,7 @@
                 <w:noProof/>
                 <w:webHidden/>
               </w:rPr>
-              <w:instrText xml:space="preserve"> PAGEREF _Toc227867619 \h </w:instrText>
+              <w:instrText xml:space="preserve"> PAGEREF _Toc227932843 \h </w:instrText>
             </w:r>
             <w:r>
               <w:rPr>
@@ -16661,7 +16953,7 @@
                 <w:noProof/>
                 <w:webHidden/>
               </w:rPr>
-              <w:t>25</w:t>
+              <w:t>27</w:t>
             </w:r>
             <w:r>
               <w:rPr>
@@ -16681,18 +16973,20 @@
             <w:rPr>
               <w:rFonts w:asciiTheme="minorHAnsi" w:eastAsiaTheme="minorEastAsia" w:hAnsiTheme="minorHAnsi"/>
               <w:noProof/>
-              <w:sz w:val="22"/>
+              <w:kern w:val="2"/>
+              <w:szCs w:val="24"/>
               <w:lang w:eastAsia="hu-HU"/>
+              <w14:ligatures w14:val="standardContextual"/>
             </w:rPr>
           </w:pPr>
-          <w:hyperlink w:anchor="_Toc227867620" w:history="1">
+          <w:hyperlink w:anchor="_Toc227932844" w:history="1">
             <w:r>
               <w:rPr>
                 <w:rStyle w:val="Hiperhivatkozs"/>
                 <w:noProof/>
-                <w:highlight w:val="darkRed"/>
-              </w:rPr>
-              <w:t>Bejelentkezés</w:t>
+                <w:highlight w:val="yellow"/>
+              </w:rPr>
+              <w:t>Bejelentkezés:</w:t>
             </w:r>
             <w:r>
               <w:rPr>
@@ -16713,7 +17007,7 @@
                 <w:noProof/>
                 <w:webHidden/>
               </w:rPr>
-              <w:instrText xml:space="preserve"> PAGEREF _Toc227867620 \h </w:instrText>
+              <w:instrText xml:space="preserve"> PAGEREF _Toc227932844 \h </w:instrText>
             </w:r>
             <w:r>
               <w:rPr>
@@ -16733,7 +17027,7 @@
                 <w:noProof/>
                 <w:webHidden/>
               </w:rPr>
-              <w:t>26</w:t>
+              <w:t>28</w:t>
             </w:r>
             <w:r>
               <w:rPr>
@@ -16753,11 +17047,13 @@
             <w:rPr>
               <w:rFonts w:asciiTheme="minorHAnsi" w:eastAsiaTheme="minorEastAsia" w:hAnsiTheme="minorHAnsi"/>
               <w:noProof/>
-              <w:sz w:val="22"/>
+              <w:kern w:val="2"/>
+              <w:szCs w:val="24"/>
               <w:lang w:eastAsia="hu-HU"/>
+              <w14:ligatures w14:val="standardContextual"/>
             </w:rPr>
           </w:pPr>
-          <w:hyperlink w:anchor="_Toc227867621" w:history="1">
+          <w:hyperlink w:anchor="_Toc227932845" w:history="1">
             <w:r>
               <w:rPr>
                 <w:rStyle w:val="Hiperhivatkozs"/>
@@ -16785,7 +17081,7 @@
                 <w:noProof/>
                 <w:webHidden/>
               </w:rPr>
-              <w:instrText xml:space="preserve"> PAGEREF _Toc227867621 \h </w:instrText>
+              <w:instrText xml:space="preserve"> PAGEREF _Toc227932845 \h </w:instrText>
             </w:r>
             <w:r>
               <w:rPr>
@@ -16805,7 +17101,7 @@
                 <w:noProof/>
                 <w:webHidden/>
               </w:rPr>
-              <w:t>26</w:t>
+              <w:t>28</w:t>
             </w:r>
             <w:r>
               <w:rPr>
@@ -16825,11 +17121,13 @@
             <w:rPr>
               <w:rFonts w:asciiTheme="minorHAnsi" w:eastAsiaTheme="minorEastAsia" w:hAnsiTheme="minorHAnsi"/>
               <w:noProof/>
-              <w:sz w:val="22"/>
+              <w:kern w:val="2"/>
+              <w:szCs w:val="24"/>
               <w:lang w:eastAsia="hu-HU"/>
+              <w14:ligatures w14:val="standardContextual"/>
             </w:rPr>
           </w:pPr>
-          <w:hyperlink w:anchor="_Toc227867622" w:history="1">
+          <w:hyperlink w:anchor="_Toc227932846" w:history="1">
             <w:r>
               <w:rPr>
                 <w:rStyle w:val="Hiperhivatkozs"/>
@@ -16857,7 +17155,7 @@
                 <w:noProof/>
                 <w:webHidden/>
               </w:rPr>
-              <w:instrText xml:space="preserve"> PAGEREF _Toc227867622 \h </w:instrText>
+              <w:instrText xml:space="preserve"> PAGEREF _Toc227932846 \h </w:instrText>
             </w:r>
             <w:r>
               <w:rPr>
@@ -16877,7 +17175,7 @@
                 <w:noProof/>
                 <w:webHidden/>
               </w:rPr>
-              <w:t>27</w:t>
+              <w:t>29</w:t>
             </w:r>
             <w:r>
               <w:rPr>
@@ -16897,11 +17195,13 @@
             <w:rPr>
               <w:rFonts w:asciiTheme="minorHAnsi" w:eastAsiaTheme="minorEastAsia" w:hAnsiTheme="minorHAnsi"/>
               <w:noProof/>
-              <w:sz w:val="22"/>
+              <w:kern w:val="2"/>
+              <w:szCs w:val="24"/>
               <w:lang w:eastAsia="hu-HU"/>
+              <w14:ligatures w14:val="standardContextual"/>
             </w:rPr>
           </w:pPr>
-          <w:hyperlink w:anchor="_Toc227867623" w:history="1">
+          <w:hyperlink w:anchor="_Toc227932847" w:history="1">
             <w:r>
               <w:rPr>
                 <w:rStyle w:val="Hiperhivatkozs"/>
@@ -16929,7 +17229,7 @@
                 <w:noProof/>
                 <w:webHidden/>
               </w:rPr>
-              <w:instrText xml:space="preserve"> PAGEREF _Toc227867623 \h </w:instrText>
+              <w:instrText xml:space="preserve"> PAGEREF _Toc227932847 \h </w:instrText>
             </w:r>
             <w:r>
               <w:rPr>
@@ -16949,7 +17249,7 @@
                 <w:noProof/>
                 <w:webHidden/>
               </w:rPr>
-              <w:t>27</w:t>
+              <w:t>29</w:t>
             </w:r>
             <w:r>
               <w:rPr>
@@ -16969,11 +17269,13 @@
             <w:rPr>
               <w:rFonts w:asciiTheme="minorHAnsi" w:eastAsiaTheme="minorEastAsia" w:hAnsiTheme="minorHAnsi"/>
               <w:noProof/>
-              <w:sz w:val="22"/>
+              <w:kern w:val="2"/>
+              <w:szCs w:val="24"/>
               <w:lang w:eastAsia="hu-HU"/>
+              <w14:ligatures w14:val="standardContextual"/>
             </w:rPr>
           </w:pPr>
-          <w:hyperlink w:anchor="_Toc227867624" w:history="1">
+          <w:hyperlink w:anchor="_Toc227932848" w:history="1">
             <w:r>
               <w:rPr>
                 <w:rStyle w:val="Hiperhivatkozs"/>
@@ -17001,7 +17303,7 @@
                 <w:noProof/>
                 <w:webHidden/>
               </w:rPr>
-              <w:instrText xml:space="preserve"> PAGEREF _Toc227867624 \h </w:instrText>
+              <w:instrText xml:space="preserve"> PAGEREF _Toc227932848 \h </w:instrText>
             </w:r>
             <w:r>
               <w:rPr>
@@ -17021,7 +17323,7 @@
                 <w:noProof/>
                 <w:webHidden/>
               </w:rPr>
-              <w:t>27</w:t>
+              <w:t>29</w:t>
             </w:r>
             <w:r>
               <w:rPr>
@@ -17041,11 +17343,13 @@
             <w:rPr>
               <w:rFonts w:asciiTheme="minorHAnsi" w:eastAsiaTheme="minorEastAsia" w:hAnsiTheme="minorHAnsi"/>
               <w:noProof/>
-              <w:sz w:val="22"/>
+              <w:kern w:val="2"/>
+              <w:szCs w:val="24"/>
               <w:lang w:eastAsia="hu-HU"/>
+              <w14:ligatures w14:val="standardContextual"/>
             </w:rPr>
           </w:pPr>
-          <w:hyperlink w:anchor="_Toc227867625" w:history="1">
+          <w:hyperlink w:anchor="_Toc227932849" w:history="1">
             <w:r>
               <w:rPr>
                 <w:rStyle w:val="Hiperhivatkozs"/>
@@ -17073,7 +17377,7 @@
                 <w:noProof/>
                 <w:webHidden/>
               </w:rPr>
-              <w:instrText xml:space="preserve"> PAGEREF _Toc227867625 \h </w:instrText>
+              <w:instrText xml:space="preserve"> PAGEREF _Toc227932849 \h </w:instrText>
             </w:r>
             <w:r>
               <w:rPr>
@@ -17093,7 +17397,7 @@
                 <w:noProof/>
                 <w:webHidden/>
               </w:rPr>
-              <w:t>27</w:t>
+              <w:t>29</w:t>
             </w:r>
             <w:r>
               <w:rPr>
@@ -17113,11 +17417,13 @@
             <w:rPr>
               <w:rFonts w:asciiTheme="minorHAnsi" w:eastAsiaTheme="minorEastAsia" w:hAnsiTheme="minorHAnsi"/>
               <w:noProof/>
-              <w:sz w:val="22"/>
+              <w:kern w:val="2"/>
+              <w:szCs w:val="24"/>
               <w:lang w:eastAsia="hu-HU"/>
+              <w14:ligatures w14:val="standardContextual"/>
             </w:rPr>
           </w:pPr>
-          <w:hyperlink w:anchor="_Toc227867626" w:history="1">
+          <w:hyperlink w:anchor="_Toc227932850" w:history="1">
             <w:r>
               <w:rPr>
                 <w:rStyle w:val="Hiperhivatkozs"/>
@@ -17145,7 +17451,7 @@
                 <w:noProof/>
                 <w:webHidden/>
               </w:rPr>
-              <w:instrText xml:space="preserve"> PAGEREF _Toc227867626 \h </w:instrText>
+              <w:instrText xml:space="preserve"> PAGEREF _Toc227932850 \h </w:instrText>
             </w:r>
             <w:r>
               <w:rPr>
@@ -17165,7 +17471,7 @@
                 <w:noProof/>
                 <w:webHidden/>
               </w:rPr>
-              <w:t>27</w:t>
+              <w:t>29</w:t>
             </w:r>
             <w:r>
               <w:rPr>
@@ -17185,11 +17491,13 @@
             <w:rPr>
               <w:rFonts w:asciiTheme="minorHAnsi" w:eastAsiaTheme="minorEastAsia" w:hAnsiTheme="minorHAnsi"/>
               <w:noProof/>
-              <w:sz w:val="22"/>
+              <w:kern w:val="2"/>
+              <w:szCs w:val="24"/>
               <w:lang w:eastAsia="hu-HU"/>
+              <w14:ligatures w14:val="standardContextual"/>
             </w:rPr>
           </w:pPr>
-          <w:hyperlink w:anchor="_Toc227867627" w:history="1">
+          <w:hyperlink w:anchor="_Toc227932851" w:history="1">
             <w:r>
               <w:rPr>
                 <w:rStyle w:val="Hiperhivatkozs"/>
@@ -17217,7 +17525,7 @@
                 <w:noProof/>
                 <w:webHidden/>
               </w:rPr>
-              <w:instrText xml:space="preserve"> PAGEREF _Toc227867627 \h </w:instrText>
+              <w:instrText xml:space="preserve"> PAGEREF _Toc227932851 \h </w:instrText>
             </w:r>
             <w:r>
               <w:rPr>
@@ -17237,7 +17545,7 @@
                 <w:noProof/>
                 <w:webHidden/>
               </w:rPr>
-              <w:t>27</w:t>
+              <w:t>29</w:t>
             </w:r>
             <w:r>
               <w:rPr>
@@ -17257,11 +17565,13 @@
             <w:rPr>
               <w:rFonts w:asciiTheme="minorHAnsi" w:eastAsiaTheme="minorEastAsia" w:hAnsiTheme="minorHAnsi"/>
               <w:noProof/>
-              <w:sz w:val="22"/>
+              <w:kern w:val="2"/>
+              <w:szCs w:val="24"/>
               <w:lang w:eastAsia="hu-HU"/>
+              <w14:ligatures w14:val="standardContextual"/>
             </w:rPr>
           </w:pPr>
-          <w:hyperlink w:anchor="_Toc227867628" w:history="1">
+          <w:hyperlink w:anchor="_Toc227932852" w:history="1">
             <w:r>
               <w:rPr>
                 <w:rStyle w:val="Hiperhivatkozs"/>
@@ -17289,7 +17599,7 @@
                 <w:noProof/>
                 <w:webHidden/>
               </w:rPr>
-              <w:instrText xml:space="preserve"> PAGEREF _Toc227867628 \h </w:instrText>
+              <w:instrText xml:space="preserve"> PAGEREF _Toc227932852 \h </w:instrText>
             </w:r>
             <w:r>
               <w:rPr>
@@ -17309,7 +17619,7 @@
                 <w:noProof/>
                 <w:webHidden/>
               </w:rPr>
-              <w:t>28</w:t>
+              <w:t>30</w:t>
             </w:r>
             <w:r>
               <w:rPr>
@@ -17329,11 +17639,13 @@
             <w:rPr>
               <w:rFonts w:asciiTheme="minorHAnsi" w:eastAsiaTheme="minorEastAsia" w:hAnsiTheme="minorHAnsi"/>
               <w:noProof/>
-              <w:sz w:val="22"/>
+              <w:kern w:val="2"/>
+              <w:szCs w:val="24"/>
               <w:lang w:eastAsia="hu-HU"/>
+              <w14:ligatures w14:val="standardContextual"/>
             </w:rPr>
           </w:pPr>
-          <w:hyperlink w:anchor="_Toc227867629" w:history="1">
+          <w:hyperlink w:anchor="_Toc227932853" w:history="1">
             <w:r>
               <w:rPr>
                 <w:rStyle w:val="Hiperhivatkozs"/>
@@ -17361,7 +17673,7 @@
                 <w:noProof/>
                 <w:webHidden/>
               </w:rPr>
-              <w:instrText xml:space="preserve"> PAGEREF _Toc227867629 \h </w:instrText>
+              <w:instrText xml:space="preserve"> PAGEREF _Toc227932853 \h </w:instrText>
             </w:r>
             <w:r>
               <w:rPr>
@@ -17381,7 +17693,7 @@
                 <w:noProof/>
                 <w:webHidden/>
               </w:rPr>
-              <w:t>28</w:t>
+              <w:t>30</w:t>
             </w:r>
             <w:r>
               <w:rPr>
@@ -17399,6 +17711,7 @@
               <w:bCs/>
               <w:highlight w:val="yellow"/>
             </w:rPr>
+            <w:lastRenderedPageBreak/>
             <w:fldChar w:fldCharType="end"/>
           </w:r>
         </w:p>
@@ -18764,6 +19077,10 @@
     <w:p>
       <w:pPr>
         <w:pStyle w:val="Lbjegyzetszveg"/>
+        <w:rPr>
+          <w:highlight w:val="yellow"/>
+          <w:lang w:val="en-US"/>
+        </w:rPr>
       </w:pPr>
       <w:r>
         <w:rPr>
@@ -18776,7 +19093,190 @@
         <w:rPr>
           <w:highlight w:val="yellow"/>
         </w:rPr>
-        <w:t xml:space="preserve"> CRUD:</w:t>
+        <w:t xml:space="preserve"> </w:t>
+      </w:r>
+      <w:r>
+        <w:rPr>
+          <w:highlight w:val="yellow"/>
+          <w:lang w:val="en-US"/>
+        </w:rPr>
+        <w:t xml:space="preserve">solution: A “Microsoft Visual Studio” </w:t>
+      </w:r>
+      <w:proofErr w:type="spellStart"/>
+      <w:r>
+        <w:rPr>
+          <w:highlight w:val="yellow"/>
+          <w:lang w:val="en-US"/>
+        </w:rPr>
+        <w:t>által</w:t>
+      </w:r>
+      <w:proofErr w:type="spellEnd"/>
+      <w:r>
+        <w:rPr>
+          <w:highlight w:val="yellow"/>
+          <w:lang w:val="en-US"/>
+        </w:rPr>
+        <w:t xml:space="preserve"> </w:t>
+      </w:r>
+      <w:proofErr w:type="spellStart"/>
+      <w:r>
+        <w:rPr>
+          <w:highlight w:val="yellow"/>
+          <w:lang w:val="en-US"/>
+        </w:rPr>
+        <w:t>használt</w:t>
+      </w:r>
+      <w:proofErr w:type="spellEnd"/>
+      <w:r>
+        <w:rPr>
+          <w:highlight w:val="yellow"/>
+          <w:lang w:val="en-US"/>
+        </w:rPr>
+        <w:t xml:space="preserve"> </w:t>
+      </w:r>
+      <w:proofErr w:type="spellStart"/>
+      <w:r>
+        <w:rPr>
+          <w:highlight w:val="yellow"/>
+          <w:lang w:val="en-US"/>
+        </w:rPr>
+        <w:t>központi</w:t>
+      </w:r>
+      <w:proofErr w:type="spellEnd"/>
+      <w:r>
+        <w:rPr>
+          <w:highlight w:val="yellow"/>
+          <w:lang w:val="en-US"/>
+        </w:rPr>
+        <w:t xml:space="preserve"> </w:t>
+      </w:r>
+      <w:proofErr w:type="spellStart"/>
+      <w:r>
+        <w:rPr>
+          <w:highlight w:val="yellow"/>
+          <w:lang w:val="en-US"/>
+        </w:rPr>
+        <w:t>konfigurációs</w:t>
+      </w:r>
+      <w:proofErr w:type="spellEnd"/>
+      <w:r>
+        <w:rPr>
+          <w:highlight w:val="yellow"/>
+          <w:lang w:val="en-US"/>
+        </w:rPr>
+        <w:t xml:space="preserve"> </w:t>
+      </w:r>
+      <w:proofErr w:type="spellStart"/>
+      <w:r>
+        <w:rPr>
+          <w:highlight w:val="yellow"/>
+          <w:lang w:val="en-US"/>
+        </w:rPr>
+        <w:t>fájl</w:t>
+      </w:r>
+      <w:proofErr w:type="spellEnd"/>
+      <w:r>
+        <w:rPr>
+          <w:highlight w:val="yellow"/>
+          <w:lang w:val="en-US"/>
+        </w:rPr>
+        <w:t xml:space="preserve">, </w:t>
+      </w:r>
+      <w:proofErr w:type="spellStart"/>
+      <w:r>
+        <w:rPr>
+          <w:highlight w:val="yellow"/>
+          <w:lang w:val="en-US"/>
+        </w:rPr>
+        <w:t>amely</w:t>
+      </w:r>
+      <w:proofErr w:type="spellEnd"/>
+      <w:r>
+        <w:rPr>
+          <w:highlight w:val="yellow"/>
+          <w:lang w:val="en-US"/>
+        </w:rPr>
+        <w:t xml:space="preserve"> </w:t>
+      </w:r>
+      <w:proofErr w:type="spellStart"/>
+      <w:r>
+        <w:rPr>
+          <w:highlight w:val="yellow"/>
+          <w:lang w:val="en-US"/>
+        </w:rPr>
+        <w:t>több</w:t>
+      </w:r>
+      <w:proofErr w:type="spellEnd"/>
+      <w:r>
+        <w:rPr>
+          <w:highlight w:val="yellow"/>
+          <w:lang w:val="en-US"/>
+        </w:rPr>
+        <w:t xml:space="preserve"> </w:t>
+      </w:r>
+      <w:proofErr w:type="spellStart"/>
+      <w:r>
+        <w:rPr>
+          <w:highlight w:val="yellow"/>
+          <w:lang w:val="en-US"/>
+        </w:rPr>
+        <w:t>projektet</w:t>
+      </w:r>
+      <w:proofErr w:type="spellEnd"/>
+      <w:r>
+        <w:rPr>
+          <w:highlight w:val="yellow"/>
+          <w:lang w:val="en-US"/>
+        </w:rPr>
+        <w:t xml:space="preserve"> fog </w:t>
+      </w:r>
+      <w:proofErr w:type="spellStart"/>
+      <w:r>
+        <w:rPr>
+          <w:highlight w:val="yellow"/>
+          <w:lang w:val="en-US"/>
+        </w:rPr>
+        <w:t>össze</w:t>
+      </w:r>
+      <w:proofErr w:type="spellEnd"/>
+      <w:r>
+        <w:rPr>
+          <w:highlight w:val="yellow"/>
+          <w:lang w:val="en-US"/>
+        </w:rPr>
+        <w:t xml:space="preserve"> </w:t>
+      </w:r>
+      <w:proofErr w:type="spellStart"/>
+      <w:r>
+        <w:rPr>
+          <w:highlight w:val="yellow"/>
+          <w:lang w:val="en-US"/>
+        </w:rPr>
+        <w:t>egy</w:t>
+      </w:r>
+      <w:proofErr w:type="spellEnd"/>
+      <w:r>
+        <w:rPr>
+          <w:highlight w:val="yellow"/>
+          <w:lang w:val="en-US"/>
+        </w:rPr>
+        <w:t xml:space="preserve"> </w:t>
+      </w:r>
+      <w:proofErr w:type="spellStart"/>
+      <w:r>
+        <w:rPr>
+          <w:highlight w:val="yellow"/>
+          <w:lang w:val="en-US"/>
+        </w:rPr>
+        <w:t>egységbe</w:t>
+      </w:r>
+      <w:proofErr w:type="spellEnd"/>
+      <w:r>
+        <w:rPr>
+          <w:highlight w:val="yellow"/>
+          <w:lang w:val="en-US"/>
+        </w:rPr>
+        <w:t>.</w:t>
       </w:r>
     </w:p>
   </w:footnote>
@@ -18784,9 +19284,6 @@
     <w:p>
       <w:pPr>
         <w:pStyle w:val="Lbjegyzetszveg"/>
-        <w:rPr>
-          <w:highlight w:val="yellow"/>
-        </w:rPr>
       </w:pPr>
       <w:r>
         <w:rPr>
@@ -18799,35 +19296,41 @@
         <w:rPr>
           <w:highlight w:val="yellow"/>
         </w:rPr>
-        <w:t xml:space="preserve"> </w:t>
-      </w:r>
-      <w:proofErr w:type="spellStart"/>
-      <w:r>
-        <w:rPr>
-          <w:highlight w:val="yellow"/>
-        </w:rPr>
-        <w:t>repository</w:t>
-      </w:r>
-      <w:proofErr w:type="spellEnd"/>
-      <w:r>
-        <w:rPr>
-          <w:highlight w:val="yellow"/>
-        </w:rPr>
-        <w:t xml:space="preserve">: A </w:t>
-      </w:r>
-      <w:proofErr w:type="spellStart"/>
-      <w:r>
-        <w:rPr>
-          <w:highlight w:val="yellow"/>
-        </w:rPr>
-        <w:t>GitHUB-on</w:t>
-      </w:r>
-      <w:proofErr w:type="spellEnd"/>
-      <w:r>
-        <w:rPr>
-          <w:highlight w:val="yellow"/>
-        </w:rPr>
-        <w:t xml:space="preserve"> elérhető konkrétan magát a projektet tartalmazó mappa</w:t>
+        <w:t xml:space="preserve"> CRUD:</w:t>
+      </w:r>
+      <w:r>
+        <w:rPr>
+          <w:highlight w:val="yellow"/>
+        </w:rPr>
+        <w:t xml:space="preserve"> A négy alapvető adatkezelési művelet rövidítése: </w:t>
+      </w:r>
+      <w:proofErr w:type="spellStart"/>
+      <w:r>
+        <w:rPr>
+          <w:highlight w:val="yellow"/>
+        </w:rPr>
+        <w:t>Create</w:t>
+      </w:r>
+      <w:proofErr w:type="spellEnd"/>
+      <w:r>
+        <w:rPr>
+          <w:highlight w:val="yellow"/>
+        </w:rPr>
+        <w:t xml:space="preserve"> (létrehozás), Read (lekérdezés), Update (módosítás), </w:t>
+      </w:r>
+      <w:proofErr w:type="spellStart"/>
+      <w:r>
+        <w:rPr>
+          <w:highlight w:val="yellow"/>
+        </w:rPr>
+        <w:t>Delete</w:t>
+      </w:r>
+      <w:proofErr w:type="spellEnd"/>
+      <w:r>
+        <w:rPr>
+          <w:highlight w:val="yellow"/>
+        </w:rPr>
+        <w:t xml:space="preserve"> (törlés).</w:t>
       </w:r>
     </w:p>
   </w:footnote>
@@ -18835,6 +19338,9 @@
     <w:p>
       <w:pPr>
         <w:pStyle w:val="Lbjegyzetszveg"/>
+        <w:rPr>
+          <w:highlight w:val="yellow"/>
+        </w:rPr>
       </w:pPr>
       <w:r>
         <w:rPr>
@@ -18847,11 +19353,59 @@
         <w:rPr>
           <w:highlight w:val="yellow"/>
         </w:rPr>
-        <w:t xml:space="preserve"> ZIP: Egy tömörített fájlformátum</w:t>
+        <w:t xml:space="preserve"> </w:t>
+      </w:r>
+      <w:proofErr w:type="spellStart"/>
+      <w:r>
+        <w:rPr>
+          <w:highlight w:val="yellow"/>
+        </w:rPr>
+        <w:t>repository</w:t>
+      </w:r>
+      <w:proofErr w:type="spellEnd"/>
+      <w:r>
+        <w:rPr>
+          <w:highlight w:val="yellow"/>
+        </w:rPr>
+        <w:t xml:space="preserve">: A </w:t>
+      </w:r>
+      <w:proofErr w:type="spellStart"/>
+      <w:r>
+        <w:rPr>
+          <w:highlight w:val="yellow"/>
+        </w:rPr>
+        <w:t>GitHUB-on</w:t>
+      </w:r>
+      <w:proofErr w:type="spellEnd"/>
+      <w:r>
+        <w:rPr>
+          <w:highlight w:val="yellow"/>
+        </w:rPr>
+        <w:t xml:space="preserve"> elérhető konkrétan magát a projektet tartalmazó mappa</w:t>
       </w:r>
     </w:p>
   </w:footnote>
   <w:footnote w:id="32">
+    <w:p>
+      <w:pPr>
+        <w:pStyle w:val="Lbjegyzetszveg"/>
+      </w:pPr>
+      <w:r>
+        <w:rPr>
+          <w:rStyle w:val="Lbjegyzet-hivatkozs"/>
+          <w:highlight w:val="yellow"/>
+        </w:rPr>
+        <w:footnoteRef/>
+      </w:r>
+      <w:r>
+        <w:rPr>
+          <w:highlight w:val="yellow"/>
+        </w:rPr>
+        <w:t xml:space="preserve"> ZIP: Egy tömörített fájlformátum</w:t>
+      </w:r>
+    </w:p>
+  </w:footnote>
+  <w:footnote w:id="33">
     <w:p>
       <w:pPr>
         <w:pStyle w:val="Lbjegyzetszveg"/>

--- a/Documentation/alkalmazás dokumentáció.docx
+++ b/Documentation/alkalmazás dokumentáció.docx
@@ -1,6 +1,6 @@
 
 <file path=word/document.xml><?xml version="1.0" encoding="utf-8"?>
-<w:document xmlns:wpc="http://schemas.microsoft.com/office/word/2010/wordprocessingCanvas" xmlns:cx="http://schemas.microsoft.com/office/drawing/2014/chartex" xmlns:mc="http://schemas.openxmlformats.org/markup-compatibility/2006" xmlns:o="urn:schemas-microsoft-com:office:office" xmlns:r="http://schemas.openxmlformats.org/officeDocument/2006/relationships" xmlns:m="http://schemas.openxmlformats.org/officeDocument/2006/math" xmlns:v="urn:schemas-microsoft-com:vml" xmlns:wp14="http://schemas.microsoft.com/office/word/2010/wordprocessingDrawing" xmlns:wp="http://schemas.openxmlformats.org/drawingml/2006/wordprocessingDrawing" xmlns:w10="urn:schemas-microsoft-com:office:word" xmlns:w="http://schemas.openxmlformats.org/wordprocessingml/2006/main" xmlns:w14="http://schemas.microsoft.com/office/word/2010/wordml" xmlns:w15="http://schemas.microsoft.com/office/word/2012/wordml" xmlns:w16se="http://schemas.microsoft.com/office/word/2015/wordml/symex" xmlns:wpg="http://schemas.microsoft.com/office/word/2010/wordprocessingGroup" xmlns:wpi="http://schemas.microsoft.com/office/word/2010/wordprocessingInk" xmlns:wne="http://schemas.microsoft.com/office/word/2006/wordml" xmlns:wps="http://schemas.microsoft.com/office/word/2010/wordprocessingShape" mc:Ignorable="w14 w15 w16se wp14">
+<w:document xmlns:wpc="http://schemas.microsoft.com/office/word/2010/wordprocessingCanvas" xmlns:cx="http://schemas.microsoft.com/office/drawing/2014/chartex" xmlns:cx1="http://schemas.microsoft.com/office/drawing/2015/9/8/chartex" xmlns:cx2="http://schemas.microsoft.com/office/drawing/2015/10/21/chartex" xmlns:cx3="http://schemas.microsoft.com/office/drawing/2016/5/9/chartex" xmlns:cx4="http://schemas.microsoft.com/office/drawing/2016/5/10/chartex" xmlns:cx5="http://schemas.microsoft.com/office/drawing/2016/5/11/chartex" xmlns:cx6="http://schemas.microsoft.com/office/drawing/2016/5/12/chartex" xmlns:cx7="http://schemas.microsoft.com/office/drawing/2016/5/13/chartex" xmlns:cx8="http://schemas.microsoft.com/office/drawing/2016/5/14/chartex" xmlns:mc="http://schemas.openxmlformats.org/markup-compatibility/2006" xmlns:aink="http://schemas.microsoft.com/office/drawing/2016/ink" xmlns:am3d="http://schemas.microsoft.com/office/drawing/2017/model3d" xmlns:o="urn:schemas-microsoft-com:office:office" xmlns:oel="http://schemas.microsoft.com/office/2019/extlst" xmlns:r="http://schemas.openxmlformats.org/officeDocument/2006/relationships" xmlns:m="http://schemas.openxmlformats.org/officeDocument/2006/math" xmlns:v="urn:schemas-microsoft-com:vml" xmlns:wp14="http://schemas.microsoft.com/office/word/2010/wordprocessingDrawing" xmlns:wp="http://schemas.openxmlformats.org/drawingml/2006/wordprocessingDrawing" xmlns:w10="urn:schemas-microsoft-com:office:word" xmlns:w="http://schemas.openxmlformats.org/wordprocessingml/2006/main" xmlns:w14="http://schemas.microsoft.com/office/word/2010/wordml" xmlns:w15="http://schemas.microsoft.com/office/word/2012/wordml" xmlns:w16cex="http://schemas.microsoft.com/office/word/2018/wordml/cex" xmlns:w16cid="http://schemas.microsoft.com/office/word/2016/wordml/cid" xmlns:w16="http://schemas.microsoft.com/office/word/2018/wordml" xmlns:w16du="http://schemas.microsoft.com/office/word/2023/wordml/word16du" xmlns:w16sdtdh="http://schemas.microsoft.com/office/word/2020/wordml/sdtdatahash" xmlns:w16sdtfl="http://schemas.microsoft.com/office/word/2024/wordml/sdtformatlock" xmlns:w16se="http://schemas.microsoft.com/office/word/2015/wordml/symex" xmlns:wpg="http://schemas.microsoft.com/office/word/2010/wordprocessingGroup" xmlns:wpi="http://schemas.microsoft.com/office/word/2010/wordprocessingInk" xmlns:wne="http://schemas.microsoft.com/office/word/2006/wordml" xmlns:wps="http://schemas.microsoft.com/office/word/2010/wordprocessingShape" mc:Ignorable="w14 w15 w16se w16cid w16 w16cex w16sdtdh w16sdtfl w16du wp14">
   <w:body>
     <w:p>
       <w:pPr>
@@ -1769,11 +1769,11 @@
                               <w:fldChar w:fldCharType="end"/>
                             </w:r>
                             <w:r>
-                              <w:t xml:space="preserve">. képleírás: A </w:t>
+                              <w:t>. képleírás: A GitHub-</w:t>
                             </w:r>
                             <w:proofErr w:type="spellStart"/>
                             <w:r>
-                              <w:t>GitHub-on</w:t>
+                              <w:t>on</w:t>
                             </w:r>
                             <w:proofErr w:type="spellEnd"/>
                             <w:r>
@@ -1871,7 +1871,7 @@
           <w:lang w:eastAsia="hu-HU"/>
         </w:rPr>
         <w:drawing>
-          <wp:anchor distT="0" distB="0" distL="114300" distR="114300" simplePos="0" relativeHeight="251739136" behindDoc="0" locked="0" layoutInCell="1" allowOverlap="1" wp14:anchorId="2B24F4F4" wp14:editId="77AFA16E">
+          <wp:anchor distT="0" distB="0" distL="114300" distR="114300" simplePos="0" relativeHeight="251739136" behindDoc="0" locked="0" layoutInCell="1" allowOverlap="1" wp14:anchorId="2B24F4F4" wp14:editId="1D560D23">
             <wp:simplePos x="0" y="0"/>
             <wp:positionH relativeFrom="margin">
               <wp:align>center</wp:align>
@@ -1930,7 +1930,7 @@
           <w:color w:val="000000" w:themeColor="text1"/>
         </w:rPr>
       </w:pPr>
-      <w:bookmarkStart w:id="7" w:name="_Toc227950410"/>
+      <w:bookmarkStart w:id="6" w:name="_Toc227950410"/>
       <w:r>
         <w:rPr>
           <w:noProof/>
@@ -1938,7 +1938,7 @@
         </w:rPr>
         <w:t>Verziókövetés:</w:t>
       </w:r>
-      <w:bookmarkEnd w:id="7"/>
+      <w:bookmarkEnd w:id="6"/>
     </w:p>
     <w:p>
       <w:r>
@@ -2089,7 +2089,7 @@
                               </w:rPr>
                             </w:pPr>
                             <w:fldSimple w:instr=" SEQ képleírás \* ARABIC ">
-                              <w:bookmarkStart w:id="8" w:name="_Toc227950377"/>
+                              <w:bookmarkStart w:id="7" w:name="_Toc227950377"/>
                               <w:r>
                                 <w:rPr>
                                   <w:noProof/>
@@ -2098,11 +2098,11 @@
                               </w:r>
                             </w:fldSimple>
                             <w:r>
-                              <w:t xml:space="preserve">. képleírás: A </w:t>
+                              <w:t>. képleírás: A GitHub-</w:t>
                             </w:r>
                             <w:proofErr w:type="spellStart"/>
                             <w:r>
-                              <w:t>GitHub-on</w:t>
+                              <w:t>on</w:t>
                             </w:r>
                             <w:proofErr w:type="spellEnd"/>
                             <w:r>
@@ -2116,7 +2116,7 @@
                             <w:r>
                               <w:t>-ok egy része</w:t>
                             </w:r>
-                            <w:bookmarkEnd w:id="8"/>
+                            <w:bookmarkEnd w:id="7"/>
                           </w:p>
                         </w:txbxContent>
                       </wps:txbx>
@@ -2244,11 +2244,11 @@
         <w:pStyle w:val="Cmsor2"/>
         <w:spacing w:line="360" w:lineRule="auto"/>
       </w:pPr>
-      <w:bookmarkStart w:id="10" w:name="_Toc227950411"/>
+      <w:bookmarkStart w:id="8" w:name="_Toc227950411"/>
       <w:r>
         <w:t>Kommunikáció/Csapatmunkához használt egyéb eszközök:</w:t>
       </w:r>
-      <w:bookmarkEnd w:id="10"/>
+      <w:bookmarkEnd w:id="8"/>
     </w:p>
     <w:p>
       <w:pPr>
@@ -2256,7 +2256,7 @@
           <w:rStyle w:val="Cmsor3Char"/>
         </w:rPr>
       </w:pPr>
-      <w:bookmarkStart w:id="11" w:name="_Toc227950412"/>
+      <w:bookmarkStart w:id="9" w:name="_Toc227950412"/>
       <w:proofErr w:type="spellStart"/>
       <w:r>
         <w:rPr>
@@ -2271,7 +2271,7 @@
         </w:rPr>
         <w:t>:</w:t>
       </w:r>
-      <w:bookmarkEnd w:id="11"/>
+      <w:bookmarkEnd w:id="9"/>
     </w:p>
     <w:p>
       <w:r>
@@ -2312,7 +2312,7 @@
         <w:pStyle w:val="Cmsor3"/>
         <w:spacing w:line="360" w:lineRule="auto"/>
       </w:pPr>
-      <w:bookmarkStart w:id="12" w:name="_Toc227950413"/>
+      <w:bookmarkStart w:id="10" w:name="_Toc227950413"/>
       <w:r>
         <w:lastRenderedPageBreak/>
         <w:t>Kijelö</w:t>
@@ -2320,7 +2320,7 @@
       <w:r>
         <w:t>lések, kommentek:</w:t>
       </w:r>
-      <w:bookmarkEnd w:id="12"/>
+      <w:bookmarkEnd w:id="10"/>
     </w:p>
     <w:p>
       <w:r>
@@ -2392,7 +2392,7 @@
                               </w:rPr>
                               <w:fldChar w:fldCharType="separate"/>
                             </w:r>
-                            <w:bookmarkStart w:id="13" w:name="_Toc227950378"/>
+                            <w:bookmarkStart w:id="11" w:name="_Toc227950378"/>
                             <w:r>
                               <w:rPr>
                                 <w:noProof/>
@@ -2409,17 +2409,12 @@
                               <w:t>. képleír</w:t>
                             </w:r>
                             <w:r>
-                              <w:t xml:space="preserve">ás: Egy részlet a </w:t>
+                              <w:t>ás: Egy részlet a dokumentumról</w:t>
                             </w:r>
-                            <w:proofErr w:type="gramStart"/>
-                            <w:r>
-                              <w:t>dokumentumról</w:t>
-                            </w:r>
-                            <w:proofErr w:type="gramEnd"/>
                             <w:r>
                               <w:t xml:space="preserve"> a készítés folyamán</w:t>
                             </w:r>
-                            <w:bookmarkEnd w:id="13"/>
+                            <w:bookmarkEnd w:id="11"/>
                           </w:p>
                         </w:txbxContent>
                       </wps:txbx>
@@ -2510,7 +2505,7 @@
           <w:lang w:eastAsia="hu-HU"/>
         </w:rPr>
         <w:drawing>
-          <wp:anchor distT="0" distB="0" distL="114300" distR="114300" simplePos="0" relativeHeight="251742208" behindDoc="0" locked="0" layoutInCell="1" allowOverlap="1" wp14:anchorId="0C850A48" wp14:editId="55232058">
+          <wp:anchor distT="0" distB="0" distL="114300" distR="114300" simplePos="0" relativeHeight="251742208" behindDoc="0" locked="0" layoutInCell="1" allowOverlap="1" wp14:anchorId="0C850A48" wp14:editId="2B0C98FE">
             <wp:simplePos x="0" y="0"/>
             <wp:positionH relativeFrom="page">
               <wp:align>center</wp:align>
@@ -2560,15 +2555,7 @@
         </w:drawing>
       </w:r>
       <w:r>
-        <w:t xml:space="preserve">A </w:t>
-      </w:r>
-      <w:proofErr w:type="gramStart"/>
-      <w:r>
-        <w:t>dokumentum</w:t>
-      </w:r>
-      <w:proofErr w:type="gramEnd"/>
-      <w:r>
-        <w:t>, és a projekt kódjának szerkesztése során gyakran hagytunk akár mások, akár saját magunk emlékeztetése érdekében kijelölt részeket/kommenteket</w:t>
+        <w:t>A dokumentum, és a projekt kódjának szerkesztése során gyakran hagytunk akár mások, akár saját magunk emlékeztetése érdekében kijelölt részeket/kommenteket</w:t>
       </w:r>
       <w:r>
         <w:t>,</w:t>
@@ -2583,15 +2570,7 @@
         <w:t xml:space="preserve"> egyértelmű jelentéssel bírtak. P</w:t>
       </w:r>
       <w:r>
-        <w:t xml:space="preserve">éldául a </w:t>
-      </w:r>
-      <w:proofErr w:type="gramStart"/>
-      <w:r>
-        <w:t>dokumentum</w:t>
-      </w:r>
-      <w:proofErr w:type="gramEnd"/>
-      <w:r>
-        <w:t xml:space="preserve"> írása során</w:t>
+        <w:t>éldául a dokumentum írása során</w:t>
       </w:r>
       <w:r>
         <w:t xml:space="preserve"> a még hiányos részeket piros </w:t>
@@ -2686,13 +2665,8 @@
       <w:r>
         <w:t xml:space="preserve">k egyedi </w:t>
       </w:r>
-      <w:proofErr w:type="spellStart"/>
-      <w:r>
-        <w:t>azonosítóinak</w:t>
-      </w:r>
-      <w:proofErr w:type="spellEnd"/>
-      <w:r>
-        <w:t xml:space="preserve"> és </w:t>
+      <w:r>
+        <w:t xml:space="preserve">azonosítóinak és </w:t>
       </w:r>
       <w:proofErr w:type="spellStart"/>
       <w:r>
@@ -2772,7 +2746,7 @@
         <w:jc w:val="center"/>
       </w:pPr>
       <w:fldSimple w:instr=" SEQ ábra \* ARABIC ">
-        <w:bookmarkStart w:id="15" w:name="_Toc227950405"/>
+        <w:bookmarkStart w:id="12" w:name="_Toc227950405"/>
         <w:r>
           <w:rPr>
             <w:noProof/>
@@ -2783,7 +2757,7 @@
       <w:r>
         <w:t>. ábra: Az adatbázis ER modellje</w:t>
       </w:r>
-      <w:bookmarkEnd w:id="15"/>
+      <w:bookmarkEnd w:id="12"/>
     </w:p>
     <w:p>
       <w:pPr>
@@ -2791,14 +2765,14 @@
         <w:spacing w:line="360" w:lineRule="auto"/>
         <w:jc w:val="both"/>
       </w:pPr>
-      <w:bookmarkStart w:id="16" w:name="_Toc227950414"/>
+      <w:bookmarkStart w:id="13" w:name="_Toc227950414"/>
       <w:r>
         <w:t>Adatbázis táblái</w:t>
       </w:r>
       <w:r>
         <w:t xml:space="preserve"> és rövid összefoglalásuk:</w:t>
       </w:r>
-      <w:bookmarkEnd w:id="16"/>
+      <w:bookmarkEnd w:id="13"/>
     </w:p>
     <w:p>
       <w:pPr>
@@ -2809,7 +2783,7 @@
           <w:i w:val="0"/>
         </w:rPr>
       </w:pPr>
-      <w:bookmarkStart w:id="17" w:name="_Toc227950415"/>
+      <w:bookmarkStart w:id="14" w:name="_Toc227950415"/>
       <w:r>
         <w:t>„</w:t>
       </w:r>
@@ -2824,7 +2798,7 @@
       <w:r>
         <w:t>:</w:t>
       </w:r>
-      <w:bookmarkEnd w:id="17"/>
+      <w:bookmarkEnd w:id="14"/>
     </w:p>
     <w:p>
       <w:pPr>
@@ -3016,7 +2990,7 @@
         <w:spacing w:line="360" w:lineRule="auto"/>
         <w:jc w:val="both"/>
       </w:pPr>
-      <w:bookmarkStart w:id="18" w:name="_Toc227950416"/>
+      <w:bookmarkStart w:id="15" w:name="_Toc227950416"/>
       <w:r>
         <w:t>„</w:t>
       </w:r>
@@ -3028,7 +3002,7 @@
       <w:r>
         <w:t>” tábla:</w:t>
       </w:r>
-      <w:bookmarkEnd w:id="18"/>
+      <w:bookmarkEnd w:id="15"/>
     </w:p>
     <w:p>
       <w:pPr>
@@ -3119,7 +3093,7 @@
         <w:spacing w:line="360" w:lineRule="auto"/>
         <w:jc w:val="both"/>
       </w:pPr>
-      <w:bookmarkStart w:id="19" w:name="_Toc227950417"/>
+      <w:bookmarkStart w:id="16" w:name="_Toc227950417"/>
       <w:r>
         <w:lastRenderedPageBreak/>
         <w:t>„</w:t>
@@ -3141,7 +3115,7 @@
       <w:r>
         <w:t>” tábla:</w:t>
       </w:r>
-      <w:bookmarkEnd w:id="19"/>
+      <w:bookmarkEnd w:id="16"/>
     </w:p>
     <w:p>
       <w:pPr>
@@ -3228,7 +3202,7 @@
         <w:spacing w:line="360" w:lineRule="auto"/>
         <w:jc w:val="both"/>
       </w:pPr>
-      <w:bookmarkStart w:id="20" w:name="_Toc227950418"/>
+      <w:bookmarkStart w:id="17" w:name="_Toc227950418"/>
       <w:r>
         <w:t>„</w:t>
       </w:r>
@@ -3240,7 +3214,7 @@
       <w:r>
         <w:t>” tábla:</w:t>
       </w:r>
-      <w:bookmarkEnd w:id="20"/>
+      <w:bookmarkEnd w:id="17"/>
     </w:p>
     <w:p>
       <w:pPr>
@@ -3343,7 +3317,7 @@
         <w:spacing w:line="360" w:lineRule="auto"/>
         <w:jc w:val="both"/>
       </w:pPr>
-      <w:bookmarkStart w:id="21" w:name="_Toc227950419"/>
+      <w:bookmarkStart w:id="18" w:name="_Toc227950419"/>
       <w:r>
         <w:t>„</w:t>
       </w:r>
@@ -3355,7 +3329,7 @@
       <w:r>
         <w:t>” tábla:</w:t>
       </w:r>
-      <w:bookmarkEnd w:id="21"/>
+      <w:bookmarkEnd w:id="18"/>
     </w:p>
     <w:p>
       <w:pPr>
@@ -3437,7 +3411,7 @@
         <w:spacing w:line="360" w:lineRule="auto"/>
         <w:jc w:val="both"/>
       </w:pPr>
-      <w:bookmarkStart w:id="22" w:name="_Toc227950420"/>
+      <w:bookmarkStart w:id="19" w:name="_Toc227950420"/>
       <w:r>
         <w:t>„</w:t>
       </w:r>
@@ -3449,7 +3423,7 @@
       <w:r>
         <w:t>” tábla:</w:t>
       </w:r>
-      <w:bookmarkEnd w:id="22"/>
+      <w:bookmarkEnd w:id="19"/>
     </w:p>
     <w:p>
       <w:pPr>
@@ -3565,7 +3539,7 @@
         <w:spacing w:line="360" w:lineRule="auto"/>
         <w:jc w:val="both"/>
       </w:pPr>
-      <w:bookmarkStart w:id="23" w:name="_Toc227950421"/>
+      <w:bookmarkStart w:id="20" w:name="_Toc227950421"/>
       <w:r>
         <w:t>„</w:t>
       </w:r>
@@ -3577,7 +3551,7 @@
       <w:r>
         <w:t>” tábla:</w:t>
       </w:r>
-      <w:bookmarkEnd w:id="23"/>
+      <w:bookmarkEnd w:id="20"/>
     </w:p>
     <w:p>
       <w:pPr>
@@ -3664,7 +3638,7 @@
         <w:spacing w:line="360" w:lineRule="auto"/>
         <w:jc w:val="both"/>
       </w:pPr>
-      <w:bookmarkStart w:id="24" w:name="_Toc227950422"/>
+      <w:bookmarkStart w:id="21" w:name="_Toc227950422"/>
       <w:r>
         <w:t>„</w:t>
       </w:r>
@@ -3676,7 +3650,7 @@
       <w:r>
         <w:t>” tábla:</w:t>
       </w:r>
-      <w:bookmarkEnd w:id="24"/>
+      <w:bookmarkEnd w:id="21"/>
     </w:p>
     <w:p>
       <w:pPr>
@@ -3759,7 +3733,7 @@
         <w:spacing w:line="360" w:lineRule="auto"/>
         <w:jc w:val="both"/>
       </w:pPr>
-      <w:bookmarkStart w:id="25" w:name="_Toc227950423"/>
+      <w:bookmarkStart w:id="22" w:name="_Toc227950423"/>
       <w:r>
         <w:t>„</w:t>
       </w:r>
@@ -3777,7 +3751,7 @@
       <w:r>
         <w:t>” tábla:</w:t>
       </w:r>
-      <w:bookmarkEnd w:id="25"/>
+      <w:bookmarkEnd w:id="22"/>
     </w:p>
     <w:p>
       <w:pPr>
@@ -3860,7 +3834,7 @@
         <w:spacing w:line="360" w:lineRule="auto"/>
         <w:jc w:val="both"/>
       </w:pPr>
-      <w:bookmarkStart w:id="26" w:name="_Toc227950424"/>
+      <w:bookmarkStart w:id="23" w:name="_Toc227950424"/>
       <w:r>
         <w:t>„</w:t>
       </w:r>
@@ -3872,7 +3846,7 @@
       <w:r>
         <w:t>” tábla:</w:t>
       </w:r>
-      <w:bookmarkEnd w:id="26"/>
+      <w:bookmarkEnd w:id="23"/>
     </w:p>
     <w:p>
       <w:pPr>
@@ -4109,7 +4083,7 @@
         <w:spacing w:line="360" w:lineRule="auto"/>
         <w:jc w:val="both"/>
       </w:pPr>
-      <w:bookmarkStart w:id="27" w:name="_Toc227950425"/>
+      <w:bookmarkStart w:id="24" w:name="_Toc227950425"/>
       <w:r>
         <w:t>„</w:t>
       </w:r>
@@ -4121,7 +4095,7 @@
       <w:r>
         <w:t>” tábla:</w:t>
       </w:r>
-      <w:bookmarkEnd w:id="27"/>
+      <w:bookmarkEnd w:id="24"/>
     </w:p>
     <w:p>
       <w:pPr>
@@ -4249,15 +4223,7 @@
         <w:t xml:space="preserve"> nincs bejelentkezett felhasználó, akkor egy alapvető ismertető főoldal várja az új felhasználókat. Itt tudnak olvasni a szoftver</w:t>
       </w:r>
       <w:r>
-        <w:t xml:space="preserve"> által nyújtott </w:t>
-      </w:r>
-      <w:proofErr w:type="gramStart"/>
-      <w:r>
-        <w:t>funkciókról</w:t>
-      </w:r>
-      <w:proofErr w:type="gramEnd"/>
-      <w:r>
-        <w:t xml:space="preserve"> és ennek</w:t>
+        <w:t xml:space="preserve"> által nyújtott funkciókról és ennek</w:t>
       </w:r>
       <w:r>
         <w:t xml:space="preserve"> </w:t>
@@ -4266,15 +4232,7 @@
         <w:t xml:space="preserve">a </w:t>
       </w:r>
       <w:r>
-        <w:t xml:space="preserve">működésével kapcsolatos információkról. A másik fő egység a belépett felhasználók számára biztosítja az elérhető </w:t>
-      </w:r>
-      <w:proofErr w:type="gramStart"/>
-      <w:r>
-        <w:t>funkciókat</w:t>
-      </w:r>
-      <w:proofErr w:type="gramEnd"/>
-      <w:r>
-        <w:t xml:space="preserve"> és </w:t>
+        <w:t xml:space="preserve">működésével kapcsolatos információkról. A másik fő egység a belépett felhasználók számára biztosítja az elérhető funkciókat és </w:t>
       </w:r>
       <w:r>
         <w:t xml:space="preserve">az </w:t>
@@ -4284,15 +4242,7 @@
       </w:r>
       <w:r>
         <w:lastRenderedPageBreak/>
-        <w:t xml:space="preserve">főoldalon a különböző </w:t>
-      </w:r>
-      <w:proofErr w:type="gramStart"/>
-      <w:r>
-        <w:t>funkciókhoz</w:t>
-      </w:r>
-      <w:proofErr w:type="gramEnd"/>
-      <w:r>
-        <w:t xml:space="preserve"> tartozó elérési hivatkozásokat szimbolizáló gombokat találjuk</w:t>
+        <w:t>főoldalon a különböző funkciókhoz tartozó elérési hivatkozásokat szimbolizáló gombokat találjuk</w:t>
       </w:r>
       <w:r>
         <w:t>, valamint az egyéb, a</w:t>
@@ -4456,19 +4406,11 @@
         <w:spacing w:line="360" w:lineRule="auto"/>
         <w:jc w:val="both"/>
       </w:pPr>
-      <w:bookmarkStart w:id="28" w:name="_Toc227950426"/>
-      <w:r>
-        <w:t>Szoftver egységek és -</w:t>
-      </w:r>
-      <w:proofErr w:type="gramStart"/>
-      <w:r>
-        <w:t>komponensek</w:t>
-      </w:r>
-      <w:proofErr w:type="gramEnd"/>
-      <w:r>
-        <w:t xml:space="preserve"> leírásai</w:t>
-      </w:r>
-      <w:bookmarkEnd w:id="28"/>
+      <w:bookmarkStart w:id="25" w:name="_Toc227950426"/>
+      <w:r>
+        <w:t>Szoftver egységek és -komponensek leírásai</w:t>
+      </w:r>
+      <w:bookmarkEnd w:id="25"/>
     </w:p>
     <w:p>
       <w:pPr>
@@ -4476,11 +4418,11 @@
         <w:spacing w:line="360" w:lineRule="auto"/>
         <w:jc w:val="both"/>
       </w:pPr>
-      <w:bookmarkStart w:id="29" w:name="_Toc227950427"/>
+      <w:bookmarkStart w:id="26" w:name="_Toc227950427"/>
       <w:r>
         <w:t>Frontend:</w:t>
       </w:r>
-      <w:bookmarkEnd w:id="29"/>
+      <w:bookmarkEnd w:id="26"/>
     </w:p>
     <w:p>
       <w:r>
@@ -4655,7 +4597,15 @@
       <w:proofErr w:type="spellStart"/>
       <w:r>
         <w:lastRenderedPageBreak/>
-        <w:t>react-router-dom</w:t>
+        <w:t>react</w:t>
+      </w:r>
+      <w:proofErr w:type="spellEnd"/>
+      <w:r>
+        <w:t>-router-</w:t>
+      </w:r>
+      <w:proofErr w:type="spellStart"/>
+      <w:r>
+        <w:t>dom</w:t>
       </w:r>
       <w:proofErr w:type="spellEnd"/>
       <w:r>
@@ -4709,14 +4659,14 @@
         <w:spacing w:line="360" w:lineRule="auto"/>
         <w:jc w:val="both"/>
       </w:pPr>
-      <w:bookmarkStart w:id="30" w:name="_Toc227950428"/>
+      <w:bookmarkStart w:id="27" w:name="_Toc227950428"/>
       <w:r>
         <w:t>CSS</w:t>
       </w:r>
       <w:r>
         <w:t>:</w:t>
       </w:r>
-      <w:bookmarkEnd w:id="30"/>
+      <w:bookmarkEnd w:id="27"/>
     </w:p>
     <w:p>
       <w:r>
@@ -4764,11 +4714,11 @@
         <w:spacing w:line="360" w:lineRule="auto"/>
         <w:jc w:val="both"/>
       </w:pPr>
-      <w:bookmarkStart w:id="31" w:name="_Toc227950429"/>
+      <w:bookmarkStart w:id="28" w:name="_Toc227950429"/>
       <w:r>
         <w:t>Frontend komponensek és feladataik:</w:t>
       </w:r>
-      <w:bookmarkEnd w:id="31"/>
+      <w:bookmarkEnd w:id="28"/>
     </w:p>
     <w:p>
       <w:pPr>
@@ -4861,7 +4811,7 @@
                               </w:rPr>
                               <w:fldChar w:fldCharType="separate"/>
                             </w:r>
-                            <w:bookmarkStart w:id="32" w:name="_Toc227950379"/>
+                            <w:bookmarkStart w:id="29" w:name="_Toc227950379"/>
                             <w:r>
                               <w:rPr>
                                 <w:noProof/>
@@ -4877,7 +4827,7 @@
                             <w:r>
                               <w:t>. képleírás: Az oldal alsó része</w:t>
                             </w:r>
-                            <w:bookmarkEnd w:id="32"/>
+                            <w:bookmarkEnd w:id="29"/>
                           </w:p>
                         </w:txbxContent>
                       </wps:txbx>
@@ -5081,7 +5031,7 @@
                               </w:rPr>
                               <w:fldChar w:fldCharType="separate"/>
                             </w:r>
-                            <w:bookmarkStart w:id="34" w:name="_Toc227950380"/>
+                            <w:bookmarkStart w:id="30" w:name="_Toc227950380"/>
                             <w:r>
                               <w:rPr>
                                 <w:noProof/>
@@ -5097,7 +5047,7 @@
                             <w:r>
                               <w:t>. képleírás: Az oldal felső része</w:t>
                             </w:r>
-                            <w:bookmarkEnd w:id="34"/>
+                            <w:bookmarkEnd w:id="30"/>
                           </w:p>
                         </w:txbxContent>
                       </wps:txbx>
@@ -5493,7 +5443,7 @@
                               </w:rPr>
                               <w:fldChar w:fldCharType="separate"/>
                             </w:r>
-                            <w:bookmarkStart w:id="36" w:name="_Toc227950381"/>
+                            <w:bookmarkStart w:id="31" w:name="_Toc227950381"/>
                             <w:r>
                               <w:rPr>
                                 <w:noProof/>
@@ -5531,7 +5481,7 @@
                               </w:rPr>
                               <w:t xml:space="preserve"> oldal előnézete</w:t>
                             </w:r>
-                            <w:bookmarkEnd w:id="36"/>
+                            <w:bookmarkEnd w:id="31"/>
                           </w:p>
                         </w:txbxContent>
                       </wps:txbx>
@@ -5836,7 +5786,7 @@
                               </w:rPr>
                               <w:fldChar w:fldCharType="separate"/>
                             </w:r>
-                            <w:bookmarkStart w:id="38" w:name="_Toc227950382"/>
+                            <w:bookmarkStart w:id="32" w:name="_Toc227950382"/>
                             <w:r>
                               <w:rPr>
                                 <w:noProof/>
@@ -5877,7 +5827,7 @@
                             <w:r>
                               <w:t>" oldal előnézete</w:t>
                             </w:r>
-                            <w:bookmarkEnd w:id="38"/>
+                            <w:bookmarkEnd w:id="32"/>
                           </w:p>
                         </w:txbxContent>
                       </wps:txbx>
@@ -6234,7 +6184,7 @@
                               </w:rPr>
                             </w:pPr>
                             <w:fldSimple w:instr=" SEQ képleírás \* ARABIC ">
-                              <w:bookmarkStart w:id="40" w:name="_Toc227950383"/>
+                              <w:bookmarkStart w:id="33" w:name="_Toc227950383"/>
                               <w:r>
                                 <w:rPr>
                                   <w:noProof/>
@@ -6245,7 +6195,7 @@
                             <w:r>
                               <w:t>. képleírás: Az adott nap eseményeit részletező oldal előnézete</w:t>
                             </w:r>
-                            <w:bookmarkEnd w:id="40"/>
+                            <w:bookmarkEnd w:id="33"/>
                           </w:p>
                         </w:txbxContent>
                       </wps:txbx>
@@ -6451,21 +6401,15 @@
         <w:t>-hoz</w:t>
       </w:r>
       <w:r>
-        <w:t xml:space="preserve">. Ezeken felül a </w:t>
-      </w:r>
+        <w:t>. Ezeken felül a komponens a bemeneti idő mezőt (</w:t>
+      </w:r>
+      <w:proofErr w:type="spellStart"/>
       <w:proofErr w:type="gramStart"/>
       <w:r>
-        <w:t>komponens</w:t>
-      </w:r>
+        <w:t>óó:pp</w:t>
+      </w:r>
+      <w:proofErr w:type="spellEnd"/>
       <w:proofErr w:type="gramEnd"/>
-      <w:r>
-        <w:t xml:space="preserve"> a bemeneti idő mezőt (</w:t>
-      </w:r>
-      <w:proofErr w:type="spellStart"/>
-      <w:r>
-        <w:t>óó:pp</w:t>
-      </w:r>
-      <w:proofErr w:type="spellEnd"/>
       <w:r>
         <w:t>) automatikusan átváltja percekké, am</w:t>
       </w:r>
@@ -6551,7 +6495,7 @@
                               </w:rPr>
                             </w:pPr>
                             <w:fldSimple w:instr=" SEQ képleírás \* ARABIC ">
-                              <w:bookmarkStart w:id="42" w:name="_Toc227950384"/>
+                              <w:bookmarkStart w:id="34" w:name="_Toc227950384"/>
                               <w:r>
                                 <w:rPr>
                                   <w:noProof/>
@@ -6562,7 +6506,7 @@
                             <w:r>
                               <w:t>. képleírás: Az új események létrehozását kezelő párbeszédablak</w:t>
                             </w:r>
-                            <w:bookmarkEnd w:id="42"/>
+                            <w:bookmarkEnd w:id="34"/>
                           </w:p>
                         </w:txbxContent>
                       </wps:txbx>
@@ -6767,7 +6711,7 @@
                               </w:rPr>
                               <w:fldChar w:fldCharType="separate"/>
                             </w:r>
-                            <w:bookmarkStart w:id="44" w:name="_Toc227950385"/>
+                            <w:bookmarkStart w:id="35" w:name="_Toc227950385"/>
                             <w:r>
                               <w:rPr>
                                 <w:noProof/>
@@ -6783,7 +6727,7 @@
                             <w:r>
                               <w:t>. képleírás: A naptár havi elrendezésű előnézete</w:t>
                             </w:r>
-                            <w:bookmarkEnd w:id="44"/>
+                            <w:bookmarkEnd w:id="35"/>
                           </w:p>
                         </w:txbxContent>
                       </wps:txbx>
@@ -7069,7 +7013,7 @@
                               </w:rPr>
                               <w:fldChar w:fldCharType="separate"/>
                             </w:r>
-                            <w:bookmarkStart w:id="46" w:name="_Toc227950386"/>
+                            <w:bookmarkStart w:id="36" w:name="_Toc227950386"/>
                             <w:r>
                               <w:rPr>
                                 <w:noProof/>
@@ -7088,7 +7032,7 @@
                             <w:r>
                               <w:t>A heti elrendezésű naptár előnézete</w:t>
                             </w:r>
-                            <w:bookmarkEnd w:id="46"/>
+                            <w:bookmarkEnd w:id="36"/>
                           </w:p>
                         </w:txbxContent>
                       </wps:txbx>
@@ -7435,7 +7379,7 @@
                               </w:rPr>
                               <w:fldChar w:fldCharType="separate"/>
                             </w:r>
-                            <w:bookmarkStart w:id="48" w:name="_Toc227950387"/>
+                            <w:bookmarkStart w:id="37" w:name="_Toc227950387"/>
                             <w:r>
                               <w:rPr>
                                 <w:noProof/>
@@ -7451,7 +7395,7 @@
                             <w:r>
                               <w:t>. képleírás: A naptár napi elrendezésének előnézete</w:t>
                             </w:r>
-                            <w:bookmarkEnd w:id="48"/>
+                            <w:bookmarkEnd w:id="37"/>
                           </w:p>
                         </w:txbxContent>
                       </wps:txbx>
@@ -7793,19 +7737,13 @@
       <w:r>
         <w:t xml:space="preserve"> </w:t>
       </w:r>
+      <w:proofErr w:type="gramStart"/>
       <w:r>
         <w:t>számon tartja</w:t>
       </w:r>
-      <w:r>
-        <w:t xml:space="preserve"> a jelenleg kiválasztott </w:t>
-      </w:r>
-      <w:proofErr w:type="gramStart"/>
-      <w:r>
-        <w:t>intervallumon</w:t>
-      </w:r>
       <w:proofErr w:type="gramEnd"/>
       <w:r>
-        <w:t xml:space="preserve"> belüli blokkokat, amelyeket minden komponens </w:t>
+        <w:t xml:space="preserve"> a jelenleg kiválasztott intervallumon belüli blokkokat, amelyeket minden komponens </w:t>
       </w:r>
       <w:proofErr w:type="spellStart"/>
       <w:r>
@@ -8152,7 +8090,7 @@
                               </w:rPr>
                             </w:pPr>
                             <w:fldSimple w:instr=" SEQ képleírás \* ARABIC ">
-                              <w:bookmarkStart w:id="50" w:name="_Toc227950388"/>
+                              <w:bookmarkStart w:id="38" w:name="_Toc227950388"/>
                               <w:r>
                                 <w:rPr>
                                   <w:noProof/>
@@ -8171,7 +8109,7 @@
                             <w:r>
                               <w:t>" oldal előnézete</w:t>
                             </w:r>
-                            <w:bookmarkEnd w:id="50"/>
+                            <w:bookmarkEnd w:id="38"/>
                           </w:p>
                         </w:txbxContent>
                       </wps:txbx>
@@ -8424,24 +8362,32 @@
         <w:t>, amellyel a további kérések</w:t>
       </w:r>
       <w:r>
-        <w:t xml:space="preserve">et </w:t>
+        <w:t xml:space="preserve">et végezhetjük </w:t>
       </w:r>
       <w:proofErr w:type="gramStart"/>
       <w:r>
-        <w:t>végezhetjük</w:t>
+        <w:t>majd</w:t>
       </w:r>
       <w:proofErr w:type="gramEnd"/>
       <w:r>
-        <w:t xml:space="preserve"> majd ha sikeres;</w:t>
+        <w:t xml:space="preserve"> ha sikeres;</w:t>
       </w:r>
       <w:r>
         <w:t xml:space="preserve"> va</w:t>
       </w:r>
       <w:r>
-        <w:t xml:space="preserve">gy egy egyszerű szöveges üzenet – </w:t>
-      </w:r>
-      <w:r>
-        <w:t xml:space="preserve"> amely tájékoztat a fellépő hibával kapcsolatban</w:t>
+        <w:t xml:space="preserve">gy egy egyszerű szöveges üzenet </w:t>
+      </w:r>
+      <w:proofErr w:type="gramStart"/>
+      <w:r>
+        <w:t xml:space="preserve">– </w:t>
+      </w:r>
+      <w:r>
+        <w:t xml:space="preserve"> amely</w:t>
+      </w:r>
+      <w:proofErr w:type="gramEnd"/>
+      <w:r>
+        <w:t xml:space="preserve"> tájékoztat a fellépő hibával kapcsolatban</w:t>
       </w:r>
       <w:r>
         <w:t xml:space="preserve"> –</w:t>
@@ -8450,28 +8396,22 @@
         <w:t xml:space="preserve"> ha sikertele</w:t>
       </w:r>
       <w:r>
-        <w:t xml:space="preserve">n. A </w:t>
-      </w:r>
+        <w:t xml:space="preserve">n. A komponens másik fő részén </w:t>
+      </w:r>
+      <w:r>
+        <w:t>a „</w:t>
+      </w:r>
+      <w:proofErr w:type="spellStart"/>
       <w:proofErr w:type="gramStart"/>
       <w:r>
-        <w:t>komponens</w:t>
-      </w:r>
+        <w:t>Registration</w:t>
+      </w:r>
+      <w:proofErr w:type="spellEnd"/>
+      <w:r>
+        <w:t>”-</w:t>
+      </w:r>
+      <w:proofErr w:type="spellStart"/>
       <w:proofErr w:type="gramEnd"/>
-      <w:r>
-        <w:t xml:space="preserve"> másik fő részén </w:t>
-      </w:r>
-      <w:r>
-        <w:t>a „</w:t>
-      </w:r>
-      <w:proofErr w:type="spellStart"/>
-      <w:r>
-        <w:t>Registration</w:t>
-      </w:r>
-      <w:proofErr w:type="spellEnd"/>
-      <w:r>
-        <w:t>”-</w:t>
-      </w:r>
-      <w:proofErr w:type="spellStart"/>
       <w:r>
         <w:t>on</w:t>
       </w:r>
@@ -8625,7 +8565,7 @@
                               </w:rPr>
                               <w:fldChar w:fldCharType="separate"/>
                             </w:r>
-                            <w:bookmarkStart w:id="52" w:name="_Toc227950389"/>
+                            <w:bookmarkStart w:id="39" w:name="_Toc227950389"/>
                             <w:r>
                               <w:rPr>
                                 <w:noProof/>
@@ -8641,7 +8581,7 @@
                             <w:r>
                               <w:t>. képleírás: A regisztráció előnézete</w:t>
                             </w:r>
-                            <w:bookmarkEnd w:id="52"/>
+                            <w:bookmarkEnd w:id="39"/>
                           </w:p>
                         </w:txbxContent>
                       </wps:txbx>
@@ -8803,15 +8743,7 @@
         <w:t>vatkozásainak megjelenítéséért és kinézetéért. M</w:t>
       </w:r>
       <w:r>
-        <w:t xml:space="preserve">inden oldalon jelen van, kivéve a bejelentkezett felhasználó </w:t>
-      </w:r>
-      <w:proofErr w:type="spellStart"/>
-      <w:r>
-        <w:t>főoldalán</w:t>
-      </w:r>
-      <w:proofErr w:type="spellEnd"/>
-      <w:r>
-        <w:t xml:space="preserve">, ahol a </w:t>
+        <w:t xml:space="preserve">inden oldalon jelen van, kivéve a bejelentkezett felhasználó főoldalán, ahol a </w:t>
       </w:r>
       <w:proofErr w:type="spellStart"/>
       <w:r>
@@ -8840,34 +8772,23 @@
         <w:footnoteReference w:id="21"/>
       </w:r>
       <w:r>
-        <w:t xml:space="preserve"> lenne. A </w:t>
-      </w:r>
+        <w:t xml:space="preserve"> lenne. A navigációs menü egy f</w:t>
+      </w:r>
+      <w:r>
+        <w:t>ontos „</w:t>
+      </w:r>
+      <w:proofErr w:type="spellStart"/>
       <w:proofErr w:type="gramStart"/>
       <w:r>
-        <w:t>navigációs</w:t>
+        <w:t>property</w:t>
+      </w:r>
+      <w:proofErr w:type="spellEnd"/>
+      <w:r>
+        <w:t>”-</w:t>
       </w:r>
       <w:proofErr w:type="gramEnd"/>
       <w:r>
-        <w:t xml:space="preserve"> menü egy f</w:t>
-      </w:r>
-      <w:r>
-        <w:t>ontos „</w:t>
-      </w:r>
-      <w:proofErr w:type="spellStart"/>
-      <w:r>
-        <w:t>property</w:t>
-      </w:r>
-      <w:proofErr w:type="spellEnd"/>
-      <w:r>
-        <w:t>”-</w:t>
-      </w:r>
-      <w:proofErr w:type="spellStart"/>
-      <w:r>
-        <w:t>vel</w:t>
-      </w:r>
-      <w:proofErr w:type="spellEnd"/>
-      <w:r>
-        <w:t xml:space="preserve"> </w:t>
+        <w:t xml:space="preserve">vel </w:t>
       </w:r>
       <w:r>
         <w:t>rendelkezik, amely segít eldönteni, h</w:t>
@@ -9105,7 +9026,11 @@
       </w:r>
       <w:proofErr w:type="gramEnd"/>
       <w:r>
-        <w:t xml:space="preserve"> a „B</w:t>
+        <w:t xml:space="preserve"> a „</w:t>
+      </w:r>
+      <w:proofErr w:type="gramStart"/>
+      <w:r>
+        <w:t>B</w:t>
       </w:r>
       <w:r>
         <w:t>ackend</w:t>
@@ -9114,7 +9039,11 @@
         <w:t>”</w:t>
       </w:r>
       <w:r>
-        <w:t xml:space="preserve">-re. Minden egyes személy saját maga döntheti el, hogy ignorál-e egy blokkot vagy sem, ezzel lehetővé téve, hogy a csoportban mindenki számára külön </w:t>
+        <w:t>-</w:t>
+      </w:r>
+      <w:proofErr w:type="gramEnd"/>
+      <w:r>
+        <w:t xml:space="preserve">re. Minden egyes személy saját maga döntheti el, hogy ignorál-e egy blokkot vagy sem, ezzel lehetővé téve, hogy a csoportban mindenki számára külön </w:t>
       </w:r>
       <w:r>
         <w:t>beállítással rendelkezzen ugyan</w:t>
@@ -9170,7 +9099,7 @@
                               </w:rPr>
                             </w:pPr>
                             <w:fldSimple w:instr=" SEQ képleírás \* ARABIC ">
-                              <w:bookmarkStart w:id="54" w:name="_Toc227950390"/>
+                              <w:bookmarkStart w:id="40" w:name="_Toc227950390"/>
                               <w:r>
                                 <w:rPr>
                                   <w:noProof/>
@@ -9189,7 +9118,7 @@
                             <w:r>
                               <w:t>" oldal előnézete</w:t>
                             </w:r>
-                            <w:bookmarkEnd w:id="54"/>
+                            <w:bookmarkEnd w:id="40"/>
                           </w:p>
                         </w:txbxContent>
                       </wps:txbx>
@@ -9340,15 +9269,7 @@
         <w:t>ponens felelős a felhasználói profilunk részletes megjelenítéséért.</w:t>
       </w:r>
       <w:r>
-        <w:t xml:space="preserve"> Itt a </w:t>
-      </w:r>
-      <w:proofErr w:type="gramStart"/>
-      <w:r>
-        <w:t>profilunk</w:t>
-      </w:r>
-      <w:proofErr w:type="gramEnd"/>
-      <w:r>
-        <w:t xml:space="preserve"> adatait</w:t>
+        <w:t xml:space="preserve"> Itt a profilunk adatait</w:t>
       </w:r>
       <w:r>
         <w:t xml:space="preserve"> és egyéb</w:t>
@@ -9367,15 +9288,7 @@
       </w:r>
       <w:r>
         <w:lastRenderedPageBreak/>
-        <w:t xml:space="preserve">profilképünk, a jelenleg </w:t>
-      </w:r>
-      <w:proofErr w:type="gramStart"/>
-      <w:r>
-        <w:t>aktív</w:t>
-      </w:r>
-      <w:proofErr w:type="gramEnd"/>
-      <w:r>
-        <w:t xml:space="preserve"> csoportjainknak száma, és a megosztott naptáraink sz</w:t>
+        <w:t>profilképünk, a jelenleg aktív csoportjainknak száma, és a megosztott naptáraink sz</w:t>
       </w:r>
       <w:r>
         <w:t>áma található. A további részek a képernyő méretétől függően több</w:t>
@@ -9387,15 +9300,7 @@
         <w:t>jogosultságainkat. Ezeken kívül</w:t>
       </w:r>
       <w:r>
-        <w:t xml:space="preserve"> minden </w:t>
-      </w:r>
-      <w:proofErr w:type="gramStart"/>
-      <w:r>
-        <w:t>információs</w:t>
-      </w:r>
-      <w:proofErr w:type="gramEnd"/>
-      <w:r>
-        <w:t xml:space="preserve"> blokk jobb felső sarka tartalmaz egy „ugrás a …-</w:t>
+        <w:t xml:space="preserve"> minden információs blokk jobb felső sarka tartalmaz egy „ugrás a …-</w:t>
       </w:r>
       <w:proofErr w:type="spellStart"/>
       <w:r>
@@ -9409,13 +9314,8 @@
         <w:t xml:space="preserve">oz tartozó aloldalra irányít </w:t>
       </w:r>
       <w:r>
-        <w:t xml:space="preserve">át minket. Ezt a </w:t>
-      </w:r>
-      <w:proofErr w:type="gramStart"/>
-      <w:r>
-        <w:t>komponenst</w:t>
-      </w:r>
-      <w:proofErr w:type="gramEnd"/>
+        <w:t>át minket. Ezt a komponenst</w:t>
+      </w:r>
       <w:r>
         <w:t xml:space="preserve"> </w:t>
       </w:r>
@@ -9476,7 +9376,7 @@
                               </w:rPr>
                             </w:pPr>
                             <w:fldSimple w:instr=" SEQ képleírás \* ARABIC ">
-                              <w:bookmarkStart w:id="56" w:name="_Toc227950391"/>
+                              <w:bookmarkStart w:id="41" w:name="_Toc227950391"/>
                               <w:r>
                                 <w:rPr>
                                   <w:noProof/>
@@ -9487,7 +9387,7 @@
                             <w:r>
                               <w:t>. képleírás: A profilunkat részletesen megjelenítő oldal előnézete</w:t>
                             </w:r>
-                            <w:bookmarkEnd w:id="56"/>
+                            <w:bookmarkEnd w:id="41"/>
                           </w:p>
                         </w:txbxContent>
                       </wps:txbx>
@@ -9689,7 +9589,7 @@
                               </w:rPr>
                               <w:fldChar w:fldCharType="separate"/>
                             </w:r>
-                            <w:bookmarkStart w:id="58" w:name="_Toc227950392"/>
+                            <w:bookmarkStart w:id="42" w:name="_Toc227950392"/>
                             <w:r>
                               <w:rPr>
                                 <w:noProof/>
@@ -9705,7 +9605,7 @@
                             <w:r>
                               <w:t>. képleírás: A bejelentkezett felhasználók főoldalának előnézete</w:t>
                             </w:r>
-                            <w:bookmarkEnd w:id="58"/>
+                            <w:bookmarkEnd w:id="42"/>
                           </w:p>
                         </w:txbxContent>
                       </wps:txbx>
@@ -9835,15 +9735,7 @@
         </w:drawing>
       </w:r>
       <w:r>
-        <w:t xml:space="preserve">Ez a fő oldal, amely a bejelentkezést követően várja a felhasználót. Itt található egy rövidített, a </w:t>
-      </w:r>
-      <w:proofErr w:type="gramStart"/>
-      <w:r>
-        <w:t>profilunkat</w:t>
-      </w:r>
-      <w:proofErr w:type="gramEnd"/>
-      <w:r>
-        <w:t xml:space="preserve"> leíró szekció, a</w:t>
+        <w:t>Ez a fő oldal, amely a bejelentkezést követően várja a felhasználót. Itt található egy rövidített, a profilunkat leíró szekció, a</w:t>
       </w:r>
       <w:r>
         <w:t>melynél a profilképre kattintva</w:t>
@@ -9858,15 +9750,7 @@
         <w:t xml:space="preserve">, ennek a mezőnek a jobb szélén, </w:t>
       </w:r>
       <w:r>
-        <w:t xml:space="preserve">ha a felhasználó rendelkezik </w:t>
-      </w:r>
-      <w:proofErr w:type="gramStart"/>
-      <w:r>
-        <w:t>aktív</w:t>
-      </w:r>
-      <w:proofErr w:type="gramEnd"/>
-      <w:r>
-        <w:t xml:space="preserve"> értesítésekkel, akkor azt egy felkiáltójel jelzi. E</w:t>
+        <w:t>ha a felhasználó rendelkezik aktív értesítésekkel, akkor azt egy felkiáltójel jelzi. E</w:t>
       </w:r>
       <w:r>
         <w:t>rre a felkiáltó jelre kattintva</w:t>
@@ -9891,23 +9775,7 @@
         <w:t xml:space="preserve"> egy gomb panel található</w:t>
       </w:r>
       <w:r>
-        <w:t xml:space="preserve">. Ezek a gombok a </w:t>
-      </w:r>
-      <w:proofErr w:type="gramStart"/>
-      <w:r>
-        <w:t>szoftver különböző</w:t>
-      </w:r>
-      <w:proofErr w:type="gramEnd"/>
-      <w:r>
-        <w:t xml:space="preserve"> funkcióit reprezentáló </w:t>
-      </w:r>
-      <w:proofErr w:type="spellStart"/>
-      <w:r>
-        <w:t>aloldalakra</w:t>
-      </w:r>
-      <w:proofErr w:type="spellEnd"/>
-      <w:r>
-        <w:t xml:space="preserve"> léptet</w:t>
+        <w:t>. Ezek a gombok a szoftver különböző funkcióit reprezentáló aloldalakra léptet</w:t>
       </w:r>
       <w:r>
         <w:t>nek</w:t>
@@ -9940,18 +9808,10 @@
     </w:p>
     <w:p>
       <w:r>
-        <w:t xml:space="preserve">Ez a </w:t>
-      </w:r>
-      <w:proofErr w:type="gramStart"/>
-      <w:r>
-        <w:t>kompone</w:t>
-      </w:r>
-      <w:r>
-        <w:t>ns felelős</w:t>
-      </w:r>
-      <w:proofErr w:type="gramEnd"/>
-      <w:r>
-        <w:t xml:space="preserve"> a különböző kinézeti-</w:t>
+        <w:t>Ez a kompone</w:t>
+      </w:r>
+      <w:r>
+        <w:t>ns felelős a különböző kinézeti-</w:t>
       </w:r>
       <w:r>
         <w:t xml:space="preserve"> és felhas</w:t>
@@ -9993,13 +9853,8 @@
         <w:t xml:space="preserve"> egy saját felugró ablakkal rendelkezik a kényelem é</w:t>
       </w:r>
       <w:r>
-        <w:t xml:space="preserve">rdekében. A következő </w:t>
-      </w:r>
-      <w:proofErr w:type="gramStart"/>
-      <w:r>
-        <w:t>kategória</w:t>
-      </w:r>
-      <w:proofErr w:type="gramEnd"/>
+        <w:t>rdekében. A következő kategória</w:t>
+      </w:r>
       <w:r>
         <w:t xml:space="preserve"> a jelszóváltoztatási opciót tartalmazza. Itt a jelszóváltoztatás gombra kattintva kapunk egy felugró ablakot, ahová a jelenlegi </w:t>
       </w:r>
@@ -10050,23 +9905,10 @@
         <w:t>. A jelenl</w:t>
       </w:r>
       <w:r>
-        <w:t xml:space="preserve">egi utolsó beállítási </w:t>
-      </w:r>
-      <w:proofErr w:type="gramStart"/>
-      <w:r>
-        <w:t>kategória</w:t>
-      </w:r>
-      <w:proofErr w:type="gramEnd"/>
-      <w:r>
-        <w:t xml:space="preserve"> a különféle egyénileg beállítható megjelenítési beállításokat tartalmazza. Itt változtathatjuk az oldal színeinek témáját, hogy a </w:t>
-      </w:r>
-      <w:proofErr w:type="gramStart"/>
-      <w:r>
-        <w:t>navigációs</w:t>
-      </w:r>
-      <w:proofErr w:type="gramEnd"/>
-      <w:r>
-        <w:t xml:space="preserve"> menü összecsukható</w:t>
+        <w:t>egi utolsó beállítási kategória</w:t>
+      </w:r>
+      <w:r>
+        <w:t xml:space="preserve"> a különféle egyénileg beállítható megjelenítési beállításokat tartalmazza. Itt változtathatjuk az oldal színeinek témáját, hogy a navigációs menü összecsukható</w:t>
       </w:r>
       <w:r>
         <w:t xml:space="preserve"> legyen, valamint a naptár nézet</w:t>
@@ -10100,15 +9942,7 @@
         <w:t>csoportot külön lehet elmenteni</w:t>
       </w:r>
       <w:r>
-        <w:t xml:space="preserve"> annak érdekében, ha nem a teljes beállításunkat szeretnénk módosítani és menteni. Amennyiben változtatunk, de nem mentjük el, akkor az oldal </w:t>
-      </w:r>
-      <w:proofErr w:type="gramStart"/>
-      <w:r>
-        <w:t>automatikusan</w:t>
-      </w:r>
-      <w:proofErr w:type="gramEnd"/>
-      <w:r>
-        <w:t xml:space="preserve"> </w:t>
+        <w:t xml:space="preserve"> annak érdekében, ha nem a teljes beállításunkat szeretnénk módosítani és menteni. Amennyiben változtatunk, de nem mentjük el, akkor az oldal automatikusan </w:t>
       </w:r>
       <w:r>
         <w:t>visszaállítja a beállításainkat</w:t>
@@ -10123,7 +9957,15 @@
         <w:t xml:space="preserve"> ami a változtatások előtt volt. Ezt azért is </w:t>
       </w:r>
       <w:r>
-        <w:t>teszi, mert egyes beállításokat a „localStorage”-</w:t>
+        <w:t>teszi, mert egyes beállításokat a „</w:t>
+      </w:r>
+      <w:proofErr w:type="spellStart"/>
+      <w:r>
+        <w:t>localStorage</w:t>
+      </w:r>
+      <w:proofErr w:type="spellEnd"/>
+      <w:r>
+        <w:t>”-</w:t>
       </w:r>
       <w:proofErr w:type="spellStart"/>
       <w:r>
@@ -10140,13 +9982,8 @@
         <w:t>abb betöltési idők érdekében. Az</w:t>
       </w:r>
       <w:r>
-        <w:t xml:space="preserve"> utolsó </w:t>
-      </w:r>
-      <w:proofErr w:type="gramStart"/>
-      <w:r>
-        <w:t>funkció</w:t>
-      </w:r>
-      <w:proofErr w:type="gramEnd"/>
+        <w:t xml:space="preserve"> utolsó funkció</w:t>
+      </w:r>
       <w:r>
         <w:t>,</w:t>
       </w:r>
@@ -10205,307 +10042,274 @@
     </w:p>
     <w:p>
       <w:r>
-        <w:t xml:space="preserve">Ez a </w:t>
+        <w:t>Ez a komponens a „</w:t>
+      </w:r>
+      <w:proofErr w:type="spellStart"/>
+      <w:r>
+        <w:t>React</w:t>
+      </w:r>
+      <w:proofErr w:type="spellEnd"/>
+      <w:r>
+        <w:t xml:space="preserve">” keretrendszer alapvető komponense, amelyen belül </w:t>
       </w:r>
       <w:proofErr w:type="gramStart"/>
       <w:r>
-        <w:t>komponens</w:t>
+        <w:t xml:space="preserve">beágyazzuk  </w:t>
+      </w:r>
+      <w:r>
+        <w:t>a</w:t>
       </w:r>
       <w:proofErr w:type="gramEnd"/>
       <w:r>
+        <w:t xml:space="preserve"> többi általunk</w:t>
+      </w:r>
+      <w:r>
+        <w:t xml:space="preserve"> készített modult. Ez</w:t>
+      </w:r>
+      <w:r>
+        <w:t xml:space="preserve"> felelős </w:t>
+      </w:r>
+      <w:r>
+        <w:t xml:space="preserve">továbbá </w:t>
+      </w:r>
+      <w:r>
+        <w:t>a „</w:t>
+      </w:r>
+      <w:proofErr w:type="spellStart"/>
+      <w:proofErr w:type="gramStart"/>
+      <w:r>
+        <w:t>localStorage</w:t>
+      </w:r>
+      <w:proofErr w:type="spellEnd"/>
+      <w:r>
+        <w:t>”-</w:t>
+      </w:r>
+      <w:proofErr w:type="gramEnd"/>
+      <w:r>
+        <w:t>b</w:t>
+      </w:r>
+      <w:r>
+        <w:t>an lévő információ ellenőrzéséért. Amennyiben</w:t>
+      </w:r>
+      <w:r>
         <w:t xml:space="preserve"> a „</w:t>
       </w:r>
       <w:proofErr w:type="spellStart"/>
       <w:r>
+        <w:t>localStorage</w:t>
+      </w:r>
+      <w:proofErr w:type="spellEnd"/>
+      <w:r>
+        <w:t>” tartalmaz egy API-</w:t>
+      </w:r>
+      <w:proofErr w:type="spellStart"/>
+      <w:r>
+        <w:t>tokent</w:t>
+      </w:r>
+      <w:proofErr w:type="spellEnd"/>
+      <w:r>
+        <w:t>,</w:t>
+      </w:r>
+      <w:r>
+        <w:t xml:space="preserve"> akkor ez</w:t>
+      </w:r>
+      <w:r>
+        <w:t xml:space="preserve"> egy automatikus bejelentkezési kísérletet próbál meg. Ha ez s</w:t>
+      </w:r>
+      <w:r>
+        <w:t>ikeres, akkor a főoldal helyett</w:t>
+      </w:r>
+      <w:r>
+        <w:t xml:space="preserve"> a felhasználót a saját főoldala fogadja. Amennyiben viszont a felhasználói adatok lekérése sikertelen, akkor a korábbi „</w:t>
+      </w:r>
+      <w:proofErr w:type="spellStart"/>
+      <w:r>
+        <w:t>localStorage</w:t>
+      </w:r>
+      <w:proofErr w:type="spellEnd"/>
+      <w:r>
+        <w:t>”-</w:t>
+      </w:r>
+      <w:proofErr w:type="spellStart"/>
+      <w:r>
+        <w:t>ba</w:t>
+      </w:r>
+      <w:proofErr w:type="spellEnd"/>
+      <w:r>
+        <w:t xml:space="preserve"> betöltött ada</w:t>
+      </w:r>
+      <w:r>
+        <w:t xml:space="preserve">tokat is kitörli. Ezeken felül </w:t>
+      </w:r>
+      <w:r>
+        <w:t xml:space="preserve">ebben a </w:t>
+      </w:r>
+      <w:r>
+        <w:lastRenderedPageBreak/>
+        <w:t>komponensben található</w:t>
+      </w:r>
+      <w:r>
+        <w:t xml:space="preserve"> a „</w:t>
+      </w:r>
+      <w:proofErr w:type="spellStart"/>
+      <w:r>
+        <w:t>react</w:t>
+      </w:r>
+      <w:proofErr w:type="spellEnd"/>
+      <w:r>
+        <w:t>-r</w:t>
+      </w:r>
+      <w:r>
+        <w:t>outer”. Ez a beimportált csomag</w:t>
+      </w:r>
+      <w:r>
+        <w:t xml:space="preserve"> kez</w:t>
+      </w:r>
+      <w:r>
+        <w:t>eli a „</w:t>
+      </w:r>
+      <w:proofErr w:type="spellStart"/>
+      <w:r>
         <w:t>React</w:t>
       </w:r>
       <w:proofErr w:type="spellEnd"/>
       <w:r>
-        <w:t xml:space="preserve">” keretrendszer alapvető komponense, amelyen belül </w:t>
-      </w:r>
-      <w:r>
-        <w:t xml:space="preserve">beágyazzuk  </w:t>
-      </w:r>
-      <w:r>
-        <w:t>a többi általunk</w:t>
-      </w:r>
-      <w:r>
-        <w:t xml:space="preserve"> készített modult. Ez</w:t>
-      </w:r>
-      <w:r>
-        <w:t xml:space="preserve"> felelős </w:t>
-      </w:r>
-      <w:r>
-        <w:t xml:space="preserve">továbbá </w:t>
-      </w:r>
-      <w:r>
-        <w:t>a „localStorage”-</w:t>
-      </w:r>
-      <w:proofErr w:type="spellStart"/>
+        <w:t>” rendszeren belüli</w:t>
+      </w:r>
+      <w:r>
+        <w:t xml:space="preserve"> URL alapú hivatkozásokat. Itt att</w:t>
+      </w:r>
+      <w:r>
+        <w:t>ól függően, hogy a felhasználó</w:t>
+      </w:r>
+      <w:r>
+        <w:t xml:space="preserve"> be van-e jelentkezve – </w:t>
+      </w:r>
+      <w:r>
+        <w:t>amel</w:t>
+      </w:r>
+      <w:r>
+        <w:t>yet egy „</w:t>
+      </w:r>
+      <w:proofErr w:type="spellStart"/>
+      <w:r>
+        <w:t>UseState</w:t>
+      </w:r>
+      <w:proofErr w:type="spellEnd"/>
+      <w:r>
+        <w:t xml:space="preserve">” tart számon – </w:t>
+      </w:r>
+      <w:r>
+        <w:t>meghatározza az elérhető hivatkozásokat, az azokhoz tartozó betöltendő komponenseket, és még a navigációs menü formátumát is. A formátum meghatározásához egy „</w:t>
+      </w:r>
+      <w:proofErr w:type="spellStart"/>
+      <w:r>
+        <w:t>property</w:t>
+      </w:r>
+      <w:proofErr w:type="spellEnd"/>
+      <w:r>
+        <w:t>” tulajdonság mezőt tölt ki a komponens. Ez egy igaz/hamis mező, amely eldönti, hogy a hossza</w:t>
+      </w:r>
       <w:r>
         <w:t>b</w:t>
       </w:r>
       <w:r>
-        <w:t>an</w:t>
-      </w:r>
-      <w:proofErr w:type="spellEnd"/>
-      <w:r>
-        <w:t xml:space="preserve"> lévő </w:t>
-      </w:r>
+        <w:t xml:space="preserve">b vagy </w:t>
+      </w:r>
+      <w:r>
+        <w:t>rövidebb formátumra van szükség</w:t>
+      </w:r>
+      <w:r>
+        <w:t xml:space="preserve">ünk. Ezeken felül ez tartalmazza az API </w:t>
+      </w:r>
+      <w:r>
+        <w:t>hívó osztály „</w:t>
+      </w:r>
+      <w:proofErr w:type="spellStart"/>
+      <w:r>
+        <w:t>Singleton</w:t>
+      </w:r>
+      <w:proofErr w:type="spellEnd"/>
+      <w:r>
+        <w:t>”</w:t>
+      </w:r>
+      <w:r>
+        <w:rPr>
+          <w:rStyle w:val="Lbjegyzet-hivatkozs"/>
+        </w:rPr>
+        <w:footnoteReference w:id="22"/>
+      </w:r>
+      <w:r>
+        <w:t xml:space="preserve"> példányát, amelyeket szintén „</w:t>
+      </w:r>
+      <w:proofErr w:type="spellStart"/>
       <w:proofErr w:type="gramStart"/>
       <w:r>
-        <w:t>információ</w:t>
+        <w:t>property</w:t>
+      </w:r>
+      <w:proofErr w:type="spellEnd"/>
+      <w:r>
+        <w:t>”-</w:t>
       </w:r>
       <w:proofErr w:type="gramEnd"/>
       <w:r>
-        <w:t xml:space="preserve"> ellenőrzéséért. Amennyiben</w:t>
+        <w:t>k</w:t>
+      </w:r>
+      <w:r>
+        <w:t>en keresztül teszünk elérhetővé minden olyan komponens s</w:t>
+      </w:r>
+      <w:r>
+        <w:t>zámára, amelynek szüksége van rá, ez</w:t>
+      </w:r>
+      <w:r>
+        <w:t>zel lényegesen megkönnyítve a „</w:t>
+      </w:r>
+      <w:proofErr w:type="spellStart"/>
+      <w:r>
+        <w:t>F</w:t>
+      </w:r>
+      <w:r>
+        <w:t>etch</w:t>
+      </w:r>
+      <w:proofErr w:type="spellEnd"/>
+      <w:r>
+        <w:t xml:space="preserve"> API</w:t>
+      </w:r>
+      <w:r>
+        <w:t>”</w:t>
+      </w:r>
+      <w:r>
+        <w:t xml:space="preserve"> </w:t>
+      </w:r>
+      <w:r>
+        <w:t>használatát. D</w:t>
+      </w:r>
+      <w:r>
+        <w:t>e nem csak ezt az adatot kezeli. A</w:t>
+      </w:r>
+      <w:r>
+        <w:t xml:space="preserve"> másik</w:t>
+      </w:r>
+      <w:r>
+        <w:t>,</w:t>
+      </w:r>
+      <w:r>
+        <w:t xml:space="preserve"> amely szintén egy „</w:t>
+      </w:r>
+      <w:proofErr w:type="spellStart"/>
+      <w:r>
+        <w:t>Singleton</w:t>
+      </w:r>
+      <w:proofErr w:type="spellEnd"/>
+      <w:r>
+        <w:t>” globál</w:t>
+      </w:r>
+      <w:r>
+        <w:t>is szinten elérhető objektum:</w:t>
       </w:r>
       <w:r>
         <w:t xml:space="preserve"> a „</w:t>
       </w:r>
-      <w:r>
-        <w:t>localStorage” tartalmaz egy API-</w:t>
-      </w:r>
-      <w:proofErr w:type="spellStart"/>
-      <w:r>
-        <w:t>tokent</w:t>
-      </w:r>
-      <w:proofErr w:type="spellEnd"/>
-      <w:r>
-        <w:t>,</w:t>
-      </w:r>
-      <w:r>
-        <w:t xml:space="preserve"> akkor ez</w:t>
-      </w:r>
-      <w:r>
-        <w:t xml:space="preserve"> egy </w:t>
-      </w:r>
-      <w:proofErr w:type="gramStart"/>
-      <w:r>
-        <w:t>automatikus</w:t>
-      </w:r>
-      <w:proofErr w:type="gramEnd"/>
-      <w:r>
-        <w:t xml:space="preserve"> bejelentkezési kísérletet próbál meg. Ha ez s</w:t>
-      </w:r>
-      <w:r>
-        <w:t xml:space="preserve">ikeres, akkor a </w:t>
-      </w:r>
-      <w:proofErr w:type="spellStart"/>
-      <w:r>
-        <w:t>főoldal</w:t>
-      </w:r>
-      <w:proofErr w:type="spellEnd"/>
-      <w:r>
-        <w:t xml:space="preserve"> helyett</w:t>
-      </w:r>
-      <w:r>
-        <w:t xml:space="preserve"> a felhasználót a saját főoldala fogadja. Amennyiben viszont a felhasználói adatok lekérése sikertelen, akkor a korábbi „localStorage”-</w:t>
-      </w:r>
-      <w:proofErr w:type="spellStart"/>
-      <w:r>
-        <w:t>ba</w:t>
-      </w:r>
-      <w:proofErr w:type="spellEnd"/>
-      <w:r>
-        <w:t xml:space="preserve"> betöltött ada</w:t>
-      </w:r>
-      <w:r>
-        <w:t xml:space="preserve">tokat is kitörli. Ezeken felül </w:t>
-      </w:r>
-      <w:r>
-        <w:t xml:space="preserve">ebben a </w:t>
-      </w:r>
-      <w:proofErr w:type="gramStart"/>
-      <w:r>
-        <w:lastRenderedPageBreak/>
-        <w:t>komponensben</w:t>
-      </w:r>
-      <w:proofErr w:type="gramEnd"/>
-      <w:r>
-        <w:t xml:space="preserve"> található</w:t>
-      </w:r>
-      <w:r>
-        <w:t xml:space="preserve"> a „</w:t>
-      </w:r>
-      <w:proofErr w:type="spellStart"/>
-      <w:r>
-        <w:t>react-r</w:t>
-      </w:r>
-      <w:r>
-        <w:t>outer</w:t>
-      </w:r>
-      <w:proofErr w:type="spellEnd"/>
-      <w:r>
-        <w:t>”. Ez a beimportált csomag</w:t>
-      </w:r>
-      <w:r>
-        <w:t xml:space="preserve"> kez</w:t>
-      </w:r>
-      <w:r>
-        <w:t>eli a „</w:t>
-      </w:r>
-      <w:proofErr w:type="spellStart"/>
-      <w:r>
-        <w:t>React</w:t>
-      </w:r>
-      <w:proofErr w:type="spellEnd"/>
-      <w:r>
-        <w:t>” rendszeren belüli</w:t>
-      </w:r>
-      <w:r>
-        <w:t xml:space="preserve"> URL alapú hivatkozásokat. Itt att</w:t>
-      </w:r>
-      <w:r>
-        <w:t>ól függően, hogy a felhasználó</w:t>
-      </w:r>
-      <w:r>
-        <w:t xml:space="preserve"> be van-e jelentkezve – </w:t>
-      </w:r>
-      <w:r>
-        <w:t>amel</w:t>
-      </w:r>
-      <w:r>
-        <w:t>yet egy „</w:t>
-      </w:r>
-      <w:proofErr w:type="spellStart"/>
-      <w:r>
-        <w:t>UseState</w:t>
-      </w:r>
-      <w:proofErr w:type="spellEnd"/>
-      <w:r>
-        <w:t xml:space="preserve">” tart számon – </w:t>
-      </w:r>
-      <w:r>
-        <w:t xml:space="preserve">meghatározza az elérhető hivatkozásokat, az azokhoz tartozó betöltendő </w:t>
-      </w:r>
-      <w:proofErr w:type="gramStart"/>
-      <w:r>
-        <w:t>komponenseket</w:t>
-      </w:r>
-      <w:proofErr w:type="gramEnd"/>
-      <w:r>
-        <w:t>, és még a navigációs menü formátumát is. A formátum meghatározásához egy „</w:t>
-      </w:r>
-      <w:proofErr w:type="spellStart"/>
-      <w:r>
-        <w:t>property</w:t>
-      </w:r>
-      <w:proofErr w:type="spellEnd"/>
-      <w:r>
-        <w:t>” tulajdonság mezőt tölt ki a komponens. Ez egy igaz/hamis mező, amely eldönti, hogy a hossza</w:t>
-      </w:r>
-      <w:r>
-        <w:t>b</w:t>
-      </w:r>
-      <w:r>
-        <w:t xml:space="preserve">b vagy </w:t>
-      </w:r>
-      <w:r>
-        <w:t>rövidebb formátumra van szükség</w:t>
-      </w:r>
-      <w:r>
-        <w:t xml:space="preserve">ünk. Ezeken felül ez tartalmazza az API </w:t>
-      </w:r>
-      <w:r>
-        <w:t>hívó osztály „</w:t>
-      </w:r>
-      <w:proofErr w:type="spellStart"/>
-      <w:r>
-        <w:t>Singleton</w:t>
-      </w:r>
-      <w:proofErr w:type="spellEnd"/>
-      <w:r>
-        <w:t>”</w:t>
-      </w:r>
-      <w:r>
-        <w:rPr>
-          <w:rStyle w:val="Lbjegyzet-hivatkozs"/>
-        </w:rPr>
-        <w:footnoteReference w:id="22"/>
-      </w:r>
-      <w:r>
-        <w:t xml:space="preserve"> példányát, amelyeket szintén „</w:t>
-      </w:r>
-      <w:proofErr w:type="spellStart"/>
-      <w:r>
-        <w:t>property</w:t>
-      </w:r>
-      <w:proofErr w:type="spellEnd"/>
-      <w:r>
-        <w:t>”-</w:t>
-      </w:r>
-      <w:proofErr w:type="gramStart"/>
-      <w:r>
-        <w:t>k</w:t>
-      </w:r>
-      <w:r>
-        <w:t>en</w:t>
-      </w:r>
-      <w:proofErr w:type="gramEnd"/>
-      <w:r>
-        <w:t xml:space="preserve"> keresztül teszünk elérhetővé minden olyan komponens s</w:t>
-      </w:r>
-      <w:r>
-        <w:t>zámára, amelynek szüksége van rá, ez</w:t>
-      </w:r>
-      <w:r>
-        <w:t>zel lényegesen megkönnyítve a „</w:t>
-      </w:r>
-      <w:proofErr w:type="spellStart"/>
-      <w:r>
-        <w:t>F</w:t>
-      </w:r>
-      <w:r>
-        <w:t>etch</w:t>
-      </w:r>
-      <w:proofErr w:type="spellEnd"/>
-      <w:r>
-        <w:t xml:space="preserve"> API</w:t>
-      </w:r>
-      <w:r>
-        <w:t>”</w:t>
-      </w:r>
-      <w:r>
-        <w:t xml:space="preserve"> </w:t>
-      </w:r>
-      <w:r>
-        <w:t>használatát. D</w:t>
-      </w:r>
-      <w:r>
-        <w:t>e nem csak ezt az adatot kezeli. A</w:t>
-      </w:r>
-      <w:r>
-        <w:t xml:space="preserve"> másik</w:t>
-      </w:r>
-      <w:r>
-        <w:t>,</w:t>
-      </w:r>
-      <w:r>
-        <w:t xml:space="preserve"> amely szintén egy „</w:t>
-      </w:r>
-      <w:proofErr w:type="spellStart"/>
-      <w:r>
-        <w:t>Singleton</w:t>
-      </w:r>
-      <w:proofErr w:type="spellEnd"/>
-      <w:r>
-        <w:t xml:space="preserve">” </w:t>
-      </w:r>
-      <w:proofErr w:type="gramStart"/>
-      <w:r>
-        <w:t>globál</w:t>
-      </w:r>
-      <w:r>
-        <w:t>is</w:t>
-      </w:r>
-      <w:proofErr w:type="gramEnd"/>
-      <w:r>
-        <w:t xml:space="preserve"> szinten elérhető objektum:</w:t>
-      </w:r>
-      <w:r>
-        <w:t xml:space="preserve"> a „</w:t>
-      </w:r>
       <w:proofErr w:type="spellStart"/>
       <w:r>
         <w:t>UserData</w:t>
@@ -10524,15 +10328,7 @@
         <w:t xml:space="preserve"> van a működéshez. Ezeken felül</w:t>
       </w:r>
       <w:r>
-        <w:t xml:space="preserve"> még különböző dekorációs elemeket is kezel, mint például a klikkeléskor történő effektért felelős </w:t>
-      </w:r>
-      <w:proofErr w:type="gramStart"/>
-      <w:r>
-        <w:t>komponenst</w:t>
-      </w:r>
-      <w:proofErr w:type="gramEnd"/>
-      <w:r>
-        <w:t>.</w:t>
+        <w:t xml:space="preserve"> még különböző dekorációs elemeket is kezel, mint például a klikkeléskor történő effektért felelős komponenst.</w:t>
       </w:r>
     </w:p>
     <w:p/>
@@ -10546,47 +10342,31 @@
           <w:iCs/>
         </w:rPr>
       </w:pPr>
-      <w:bookmarkStart w:id="60" w:name="_Toc227950430"/>
+      <w:bookmarkStart w:id="43" w:name="_Toc227950430"/>
       <w:r>
         <w:rPr>
           <w:i w:val="0"/>
           <w:iCs/>
         </w:rPr>
-        <w:t xml:space="preserve">A </w:t>
-      </w:r>
-      <w:proofErr w:type="gramStart"/>
+        <w:t xml:space="preserve">A komponenseket segítő </w:t>
+      </w:r>
+      <w:proofErr w:type="spellStart"/>
       <w:r>
         <w:rPr>
           <w:i w:val="0"/>
           <w:iCs/>
         </w:rPr>
-        <w:t>komponenseket</w:t>
-      </w:r>
-      <w:proofErr w:type="gramEnd"/>
+        <w:t>szkript</w:t>
+      </w:r>
+      <w:proofErr w:type="spellEnd"/>
       <w:r>
         <w:rPr>
           <w:i w:val="0"/>
           <w:iCs/>
         </w:rPr>
-        <w:t xml:space="preserve"> segítő </w:t>
-      </w:r>
-      <w:proofErr w:type="spellStart"/>
-      <w:r>
-        <w:rPr>
-          <w:i w:val="0"/>
-          <w:iCs/>
-        </w:rPr>
-        <w:t>szkript</w:t>
-      </w:r>
-      <w:proofErr w:type="spellEnd"/>
-      <w:r>
-        <w:rPr>
-          <w:i w:val="0"/>
-          <w:iCs/>
-        </w:rPr>
         <w:t xml:space="preserve"> fájlok:</w:t>
       </w:r>
-      <w:bookmarkEnd w:id="60"/>
+      <w:bookmarkEnd w:id="43"/>
     </w:p>
     <w:p>
       <w:pPr>
@@ -10649,7 +10429,15 @@
         <w:t>hívások megkönnyítéséért felelős. Az egész kód egy</w:t>
       </w:r>
       <w:r>
-        <w:t xml:space="preserve"> osztály, amelynek egyes mezői a különböző adatok kezelését végzik. Az osztály számon tartja az API alap URL-jét, és a </w:t>
+        <w:t xml:space="preserve"> osztály, amelynek egyes mezői a különböző adatok kezelését végzik. Az osztály </w:t>
+      </w:r>
+      <w:proofErr w:type="gramStart"/>
+      <w:r>
+        <w:t>számon tartja</w:t>
+      </w:r>
+      <w:proofErr w:type="gramEnd"/>
+      <w:r>
+        <w:t xml:space="preserve"> az API alap URL-jét, és a </w:t>
       </w:r>
       <w:proofErr w:type="spellStart"/>
       <w:r>
@@ -10657,15 +10445,7 @@
       </w:r>
       <w:proofErr w:type="spellEnd"/>
       <w:r>
-        <w:t xml:space="preserve">, hogy ne kelljen minden hívásnál ezt </w:t>
-      </w:r>
-      <w:proofErr w:type="gramStart"/>
-      <w:r>
-        <w:t>manuálisan</w:t>
-      </w:r>
-      <w:proofErr w:type="gramEnd"/>
-      <w:r>
-        <w:t xml:space="preserve"> megadnunk. Ezek mellet</w:t>
+        <w:t>, hogy ne kelljen minden hívásnál ezt manuálisan megadnunk. Ezek mellet</w:t>
       </w:r>
       <w:r>
         <w:t>t</w:t>
@@ -10713,15 +10493,7 @@
         <w:t>jét kéri bemenetként. A második</w:t>
       </w:r>
       <w:r>
-        <w:t xml:space="preserve"> az a </w:t>
-      </w:r>
-      <w:proofErr w:type="gramStart"/>
-      <w:r>
-        <w:t>metódust</w:t>
-      </w:r>
-      <w:proofErr w:type="gramEnd"/>
-      <w:r>
-        <w:t xml:space="preserve"> meghatározó, szintén szöveges beviteli mező. Ez maga a hívás felépítésénél fogja beállítani a „</w:t>
+        <w:t xml:space="preserve"> az a metódust meghatározó, szintén szöveges beviteli mező. Ez maga a hívás felépítésénél fogja beállítani a „</w:t>
       </w:r>
       <w:proofErr w:type="spellStart"/>
       <w:r>
@@ -10738,13 +10510,8 @@
         <w:t xml:space="preserve"> a hívás során elküldendő </w:t>
       </w:r>
       <w:r>
-        <w:t xml:space="preserve">üzenet törzse. Ezt egy </w:t>
-      </w:r>
-      <w:proofErr w:type="gramStart"/>
-      <w:r>
-        <w:t>objektum</w:t>
-      </w:r>
-      <w:proofErr w:type="gramEnd"/>
+        <w:t>üzenet törzse. Ezt egy objektum</w:t>
+      </w:r>
       <w:r>
         <w:t xml:space="preserve"> vagy lista formájában kéri, amelyet </w:t>
       </w:r>
@@ -10775,15 +10542,7 @@
       </w:r>
       <w:proofErr w:type="spellEnd"/>
       <w:r>
-        <w:t xml:space="preserve">” </w:t>
-      </w:r>
-      <w:proofErr w:type="gramStart"/>
-      <w:r>
-        <w:t>objektumot</w:t>
-      </w:r>
-      <w:proofErr w:type="gramEnd"/>
-      <w:r>
-        <w:t xml:space="preserve"> JSON formátumban (ha igaz)</w:t>
+        <w:t>” objektumot JSON formátumban (ha igaz)</w:t>
       </w:r>
       <w:r>
         <w:t xml:space="preserve"> vagy szöveges formátumban kérjük-e vissza (ha hamis). Ezt nem kötelező megadnunk. Alapértelmezetten igaz értékkel rendelkezik, azaz JSON formátumra konvertálja át a válaszul kapott objektumot. Az utolsó, szintén</w:t>
@@ -10792,15 +10551,7 @@
         <w:t xml:space="preserve"> nem kötelezően megadandó mező </w:t>
       </w:r>
       <w:r>
-        <w:t xml:space="preserve">az </w:t>
-      </w:r>
-      <w:proofErr w:type="gramStart"/>
-      <w:r>
-        <w:t>extra</w:t>
-      </w:r>
-      <w:proofErr w:type="gramEnd"/>
-      <w:r>
-        <w:t xml:space="preserve"> URL-ben kívánt paramétereket </w:t>
+        <w:t xml:space="preserve">az extra URL-ben kívánt paramétereket </w:t>
       </w:r>
       <w:r>
         <w:lastRenderedPageBreak/>
@@ -10824,15 +10575,7 @@
         <w:t>megadunk egy</w:t>
       </w:r>
       <w:r>
-        <w:t xml:space="preserve"> értéket, ezt </w:t>
-      </w:r>
-      <w:proofErr w:type="gramStart"/>
-      <w:r>
-        <w:t>automatikusan</w:t>
-      </w:r>
-      <w:proofErr w:type="gramEnd"/>
-      <w:r>
-        <w:t xml:space="preserve"> az URL-ünk után fűzi.</w:t>
+        <w:t xml:space="preserve"> értéket, ezt automatikusan az URL-ünk után fűzi.</w:t>
       </w:r>
       <w:r>
         <w:t xml:space="preserve"> A függvény visszatérési értéke</w:t>
@@ -10841,13 +10584,8 @@
         <w:t xml:space="preserve"> a v</w:t>
       </w:r>
       <w:r>
-        <w:t>álaszul küldött üzenet/</w:t>
-      </w:r>
-      <w:proofErr w:type="gramStart"/>
-      <w:r>
-        <w:t>objektum</w:t>
-      </w:r>
-      <w:proofErr w:type="gramEnd"/>
+        <w:t>álaszul küldött üzenet/objektum</w:t>
+      </w:r>
       <w:r>
         <w:t xml:space="preserve"> a kiválasztott formáb</w:t>
       </w:r>
@@ -10928,25 +10666,17 @@
       </w:r>
       <w:proofErr w:type="spellStart"/>
       <w:r>
-        <w:t>UserDataClass-ban</w:t>
-      </w:r>
-      <w:proofErr w:type="spellEnd"/>
-      <w:r>
-        <w:t xml:space="preserve"> történő tárolást segíti elő. Ez az osztály csak az adott felhasználóra vonatkozó fontosabb infor</w:t>
+        <w:t>UserDataClass</w:t>
+      </w:r>
+      <w:proofErr w:type="spellEnd"/>
+      <w:r>
+        <w:t>-ban történő tárolást segíti elő. Ez az osztály csak az adott felhasználóra vonatkozó fontosabb infor</w:t>
       </w:r>
       <w:r>
         <w:t>mációkat tárolja. Itt kerül elmentésre</w:t>
       </w:r>
       <w:r>
-        <w:t xml:space="preserve"> a felhasználónév, a megjelenített név, az E-mail cím, és egyéb általános felhasználói adatok. A profilkép URL-je is szerepel a konstruktor bemeneti értékei között, de azt a szoftver jelenleg nem használja sehol, ezért a felhasználók profilképe egy előre meghatározott, alapértelmezett profilkép. A mező viszont lehetőséget ad a későbbiekben történő </w:t>
-      </w:r>
-      <w:proofErr w:type="spellStart"/>
-      <w:r>
-        <w:t>továbbfejlesztésre</w:t>
-      </w:r>
-      <w:proofErr w:type="spellEnd"/>
-      <w:r>
-        <w:t>.</w:t>
+        <w:t xml:space="preserve"> a felhasználónév, a megjelenített név, az E-mail cím, és egyéb általános felhasználói adatok. A profilkép URL-je is szerepel a konstruktor bemeneti értékei között, de azt a szoftver jelenleg nem használja sehol, ezért a felhasználók profilképe egy előre meghatározott, alapértelmezett profilkép. A mező viszont lehetőséget ad a későbbiekben történő továbbfejlesztésre.</w:t>
       </w:r>
     </w:p>
     <w:p/>
@@ -10998,13 +10728,8 @@
     </w:p>
     <w:p>
       <w:r>
-        <w:t xml:space="preserve">Ez az </w:t>
-      </w:r>
-      <w:proofErr w:type="gramStart"/>
-      <w:r>
-        <w:t>osztály felelős</w:t>
-      </w:r>
-      <w:proofErr w:type="gramEnd"/>
+        <w:t>Ez az osztály felelős</w:t>
+      </w:r>
       <w:r>
         <w:t xml:space="preserve"> a felhasználónkkal kapcsolatos</w:t>
       </w:r>
@@ -11073,15 +10798,7 @@
         <w:t>,</w:t>
       </w:r>
       <w:r>
-        <w:t xml:space="preserve"> akkor az oldal egy piros felkiáltójel megjelenítésével jelzi számunkra, hogy </w:t>
-      </w:r>
-      <w:proofErr w:type="gramStart"/>
-      <w:r>
-        <w:t>aktív</w:t>
-      </w:r>
-      <w:proofErr w:type="gramEnd"/>
-      <w:r>
-        <w:t xml:space="preserve"> értesítéssel rendelkezünk.</w:t>
+        <w:t xml:space="preserve"> akkor az oldal egy piros felkiáltójel megjelenítésével jelzi számunkra, hogy aktív értesítéssel rendelkezünk.</w:t>
       </w:r>
       <w:r>
         <w:t xml:space="preserve"> Az adatok tárolásával kapcsolatban is elvégez néhány</w:t>
@@ -11090,29 +10807,13 @@
         <w:t>,</w:t>
       </w:r>
       <w:r>
-        <w:t xml:space="preserve"> a </w:t>
-      </w:r>
-      <w:proofErr w:type="gramStart"/>
-      <w:r>
-        <w:t>struktúrát</w:t>
-      </w:r>
-      <w:proofErr w:type="gramEnd"/>
-      <w:r>
-        <w:t xml:space="preserve"> egyszerűbbé tevő szűrést. A kapcsolótáblák</w:t>
+        <w:t xml:space="preserve"> a struktúrát egyszerűbbé tevő szűrést. A kapcsolótáblák</w:t>
       </w:r>
       <w:r>
         <w:t>at</w:t>
       </w:r>
       <w:r>
-        <w:t xml:space="preserve"> és adataikat kihagyja, és helyette a már összekapcsolt </w:t>
-      </w:r>
-      <w:proofErr w:type="gramStart"/>
-      <w:r>
-        <w:t>objektumokat</w:t>
-      </w:r>
-      <w:proofErr w:type="gramEnd"/>
-      <w:r>
-        <w:t xml:space="preserve"> tárolja el. Külön mezőkbe válogatja az olyan csoportokat</w:t>
+        <w:t xml:space="preserve"> és adataikat kihagyja, és helyette a már összekapcsolt objektumokat tárolja el. Külön mezőkbe válogatja az olyan csoportokat</w:t>
       </w:r>
       <w:r>
         <w:t>,</w:t>
@@ -11147,12 +10848,12 @@
         <w:spacing w:line="360" w:lineRule="auto"/>
         <w:jc w:val="both"/>
       </w:pPr>
-      <w:bookmarkStart w:id="61" w:name="_Toc227950431"/>
+      <w:bookmarkStart w:id="44" w:name="_Toc227950431"/>
       <w:r>
         <w:lastRenderedPageBreak/>
         <w:t>Backend:</w:t>
       </w:r>
-      <w:bookmarkEnd w:id="61"/>
+      <w:bookmarkEnd w:id="44"/>
     </w:p>
     <w:p>
       <w:r>
@@ -11247,7 +10948,7 @@
           <w:iCs/>
         </w:rPr>
       </w:pPr>
-      <w:bookmarkStart w:id="62" w:name="_Toc227950432"/>
+      <w:bookmarkStart w:id="45" w:name="_Toc227950432"/>
       <w:r>
         <w:rPr>
           <w:i w:val="0"/>
@@ -11262,14 +10963,14 @@
         </w:rPr>
         <w:t>:</w:t>
       </w:r>
-      <w:bookmarkEnd w:id="62"/>
+      <w:bookmarkEnd w:id="45"/>
     </w:p>
     <w:p>
       <w:pPr>
         <w:pStyle w:val="Cmsor3"/>
         <w:spacing w:line="360" w:lineRule="auto"/>
       </w:pPr>
-      <w:bookmarkStart w:id="63" w:name="_Toc227950433"/>
+      <w:bookmarkStart w:id="46" w:name="_Toc227950433"/>
       <w:r>
         <w:t xml:space="preserve">Az egyes példányokat kezelő </w:t>
       </w:r>
@@ -11281,7 +10982,7 @@
       <w:r>
         <w:t>:</w:t>
       </w:r>
-      <w:bookmarkEnd w:id="63"/>
+      <w:bookmarkEnd w:id="46"/>
     </w:p>
     <w:p>
       <w:r>
@@ -11304,12 +11005,8 @@
       </w:r>
       <w:r>
         <w:tab/>
-      </w:r>
-      <w:proofErr w:type="gramStart"/>
-      <w:r>
         <w:t>A</w:t>
       </w:r>
-      <w:proofErr w:type="gramEnd"/>
       <w:r>
         <w:t xml:space="preserve"> válasz</w:t>
       </w:r>
@@ -11353,13 +11050,8 @@
         <w:t xml:space="preserve"> azonosítójú</w:t>
       </w:r>
       <w:r>
-        <w:t xml:space="preserve"> példányt tartalmazó </w:t>
-      </w:r>
-      <w:proofErr w:type="gramStart"/>
-      <w:r>
-        <w:t>objektum</w:t>
-      </w:r>
-      <w:proofErr w:type="gramEnd"/>
+        <w:t xml:space="preserve"> példányt tartalmazó objektum</w:t>
+      </w:r>
     </w:p>
     <w:p>
       <w:pPr>
@@ -11436,15 +11128,7 @@
     </w:p>
     <w:p>
       <w:r>
-        <w:t xml:space="preserve">Ezekhez a </w:t>
-      </w:r>
-      <w:proofErr w:type="gramStart"/>
-      <w:r>
-        <w:t>metódusokhoz</w:t>
-      </w:r>
-      <w:proofErr w:type="gramEnd"/>
-      <w:r>
-        <w:t xml:space="preserve"> csak az </w:t>
+        <w:t xml:space="preserve">Ezekhez a metódusokhoz csak az </w:t>
       </w:r>
       <w:proofErr w:type="spellStart"/>
       <w:r>
@@ -11544,23 +11228,7 @@
         <w:t>Ez a végpont</w:t>
       </w:r>
       <w:r>
-        <w:t xml:space="preserve"> visszaadja a </w:t>
-      </w:r>
-      <w:proofErr w:type="spellStart"/>
-      <w:r>
-        <w:t>felhasználónkkal</w:t>
-      </w:r>
-      <w:proofErr w:type="spellEnd"/>
-      <w:r>
-        <w:t xml:space="preserve"> kapcsolatos összes fontos </w:t>
-      </w:r>
-      <w:proofErr w:type="gramStart"/>
-      <w:r>
-        <w:t>információt</w:t>
-      </w:r>
-      <w:proofErr w:type="gramEnd"/>
-      <w:r>
-        <w:t>.</w:t>
+        <w:t xml:space="preserve"> visszaadja a felhasználónkkal kapcsolatos összes fontos információt.</w:t>
       </w:r>
     </w:p>
     <w:p>
@@ -11670,15 +11338,7 @@
         <w:t>,</w:t>
       </w:r>
       <w:r>
-        <w:t xml:space="preserve"> </w:t>
-      </w:r>
-      <w:proofErr w:type="gramStart"/>
-      <w:r>
-        <w:t>dátum</w:t>
-      </w:r>
-      <w:proofErr w:type="gramEnd"/>
-      <w:r>
-        <w:t xml:space="preserve"> szerint csopor</w:t>
+        <w:t xml:space="preserve"> dátum szerint csopor</w:t>
       </w:r>
       <w:r>
         <w:t>t</w:t>
@@ -11750,15 +11410,7 @@
         <w:t>,</w:t>
       </w:r>
       <w:r>
-        <w:t xml:space="preserve"> amennyiben a felhasználó rendelkezik a megfelelő kapcsolattal/jogosultsággal a megadott naptárhoz, az ahhoz tartozó blokkok közül visszatéríti az </w:t>
-      </w:r>
-      <w:proofErr w:type="gramStart"/>
-      <w:r>
-        <w:t>intervallumon</w:t>
-      </w:r>
-      <w:proofErr w:type="gramEnd"/>
-      <w:r>
-        <w:t xml:space="preserve"> belül eső események listáját. </w:t>
+        <w:t xml:space="preserve"> amennyiben a felhasználó rendelkezik a megfelelő kapcsolattal/jogosultsággal a megadott naptárhoz, az ahhoz tartozó blokkok közül visszatéríti az intervallumon belül eső események listáját. </w:t>
       </w:r>
     </w:p>
     <w:p>
@@ -12412,13 +12064,8 @@
         <w:t>Ez a</w:t>
       </w:r>
       <w:r>
-        <w:t xml:space="preserve"> </w:t>
-      </w:r>
-      <w:proofErr w:type="gramStart"/>
-      <w:r>
-        <w:t>metódus</w:t>
-      </w:r>
-      <w:proofErr w:type="gramEnd"/>
+        <w:t xml:space="preserve"> metódus</w:t>
+      </w:r>
       <w:r>
         <w:t xml:space="preserve"> a különböző módosításokkal kapcsolatos lekérdezéseket segíti. A bemeneti értékeként egy „</w:t>
       </w:r>
@@ -12488,15 +12135,7 @@
         <w:t>Ennek a kontrollernek a „POST”</w:t>
       </w:r>
       <w:r>
-        <w:t xml:space="preserve"> </w:t>
-      </w:r>
-      <w:proofErr w:type="gramStart"/>
-      <w:r>
-        <w:t>metódusa</w:t>
-      </w:r>
-      <w:proofErr w:type="gramEnd"/>
-      <w:r>
-        <w:t xml:space="preserve"> felelős a felhasználó</w:t>
+        <w:t xml:space="preserve"> metódusa felelős a felhasználó</w:t>
       </w:r>
       <w:r>
         <w:t>k bejelentkeztetéséért. A végpont a törzsben kapott e-mail címet és jelszó</w:t>
@@ -12551,13 +12190,8 @@
         <w:t>rlánc tartalmazza a felhasználó</w:t>
       </w:r>
       <w:r>
-        <w:t xml:space="preserve">k szerepkörét és a személyazonosságának igazolásához szükséges </w:t>
-      </w:r>
-      <w:proofErr w:type="gramStart"/>
-      <w:r>
-        <w:t>információkat</w:t>
-      </w:r>
-      <w:proofErr w:type="gramEnd"/>
+        <w:t>k szerepkörét és a személyazonosságának igazolásához szükséges információkat</w:t>
+      </w:r>
       <w:r>
         <w:t>. Ezek mellett</w:t>
       </w:r>
@@ -12570,13 +12204,8 @@
       </w:r>
       <w:proofErr w:type="spellEnd"/>
       <w:r>
-        <w:t xml:space="preserve">” végpont tartalmaz olyan </w:t>
-      </w:r>
-      <w:proofErr w:type="gramStart"/>
-      <w:r>
-        <w:t>metódusokat</w:t>
-      </w:r>
-      <w:proofErr w:type="gramEnd"/>
+        <w:t>” végpont tartalmaz olyan metódusokat</w:t>
+      </w:r>
       <w:r>
         <w:t>,</w:t>
       </w:r>
@@ -12673,15 +12302,7 @@
         <w:t xml:space="preserve">teszi, hogy a felhasználó létrejöjjön az alapadatokkal. Ezután </w:t>
       </w:r>
       <w:r>
-        <w:t xml:space="preserve">a </w:t>
-      </w:r>
-      <w:proofErr w:type="gramStart"/>
-      <w:r>
-        <w:t>manuális</w:t>
-      </w:r>
-      <w:proofErr w:type="gramEnd"/>
-      <w:r>
-        <w:t>/automatikus belépést követően már a „Login” végpon</w:t>
+        <w:t>a manuális/automatikus belépést követően már a „Login” végpon</w:t>
       </w:r>
       <w:r>
         <w:t xml:space="preserve">tot használjuk, amely pedig </w:t>
@@ -12715,7 +12336,7 @@
           <w:iCs/>
         </w:rPr>
       </w:pPr>
-      <w:bookmarkStart w:id="64" w:name="_Toc227950434"/>
+      <w:bookmarkStart w:id="47" w:name="_Toc227950434"/>
       <w:r>
         <w:rPr>
           <w:i w:val="0"/>
@@ -12723,7 +12344,7 @@
         </w:rPr>
         <w:t>Segédosztályok:</w:t>
       </w:r>
-      <w:bookmarkEnd w:id="64"/>
+      <w:bookmarkEnd w:id="47"/>
     </w:p>
     <w:p>
       <w:pPr>
@@ -12800,15 +12421,7 @@
         <w:t>ez a kapcsolódó jogosultságokat</w:t>
       </w:r>
       <w:r>
-        <w:t xml:space="preserve"> az API konfigurációs </w:t>
-      </w:r>
-      <w:proofErr w:type="gramStart"/>
-      <w:r>
-        <w:t>fájljából</w:t>
-      </w:r>
-      <w:proofErr w:type="gramEnd"/>
-      <w:r>
-        <w:t xml:space="preserve"> olvassa ki.</w:t>
+        <w:t xml:space="preserve"> az API konfigurációs fájljából olvassa ki.</w:t>
       </w:r>
       <w:r>
         <w:t xml:space="preserve"> Ezek a </w:t>
@@ -12842,13 +12455,8 @@
         <w:t xml:space="preserve"> kibővíte</w:t>
       </w:r>
       <w:r>
-        <w:t xml:space="preserve">ttük az osztályt egy </w:t>
-      </w:r>
-      <w:proofErr w:type="gramStart"/>
-      <w:r>
-        <w:t>metódussal</w:t>
-      </w:r>
-      <w:proofErr w:type="gramEnd"/>
+        <w:t>ttük az osztályt egy metódussal</w:t>
+      </w:r>
       <w:r>
         <w:t xml:space="preserve"> a </w:t>
       </w:r>
@@ -12858,15 +12466,7 @@
       </w:r>
       <w:proofErr w:type="spellEnd"/>
       <w:r>
-        <w:t xml:space="preserve"> való információ könnyebb és gyorsabb kezelésének érdekében. Ez a </w:t>
-      </w:r>
-      <w:proofErr w:type="gramStart"/>
-      <w:r>
-        <w:t>metódus</w:t>
-      </w:r>
-      <w:proofErr w:type="gramEnd"/>
-      <w:r>
-        <w:t xml:space="preserve"> statikus, egy </w:t>
+        <w:t xml:space="preserve"> való információ könnyebb és gyorsabb kezelésének érdekében. Ez a metódus statikus, egy </w:t>
       </w:r>
       <w:proofErr w:type="spellStart"/>
       <w:r>
@@ -12896,15 +12496,7 @@
       </w:r>
       <w:proofErr w:type="spellEnd"/>
       <w:r>
-        <w:t xml:space="preserve">” végpont </w:t>
-      </w:r>
-      <w:proofErr w:type="gramStart"/>
-      <w:r>
-        <w:t>metódusainál</w:t>
-      </w:r>
-      <w:proofErr w:type="gramEnd"/>
-      <w:r>
-        <w:t xml:space="preserve"> alkalmazzuk.</w:t>
+        <w:t>” végpont metódusainál alkalmazzuk.</w:t>
       </w:r>
     </w:p>
     <w:p/>
@@ -13024,14 +12616,14 @@
         <w:spacing w:line="360" w:lineRule="auto"/>
         <w:jc w:val="both"/>
       </w:pPr>
-      <w:bookmarkStart w:id="65" w:name="_Toc227950435"/>
+      <w:bookmarkStart w:id="48" w:name="_Toc227950435"/>
       <w:r>
         <w:t>Használatának rövid bemutatás</w:t>
       </w:r>
       <w:r>
         <w:t>a</w:t>
       </w:r>
-      <w:bookmarkEnd w:id="65"/>
+      <w:bookmarkEnd w:id="48"/>
     </w:p>
     <w:p>
       <w:pPr>
@@ -13082,15 +12674,7 @@
         <w:t>. Itt a szoftver szlogenje</w:t>
       </w:r>
       <w:r>
-        <w:t xml:space="preserve"> és logója látható, valamint a </w:t>
-      </w:r>
-      <w:proofErr w:type="gramStart"/>
-      <w:r>
-        <w:t>karusszel</w:t>
-      </w:r>
-      <w:proofErr w:type="gramEnd"/>
-      <w:r>
-        <w:t xml:space="preserve">, mely a szoftver egyes funkcióiról </w:t>
+        <w:t xml:space="preserve"> és logója látható, valamint a karusszel, mely a szoftver egyes funkcióiról </w:t>
       </w:r>
       <w:r>
         <w:t>tartalmaz képeket. Ezeken felül</w:t>
@@ -13105,26 +12689,13 @@
         <w:t xml:space="preserve"> többet magáról a szof</w:t>
       </w:r>
       <w:r>
-        <w:t xml:space="preserve">tver által nyújtott </w:t>
-      </w:r>
-      <w:proofErr w:type="gramStart"/>
-      <w:r>
-        <w:t>funkciókról</w:t>
-      </w:r>
-      <w:proofErr w:type="gramEnd"/>
+        <w:t>tver által nyújtott funkciókról</w:t>
+      </w:r>
       <w:r>
         <w:t xml:space="preserve"> és rólunk</w:t>
       </w:r>
       <w:r>
-        <w:t xml:space="preserve">, a készítőkről. Az oldal </w:t>
-      </w:r>
-      <w:proofErr w:type="gramStart"/>
-      <w:r>
-        <w:t>legalján</w:t>
-      </w:r>
-      <w:proofErr w:type="gramEnd"/>
-      <w:r>
-        <w:t xml:space="preserve"> a láblécen olvashatóak</w:t>
+        <w:t>, a készítőkről. Az oldal legalján a láblécen olvashatóak</w:t>
       </w:r>
       <w:r>
         <w:t xml:space="preserve"> a GYIK és a felhasz</w:t>
@@ -13186,15 +12757,7 @@
         <w:t>:</w:t>
       </w:r>
       <w:r>
-        <w:t xml:space="preserve"> Fontosabb </w:t>
-      </w:r>
-      <w:proofErr w:type="gramStart"/>
-      <w:r>
-        <w:t>információk</w:t>
-      </w:r>
-      <w:proofErr w:type="gramEnd"/>
-      <w:r>
-        <w:t xml:space="preserve"> az elérhetőségeinkkel kapcsolatban</w:t>
+        <w:t xml:space="preserve"> Fontosabb információk az elérhetőségeinkkel kapcsolatban</w:t>
       </w:r>
     </w:p>
     <w:p>
@@ -13679,21 +13242,21 @@
         <w:rPr>
           <w:highlight w:val="yellow"/>
         </w:rPr>
-        <w:t xml:space="preserve">-en belül eldöntötte hogy melyik nézetet szeretné látni akkor </w:t>
+        <w:t xml:space="preserve">-en belül </w:t>
       </w:r>
       <w:proofErr w:type="gramStart"/>
       <w:r>
         <w:rPr>
           <w:highlight w:val="yellow"/>
         </w:rPr>
-        <w:t>ezen</w:t>
+        <w:t>eldöntötte</w:t>
       </w:r>
       <w:proofErr w:type="gramEnd"/>
       <w:r>
         <w:rPr>
           <w:highlight w:val="yellow"/>
         </w:rPr>
-        <w:t xml:space="preserve"> menüpont alatt megtudja nézni a naptárjait, melyekben t</w:t>
+        <w:t xml:space="preserve"> hogy melyik nézetet szeretné látni akkor ezen menüpont alatt megtudja nézni a naptárjait, melyekben t</w:t>
       </w:r>
       <w:r>
         <w:rPr>
@@ -14031,14 +13594,14 @@
           <w:highlight w:val="yellow"/>
         </w:rPr>
       </w:pPr>
-      <w:bookmarkStart w:id="66" w:name="_Toc227950436"/>
+      <w:bookmarkStart w:id="49" w:name="_Toc227950436"/>
       <w:r>
         <w:rPr>
           <w:highlight w:val="yellow"/>
         </w:rPr>
         <w:t>Teszteléssel kapcsolatos információk:</w:t>
       </w:r>
-      <w:bookmarkEnd w:id="66"/>
+      <w:bookmarkEnd w:id="49"/>
     </w:p>
     <w:p>
       <w:pPr>
@@ -14048,7 +13611,7 @@
           <w:highlight w:val="yellow"/>
         </w:rPr>
       </w:pPr>
-      <w:bookmarkStart w:id="67" w:name="_Toc227950437"/>
+      <w:bookmarkStart w:id="50" w:name="_Toc227950437"/>
       <w:r>
         <w:rPr>
           <w:highlight w:val="yellow"/>
@@ -14067,7 +13630,7 @@
         </w:rPr>
         <w:t>:</w:t>
       </w:r>
-      <w:bookmarkEnd w:id="67"/>
+      <w:bookmarkEnd w:id="50"/>
     </w:p>
     <w:p>
       <w:pPr>
@@ -14134,33 +13697,33 @@
         <w:rPr>
           <w:highlight w:val="yellow"/>
         </w:rPr>
-        <w:t xml:space="preserve">CPU: </w:t>
+        <w:t>CPU: Intel(</w:t>
       </w:r>
       <w:proofErr w:type="gramStart"/>
       <w:r>
         <w:rPr>
           <w:highlight w:val="yellow"/>
         </w:rPr>
-        <w:t>Intel(</w:t>
+        <w:t>R)</w:t>
+      </w:r>
+      <w:r>
+        <w:rPr>
+          <w:highlight w:val="yellow"/>
+        </w:rPr>
+        <w:t xml:space="preserve"> </w:t>
+      </w:r>
+      <w:r>
+        <w:rPr>
+          <w:highlight w:val="yellow"/>
+        </w:rPr>
+        <w:t xml:space="preserve"> i</w:t>
       </w:r>
       <w:proofErr w:type="gramEnd"/>
       <w:r>
         <w:rPr>
           <w:highlight w:val="yellow"/>
         </w:rPr>
-        <w:t>R)</w:t>
-      </w:r>
-      <w:r>
-        <w:rPr>
-          <w:highlight w:val="yellow"/>
-        </w:rPr>
-        <w:t xml:space="preserve"> </w:t>
-      </w:r>
-      <w:r>
-        <w:rPr>
-          <w:highlight w:val="yellow"/>
-        </w:rPr>
-        <w:t xml:space="preserve"> i7-1260P/</w:t>
+        <w:t>7-1260P/</w:t>
       </w:r>
       <w:r>
         <w:rPr>
@@ -14215,14 +13778,14 @@
           <w:highlight w:val="yellow"/>
         </w:rPr>
       </w:pPr>
-      <w:bookmarkStart w:id="68" w:name="_Toc227950438"/>
+      <w:bookmarkStart w:id="51" w:name="_Toc227950438"/>
       <w:r>
         <w:rPr>
           <w:highlight w:val="yellow"/>
         </w:rPr>
         <w:t>Automatizált tesztelés:</w:t>
       </w:r>
-      <w:bookmarkEnd w:id="68"/>
+      <w:bookmarkEnd w:id="51"/>
     </w:p>
     <w:p>
       <w:pPr>
@@ -14232,14 +13795,14 @@
           <w:highlight w:val="yellow"/>
         </w:rPr>
       </w:pPr>
-      <w:bookmarkStart w:id="69" w:name="_Toc227950439"/>
+      <w:bookmarkStart w:id="52" w:name="_Toc227950439"/>
       <w:r>
         <w:rPr>
           <w:highlight w:val="yellow"/>
         </w:rPr>
         <w:t>Unit tesztek:</w:t>
       </w:r>
-      <w:bookmarkEnd w:id="69"/>
+      <w:bookmarkEnd w:id="52"/>
     </w:p>
     <w:p>
       <w:pPr>
@@ -14322,14 +13885,14 @@
           <w:highlight w:val="yellow"/>
         </w:rPr>
       </w:pPr>
-      <w:bookmarkStart w:id="70" w:name="_Toc227950440"/>
+      <w:bookmarkStart w:id="53" w:name="_Toc227950440"/>
       <w:r>
         <w:rPr>
           <w:highlight w:val="yellow"/>
         </w:rPr>
         <w:t>Manuális tesztelés:</w:t>
       </w:r>
-      <w:bookmarkEnd w:id="70"/>
+      <w:bookmarkEnd w:id="53"/>
     </w:p>
     <w:p>
       <w:pPr>
@@ -14339,14 +13902,14 @@
           <w:highlight w:val="yellow"/>
         </w:rPr>
       </w:pPr>
-      <w:bookmarkStart w:id="71" w:name="_Toc227950441"/>
+      <w:bookmarkStart w:id="54" w:name="_Toc227950441"/>
       <w:r>
         <w:rPr>
           <w:highlight w:val="yellow"/>
         </w:rPr>
         <w:t>Müller Bálint:</w:t>
       </w:r>
-      <w:bookmarkEnd w:id="71"/>
+      <w:bookmarkEnd w:id="54"/>
     </w:p>
     <w:p>
       <w:pPr>
@@ -14386,6 +13949,20 @@
         <w:rPr>
           <w:highlight w:val="yellow"/>
         </w:rPr>
+        <w:t xml:space="preserve"> App” által nyújtott „</w:t>
+      </w:r>
+      <w:proofErr w:type="spellStart"/>
+      <w:r>
+        <w:rPr>
+          <w:highlight w:val="yellow"/>
+        </w:rPr>
+        <w:t>Live</w:t>
+      </w:r>
+      <w:proofErr w:type="spellEnd"/>
+      <w:r>
+        <w:rPr>
+          <w:highlight w:val="yellow"/>
+        </w:rPr>
         <w:t xml:space="preserve"> </w:t>
       </w:r>
       <w:proofErr w:type="spellStart"/>
@@ -14393,34 +13970,6 @@
         <w:rPr>
           <w:highlight w:val="yellow"/>
         </w:rPr>
-        <w:t>App</w:t>
-      </w:r>
-      <w:proofErr w:type="spellEnd"/>
-      <w:r>
-        <w:rPr>
-          <w:highlight w:val="yellow"/>
-        </w:rPr>
-        <w:t>” által nyújtott „</w:t>
-      </w:r>
-      <w:proofErr w:type="spellStart"/>
-      <w:r>
-        <w:rPr>
-          <w:highlight w:val="yellow"/>
-        </w:rPr>
-        <w:t>Live</w:t>
-      </w:r>
-      <w:proofErr w:type="spellEnd"/>
-      <w:r>
-        <w:rPr>
-          <w:highlight w:val="yellow"/>
-        </w:rPr>
-        <w:t xml:space="preserve"> </w:t>
-      </w:r>
-      <w:proofErr w:type="spellStart"/>
-      <w:r>
-        <w:rPr>
-          <w:highlight w:val="yellow"/>
-        </w:rPr>
         <w:t>preview</w:t>
       </w:r>
       <w:proofErr w:type="spellEnd"/>
@@ -14428,9 +13977,17 @@
         <w:rPr>
           <w:highlight w:val="yellow"/>
         </w:rPr>
-        <w:t>”. Ezzel a CSS fájlokban végzett módosításaimat, azonnal tudtam látni a megjelenített felületen. Ezek mellett több személynek is megmutattam az oldal kinézetét, amelyet követően rengeteg pozitív visszajelzést kaptam. Ezek mellett természetese érkezett a kinézet esetleges fejlesztéséhez több javaslat is, amelyeket projekt fejlesztésének folyamata alatt megvalósítottunk. Ezek mellett a munkám során, a különböző a „Schedule”-</w:t>
-      </w:r>
-      <w:proofErr w:type="spellStart"/>
+        <w:t>”. Ezzel a CSS fájlokban végzett módosításaimat, azonnal tudtam látni a megjelenített felületen. Ezek mellett több személynek is megmutattam az oldal kinézetét, amelyet követően rengeteg pozitív visszajelzést kaptam. Ezek mellett természetese érkezett a kinézet esetleges fejlesztéséhez több javaslat is, amelyeket projekt fejlesztésének folyamata alatt megvalósítottunk. Ezek mellett a munkám során, a különböző a „</w:t>
+      </w:r>
+      <w:proofErr w:type="gramStart"/>
+      <w:r>
+        <w:rPr>
+          <w:highlight w:val="yellow"/>
+        </w:rPr>
+        <w:t>Schedule”-</w:t>
+      </w:r>
+      <w:proofErr w:type="spellStart"/>
+      <w:proofErr w:type="gramEnd"/>
       <w:r>
         <w:rPr>
           <w:highlight w:val="yellow"/>
@@ -14442,21 +13999,7 @@
         <w:rPr>
           <w:highlight w:val="yellow"/>
         </w:rPr>
-        <w:t xml:space="preserve"> megjelenítő </w:t>
-      </w:r>
-      <w:proofErr w:type="gramStart"/>
-      <w:r>
-        <w:rPr>
-          <w:highlight w:val="yellow"/>
-        </w:rPr>
-        <w:t>komponensek</w:t>
-      </w:r>
-      <w:proofErr w:type="gramEnd"/>
-      <w:r>
-        <w:rPr>
-          <w:highlight w:val="yellow"/>
-        </w:rPr>
-        <w:t xml:space="preserve"> logikai működését is főként én teszteltem.</w:t>
+        <w:t xml:space="preserve"> megjelenítő komponensek logikai működését is főként én teszteltem.</w:t>
       </w:r>
     </w:p>
     <w:p>
@@ -14474,7 +14017,7 @@
           <w:highlight w:val="yellow"/>
         </w:rPr>
       </w:pPr>
-      <w:bookmarkStart w:id="72" w:name="_Toc227950442"/>
+      <w:bookmarkStart w:id="55" w:name="_Toc227950442"/>
       <w:r>
         <w:rPr>
           <w:highlight w:val="yellow"/>
@@ -14482,49 +14025,43 @@
         <w:lastRenderedPageBreak/>
         <w:t>Fehér Ágoston:</w:t>
       </w:r>
-      <w:bookmarkEnd w:id="72"/>
-    </w:p>
-    <w:p>
-      <w:pPr>
-        <w:rPr>
-          <w:highlight w:val="yellow"/>
-        </w:rPr>
-      </w:pPr>
-      <w:r>
-        <w:rPr>
-          <w:highlight w:val="yellow"/>
-        </w:rPr>
-        <w:t xml:space="preserve">A </w:t>
+      <w:bookmarkEnd w:id="55"/>
+    </w:p>
+    <w:p>
+      <w:pPr>
+        <w:rPr>
+          <w:highlight w:val="yellow"/>
+        </w:rPr>
+      </w:pPr>
+      <w:r>
+        <w:rPr>
+          <w:highlight w:val="yellow"/>
+        </w:rPr>
+        <w:t>A komponensek által végzett „</w:t>
+      </w:r>
+      <w:proofErr w:type="spellStart"/>
+      <w:r>
+        <w:rPr>
+          <w:highlight w:val="yellow"/>
+        </w:rPr>
+        <w:t>Fetch</w:t>
+      </w:r>
+      <w:proofErr w:type="spellEnd"/>
+      <w:r>
+        <w:rPr>
+          <w:highlight w:val="yellow"/>
+        </w:rPr>
+        <w:t xml:space="preserve"> </w:t>
       </w:r>
       <w:proofErr w:type="gramStart"/>
       <w:r>
         <w:rPr>
           <w:highlight w:val="yellow"/>
         </w:rPr>
-        <w:t>komponensek</w:t>
-      </w:r>
+        <w:t>API”-</w:t>
+      </w:r>
+      <w:proofErr w:type="spellStart"/>
       <w:proofErr w:type="gramEnd"/>
-      <w:r>
-        <w:rPr>
-          <w:highlight w:val="yellow"/>
-        </w:rPr>
-        <w:t xml:space="preserve"> által végzett „</w:t>
-      </w:r>
-      <w:proofErr w:type="spellStart"/>
-      <w:r>
-        <w:rPr>
-          <w:highlight w:val="yellow"/>
-        </w:rPr>
-        <w:t>Fetch</w:t>
-      </w:r>
-      <w:proofErr w:type="spellEnd"/>
-      <w:r>
-        <w:rPr>
-          <w:highlight w:val="yellow"/>
-        </w:rPr>
-        <w:t xml:space="preserve"> API”-</w:t>
-      </w:r>
-      <w:proofErr w:type="spellStart"/>
       <w:r>
         <w:rPr>
           <w:highlight w:val="yellow"/>
@@ -14596,14 +14133,14 @@
           <w:highlight w:val="yellow"/>
         </w:rPr>
       </w:pPr>
-      <w:bookmarkStart w:id="73" w:name="_Toc227950443"/>
+      <w:bookmarkStart w:id="56" w:name="_Toc227950443"/>
       <w:r>
         <w:rPr>
           <w:highlight w:val="yellow"/>
         </w:rPr>
         <w:t>Fülöp László András:</w:t>
       </w:r>
-      <w:bookmarkEnd w:id="73"/>
+      <w:bookmarkEnd w:id="56"/>
     </w:p>
     <w:p>
       <w:pPr>
@@ -14634,7 +14171,7 @@
           <w:highlight w:val="yellow"/>
         </w:rPr>
       </w:pPr>
-      <w:bookmarkStart w:id="74" w:name="_Toc227950444"/>
+      <w:bookmarkStart w:id="57" w:name="_Toc227950444"/>
       <w:r>
         <w:rPr>
           <w:color w:val="000000" w:themeColor="text1"/>
@@ -14642,7 +14179,7 @@
         </w:rPr>
         <w:t>Tesztelési eredmények:</w:t>
       </w:r>
-      <w:bookmarkEnd w:id="74"/>
+      <w:bookmarkEnd w:id="57"/>
     </w:p>
     <w:p>
       <w:pPr>
@@ -14699,14 +14236,14 @@
           <w:highlight w:val="yellow"/>
         </w:rPr>
       </w:pPr>
-      <w:bookmarkStart w:id="75" w:name="_Toc227950445"/>
+      <w:bookmarkStart w:id="58" w:name="_Toc227950445"/>
       <w:r>
         <w:rPr>
           <w:highlight w:val="yellow"/>
         </w:rPr>
         <w:t>A szoftver letöltésének és elindításának lépései:</w:t>
       </w:r>
-      <w:bookmarkEnd w:id="75"/>
+      <w:bookmarkEnd w:id="58"/>
     </w:p>
     <w:p>
       <w:pPr>
@@ -14716,7 +14253,7 @@
           <w:highlight w:val="yellow"/>
         </w:rPr>
       </w:pPr>
-      <w:bookmarkStart w:id="76" w:name="_Toc227950446"/>
+      <w:bookmarkStart w:id="59" w:name="_Toc227950446"/>
       <w:r>
         <w:rPr>
           <w:highlight w:val="yellow"/>
@@ -14729,7 +14266,7 @@
         </w:rPr>
         <w:t>:</w:t>
       </w:r>
-      <w:bookmarkEnd w:id="76"/>
+      <w:bookmarkEnd w:id="59"/>
     </w:p>
     <w:p>
       <w:pPr>
@@ -14948,14 +14485,14 @@
           <w:highlight w:val="yellow"/>
         </w:rPr>
       </w:pPr>
-      <w:bookmarkStart w:id="77" w:name="_Toc227950447"/>
+      <w:bookmarkStart w:id="60" w:name="_Toc227950447"/>
       <w:r>
         <w:rPr>
           <w:highlight w:val="yellow"/>
         </w:rPr>
         <w:t>A program elindításának részletes leírása lépésről lépésre</w:t>
       </w:r>
-      <w:bookmarkEnd w:id="77"/>
+      <w:bookmarkEnd w:id="60"/>
     </w:p>
     <w:p>
       <w:pPr>
@@ -15142,7 +14679,7 @@
                               </w:rPr>
                             </w:pPr>
                             <w:fldSimple w:instr=" SEQ képleírás \* ARABIC ">
-                              <w:bookmarkStart w:id="78" w:name="_Toc227950393"/>
+                              <w:bookmarkStart w:id="61" w:name="_Toc227950393"/>
                               <w:r>
                                 <w:rPr>
                                   <w:noProof/>
@@ -15151,13 +14688,13 @@
                               </w:r>
                             </w:fldSimple>
                             <w:r>
-                              <w:t xml:space="preserve">. képleírás: Letöltés a </w:t>
+                              <w:t>. képleírás: Letöltés a GitHub-</w:t>
                             </w:r>
                             <w:proofErr w:type="spellStart"/>
                             <w:r>
-                              <w:t>GitHub-ról</w:t>
+                              <w:t>ról</w:t>
                             </w:r>
-                            <w:bookmarkEnd w:id="78"/>
+                            <w:bookmarkEnd w:id="61"/>
                             <w:proofErr w:type="spellEnd"/>
                           </w:p>
                         </w:txbxContent>
@@ -15350,7 +14887,7 @@
                               </w:rPr>
                               <w:fldChar w:fldCharType="separate"/>
                             </w:r>
-                            <w:bookmarkStart w:id="80" w:name="_Toc227950394"/>
+                            <w:bookmarkStart w:id="62" w:name="_Toc227950394"/>
                             <w:r>
                               <w:rPr>
                                 <w:noProof/>
@@ -15366,7 +14903,7 @@
                             <w:r>
                               <w:t>. képleírás: A kicsomagolt mappa</w:t>
                             </w:r>
-                            <w:bookmarkEnd w:id="80"/>
+                            <w:bookmarkEnd w:id="62"/>
                           </w:p>
                         </w:txbxContent>
                       </wps:txbx>
@@ -15649,7 +15186,7 @@
                               </w:rPr>
                             </w:pPr>
                             <w:fldSimple w:instr=" SEQ képleírás \* ARABIC ">
-                              <w:bookmarkStart w:id="82" w:name="_Toc227950395"/>
+                              <w:bookmarkStart w:id="63" w:name="_Toc227950395"/>
                               <w:r>
                                 <w:rPr>
                                   <w:noProof/>
@@ -15671,7 +15208,7 @@
                             <w:r>
                               <w:t xml:space="preserve"> Panel</w:t>
                             </w:r>
-                            <w:bookmarkEnd w:id="82"/>
+                            <w:bookmarkEnd w:id="63"/>
                           </w:p>
                         </w:txbxContent>
                       </wps:txbx>
@@ -15985,7 +15522,7 @@
                               </w:rPr>
                               <w:fldChar w:fldCharType="separate"/>
                             </w:r>
-                            <w:bookmarkStart w:id="84" w:name="_Toc227950396"/>
+                            <w:bookmarkStart w:id="64" w:name="_Toc227950396"/>
                             <w:r>
                               <w:rPr>
                                 <w:noProof/>
@@ -16001,7 +15538,7 @@
                             <w:r>
                               <w:t>. képleírás: A Backend projekt mappája</w:t>
                             </w:r>
-                            <w:bookmarkEnd w:id="84"/>
+                            <w:bookmarkEnd w:id="64"/>
                           </w:p>
                         </w:txbxContent>
                       </wps:txbx>
@@ -16081,7 +15618,7 @@
           <w:lang w:eastAsia="hu-HU"/>
         </w:rPr>
         <w:drawing>
-          <wp:anchor distT="0" distB="0" distL="114300" distR="114300" simplePos="0" relativeHeight="251664384" behindDoc="0" locked="0" layoutInCell="1" allowOverlap="1" wp14:anchorId="376934CA" wp14:editId="01C76342">
+          <wp:anchor distT="0" distB="0" distL="114300" distR="114300" simplePos="0" relativeHeight="251664384" behindDoc="0" locked="0" layoutInCell="1" allowOverlap="1" wp14:anchorId="376934CA" wp14:editId="4109ABB2">
             <wp:simplePos x="0" y="0"/>
             <wp:positionH relativeFrom="margin">
               <wp:align>center</wp:align>
@@ -16237,7 +15774,7 @@
                               </w:rPr>
                               <w:fldChar w:fldCharType="separate"/>
                             </w:r>
-                            <w:bookmarkStart w:id="86" w:name="_Toc227950397"/>
+                            <w:bookmarkStart w:id="65" w:name="_Toc227950397"/>
                             <w:r>
                               <w:rPr>
                                 <w:noProof/>
@@ -16269,7 +15806,7 @@
                             <w:r>
                               <w:t xml:space="preserve"> mód indítása gomb</w:t>
                             </w:r>
-                            <w:bookmarkEnd w:id="86"/>
+                            <w:bookmarkEnd w:id="65"/>
                           </w:p>
                         </w:txbxContent>
                       </wps:txbx>
@@ -16365,7 +15902,7 @@
           <w:lang w:eastAsia="hu-HU"/>
         </w:rPr>
         <w:drawing>
-          <wp:anchor distT="0" distB="0" distL="114300" distR="114300" simplePos="0" relativeHeight="251670528" behindDoc="0" locked="0" layoutInCell="1" allowOverlap="1" wp14:anchorId="40659985" wp14:editId="3F92E77C">
+          <wp:anchor distT="0" distB="0" distL="114300" distR="114300" simplePos="0" relativeHeight="251670528" behindDoc="0" locked="0" layoutInCell="1" allowOverlap="1" wp14:anchorId="40659985" wp14:editId="17194F73">
             <wp:simplePos x="0" y="0"/>
             <wp:positionH relativeFrom="page">
               <wp:align>center</wp:align>
@@ -16586,7 +16123,7 @@
                               </w:rPr>
                               <w:fldChar w:fldCharType="separate"/>
                             </w:r>
-                            <w:bookmarkStart w:id="88" w:name="_Toc227950398"/>
+                            <w:bookmarkStart w:id="66" w:name="_Toc227950398"/>
                             <w:r>
                               <w:rPr>
                                 <w:noProof/>
@@ -16602,7 +16139,7 @@
                             <w:r>
                               <w:t>. képleírás: A Frontend projekt mappája</w:t>
                             </w:r>
-                            <w:bookmarkEnd w:id="88"/>
+                            <w:bookmarkEnd w:id="66"/>
                           </w:p>
                         </w:txbxContent>
                       </wps:txbx>
@@ -16961,7 +16498,7 @@
                               </w:rPr>
                               <w:fldChar w:fldCharType="separate"/>
                             </w:r>
-                            <w:bookmarkStart w:id="90" w:name="_Toc227950399"/>
+                            <w:bookmarkStart w:id="67" w:name="_Toc227950399"/>
                             <w:r>
                               <w:rPr>
                                 <w:noProof/>
@@ -16977,7 +16514,7 @@
                             <w:r>
                               <w:t>. képleírás: A csomagok letöltése</w:t>
                             </w:r>
-                            <w:bookmarkEnd w:id="90"/>
+                            <w:bookmarkEnd w:id="67"/>
                           </w:p>
                         </w:txbxContent>
                       </wps:txbx>
@@ -17207,7 +16744,7 @@
                               </w:rPr>
                               <w:fldChar w:fldCharType="separate"/>
                             </w:r>
-                            <w:bookmarkStart w:id="92" w:name="_Toc227950400"/>
+                            <w:bookmarkStart w:id="68" w:name="_Toc227950400"/>
                             <w:r>
                               <w:rPr>
                                 <w:noProof/>
@@ -17223,7 +16760,7 @@
                             <w:r>
                               <w:t>. képleírás: A felhasználói felület elindítása</w:t>
                             </w:r>
-                            <w:bookmarkEnd w:id="92"/>
+                            <w:bookmarkEnd w:id="68"/>
                           </w:p>
                         </w:txbxContent>
                       </wps:txbx>
@@ -17351,7 +16888,7 @@
           <w:lang w:eastAsia="hu-HU"/>
         </w:rPr>
         <w:drawing>
-          <wp:anchor distT="0" distB="0" distL="114300" distR="114300" simplePos="0" relativeHeight="251657215" behindDoc="0" locked="0" layoutInCell="1" allowOverlap="1" wp14:anchorId="2C783ECC" wp14:editId="61F14C75">
+          <wp:anchor distT="0" distB="0" distL="114300" distR="114300" simplePos="0" relativeHeight="251657215" behindDoc="0" locked="0" layoutInCell="1" allowOverlap="1" wp14:anchorId="2C783ECC" wp14:editId="5F2E87B7">
             <wp:simplePos x="0" y="0"/>
             <wp:positionH relativeFrom="margin">
               <wp:posOffset>1269577</wp:posOffset>
@@ -17475,7 +17012,7 @@
                               </w:rPr>
                               <w:fldChar w:fldCharType="separate"/>
                             </w:r>
-                            <w:bookmarkStart w:id="94" w:name="_Toc227950401"/>
+                            <w:bookmarkStart w:id="69" w:name="_Toc227950401"/>
                             <w:r>
                               <w:rPr>
                                 <w:noProof/>
@@ -17491,7 +17028,7 @@
                             <w:r>
                               <w:t>. képleírás: A felület megnyitása</w:t>
                             </w:r>
-                            <w:bookmarkEnd w:id="94"/>
+                            <w:bookmarkEnd w:id="69"/>
                           </w:p>
                         </w:txbxContent>
                       </wps:txbx>
@@ -17598,7 +17135,7 @@
           <w:highlight w:val="yellow"/>
         </w:rPr>
       </w:pPr>
-      <w:bookmarkStart w:id="96" w:name="_Toc227950448"/>
+      <w:bookmarkStart w:id="70" w:name="_Toc227950448"/>
       <w:r>
         <w:rPr>
           <w:color w:val="000000" w:themeColor="text1"/>
@@ -17613,7 +17150,7 @@
         </w:rPr>
         <w:t>:</w:t>
       </w:r>
-      <w:bookmarkEnd w:id="96"/>
+      <w:bookmarkEnd w:id="70"/>
     </w:p>
     <w:p>
       <w:pPr>
@@ -17757,7 +17294,7 @@
                               </w:rPr>
                               <w:fldChar w:fldCharType="separate"/>
                             </w:r>
-                            <w:bookmarkStart w:id="97" w:name="_Toc227950402"/>
+                            <w:bookmarkStart w:id="71" w:name="_Toc227950402"/>
                             <w:r>
                               <w:rPr>
                                 <w:noProof/>
@@ -17773,7 +17310,7 @@
                             <w:r>
                               <w:t>. képleírás: Előre elkészített felhasználó</w:t>
                             </w:r>
-                            <w:bookmarkEnd w:id="97"/>
+                            <w:bookmarkEnd w:id="71"/>
                           </w:p>
                         </w:txbxContent>
                       </wps:txbx>
@@ -17938,7 +17475,7 @@
           <w:highlight w:val="darkRed"/>
         </w:rPr>
       </w:pPr>
-      <w:bookmarkStart w:id="99" w:name="_Toc227950449"/>
+      <w:bookmarkStart w:id="72" w:name="_Toc227950449"/>
       <w:r>
         <w:rPr>
           <w:color w:val="FF0000"/>
@@ -17946,7 +17483,7 @@
         </w:rPr>
         <w:t>Egyes funkciók működésének lépései:</w:t>
       </w:r>
-      <w:bookmarkEnd w:id="99"/>
+      <w:bookmarkEnd w:id="72"/>
     </w:p>
     <w:p>
       <w:pPr>
@@ -17977,8 +17514,6 @@
         <w:lastRenderedPageBreak/>
         <w:t xml:space="preserve"> </w:t>
       </w:r>
-      <w:bookmarkStart w:id="100" w:name="_GoBack"/>
-      <w:bookmarkEnd w:id="100"/>
     </w:p>
     <w:p>
       <w:pPr>
@@ -17989,14 +17524,14 @@
           <w:highlight w:val="yellow"/>
         </w:rPr>
       </w:pPr>
-      <w:bookmarkStart w:id="101" w:name="_Toc227950450"/>
+      <w:bookmarkStart w:id="73" w:name="_Toc227950450"/>
       <w:r>
         <w:rPr>
           <w:highlight w:val="yellow"/>
         </w:rPr>
         <w:t>Továbbfejlesztési lehetőségek</w:t>
       </w:r>
-      <w:bookmarkEnd w:id="101"/>
+      <w:bookmarkEnd w:id="73"/>
     </w:p>
     <w:p>
       <w:pPr>
@@ -18007,7 +17542,7 @@
           <w:highlight w:val="yellow"/>
         </w:rPr>
       </w:pPr>
-      <w:bookmarkStart w:id="102" w:name="_Toc227950451"/>
+      <w:bookmarkStart w:id="74" w:name="_Toc227950451"/>
       <w:r>
         <w:rPr>
           <w:highlight w:val="yellow"/>
@@ -18028,7 +17563,7 @@
         </w:rPr>
         <w:t>:</w:t>
       </w:r>
-      <w:bookmarkEnd w:id="102"/>
+      <w:bookmarkEnd w:id="74"/>
     </w:p>
     <w:p>
       <w:pPr>
@@ -18118,7 +17653,7 @@
           <w:highlight w:val="yellow"/>
         </w:rPr>
       </w:pPr>
-      <w:bookmarkStart w:id="103" w:name="_Toc227950452"/>
+      <w:bookmarkStart w:id="75" w:name="_Toc227950452"/>
       <w:proofErr w:type="spellStart"/>
       <w:r>
         <w:rPr>
@@ -18147,7 +17682,7 @@
         </w:rPr>
         <w:t>:</w:t>
       </w:r>
-      <w:bookmarkEnd w:id="103"/>
+      <w:bookmarkEnd w:id="75"/>
     </w:p>
     <w:p>
       <w:pPr>
@@ -18171,7 +17706,7 @@
           <w:highlight w:val="yellow"/>
         </w:rPr>
       </w:pPr>
-      <w:bookmarkStart w:id="104" w:name="_Toc227950453"/>
+      <w:bookmarkStart w:id="76" w:name="_Toc227950453"/>
       <w:proofErr w:type="spellStart"/>
       <w:r>
         <w:rPr>
@@ -18186,33 +17721,19 @@
         </w:rPr>
         <w:t xml:space="preserve"> felület:</w:t>
       </w:r>
-      <w:bookmarkEnd w:id="104"/>
-    </w:p>
-    <w:p>
-      <w:pPr>
-        <w:rPr>
-          <w:highlight w:val="yellow"/>
-        </w:rPr>
-      </w:pPr>
-      <w:r>
-        <w:rPr>
-          <w:highlight w:val="yellow"/>
-        </w:rPr>
-        <w:t xml:space="preserve">Egy külön </w:t>
-      </w:r>
-      <w:proofErr w:type="spellStart"/>
-      <w:r>
-        <w:rPr>
-          <w:highlight w:val="yellow"/>
-        </w:rPr>
-        <w:t>aloldal</w:t>
-      </w:r>
-      <w:proofErr w:type="spellEnd"/>
-      <w:r>
-        <w:rPr>
-          <w:highlight w:val="yellow"/>
-        </w:rPr>
-        <w:t xml:space="preserve">, amelyen a </w:t>
+      <w:bookmarkEnd w:id="76"/>
+    </w:p>
+    <w:p>
+      <w:pPr>
+        <w:rPr>
+          <w:highlight w:val="yellow"/>
+        </w:rPr>
+      </w:pPr>
+      <w:r>
+        <w:rPr>
+          <w:highlight w:val="yellow"/>
+        </w:rPr>
+        <w:t xml:space="preserve">Egy külön aloldal, amelyen a </w:t>
       </w:r>
       <w:proofErr w:type="spellStart"/>
       <w:r>
@@ -18320,14 +17841,14 @@
           <w:highlight w:val="yellow"/>
         </w:rPr>
       </w:pPr>
-      <w:bookmarkStart w:id="105" w:name="_Toc227950454"/>
+      <w:bookmarkStart w:id="77" w:name="_Toc227950454"/>
       <w:r>
         <w:rPr>
           <w:highlight w:val="yellow"/>
         </w:rPr>
         <w:t>Profilképek feltöltése:</w:t>
       </w:r>
-      <w:bookmarkEnd w:id="105"/>
+      <w:bookmarkEnd w:id="77"/>
     </w:p>
     <w:p>
       <w:pPr>
@@ -18378,14 +17899,14 @@
           <w:highlight w:val="yellow"/>
         </w:rPr>
       </w:pPr>
-      <w:bookmarkStart w:id="106" w:name="_Toc227950455"/>
+      <w:bookmarkStart w:id="78" w:name="_Toc227950455"/>
       <w:r>
         <w:rPr>
           <w:highlight w:val="yellow"/>
         </w:rPr>
         <w:t>Csoport ikon feltöltése:</w:t>
       </w:r>
-      <w:bookmarkEnd w:id="106"/>
+      <w:bookmarkEnd w:id="78"/>
     </w:p>
     <w:p>
       <w:pPr>
@@ -18414,7 +17935,7 @@
           <w:highlight w:val="yellow"/>
         </w:rPr>
       </w:pPr>
-      <w:bookmarkStart w:id="107" w:name="_Toc227950456"/>
+      <w:bookmarkStart w:id="79" w:name="_Toc227950456"/>
       <w:r>
         <w:rPr>
           <w:highlight w:val="yellow"/>
@@ -18422,7 +17943,7 @@
         <w:lastRenderedPageBreak/>
         <w:t>Backend végpontok paraméterei közti redundancia:</w:t>
       </w:r>
-      <w:bookmarkEnd w:id="107"/>
+      <w:bookmarkEnd w:id="79"/>
     </w:p>
     <w:p>
       <w:pPr>
@@ -18533,14 +18054,14 @@
           <w:highlight w:val="yellow"/>
         </w:rPr>
       </w:pPr>
-      <w:bookmarkStart w:id="108" w:name="_Toc227950457"/>
+      <w:bookmarkStart w:id="80" w:name="_Toc227950457"/>
       <w:r>
         <w:rPr>
           <w:highlight w:val="yellow"/>
         </w:rPr>
         <w:t>Csoportokból való gyors kilépés:</w:t>
       </w:r>
-      <w:bookmarkEnd w:id="108"/>
+      <w:bookmarkEnd w:id="80"/>
     </w:p>
     <w:p>
       <w:pPr>
@@ -22486,29 +22007,6 @@
         </w:p>
       </w:sdtContent>
     </w:sdt>
-    <w:p>
-      <w:pPr>
-        <w:pStyle w:val="brajegyzk"/>
-        <w:tabs>
-          <w:tab w:val="right" w:leader="dot" w:pos="8776"/>
-        </w:tabs>
-        <w:rPr>
-          <w:b/>
-          <w:sz w:val="32"/>
-          <w:szCs w:val="28"/>
-          <w:highlight w:val="yellow"/>
-        </w:rPr>
-      </w:pPr>
-      <w:r>
-        <w:rPr>
-          <w:b/>
-          <w:sz w:val="32"/>
-          <w:szCs w:val="28"/>
-          <w:highlight w:val="yellow"/>
-        </w:rPr>
-        <w:t>Ábrajegyzék:</w:t>
-      </w:r>
-    </w:p>
     <w:p>
       <w:pPr>
         <w:rPr>
@@ -24799,7 +24297,7 @@
 </file>
 
 <file path=word/endnotes.xml><?xml version="1.0" encoding="utf-8"?>
-<w:endnotes xmlns:wpc="http://schemas.microsoft.com/office/word/2010/wordprocessingCanvas" xmlns:cx="http://schemas.microsoft.com/office/drawing/2014/chartex" xmlns:mc="http://schemas.openxmlformats.org/markup-compatibility/2006" xmlns:o="urn:schemas-microsoft-com:office:office" xmlns:r="http://schemas.openxmlformats.org/officeDocument/2006/relationships" xmlns:m="http://schemas.openxmlformats.org/officeDocument/2006/math" xmlns:v="urn:schemas-microsoft-com:vml" xmlns:wp14="http://schemas.microsoft.com/office/word/2010/wordprocessingDrawing" xmlns:wp="http://schemas.openxmlformats.org/drawingml/2006/wordprocessingDrawing" xmlns:w10="urn:schemas-microsoft-com:office:word" xmlns:w="http://schemas.openxmlformats.org/wordprocessingml/2006/main" xmlns:w14="http://schemas.microsoft.com/office/word/2010/wordml" xmlns:w15="http://schemas.microsoft.com/office/word/2012/wordml" xmlns:w16se="http://schemas.microsoft.com/office/word/2015/wordml/symex" xmlns:wpg="http://schemas.microsoft.com/office/word/2010/wordprocessingGroup" xmlns:wpi="http://schemas.microsoft.com/office/word/2010/wordprocessingInk" xmlns:wne="http://schemas.microsoft.com/office/word/2006/wordml" xmlns:wps="http://schemas.microsoft.com/office/word/2010/wordprocessingShape" mc:Ignorable="w14 w15 w16se wp14">
+<w:endnotes xmlns:wpc="http://schemas.microsoft.com/office/word/2010/wordprocessingCanvas" xmlns:cx="http://schemas.microsoft.com/office/drawing/2014/chartex" xmlns:cx1="http://schemas.microsoft.com/office/drawing/2015/9/8/chartex" xmlns:cx2="http://schemas.microsoft.com/office/drawing/2015/10/21/chartex" xmlns:cx3="http://schemas.microsoft.com/office/drawing/2016/5/9/chartex" xmlns:cx4="http://schemas.microsoft.com/office/drawing/2016/5/10/chartex" xmlns:cx5="http://schemas.microsoft.com/office/drawing/2016/5/11/chartex" xmlns:cx6="http://schemas.microsoft.com/office/drawing/2016/5/12/chartex" xmlns:cx7="http://schemas.microsoft.com/office/drawing/2016/5/13/chartex" xmlns:cx8="http://schemas.microsoft.com/office/drawing/2016/5/14/chartex" xmlns:mc="http://schemas.openxmlformats.org/markup-compatibility/2006" xmlns:aink="http://schemas.microsoft.com/office/drawing/2016/ink" xmlns:am3d="http://schemas.microsoft.com/office/drawing/2017/model3d" xmlns:o="urn:schemas-microsoft-com:office:office" xmlns:oel="http://schemas.microsoft.com/office/2019/extlst" xmlns:r="http://schemas.openxmlformats.org/officeDocument/2006/relationships" xmlns:m="http://schemas.openxmlformats.org/officeDocument/2006/math" xmlns:v="urn:schemas-microsoft-com:vml" xmlns:wp14="http://schemas.microsoft.com/office/word/2010/wordprocessingDrawing" xmlns:wp="http://schemas.openxmlformats.org/drawingml/2006/wordprocessingDrawing" xmlns:w10="urn:schemas-microsoft-com:office:word" xmlns:w="http://schemas.openxmlformats.org/wordprocessingml/2006/main" xmlns:w14="http://schemas.microsoft.com/office/word/2010/wordml" xmlns:w15="http://schemas.microsoft.com/office/word/2012/wordml" xmlns:w16cex="http://schemas.microsoft.com/office/word/2018/wordml/cex" xmlns:w16cid="http://schemas.microsoft.com/office/word/2016/wordml/cid" xmlns:w16="http://schemas.microsoft.com/office/word/2018/wordml" xmlns:w16du="http://schemas.microsoft.com/office/word/2023/wordml/word16du" xmlns:w16sdtdh="http://schemas.microsoft.com/office/word/2020/wordml/sdtdatahash" xmlns:w16sdtfl="http://schemas.microsoft.com/office/word/2024/wordml/sdtformatlock" xmlns:w16se="http://schemas.microsoft.com/office/word/2015/wordml/symex" xmlns:wpg="http://schemas.microsoft.com/office/word/2010/wordprocessingGroup" xmlns:wpi="http://schemas.microsoft.com/office/word/2010/wordprocessingInk" xmlns:wne="http://schemas.microsoft.com/office/word/2006/wordml" xmlns:wps="http://schemas.microsoft.com/office/word/2010/wordprocessingShape" mc:Ignorable="w14 w15 w16se w16cid w16 w16cex w16sdtdh w16sdtfl w16du wp14">
   <w:endnote w:type="separator" w:id="-1">
     <w:p>
       <w:pPr>
@@ -24824,7 +24322,7 @@
 </file>
 
 <file path=word/footer1.xml><?xml version="1.0" encoding="utf-8"?>
-<w:ftr xmlns:wpc="http://schemas.microsoft.com/office/word/2010/wordprocessingCanvas" xmlns:cx="http://schemas.microsoft.com/office/drawing/2014/chartex" xmlns:mc="http://schemas.openxmlformats.org/markup-compatibility/2006" xmlns:o="urn:schemas-microsoft-com:office:office" xmlns:r="http://schemas.openxmlformats.org/officeDocument/2006/relationships" xmlns:m="http://schemas.openxmlformats.org/officeDocument/2006/math" xmlns:v="urn:schemas-microsoft-com:vml" xmlns:wp14="http://schemas.microsoft.com/office/word/2010/wordprocessingDrawing" xmlns:wp="http://schemas.openxmlformats.org/drawingml/2006/wordprocessingDrawing" xmlns:w10="urn:schemas-microsoft-com:office:word" xmlns:w="http://schemas.openxmlformats.org/wordprocessingml/2006/main" xmlns:w14="http://schemas.microsoft.com/office/word/2010/wordml" xmlns:w15="http://schemas.microsoft.com/office/word/2012/wordml" xmlns:w16se="http://schemas.microsoft.com/office/word/2015/wordml/symex" xmlns:wpg="http://schemas.microsoft.com/office/word/2010/wordprocessingGroup" xmlns:wpi="http://schemas.microsoft.com/office/word/2010/wordprocessingInk" xmlns:wne="http://schemas.microsoft.com/office/word/2006/wordml" xmlns:wps="http://schemas.microsoft.com/office/word/2010/wordprocessingShape" mc:Ignorable="w14 w15 w16se wp14">
+<w:ftr xmlns:wpc="http://schemas.microsoft.com/office/word/2010/wordprocessingCanvas" xmlns:cx="http://schemas.microsoft.com/office/drawing/2014/chartex" xmlns:cx1="http://schemas.microsoft.com/office/drawing/2015/9/8/chartex" xmlns:cx2="http://schemas.microsoft.com/office/drawing/2015/10/21/chartex" xmlns:cx3="http://schemas.microsoft.com/office/drawing/2016/5/9/chartex" xmlns:cx4="http://schemas.microsoft.com/office/drawing/2016/5/10/chartex" xmlns:cx5="http://schemas.microsoft.com/office/drawing/2016/5/11/chartex" xmlns:cx6="http://schemas.microsoft.com/office/drawing/2016/5/12/chartex" xmlns:cx7="http://schemas.microsoft.com/office/drawing/2016/5/13/chartex" xmlns:cx8="http://schemas.microsoft.com/office/drawing/2016/5/14/chartex" xmlns:mc="http://schemas.openxmlformats.org/markup-compatibility/2006" xmlns:aink="http://schemas.microsoft.com/office/drawing/2016/ink" xmlns:am3d="http://schemas.microsoft.com/office/drawing/2017/model3d" xmlns:o="urn:schemas-microsoft-com:office:office" xmlns:oel="http://schemas.microsoft.com/office/2019/extlst" xmlns:r="http://schemas.openxmlformats.org/officeDocument/2006/relationships" xmlns:m="http://schemas.openxmlformats.org/officeDocument/2006/math" xmlns:v="urn:schemas-microsoft-com:vml" xmlns:wp14="http://schemas.microsoft.com/office/word/2010/wordprocessingDrawing" xmlns:wp="http://schemas.openxmlformats.org/drawingml/2006/wordprocessingDrawing" xmlns:w10="urn:schemas-microsoft-com:office:word" xmlns:w="http://schemas.openxmlformats.org/wordprocessingml/2006/main" xmlns:w14="http://schemas.microsoft.com/office/word/2010/wordml" xmlns:w15="http://schemas.microsoft.com/office/word/2012/wordml" xmlns:w16cex="http://schemas.microsoft.com/office/word/2018/wordml/cex" xmlns:w16cid="http://schemas.microsoft.com/office/word/2016/wordml/cid" xmlns:w16="http://schemas.microsoft.com/office/word/2018/wordml" xmlns:w16du="http://schemas.microsoft.com/office/word/2023/wordml/word16du" xmlns:w16sdtdh="http://schemas.microsoft.com/office/word/2020/wordml/sdtdatahash" xmlns:w16sdtfl="http://schemas.microsoft.com/office/word/2024/wordml/sdtformatlock" xmlns:w16se="http://schemas.microsoft.com/office/word/2015/wordml/symex" xmlns:wpg="http://schemas.microsoft.com/office/word/2010/wordprocessingGroup" xmlns:wpi="http://schemas.microsoft.com/office/word/2010/wordprocessingInk" xmlns:wne="http://schemas.microsoft.com/office/word/2006/wordml" xmlns:wps="http://schemas.microsoft.com/office/word/2010/wordprocessingShape" mc:Ignorable="w14 w15 w16se w16cid w16 w16cex w16sdtdh w16sdtfl w16du wp14">
   <w:sdt>
     <w:sdtPr>
       <w:id w:val="1096674640"/>
@@ -24869,7 +24367,7 @@
 </file>
 
 <file path=word/footnotes.xml><?xml version="1.0" encoding="utf-8"?>
-<w:footnotes xmlns:wpc="http://schemas.microsoft.com/office/word/2010/wordprocessingCanvas" xmlns:cx="http://schemas.microsoft.com/office/drawing/2014/chartex" xmlns:mc="http://schemas.openxmlformats.org/markup-compatibility/2006" xmlns:o="urn:schemas-microsoft-com:office:office" xmlns:r="http://schemas.openxmlformats.org/officeDocument/2006/relationships" xmlns:m="http://schemas.openxmlformats.org/officeDocument/2006/math" xmlns:v="urn:schemas-microsoft-com:vml" xmlns:wp14="http://schemas.microsoft.com/office/word/2010/wordprocessingDrawing" xmlns:wp="http://schemas.openxmlformats.org/drawingml/2006/wordprocessingDrawing" xmlns:w10="urn:schemas-microsoft-com:office:word" xmlns:w="http://schemas.openxmlformats.org/wordprocessingml/2006/main" xmlns:w14="http://schemas.microsoft.com/office/word/2010/wordml" xmlns:w15="http://schemas.microsoft.com/office/word/2012/wordml" xmlns:w16se="http://schemas.microsoft.com/office/word/2015/wordml/symex" xmlns:wpg="http://schemas.microsoft.com/office/word/2010/wordprocessingGroup" xmlns:wpi="http://schemas.microsoft.com/office/word/2010/wordprocessingInk" xmlns:wne="http://schemas.microsoft.com/office/word/2006/wordml" xmlns:wps="http://schemas.microsoft.com/office/word/2010/wordprocessingShape" mc:Ignorable="w14 w15 w16se wp14">
+<w:footnotes xmlns:wpc="http://schemas.microsoft.com/office/word/2010/wordprocessingCanvas" xmlns:cx="http://schemas.microsoft.com/office/drawing/2014/chartex" xmlns:cx1="http://schemas.microsoft.com/office/drawing/2015/9/8/chartex" xmlns:cx2="http://schemas.microsoft.com/office/drawing/2015/10/21/chartex" xmlns:cx3="http://schemas.microsoft.com/office/drawing/2016/5/9/chartex" xmlns:cx4="http://schemas.microsoft.com/office/drawing/2016/5/10/chartex" xmlns:cx5="http://schemas.microsoft.com/office/drawing/2016/5/11/chartex" xmlns:cx6="http://schemas.microsoft.com/office/drawing/2016/5/12/chartex" xmlns:cx7="http://schemas.microsoft.com/office/drawing/2016/5/13/chartex" xmlns:cx8="http://schemas.microsoft.com/office/drawing/2016/5/14/chartex" xmlns:mc="http://schemas.openxmlformats.org/markup-compatibility/2006" xmlns:aink="http://schemas.microsoft.com/office/drawing/2016/ink" xmlns:am3d="http://schemas.microsoft.com/office/drawing/2017/model3d" xmlns:o="urn:schemas-microsoft-com:office:office" xmlns:oel="http://schemas.microsoft.com/office/2019/extlst" xmlns:r="http://schemas.openxmlformats.org/officeDocument/2006/relationships" xmlns:m="http://schemas.openxmlformats.org/officeDocument/2006/math" xmlns:v="urn:schemas-microsoft-com:vml" xmlns:wp14="http://schemas.microsoft.com/office/word/2010/wordprocessingDrawing" xmlns:wp="http://schemas.openxmlformats.org/drawingml/2006/wordprocessingDrawing" xmlns:w10="urn:schemas-microsoft-com:office:word" xmlns:w="http://schemas.openxmlformats.org/wordprocessingml/2006/main" xmlns:w14="http://schemas.microsoft.com/office/word/2010/wordml" xmlns:w15="http://schemas.microsoft.com/office/word/2012/wordml" xmlns:w16cex="http://schemas.microsoft.com/office/word/2018/wordml/cex" xmlns:w16cid="http://schemas.microsoft.com/office/word/2016/wordml/cid" xmlns:w16="http://schemas.microsoft.com/office/word/2018/wordml" xmlns:w16du="http://schemas.microsoft.com/office/word/2023/wordml/word16du" xmlns:w16sdtdh="http://schemas.microsoft.com/office/word/2020/wordml/sdtdatahash" xmlns:w16sdtfl="http://schemas.microsoft.com/office/word/2024/wordml/sdtformatlock" xmlns:w16se="http://schemas.microsoft.com/office/word/2015/wordml/symex" xmlns:wpg="http://schemas.microsoft.com/office/word/2010/wordprocessingGroup" xmlns:wpi="http://schemas.microsoft.com/office/word/2010/wordprocessingInk" xmlns:wne="http://schemas.microsoft.com/office/word/2006/wordml" xmlns:wps="http://schemas.microsoft.com/office/word/2010/wordprocessingShape" mc:Ignorable="w14 w15 w16se w16cid w16 w16cex w16sdtdh w16sdtfl w16du wp14">
   <w:footnote w:type="separator" w:id="-1">
     <w:p>
       <w:pPr>
@@ -24902,15 +24400,7 @@
         <w:footnoteRef/>
       </w:r>
       <w:r>
-        <w:t xml:space="preserve"> Reszponzív: Az oldal elemei </w:t>
-      </w:r>
-      <w:proofErr w:type="gramStart"/>
-      <w:r>
-        <w:t>reagálnak</w:t>
-      </w:r>
-      <w:proofErr w:type="gramEnd"/>
-      <w:r>
-        <w:t xml:space="preserve"> a teljes oldal méretének változására, és attól függően változik azon elemek mérete/elrendezése is</w:t>
+        <w:t xml:space="preserve"> Reszponzív: Az oldal elemei reagálnak a teljes oldal méretének változására, és attól függően változik azon elemek mérete/elrendezése is</w:t>
       </w:r>
     </w:p>
   </w:footnote>
@@ -24944,21 +24434,8 @@
       <w:r>
         <w:t xml:space="preserve"> </w:t>
       </w:r>
-      <w:proofErr w:type="spellStart"/>
-      <w:r>
-        <w:t>Terms</w:t>
-      </w:r>
-      <w:proofErr w:type="spellEnd"/>
-      <w:r>
-        <w:t xml:space="preserve"> of </w:t>
-      </w:r>
-      <w:proofErr w:type="spellStart"/>
-      <w:r>
-        <w:t>Use</w:t>
-      </w:r>
-      <w:proofErr w:type="spellEnd"/>
-      <w:r>
-        <w:t>: Felhasználói feltételek</w:t>
+      <w:r>
+        <w:t>Terms of Use: Felhasználói feltételek</w:t>
       </w:r>
     </w:p>
   </w:footnote>
@@ -24976,13 +24453,8 @@
       <w:r>
         <w:t xml:space="preserve"> </w:t>
       </w:r>
-      <w:proofErr w:type="spellStart"/>
-      <w:r>
-        <w:t>Canvas</w:t>
-      </w:r>
-      <w:proofErr w:type="spellEnd"/>
-      <w:r>
-        <w:t>: Egy vásznat megjelenítő HTML elem, amelyre v</w:t>
+      <w:r>
+        <w:t>Canvas: Egy vásznat megjelenítő HTML elem, amelyre v</w:t>
       </w:r>
       <w:r>
         <w:t>ektorgrafikusan tudunk rajzolni</w:t>
@@ -25003,21 +24475,8 @@
       <w:r>
         <w:t xml:space="preserve"> </w:t>
       </w:r>
-      <w:proofErr w:type="spellStart"/>
-      <w:r>
-        <w:t>Contact</w:t>
-      </w:r>
-      <w:proofErr w:type="spellEnd"/>
-      <w:r>
-        <w:t xml:space="preserve"> </w:t>
-      </w:r>
-      <w:proofErr w:type="spellStart"/>
-      <w:r>
-        <w:t>Us</w:t>
-      </w:r>
-      <w:proofErr w:type="spellEnd"/>
-      <w:r>
-        <w:t>: A kapcsolatfelvételi adatainkat tartalmazó oldal</w:t>
+      <w:r>
+        <w:t>Contact Us: A kapcsolatfelvételi adatainkat tartalmazó oldal</w:t>
       </w:r>
     </w:p>
   </w:footnote>
@@ -25038,21 +24497,8 @@
       <w:r>
         <w:t xml:space="preserve"> </w:t>
       </w:r>
-      <w:proofErr w:type="spellStart"/>
-      <w:r>
-        <w:t>About</w:t>
-      </w:r>
-      <w:proofErr w:type="spellEnd"/>
-      <w:r>
-        <w:t xml:space="preserve"> </w:t>
-      </w:r>
-      <w:proofErr w:type="spellStart"/>
-      <w:r>
-        <w:t>Us</w:t>
-      </w:r>
-      <w:proofErr w:type="spellEnd"/>
-      <w:r>
-        <w:t>: A szoftver működését röviden leíró tájékoztató oldal</w:t>
+      <w:r>
+        <w:t>About Us: A szoftver működését röviden leíró tájékoztató oldal</w:t>
       </w:r>
     </w:p>
   </w:footnote>
@@ -25070,22 +24516,15 @@
       <w:r>
         <w:t xml:space="preserve"> </w:t>
       </w:r>
-      <w:proofErr w:type="spellStart"/>
-      <w:r>
-        <w:t>property</w:t>
-      </w:r>
-      <w:proofErr w:type="spellEnd"/>
-      <w:r>
-        <w:t>: Kompone</w:t>
+      <w:r>
+        <w:t>property: Kompone</w:t>
       </w:r>
       <w:r>
         <w:t xml:space="preserve">nseknek átadható </w:t>
       </w:r>
-      <w:proofErr w:type="gramStart"/>
       <w:r>
         <w:t>információk</w:t>
       </w:r>
-      <w:proofErr w:type="gramEnd"/>
       <w:r>
         <w:t xml:space="preserve"> egy általunk létrehozott mezőn keresztül</w:t>
       </w:r>
@@ -25121,11 +24560,9 @@
       <w:r>
         <w:t xml:space="preserve"> Schedule: Egy naptár egyedtípust képviselő </w:t>
       </w:r>
-      <w:proofErr w:type="gramStart"/>
       <w:r>
         <w:t>objektum</w:t>
       </w:r>
-      <w:proofErr w:type="gramEnd"/>
     </w:p>
   </w:footnote>
   <w:footnote w:id="10">
@@ -25142,24 +24579,11 @@
       <w:r>
         <w:t xml:space="preserve"> </w:t>
       </w:r>
-      <w:proofErr w:type="spellStart"/>
-      <w:r>
-        <w:t>Grid</w:t>
-      </w:r>
-      <w:proofErr w:type="spellEnd"/>
-      <w:r>
-        <w:t>: Táblázat</w:t>
-      </w:r>
-      <w:r>
-        <w:t xml:space="preserve">alapú, sorokból és oszlopokból álló elrendezés, a </w:t>
-      </w:r>
-      <w:proofErr w:type="spellStart"/>
-      <w:r>
-        <w:t>reszponzivitás</w:t>
-      </w:r>
-      <w:proofErr w:type="spellEnd"/>
-      <w:r>
-        <w:t xml:space="preserve"> megvalósítását segítő elrendezési form</w:t>
+      <w:r>
+        <w:t>Grid: Táblázat</w:t>
+      </w:r>
+      <w:r>
+        <w:t>alapú, sorokból és oszlopokból álló elrendezés, a reszponzivitás megvalósítását segítő elrendezési form</w:t>
       </w:r>
       <w:r>
         <w:t>a</w:t>
@@ -25180,24 +24604,11 @@
       <w:r>
         <w:t xml:space="preserve"> </w:t>
       </w:r>
-      <w:proofErr w:type="spellStart"/>
-      <w:r>
-        <w:t>Fetch</w:t>
-      </w:r>
-      <w:proofErr w:type="spellEnd"/>
-      <w:r>
-        <w:t xml:space="preserve"> API: Egy modern JavaScript felület, amely lehetővé teszi a hálózati kérések egyszerű és ígérete</w:t>
-      </w:r>
-      <w:r>
-        <w:t>ken (</w:t>
-      </w:r>
-      <w:proofErr w:type="spellStart"/>
-      <w:r>
-        <w:t>Promise</w:t>
-      </w:r>
-      <w:proofErr w:type="spellEnd"/>
-      <w:r>
-        <w:t>) alapuló kezelését</w:t>
+      <w:r>
+        <w:t>Fetch API: Egy modern JavaScript felület, amely lehetővé teszi a hálózati kérések egyszerű és ígérete</w:t>
+      </w:r>
+      <w:r>
+        <w:t>ken (Promise) alapuló kezelését</w:t>
       </w:r>
     </w:p>
   </w:footnote>
@@ -25215,21 +24626,8 @@
       <w:r>
         <w:t xml:space="preserve"> </w:t>
       </w:r>
-      <w:proofErr w:type="spellStart"/>
-      <w:r>
-        <w:t>selectedSchedule</w:t>
-      </w:r>
-      <w:proofErr w:type="spellEnd"/>
-      <w:r>
-        <w:t xml:space="preserve">: Egy </w:t>
-      </w:r>
-      <w:proofErr w:type="spellStart"/>
-      <w:r>
-        <w:t>UseState</w:t>
-      </w:r>
-      <w:proofErr w:type="spellEnd"/>
-      <w:r>
-        <w:t xml:space="preserve"> változó</w:t>
+      <w:r>
+        <w:t>selectedSchedule: Egy UseState változó</w:t>
       </w:r>
       <w:r>
         <w:t>,</w:t>
@@ -25237,13 +24635,8 @@
       <w:r>
         <w:t xml:space="preserve"> amely a jelenleg kiválasztott naptár </w:t>
       </w:r>
-      <w:proofErr w:type="gramStart"/>
-      <w:r>
-        <w:t>objektumát</w:t>
-      </w:r>
-      <w:proofErr w:type="gramEnd"/>
-      <w:r>
-        <w:t xml:space="preserve"> tárolja</w:t>
+      <w:r>
+        <w:t>objektumát tárolja</w:t>
       </w:r>
     </w:p>
   </w:footnote>
@@ -25261,29 +24654,8 @@
       <w:r>
         <w:t xml:space="preserve"> </w:t>
       </w:r>
-      <w:proofErr w:type="spellStart"/>
-      <w:r>
-        <w:t>UseState</w:t>
-      </w:r>
-      <w:proofErr w:type="spellEnd"/>
-      <w:r>
-        <w:t xml:space="preserve">: A </w:t>
-      </w:r>
-      <w:proofErr w:type="spellStart"/>
-      <w:r>
-        <w:t>React</w:t>
-      </w:r>
-      <w:proofErr w:type="spellEnd"/>
-      <w:r>
-        <w:t xml:space="preserve"> egy alapvető </w:t>
-      </w:r>
-      <w:proofErr w:type="spellStart"/>
-      <w:r>
-        <w:t>hook</w:t>
-      </w:r>
-      <w:proofErr w:type="spellEnd"/>
-      <w:r>
-        <w:t>-ja</w:t>
+      <w:r>
+        <w:t>UseState: A React egy alapvető hook-ja</w:t>
       </w:r>
       <w:r>
         <w:t>,</w:t>
@@ -25291,13 +24663,8 @@
       <w:r>
         <w:t xml:space="preserve"> amely a </w:t>
       </w:r>
-      <w:proofErr w:type="gramStart"/>
-      <w:r>
-        <w:t>komponenseken</w:t>
-      </w:r>
-      <w:proofErr w:type="gramEnd"/>
-      <w:r>
-        <w:t xml:space="preserve"> belüli állapot tárolását teszi lehetővé</w:t>
+      <w:r>
+        <w:t>komponenseken belüli állapot tárolását teszi lehetővé</w:t>
       </w:r>
     </w:p>
   </w:footnote>
@@ -25315,19 +24682,9 @@
       <w:r>
         <w:t xml:space="preserve"> </w:t>
       </w:r>
-      <w:proofErr w:type="spellStart"/>
-      <w:r>
-        <w:t>events</w:t>
-      </w:r>
-      <w:proofErr w:type="spellEnd"/>
-      <w:r>
-        <w:t xml:space="preserve">: Egy listát tartalmazó </w:t>
-      </w:r>
-      <w:proofErr w:type="spellStart"/>
-      <w:r>
-        <w:t>UseState</w:t>
-      </w:r>
-      <w:proofErr w:type="spellEnd"/>
+      <w:r>
+        <w:t>events: Egy listát tartalmazó UseState</w:t>
+      </w:r>
       <w:r>
         <w:t>,</w:t>
       </w:r>
@@ -25338,15 +24695,7 @@
         <w:t>,</w:t>
       </w:r>
       <w:r>
-        <w:t xml:space="preserve"> amelyre jelenleg a Frontend-</w:t>
-      </w:r>
-      <w:proofErr w:type="spellStart"/>
-      <w:r>
-        <w:t>nek</w:t>
-      </w:r>
-      <w:proofErr w:type="spellEnd"/>
-      <w:r>
-        <w:t xml:space="preserve"> szüksége van</w:t>
+        <w:t xml:space="preserve"> amelyre jelenleg a Frontend-nek szüksége van</w:t>
       </w:r>
     </w:p>
   </w:footnote>
@@ -25367,21 +24716,11 @@
       <w:r>
         <w:t xml:space="preserve"> </w:t>
       </w:r>
-      <w:proofErr w:type="spellStart"/>
-      <w:r>
-        <w:t>render</w:t>
-      </w:r>
-      <w:proofErr w:type="spellEnd"/>
-      <w:r>
-        <w:t xml:space="preserve">: Egyes </w:t>
-      </w:r>
-      <w:proofErr w:type="gramStart"/>
-      <w:r>
-        <w:t>komponensek</w:t>
-      </w:r>
-      <w:proofErr w:type="gramEnd"/>
-      <w:r>
-        <w:t xml:space="preserve"> előszöri betöltése vagy bármely a komponens állapotát tartalmaz</w:t>
+      <w:r>
+        <w:t xml:space="preserve">render: Egyes </w:t>
+      </w:r>
+      <w:r>
+        <w:t>komponensek előszöri betöltése vagy bármely a komponens állapotát tartalmaz</w:t>
       </w:r>
       <w:r>
         <w:t xml:space="preserve">ó mező változásakor lefutó újra </w:t>
@@ -25414,13 +24753,8 @@
       <w:r>
         <w:t xml:space="preserve"> </w:t>
       </w:r>
-      <w:proofErr w:type="gramStart"/>
-      <w:r>
-        <w:t>konténer</w:t>
-      </w:r>
-      <w:proofErr w:type="gramEnd"/>
-      <w:r>
-        <w:t>: Egy olyan elem</w:t>
+      <w:r>
+        <w:t>konténer: Egy olyan elem</w:t>
       </w:r>
       <w:r>
         <w:t>,</w:t>
@@ -25447,13 +24781,8 @@
       <w:r>
         <w:t xml:space="preserve"> </w:t>
       </w:r>
-      <w:proofErr w:type="spellStart"/>
-      <w:r>
-        <w:t>Invite</w:t>
-      </w:r>
-      <w:proofErr w:type="spellEnd"/>
-      <w:r>
-        <w:t>: A gombra kattintáskor a csoportokhoz meghívó küldéséé</w:t>
+      <w:r>
+        <w:t>Invite: A gombra kattintáskor a csoportokhoz meghívó küldéséé</w:t>
       </w:r>
       <w:r>
         <w:t>rt felugró ablakot jeleníti meg</w:t>
@@ -25493,13 +24822,8 @@
       <w:r>
         <w:t xml:space="preserve"> </w:t>
       </w:r>
-      <w:proofErr w:type="spellStart"/>
-      <w:r>
-        <w:t>Registration</w:t>
-      </w:r>
-      <w:proofErr w:type="spellEnd"/>
-      <w:r>
-        <w:t>: Új felhasználói fiók létrehozá</w:t>
+      <w:r>
+        <w:t>Registration: Új felhasználói fiók létrehozá</w:t>
       </w:r>
       <w:r>
         <w:t>sa</w:t>
@@ -25539,13 +24863,8 @@
       <w:r>
         <w:t xml:space="preserve"> </w:t>
       </w:r>
-      <w:proofErr w:type="gramStart"/>
-      <w:r>
-        <w:t>redundancia</w:t>
-      </w:r>
-      <w:proofErr w:type="gramEnd"/>
-      <w:r>
-        <w:t>: felesleges ismétlődés/többlet</w:t>
+      <w:r>
+        <w:t>redundancia: felesleges ismétlődés/többlet</w:t>
       </w:r>
     </w:p>
   </w:footnote>
@@ -25563,24 +24882,14 @@
       <w:r>
         <w:t xml:space="preserve"> </w:t>
       </w:r>
-      <w:proofErr w:type="spellStart"/>
-      <w:r>
-        <w:t>Singleton</w:t>
-      </w:r>
-      <w:proofErr w:type="spellEnd"/>
-      <w:r>
-        <w:t>: Csak egy példány</w:t>
+      <w:r>
+        <w:t>Singleton: Csak egy példány</w:t>
       </w:r>
       <w:r>
         <w:t xml:space="preserve">ban létező </w:t>
       </w:r>
-      <w:proofErr w:type="gramStart"/>
-      <w:r>
-        <w:t>objektum</w:t>
-      </w:r>
-      <w:proofErr w:type="gramEnd"/>
-      <w:r>
-        <w:t xml:space="preserve"> megnevezése</w:t>
+      <w:r>
+        <w:t>objektum megnevezése</w:t>
       </w:r>
     </w:p>
   </w:footnote>
@@ -25598,23 +24907,9 @@
       <w:r>
         <w:t xml:space="preserve"> </w:t>
       </w:r>
-      <w:proofErr w:type="spellStart"/>
-      <w:r>
-        <w:t>EntityFramework</w:t>
-      </w:r>
-      <w:proofErr w:type="spellEnd"/>
-      <w:r>
-        <w:t>: Egy .NET alapú ORM(</w:t>
-      </w:r>
-      <w:proofErr w:type="spellStart"/>
-      <w:r>
-        <w:t>Object-Relation-Mapping</w:t>
-      </w:r>
-      <w:proofErr w:type="spellEnd"/>
-      <w:r>
-        <w:t xml:space="preserve">) keretrendszer, amely SQL lekérdezések írása nélkül lehetővé teszi az adatbázis </w:t>
-      </w:r>
-      <w:proofErr w:type="gramStart"/>
+      <w:r>
+        <w:t xml:space="preserve">EntityFramework: Egy .NET alapú ORM(Object-Relation-Mapping) keretrendszer, amely SQL lekérdezések írása nélkül lehetővé teszi az adatbázis </w:t>
+      </w:r>
       <w:r>
         <w:t>o</w:t>
       </w:r>
@@ -25622,11 +24917,7 @@
         <w:t>b</w:t>
       </w:r>
       <w:r>
-        <w:t>jektumokon</w:t>
-      </w:r>
-      <w:proofErr w:type="gramEnd"/>
-      <w:r>
-        <w:t xml:space="preserve"> keresztüli kezelését</w:t>
+        <w:t>jektumokon keresztüli kezelését</w:t>
       </w:r>
     </w:p>
   </w:footnote>
@@ -25644,24 +24935,11 @@
       <w:r>
         <w:t xml:space="preserve"> </w:t>
       </w:r>
-      <w:proofErr w:type="spellStart"/>
-      <w:r>
-        <w:t>DbSet</w:t>
-      </w:r>
-      <w:proofErr w:type="spellEnd"/>
-      <w:r>
-        <w:t>: A</w:t>
-      </w:r>
-      <w:r>
-        <w:t xml:space="preserve">z </w:t>
-      </w:r>
-      <w:proofErr w:type="spellStart"/>
-      <w:r>
-        <w:t>EntityFramework</w:t>
-      </w:r>
-      <w:proofErr w:type="spellEnd"/>
-      <w:r>
-        <w:t xml:space="preserve">-ön belül </w:t>
+      <w:r>
+        <w:t>DbSet: A</w:t>
+      </w:r>
+      <w:r>
+        <w:t xml:space="preserve">z EntityFramework-ön belül </w:t>
       </w:r>
       <w:r>
         <w:t xml:space="preserve">az adatbázis egy </w:t>
@@ -25669,11 +24947,9 @@
       <w:r>
         <w:t xml:space="preserve">adott tábláját leképző </w:t>
       </w:r>
-      <w:proofErr w:type="gramStart"/>
       <w:r>
         <w:t>objektum</w:t>
       </w:r>
-      <w:proofErr w:type="gramEnd"/>
     </w:p>
   </w:footnote>
   <w:footnote w:id="25">
@@ -25709,13 +24985,8 @@
       <w:r>
         <w:t xml:space="preserve"> </w:t>
       </w:r>
-      <w:proofErr w:type="spellStart"/>
-      <w:r>
-        <w:t>Admin</w:t>
-      </w:r>
-      <w:proofErr w:type="spellEnd"/>
-      <w:r>
-        <w:t>: Rendszergazda jogosultságú felhasználó</w:t>
+      <w:r>
+        <w:t>Admin: Rendszergazda jogosultságú felhasználó</w:t>
       </w:r>
     </w:p>
   </w:footnote>
@@ -25733,13 +25004,8 @@
       <w:r>
         <w:t xml:space="preserve"> JWT: (JSON Web </w:t>
       </w:r>
-      <w:proofErr w:type="spellStart"/>
-      <w:r>
-        <w:t>Token</w:t>
-      </w:r>
-      <w:proofErr w:type="spellEnd"/>
-      <w:r>
-        <w:t>) szabványos</w:t>
+      <w:r>
+        <w:t>Token) szabványos</w:t>
       </w:r>
       <w:r>
         <w:t>,</w:t>
@@ -25766,13 +25032,8 @@
       <w:r>
         <w:t xml:space="preserve"> </w:t>
       </w:r>
-      <w:proofErr w:type="spellStart"/>
-      <w:r>
-        <w:t>Konscius</w:t>
-      </w:r>
-      <w:proofErr w:type="spellEnd"/>
-      <w:r>
-        <w:t>: a jelszavak titkosított formájának biztonságos tárolását, generálását és kezelését végzi</w:t>
+      <w:r>
+        <w:t>Konscius: a jelszavak titkosított formájának biztonságos tárolását, generálását és kezelését végzi</w:t>
       </w:r>
     </w:p>
   </w:footnote>
@@ -25805,181 +25066,26 @@
         </w:rPr>
         <w:t xml:space="preserve">solution: A “Microsoft Visual Studio” </w:t>
       </w:r>
-      <w:proofErr w:type="spellStart"/>
       <w:r>
         <w:rPr>
           <w:highlight w:val="yellow"/>
           <w:lang w:val="en-US"/>
         </w:rPr>
-        <w:t>által</w:t>
-      </w:r>
-      <w:proofErr w:type="spellEnd"/>
+        <w:t>által használt központi konfigurációs fájl</w:t>
+      </w:r>
       <w:r>
         <w:rPr>
           <w:highlight w:val="yellow"/>
           <w:lang w:val="en-US"/>
         </w:rPr>
-        <w:t xml:space="preserve"> </w:t>
-      </w:r>
-      <w:proofErr w:type="spellStart"/>
+        <w:t xml:space="preserve">, amely több projektet fog </w:t>
+      </w:r>
       <w:r>
         <w:rPr>
           <w:highlight w:val="yellow"/>
           <w:lang w:val="en-US"/>
         </w:rPr>
-        <w:t>használt</w:t>
-      </w:r>
-      <w:proofErr w:type="spellEnd"/>
-      <w:r>
-        <w:rPr>
-          <w:highlight w:val="yellow"/>
-          <w:lang w:val="en-US"/>
-        </w:rPr>
-        <w:t xml:space="preserve"> </w:t>
-      </w:r>
-      <w:proofErr w:type="spellStart"/>
-      <w:r>
-        <w:rPr>
-          <w:highlight w:val="yellow"/>
-          <w:lang w:val="en-US"/>
-        </w:rPr>
-        <w:t>központi</w:t>
-      </w:r>
-      <w:proofErr w:type="spellEnd"/>
-      <w:r>
-        <w:rPr>
-          <w:highlight w:val="yellow"/>
-          <w:lang w:val="en-US"/>
-        </w:rPr>
-        <w:t xml:space="preserve"> </w:t>
-      </w:r>
-      <w:proofErr w:type="spellStart"/>
-      <w:r>
-        <w:rPr>
-          <w:highlight w:val="yellow"/>
-          <w:lang w:val="en-US"/>
-        </w:rPr>
-        <w:t>konfigurációs</w:t>
-      </w:r>
-      <w:proofErr w:type="spellEnd"/>
-      <w:r>
-        <w:rPr>
-          <w:highlight w:val="yellow"/>
-          <w:lang w:val="en-US"/>
-        </w:rPr>
-        <w:t xml:space="preserve"> </w:t>
-      </w:r>
-      <w:proofErr w:type="spellStart"/>
-      <w:r>
-        <w:rPr>
-          <w:highlight w:val="yellow"/>
-          <w:lang w:val="en-US"/>
-        </w:rPr>
-        <w:t>fájl</w:t>
-      </w:r>
-      <w:proofErr w:type="spellEnd"/>
-      <w:r>
-        <w:rPr>
-          <w:highlight w:val="yellow"/>
-          <w:lang w:val="en-US"/>
-        </w:rPr>
-        <w:t xml:space="preserve">, </w:t>
-      </w:r>
-      <w:proofErr w:type="spellStart"/>
-      <w:r>
-        <w:rPr>
-          <w:highlight w:val="yellow"/>
-          <w:lang w:val="en-US"/>
-        </w:rPr>
-        <w:t>amely</w:t>
-      </w:r>
-      <w:proofErr w:type="spellEnd"/>
-      <w:r>
-        <w:rPr>
-          <w:highlight w:val="yellow"/>
-          <w:lang w:val="en-US"/>
-        </w:rPr>
-        <w:t xml:space="preserve"> </w:t>
-      </w:r>
-      <w:proofErr w:type="spellStart"/>
-      <w:r>
-        <w:rPr>
-          <w:highlight w:val="yellow"/>
-          <w:lang w:val="en-US"/>
-        </w:rPr>
-        <w:t>több</w:t>
-      </w:r>
-      <w:proofErr w:type="spellEnd"/>
-      <w:r>
-        <w:rPr>
-          <w:highlight w:val="yellow"/>
-          <w:lang w:val="en-US"/>
-        </w:rPr>
-        <w:t xml:space="preserve"> </w:t>
-      </w:r>
-      <w:proofErr w:type="spellStart"/>
-      <w:r>
-        <w:rPr>
-          <w:highlight w:val="yellow"/>
-          <w:lang w:val="en-US"/>
-        </w:rPr>
-        <w:t>projektet</w:t>
-      </w:r>
-      <w:proofErr w:type="spellEnd"/>
-      <w:r>
-        <w:rPr>
-          <w:highlight w:val="yellow"/>
-          <w:lang w:val="en-US"/>
-        </w:rPr>
-        <w:t xml:space="preserve"> fog </w:t>
-      </w:r>
-      <w:proofErr w:type="spellStart"/>
-      <w:r>
-        <w:rPr>
-          <w:highlight w:val="yellow"/>
-          <w:lang w:val="en-US"/>
-        </w:rPr>
-        <w:t>össze</w:t>
-      </w:r>
-      <w:proofErr w:type="spellEnd"/>
-      <w:r>
-        <w:rPr>
-          <w:highlight w:val="yellow"/>
-          <w:lang w:val="en-US"/>
-        </w:rPr>
-        <w:t xml:space="preserve"> </w:t>
-      </w:r>
-      <w:proofErr w:type="spellStart"/>
-      <w:r>
-        <w:rPr>
-          <w:highlight w:val="yellow"/>
-          <w:lang w:val="en-US"/>
-        </w:rPr>
-        <w:t>egy</w:t>
-      </w:r>
-      <w:proofErr w:type="spellEnd"/>
-      <w:r>
-        <w:rPr>
-          <w:highlight w:val="yellow"/>
-          <w:lang w:val="en-US"/>
-        </w:rPr>
-        <w:t xml:space="preserve"> </w:t>
-      </w:r>
-      <w:proofErr w:type="spellStart"/>
-      <w:r>
-        <w:rPr>
-          <w:highlight w:val="yellow"/>
-          <w:lang w:val="en-US"/>
-        </w:rPr>
-        <w:t>egységbe</w:t>
-      </w:r>
-      <w:proofErr w:type="spellEnd"/>
-      <w:r>
-        <w:rPr>
-          <w:highlight w:val="yellow"/>
-          <w:lang w:val="en-US"/>
-        </w:rPr>
-        <w:t>.</w:t>
+        <w:t>össze egy egységbe.</w:t>
       </w:r>
     </w:p>
   </w:footnote>
@@ -26001,33 +25107,11 @@
         </w:rPr>
         <w:t xml:space="preserve"> CRUD: A négy alapvető adatkezelési művelet rövidítése: </w:t>
       </w:r>
-      <w:proofErr w:type="spellStart"/>
-      <w:r>
-        <w:rPr>
-          <w:highlight w:val="yellow"/>
-        </w:rPr>
-        <w:t>Create</w:t>
-      </w:r>
-      <w:proofErr w:type="spellEnd"/>
-      <w:r>
-        <w:rPr>
-          <w:highlight w:val="yellow"/>
-        </w:rPr>
-        <w:t xml:space="preserve"> (létrehozás), Read (lekérdezés), Update (módosítás), </w:t>
-      </w:r>
-      <w:proofErr w:type="spellStart"/>
-      <w:r>
-        <w:rPr>
-          <w:highlight w:val="yellow"/>
-        </w:rPr>
-        <w:t>Delete</w:t>
-      </w:r>
-      <w:proofErr w:type="spellEnd"/>
-      <w:r>
-        <w:rPr>
-          <w:highlight w:val="yellow"/>
-        </w:rPr>
-        <w:t xml:space="preserve"> (törlés).</w:t>
+      <w:r>
+        <w:rPr>
+          <w:highlight w:val="yellow"/>
+        </w:rPr>
+        <w:t>Create (létrehozás), Read (lekérdezés), Update (módosítás), Delete (törlés).</w:t>
       </w:r>
     </w:p>
   </w:footnote>
@@ -26052,33 +25136,11 @@
         </w:rPr>
         <w:t xml:space="preserve"> </w:t>
       </w:r>
-      <w:proofErr w:type="spellStart"/>
-      <w:r>
-        <w:rPr>
-          <w:highlight w:val="yellow"/>
-        </w:rPr>
-        <w:t>repository</w:t>
-      </w:r>
-      <w:proofErr w:type="spellEnd"/>
-      <w:r>
-        <w:rPr>
-          <w:highlight w:val="yellow"/>
-        </w:rPr>
-        <w:t xml:space="preserve">: A </w:t>
-      </w:r>
-      <w:proofErr w:type="spellStart"/>
-      <w:r>
-        <w:rPr>
-          <w:highlight w:val="yellow"/>
-        </w:rPr>
-        <w:t>GitHUB-on</w:t>
-      </w:r>
-      <w:proofErr w:type="spellEnd"/>
-      <w:r>
-        <w:rPr>
-          <w:highlight w:val="yellow"/>
-        </w:rPr>
-        <w:t xml:space="preserve"> elérhető konkrétan magát a projektet tartalmazó mappa</w:t>
+      <w:r>
+        <w:rPr>
+          <w:highlight w:val="yellow"/>
+        </w:rPr>
+        <w:t>repository: A GitHUB-on elérhető konkrétan magát a projektet tartalmazó mappa</w:t>
       </w:r>
     </w:p>
   </w:footnote>
@@ -26120,19 +25182,11 @@
         </w:rPr>
         <w:t xml:space="preserve"> </w:t>
       </w:r>
-      <w:proofErr w:type="spellStart"/>
-      <w:r>
-        <w:rPr>
-          <w:highlight w:val="yellow"/>
-        </w:rPr>
-        <w:t>Swagger</w:t>
-      </w:r>
-      <w:proofErr w:type="spellEnd"/>
-      <w:r>
-        <w:rPr>
-          <w:highlight w:val="yellow"/>
-        </w:rPr>
-        <w:t>: REST API-k tervezésére, tesztelésére és dokumentálására szolgál</w:t>
+      <w:r>
+        <w:rPr>
+          <w:highlight w:val="yellow"/>
+        </w:rPr>
+        <w:t>Swagger: REST API-k tervezésére, tesztelésére és dokumentálására szolgál</w:t>
       </w:r>
       <w:r>
         <w:rPr>
@@ -26152,7 +25206,7 @@
 </file>
 
 <file path=word/numbering.xml><?xml version="1.0" encoding="utf-8"?>
-<w:numbering xmlns:wpc="http://schemas.microsoft.com/office/word/2010/wordprocessingCanvas" xmlns:cx="http://schemas.microsoft.com/office/drawing/2014/chartex" xmlns:mc="http://schemas.openxmlformats.org/markup-compatibility/2006" xmlns:o="urn:schemas-microsoft-com:office:office" xmlns:r="http://schemas.openxmlformats.org/officeDocument/2006/relationships" xmlns:m="http://schemas.openxmlformats.org/officeDocument/2006/math" xmlns:v="urn:schemas-microsoft-com:vml" xmlns:wp14="http://schemas.microsoft.com/office/word/2010/wordprocessingDrawing" xmlns:wp="http://schemas.openxmlformats.org/drawingml/2006/wordprocessingDrawing" xmlns:w10="urn:schemas-microsoft-com:office:word" xmlns:w="http://schemas.openxmlformats.org/wordprocessingml/2006/main" xmlns:w14="http://schemas.microsoft.com/office/word/2010/wordml" xmlns:w15="http://schemas.microsoft.com/office/word/2012/wordml" xmlns:w16se="http://schemas.microsoft.com/office/word/2015/wordml/symex" xmlns:wpg="http://schemas.microsoft.com/office/word/2010/wordprocessingGroup" xmlns:wpi="http://schemas.microsoft.com/office/word/2010/wordprocessingInk" xmlns:wne="http://schemas.microsoft.com/office/word/2006/wordml" xmlns:wps="http://schemas.microsoft.com/office/word/2010/wordprocessingShape" mc:Ignorable="w14 w15 w16se wp14">
+<w:numbering xmlns:wpc="http://schemas.microsoft.com/office/word/2010/wordprocessingCanvas" xmlns:cx="http://schemas.microsoft.com/office/drawing/2014/chartex" xmlns:cx1="http://schemas.microsoft.com/office/drawing/2015/9/8/chartex" xmlns:cx2="http://schemas.microsoft.com/office/drawing/2015/10/21/chartex" xmlns:cx3="http://schemas.microsoft.com/office/drawing/2016/5/9/chartex" xmlns:cx4="http://schemas.microsoft.com/office/drawing/2016/5/10/chartex" xmlns:cx5="http://schemas.microsoft.com/office/drawing/2016/5/11/chartex" xmlns:cx6="http://schemas.microsoft.com/office/drawing/2016/5/12/chartex" xmlns:cx7="http://schemas.microsoft.com/office/drawing/2016/5/13/chartex" xmlns:cx8="http://schemas.microsoft.com/office/drawing/2016/5/14/chartex" xmlns:mc="http://schemas.openxmlformats.org/markup-compatibility/2006" xmlns:aink="http://schemas.microsoft.com/office/drawing/2016/ink" xmlns:am3d="http://schemas.microsoft.com/office/drawing/2017/model3d" xmlns:o="urn:schemas-microsoft-com:office:office" xmlns:oel="http://schemas.microsoft.com/office/2019/extlst" xmlns:r="http://schemas.openxmlformats.org/officeDocument/2006/relationships" xmlns:m="http://schemas.openxmlformats.org/officeDocument/2006/math" xmlns:v="urn:schemas-microsoft-com:vml" xmlns:wp14="http://schemas.microsoft.com/office/word/2010/wordprocessingDrawing" xmlns:wp="http://schemas.openxmlformats.org/drawingml/2006/wordprocessingDrawing" xmlns:w10="urn:schemas-microsoft-com:office:word" xmlns:w="http://schemas.openxmlformats.org/wordprocessingml/2006/main" xmlns:w14="http://schemas.microsoft.com/office/word/2010/wordml" xmlns:w15="http://schemas.microsoft.com/office/word/2012/wordml" xmlns:w16cex="http://schemas.microsoft.com/office/word/2018/wordml/cex" xmlns:w16cid="http://schemas.microsoft.com/office/word/2016/wordml/cid" xmlns:w16="http://schemas.microsoft.com/office/word/2018/wordml" xmlns:w16du="http://schemas.microsoft.com/office/word/2023/wordml/word16du" xmlns:w16sdtdh="http://schemas.microsoft.com/office/word/2020/wordml/sdtdatahash" xmlns:w16sdtfl="http://schemas.microsoft.com/office/word/2024/wordml/sdtformatlock" xmlns:w16se="http://schemas.microsoft.com/office/word/2015/wordml/symex" xmlns:wpg="http://schemas.microsoft.com/office/word/2010/wordprocessingGroup" xmlns:wpi="http://schemas.microsoft.com/office/word/2010/wordprocessingInk" xmlns:wne="http://schemas.microsoft.com/office/word/2006/wordml" xmlns:wps="http://schemas.microsoft.com/office/word/2010/wordprocessingShape" mc:Ignorable="w14 w15 w16se w16cid w16 w16cex w16sdtdh w16sdtfl w16du wp14">
   <w:abstractNum w:abstractNumId="0" w15:restartNumberingAfterBreak="0">
     <w:nsid w:val="07A26FF7"/>
     <w:multiLevelType w:val="hybridMultilevel"/>
@@ -28760,83 +27814,83 @@
       </w:rPr>
     </w:lvl>
   </w:abstractNum>
-  <w:num w:numId="1">
+  <w:num w:numId="1" w16cid:durableId="1784574838">
     <w:abstractNumId w:val="11"/>
   </w:num>
-  <w:num w:numId="2">
+  <w:num w:numId="2" w16cid:durableId="1218205466">
     <w:abstractNumId w:val="1"/>
   </w:num>
-  <w:num w:numId="3">
+  <w:num w:numId="3" w16cid:durableId="1028025365">
     <w:abstractNumId w:val="7"/>
   </w:num>
-  <w:num w:numId="4">
+  <w:num w:numId="4" w16cid:durableId="1635717510">
     <w:abstractNumId w:val="18"/>
   </w:num>
-  <w:num w:numId="5">
+  <w:num w:numId="5" w16cid:durableId="1814637877">
     <w:abstractNumId w:val="6"/>
   </w:num>
-  <w:num w:numId="6">
+  <w:num w:numId="6" w16cid:durableId="1814103437">
     <w:abstractNumId w:val="12"/>
   </w:num>
-  <w:num w:numId="7">
+  <w:num w:numId="7" w16cid:durableId="1629386545">
     <w:abstractNumId w:val="20"/>
   </w:num>
-  <w:num w:numId="8">
+  <w:num w:numId="8" w16cid:durableId="168257882">
     <w:abstractNumId w:val="16"/>
   </w:num>
-  <w:num w:numId="9">
+  <w:num w:numId="9" w16cid:durableId="93404955">
     <w:abstractNumId w:val="0"/>
   </w:num>
-  <w:num w:numId="10">
+  <w:num w:numId="10" w16cid:durableId="746193570">
     <w:abstractNumId w:val="17"/>
   </w:num>
-  <w:num w:numId="11">
+  <w:num w:numId="11" w16cid:durableId="1687752950">
     <w:abstractNumId w:val="22"/>
   </w:num>
-  <w:num w:numId="12">
+  <w:num w:numId="12" w16cid:durableId="80182578">
     <w:abstractNumId w:val="5"/>
   </w:num>
-  <w:num w:numId="13">
+  <w:num w:numId="13" w16cid:durableId="484050551">
     <w:abstractNumId w:val="23"/>
   </w:num>
-  <w:num w:numId="14">
+  <w:num w:numId="14" w16cid:durableId="2082021518">
     <w:abstractNumId w:val="8"/>
   </w:num>
-  <w:num w:numId="15">
+  <w:num w:numId="15" w16cid:durableId="286393560">
     <w:abstractNumId w:val="9"/>
   </w:num>
-  <w:num w:numId="16">
+  <w:num w:numId="16" w16cid:durableId="1511525257">
     <w:abstractNumId w:val="4"/>
   </w:num>
-  <w:num w:numId="17">
+  <w:num w:numId="17" w16cid:durableId="1591232454">
     <w:abstractNumId w:val="21"/>
   </w:num>
-  <w:num w:numId="18">
+  <w:num w:numId="18" w16cid:durableId="1823691806">
     <w:abstractNumId w:val="3"/>
   </w:num>
-  <w:num w:numId="19">
+  <w:num w:numId="19" w16cid:durableId="857475164">
     <w:abstractNumId w:val="19"/>
   </w:num>
-  <w:num w:numId="20">
+  <w:num w:numId="20" w16cid:durableId="969281900">
     <w:abstractNumId w:val="10"/>
   </w:num>
-  <w:num w:numId="21">
+  <w:num w:numId="21" w16cid:durableId="1728139507">
     <w:abstractNumId w:val="15"/>
   </w:num>
-  <w:num w:numId="22">
+  <w:num w:numId="22" w16cid:durableId="897204708">
     <w:abstractNumId w:val="13"/>
   </w:num>
-  <w:num w:numId="23">
+  <w:num w:numId="23" w16cid:durableId="1911499029">
     <w:abstractNumId w:val="2"/>
   </w:num>
-  <w:num w:numId="24">
+  <w:num w:numId="24" w16cid:durableId="1772973889">
     <w:abstractNumId w:val="14"/>
   </w:num>
 </w:numbering>
 </file>
 
 <file path=word/styles.xml><?xml version="1.0" encoding="utf-8"?>
-<w:styles xmlns:mc="http://schemas.openxmlformats.org/markup-compatibility/2006" xmlns:r="http://schemas.openxmlformats.org/officeDocument/2006/relationships" xmlns:w="http://schemas.openxmlformats.org/wordprocessingml/2006/main" xmlns:w14="http://schemas.microsoft.com/office/word/2010/wordml" xmlns:w15="http://schemas.microsoft.com/office/word/2012/wordml" xmlns:w16se="http://schemas.microsoft.com/office/word/2015/wordml/symex" mc:Ignorable="w14 w15 w16se">
+<w:styles xmlns:mc="http://schemas.openxmlformats.org/markup-compatibility/2006" xmlns:r="http://schemas.openxmlformats.org/officeDocument/2006/relationships" xmlns:w="http://schemas.openxmlformats.org/wordprocessingml/2006/main" xmlns:w14="http://schemas.microsoft.com/office/word/2010/wordml" xmlns:w15="http://schemas.microsoft.com/office/word/2012/wordml" xmlns:w16cex="http://schemas.microsoft.com/office/word/2018/wordml/cex" xmlns:w16cid="http://schemas.microsoft.com/office/word/2016/wordml/cid" xmlns:w16="http://schemas.microsoft.com/office/word/2018/wordml" xmlns:w16du="http://schemas.microsoft.com/office/word/2023/wordml/word16du" xmlns:w16sdtdh="http://schemas.microsoft.com/office/word/2020/wordml/sdtdatahash" xmlns:w16sdtfl="http://schemas.microsoft.com/office/word/2024/wordml/sdtformatlock" xmlns:w16se="http://schemas.microsoft.com/office/word/2015/wordml/symex" mc:Ignorable="w14 w15 w16se w16cid w16 w16cex w16sdtdh w16sdtfl w16du">
   <w:docDefaults>
     <w:rPrDefault>
       <w:rPr>
@@ -28852,7 +27906,7 @@
       </w:pPr>
     </w:pPrDefault>
   </w:docDefaults>
-  <w:latentStyles w:defLockedState="0" w:defUIPriority="99" w:defSemiHidden="0" w:defUnhideWhenUsed="0" w:defQFormat="0" w:count="371">
+  <w:latentStyles w:defLockedState="0" w:defUIPriority="99" w:defSemiHidden="0" w:defUnhideWhenUsed="0" w:defQFormat="0" w:count="376">
     <w:lsdException w:name="Normal" w:uiPriority="0" w:qFormat="1"/>
     <w:lsdException w:name="heading 1" w:uiPriority="9" w:qFormat="1"/>
     <w:lsdException w:name="heading 2" w:semiHidden="1" w:uiPriority="9" w:unhideWhenUsed="1" w:qFormat="1"/>
@@ -29224,6 +28278,11 @@
     <w:lsdException w:name="List Table 5 Dark Accent 6" w:uiPriority="50"/>
     <w:lsdException w:name="List Table 6 Colorful Accent 6" w:uiPriority="51"/>
     <w:lsdException w:name="List Table 7 Colorful Accent 6" w:uiPriority="52"/>
+    <w:lsdException w:name="Mention" w:semiHidden="1" w:unhideWhenUsed="1"/>
+    <w:lsdException w:name="Smart Hyperlink" w:semiHidden="1" w:unhideWhenUsed="1"/>
+    <w:lsdException w:name="Hashtag" w:semiHidden="1" w:unhideWhenUsed="1"/>
+    <w:lsdException w:name="Unresolved Mention" w:semiHidden="1" w:unhideWhenUsed="1"/>
+    <w:lsdException w:name="Smart Link" w:semiHidden="1" w:unhideWhenUsed="1"/>
   </w:latentStyles>
   <w:style w:type="paragraph" w:default="1" w:styleId="Norml">
     <w:name w:val="Normal"/>

--- a/Documentation/alkalmazás dokumentáció.docx
+++ b/Documentation/alkalmazás dokumentáció.docx
@@ -531,14 +531,12 @@
       <w:r>
         <w:t xml:space="preserve">ltünk arra, hogy az oldal elemei ne </w:t>
       </w:r>
-      <w:proofErr w:type="spellStart"/>
       <w:r>
         <w:t>csú</w:t>
       </w:r>
       <w:r>
         <w:t>sszanak</w:t>
       </w:r>
-      <w:proofErr w:type="spellEnd"/>
       <w:r>
         <w:t xml:space="preserve"> egymásba és ne takarják el egymást akkor sem, ha csökkentjük a képernyő méretét. Ü</w:t>
       </w:r>
@@ -836,15 +834,7 @@
           </w:tcPr>
           <w:p>
             <w:r>
-              <w:t xml:space="preserve">Backend – </w:t>
-            </w:r>
-            <w:proofErr w:type="spellStart"/>
-            <w:r>
-              <w:t>AdvancedInfo</w:t>
-            </w:r>
-            <w:proofErr w:type="spellEnd"/>
-            <w:r>
-              <w:t xml:space="preserve"> kontroller</w:t>
+              <w:t>Backend – AdvancedInfo kontroller</w:t>
             </w:r>
           </w:p>
         </w:tc>
@@ -870,15 +860,7 @@
           </w:tcPr>
           <w:p>
             <w:r>
-              <w:t xml:space="preserve">Backend – </w:t>
-            </w:r>
-            <w:proofErr w:type="spellStart"/>
-            <w:r>
-              <w:t>Admin</w:t>
-            </w:r>
-            <w:proofErr w:type="spellEnd"/>
-            <w:r>
-              <w:t xml:space="preserve"> kontrollerek</w:t>
+              <w:t>Backend – Admin kontrollerek</w:t>
             </w:r>
           </w:p>
         </w:tc>
@@ -904,15 +886,7 @@
           </w:tcPr>
           <w:p>
             <w:r>
-              <w:t xml:space="preserve">Backend – </w:t>
-            </w:r>
-            <w:proofErr w:type="spellStart"/>
-            <w:r>
-              <w:t>Users</w:t>
-            </w:r>
-            <w:proofErr w:type="spellEnd"/>
-            <w:r>
-              <w:t xml:space="preserve"> kontroller</w:t>
+              <w:t>Backend – Users kontroller</w:t>
             </w:r>
           </w:p>
         </w:tc>
@@ -1042,15 +1016,7 @@
           </w:tcPr>
           <w:p>
             <w:r>
-              <w:t>Frontend – „</w:t>
-            </w:r>
-            <w:proofErr w:type="spellStart"/>
-            <w:r>
-              <w:t>LoginModule.jsx</w:t>
-            </w:r>
-            <w:proofErr w:type="spellEnd"/>
-            <w:r>
-              <w:t>” háttér logika</w:t>
+              <w:t>Frontend – „LoginModule.jsx” háttér logika</w:t>
             </w:r>
           </w:p>
         </w:tc>
@@ -1103,23 +1069,7 @@
           <w:p>
             <w:r>
               <w:lastRenderedPageBreak/>
-              <w:t>Frontend – „</w:t>
-            </w:r>
-            <w:proofErr w:type="spellStart"/>
-            <w:r>
-              <w:t>About</w:t>
-            </w:r>
-            <w:proofErr w:type="spellEnd"/>
-            <w:r>
-              <w:t xml:space="preserve"> </w:t>
-            </w:r>
-            <w:proofErr w:type="spellStart"/>
-            <w:r>
-              <w:t>Us</w:t>
-            </w:r>
-            <w:proofErr w:type="spellEnd"/>
-            <w:r>
-              <w:t>” oldal</w:t>
+              <w:t>Frontend – „About Us” oldal</w:t>
             </w:r>
           </w:p>
         </w:tc>
@@ -1145,23 +1095,7 @@
           </w:tcPr>
           <w:p>
             <w:r>
-              <w:t>Frontend – „</w:t>
-            </w:r>
-            <w:proofErr w:type="spellStart"/>
-            <w:r>
-              <w:t>Contact</w:t>
-            </w:r>
-            <w:proofErr w:type="spellEnd"/>
-            <w:r>
-              <w:t xml:space="preserve"> </w:t>
-            </w:r>
-            <w:proofErr w:type="spellStart"/>
-            <w:r>
-              <w:t>Us</w:t>
-            </w:r>
-            <w:proofErr w:type="spellEnd"/>
-            <w:r>
-              <w:t>” oldal</w:t>
+              <w:t>Frontend – „Contact Us” oldal</w:t>
             </w:r>
           </w:p>
         </w:tc>
@@ -1473,13 +1407,8 @@
           </w:tcPr>
           <w:p>
             <w:r>
-              <w:t xml:space="preserve">Frontend – </w:t>
-            </w:r>
-            <w:proofErr w:type="spellStart"/>
-            <w:r>
-              <w:t>Reszponzívitás</w:t>
-            </w:r>
-            <w:proofErr w:type="spellEnd"/>
+              <w:t>Frontend – Reszponzívitás</w:t>
+            </w:r>
           </w:p>
         </w:tc>
         <w:tc>
@@ -1769,15 +1698,7 @@
                               <w:fldChar w:fldCharType="end"/>
                             </w:r>
                             <w:r>
-                              <w:t>. képleírás: A GitHub-</w:t>
-                            </w:r>
-                            <w:proofErr w:type="spellStart"/>
-                            <w:r>
-                              <w:t>on</w:t>
-                            </w:r>
-                            <w:proofErr w:type="spellEnd"/>
-                            <w:r>
-                              <w:t xml:space="preserve"> végzett munka gráfja</w:t>
+                              <w:t>. képleírás: A GitHub-on végzett munka gráfja</w:t>
                             </w:r>
                             <w:bookmarkEnd w:id="5"/>
                           </w:p>
@@ -1871,7 +1792,7 @@
           <w:lang w:eastAsia="hu-HU"/>
         </w:rPr>
         <w:drawing>
-          <wp:anchor distT="0" distB="0" distL="114300" distR="114300" simplePos="0" relativeHeight="251739136" behindDoc="0" locked="0" layoutInCell="1" allowOverlap="1" wp14:anchorId="2B24F4F4" wp14:editId="1D560D23">
+          <wp:anchor distT="0" distB="0" distL="114300" distR="114300" simplePos="0" relativeHeight="251739136" behindDoc="0" locked="0" layoutInCell="1" allowOverlap="1" wp14:anchorId="2B24F4F4" wp14:editId="3EFF8E88">
             <wp:simplePos x="0" y="0"/>
             <wp:positionH relativeFrom="margin">
               <wp:align>center</wp:align>
@@ -1942,23 +1863,7 @@
     </w:p>
     <w:p>
       <w:r>
-        <w:t>A szoftverünk fejlesztése során a közös munka folyamán a változtatásaink egyszerű nyomon követhetőségének érdekében a „</w:t>
-      </w:r>
-      <w:proofErr w:type="spellStart"/>
-      <w:r>
-        <w:t>GitHUB</w:t>
-      </w:r>
-      <w:proofErr w:type="spellEnd"/>
-      <w:r>
-        <w:t>” verziókezelő rendszert használtuk. A „</w:t>
-      </w:r>
-      <w:proofErr w:type="spellStart"/>
-      <w:r>
-        <w:t>Repository</w:t>
-      </w:r>
-      <w:proofErr w:type="spellEnd"/>
-      <w:r>
-        <w:t xml:space="preserve">”-t még egyik tanárunk hozta létre év </w:t>
+        <w:t xml:space="preserve">A szoftverünk fejlesztése során a közös munka folyamán a változtatásaink egyszerű nyomon követhetőségének érdekében a „GitHUB” verziókezelő rendszert használtuk. A „Repository”-t még egyik tanárunk hozta létre év </w:t>
       </w:r>
       <w:r>
         <w:t>elején,</w:t>
@@ -1967,26 +1872,10 @@
         <w:t xml:space="preserve"> amelyben egész </w:t>
       </w:r>
       <w:r>
-        <w:t>idő alatt dolgoztunk. Erről a „</w:t>
-      </w:r>
-      <w:proofErr w:type="spellStart"/>
-      <w:r>
-        <w:t>r</w:t>
-      </w:r>
-      <w:r>
-        <w:t>epository</w:t>
-      </w:r>
-      <w:proofErr w:type="spellEnd"/>
-      <w:r>
-        <w:t>”-</w:t>
-      </w:r>
-      <w:proofErr w:type="spellStart"/>
-      <w:r>
-        <w:t>ról</w:t>
-      </w:r>
-      <w:proofErr w:type="spellEnd"/>
-      <w:r>
-        <w:t xml:space="preserve"> alább csatolunk p</w:t>
+        <w:t>idő alatt dolgoztunk. Erről a „r</w:t>
+      </w:r>
+      <w:r>
+        <w:t>epository”-ról alább csatolunk p</w:t>
       </w:r>
       <w:r>
         <w:t>ár képet</w:t>
@@ -1998,45 +1887,13 @@
         <w:t>, mert</w:t>
       </w:r>
       <w:r>
-        <w:t xml:space="preserve"> amelyet véglegesként leadtunk nem egyezik meg ezzel. Sajnos az első „</w:t>
-      </w:r>
-      <w:proofErr w:type="spellStart"/>
-      <w:r>
-        <w:t>reposito</w:t>
-      </w:r>
-      <w:r>
-        <w:t>ry</w:t>
-      </w:r>
-      <w:proofErr w:type="spellEnd"/>
-      <w:r>
-        <w:t>”-</w:t>
-      </w:r>
-      <w:proofErr w:type="spellStart"/>
-      <w:r>
-        <w:t>nk</w:t>
-      </w:r>
-      <w:proofErr w:type="spellEnd"/>
-      <w:r>
-        <w:t xml:space="preserve"> nem volt publikus, mert nem</w:t>
-      </w:r>
-      <w:r>
-        <w:t xml:space="preserve"> rendelkeztünk rendszergazdai jogosultsággokkal. Ezért a könnyű és gyors megosztás érdekében, egy új „</w:t>
-      </w:r>
-      <w:proofErr w:type="spellStart"/>
-      <w:r>
-        <w:t>repository</w:t>
-      </w:r>
-      <w:proofErr w:type="spellEnd"/>
-      <w:r>
-        <w:t>”-</w:t>
-      </w:r>
-      <w:proofErr w:type="spellStart"/>
-      <w:r>
-        <w:t>ba</w:t>
-      </w:r>
-      <w:proofErr w:type="spellEnd"/>
-      <w:r>
-        <w:t xml:space="preserve"> töltöttük fel a végleges munkánkat.</w:t>
+        <w:t xml:space="preserve"> amelyet véglegesként leadtunk nem egyezik meg ezzel. Sajnos az első „reposito</w:t>
+      </w:r>
+      <w:r>
+        <w:t>ry”-nk nem volt publikus, mert nem</w:t>
+      </w:r>
+      <w:r>
+        <w:t xml:space="preserve"> rendelkeztünk rendszergazdai jogosultsággokkal. Ezért a könnyű és gyors megosztás érdekében, egy új „repository”-ba töltöttük fel a végleges munkánkat.</w:t>
       </w:r>
       <w:r>
         <w:rPr>
@@ -2098,23 +1955,7 @@
                               </w:r>
                             </w:fldSimple>
                             <w:r>
-                              <w:t>. képleírás: A GitHub-</w:t>
-                            </w:r>
-                            <w:proofErr w:type="spellStart"/>
-                            <w:r>
-                              <w:t>on</w:t>
-                            </w:r>
-                            <w:proofErr w:type="spellEnd"/>
-                            <w:r>
-                              <w:t xml:space="preserve"> végzett </w:t>
-                            </w:r>
-                            <w:proofErr w:type="spellStart"/>
-                            <w:r>
-                              <w:t>commit</w:t>
-                            </w:r>
-                            <w:proofErr w:type="spellEnd"/>
-                            <w:r>
-                              <w:t>-ok egy része</w:t>
+                              <w:t>. képleírás: A GitHub-on végzett commit-ok egy része</w:t>
                             </w:r>
                             <w:bookmarkEnd w:id="7"/>
                           </w:p>
@@ -2257,19 +2098,11 @@
         </w:rPr>
       </w:pPr>
       <w:bookmarkStart w:id="9" w:name="_Toc227950412"/>
-      <w:proofErr w:type="spellStart"/>
       <w:r>
         <w:rPr>
           <w:rStyle w:val="Cmsor3Char"/>
         </w:rPr>
-        <w:t>Discord</w:t>
-      </w:r>
-      <w:proofErr w:type="spellEnd"/>
-      <w:r>
-        <w:rPr>
-          <w:rStyle w:val="Cmsor3Char"/>
-        </w:rPr>
-        <w:t>:</w:t>
+        <w:t>Discord:</w:t>
       </w:r>
       <w:bookmarkEnd w:id="9"/>
     </w:p>
@@ -2278,15 +2111,7 @@
         <w:t>A feladat elvégzése során</w:t>
       </w:r>
       <w:r>
-        <w:t xml:space="preserve"> főként a </w:t>
-      </w:r>
-      <w:proofErr w:type="spellStart"/>
-      <w:r>
-        <w:t>Discord</w:t>
-      </w:r>
-      <w:proofErr w:type="spellEnd"/>
-      <w:r>
-        <w:t xml:space="preserve"> által nyújtott kommunikációs eszközöket alkalmaztuk (csoportos beszélgetés, képernyőmeg</w:t>
+        <w:t xml:space="preserve"> főként a Discord által nyújtott kommunikációs eszközöket alkalmaztuk (csoportos beszélgetés, képernyőmeg</w:t>
       </w:r>
       <w:r>
         <w:t>osztás). De a munkavégzés során</w:t>
@@ -2505,7 +2330,7 @@
           <w:lang w:eastAsia="hu-HU"/>
         </w:rPr>
         <w:drawing>
-          <wp:anchor distT="0" distB="0" distL="114300" distR="114300" simplePos="0" relativeHeight="251742208" behindDoc="0" locked="0" layoutInCell="1" allowOverlap="1" wp14:anchorId="0C850A48" wp14:editId="2B0C98FE">
+          <wp:anchor distT="0" distB="0" distL="114300" distR="114300" simplePos="0" relativeHeight="251742208" behindDoc="0" locked="0" layoutInCell="1" allowOverlap="1" wp14:anchorId="0C850A48" wp14:editId="3F33BDA7">
             <wp:simplePos x="0" y="0"/>
             <wp:positionH relativeFrom="page">
               <wp:align>center</wp:align>
@@ -2629,32 +2454,16 @@
         <w:t xml:space="preserve">Az adataink tárolásához – </w:t>
       </w:r>
       <w:r>
-        <w:t xml:space="preserve">a XAMPP </w:t>
-      </w:r>
-      <w:proofErr w:type="spellStart"/>
-      <w:r>
-        <w:t>Contro</w:t>
-      </w:r>
-      <w:r>
-        <w:t>l</w:t>
-      </w:r>
-      <w:proofErr w:type="spellEnd"/>
-      <w:r>
-        <w:t xml:space="preserve"> Panel alkalmazás segítségével – </w:t>
-      </w:r>
-      <w:r>
-        <w:t xml:space="preserve">egy </w:t>
-      </w:r>
-      <w:proofErr w:type="spellStart"/>
-      <w:r>
-        <w:t>My</w:t>
-      </w:r>
-      <w:r>
-        <w:t>SQL</w:t>
-      </w:r>
-      <w:proofErr w:type="spellEnd"/>
-      <w:r>
-        <w:t xml:space="preserve"> adatbázist hoztunk létre. Ez az</w:t>
+        <w:t>a XAMPP Contro</w:t>
+      </w:r>
+      <w:r>
+        <w:t xml:space="preserve">l Panel alkalmazás segítségével – </w:t>
+      </w:r>
+      <w:r>
+        <w:t>egy My</w:t>
+      </w:r>
+      <w:r>
+        <w:t>SQL adatbázist hoztunk létre. Ez az</w:t>
       </w:r>
       <w:r>
         <w:t xml:space="preserve"> adatbázis felelős a fő adatok tárolás</w:t>
@@ -2666,15 +2475,7 @@
         <w:t xml:space="preserve">k egyedi </w:t>
       </w:r>
       <w:r>
-        <w:t xml:space="preserve">azonosítóinak és </w:t>
-      </w:r>
-      <w:proofErr w:type="spellStart"/>
-      <w:r>
-        <w:t>tokenjeinek</w:t>
-      </w:r>
-      <w:proofErr w:type="spellEnd"/>
-      <w:r>
-        <w:t xml:space="preserve"> tárolása. Ez segít továbbá</w:t>
+        <w:t>azonosítóinak és tokenjeinek tárolása. Ez segít továbbá</w:t>
       </w:r>
       <w:r>
         <w:t xml:space="preserve"> még a csoportokon belüli jogosultság k</w:t>
@@ -2785,15 +2586,7 @@
       </w:pPr>
       <w:bookmarkStart w:id="14" w:name="_Toc227950415"/>
       <w:r>
-        <w:t>„</w:t>
-      </w:r>
-      <w:proofErr w:type="spellStart"/>
-      <w:r>
-        <w:t>blocks</w:t>
-      </w:r>
-      <w:proofErr w:type="spellEnd"/>
-      <w:r>
-        <w:t>” tábla</w:t>
+        <w:t>„blocks” tábla</w:t>
       </w:r>
       <w:r>
         <w:t>:</w:t>
@@ -2811,11 +2604,9 @@
           <w:tab w:val="left" w:pos="2977"/>
         </w:tabs>
       </w:pPr>
-      <w:proofErr w:type="spellStart"/>
       <w:r>
         <w:t>block_Id</w:t>
       </w:r>
-      <w:proofErr w:type="spellEnd"/>
       <w:r>
         <w:tab/>
         <w:t>A b</w:t>
@@ -2835,22 +2626,12 @@
           <w:tab w:val="left" w:pos="2977"/>
         </w:tabs>
       </w:pPr>
-      <w:proofErr w:type="spellStart"/>
       <w:r>
         <w:t>date</w:t>
       </w:r>
-      <w:proofErr w:type="spellEnd"/>
       <w:r>
         <w:tab/>
-        <w:t>A blokk dátuma (</w:t>
-      </w:r>
-      <w:proofErr w:type="spellStart"/>
-      <w:r>
-        <w:t>éééé-hh-nn</w:t>
-      </w:r>
-      <w:proofErr w:type="spellEnd"/>
-      <w:r>
-        <w:t>)</w:t>
+        <w:t>A blokk dátuma (éééé-hh-nn)</w:t>
       </w:r>
     </w:p>
     <w:p>
@@ -2864,11 +2645,9 @@
           <w:tab w:val="left" w:pos="2977"/>
         </w:tabs>
       </w:pPr>
-      <w:proofErr w:type="spellStart"/>
       <w:r>
         <w:t>description</w:t>
       </w:r>
-      <w:proofErr w:type="spellEnd"/>
       <w:r>
         <w:tab/>
         <w:t>Az adott blokk leírása</w:t>
@@ -2885,11 +2664,9 @@
           <w:tab w:val="left" w:pos="2977"/>
         </w:tabs>
       </w:pPr>
-      <w:proofErr w:type="spellStart"/>
       <w:r>
         <w:t>priority</w:t>
       </w:r>
-      <w:proofErr w:type="spellEnd"/>
       <w:r>
         <w:tab/>
         <w:t>Az adott blokk prioritása</w:t>
@@ -2906,11 +2683,9 @@
           <w:tab w:val="left" w:pos="2977"/>
         </w:tabs>
       </w:pPr>
-      <w:proofErr w:type="spellStart"/>
       <w:r>
         <w:t>timeEnd</w:t>
       </w:r>
-      <w:proofErr w:type="spellEnd"/>
       <w:r>
         <w:tab/>
         <w:t>Mikor ér véget a blokk (percben)</w:t>
@@ -2927,11 +2702,9 @@
           <w:tab w:val="left" w:pos="2977"/>
         </w:tabs>
       </w:pPr>
-      <w:proofErr w:type="spellStart"/>
       <w:r>
         <w:t>timeStart</w:t>
       </w:r>
-      <w:proofErr w:type="spellEnd"/>
       <w:r>
         <w:tab/>
         <w:t>Mikor kezdődik a blokk (percben)</w:t>
@@ -2948,11 +2721,9 @@
           <w:tab w:val="left" w:pos="2977"/>
         </w:tabs>
       </w:pPr>
-      <w:proofErr w:type="spellStart"/>
       <w:r>
         <w:t>title</w:t>
       </w:r>
-      <w:proofErr w:type="spellEnd"/>
       <w:r>
         <w:tab/>
         <w:t>A blokk címe</w:t>
@@ -2992,15 +2763,7 @@
       </w:pPr>
       <w:bookmarkStart w:id="15" w:name="_Toc227950416"/>
       <w:r>
-        <w:t>„</w:t>
-      </w:r>
-      <w:proofErr w:type="spellStart"/>
-      <w:r>
-        <w:t>groups</w:t>
-      </w:r>
-      <w:proofErr w:type="spellEnd"/>
-      <w:r>
-        <w:t>” tábla:</w:t>
+        <w:t>„groups” tábla:</w:t>
       </w:r>
       <w:bookmarkEnd w:id="15"/>
     </w:p>
@@ -3015,11 +2778,9 @@
           <w:tab w:val="left" w:pos="2977"/>
         </w:tabs>
       </w:pPr>
-      <w:proofErr w:type="spellStart"/>
       <w:r>
         <w:t>group_Id</w:t>
       </w:r>
-      <w:proofErr w:type="spellEnd"/>
       <w:r>
         <w:tab/>
         <w:t>A csoport azonosítója</w:t>
@@ -3036,11 +2797,9 @@
           <w:tab w:val="left" w:pos="2977"/>
         </w:tabs>
       </w:pPr>
-      <w:proofErr w:type="spellStart"/>
       <w:r>
         <w:t>group_name</w:t>
       </w:r>
-      <w:proofErr w:type="spellEnd"/>
       <w:r>
         <w:tab/>
         <w:t>A csoport neve</w:t>
@@ -3096,11 +2855,7 @@
       <w:bookmarkStart w:id="16" w:name="_Toc227950417"/>
       <w:r>
         <w:lastRenderedPageBreak/>
-        <w:t>„</w:t>
-      </w:r>
-      <w:proofErr w:type="spellStart"/>
-      <w:r>
-        <w:t>g</w:t>
+        <w:t>„g</w:t>
       </w:r>
       <w:r>
         <w:t>r</w:t>
@@ -3109,11 +2864,7 @@
         <w:t>o</w:t>
       </w:r>
       <w:r>
-        <w:t>upscheduleconn</w:t>
-      </w:r>
-      <w:proofErr w:type="spellEnd"/>
-      <w:r>
-        <w:t>” tábla:</w:t>
+        <w:t>upscheduleconn” tábla:</w:t>
       </w:r>
       <w:bookmarkEnd w:id="16"/>
     </w:p>
@@ -3128,11 +2879,9 @@
           <w:tab w:val="left" w:pos="2977"/>
         </w:tabs>
       </w:pPr>
-      <w:proofErr w:type="spellStart"/>
       <w:r>
         <w:t>group_Id</w:t>
       </w:r>
-      <w:proofErr w:type="spellEnd"/>
       <w:r>
         <w:tab/>
         <w:t>A csoport azonosíja</w:t>
@@ -3149,22 +2898,12 @@
           <w:tab w:val="left" w:pos="2977"/>
         </w:tabs>
       </w:pPr>
-      <w:proofErr w:type="spellStart"/>
       <w:r>
         <w:t>schedule_Id</w:t>
       </w:r>
-      <w:proofErr w:type="spellEnd"/>
       <w:r>
         <w:tab/>
-        <w:t xml:space="preserve">A </w:t>
-      </w:r>
-      <w:proofErr w:type="spellStart"/>
-      <w:r>
-        <w:t>schedule</w:t>
-      </w:r>
-      <w:proofErr w:type="spellEnd"/>
-      <w:r>
-        <w:t xml:space="preserve"> azonosítója</w:t>
+        <w:t>A schedule azonosítója</w:t>
       </w:r>
     </w:p>
     <w:p>
@@ -3204,15 +2943,7 @@
       </w:pPr>
       <w:bookmarkStart w:id="17" w:name="_Toc227950418"/>
       <w:r>
-        <w:t>„</w:t>
-      </w:r>
-      <w:proofErr w:type="spellStart"/>
-      <w:r>
-        <w:t>groupuserconn</w:t>
-      </w:r>
-      <w:proofErr w:type="spellEnd"/>
-      <w:r>
-        <w:t>” tábla:</w:t>
+        <w:t>„groupuserconn” tábla:</w:t>
       </w:r>
       <w:bookmarkEnd w:id="17"/>
     </w:p>
@@ -3227,11 +2958,9 @@
           <w:tab w:val="left" w:pos="2977"/>
         </w:tabs>
       </w:pPr>
-      <w:proofErr w:type="spellStart"/>
       <w:r>
         <w:t>group_Id</w:t>
       </w:r>
-      <w:proofErr w:type="spellEnd"/>
       <w:r>
         <w:tab/>
         <w:t>A csoport azonosítója</w:t>
@@ -3248,11 +2977,9 @@
           <w:tab w:val="left" w:pos="2977"/>
         </w:tabs>
       </w:pPr>
-      <w:proofErr w:type="spellStart"/>
       <w:r>
         <w:t>permission</w:t>
       </w:r>
-      <w:proofErr w:type="spellEnd"/>
       <w:r>
         <w:tab/>
         <w:t>A felhasználó jogosultsága a csoportban</w:t>
@@ -3269,11 +2996,9 @@
           <w:tab w:val="left" w:pos="2977"/>
         </w:tabs>
       </w:pPr>
-      <w:proofErr w:type="spellStart"/>
       <w:r>
         <w:t>user_Id</w:t>
       </w:r>
-      <w:proofErr w:type="spellEnd"/>
       <w:r>
         <w:tab/>
         <w:t>A felhasználó azonosítója</w:t>
@@ -3319,15 +3044,7 @@
       </w:pPr>
       <w:bookmarkStart w:id="18" w:name="_Toc227950419"/>
       <w:r>
-        <w:t>„</w:t>
-      </w:r>
-      <w:proofErr w:type="spellStart"/>
-      <w:r>
-        <w:t>isignored</w:t>
-      </w:r>
-      <w:proofErr w:type="spellEnd"/>
-      <w:r>
-        <w:t>” tábla:</w:t>
+        <w:t>„isignored” tábla:</w:t>
       </w:r>
       <w:bookmarkEnd w:id="18"/>
     </w:p>
@@ -3342,11 +3059,9 @@
           <w:tab w:val="left" w:pos="2977"/>
         </w:tabs>
       </w:pPr>
-      <w:proofErr w:type="spellStart"/>
       <w:r>
         <w:t>block_id</w:t>
       </w:r>
-      <w:proofErr w:type="spellEnd"/>
       <w:r>
         <w:tab/>
         <w:t>A blokk azonosítója</w:t>
@@ -3363,11 +3078,9 @@
           <w:tab w:val="left" w:pos="2977"/>
         </w:tabs>
       </w:pPr>
-      <w:proofErr w:type="spellStart"/>
       <w:r>
         <w:t>user_id</w:t>
       </w:r>
-      <w:proofErr w:type="spellEnd"/>
       <w:r>
         <w:tab/>
         <w:t>A felhasználó azonosítója</w:t>
@@ -3413,15 +3126,7 @@
       </w:pPr>
       <w:bookmarkStart w:id="19" w:name="_Toc227950420"/>
       <w:r>
-        <w:t>„</w:t>
-      </w:r>
-      <w:proofErr w:type="spellStart"/>
-      <w:r>
-        <w:t>schedules</w:t>
-      </w:r>
-      <w:proofErr w:type="spellEnd"/>
-      <w:r>
-        <w:t>” tábla:</w:t>
+        <w:t>„schedules” tábla:</w:t>
       </w:r>
       <w:bookmarkEnd w:id="19"/>
     </w:p>
@@ -3436,22 +3141,12 @@
           <w:tab w:val="left" w:pos="2977"/>
         </w:tabs>
       </w:pPr>
-      <w:proofErr w:type="spellStart"/>
       <w:r>
         <w:t>schedule_id</w:t>
       </w:r>
-      <w:proofErr w:type="spellEnd"/>
       <w:r>
         <w:tab/>
-        <w:t xml:space="preserve">A </w:t>
-      </w:r>
-      <w:proofErr w:type="spellStart"/>
-      <w:r>
-        <w:t>schedule</w:t>
-      </w:r>
-      <w:proofErr w:type="spellEnd"/>
-      <w:r>
-        <w:t xml:space="preserve"> azonosítója</w:t>
+        <w:t>A schedule azonosítója</w:t>
       </w:r>
     </w:p>
     <w:p>
@@ -3465,22 +3160,12 @@
           <w:tab w:val="left" w:pos="2977"/>
         </w:tabs>
       </w:pPr>
-      <w:proofErr w:type="spellStart"/>
       <w:r>
         <w:t>schedule_info</w:t>
       </w:r>
-      <w:proofErr w:type="spellEnd"/>
       <w:r>
         <w:tab/>
-        <w:t xml:space="preserve">A </w:t>
-      </w:r>
-      <w:proofErr w:type="spellStart"/>
-      <w:r>
-        <w:t>schedule</w:t>
-      </w:r>
-      <w:proofErr w:type="spellEnd"/>
-      <w:r>
-        <w:t xml:space="preserve"> információi</w:t>
+        <w:t>A schedule információi</w:t>
       </w:r>
     </w:p>
     <w:p>
@@ -3494,11 +3179,9 @@
           <w:tab w:val="left" w:pos="2977"/>
         </w:tabs>
       </w:pPr>
-      <w:proofErr w:type="spellStart"/>
       <w:r>
         <w:t>template_id</w:t>
       </w:r>
-      <w:proofErr w:type="spellEnd"/>
       <w:r>
         <w:tab/>
         <w:t>A sablon azonosítója</w:t>
@@ -3541,15 +3224,7 @@
       </w:pPr>
       <w:bookmarkStart w:id="20" w:name="_Toc227950421"/>
       <w:r>
-        <w:t>„</w:t>
-      </w:r>
-      <w:proofErr w:type="spellStart"/>
-      <w:r>
-        <w:t>scheduleusersconn</w:t>
-      </w:r>
-      <w:proofErr w:type="spellEnd"/>
-      <w:r>
-        <w:t>” tábla:</w:t>
+        <w:t>„scheduleusersconn” tábla:</w:t>
       </w:r>
       <w:bookmarkEnd w:id="20"/>
     </w:p>
@@ -3564,22 +3239,12 @@
           <w:tab w:val="left" w:pos="2977"/>
         </w:tabs>
       </w:pPr>
-      <w:proofErr w:type="spellStart"/>
       <w:r>
         <w:t>schedule_id</w:t>
       </w:r>
-      <w:proofErr w:type="spellEnd"/>
       <w:r>
         <w:tab/>
-        <w:t xml:space="preserve">A </w:t>
-      </w:r>
-      <w:proofErr w:type="spellStart"/>
-      <w:r>
-        <w:t>schedule</w:t>
-      </w:r>
-      <w:proofErr w:type="spellEnd"/>
-      <w:r>
-        <w:t xml:space="preserve"> azonosítója</w:t>
+        <w:t>A schedule azonosítója</w:t>
       </w:r>
     </w:p>
     <w:p>
@@ -3593,11 +3258,9 @@
           <w:tab w:val="left" w:pos="2977"/>
         </w:tabs>
       </w:pPr>
-      <w:proofErr w:type="spellStart"/>
       <w:r>
         <w:t>user_id</w:t>
       </w:r>
-      <w:proofErr w:type="spellEnd"/>
       <w:r>
         <w:tab/>
         <w:t>A felhasználó azonosítója</w:t>
@@ -3640,15 +3303,7 @@
       </w:pPr>
       <w:bookmarkStart w:id="21" w:name="_Toc227950422"/>
       <w:r>
-        <w:t>„</w:t>
-      </w:r>
-      <w:proofErr w:type="spellStart"/>
-      <w:r>
-        <w:t>templates</w:t>
-      </w:r>
-      <w:proofErr w:type="spellEnd"/>
-      <w:r>
-        <w:t>” tábla:</w:t>
+        <w:t>„templates” tábla:</w:t>
       </w:r>
       <w:bookmarkEnd w:id="21"/>
     </w:p>
@@ -3663,11 +3318,9 @@
           <w:tab w:val="left" w:pos="2977"/>
         </w:tabs>
       </w:pPr>
-      <w:proofErr w:type="spellStart"/>
       <w:r>
         <w:t>template_id</w:t>
       </w:r>
-      <w:proofErr w:type="spellEnd"/>
       <w:r>
         <w:tab/>
         <w:t>A sablon azonosítója</w:t>
@@ -3684,11 +3337,9 @@
           <w:tab w:val="left" w:pos="2977"/>
         </w:tabs>
       </w:pPr>
-      <w:proofErr w:type="spellStart"/>
       <w:r>
         <w:t>template_info</w:t>
       </w:r>
-      <w:proofErr w:type="spellEnd"/>
       <w:r>
         <w:tab/>
         <w:t>A sablon információi</w:t>
@@ -3735,21 +3386,13 @@
       </w:pPr>
       <w:bookmarkStart w:id="22" w:name="_Toc227950423"/>
       <w:r>
-        <w:t>„</w:t>
-      </w:r>
-      <w:proofErr w:type="spellStart"/>
-      <w:r>
-        <w:t>tem</w:t>
+        <w:t>„tem</w:t>
       </w:r>
       <w:r>
         <w:t>p</w:t>
       </w:r>
       <w:r>
-        <w:t>latesblocksconn</w:t>
-      </w:r>
-      <w:proofErr w:type="spellEnd"/>
-      <w:r>
-        <w:t>” tábla:</w:t>
+        <w:t>latesblocksconn” tábla:</w:t>
       </w:r>
       <w:bookmarkEnd w:id="22"/>
     </w:p>
@@ -3764,11 +3407,9 @@
           <w:tab w:val="left" w:pos="2977"/>
         </w:tabs>
       </w:pPr>
-      <w:proofErr w:type="spellStart"/>
       <w:r>
         <w:t>block_id</w:t>
       </w:r>
-      <w:proofErr w:type="spellEnd"/>
       <w:r>
         <w:tab/>
       </w:r>
@@ -3787,11 +3428,9 @@
           <w:tab w:val="left" w:pos="2977"/>
         </w:tabs>
       </w:pPr>
-      <w:proofErr w:type="spellStart"/>
       <w:r>
         <w:t>template_id</w:t>
       </w:r>
-      <w:proofErr w:type="spellEnd"/>
       <w:r>
         <w:tab/>
       </w:r>
@@ -3836,15 +3475,7 @@
       </w:pPr>
       <w:bookmarkStart w:id="23" w:name="_Toc227950424"/>
       <w:r>
-        <w:t>„</w:t>
-      </w:r>
-      <w:proofErr w:type="spellStart"/>
-      <w:r>
-        <w:t>users</w:t>
-      </w:r>
-      <w:proofErr w:type="spellEnd"/>
-      <w:r>
-        <w:t>” tábla:</w:t>
+        <w:t>„users” tábla:</w:t>
       </w:r>
       <w:bookmarkEnd w:id="23"/>
     </w:p>
@@ -3859,11 +3490,9 @@
           <w:tab w:val="left" w:pos="2977"/>
         </w:tabs>
       </w:pPr>
-      <w:proofErr w:type="spellStart"/>
       <w:r>
         <w:t>Description</w:t>
       </w:r>
-      <w:proofErr w:type="spellEnd"/>
       <w:r>
         <w:tab/>
       </w:r>
@@ -3882,11 +3511,9 @@
           <w:tab w:val="left" w:pos="2977"/>
         </w:tabs>
       </w:pPr>
-      <w:proofErr w:type="spellStart"/>
       <w:r>
         <w:t>display_name</w:t>
       </w:r>
-      <w:proofErr w:type="spellEnd"/>
       <w:r>
         <w:tab/>
       </w:r>
@@ -3950,11 +3577,9 @@
           <w:tab w:val="left" w:pos="2977"/>
         </w:tabs>
       </w:pPr>
-      <w:proofErr w:type="spellStart"/>
       <w:r>
         <w:t>Role</w:t>
       </w:r>
-      <w:proofErr w:type="spellEnd"/>
       <w:r>
         <w:tab/>
       </w:r>
@@ -3973,24 +3598,14 @@
           <w:tab w:val="left" w:pos="2977"/>
         </w:tabs>
       </w:pPr>
-      <w:proofErr w:type="spellStart"/>
       <w:r>
         <w:t>Token</w:t>
       </w:r>
-      <w:proofErr w:type="spellEnd"/>
       <w:r>
         <w:tab/>
       </w:r>
       <w:r>
-        <w:t xml:space="preserve">A felhasználó </w:t>
-      </w:r>
-      <w:proofErr w:type="spellStart"/>
-      <w:r>
-        <w:t>token</w:t>
-      </w:r>
-      <w:proofErr w:type="spellEnd"/>
-      <w:r>
-        <w:t>-</w:t>
+        <w:t>A felhasználó token-</w:t>
       </w:r>
       <w:r>
         <w:t>je</w:t>
@@ -4007,11 +3622,9 @@
           <w:tab w:val="left" w:pos="2977"/>
         </w:tabs>
       </w:pPr>
-      <w:proofErr w:type="spellStart"/>
       <w:r>
         <w:t>username</w:t>
       </w:r>
-      <w:proofErr w:type="spellEnd"/>
       <w:r>
         <w:tab/>
       </w:r>
@@ -4030,11 +3643,9 @@
           <w:tab w:val="left" w:pos="2977"/>
         </w:tabs>
       </w:pPr>
-      <w:proofErr w:type="spellStart"/>
       <w:r>
         <w:t>user_id</w:t>
       </w:r>
-      <w:proofErr w:type="spellEnd"/>
       <w:r>
         <w:tab/>
       </w:r>
@@ -4085,15 +3696,7 @@
       </w:pPr>
       <w:bookmarkStart w:id="24" w:name="_Toc227950425"/>
       <w:r>
-        <w:t>„</w:t>
-      </w:r>
-      <w:proofErr w:type="spellStart"/>
-      <w:r>
-        <w:t>usersettings</w:t>
-      </w:r>
-      <w:proofErr w:type="spellEnd"/>
-      <w:r>
-        <w:t>” tábla:</w:t>
+        <w:t>„usersettings” tábla:</w:t>
       </w:r>
       <w:bookmarkEnd w:id="24"/>
     </w:p>
@@ -4108,11 +3711,9 @@
           <w:tab w:val="left" w:pos="2977"/>
         </w:tabs>
       </w:pPr>
-      <w:proofErr w:type="spellStart"/>
       <w:r>
         <w:t>settings</w:t>
       </w:r>
-      <w:proofErr w:type="spellEnd"/>
       <w:r>
         <w:tab/>
       </w:r>
@@ -4131,11 +3732,9 @@
           <w:tab w:val="left" w:pos="2977"/>
         </w:tabs>
       </w:pPr>
-      <w:proofErr w:type="spellStart"/>
       <w:r>
         <w:t>user_id</w:t>
       </w:r>
-      <w:proofErr w:type="spellEnd"/>
       <w:r>
         <w:tab/>
       </w:r>
@@ -4368,27 +3967,14 @@
     </w:p>
     <w:p>
       <w:r>
-        <w:t xml:space="preserve">A különböző oldalak megtervezésénél a </w:t>
-      </w:r>
-      <w:proofErr w:type="spellStart"/>
-      <w:r>
-        <w:t>reszponzivitást</w:t>
-      </w:r>
-      <w:proofErr w:type="spellEnd"/>
-      <w:r>
-        <w:t xml:space="preserve"> is figyelembe vettük. Minden oldal az ablak átmére</w:t>
+        <w:t>A különböző oldalak megtervezésénél a reszponzivitást is figyelembe vettük. Minden oldal az ablak átmére</w:t>
       </w:r>
       <w:r>
         <w:t xml:space="preserve">tezését követően alkalmazkodik </w:t>
       </w:r>
-      <w:proofErr w:type="spellStart"/>
-      <w:r>
-        <w:t>e</w:t>
-      </w:r>
-      <w:r>
-        <w:t>hhoz</w:t>
-      </w:r>
-      <w:proofErr w:type="spellEnd"/>
+      <w:r>
+        <w:t>ehhez</w:t>
+      </w:r>
       <w:r>
         <w:t>, sőt egyes old</w:t>
       </w:r>
@@ -4438,15 +4024,7 @@
         <w:t>a</w:t>
       </w:r>
       <w:r>
-        <w:t xml:space="preserve">s verziója segítségével készült a </w:t>
-      </w:r>
-      <w:proofErr w:type="spellStart"/>
-      <w:r>
-        <w:t>Vite</w:t>
-      </w:r>
-      <w:proofErr w:type="spellEnd"/>
-      <w:r>
-        <w:t xml:space="preserve"> </w:t>
+        <w:t xml:space="preserve">s verziója segítségével készült a Vite </w:t>
       </w:r>
       <w:r>
         <w:t>7.3.1</w:t>
@@ -4482,13 +4060,8 @@
         <w:t xml:space="preserve"> nem k</w:t>
       </w:r>
       <w:r>
-        <w:t xml:space="preserve">ellett minden oldalon </w:t>
-      </w:r>
-      <w:proofErr w:type="spellStart"/>
-      <w:r>
-        <w:t>újraalkotni</w:t>
-      </w:r>
-      <w:proofErr w:type="spellEnd"/>
+        <w:t>ellett minden oldalon újraalkotni</w:t>
+      </w:r>
       <w:r>
         <w:t>, hanem csak a komponen</w:t>
       </w:r>
@@ -4496,15 +4069,7 @@
         <w:t>s szükséges kódját kellett beilleszteni</w:t>
       </w:r>
       <w:r>
-        <w:t xml:space="preserve">. A szoftver elkészítésében a </w:t>
-      </w:r>
-      <w:proofErr w:type="spellStart"/>
-      <w:r>
-        <w:t>React</w:t>
-      </w:r>
-      <w:proofErr w:type="spellEnd"/>
-      <w:r>
-        <w:t xml:space="preserve"> saját modulkönyvtára is nagy szerepet játszott. Meghívott modulok:</w:t>
+        <w:t>. A szoftver elkészítésében a React saját modulkönyvtára is nagy szerepet játszott. Meghívott modulok:</w:t>
       </w:r>
     </w:p>
     <w:p>
@@ -4515,13 +4080,8 @@
           <w:numId w:val="3"/>
         </w:numPr>
       </w:pPr>
-      <w:proofErr w:type="spellStart"/>
-      <w:r>
-        <w:t>react-dom</w:t>
-      </w:r>
-      <w:proofErr w:type="spellEnd"/>
-      <w:r>
-        <w:t>:</w:t>
+      <w:r>
+        <w:t>react-dom:</w:t>
       </w:r>
     </w:p>
     <w:p>
@@ -4535,55 +4095,13 @@
         <w:rPr>
           <w:i/>
         </w:rPr>
-        <w:t xml:space="preserve">-a </w:t>
-      </w:r>
-      <w:proofErr w:type="spellStart"/>
+        <w:t>-a React hi</w:t>
+      </w:r>
       <w:r>
         <w:rPr>
           <w:i/>
         </w:rPr>
-        <w:t>React</w:t>
-      </w:r>
-      <w:proofErr w:type="spellEnd"/>
-      <w:r>
-        <w:rPr>
-          <w:i/>
-        </w:rPr>
-        <w:t xml:space="preserve"> hi</w:t>
-      </w:r>
-      <w:r>
-        <w:rPr>
-          <w:i/>
-        </w:rPr>
-        <w:t xml:space="preserve">vatalos csomagja, a </w:t>
-      </w:r>
-      <w:proofErr w:type="spellStart"/>
-      <w:r>
-        <w:rPr>
-          <w:i/>
-        </w:rPr>
-        <w:t>React</w:t>
-      </w:r>
-      <w:proofErr w:type="spellEnd"/>
-      <w:r>
-        <w:rPr>
-          <w:i/>
-        </w:rPr>
-        <w:t xml:space="preserve"> komponensek DOM-</w:t>
-      </w:r>
-      <w:proofErr w:type="spellStart"/>
-      <w:r>
-        <w:rPr>
-          <w:i/>
-        </w:rPr>
-        <w:t>ba</w:t>
-      </w:r>
-      <w:proofErr w:type="spellEnd"/>
-      <w:r>
-        <w:rPr>
-          <w:i/>
-        </w:rPr>
-        <w:t xml:space="preserve"> való rendeléséért felel.</w:t>
+        <w:t>vatalos csomagja, a React komponensek DOM-ba való rendeléséért felel.</w:t>
       </w:r>
     </w:p>
     <w:p>
@@ -4594,22 +4112,9 @@
           <w:numId w:val="3"/>
         </w:numPr>
       </w:pPr>
-      <w:proofErr w:type="spellStart"/>
       <w:r>
         <w:lastRenderedPageBreak/>
-        <w:t>react</w:t>
-      </w:r>
-      <w:proofErr w:type="spellEnd"/>
-      <w:r>
-        <w:t>-router-</w:t>
-      </w:r>
-      <w:proofErr w:type="spellStart"/>
-      <w:r>
-        <w:t>dom</w:t>
-      </w:r>
-      <w:proofErr w:type="spellEnd"/>
-      <w:r>
-        <w:t>:</w:t>
+        <w:t>react-router-dom:</w:t>
       </w:r>
     </w:p>
     <w:p>
@@ -4629,16 +4134,8 @@
         <w:rPr>
           <w:i/>
         </w:rPr>
-        <w:t xml:space="preserve"> többoldalas alkalmazások készítését navigációval, útvonalkezeléssel és dinamikus URL-</w:t>
-      </w:r>
-      <w:proofErr w:type="spellStart"/>
-      <w:r>
-        <w:rPr>
-          <w:i/>
-        </w:rPr>
-        <w:t>ekkel</w:t>
-      </w:r>
-      <w:proofErr w:type="spellEnd"/>
+        <w:t xml:space="preserve"> többoldalas alkalmazások készítését navigációval, útvonalkezeléssel és dinamikus URL-ekkel</w:t>
+      </w:r>
       <w:r>
         <w:rPr>
           <w:i/>
@@ -4729,7 +4226,6 @@
           <w:iCs/>
         </w:rPr>
       </w:pPr>
-      <w:proofErr w:type="spellStart"/>
       <w:r>
         <w:rPr>
           <w:b/>
@@ -4739,7 +4235,6 @@
         </w:rPr>
         <w:t>FrontPage.jsx</w:t>
       </w:r>
-      <w:proofErr w:type="spellEnd"/>
     </w:p>
     <w:p>
       <w:r>
@@ -5233,28 +4728,18 @@
       <w:r>
         <w:t xml:space="preserve"> listája, vagy a „</w:t>
       </w:r>
-      <w:proofErr w:type="spellStart"/>
       <w:r>
         <w:rPr>
           <w:i/>
         </w:rPr>
-        <w:t>Terms</w:t>
-      </w:r>
-      <w:proofErr w:type="spellEnd"/>
+        <w:t xml:space="preserve">Terms of </w:t>
+      </w:r>
       <w:r>
         <w:rPr>
           <w:i/>
         </w:rPr>
-        <w:t xml:space="preserve"> of </w:t>
-      </w:r>
-      <w:proofErr w:type="spellStart"/>
-      <w:r>
-        <w:rPr>
-          <w:i/>
-        </w:rPr>
         <w:t>Use</w:t>
       </w:r>
-      <w:proofErr w:type="spellEnd"/>
       <w:r>
         <w:t>”</w:t>
       </w:r>
@@ -5278,7 +4763,6 @@
           <w:iCs/>
         </w:rPr>
       </w:pPr>
-      <w:proofErr w:type="spellStart"/>
       <w:r>
         <w:rPr>
           <w:b/>
@@ -5288,7 +4772,6 @@
         </w:rPr>
         <w:t>ClickAnimation.jsx</w:t>
       </w:r>
-      <w:proofErr w:type="spellEnd"/>
     </w:p>
     <w:p>
       <w:r>
@@ -5324,11 +4807,9 @@
       <w:r>
         <w:t>„</w:t>
       </w:r>
-      <w:proofErr w:type="spellStart"/>
       <w:r>
         <w:t>Canvas</w:t>
       </w:r>
-      <w:proofErr w:type="spellEnd"/>
       <w:r>
         <w:t>”</w:t>
       </w:r>
@@ -5361,7 +4842,6 @@
           <w:iCs/>
         </w:rPr>
       </w:pPr>
-      <w:proofErr w:type="spellStart"/>
       <w:r>
         <w:rPr>
           <w:b/>
@@ -5371,7 +4851,6 @@
         </w:rPr>
         <w:t>ContactUs.jsx</w:t>
       </w:r>
-      <w:proofErr w:type="spellEnd"/>
     </w:p>
     <w:p>
       <w:r>
@@ -5457,23 +4936,7 @@
                               <w:fldChar w:fldCharType="end"/>
                             </w:r>
                             <w:r>
-                              <w:t>. képleírás: A "</w:t>
-                            </w:r>
-                            <w:proofErr w:type="spellStart"/>
-                            <w:r>
-                              <w:t>Contact</w:t>
-                            </w:r>
-                            <w:proofErr w:type="spellEnd"/>
-                            <w:r>
-                              <w:t xml:space="preserve"> </w:t>
-                            </w:r>
-                            <w:proofErr w:type="spellStart"/>
-                            <w:r>
-                              <w:t>Us</w:t>
-                            </w:r>
-                            <w:proofErr w:type="spellEnd"/>
-                            <w:r>
-                              <w:t>"</w:t>
+                              <w:t>. képleírás: A "Contact Us"</w:t>
                             </w:r>
                             <w:r>
                               <w:rPr>
@@ -5647,21 +5110,11 @@
       <w:r>
         <w:t xml:space="preserve"> „</w:t>
       </w:r>
-      <w:proofErr w:type="spellStart"/>
       <w:r>
         <w:t>Contact</w:t>
       </w:r>
-      <w:proofErr w:type="spellEnd"/>
-      <w:r>
-        <w:t xml:space="preserve"> </w:t>
-      </w:r>
-      <w:proofErr w:type="spellStart"/>
-      <w:r>
-        <w:t>Us</w:t>
-      </w:r>
-      <w:proofErr w:type="spellEnd"/>
-      <w:r>
-        <w:t>”</w:t>
+      <w:r>
+        <w:t xml:space="preserve"> Us”</w:t>
       </w:r>
       <w:r>
         <w:rPr>
@@ -5704,7 +5157,6 @@
           <w:iCs/>
         </w:rPr>
       </w:pPr>
-      <w:proofErr w:type="spellStart"/>
       <w:r>
         <w:rPr>
           <w:b/>
@@ -5714,7 +5166,6 @@
         </w:rPr>
         <w:t>About.jsx</w:t>
       </w:r>
-      <w:proofErr w:type="spellEnd"/>
     </w:p>
     <w:p>
       <w:r>
@@ -5811,21 +5262,11 @@
                             <w:r>
                               <w:t xml:space="preserve"> "</w:t>
                             </w:r>
-                            <w:proofErr w:type="spellStart"/>
                             <w:r>
                               <w:t>About</w:t>
                             </w:r>
-                            <w:proofErr w:type="spellEnd"/>
                             <w:r>
-                              <w:t xml:space="preserve"> </w:t>
-                            </w:r>
-                            <w:proofErr w:type="spellStart"/>
-                            <w:r>
-                              <w:t>Us</w:t>
-                            </w:r>
-                            <w:proofErr w:type="spellEnd"/>
-                            <w:r>
-                              <w:t>" oldal előnézete</w:t>
+                              <w:t xml:space="preserve"> Us" oldal előnézete</w:t>
                             </w:r>
                             <w:bookmarkEnd w:id="32"/>
                           </w:p>
@@ -5991,23 +5432,7 @@
         <w:t>Ez a komponens felelős</w:t>
       </w:r>
       <w:r>
-        <w:t xml:space="preserve"> az „</w:t>
-      </w:r>
-      <w:proofErr w:type="spellStart"/>
-      <w:r>
-        <w:t>About</w:t>
-      </w:r>
-      <w:proofErr w:type="spellEnd"/>
-      <w:r>
-        <w:t xml:space="preserve"> </w:t>
-      </w:r>
-      <w:proofErr w:type="spellStart"/>
-      <w:r>
-        <w:t>Us</w:t>
-      </w:r>
-      <w:proofErr w:type="spellEnd"/>
-      <w:r>
-        <w:t>”</w:t>
+        <w:t xml:space="preserve"> az „About Us”</w:t>
       </w:r>
       <w:r>
         <w:rPr>
@@ -6041,7 +5466,6 @@
           <w:iCs/>
         </w:rPr>
       </w:pPr>
-      <w:proofErr w:type="spellStart"/>
       <w:r>
         <w:rPr>
           <w:b/>
@@ -6051,7 +5475,6 @@
         </w:rPr>
         <w:t>EventView.jsx</w:t>
       </w:r>
-      <w:proofErr w:type="spellEnd"/>
     </w:p>
     <w:p>
       <w:r>
@@ -6092,23 +5515,7 @@
         <w:t>ztés és létrehozás műveletekhez</w:t>
       </w:r>
       <w:r>
-        <w:t xml:space="preserve"> az „</w:t>
-      </w:r>
-      <w:proofErr w:type="spellStart"/>
-      <w:r>
-        <w:t>EventAdd.jsx</w:t>
-      </w:r>
-      <w:proofErr w:type="spellEnd"/>
-      <w:r>
-        <w:t>” komponenst használja, amelynek az adott művelettel kapcsolatos alapértelmezett adatait egy „</w:t>
-      </w:r>
-      <w:proofErr w:type="spellStart"/>
-      <w:r>
-        <w:t>property</w:t>
-      </w:r>
-      <w:proofErr w:type="spellEnd"/>
-      <w:r>
-        <w:t>”</w:t>
+        <w:t xml:space="preserve"> az „EventAdd.jsx” komponenst használja, amelynek az adott művelettel kapcsolatos alapértelmezett adatait egy „property”</w:t>
       </w:r>
       <w:r>
         <w:rPr>
@@ -6123,15 +5530,7 @@
         <w:t xml:space="preserve"> egy üres, adatok nélküli blokkstruktúra, amely egy új objektum </w:t>
       </w:r>
       <w:r>
-        <w:t>létrehozása esetében látható. Amennyiben egy már meglévő blokkot szeretnénk szerkeszteni, akkor ez a „</w:t>
-      </w:r>
-      <w:proofErr w:type="spellStart"/>
-      <w:r>
-        <w:t>property</w:t>
-      </w:r>
-      <w:proofErr w:type="spellEnd"/>
-      <w:r>
-        <w:t>” mező a kitöltendő mezők helyére beilleszti a kiválasztott blokk adatait.</w:t>
+        <w:t>létrehozása esetében látható. Amennyiben egy már meglévő blokkot szeretnénk szerkeszteni, akkor ez a „property” mező a kitöltendő mezők helyére beilleszti a kiválasztott blokk adatait.</w:t>
       </w:r>
       <w:r>
         <w:rPr>
@@ -6312,7 +5711,6 @@
           <w:iCs/>
         </w:rPr>
       </w:pPr>
-      <w:proofErr w:type="spellStart"/>
       <w:r>
         <w:rPr>
           <w:b/>
@@ -6322,7 +5720,6 @@
         </w:rPr>
         <w:t>EventAdd.jsx</w:t>
       </w:r>
-      <w:proofErr w:type="spellEnd"/>
     </w:p>
     <w:p>
       <w:r>
@@ -6401,17 +5798,7 @@
         <w:t>-hoz</w:t>
       </w:r>
       <w:r>
-        <w:t>. Ezeken felül a komponens a bemeneti idő mezőt (</w:t>
-      </w:r>
-      <w:proofErr w:type="spellStart"/>
-      <w:proofErr w:type="gramStart"/>
-      <w:r>
-        <w:t>óó:pp</w:t>
-      </w:r>
-      <w:proofErr w:type="spellEnd"/>
-      <w:proofErr w:type="gramEnd"/>
-      <w:r>
-        <w:t>) automatikusan átváltja percekké, am</w:t>
+        <w:t>. Ezeken felül a komponens a bemeneti idő mezőt (óó:pp) automatikusan átváltja percekké, am</w:t>
       </w:r>
       <w:r>
         <w:t>elyeket tárol az adatbázis. E</w:t>
@@ -6629,7 +6016,6 @@
           <w:iCs/>
         </w:rPr>
       </w:pPr>
-      <w:proofErr w:type="spellStart"/>
       <w:r>
         <w:rPr>
           <w:b/>
@@ -6639,7 +6025,6 @@
         </w:rPr>
         <w:t>Calendar.jsx</w:t>
       </w:r>
-      <w:proofErr w:type="spellEnd"/>
     </w:p>
     <w:p>
       <w:r>
@@ -6930,7 +6315,6 @@
           <w:iCs/>
         </w:rPr>
       </w:pPr>
-      <w:proofErr w:type="spellStart"/>
       <w:r>
         <w:rPr>
           <w:b/>
@@ -6940,7 +6324,6 @@
         </w:rPr>
         <w:t>CalendarWeekView.jsx</w:t>
       </w:r>
-      <w:proofErr w:type="spellEnd"/>
     </w:p>
     <w:p>
       <w:r>
@@ -7189,15 +6572,7 @@
         <w:t xml:space="preserve"> amely alatt</w:t>
       </w:r>
       <w:r>
-        <w:t xml:space="preserve"> egy percekre bontott „</w:t>
-      </w:r>
-      <w:proofErr w:type="spellStart"/>
-      <w:r>
-        <w:t>Grid</w:t>
-      </w:r>
-      <w:proofErr w:type="spellEnd"/>
-      <w:r>
-        <w:t>”</w:t>
+        <w:t xml:space="preserve"> egy percekre bontott „Grid”</w:t>
       </w:r>
       <w:r>
         <w:rPr>
@@ -7212,15 +6587,7 @@
         <w:t xml:space="preserve"> percre pontosan jeleníti meg az adott naphoz tartozó blokkokat oszlopos formában. Az oszlopokra kattintva az adott nap eseményszerkesztőjét nyithatjuk </w:t>
       </w:r>
       <w:r>
-        <w:t xml:space="preserve">meg. A </w:t>
-      </w:r>
-      <w:proofErr w:type="spellStart"/>
-      <w:r>
-        <w:t>reszponzivitás</w:t>
-      </w:r>
-      <w:proofErr w:type="spellEnd"/>
-      <w:r>
-        <w:t xml:space="preserve"> érdekében</w:t>
+        <w:t>meg. A reszponzivitás érdekében</w:t>
       </w:r>
       <w:r>
         <w:t xml:space="preserve"> a napokat egy görgethető mező tartalmazza. A vizuali</w:t>
@@ -7296,7 +6663,6 @@
           <w:iCs/>
         </w:rPr>
       </w:pPr>
-      <w:proofErr w:type="spellStart"/>
       <w:r>
         <w:rPr>
           <w:b/>
@@ -7306,7 +6672,6 @@
         </w:rPr>
         <w:t>CalendarDayView.jsx</w:t>
       </w:r>
-      <w:proofErr w:type="spellEnd"/>
     </w:p>
     <w:p>
       <w:r>
@@ -7583,7 +6948,6 @@
           <w:iCs/>
         </w:rPr>
       </w:pPr>
-      <w:proofErr w:type="spellStart"/>
       <w:r>
         <w:rPr>
           <w:b/>
@@ -7593,7 +6957,6 @@
         </w:rPr>
         <w:t>CalendarView.jsx</w:t>
       </w:r>
-      <w:proofErr w:type="spellEnd"/>
     </w:p>
     <w:p>
       <w:r>
@@ -7615,15 +6978,7 @@
         <w:t xml:space="preserve"> </w:t>
       </w:r>
       <w:r>
-        <w:t>a „</w:t>
-      </w:r>
-      <w:proofErr w:type="spellStart"/>
-      <w:r>
-        <w:t>Fetch</w:t>
-      </w:r>
-      <w:proofErr w:type="spellEnd"/>
-      <w:r>
-        <w:t xml:space="preserve"> API</w:t>
+        <w:t>a „Fetch API</w:t>
       </w:r>
       <w:r>
         <w:t>”</w:t>
@@ -7656,132 +7011,67 @@
         <w:t>.</w:t>
       </w:r>
       <w:r>
-        <w:t xml:space="preserve"> Ezekhez a műveletekhez a „</w:t>
-      </w:r>
-      <w:proofErr w:type="spellStart"/>
-      <w:r>
-        <w:t>selectedSchedule</w:t>
-      </w:r>
-      <w:proofErr w:type="spellEnd"/>
+        <w:t xml:space="preserve"> Ezekhez a műveletekhez a „selectedSchedule”</w:t>
+      </w:r>
+      <w:r>
+        <w:rPr>
+          <w:rStyle w:val="Lbjegyzet-hivatkozs"/>
+        </w:rPr>
+        <w:footnoteReference w:id="12"/>
+      </w:r>
+      <w:r>
+        <w:t xml:space="preserve"> „UseState”</w:t>
+      </w:r>
+      <w:r>
+        <w:rPr>
+          <w:rStyle w:val="Lbjegyzet-hivatkozs"/>
+        </w:rPr>
+        <w:footnoteReference w:id="13"/>
+      </w:r>
+      <w:r>
+        <w:t xml:space="preserve"> változó tartja számon</w:t>
+      </w:r>
+      <w:r>
+        <w:t xml:space="preserve"> azt a kiválasztott naptárat, amelyen jelenleg a változtatásainkat kívánjuk végezni.</w:t>
+      </w:r>
+      <w:r>
+        <w:t xml:space="preserve"> Az „events”</w:t>
+      </w:r>
+      <w:r>
+        <w:rPr>
+          <w:rStyle w:val="Lbjegyzet-hivatkozs"/>
+        </w:rPr>
+        <w:footnoteReference w:id="14"/>
+      </w:r>
+      <w:r>
+        <w:t xml:space="preserve"> </w:t>
+      </w:r>
+      <w:r>
+        <w:t>„</w:t>
+      </w:r>
+      <w:r>
+        <w:t>UseState</w:t>
+      </w:r>
       <w:r>
         <w:t>”</w:t>
       </w:r>
       <w:r>
+        <w:t xml:space="preserve"> </w:t>
+      </w:r>
+      <w:r>
+        <w:t>számon tartja</w:t>
+      </w:r>
+      <w:r>
+        <w:t xml:space="preserve"> a jelenleg kiválasztott intervallumon belüli blokkokat, amelyeket minden komponens render</w:t>
+      </w:r>
+      <w:r>
         <w:rPr>
           <w:rStyle w:val="Lbjegyzet-hivatkozs"/>
         </w:rPr>
-        <w:footnoteReference w:id="12"/>
-      </w:r>
-      <w:r>
-        <w:t xml:space="preserve"> „</w:t>
-      </w:r>
-      <w:proofErr w:type="spellStart"/>
-      <w:r>
-        <w:t>UseState</w:t>
-      </w:r>
-      <w:proofErr w:type="spellEnd"/>
-      <w:r>
-        <w:t>”</w:t>
-      </w:r>
-      <w:r>
-        <w:rPr>
-          <w:rStyle w:val="Lbjegyzet-hivatkozs"/>
-        </w:rPr>
-        <w:footnoteReference w:id="13"/>
-      </w:r>
-      <w:r>
-        <w:t xml:space="preserve"> változó tartja számon</w:t>
-      </w:r>
-      <w:r>
-        <w:t xml:space="preserve"> azt a kiválasztott </w:t>
-      </w:r>
-      <w:proofErr w:type="spellStart"/>
-      <w:r>
-        <w:t>naptárat</w:t>
-      </w:r>
-      <w:proofErr w:type="spellEnd"/>
-      <w:r>
-        <w:t>, amelyen jelenleg a változtatásainkat kívánjuk végezni.</w:t>
-      </w:r>
-      <w:r>
-        <w:t xml:space="preserve"> Az „</w:t>
-      </w:r>
-      <w:proofErr w:type="spellStart"/>
-      <w:r>
-        <w:t>events</w:t>
-      </w:r>
-      <w:proofErr w:type="spellEnd"/>
-      <w:r>
-        <w:t>”</w:t>
-      </w:r>
-      <w:r>
-        <w:rPr>
-          <w:rStyle w:val="Lbjegyzet-hivatkozs"/>
-        </w:rPr>
-        <w:footnoteReference w:id="14"/>
-      </w:r>
-      <w:r>
-        <w:t xml:space="preserve"> </w:t>
-      </w:r>
-      <w:r>
-        <w:t>„</w:t>
-      </w:r>
-      <w:proofErr w:type="spellStart"/>
-      <w:r>
-        <w:t>UseState</w:t>
-      </w:r>
-      <w:proofErr w:type="spellEnd"/>
-      <w:r>
-        <w:t>”</w:t>
-      </w:r>
-      <w:r>
-        <w:t xml:space="preserve"> </w:t>
-      </w:r>
-      <w:proofErr w:type="gramStart"/>
-      <w:r>
-        <w:t>számon tartja</w:t>
-      </w:r>
-      <w:proofErr w:type="gramEnd"/>
-      <w:r>
-        <w:t xml:space="preserve"> a jelenleg kiválasztott intervallumon belüli blokkokat, amelyeket minden komponens </w:t>
-      </w:r>
-      <w:proofErr w:type="spellStart"/>
-      <w:r>
-        <w:t>render</w:t>
-      </w:r>
-      <w:proofErr w:type="spellEnd"/>
-      <w:r>
-        <w:rPr>
-          <w:rStyle w:val="Lbjegyzet-hivatkozs"/>
-        </w:rPr>
         <w:footnoteReference w:id="15"/>
       </w:r>
       <w:r>
-        <w:t xml:space="preserve"> után </w:t>
-      </w:r>
-      <w:proofErr w:type="spellStart"/>
-      <w:r>
-        <w:t>újratölt</w:t>
-      </w:r>
-      <w:proofErr w:type="spellEnd"/>
-      <w:r>
-        <w:t xml:space="preserve"> a „</w:t>
-      </w:r>
-      <w:proofErr w:type="spellStart"/>
-      <w:r>
-        <w:t>FromDate</w:t>
-      </w:r>
-      <w:proofErr w:type="spellEnd"/>
-      <w:r>
-        <w:t>” és „</w:t>
-      </w:r>
-      <w:proofErr w:type="spellStart"/>
-      <w:r>
-        <w:t>ToDate</w:t>
-      </w:r>
-      <w:proofErr w:type="spellEnd"/>
-      <w:r>
-        <w:t xml:space="preserve">” változók segítségével. Ezek a változók tartalmazzák a képernyőn jelenleg látható </w:t>
+        <w:t xml:space="preserve"> után újratölt a „FromDate” és „ToDate” változók segítségével. Ezek a változók tartalmazzák a képernyőn jelenleg látható </w:t>
       </w:r>
       <w:r>
         <w:t>intervallum kezde</w:t>
@@ -7822,7 +7112,6 @@
           <w:iCs/>
         </w:rPr>
       </w:pPr>
-      <w:proofErr w:type="spellStart"/>
       <w:r>
         <w:rPr>
           <w:b/>
@@ -7832,7 +7121,6 @@
         </w:rPr>
         <w:t>GroupSelector.jsx</w:t>
       </w:r>
-      <w:proofErr w:type="spellEnd"/>
     </w:p>
     <w:p>
       <w:r>
@@ -7902,15 +7190,7 @@
         <w:t>á</w:t>
       </w:r>
       <w:r>
-        <w:t>t felugró ablakot jelenítenek meg. Az „</w:t>
-      </w:r>
-      <w:proofErr w:type="spellStart"/>
-      <w:r>
-        <w:t>Invite</w:t>
-      </w:r>
-      <w:proofErr w:type="spellEnd"/>
-      <w:r>
-        <w:t>”</w:t>
+        <w:t>t felugró ablakot jelenítenek meg. Az „Invite”</w:t>
       </w:r>
       <w:r>
         <w:rPr>
@@ -7993,32 +7273,14 @@
       <w:r>
         <w:t xml:space="preserve"> egy extra „</w:t>
       </w:r>
-      <w:proofErr w:type="spellStart"/>
       <w:r>
         <w:t>Remove</w:t>
       </w:r>
-      <w:proofErr w:type="spellEnd"/>
-      <w:r>
-        <w:t>” opciót. Az utóbbi az adott felhasználó csoportból való eltávolításáért felelős. Ha magukra a csoportokat tartalmazó kártyákra kattintunk, akkor a „</w:t>
-      </w:r>
-      <w:proofErr w:type="spellStart"/>
-      <w:r>
-        <w:t>Schedules</w:t>
-      </w:r>
-      <w:proofErr w:type="spellEnd"/>
-      <w:r>
-        <w:t>” komponens újra felhasználhatóságának köszönhetően az adott csoport és naptárainak megjelenítő nézetére válthatunk. Az egyetlen változás a „</w:t>
-      </w:r>
-      <w:proofErr w:type="spellStart"/>
-      <w:r>
-        <w:t>Sched</w:t>
-      </w:r>
-      <w:r>
-        <w:t>ules</w:t>
-      </w:r>
-      <w:proofErr w:type="spellEnd"/>
-      <w:r>
-        <w:t>” komponenssel kapcsolatban</w:t>
+      <w:r>
+        <w:t>” opciót. Az utóbbi az adott felhasználó csoportból való eltávolításáért felelős. Ha magukra a csoportokat tartalmazó kártyákra kattintunk, akkor a „Schedules” komponens újra felhasználhatóságának köszönhetően az adott csoport és naptárainak megjelenítő nézetére válthatunk. Az egyetlen változás a „Sched</w:t>
+      </w:r>
+      <w:r>
+        <w:t>ules” komponenssel kapcsolatban</w:t>
       </w:r>
       <w:r>
         <w:t xml:space="preserve"> </w:t>
@@ -8099,15 +7361,7 @@
                               </w:r>
                             </w:fldSimple>
                             <w:r>
-                              <w:t>. képleírás: A "</w:t>
-                            </w:r>
-                            <w:proofErr w:type="spellStart"/>
-                            <w:r>
-                              <w:t>Groups</w:t>
-                            </w:r>
-                            <w:proofErr w:type="spellEnd"/>
-                            <w:r>
-                              <w:t>" oldal előnézete</w:t>
+                              <w:t>. képleírás: A "Groups" oldal előnézete</w:t>
                             </w:r>
                             <w:bookmarkEnd w:id="38"/>
                           </w:p>
@@ -8224,15 +7478,7 @@
         </w:drawing>
       </w:r>
       <w:r>
-        <w:t>naptárait tölti be és menti el a naptárakat tartalmazó „</w:t>
-      </w:r>
-      <w:proofErr w:type="spellStart"/>
-      <w:r>
-        <w:t>UseState</w:t>
-      </w:r>
-      <w:proofErr w:type="spellEnd"/>
-      <w:r>
-        <w:t>”-be.</w:t>
+        <w:t>naptárait tölti be és menti el a naptárakat tartalmazó „UseState”-be.</w:t>
       </w:r>
     </w:p>
     <w:p/>
@@ -8245,7 +7491,6 @@
           <w:iCs/>
         </w:rPr>
       </w:pPr>
-      <w:proofErr w:type="spellStart"/>
       <w:r>
         <w:rPr>
           <w:b/>
@@ -8255,7 +7500,6 @@
         </w:rPr>
         <w:t>LoginModule.jsx</w:t>
       </w:r>
-      <w:proofErr w:type="spellEnd"/>
     </w:p>
     <w:p>
       <w:r>
@@ -8274,15 +7518,7 @@
         <w:footnoteReference w:id="18"/>
       </w:r>
       <w:r>
-        <w:t xml:space="preserve"> és „</w:t>
-      </w:r>
-      <w:proofErr w:type="spellStart"/>
-      <w:r>
-        <w:t>Registration</w:t>
-      </w:r>
-      <w:proofErr w:type="spellEnd"/>
-      <w:r>
-        <w:t>”</w:t>
+        <w:t xml:space="preserve"> és „Registration”</w:t>
       </w:r>
       <w:r>
         <w:rPr>
@@ -8312,15 +7548,7 @@
         <w:t xml:space="preserve"> eg</w:t>
       </w:r>
       <w:r>
-        <w:t>y „</w:t>
-      </w:r>
-      <w:proofErr w:type="spellStart"/>
-      <w:r>
-        <w:t>Fetch</w:t>
-      </w:r>
-      <w:proofErr w:type="spellEnd"/>
-      <w:r>
-        <w:t xml:space="preserve"> API</w:t>
+        <w:t>y „Fetch API</w:t>
       </w:r>
       <w:r>
         <w:t>” kérés segítségével</w:t>
@@ -8331,63 +7559,26 @@
       <w:r>
         <w:t>„Backend”-</w:t>
       </w:r>
-      <w:proofErr w:type="spellStart"/>
-      <w:r>
-        <w:t>nek</w:t>
-      </w:r>
-      <w:proofErr w:type="spellEnd"/>
-      <w:r>
-        <w:t xml:space="preserve">, ahol a </w:t>
-      </w:r>
-      <w:proofErr w:type="spellStart"/>
-      <w:r>
-        <w:t>j</w:t>
-      </w:r>
-      <w:r>
-        <w:t>elszavunk</w:t>
-      </w:r>
-      <w:proofErr w:type="spellEnd"/>
-      <w:r>
-        <w:t xml:space="preserve"> ellenőrzését követően</w:t>
-      </w:r>
-      <w:r>
-        <w:t xml:space="preserve"> kapunk egy választ. Ez a válasz a </w:t>
-      </w:r>
-      <w:proofErr w:type="spellStart"/>
-      <w:r>
-        <w:t>token</w:t>
-      </w:r>
-      <w:proofErr w:type="spellEnd"/>
-      <w:r>
-        <w:t>, amellyel a további kérések</w:t>
-      </w:r>
-      <w:r>
-        <w:t xml:space="preserve">et végezhetjük </w:t>
-      </w:r>
-      <w:proofErr w:type="gramStart"/>
-      <w:r>
-        <w:t>majd</w:t>
-      </w:r>
-      <w:proofErr w:type="gramEnd"/>
-      <w:r>
-        <w:t xml:space="preserve"> ha sikeres;</w:t>
+      <w:r>
+        <w:t>nek, ahol a j</w:t>
+      </w:r>
+      <w:r>
+        <w:t>elszavunk ellenőrzését követően</w:t>
+      </w:r>
+      <w:r>
+        <w:t xml:space="preserve"> kapunk egy választ. Ez a válasz a token, amellyel a további kérések</w:t>
+      </w:r>
+      <w:r>
+        <w:t>et végezhetjük majd ha sikeres;</w:t>
       </w:r>
       <w:r>
         <w:t xml:space="preserve"> va</w:t>
       </w:r>
       <w:r>
-        <w:t xml:space="preserve">gy egy egyszerű szöveges üzenet </w:t>
-      </w:r>
-      <w:proofErr w:type="gramStart"/>
-      <w:r>
-        <w:t xml:space="preserve">– </w:t>
-      </w:r>
-      <w:r>
-        <w:t xml:space="preserve"> amely</w:t>
-      </w:r>
-      <w:proofErr w:type="gramEnd"/>
-      <w:r>
-        <w:t xml:space="preserve"> tájékoztat a fellépő hibával kapcsolatban</w:t>
+        <w:t xml:space="preserve">gy egy egyszerű szöveges üzenet – </w:t>
+      </w:r>
+      <w:r>
+        <w:t xml:space="preserve"> amely tájékoztat a fellépő hibával kapcsolatban</w:t>
       </w:r>
       <w:r>
         <w:t xml:space="preserve"> –</w:t>
@@ -8399,25 +7590,7 @@
         <w:t xml:space="preserve">n. A komponens másik fő részén </w:t>
       </w:r>
       <w:r>
-        <w:t>a „</w:t>
-      </w:r>
-      <w:proofErr w:type="spellStart"/>
-      <w:proofErr w:type="gramStart"/>
-      <w:r>
-        <w:t>Registration</w:t>
-      </w:r>
-      <w:proofErr w:type="spellEnd"/>
-      <w:r>
-        <w:t>”-</w:t>
-      </w:r>
-      <w:proofErr w:type="spellStart"/>
-      <w:proofErr w:type="gramEnd"/>
-      <w:r>
-        <w:t>on</w:t>
-      </w:r>
-      <w:proofErr w:type="spellEnd"/>
-      <w:r>
-        <w:t xml:space="preserve"> a még felhasználói fió</w:t>
+        <w:t>a „Registration”-on a még felhasználói fió</w:t>
       </w:r>
       <w:r>
         <w:t>kkal nem rendelkező kliensek</w:t>
@@ -8462,15 +7635,7 @@
         <w:t>alapértelmezett adatokkal</w:t>
       </w:r>
       <w:r>
-        <w:t xml:space="preserve"> egy „</w:t>
-      </w:r>
-      <w:proofErr w:type="spellStart"/>
-      <w:r>
-        <w:t>Fetch</w:t>
-      </w:r>
-      <w:proofErr w:type="spellEnd"/>
-      <w:r>
-        <w:t xml:space="preserve"> API</w:t>
+        <w:t xml:space="preserve"> egy „Fetch API</w:t>
       </w:r>
       <w:r>
         <w:t>” hívás segíts</w:t>
@@ -8720,7 +7885,6 @@
           <w:iCs/>
         </w:rPr>
       </w:pPr>
-      <w:proofErr w:type="spellStart"/>
       <w:r>
         <w:rPr>
           <w:b/>
@@ -8730,7 +7894,6 @@
         </w:rPr>
         <w:t>NavModule.jsx</w:t>
       </w:r>
-      <w:proofErr w:type="spellEnd"/>
     </w:p>
     <w:p>
       <w:r>
@@ -8743,15 +7906,7 @@
         <w:t>vatkozásainak megjelenítéséért és kinézetéért. M</w:t>
       </w:r>
       <w:r>
-        <w:t xml:space="preserve">inden oldalon jelen van, kivéve a bejelentkezett felhasználó főoldalán, ahol a </w:t>
-      </w:r>
-      <w:proofErr w:type="spellStart"/>
-      <w:r>
-        <w:t>hivatozások</w:t>
-      </w:r>
-      <w:proofErr w:type="spellEnd"/>
-      <w:r>
-        <w:t xml:space="preserve"> már menüpontok formájában is elérhetőek. </w:t>
+        <w:t xml:space="preserve">inden oldalon jelen van, kivéve a bejelentkezett felhasználó főoldalán, ahol a hivatozások már menüpontok formájában is elérhetőek. </w:t>
       </w:r>
       <w:r>
         <w:t>Ezen ok miatt</w:t>
@@ -8775,20 +7930,7 @@
         <w:t xml:space="preserve"> lenne. A navigációs menü egy f</w:t>
       </w:r>
       <w:r>
-        <w:t>ontos „</w:t>
-      </w:r>
-      <w:proofErr w:type="spellStart"/>
-      <w:proofErr w:type="gramStart"/>
-      <w:r>
-        <w:t>property</w:t>
-      </w:r>
-      <w:proofErr w:type="spellEnd"/>
-      <w:r>
-        <w:t>”-</w:t>
-      </w:r>
-      <w:proofErr w:type="gramEnd"/>
-      <w:r>
-        <w:t xml:space="preserve">vel </w:t>
+        <w:t xml:space="preserve">ontos „property”-vel </w:t>
       </w:r>
       <w:r>
         <w:t>rendelkezik, amely segít eldönteni, h</w:t>
@@ -8825,7 +7967,6 @@
           <w:iCs/>
         </w:rPr>
       </w:pPr>
-      <w:proofErr w:type="spellStart"/>
       <w:r>
         <w:rPr>
           <w:b/>
@@ -8835,7 +7976,6 @@
         </w:rPr>
         <w:t>ColorsAndFonts.jsx</w:t>
       </w:r>
-      <w:proofErr w:type="spellEnd"/>
     </w:p>
     <w:p>
       <w:r>
@@ -8851,23 +7991,7 @@
         <w:t>elési és kinézeti beállításokat az oldal fejlesztése során</w:t>
       </w:r>
       <w:r>
-        <w:t>. Az oldalt a „/</w:t>
-      </w:r>
-      <w:proofErr w:type="spellStart"/>
-      <w:r>
-        <w:t>dev</w:t>
-      </w:r>
-      <w:proofErr w:type="spellEnd"/>
-      <w:r>
-        <w:t xml:space="preserve">” </w:t>
-      </w:r>
-      <w:proofErr w:type="spellStart"/>
-      <w:r>
-        <w:t>Url</w:t>
-      </w:r>
-      <w:proofErr w:type="spellEnd"/>
-      <w:r>
-        <w:t xml:space="preserve"> segítségével tudjuk </w:t>
+        <w:t xml:space="preserve">. Az oldalt a „/dev” Url segítségével tudjuk </w:t>
       </w:r>
       <w:r>
         <w:lastRenderedPageBreak/>
@@ -8884,7 +8008,6 @@
           <w:iCs/>
         </w:rPr>
       </w:pPr>
-      <w:proofErr w:type="spellStart"/>
       <w:r>
         <w:rPr>
           <w:b/>
@@ -8894,7 +8017,6 @@
         </w:rPr>
         <w:t>NotificationComponent.jsx</w:t>
       </w:r>
-      <w:proofErr w:type="spellEnd"/>
     </w:p>
     <w:p>
       <w:r>
@@ -8943,15 +8065,7 @@
         <w:t xml:space="preserve"> e</w:t>
       </w:r>
       <w:r>
-        <w:t>gy „</w:t>
-      </w:r>
-      <w:proofErr w:type="spellStart"/>
-      <w:r>
-        <w:t>Fetch</w:t>
-      </w:r>
-      <w:proofErr w:type="spellEnd"/>
-      <w:r>
-        <w:t xml:space="preserve"> API</w:t>
+        <w:t>gy „Fetch API</w:t>
       </w:r>
       <w:r>
         <w:t>” hívás segítségével a „B</w:t>
@@ -8969,15 +8083,7 @@
         <w:t>en. A másik oszlop</w:t>
       </w:r>
       <w:r>
-        <w:t xml:space="preserve"> a </w:t>
-      </w:r>
-      <w:proofErr w:type="spellStart"/>
-      <w:r>
-        <w:t>konfliktálódó</w:t>
-      </w:r>
-      <w:proofErr w:type="spellEnd"/>
-      <w:r>
-        <w:t xml:space="preserve"> blokkokat és azok információit jeleníti meg. Itt az adott blokkokat, amelyek fedik egymást dátum</w:t>
+        <w:t xml:space="preserve"> a konfliktálódó blokkokat és azok információit jeleníti meg. Itt az adott blokkokat, amelyek fedik egymást dátum</w:t>
       </w:r>
       <w:r>
         <w:t xml:space="preserve"> alapján csoportosítva látjuk</w:t>
@@ -9009,28 +8115,11 @@
       <w:r>
         <w:t xml:space="preserve"> szintén egy „</w:t>
       </w:r>
-      <w:proofErr w:type="spellStart"/>
-      <w:r>
-        <w:t>Fetch</w:t>
-      </w:r>
-      <w:proofErr w:type="spellEnd"/>
-      <w:r>
-        <w:t xml:space="preserve"> API</w:t>
-      </w:r>
-      <w:r>
-        <w:t xml:space="preserve">” hívás </w:t>
-      </w:r>
-      <w:proofErr w:type="gramStart"/>
-      <w:r>
-        <w:t>segítségével  történik</w:t>
-      </w:r>
-      <w:proofErr w:type="gramEnd"/>
-      <w:r>
-        <w:t xml:space="preserve"> a „</w:t>
-      </w:r>
-      <w:proofErr w:type="gramStart"/>
-      <w:r>
-        <w:t>B</w:t>
+      <w:r>
+        <w:t>Fetch API</w:t>
+      </w:r>
+      <w:r>
+        <w:t>” hívás segítségével  történik a „B</w:t>
       </w:r>
       <w:r>
         <w:t>ackend</w:t>
@@ -9039,11 +8128,7 @@
         <w:t>”</w:t>
       </w:r>
       <w:r>
-        <w:t>-</w:t>
-      </w:r>
-      <w:proofErr w:type="gramEnd"/>
-      <w:r>
-        <w:t xml:space="preserve">re. Minden egyes személy saját maga döntheti el, hogy ignorál-e egy blokkot vagy sem, ezzel lehetővé téve, hogy a csoportban mindenki számára külön </w:t>
+        <w:t xml:space="preserve">-re. Minden egyes személy saját maga döntheti el, hogy ignorál-e egy blokkot vagy sem, ezzel lehetővé téve, hogy a csoportban mindenki számára külön </w:t>
       </w:r>
       <w:r>
         <w:t>beállítással rendelkezzen ugyan</w:t>
@@ -9108,15 +8193,7 @@
                               </w:r>
                             </w:fldSimple>
                             <w:r>
-                              <w:t>. képleírás: A "</w:t>
-                            </w:r>
-                            <w:proofErr w:type="spellStart"/>
-                            <w:r>
-                              <w:t>Notifications</w:t>
-                            </w:r>
-                            <w:proofErr w:type="spellEnd"/>
-                            <w:r>
-                              <w:t>" oldal előnézete</w:t>
+                              <w:t>. képleírás: A "Notifications" oldal előnézete</w:t>
                             </w:r>
                             <w:bookmarkEnd w:id="40"/>
                           </w:p>
@@ -9246,7 +8323,6 @@
           <w:iCs/>
         </w:rPr>
       </w:pPr>
-      <w:proofErr w:type="spellStart"/>
       <w:r>
         <w:rPr>
           <w:b/>
@@ -9256,7 +8332,6 @@
         </w:rPr>
         <w:t>ProfileDescriptionModule.jsx</w:t>
       </w:r>
-      <w:proofErr w:type="spellEnd"/>
     </w:p>
     <w:p>
       <w:r>
@@ -9300,15 +8375,7 @@
         <w:t>jogosultságainkat. Ezeken kívül</w:t>
       </w:r>
       <w:r>
-        <w:t xml:space="preserve"> minden információs blokk jobb felső sarka tartalmaz egy „ugrás a …-</w:t>
-      </w:r>
-      <w:proofErr w:type="spellStart"/>
-      <w:r>
-        <w:t>ra</w:t>
-      </w:r>
-      <w:proofErr w:type="spellEnd"/>
-      <w:r>
-        <w:t>” gombot, amely az adott szekcióh</w:t>
+        <w:t xml:space="preserve"> minden információs blokk jobb felső sarka tartalmaz egy „ugrás a …-ra” gombot, amely az adott szekcióh</w:t>
       </w:r>
       <w:r>
         <w:t xml:space="preserve">oz tartozó aloldalra irányít </w:t>
@@ -9507,7 +8574,6 @@
           <w:iCs/>
         </w:rPr>
       </w:pPr>
-      <w:proofErr w:type="spellStart"/>
       <w:r>
         <w:rPr>
           <w:b/>
@@ -9517,7 +8583,6 @@
         </w:rPr>
         <w:t>ProfileModule.jsx</w:t>
       </w:r>
-      <w:proofErr w:type="spellEnd"/>
     </w:p>
     <w:p>
       <w:r>
@@ -9794,7 +8859,6 @@
           <w:iCs/>
         </w:rPr>
       </w:pPr>
-      <w:proofErr w:type="spellStart"/>
       <w:r>
         <w:rPr>
           <w:b/>
@@ -9804,7 +8868,6 @@
         </w:rPr>
         <w:t>SettingsModule.jsx</w:t>
       </w:r>
-      <w:proofErr w:type="spellEnd"/>
     </w:p>
     <w:p>
       <w:r>
@@ -9856,15 +8919,7 @@
         <w:t>rdekében. A következő kategória</w:t>
       </w:r>
       <w:r>
-        <w:t xml:space="preserve"> a jelszóváltoztatási opciót tartalmazza. Itt a jelszóváltoztatás gombra kattintva kapunk egy felugró ablakot, ahová a jelenlegi </w:t>
-      </w:r>
-      <w:proofErr w:type="spellStart"/>
-      <w:r>
-        <w:t>jelszavunkat</w:t>
-      </w:r>
-      <w:proofErr w:type="spellEnd"/>
-      <w:r>
-        <w:t>, majd az újo</w:t>
+        <w:t xml:space="preserve"> a jelszóváltoztatási opciót tartalmazza. Itt a jelszóváltoztatás gombra kattintva kapunk egy felugró ablakot, ahová a jelenlegi jelszavunkat, majd az újo</w:t>
       </w:r>
       <w:r>
         <w:t>nnan beállítani kívánt jelszót</w:t>
@@ -9894,15 +8949,7 @@
         <w:t>"</w:t>
       </w:r>
       <w:r>
-        <w:t xml:space="preserve"> elmenti az újonnan megadott </w:t>
-      </w:r>
-      <w:proofErr w:type="spellStart"/>
-      <w:r>
-        <w:t>jelszavunkat</w:t>
-      </w:r>
-      <w:proofErr w:type="spellEnd"/>
-      <w:r>
-        <w:t>. A jelenl</w:t>
+        <w:t xml:space="preserve"> elmenti az újonnan megadott jelszavunkat. A jelenl</w:t>
       </w:r>
       <w:r>
         <w:t>egi utolsó beállítási kategória</w:t>
@@ -9921,16 +8968,9 @@
       </w:r>
       <w:r>
         <w:rPr>
-          <w:color w:val="FF0000"/>
-          <w:highlight w:val="darkRed"/>
-        </w:rPr>
-        <w:t>beállítási lehetőség</w:t>
-      </w:r>
-      <w:r>
-        <w:rPr>
-          <w:color w:val="FF0000"/>
-        </w:rPr>
-        <w:t xml:space="preserve"> </w:t>
+          <w:color w:val="000000" w:themeColor="text1"/>
+        </w:rPr>
+        <w:t xml:space="preserve">beállítási lehetőség </w:t>
       </w:r>
       <w:r>
         <w:t>adja meg</w:t>
@@ -9957,23 +8997,7 @@
         <w:t xml:space="preserve"> ami a változtatások előtt volt. Ezt azért is </w:t>
       </w:r>
       <w:r>
-        <w:t>teszi, mert egyes beállításokat a „</w:t>
-      </w:r>
-      <w:proofErr w:type="spellStart"/>
-      <w:r>
-        <w:t>localStorage</w:t>
-      </w:r>
-      <w:proofErr w:type="spellEnd"/>
-      <w:r>
-        <w:t>”-</w:t>
-      </w:r>
-      <w:proofErr w:type="spellStart"/>
-      <w:r>
-        <w:t>ba</w:t>
-      </w:r>
-      <w:proofErr w:type="spellEnd"/>
-      <w:r>
-        <w:t xml:space="preserve"> is elment</w:t>
+        <w:t>teszi, mert egyes beállításokat a „localStorage”-ba is elment</w:t>
       </w:r>
       <w:r>
         <w:t xml:space="preserve"> a gyors</w:t>
@@ -10028,7 +9052,6 @@
           <w:iCs/>
         </w:rPr>
       </w:pPr>
-      <w:proofErr w:type="spellStart"/>
       <w:r>
         <w:rPr>
           <w:b/>
@@ -10038,30 +9061,16 @@
         </w:rPr>
         <w:t>App.jsx</w:t>
       </w:r>
-      <w:proofErr w:type="spellEnd"/>
-    </w:p>
-    <w:p>
-      <w:r>
-        <w:t>Ez a komponens a „</w:t>
-      </w:r>
-      <w:proofErr w:type="spellStart"/>
-      <w:r>
-        <w:t>React</w:t>
-      </w:r>
-      <w:proofErr w:type="spellEnd"/>
-      <w:r>
-        <w:t xml:space="preserve">” keretrendszer alapvető komponense, amelyen belül </w:t>
-      </w:r>
-      <w:proofErr w:type="gramStart"/>
+    </w:p>
+    <w:p>
+      <w:r>
+        <w:t xml:space="preserve">Ez a komponens a „React” keretrendszer alapvető komponense, amelyen belül </w:t>
+      </w:r>
       <w:r>
         <w:t xml:space="preserve">beágyazzuk  </w:t>
       </w:r>
       <w:r>
-        <w:t>a</w:t>
-      </w:r>
-      <w:proofErr w:type="gramEnd"/>
-      <w:r>
-        <w:t xml:space="preserve"> többi általunk</w:t>
+        <w:t>a többi általunk</w:t>
       </w:r>
       <w:r>
         <w:t xml:space="preserve"> készített modult. Ez</w:t>
@@ -10073,20 +9082,7 @@
         <w:t xml:space="preserve">továbbá </w:t>
       </w:r>
       <w:r>
-        <w:t>a „</w:t>
-      </w:r>
-      <w:proofErr w:type="spellStart"/>
-      <w:proofErr w:type="gramStart"/>
-      <w:r>
-        <w:t>localStorage</w:t>
-      </w:r>
-      <w:proofErr w:type="spellEnd"/>
-      <w:r>
-        <w:t>”-</w:t>
-      </w:r>
-      <w:proofErr w:type="gramEnd"/>
-      <w:r>
-        <w:t>b</w:t>
+        <w:t>a „localStorage”-b</w:t>
       </w:r>
       <w:r>
         <w:t>an lévő információ ellenőrzéséért. Amennyiben</w:t>
@@ -10094,21 +9090,11 @@
       <w:r>
         <w:t xml:space="preserve"> a „</w:t>
       </w:r>
-      <w:proofErr w:type="spellStart"/>
-      <w:r>
-        <w:t>localStorage</w:t>
-      </w:r>
-      <w:proofErr w:type="spellEnd"/>
-      <w:r>
-        <w:t>” tartalmaz egy API-</w:t>
-      </w:r>
-      <w:proofErr w:type="spellStart"/>
-      <w:r>
-        <w:t>tokent</w:t>
-      </w:r>
-      <w:proofErr w:type="spellEnd"/>
-      <w:r>
-        <w:t>,</w:t>
+      <w:r>
+        <w:t>localStorage” tartalmaz egy API-</w:t>
+      </w:r>
+      <w:r>
+        <w:t>tokent,</w:t>
       </w:r>
       <w:r>
         <w:t xml:space="preserve"> akkor ez</w:t>
@@ -10120,23 +9106,7 @@
         <w:t>ikeres, akkor a főoldal helyett</w:t>
       </w:r>
       <w:r>
-        <w:t xml:space="preserve"> a felhasználót a saját főoldala fogadja. Amennyiben viszont a felhasználói adatok lekérése sikertelen, akkor a korábbi „</w:t>
-      </w:r>
-      <w:proofErr w:type="spellStart"/>
-      <w:r>
-        <w:t>localStorage</w:t>
-      </w:r>
-      <w:proofErr w:type="spellEnd"/>
-      <w:r>
-        <w:t>”-</w:t>
-      </w:r>
-      <w:proofErr w:type="spellStart"/>
-      <w:r>
-        <w:t>ba</w:t>
-      </w:r>
-      <w:proofErr w:type="spellEnd"/>
-      <w:r>
-        <w:t xml:space="preserve"> betöltött ada</w:t>
+        <w:t xml:space="preserve"> a felhasználót a saját főoldala fogadja. Amennyiben viszont a felhasználói adatok lekérése sikertelen, akkor a korábbi „localStorage”-ba betöltött ada</w:t>
       </w:r>
       <w:r>
         <w:t xml:space="preserve">tokat is kitörli. Ezeken felül </w:t>
@@ -10149,15 +9119,7 @@
         <w:t>komponensben található</w:t>
       </w:r>
       <w:r>
-        <w:t xml:space="preserve"> a „</w:t>
-      </w:r>
-      <w:proofErr w:type="spellStart"/>
-      <w:r>
-        <w:t>react</w:t>
-      </w:r>
-      <w:proofErr w:type="spellEnd"/>
-      <w:r>
-        <w:t>-r</w:t>
+        <w:t xml:space="preserve"> a „react-r</w:t>
       </w:r>
       <w:r>
         <w:t>outer”. Ez a beimportált csomag</w:t>
@@ -10166,15 +9128,7 @@
         <w:t xml:space="preserve"> kez</w:t>
       </w:r>
       <w:r>
-        <w:t>eli a „</w:t>
-      </w:r>
-      <w:proofErr w:type="spellStart"/>
-      <w:r>
-        <w:t>React</w:t>
-      </w:r>
-      <w:proofErr w:type="spellEnd"/>
-      <w:r>
-        <w:t>” rendszeren belüli</w:t>
+        <w:t>eli a „React” rendszeren belüli</w:t>
       </w:r>
       <w:r>
         <w:t xml:space="preserve"> URL alapú hivatkozásokat. Itt att</w:t>
@@ -10189,26 +9143,10 @@
         <w:t>amel</w:t>
       </w:r>
       <w:r>
-        <w:t>yet egy „</w:t>
-      </w:r>
-      <w:proofErr w:type="spellStart"/>
-      <w:r>
-        <w:t>UseState</w:t>
-      </w:r>
-      <w:proofErr w:type="spellEnd"/>
-      <w:r>
-        <w:t xml:space="preserve">” tart számon – </w:t>
-      </w:r>
-      <w:r>
-        <w:t>meghatározza az elérhető hivatkozásokat, az azokhoz tartozó betöltendő komponenseket, és még a navigációs menü formátumát is. A formátum meghatározásához egy „</w:t>
-      </w:r>
-      <w:proofErr w:type="spellStart"/>
-      <w:r>
-        <w:t>property</w:t>
-      </w:r>
-      <w:proofErr w:type="spellEnd"/>
-      <w:r>
-        <w:t>” tulajdonság mezőt tölt ki a komponens. Ez egy igaz/hamis mező, amely eldönti, hogy a hossza</w:t>
+        <w:t xml:space="preserve">yet egy „UseState” tart számon – </w:t>
+      </w:r>
+      <w:r>
+        <w:t>meghatározza az elérhető hivatkozásokat, az azokhoz tartozó betöltendő komponenseket, és még a navigációs menü formátumát is. A formátum meghatározásához egy „property” tulajdonság mezőt tölt ki a komponens. Ez egy igaz/hamis mező, amely eldönti, hogy a hossza</w:t>
       </w:r>
       <w:r>
         <w:t>b</w:t>
@@ -10223,13 +9161,8 @@
         <w:t xml:space="preserve">ünk. Ezeken felül ez tartalmazza az API </w:t>
       </w:r>
       <w:r>
-        <w:t>hívó osztály „</w:t>
-      </w:r>
-      <w:proofErr w:type="spellStart"/>
-      <w:r>
-        <w:t>Singleton</w:t>
-      </w:r>
-      <w:proofErr w:type="spellEnd"/>
+        <w:t>hívó osztály „Singleton</w:t>
+      </w:r>
       <w:r>
         <w:t>”</w:t>
       </w:r>
@@ -10240,18 +9173,8 @@
         <w:footnoteReference w:id="22"/>
       </w:r>
       <w:r>
-        <w:t xml:space="preserve"> példányát, amelyeket szintén „</w:t>
-      </w:r>
-      <w:proofErr w:type="spellStart"/>
-      <w:proofErr w:type="gramStart"/>
-      <w:r>
-        <w:t>property</w:t>
-      </w:r>
-      <w:proofErr w:type="spellEnd"/>
-      <w:r>
-        <w:t>”-</w:t>
-      </w:r>
-      <w:proofErr w:type="gramEnd"/>
+        <w:t xml:space="preserve"> példányát, amelyeket szintén „property”-</w:t>
+      </w:r>
       <w:r>
         <w:t>k</w:t>
       </w:r>
@@ -10262,16 +9185,11 @@
         <w:t>zámára, amelynek szüksége van rá, ez</w:t>
       </w:r>
       <w:r>
-        <w:t>zel lényegesen megkönnyítve a „</w:t>
-      </w:r>
-      <w:proofErr w:type="spellStart"/>
-      <w:r>
-        <w:t>F</w:t>
+        <w:t>zel lényegesen megkönnyítve a „F</w:t>
       </w:r>
       <w:r>
         <w:t>etch</w:t>
       </w:r>
-      <w:proofErr w:type="spellEnd"/>
       <w:r>
         <w:t xml:space="preserve"> API</w:t>
       </w:r>
@@ -10294,29 +9212,13 @@
         <w:t>,</w:t>
       </w:r>
       <w:r>
-        <w:t xml:space="preserve"> amely szintén egy „</w:t>
-      </w:r>
-      <w:proofErr w:type="spellStart"/>
-      <w:r>
-        <w:t>Singleton</w:t>
-      </w:r>
-      <w:proofErr w:type="spellEnd"/>
-      <w:r>
-        <w:t>” globál</w:t>
+        <w:t xml:space="preserve"> amely szintén egy „Singleton” globál</w:t>
       </w:r>
       <w:r>
         <w:t>is szinten elérhető objektum:</w:t>
       </w:r>
       <w:r>
-        <w:t xml:space="preserve"> a „</w:t>
-      </w:r>
-      <w:proofErr w:type="spellStart"/>
-      <w:r>
-        <w:t>UserData</w:t>
-      </w:r>
-      <w:proofErr w:type="spellEnd"/>
-      <w:r>
-        <w:t xml:space="preserve">”, </w:t>
+        <w:t xml:space="preserve"> a „UserData”, </w:t>
       </w:r>
       <w:r>
         <w:t>amely tartalmazza a felhasználó</w:t>
@@ -10348,23 +9250,7 @@
           <w:i w:val="0"/>
           <w:iCs/>
         </w:rPr>
-        <w:t xml:space="preserve">A komponenseket segítő </w:t>
-      </w:r>
-      <w:proofErr w:type="spellStart"/>
-      <w:r>
-        <w:rPr>
-          <w:i w:val="0"/>
-          <w:iCs/>
-        </w:rPr>
-        <w:t>szkript</w:t>
-      </w:r>
-      <w:proofErr w:type="spellEnd"/>
-      <w:r>
-        <w:rPr>
-          <w:i w:val="0"/>
-          <w:iCs/>
-        </w:rPr>
-        <w:t xml:space="preserve"> fájlok:</w:t>
+        <w:t>A komponenseket segítő szkript fájlok:</w:t>
       </w:r>
       <w:bookmarkEnd w:id="43"/>
     </w:p>
@@ -10398,24 +9284,11 @@
     </w:p>
     <w:p>
       <w:r>
-        <w:t xml:space="preserve">Ez a </w:t>
-      </w:r>
-      <w:proofErr w:type="spellStart"/>
-      <w:r>
-        <w:t>szkriptfájl</w:t>
-      </w:r>
-      <w:proofErr w:type="spellEnd"/>
-      <w:r>
-        <w:t xml:space="preserve"> a „</w:t>
-      </w:r>
-      <w:proofErr w:type="spellStart"/>
-      <w:r>
-        <w:t>F</w:t>
+        <w:t>Ez a szkriptfájl a „F</w:t>
       </w:r>
       <w:r>
         <w:t>etch</w:t>
       </w:r>
-      <w:proofErr w:type="spellEnd"/>
       <w:r>
         <w:t xml:space="preserve"> API</w:t>
       </w:r>
@@ -10429,23 +9302,7 @@
         <w:t>hívások megkönnyítéséért felelős. Az egész kód egy</w:t>
       </w:r>
       <w:r>
-        <w:t xml:space="preserve"> osztály, amelynek egyes mezői a különböző adatok kezelését végzik. Az osztály </w:t>
-      </w:r>
-      <w:proofErr w:type="gramStart"/>
-      <w:r>
-        <w:t>számon tartja</w:t>
-      </w:r>
-      <w:proofErr w:type="gramEnd"/>
-      <w:r>
-        <w:t xml:space="preserve"> az API alap URL-jét, és a </w:t>
-      </w:r>
-      <w:proofErr w:type="spellStart"/>
-      <w:r>
-        <w:t>tokenünket</w:t>
-      </w:r>
-      <w:proofErr w:type="spellEnd"/>
-      <w:r>
-        <w:t>, hogy ne kelljen minden hívásnál ezt manuálisan megadnunk. Ezek mellet</w:t>
+        <w:t xml:space="preserve"> osztály, amelynek egyes mezői a különböző adatok kezelését végzik. Az osztály számon tartja az API alap URL-jét, és a tokenünket, hogy ne kelljen minden hívásnál ezt manuálisan megadnunk. Ezek mellet</w:t>
       </w:r>
       <w:r>
         <w:t>t</w:t>
@@ -10457,31 +9314,7 @@
         <w:t>rendelkezik egy aszinkron hívás</w:t>
       </w:r>
       <w:r>
-        <w:t xml:space="preserve"> mindkét JavaScript-es formájával (</w:t>
-      </w:r>
-      <w:proofErr w:type="spellStart"/>
-      <w:r>
-        <w:t>Await</w:t>
-      </w:r>
-      <w:proofErr w:type="spellEnd"/>
-      <w:r>
-        <w:t>/</w:t>
-      </w:r>
-      <w:proofErr w:type="spellStart"/>
-      <w:r>
-        <w:t>Then</w:t>
-      </w:r>
-      <w:proofErr w:type="spellEnd"/>
-      <w:r>
-        <w:t xml:space="preserve"> láncolat). Ezek egy-egy saját </w:t>
-      </w:r>
-      <w:proofErr w:type="spellStart"/>
-      <w:r>
-        <w:t>fügvénnyel</w:t>
-      </w:r>
-      <w:proofErr w:type="spellEnd"/>
-      <w:r>
-        <w:t xml:space="preserve"> rendelkeznek. A függvényeknek 5 fő bem</w:t>
+        <w:t xml:space="preserve"> mindkét JavaScript-es formájával (Await/Then láncolat). Ezek egy-egy saját fügvénnyel rendelkeznek. A függvényeknek 5 fő bem</w:t>
       </w:r>
       <w:r>
         <w:t>eneti értéke van. Az első érték</w:t>
@@ -10493,15 +9326,7 @@
         <w:t>jét kéri bemenetként. A második</w:t>
       </w:r>
       <w:r>
-        <w:t xml:space="preserve"> az a metódust meghatározó, szintén szöveges beviteli mező. Ez maga a hívás felépítésénél fogja beállítani a „</w:t>
-      </w:r>
-      <w:proofErr w:type="spellStart"/>
-      <w:r>
-        <w:t>method</w:t>
-      </w:r>
-      <w:proofErr w:type="spellEnd"/>
-      <w:r>
-        <w:t>” m</w:t>
+        <w:t xml:space="preserve"> az a metódust meghatározó, szintén szöveges beviteli mező. Ez maga a hívás felépítésénél fogja beállítani a „method” m</w:t>
       </w:r>
       <w:r>
         <w:t>ezőt. A harmadik bemeneti érték</w:t>
@@ -10534,15 +9359,7 @@
         <w:t xml:space="preserve"> egy igaz/hamis értéket vár, amely azt határozza meg, hogy a válasz</w:t>
       </w:r>
       <w:r>
-        <w:t>ul kapott „</w:t>
-      </w:r>
-      <w:proofErr w:type="spellStart"/>
-      <w:r>
-        <w:t>Response</w:t>
-      </w:r>
-      <w:proofErr w:type="spellEnd"/>
-      <w:r>
-        <w:t>” objektumot JSON formátumban (ha igaz)</w:t>
+        <w:t>ul kapott „Response” objektumot JSON formátumban (ha igaz)</w:t>
       </w:r>
       <w:r>
         <w:t xml:space="preserve"> vagy szöveges formátumban kérjük-e vissza (ha hamis). Ezt nem kötelező megadnunk. Alapértelmezetten igaz értékkel rendelkezik, azaz JSON formátumra konvertálja át a válaszul kapott objektumot. Az utolsó, szintén</w:t>
@@ -10555,15 +9372,7 @@
       </w:r>
       <w:r>
         <w:lastRenderedPageBreak/>
-        <w:t xml:space="preserve">kéri értékül „/” jelekkel elválasztott szöveg formájában. Ezt a </w:t>
-      </w:r>
-      <w:proofErr w:type="gramStart"/>
-      <w:r>
-        <w:t>mezőt</w:t>
-      </w:r>
-      <w:proofErr w:type="gramEnd"/>
-      <w:r>
-        <w:t xml:space="preserve"> ha elhagyjuk, akkor a metódu</w:t>
+        <w:t>kéri értékül „/” jelekkel elválasztott szöveg formájában. Ezt a mezőt ha elhagyjuk, akkor a metódu</w:t>
       </w:r>
       <w:r>
         <w:t>s</w:t>
@@ -10605,13 +9414,8 @@
         <w:t>”</w:t>
       </w:r>
       <w:r>
-        <w:t>-</w:t>
-      </w:r>
-      <w:proofErr w:type="spellStart"/>
-      <w:r>
-        <w:t>től</w:t>
-      </w:r>
-      <w:proofErr w:type="spellEnd"/>
+        <w:t>-től</w:t>
+      </w:r>
       <w:r>
         <w:t>,</w:t>
       </w:r>
@@ -10662,15 +9466,7 @@
     </w:p>
     <w:p>
       <w:r>
-        <w:t xml:space="preserve">Ez az osztály a </w:t>
-      </w:r>
-      <w:proofErr w:type="spellStart"/>
-      <w:r>
-        <w:t>UserDataClass</w:t>
-      </w:r>
-      <w:proofErr w:type="spellEnd"/>
-      <w:r>
-        <w:t>-ban történő tárolást segíti elő. Ez az osztály csak az adott felhasználóra vonatkozó fontosabb infor</w:t>
+        <w:t>Ez az osztály a UserDataClass-ban történő tárolást segíti elő. Ez az osztály csak az adott felhasználóra vonatkozó fontosabb infor</w:t>
       </w:r>
       <w:r>
         <w:t>mációkat tárolja. Itt kerül elmentésre</w:t>
@@ -10749,15 +9545,7 @@
         <w:t>. A</w:t>
       </w:r>
       <w:r>
-        <w:t>mennyiben nem, elvégez egy „</w:t>
-      </w:r>
-      <w:proofErr w:type="spellStart"/>
-      <w:r>
-        <w:t>Fetch</w:t>
-      </w:r>
-      <w:proofErr w:type="spellEnd"/>
-      <w:r>
-        <w:t xml:space="preserve"> API</w:t>
+        <w:t>mennyiben nem, elvégez egy „Fetch API</w:t>
       </w:r>
       <w:r>
         <w:t>” hívást is, amely lekérdezi az összes egymást fedő esemé</w:t>
@@ -10778,13 +9566,8 @@
         <w:t>”</w:t>
       </w:r>
       <w:r>
-        <w:t>-</w:t>
-      </w:r>
-      <w:proofErr w:type="spellStart"/>
-      <w:r>
-        <w:t>ről</w:t>
-      </w:r>
-      <w:proofErr w:type="spellEnd"/>
+        <w:t>-ről</w:t>
+      </w:r>
       <w:r>
         <w:t>. Ha bármel</w:t>
       </w:r>
@@ -10831,15 +9614,7 @@
         <w:t>lhasználó adatainak tárolásához</w:t>
       </w:r>
       <w:r>
-        <w:t xml:space="preserve"> pedig a már meglévő „</w:t>
-      </w:r>
-      <w:proofErr w:type="spellStart"/>
-      <w:r>
-        <w:t>UserClass</w:t>
-      </w:r>
-      <w:proofErr w:type="spellEnd"/>
-      <w:r>
-        <w:t>”-t használja.</w:t>
+        <w:t xml:space="preserve"> pedig a már meglévő „UserClass”-t használja.</w:t>
       </w:r>
     </w:p>
     <w:p>
@@ -10857,15 +9632,7 @@
     </w:p>
     <w:p>
       <w:r>
-        <w:t>A háttérben futó szolgáltatás, amely felveszi a kapcsolatot az adatbázissal, majd ezt leképezi a Modell mappában lévő sablon osztályokra. Ezek az osztályok „</w:t>
-      </w:r>
-      <w:proofErr w:type="spellStart"/>
-      <w:r>
-        <w:t>EntityFramework</w:t>
-      </w:r>
-      <w:proofErr w:type="spellEnd"/>
-      <w:r>
-        <w:t>”</w:t>
+        <w:t>A háttérben futó szolgáltatás, amely felveszi a kapcsolatot az adatbázissal, majd ezt leképezi a Modell mappában lévő sablon osztályokra. Ezek az osztályok „EntityFramework”</w:t>
       </w:r>
       <w:r>
         <w:rPr>
@@ -10874,15 +9641,7 @@
         <w:footnoteReference w:id="23"/>
       </w:r>
       <w:r>
-        <w:t xml:space="preserve"> és a címkék segítségével kiolvassák és eltárolják az adatainkat az egyes osztályokból álló „</w:t>
-      </w:r>
-      <w:proofErr w:type="spellStart"/>
-      <w:r>
-        <w:t>DbSet</w:t>
-      </w:r>
-      <w:proofErr w:type="spellEnd"/>
-      <w:r>
-        <w:t>”</w:t>
+        <w:t xml:space="preserve"> és a címkék segítségével kiolvassák és eltárolják az adatainkat az egyes osztályokból álló „DbSet”</w:t>
       </w:r>
       <w:r>
         <w:rPr>
@@ -10891,15 +9650,7 @@
         <w:footnoteReference w:id="24"/>
       </w:r>
       <w:r>
-        <w:t>-</w:t>
-      </w:r>
-      <w:proofErr w:type="spellStart"/>
-      <w:r>
-        <w:t>ekbe</w:t>
-      </w:r>
-      <w:proofErr w:type="spellEnd"/>
-      <w:r>
-        <w:t xml:space="preserve"> példányok formájában. De nem csak az adatbázissal, hanem a „Frontend”</w:t>
+        <w:t>-ekbe példányok formájában. De nem csak az adatbázissal, hanem a „Frontend”</w:t>
       </w:r>
       <w:r>
         <w:rPr>
@@ -10908,15 +9659,7 @@
         <w:footnoteReference w:id="25"/>
       </w:r>
       <w:r>
-        <w:t>-el is kapcsolatot létesít. Innen fogadja a „</w:t>
-      </w:r>
-      <w:proofErr w:type="spellStart"/>
-      <w:r>
-        <w:t>Fetch</w:t>
-      </w:r>
-      <w:proofErr w:type="spellEnd"/>
-      <w:r>
-        <w:t xml:space="preserve"> API” kéréseit és feldolgozza azokat, amennyiben a bemeneti értékek, az üzenet törzse, és az azonosítási mező megfelelően van kitöltve. Ezt követően visszatér egy értékkel, amely a keresett adatokat tartalmazza vagy </w:t>
+        <w:t xml:space="preserve">-el is kapcsolatot létesít. Innen fogadja a „Fetch API” kéréseit és feldolgozza azokat, amennyiben a bemeneti értékek, az üzenet törzse, és az azonosítási mező megfelelően van kitöltve. Ezt követően visszatér egy értékkel, amely a keresett adatokat tartalmazza vagy </w:t>
       </w:r>
       <w:r>
         <w:t>egy hibaüzenetet. Természetesen</w:t>
@@ -10972,15 +9715,7 @@
       </w:pPr>
       <w:bookmarkStart w:id="46" w:name="_Toc227950433"/>
       <w:r>
-        <w:t xml:space="preserve">Az egyes példányokat kezelő </w:t>
-      </w:r>
-      <w:proofErr w:type="spellStart"/>
-      <w:r>
-        <w:t>Controllerek</w:t>
-      </w:r>
-      <w:proofErr w:type="spellEnd"/>
-      <w:r>
-        <w:t>:</w:t>
+        <w:t>Az egyes példányokat kezelő Controllerek:</w:t>
       </w:r>
       <w:bookmarkEnd w:id="46"/>
     </w:p>
@@ -11026,15 +9761,7 @@
         </w:tabs>
       </w:pPr>
       <w:r>
-        <w:t>GETBYID(„</w:t>
-      </w:r>
-      <w:proofErr w:type="spellStart"/>
-      <w:r>
-        <w:t>id</w:t>
-      </w:r>
-      <w:proofErr w:type="spellEnd"/>
-      <w:r>
-        <w:t>”)</w:t>
+        <w:t>GETBYID(„id”)</w:t>
       </w:r>
       <w:r>
         <w:tab/>
@@ -11084,15 +9811,7 @@
         </w:tabs>
       </w:pPr>
       <w:r>
-        <w:t>PUT(„</w:t>
-      </w:r>
-      <w:proofErr w:type="spellStart"/>
-      <w:r>
-        <w:t>id</w:t>
-      </w:r>
-      <w:proofErr w:type="spellEnd"/>
-      <w:r>
-        <w:t>”)</w:t>
+        <w:t>PUT(„id”)</w:t>
       </w:r>
       <w:r>
         <w:tab/>
@@ -11111,15 +9830,7 @@
         </w:tabs>
       </w:pPr>
       <w:r>
-        <w:t>DELETE(„</w:t>
-      </w:r>
-      <w:proofErr w:type="spellStart"/>
-      <w:r>
-        <w:t>id</w:t>
-      </w:r>
-      <w:proofErr w:type="spellEnd"/>
-      <w:r>
-        <w:t>”)</w:t>
+        <w:t>DELETE(„id”)</w:t>
       </w:r>
       <w:r>
         <w:tab/>
@@ -11128,13 +9839,8 @@
     </w:p>
     <w:p>
       <w:r>
-        <w:t xml:space="preserve">Ezekhez a metódusokhoz csak az </w:t>
-      </w:r>
-      <w:proofErr w:type="spellStart"/>
-      <w:r>
-        <w:t>Admin</w:t>
-      </w:r>
-      <w:proofErr w:type="spellEnd"/>
+        <w:t>Ezekhez a metódusokhoz csak az Admin</w:t>
+      </w:r>
       <w:r>
         <w:rPr>
           <w:rStyle w:val="Lbjegyzet-hivatkozs"/>
@@ -11142,15 +9848,7 @@
         <w:footnoteReference w:id="26"/>
       </w:r>
       <w:r>
-        <w:t xml:space="preserve"> felhasználók férnek hozzá, de jelenleg a „Frontend” része a programunknak nem rendelkezik egy kifejezett </w:t>
-      </w:r>
-      <w:proofErr w:type="spellStart"/>
-      <w:r>
-        <w:t>Admin</w:t>
-      </w:r>
-      <w:proofErr w:type="spellEnd"/>
-      <w:r>
-        <w:t xml:space="preserve"> felülettel.</w:t>
+        <w:t xml:space="preserve"> felhasználók férnek hozzá, de jelenleg a „Frontend” része a programunknak nem rendelkezik egy kifejezett Admin felülettel.</w:t>
       </w:r>
     </w:p>
     <w:p/>
@@ -11164,7 +9862,6 @@
           <w:color w:val="000000" w:themeColor="text1"/>
         </w:rPr>
       </w:pPr>
-      <w:proofErr w:type="spellStart"/>
       <w:r>
         <w:rPr>
           <w:b/>
@@ -11175,7 +9872,6 @@
         </w:rPr>
         <w:t>AdvancedInfoController</w:t>
       </w:r>
-      <w:proofErr w:type="spellEnd"/>
       <w:r>
         <w:rPr>
           <w:b/>
@@ -11201,23 +9897,7 @@
         </w:numPr>
       </w:pPr>
       <w:r>
-        <w:t xml:space="preserve">GET </w:t>
-      </w:r>
-      <w:proofErr w:type="spellStart"/>
-      <w:r>
-        <w:t>Get</w:t>
-      </w:r>
-      <w:proofErr w:type="spellEnd"/>
-      <w:r>
-        <w:t>(„</w:t>
-      </w:r>
-      <w:proofErr w:type="spellStart"/>
-      <w:r>
-        <w:t>token</w:t>
-      </w:r>
-      <w:proofErr w:type="spellEnd"/>
-      <w:r>
-        <w:t>”)</w:t>
+        <w:t>GET Get(„token”)</w:t>
       </w:r>
     </w:p>
     <w:p>
@@ -11240,31 +9920,7 @@
         </w:numPr>
       </w:pPr>
       <w:r>
-        <w:t xml:space="preserve">GET </w:t>
-      </w:r>
-      <w:proofErr w:type="spellStart"/>
-      <w:r>
-        <w:t>Members</w:t>
-      </w:r>
-      <w:proofErr w:type="spellEnd"/>
-      <w:r>
-        <w:t>/”(</w:t>
-      </w:r>
-      <w:proofErr w:type="spellStart"/>
-      <w:r>
-        <w:t>token</w:t>
-      </w:r>
-      <w:proofErr w:type="spellEnd"/>
-      <w:r>
-        <w:t>”)/(</w:t>
-      </w:r>
-      <w:proofErr w:type="spellStart"/>
-      <w:r>
-        <w:t>groupId</w:t>
-      </w:r>
-      <w:proofErr w:type="spellEnd"/>
-      <w:r>
-        <w:t>)</w:t>
+        <w:t>GET Members/”(token”)/(groupId)</w:t>
       </w:r>
     </w:p>
     <w:p>
@@ -11281,13 +9937,8 @@
       <w:r>
         <w:t xml:space="preserve">oz rendelkezünk-e hozzáféréssel, </w:t>
       </w:r>
-      <w:proofErr w:type="spellStart"/>
-      <w:r>
-        <w:t>visszadja</w:t>
-      </w:r>
-      <w:proofErr w:type="spellEnd"/>
-      <w:r>
-        <w:t xml:space="preserve"> a tagok listáját.</w:t>
+      <w:r>
+        <w:t>visszadja a tagok listáját.</w:t>
       </w:r>
     </w:p>
     <w:p>
@@ -11299,23 +9950,7 @@
         </w:numPr>
       </w:pPr>
       <w:r>
-        <w:t xml:space="preserve">GET </w:t>
-      </w:r>
-      <w:proofErr w:type="spellStart"/>
-      <w:r>
-        <w:t>OverLaps</w:t>
-      </w:r>
-      <w:proofErr w:type="spellEnd"/>
-      <w:r>
-        <w:t>/(„</w:t>
-      </w:r>
-      <w:proofErr w:type="spellStart"/>
-      <w:r>
-        <w:t>token</w:t>
-      </w:r>
-      <w:proofErr w:type="spellEnd"/>
-      <w:r>
-        <w:t>”)</w:t>
+        <w:t>GET OverLaps/(„token”)</w:t>
       </w:r>
     </w:p>
     <w:p>
@@ -11356,47 +9991,7 @@
         </w:numPr>
       </w:pPr>
       <w:r>
-        <w:t xml:space="preserve">GET </w:t>
-      </w:r>
-      <w:proofErr w:type="spellStart"/>
-      <w:r>
-        <w:t>BlocksInRange</w:t>
-      </w:r>
-      <w:proofErr w:type="spellEnd"/>
-      <w:r>
-        <w:t>/(„</w:t>
-      </w:r>
-      <w:proofErr w:type="spellStart"/>
-      <w:r>
-        <w:t>token</w:t>
-      </w:r>
-      <w:proofErr w:type="spellEnd"/>
-      <w:r>
-        <w:t>”)/(„</w:t>
-      </w:r>
-      <w:proofErr w:type="spellStart"/>
-      <w:r>
-        <w:t>scheduleId</w:t>
-      </w:r>
-      <w:proofErr w:type="spellEnd"/>
-      <w:r>
-        <w:t>”)/(„</w:t>
-      </w:r>
-      <w:proofErr w:type="spellStart"/>
-      <w:r>
-        <w:t>from</w:t>
-      </w:r>
-      <w:proofErr w:type="spellEnd"/>
-      <w:r>
-        <w:t>”)/(„</w:t>
-      </w:r>
-      <w:proofErr w:type="spellStart"/>
-      <w:r>
-        <w:t>to</w:t>
-      </w:r>
-      <w:proofErr w:type="spellEnd"/>
-      <w:r>
-        <w:t>”)</w:t>
+        <w:t>GET BlocksInRange/(„token”)/(„scheduleId”)/(„from”)/(„to”)</w:t>
       </w:r>
     </w:p>
     <w:p>
@@ -11422,39 +10017,7 @@
         </w:numPr>
       </w:pPr>
       <w:r>
-        <w:t xml:space="preserve">POST </w:t>
-      </w:r>
-      <w:proofErr w:type="spellStart"/>
-      <w:r>
-        <w:t>groupInvite</w:t>
-      </w:r>
-      <w:proofErr w:type="spellEnd"/>
-      <w:r>
-        <w:t>/(„</w:t>
-      </w:r>
-      <w:proofErr w:type="spellStart"/>
-      <w:r>
-        <w:t>token</w:t>
-      </w:r>
-      <w:proofErr w:type="spellEnd"/>
-      <w:r>
-        <w:t>”)/(„</w:t>
-      </w:r>
-      <w:proofErr w:type="spellStart"/>
-      <w:r>
-        <w:t>groupId</w:t>
-      </w:r>
-      <w:proofErr w:type="spellEnd"/>
-      <w:r>
-        <w:t>”)/(„</w:t>
-      </w:r>
-      <w:proofErr w:type="spellStart"/>
-      <w:r>
-        <w:t>emailToInvite</w:t>
-      </w:r>
-      <w:proofErr w:type="spellEnd"/>
-      <w:r>
-        <w:t>”)</w:t>
+        <w:t>POST groupInvite/(„token”)/(„groupId”)/(„emailToInvite”)</w:t>
       </w:r>
     </w:p>
     <w:p>
@@ -11477,31 +10040,7 @@
         </w:numPr>
       </w:pPr>
       <w:r>
-        <w:t xml:space="preserve">POST </w:t>
-      </w:r>
-      <w:proofErr w:type="spellStart"/>
-      <w:r>
-        <w:t>scheduleCreate</w:t>
-      </w:r>
-      <w:proofErr w:type="spellEnd"/>
-      <w:r>
-        <w:t>/(„</w:t>
-      </w:r>
-      <w:proofErr w:type="spellStart"/>
-      <w:r>
-        <w:t>token</w:t>
-      </w:r>
-      <w:proofErr w:type="spellEnd"/>
-      <w:r>
-        <w:t>”)/(„</w:t>
-      </w:r>
-      <w:proofErr w:type="spellStart"/>
-      <w:r>
-        <w:t>groupId</w:t>
-      </w:r>
-      <w:proofErr w:type="spellEnd"/>
-      <w:r>
-        <w:t>”)</w:t>
+        <w:t>POST scheduleCreate/(„token”)/(„groupId”)</w:t>
       </w:r>
     </w:p>
     <w:p>
@@ -11533,31 +10072,7 @@
         </w:numPr>
       </w:pPr>
       <w:r>
-        <w:t xml:space="preserve">POST </w:t>
-      </w:r>
-      <w:proofErr w:type="spellStart"/>
-      <w:r>
-        <w:t>blockCreate</w:t>
-      </w:r>
-      <w:proofErr w:type="spellEnd"/>
-      <w:r>
-        <w:t>/(„</w:t>
-      </w:r>
-      <w:proofErr w:type="spellStart"/>
-      <w:r>
-        <w:t>token</w:t>
-      </w:r>
-      <w:proofErr w:type="spellEnd"/>
-      <w:r>
-        <w:t>”)/(„</w:t>
-      </w:r>
-      <w:proofErr w:type="spellStart"/>
-      <w:r>
-        <w:t>scheduleId</w:t>
-      </w:r>
-      <w:proofErr w:type="spellEnd"/>
-      <w:r>
-        <w:t>”)</w:t>
+        <w:t>POST blockCreate/(„token”)/(„scheduleId”)</w:t>
       </w:r>
     </w:p>
     <w:p>
@@ -11583,23 +10098,7 @@
         </w:numPr>
       </w:pPr>
       <w:r>
-        <w:t xml:space="preserve">POST </w:t>
-      </w:r>
-      <w:proofErr w:type="spellStart"/>
-      <w:r>
-        <w:t>userCreate</w:t>
-      </w:r>
-      <w:proofErr w:type="spellEnd"/>
-      <w:r>
-        <w:t>/(„</w:t>
-      </w:r>
-      <w:proofErr w:type="spellStart"/>
-      <w:r>
-        <w:t>token</w:t>
-      </w:r>
-      <w:proofErr w:type="spellEnd"/>
-      <w:r>
-        <w:t>”)</w:t>
+        <w:t>POST userCreate/(„token”)</w:t>
       </w:r>
     </w:p>
     <w:p>
@@ -11622,31 +10121,7 @@
         </w:numPr>
       </w:pPr>
       <w:r>
-        <w:t xml:space="preserve">POST </w:t>
-      </w:r>
-      <w:proofErr w:type="spellStart"/>
-      <w:r>
-        <w:t>GroupUserConn</w:t>
-      </w:r>
-      <w:proofErr w:type="spellEnd"/>
-      <w:r>
-        <w:t>/(„</w:t>
-      </w:r>
-      <w:proofErr w:type="spellStart"/>
-      <w:r>
-        <w:t>token</w:t>
-      </w:r>
-      <w:proofErr w:type="spellEnd"/>
-      <w:r>
-        <w:t>”)/(„</w:t>
-      </w:r>
-      <w:proofErr w:type="spellStart"/>
-      <w:r>
-        <w:t>groupId</w:t>
-      </w:r>
-      <w:proofErr w:type="spellEnd"/>
-      <w:r>
-        <w:t>”)</w:t>
+        <w:t>POST GroupUserConn/(„token”)/(„groupId”)</w:t>
       </w:r>
     </w:p>
     <w:p>
@@ -11666,31 +10141,7 @@
         </w:numPr>
       </w:pPr>
       <w:r>
-        <w:t>PUT EditGroup/(„</w:t>
-      </w:r>
-      <w:proofErr w:type="spellStart"/>
-      <w:r>
-        <w:t>token</w:t>
-      </w:r>
-      <w:proofErr w:type="spellEnd"/>
-      <w:r>
-        <w:t>”)/(„</w:t>
-      </w:r>
-      <w:proofErr w:type="spellStart"/>
-      <w:r>
-        <w:t>groupId</w:t>
-      </w:r>
-      <w:proofErr w:type="spellEnd"/>
-      <w:r>
-        <w:t>”)/(„</w:t>
-      </w:r>
-      <w:proofErr w:type="spellStart"/>
-      <w:r>
-        <w:t>groupName</w:t>
-      </w:r>
-      <w:proofErr w:type="spellEnd"/>
-      <w:r>
-        <w:t>”)</w:t>
+        <w:t>PUT EditGroup/(„token”)/(„groupId”)/(„groupName”)</w:t>
       </w:r>
     </w:p>
     <w:p>
@@ -11713,39 +10164,7 @@
         </w:numPr>
       </w:pPr>
       <w:r>
-        <w:t xml:space="preserve">PUT </w:t>
-      </w:r>
-      <w:proofErr w:type="spellStart"/>
-      <w:r>
-        <w:t>scheduleUpdate</w:t>
-      </w:r>
-      <w:proofErr w:type="spellEnd"/>
-      <w:r>
-        <w:t>/(„</w:t>
-      </w:r>
-      <w:proofErr w:type="spellStart"/>
-      <w:r>
-        <w:t>token</w:t>
-      </w:r>
-      <w:proofErr w:type="spellEnd"/>
-      <w:r>
-        <w:t>”)/(„</w:t>
-      </w:r>
-      <w:proofErr w:type="spellStart"/>
-      <w:r>
-        <w:t>groupId</w:t>
-      </w:r>
-      <w:proofErr w:type="spellEnd"/>
-      <w:r>
-        <w:t>”)/(„</w:t>
-      </w:r>
-      <w:proofErr w:type="spellStart"/>
-      <w:r>
-        <w:t>scheduleId</w:t>
-      </w:r>
-      <w:proofErr w:type="spellEnd"/>
-      <w:r>
-        <w:t>”)</w:t>
+        <w:t>PUT scheduleUpdate/(„token”)/(„groupId”)/(„scheduleId”)</w:t>
       </w:r>
     </w:p>
     <w:p>
@@ -11771,31 +10190,7 @@
         </w:numPr>
       </w:pPr>
       <w:r>
-        <w:t xml:space="preserve">PUT </w:t>
-      </w:r>
-      <w:proofErr w:type="spellStart"/>
-      <w:r>
-        <w:t>userUpdate</w:t>
-      </w:r>
-      <w:proofErr w:type="spellEnd"/>
-      <w:r>
-        <w:t>/(„</w:t>
-      </w:r>
-      <w:proofErr w:type="spellStart"/>
-      <w:r>
-        <w:t>token</w:t>
-      </w:r>
-      <w:proofErr w:type="spellEnd"/>
-      <w:r>
-        <w:t>”)/(„</w:t>
-      </w:r>
-      <w:proofErr w:type="spellStart"/>
-      <w:r>
-        <w:t>scheduleId</w:t>
-      </w:r>
-      <w:proofErr w:type="spellEnd"/>
-      <w:r>
-        <w:t>”)</w:t>
+        <w:t>PUT userUpdate/(„token”)/(„scheduleId”)</w:t>
       </w:r>
     </w:p>
     <w:p>
@@ -11812,15 +10207,7 @@
         <w:t>atok frissítéséért, főként a jelszóváltoztatásért, mely esetén az új jelszót</w:t>
       </w:r>
       <w:r>
-        <w:t xml:space="preserve"> ismét </w:t>
-      </w:r>
-      <w:proofErr w:type="spellStart"/>
-      <w:r>
-        <w:t>titkosítja</w:t>
-      </w:r>
-      <w:proofErr w:type="spellEnd"/>
-      <w:r>
-        <w:t xml:space="preserve"> és elmenti.</w:t>
+        <w:t xml:space="preserve"> ismét titkosítja és elmenti.</w:t>
       </w:r>
     </w:p>
     <w:p>
@@ -11832,39 +10219,7 @@
         </w:numPr>
       </w:pPr>
       <w:r>
-        <w:t xml:space="preserve">PUT </w:t>
-      </w:r>
-      <w:proofErr w:type="spellStart"/>
-      <w:r>
-        <w:t>blockUpdate</w:t>
-      </w:r>
-      <w:proofErr w:type="spellEnd"/>
-      <w:r>
-        <w:t>/(„</w:t>
-      </w:r>
-      <w:proofErr w:type="spellStart"/>
-      <w:r>
-        <w:t>token</w:t>
-      </w:r>
-      <w:proofErr w:type="spellEnd"/>
-      <w:r>
-        <w:t>”)/(„</w:t>
-      </w:r>
-      <w:proofErr w:type="spellStart"/>
-      <w:r>
-        <w:t>scheduleId</w:t>
-      </w:r>
-      <w:proofErr w:type="spellEnd"/>
-      <w:r>
-        <w:t>”)/(„</w:t>
-      </w:r>
-      <w:proofErr w:type="spellStart"/>
-      <w:r>
-        <w:t>blockId</w:t>
-      </w:r>
-      <w:proofErr w:type="spellEnd"/>
-      <w:r>
-        <w:t>”)</w:t>
+        <w:t>PUT blockUpdate/(„token”)/(„scheduleId”)/(„blockId”)</w:t>
       </w:r>
     </w:p>
     <w:p>
@@ -11894,39 +10249,7 @@
         </w:numPr>
       </w:pPr>
       <w:r>
-        <w:t xml:space="preserve">DELETE </w:t>
-      </w:r>
-      <w:proofErr w:type="spellStart"/>
-      <w:r>
-        <w:t>DeleteBlock</w:t>
-      </w:r>
-      <w:proofErr w:type="spellEnd"/>
-      <w:r>
-        <w:t>/(„</w:t>
-      </w:r>
-      <w:proofErr w:type="spellStart"/>
-      <w:r>
-        <w:t>token</w:t>
-      </w:r>
-      <w:proofErr w:type="spellEnd"/>
-      <w:r>
-        <w:t>”)/(„</w:t>
-      </w:r>
-      <w:proofErr w:type="spellStart"/>
-      <w:r>
-        <w:t>scheduleId</w:t>
-      </w:r>
-      <w:proofErr w:type="spellEnd"/>
-      <w:r>
-        <w:t>”)/(„</w:t>
-      </w:r>
-      <w:proofErr w:type="spellStart"/>
-      <w:r>
-        <w:t>blockId</w:t>
-      </w:r>
-      <w:proofErr w:type="spellEnd"/>
-      <w:r>
-        <w:t>”)</w:t>
+        <w:t>DELETE DeleteBlock/(„token”)/(„scheduleId”)/(„blockId”)</w:t>
       </w:r>
     </w:p>
     <w:p>
@@ -11952,31 +10275,7 @@
         </w:numPr>
       </w:pPr>
       <w:r>
-        <w:t xml:space="preserve">DELETE </w:t>
-      </w:r>
-      <w:proofErr w:type="spellStart"/>
-      <w:r>
-        <w:t>DeleteGroup</w:t>
-      </w:r>
-      <w:proofErr w:type="spellEnd"/>
-      <w:r>
-        <w:t>/(„</w:t>
-      </w:r>
-      <w:proofErr w:type="spellStart"/>
-      <w:r>
-        <w:t>token</w:t>
-      </w:r>
-      <w:proofErr w:type="spellEnd"/>
-      <w:r>
-        <w:t>”)/(„</w:t>
-      </w:r>
-      <w:proofErr w:type="spellStart"/>
-      <w:r>
-        <w:t>groupId</w:t>
-      </w:r>
-      <w:proofErr w:type="spellEnd"/>
-      <w:r>
-        <w:t>”)</w:t>
+        <w:t>DELETE DeleteGroup/(„token”)/(„groupId”)</w:t>
       </w:r>
     </w:p>
     <w:p>
@@ -11996,34 +10295,10 @@
         </w:numPr>
       </w:pPr>
       <w:r>
-        <w:t xml:space="preserve">DELETE </w:t>
-      </w:r>
-      <w:proofErr w:type="spellStart"/>
-      <w:r>
-        <w:t>DeleteSchedule</w:t>
-      </w:r>
-      <w:proofErr w:type="spellEnd"/>
-      <w:r>
-        <w:t>/(„</w:t>
-      </w:r>
-      <w:proofErr w:type="spellStart"/>
-      <w:r>
-        <w:t>token</w:t>
-      </w:r>
-      <w:proofErr w:type="spellEnd"/>
-      <w:r>
-        <w:t>”)/</w:t>
-      </w:r>
-      <w:r>
-        <w:t>(„</w:t>
-      </w:r>
-      <w:proofErr w:type="spellStart"/>
-      <w:r>
-        <w:t>scheduleId</w:t>
-      </w:r>
-      <w:proofErr w:type="spellEnd"/>
-      <w:r>
-        <w:t>”)</w:t>
+        <w:t>DELETE DeleteSchedule/(„token”)/</w:t>
+      </w:r>
+      <w:r>
+        <w:t>(„scheduleId”)</w:t>
       </w:r>
     </w:p>
     <w:p>
@@ -12042,21 +10317,12 @@
           <w:i/>
         </w:rPr>
       </w:pPr>
-      <w:proofErr w:type="spellStart"/>
       <w:r>
         <w:rPr>
           <w:b/>
           <w:i/>
         </w:rPr>
-        <w:t>UserHasAccessToSchedule</w:t>
-      </w:r>
-      <w:proofErr w:type="spellEnd"/>
-      <w:r>
-        <w:rPr>
-          <w:b/>
-          <w:i/>
-        </w:rPr>
-        <w:t xml:space="preserve"> segédmetódus:</w:t>
+        <w:t>UserHasAccessToSchedule segédmetódus:</w:t>
       </w:r>
     </w:p>
     <w:p>
@@ -12067,15 +10333,7 @@
         <w:t xml:space="preserve"> metódus</w:t>
       </w:r>
       <w:r>
-        <w:t xml:space="preserve"> a különböző módosításokkal kapcsolatos lekérdezéseket segíti. A bemeneti értékeként egy „</w:t>
-      </w:r>
-      <w:proofErr w:type="spellStart"/>
-      <w:r>
-        <w:t>User</w:t>
-      </w:r>
-      <w:proofErr w:type="spellEnd"/>
-      <w:r>
-        <w:t>” objektumot, és egy naptár azonosító</w:t>
+        <w:t xml:space="preserve"> a különböző módosításokkal kapcsolatos lekérdezéseket segíti. A bemeneti értékeként egy „User” objektumot, és egy naptár azonosító</w:t>
       </w:r>
       <w:r>
         <w:t>ját várja. Ezt követően egy két</w:t>
@@ -12107,7 +10365,6 @@
           <w:color w:val="000000" w:themeColor="text1"/>
         </w:rPr>
       </w:pPr>
-      <w:proofErr w:type="spellStart"/>
       <w:r>
         <w:rPr>
           <w:b/>
@@ -12118,7 +10375,6 @@
         </w:rPr>
         <w:t>LoginController</w:t>
       </w:r>
-      <w:proofErr w:type="spellEnd"/>
       <w:r>
         <w:rPr>
           <w:b/>
@@ -12162,23 +10418,7 @@
         <w:t>tben visszaküldi a felhasználó</w:t>
       </w:r>
       <w:r>
-        <w:t xml:space="preserve">nak személyesen előállított </w:t>
-      </w:r>
-      <w:proofErr w:type="spellStart"/>
-      <w:r>
-        <w:t>tokent</w:t>
-      </w:r>
-      <w:proofErr w:type="spellEnd"/>
-      <w:r>
-        <w:t>, amelyet a későbbiekben minden „</w:t>
-      </w:r>
-      <w:proofErr w:type="spellStart"/>
-      <w:r>
-        <w:t>Fetch</w:t>
-      </w:r>
-      <w:proofErr w:type="spellEnd"/>
-      <w:r>
-        <w:t xml:space="preserve"> API” hívás során el kell kül</w:t>
+        <w:t>nak személyesen előállított tokent, amelyet a későbbiekben minden „Fetch API” hívás során el kell kül</w:t>
       </w:r>
       <w:r>
         <w:t>denie. E</w:t>
@@ -12196,29 +10436,13 @@
         <w:t>. Ezek mellett</w:t>
       </w:r>
       <w:r>
-        <w:t xml:space="preserve"> az „</w:t>
-      </w:r>
-      <w:proofErr w:type="spellStart"/>
-      <w:r>
-        <w:t>AdvancedInfo</w:t>
-      </w:r>
-      <w:proofErr w:type="spellEnd"/>
-      <w:r>
-        <w:t>” végpont tartalmaz olyan metódusokat</w:t>
+        <w:t xml:space="preserve"> az „AdvancedInfo” végpont tartalmaz olyan metódusokat</w:t>
       </w:r>
       <w:r>
         <w:t>,</w:t>
       </w:r>
       <w:r>
-        <w:t xml:space="preserve"> amelyek a </w:t>
-      </w:r>
-      <w:proofErr w:type="spellStart"/>
-      <w:r>
-        <w:t>tokenünket</w:t>
-      </w:r>
-      <w:proofErr w:type="spellEnd"/>
-      <w:r>
-        <w:t xml:space="preserve"> bemeneti paraméterként várják.</w:t>
+        <w:t xml:space="preserve"> amelyek a tokenünket bemeneti paraméterként várják.</w:t>
       </w:r>
     </w:p>
     <w:p/>
@@ -12232,7 +10456,6 @@
           <w:color w:val="000000" w:themeColor="text1"/>
         </w:rPr>
       </w:pPr>
-      <w:proofErr w:type="spellStart"/>
       <w:r>
         <w:rPr>
           <w:b/>
@@ -12243,7 +10466,6 @@
         </w:rPr>
         <w:t>UsersController</w:t>
       </w:r>
-      <w:proofErr w:type="spellEnd"/>
       <w:r>
         <w:rPr>
           <w:b/>
@@ -12278,15 +10500,7 @@
         <w:t>gpontja, amelynek használatához</w:t>
       </w:r>
       <w:r>
-        <w:t xml:space="preserve"> nincs szükségünk a személyazonosságunkat igazoló </w:t>
-      </w:r>
-      <w:proofErr w:type="spellStart"/>
-      <w:r>
-        <w:t>tokenre</w:t>
-      </w:r>
-      <w:proofErr w:type="spellEnd"/>
-      <w:r>
-        <w:t>. Ezt a végpontot használja a regisztrációs panel</w:t>
+        <w:t xml:space="preserve"> nincs szükségünk a személyazonosságunkat igazoló tokenre. Ezt a végpontot használja a regisztrációs panel</w:t>
       </w:r>
       <w:r>
         <w:t xml:space="preserve"> a „Frontend”-en, és</w:t>
@@ -12314,15 +10528,7 @@
         <w:t>z minket a személyazonosságot</w:t>
       </w:r>
       <w:r>
-        <w:t xml:space="preserve"> igazoló </w:t>
-      </w:r>
-      <w:proofErr w:type="spellStart"/>
-      <w:r>
-        <w:t>tokennel</w:t>
-      </w:r>
-      <w:proofErr w:type="spellEnd"/>
-      <w:r>
-        <w:t>.</w:t>
+        <w:t xml:space="preserve"> igazoló tokennel.</w:t>
       </w:r>
     </w:p>
     <w:p/>
@@ -12356,7 +10562,6 @@
           <w:color w:val="000000" w:themeColor="text1"/>
         </w:rPr>
       </w:pPr>
-      <w:proofErr w:type="spellStart"/>
       <w:r>
         <w:rPr>
           <w:b/>
@@ -12367,7 +10572,6 @@
         </w:rPr>
         <w:t>TokenManager</w:t>
       </w:r>
-      <w:proofErr w:type="spellEnd"/>
       <w:r>
         <w:rPr>
           <w:b/>
@@ -12395,24 +10599,14 @@
       <w:r>
         <w:t xml:space="preserve"> </w:t>
       </w:r>
-      <w:proofErr w:type="spellStart"/>
-      <w:r>
-        <w:t>tokenjeinek</w:t>
-      </w:r>
-      <w:proofErr w:type="spellEnd"/>
-      <w:r>
-        <w:t xml:space="preserve"> generálásáért felelős, amelyeket eltárol az adatbázisban is.</w:t>
+      <w:r>
+        <w:t>tokenjeinek generálásáért felelős, amelyeket eltárol az adatbázisban is.</w:t>
       </w:r>
       <w:r>
         <w:t xml:space="preserve"> A </w:t>
       </w:r>
-      <w:proofErr w:type="spellStart"/>
-      <w:r>
-        <w:t>token</w:t>
-      </w:r>
-      <w:proofErr w:type="spellEnd"/>
-      <w:r>
-        <w:t xml:space="preserve"> tartalmazza a felhasználó</w:t>
+      <w:r>
+        <w:t>token tartalmazza a felhasználó</w:t>
       </w:r>
       <w:r>
         <w:t>k e-mail címét, és szerepkörét, amelyh</w:t>
@@ -12424,26 +10618,10 @@
         <w:t xml:space="preserve"> az API konfigurációs fájljából olvassa ki.</w:t>
       </w:r>
       <w:r>
-        <w:t xml:space="preserve"> Ezek a </w:t>
-      </w:r>
-      <w:proofErr w:type="spellStart"/>
-      <w:r>
-        <w:t>tokenek</w:t>
-      </w:r>
-      <w:proofErr w:type="spellEnd"/>
-      <w:r>
-        <w:t xml:space="preserve"> egy meghatározott időn belül lejárnak, ezáltal inaktívvá téve főként a régóta nem használ</w:t>
-      </w:r>
-      <w:r>
-        <w:t xml:space="preserve">t </w:t>
-      </w:r>
-      <w:proofErr w:type="spellStart"/>
-      <w:r>
-        <w:t>tokeneket</w:t>
-      </w:r>
-      <w:proofErr w:type="spellEnd"/>
-      <w:r>
-        <w:t>. Ezt a segédosztályt a 13. évfolyam óráin tanult alapot</w:t>
+        <w:t xml:space="preserve"> Ezek a tokenek egy meghatározott időn belül lejárnak, ezáltal inaktívvá téve főként a régóta nem használ</w:t>
+      </w:r>
+      <w:r>
+        <w:t>t tokeneket. Ezt a segédosztályt a 13. évfolyam óráin tanult alapot</w:t>
       </w:r>
       <w:r>
         <w:t xml:space="preserve"> felhasználva készítettük el. Eze</w:t>
@@ -12458,45 +10636,13 @@
         <w:t>ttük az osztályt egy metódussal</w:t>
       </w:r>
       <w:r>
-        <w:t xml:space="preserve"> a </w:t>
-      </w:r>
-      <w:proofErr w:type="spellStart"/>
-      <w:r>
-        <w:t>tokenből</w:t>
-      </w:r>
-      <w:proofErr w:type="spellEnd"/>
-      <w:r>
-        <w:t xml:space="preserve"> való információ könnyebb és gyorsabb kezelésének érdekében. Ez a metódus statikus, egy </w:t>
-      </w:r>
-      <w:proofErr w:type="spellStart"/>
-      <w:r>
-        <w:t>token</w:t>
-      </w:r>
-      <w:proofErr w:type="spellEnd"/>
-      <w:r>
-        <w:t xml:space="preserve"> típusú</w:t>
+        <w:t xml:space="preserve"> a tokenből való információ könnyebb és gyorsabb kezelésének érdekében. Ez a metódus statikus, egy token típusú</w:t>
       </w:r>
       <w:r>
         <w:t xml:space="preserve"> objektumra történő meghíváskor</w:t>
       </w:r>
       <w:r>
-        <w:t xml:space="preserve"> az adott </w:t>
-      </w:r>
-      <w:proofErr w:type="spellStart"/>
-      <w:r>
-        <w:t>tokenbe</w:t>
-      </w:r>
-      <w:proofErr w:type="spellEnd"/>
-      <w:r>
-        <w:t xml:space="preserve"> ágyazott e-mail címet adja vissza. Ezeket főként az „</w:t>
-      </w:r>
-      <w:proofErr w:type="spellStart"/>
-      <w:r>
-        <w:t>AdvancedInfo</w:t>
-      </w:r>
-      <w:proofErr w:type="spellEnd"/>
-      <w:r>
-        <w:t>” végpont metódusainál alkalmazzuk.</w:t>
+        <w:t xml:space="preserve"> az adott tokenbe ágyazott e-mail címet adja vissza. Ezeket főként az „AdvancedInfo” végpont metódusainál alkalmazzuk.</w:t>
       </w:r>
     </w:p>
     <w:p/>
@@ -12510,7 +10656,6 @@
           <w:color w:val="000000" w:themeColor="text1"/>
         </w:rPr>
       </w:pPr>
-      <w:proofErr w:type="spellStart"/>
       <w:r>
         <w:rPr>
           <w:b/>
@@ -12521,7 +10666,6 @@
         </w:rPr>
         <w:t>PasswordHandler</w:t>
       </w:r>
-      <w:proofErr w:type="spellEnd"/>
       <w:r>
         <w:rPr>
           <w:b/>
@@ -12559,37 +10703,13 @@
         <w:t>lapul véve</w:t>
       </w:r>
       <w:r>
-        <w:t xml:space="preserve"> készítettük el a felhasználók </w:t>
-      </w:r>
-      <w:proofErr w:type="spellStart"/>
-      <w:r>
-        <w:t>jelszava</w:t>
-      </w:r>
-      <w:r>
-        <w:t>inak</w:t>
-      </w:r>
-      <w:proofErr w:type="spellEnd"/>
-      <w:r>
-        <w:t xml:space="preserve"> kezeléséhez. </w:t>
-      </w:r>
-      <w:r>
-        <w:t xml:space="preserve"> Az </w:t>
-      </w:r>
-      <w:proofErr w:type="spellStart"/>
-      <w:r>
-        <w:t>oszály</w:t>
-      </w:r>
-      <w:proofErr w:type="spellEnd"/>
-      <w:r>
-        <w:t xml:space="preserve"> a „</w:t>
-      </w:r>
-      <w:proofErr w:type="spellStart"/>
-      <w:r>
-        <w:t>Konscius</w:t>
-      </w:r>
-      <w:proofErr w:type="spellEnd"/>
-      <w:r>
-        <w:t>”</w:t>
+        <w:t xml:space="preserve"> készítettük el a felhasználók jelszava</w:t>
+      </w:r>
+      <w:r>
+        <w:t xml:space="preserve">inak kezeléséhez. </w:t>
+      </w:r>
+      <w:r>
+        <w:t xml:space="preserve"> Az oszály a „Konscius”</w:t>
       </w:r>
       <w:r>
         <w:rPr>
@@ -12598,15 +10718,7 @@
         <w:footnoteReference w:id="28"/>
       </w:r>
       <w:r>
-        <w:t xml:space="preserve"> </w:t>
-      </w:r>
-      <w:proofErr w:type="spellStart"/>
-      <w:r>
-        <w:t>NuGet</w:t>
-      </w:r>
-      <w:proofErr w:type="spellEnd"/>
-      <w:r>
-        <w:t xml:space="preserve"> csomagot használva végzi el a jelszavak titkosítását.</w:t>
+        <w:t xml:space="preserve"> NuGet csomagot használva végzi el a jelszavak titkosítását.</w:t>
       </w:r>
     </w:p>
     <w:p/>
@@ -12715,19 +10827,9 @@
           <w:numId w:val="13"/>
         </w:numPr>
       </w:pPr>
-      <w:proofErr w:type="spellStart"/>
-      <w:r>
-        <w:t>About</w:t>
-      </w:r>
-      <w:proofErr w:type="spellEnd"/>
-      <w:r>
-        <w:t xml:space="preserve"> </w:t>
-      </w:r>
-      <w:proofErr w:type="spellStart"/>
-      <w:r>
-        <w:t>Us</w:t>
-      </w:r>
-      <w:proofErr w:type="spellEnd"/>
+      <w:r>
+        <w:t>About Us</w:t>
+      </w:r>
       <w:r>
         <w:t>: Egy hosszabb, részletesebb leírás, mint ami a főoldalon található</w:t>
       </w:r>
@@ -12740,21 +10842,8 @@
           <w:numId w:val="13"/>
         </w:numPr>
       </w:pPr>
-      <w:proofErr w:type="spellStart"/>
-      <w:r>
-        <w:t>Contact</w:t>
-      </w:r>
-      <w:proofErr w:type="spellEnd"/>
-      <w:r>
-        <w:t xml:space="preserve"> </w:t>
-      </w:r>
-      <w:proofErr w:type="spellStart"/>
-      <w:r>
-        <w:t>Us</w:t>
-      </w:r>
-      <w:proofErr w:type="spellEnd"/>
-      <w:r>
-        <w:t>:</w:t>
+      <w:r>
+        <w:t>Contact Us:</w:t>
       </w:r>
       <w:r>
         <w:t xml:space="preserve"> Fontosabb információk az elérhetőségeinkkel kapcsolatban</w:t>
@@ -12818,69 +10907,13 @@
         <w:rPr>
           <w:highlight w:val="yellow"/>
         </w:rPr>
-        <w:t>A „</w:t>
-      </w:r>
-      <w:proofErr w:type="spellStart"/>
-      <w:r>
-        <w:rPr>
-          <w:highlight w:val="yellow"/>
-        </w:rPr>
-        <w:t>Get</w:t>
-      </w:r>
-      <w:proofErr w:type="spellEnd"/>
-      <w:r>
-        <w:rPr>
-          <w:highlight w:val="yellow"/>
-        </w:rPr>
-        <w:t xml:space="preserve"> </w:t>
-      </w:r>
-      <w:proofErr w:type="spellStart"/>
-      <w:r>
-        <w:rPr>
-          <w:highlight w:val="yellow"/>
-        </w:rPr>
-        <w:t>Started</w:t>
-      </w:r>
-      <w:proofErr w:type="spellEnd"/>
-      <w:r>
-        <w:rPr>
-          <w:highlight w:val="yellow"/>
-        </w:rPr>
-        <w:t xml:space="preserve">”, vagy a navigációs menün belül, az alap felhasználó nélküli ikonra kattintva átléptet minket a weboldal, a bejelentkezési fülre. </w:t>
-      </w:r>
-      <w:proofErr w:type="gramStart"/>
-      <w:r>
-        <w:rPr>
-          <w:highlight w:val="yellow"/>
-        </w:rPr>
-        <w:t>Itt</w:t>
-      </w:r>
-      <w:proofErr w:type="gramEnd"/>
-      <w:r>
-        <w:rPr>
-          <w:highlight w:val="yellow"/>
-        </w:rPr>
-        <w:t xml:space="preserve"> ha már rendelkezünk felhasználói fiókkal, akkor a „Login” alatt regisztráció helyett, beléphetünk abba. Amennyiben nincs fiókunk, a regisztráció alatti űrlap kitöltésével, létrehozhatunk egy alap felhasználói fiókot, mellyel hozzáférünk a szoftver által nyújtott funkciókhoz. A későbbiekben </w:t>
-      </w:r>
-      <w:r>
-        <w:rPr>
-          <w:highlight w:val="yellow"/>
-        </w:rPr>
-        <w:t xml:space="preserve">az alapbeállítások részén, a </w:t>
-      </w:r>
-      <w:proofErr w:type="spellStart"/>
-      <w:r>
-        <w:rPr>
-          <w:highlight w:val="yellow"/>
-        </w:rPr>
-        <w:t>Settings</w:t>
-      </w:r>
-      <w:proofErr w:type="spellEnd"/>
-      <w:r>
-        <w:rPr>
-          <w:highlight w:val="yellow"/>
-        </w:rPr>
-        <w:t>-en belül tudunk változtatni.</w:t>
+        <w:t xml:space="preserve">A „Get Started”, vagy a navigációs menün belül, az alap felhasználó nélküli ikonra kattintva átléptet minket a weboldal, a bejelentkezési fülre. Itt ha már rendelkezünk felhasználói fiókkal, akkor a „Login” alatt regisztráció helyett, beléphetünk abba. Amennyiben nincs fiókunk, a regisztráció alatti űrlap kitöltésével, létrehozhatunk egy alap felhasználói fiókot, mellyel hozzáférünk a szoftver által nyújtott funkciókhoz. A későbbiekben </w:t>
+      </w:r>
+      <w:r>
+        <w:rPr>
+          <w:highlight w:val="yellow"/>
+        </w:rPr>
+        <w:t>az alapbeállítások részén, a Settings-en belül tudunk változtatni.</w:t>
       </w:r>
       <w:r>
         <w:rPr>
@@ -12929,35 +10962,7 @@
         <w:rPr>
           <w:highlight w:val="yellow"/>
         </w:rPr>
-        <w:t xml:space="preserve">etőségünk van, az adott csoport adatain, és a felhasználók jogosultságain módosításokat végezni, ezek mellett, ha megfelelő jogosultsággal rendelkezünk, még meghívót is küldhetünk más felhasználóknak. A kártyára kattintva megjelenik a </w:t>
-      </w:r>
-      <w:proofErr w:type="spellStart"/>
-      <w:r>
-        <w:rPr>
-          <w:highlight w:val="yellow"/>
-        </w:rPr>
-        <w:t>Schedules</w:t>
-      </w:r>
-      <w:proofErr w:type="spellEnd"/>
-      <w:r>
-        <w:rPr>
-          <w:highlight w:val="yellow"/>
-        </w:rPr>
-        <w:t xml:space="preserve"> komponens, csak a saját naptáraink helyett, a </w:t>
-      </w:r>
-      <w:proofErr w:type="spellStart"/>
-      <w:r>
-        <w:rPr>
-          <w:highlight w:val="yellow"/>
-        </w:rPr>
-        <w:t>csoporhoz</w:t>
-      </w:r>
-      <w:proofErr w:type="spellEnd"/>
-      <w:r>
-        <w:rPr>
-          <w:highlight w:val="yellow"/>
-        </w:rPr>
-        <w:t xml:space="preserve"> tartozókat látjuk. Az itt lévő funkciók működése azonos, a saját naptárainkat tartozó nézetéhet, de módosításokat csak akkor tudunk végezni, ha a csoportban megfelelő jogosultsággal rendelkezünk.</w:t>
+        <w:t>etőségünk van, az adott csoport adatain, és a felhasználók jogosultságain módosításokat végezni, ezek mellett, ha megfelelő jogosultsággal rendelkezünk, még meghívót is küldhetünk más felhasználóknak. A kártyára kattintva megjelenik a Schedules komponens, csak a saját naptáraink helyett, a csoporhoz tartozókat látjuk. Az itt lévő funkciók működése azonos, a saját naptárainkat tartozó nézetéhet, de módosításokat csak akkor tudunk végezni, ha a csoportban megfelelő jogosultsággal rendelkezünk.</w:t>
       </w:r>
     </w:p>
     <w:p>
@@ -12975,41 +10980,13 @@
           <w:highlight w:val="yellow"/>
         </w:rPr>
       </w:pPr>
-      <w:proofErr w:type="spellStart"/>
       <w:r>
         <w:rPr>
           <w:i/>
           <w:iCs/>
           <w:highlight w:val="yellow"/>
         </w:rPr>
-        <w:t>Profile</w:t>
-      </w:r>
-      <w:proofErr w:type="spellEnd"/>
-      <w:r>
-        <w:rPr>
-          <w:i/>
-          <w:iCs/>
-          <w:highlight w:val="yellow"/>
-        </w:rPr>
-        <w:t xml:space="preserve"> </w:t>
-      </w:r>
-      <w:proofErr w:type="spellStart"/>
-      <w:r>
-        <w:rPr>
-          <w:i/>
-          <w:iCs/>
-          <w:highlight w:val="yellow"/>
-        </w:rPr>
-        <w:t>Modlue</w:t>
-      </w:r>
-      <w:proofErr w:type="spellEnd"/>
-      <w:r>
-        <w:rPr>
-          <w:i/>
-          <w:iCs/>
-          <w:highlight w:val="yellow"/>
-        </w:rPr>
-        <w:t>:</w:t>
+        <w:t>Profile Modlue:</w:t>
       </w:r>
     </w:p>
     <w:p>
@@ -13067,19 +11044,11 @@
           <w:highlight w:val="yellow"/>
         </w:rPr>
       </w:pPr>
-      <w:proofErr w:type="spellStart"/>
-      <w:r>
-        <w:rPr>
-          <w:highlight w:val="yellow"/>
-        </w:rPr>
-        <w:t>Groups</w:t>
-      </w:r>
-      <w:proofErr w:type="spellEnd"/>
-      <w:r>
-        <w:rPr>
-          <w:highlight w:val="yellow"/>
-        </w:rPr>
-        <w:t>:</w:t>
+      <w:r>
+        <w:rPr>
+          <w:highlight w:val="yellow"/>
+        </w:rPr>
+        <w:t>Groups:</w:t>
       </w:r>
       <w:r>
         <w:rPr>
@@ -13100,19 +11069,11 @@
           <w:highlight w:val="yellow"/>
         </w:rPr>
       </w:pPr>
-      <w:proofErr w:type="spellStart"/>
-      <w:r>
-        <w:rPr>
-          <w:highlight w:val="yellow"/>
-        </w:rPr>
-        <w:t>Settings</w:t>
-      </w:r>
-      <w:proofErr w:type="spellEnd"/>
-      <w:r>
-        <w:rPr>
-          <w:highlight w:val="yellow"/>
-        </w:rPr>
-        <w:t>:</w:t>
+      <w:r>
+        <w:rPr>
+          <w:highlight w:val="yellow"/>
+        </w:rPr>
+        <w:t>Settings:</w:t>
       </w:r>
       <w:r>
         <w:rPr>
@@ -13133,19 +11094,11 @@
           <w:highlight w:val="yellow"/>
         </w:rPr>
       </w:pPr>
-      <w:proofErr w:type="spellStart"/>
-      <w:r>
-        <w:rPr>
-          <w:highlight w:val="yellow"/>
-        </w:rPr>
-        <w:t>Notifications</w:t>
-      </w:r>
-      <w:proofErr w:type="spellEnd"/>
-      <w:r>
-        <w:rPr>
-          <w:highlight w:val="yellow"/>
-        </w:rPr>
-        <w:t>:</w:t>
+      <w:r>
+        <w:rPr>
+          <w:highlight w:val="yellow"/>
+        </w:rPr>
+        <w:t>Notifications:</w:t>
       </w:r>
       <w:r>
         <w:rPr>
@@ -13228,35 +11181,7 @@
           <w:highlight w:val="yellow"/>
         </w:rPr>
         <w:lastRenderedPageBreak/>
-        <w:t xml:space="preserve">Miután a felhasználó a </w:t>
-      </w:r>
-      <w:proofErr w:type="spellStart"/>
-      <w:r>
-        <w:rPr>
-          <w:highlight w:val="yellow"/>
-        </w:rPr>
-        <w:t>Settings</w:t>
-      </w:r>
-      <w:proofErr w:type="spellEnd"/>
-      <w:r>
-        <w:rPr>
-          <w:highlight w:val="yellow"/>
-        </w:rPr>
-        <w:t xml:space="preserve">-en belül </w:t>
-      </w:r>
-      <w:proofErr w:type="gramStart"/>
-      <w:r>
-        <w:rPr>
-          <w:highlight w:val="yellow"/>
-        </w:rPr>
-        <w:t>eldöntötte</w:t>
-      </w:r>
-      <w:proofErr w:type="gramEnd"/>
-      <w:r>
-        <w:rPr>
-          <w:highlight w:val="yellow"/>
-        </w:rPr>
-        <w:t xml:space="preserve"> hogy melyik nézetet szeretné látni akkor ezen menüpont alatt megtudja nézni a naptárjait, melyekben t</w:t>
+        <w:t>Miután a felhasználó a Settings-en belül eldöntötte hogy melyik nézetet szeretné látni akkor ezen menüpont alatt megtudja nézni a naptárjait, melyekben t</w:t>
       </w:r>
       <w:r>
         <w:rPr>
@@ -13298,21 +11223,7 @@
         <w:rPr>
           <w:highlight w:val="yellow"/>
         </w:rPr>
-        <w:t xml:space="preserve"> Nézettől függően </w:t>
-      </w:r>
-      <w:proofErr w:type="spellStart"/>
-      <w:r>
-        <w:rPr>
-          <w:highlight w:val="yellow"/>
-        </w:rPr>
-        <w:t>percenkénti</w:t>
-      </w:r>
-      <w:proofErr w:type="spellEnd"/>
-      <w:r>
-        <w:rPr>
-          <w:highlight w:val="yellow"/>
-        </w:rPr>
-        <w:t>, vagy napi lebontásban jeleníti meg a blokkokat. A heti/napi nézetben a blokkok pontos kezdési, és befejezési idejét látjuk, oszloposan, míg a havi nézetben, az adott napokat, és az azon napokon történő eseményeket látjuk. A havi nézetben amennyiben egy napon több mint 3 esemény van, akkor az első hármat jeleníti meg, és jelzi azt is, hogy vannak olyan események, amelyeket csak az adott napra kattintva tud megjeleníteni.</w:t>
+        <w:t xml:space="preserve"> Nézettől függően percenkénti, vagy napi lebontásban jeleníti meg a blokkokat. A heti/napi nézetben a blokkok pontos kezdési, és befejezési idejét látjuk, oszloposan, míg a havi nézetben, az adott napokat, és az azon napokon történő eseményeket látjuk. A havi nézetben amennyiben egy napon több mint 3 esemény van, akkor az első hármat jeleníti meg, és jelzi azt is, hogy vannak olyan események, amelyeket csak az adott napra kattintva tud megjeleníteni.</w:t>
       </w:r>
     </w:p>
     <w:p>
@@ -13330,245 +11241,139 @@
           <w:highlight w:val="yellow"/>
         </w:rPr>
       </w:pPr>
-      <w:proofErr w:type="spellStart"/>
       <w:r>
         <w:rPr>
           <w:i/>
           <w:iCs/>
           <w:highlight w:val="yellow"/>
         </w:rPr>
-        <w:t>Settings</w:t>
-      </w:r>
-      <w:proofErr w:type="spellEnd"/>
-      <w:r>
+        <w:t>Settings:</w:t>
+      </w:r>
+    </w:p>
+    <w:p>
+      <w:pPr>
+        <w:rPr>
+          <w:highlight w:val="yellow"/>
+        </w:rPr>
+      </w:pPr>
+      <w:r>
+        <w:rPr>
+          <w:highlight w:val="yellow"/>
+        </w:rPr>
+        <w:t>A Settings menüpont alatt a felhasználó, a különböző felhasználói, és kinézeti beállításaihoz tud hozzáférni</w:t>
+      </w:r>
+      <w:r>
+        <w:rPr>
+          <w:highlight w:val="yellow"/>
+        </w:rPr>
+        <w:t>, melyeket beállíthat</w:t>
+      </w:r>
+      <w:r>
+        <w:rPr>
+          <w:highlight w:val="yellow"/>
+        </w:rPr>
+        <w:t>.</w:t>
+      </w:r>
+      <w:r>
+        <w:rPr>
+          <w:highlight w:val="yellow"/>
+        </w:rPr>
+        <w:t xml:space="preserve"> A beállítást követően, ha elmenti változtatásait, akkor ezt hozzáköti a felhasználójához, lehetővé téve ezzel, hogy ha új eszközön jelentkezik be, a beállításai ott is megmaradjanak.</w:t>
+      </w:r>
+      <w:r>
+        <w:rPr>
+          <w:highlight w:val="yellow"/>
+        </w:rPr>
+        <w:t xml:space="preserve"> A felhasználóval kapcsolatban történő beállítások közé tartozik a felhasználónév, a megjelenített név, és a jelszóváltoztatás. Ezek mellett különböző stílusbeállítások is módosíthatóak. Beállítható az oldal témája (dark/light), a navigációs menü megjelenítésének módja és a legfontosabb, </w:t>
+      </w:r>
+      <w:r>
+        <w:rPr>
+          <w:highlight w:val="yellow"/>
+        </w:rPr>
+        <w:t>a naptárak elrendezése is. Az utóbbi beállítás lehetőséget ad napi/heti/havi kinézet beállítására. Az utolsó funkció, melyet tartalmaz az oldal, a felhasználói fiók, és hozzá tartozó minden adat törlése.</w:t>
+      </w:r>
+    </w:p>
+    <w:p>
+      <w:pPr>
+        <w:rPr>
+          <w:highlight w:val="yellow"/>
+        </w:rPr>
+      </w:pPr>
+    </w:p>
+    <w:p>
+      <w:pPr>
         <w:rPr>
           <w:i/>
           <w:iCs/>
           <w:highlight w:val="yellow"/>
         </w:rPr>
-        <w:t>:</w:t>
-      </w:r>
-    </w:p>
-    <w:p>
-      <w:pPr>
-        <w:rPr>
-          <w:highlight w:val="yellow"/>
-        </w:rPr>
-      </w:pPr>
-      <w:r>
-        <w:rPr>
-          <w:highlight w:val="yellow"/>
-        </w:rPr>
-        <w:t xml:space="preserve">A </w:t>
-      </w:r>
-      <w:proofErr w:type="spellStart"/>
-      <w:r>
-        <w:rPr>
-          <w:highlight w:val="yellow"/>
-        </w:rPr>
-        <w:t>Settings</w:t>
-      </w:r>
-      <w:proofErr w:type="spellEnd"/>
-      <w:r>
-        <w:rPr>
-          <w:highlight w:val="yellow"/>
-        </w:rPr>
-        <w:t xml:space="preserve"> menüpont alatt a felhasználó, a különböző felhasználói, és kinézeti beállításaihoz tud hozzáférni</w:t>
-      </w:r>
-      <w:r>
-        <w:rPr>
-          <w:highlight w:val="yellow"/>
-        </w:rPr>
-        <w:t>, melyeket beállíthat</w:t>
-      </w:r>
-      <w:r>
-        <w:rPr>
-          <w:highlight w:val="yellow"/>
-        </w:rPr>
-        <w:t>.</w:t>
-      </w:r>
-      <w:r>
-        <w:rPr>
-          <w:highlight w:val="yellow"/>
-        </w:rPr>
-        <w:t xml:space="preserve"> A beállítást követően, ha elmenti változtatásait, akkor ezt hozzáköti a felhasználójához, lehetővé téve ezzel, hogy ha új eszközön jelentkezik be, a beállításai ott is megmaradjanak.</w:t>
-      </w:r>
-      <w:r>
-        <w:rPr>
-          <w:highlight w:val="yellow"/>
-        </w:rPr>
-        <w:t xml:space="preserve"> A felhasználóval kapcsolatban történő beállítások közé tartozik a felhasználónév, a megjelenített név, és a jelszóváltoztatás. Ezek mellett különböző stílusbeállítások is módosíthatóak. Beállítható az oldal témája (</w:t>
-      </w:r>
-      <w:proofErr w:type="spellStart"/>
-      <w:r>
-        <w:rPr>
-          <w:highlight w:val="yellow"/>
-        </w:rPr>
-        <w:t>dark</w:t>
-      </w:r>
-      <w:proofErr w:type="spellEnd"/>
-      <w:r>
-        <w:rPr>
-          <w:highlight w:val="yellow"/>
-        </w:rPr>
-        <w:t>/</w:t>
-      </w:r>
-      <w:proofErr w:type="spellStart"/>
-      <w:r>
-        <w:rPr>
-          <w:highlight w:val="yellow"/>
-        </w:rPr>
-        <w:t>light</w:t>
-      </w:r>
-      <w:proofErr w:type="spellEnd"/>
-      <w:r>
-        <w:rPr>
-          <w:highlight w:val="yellow"/>
-        </w:rPr>
-        <w:t xml:space="preserve">), a navigációs menü megjelenítésének módja és a legfontosabb, </w:t>
-      </w:r>
-      <w:r>
-        <w:rPr>
-          <w:highlight w:val="yellow"/>
-        </w:rPr>
-        <w:t>a naptárak elrendezése is. Az utóbbi beállítás lehetőséget ad napi/heti/havi kinézet beállítására. Az utolsó funkció, melyet tartalmaz az oldal, a felhasználói fiók, és hozzá tartozó minden adat törlése.</w:t>
-      </w:r>
-    </w:p>
-    <w:p>
-      <w:pPr>
-        <w:rPr>
-          <w:highlight w:val="yellow"/>
-        </w:rPr>
-      </w:pPr>
-    </w:p>
-    <w:p>
-      <w:pPr>
+      </w:pPr>
+      <w:r>
         <w:rPr>
           <w:i/>
           <w:iCs/>
           <w:highlight w:val="yellow"/>
         </w:rPr>
-      </w:pPr>
-      <w:proofErr w:type="spellStart"/>
-      <w:r>
+        <w:t>Notifications:</w:t>
+      </w:r>
+    </w:p>
+    <w:p>
+      <w:pPr>
+        <w:rPr>
+          <w:highlight w:val="yellow"/>
+        </w:rPr>
+      </w:pPr>
+      <w:r>
+        <w:rPr>
+          <w:highlight w:val="yellow"/>
+        </w:rPr>
+        <w:t xml:space="preserve">A Notification menüpont alatt, a felhasználó hozzáfér, a különböző értesítései, és azok beállításaihoz. Az értesítéseknek két fő fajtája van. Az első a meghívásokkal kapcsolatos értesítések. Ha a felhasználónk számára érkezett egy meghívó egy csoporthoz, akkor azt itt tudjuk megtekinteni, és eldönteni, hogy visszautasítjuk, vagy elfogadjuk. A másik fő fajtája az értesítéseknek, az ütköző események. Itt kilistázva láthatjuk, dátum alapján csoportokban, ha az adott napon, valamely eseményünk ütközik. Ez lehetővé teszi, a korai értesülést az </w:t>
+      </w:r>
+      <w:r>
+        <w:rPr>
+          <w:highlight w:val="yellow"/>
+        </w:rPr>
+        <w:t>egymást fedő időpontokkal kapcsolatban, azonban, ha nem kívánjuk ezt, folyamatos értesítés formájában látni, bekacsolhatjuk, egy-egy adott blokk ignorálását, az ütközéseket illetően.</w:t>
+      </w:r>
+    </w:p>
+    <w:p>
+      <w:pPr>
+        <w:rPr>
+          <w:highlight w:val="yellow"/>
+        </w:rPr>
+      </w:pPr>
+    </w:p>
+    <w:p>
+      <w:pPr>
         <w:rPr>
           <w:i/>
           <w:iCs/>
           <w:highlight w:val="yellow"/>
         </w:rPr>
-        <w:t>Notifications</w:t>
-      </w:r>
-      <w:proofErr w:type="spellEnd"/>
+      </w:pPr>
       <w:r>
         <w:rPr>
           <w:i/>
           <w:iCs/>
           <w:highlight w:val="yellow"/>
         </w:rPr>
-        <w:t>:</w:t>
-      </w:r>
-    </w:p>
-    <w:p>
-      <w:pPr>
-        <w:rPr>
-          <w:highlight w:val="yellow"/>
-        </w:rPr>
-      </w:pPr>
-      <w:r>
-        <w:rPr>
-          <w:highlight w:val="yellow"/>
-        </w:rPr>
-        <w:t xml:space="preserve">A </w:t>
-      </w:r>
-      <w:proofErr w:type="spellStart"/>
-      <w:r>
-        <w:rPr>
-          <w:highlight w:val="yellow"/>
-        </w:rPr>
-        <w:t>Notification</w:t>
-      </w:r>
-      <w:proofErr w:type="spellEnd"/>
-      <w:r>
-        <w:rPr>
-          <w:highlight w:val="yellow"/>
-        </w:rPr>
-        <w:t xml:space="preserve"> menüpont alatt, a felhasználó hozzáfér, a különböző értesítései, és azok beállításaihoz. Az értesítéseknek két fő fajtája van. Az első a meghívásokkal kapcsolatos értesítések. Ha a felhasználónk számára érkezett egy meghívó egy csoporthoz, akkor azt itt tudjuk megtekinteni, és eldönteni, hogy visszautasítjuk, vagy elfogadjuk. A másik fő fajtája az értesítéseknek, az ütköző események. Itt kilistázva láthatjuk, dátum alapján csoportokban, ha az adott napon, valamely eseményünk ütközik. Ez lehetővé teszi, a korai értesülést az </w:t>
-      </w:r>
-      <w:r>
-        <w:rPr>
-          <w:highlight w:val="yellow"/>
-        </w:rPr>
-        <w:t>egymást fedő időpontokkal kapcsolatban, azonban, ha nem kívánjuk ezt, folyamatos értesítés formájában látni, bekacsolhatjuk, egy-egy adott blokk ignorálását, az ütközéseket illetően.</w:t>
-      </w:r>
-    </w:p>
-    <w:p>
-      <w:pPr>
-        <w:rPr>
-          <w:highlight w:val="yellow"/>
-        </w:rPr>
-      </w:pPr>
-    </w:p>
-    <w:p>
-      <w:pPr>
+        <w:t xml:space="preserve">Profile </w:t>
+      </w:r>
+      <w:r>
         <w:rPr>
           <w:i/>
           <w:iCs/>
           <w:highlight w:val="yellow"/>
         </w:rPr>
-      </w:pPr>
-      <w:proofErr w:type="spellStart"/>
+        <w:t xml:space="preserve">Description </w:t>
+      </w:r>
       <w:r>
         <w:rPr>
           <w:i/>
           <w:iCs/>
           <w:highlight w:val="yellow"/>
         </w:rPr>
-        <w:t>Profile</w:t>
-      </w:r>
-      <w:proofErr w:type="spellEnd"/>
-      <w:r>
-        <w:rPr>
-          <w:i/>
-          <w:iCs/>
-          <w:highlight w:val="yellow"/>
-        </w:rPr>
-        <w:t xml:space="preserve"> </w:t>
-      </w:r>
-      <w:proofErr w:type="spellStart"/>
-      <w:r>
-        <w:rPr>
-          <w:i/>
-          <w:iCs/>
-          <w:highlight w:val="yellow"/>
-        </w:rPr>
-        <w:t>Description</w:t>
-      </w:r>
-      <w:proofErr w:type="spellEnd"/>
-      <w:r>
-        <w:rPr>
-          <w:i/>
-          <w:iCs/>
-          <w:highlight w:val="yellow"/>
-        </w:rPr>
-        <w:t xml:space="preserve"> </w:t>
-      </w:r>
-      <w:proofErr w:type="spellStart"/>
-      <w:r>
-        <w:rPr>
-          <w:i/>
-          <w:iCs/>
-          <w:highlight w:val="yellow"/>
-        </w:rPr>
-        <w:t>Modlue</w:t>
-      </w:r>
-      <w:proofErr w:type="spellEnd"/>
-      <w:r>
-        <w:rPr>
-          <w:i/>
-          <w:iCs/>
-          <w:highlight w:val="yellow"/>
-        </w:rPr>
-        <w:t>:</w:t>
+        <w:t>Modlue:</w:t>
       </w:r>
     </w:p>
     <w:p>
@@ -13697,14 +11502,7 @@
         <w:rPr>
           <w:highlight w:val="yellow"/>
         </w:rPr>
-        <w:t>CPU: Intel(</w:t>
-      </w:r>
-      <w:proofErr w:type="gramStart"/>
-      <w:r>
-        <w:rPr>
-          <w:highlight w:val="yellow"/>
-        </w:rPr>
-        <w:t>R)</w:t>
+        <w:t>CPU: Intel(R)</w:t>
       </w:r>
       <w:r>
         <w:rPr>
@@ -13716,14 +11514,7 @@
         <w:rPr>
           <w:highlight w:val="yellow"/>
         </w:rPr>
-        <w:t xml:space="preserve"> i</w:t>
-      </w:r>
-      <w:proofErr w:type="gramEnd"/>
-      <w:r>
-        <w:rPr>
-          <w:highlight w:val="yellow"/>
-        </w:rPr>
-        <w:t>7-1260P/</w:t>
+        <w:t xml:space="preserve"> i7-1260P/</w:t>
       </w:r>
       <w:r>
         <w:rPr>
@@ -13753,21 +11544,7 @@
         <w:rPr>
           <w:highlight w:val="yellow"/>
         </w:rPr>
-        <w:t xml:space="preserve">NVIDIA </w:t>
-      </w:r>
-      <w:proofErr w:type="spellStart"/>
-      <w:r>
-        <w:rPr>
-          <w:highlight w:val="yellow"/>
-        </w:rPr>
-        <w:t>GeForce</w:t>
-      </w:r>
-      <w:proofErr w:type="spellEnd"/>
-      <w:r>
-        <w:rPr>
-          <w:highlight w:val="yellow"/>
-        </w:rPr>
-        <w:t xml:space="preserve"> GTX 1660 Ti</w:t>
+        <w:t>NVIDIA GeForce GTX 1660 Ti</w:t>
       </w:r>
     </w:p>
     <w:p>
@@ -13822,14 +11599,12 @@
         </w:rPr>
         <w:t>„</w:t>
       </w:r>
-      <w:proofErr w:type="spellStart"/>
       <w:r>
         <w:rPr>
           <w:highlight w:val="yellow"/>
         </w:rPr>
         <w:t>solution</w:t>
       </w:r>
-      <w:proofErr w:type="spellEnd"/>
       <w:r>
         <w:rPr>
           <w:highlight w:val="yellow"/>
@@ -13847,21 +11622,7 @@
         <w:rPr>
           <w:highlight w:val="yellow"/>
         </w:rPr>
-        <w:t>-</w:t>
-      </w:r>
-      <w:proofErr w:type="spellStart"/>
-      <w:r>
-        <w:rPr>
-          <w:highlight w:val="yellow"/>
-        </w:rPr>
-        <w:t>unk</w:t>
-      </w:r>
-      <w:proofErr w:type="spellEnd"/>
-      <w:r>
-        <w:rPr>
-          <w:highlight w:val="yellow"/>
-        </w:rPr>
-        <w:t xml:space="preserve"> részeként, egy másik projekt alatt valósítottuk meg. Ez a projekt, az összes kontrollerünk, minden metódusáról tartalmaz egy pozitív, és egy negatív eredményű tesztet. Ezeken felül, amely kontrollerek az összes „CRUD”</w:t>
+        <w:t>-unk részeként, egy másik projekt alatt valósítottuk meg. Ez a projekt, az összes kontrollerünk, minden metódusáról tartalmaz egy pozitív, és egy negatív eredményű tesztet. Ezeken felül, amely kontrollerek az összes „CRUD”</w:t>
       </w:r>
       <w:r>
         <w:rPr>
@@ -13921,85 +11682,7 @@
         <w:rPr>
           <w:highlight w:val="yellow"/>
         </w:rPr>
-        <w:t>A „</w:t>
-      </w:r>
-      <w:proofErr w:type="spellStart"/>
-      <w:r>
-        <w:rPr>
-          <w:highlight w:val="yellow"/>
-        </w:rPr>
-        <w:t>Schedules</w:t>
-      </w:r>
-      <w:proofErr w:type="spellEnd"/>
-      <w:r>
-        <w:rPr>
-          <w:highlight w:val="yellow"/>
-        </w:rPr>
-        <w:t>” komponens, és különböző nézeteinek tesztelése, valamint az egységes stílus, színek és elrendezés ellenőrzése. Az utóbbi esetében, nagy hasznomra volt, a „</w:t>
-      </w:r>
-      <w:proofErr w:type="spellStart"/>
-      <w:r>
-        <w:rPr>
-          <w:highlight w:val="yellow"/>
-        </w:rPr>
-        <w:t>React</w:t>
-      </w:r>
-      <w:proofErr w:type="spellEnd"/>
-      <w:r>
-        <w:rPr>
-          <w:highlight w:val="yellow"/>
-        </w:rPr>
-        <w:t xml:space="preserve"> App” által nyújtott „</w:t>
-      </w:r>
-      <w:proofErr w:type="spellStart"/>
-      <w:r>
-        <w:rPr>
-          <w:highlight w:val="yellow"/>
-        </w:rPr>
-        <w:t>Live</w:t>
-      </w:r>
-      <w:proofErr w:type="spellEnd"/>
-      <w:r>
-        <w:rPr>
-          <w:highlight w:val="yellow"/>
-        </w:rPr>
-        <w:t xml:space="preserve"> </w:t>
-      </w:r>
-      <w:proofErr w:type="spellStart"/>
-      <w:r>
-        <w:rPr>
-          <w:highlight w:val="yellow"/>
-        </w:rPr>
-        <w:t>preview</w:t>
-      </w:r>
-      <w:proofErr w:type="spellEnd"/>
-      <w:r>
-        <w:rPr>
-          <w:highlight w:val="yellow"/>
-        </w:rPr>
-        <w:t>”. Ezzel a CSS fájlokban végzett módosításaimat, azonnal tudtam látni a megjelenített felületen. Ezek mellett több személynek is megmutattam az oldal kinézetét, amelyet követően rengeteg pozitív visszajelzést kaptam. Ezek mellett természetese érkezett a kinézet esetleges fejlesztéséhez több javaslat is, amelyeket projekt fejlesztésének folyamata alatt megvalósítottunk. Ezek mellett a munkám során, a különböző a „</w:t>
-      </w:r>
-      <w:proofErr w:type="gramStart"/>
-      <w:r>
-        <w:rPr>
-          <w:highlight w:val="yellow"/>
-        </w:rPr>
-        <w:t>Schedule”-</w:t>
-      </w:r>
-      <w:proofErr w:type="spellStart"/>
-      <w:proofErr w:type="gramEnd"/>
-      <w:r>
-        <w:rPr>
-          <w:highlight w:val="yellow"/>
-        </w:rPr>
-        <w:t>okat</w:t>
-      </w:r>
-      <w:proofErr w:type="spellEnd"/>
-      <w:r>
-        <w:rPr>
-          <w:highlight w:val="yellow"/>
-        </w:rPr>
-        <w:t xml:space="preserve"> megjelenítő komponensek logikai működését is főként én teszteltem.</w:t>
+        <w:t>A „Schedules” komponens, és különböző nézeteinek tesztelése, valamint az egységes stílus, színek és elrendezés ellenőrzése. Az utóbbi esetében, nagy hasznomra volt, a „React App” által nyújtott „Live preview”. Ezzel a CSS fájlokban végzett módosításaimat, azonnal tudtam látni a megjelenített felületen. Ezek mellett több személynek is megmutattam az oldal kinézetét, amelyet követően rengeteg pozitív visszajelzést kaptam. Ezek mellett természetese érkezett a kinézet esetleges fejlesztéséhez több javaslat is, amelyeket projekt fejlesztésének folyamata alatt megvalósítottunk. Ezek mellett a munkám során, a különböző a „Schedule”-okat megjelenítő komponensek logikai működését is főként én teszteltem.</w:t>
       </w:r>
     </w:p>
     <w:p>
@@ -14037,85 +11720,7 @@
         <w:rPr>
           <w:highlight w:val="yellow"/>
         </w:rPr>
-        <w:t>A komponensek által végzett „</w:t>
-      </w:r>
-      <w:proofErr w:type="spellStart"/>
-      <w:r>
-        <w:rPr>
-          <w:highlight w:val="yellow"/>
-        </w:rPr>
-        <w:t>Fetch</w:t>
-      </w:r>
-      <w:proofErr w:type="spellEnd"/>
-      <w:r>
-        <w:rPr>
-          <w:highlight w:val="yellow"/>
-        </w:rPr>
-        <w:t xml:space="preserve"> </w:t>
-      </w:r>
-      <w:proofErr w:type="gramStart"/>
-      <w:r>
-        <w:rPr>
-          <w:highlight w:val="yellow"/>
-        </w:rPr>
-        <w:t>API”-</w:t>
-      </w:r>
-      <w:proofErr w:type="spellStart"/>
-      <w:proofErr w:type="gramEnd"/>
-      <w:r>
-        <w:rPr>
-          <w:highlight w:val="yellow"/>
-        </w:rPr>
-        <w:t>val</w:t>
-      </w:r>
-      <w:proofErr w:type="spellEnd"/>
-      <w:r>
-        <w:rPr>
-          <w:highlight w:val="yellow"/>
-        </w:rPr>
-        <w:t xml:space="preserve"> kapcsolatos műveleteket, és egyéb a háttérben zajló logikai részek működését ellenőriztem. Az utóbbiak során számomra a leghasznosabb funkciónak a töréspontok használata </w:t>
-      </w:r>
-      <w:proofErr w:type="spellStart"/>
-      <w:r>
-        <w:rPr>
-          <w:highlight w:val="yellow"/>
-        </w:rPr>
-        <w:t>bizonyosult</w:t>
-      </w:r>
-      <w:proofErr w:type="spellEnd"/>
-      <w:r>
-        <w:rPr>
-          <w:highlight w:val="yellow"/>
-        </w:rPr>
-        <w:t>. Ez által a kód különböző részein meg tudtam állítani a futtatást, és ellenőrizni a jelenlegi háttérbeli változók értékét. A „</w:t>
-      </w:r>
-      <w:proofErr w:type="spellStart"/>
-      <w:r>
-        <w:rPr>
-          <w:highlight w:val="yellow"/>
-        </w:rPr>
-        <w:t>Fetch</w:t>
-      </w:r>
-      <w:proofErr w:type="spellEnd"/>
-      <w:r>
-        <w:rPr>
-          <w:highlight w:val="yellow"/>
-        </w:rPr>
-        <w:t xml:space="preserve"> API” hívásokkal kapcsolatos vizsgálódást, a böngészőbe épített hálózati kéréseket figyelő funkció segítette, amely nem csak a böngésző által elküldött üzenet adatait részletezte, hanem a válaszul érkezettét is. Ez természetesen a legtöbb esetben még a hiba okát is </w:t>
-      </w:r>
-      <w:proofErr w:type="gramStart"/>
-      <w:r>
-        <w:rPr>
-          <w:highlight w:val="yellow"/>
-        </w:rPr>
-        <w:t>tartalmazta</w:t>
-      </w:r>
-      <w:proofErr w:type="gramEnd"/>
-      <w:r>
-        <w:rPr>
-          <w:highlight w:val="yellow"/>
-        </w:rPr>
-        <w:t xml:space="preserve"> amely jelentősen csökkentette a hiba megtalálásának idejét.</w:t>
+        <w:t>A komponensek által végzett „Fetch API”-val kapcsolatos műveleteket, és egyéb a háttérben zajló logikai részek működését ellenőriztem. Az utóbbiak során számomra a leghasznosabb funkciónak a töréspontok használata bizonyosult. Ez által a kód különböző részein meg tudtam állítani a futtatást, és ellenőrizni a jelenlegi háttérbeli változók értékét. A „Fetch API” hívásokkal kapcsolatos vizsgálódást, a böngészőbe épített hálózati kéréseket figyelő funkció segítette, amely nem csak a böngésző által elküldött üzenet adatait részletezte, hanem a válaszul érkezettét is. Ez természetesen a legtöbb esetben még a hiba okát is tartalmazta amely jelentősen csökkentette a hiba megtalálásának idejét.</w:t>
       </w:r>
     </w:p>
     <w:p>
@@ -14193,39 +11798,7 @@
           <w:color w:val="000000" w:themeColor="text1"/>
           <w:highlight w:val="yellow"/>
         </w:rPr>
-        <w:t xml:space="preserve">Az általunk végzett manuális és a </w:t>
-      </w:r>
-      <w:proofErr w:type="spellStart"/>
-      <w:r>
-        <w:rPr>
-          <w:color w:val="000000" w:themeColor="text1"/>
-          <w:highlight w:val="yellow"/>
-        </w:rPr>
-        <w:t>szkriptfájlok</w:t>
-      </w:r>
-      <w:proofErr w:type="spellEnd"/>
-      <w:r>
-        <w:rPr>
-          <w:color w:val="000000" w:themeColor="text1"/>
-          <w:highlight w:val="yellow"/>
-        </w:rPr>
-        <w:t xml:space="preserve"> segítségével elvégzett automatizált tesztek eredménye rendkívüli segítségnek </w:t>
-      </w:r>
-      <w:proofErr w:type="spellStart"/>
-      <w:r>
-        <w:rPr>
-          <w:color w:val="000000" w:themeColor="text1"/>
-          <w:highlight w:val="yellow"/>
-        </w:rPr>
-        <w:t>bizonyosult</w:t>
-      </w:r>
-      <w:proofErr w:type="spellEnd"/>
-      <w:r>
-        <w:rPr>
-          <w:color w:val="000000" w:themeColor="text1"/>
-          <w:highlight w:val="yellow"/>
-        </w:rPr>
-        <w:t xml:space="preserve"> a már meglévő funkciók továbbfejlesztése és véglegesítése során. A teszteknek köszönhetően könnyedén megtaláltuk az újonnan felmerülő hibákat és ezeket javítottuk is. A projekt jelen állapota szerint megfelelően működik, és minden általunk meghatározott automatikus teszteset sikeres eredménnyel tér vissza. </w:t>
+        <w:t xml:space="preserve">Az általunk végzett manuális és a szkriptfájlok segítségével elvégzett automatizált tesztek eredménye rendkívüli segítségnek bizonyosult a már meglévő funkciók továbbfejlesztése és véglegesítése során. A teszteknek köszönhetően könnyedén megtaláltuk az újonnan felmerülő hibákat és ezeket javítottuk is. A projekt jelen állapota szerint megfelelően működik, és minden általunk meghatározott automatikus teszteset sikeres eredménnyel tér vissza. </w:t>
       </w:r>
     </w:p>
     <w:p>
@@ -14308,21 +11881,7 @@
         <w:rPr>
           <w:highlight w:val="yellow"/>
         </w:rPr>
-        <w:t xml:space="preserve">XAMPP </w:t>
-      </w:r>
-      <w:proofErr w:type="spellStart"/>
-      <w:r>
-        <w:rPr>
-          <w:highlight w:val="yellow"/>
-        </w:rPr>
-        <w:t>Control</w:t>
-      </w:r>
-      <w:proofErr w:type="spellEnd"/>
-      <w:r>
-        <w:rPr>
-          <w:highlight w:val="yellow"/>
-        </w:rPr>
-        <w:t xml:space="preserve"> Panel</w:t>
+        <w:t>XAMPP Control Panel</w:t>
       </w:r>
     </w:p>
     <w:p>
@@ -14340,21 +11899,7 @@
         <w:rPr>
           <w:highlight w:val="yellow"/>
         </w:rPr>
-        <w:t xml:space="preserve">Visual </w:t>
-      </w:r>
-      <w:proofErr w:type="spellStart"/>
-      <w:r>
-        <w:rPr>
-          <w:highlight w:val="yellow"/>
-        </w:rPr>
-        <w:t>Studio</w:t>
-      </w:r>
-      <w:proofErr w:type="spellEnd"/>
-      <w:r>
-        <w:rPr>
-          <w:highlight w:val="yellow"/>
-        </w:rPr>
-        <w:t xml:space="preserve"> 2022</w:t>
+        <w:t>Visual Studio 2022</w:t>
       </w:r>
     </w:p>
     <w:p>
@@ -14368,19 +11913,11 @@
           <w:highlight w:val="yellow"/>
         </w:rPr>
       </w:pPr>
-      <w:proofErr w:type="spellStart"/>
-      <w:r>
-        <w:rPr>
-          <w:highlight w:val="yellow"/>
-        </w:rPr>
-        <w:t>NodeJs</w:t>
-      </w:r>
-      <w:proofErr w:type="spellEnd"/>
-      <w:r>
-        <w:rPr>
-          <w:highlight w:val="yellow"/>
-        </w:rPr>
-        <w:t xml:space="preserve"> v2.0.27</w:t>
+      <w:r>
+        <w:rPr>
+          <w:highlight w:val="yellow"/>
+        </w:rPr>
+        <w:t>NodeJs v2.0.27</w:t>
       </w:r>
     </w:p>
     <w:p>
@@ -14423,21 +11960,7 @@
         <w:rPr>
           <w:highlight w:val="yellow"/>
         </w:rPr>
-        <w:t xml:space="preserve">Processzor: Intel </w:t>
-      </w:r>
-      <w:proofErr w:type="spellStart"/>
-      <w:r>
-        <w:rPr>
-          <w:highlight w:val="yellow"/>
-        </w:rPr>
-        <w:t>Core</w:t>
-      </w:r>
-      <w:proofErr w:type="spellEnd"/>
-      <w:r>
-        <w:rPr>
-          <w:highlight w:val="yellow"/>
-        </w:rPr>
-        <w:t xml:space="preserve"> i5</w:t>
+        <w:t>Processzor: Intel Core i5</w:t>
       </w:r>
     </w:p>
     <w:p>
@@ -14509,21 +12032,7 @@
         <w:rPr>
           <w:highlight w:val="yellow"/>
         </w:rPr>
-        <w:t>A „</w:t>
-      </w:r>
-      <w:proofErr w:type="spellStart"/>
-      <w:r>
-        <w:rPr>
-          <w:highlight w:val="yellow"/>
-        </w:rPr>
-        <w:t>repository</w:t>
-      </w:r>
-      <w:proofErr w:type="spellEnd"/>
-      <w:r>
-        <w:rPr>
-          <w:highlight w:val="yellow"/>
-        </w:rPr>
-        <w:t>”</w:t>
+        <w:t>A „repository”</w:t>
       </w:r>
       <w:r>
         <w:rPr>
@@ -14552,29 +12061,7 @@
         <w:rPr>
           <w:highlight w:val="yellow"/>
         </w:rPr>
-        <w:t>A zöld „</w:t>
-      </w:r>
-      <w:proofErr w:type="spellStart"/>
-      <w:proofErr w:type="gramStart"/>
-      <w:r>
-        <w:rPr>
-          <w:highlight w:val="yellow"/>
-        </w:rPr>
-        <w:t>Code</w:t>
-      </w:r>
-      <w:proofErr w:type="spellEnd"/>
-      <w:r>
-        <w:rPr>
-          <w:highlight w:val="yellow"/>
-        </w:rPr>
-        <w:t>&lt; &gt;</w:t>
-      </w:r>
-      <w:proofErr w:type="gramEnd"/>
-      <w:r>
-        <w:rPr>
-          <w:highlight w:val="yellow"/>
-        </w:rPr>
-        <w:t>” gomb legör</w:t>
+        <w:t>A zöld „Code&lt; &gt;” gomb legör</w:t>
       </w:r>
       <w:r>
         <w:rPr>
@@ -14688,14 +12175,9 @@
                               </w:r>
                             </w:fldSimple>
                             <w:r>
-                              <w:t>. képleírás: Letöltés a GitHub-</w:t>
-                            </w:r>
-                            <w:proofErr w:type="spellStart"/>
-                            <w:r>
-                              <w:t>ról</w:t>
+                              <w:t>. képleírás: Letöltés a GitHub-ról</w:t>
                             </w:r>
                             <w:bookmarkEnd w:id="61"/>
-                            <w:proofErr w:type="spellEnd"/>
                           </w:p>
                         </w:txbxContent>
                       </wps:txbx>
@@ -15079,49 +12561,7 @@
           <w:highlight w:val="yellow"/>
         </w:rPr>
         <w:lastRenderedPageBreak/>
-        <w:t xml:space="preserve">XAMPP </w:t>
-      </w:r>
-      <w:proofErr w:type="spellStart"/>
-      <w:r>
-        <w:rPr>
-          <w:highlight w:val="yellow"/>
-        </w:rPr>
-        <w:t>Control</w:t>
-      </w:r>
-      <w:proofErr w:type="spellEnd"/>
-      <w:r>
-        <w:rPr>
-          <w:highlight w:val="yellow"/>
-        </w:rPr>
-        <w:t xml:space="preserve"> Panel „</w:t>
-      </w:r>
-      <w:proofErr w:type="spellStart"/>
-      <w:r>
-        <w:rPr>
-          <w:highlight w:val="yellow"/>
-        </w:rPr>
-        <w:t>Apache</w:t>
-      </w:r>
-      <w:proofErr w:type="spellEnd"/>
-      <w:r>
-        <w:rPr>
-          <w:highlight w:val="yellow"/>
-        </w:rPr>
-        <w:t>” és „</w:t>
-      </w:r>
-      <w:proofErr w:type="spellStart"/>
-      <w:r>
-        <w:rPr>
-          <w:highlight w:val="yellow"/>
-        </w:rPr>
-        <w:t>MySQL</w:t>
-      </w:r>
-      <w:proofErr w:type="spellEnd"/>
-      <w:r>
-        <w:rPr>
-          <w:highlight w:val="yellow"/>
-        </w:rPr>
-        <w:t>”</w:t>
+        <w:t>XAMPP Control Panel „Apache” és „MySQL”</w:t>
       </w:r>
       <w:r>
         <w:rPr>
@@ -15198,15 +12638,7 @@
                               <w:t>. képleírás</w:t>
                             </w:r>
                             <w:r>
-                              <w:t xml:space="preserve">: XAMPP </w:t>
-                            </w:r>
-                            <w:proofErr w:type="spellStart"/>
-                            <w:r>
-                              <w:t>Control</w:t>
-                            </w:r>
-                            <w:proofErr w:type="spellEnd"/>
-                            <w:r>
-                              <w:t xml:space="preserve"> Panel</w:t>
+                              <w:t>: XAMPP Control Panel</w:t>
                             </w:r>
                             <w:bookmarkEnd w:id="63"/>
                           </w:p>
@@ -15347,35 +12779,7 @@
         <w:rPr>
           <w:highlight w:val="yellow"/>
         </w:rPr>
-        <w:t>A „</w:t>
-      </w:r>
-      <w:proofErr w:type="spellStart"/>
-      <w:r>
-        <w:rPr>
-          <w:highlight w:val="yellow"/>
-        </w:rPr>
-        <w:t>MySQL</w:t>
-      </w:r>
-      <w:proofErr w:type="spellEnd"/>
-      <w:r>
-        <w:rPr>
-          <w:highlight w:val="yellow"/>
-        </w:rPr>
-        <w:t xml:space="preserve">” </w:t>
-      </w:r>
-      <w:proofErr w:type="spellStart"/>
-      <w:r>
-        <w:rPr>
-          <w:highlight w:val="yellow"/>
-        </w:rPr>
-        <w:t>admin</w:t>
-      </w:r>
-      <w:proofErr w:type="spellEnd"/>
-      <w:r>
-        <w:rPr>
-          <w:highlight w:val="yellow"/>
-        </w:rPr>
-        <w:t xml:space="preserve"> felület megnyitása</w:t>
+        <w:t>A „MySQL” admin felület megnyitása</w:t>
       </w:r>
     </w:p>
     <w:p>
@@ -15393,35 +12797,7 @@
         <w:rPr>
           <w:highlight w:val="yellow"/>
         </w:rPr>
-        <w:t>A „</w:t>
-      </w:r>
-      <w:proofErr w:type="spellStart"/>
-      <w:r>
-        <w:rPr>
-          <w:highlight w:val="yellow"/>
-        </w:rPr>
-        <w:t>DataBase</w:t>
-      </w:r>
-      <w:proofErr w:type="spellEnd"/>
-      <w:r>
-        <w:rPr>
-          <w:highlight w:val="yellow"/>
-        </w:rPr>
-        <w:t>” mappában található „</w:t>
-      </w:r>
-      <w:proofErr w:type="spellStart"/>
-      <w:r>
-        <w:rPr>
-          <w:highlight w:val="yellow"/>
-        </w:rPr>
-        <w:t>brckettDefaultState</w:t>
-      </w:r>
-      <w:proofErr w:type="spellEnd"/>
-      <w:r>
-        <w:rPr>
-          <w:highlight w:val="yellow"/>
-        </w:rPr>
-        <w:t>” SQL fájl importálása</w:t>
+        <w:t>A „DataBase” mappában található „brckettDefaultState” SQL fájl importálása</w:t>
       </w:r>
     </w:p>
     <w:p>
@@ -15618,7 +12994,7 @@
           <w:lang w:eastAsia="hu-HU"/>
         </w:rPr>
         <w:drawing>
-          <wp:anchor distT="0" distB="0" distL="114300" distR="114300" simplePos="0" relativeHeight="251664384" behindDoc="0" locked="0" layoutInCell="1" allowOverlap="1" wp14:anchorId="376934CA" wp14:editId="4109ABB2">
+          <wp:anchor distT="0" distB="0" distL="114300" distR="114300" simplePos="0" relativeHeight="251664384" behindDoc="0" locked="0" layoutInCell="1" allowOverlap="1" wp14:anchorId="376934CA" wp14:editId="02883A5D">
             <wp:simplePos x="0" y="0"/>
             <wp:positionH relativeFrom="margin">
               <wp:align>center</wp:align>
@@ -15677,21 +13053,7 @@
         <w:rPr>
           <w:highlight w:val="yellow"/>
         </w:rPr>
-        <w:t>A V2 „</w:t>
-      </w:r>
-      <w:proofErr w:type="spellStart"/>
-      <w:r>
-        <w:rPr>
-          <w:highlight w:val="yellow"/>
-        </w:rPr>
-        <w:t>BackendProjekt</w:t>
-      </w:r>
-      <w:proofErr w:type="spellEnd"/>
-      <w:r>
-        <w:rPr>
-          <w:highlight w:val="yellow"/>
-        </w:rPr>
-        <w:t>” mappában található „BrckETTAPI.sln” fájl futtatása.</w:t>
+        <w:t>A V2 „BackendProjekt” mappában található „BrckETTAPI.sln” fájl futtatása.</w:t>
       </w:r>
     </w:p>
     <w:p>
@@ -15788,23 +13150,7 @@
                               <w:fldChar w:fldCharType="end"/>
                             </w:r>
                             <w:r>
-                              <w:t xml:space="preserve">. képleírás: </w:t>
-                            </w:r>
-                            <w:proofErr w:type="spellStart"/>
-                            <w:r>
-                              <w:t>Debugger</w:t>
-                            </w:r>
-                            <w:proofErr w:type="spellEnd"/>
-                            <w:r>
-                              <w:t>/</w:t>
-                            </w:r>
-                            <w:proofErr w:type="spellStart"/>
-                            <w:r>
-                              <w:t>Release</w:t>
-                            </w:r>
-                            <w:proofErr w:type="spellEnd"/>
-                            <w:r>
-                              <w:t xml:space="preserve"> mód indítása gomb</w:t>
+                              <w:t>. képleírás: Debugger/Release mód indítása gomb</w:t>
                             </w:r>
                             <w:bookmarkEnd w:id="65"/>
                           </w:p>
@@ -15902,7 +13248,7 @@
           <w:lang w:eastAsia="hu-HU"/>
         </w:rPr>
         <w:drawing>
-          <wp:anchor distT="0" distB="0" distL="114300" distR="114300" simplePos="0" relativeHeight="251670528" behindDoc="0" locked="0" layoutInCell="1" allowOverlap="1" wp14:anchorId="40659985" wp14:editId="17194F73">
+          <wp:anchor distT="0" distB="0" distL="114300" distR="114300" simplePos="0" relativeHeight="251670528" behindDoc="0" locked="0" layoutInCell="1" allowOverlap="1" wp14:anchorId="40659985" wp14:editId="5A802E97">
             <wp:simplePos x="0" y="0"/>
             <wp:positionH relativeFrom="page">
               <wp:align>center</wp:align>
@@ -15994,35 +13340,7 @@
         <w:rPr>
           <w:highlight w:val="yellow"/>
         </w:rPr>
-        <w:t xml:space="preserve">ztő megnyílását követően, a projekt elindítása </w:t>
-      </w:r>
-      <w:proofErr w:type="spellStart"/>
-      <w:r>
-        <w:rPr>
-          <w:highlight w:val="yellow"/>
-        </w:rPr>
-        <w:t>Debugger</w:t>
-      </w:r>
-      <w:proofErr w:type="spellEnd"/>
-      <w:r>
-        <w:rPr>
-          <w:highlight w:val="yellow"/>
-        </w:rPr>
-        <w:t>/</w:t>
-      </w:r>
-      <w:proofErr w:type="spellStart"/>
-      <w:r>
-        <w:rPr>
-          <w:highlight w:val="yellow"/>
-        </w:rPr>
-        <w:t>Release</w:t>
-      </w:r>
-      <w:proofErr w:type="spellEnd"/>
-      <w:r>
-        <w:rPr>
-          <w:highlight w:val="yellow"/>
-        </w:rPr>
-        <w:t xml:space="preserve"> módban</w:t>
+        <w:t>ztő megnyílását követően, a projekt elindítása Debugger/Release módban</w:t>
       </w:r>
     </w:p>
     <w:p>
@@ -16287,49 +13605,7 @@
         <w:rPr>
           <w:highlight w:val="yellow"/>
         </w:rPr>
-        <w:t xml:space="preserve">„Visual </w:t>
-      </w:r>
-      <w:proofErr w:type="spellStart"/>
-      <w:r>
-        <w:rPr>
-          <w:highlight w:val="yellow"/>
-        </w:rPr>
-        <w:t>Studio</w:t>
-      </w:r>
-      <w:proofErr w:type="spellEnd"/>
-      <w:r>
-        <w:rPr>
-          <w:highlight w:val="yellow"/>
-        </w:rPr>
-        <w:t xml:space="preserve"> </w:t>
-      </w:r>
-      <w:proofErr w:type="spellStart"/>
-      <w:r>
-        <w:rPr>
-          <w:highlight w:val="yellow"/>
-        </w:rPr>
-        <w:t>Code</w:t>
-      </w:r>
-      <w:proofErr w:type="spellEnd"/>
-      <w:r>
-        <w:rPr>
-          <w:highlight w:val="yellow"/>
-        </w:rPr>
-        <w:t>” segítségével, nyissuk meg a „FINAL REACT\</w:t>
-      </w:r>
-      <w:proofErr w:type="spellStart"/>
-      <w:r>
-        <w:rPr>
-          <w:highlight w:val="yellow"/>
-        </w:rPr>
-        <w:t>BrckETT</w:t>
-      </w:r>
-      <w:proofErr w:type="spellEnd"/>
-      <w:r>
-        <w:rPr>
-          <w:highlight w:val="yellow"/>
-        </w:rPr>
-        <w:t>”</w:t>
+        <w:t>„Visual Studio Code” segítségével, nyissuk meg a „FINAL REACT\BrckETT”</w:t>
       </w:r>
       <w:r>
         <w:rPr>
@@ -16588,19 +13864,11 @@
           </mc:Fallback>
         </mc:AlternateContent>
       </w:r>
-      <w:proofErr w:type="spellStart"/>
-      <w:r>
-        <w:rPr>
-          <w:highlight w:val="yellow"/>
-        </w:rPr>
-        <w:t>npm</w:t>
-      </w:r>
-      <w:proofErr w:type="spellEnd"/>
-      <w:r>
-        <w:rPr>
-          <w:highlight w:val="yellow"/>
-        </w:rPr>
-        <w:t xml:space="preserve"> i</w:t>
+      <w:r>
+        <w:rPr>
+          <w:highlight w:val="yellow"/>
+        </w:rPr>
+        <w:t>npm i</w:t>
       </w:r>
     </w:p>
     <w:p>
@@ -16834,42 +14102,12 @@
           </mc:Fallback>
         </mc:AlternateContent>
       </w:r>
-      <w:proofErr w:type="spellStart"/>
-      <w:r>
-        <w:rPr>
-          <w:highlight w:val="yellow"/>
-        </w:rPr>
-        <w:t>npm</w:t>
-      </w:r>
-      <w:proofErr w:type="spellEnd"/>
-      <w:r>
-        <w:rPr>
-          <w:highlight w:val="yellow"/>
-        </w:rPr>
-        <w:t xml:space="preserve"> </w:t>
-      </w:r>
-      <w:proofErr w:type="spellStart"/>
-      <w:r>
-        <w:rPr>
-          <w:highlight w:val="yellow"/>
-        </w:rPr>
-        <w:t>run</w:t>
-      </w:r>
-      <w:proofErr w:type="spellEnd"/>
-      <w:r>
-        <w:rPr>
-          <w:highlight w:val="yellow"/>
-        </w:rPr>
-        <w:t xml:space="preserve"> </w:t>
-      </w:r>
-      <w:proofErr w:type="spellStart"/>
-      <w:r>
-        <w:rPr>
-          <w:highlight w:val="yellow"/>
-        </w:rPr>
-        <w:t>dev</w:t>
-      </w:r>
-      <w:proofErr w:type="spellEnd"/>
+      <w:r>
+        <w:rPr>
+          <w:highlight w:val="yellow"/>
+        </w:rPr>
+        <w:t>npm run dev</w:t>
+      </w:r>
     </w:p>
     <w:p>
       <w:pPr>
@@ -16888,7 +14126,7 @@
           <w:lang w:eastAsia="hu-HU"/>
         </w:rPr>
         <w:drawing>
-          <wp:anchor distT="0" distB="0" distL="114300" distR="114300" simplePos="0" relativeHeight="251657215" behindDoc="0" locked="0" layoutInCell="1" allowOverlap="1" wp14:anchorId="2C783ECC" wp14:editId="5F2E87B7">
+          <wp:anchor distT="0" distB="0" distL="114300" distR="114300" simplePos="0" relativeHeight="251657215" behindDoc="0" locked="0" layoutInCell="1" allowOverlap="1" wp14:anchorId="2C783ECC" wp14:editId="3747D9ED">
             <wp:simplePos x="0" y="0"/>
             <wp:positionH relativeFrom="margin">
               <wp:posOffset>1269577</wp:posOffset>
@@ -17109,21 +14347,7 @@
         <w:rPr>
           <w:highlight w:val="yellow"/>
         </w:rPr>
-        <w:t>egy „o” betű beírásával, vagy az elérhetőségi hivatkozásra „</w:t>
-      </w:r>
-      <w:proofErr w:type="spellStart"/>
-      <w:r>
-        <w:rPr>
-          <w:highlight w:val="yellow"/>
-        </w:rPr>
-        <w:t>Ctrl+Click</w:t>
-      </w:r>
-      <w:proofErr w:type="spellEnd"/>
-      <w:r>
-        <w:rPr>
-          <w:highlight w:val="yellow"/>
-        </w:rPr>
-        <w:t>” segítségével tudjuk a programot megnyitni</w:t>
+        <w:t>egy „o” betű beírásával, vagy az elérhetőségi hivatkozásra „Ctrl+Click” segítségével tudjuk a programot megnyitni</w:t>
       </w:r>
     </w:p>
     <w:p>
@@ -17162,35 +14386,7 @@
         <w:rPr>
           <w:highlight w:val="yellow"/>
         </w:rPr>
-        <w:t xml:space="preserve">Az adatbázisunkat létrehozó, importálandó SQL </w:t>
-      </w:r>
-      <w:proofErr w:type="spellStart"/>
-      <w:r>
-        <w:rPr>
-          <w:highlight w:val="yellow"/>
-        </w:rPr>
-        <w:t>szkriptfájl</w:t>
-      </w:r>
-      <w:proofErr w:type="spellEnd"/>
-      <w:r>
-        <w:rPr>
-          <w:highlight w:val="yellow"/>
-        </w:rPr>
-        <w:t xml:space="preserve"> már tartalmaz egy előre létrehozott </w:t>
-      </w:r>
-      <w:proofErr w:type="gramStart"/>
-      <w:r>
-        <w:rPr>
-          <w:highlight w:val="yellow"/>
-        </w:rPr>
-        <w:t>felhasználót</w:t>
-      </w:r>
-      <w:proofErr w:type="gramEnd"/>
-      <w:r>
-        <w:rPr>
-          <w:highlight w:val="yellow"/>
-        </w:rPr>
-        <w:t xml:space="preserve"> amely a program különböző funkcióit demonstráló adatokkal van feltöltve.</w:t>
+        <w:t>Az adatbázisunkat létrehozó, importálandó SQL szkriptfájl már tartalmaz egy előre létrehozott felhasználót amely a program különböző funkcióit demonstráló adatokkal van feltöltve.</w:t>
       </w:r>
     </w:p>
     <w:p>
@@ -17461,62 +14657,6 @@
     </w:p>
     <w:p>
       <w:pPr>
-        <w:rPr>
-          <w:highlight w:val="yellow"/>
-        </w:rPr>
-      </w:pPr>
-    </w:p>
-    <w:p>
-      <w:pPr>
-        <w:pStyle w:val="Cmsor1"/>
-        <w:spacing w:line="360" w:lineRule="auto"/>
-        <w:rPr>
-          <w:color w:val="FF0000"/>
-          <w:highlight w:val="darkRed"/>
-        </w:rPr>
-      </w:pPr>
-      <w:bookmarkStart w:id="72" w:name="_Toc227950449"/>
-      <w:r>
-        <w:rPr>
-          <w:color w:val="FF0000"/>
-          <w:highlight w:val="darkRed"/>
-        </w:rPr>
-        <w:t>Egyes funkciók működésének lépései:</w:t>
-      </w:r>
-      <w:bookmarkEnd w:id="72"/>
-    </w:p>
-    <w:p>
-      <w:pPr>
-        <w:rPr>
-          <w:color w:val="FF0000"/>
-          <w:highlight w:val="darkRed"/>
-        </w:rPr>
-      </w:pPr>
-      <w:r>
-        <w:rPr>
-          <w:color w:val="FF0000"/>
-          <w:highlight w:val="darkRed"/>
-        </w:rPr>
-        <w:t>(Egy két funkció leírása konkrétan)</w:t>
-      </w:r>
-    </w:p>
-    <w:p>
-      <w:pPr>
-        <w:spacing w:after="160"/>
-        <w:rPr>
-          <w:highlight w:val="yellow"/>
-        </w:rPr>
-      </w:pPr>
-      <w:r>
-        <w:rPr>
-          <w:highlight w:val="yellow"/>
-        </w:rPr>
-        <w:lastRenderedPageBreak/>
-        <w:t xml:space="preserve"> </w:t>
-      </w:r>
-    </w:p>
-    <w:p>
-      <w:pPr>
         <w:pStyle w:val="Cmsor1"/>
         <w:spacing w:line="360" w:lineRule="auto"/>
         <w:jc w:val="both"/>
@@ -17524,14 +14664,15 @@
           <w:highlight w:val="yellow"/>
         </w:rPr>
       </w:pPr>
-      <w:bookmarkStart w:id="73" w:name="_Toc227950450"/>
-      <w:r>
-        <w:rPr>
-          <w:highlight w:val="yellow"/>
-        </w:rPr>
+      <w:bookmarkStart w:id="72" w:name="_Toc227950450"/>
+      <w:r>
+        <w:rPr>
+          <w:highlight w:val="yellow"/>
+        </w:rPr>
+        <w:lastRenderedPageBreak/>
         <w:t>Továbbfejlesztési lehetőségek</w:t>
       </w:r>
-      <w:bookmarkEnd w:id="73"/>
+      <w:bookmarkEnd w:id="72"/>
     </w:p>
     <w:p>
       <w:pPr>
@@ -17542,28 +14683,14 @@
           <w:highlight w:val="yellow"/>
         </w:rPr>
       </w:pPr>
-      <w:bookmarkStart w:id="74" w:name="_Toc227950451"/>
-      <w:r>
-        <w:rPr>
-          <w:highlight w:val="yellow"/>
-        </w:rPr>
-        <w:t xml:space="preserve">Year </w:t>
-      </w:r>
-      <w:proofErr w:type="spellStart"/>
-      <w:r>
-        <w:rPr>
-          <w:highlight w:val="yellow"/>
-        </w:rPr>
-        <w:t>View</w:t>
-      </w:r>
-      <w:proofErr w:type="spellEnd"/>
-      <w:r>
-        <w:rPr>
-          <w:highlight w:val="yellow"/>
-        </w:rPr>
-        <w:t>:</w:t>
-      </w:r>
-      <w:bookmarkEnd w:id="74"/>
+      <w:bookmarkStart w:id="73" w:name="_Toc227950451"/>
+      <w:r>
+        <w:rPr>
+          <w:highlight w:val="yellow"/>
+        </w:rPr>
+        <w:t>Year View:</w:t>
+      </w:r>
+      <w:bookmarkEnd w:id="73"/>
     </w:p>
     <w:p>
       <w:pPr>
@@ -17653,36 +14780,14 @@
           <w:highlight w:val="yellow"/>
         </w:rPr>
       </w:pPr>
-      <w:bookmarkStart w:id="75" w:name="_Toc227950452"/>
-      <w:proofErr w:type="spellStart"/>
-      <w:r>
-        <w:rPr>
-          <w:highlight w:val="yellow"/>
-        </w:rPr>
-        <w:t>User</w:t>
-      </w:r>
-      <w:proofErr w:type="spellEnd"/>
-      <w:r>
-        <w:rPr>
-          <w:highlight w:val="yellow"/>
-        </w:rPr>
-        <w:t xml:space="preserve"> </w:t>
-      </w:r>
-      <w:proofErr w:type="spellStart"/>
-      <w:r>
-        <w:rPr>
-          <w:highlight w:val="yellow"/>
-        </w:rPr>
-        <w:t>Browsing</w:t>
-      </w:r>
-      <w:proofErr w:type="spellEnd"/>
-      <w:r>
-        <w:rPr>
-          <w:highlight w:val="yellow"/>
-        </w:rPr>
-        <w:t>:</w:t>
-      </w:r>
-      <w:bookmarkEnd w:id="75"/>
+      <w:bookmarkStart w:id="74" w:name="_Toc227950452"/>
+      <w:r>
+        <w:rPr>
+          <w:highlight w:val="yellow"/>
+        </w:rPr>
+        <w:t>User Browsing:</w:t>
+      </w:r>
+      <w:bookmarkEnd w:id="74"/>
     </w:p>
     <w:p>
       <w:pPr>
@@ -17706,119 +14811,33 @@
           <w:highlight w:val="yellow"/>
         </w:rPr>
       </w:pPr>
-      <w:bookmarkStart w:id="76" w:name="_Toc227950453"/>
-      <w:proofErr w:type="spellStart"/>
-      <w:r>
-        <w:rPr>
-          <w:highlight w:val="yellow"/>
-        </w:rPr>
-        <w:t>Admin</w:t>
-      </w:r>
-      <w:proofErr w:type="spellEnd"/>
-      <w:r>
-        <w:rPr>
-          <w:highlight w:val="yellow"/>
-        </w:rPr>
-        <w:t xml:space="preserve"> felület:</w:t>
-      </w:r>
-      <w:bookmarkEnd w:id="76"/>
-    </w:p>
-    <w:p>
-      <w:pPr>
-        <w:rPr>
-          <w:highlight w:val="yellow"/>
-        </w:rPr>
-      </w:pPr>
-      <w:r>
-        <w:rPr>
-          <w:highlight w:val="yellow"/>
-        </w:rPr>
-        <w:t xml:space="preserve">Egy külön aloldal, amelyen a </w:t>
-      </w:r>
-      <w:proofErr w:type="spellStart"/>
-      <w:r>
-        <w:rPr>
-          <w:highlight w:val="yellow"/>
-        </w:rPr>
-        <w:t>BrckETT</w:t>
-      </w:r>
-      <w:proofErr w:type="spellEnd"/>
-      <w:r>
-        <w:rPr>
-          <w:highlight w:val="yellow"/>
-        </w:rPr>
-        <w:t xml:space="preserve"> </w:t>
-      </w:r>
-      <w:proofErr w:type="spellStart"/>
-      <w:r>
-        <w:rPr>
-          <w:highlight w:val="yellow"/>
-        </w:rPr>
-        <w:t>Admin</w:t>
-      </w:r>
-      <w:proofErr w:type="spellEnd"/>
-      <w:r>
-        <w:rPr>
-          <w:highlight w:val="yellow"/>
-        </w:rPr>
-        <w:t xml:space="preserve"> felhasználói, hozzáférnek, és kezelni tudják a szoftver adatait</w:t>
-      </w:r>
-      <w:r>
-        <w:rPr>
-          <w:highlight w:val="yellow"/>
-        </w:rPr>
-        <w:t xml:space="preserve">. A „Backend” már rendelkezik a megfelelő jogosultságkezeléssel és a megfelelő végpontokkal csak egy vizuális felület hiányzik a megvalósításához. A </w:t>
-      </w:r>
-      <w:proofErr w:type="spellStart"/>
-      <w:r>
-        <w:rPr>
-          <w:highlight w:val="yellow"/>
-        </w:rPr>
-        <w:t>tokenek</w:t>
-      </w:r>
-      <w:proofErr w:type="spellEnd"/>
-      <w:r>
-        <w:rPr>
-          <w:highlight w:val="yellow"/>
-        </w:rPr>
-        <w:t xml:space="preserve"> jogosultságai is tartalmazzák az </w:t>
-      </w:r>
-      <w:proofErr w:type="spellStart"/>
-      <w:r>
-        <w:rPr>
-          <w:highlight w:val="yellow"/>
-        </w:rPr>
-        <w:t>Admin</w:t>
-      </w:r>
-      <w:proofErr w:type="spellEnd"/>
-      <w:r>
-        <w:rPr>
-          <w:highlight w:val="yellow"/>
-        </w:rPr>
-        <w:t xml:space="preserve"> szerepkört. Ezért jelenleg a karbantartási műveleteket jelenleg akár a XAMPP </w:t>
-      </w:r>
-      <w:proofErr w:type="spellStart"/>
-      <w:r>
-        <w:rPr>
-          <w:highlight w:val="yellow"/>
-        </w:rPr>
-        <w:t>Control</w:t>
-      </w:r>
-      <w:proofErr w:type="spellEnd"/>
-      <w:r>
-        <w:rPr>
-          <w:highlight w:val="yellow"/>
-        </w:rPr>
-        <w:t xml:space="preserve"> Panelen, akár </w:t>
-      </w:r>
-      <w:proofErr w:type="spellStart"/>
-      <w:r>
-        <w:rPr>
-          <w:highlight w:val="yellow"/>
-        </w:rPr>
-        <w:t>Swagger</w:t>
-      </w:r>
-      <w:proofErr w:type="spellEnd"/>
+      <w:bookmarkStart w:id="75" w:name="_Toc227950453"/>
+      <w:r>
+        <w:rPr>
+          <w:highlight w:val="yellow"/>
+        </w:rPr>
+        <w:t>Admin felület:</w:t>
+      </w:r>
+      <w:bookmarkEnd w:id="75"/>
+    </w:p>
+    <w:p>
+      <w:pPr>
+        <w:rPr>
+          <w:highlight w:val="yellow"/>
+        </w:rPr>
+      </w:pPr>
+      <w:r>
+        <w:rPr>
+          <w:highlight w:val="yellow"/>
+        </w:rPr>
+        <w:t>Egy külön aloldal, amelyen a BrckETT Admin felhasználói, hozzáférnek, és kezelni tudják a szoftver adatait</w:t>
+      </w:r>
+      <w:r>
+        <w:rPr>
+          <w:highlight w:val="yellow"/>
+        </w:rPr>
+        <w:t>. A „Backend” már rendelkezik a megfelelő jogosultságkezeléssel és a megfelelő végpontokkal csak egy vizuális felület hiányzik a megvalósításához. A tokenek jogosultságai is tartalmazzák az Admin szerepkört. Ezért jelenleg a karbantartási műveleteket jelenleg akár a XAMPP Control Panelen, akár Swagger</w:t>
+      </w:r>
       <w:r>
         <w:rPr>
           <w:rStyle w:val="Lbjegyzet-hivatkozs"/>
@@ -17841,54 +14860,26 @@
           <w:highlight w:val="yellow"/>
         </w:rPr>
       </w:pPr>
-      <w:bookmarkStart w:id="77" w:name="_Toc227950454"/>
+      <w:bookmarkStart w:id="76" w:name="_Toc227950454"/>
       <w:r>
         <w:rPr>
           <w:highlight w:val="yellow"/>
         </w:rPr>
         <w:t>Profilképek feltöltése:</w:t>
       </w:r>
-      <w:bookmarkEnd w:id="77"/>
-    </w:p>
-    <w:p>
-      <w:pPr>
-        <w:rPr>
-          <w:highlight w:val="yellow"/>
-        </w:rPr>
-      </w:pPr>
-      <w:r>
-        <w:rPr>
-          <w:highlight w:val="yellow"/>
-        </w:rPr>
-        <w:t>A későbbiekben, a jelenlegi struktúrának köszönhetően, egy profilkép feltöltési lehetőség könnyen hozzáadható a programhoz. A betöltését illetően a „</w:t>
-      </w:r>
-      <w:proofErr w:type="spellStart"/>
-      <w:r>
-        <w:rPr>
-          <w:highlight w:val="yellow"/>
-        </w:rPr>
-        <w:t>User</w:t>
-      </w:r>
-      <w:proofErr w:type="spellEnd"/>
-      <w:r>
-        <w:rPr>
-          <w:highlight w:val="yellow"/>
-        </w:rPr>
-        <w:t>” osztály konstruktora már rendelkezik, egy jelenleg használaton kívüli „</w:t>
-      </w:r>
-      <w:proofErr w:type="spellStart"/>
-      <w:r>
-        <w:rPr>
-          <w:highlight w:val="yellow"/>
-        </w:rPr>
-        <w:t>img_Url</w:t>
-      </w:r>
-      <w:proofErr w:type="spellEnd"/>
-      <w:r>
-        <w:rPr>
-          <w:highlight w:val="yellow"/>
-        </w:rPr>
-        <w:t>” bemeneti értékkel.</w:t>
+      <w:bookmarkEnd w:id="76"/>
+    </w:p>
+    <w:p>
+      <w:pPr>
+        <w:rPr>
+          <w:highlight w:val="yellow"/>
+        </w:rPr>
+      </w:pPr>
+      <w:r>
+        <w:rPr>
+          <w:highlight w:val="yellow"/>
+        </w:rPr>
+        <w:t>A későbbiekben, a jelenlegi struktúrának köszönhetően, egy profilkép feltöltési lehetőség könnyen hozzáadható a programhoz. A betöltését illetően a „User” osztály konstruktora már rendelkezik, egy jelenleg használaton kívüli „img_Url” bemeneti értékkel.</w:t>
       </w:r>
     </w:p>
     <w:p>
@@ -17899,14 +14890,14 @@
           <w:highlight w:val="yellow"/>
         </w:rPr>
       </w:pPr>
-      <w:bookmarkStart w:id="78" w:name="_Toc227950455"/>
+      <w:bookmarkStart w:id="77" w:name="_Toc227950455"/>
       <w:r>
         <w:rPr>
           <w:highlight w:val="yellow"/>
         </w:rPr>
         <w:t>Csoport ikon feltöltése:</w:t>
       </w:r>
-      <w:bookmarkEnd w:id="78"/>
+      <w:bookmarkEnd w:id="77"/>
     </w:p>
     <w:p>
       <w:pPr>
@@ -17935,7 +14926,7 @@
           <w:highlight w:val="yellow"/>
         </w:rPr>
       </w:pPr>
-      <w:bookmarkStart w:id="79" w:name="_Toc227950456"/>
+      <w:bookmarkStart w:id="78" w:name="_Toc227950456"/>
       <w:r>
         <w:rPr>
           <w:highlight w:val="yellow"/>
@@ -17943,61 +14934,31 @@
         <w:lastRenderedPageBreak/>
         <w:t>Backend végpontok paraméterei közti redundancia:</w:t>
       </w:r>
-      <w:bookmarkEnd w:id="79"/>
-    </w:p>
-    <w:p>
-      <w:pPr>
-        <w:rPr>
-          <w:highlight w:val="yellow"/>
-        </w:rPr>
-      </w:pPr>
-      <w:r>
-        <w:rPr>
-          <w:highlight w:val="yellow"/>
-        </w:rPr>
-        <w:t xml:space="preserve">A backend végpontok írásának idején, még nem teljesen sajátítottuk el a JWT és API hívások sajátosságait, ezért a fejlécből való kibontás helyett, a </w:t>
-      </w:r>
-      <w:proofErr w:type="spellStart"/>
-      <w:r>
-        <w:rPr>
-          <w:highlight w:val="yellow"/>
-        </w:rPr>
-        <w:t>tokent</w:t>
-      </w:r>
-      <w:proofErr w:type="spellEnd"/>
-      <w:r>
-        <w:rPr>
-          <w:highlight w:val="yellow"/>
-        </w:rPr>
-        <w:t xml:space="preserve"> külön </w:t>
-      </w:r>
-      <w:proofErr w:type="spellStart"/>
+      <w:bookmarkEnd w:id="78"/>
+    </w:p>
+    <w:p>
+      <w:pPr>
+        <w:rPr>
+          <w:highlight w:val="yellow"/>
+        </w:rPr>
+      </w:pPr>
+      <w:r>
+        <w:rPr>
+          <w:highlight w:val="yellow"/>
+        </w:rPr>
+        <w:t xml:space="preserve">A backend végpontok írásának idején, még nem teljesen sajátítottuk el a JWT és API hívások sajátosságait, ezért a fejlécből való kibontás helyett, a tokent külön </w:t>
+      </w:r>
       <w:r>
         <w:rPr>
           <w:highlight w:val="yellow"/>
         </w:rPr>
         <w:t>mégegyszer</w:t>
       </w:r>
-      <w:proofErr w:type="spellEnd"/>
-      <w:r>
-        <w:rPr>
-          <w:highlight w:val="yellow"/>
-        </w:rPr>
-        <w:t xml:space="preserve"> egy paraméterként kérjük be. Ez a hiba könnyen javítható, a paraméterváltozók lokálisra történő cseréjével, amelynek tartalma a fejlécből vett </w:t>
-      </w:r>
-      <w:proofErr w:type="spellStart"/>
-      <w:r>
-        <w:rPr>
-          <w:highlight w:val="yellow"/>
-        </w:rPr>
-        <w:t>token</w:t>
-      </w:r>
-      <w:proofErr w:type="spellEnd"/>
-      <w:r>
-        <w:rPr>
-          <w:highlight w:val="yellow"/>
-        </w:rPr>
-        <w:t>. A kon</w:t>
+      <w:r>
+        <w:rPr>
+          <w:highlight w:val="yellow"/>
+        </w:rPr>
+        <w:t xml:space="preserve"> egy paraméterként kérjük be. Ez a hiba könnyen javítható, a paraméterváltozók lokálisra történő cseréjével, amelynek tartalma a fejlécből vett token. A kon</w:t>
       </w:r>
       <w:r>
         <w:rPr>
@@ -18015,35 +14976,7 @@
         <w:rPr>
           <w:highlight w:val="yellow"/>
         </w:rPr>
-        <w:t xml:space="preserve"> változtatásra, csak a „Frontend” „</w:t>
-      </w:r>
-      <w:proofErr w:type="spellStart"/>
-      <w:r>
-        <w:rPr>
-          <w:highlight w:val="yellow"/>
-        </w:rPr>
-        <w:t>Fetch</w:t>
-      </w:r>
-      <w:proofErr w:type="spellEnd"/>
-      <w:r>
-        <w:rPr>
-          <w:highlight w:val="yellow"/>
-        </w:rPr>
-        <w:t xml:space="preserve"> API” hívások paraméterei közül kell kitörölnünk a </w:t>
-      </w:r>
-      <w:proofErr w:type="spellStart"/>
-      <w:r>
-        <w:rPr>
-          <w:highlight w:val="yellow"/>
-        </w:rPr>
-        <w:t>tokent</w:t>
-      </w:r>
-      <w:proofErr w:type="spellEnd"/>
-      <w:r>
-        <w:rPr>
-          <w:highlight w:val="yellow"/>
-        </w:rPr>
-        <w:t xml:space="preserve"> tartalmazó szekciókat.</w:t>
+        <w:t xml:space="preserve"> változtatásra, csak a „Frontend” „Fetch API” hívások paraméterei közül kell kitörölnünk a tokent tartalmazó szekciókat.</w:t>
       </w:r>
     </w:p>
     <w:p>
@@ -18054,54 +14987,26 @@
           <w:highlight w:val="yellow"/>
         </w:rPr>
       </w:pPr>
-      <w:bookmarkStart w:id="80" w:name="_Toc227950457"/>
+      <w:bookmarkStart w:id="79" w:name="_Toc227950457"/>
       <w:r>
         <w:rPr>
           <w:highlight w:val="yellow"/>
         </w:rPr>
         <w:t>Csoportokból való gyors kilépés:</w:t>
       </w:r>
-      <w:bookmarkEnd w:id="80"/>
-    </w:p>
-    <w:p>
-      <w:pPr>
-        <w:rPr>
-          <w:highlight w:val="yellow"/>
-        </w:rPr>
-      </w:pPr>
-      <w:r>
-        <w:rPr>
-          <w:highlight w:val="yellow"/>
-        </w:rPr>
-        <w:t>Jelenleg, a csoportokból történő gyors kilépésre nincs lehetőség a programon belül, csak az adott csoport szerkesztési opciói belül a felhasználói jogosultságok között tudunk kiléptetni felhasználót a „</w:t>
-      </w:r>
-      <w:proofErr w:type="spellStart"/>
-      <w:r>
-        <w:rPr>
-          <w:highlight w:val="yellow"/>
-        </w:rPr>
-        <w:t>Remove</w:t>
-      </w:r>
-      <w:proofErr w:type="spellEnd"/>
-      <w:r>
-        <w:rPr>
-          <w:highlight w:val="yellow"/>
-        </w:rPr>
-        <w:t xml:space="preserve">” opcióval. A csoportokhoz tartozó kártya gombjai közé könnyen felvehető egy új </w:t>
-      </w:r>
-      <w:proofErr w:type="gramStart"/>
-      <w:r>
-        <w:rPr>
-          <w:highlight w:val="yellow"/>
-        </w:rPr>
-        <w:t>gomb</w:t>
-      </w:r>
-      <w:proofErr w:type="gramEnd"/>
-      <w:r>
-        <w:rPr>
-          <w:highlight w:val="yellow"/>
-        </w:rPr>
-        <w:t xml:space="preserve"> amely a csoportból történő kilépéseket kezelné.</w:t>
+      <w:bookmarkEnd w:id="79"/>
+    </w:p>
+    <w:p>
+      <w:pPr>
+        <w:rPr>
+          <w:highlight w:val="yellow"/>
+        </w:rPr>
+      </w:pPr>
+      <w:r>
+        <w:rPr>
+          <w:highlight w:val="yellow"/>
+        </w:rPr>
+        <w:t>Jelenleg, a csoportokból történő gyors kilépésre nincs lehetőség a programon belül, csak az adott csoport szerkesztési opciói belül a felhasználói jogosultságok között tudunk kiléptetni felhasználót a „Remove” opcióval. A csoportokhoz tartozó kártya gombjai közé könnyen felvehető egy új gomb amely a csoportból történő kilépéseket kezelné.</w:t>
       </w:r>
     </w:p>
     <w:p>
@@ -24432,10 +21337,7 @@
         <w:footnoteRef/>
       </w:r>
       <w:r>
-        <w:t xml:space="preserve"> </w:t>
-      </w:r>
-      <w:r>
-        <w:t>Terms of Use: Felhasználói feltételek</w:t>
+        <w:t xml:space="preserve"> Terms of Use: Felhasználói feltételek</w:t>
       </w:r>
     </w:p>
   </w:footnote>
@@ -24451,10 +21353,7 @@
         <w:footnoteRef/>
       </w:r>
       <w:r>
-        <w:t xml:space="preserve"> </w:t>
-      </w:r>
-      <w:r>
-        <w:t>Canvas: Egy vásznat megjelenítő HTML elem, amelyre v</w:t>
+        <w:t xml:space="preserve"> Canvas: Egy vásznat megjelenítő HTML elem, amelyre v</w:t>
       </w:r>
       <w:r>
         <w:t>ektorgrafikusan tudunk rajzolni</w:t>
@@ -24473,10 +21372,7 @@
         <w:footnoteRef/>
       </w:r>
       <w:r>
-        <w:t xml:space="preserve"> </w:t>
-      </w:r>
-      <w:r>
-        <w:t>Contact Us: A kapcsolatfelvételi adatainkat tartalmazó oldal</w:t>
+        <w:t xml:space="preserve"> Contact Us: A kapcsolatfelvételi adatainkat tartalmazó oldal</w:t>
       </w:r>
     </w:p>
   </w:footnote>
@@ -24495,10 +21391,7 @@
         <w:footnoteRef/>
       </w:r>
       <w:r>
-        <w:t xml:space="preserve"> </w:t>
-      </w:r>
-      <w:r>
-        <w:t>About Us: A szoftver működését röviden leíró tájékoztató oldal</w:t>
+        <w:t xml:space="preserve"> About Us: A szoftver működését röviden leíró tájékoztató oldal</w:t>
       </w:r>
     </w:p>
   </w:footnote>
@@ -24514,16 +21407,10 @@
         <w:footnoteRef/>
       </w:r>
       <w:r>
-        <w:t xml:space="preserve"> </w:t>
-      </w:r>
-      <w:r>
-        <w:t>property: Kompone</w:t>
-      </w:r>
-      <w:r>
-        <w:t xml:space="preserve">nseknek átadható </w:t>
-      </w:r>
-      <w:r>
-        <w:t>információk</w:t>
+        <w:t xml:space="preserve"> property: Kompone</w:t>
+      </w:r>
+      <w:r>
+        <w:t>nseknek átadható információk</w:t>
       </w:r>
       <w:r>
         <w:t xml:space="preserve"> egy általunk létrehozott mezőn keresztül</w:t>
@@ -24577,10 +21464,7 @@
         <w:footnoteRef/>
       </w:r>
       <w:r>
-        <w:t xml:space="preserve"> </w:t>
-      </w:r>
-      <w:r>
-        <w:t>Grid: Táblázat</w:t>
+        <w:t xml:space="preserve"> Grid: Táblázat</w:t>
       </w:r>
       <w:r>
         <w:t>alapú, sorokból és oszlopokból álló elrendezés, a reszponzivitás megvalósítását segítő elrendezési form</w:t>
@@ -24602,10 +21486,7 @@
         <w:footnoteRef/>
       </w:r>
       <w:r>
-        <w:t xml:space="preserve"> </w:t>
-      </w:r>
-      <w:r>
-        <w:t>Fetch API: Egy modern JavaScript felület, amely lehetővé teszi a hálózati kérések egyszerű és ígérete</w:t>
+        <w:t xml:space="preserve"> Fetch API: Egy modern JavaScript felület, amely lehetővé teszi a hálózati kérések egyszerű és ígérete</w:t>
       </w:r>
       <w:r>
         <w:t>ken (Promise) alapuló kezelését</w:t>
@@ -24624,19 +21505,13 @@
         <w:footnoteRef/>
       </w:r>
       <w:r>
-        <w:t xml:space="preserve"> </w:t>
-      </w:r>
-      <w:r>
-        <w:t>selectedSchedule: Egy UseState változó</w:t>
+        <w:t xml:space="preserve"> selectedSchedule: Egy UseState változó</w:t>
       </w:r>
       <w:r>
         <w:t>,</w:t>
       </w:r>
       <w:r>
-        <w:t xml:space="preserve"> amely a jelenleg kiválasztott naptár </w:t>
-      </w:r>
-      <w:r>
-        <w:t>objektumát tárolja</w:t>
+        <w:t xml:space="preserve"> amely a jelenleg kiválasztott naptár objektumát tárolja</w:t>
       </w:r>
     </w:p>
   </w:footnote>
@@ -24652,19 +21527,13 @@
         <w:footnoteRef/>
       </w:r>
       <w:r>
-        <w:t xml:space="preserve"> </w:t>
-      </w:r>
-      <w:r>
-        <w:t>UseState: A React egy alapvető hook-ja</w:t>
+        <w:t xml:space="preserve"> UseState: A React egy alapvető hook-ja</w:t>
       </w:r>
       <w:r>
         <w:t>,</w:t>
       </w:r>
       <w:r>
-        <w:t xml:space="preserve"> amely a </w:t>
-      </w:r>
-      <w:r>
-        <w:t>komponenseken belüli állapot tárolását teszi lehetővé</w:t>
+        <w:t xml:space="preserve"> amely a komponenseken belüli állapot tárolását teszi lehetővé</w:t>
       </w:r>
     </w:p>
   </w:footnote>
@@ -24680,10 +21549,7 @@
         <w:footnoteRef/>
       </w:r>
       <w:r>
-        <w:t xml:space="preserve"> </w:t>
-      </w:r>
-      <w:r>
-        <w:t>events: Egy listát tartalmazó UseState</w:t>
+        <w:t xml:space="preserve"> events: Egy listát tartalmazó UseState</w:t>
       </w:r>
       <w:r>
         <w:t>,</w:t>
@@ -24714,13 +21580,7 @@
         <w:footnoteRef/>
       </w:r>
       <w:r>
-        <w:t xml:space="preserve"> </w:t>
-      </w:r>
-      <w:r>
-        <w:t xml:space="preserve">render: Egyes </w:t>
-      </w:r>
-      <w:r>
-        <w:t>komponensek előszöri betöltése vagy bármely a komponens állapotát tartalmaz</w:t>
+        <w:t xml:space="preserve"> render: Egyes komponensek előszöri betöltése vagy bármely a komponens állapotát tartalmaz</w:t>
       </w:r>
       <w:r>
         <w:t xml:space="preserve">ó mező változásakor lefutó újra </w:t>
@@ -24751,10 +21611,7 @@
         <w:footnoteRef/>
       </w:r>
       <w:r>
-        <w:t xml:space="preserve"> </w:t>
-      </w:r>
-      <w:r>
-        <w:t>konténer: Egy olyan elem</w:t>
+        <w:t xml:space="preserve"> konténer: Egy olyan elem</w:t>
       </w:r>
       <w:r>
         <w:t>,</w:t>
@@ -24779,10 +21636,7 @@
         <w:footnoteRef/>
       </w:r>
       <w:r>
-        <w:t xml:space="preserve"> </w:t>
-      </w:r>
-      <w:r>
-        <w:t>Invite: A gombra kattintáskor a csoportokhoz meghívó küldéséé</w:t>
+        <w:t xml:space="preserve"> Invite: A gombra kattintáskor a csoportokhoz meghívó küldéséé</w:t>
       </w:r>
       <w:r>
         <w:t>rt felugró ablakot jeleníti meg</w:t>
@@ -24820,10 +21674,7 @@
         <w:footnoteRef/>
       </w:r>
       <w:r>
-        <w:t xml:space="preserve"> </w:t>
-      </w:r>
-      <w:r>
-        <w:t>Registration: Új felhasználói fiók létrehozá</w:t>
+        <w:t xml:space="preserve"> Registration: Új felhasználói fiók létrehozá</w:t>
       </w:r>
       <w:r>
         <w:t>sa</w:t>
@@ -24861,10 +21712,7 @@
         <w:footnoteRef/>
       </w:r>
       <w:r>
-        <w:t xml:space="preserve"> </w:t>
-      </w:r>
-      <w:r>
-        <w:t>redundancia: felesleges ismétlődés/többlet</w:t>
+        <w:t xml:space="preserve"> redundancia: felesleges ismétlődés/többlet</w:t>
       </w:r>
     </w:p>
   </w:footnote>
@@ -24880,16 +21728,10 @@
         <w:footnoteRef/>
       </w:r>
       <w:r>
-        <w:t xml:space="preserve"> </w:t>
-      </w:r>
-      <w:r>
-        <w:t>Singleton: Csak egy példány</w:t>
-      </w:r>
-      <w:r>
-        <w:t xml:space="preserve">ban létező </w:t>
-      </w:r>
-      <w:r>
-        <w:t>objektum megnevezése</w:t>
+        <w:t xml:space="preserve"> Singleton: Csak egy példány</w:t>
+      </w:r>
+      <w:r>
+        <w:t>ban létező objektum megnevezése</w:t>
       </w:r>
     </w:p>
   </w:footnote>
@@ -24905,10 +21747,7 @@
         <w:footnoteRef/>
       </w:r>
       <w:r>
-        <w:t xml:space="preserve"> </w:t>
-      </w:r>
-      <w:r>
-        <w:t xml:space="preserve">EntityFramework: Egy .NET alapú ORM(Object-Relation-Mapping) keretrendszer, amely SQL lekérdezések írása nélkül lehetővé teszi az adatbázis </w:t>
+        <w:t xml:space="preserve"> EntityFramework: Egy .NET alapú ORM(Object-Relation-Mapping) keretrendszer, amely SQL lekérdezések írása nélkül lehetővé teszi az adatbázis </w:t>
       </w:r>
       <w:r>
         <w:t>o</w:t>
@@ -24933,10 +21772,7 @@
         <w:footnoteRef/>
       </w:r>
       <w:r>
-        <w:t xml:space="preserve"> </w:t>
-      </w:r>
-      <w:r>
-        <w:t>DbSet: A</w:t>
+        <w:t xml:space="preserve"> DbSet: A</w:t>
       </w:r>
       <w:r>
         <w:t xml:space="preserve">z EntityFramework-ön belül </w:t>
@@ -24945,10 +21781,7 @@
         <w:t xml:space="preserve">az adatbázis egy </w:t>
       </w:r>
       <w:r>
-        <w:t xml:space="preserve">adott tábláját leképző </w:t>
-      </w:r>
-      <w:r>
-        <w:t>objektum</w:t>
+        <w:t>adott tábláját leképző objektum</w:t>
       </w:r>
     </w:p>
   </w:footnote>
@@ -24983,10 +21816,7 @@
         <w:footnoteRef/>
       </w:r>
       <w:r>
-        <w:t xml:space="preserve"> </w:t>
-      </w:r>
-      <w:r>
-        <w:t>Admin: Rendszergazda jogosultságú felhasználó</w:t>
+        <w:t xml:space="preserve"> Admin: Rendszergazda jogosultságú felhasználó</w:t>
       </w:r>
     </w:p>
   </w:footnote>
@@ -25002,10 +21832,7 @@
         <w:footnoteRef/>
       </w:r>
       <w:r>
-        <w:t xml:space="preserve"> JWT: (JSON Web </w:t>
-      </w:r>
-      <w:r>
-        <w:t>Token) szabványos</w:t>
+        <w:t xml:space="preserve"> JWT: (JSON Web Token) szabványos</w:t>
       </w:r>
       <w:r>
         <w:t>,</w:t>
@@ -25030,10 +21857,7 @@
         <w:footnoteRef/>
       </w:r>
       <w:r>
-        <w:t xml:space="preserve"> </w:t>
-      </w:r>
-      <w:r>
-        <w:t>Konscius: a jelszavak titkosított formájának biztonságos tárolását, generálását és kezelését végzi</w:t>
+        <w:t xml:space="preserve"> Konscius: a jelszavak titkosított formájának biztonságos tárolását, generálását és kezelését végzi</w:t>
       </w:r>
     </w:p>
   </w:footnote>
@@ -25064,14 +21888,7 @@
           <w:highlight w:val="yellow"/>
           <w:lang w:val="en-US"/>
         </w:rPr>
-        <w:t xml:space="preserve">solution: A “Microsoft Visual Studio” </w:t>
-      </w:r>
-      <w:r>
-        <w:rPr>
-          <w:highlight w:val="yellow"/>
-          <w:lang w:val="en-US"/>
-        </w:rPr>
-        <w:t>által használt központi konfigurációs fájl</w:t>
+        <w:t>solution: A “Microsoft Visual Studio” által használt központi konfigurációs fájl</w:t>
       </w:r>
       <w:r>
         <w:rPr>
@@ -25105,13 +21922,7 @@
         <w:rPr>
           <w:highlight w:val="yellow"/>
         </w:rPr>
-        <w:t xml:space="preserve"> CRUD: A négy alapvető adatkezelési művelet rövidítése: </w:t>
-      </w:r>
-      <w:r>
-        <w:rPr>
-          <w:highlight w:val="yellow"/>
-        </w:rPr>
-        <w:t>Create (létrehozás), Read (lekérdezés), Update (módosítás), Delete (törlés).</w:t>
+        <w:t xml:space="preserve"> CRUD: A négy alapvető adatkezelési művelet rövidítése: Create (létrehozás), Read (lekérdezés), Update (módosítás), Delete (törlés).</w:t>
       </w:r>
     </w:p>
   </w:footnote>
@@ -25180,13 +21991,7 @@
         <w:rPr>
           <w:highlight w:val="yellow"/>
         </w:rPr>
-        <w:t xml:space="preserve"> </w:t>
-      </w:r>
-      <w:r>
-        <w:rPr>
-          <w:highlight w:val="yellow"/>
-        </w:rPr>
-        <w:t>Swagger: REST API-k tervezésére, tesztelésére és dokumentálására szolgál</w:t>
+        <w:t xml:space="preserve"> Swagger: REST API-k tervezésére, tesztelésére és dokumentálására szolgál</w:t>
       </w:r>
       <w:r>
         <w:rPr>

--- a/Documentation/alkalmazás dokumentáció.docx
+++ b/Documentation/alkalmazás dokumentáció.docx
@@ -339,7 +339,7 @@
     <w:p>
       <w:pPr>
         <w:spacing w:after="200"/>
-        <w:jc w:val="right"/>
+        <w:jc w:val="center"/>
         <w:rPr>
           <w:rFonts w:cs="Times New Roman"/>
           <w:b/>
@@ -1771,15 +1771,7 @@
                               <w:fldChar w:fldCharType="end"/>
                             </w:r>
                             <w:r>
-                              <w:t>. képleírás: A GitHub-</w:t>
-                            </w:r>
-                            <w:proofErr w:type="spellStart"/>
-                            <w:r>
-                              <w:t>on</w:t>
-                            </w:r>
-                            <w:proofErr w:type="spellEnd"/>
-                            <w:r>
-                              <w:t xml:space="preserve"> végzett munka gráfja</w:t>
+                              <w:t>. képleírás: A GitHub-on végzett munka gráfja</w:t>
                             </w:r>
                             <w:bookmarkEnd w:id="6"/>
                           </w:p>
@@ -1873,7 +1865,7 @@
           <w:lang w:eastAsia="hu-HU"/>
         </w:rPr>
         <w:drawing>
-          <wp:anchor distT="0" distB="0" distL="114300" distR="114300" simplePos="0" relativeHeight="251739136" behindDoc="0" locked="0" layoutInCell="1" allowOverlap="1" wp14:anchorId="2B24F4F4" wp14:editId="0A790F52">
+          <wp:anchor distT="0" distB="0" distL="114300" distR="114300" simplePos="0" relativeHeight="251739136" behindDoc="0" locked="0" layoutInCell="1" allowOverlap="1" wp14:anchorId="2B24F4F4" wp14:editId="2F49DFE0">
             <wp:simplePos x="0" y="0"/>
             <wp:positionH relativeFrom="margin">
               <wp:align>center</wp:align>
@@ -1932,7 +1924,7 @@
           <w:color w:val="000000" w:themeColor="text1"/>
         </w:rPr>
       </w:pPr>
-      <w:bookmarkStart w:id="8" w:name="_Toc228105921"/>
+      <w:bookmarkStart w:id="7" w:name="_Toc228105921"/>
       <w:r>
         <w:rPr>
           <w:noProof/>
@@ -1940,7 +1932,7 @@
         </w:rPr>
         <w:t>Verziókövetés:</w:t>
       </w:r>
-      <w:bookmarkEnd w:id="8"/>
+      <w:bookmarkEnd w:id="7"/>
     </w:p>
     <w:p>
       <w:r>
@@ -1955,12 +1947,17 @@
         <w:t>” verziókezelő rendszert használtuk. A „</w:t>
       </w:r>
       <w:proofErr w:type="spellStart"/>
+      <w:proofErr w:type="gramStart"/>
       <w:r>
         <w:t>Repository</w:t>
       </w:r>
       <w:proofErr w:type="spellEnd"/>
       <w:r>
-        <w:t xml:space="preserve">”-t még egyik tanárunk hozta létre év </w:t>
+        <w:t>”-</w:t>
+      </w:r>
+      <w:proofErr w:type="gramEnd"/>
+      <w:r>
+        <w:t xml:space="preserve">t még egyik tanárunk hozta létre év </w:t>
       </w:r>
       <w:r>
         <w:t>elején,</w:t>
@@ -1972,6 +1969,7 @@
         <w:t>idő alatt dolgoztunk. Erről a „</w:t>
       </w:r>
       <w:proofErr w:type="spellStart"/>
+      <w:proofErr w:type="gramStart"/>
       <w:r>
         <w:t>r</w:t>
       </w:r>
@@ -1983,6 +1981,7 @@
         <w:t>”-</w:t>
       </w:r>
       <w:proofErr w:type="spellStart"/>
+      <w:proofErr w:type="gramEnd"/>
       <w:r>
         <w:t>ról</w:t>
       </w:r>
@@ -2003,6 +2002,7 @@
         <w:t xml:space="preserve"> amelyet véglegesként leadtunk nem egyezik meg ezzel. Sajnos az első „</w:t>
       </w:r>
       <w:proofErr w:type="spellStart"/>
+      <w:proofErr w:type="gramStart"/>
       <w:r>
         <w:t>reposito</w:t>
       </w:r>
@@ -2014,6 +2014,7 @@
         <w:t>”-</w:t>
       </w:r>
       <w:proofErr w:type="spellStart"/>
+      <w:proofErr w:type="gramEnd"/>
       <w:r>
         <w:t>nk</w:t>
       </w:r>
@@ -2025,6 +2026,7 @@
         <w:t xml:space="preserve"> rendelkeztünk rendszergazdai jogosultsággokkal. Ezért a könnyű és gyors megosztás érdekében, egy új „</w:t>
       </w:r>
       <w:proofErr w:type="spellStart"/>
+      <w:proofErr w:type="gramStart"/>
       <w:r>
         <w:t>repository</w:t>
       </w:r>
@@ -2033,6 +2035,7 @@
         <w:t>”-</w:t>
       </w:r>
       <w:proofErr w:type="spellStart"/>
+      <w:proofErr w:type="gramEnd"/>
       <w:r>
         <w:t>ba</w:t>
       </w:r>
@@ -2091,7 +2094,7 @@
                               </w:rPr>
                             </w:pPr>
                             <w:fldSimple w:instr=" SEQ képleírás \* ARABIC ">
-                              <w:bookmarkStart w:id="9" w:name="_Toc228105887"/>
+                              <w:bookmarkStart w:id="8" w:name="_Toc228105887"/>
                               <w:r>
                                 <w:rPr>
                                   <w:noProof/>
@@ -2102,23 +2105,10 @@
                             <w:r>
                               <w:t>. képleírás: A GitHub-</w:t>
                             </w:r>
-                            <w:proofErr w:type="spellStart"/>
                             <w:r>
-                              <w:t>on</w:t>
+                              <w:t>on végzett commit-ok egy része</w:t>
                             </w:r>
-                            <w:proofErr w:type="spellEnd"/>
-                            <w:r>
-                              <w:t xml:space="preserve"> végzett </w:t>
-                            </w:r>
-                            <w:proofErr w:type="spellStart"/>
-                            <w:r>
-                              <w:t>commit</w:t>
-                            </w:r>
-                            <w:proofErr w:type="spellEnd"/>
-                            <w:r>
-                              <w:t>-ok egy része</w:t>
-                            </w:r>
-                            <w:bookmarkEnd w:id="9"/>
+                            <w:bookmarkEnd w:id="8"/>
                           </w:p>
                         </w:txbxContent>
                       </wps:txbx>
@@ -2261,12 +2251,12 @@
         <w:pStyle w:val="Cmsor2"/>
         <w:spacing w:line="360" w:lineRule="auto"/>
       </w:pPr>
-      <w:bookmarkStart w:id="11" w:name="_Toc228105922"/>
+      <w:bookmarkStart w:id="9" w:name="_Toc228105922"/>
       <w:r>
         <w:lastRenderedPageBreak/>
         <w:t>Kommunikáció/Csapatmunkához használt egyéb eszközök:</w:t>
       </w:r>
-      <w:bookmarkEnd w:id="11"/>
+      <w:bookmarkEnd w:id="9"/>
     </w:p>
     <w:p>
       <w:pPr>
@@ -2274,7 +2264,7 @@
           <w:rStyle w:val="Cmsor3Char"/>
         </w:rPr>
       </w:pPr>
-      <w:bookmarkStart w:id="12" w:name="_Toc228105923"/>
+      <w:bookmarkStart w:id="10" w:name="_Toc228105923"/>
       <w:proofErr w:type="spellStart"/>
       <w:r>
         <w:rPr>
@@ -2289,7 +2279,7 @@
         </w:rPr>
         <w:t>:</w:t>
       </w:r>
-      <w:bookmarkEnd w:id="12"/>
+      <w:bookmarkEnd w:id="10"/>
     </w:p>
     <w:p>
       <w:r>
@@ -2330,14 +2320,14 @@
         <w:pStyle w:val="Cmsor3"/>
         <w:spacing w:line="360" w:lineRule="auto"/>
       </w:pPr>
-      <w:bookmarkStart w:id="13" w:name="_Toc228105924"/>
+      <w:bookmarkStart w:id="11" w:name="_Toc228105924"/>
       <w:r>
         <w:t>Kijelö</w:t>
       </w:r>
       <w:r>
         <w:t>lések, kommentek:</w:t>
       </w:r>
-      <w:bookmarkEnd w:id="13"/>
+      <w:bookmarkEnd w:id="11"/>
     </w:p>
     <w:p>
       <w:r>
@@ -2409,7 +2399,7 @@
                               </w:rPr>
                               <w:fldChar w:fldCharType="separate"/>
                             </w:r>
-                            <w:bookmarkStart w:id="14" w:name="_Toc228105888"/>
+                            <w:bookmarkStart w:id="12" w:name="_Toc228105888"/>
                             <w:r>
                               <w:rPr>
                                 <w:noProof/>
@@ -2425,7 +2415,7 @@
                             <w:r>
                               <w:t>. képleírás: Egy részlet a dokumentumról a készítés folyamán</w:t>
                             </w:r>
-                            <w:bookmarkEnd w:id="14"/>
+                            <w:bookmarkEnd w:id="12"/>
                           </w:p>
                         </w:txbxContent>
                       </wps:txbx>
@@ -2505,7 +2495,7 @@
           <w:lang w:eastAsia="hu-HU"/>
         </w:rPr>
         <w:drawing>
-          <wp:anchor distT="0" distB="0" distL="114300" distR="114300" simplePos="0" relativeHeight="251742208" behindDoc="0" locked="0" layoutInCell="1" allowOverlap="1" wp14:anchorId="0C850A48" wp14:editId="77E0E9DF">
+          <wp:anchor distT="0" distB="0" distL="114300" distR="114300" simplePos="0" relativeHeight="251742208" behindDoc="0" locked="0" layoutInCell="1" allowOverlap="1" wp14:anchorId="0C850A48" wp14:editId="12B7C694">
             <wp:simplePos x="0" y="0"/>
             <wp:positionH relativeFrom="page">
               <wp:align>center</wp:align>
@@ -2766,7 +2756,7 @@
         <w:jc w:val="center"/>
       </w:pPr>
       <w:fldSimple w:instr=" SEQ ábra \* ARABIC ">
-        <w:bookmarkStart w:id="16" w:name="_Toc228105980"/>
+        <w:bookmarkStart w:id="13" w:name="_Toc228105980"/>
         <w:r>
           <w:rPr>
             <w:noProof/>
@@ -2777,7 +2767,7 @@
       <w:r>
         <w:t>. ábra: Az adatbázis ER modellje</w:t>
       </w:r>
-      <w:bookmarkEnd w:id="16"/>
+      <w:bookmarkEnd w:id="13"/>
     </w:p>
     <w:p>
       <w:pPr>
@@ -2785,14 +2775,14 @@
         <w:spacing w:line="360" w:lineRule="auto"/>
         <w:jc w:val="both"/>
       </w:pPr>
-      <w:bookmarkStart w:id="17" w:name="_Toc228105925"/>
+      <w:bookmarkStart w:id="14" w:name="_Toc228105925"/>
       <w:r>
         <w:t>Adatbázis táblái</w:t>
       </w:r>
       <w:r>
         <w:t xml:space="preserve"> és rövid összefoglalásuk:</w:t>
       </w:r>
-      <w:bookmarkEnd w:id="17"/>
+      <w:bookmarkEnd w:id="14"/>
     </w:p>
     <w:p>
       <w:pPr>
@@ -2803,7 +2793,7 @@
           <w:i w:val="0"/>
         </w:rPr>
       </w:pPr>
-      <w:bookmarkStart w:id="18" w:name="_Toc228105926"/>
+      <w:bookmarkStart w:id="15" w:name="_Toc228105926"/>
       <w:r>
         <w:t>„</w:t>
       </w:r>
@@ -2818,7 +2808,7 @@
       <w:r>
         <w:t>:</w:t>
       </w:r>
-      <w:bookmarkEnd w:id="18"/>
+      <w:bookmarkEnd w:id="15"/>
     </w:p>
     <w:p>
       <w:pPr>
@@ -3010,7 +3000,7 @@
         <w:spacing w:line="360" w:lineRule="auto"/>
         <w:jc w:val="both"/>
       </w:pPr>
-      <w:bookmarkStart w:id="19" w:name="_Toc228105927"/>
+      <w:bookmarkStart w:id="16" w:name="_Toc228105927"/>
       <w:r>
         <w:lastRenderedPageBreak/>
         <w:t>„</w:t>
@@ -3023,7 +3013,7 @@
       <w:r>
         <w:t>” tábla:</w:t>
       </w:r>
-      <w:bookmarkEnd w:id="19"/>
+      <w:bookmarkEnd w:id="16"/>
     </w:p>
     <w:p>
       <w:pPr>
@@ -3114,7 +3104,7 @@
         <w:spacing w:line="360" w:lineRule="auto"/>
         <w:jc w:val="both"/>
       </w:pPr>
-      <w:bookmarkStart w:id="20" w:name="_Toc228105928"/>
+      <w:bookmarkStart w:id="17" w:name="_Toc228105928"/>
       <w:r>
         <w:t>„</w:t>
       </w:r>
@@ -3135,7 +3125,7 @@
       <w:r>
         <w:t>” tábla:</w:t>
       </w:r>
-      <w:bookmarkEnd w:id="20"/>
+      <w:bookmarkEnd w:id="17"/>
     </w:p>
     <w:p>
       <w:pPr>
@@ -3222,7 +3212,7 @@
         <w:spacing w:line="360" w:lineRule="auto"/>
         <w:jc w:val="both"/>
       </w:pPr>
-      <w:bookmarkStart w:id="21" w:name="_Toc228105929"/>
+      <w:bookmarkStart w:id="18" w:name="_Toc228105929"/>
       <w:r>
         <w:t>„</w:t>
       </w:r>
@@ -3234,7 +3224,7 @@
       <w:r>
         <w:t>” tábla:</w:t>
       </w:r>
-      <w:bookmarkEnd w:id="21"/>
+      <w:bookmarkEnd w:id="18"/>
     </w:p>
     <w:p>
       <w:pPr>
@@ -3337,7 +3327,7 @@
         <w:spacing w:line="360" w:lineRule="auto"/>
         <w:jc w:val="both"/>
       </w:pPr>
-      <w:bookmarkStart w:id="22" w:name="_Toc228105930"/>
+      <w:bookmarkStart w:id="19" w:name="_Toc228105930"/>
       <w:r>
         <w:t>„</w:t>
       </w:r>
@@ -3349,7 +3339,7 @@
       <w:r>
         <w:t>” tábla:</w:t>
       </w:r>
-      <w:bookmarkEnd w:id="22"/>
+      <w:bookmarkEnd w:id="19"/>
     </w:p>
     <w:p>
       <w:pPr>
@@ -3431,7 +3421,7 @@
         <w:spacing w:line="360" w:lineRule="auto"/>
         <w:jc w:val="both"/>
       </w:pPr>
-      <w:bookmarkStart w:id="23" w:name="_Toc228105931"/>
+      <w:bookmarkStart w:id="20" w:name="_Toc228105931"/>
       <w:r>
         <w:t>„</w:t>
       </w:r>
@@ -3443,7 +3433,7 @@
       <w:r>
         <w:t>” tábla:</w:t>
       </w:r>
-      <w:bookmarkEnd w:id="23"/>
+      <w:bookmarkEnd w:id="20"/>
     </w:p>
     <w:p>
       <w:pPr>
@@ -3568,7 +3558,7 @@
         <w:spacing w:line="360" w:lineRule="auto"/>
         <w:jc w:val="both"/>
       </w:pPr>
-      <w:bookmarkStart w:id="24" w:name="_Toc228105932"/>
+      <w:bookmarkStart w:id="21" w:name="_Toc228105932"/>
       <w:r>
         <w:t>„</w:t>
       </w:r>
@@ -3580,7 +3570,7 @@
       <w:r>
         <w:t>” tábla:</w:t>
       </w:r>
-      <w:bookmarkEnd w:id="24"/>
+      <w:bookmarkEnd w:id="21"/>
     </w:p>
     <w:p>
       <w:pPr>
@@ -3675,7 +3665,7 @@
         <w:spacing w:line="360" w:lineRule="auto"/>
         <w:jc w:val="both"/>
       </w:pPr>
-      <w:bookmarkStart w:id="25" w:name="_Toc228105933"/>
+      <w:bookmarkStart w:id="22" w:name="_Toc228105933"/>
       <w:r>
         <w:t>„</w:t>
       </w:r>
@@ -3687,7 +3677,7 @@
       <w:r>
         <w:t>” tábla:</w:t>
       </w:r>
-      <w:bookmarkEnd w:id="25"/>
+      <w:bookmarkEnd w:id="22"/>
     </w:p>
     <w:p>
       <w:pPr>
@@ -3769,7 +3759,7 @@
         <w:spacing w:line="360" w:lineRule="auto"/>
         <w:jc w:val="both"/>
       </w:pPr>
-      <w:bookmarkStart w:id="26" w:name="_Toc228105934"/>
+      <w:bookmarkStart w:id="23" w:name="_Toc228105934"/>
       <w:r>
         <w:t>„</w:t>
       </w:r>
@@ -3787,7 +3777,7 @@
       <w:r>
         <w:t>” tábla:</w:t>
       </w:r>
-      <w:bookmarkEnd w:id="26"/>
+      <w:bookmarkEnd w:id="23"/>
     </w:p>
     <w:p>
       <w:pPr>
@@ -3870,7 +3860,7 @@
         <w:spacing w:line="360" w:lineRule="auto"/>
         <w:jc w:val="both"/>
       </w:pPr>
-      <w:bookmarkStart w:id="27" w:name="_Toc228105935"/>
+      <w:bookmarkStart w:id="24" w:name="_Toc228105935"/>
       <w:r>
         <w:t>„</w:t>
       </w:r>
@@ -3882,7 +3872,7 @@
       <w:r>
         <w:t>” tábla:</w:t>
       </w:r>
-      <w:bookmarkEnd w:id="27"/>
+      <w:bookmarkEnd w:id="24"/>
     </w:p>
     <w:p>
       <w:pPr>
@@ -4127,7 +4117,7 @@
         <w:spacing w:line="360" w:lineRule="auto"/>
         <w:jc w:val="both"/>
       </w:pPr>
-      <w:bookmarkStart w:id="28" w:name="_Toc228105936"/>
+      <w:bookmarkStart w:id="25" w:name="_Toc228105936"/>
       <w:r>
         <w:t>„</w:t>
       </w:r>
@@ -4139,7 +4129,7 @@
       <w:r>
         <w:t>” tábla:</w:t>
       </w:r>
-      <w:bookmarkEnd w:id="28"/>
+      <w:bookmarkEnd w:id="25"/>
     </w:p>
     <w:p>
       <w:pPr>
@@ -4450,7 +4440,7 @@
         <w:spacing w:line="360" w:lineRule="auto"/>
         <w:jc w:val="both"/>
       </w:pPr>
-      <w:bookmarkStart w:id="29" w:name="_Toc228105937"/>
+      <w:bookmarkStart w:id="26" w:name="_Toc228105937"/>
       <w:r>
         <w:lastRenderedPageBreak/>
         <w:t>Szoftver</w:t>
@@ -4458,7 +4448,7 @@
       <w:r>
         <w:t>egységek és -komponensek leírásai</w:t>
       </w:r>
-      <w:bookmarkEnd w:id="29"/>
+      <w:bookmarkEnd w:id="26"/>
     </w:p>
     <w:p>
       <w:pPr>
@@ -4466,11 +4456,11 @@
         <w:spacing w:line="360" w:lineRule="auto"/>
         <w:jc w:val="both"/>
       </w:pPr>
-      <w:bookmarkStart w:id="30" w:name="_Toc228105938"/>
+      <w:bookmarkStart w:id="27" w:name="_Toc228105938"/>
       <w:r>
         <w:t>Frontend:</w:t>
       </w:r>
-      <w:bookmarkEnd w:id="30"/>
+      <w:bookmarkEnd w:id="27"/>
     </w:p>
     <w:p>
       <w:r>
@@ -4706,14 +4696,14 @@
         <w:spacing w:line="360" w:lineRule="auto"/>
         <w:jc w:val="both"/>
       </w:pPr>
-      <w:bookmarkStart w:id="31" w:name="_Toc228105939"/>
+      <w:bookmarkStart w:id="28" w:name="_Toc228105939"/>
       <w:r>
         <w:t>CSS</w:t>
       </w:r>
       <w:r>
         <w:t>:</w:t>
       </w:r>
-      <w:bookmarkEnd w:id="31"/>
+      <w:bookmarkEnd w:id="28"/>
     </w:p>
     <w:p>
       <w:r>
@@ -4770,11 +4760,11 @@
         <w:spacing w:line="360" w:lineRule="auto"/>
         <w:jc w:val="both"/>
       </w:pPr>
-      <w:bookmarkStart w:id="32" w:name="_Toc228105940"/>
+      <w:bookmarkStart w:id="29" w:name="_Toc228105940"/>
       <w:r>
         <w:t>Frontend komponensek és feladataik:</w:t>
       </w:r>
-      <w:bookmarkEnd w:id="32"/>
+      <w:bookmarkEnd w:id="29"/>
     </w:p>
     <w:p>
       <w:pPr>
@@ -4867,7 +4857,7 @@
                               </w:rPr>
                               <w:fldChar w:fldCharType="separate"/>
                             </w:r>
-                            <w:bookmarkStart w:id="33" w:name="_Toc228105889"/>
+                            <w:bookmarkStart w:id="30" w:name="_Toc228105889"/>
                             <w:r>
                               <w:rPr>
                                 <w:noProof/>
@@ -4883,7 +4873,7 @@
                             <w:r>
                               <w:t>. képleírás: Az oldal alsó része</w:t>
                             </w:r>
-                            <w:bookmarkEnd w:id="33"/>
+                            <w:bookmarkEnd w:id="30"/>
                           </w:p>
                         </w:txbxContent>
                       </wps:txbx>
@@ -5026,7 +5016,7 @@
                               </w:rPr>
                               <w:fldChar w:fldCharType="separate"/>
                             </w:r>
-                            <w:bookmarkStart w:id="35" w:name="_Toc228105890"/>
+                            <w:bookmarkStart w:id="31" w:name="_Toc228105890"/>
                             <w:r>
                               <w:rPr>
                                 <w:noProof/>
@@ -5042,7 +5032,7 @@
                             <w:r>
                               <w:t>. képleírás: Az oldal felső része</w:t>
                             </w:r>
-                            <w:bookmarkEnd w:id="35"/>
+                            <w:bookmarkEnd w:id="31"/>
                           </w:p>
                         </w:txbxContent>
                       </wps:txbx>
@@ -5508,7 +5498,7 @@
                               </w:rPr>
                               <w:fldChar w:fldCharType="separate"/>
                             </w:r>
-                            <w:bookmarkStart w:id="37" w:name="_Toc228105891"/>
+                            <w:bookmarkStart w:id="32" w:name="_Toc228105891"/>
                             <w:r>
                               <w:rPr>
                                 <w:noProof/>
@@ -5524,21 +5514,8 @@
                             <w:r>
                               <w:t>. képleírás: A "</w:t>
                             </w:r>
-                            <w:proofErr w:type="spellStart"/>
                             <w:r>
-                              <w:t>Contact</w:t>
-                            </w:r>
-                            <w:proofErr w:type="spellEnd"/>
-                            <w:r>
-                              <w:t xml:space="preserve"> </w:t>
-                            </w:r>
-                            <w:proofErr w:type="spellStart"/>
-                            <w:r>
-                              <w:t>Us</w:t>
-                            </w:r>
-                            <w:proofErr w:type="spellEnd"/>
-                            <w:r>
-                              <w:t>"</w:t>
+                              <w:t>Contact Us"</w:t>
                             </w:r>
                             <w:r>
                               <w:rPr>
@@ -5546,7 +5523,7 @@
                               </w:rPr>
                               <w:t xml:space="preserve"> oldal előnézete</w:t>
                             </w:r>
-                            <w:bookmarkEnd w:id="37"/>
+                            <w:bookmarkEnd w:id="32"/>
                           </w:p>
                         </w:txbxContent>
                       </wps:txbx>
@@ -5851,7 +5828,7 @@
                               </w:rPr>
                               <w:fldChar w:fldCharType="separate"/>
                             </w:r>
-                            <w:bookmarkStart w:id="39" w:name="_Toc228105892"/>
+                            <w:bookmarkStart w:id="33" w:name="_Toc228105892"/>
                             <w:r>
                               <w:rPr>
                                 <w:noProof/>
@@ -5876,23 +5853,13 @@
                             <w:r>
                               <w:t xml:space="preserve"> "</w:t>
                             </w:r>
-                            <w:proofErr w:type="spellStart"/>
                             <w:r>
                               <w:t>About</w:t>
                             </w:r>
-                            <w:proofErr w:type="spellEnd"/>
                             <w:r>
-                              <w:t xml:space="preserve"> </w:t>
+                              <w:t xml:space="preserve"> Us" oldal előnézete</w:t>
                             </w:r>
-                            <w:proofErr w:type="spellStart"/>
-                            <w:r>
-                              <w:t>Us</w:t>
-                            </w:r>
-                            <w:proofErr w:type="spellEnd"/>
-                            <w:r>
-                              <w:t>" oldal előnézete</w:t>
-                            </w:r>
-                            <w:bookmarkEnd w:id="39"/>
+                            <w:bookmarkEnd w:id="33"/>
                           </w:p>
                         </w:txbxContent>
                       </wps:txbx>
@@ -6179,7 +6146,7 @@
                               </w:rPr>
                             </w:pPr>
                             <w:fldSimple w:instr=" SEQ képleírás \* ARABIC ">
-                              <w:bookmarkStart w:id="41" w:name="_Toc228105893"/>
+                              <w:bookmarkStart w:id="34" w:name="_Toc228105893"/>
                               <w:r>
                                 <w:rPr>
                                   <w:noProof/>
@@ -6190,7 +6157,7 @@
                             <w:r>
                               <w:t>. képleírás: Az adott nap eseményeit részletező oldal előnézete</w:t>
                             </w:r>
-                            <w:bookmarkEnd w:id="41"/>
+                            <w:bookmarkEnd w:id="34"/>
                           </w:p>
                         </w:txbxContent>
                       </wps:txbx>
@@ -6458,7 +6425,7 @@
                               </w:rPr>
                             </w:pPr>
                             <w:fldSimple w:instr=" SEQ képleírás \* ARABIC ">
-                              <w:bookmarkStart w:id="43" w:name="_Toc228105894"/>
+                              <w:bookmarkStart w:id="35" w:name="_Toc228105894"/>
                               <w:r>
                                 <w:rPr>
                                   <w:noProof/>
@@ -6469,7 +6436,7 @@
                             <w:r>
                               <w:t>. képleírás: Az új események létrehozását kezelő párbeszédablak</w:t>
                             </w:r>
-                            <w:bookmarkEnd w:id="43"/>
+                            <w:bookmarkEnd w:id="35"/>
                           </w:p>
                         </w:txbxContent>
                       </wps:txbx>
@@ -6654,10 +6621,12 @@
         <w:t>. Ezeken felül a komponens a bemeneti idő mezőt (</w:t>
       </w:r>
       <w:proofErr w:type="spellStart"/>
+      <w:proofErr w:type="gramStart"/>
       <w:r>
         <w:t>óó:pp</w:t>
       </w:r>
       <w:proofErr w:type="spellEnd"/>
+      <w:proofErr w:type="gramEnd"/>
       <w:r>
         <w:t>) automatikusan átváltja percekké, am</w:t>
       </w:r>
@@ -6745,8 +6714,13 @@
       <w:r>
         <w:t xml:space="preserve">. Továbbá minden mezőhöz, </w:t>
       </w:r>
-      <w:r>
-        <w:t xml:space="preserve">amelyhez </w:t>
+      <w:proofErr w:type="gramStart"/>
+      <w:r>
+        <w:t>amelyhez</w:t>
+      </w:r>
+      <w:proofErr w:type="gramEnd"/>
+      <w:r>
+        <w:t xml:space="preserve"> </w:t>
       </w:r>
       <w:r>
         <w:t xml:space="preserve">ha </w:t>
@@ -6862,7 +6836,7 @@
                               </w:rPr>
                               <w:fldChar w:fldCharType="separate"/>
                             </w:r>
-                            <w:bookmarkStart w:id="45" w:name="_Toc228105895"/>
+                            <w:bookmarkStart w:id="36" w:name="_Toc228105895"/>
                             <w:r>
                               <w:rPr>
                                 <w:noProof/>
@@ -6878,7 +6852,7 @@
                             <w:r>
                               <w:t>. képleírás: A naptár havi elrendezésű előnézete</w:t>
                             </w:r>
-                            <w:bookmarkEnd w:id="45"/>
+                            <w:bookmarkEnd w:id="36"/>
                           </w:p>
                         </w:txbxContent>
                       </wps:txbx>
@@ -7248,7 +7222,7 @@
                               </w:rPr>
                               <w:fldChar w:fldCharType="separate"/>
                             </w:r>
-                            <w:bookmarkStart w:id="47" w:name="_Toc228105896"/>
+                            <w:bookmarkStart w:id="37" w:name="_Toc228105896"/>
                             <w:r>
                               <w:rPr>
                                 <w:noProof/>
@@ -7267,7 +7241,7 @@
                             <w:r>
                               <w:t>A heti elrendezésű naptár előnézete</w:t>
                             </w:r>
-                            <w:bookmarkEnd w:id="47"/>
+                            <w:bookmarkEnd w:id="37"/>
                           </w:p>
                         </w:txbxContent>
                       </wps:txbx>
@@ -7561,7 +7535,7 @@
                               </w:rPr>
                               <w:fldChar w:fldCharType="separate"/>
                             </w:r>
-                            <w:bookmarkStart w:id="49" w:name="_Toc228105897"/>
+                            <w:bookmarkStart w:id="38" w:name="_Toc228105897"/>
                             <w:r>
                               <w:rPr>
                                 <w:noProof/>
@@ -7577,7 +7551,7 @@
                             <w:r>
                               <w:t>. képleírás: A naptár napi elrendezésének előnézete</w:t>
                             </w:r>
-                            <w:bookmarkEnd w:id="49"/>
+                            <w:bookmarkEnd w:id="38"/>
                           </w:p>
                         </w:txbxContent>
                       </wps:txbx>
@@ -7880,9 +7854,11 @@
       <w:r>
         <w:t xml:space="preserve"> </w:t>
       </w:r>
+      <w:proofErr w:type="gramStart"/>
       <w:r>
         <w:t>számon tartja</w:t>
       </w:r>
+      <w:proofErr w:type="gramEnd"/>
       <w:r>
         <w:t xml:space="preserve"> a jelenleg kiválasztott intervallumon belüli blokkokat, amelyeket minden komponens </w:t>
       </w:r>
@@ -8177,12 +8153,17 @@
         <w:t>a csoport naptárait tölti be és menti el a naptárakat tartalmazó „</w:t>
       </w:r>
       <w:proofErr w:type="spellStart"/>
+      <w:proofErr w:type="gramStart"/>
       <w:r>
         <w:t>UseState</w:t>
       </w:r>
       <w:proofErr w:type="spellEnd"/>
       <w:r>
-        <w:t>”-be.</w:t>
+        <w:t>”-</w:t>
+      </w:r>
+      <w:proofErr w:type="gramEnd"/>
+      <w:r>
+        <w:t>be.</w:t>
       </w:r>
     </w:p>
     <w:p>
@@ -8241,7 +8222,7 @@
                               </w:rPr>
                             </w:pPr>
                             <w:fldSimple w:instr=" SEQ képleírás \* ARABIC ">
-                              <w:bookmarkStart w:id="51" w:name="_Toc228105898"/>
+                              <w:bookmarkStart w:id="39" w:name="_Toc228105898"/>
                               <w:r>
                                 <w:rPr>
                                   <w:noProof/>
@@ -8252,15 +8233,10 @@
                             <w:r>
                               <w:t>. képleírás: A "</w:t>
                             </w:r>
-                            <w:proofErr w:type="spellStart"/>
                             <w:r>
-                              <w:t>Groups</w:t>
+                              <w:t>Groups" oldal előnézete</w:t>
                             </w:r>
-                            <w:proofErr w:type="spellEnd"/>
-                            <w:r>
-                              <w:t>" oldal előnézete</w:t>
-                            </w:r>
-                            <w:bookmarkEnd w:id="51"/>
+                            <w:bookmarkEnd w:id="39"/>
                           </w:p>
                         </w:txbxContent>
                       </wps:txbx>
@@ -8478,9 +8454,14 @@
         <w:t xml:space="preserve"> elküldi az adatainkat a </w:t>
       </w:r>
       <w:r>
-        <w:t>„Backend”-</w:t>
-      </w:r>
-      <w:proofErr w:type="spellStart"/>
+        <w:t>„</w:t>
+      </w:r>
+      <w:proofErr w:type="gramStart"/>
+      <w:r>
+        <w:t>Backend”-</w:t>
+      </w:r>
+      <w:proofErr w:type="spellStart"/>
+      <w:proofErr w:type="gramEnd"/>
       <w:r>
         <w:t>nek</w:t>
       </w:r>
@@ -8511,16 +8492,32 @@
         <w:t>, amellyel a további kérések</w:t>
       </w:r>
       <w:r>
-        <w:t>et végezhetjük majd ha sikeres;</w:t>
+        <w:t xml:space="preserve">et végezhetjük </w:t>
+      </w:r>
+      <w:proofErr w:type="gramStart"/>
+      <w:r>
+        <w:t>majd</w:t>
+      </w:r>
+      <w:proofErr w:type="gramEnd"/>
+      <w:r>
+        <w:t xml:space="preserve"> ha sikeres;</w:t>
       </w:r>
       <w:r>
         <w:t xml:space="preserve"> va</w:t>
       </w:r>
       <w:r>
-        <w:t xml:space="preserve">gy egy egyszerű szöveges üzenet – </w:t>
-      </w:r>
-      <w:r>
-        <w:t xml:space="preserve"> amely tájékoztat a fellépő hibával kapcsolatban</w:t>
+        <w:t xml:space="preserve">gy egy egyszerű szöveges üzenet </w:t>
+      </w:r>
+      <w:proofErr w:type="gramStart"/>
+      <w:r>
+        <w:t xml:space="preserve">– </w:t>
+      </w:r>
+      <w:r>
+        <w:t xml:space="preserve"> amely</w:t>
+      </w:r>
+      <w:proofErr w:type="gramEnd"/>
+      <w:r>
+        <w:t xml:space="preserve"> tájékoztat a fellépő hibával kapcsolatban</w:t>
       </w:r>
       <w:r>
         <w:t xml:space="preserve"> –</w:t>
@@ -8535,6 +8532,7 @@
         <w:t>a „</w:t>
       </w:r>
       <w:proofErr w:type="spellStart"/>
+      <w:proofErr w:type="gramStart"/>
       <w:r>
         <w:t>Registration</w:t>
       </w:r>
@@ -8543,6 +8541,7 @@
         <w:t>”-</w:t>
       </w:r>
       <w:proofErr w:type="spellStart"/>
+      <w:proofErr w:type="gramEnd"/>
       <w:r>
         <w:t>on</w:t>
       </w:r>
@@ -8702,7 +8701,7 @@
                               </w:rPr>
                               <w:fldChar w:fldCharType="separate"/>
                             </w:r>
-                            <w:bookmarkStart w:id="53" w:name="_Toc228105899"/>
+                            <w:bookmarkStart w:id="40" w:name="_Toc228105899"/>
                             <w:r>
                               <w:rPr>
                                 <w:noProof/>
@@ -8718,7 +8717,7 @@
                             <w:r>
                               <w:t>. képleírás: A regisztráció előnézete</w:t>
                             </w:r>
-                            <w:bookmarkEnd w:id="53"/>
+                            <w:bookmarkEnd w:id="40"/>
                           </w:p>
                         </w:txbxContent>
                       </wps:txbx>
@@ -8916,12 +8915,17 @@
         <w:t>ontos „</w:t>
       </w:r>
       <w:proofErr w:type="spellStart"/>
+      <w:proofErr w:type="gramStart"/>
       <w:r>
         <w:t>property</w:t>
       </w:r>
       <w:proofErr w:type="spellEnd"/>
       <w:r>
-        <w:t xml:space="preserve">”-vel </w:t>
+        <w:t>”-</w:t>
+      </w:r>
+      <w:proofErr w:type="gramEnd"/>
+      <w:r>
+        <w:t xml:space="preserve">vel </w:t>
       </w:r>
       <w:r>
         <w:t>rendelkezik, amely segít eldönteni, h</w:t>
@@ -9147,7 +9151,7 @@
                               </w:rPr>
                             </w:pPr>
                             <w:fldSimple w:instr=" SEQ képleírás \* ARABIC ">
-                              <w:bookmarkStart w:id="55" w:name="_Toc228105900"/>
+                              <w:bookmarkStart w:id="41" w:name="_Toc228105900"/>
                               <w:r>
                                 <w:rPr>
                                   <w:noProof/>
@@ -9158,15 +9162,10 @@
                             <w:r>
                               <w:t>. képleírás: A "</w:t>
                             </w:r>
-                            <w:proofErr w:type="spellStart"/>
                             <w:r>
-                              <w:t>Notifications</w:t>
+                              <w:t>Notifications" oldal előnézete</w:t>
                             </w:r>
-                            <w:proofErr w:type="spellEnd"/>
-                            <w:r>
-                              <w:t>" oldal előnézete</w:t>
-                            </w:r>
-                            <w:bookmarkEnd w:id="55"/>
+                            <w:bookmarkEnd w:id="41"/>
                           </w:p>
                         </w:txbxContent>
                       </wps:txbx>
@@ -9282,7 +9281,11 @@
         <w:t xml:space="preserve"> API</w:t>
       </w:r>
       <w:r>
-        <w:t>” hívás segítségével a „B</w:t>
+        <w:t>” hívás segítségével a „</w:t>
+      </w:r>
+      <w:proofErr w:type="gramStart"/>
+      <w:r>
+        <w:t>B</w:t>
       </w:r>
       <w:r>
         <w:t>ackend</w:t>
@@ -9293,6 +9296,7 @@
       <w:r>
         <w:t>-</w:t>
       </w:r>
+      <w:proofErr w:type="gramEnd"/>
       <w:r>
         <w:t>en. A másik oszlop</w:t>
       </w:r>
@@ -9354,7 +9358,19 @@
         <w:t xml:space="preserve"> API</w:t>
       </w:r>
       <w:r>
-        <w:t>” hívás segítségével  történik a „B</w:t>
+        <w:t xml:space="preserve">” hívás </w:t>
+      </w:r>
+      <w:proofErr w:type="gramStart"/>
+      <w:r>
+        <w:t>segítségével  történik</w:t>
+      </w:r>
+      <w:proofErr w:type="gramEnd"/>
+      <w:r>
+        <w:t xml:space="preserve"> a „</w:t>
+      </w:r>
+      <w:proofErr w:type="gramStart"/>
+      <w:r>
+        <w:t>B</w:t>
       </w:r>
       <w:r>
         <w:t>ackend</w:t>
@@ -9363,7 +9379,11 @@
         <w:t>”</w:t>
       </w:r>
       <w:r>
-        <w:t xml:space="preserve">-re. Minden egyes személy saját maga döntheti el, hogy ignorál-e egy blokkot vagy sem, ezzel lehetővé téve, hogy a csoportban mindenki számára külön </w:t>
+        <w:t>-</w:t>
+      </w:r>
+      <w:proofErr w:type="gramEnd"/>
+      <w:r>
+        <w:t xml:space="preserve">re. Minden egyes személy saját maga döntheti el, hogy ignorál-e egy blokkot vagy sem, ezzel lehetővé téve, hogy a csoportban mindenki számára külön </w:t>
       </w:r>
       <w:r>
         <w:t>beállítással rendelkezzen ugyan</w:t>
@@ -9523,7 +9543,7 @@
                               </w:rPr>
                             </w:pPr>
                             <w:fldSimple w:instr=" SEQ képleírás \* ARABIC ">
-                              <w:bookmarkStart w:id="57" w:name="_Toc228105901"/>
+                              <w:bookmarkStart w:id="42" w:name="_Toc228105901"/>
                               <w:r>
                                 <w:rPr>
                                   <w:noProof/>
@@ -9537,7 +9557,7 @@
                             <w:r>
                               <w:t xml:space="preserve"> részletesen megjelenítő oldal előnézete</w:t>
                             </w:r>
-                            <w:bookmarkEnd w:id="57"/>
+                            <w:bookmarkEnd w:id="42"/>
                           </w:p>
                         </w:txbxContent>
                       </wps:txbx>
@@ -9748,7 +9768,7 @@
                               </w:rPr>
                               <w:fldChar w:fldCharType="separate"/>
                             </w:r>
-                            <w:bookmarkStart w:id="59" w:name="_Toc228105902"/>
+                            <w:bookmarkStart w:id="43" w:name="_Toc228105902"/>
                             <w:r>
                               <w:rPr>
                                 <w:noProof/>
@@ -9764,7 +9784,7 @@
                             <w:r>
                               <w:t>. képleírás: A bejelentkezett felhasználók főoldalának előnézete</w:t>
                             </w:r>
-                            <w:bookmarkEnd w:id="59"/>
+                            <w:bookmarkEnd w:id="43"/>
                           </w:p>
                         </w:txbxContent>
                       </wps:txbx>
@@ -10118,6 +10138,7 @@
         <w:t>teszi, mert egyes beállításokat a „</w:t>
       </w:r>
       <w:proofErr w:type="spellStart"/>
+      <w:proofErr w:type="gramStart"/>
       <w:r>
         <w:t>localStorage</w:t>
       </w:r>
@@ -10126,6 +10147,7 @@
         <w:t>”-</w:t>
       </w:r>
       <w:proofErr w:type="spellStart"/>
+      <w:proofErr w:type="gramEnd"/>
       <w:r>
         <w:t>ba</w:t>
       </w:r>
@@ -10222,7 +10244,7 @@
                               </w:rPr>
                             </w:pPr>
                             <w:fldSimple w:instr=" SEQ képleírás \* ARABIC ">
-                              <w:bookmarkStart w:id="61" w:name="_Toc228105903"/>
+                              <w:bookmarkStart w:id="44" w:name="_Toc228105903"/>
                               <w:r>
                                 <w:rPr>
                                   <w:noProof/>
@@ -10233,15 +10255,10 @@
                             <w:r>
                               <w:t>. képleírás: A "</w:t>
                             </w:r>
-                            <w:proofErr w:type="spellStart"/>
                             <w:r>
-                              <w:t>Settings</w:t>
+                              <w:t>Settings" oldal előnézete</w:t>
                             </w:r>
-                            <w:proofErr w:type="spellEnd"/>
-                            <w:r>
-                              <w:t>" oldal előnézete</w:t>
-                            </w:r>
-                            <w:bookmarkEnd w:id="61"/>
+                            <w:bookmarkEnd w:id="44"/>
                           </w:p>
                         </w:txbxContent>
                       </wps:txbx>
@@ -10395,11 +10412,16 @@
       <w:r>
         <w:t xml:space="preserve">” keretrendszer alapvető komponense, amelyen belül </w:t>
       </w:r>
+      <w:proofErr w:type="gramStart"/>
       <w:r>
         <w:t xml:space="preserve">beágyazzuk  </w:t>
       </w:r>
       <w:r>
-        <w:t>a többi általunk</w:t>
+        <w:t>a</w:t>
+      </w:r>
+      <w:proofErr w:type="gramEnd"/>
+      <w:r>
+        <w:t xml:space="preserve"> többi általunk</w:t>
       </w:r>
       <w:r>
         <w:t xml:space="preserve"> készített modult. Ez</w:t>
@@ -10414,12 +10436,17 @@
         <w:t>a „</w:t>
       </w:r>
       <w:proofErr w:type="spellStart"/>
+      <w:proofErr w:type="gramStart"/>
       <w:r>
         <w:t>localStorage</w:t>
       </w:r>
       <w:proofErr w:type="spellEnd"/>
       <w:r>
-        <w:t>”-b</w:t>
+        <w:t>”-</w:t>
+      </w:r>
+      <w:proofErr w:type="gramEnd"/>
+      <w:r>
+        <w:t>b</w:t>
       </w:r>
       <w:r>
         <w:t>an lévő információ ellenőrzéséért. Amennyiben</w:t>
@@ -10456,6 +10483,7 @@
         <w:t xml:space="preserve"> a felhasználót a saját főoldala fogadja. Amennyiben viszont a felhasználói adatok lekérése sikertelen, akkor a korábbi „</w:t>
       </w:r>
       <w:proofErr w:type="spellStart"/>
+      <w:proofErr w:type="gramStart"/>
       <w:r>
         <w:t>localStorage</w:t>
       </w:r>
@@ -10464,6 +10492,7 @@
         <w:t>”-</w:t>
       </w:r>
       <w:proofErr w:type="spellStart"/>
+      <w:proofErr w:type="gramEnd"/>
       <w:r>
         <w:t>ba</w:t>
       </w:r>
@@ -10579,6 +10608,7 @@
         <w:t xml:space="preserve"> példányát, amelyeket szintén „</w:t>
       </w:r>
       <w:proofErr w:type="spellStart"/>
+      <w:proofErr w:type="gramStart"/>
       <w:r>
         <w:t>property</w:t>
       </w:r>
@@ -10586,6 +10616,7 @@
       <w:r>
         <w:t>”-</w:t>
       </w:r>
+      <w:proofErr w:type="gramEnd"/>
       <w:r>
         <w:t>k</w:t>
       </w:r>
@@ -10676,7 +10707,7 @@
           <w:iCs/>
         </w:rPr>
       </w:pPr>
-      <w:bookmarkStart w:id="63" w:name="_Toc228105941"/>
+      <w:bookmarkStart w:id="45" w:name="_Toc228105941"/>
       <w:r>
         <w:rPr>
           <w:i w:val="0"/>
@@ -10700,7 +10731,7 @@
         </w:rPr>
         <w:t xml:space="preserve"> fájlok:</w:t>
       </w:r>
-      <w:bookmarkEnd w:id="63"/>
+      <w:bookmarkEnd w:id="45"/>
     </w:p>
     <w:p>
       <w:pPr>
@@ -10763,7 +10794,15 @@
